--- a/paper/GeNIS_benchmark_article.docx
+++ b/paper/GeNIS_benchmark_article.docx
@@ -86,19 +86,19 @@
           <w:sz w:val="21"/>
           <w:szCs w:val="21"/>
         </w:rPr>
-        <w:t xml:space="preserve">Network intrusion detection is benchmarked on shared corpora, and the first numbers published on a new corpus tend to become its reference numbers. GeNIS, released in 2025 from an independent CyberRange capture, is at that stage. We audit and benchmark it with eleven supervised detectors and one unsupervised detector, across three feature conditions, two evaluation protocols and five seeds on the primary condition — 154 training runs with paired significance testing. Three findings generalise beyond the corpus. First, a shortcut audit cannot be built on feature-attribution scores: all eight behavioural shortcuts we identify have permutation importance below </w:t>
-      </w:r>
-      <w:r>
-        <w:rPr>
-          <w:rFonts w:ascii="Times New Roman" w:cs="Times New Roman" w:eastAsia="Times New Roman" w:hAnsi="Times New Roman"/>
-          <w:b w:val="false"/>
-          <w:bCs w:val="false"/>
-          <w:i w:val="false"/>
-          <w:iCs w:val="false"/>
+        <w:t xml:space="preserve">Network intrusion detection is benchmarked on shared corpora, and the first numbers published on a new corpus tend to become its reference numbers. GeNIS, released in 2025 from an independent CyberRange capture, is at that stage. We audit and benchmark it with eleven supervised detectors and one unsupervised detector, across three feature conditions, two evaluation protocols and five seeds on the primary condition, for a total of 154 training runs with paired significance testing. Two of our findings follow from structural properties of the data rather than from measurement alone, and therefore hold wherever those properties hold; a third is specific to the model and corpus evaluated here. First, attribution scores cannot isolate </w:t>
+      </w:r>
+      <w:r>
+        <w:rPr>
+          <w:rFonts w:ascii="Times New Roman" w:cs="Times New Roman" w:eastAsia="Times New Roman" w:hAnsi="Times New Roman"/>
+          <w:b w:val="false"/>
+          <w:bCs w:val="false"/>
+          <w:i/>
+          <w:iCs/>
           <w:sz w:val="21"/>
           <w:szCs w:val="21"/>
         </w:rPr>
-        <w:t xml:space="preserve">10⁻⁴</w:t>
+        <w:t xml:space="preserve">redundant</w:t>
       </w:r>
       <w:r>
         <w:rPr>
@@ -110,7 +110,31 @@
           <w:sz w:val="21"/>
           <w:szCs w:val="21"/>
         </w:rPr>
-        <w:t xml:space="preserve"> because they are mutually redundant, and six of them are numerically identical columns; only evaluating each feature in isolation under two protocols exposes them. Second, chronological evaluation does not neutralise a capture-schedule shortcut when attack windows are disjoint — a timestamp-only classifier still reaches 98.6% nine-class accuracy under our per-class temporal protocol, against 99.7% under a random split and a 19.4% majority-class rate — so feature exclusion, not temporal ordering, is the operative remedy. Third, a benign-trained autoencoder is anti-correlated with volumetric floods, reaching AUROC 0.0000 against PSH-ACK floods, because flood traffic reconstructs more easily than legitimate traffic. For the corpus itself, the nine-class task is saturated under a random split, where eleven model pairs are statistically indistinguishable and the leaderboard is uninterpretable; the ranking becomes meaningful only under temporal evaluation, where the FT-Transformer leads at macro-F1 0.9966 and the gradient-boosted trees that dominate the random split fall to mid-table. We release a twelve-feature blacklist, frozen splits, calibrated operating points, single-core inference cost for every detector, and the trained models, so that subsequent work on GeNIS starts from an audited protocol.</w:t>
+        <w:t xml:space="preserve"> shortcuts, by construction: permuting one copy of a repeated quantity costs a model nothing when the others carry the same information. On GeNIS this appears as permutation importance below </w:t>
+      </w:r>
+      <w:r>
+        <w:rPr>
+          <w:rFonts w:ascii="Times New Roman" w:cs="Times New Roman" w:eastAsia="Times New Roman" w:hAnsi="Times New Roman"/>
+          <w:b w:val="false"/>
+          <w:bCs w:val="false"/>
+          <w:i w:val="false"/>
+          <w:iCs w:val="false"/>
+          <w:sz w:val="21"/>
+          <w:szCs w:val="21"/>
+        </w:rPr>
+        <w:t xml:space="preserve">10⁻⁴</w:t>
+      </w:r>
+      <w:r>
+        <w:rPr>
+          <w:rFonts w:ascii="Times New Roman" w:cs="Times New Roman" w:eastAsia="Times New Roman" w:hAnsi="Times New Roman"/>
+          <w:b w:val="false"/>
+          <w:bCs w:val="false"/>
+          <w:i w:val="false"/>
+          <w:iCs w:val="false"/>
+          <w:sz w:val="21"/>
+          <w:szCs w:val="21"/>
+        </w:rPr>
+        <w:t xml:space="preserve"> for all eight behavioural shortcuts we identify, six of which are numerically identical columns. Evaluating each feature in isolation under two protocols exposes them. Second, when attack windows are disjoint, no split that respects capture order can neutralise a capture-schedule shortcut, since the windows separate as cleanly inside the training partition as across the split. On GeNIS a timestamp-only classifier still reaches 98.6% nine-class accuracy under our per-class temporal protocol, against 99.7% under a random split and a 19.4% majority-class rate, so feature exclusion is required in addition to temporal ordering. Third, the benign-trained autoencoder evaluated here is anti-correlated with volumetric floods on GeNIS, reaching AUROC 0.0000 against PSH-ACK floods, which we attribute to flood traffic reconstructing more easily than legitimate traffic in this corpus. For the corpus itself, the nine-class task is saturated under a random split, where eleven model pairs are statistically indistinguishable and the leaderboard is uninterpretable; the ranking becomes meaningful only under temporal evaluation, where the FT-Transformer leads at macro-F1 0.9966 and the gradient-boosted trees that dominate the random split fall to mid-table. We release a twelve-feature blacklist, frozen splits, calibrated operating points, single-core inference cost for every detector, and the trained models, so that subsequent work on GeNIS starts from an audited protocol.</w:t>
       </w:r>
     </w:p>
     <w:p>
@@ -280,7 +304,7 @@
           <w:sz w:val="22"/>
           <w:szCs w:val="22"/>
         </w:rPr>
-        <w:t xml:space="preserve">. Attack families occupy narrow, mutually disjoint windows of the capture, so position in time is very nearly a label. Two consequences drive the paper. First, any feature correlated with capture position is a shortcut, and the standard tools for finding shortcuts cannot see the ones GeNIS contains. Second, the standard remedy — chronological evaluation — is insufficient here for a structural reason: because the windows are disjoint, a per-class temporal split still leaves the timestamp probe at 98.6%.</w:t>
+        <w:t xml:space="preserve">. Attack families occupy narrow, mutually disjoint windows of the capture, so position in time is very nearly a label. Two consequences drive the paper. First, any feature correlated with capture position is a shortcut, and the standard tools for finding shortcuts cannot see the ones GeNIS contains. Second, the standard remedy, chronological evaluation, is insufficient here for a structural reason: because the windows are disjoint, a per-class temporal split still leaves the timestamp probe at 98.6%.</w:t>
       </w:r>
     </w:p>
     <w:p>
@@ -298,7 +322,7 @@
           <w:sz w:val="22"/>
           <w:szCs w:val="22"/>
         </w:rPr>
-        <w:t xml:space="preserve">We therefore benchmark eleven supervised detectors — a majority baseline, logistic regression, Gaussian naive Bayes, </w:t>
+        <w:t xml:space="preserve">We therefore benchmark eleven supervised detectors (a majority baseline, logistic regression, Gaussian naive Bayes, </w:t>
       </w:r>
       <w:r>
         <w:rPr>
@@ -322,7 +346,7 @@
           <w:sz w:val="22"/>
           <w:szCs w:val="22"/>
         </w:rPr>
-        <w:t xml:space="preserve">-NN, random forest, XGBoost, LightGBM, the RNN, CNN and DNN architectures of our earlier comparative study [7], whose provenance on this corpus the present paper records, and an FT-Transformer — together with a benign-trained autoencoder, under a frozen protocol: scaler fitted on the training split only, natural class distribution preserved (7.42% benign traffic), five seeds, a declared hyperparameter budget with a tuned second arm, and paired significance testing. On that common basis we run the shortcut audit, measure calibration and single-core inference cost, and repeat the study across all four aggregation intervals.</w:t>
+        <w:t xml:space="preserve">-NN, random forest, XGBoost, LightGBM, the RNN, CNN and DNN architectures of our earlier comparative study [7], whose provenance on this corpus the present paper records, and an FT-Transformer), together with a benign-trained autoencoder, under a frozen protocol: scaler fitted on the training split only, natural class distribution preserved (7.42% benign traffic), five seeds, a declared hyperparameter budget with a tuned second arm, and paired significance testing. On that common basis we run the shortcut audit, measure calibration and single-core inference cost, and repeat the study across all four aggregation intervals.</w:t>
       </w:r>
     </w:p>
     <w:p>
@@ -381,7 +405,7 @@
           <w:sz w:val="22"/>
           <w:szCs w:val="22"/>
         </w:rPr>
-        <w:t xml:space="preserve">, and the demonstration that attribution-based auditing cannot substitute for it: the eight behavioural shortcuts it finds all have permutation importance below </w:t>
+        <w:t xml:space="preserve">, and the demonstration that attribution-based auditing does not substitute for it where shortcuts are redundant: on GeNIS, the eight behavioural shortcuts it finds all have permutation importance below </w:t>
       </w:r>
       <w:r>
         <w:rPr>
@@ -440,7 +464,7 @@
           <w:sz w:val="22"/>
           <w:szCs w:val="22"/>
         </w:rPr>
-        <w:t xml:space="preserve"> on corpora whose attack windows are disjoint, quantified by a timestamp probe that survives a per-class temporal protocol at 98.6%.</w:t>
+        <w:t xml:space="preserve"> once attack windows are disjoint, a condition we verify on GeNIS and quantify with a timestamp probe that survives a per-class temporal protocol at 98.6%.</w:t>
       </w:r>
     </w:p>
     <w:p>
@@ -475,7 +499,7 @@
           <w:sz w:val="22"/>
           <w:szCs w:val="22"/>
         </w:rPr>
-        <w:t xml:space="preserve"> of eleven supervised detectors under the natural distribution, showing that the stratified task is saturated — eleven model pairs are not significantly different — and that the ranking is interpretable only under temporal evaluation.</w:t>
+        <w:t xml:space="preserve"> of eleven supervised detectors under the natural distribution, showing that the stratified task is saturated, with eleven model pairs not significantly different, and that the ranking is interpretable only under temporal evaluation.</w:t>
       </w:r>
     </w:p>
     <w:p>
@@ -498,19 +522,19 @@
           <w:sz w:val="22"/>
           <w:szCs w:val="22"/>
         </w:rPr>
-        <w:t xml:space="preserve">A negative result on reconstruction-based anomaly detection</w:t>
-      </w:r>
-      <w:r>
-        <w:rPr>
-          <w:rFonts w:ascii="Times New Roman" w:cs="Times New Roman" w:eastAsia="Times New Roman" w:hAnsi="Times New Roman"/>
-          <w:b w:val="false"/>
-          <w:bCs w:val="false"/>
-          <w:i w:val="false"/>
-          <w:iCs w:val="false"/>
-          <w:sz w:val="22"/>
-          <w:szCs w:val="22"/>
-        </w:rPr>
-        <w:t xml:space="preserve">: AUROC 0.4164 overall and 0.0000 against PSH-ACK floods, because volumetric attacks reconstruct better than legitimate traffic.</w:t>
+        <w:t xml:space="preserve">A negative result for the benign-trained autoencoder evaluated here</w:t>
+      </w:r>
+      <w:r>
+        <w:rPr>
+          <w:rFonts w:ascii="Times New Roman" w:cs="Times New Roman" w:eastAsia="Times New Roman" w:hAnsi="Times New Roman"/>
+          <w:b w:val="false"/>
+          <w:bCs w:val="false"/>
+          <w:i w:val="false"/>
+          <w:iCs w:val="false"/>
+          <w:sz w:val="22"/>
+          <w:szCs w:val="22"/>
+        </w:rPr>
+        <w:t xml:space="preserve">: AUROC 0.4164 overall and 0.0000 against PSH-ACK floods on GeNIS, because volumetric attacks reconstruct better than legitimate traffic in this corpus.</w:t>
       </w:r>
     </w:p>
     <w:p>
@@ -545,7 +569,7 @@
           <w:sz w:val="22"/>
           <w:szCs w:val="22"/>
         </w:rPr>
-        <w:t xml:space="preserve"> — blacklist, frozen splits, hyperparameter configurations, trained models, and the scripts regenerating every figure and table — intended as the reference protocol for subsequent work on GeNIS.</w:t>
+        <w:t xml:space="preserve"> (blacklist, frozen splits, hyperparameter configurations, trained models, and the scripts regenerating every figure and table), intended as the reference protocol for subsequent work on GeNIS.</w:t>
       </w:r>
     </w:p>
     <w:p>
@@ -617,7 +641,7 @@
           <w:sz w:val="22"/>
           <w:szCs w:val="22"/>
         </w:rPr>
-        <w:t xml:space="preserve">Doubts about how faithfully laboratory corpora measure intrusion detection predate deep learning: Sommer and Paxson's classic analysis already warned that closed-world evaluations reward properties of the data rather than of the detector [8]. The subsequent decade validated the warning on the field's main reference. CICIDS2017 [9] became the de facto benchmark, and was then shown to carry defects at every level of its production: errors in the CICFlowMeter feature extractor and in the labels themselves [1], an error prevalence material enough to change reported performance [2], and further labelling mistakes whose correction significantly alters detection results [3]. Meanwhile, the most-cited benchmark on that corpus [10] — ten supervised and unsupervised algorithms compared on accuracy, F1 and training/testing time — predates the shortcut-learning literature and evaluates under random splits without a leakage or temporal audit, so its reference numbers inherit whatever artefacts the corpus carries. The lesson is not that testbed corpora or model-zoo benchmarks are useless; it is that a corpus's first years of use fix the community's reference numbers, so the audit of a new corpus is most valuable </w:t>
+        <w:t xml:space="preserve">Doubts about how faithfully laboratory corpora measure intrusion detection predate deep learning: Sommer and Paxson's classic analysis already warned that closed-world evaluations reward properties of the data rather than of the detector [8]. The subsequent decade validated the warning on the field's main reference. CICIDS2017 [9] became the de facto benchmark, and was then shown to carry defects at every level of its production: errors in the CICFlowMeter feature extractor and in the labels themselves [1], an error prevalence material enough to change reported performance [2], and further labelling mistakes whose correction significantly alters detection results [3]. Meanwhile, the most-cited benchmark on that corpus [10], which compares ten supervised and unsupervised algorithms on accuracy, F1 and training/testing time, predates the shortcut-learning literature and evaluates under random splits without a leakage or temporal audit, so its reference numbers inherit whatever artefacts the corpus carries. The lesson is not that testbed corpora or model-zoo benchmarks are useless; it is that a corpus's first years of use fix the community's reference numbers, so the audit of a new corpus is most valuable </w:t>
       </w:r>
       <w:r>
         <w:rPr>
@@ -641,7 +665,7 @@
           <w:sz w:val="22"/>
           <w:szCs w:val="22"/>
         </w:rPr>
-        <w:t xml:space="preserve"> a literature accumulates on it. GeNIS [4] is exactly at that stage: captured in February 2025 on an Airbus CyberRange simulation of a small and medium-sized enterprise network, exported at four aggregation intervals with the HERA tool [5], built on the Argus flow exporter, and released with raw packets so that alternative feature extractions remain possible — a design choice motivated by the observation that the exporter itself materially affects downstream model performance [11]. Its authors' companion study [6] validates binary and multiclass classification with five feature-selection methods over tree ensembles and deep networks, and stands as the official baseline this paper is anchored to.</w:t>
+        <w:t xml:space="preserve"> a literature accumulates on it. GeNIS [4] is exactly at that stage: captured in February 2025 on an Airbus CyberRange simulation of a small and medium-sized enterprise network, exported at four aggregation intervals with the HERA tool [5], built on the Argus flow exporter, and released with raw packets so that alternative feature extractions remain possible, a design choice motivated by the observation that the exporter itself materially affects downstream model performance [11]. Its authors' companion study [6] validates binary and multiclass classification with five feature-selection methods over tree ensembles and deep networks, and stands as the official baseline this paper is anchored to.</w:t>
       </w:r>
     </w:p>
     <w:p>
@@ -701,7 +725,7 @@
           <w:sz w:val="22"/>
           <w:szCs w:val="22"/>
         </w:rPr>
-        <w:t xml:space="preserve"> [12], and security is a domain where the stakes of the confusion are highest. Arp et al. catalogue the recurring pitfalls of security ML — sampling bias, spurious correlations, data snooping — and find them endemic in published work [13]. Two lines are directly upstream of ours. TESSERACT demonstrated that ignoring temporal structure inflates malware-classification results, and argued for chronologically consistent splits as a validity requirement rather than a robustness extra [14]. Closer to network flows, D'hooge et al. established the contaminating effect of metadata features in NIDS models: the destination port alone separates ten state-of-the-art IDS datasets at 70–100% accuracy, so any model given that feature learns a dataset artefact rather than traffic behaviour [15]. Our audit extends this programme along three axes: from metadata to </w:t>
+        <w:t xml:space="preserve"> [12], and security is a domain where the stakes of the confusion are highest. Arp et al. catalogue the recurring pitfalls of security ML (sampling bias, spurious correlations, data snooping) and find them endemic in published work [13]. Two lines are directly upstream of ours. TESSERACT demonstrated that ignoring temporal structure inflates malware-classification results, and argued for chronologically consistent splits as a validity requirement rather than a robustness extra [14]. Closer to network flows, D'hooge et al. established the contaminating effect of metadata features in NIDS models: the destination port alone separates ten state-of-the-art IDS datasets at 70–100% accuracy, so any model given that feature learns a dataset artefact rather than traffic behaviour [15]. Our audit extends this programme along three axes: from metadata to </w:t>
       </w:r>
       <w:r>
         <w:rPr>
@@ -815,7 +839,7 @@
           <w:sz w:val="22"/>
           <w:szCs w:val="22"/>
         </w:rPr>
-        <w:t xml:space="preserve">The authors' baseline deserves a precise description, because this paper builds on it rather than competing with it, and several of its choices are already careful ones. Silva et al. combine five feature-selection methods (information gain, chi-squared, recursive feature elimination, mean absolute deviation, dispersion ratio) into a single ranking, retain the 16 highest-scoring features, and train three tree ensembles (RF, XGB, LGBM) and two neural networks (LSTM, MLP) with grid-searched hyperparameters under 5-fold cross-validation. They evaluate under the natural class distribution (7.37% benign), report training, per-epoch and inference times alongside detection metrics, deliberately exclude topology-bound features — IP, MAC and VLAN identifiers, and the HERA-specific </w:t>
+        <w:t xml:space="preserve">The authors' baseline deserves a precise description, because this paper builds on it rather than competing with it, and several of its choices are already careful ones. Silva et al. combine five feature-selection methods (information gain, chi-squared, recursive feature elimination, mean absolute deviation, dispersion ratio) into a single ranking, retain the 16 highest-scoring features, and train three tree ensembles (RF, XGB, LGBM) and two neural networks (LSTM, MLP) with grid-searched hyperparameters under 5-fold cross-validation. They evaluate under the natural class distribution (7.37% benign), report training, per-epoch and inference times alongside detection metrics, deliberately exclude topology-bound features (IP, MAC and VLAN identifiers, and the HERA-specific </w:t>
       </w:r>
       <w:r>
         <w:rPr>
@@ -863,7 +887,7 @@
           <w:sz w:val="22"/>
           <w:szCs w:val="22"/>
         </w:rPr>
-        <w:t xml:space="preserve"> counters — and use SHAP to check which feature families drive predictions. They close by flagging a concern they do not pursue: the models show an “overreliance on traffic volume or packet counts”.</w:t>
+        <w:t xml:space="preserve"> counters), and use SHAP to check which feature families drive predictions. They close by flagging a concern they do not pursue: the models show an “overreliance on traffic volume or packet counts”.</w:t>
       </w:r>
     </w:p>
     <w:p>
@@ -905,7 +929,7 @@
           <w:sz w:val="22"/>
           <w:szCs w:val="22"/>
         </w:rPr>
-        <w:t xml:space="preserve"> taxonomy — four classes (benign, DoS, reconnaissance, brute force) — whereas we evaluate the nine-class </w:t>
+        <w:t xml:space="preserve"> taxonomy, with four classes (benign, DoS, reconnaissance, brute force), whereas we evaluate the nine-class </w:t>
       </w:r>
       <w:r>
         <w:rPr>
@@ -929,7 +953,7 @@
           <w:sz w:val="22"/>
           <w:szCs w:val="22"/>
         </w:rPr>
-        <w:t xml:space="preserve"> task, which requires separating five denial-of-service families from one another rather than pooling them. Second, evaluation rests on a single stratified split with no repetition, so no confidence interval or significance test accompanies the reported differences. Third, only the 60-second interval is used, leaving the effect of flow aggregation unmeasured. Fourth, and most consequentially for a corpus whose attack windows are disjoint in capture time (Section 3.1), the protocol is a random split with no temporal evaluation and no test for whether retained features encode capture position rather than traffic behaviour — the audit that this paper supplies, and which turns their own SHAP-based concern into a measurement. Table 1 situates these dimensions.</w:t>
+        <w:t xml:space="preserve"> task, which requires separating five denial-of-service families from one another rather than pooling them. Second, evaluation rests on a single stratified split with no repetition, so no confidence interval or significance test accompanies the reported differences. Third, only the 60-second interval is used, leaving the effect of flow aggregation unmeasured. Fourth, and most consequentially for a corpus whose attack windows are disjoint in capture time (Section 3.1), the protocol is a random split with no temporal evaluation and no test for whether retained features encode capture position rather than traffic behaviour. That audit is what this paper supplies, and it turns their own SHAP-based concern into a measurement. Table 1 situates these dimensions.</w:t>
       </w:r>
     </w:p>
     <w:p>
@@ -3467,7 +3491,7 @@
           <w:sz w:val="22"/>
           <w:szCs w:val="22"/>
         </w:rPr>
-        <w:t xml:space="preserve">. Benign traffic was generated by the Benign User Profiler [25] under three profiles — office-user activity, system administration, and passive background traffic — while the malicious traffic realises eight sequential attack scenarios, each following the same kill-chain skeleton (DNS resolution, Nmap scanning, then the terminal action): five denial-of-service floods against the DMZ web server (Hulk, Slowloris via Metasploit, and UDP/ICMP/PSH-ACK floods via </w:t>
+        <w:t xml:space="preserve">. Benign traffic was generated by the Benign User Profiler [25] under three profiles (office-user activity, system administration, and passive background traffic), while the malicious traffic realises eight sequential attack scenarios, each following the same kill-chain skeleton (DNS resolution, Nmap scanning, then the terminal action): five denial-of-service floods against the DMZ web server (Hulk, Slowloris via Metasploit, and UDP/ICMP/PSH-ACK floods via </w:t>
       </w:r>
       <w:r>
         <w:rPr>
@@ -3491,7 +3515,7 @@
           <w:sz w:val="22"/>
           <w:szCs w:val="22"/>
         </w:rPr>
-        <w:t xml:space="preserve">) and three credential brute-force attacks (SMB, SSH, and combined SSH+FTP) using Hydra with a 10,000-password dictionary. The raw packets (37.7 million) were aggregated into labelled flows by the HERA exporter [5], built on Argus, at four flow intervals — 5, 10, 30 and 60 seconds — yielding from 338,820 flows at the coarsest interval to 2.77 million at the finest, each carrying hierarchical labels (binary, category, subcategory).</w:t>
+        <w:t xml:space="preserve">) and three credential brute-force attacks (SMB, SSH, and combined SSH+FTP) using Hydra with a 10,000-password dictionary. The raw packets (37.7 million) were aggregated into labelled flows by the HERA exporter [5], built on Argus, at four flow intervals of 5, 10, 30 and 60 seconds, yielding from 338,820 flows at the coarsest interval to 2.77 million at the finest, each carrying hierarchical labels (binary, category, subcategory).</w:t>
       </w:r>
     </w:p>
     <w:p>
@@ -3881,7 +3905,7 @@
           <w:sz w:val="22"/>
           <w:szCs w:val="22"/>
         </w:rPr>
-        <w:t xml:space="preserve"> relative to the descriptor's Table 12 (8,283 released versus 10,286 reported). The same discrepancy is present at every interval — 32,590 flows at 5 s, 32,051 at 10 s and 30,481 at 30 s — of which the constant 27,733 reconnaissance flows are the larger part. Table 4 reports our recounts. All figures in this paper come from the released files, and we state the released counts rather than the documented ones wherever the two disagree.</w:t>
+        <w:t xml:space="preserve"> relative to the descriptor's Table 12 (8,283 released versus 10,286 reported). The same discrepancy is present at every interval (32,590 flows at 5 s, 32,051 at 10 s and 30,481 at 30 s), of which the constant 27,733 reconnaissance flows are the larger part. Table 4 reports our recounts. All figures in this paper come from the released files, and we state the released counts rather than the documented ones wherever the two disagree.</w:t>
       </w:r>
     </w:p>
     <w:p>
@@ -3965,7 +3989,7 @@
           <w:sz w:val="22"/>
           <w:szCs w:val="22"/>
         </w:rPr>
-        <w:t xml:space="preserve">, and each attack family occupies narrow, mutually disjoint windows within the attack days (Figure 1). Three consequences structure the rest of this paper. (i) Any feature correlated with position in the capture — timestamps, but also exporter counters — is a class-revealing shortcut, which motivates the audit of Section 6. (ii) A </w:t>
+        <w:t xml:space="preserve">, and each attack family occupies narrow, mutually disjoint windows within the attack days (Figure 1). Three consequences structure the rest of this paper. (i) Any feature correlated with position in the capture, whether a timestamp or an exporter counter, is a class-revealing shortcut, which motivates the audit of Section 6. (ii) A </w:t>
       </w:r>
       <w:r>
         <w:rPr>
@@ -3989,7 +4013,7 @@
           <w:sz w:val="22"/>
           <w:szCs w:val="22"/>
         </w:rPr>
-        <w:t xml:space="preserve"> chronological split is degenerate: the final portion of the capture contains only attack blocks never seen in training, so every model scores near zero — a measurement of the schedule, not of generalisation (we report it as such). (iii) Temporal evaluation must therefore be </w:t>
+        <w:t xml:space="preserve"> chronological split is degenerate: the final portion of the capture contains only attack blocks never seen in training, so every model scores near zero. That figure measures the schedule, not generalisation, and we report it as such. (iii) Temporal evaluation must therefore be </w:t>
       </w:r>
       <w:r>
         <w:rPr>
@@ -4853,7 +4877,7 @@
           <w:sz w:val="22"/>
           <w:szCs w:val="22"/>
         </w:rPr>
-        <w:t xml:space="preserve"> behavioural features, not a shortlist — Section 6.2 shows why any shortlist derived from attribution scores would have been empty.</w:t>
+        <w:t xml:space="preserve"> behavioural features, not a shortlist, because Section 6.2 shows why any shortlist derived from attribution scores would have been empty.</w:t>
       </w:r>
     </w:p>
     <w:p>
@@ -5399,7 +5423,7 @@
           <w:sz w:val="22"/>
           <w:szCs w:val="22"/>
         </w:rPr>
-        <w:t xml:space="preserve"> as published in our prior comparative study [7] and reused in the companion system paper — SimpleRNN(64) </w:t>
+        <w:t xml:space="preserve"> as published in our prior comparative study [7] and reused in the companion system paper: SimpleRNN(64) </w:t>
       </w:r>
       <w:r>
         <w:rPr>
@@ -5495,7 +5519,7 @@
           <w:sz w:val="22"/>
           <w:szCs w:val="22"/>
         </w:rPr>
-        <w:t xml:space="preserve"> Dense(64) — so that this benchmark also serves as the provenance record for those detectors. To these we add an </w:t>
+        <w:t xml:space="preserve"> Dense(64). This benchmark therefore also serves as the provenance record for those detectors. To these we add an </w:t>
       </w:r>
       <w:r>
         <w:rPr>
@@ -5909,7 +5933,7 @@
           <w:sz w:val="22"/>
           <w:szCs w:val="22"/>
         </w:rPr>
-        <w:t xml:space="preserve">Two consequences follow. First, a leaderboard computed on this corpus under a random split carries almost no information: the top group is statistically indistinguishable, and reporting a winner would be reporting noise. Second, the discriminating power of the benchmark must come from somewhere other than the stratified accuracy — which is what the remaining subsections supply.</w:t>
+        <w:t xml:space="preserve">Two consequences follow. First, a leaderboard computed on this corpus under a random split carries almost no information: the top group is statistically indistinguishable, and reporting a winner would be reporting noise. Second, the discriminating power of the benchmark must come from somewhere other than the stratified accuracy, which is what the remaining subsections supply.</w:t>
       </w:r>
     </w:p>
     <w:p>
@@ -10203,7 +10227,7 @@
           <w:sz w:val="22"/>
           <w:szCs w:val="22"/>
         </w:rPr>
-        <w:t xml:space="preserve">. The reason is structural. Because each class occupies narrow, mutually disjoint windows (Figure 1), the capture interval immediately following a class's training window still belongs to that class, so a tree extrapolating from the training range continues to predict correctly. </w:t>
+        <w:t xml:space="preserve">. The reason is structural. Because each class occupies narrow, mutually disjoint windows (Figure 1), the capture interval immediately following a class's training window still belongs to that class, so a tree extrapolating from the training range continues to predict correctly. The conclusion is therefore deductive rather than observed: </w:t>
       </w:r>
       <w:r>
         <w:rPr>
@@ -10215,19 +10239,19 @@
           <w:sz w:val="22"/>
           <w:szCs w:val="22"/>
         </w:rPr>
-        <w:t xml:space="preserve">No time-based split can neutralise a shortcut whose classes are temporally disjoint.</w:t>
-      </w:r>
-      <w:r>
-        <w:rPr>
-          <w:rFonts w:ascii="Times New Roman" w:cs="Times New Roman" w:eastAsia="Times New Roman" w:hAnsi="Times New Roman"/>
-          <w:b w:val="false"/>
-          <w:bCs w:val="false"/>
-          <w:i w:val="false"/>
-          <w:iCs w:val="false"/>
-          <w:sz w:val="22"/>
-          <w:szCs w:val="22"/>
-        </w:rPr>
-        <w:t xml:space="preserve"> This matters beyond GeNIS: the standard advice to adopt chronological evaluation [14] is necessary but, on corpora generated one attack at a time, not sufficient. Excluding the offending features is what does the work here, which is what makes the blacklist an artefact rather than a formality.</w:t>
+        <w:t xml:space="preserve">no split that respects capture order neutralises a shortcut whose classes occupy disjoint windows</w:t>
+      </w:r>
+      <w:r>
+        <w:rPr>
+          <w:rFonts w:ascii="Times New Roman" w:cs="Times New Roman" w:eastAsia="Times New Roman" w:hAnsi="Times New Roman"/>
+          <w:b w:val="false"/>
+          <w:bCs w:val="false"/>
+          <w:i w:val="false"/>
+          <w:iCs w:val="false"/>
+          <w:sz w:val="22"/>
+          <w:szCs w:val="22"/>
+        </w:rPr>
+        <w:t xml:space="preserve">. Its antecedent is a checkable property of a corpus, not an assumption about corpora in general, and on GeNIS we verify it directly (Figure 1). Where it holds, the standard advice to adopt chronological evaluation [14] is necessary but not sufficient. Excluding the offending features is what does the work here, which is what makes the blacklist an artefact rather than a formality.</w:t>
       </w:r>
     </w:p>
     <w:p>
@@ -10327,7 +10351,7 @@
           <w:sz w:val="22"/>
           <w:szCs w:val="22"/>
         </w:rPr>
-        <w:t xml:space="preserve"> — a range that overlaps the most predictive </w:t>
+        <w:t xml:space="preserve">, a range that overlaps the most predictive </w:t>
       </w:r>
       <w:r>
         <w:rPr>
@@ -10423,7 +10447,7 @@
           <w:sz w:val="22"/>
           <w:szCs w:val="22"/>
         </w:rPr>
-        <w:t xml:space="preserve">: permuting one costs nothing when the others carry the same information. The duplicate check makes this concrete: </w:t>
+        <w:t xml:space="preserve">: permuting one copy costs the model nothing when the others carry the same information. This is a known property of attribution under dependent predictors rather than a peculiarity of our setting: importance is diluted across correlated features, and the effect is strongest when the correlation is perfect [26, 27]. The duplicate check makes this concrete: </w:t>
       </w:r>
       <w:r>
         <w:rPr>
@@ -10609,7 +10633,7 @@
           <w:sz w:val="22"/>
           <w:szCs w:val="22"/>
         </w:rPr>
-        <w:t xml:space="preserve">This is the central methodological finding of the paper. A shortcut audit built on attribution scores — the natural design, and the one the corpus baseline's SHAP analysis approximates [6] — would have found </w:t>
+        <w:t xml:space="preserve">This is the central methodological finding of the paper. A shortcut audit built on attribution scores is the natural design, and the one the corpus baseline's SHAP analysis approximates [6]; on GeNIS it would have ranked </w:t>
       </w:r>
       <w:r>
         <w:rPr>
@@ -10633,7 +10657,7 @@
           <w:sz w:val="22"/>
           <w:szCs w:val="22"/>
         </w:rPr>
-        <w:t xml:space="preserve"> of these eight features. Only evaluating each feature in isolation, under two protocols, exposes them. It also explains why that baseline could flag an “overreliance on traffic volume or packet counts” without being able to localise it.</w:t>
+        <w:t xml:space="preserve"> of these eight features as important. Evaluating each feature in isolation under two protocols exposes them. A duplicate-column check exposes six of the eight independently, and we recommend running both, since the transferability scan alone gives no reason to inspect the released files for repeated columns. This also explains why that baseline could flag an “overreliance on traffic volume or packet counts” without being able to localise it.</w:t>
       </w:r>
     </w:p>
     <w:p>
@@ -10823,7 +10847,7 @@
           <w:sz w:val="22"/>
           <w:szCs w:val="22"/>
         </w:rPr>
-        <w:t xml:space="preserve"> — </w:t>
+        <w:t xml:space="preserve">, covering </w:t>
       </w:r>
       <w:r>
         <w:rPr>
@@ -10967,7 +10991,7 @@
           <w:sz w:val="22"/>
           <w:szCs w:val="22"/>
         </w:rPr>
-        <w:t xml:space="preserve">, </w:t>
+        <w:t xml:space="preserve"> and </w:t>
       </w:r>
       <w:r>
         <w:rPr>
@@ -10991,7 +11015,7 @@
           <w:sz w:val="22"/>
           <w:szCs w:val="22"/>
         </w:rPr>
-        <w:t xml:space="preserve"> — is a grey zone in which features lose roughly a third of their standalone power across protocols without meeting the exclusion rule; Section 8 treats the sensitivity of our conclusions to that choice.</w:t>
+        <w:t xml:space="preserve">, is a grey zone in which features lose roughly a third of their standalone power across protocols without meeting the exclusion rule; Section 8 treats the sensitivity of our conclusions to that choice.</w:t>
       </w:r>
     </w:p>
     <w:p>
@@ -14584,7 +14608,7 @@
           <w:sz w:val="22"/>
           <w:szCs w:val="22"/>
         </w:rPr>
-        <w:t xml:space="preserve"> condition is measured on a single seed and their seed dispersion is of the same order, so we do not read that as a reliable gain. The shortcuts were redundant with legitimate behavioural signal, so removing them does not remove the ability to classify — it removes the ability to classify </w:t>
+        <w:t xml:space="preserve"> condition is measured on a single seed and their seed dispersion is of the same order, so we do not read that as a reliable gain. The shortcuts were redundant with legitimate behavioural signal, so removing them does not remove the ability to classify; it removes the ability to classify </w:t>
       </w:r>
       <w:r>
         <w:rPr>
@@ -14794,7 +14818,7 @@
           <w:sz w:val="22"/>
           <w:szCs w:val="22"/>
         </w:rPr>
-        <w:t xml:space="preserve">. The gradient-boosted models that are unbeatable under a random split are mid-table once evaluation respects time, and a linear model outranks them. Because the stratified top group is statistically indistinguishable (Section 6.1), the temporal column is the only part of Table 2 that supports a ranking at all.</w:t>
+        <w:t xml:space="preserve">. The gradient-boosted models that are unbeatable under a random split fall to mid-table under the per-class temporal protocol, and a linear model outranks them on this corpus. Because the stratified top group is statistically indistinguishable (Section 6.1), the temporal column is the only part of Table 2 that supports a ranking at all.</w:t>
       </w:r>
     </w:p>
     <w:p>
@@ -14980,7 +15004,7 @@
           <w:sz w:val="22"/>
           <w:szCs w:val="22"/>
         </w:rPr>
-        <w:t xml:space="preserve">The benign share falls monotonically as the aggregation window shrinks — 7.42% at 60 s, 5.16% at 30 s, 2.38% at 10 s, 1.45% at 5 s — while the flow count grows from 338 820 to 2 773 578 (Table 4). Accuracy is therefore not comparable across intervals, and neither are false-positive rates.</w:t>
+        <w:t xml:space="preserve">The benign share falls monotonically as the aggregation window shrinks, from 7.42% at 60 s to 5.16% at 30 s, 2.38% at 10 s and 1.45% at 5 s, while the flow count grows from 338 820 to 2 773 578 (Table 4). Accuracy is therefore not comparable across intervals, and neither are false-positive rates.</w:t>
       </w:r>
     </w:p>
     <w:p>
@@ -15238,7 +15262,7 @@
           <w:sz w:val="22"/>
           <w:szCs w:val="22"/>
         </w:rPr>
-        <w:t xml:space="preserve"> at 5 s, with false-positive rates of 34% and 39% at the two shortest intervals. Aggregation is doing work that the dense network cannot do for itself, and an evaluation conducted only at 60 s — as in the corpus baseline — would report the neural and tree families as equivalent when they are not.</w:t>
+        <w:t xml:space="preserve"> at 5 s, with false-positive rates of 34% and 39% at the two shortest intervals. Aggregation is doing work that the dense network cannot do for itself, and an evaluation conducted only at 60 s, as in the corpus baseline, would report the neural and tree families as equivalent when they are not.</w:t>
       </w:r>
     </w:p>
     <w:p>
@@ -17501,7 +17525,7 @@
           <w:sz w:val="24"/>
           <w:szCs w:val="24"/>
         </w:rPr>
-        <w:t xml:space="preserve">6.5 Calibration is already solved, and tuning changes almost nothing</w:t>
+        <w:t xml:space="preserve">6.5 Calibration has nothing to repair on the saturated task, and tuning changes almost nothing</w:t>
       </w:r>
     </w:p>
     <w:p>
@@ -17639,7 +17663,7 @@
           <w:sz w:val="22"/>
           <w:szCs w:val="22"/>
         </w:rPr>
-        <w:t xml:space="preserve">), the familiar failure of a single-parameter correction applied to a model whose errors are not a uniform over-confidence. On a task this saturated the confidences are already well ordered, and calibration has nothing left to repair — a negative result worth recording, since calibration is routinely recommended without checking whether it is needed. The fitted temperatures for the tree ensembles are far below one (</w:t>
+        <w:t xml:space="preserve">), the familiar failure of a single-parameter correction applied to a model whose errors are not a uniform over-confidence. On this saturated benchmark the confidences are already well ordered, and calibration has little left to repair. We record that as a negative result, since calibration is routinely recommended without checking whether it is needed; Section 8 notes that we measure it under the stratified protocol only. The fitted temperatures for the tree ensembles are far below one (</w:t>
       </w:r>
       <w:r>
         <w:rPr>
@@ -17939,7 +17963,7 @@
           <w:sz w:val="22"/>
           <w:szCs w:val="22"/>
         </w:rPr>
-        <w:t xml:space="preserve"> despite no validation gain at all. Selecting on a single validation split, then retraining across five seeds, is enough to invert the sign of a small effect — a reminder that the guarantee “trial 0 is the default configuration” holds only for the quantity being optimised. Second, and despite this, the ranking of Table 2 is unchanged by tuning, which is the question a tuned arm exists to answer: the ordering is not an artefact of default settings.</w:t>
+        <w:t xml:space="preserve"> despite no validation gain at all. Selecting on a single validation split, then retraining across five seeds, is enough to invert the sign of a small effect, a reminder that the guarantee “trial 0 is the default configuration” holds only for the quantity being optimised. Second, and despite this, the ranking of Table 2 is unchanged by tuning, which is the question a tuned arm exists to answer: the ordering is not an artefact of default settings.</w:t>
       </w:r>
     </w:p>
     <w:p>
@@ -18079,7 +18103,7 @@
           <w:sz w:val="18"/>
           <w:szCs w:val="18"/>
         </w:rPr>
-        <w:t xml:space="preserve">: validation macro-F1 gain from tuning — Section 6.5 notes where it fails to transfer to the test partition.</w:t>
+        <w:t xml:space="preserve">: validation macro-F1 gain from tuning; Section 6.5 notes where it fails to transfer to the test partition.</w:t>
       </w:r>
     </w:p>
     <w:tbl>
@@ -21093,7 +21117,7 @@
           <w:sz w:val="24"/>
           <w:szCs w:val="24"/>
         </w:rPr>
-        <w:t xml:space="preserve">6.6 Reconstruction-based anomaly detection fails, and fails informatively</w:t>
+        <w:t xml:space="preserve">6.6 The benign-trained autoencoder fails, and fails informatively</w:t>
       </w:r>
     </w:p>
     <w:p>
@@ -21207,7 +21231,7 @@
           <w:sz w:val="22"/>
           <w:szCs w:val="22"/>
         </w:rPr>
-        <w:t xml:space="preserve"> — every flood flow reconstructs better than every benign flow — and it is </w:t>
+        <w:t xml:space="preserve">, meaning every flood flow reconstructs better than every benign flow, and it is </w:t>
       </w:r>
       <w:r>
         <w:rPr>
@@ -21417,7 +21441,7 @@
           <w:sz w:val="22"/>
           <w:szCs w:val="22"/>
         </w:rPr>
-        <w:t xml:space="preserve">The mechanism is that volumetric floods are </w:t>
+        <w:t xml:space="preserve">The mechanism we observe is that the volumetric floods in this corpus are </w:t>
       </w:r>
       <w:r>
         <w:rPr>
@@ -21441,7 +21465,7 @@
           <w:sz w:val="22"/>
           <w:szCs w:val="22"/>
         </w:rPr>
-        <w:t xml:space="preserve"> than legitimate traffic: a saturating stream of near-identical packets is easy to reconstruct, whereas benign office traffic is diverse. Reconstruction error therefore ranks the most damaging attacks as the most normal. The information is present — an AUROC of </w:t>
+        <w:t xml:space="preserve"> than its legitimate traffic: a saturating stream of near-identical packets is easy to reconstruct, whereas benign office traffic is diverse. Reconstruction error therefore ranks the most damaging attacks as the most normal. The information is present, since an AUROC of </w:t>
       </w:r>
       <w:r>
         <w:rPr>
@@ -21465,7 +21489,7 @@
           <w:sz w:val="22"/>
           <w:szCs w:val="22"/>
         </w:rPr>
-        <w:t xml:space="preserve"> is a perfect detector with the sign reversed — but the standard decision rule “high reconstruction error implies anomaly” has the wrong polarity for this threat class. An operator deploying such a detector on flood traffic would be systematically misled, and no threshold choice would repair it.</w:t>
+        <w:t xml:space="preserve"> is a perfect detector with the sign reversed, but for this architecture and corpus the standard decision rule “high reconstruction error implies anomaly” has the wrong polarity for these flood families. An operator deploying this detector on such traffic would be systematically misled, and no threshold choice would repair it. We measured one symmetric architecture and do not claim the result holds for reconstruction-based detection in general; we do claim that the polarity assumption deserves to be checked per threat class rather than assumed.</w:t>
       </w:r>
     </w:p>
     <w:p>
@@ -22822,7 +22846,7 @@
           <w:sz w:val="22"/>
           <w:szCs w:val="22"/>
         </w:rPr>
-        <w:t xml:space="preserve">Since the leading models are statistically indistinguishable in accuracy, cost is the operative criterion. Table 8 and Figure 9 give single-core CPU measurements. XGBoost delivers the joint-best macro-F1 at 46 317 flows/s with a 1.12 ms median latency and a 2.13 MB model — seven times faster than LightGBM (6 281 flows/s) at identical accuracy, and a hundred times faster than the FT-Transformer (430 flows/s), which leads only under the temporal protocol. Random forest pays 55 ms of median latency for accuracy it does not win, and </w:t>
+        <w:t xml:space="preserve">Since the leading models are statistically indistinguishable in accuracy, cost is the operative criterion. Table 8 and Figure 9 give single-core CPU measurements. XGBoost delivers the joint-best macro-F1 at 46 317 flows/s with a 1.12 ms median latency and a 2.13 MB model, seven times faster than LightGBM (6 281 flows/s) at identical accuracy, and a hundred times faster than the FT-Transformer (430 flows/s), which leads only under the temporal protocol. Random forest pays 55 ms of median latency for accuracy it does not win, and </w:t>
       </w:r>
       <w:r>
         <w:rPr>
@@ -25921,7 +25945,7 @@
           <w:sz w:val="22"/>
           <w:szCs w:val="22"/>
         </w:rPr>
-        <w:t xml:space="preserve">Eleven supervised detectors, five seeds and paired significance tests converge on the conclusion that the nine-class GeNIS task is solved under a random split, and that the resulting leaderboard is not interpretable. This is not a defect of the corpus, which was built to be a reliable and modern reference; it is a property of testbed traffic in which attacks are executed one family at a time against a small enterprise topology. The productive response is to change what the benchmark measures — protocol robustness, calibration, cost, interval sensitivity — rather than to keep reporting fourth decimals.</w:t>
+        <w:t xml:space="preserve">Eleven supervised detectors, five seeds and paired significance tests converge on the conclusion that the nine-class GeNIS task is solved under a random split, and that the resulting leaderboard is not interpretable. This is not a defect of the corpus, which was built to be a reliable and modern reference; it is a property of testbed traffic in which attacks are executed one family at a time against a small enterprise topology. The productive response is to change what the benchmark measures, towards protocol robustness, calibration, cost and interval sensitivity, rather than to keep reporting fourth decimals.</w:t>
       </w:r>
     </w:p>
     <w:p>
@@ -25937,19 +25961,19 @@
           <w:sz w:val="22"/>
           <w:szCs w:val="22"/>
         </w:rPr>
-        <w:t xml:space="preserve">Auditing must not be delegated to attribution. </w:t>
-      </w:r>
-      <w:r>
-        <w:rPr>
-          <w:rFonts w:ascii="Times New Roman" w:cs="Times New Roman" w:eastAsia="Times New Roman" w:hAnsi="Times New Roman"/>
-          <w:b w:val="false"/>
-          <w:bCs w:val="false"/>
-          <w:i w:val="false"/>
-          <w:iCs w:val="false"/>
-          <w:sz w:val="22"/>
-          <w:szCs w:val="22"/>
-        </w:rPr>
-        <w:t xml:space="preserve">Our strongest transferable result is negative and methodological: the eight behavioural shortcuts we identify are exactly the features that attribution methods score at zero. Any pipeline that selects candidate shortcuts using importance ranking, SHAP, or recursive elimination will, by construction, retain redundant shortcuts. Only an isolated, two-protocol evaluation of each feature exposes them. We expect this to generalise to any corpus produced by an exporter that emits several statistics of the same underlying quantity, which is the norm rather than the exception.</w:t>
+        <w:t xml:space="preserve">Auditing cannot be delegated to attribution alone. </w:t>
+      </w:r>
+      <w:r>
+        <w:rPr>
+          <w:rFonts w:ascii="Times New Roman" w:cs="Times New Roman" w:eastAsia="Times New Roman" w:hAnsi="Times New Roman"/>
+          <w:b w:val="false"/>
+          <w:bCs w:val="false"/>
+          <w:i w:val="false"/>
+          <w:iCs w:val="false"/>
+          <w:sz w:val="22"/>
+          <w:szCs w:val="22"/>
+        </w:rPr>
+        <w:t xml:space="preserve">Our strongest transferable result is negative and methodological: on GeNIS, the eight behavioural shortcuts we identify are exactly the features that attribution methods score at zero. The mechanism is structural rather than particular to this corpus. Attribution answers “how much does the model lose if this feature is disturbed”, and the answer is near zero whenever another feature carries the same information [26, 27], so a pipeline that ranks candidate shortcuts by importance, SHAP, or recursive elimination places redundant shortcuts at the bottom of the ranking and retains them. An isolated, two-protocol evaluation of each feature does not have that blind spot, and a duplicate-column check catches the extreme case directly. We therefore expect the failure mode, though not the specific features, on any corpus produced by an exporter that emits several statistics of the same underlying quantity.</w:t>
       </w:r>
     </w:p>
     <w:p>
@@ -25965,7 +25989,7 @@
           <w:sz w:val="22"/>
           <w:szCs w:val="22"/>
         </w:rPr>
-        <w:t xml:space="preserve">Temporal evaluation is necessary but not sufficient. </w:t>
+        <w:t xml:space="preserve">Temporal evaluation is necessary but not sufficient when windows are disjoint. </w:t>
       </w:r>
       <w:r>
         <w:rPr>
@@ -26049,7 +26073,7 @@
           <w:sz w:val="22"/>
           <w:szCs w:val="22"/>
         </w:rPr>
-        <w:t xml:space="preserve"> when the windows are disjoint by construction. Corpora generated by sequential attack scenarios — which includes most CyberRange-produced datasets — need feature exclusion in addition to temporal splitting, and the two remedies are not interchangeable.</w:t>
+        <w:t xml:space="preserve">, because disjoint windows separate as cleanly inside the training partition as across the split. The argument is deductive and its antecedent is checkable: wherever a corpus is generated by sequential attack scenarios, the antecedent is likely to hold and should be tested with a timestamp probe before a temporal protocol is trusted. On GeNIS it holds, feature exclusion was required in addition to temporal splitting, and the two remedies were not interchangeable. How common that configuration is across CyberRange-produced corpora is an open empirical question that one dataset cannot settle.</w:t>
       </w:r>
     </w:p>
     <w:p>
@@ -26467,7 +26491,7 @@
           <w:sz w:val="22"/>
           <w:szCs w:val="22"/>
         </w:rPr>
-        <w:t xml:space="preserve">The time cap binds unequally: the FT-Transformer completed one trial and naive Bayes twenty. Its temporal-protocol lead is therefore obtained with an essentially untuned configuration — which strengthens rather than weakens that particular finding, but means the tuned arm does not establish an equal-effort comparison for the deep models.</w:t>
+        <w:t xml:space="preserve">The time cap binds unequally: the FT-Transformer completed one trial and naive Bayes twenty. Its temporal-protocol lead is therefore obtained with an essentially untuned configuration. That strengthens rather than weakens the particular finding, but it means the tuned arm does not establish an equal-effort comparison for the deep models.</w:t>
       </w:r>
     </w:p>
     <w:p>
@@ -26595,7 +26619,7 @@
           <w:sz w:val="22"/>
           <w:szCs w:val="22"/>
         </w:rPr>
-        <w:t xml:space="preserve">Expected calibration error is computed on the stratified seed-1 partition. Since that partition is saturated, the finding “calibration has nothing to repair” may not extend to the temporal protocol, where accuracy is lower and confidences may be less reliable. Measuring calibration under temporal evaluation is the natural next step.</w:t>
+        <w:t xml:space="preserve">Expected calibration error is computed on the stratified seed-1 partition. Since that partition is saturated, the finding “calibration has little to repair” may not extend to the temporal protocol, where accuracy is lower and confidences may be less reliable. Measuring calibration under temporal evaluation is the natural next step.</w:t>
       </w:r>
     </w:p>
     <w:p>
@@ -26623,7 +26647,7 @@
           <w:sz w:val="22"/>
           <w:szCs w:val="22"/>
         </w:rPr>
-        <w:t xml:space="preserve">GeNIS is CyberRange-generated traffic representing a small enterprise, dominated by volumetrically separable floods, and its benign traffic is synthesised by a profiler rather than observed. Our conclusions about protocol and audit methodology are corpus-independent by construction; our conclusions about which detector wins are not.</w:t>
+        <w:t xml:space="preserve">GeNIS is CyberRange-generated traffic representing a small enterprise, dominated by volumetrically separable floods, and its benign traffic is synthesised by a profiler rather than observed. Our conclusions about protocol and audit methodology are corpus-independent by construction, in the sense that they follow from properties of the data that we state and verify rather than from the measurements alone; our conclusions about which detector wins are not.</w:t>
       </w:r>
     </w:p>
     <w:p>
@@ -26659,7 +26683,7 @@
           <w:sz w:val="22"/>
           <w:szCs w:val="22"/>
         </w:rPr>
-        <w:t xml:space="preserve">We have audited and benchmarked the GeNIS 2025 corpus with eleven supervised detectors, one unsupervised detector, five seeds, two feature conditions beyond the raw one, two evaluation protocols, and paired significance testing — 154 training runs in total.</w:t>
+        <w:t xml:space="preserve">We have audited and benchmarked the GeNIS 2025 corpus with eleven supervised detectors, one unsupervised detector, five seeds, two feature conditions beyond the raw one, two evaluation protocols, and paired significance testing, for 154 training runs in total.</w:t>
       </w:r>
     </w:p>
     <w:p>
@@ -26677,7 +26701,7 @@
           <w:sz w:val="22"/>
           <w:szCs w:val="22"/>
         </w:rPr>
-        <w:t xml:space="preserve">Three results carry beyond this corpus. First, a shortcut audit cannot be built on attribution scores: all eight behavioural shortcuts we identify have permutation importance below </w:t>
+        <w:t xml:space="preserve">Two of our results rest on structural arguments and therefore hold wherever their antecedents do; the third is specific to the model and corpus evaluated here. First, attribution scores cannot isolate redundant shortcuts, because permuting one copy of a repeated quantity costs a model nothing. On GeNIS all eight behavioural shortcuts we identify have permutation importance below </w:t>
       </w:r>
       <w:r>
         <w:rPr>
@@ -26701,7 +26725,7 @@
           <w:sz w:val="22"/>
           <w:szCs w:val="22"/>
         </w:rPr>
-        <w:t xml:space="preserve">, because they are mutually redundant — six of them are numerically identical columns. Isolated two-protocol evaluation of each feature is required, and we give the procedure and the resulting spectrum. Second, temporal splitting does not neutralise a capture-schedule shortcut when attack windows are disjoint: a timestamp-only probe still reaches </w:t>
+        <w:t xml:space="preserve">, and six of them are numerically identical columns. Isolated two-protocol evaluation of each feature was required on this corpus, and we give the procedure and the resulting spectrum. Second, when attack windows are disjoint, no split that respects capture order neutralises a capture-schedule shortcut, since the windows separate as cleanly within the training partition as across it. On GeNIS a timestamp-only probe still reaches </w:t>
       </w:r>
       <w:r>
         <w:rPr>
@@ -26749,7 +26773,7 @@
           <w:sz w:val="22"/>
           <w:szCs w:val="22"/>
         </w:rPr>
-        <w:t xml:space="preserve"> under a random one. Feature exclusion is the operative remedy, not chronological ordering. Third, reconstruction-error anomaly detection is anti-correlated with volumetric floods — AUROC </w:t>
+        <w:t xml:space="preserve"> under a random one, and feature exclusion, not chronological ordering alone, was the operative remedy. Third, the benign-trained autoencoder evaluated here is anti-correlated with volumetric floods on GeNIS, reaching AUROC </w:t>
       </w:r>
       <w:r>
         <w:rPr>
@@ -26797,7 +26821,7 @@
           <w:sz w:val="22"/>
           <w:szCs w:val="22"/>
         </w:rPr>
-        <w:t xml:space="preserve"> — because floods are simpler to reconstruct than legitimate traffic.</w:t>
+        <w:t xml:space="preserve">, because floods are simpler to reconstruct than legitimate traffic in this corpus.</w:t>
       </w:r>
     </w:p>
     <w:p>
@@ -26875,7 +26899,7 @@
           <w:sz w:val="22"/>
           <w:szCs w:val="22"/>
         </w:rPr>
-        <w:t xml:space="preserve">. Our artefact — pipeline, frozen split indices, feature blacklist, hyperparameter configurations, trained models, and the scripts that regenerate every figure and table — is released at </w:t>
+        <w:t xml:space="preserve">. Our artefact, pipeline, frozen split indices, feature blacklist, hyperparameter configurations, trained models, and the scripts that regenerate every figure and table, is released at </w:t>
       </w:r>
       <w:r>
         <w:rPr>
@@ -27498,6 +27522,52 @@
           <w:szCs w:val="19"/>
         </w:rPr>
         <w:t xml:space="preserve">M. Shafi, A. H. Lashkari, V. Rodriguez, R. Nevo, Toward generating a new cloud-based distributed denial of service (DDoS) dataset and cloud intrusion traffic characterization, Information 15 (4) (2024) 195. https://doi.org/10.3390/info15040195.</w:t>
+      </w:r>
+    </w:p>
+    <w:p>
+      <w:pPr>
+        <w:spacing w:after="80" w:line="240"/>
+        <w:ind w:left="480" w:hanging="480"/>
+        <w:jc w:val="both"/>
+      </w:pPr>
+      <w:r>
+        <w:rPr>
+          <w:rFonts w:ascii="Times New Roman" w:cs="Times New Roman" w:eastAsia="Times New Roman" w:hAnsi="Times New Roman"/>
+          <w:sz w:val="19"/>
+          <w:szCs w:val="19"/>
+        </w:rPr>
+        <w:t xml:space="preserve">[26] </w:t>
+      </w:r>
+      <w:r>
+        <w:rPr>
+          <w:rFonts w:ascii="Times New Roman" w:cs="Times New Roman" w:eastAsia="Times New Roman" w:hAnsi="Times New Roman"/>
+          <w:sz w:val="19"/>
+          <w:szCs w:val="19"/>
+        </w:rPr>
+        <w:t xml:space="preserve">C. Strobl, A.-L. Boulesteix, T. Kneib, T. Augustin, A. Zeileis, Conditional variable importance for random forests, BMC Bioinformatics 9 (307) (2008). https://doi.org/10.1186/1471-2105-9-307.</w:t>
+      </w:r>
+    </w:p>
+    <w:p>
+      <w:pPr>
+        <w:spacing w:after="80" w:line="240"/>
+        <w:ind w:left="480" w:hanging="480"/>
+        <w:jc w:val="both"/>
+      </w:pPr>
+      <w:r>
+        <w:rPr>
+          <w:rFonts w:ascii="Times New Roman" w:cs="Times New Roman" w:eastAsia="Times New Roman" w:hAnsi="Times New Roman"/>
+          <w:sz w:val="19"/>
+          <w:szCs w:val="19"/>
+        </w:rPr>
+        <w:t xml:space="preserve">[27] </w:t>
+      </w:r>
+      <w:r>
+        <w:rPr>
+          <w:rFonts w:ascii="Times New Roman" w:cs="Times New Roman" w:eastAsia="Times New Roman" w:hAnsi="Times New Roman"/>
+          <w:sz w:val="19"/>
+          <w:szCs w:val="19"/>
+        </w:rPr>
+        <w:t xml:space="preserve">G. Hooker, L. Mentch, S. Zhou, Unrestricted permutation forces extrapolation: variable importance requires at least one more model, or there is no free variable importance, Statistics and Computing 31 (82) (2021). https://doi.org/10.1007/s11222-021-10057-z.</w:t>
       </w:r>
     </w:p>
     <w:sectPr>

--- a/paper/GeNIS_benchmark_article.docx
+++ b/paper/GeNIS_benchmark_article.docx
@@ -13525,7 +13525,7 @@
       <w:r>
         <w:drawing>
           <wp:inline distT="0" distB="0" distL="0" distR="0">
-            <wp:extent cx="6124575" cy="2124075"/>
+            <wp:extent cx="6124575" cy="2628198"/>
             <wp:effectExtent t="0" r="0" b="0" l="0"/>
             <wp:docPr id="1" name="" descr="" title=""/>
             <wp:cNvGraphicFramePr>
@@ -13550,7 +13550,7 @@
                   <pic:spPr bwMode="auto">
                     <a:xfrm>
                       <a:off x="0" y="0"/>
-                      <a:ext cx="6124575" cy="2124075"/>
+                      <a:ext cx="6124575" cy="2628198"/>
                     </a:xfrm>
                     <a:prstGeom prst="rect">
                       <a:avLst/>
@@ -13588,7 +13588,7 @@
           <w:sz w:val="18"/>
           <w:szCs w:val="18"/>
         </w:rPr>
-        <w:t xml:space="preserve">Single-feature transferability over all 63 behavioural features, sorted, under both normalisations. Bars give the raw ratio τ; open circles give the chance-corrected τ*. Red bars are excluded by the operative rule. Under τ the gap between 0.49 and 0.54 places the threshold between two clusters; under τ* that gap narrows to 0.017 and five further features fall below it, drawn in orange (Section 6.2 and Table 9).</w:t>
+        <w:t xml:space="preserve">Single-feature transferability over all 63 behavioural features, sorted, under both normalisations. Solid bars give the raw ratio τ, hatched bars the chance-corrected τ*. Red marks the eight features excluded under both rules, orange the five excluded only under τ*. Under τ the gap between 0.49 and 0.54 places the threshold between two clusters; under τ* that gap narrows to 0.017 (Section 6.2 and Table 9).</w:t>
       </w:r>
     </w:p>
     <w:p>

--- a/paper/GeNIS_benchmark_article.docx
+++ b/paper/GeNIS_benchmark_article.docx
@@ -13525,7 +13525,7 @@
       <w:r>
         <w:drawing>
           <wp:inline distT="0" distB="0" distL="0" distR="0">
-            <wp:extent cx="6124575" cy="2628198"/>
+            <wp:extent cx="6124575" cy="3154876"/>
             <wp:effectExtent t="0" r="0" b="0" l="0"/>
             <wp:docPr id="1" name="" descr="" title=""/>
             <wp:cNvGraphicFramePr>
@@ -13550,7 +13550,7 @@
                   <pic:spPr bwMode="auto">
                     <a:xfrm>
                       <a:off x="0" y="0"/>
-                      <a:ext cx="6124575" cy="2628198"/>
+                      <a:ext cx="6124575" cy="3154876"/>
                     </a:xfrm>
                     <a:prstGeom prst="rect">
                       <a:avLst/>

--- a/paper/GeNIS_benchmark_article.docx
+++ b/paper/GeNIS_benchmark_article.docx
@@ -30,7 +30,83 @@
           <w:sz w:val="24"/>
           <w:szCs w:val="24"/>
         </w:rPr>
-        <w:t xml:space="preserve">Ala Bahri, Farah Jemili, Mohamed Mosbah</w:t>
+        <w:t xml:space="preserve">Ala Bahri</w:t>
+      </w:r>
+      <w:r>
+        <w:rPr>
+          <w:rFonts w:ascii="Times New Roman" w:cs="Times New Roman" w:eastAsia="Times New Roman" w:hAnsi="Times New Roman"/>
+          <w:sz w:val="24"/>
+          <w:szCs w:val="24"/>
+          <w:vertAlign w:val="superscript"/>
+        </w:rPr>
+        <w:t xml:space="preserve">a</w:t>
+      </w:r>
+      <w:r>
+        <w:rPr>
+          <w:rFonts w:ascii="Times New Roman" w:cs="Times New Roman" w:eastAsia="Times New Roman" w:hAnsi="Times New Roman"/>
+          <w:sz w:val="24"/>
+          <w:szCs w:val="24"/>
+        </w:rPr>
+        <w:t xml:space="preserve">, Farah Jemili</w:t>
+      </w:r>
+      <w:r>
+        <w:rPr>
+          <w:rFonts w:ascii="Times New Roman" w:cs="Times New Roman" w:eastAsia="Times New Roman" w:hAnsi="Times New Roman"/>
+          <w:sz w:val="24"/>
+          <w:szCs w:val="24"/>
+          <w:vertAlign w:val="superscript"/>
+        </w:rPr>
+        <w:t xml:space="preserve">a</w:t>
+      </w:r>
+      <w:r>
+        <w:rPr>
+          <w:rFonts w:ascii="Times New Roman" w:cs="Times New Roman" w:eastAsia="Times New Roman" w:hAnsi="Times New Roman"/>
+          <w:sz w:val="24"/>
+          <w:szCs w:val="24"/>
+        </w:rPr>
+        <w:t xml:space="preserve">, Mohamed Mosbah</w:t>
+      </w:r>
+      <w:r>
+        <w:rPr>
+          <w:rFonts w:ascii="Times New Roman" w:cs="Times New Roman" w:eastAsia="Times New Roman" w:hAnsi="Times New Roman"/>
+          <w:sz w:val="24"/>
+          <w:szCs w:val="24"/>
+          <w:vertAlign w:val="superscript"/>
+        </w:rPr>
+        <w:t xml:space="preserve">b</w:t>
+      </w:r>
+    </w:p>
+    <w:p>
+      <w:pPr>
+        <w:spacing w:after="20"/>
+        <w:jc w:val="center"/>
+      </w:pPr>
+      <w:r>
+        <w:rPr>
+          <w:rFonts w:ascii="Times New Roman" w:cs="Times New Roman" w:eastAsia="Times New Roman" w:hAnsi="Times New Roman"/>
+          <w:b w:val="false"/>
+          <w:bCs w:val="false"/>
+          <w:i w:val="false"/>
+          <w:iCs w:val="false"/>
+          <w:color w:val="444444"/>
+          <w:sz w:val="20"/>
+          <w:szCs w:val="20"/>
+          <w:vertAlign w:val="superscript"/>
+        </w:rPr>
+        <w:t xml:space="preserve">a</w:t>
+      </w:r>
+      <w:r>
+        <w:rPr>
+          <w:rFonts w:ascii="Times New Roman" w:cs="Times New Roman" w:eastAsia="Times New Roman" w:hAnsi="Times New Roman"/>
+          <w:b w:val="false"/>
+          <w:bCs w:val="false"/>
+          <w:i w:val="false"/>
+          <w:iCs w:val="false"/>
+          <w:color w:val="444444"/>
+          <w:sz w:val="20"/>
+          <w:szCs w:val="20"/>
+        </w:rPr>
+        <w:t xml:space="preserve"> INSIGHT Lab, ISITCom, University of Sousse, Tunisia</w:t>
       </w:r>
     </w:p>
     <w:p>
@@ -48,8 +124,22 @@
           <w:color w:val="444444"/>
           <w:sz w:val="20"/>
           <w:szCs w:val="20"/>
-        </w:rPr>
-        <w:t xml:space="preserve">MARS Laboratory, ISITCom, University of Sousse, Tunisia · LaBRI, Bordeaux INP, University of Bordeaux, France</w:t>
+          <w:vertAlign w:val="superscript"/>
+        </w:rPr>
+        <w:t xml:space="preserve">b</w:t>
+      </w:r>
+      <w:r>
+        <w:rPr>
+          <w:rFonts w:ascii="Times New Roman" w:cs="Times New Roman" w:eastAsia="Times New Roman" w:hAnsi="Times New Roman"/>
+          <w:b w:val="false"/>
+          <w:bCs w:val="false"/>
+          <w:i w:val="false"/>
+          <w:iCs w:val="false"/>
+          <w:color w:val="444444"/>
+          <w:sz w:val="20"/>
+          <w:szCs w:val="20"/>
+        </w:rPr>
+        <w:t xml:space="preserve"> Univ. Bordeaux, CNRS, Bordeaux INP, LaBRI, UMR 5800, F-33400 Talence, France</w:t>
       </w:r>
     </w:p>
     <w:p>
@@ -13993,7 +14083,7 @@
           <w:sz w:val="22"/>
           <w:szCs w:val="22"/>
         </w:rPr>
-        <w:t xml:space="preserve">Table 5 gives the effect on detection. The boosted trees are essentially interval-invariant: XGBoost holds 1.0000 at 5, 10 and 60 s and 0.9999 at 30 s, and LightGBM holds ≥ 0.9999 except at 10 s where one seed degrades sharply (0.9458 ± 0.0766, driven by </w:t>
+        <w:t xml:space="preserve">Table 5 gives the effect on detection. The boosted trees are essentially interval-invariant: XGBoost holds 1.0000 at 5, 10 and 60 s and 0.9999 at 30 s, and LightGBM holds ≥ 0.9999 except at 10 s, where one seed of three collapses (0.9458 ± 0.0766): its </w:t>
       </w:r>
       <w:r>
         <w:rPr>
@@ -14017,7 +14107,7 @@
           <w:sz w:val="22"/>
           <w:szCs w:val="22"/>
         </w:rPr>
-        <w:t xml:space="preserve"> at F1 0.685). The DNN, by contrast, collapses as the window shrinks: 0.9968 at 60 s, 0.8478 at 30 s, 0.5120 at 10 s and 0.5291 at 5 s, with false-positive rates of 34% and 39% at the two shortest intervals. Aggregation is doing work that the dense network cannot do for itself, and an evaluation conducted only at 60 s, as in the corpus baseline, would report the neural and tree families as equivalent when they are not.</w:t>
+        <w:t xml:space="preserve"> F1 falls to 0.056 on that seed while the other two stay at 0.999 and 1.000, and it is that single failure that pulls the three-seed mean for the family down to 0.685. The DNN, by contrast, collapses as the window shrinks: 0.9968 at 60 s, 0.8478 at 30 s, 0.5120 at 10 s and 0.5291 at 5 s, with false-positive rates of 34% and 39% at the two shortest intervals. Aggregation is doing work that the dense network cannot do for itself, and an evaluation conducted only at 60 s, as in the corpus baseline, would report the neural and tree families as equivalent when they are not.</w:t>
       </w:r>
     </w:p>
     <w:p>

--- a/paper/GeNIS_benchmark_article.docx
+++ b/paper/GeNIS_benchmark_article.docx
@@ -3485,7 +3485,7 @@
           <w:sz w:val="22"/>
           <w:szCs w:val="22"/>
         </w:rPr>
-        <w:t xml:space="preserve">) and three credential brute-force attacks (SMB, SSH, and combined SSH+FTP) using Hydra with a 10,000-password dictionary. The raw packets (37.7 million) were aggregated into labelled flows by the HERA exporter [5], built on Argus, at four flow intervals (5, 10, 30 and 60 seconds), yielding from 338,820 flows at the coarsest interval to 2.77 million at the finest, each carrying hierarchical labels (binary, category, subcategory).</w:t>
+        <w:t xml:space="preserve">) and three credential brute-force attacks (SMB, SSH, and combined SSH+FTP) using Hydra with a 10 000-password dictionary. The raw packets (37.7 million) were aggregated into labelled flows by the HERA exporter [5], built on Argus, at four flow intervals (5, 10, 30 and 60 seconds), yielding from 338 820 flows at the coarsest interval to 2.77 million at the finest, each carrying hierarchical labels (binary, category, subcategory).</w:t>
       </w:r>
     </w:p>
     <w:p>
@@ -3812,7 +3812,7 @@
           <w:sz w:val="18"/>
           <w:szCs w:val="18"/>
         </w:rPr>
-        <w:t xml:space="preserve">Natural class distribution of the 60-second slice, preserved end to end by our protocol. Volumetric denial-of-service floods account for 87.3% of the flows, benign traffic for 7.42% and the three brute-force families for 5.32% together. Two consequences follow. Macro-F1 rather than accuracy is the meaningful headline metric, and the brute-force families, which are the smallest, are where the detectors actually differ. The 20% test partition holds 5 029 benign flows, so a single false positive is 0.0199 percentage points and every false-positive rate we report is an integer multiple of that step.</w:t>
+        <w:t xml:space="preserve">Natural class distribution of the 60-second slice, preserved end to end by our protocol. Volumetric denial-of-service floods account for 87.3% of the flows, benign traffic for 7.42% and the three brute-force families for 5.32% together. Two consequences follow. Macro-F1 rather than accuracy is the meaningful headline metric, and the brute-force families, which are the smallest, are where the detectors actually differ. The 20% test partition holds 5 029 benign flows, so a single false positive is 0.0199 percentage points and every false-positive rate we report is an integer multiple of that step.</w:t>
       </w:r>
     </w:p>
     <w:p>
@@ -3854,7 +3854,7 @@
           <w:sz w:val="22"/>
           <w:szCs w:val="22"/>
         </w:rPr>
-        <w:t xml:space="preserve"> task on 368,556 sixty-second flows, a count that includes reconnaissance; the </w:t>
+        <w:t xml:space="preserve"> task on 368 556 sixty-second flows, a count that includes reconnaissance; the </w:t>
       </w:r>
       <w:r>
         <w:rPr>
@@ -3878,7 +3878,7 @@
           <w:sz w:val="22"/>
           <w:szCs w:val="22"/>
         </w:rPr>
-        <w:t xml:space="preserve"> module we use yields 338,820. The 29,736-flow gap is fully accounted for by two independent causes, which we report because neither is documented: the absence of the reconnaissance captures (</w:t>
+        <w:t xml:space="preserve"> module we use yields 338 820. The 29 736-flow gap is fully accounted for by two independent causes, which we report because neither is documented: the absence of the reconnaissance captures (</w:t>
       </w:r>
       <w:r>
         <w:rPr>
@@ -3902,7 +3902,7 @@
           <w:sz w:val="22"/>
           <w:szCs w:val="22"/>
         </w:rPr>
-        <w:t xml:space="preserve">, 27,713 flows; </w:t>
+        <w:t xml:space="preserve">, 27 713 flows; </w:t>
       </w:r>
       <w:r>
         <w:rPr>
@@ -3926,7 +3926,7 @@
           <w:sz w:val="22"/>
           <w:szCs w:val="22"/>
         </w:rPr>
-        <w:t xml:space="preserve">, 20) from this module, and a 2,003-flow shortfall in </w:t>
+        <w:t xml:space="preserve">, 20) from this module, and a 2 003-flow shortfall in </w:t>
       </w:r>
       <w:r>
         <w:rPr>
@@ -3950,7 +3950,7 @@
           <w:sz w:val="22"/>
           <w:szCs w:val="22"/>
         </w:rPr>
-        <w:t xml:space="preserve"> relative to the descriptor's Table 12 (8,283 released versus 10,286 reported). The same discrepancy is present at every interval (32,590 flows at 5 s, 32,051 at 10 s and 30,481 at 30 s), of which the constant 27,733 reconnaissance flows are the larger part. Table 4 reports our recounts. All figures in this paper come from the released files, and we state the released counts rather than the documented ones wherever the two disagree.</w:t>
+        <w:t xml:space="preserve"> relative to the descriptor's Table 12 (8 283 released versus 10 286 reported). The same discrepancy is present at every interval (32 590 flows at 5 s, 32 051 at 10 s and 30 481 at 30 s), of which the constant 27 733 reconnaissance flows are the larger part. Table 4 reports our recounts. All figures in this paper come from the released files, and we state the released counts rather than the documented ones wherever the two disagree.</w:t>
       </w:r>
     </w:p>
     <w:p>
@@ -4157,7 +4157,7 @@
           <w:sz w:val="18"/>
           <w:szCs w:val="18"/>
         </w:rPr>
-        <w:t xml:space="preserve">Capture windows per class. Benign traffic (green) is confined to the first 56 hours; every attack family (red) falls between hours 96 and 152, separated from the benign traffic by 40 hours with no labelled traffic. Several floods deliver more than 65 000 flows in under two minutes of wall-clock activity, so class membership is very nearly a function of position in the capture.</w:t>
+        <w:t xml:space="preserve">Capture windows per class. Benign traffic (green) is confined to the first 56 hours; every attack family (red) falls between hours 96 and 152, separated from the benign traffic by 40 hours with no labelled traffic. Several floods deliver more than 65 000 flows in under two minutes of wall-clock activity, so class membership is very nearly a function of position in the capture.</w:t>
       </w:r>
     </w:p>
     <w:p>
@@ -5114,7 +5114,7 @@
           <w:sz w:val="22"/>
           <w:szCs w:val="22"/>
         </w:rPr>
-        <w:t xml:space="preserve"> plus a trial ceiling (20 for classical models, 10 for neural ones), whichever binds first; because the cap is checked between trials, one long trial can overrun it. Table 6 reports the trials actually completed per model, which range from 1 (FT-Transformer, whose single trial took 5 836 s) to 20. We state this asymmetry rather than claim an equal search everywhere.</w:t>
+        <w:t xml:space="preserve"> plus a trial ceiling (20 for classical models, 10 for neural ones), whichever binds first; because the cap is checked between trials, one long trial can overrun it. Table 6 reports the trials actually completed per model, which range from 1 (FT-Transformer, whose single trial took 5 836 s) to 20. We state this asymmetry rather than claim an equal search everywhere.</w:t>
       </w:r>
     </w:p>
     <w:p>
@@ -5132,7 +5132,7 @@
           <w:sz w:val="22"/>
           <w:szCs w:val="22"/>
         </w:rPr>
-        <w:t xml:space="preserve">k-nearest neighbours is fitted on a stratified subsample of at most 50 000 training flows, a declared memory budget; its inference cost is measured in full.</w:t>
+        <w:t xml:space="preserve">k-nearest neighbours is fitted on a stratified subsample of at most 50 000 training flows, a declared memory budget; its inference cost is measured in full.</w:t>
       </w:r>
     </w:p>
     <w:p>
@@ -5192,7 +5192,7 @@
           <w:sz w:val="22"/>
           <w:szCs w:val="22"/>
         </w:rPr>
-        <w:t xml:space="preserve"> over the nine classes, complemented by the Matthews correlation coefficient, per-class F1, and the operational binary view (benign versus attack) with its false-positive rate, PR-AUC and ROC-AUC. Calibration is measured by expected calibration error over 15 bins, before and after temperature scaling fitted on validation. Pairwise model differences on the shared test partition are tested with McNemar's test under Holm correction, and macro-F1 carries 95% bootstrap confidence intervals over 1 000 resamples.</w:t>
+        <w:t xml:space="preserve"> over the nine classes, complemented by the Matthews correlation coefficient, per-class F1, and the operational binary view (benign versus attack) with its false-positive rate, PR-AUC and ROC-AUC. Calibration is measured by expected calibration error over 15 bins, before and after temperature scaling fitted on validation. Pairwise model differences on the shared test partition are tested with McNemar's test under Holm correction, and macro-F1 carries 95% bootstrap confidence intervals over 1 000 resamples.</w:t>
       </w:r>
     </w:p>
     <w:p>
@@ -5222,7 +5222,7 @@
           <w:sz w:val="22"/>
           <w:szCs w:val="22"/>
         </w:rPr>
-        <w:t xml:space="preserve">5 029 benign flows</w:t>
+        <w:t xml:space="preserve">5 029 benign flows</w:t>
       </w:r>
       <w:r>
         <w:rPr>
@@ -5462,7 +5462,7 @@
           <w:sz w:val="22"/>
           <w:szCs w:val="22"/>
         </w:rPr>
-        <w:t xml:space="preserve"> Kernel SVM is excluded: its O(n²) training is infeasible on 203 292 training flows within an equal budget, and logistic regression covers the linear family. The k-means/EM/SOM trio used by earlier benchmarks [10] is replaced by the autoencoder as a modern representative of reconstruction-based anomaly detection.</w:t>
+        <w:t xml:space="preserve"> Kernel SVM is excluded: its O(n²) training is infeasible on 203 292 training flows within an equal budget, and logistic regression covers the linear family. The k-means/EM/SOM trio used by earlier benchmarks [10] is replaced by the autoencoder as a modern representative of reconstruction-based anomaly detection.</w:t>
       </w:r>
     </w:p>
     <w:p>
@@ -5618,7 +5618,7 @@
           <w:sz w:val="22"/>
           <w:szCs w:val="22"/>
         </w:rPr>
-        <w:t xml:space="preserve">The benchmark does still separate weak from strong: Gaussian naive Bayes reaches macro-F1 0.5492 with a 61.4% false-positive rate (3 089 of 5 029 benign flows misclassified), confirming that the near-perfect scores are a property of the corpus and the strong models, not of the metric. Figure 3 shows where the residual difficulty sits: for every strong detector the per-class F1 is above 0.99 on all nine classes, and naive Bayes is the only model with a class-level failure, collapsing on the benign class itself.</w:t>
+        <w:t xml:space="preserve">The benchmark does still separate weak from strong: Gaussian naive Bayes reaches macro-F1 0.5492 with a 61.4% false-positive rate (3 089 of 5 029 benign flows misclassified), confirming that the near-perfect scores are a property of the corpus and the strong models, not of the metric. Figure 3 shows where the residual difficulty sits: for every strong detector the per-class F1 is above 0.99 on all nine classes, and naive Bayes is the only model with a class-level failure, collapsing on the benign class itself.</w:t>
       </w:r>
     </w:p>
     <w:p>
@@ -14065,7 +14065,7 @@
           <w:sz w:val="22"/>
           <w:szCs w:val="22"/>
         </w:rPr>
-        <w:t xml:space="preserve">The benign share falls monotonically as the aggregation window shrinks (7.42% at 60 s, 5.16% at 30 s, 2.38% at 10 s, 1.45% at 5 s), while the flow count grows from 338 820 to 2 773 578 (Table 4). Accuracy is therefore not comparable across intervals, and neither are false-positive rates.</w:t>
+        <w:t xml:space="preserve">The benign share falls monotonically as the aggregation window shrinks (7.42% at 60 s, 5.16% at 30 s, 2.38% at 10 s, 1.45% at 5 s), while the flow count grows from 338 820 to 2 773 578 (Table 4). Accuracy is therefore not comparable across intervals, and neither are false-positive rates.</w:t>
       </w:r>
     </w:p>
     <w:p>
@@ -14568,7 +14568,7 @@
                 <w:sz w:val="18"/>
                 <w:szCs w:val="18"/>
               </w:rPr>
-              <w:t xml:space="preserve">2 773 578</w:t>
+              <w:t xml:space="preserve">2 773 578</w:t>
             </w:r>
           </w:p>
         </w:tc>
@@ -14605,7 +14605,7 @@
                 <w:sz w:val="18"/>
                 <w:szCs w:val="18"/>
               </w:rPr>
-              <w:t xml:space="preserve">40 259</w:t>
+              <w:t xml:space="preserve">40 259</w:t>
             </w:r>
           </w:p>
         </w:tc>
@@ -14758,7 +14758,7 @@
                 <w:sz w:val="18"/>
                 <w:szCs w:val="18"/>
               </w:rPr>
-              <w:t xml:space="preserve">1 472 133</w:t>
+              <w:t xml:space="preserve">1 472 133</w:t>
             </w:r>
           </w:p>
         </w:tc>
@@ -14795,7 +14795,7 @@
                 <w:sz w:val="18"/>
                 <w:szCs w:val="18"/>
               </w:rPr>
-              <w:t xml:space="preserve">35 006</w:t>
+              <w:t xml:space="preserve">35 006</w:t>
             </w:r>
           </w:p>
         </w:tc>
@@ -14948,7 +14948,7 @@
                 <w:sz w:val="18"/>
                 <w:szCs w:val="18"/>
               </w:rPr>
-              <w:t xml:space="preserve">577 452</w:t>
+              <w:t xml:space="preserve">577 452</w:t>
             </w:r>
           </w:p>
         </w:tc>
@@ -14985,7 +14985,7 @@
                 <w:sz w:val="18"/>
                 <w:szCs w:val="18"/>
               </w:rPr>
-              <w:t xml:space="preserve">29 786</w:t>
+              <w:t xml:space="preserve">29 786</w:t>
             </w:r>
           </w:p>
         </w:tc>
@@ -15138,7 +15138,7 @@
                 <w:sz w:val="18"/>
                 <w:szCs w:val="18"/>
               </w:rPr>
-              <w:t xml:space="preserve">338 820</w:t>
+              <w:t xml:space="preserve">338 820</w:t>
             </w:r>
           </w:p>
         </w:tc>
@@ -15175,7 +15175,7 @@
                 <w:sz w:val="18"/>
                 <w:szCs w:val="18"/>
               </w:rPr>
-              <w:t xml:space="preserve">25 147</w:t>
+              <w:t xml:space="preserve">25 147</w:t>
             </w:r>
           </w:p>
         </w:tc>
@@ -17852,7 +17852,7 @@
                 <w:sz w:val="18"/>
                 <w:szCs w:val="18"/>
               </w:rPr>
-              <w:t xml:space="preserve">5836</w:t>
+              <w:t xml:space="preserve">5 836</w:t>
             </w:r>
           </w:p>
         </w:tc>
@@ -19686,7 +19686,7 @@
           <w:sz w:val="22"/>
           <w:szCs w:val="22"/>
         </w:rPr>
-        <w:t xml:space="preserve">The mechanism we observe on GeNIS is that volumetric floods were structurally simpler than legitimate traffic: a saturating stream of near-identical packets was easy to reconstruct, whereas benign office traffic was diverse. Reconstruction error therefore ranked the most damaging attacks as the most normal. The information is present, since an AUROC of 0.0000 is a perfect detector with the sign reversed, but for this architecture and corpus the standard decision rule “high reconstruction error implies anomaly” had the wrong polarity for these flood families. An operator deploying such a detector on this traffic would be systematically misled, and no threshold choice would repair it. Whether the same polarity failure appears for other reconstruction-based detectors, or on floods captured elsewhere, is a question this single corpus cannot settle.</w:t>
+        <w:t xml:space="preserve">The mechanism we observe on GeNIS is that volumetric floods are structurally simpler than legitimate traffic: a saturating stream of near-identical packets is easy to reconstruct, whereas benign office traffic is diverse. Reconstruction error therefore ranked the most damaging attacks as the most normal. The information is present, since an AUROC of 0.0000 is a perfect detector with the sign reversed, but for this architecture and corpus the standard decision rule “high reconstruction error implies anomaly” had the wrong polarity for these flood families. An operator deploying such a detector on this traffic would be systematically misled, and no threshold choice would repair it. Whether the same polarity failure appears for other reconstruction-based detectors, or on floods captured elsewhere, is a question this single corpus cannot settle.</w:t>
       </w:r>
     </w:p>
     <w:p>
@@ -21043,7 +21043,7 @@
           <w:sz w:val="22"/>
           <w:szCs w:val="22"/>
         </w:rPr>
-        <w:t xml:space="preserve">Since the leading models are statistically indistinguishable in accuracy, cost is the operative criterion. Table 8 and Figure 12 give single-host CPU measurements, all detectors being measured within one session under each library's default threading. XGBoost delivers the joint-best macro-F1 at 46 317 flows/s with a 1.12 ms median latency and a 2.13 MB model, seven times faster than LightGBM (6 281 flows/s) at identical accuracy, and a hundred times faster than the FT-Transformer (430 flows/s), which leads only under the temporal protocol. Random forest pays 55 ms of median latency for accuracy it does not win, and k-NN is the worst of both worlds (1 875 flows/s, 11.4 MB). Logistic regression, at 1.14 M flows/s and 0.9990 macro-F1, is the natural choice when throughput dominates. One caveat governs how the latency column may be read. The four Keras models return median latencies within 4.5% of each other (77.4 to 80.9 ms) although their batched throughput differs by a factor of twelve, so that column is dominated by a fixed per-call overhead of the prediction API and is not comparable with the scikit-learn column, whose call overhead is 0.03 ms. The throughput column, measured at batch size 512, amortises that overhead and is the one on which we base the comparison.</w:t>
+        <w:t xml:space="preserve">Since the leading models are statistically indistinguishable in accuracy, cost is the operative criterion. Table 8 and Figure 12 give single-host CPU measurements, all detectors being measured within one session under each library's default threading. XGBoost delivers the joint-best macro-F1 at 46 317 flows/s with a 1.12 ms median latency and a 2.13 MB model, seven times faster than LightGBM (6 281 flows/s) at identical accuracy, and a hundred times faster than the FT-Transformer (430 flows/s), which leads only under the temporal protocol. Random forest pays 55 ms of median latency for accuracy it does not win, and k-NN is the worst of both worlds (1 875 flows/s, 11.4 MB). Logistic regression, at 1.14 M flows/s and 0.9990 macro-F1, is the natural choice when throughput dominates. One caveat governs how the latency column may be read. The four Keras models return median latencies within 4.5% of each other (77.4 to 80.9 ms) although their batched throughput differs by a factor of twelve, so that column is dominated by a fixed per-call overhead of the prediction API and is not comparable with the scikit-learn column, whose call overhead is 0.03 ms. The throughput column, measured at batch size 512, amortises that overhead and is the one on which we base the comparison.</w:t>
       </w:r>
     </w:p>
     <w:p>
@@ -21127,7 +21127,7 @@
           <w:sz w:val="18"/>
           <w:szCs w:val="18"/>
         </w:rPr>
-        <w:t xml:space="preserve"> = 2 for the tree ensembles and k-NN, unrestricted intra-op parallelism for the Keras models), so the figures are comparable with one another but are not single-core measurements. The batch-1 latencies of the Keras models are dominated by a fixed prediction-API overhead (Section 6.7).</w:t>
+        <w:t xml:space="preserve"> = 2 for the tree ensembles and k-NN, unrestricted intra-op parallelism for the Keras models), so the figures are comparable with one another but are not single-core measurements. The batch-1 latencies of the Keras models are dominated by a fixed prediction-API overhead, discussed below.</w:t>
       </w:r>
     </w:p>
     <w:tbl>
@@ -21531,7 +21531,7 @@
                 <w:sz w:val="18"/>
                 <w:szCs w:val="18"/>
               </w:rPr>
-              <w:t xml:space="preserve">46 317</w:t>
+              <w:t xml:space="preserve">46 317</w:t>
             </w:r>
           </w:p>
         </w:tc>
@@ -21758,7 +21758,7 @@
                 <w:sz w:val="18"/>
                 <w:szCs w:val="18"/>
               </w:rPr>
-              <w:t xml:space="preserve">6 281</w:t>
+              <w:t xml:space="preserve">6 281</w:t>
             </w:r>
           </w:p>
         </w:tc>
@@ -21985,7 +21985,7 @@
                 <w:sz w:val="18"/>
                 <w:szCs w:val="18"/>
               </w:rPr>
-              <w:t xml:space="preserve">7 738</w:t>
+              <w:t xml:space="preserve">7 738</w:t>
             </w:r>
           </w:p>
         </w:tc>
@@ -22439,7 +22439,7 @@
                 <w:sz w:val="18"/>
                 <w:szCs w:val="18"/>
               </w:rPr>
-              <w:t xml:space="preserve">1 139 252</w:t>
+              <w:t xml:space="preserve">1 139 252</w:t>
             </w:r>
           </w:p>
         </w:tc>
@@ -22666,7 +22666,7 @@
                 <w:sz w:val="18"/>
                 <w:szCs w:val="18"/>
               </w:rPr>
-              <w:t xml:space="preserve">3 803</w:t>
+              <w:t xml:space="preserve">3 803</w:t>
             </w:r>
           </w:p>
         </w:tc>
@@ -22893,7 +22893,7 @@
                 <w:sz w:val="18"/>
                 <w:szCs w:val="18"/>
               </w:rPr>
-              <w:t xml:space="preserve">3 134</w:t>
+              <w:t xml:space="preserve">3 134</w:t>
             </w:r>
           </w:p>
         </w:tc>
@@ -23120,7 +23120,7 @@
                 <w:sz w:val="18"/>
                 <w:szCs w:val="18"/>
               </w:rPr>
-              <w:t xml:space="preserve">5 269</w:t>
+              <w:t xml:space="preserve">5 269</w:t>
             </w:r>
           </w:p>
         </w:tc>
@@ -23347,7 +23347,7 @@
                 <w:sz w:val="18"/>
                 <w:szCs w:val="18"/>
               </w:rPr>
-              <w:t xml:space="preserve">1 875</w:t>
+              <w:t xml:space="preserve">1 875</w:t>
             </w:r>
           </w:p>
         </w:tc>
@@ -23574,7 +23574,7 @@
                 <w:sz w:val="18"/>
                 <w:szCs w:val="18"/>
               </w:rPr>
-              <w:t xml:space="preserve">228 377</w:t>
+              <w:t xml:space="preserve">228 377</w:t>
             </w:r>
           </w:p>
         </w:tc>
@@ -23801,7 +23801,7 @@
                 <w:sz w:val="18"/>
                 <w:szCs w:val="18"/>
               </w:rPr>
-              <w:t xml:space="preserve">16 007 604</w:t>
+              <w:t xml:space="preserve">16 007 604</w:t>
             </w:r>
           </w:p>
         </w:tc>
@@ -23965,7 +23965,7 @@
           <w:sz w:val="18"/>
           <w:szCs w:val="18"/>
         </w:rPr>
-        <w:t xml:space="preserve">Inference cost against detection quality under the temporal protocol. The vertical axis deliberately carries the temporal macro-F1 rather than the stratified one: Section 6.1 shows that eleven pairs are statistically indistinguishable under a random split, so heights read from that column would not be comparable. Throughput spans three orders of magnitude, and no detector occupies the top-right corner: the FT-Transformer buys the best quality at the worst throughput, logistic regression is within 0.0022 of it at 2 600 times the throughput, and the DNN is dominated on both axes.</w:t>
+        <w:t xml:space="preserve">Inference cost against detection quality under the temporal protocol. The vertical axis deliberately carries the temporal macro-F1 rather than the stratified one: Section 6.1 shows that eleven pairs are statistically indistinguishable under a random split, so heights read from that column would not be comparable. Throughput spans three orders of magnitude, and no detector occupies the top-right corner: the FT-Transformer buys the best quality at the worst throughput, logistic regression is within 0.0022 of it at 2 600 times the throughput, and the DNN is dominated on both axes.</w:t>
       </w:r>
     </w:p>
     <w:p>
@@ -24099,7 +24099,7 @@
         <w:t xml:space="preserve">No detector wins on all four axes, and the ordering inverts between them.</w:t>
       </w:r>
       <w:r>
-        <w:t xml:space="preserve"> Under the temporal protocol the FT-Transformer leads at 0.9966, but it processes 430 flows per second, a hundred times fewer than XGBoost. XGBoost is mid-table on quality at 0.9888 yet dominates cost at 46 317 flows per second in a 2.13 MB model, and is unchanged to four decimals by tuning. A benchmark that reports a single axis therefore selects its winner by selecting its axis, which is the practical form of the saturation problem: when eleven pairs are statistically indistinguishable on accuracy, the operative criteria are the ones accuracy does not capture.</w:t>
+        <w:t xml:space="preserve"> Under the temporal protocol the FT-Transformer leads at 0.9966, but it processes 430 flows per second, a hundred times fewer than XGBoost. XGBoost is mid-table on quality at 0.9888 yet dominates cost at 46 317 flows per second in a 2.13 MB model, and is unchanged to four decimals by tuning. A benchmark that reports a single axis therefore selects its winner by selecting its axis, which is the practical form of the saturation problem: when eleven pairs are statistically indistinguishable on accuracy, the operative criteria are the ones accuracy does not capture.</w:t>
       </w:r>
     </w:p>
     <w:p>
@@ -24131,7 +24131,7 @@
         <w:t xml:space="preserve">Robustness to the aggregation interval separates the families more sharply than accuracy does.</w:t>
       </w:r>
       <w:r>
-        <w:t xml:space="preserve"> The interval is an infrastructure parameter chosen by whoever deploys the exporter, not a property the detector controls, so sensitivity to it is a viability question. The tree ensembles are indifferent: XGBoost stays at macro-F1 1.0000 with a zero false-positive rate at 5, 10, 30 and 60 seconds. The DNN is not: it falls from 0.9981 at 60 s to 0.85 at 30 s and to roughly 0.51 at 10 and 5 s, with false-positive rates between 33 and 39 %. Combined with its last place under the temporal protocol (0.9730), the DNN is the one detector in this benchmark we would not deploy. We also record an instability on the other side: at the 10-second interval one LightGBM seed out of three collapsed to 0.8374 with a 7.71 % false-positive rate while the other two stayed near 1.0000.</w:t>
+        <w:t xml:space="preserve"> The interval is an infrastructure parameter chosen by whoever deploys the exporter, not a property the detector controls, so sensitivity to it is a viability question. The tree ensembles are indifferent: XGBoost stays at macro-F1 1.0000 with a zero false-positive rate at 5, 10, 30 and 60 seconds. The DNN is not: it falls from 0.9981 at 60 s to 0.85 at 30 s and to roughly 0.51 at 10 and 5 s, with false-positive rates of 34 and 39% at the two shortest intervals. Combined with its last place under the temporal protocol (0.9730), the DNN is the one detector in this benchmark we would not deploy. We also record an instability on the other side: at the 10-second interval one LightGBM seed out of three collapsed to 0.8374 with a 7.71% false-positive rate while the other two stayed near 1.0000.</w:t>
       </w:r>
     </w:p>
     <w:p>
@@ -24163,7 +24163,7 @@
         <w:t xml:space="preserve">What we would deploy on this corpus.</w:t>
       </w:r>
       <w:r>
-        <w:t xml:space="preserve"> XGBoost as the default, for its combination of cost, interval robustness and insensitivity to tuning, with the caveat that its posteriors are close to deterministic. Logistic regression wherever throughput dominates, since it costs an order of magnitude less again for higher temporal-protocol quality. The FT-Transformer only where detection quality is worth a hundredfold cost, and noting that its lead was obtained with a single untuned configuration. Random forest is dominated by XGBoost on every axis we measured, k-nearest neighbours does not scale (1 875 flows/s, 11.4 MB, and fitted on a capped 50 000-flow subsample), and naive Bayes is not competitive at 0.4994. One limit applies to all of this: the temporal protocol yields a single deterministic partition, so the temporal column carries no variance estimate and small gaps in it should not be over-read.</w:t>
+        <w:t xml:space="preserve"> XGBoost as the default, for its combination of cost, interval robustness and insensitivity to tuning, with the caveat that its posteriors are close to deterministic. Logistic regression wherever throughput dominates, since it costs an order of magnitude less again for higher temporal-protocol quality. The FT-Transformer only where detection quality is worth a hundredfold cost, and noting that its lead was obtained with a single untuned configuration. Random forest is dominated by XGBoost on every axis we measured, k-nearest neighbours does not scale (1 875 flows/s, 11.4 MB, and fitted on a capped 50 000-flow subsample), and naive Bayes is not competitive at 0.4994. One limit applies to all of this: the temporal protocol yields a single deterministic partition, so the temporal column carries no variance estimate and small gaps in it should not be over-read.</w:t>
       </w:r>
     </w:p>
     <w:p>
@@ -24636,7 +24636,7 @@
                 <w:sz w:val="18"/>
                 <w:szCs w:val="18"/>
               </w:rPr>
-              <w:t xml:space="preserve">3 134</w:t>
+              <w:t xml:space="preserve">3 134</w:t>
             </w:r>
           </w:p>
         </w:tc>
@@ -24793,7 +24793,7 @@
                 <w:sz w:val="18"/>
                 <w:szCs w:val="18"/>
               </w:rPr>
-              <w:t xml:space="preserve">1 139 252</w:t>
+              <w:t xml:space="preserve">1 139 252</w:t>
             </w:r>
           </w:p>
         </w:tc>
@@ -24950,7 +24950,7 @@
                 <w:sz w:val="18"/>
                 <w:szCs w:val="18"/>
               </w:rPr>
-              <w:t xml:space="preserve">3 803</w:t>
+              <w:t xml:space="preserve">3 803</w:t>
             </w:r>
           </w:p>
         </w:tc>
@@ -25107,7 +25107,7 @@
                 <w:sz w:val="18"/>
                 <w:szCs w:val="18"/>
               </w:rPr>
-              <w:t xml:space="preserve">6 281</w:t>
+              <w:t xml:space="preserve">6 281</w:t>
             </w:r>
           </w:p>
         </w:tc>
@@ -25264,7 +25264,7 @@
                 <w:sz w:val="18"/>
                 <w:szCs w:val="18"/>
               </w:rPr>
-              <w:t xml:space="preserve">46 317</w:t>
+              <w:t xml:space="preserve">46 317</w:t>
             </w:r>
           </w:p>
         </w:tc>
@@ -25421,7 +25421,7 @@
                 <w:sz w:val="18"/>
                 <w:szCs w:val="18"/>
               </w:rPr>
-              <w:t xml:space="preserve">1 875</w:t>
+              <w:t xml:space="preserve">1 875</w:t>
             </w:r>
           </w:p>
         </w:tc>
@@ -25578,7 +25578,7 @@
                 <w:sz w:val="18"/>
                 <w:szCs w:val="18"/>
               </w:rPr>
-              <w:t xml:space="preserve">7 738</w:t>
+              <w:t xml:space="preserve">7 738</w:t>
             </w:r>
           </w:p>
         </w:tc>
@@ -25735,7 +25735,7 @@
                 <w:sz w:val="18"/>
                 <w:szCs w:val="18"/>
               </w:rPr>
-              <w:t xml:space="preserve">5 269</w:t>
+              <w:t xml:space="preserve">5 269</w:t>
             </w:r>
           </w:p>
         </w:tc>
@@ -25766,7 +25766,7 @@
                 <w:sz w:val="18"/>
                 <w:szCs w:val="18"/>
               </w:rPr>
-              <w:t xml:space="preserve">0.51 at 10 s, FPR 34 %</w:t>
+              <w:t xml:space="preserve">0.51 at 10 s, FPR 34%</w:t>
             </w:r>
           </w:p>
         </w:tc>
@@ -25892,7 +25892,7 @@
                 <w:sz w:val="18"/>
                 <w:szCs w:val="18"/>
               </w:rPr>
-              <w:t xml:space="preserve">228 377</w:t>
+              <w:t xml:space="preserve">228 377</w:t>
             </w:r>
           </w:p>
         </w:tc>
@@ -27294,7 +27294,7 @@
           <w:sz w:val="22"/>
           <w:szCs w:val="22"/>
         </w:rPr>
-        <w:t xml:space="preserve">The blacklist rests on a threshold, a predictivity filter, and, less visibly, on the decision to compare raw accuracies rather than above-chance accuracies. The last of these is the one that matters. Table 9 gives the full picture: with no correction the rule excludes eight behavioural features and the threshold sits in a 0.05-wide empty interval; with the uniform baseline 1/9 it excludes nine and the interval narrows to 0.034; with the majority-class rate p</w:t>
+        <w:t xml:space="preserve">The blacklist rests on a threshold, a predictivity filter, and, less visibly, on the decision to compare raw accuracies rather than above-chance accuracies. The last of these is the one that matters. Table 9 gives the full picture: with no correction the rule excludes eight behavioural features and the threshold sits in a 0.047-wide empty interval; with the uniform baseline 1/9 it excludes nine and the interval narrows to 0.034; with the majority-class rate p</w:t>
       </w:r>
       <w:r>
         <w:rPr>
@@ -28073,7 +28073,7 @@
           <w:sz w:val="22"/>
           <w:szCs w:val="22"/>
         </w:rPr>
-        <w:t xml:space="preserve">With 5 029 benign test flows, the FPR resolution is 0.0199 points and macro-F1 differences below roughly 10⁻⁴ are not meaningful. Several of our reported ties are ties at the resolution limit, not demonstrated equalities.</w:t>
+        <w:t xml:space="preserve">With 5 029 benign test flows, the FPR resolution is 0.0199 points and macro-F1 differences below roughly 10⁻⁴ are not meaningful. Several of our reported ties are ties at the resolution limit, not demonstrated equalities.</w:t>
       </w:r>
     </w:p>
     <w:p>
@@ -28101,7 +28101,7 @@
           <w:sz w:val="22"/>
           <w:szCs w:val="22"/>
         </w:rPr>
-        <w:t xml:space="preserve">The time cap binds unequally: the FT-Transformer completed one trial and naive Bayes twenty. Two causes are entangled here and we can separate them only partially. The first is model cost, which is intrinsic. The second is that the cap was enforced against wall-clock time in a hosted runtime whose accelerator allocation varied between sessions: one FT-Transformer fit took 31 602 s against a median of 362 s for the same model on the other five splits, a factor of 87 that no property of the model explains. The number of trials a model received therefore reflects hardware availability as well as architecture. This does not affect any accuracy we report, since training on CPU or GPU yields the same model up to floating-point non-determinism and the seeds are fixed, and it strengthens rather than weakens the FT-Transformer's temporal-protocol lead, obtained with a single and essentially untuned configuration. But it means the tuned arm is not an equal-effort comparison, for a reason beyond the one we set out to declare. A budget expressed in training steps or epochs rather than wall-clock seconds would not have this defect, and we recommend it for replication. For the same reason our artefact records the runtime environment once per session rather than once per run, so the hardware used for an individual run cannot be recovered from the released results.</w:t>
+        <w:t xml:space="preserve">The time cap binds unequally: the FT-Transformer completed one trial and naive Bayes twenty. Two causes are entangled here and we can separate them only partially. The first is model cost, which is intrinsic. The second is that the cap was enforced against wall-clock time in a hosted runtime whose accelerator allocation varied between sessions: one FT-Transformer fit took 31 602 s against a median of 362 s for the same model on the other five splits, a factor of 87 that no property of the model explains. The number of trials a model received therefore reflects hardware availability as well as architecture. This does not affect any accuracy we report, since training on CPU or GPU yields the same model up to floating-point non-determinism and the seeds are fixed, and it strengthens rather than weakens the FT-Transformer's temporal-protocol lead, obtained with a single and essentially untuned configuration. But it means the tuned arm is not an equal-effort comparison, for a reason beyond the one we set out to declare. A budget expressed in training steps or epochs rather than wall-clock seconds would not have this defect, and we recommend it for replication. For the same reason our artefact records the runtime environment once per session rather than once per run, so the hardware used for an individual run cannot be recovered from the released results.</w:t>
       </w:r>
     </w:p>
     <w:p>
@@ -28153,7 +28153,7 @@
           <w:sz w:val="22"/>
           <w:szCs w:val="22"/>
         </w:rPr>
-        <w:t xml:space="preserve"> module, which lacks standalone reconnaissance captures; our task therefore covers eight attack families rather than the ten in the corpus descriptor. We also recount 29 736 fewer 60-second flows than the descriptor reports, attributable to the absent reconnaissance captures and a 2 003-flow shortfall in </w:t>
+        <w:t xml:space="preserve"> module, which lacks standalone reconnaissance captures; our task therefore covers eight attack families rather than the ten in the corpus descriptor. We also recount 29 736 fewer 60-second flows than the descriptor reports, attributable to the absent reconnaissance captures and a 2 003-flow shortfall in </w:t>
       </w:r>
       <w:r>
         <w:rPr>

--- a/paper/GeNIS_benchmark_article.docx
+++ b/paper/GeNIS_benchmark_article.docx
@@ -948,6 +948,144 @@
           <w:szCs w:val="22"/>
         </w:rPr>
         <w:t xml:space="preserve"> task, which requires separating five denial-of-service families from one another rather than pooling them. Second, evaluation rests on a single stratified split with no repetition, so no confidence interval or significance test accompanies the reported differences. Third, only the 60-second interval is used, leaving the effect of flow aggregation unmeasured. Fourth, and most consequentially for a corpus whose attack windows are disjoint in capture time (Section 3.1), the protocol is a random split with no temporal evaluation and no test for whether retained features encode capture position rather than traffic behaviour. That audit is what this paper supplies, and it turns their own SHAP-based concern into a measurement. Table 1 situates these dimensions.</w:t>
+      </w:r>
+    </w:p>
+    <w:p>
+      <w:pPr>
+        <w:spacing w:after="120" w:line="276"/>
+        <w:jc w:val="both"/>
+      </w:pPr>
+      <w:r>
+        <w:rPr>
+          <w:rFonts w:ascii="Times New Roman" w:cs="Times New Roman" w:eastAsia="Times New Roman" w:hAnsi="Times New Roman"/>
+          <w:b w:val="false"/>
+          <w:bCs w:val="false"/>
+          <w:i w:val="false"/>
+          <w:iCs w:val="false"/>
+          <w:sz w:val="22"/>
+          <w:szCs w:val="22"/>
+        </w:rPr>
+        <w:t xml:space="preserve">One consequence is worth recording for anyone building on that baseline, because it concerns the module the corpus distributes as ready for training. We inspected the 60-second pair of the </w:t>
+      </w:r>
+      <w:r>
+        <w:rPr>
+          <w:rFonts w:ascii="Consolas" w:cs="Consolas" w:eastAsia="Consolas" w:hAnsi="Consolas"/>
+          <w:b w:val="false"/>
+          <w:bCs w:val="false"/>
+          <w:i w:val="false"/>
+          <w:iCs w:val="false"/>
+          <w:sz w:val="20"/>
+          <w:szCs w:val="20"/>
+        </w:rPr>
+        <w:t xml:space="preserve">4-preprocessed</w:t>
+      </w:r>
+      <w:r>
+        <w:rPr>
+          <w:rFonts w:ascii="Times New Roman" w:cs="Times New Roman" w:eastAsia="Times New Roman" w:hAnsi="Times New Roman"/>
+          <w:b w:val="false"/>
+          <w:bCs w:val="false"/>
+          <w:i w:val="false"/>
+          <w:iCs w:val="false"/>
+          <w:sz w:val="22"/>
+          <w:szCs w:val="22"/>
+        </w:rPr>
+        <w:t xml:space="preserve"> module (294 844 training and 73 712 holdout flows, 87 columns, matching the one-hot encoding described in that study). The timestamps and the record rank are absent, so the capture-schedule shortcut of Section 6.2 is not transmitted by it, and the Argus counters that remain, </w:t>
+      </w:r>
+      <w:r>
+        <w:rPr>
+          <w:rFonts w:ascii="Consolas" w:cs="Consolas" w:eastAsia="Consolas" w:hAnsi="Consolas"/>
+          <w:b w:val="false"/>
+          <w:bCs w:val="false"/>
+          <w:i w:val="false"/>
+          <w:iCs w:val="false"/>
+          <w:sz w:val="20"/>
+          <w:szCs w:val="20"/>
+        </w:rPr>
+        <w:t xml:space="preserve">Seq</w:t>
+      </w:r>
+      <w:r>
+        <w:rPr>
+          <w:rFonts w:ascii="Times New Roman" w:cs="Times New Roman" w:eastAsia="Times New Roman" w:hAnsi="Times New Roman"/>
+          <w:b w:val="false"/>
+          <w:bCs w:val="false"/>
+          <w:i w:val="false"/>
+          <w:iCs w:val="false"/>
+          <w:sz w:val="22"/>
+          <w:szCs w:val="22"/>
+        </w:rPr>
+        <w:t xml:space="preserve"> and </w:t>
+      </w:r>
+      <w:r>
+        <w:rPr>
+          <w:rFonts w:ascii="Consolas" w:cs="Consolas" w:eastAsia="Consolas" w:hAnsi="Consolas"/>
+          <w:b w:val="false"/>
+          <w:bCs w:val="false"/>
+          <w:i w:val="false"/>
+          <w:iCs w:val="false"/>
+          <w:sz w:val="20"/>
+          <w:szCs w:val="20"/>
+        </w:rPr>
+        <w:t xml:space="preserve">Offset</w:t>
+      </w:r>
+      <w:r>
+        <w:rPr>
+          <w:rFonts w:ascii="Times New Roman" w:cs="Times New Roman" w:eastAsia="Times New Roman" w:hAnsi="Times New Roman"/>
+          <w:b w:val="false"/>
+          <w:bCs w:val="false"/>
+          <w:i w:val="false"/>
+          <w:iCs w:val="false"/>
+          <w:sz w:val="22"/>
+          <w:szCs w:val="22"/>
+        </w:rPr>
+        <w:t xml:space="preserve">, are per-capture-file and classify below chance (0.1713 and 0.0672 against a majority-class rate of 0.1785). Two properties are inherited, however. The six numerically identical duration columns are present and unchanged, and </w:t>
+      </w:r>
+      <w:r>
+        <w:rPr>
+          <w:rFonts w:ascii="Consolas" w:cs="Consolas" w:eastAsia="Consolas" w:hAnsi="Consolas"/>
+          <w:b w:val="false"/>
+          <w:bCs w:val="false"/>
+          <w:i w:val="false"/>
+          <w:iCs w:val="false"/>
+          <w:sz w:val="20"/>
+          <w:szCs w:val="20"/>
+        </w:rPr>
+        <w:t xml:space="preserve">Dur</w:t>
+      </w:r>
+      <w:r>
+        <w:rPr>
+          <w:rFonts w:ascii="Times New Roman" w:cs="Times New Roman" w:eastAsia="Times New Roman" w:hAnsi="Times New Roman"/>
+          <w:b w:val="false"/>
+          <w:bCs w:val="false"/>
+          <w:i w:val="false"/>
+          <w:iCs w:val="false"/>
+          <w:sz w:val="22"/>
+          <w:szCs w:val="22"/>
+        </w:rPr>
+        <w:t xml:space="preserve"> alone classifies the thirteen sub-categories at 0.8957. The topology-bound counters and the port numbers are also present, and </w:t>
+      </w:r>
+      <w:r>
+        <w:rPr>
+          <w:rFonts w:ascii="Consolas" w:cs="Consolas" w:eastAsia="Consolas" w:hAnsi="Consolas"/>
+          <w:b w:val="false"/>
+          <w:bCs w:val="false"/>
+          <w:i w:val="false"/>
+          <w:iCs w:val="false"/>
+          <w:sz w:val="20"/>
+          <w:szCs w:val="20"/>
+        </w:rPr>
+        <w:t xml:space="preserve">Sdaddr</w:t>
+      </w:r>
+      <w:r>
+        <w:rPr>
+          <w:rFonts w:ascii="Times New Roman" w:cs="Times New Roman" w:eastAsia="Times New Roman" w:hAnsi="Times New Roman"/>
+          <w:b w:val="false"/>
+          <w:bCs w:val="false"/>
+          <w:i w:val="false"/>
+          <w:iCs w:val="false"/>
+          <w:sz w:val="22"/>
+          <w:szCs w:val="22"/>
+        </w:rPr>
+        <w:t xml:space="preserve"> alone reaches 0.9947 with a macro-F1 of 0.9102, from 76 distinct values. Silva et al. exclude those columns from their experiments, so their reported results are unaffected; the observation concerns the module as distributed, which a subsequent study may load directly. Our artefact releases the two inspection scripts that produce these numbers.</w:t>
       </w:r>
     </w:p>
     <w:p>
@@ -28046,6 +28184,132 @@
           <w:szCs w:val="4"/>
         </w:rPr>
         <w:t xml:space="preserve"/>
+      </w:r>
+    </w:p>
+    <w:p>
+      <w:pPr>
+        <w:spacing w:after="120" w:line="276"/>
+        <w:jc w:val="both"/>
+      </w:pPr>
+      <w:r>
+        <w:rPr>
+          <w:rFonts w:ascii="Times New Roman" w:cs="Times New Roman" w:eastAsia="Times New Roman" w:hAnsi="Times New Roman"/>
+          <w:b/>
+          <w:bCs/>
+          <w:i w:val="false"/>
+          <w:iCs w:val="false"/>
+          <w:sz w:val="22"/>
+          <w:szCs w:val="22"/>
+        </w:rPr>
+        <w:t xml:space="preserve">The audit detects schedule shortcuts, not topology shortcuts. </w:t>
+      </w:r>
+      <w:r>
+        <w:rPr>
+          <w:rFonts w:ascii="Times New Roman" w:cs="Times New Roman" w:eastAsia="Times New Roman" w:hAnsi="Times New Roman"/>
+          <w:b w:val="false"/>
+          <w:bCs w:val="false"/>
+          <w:i w:val="false"/>
+          <w:iCs w:val="false"/>
+          <w:sz w:val="22"/>
+          <w:szCs w:val="22"/>
+        </w:rPr>
+        <w:t xml:space="preserve">Transferability compares two evaluation protocols in time, so it can only expose a feature whose predictive power depends on the capture schedule. A feature bound to the network topology is stable in time: it would transfer at a ratio close to one and the rule would retain it. Our protocol therefore rests on two independent remedies and the audit replaces neither. Twenty-three identifier columns, including the topology-bound </w:t>
+      </w:r>
+      <w:r>
+        <w:rPr>
+          <w:rFonts w:ascii="Consolas" w:cs="Consolas" w:eastAsia="Consolas" w:hAnsi="Consolas"/>
+          <w:b w:val="false"/>
+          <w:bCs w:val="false"/>
+          <w:i w:val="false"/>
+          <w:iCs w:val="false"/>
+          <w:sz w:val="20"/>
+          <w:szCs w:val="20"/>
+        </w:rPr>
+        <w:t xml:space="preserve">Ssaddr</w:t>
+      </w:r>
+      <w:r>
+        <w:rPr>
+          <w:rFonts w:ascii="Times New Roman" w:cs="Times New Roman" w:eastAsia="Times New Roman" w:hAnsi="Times New Roman"/>
+          <w:b w:val="false"/>
+          <w:bCs w:val="false"/>
+          <w:i w:val="false"/>
+          <w:iCs w:val="false"/>
+          <w:sz w:val="22"/>
+          <w:szCs w:val="22"/>
+        </w:rPr>
+        <w:t xml:space="preserve"> and </w:t>
+      </w:r>
+      <w:r>
+        <w:rPr>
+          <w:rFonts w:ascii="Consolas" w:cs="Consolas" w:eastAsia="Consolas" w:hAnsi="Consolas"/>
+          <w:b w:val="false"/>
+          <w:bCs w:val="false"/>
+          <w:i w:val="false"/>
+          <w:iCs w:val="false"/>
+          <w:sz w:val="20"/>
+          <w:szCs w:val="20"/>
+        </w:rPr>
+        <w:t xml:space="preserve">Sdaddr</w:t>
+      </w:r>
+      <w:r>
+        <w:rPr>
+          <w:rFonts w:ascii="Times New Roman" w:cs="Times New Roman" w:eastAsia="Times New Roman" w:hAnsi="Times New Roman"/>
+          <w:b w:val="false"/>
+          <w:bCs w:val="false"/>
+          <w:i w:val="false"/>
+          <w:iCs w:val="false"/>
+          <w:sz w:val="22"/>
+          <w:szCs w:val="22"/>
+        </w:rPr>
+        <w:t xml:space="preserve"> counters and the port numbers, are excluded by explicit name before any feature condition is built (Section 4.3), on the argument of D'hooge et al. [15]; the transferability rule then runs on what remains. The cost of omitting that first step is measurable on this corpus: in the </w:t>
+      </w:r>
+      <w:r>
+        <w:rPr>
+          <w:rFonts w:ascii="Consolas" w:cs="Consolas" w:eastAsia="Consolas" w:hAnsi="Consolas"/>
+          <w:b w:val="false"/>
+          <w:bCs w:val="false"/>
+          <w:i w:val="false"/>
+          <w:iCs w:val="false"/>
+          <w:sz w:val="20"/>
+          <w:szCs w:val="20"/>
+        </w:rPr>
+        <w:t xml:space="preserve">4-preprocessed</w:t>
+      </w:r>
+      <w:r>
+        <w:rPr>
+          <w:rFonts w:ascii="Times New Roman" w:cs="Times New Roman" w:eastAsia="Times New Roman" w:hAnsi="Times New Roman"/>
+          <w:b w:val="false"/>
+          <w:bCs w:val="false"/>
+          <w:i w:val="false"/>
+          <w:iCs w:val="false"/>
+          <w:sz w:val="22"/>
+          <w:szCs w:val="22"/>
+        </w:rPr>
+        <w:t xml:space="preserve"> module, which retains those columns, a decision tree given only </w:t>
+      </w:r>
+      <w:r>
+        <w:rPr>
+          <w:rFonts w:ascii="Consolas" w:cs="Consolas" w:eastAsia="Consolas" w:hAnsi="Consolas"/>
+          <w:b w:val="false"/>
+          <w:bCs w:val="false"/>
+          <w:i w:val="false"/>
+          <w:iCs w:val="false"/>
+          <w:sz w:val="20"/>
+          <w:szCs w:val="20"/>
+        </w:rPr>
+        <w:t xml:space="preserve">Sdaddr</w:t>
+      </w:r>
+      <w:r>
+        <w:rPr>
+          <w:rFonts w:ascii="Times New Roman" w:cs="Times New Roman" w:eastAsia="Times New Roman" w:hAnsi="Times New Roman"/>
+          <w:b w:val="false"/>
+          <w:bCs w:val="false"/>
+          <w:i w:val="false"/>
+          <w:iCs w:val="false"/>
+          <w:sz w:val="22"/>
+          <w:szCs w:val="22"/>
+        </w:rPr>
+        <w:t xml:space="preserve"> classifies the thirteen sub-categories of that module's own holdout at 0.9947 accuracy, against a majority-class rate of 0.1785. Under a temporal protocol such a feature transfers intact, so no transferability threshold would have removed it. Readers should not read our audit as a complete leakage test.</w:t>
       </w:r>
     </w:p>
     <w:p>

--- a/paper/GeNIS_benchmark_article.docx
+++ b/paper/GeNIS_benchmark_article.docx
@@ -28677,20 +28677,43 @@
           <w:sz w:val="22"/>
           <w:szCs w:val="22"/>
         </w:rPr>
-        <w:t xml:space="preserve">. Our artefact, comprising the pipeline, the frozen split indices, the feature blacklist, the transferability spectrum under both normalisations, the hyperparameter configurations, the trained models, and the scripts that regenerate every figure and table, is released at https://github.com/bahriala2/GeNIS2025 and archived at </w:t>
-      </w:r>
-      <w:r>
-        <w:rPr>
-          <w:rFonts w:ascii="Times New Roman" w:cs="Times New Roman" w:eastAsia="Times New Roman" w:hAnsi="Times New Roman"/>
-          <w:b/>
-          <w:bCs/>
-          <w:i w:val="false"/>
-          <w:iCs w:val="false"/>
-          <w:color w:val="C00000"/>
+        <w:t xml:space="preserve">. Our artefact is released in two parts. The code, comprising the pipeline and the scripts that regenerate the figures and the tables, is at https://github.com/bahriala2/GeNIS2025. The measurements it produced are archived at </w:t>
+      </w:r>
+      <w:r>
+        <w:rPr>
+          <w:rFonts w:ascii="Consolas" w:cs="Consolas" w:eastAsia="Consolas" w:hAnsi="Consolas"/>
+          <w:b w:val="false"/>
+          <w:bCs w:val="false"/>
+          <w:i w:val="false"/>
+          <w:iCs w:val="false"/>
+          <w:sz w:val="20"/>
+          <w:szCs w:val="20"/>
+        </w:rPr>
+        <w:t xml:space="preserve">doi:10.5281/zenodo.21910662</w:t>
+      </w:r>
+      <w:r>
+        <w:rPr>
+          <w:rFonts w:ascii="Times New Roman" w:cs="Times New Roman" w:eastAsia="Times New Roman" w:hAnsi="Times New Roman"/>
+          <w:b w:val="false"/>
+          <w:bCs w:val="false"/>
+          <w:i w:val="false"/>
+          <w:iCs w:val="false"/>
           <w:sz w:val="22"/>
           <w:szCs w:val="22"/>
         </w:rPr>
-        <w:t xml:space="preserve">[A COMPLETER : archival DOI]</w:t>
+        <w:t xml:space="preserve"> under a CC-BY 4.0 licence, in two files: </w:t>
+      </w:r>
+      <w:r>
+        <w:rPr>
+          <w:rFonts w:ascii="Consolas" w:cs="Consolas" w:eastAsia="Consolas" w:hAnsi="Consolas"/>
+          <w:b w:val="false"/>
+          <w:bCs w:val="false"/>
+          <w:i w:val="false"/>
+          <w:iCs w:val="false"/>
+          <w:sz w:val="20"/>
+          <w:szCs w:val="20"/>
+        </w:rPr>
+        <w:t xml:space="preserve">article1_final.zip</w:t>
       </w:r>
       <w:r>
         <w:rPr>
@@ -28702,7 +28725,31 @@
           <w:sz w:val="22"/>
           <w:szCs w:val="22"/>
         </w:rPr>
-        <w:t xml:space="preserve">.</w:t>
+        <w:t xml:space="preserve"> contains the results file for the 154 runs, which also carries the feature blacklist, the transferability spectrum under both normalisations and the hyperparameter configurations, together with the frozen split indices, the per-run probability matrices and the figures; </w:t>
+      </w:r>
+      <w:r>
+        <w:rPr>
+          <w:rFonts w:ascii="Consolas" w:cs="Consolas" w:eastAsia="Consolas" w:hAnsi="Consolas"/>
+          <w:b w:val="false"/>
+          <w:bCs w:val="false"/>
+          <w:i w:val="false"/>
+          <w:iCs w:val="false"/>
+          <w:sz w:val="20"/>
+          <w:szCs w:val="20"/>
+        </w:rPr>
+        <w:t xml:space="preserve">models.zip</w:t>
+      </w:r>
+      <w:r>
+        <w:rPr>
+          <w:rFonts w:ascii="Times New Roman" w:cs="Times New Roman" w:eastAsia="Times New Roman" w:hAnsi="Times New Roman"/>
+          <w:b w:val="false"/>
+          <w:bCs w:val="false"/>
+          <w:i w:val="false"/>
+          <w:iCs w:val="false"/>
+          <w:sz w:val="22"/>
+          <w:szCs w:val="22"/>
+        </w:rPr>
+        <w:t xml:space="preserve"> contains the trained detectors of the reference configuration and their fitted preprocessing parameters.</w:t>
       </w:r>
     </w:p>
     <w:p>

--- a/paper/GeNIS_benchmark_article.docx
+++ b/paper/GeNIS_benchmark_article.docx
@@ -5006,7 +5006,7 @@
           <w:sz w:val="22"/>
           <w:szCs w:val="22"/>
         </w:rPr>
-        <w:t xml:space="preserve"> discriminative power that survives the change of protocol. The two are not interchangeable, and Section 8 quantifies what the choice costs. We keep τ as the operative rule, so that the blacklist used to train every model in this paper is the one the rule produced, and report τ* as a sensitivity analysis. The denominator is bounded below by 0.389 for every audited feature, since the rule applies only to features that are individually predictive, so the correction does not amplify noise.</w:t>
+        <w:t xml:space="preserve"> discriminative power that survives the change of protocol. The two are not interchangeable, and Section 8 quantifies what the choice costs. We keep τ as the operative rule, so that the blacklist used to train every model in this paper is the one the rule produced, and report τ* as a sensitivity analysis. The denominator is bounded below by 0.388 for every audited feature, since the rule applies only to features that are individually predictive, so the correction does not amplify noise.</w:t>
       </w:r>
     </w:p>
     <w:p>

--- a/paper/GeNIS_benchmark_article.docx
+++ b/paper/GeNIS_benchmark_article.docx
@@ -4088,7 +4088,7 @@
           <w:sz w:val="22"/>
           <w:szCs w:val="22"/>
         </w:rPr>
-        <w:t xml:space="preserve"> relative to the descriptor's Table 12 (8 283 released versus 10 286 reported). The same discrepancy is present at every interval (32 590 flows at 5 s, 32 051 at 10 s and 30 481 at 30 s), of which the constant 27 733 reconnaissance flows are the larger part. Table 4 reports our recounts. All figures in this paper come from the released files, and we state the released counts rather than the documented ones wherever the two disagree.</w:t>
+        <w:t xml:space="preserve"> relative to Table 12 of the corpus descriptor [4] (8 283 released versus 10 286 reported). The same discrepancy is present at every interval (32 590 flows at 5 s, 32 051 at 10 s and 30 481 at 30 s), of which the constant 27 733 reconnaissance flows are the larger part. Table 4 reports our recounts. All figures in this paper come from the released files, and we state the released counts rather than the documented ones wherever the two disagree.</w:t>
       </w:r>
     </w:p>
     <w:p>
@@ -5019,6 +5019,150 @@
           <w:rFonts w:ascii="Times New Roman" w:cs="Times New Roman" w:eastAsia="Times New Roman" w:hAnsi="Times New Roman"/>
           <w:b w:val="false"/>
           <w:bCs w:val="false"/>
+          <w:i/>
+          <w:iCs w:val="false"/>
+          <w:sz w:val="22"/>
+          <w:szCs w:val="22"/>
+        </w:rPr>
+        <w:t xml:space="preserve">What the rule can and cannot separate. </w:t>
+      </w:r>
+      <w:r>
+        <w:rPr>
+          <w:rFonts w:ascii="Times New Roman" w:cs="Times New Roman" w:eastAsia="Times New Roman" w:hAnsi="Times New Roman"/>
+          <w:b w:val="false"/>
+          <w:bCs w:val="false"/>
+          <w:i w:val="false"/>
+          <w:iCs w:val="false"/>
+          <w:sz w:val="22"/>
+          <w:szCs w:val="22"/>
+        </w:rPr>
+        <w:t xml:space="preserve">The columns this audit touches are not of one kind, and the distinction matters for how the blacklist should be read. Four are </w:t>
+      </w:r>
+      <w:r>
+        <w:rPr>
+          <w:rFonts w:ascii="Times New Roman" w:cs="Times New Roman" w:eastAsia="Times New Roman" w:hAnsi="Times New Roman"/>
+          <w:b w:val="false"/>
+          <w:bCs w:val="false"/>
+          <w:i/>
+          <w:iCs w:val="false"/>
+          <w:sz w:val="22"/>
+          <w:szCs w:val="22"/>
+        </w:rPr>
+        <w:t xml:space="preserve">positional</w:t>
+      </w:r>
+      <w:r>
+        <w:rPr>
+          <w:rFonts w:ascii="Times New Roman" w:cs="Times New Roman" w:eastAsia="Times New Roman" w:hAnsi="Times New Roman"/>
+          <w:b w:val="false"/>
+          <w:bCs w:val="false"/>
+          <w:i w:val="false"/>
+          <w:iCs w:val="false"/>
+          <w:sz w:val="22"/>
+          <w:szCs w:val="22"/>
+        </w:rPr>
+        <w:t xml:space="preserve">: they encode where a flow sits in the capture and carry no traffic semantics at all. Twenty-three are </w:t>
+      </w:r>
+      <w:r>
+        <w:rPr>
+          <w:rFonts w:ascii="Times New Roman" w:cs="Times New Roman" w:eastAsia="Times New Roman" w:hAnsi="Times New Roman"/>
+          <w:b w:val="false"/>
+          <w:bCs w:val="false"/>
+          <w:i/>
+          <w:iCs w:val="false"/>
+          <w:sz w:val="22"/>
+          <w:szCs w:val="22"/>
+        </w:rPr>
+        <w:t xml:space="preserve">identifiers</w:t>
+      </w:r>
+      <w:r>
+        <w:rPr>
+          <w:rFonts w:ascii="Times New Roman" w:cs="Times New Roman" w:eastAsia="Times New Roman" w:hAnsi="Times New Roman"/>
+          <w:b w:val="false"/>
+          <w:bCs w:val="false"/>
+          <w:i w:val="false"/>
+          <w:iCs w:val="false"/>
+          <w:sz w:val="22"/>
+          <w:szCs w:val="22"/>
+        </w:rPr>
+        <w:t xml:space="preserve">, excluded by name before any measurement, on the argument of D'hooge et al. [15]. Among the behavioural columns the rule then separates two further kinds. Six are </w:t>
+      </w:r>
+      <w:r>
+        <w:rPr>
+          <w:rFonts w:ascii="Times New Roman" w:cs="Times New Roman" w:eastAsia="Times New Roman" w:hAnsi="Times New Roman"/>
+          <w:b w:val="false"/>
+          <w:bCs w:val="false"/>
+          <w:i/>
+          <w:iCs w:val="false"/>
+          <w:sz w:val="22"/>
+          <w:szCs w:val="22"/>
+        </w:rPr>
+        <w:t xml:space="preserve">redundant</w:t>
+      </w:r>
+      <w:r>
+        <w:rPr>
+          <w:rFonts w:ascii="Times New Roman" w:cs="Times New Roman" w:eastAsia="Times New Roman" w:hAnsi="Times New Roman"/>
+          <w:b w:val="false"/>
+          <w:bCs w:val="false"/>
+          <w:i w:val="false"/>
+          <w:iCs w:val="false"/>
+          <w:sz w:val="22"/>
+          <w:szCs w:val="22"/>
+        </w:rPr>
+        <w:t xml:space="preserve">: Dur, RunTime, Mean, Sum, Min and Max are numerically identical to one another, so a single shortcut is duplicated six times and each copy is individually predictive. The remainder are </w:t>
+      </w:r>
+      <w:r>
+        <w:rPr>
+          <w:rFonts w:ascii="Times New Roman" w:cs="Times New Roman" w:eastAsia="Times New Roman" w:hAnsi="Times New Roman"/>
+          <w:b w:val="false"/>
+          <w:bCs w:val="false"/>
+          <w:i/>
+          <w:iCs w:val="false"/>
+          <w:sz w:val="22"/>
+          <w:szCs w:val="22"/>
+        </w:rPr>
+        <w:t xml:space="preserve">distribution-sensitive</w:t>
+      </w:r>
+      <w:r>
+        <w:rPr>
+          <w:rFonts w:ascii="Times New Roman" w:cs="Times New Roman" w:eastAsia="Times New Roman" w:hAnsi="Times New Roman"/>
+          <w:b w:val="false"/>
+          <w:bCs w:val="false"/>
+          <w:i w:val="false"/>
+          <w:iCs w:val="false"/>
+          <w:sz w:val="22"/>
+          <w:szCs w:val="22"/>
+        </w:rPr>
+        <w:t xml:space="preserve">: rate and inter-packet-time statistics whose predictive power is genuine but tied to how the campaigns were paced. The rule places SIntPkt and SIntPktMax in the blacklist on the same evidence it uses for the duplicated columns, and we cannot claim that it has distinguished them. A low transferability ratio establishes that a feature's predictive power does not survive a change of protocol; it does not establish that the power was spurious to begin with. Excluding such a feature is conservative for a benchmark, since it can only lower the reported score, but it is not the same act as removing a leak, and we do not present it as one.</w:t>
+      </w:r>
+    </w:p>
+    <w:p>
+      <w:pPr>
+        <w:spacing w:after="120" w:line="276"/>
+        <w:jc w:val="both"/>
+      </w:pPr>
+      <w:r>
+        <w:rPr>
+          <w:rFonts w:ascii="Times New Roman" w:cs="Times New Roman" w:eastAsia="Times New Roman" w:hAnsi="Times New Roman"/>
+          <w:b w:val="false"/>
+          <w:bCs w:val="false"/>
+          <w:i w:val="false"/>
+          <w:iCs w:val="false"/>
+          <w:sz w:val="22"/>
+          <w:szCs w:val="22"/>
+        </w:rPr>
+        <w:t xml:space="preserve">The arithmetic of the blacklist is therefore explicit: four positional columns excluded by name, plus eight behavioural columns excluded by the rule, gives the twelve of Table 3. Under the chance-corrected variant the behavioural count rises to thirteen and the blacklist to seventeen. Every count in this paper is one of those two, and Section 8 reports what separates them.</w:t>
+      </w:r>
+    </w:p>
+    <w:p>
+      <w:pPr>
+        <w:spacing w:after="120" w:line="276"/>
+        <w:jc w:val="both"/>
+      </w:pPr>
+      <w:r>
+        <w:rPr>
+          <w:rFonts w:ascii="Times New Roman" w:cs="Times New Roman" w:eastAsia="Times New Roman" w:hAnsi="Times New Roman"/>
+          <w:b w:val="false"/>
+          <w:bCs w:val="false"/>
           <w:i w:val="false"/>
           <w:iCs w:val="false"/>
           <w:sz w:val="22"/>
@@ -5330,7 +5474,7 @@
           <w:sz w:val="22"/>
           <w:szCs w:val="22"/>
         </w:rPr>
-        <w:t xml:space="preserve"> over the nine classes, complemented by the Matthews correlation coefficient, per-class F1, and the operational binary view (benign versus attack) with its false-positive rate, PR-AUC and ROC-AUC. Calibration is measured by expected calibration error over 15 bins, before and after temperature scaling fitted on validation. Pairwise model differences on the shared test partition are tested with McNemar's test under Holm correction, and macro-F1 carries 95% bootstrap confidence intervals over 1 000 resamples.</w:t>
+        <w:t xml:space="preserve"> over the nine classes, complemented by the Matthews correlation coefficient, per-class F1, and the operational binary view (benign versus attack) with its false-positive rate, PR-AUC and ROC-AUC. Calibration is measured by expected calibration error over 15 bins, before and after temperature scaling fitted on validation. Two statistical questions are asked separately, and they are not interchangeable. McNemar's test, under Holm correction, is applied to the paired multiclass prediction vectors of two detectors on the same seed-1 test partition: it asks whether they misclassify different flows, not whether their macro-F1 differs, and it is exact under the pairing because both detectors see the identical flows in the identical order. Uncertainty on macro-F1 itself is carried by 95% bootstrap confidence intervals over 1 000 resamples of that same partition. The five seeds answer a third question again: they resample the split, not the corpus, so their dispersion measures the sensitivity of a detector to which flows land in training, and they are not independent replications of the data. We therefore do not pool them into the significance test, and we report their standard deviation as a stability figure rather than as a standard error. Significance and magnitude are also reported together throughout: where a difference is significant we give the absolute macro-F1 gap beside it, because on this corpus a gap can be statistically detectable and operationally irrelevant at the same time.</w:t>
       </w:r>
     </w:p>
     <w:p>
@@ -5408,7 +5552,7 @@
           <w:sz w:val="22"/>
           <w:szCs w:val="22"/>
         </w:rPr>
-        <w:t xml:space="preserve">Eleven supervised detectors and one unsupervised detector are evaluated under the identical protocol of Section 4.</w:t>
+        <w:t xml:space="preserve">Eleven supervised detectors and one unsupervised detector are evaluated under the identical protocol of Section 4. The selection is not meant to be exhaustive. It is meant to cover one representative of each family a practitioner would consider on tabular flow records: linear, probabilistic, distance-based, bagging, boosting, recurrent, convolutional, dense, attention-based, and reconstruction-based. Adding a second member of a family already represented would lengthen the campaign without changing any conclusion this paper draws, since every conclusion is about the protocol rather than about which detector wins.</w:t>
       </w:r>
     </w:p>
     <w:p>
@@ -13816,7 +13960,7 @@
           <w:sz w:val="18"/>
           <w:szCs w:val="18"/>
         </w:rPr>
-        <w:t xml:space="preserve">Single-feature transferability over all 63 behavioural features, sorted, under both normalisations. Solid bars give the raw ratio τ, hatched bars the chance-corrected τ*. Red marks the eight features excluded under both rules, orange the five excluded only under τ*. Under τ the gap between 0.49 and 0.54 places the threshold between two clusters; under τ* that gap narrows to 0.017 (Section 6.2 and Table 9).</w:t>
+        <w:t xml:space="preserve">Single-feature transferability over all 63 behavioural features, sorted, under both normalisations. Solid bars give the raw ratio τ, hatched bars the chance-corrected τ*. Red marks the eight features excluded under both rules, orange the five excluded only under τ*. Under τ the gap between 0.49 and 0.54 places the threshold between two clusters; under τ* that gap narrows to 0.017 (Section 6.2 and Table 11).</w:t>
       </w:r>
     </w:p>
     <w:p>
@@ -24221,7 +24365,7 @@
         <w:t xml:space="preserve">Which detectors are actually viable, and on which axis.</w:t>
       </w:r>
       <w:r>
-        <w:t xml:space="preserve"> The four preceding subsections each rank the detectors differently, so a synthesis is needed. We deliberately exclude training time from the criteria: it was measured in a hosted runtime whose accelerator allocation varied between sessions, so it reflects hardware availability as much as model cost (Section 8). The four axes below are all measured on a stable basis, Table 10 collects them and Figure 13 shows where each detector actually loses.</w:t>
+        <w:t xml:space="preserve"> The four preceding subsections each rank the detectors differently, so a synthesis is needed. We deliberately exclude training time from the criteria: it was measured in a hosted runtime whose accelerator allocation varied between sessions, so it reflects hardware availability as much as model cost (Section 8). The four axes below are all measured on a stable basis, Table 9 collects them and Figure 13 shows where each detector actually loses.</w:t>
       </w:r>
     </w:p>
     <w:p>
@@ -24317,7 +24461,7 @@
           <w:sz w:val="18"/>
           <w:szCs w:val="18"/>
         </w:rPr>
-        <w:t xml:space="preserve">Table 10. </w:t>
+        <w:t xml:space="preserve">Table 9. </w:t>
       </w:r>
       <w:r>
         <w:rPr>
@@ -26187,7 +26331,7 @@
         <w:t xml:space="preserve">What each of these studies licenses a reader to believe. </w:t>
       </w:r>
       <w:r>
-        <w:t xml:space="preserve">One positioning question remains. Table 1 records which methodological ingredients each study uses. The more useful question for positioning is what each one establishes and at what price, since a benchmark run under a random split on a corpus with disjoint attack windows supports a much weaker claim than the same benchmark run under a protocol that has been audited. Table 11 sets the two side by side. It carries no column of reported accuracies: the studies evaluate different corpora, tasks and splits, and aligning their headline numbers would be the practice this paper argues against.</w:t>
+        <w:t xml:space="preserve">One positioning question remains. Table 1 records which methodological ingredients each study uses. The more useful question for positioning is what each one establishes and at what price, since a benchmark run under a random split on a corpus with disjoint attack windows supports a much weaker claim than the same benchmark run under a protocol that has been audited. Table 10 sets the two side by side. It carries no column of reported accuracies: the studies evaluate different corpora, tasks and splits, and aligning their headline numbers would be the practice this paper argues against.</w:t>
       </w:r>
     </w:p>
     <w:p>
@@ -26203,7 +26347,7 @@
           <w:sz w:val="18"/>
           <w:szCs w:val="18"/>
         </w:rPr>
-        <w:t xml:space="preserve">Table 11. </w:t>
+        <w:t xml:space="preserve">Table 10. </w:t>
       </w:r>
       <w:r>
         <w:rPr>
@@ -27432,7 +27576,7 @@
           <w:sz w:val="22"/>
           <w:szCs w:val="22"/>
         </w:rPr>
-        <w:t xml:space="preserve">The blacklist rests on a threshold, a predictivity filter, and, less visibly, on the decision to compare raw accuracies rather than above-chance accuracies. The last of these is the one that matters. Table 9 gives the full picture: with no correction the rule excludes eight behavioural features and the threshold sits in a 0.047-wide empty interval; with the uniform baseline 1/9 it excludes nine and the interval narrows to 0.034; with the majority-class rate p</w:t>
+        <w:t xml:space="preserve">The blacklist rests on a threshold, a predictivity filter, and, less visibly, on the decision to compare raw accuracies rather than above-chance accuracies. The last of these is the one that matters. Table 11 gives the full picture: with no correction the rule excludes eight behavioural features and the threshold sits in a 0.047-wide empty interval; with the uniform baseline 1/9 it excludes nine and the interval narrows to 0.034; with the majority-class rate p</w:t>
       </w:r>
       <w:r>
         <w:rPr>
@@ -27474,7 +27618,7 @@
           <w:sz w:val="18"/>
           <w:szCs w:val="18"/>
         </w:rPr>
-        <w:t xml:space="preserve">Table 9. </w:t>
+        <w:t xml:space="preserve">Table 11. </w:t>
       </w:r>
       <w:r>
         <w:rPr>
@@ -28169,6 +28313,1591 @@
                 <w:szCs w:val="18"/>
               </w:rPr>
               <w:t xml:space="preserve">0.017</w:t>
+            </w:r>
+          </w:p>
+        </w:tc>
+      </w:tr>
+    </w:tbl>
+    <w:p>
+      <w:pPr>
+        <w:spacing w:after="120" w:line="276"/>
+        <w:jc w:val="both"/>
+      </w:pPr>
+      <w:r>
+        <w:rPr>
+          <w:rFonts w:ascii="Times New Roman" w:cs="Times New Roman" w:eastAsia="Times New Roman" w:hAnsi="Times New Roman"/>
+          <w:b w:val="false"/>
+          <w:bCs w:val="false"/>
+          <w:i/>
+          <w:iCs w:val="false"/>
+          <w:sz w:val="22"/>
+          <w:szCs w:val="22"/>
+        </w:rPr>
+        <w:t xml:space="preserve">The threshold itself is a choice, not a measurement. </w:t>
+      </w:r>
+      <w:r>
+        <w:rPr>
+          <w:rFonts w:ascii="Times New Roman" w:cs="Times New Roman" w:eastAsia="Times New Roman" w:hAnsi="Times New Roman"/>
+          <w:b w:val="false"/>
+          <w:bCs w:val="false"/>
+          <w:i w:val="false"/>
+          <w:iCs w:val="false"/>
+          <w:sz w:val="22"/>
+          <w:szCs w:val="22"/>
+        </w:rPr>
+        <w:t xml:space="preserve">The rule excludes a feature when its transferability falls below 0.50, and nothing in the data fixes that number. Table 12 reports what other choices would have produced. Two facts qualify the choice. It is stable locally: the blacklist is exactly the same for any threshold in the interval from 0.49 to 0.54, so the eight excluded columns are not a knife-edge artefact. But it is not the separation the data would have chosen: the widest gap in the transferability distribution of the thirty-eight eligible features lies between 0.67 and 0.79, and a threshold placed in that gap would exclude sixteen behavioural columns rather than eight. Our threshold sits in the second-widest region of the distribution rather than the widest. We keep 0.50 because it is the rule the published blacklist was produced under, and because doubling the exclusions on a criterion the corpus alone suggests would make the benchmark harder to compare with any other work; but a reader who prefers the data-driven boundary should read the 0.70 row of Table 12 as the alternative. What we do not report is the macro-F1 of every detector under each of these blacklists, which would require seven further campaigns; that is the experiment this analysis calls for and does not replace.</w:t>
+      </w:r>
+    </w:p>
+    <w:p>
+      <w:pPr>
+        <w:keepNext/>
+        <w:spacing w:after="100" w:before="240"/>
+        <w:jc w:val="both"/>
+      </w:pPr>
+      <w:r>
+        <w:rPr>
+          <w:rFonts w:ascii="Calibri" w:cs="Calibri" w:eastAsia="Calibri" w:hAnsi="Calibri"/>
+          <w:b/>
+          <w:bCs/>
+          <w:i w:val="false"/>
+          <w:iCs w:val="false"/>
+          <w:sz w:val="18"/>
+          <w:szCs w:val="18"/>
+        </w:rPr>
+        <w:t xml:space="preserve">Table 12. </w:t>
+      </w:r>
+      <w:r>
+        <w:rPr>
+          <w:rFonts w:ascii="Calibri" w:cs="Calibri" w:eastAsia="Calibri" w:hAnsi="Calibri"/>
+          <w:b w:val="false"/>
+          <w:bCs w:val="false"/>
+          <w:i w:val="false"/>
+          <w:iCs w:val="false"/>
+          <w:sz w:val="18"/>
+          <w:szCs w:val="18"/>
+        </w:rPr>
+        <w:t xml:space="preserve">Sensitivity of the blacklist to the transferability threshold. Behavioural columns are those the rule excludes; the blacklist column adds the four positional columns excluded by name. The operative row is the rule this paper applies. Computed from the released transferability table by paper/sensitivity_threshold.py, without retraining.</w:t>
+      </w:r>
+    </w:p>
+    <w:tbl>
+      <w:tblPr>
+        <w:tblW w:type="dxa" w:w="9638"/>
+        <w:tblBorders>
+          <w:top w:val="none" w:color="FFFFFF" w:sz="0"/>
+          <w:left w:val="none" w:color="FFFFFF" w:sz="0"/>
+          <w:bottom w:val="none" w:color="FFFFFF" w:sz="0"/>
+          <w:right w:val="none" w:color="FFFFFF" w:sz="0"/>
+          <w:insideH w:val="none" w:color="FFFFFF" w:sz="0"/>
+          <w:insideV w:val="none" w:color="FFFFFF" w:sz="0"/>
+        </w:tblBorders>
+      </w:tblPr>
+      <w:tblGrid>
+        <w:gridCol w:w="1700"/>
+        <w:gridCol w:w="2100"/>
+        <w:gridCol w:w="1900"/>
+        <w:gridCol w:w="2100"/>
+        <w:gridCol w:w="1838"/>
+      </w:tblGrid>
+      <w:tr>
+        <w:trPr>
+          <w:tblHeader/>
+        </w:trPr>
+        <w:tc>
+          <w:tcPr>
+            <w:tcW w:type="dxa" w:w="1700"/>
+            <w:gridSpan w:val="1"/>
+            <w:tcBorders>
+              <w:top w:val="single" w:color="000000" w:sz="12"/>
+              <w:left w:val="none" w:color="FFFFFF" w:sz="0"/>
+              <w:bottom w:val="single" w:color="000000" w:sz="6"/>
+              <w:right w:val="none" w:color="FFFFFF" w:sz="0"/>
+            </w:tcBorders>
+            <w:shd w:fill="EDF0F5" w:color="auto" w:val="clear"/>
+            <w:tcMar>
+              <w:top w:type="dxa" w:w="40"/>
+              <w:left w:type="dxa" w:w="70"/>
+              <w:bottom w:type="dxa" w:w="40"/>
+              <w:right w:type="dxa" w:w="70"/>
+            </w:tcMar>
+            <w:vAlign w:val="center"/>
+          </w:tcPr>
+          <w:p>
+            <w:pPr>
+              <w:spacing w:after="20" w:before="20" w:line="240"/>
+              <w:jc w:val="left"/>
+            </w:pPr>
+            <w:r>
+              <w:rPr>
+                <w:rFonts w:ascii="Calibri" w:cs="Calibri" w:eastAsia="Calibri" w:hAnsi="Calibri"/>
+                <w:b/>
+                <w:bCs/>
+                <w:i w:val="false"/>
+                <w:iCs w:val="false"/>
+                <w:sz w:val="18"/>
+                <w:szCs w:val="18"/>
+              </w:rPr>
+              <w:t xml:space="preserve">Threshold on τ</w:t>
+            </w:r>
+          </w:p>
+        </w:tc>
+        <w:tc>
+          <w:tcPr>
+            <w:tcW w:type="dxa" w:w="2100"/>
+            <w:gridSpan w:val="1"/>
+            <w:tcBorders>
+              <w:top w:val="single" w:color="000000" w:sz="12"/>
+              <w:left w:val="none" w:color="FFFFFF" w:sz="0"/>
+              <w:bottom w:val="single" w:color="000000" w:sz="6"/>
+              <w:right w:val="none" w:color="FFFFFF" w:sz="0"/>
+            </w:tcBorders>
+            <w:shd w:fill="EDF0F5" w:color="auto" w:val="clear"/>
+            <w:tcMar>
+              <w:top w:type="dxa" w:w="40"/>
+              <w:left w:type="dxa" w:w="70"/>
+              <w:bottom w:type="dxa" w:w="40"/>
+              <w:right w:type="dxa" w:w="70"/>
+            </w:tcMar>
+            <w:vAlign w:val="center"/>
+          </w:tcPr>
+          <w:p>
+            <w:pPr>
+              <w:spacing w:after="20" w:before="20" w:line="240"/>
+              <w:jc w:val="left"/>
+            </w:pPr>
+            <w:r>
+              <w:rPr>
+                <w:rFonts w:ascii="Calibri" w:cs="Calibri" w:eastAsia="Calibri" w:hAnsi="Calibri"/>
+                <w:b/>
+                <w:bCs/>
+                <w:i w:val="false"/>
+                <w:iCs w:val="false"/>
+                <w:sz w:val="18"/>
+                <w:szCs w:val="18"/>
+              </w:rPr>
+              <w:t xml:space="preserve">Behavioural, τ</w:t>
+            </w:r>
+          </w:p>
+        </w:tc>
+        <w:tc>
+          <w:tcPr>
+            <w:tcW w:type="dxa" w:w="1900"/>
+            <w:gridSpan w:val="1"/>
+            <w:tcBorders>
+              <w:top w:val="single" w:color="000000" w:sz="12"/>
+              <w:left w:val="none" w:color="FFFFFF" w:sz="0"/>
+              <w:bottom w:val="single" w:color="000000" w:sz="6"/>
+              <w:right w:val="none" w:color="FFFFFF" w:sz="0"/>
+            </w:tcBorders>
+            <w:shd w:fill="EDF0F5" w:color="auto" w:val="clear"/>
+            <w:tcMar>
+              <w:top w:type="dxa" w:w="40"/>
+              <w:left w:type="dxa" w:w="70"/>
+              <w:bottom w:type="dxa" w:w="40"/>
+              <w:right w:type="dxa" w:w="70"/>
+            </w:tcMar>
+            <w:vAlign w:val="center"/>
+          </w:tcPr>
+          <w:p>
+            <w:pPr>
+              <w:spacing w:after="20" w:before="20" w:line="240"/>
+              <w:jc w:val="left"/>
+            </w:pPr>
+            <w:r>
+              <w:rPr>
+                <w:rFonts w:ascii="Calibri" w:cs="Calibri" w:eastAsia="Calibri" w:hAnsi="Calibri"/>
+                <w:b/>
+                <w:bCs/>
+                <w:i w:val="false"/>
+                <w:iCs w:val="false"/>
+                <w:sz w:val="18"/>
+                <w:szCs w:val="18"/>
+              </w:rPr>
+              <w:t xml:space="preserve">Blacklist, τ</w:t>
+            </w:r>
+          </w:p>
+        </w:tc>
+        <w:tc>
+          <w:tcPr>
+            <w:tcW w:type="dxa" w:w="2100"/>
+            <w:gridSpan w:val="1"/>
+            <w:tcBorders>
+              <w:top w:val="single" w:color="000000" w:sz="12"/>
+              <w:left w:val="none" w:color="FFFFFF" w:sz="0"/>
+              <w:bottom w:val="single" w:color="000000" w:sz="6"/>
+              <w:right w:val="none" w:color="FFFFFF" w:sz="0"/>
+            </w:tcBorders>
+            <w:shd w:fill="EDF0F5" w:color="auto" w:val="clear"/>
+            <w:tcMar>
+              <w:top w:type="dxa" w:w="40"/>
+              <w:left w:type="dxa" w:w="70"/>
+              <w:bottom w:type="dxa" w:w="40"/>
+              <w:right w:type="dxa" w:w="70"/>
+            </w:tcMar>
+            <w:vAlign w:val="center"/>
+          </w:tcPr>
+          <w:p>
+            <w:pPr>
+              <w:spacing w:after="20" w:before="20" w:line="240"/>
+              <w:jc w:val="left"/>
+            </w:pPr>
+            <w:r>
+              <w:rPr>
+                <w:rFonts w:ascii="Calibri" w:cs="Calibri" w:eastAsia="Calibri" w:hAnsi="Calibri"/>
+                <w:b/>
+                <w:bCs/>
+                <w:i w:val="false"/>
+                <w:iCs w:val="false"/>
+                <w:sz w:val="18"/>
+                <w:szCs w:val="18"/>
+              </w:rPr>
+              <w:t xml:space="preserve">Behavioural, τ*</w:t>
+            </w:r>
+          </w:p>
+        </w:tc>
+        <w:tc>
+          <w:tcPr>
+            <w:tcW w:type="dxa" w:w="1838"/>
+            <w:gridSpan w:val="1"/>
+            <w:tcBorders>
+              <w:top w:val="single" w:color="000000" w:sz="12"/>
+              <w:left w:val="none" w:color="FFFFFF" w:sz="0"/>
+              <w:bottom w:val="single" w:color="000000" w:sz="6"/>
+              <w:right w:val="none" w:color="FFFFFF" w:sz="0"/>
+            </w:tcBorders>
+            <w:shd w:fill="EDF0F5" w:color="auto" w:val="clear"/>
+            <w:tcMar>
+              <w:top w:type="dxa" w:w="40"/>
+              <w:left w:type="dxa" w:w="70"/>
+              <w:bottom w:type="dxa" w:w="40"/>
+              <w:right w:type="dxa" w:w="70"/>
+            </w:tcMar>
+            <w:vAlign w:val="center"/>
+          </w:tcPr>
+          <w:p>
+            <w:pPr>
+              <w:spacing w:after="20" w:before="20" w:line="240"/>
+              <w:jc w:val="left"/>
+            </w:pPr>
+            <w:r>
+              <w:rPr>
+                <w:rFonts w:ascii="Calibri" w:cs="Calibri" w:eastAsia="Calibri" w:hAnsi="Calibri"/>
+                <w:b/>
+                <w:bCs/>
+                <w:i w:val="false"/>
+                <w:iCs w:val="false"/>
+                <w:sz w:val="18"/>
+                <w:szCs w:val="18"/>
+              </w:rPr>
+              <w:t xml:space="preserve">Blacklist, τ*</w:t>
+            </w:r>
+          </w:p>
+        </w:tc>
+      </w:tr>
+      <w:tr>
+        <w:tc>
+          <w:tcPr>
+            <w:tcW w:type="dxa" w:w="1700"/>
+            <w:gridSpan w:val="1"/>
+            <w:tcBorders>
+              <w:top w:val="none" w:color="FFFFFF" w:sz="0"/>
+              <w:left w:val="none" w:color="FFFFFF" w:sz="0"/>
+              <w:bottom w:val="none" w:color="FFFFFF" w:sz="0"/>
+              <w:right w:val="none" w:color="FFFFFF" w:sz="0"/>
+            </w:tcBorders>
+            <w:tcMar>
+              <w:top w:type="dxa" w:w="40"/>
+              <w:left w:type="dxa" w:w="70"/>
+              <w:bottom w:type="dxa" w:w="40"/>
+              <w:right w:type="dxa" w:w="70"/>
+            </w:tcMar>
+            <w:vAlign w:val="center"/>
+          </w:tcPr>
+          <w:p>
+            <w:pPr>
+              <w:spacing w:after="20" w:before="20" w:line="240"/>
+              <w:jc w:val="left"/>
+            </w:pPr>
+            <w:r>
+              <w:rPr>
+                <w:rFonts w:ascii="Calibri" w:cs="Calibri" w:eastAsia="Calibri" w:hAnsi="Calibri"/>
+                <w:b w:val="false"/>
+                <w:bCs w:val="false"/>
+                <w:i w:val="false"/>
+                <w:iCs w:val="false"/>
+                <w:sz w:val="18"/>
+                <w:szCs w:val="18"/>
+              </w:rPr>
+              <w:t xml:space="preserve">0.30</w:t>
+            </w:r>
+          </w:p>
+        </w:tc>
+        <w:tc>
+          <w:tcPr>
+            <w:tcW w:type="dxa" w:w="2100"/>
+            <w:gridSpan w:val="1"/>
+            <w:tcBorders>
+              <w:top w:val="none" w:color="FFFFFF" w:sz="0"/>
+              <w:left w:val="none" w:color="FFFFFF" w:sz="0"/>
+              <w:bottom w:val="none" w:color="FFFFFF" w:sz="0"/>
+              <w:right w:val="none" w:color="FFFFFF" w:sz="0"/>
+            </w:tcBorders>
+            <w:tcMar>
+              <w:top w:type="dxa" w:w="40"/>
+              <w:left w:type="dxa" w:w="70"/>
+              <w:bottom w:type="dxa" w:w="40"/>
+              <w:right w:type="dxa" w:w="70"/>
+            </w:tcMar>
+            <w:vAlign w:val="center"/>
+          </w:tcPr>
+          <w:p>
+            <w:pPr>
+              <w:spacing w:after="20" w:before="20" w:line="240"/>
+              <w:jc w:val="left"/>
+            </w:pPr>
+            <w:r>
+              <w:rPr>
+                <w:rFonts w:ascii="Calibri" w:cs="Calibri" w:eastAsia="Calibri" w:hAnsi="Calibri"/>
+                <w:b w:val="false"/>
+                <w:bCs w:val="false"/>
+                <w:i w:val="false"/>
+                <w:iCs w:val="false"/>
+                <w:sz w:val="18"/>
+                <w:szCs w:val="18"/>
+              </w:rPr>
+              <w:t xml:space="preserve">0</w:t>
+            </w:r>
+          </w:p>
+        </w:tc>
+        <w:tc>
+          <w:tcPr>
+            <w:tcW w:type="dxa" w:w="1900"/>
+            <w:gridSpan w:val="1"/>
+            <w:tcBorders>
+              <w:top w:val="none" w:color="FFFFFF" w:sz="0"/>
+              <w:left w:val="none" w:color="FFFFFF" w:sz="0"/>
+              <w:bottom w:val="none" w:color="FFFFFF" w:sz="0"/>
+              <w:right w:val="none" w:color="FFFFFF" w:sz="0"/>
+            </w:tcBorders>
+            <w:tcMar>
+              <w:top w:type="dxa" w:w="40"/>
+              <w:left w:type="dxa" w:w="70"/>
+              <w:bottom w:type="dxa" w:w="40"/>
+              <w:right w:type="dxa" w:w="70"/>
+            </w:tcMar>
+            <w:vAlign w:val="center"/>
+          </w:tcPr>
+          <w:p>
+            <w:pPr>
+              <w:spacing w:after="20" w:before="20" w:line="240"/>
+              <w:jc w:val="left"/>
+            </w:pPr>
+            <w:r>
+              <w:rPr>
+                <w:rFonts w:ascii="Calibri" w:cs="Calibri" w:eastAsia="Calibri" w:hAnsi="Calibri"/>
+                <w:b w:val="false"/>
+                <w:bCs w:val="false"/>
+                <w:i w:val="false"/>
+                <w:iCs w:val="false"/>
+                <w:sz w:val="18"/>
+                <w:szCs w:val="18"/>
+              </w:rPr>
+              <w:t xml:space="preserve">4</w:t>
+            </w:r>
+          </w:p>
+        </w:tc>
+        <w:tc>
+          <w:tcPr>
+            <w:tcW w:type="dxa" w:w="2100"/>
+            <w:gridSpan w:val="1"/>
+            <w:tcBorders>
+              <w:top w:val="none" w:color="FFFFFF" w:sz="0"/>
+              <w:left w:val="none" w:color="FFFFFF" w:sz="0"/>
+              <w:bottom w:val="none" w:color="FFFFFF" w:sz="0"/>
+              <w:right w:val="none" w:color="FFFFFF" w:sz="0"/>
+            </w:tcBorders>
+            <w:tcMar>
+              <w:top w:type="dxa" w:w="40"/>
+              <w:left w:type="dxa" w:w="70"/>
+              <w:bottom w:type="dxa" w:w="40"/>
+              <w:right w:type="dxa" w:w="70"/>
+            </w:tcMar>
+            <w:vAlign w:val="center"/>
+          </w:tcPr>
+          <w:p>
+            <w:pPr>
+              <w:spacing w:after="20" w:before="20" w:line="240"/>
+              <w:jc w:val="left"/>
+            </w:pPr>
+            <w:r>
+              <w:rPr>
+                <w:rFonts w:ascii="Calibri" w:cs="Calibri" w:eastAsia="Calibri" w:hAnsi="Calibri"/>
+                <w:b w:val="false"/>
+                <w:bCs w:val="false"/>
+                <w:i w:val="false"/>
+                <w:iCs w:val="false"/>
+                <w:sz w:val="18"/>
+                <w:szCs w:val="18"/>
+              </w:rPr>
+              <w:t xml:space="preserve">7</w:t>
+            </w:r>
+          </w:p>
+        </w:tc>
+        <w:tc>
+          <w:tcPr>
+            <w:tcW w:type="dxa" w:w="1838"/>
+            <w:gridSpan w:val="1"/>
+            <w:tcBorders>
+              <w:top w:val="none" w:color="FFFFFF" w:sz="0"/>
+              <w:left w:val="none" w:color="FFFFFF" w:sz="0"/>
+              <w:bottom w:val="none" w:color="FFFFFF" w:sz="0"/>
+              <w:right w:val="none" w:color="FFFFFF" w:sz="0"/>
+            </w:tcBorders>
+            <w:tcMar>
+              <w:top w:type="dxa" w:w="40"/>
+              <w:left w:type="dxa" w:w="70"/>
+              <w:bottom w:type="dxa" w:w="40"/>
+              <w:right w:type="dxa" w:w="70"/>
+            </w:tcMar>
+            <w:vAlign w:val="center"/>
+          </w:tcPr>
+          <w:p>
+            <w:pPr>
+              <w:spacing w:after="20" w:before="20" w:line="240"/>
+              <w:jc w:val="left"/>
+            </w:pPr>
+            <w:r>
+              <w:rPr>
+                <w:rFonts w:ascii="Calibri" w:cs="Calibri" w:eastAsia="Calibri" w:hAnsi="Calibri"/>
+                <w:b w:val="false"/>
+                <w:bCs w:val="false"/>
+                <w:i w:val="false"/>
+                <w:iCs w:val="false"/>
+                <w:sz w:val="18"/>
+                <w:szCs w:val="18"/>
+              </w:rPr>
+              <w:t xml:space="preserve">11</w:t>
+            </w:r>
+          </w:p>
+        </w:tc>
+      </w:tr>
+      <w:tr>
+        <w:tc>
+          <w:tcPr>
+            <w:tcW w:type="dxa" w:w="1700"/>
+            <w:gridSpan w:val="1"/>
+            <w:tcBorders>
+              <w:top w:val="none" w:color="FFFFFF" w:sz="0"/>
+              <w:left w:val="none" w:color="FFFFFF" w:sz="0"/>
+              <w:bottom w:val="none" w:color="FFFFFF" w:sz="0"/>
+              <w:right w:val="none" w:color="FFFFFF" w:sz="0"/>
+            </w:tcBorders>
+            <w:tcMar>
+              <w:top w:type="dxa" w:w="40"/>
+              <w:left w:type="dxa" w:w="70"/>
+              <w:bottom w:type="dxa" w:w="40"/>
+              <w:right w:type="dxa" w:w="70"/>
+            </w:tcMar>
+            <w:vAlign w:val="center"/>
+          </w:tcPr>
+          <w:p>
+            <w:pPr>
+              <w:spacing w:after="20" w:before="20" w:line="240"/>
+              <w:jc w:val="left"/>
+            </w:pPr>
+            <w:r>
+              <w:rPr>
+                <w:rFonts w:ascii="Calibri" w:cs="Calibri" w:eastAsia="Calibri" w:hAnsi="Calibri"/>
+                <w:b w:val="false"/>
+                <w:bCs w:val="false"/>
+                <w:i w:val="false"/>
+                <w:iCs w:val="false"/>
+                <w:sz w:val="18"/>
+                <w:szCs w:val="18"/>
+              </w:rPr>
+              <w:t xml:space="preserve">0.40</w:t>
+            </w:r>
+          </w:p>
+        </w:tc>
+        <w:tc>
+          <w:tcPr>
+            <w:tcW w:type="dxa" w:w="2100"/>
+            <w:gridSpan w:val="1"/>
+            <w:tcBorders>
+              <w:top w:val="none" w:color="FFFFFF" w:sz="0"/>
+              <w:left w:val="none" w:color="FFFFFF" w:sz="0"/>
+              <w:bottom w:val="none" w:color="FFFFFF" w:sz="0"/>
+              <w:right w:val="none" w:color="FFFFFF" w:sz="0"/>
+            </w:tcBorders>
+            <w:tcMar>
+              <w:top w:type="dxa" w:w="40"/>
+              <w:left w:type="dxa" w:w="70"/>
+              <w:bottom w:type="dxa" w:w="40"/>
+              <w:right w:type="dxa" w:w="70"/>
+            </w:tcMar>
+            <w:vAlign w:val="center"/>
+          </w:tcPr>
+          <w:p>
+            <w:pPr>
+              <w:spacing w:after="20" w:before="20" w:line="240"/>
+              <w:jc w:val="left"/>
+            </w:pPr>
+            <w:r>
+              <w:rPr>
+                <w:rFonts w:ascii="Calibri" w:cs="Calibri" w:eastAsia="Calibri" w:hAnsi="Calibri"/>
+                <w:b w:val="false"/>
+                <w:bCs w:val="false"/>
+                <w:i w:val="false"/>
+                <w:iCs w:val="false"/>
+                <w:sz w:val="18"/>
+                <w:szCs w:val="18"/>
+              </w:rPr>
+              <w:t xml:space="preserve">6</w:t>
+            </w:r>
+          </w:p>
+        </w:tc>
+        <w:tc>
+          <w:tcPr>
+            <w:tcW w:type="dxa" w:w="1900"/>
+            <w:gridSpan w:val="1"/>
+            <w:tcBorders>
+              <w:top w:val="none" w:color="FFFFFF" w:sz="0"/>
+              <w:left w:val="none" w:color="FFFFFF" w:sz="0"/>
+              <w:bottom w:val="none" w:color="FFFFFF" w:sz="0"/>
+              <w:right w:val="none" w:color="FFFFFF" w:sz="0"/>
+            </w:tcBorders>
+            <w:tcMar>
+              <w:top w:type="dxa" w:w="40"/>
+              <w:left w:type="dxa" w:w="70"/>
+              <w:bottom w:type="dxa" w:w="40"/>
+              <w:right w:type="dxa" w:w="70"/>
+            </w:tcMar>
+            <w:vAlign w:val="center"/>
+          </w:tcPr>
+          <w:p>
+            <w:pPr>
+              <w:spacing w:after="20" w:before="20" w:line="240"/>
+              <w:jc w:val="left"/>
+            </w:pPr>
+            <w:r>
+              <w:rPr>
+                <w:rFonts w:ascii="Calibri" w:cs="Calibri" w:eastAsia="Calibri" w:hAnsi="Calibri"/>
+                <w:b w:val="false"/>
+                <w:bCs w:val="false"/>
+                <w:i w:val="false"/>
+                <w:iCs w:val="false"/>
+                <w:sz w:val="18"/>
+                <w:szCs w:val="18"/>
+              </w:rPr>
+              <w:t xml:space="preserve">10</w:t>
+            </w:r>
+          </w:p>
+        </w:tc>
+        <w:tc>
+          <w:tcPr>
+            <w:tcW w:type="dxa" w:w="2100"/>
+            <w:gridSpan w:val="1"/>
+            <w:tcBorders>
+              <w:top w:val="none" w:color="FFFFFF" w:sz="0"/>
+              <w:left w:val="none" w:color="FFFFFF" w:sz="0"/>
+              <w:bottom w:val="none" w:color="FFFFFF" w:sz="0"/>
+              <w:right w:val="none" w:color="FFFFFF" w:sz="0"/>
+            </w:tcBorders>
+            <w:tcMar>
+              <w:top w:type="dxa" w:w="40"/>
+              <w:left w:type="dxa" w:w="70"/>
+              <w:bottom w:type="dxa" w:w="40"/>
+              <w:right w:type="dxa" w:w="70"/>
+            </w:tcMar>
+            <w:vAlign w:val="center"/>
+          </w:tcPr>
+          <w:p>
+            <w:pPr>
+              <w:spacing w:after="20" w:before="20" w:line="240"/>
+              <w:jc w:val="left"/>
+            </w:pPr>
+            <w:r>
+              <w:rPr>
+                <w:rFonts w:ascii="Calibri" w:cs="Calibri" w:eastAsia="Calibri" w:hAnsi="Calibri"/>
+                <w:b w:val="false"/>
+                <w:bCs w:val="false"/>
+                <w:i w:val="false"/>
+                <w:iCs w:val="false"/>
+                <w:sz w:val="18"/>
+                <w:szCs w:val="18"/>
+              </w:rPr>
+              <w:t xml:space="preserve">8</w:t>
+            </w:r>
+          </w:p>
+        </w:tc>
+        <w:tc>
+          <w:tcPr>
+            <w:tcW w:type="dxa" w:w="1838"/>
+            <w:gridSpan w:val="1"/>
+            <w:tcBorders>
+              <w:top w:val="none" w:color="FFFFFF" w:sz="0"/>
+              <w:left w:val="none" w:color="FFFFFF" w:sz="0"/>
+              <w:bottom w:val="none" w:color="FFFFFF" w:sz="0"/>
+              <w:right w:val="none" w:color="FFFFFF" w:sz="0"/>
+            </w:tcBorders>
+            <w:tcMar>
+              <w:top w:type="dxa" w:w="40"/>
+              <w:left w:type="dxa" w:w="70"/>
+              <w:bottom w:type="dxa" w:w="40"/>
+              <w:right w:type="dxa" w:w="70"/>
+            </w:tcMar>
+            <w:vAlign w:val="center"/>
+          </w:tcPr>
+          <w:p>
+            <w:pPr>
+              <w:spacing w:after="20" w:before="20" w:line="240"/>
+              <w:jc w:val="left"/>
+            </w:pPr>
+            <w:r>
+              <w:rPr>
+                <w:rFonts w:ascii="Calibri" w:cs="Calibri" w:eastAsia="Calibri" w:hAnsi="Calibri"/>
+                <w:b w:val="false"/>
+                <w:bCs w:val="false"/>
+                <w:i w:val="false"/>
+                <w:iCs w:val="false"/>
+                <w:sz w:val="18"/>
+                <w:szCs w:val="18"/>
+              </w:rPr>
+              <w:t xml:space="preserve">12</w:t>
+            </w:r>
+          </w:p>
+        </w:tc>
+      </w:tr>
+      <w:tr>
+        <w:tc>
+          <w:tcPr>
+            <w:tcW w:type="dxa" w:w="1700"/>
+            <w:gridSpan w:val="1"/>
+            <w:tcBorders>
+              <w:top w:val="none" w:color="FFFFFF" w:sz="0"/>
+              <w:left w:val="none" w:color="FFFFFF" w:sz="0"/>
+              <w:bottom w:val="none" w:color="FFFFFF" w:sz="0"/>
+              <w:right w:val="none" w:color="FFFFFF" w:sz="0"/>
+            </w:tcBorders>
+            <w:tcMar>
+              <w:top w:type="dxa" w:w="40"/>
+              <w:left w:type="dxa" w:w="70"/>
+              <w:bottom w:type="dxa" w:w="40"/>
+              <w:right w:type="dxa" w:w="70"/>
+            </w:tcMar>
+            <w:vAlign w:val="center"/>
+          </w:tcPr>
+          <w:p>
+            <w:pPr>
+              <w:spacing w:after="20" w:before="20" w:line="240"/>
+              <w:jc w:val="left"/>
+            </w:pPr>
+            <w:r>
+              <w:rPr>
+                <w:rFonts w:ascii="Calibri" w:cs="Calibri" w:eastAsia="Calibri" w:hAnsi="Calibri"/>
+                <w:b/>
+                <w:bCs/>
+                <w:i w:val="false"/>
+                <w:iCs w:val="false"/>
+                <w:sz w:val="18"/>
+                <w:szCs w:val="18"/>
+              </w:rPr>
+              <w:t xml:space="preserve">0.50 (operative)</w:t>
+            </w:r>
+          </w:p>
+        </w:tc>
+        <w:tc>
+          <w:tcPr>
+            <w:tcW w:type="dxa" w:w="2100"/>
+            <w:gridSpan w:val="1"/>
+            <w:tcBorders>
+              <w:top w:val="none" w:color="FFFFFF" w:sz="0"/>
+              <w:left w:val="none" w:color="FFFFFF" w:sz="0"/>
+              <w:bottom w:val="none" w:color="FFFFFF" w:sz="0"/>
+              <w:right w:val="none" w:color="FFFFFF" w:sz="0"/>
+            </w:tcBorders>
+            <w:tcMar>
+              <w:top w:type="dxa" w:w="40"/>
+              <w:left w:type="dxa" w:w="70"/>
+              <w:bottom w:type="dxa" w:w="40"/>
+              <w:right w:type="dxa" w:w="70"/>
+            </w:tcMar>
+            <w:vAlign w:val="center"/>
+          </w:tcPr>
+          <w:p>
+            <w:pPr>
+              <w:spacing w:after="20" w:before="20" w:line="240"/>
+              <w:jc w:val="left"/>
+            </w:pPr>
+            <w:r>
+              <w:rPr>
+                <w:rFonts w:ascii="Calibri" w:cs="Calibri" w:eastAsia="Calibri" w:hAnsi="Calibri"/>
+                <w:b/>
+                <w:bCs/>
+                <w:i w:val="false"/>
+                <w:iCs w:val="false"/>
+                <w:sz w:val="18"/>
+                <w:szCs w:val="18"/>
+              </w:rPr>
+              <w:t xml:space="preserve">8</w:t>
+            </w:r>
+          </w:p>
+        </w:tc>
+        <w:tc>
+          <w:tcPr>
+            <w:tcW w:type="dxa" w:w="1900"/>
+            <w:gridSpan w:val="1"/>
+            <w:tcBorders>
+              <w:top w:val="none" w:color="FFFFFF" w:sz="0"/>
+              <w:left w:val="none" w:color="FFFFFF" w:sz="0"/>
+              <w:bottom w:val="none" w:color="FFFFFF" w:sz="0"/>
+              <w:right w:val="none" w:color="FFFFFF" w:sz="0"/>
+            </w:tcBorders>
+            <w:tcMar>
+              <w:top w:type="dxa" w:w="40"/>
+              <w:left w:type="dxa" w:w="70"/>
+              <w:bottom w:type="dxa" w:w="40"/>
+              <w:right w:type="dxa" w:w="70"/>
+            </w:tcMar>
+            <w:vAlign w:val="center"/>
+          </w:tcPr>
+          <w:p>
+            <w:pPr>
+              <w:spacing w:after="20" w:before="20" w:line="240"/>
+              <w:jc w:val="left"/>
+            </w:pPr>
+            <w:r>
+              <w:rPr>
+                <w:rFonts w:ascii="Calibri" w:cs="Calibri" w:eastAsia="Calibri" w:hAnsi="Calibri"/>
+                <w:b/>
+                <w:bCs/>
+                <w:i w:val="false"/>
+                <w:iCs w:val="false"/>
+                <w:sz w:val="18"/>
+                <w:szCs w:val="18"/>
+              </w:rPr>
+              <w:t xml:space="preserve">12</w:t>
+            </w:r>
+          </w:p>
+        </w:tc>
+        <w:tc>
+          <w:tcPr>
+            <w:tcW w:type="dxa" w:w="2100"/>
+            <w:gridSpan w:val="1"/>
+            <w:tcBorders>
+              <w:top w:val="none" w:color="FFFFFF" w:sz="0"/>
+              <w:left w:val="none" w:color="FFFFFF" w:sz="0"/>
+              <w:bottom w:val="none" w:color="FFFFFF" w:sz="0"/>
+              <w:right w:val="none" w:color="FFFFFF" w:sz="0"/>
+            </w:tcBorders>
+            <w:tcMar>
+              <w:top w:type="dxa" w:w="40"/>
+              <w:left w:type="dxa" w:w="70"/>
+              <w:bottom w:type="dxa" w:w="40"/>
+              <w:right w:type="dxa" w:w="70"/>
+            </w:tcMar>
+            <w:vAlign w:val="center"/>
+          </w:tcPr>
+          <w:p>
+            <w:pPr>
+              <w:spacing w:after="20" w:before="20" w:line="240"/>
+              <w:jc w:val="left"/>
+            </w:pPr>
+            <w:r>
+              <w:rPr>
+                <w:rFonts w:ascii="Calibri" w:cs="Calibri" w:eastAsia="Calibri" w:hAnsi="Calibri"/>
+                <w:b/>
+                <w:bCs/>
+                <w:i w:val="false"/>
+                <w:iCs w:val="false"/>
+                <w:sz w:val="18"/>
+                <w:szCs w:val="18"/>
+              </w:rPr>
+              <w:t xml:space="preserve">13</w:t>
+            </w:r>
+          </w:p>
+        </w:tc>
+        <w:tc>
+          <w:tcPr>
+            <w:tcW w:type="dxa" w:w="1838"/>
+            <w:gridSpan w:val="1"/>
+            <w:tcBorders>
+              <w:top w:val="none" w:color="FFFFFF" w:sz="0"/>
+              <w:left w:val="none" w:color="FFFFFF" w:sz="0"/>
+              <w:bottom w:val="none" w:color="FFFFFF" w:sz="0"/>
+              <w:right w:val="none" w:color="FFFFFF" w:sz="0"/>
+            </w:tcBorders>
+            <w:tcMar>
+              <w:top w:type="dxa" w:w="40"/>
+              <w:left w:type="dxa" w:w="70"/>
+              <w:bottom w:type="dxa" w:w="40"/>
+              <w:right w:type="dxa" w:w="70"/>
+            </w:tcMar>
+            <w:vAlign w:val="center"/>
+          </w:tcPr>
+          <w:p>
+            <w:pPr>
+              <w:spacing w:after="20" w:before="20" w:line="240"/>
+              <w:jc w:val="left"/>
+            </w:pPr>
+            <w:r>
+              <w:rPr>
+                <w:rFonts w:ascii="Calibri" w:cs="Calibri" w:eastAsia="Calibri" w:hAnsi="Calibri"/>
+                <w:b/>
+                <w:bCs/>
+                <w:i w:val="false"/>
+                <w:iCs w:val="false"/>
+                <w:sz w:val="18"/>
+                <w:szCs w:val="18"/>
+              </w:rPr>
+              <w:t xml:space="preserve">17</w:t>
+            </w:r>
+          </w:p>
+        </w:tc>
+      </w:tr>
+      <w:tr>
+        <w:tc>
+          <w:tcPr>
+            <w:tcW w:type="dxa" w:w="1700"/>
+            <w:gridSpan w:val="1"/>
+            <w:tcBorders>
+              <w:top w:val="none" w:color="FFFFFF" w:sz="0"/>
+              <w:left w:val="none" w:color="FFFFFF" w:sz="0"/>
+              <w:bottom w:val="none" w:color="FFFFFF" w:sz="0"/>
+              <w:right w:val="none" w:color="FFFFFF" w:sz="0"/>
+            </w:tcBorders>
+            <w:tcMar>
+              <w:top w:type="dxa" w:w="40"/>
+              <w:left w:type="dxa" w:w="70"/>
+              <w:bottom w:type="dxa" w:w="40"/>
+              <w:right w:type="dxa" w:w="70"/>
+            </w:tcMar>
+            <w:vAlign w:val="center"/>
+          </w:tcPr>
+          <w:p>
+            <w:pPr>
+              <w:spacing w:after="20" w:before="20" w:line="240"/>
+              <w:jc w:val="left"/>
+            </w:pPr>
+            <w:r>
+              <w:rPr>
+                <w:rFonts w:ascii="Calibri" w:cs="Calibri" w:eastAsia="Calibri" w:hAnsi="Calibri"/>
+                <w:b w:val="false"/>
+                <w:bCs w:val="false"/>
+                <w:i w:val="false"/>
+                <w:iCs w:val="false"/>
+                <w:sz w:val="18"/>
+                <w:szCs w:val="18"/>
+              </w:rPr>
+              <w:t xml:space="preserve">0.60</w:t>
+            </w:r>
+          </w:p>
+        </w:tc>
+        <w:tc>
+          <w:tcPr>
+            <w:tcW w:type="dxa" w:w="2100"/>
+            <w:gridSpan w:val="1"/>
+            <w:tcBorders>
+              <w:top w:val="none" w:color="FFFFFF" w:sz="0"/>
+              <w:left w:val="none" w:color="FFFFFF" w:sz="0"/>
+              <w:bottom w:val="none" w:color="FFFFFF" w:sz="0"/>
+              <w:right w:val="none" w:color="FFFFFF" w:sz="0"/>
+            </w:tcBorders>
+            <w:tcMar>
+              <w:top w:type="dxa" w:w="40"/>
+              <w:left w:type="dxa" w:w="70"/>
+              <w:bottom w:type="dxa" w:w="40"/>
+              <w:right w:type="dxa" w:w="70"/>
+            </w:tcMar>
+            <w:vAlign w:val="center"/>
+          </w:tcPr>
+          <w:p>
+            <w:pPr>
+              <w:spacing w:after="20" w:before="20" w:line="240"/>
+              <w:jc w:val="left"/>
+            </w:pPr>
+            <w:r>
+              <w:rPr>
+                <w:rFonts w:ascii="Calibri" w:cs="Calibri" w:eastAsia="Calibri" w:hAnsi="Calibri"/>
+                <w:b w:val="false"/>
+                <w:bCs w:val="false"/>
+                <w:i w:val="false"/>
+                <w:iCs w:val="false"/>
+                <w:sz w:val="18"/>
+                <w:szCs w:val="18"/>
+              </w:rPr>
+              <w:t xml:space="preserve">12</w:t>
+            </w:r>
+          </w:p>
+        </w:tc>
+        <w:tc>
+          <w:tcPr>
+            <w:tcW w:type="dxa" w:w="1900"/>
+            <w:gridSpan w:val="1"/>
+            <w:tcBorders>
+              <w:top w:val="none" w:color="FFFFFF" w:sz="0"/>
+              <w:left w:val="none" w:color="FFFFFF" w:sz="0"/>
+              <w:bottom w:val="none" w:color="FFFFFF" w:sz="0"/>
+              <w:right w:val="none" w:color="FFFFFF" w:sz="0"/>
+            </w:tcBorders>
+            <w:tcMar>
+              <w:top w:type="dxa" w:w="40"/>
+              <w:left w:type="dxa" w:w="70"/>
+              <w:bottom w:type="dxa" w:w="40"/>
+              <w:right w:type="dxa" w:w="70"/>
+            </w:tcMar>
+            <w:vAlign w:val="center"/>
+          </w:tcPr>
+          <w:p>
+            <w:pPr>
+              <w:spacing w:after="20" w:before="20" w:line="240"/>
+              <w:jc w:val="left"/>
+            </w:pPr>
+            <w:r>
+              <w:rPr>
+                <w:rFonts w:ascii="Calibri" w:cs="Calibri" w:eastAsia="Calibri" w:hAnsi="Calibri"/>
+                <w:b w:val="false"/>
+                <w:bCs w:val="false"/>
+                <w:i w:val="false"/>
+                <w:iCs w:val="false"/>
+                <w:sz w:val="18"/>
+                <w:szCs w:val="18"/>
+              </w:rPr>
+              <w:t xml:space="preserve">16</w:t>
+            </w:r>
+          </w:p>
+        </w:tc>
+        <w:tc>
+          <w:tcPr>
+            <w:tcW w:type="dxa" w:w="2100"/>
+            <w:gridSpan w:val="1"/>
+            <w:tcBorders>
+              <w:top w:val="none" w:color="FFFFFF" w:sz="0"/>
+              <w:left w:val="none" w:color="FFFFFF" w:sz="0"/>
+              <w:bottom w:val="none" w:color="FFFFFF" w:sz="0"/>
+              <w:right w:val="none" w:color="FFFFFF" w:sz="0"/>
+            </w:tcBorders>
+            <w:tcMar>
+              <w:top w:type="dxa" w:w="40"/>
+              <w:left w:type="dxa" w:w="70"/>
+              <w:bottom w:type="dxa" w:w="40"/>
+              <w:right w:type="dxa" w:w="70"/>
+            </w:tcMar>
+            <w:vAlign w:val="center"/>
+          </w:tcPr>
+          <w:p>
+            <w:pPr>
+              <w:spacing w:after="20" w:before="20" w:line="240"/>
+              <w:jc w:val="left"/>
+            </w:pPr>
+            <w:r>
+              <w:rPr>
+                <w:rFonts w:ascii="Calibri" w:cs="Calibri" w:eastAsia="Calibri" w:hAnsi="Calibri"/>
+                <w:b w:val="false"/>
+                <w:bCs w:val="false"/>
+                <w:i w:val="false"/>
+                <w:iCs w:val="false"/>
+                <w:sz w:val="18"/>
+                <w:szCs w:val="18"/>
+              </w:rPr>
+              <w:t xml:space="preserve">16</w:t>
+            </w:r>
+          </w:p>
+        </w:tc>
+        <w:tc>
+          <w:tcPr>
+            <w:tcW w:type="dxa" w:w="1838"/>
+            <w:gridSpan w:val="1"/>
+            <w:tcBorders>
+              <w:top w:val="none" w:color="FFFFFF" w:sz="0"/>
+              <w:left w:val="none" w:color="FFFFFF" w:sz="0"/>
+              <w:bottom w:val="none" w:color="FFFFFF" w:sz="0"/>
+              <w:right w:val="none" w:color="FFFFFF" w:sz="0"/>
+            </w:tcBorders>
+            <w:tcMar>
+              <w:top w:type="dxa" w:w="40"/>
+              <w:left w:type="dxa" w:w="70"/>
+              <w:bottom w:type="dxa" w:w="40"/>
+              <w:right w:type="dxa" w:w="70"/>
+            </w:tcMar>
+            <w:vAlign w:val="center"/>
+          </w:tcPr>
+          <w:p>
+            <w:pPr>
+              <w:spacing w:after="20" w:before="20" w:line="240"/>
+              <w:jc w:val="left"/>
+            </w:pPr>
+            <w:r>
+              <w:rPr>
+                <w:rFonts w:ascii="Calibri" w:cs="Calibri" w:eastAsia="Calibri" w:hAnsi="Calibri"/>
+                <w:b w:val="false"/>
+                <w:bCs w:val="false"/>
+                <w:i w:val="false"/>
+                <w:iCs w:val="false"/>
+                <w:sz w:val="18"/>
+                <w:szCs w:val="18"/>
+              </w:rPr>
+              <w:t xml:space="preserve">20</w:t>
+            </w:r>
+          </w:p>
+        </w:tc>
+      </w:tr>
+      <w:tr>
+        <w:tc>
+          <w:tcPr>
+            <w:tcW w:type="dxa" w:w="1700"/>
+            <w:gridSpan w:val="1"/>
+            <w:tcBorders>
+              <w:top w:val="none" w:color="FFFFFF" w:sz="0"/>
+              <w:left w:val="none" w:color="FFFFFF" w:sz="0"/>
+              <w:bottom w:val="none" w:color="FFFFFF" w:sz="0"/>
+              <w:right w:val="none" w:color="FFFFFF" w:sz="0"/>
+            </w:tcBorders>
+            <w:tcMar>
+              <w:top w:type="dxa" w:w="40"/>
+              <w:left w:type="dxa" w:w="70"/>
+              <w:bottom w:type="dxa" w:w="40"/>
+              <w:right w:type="dxa" w:w="70"/>
+            </w:tcMar>
+            <w:vAlign w:val="center"/>
+          </w:tcPr>
+          <w:p>
+            <w:pPr>
+              <w:spacing w:after="20" w:before="20" w:line="240"/>
+              <w:jc w:val="left"/>
+            </w:pPr>
+            <w:r>
+              <w:rPr>
+                <w:rFonts w:ascii="Calibri" w:cs="Calibri" w:eastAsia="Calibri" w:hAnsi="Calibri"/>
+                <w:b w:val="false"/>
+                <w:bCs w:val="false"/>
+                <w:i w:val="false"/>
+                <w:iCs w:val="false"/>
+                <w:sz w:val="18"/>
+                <w:szCs w:val="18"/>
+              </w:rPr>
+              <w:t xml:space="preserve">0.70</w:t>
+            </w:r>
+          </w:p>
+        </w:tc>
+        <w:tc>
+          <w:tcPr>
+            <w:tcW w:type="dxa" w:w="2100"/>
+            <w:gridSpan w:val="1"/>
+            <w:tcBorders>
+              <w:top w:val="none" w:color="FFFFFF" w:sz="0"/>
+              <w:left w:val="none" w:color="FFFFFF" w:sz="0"/>
+              <w:bottom w:val="none" w:color="FFFFFF" w:sz="0"/>
+              <w:right w:val="none" w:color="FFFFFF" w:sz="0"/>
+            </w:tcBorders>
+            <w:tcMar>
+              <w:top w:type="dxa" w:w="40"/>
+              <w:left w:type="dxa" w:w="70"/>
+              <w:bottom w:type="dxa" w:w="40"/>
+              <w:right w:type="dxa" w:w="70"/>
+            </w:tcMar>
+            <w:vAlign w:val="center"/>
+          </w:tcPr>
+          <w:p>
+            <w:pPr>
+              <w:spacing w:after="20" w:before="20" w:line="240"/>
+              <w:jc w:val="left"/>
+            </w:pPr>
+            <w:r>
+              <w:rPr>
+                <w:rFonts w:ascii="Calibri" w:cs="Calibri" w:eastAsia="Calibri" w:hAnsi="Calibri"/>
+                <w:b w:val="false"/>
+                <w:bCs w:val="false"/>
+                <w:i w:val="false"/>
+                <w:iCs w:val="false"/>
+                <w:sz w:val="18"/>
+                <w:szCs w:val="18"/>
+              </w:rPr>
+              <w:t xml:space="preserve">16</w:t>
+            </w:r>
+          </w:p>
+        </w:tc>
+        <w:tc>
+          <w:tcPr>
+            <w:tcW w:type="dxa" w:w="1900"/>
+            <w:gridSpan w:val="1"/>
+            <w:tcBorders>
+              <w:top w:val="none" w:color="FFFFFF" w:sz="0"/>
+              <w:left w:val="none" w:color="FFFFFF" w:sz="0"/>
+              <w:bottom w:val="none" w:color="FFFFFF" w:sz="0"/>
+              <w:right w:val="none" w:color="FFFFFF" w:sz="0"/>
+            </w:tcBorders>
+            <w:tcMar>
+              <w:top w:type="dxa" w:w="40"/>
+              <w:left w:type="dxa" w:w="70"/>
+              <w:bottom w:type="dxa" w:w="40"/>
+              <w:right w:type="dxa" w:w="70"/>
+            </w:tcMar>
+            <w:vAlign w:val="center"/>
+          </w:tcPr>
+          <w:p>
+            <w:pPr>
+              <w:spacing w:after="20" w:before="20" w:line="240"/>
+              <w:jc w:val="left"/>
+            </w:pPr>
+            <w:r>
+              <w:rPr>
+                <w:rFonts w:ascii="Calibri" w:cs="Calibri" w:eastAsia="Calibri" w:hAnsi="Calibri"/>
+                <w:b w:val="false"/>
+                <w:bCs w:val="false"/>
+                <w:i w:val="false"/>
+                <w:iCs w:val="false"/>
+                <w:sz w:val="18"/>
+                <w:szCs w:val="18"/>
+              </w:rPr>
+              <w:t xml:space="preserve">20</w:t>
+            </w:r>
+          </w:p>
+        </w:tc>
+        <w:tc>
+          <w:tcPr>
+            <w:tcW w:type="dxa" w:w="2100"/>
+            <w:gridSpan w:val="1"/>
+            <w:tcBorders>
+              <w:top w:val="none" w:color="FFFFFF" w:sz="0"/>
+              <w:left w:val="none" w:color="FFFFFF" w:sz="0"/>
+              <w:bottom w:val="none" w:color="FFFFFF" w:sz="0"/>
+              <w:right w:val="none" w:color="FFFFFF" w:sz="0"/>
+            </w:tcBorders>
+            <w:tcMar>
+              <w:top w:type="dxa" w:w="40"/>
+              <w:left w:type="dxa" w:w="70"/>
+              <w:bottom w:type="dxa" w:w="40"/>
+              <w:right w:type="dxa" w:w="70"/>
+            </w:tcMar>
+            <w:vAlign w:val="center"/>
+          </w:tcPr>
+          <w:p>
+            <w:pPr>
+              <w:spacing w:after="20" w:before="20" w:line="240"/>
+              <w:jc w:val="left"/>
+            </w:pPr>
+            <w:r>
+              <w:rPr>
+                <w:rFonts w:ascii="Calibri" w:cs="Calibri" w:eastAsia="Calibri" w:hAnsi="Calibri"/>
+                <w:b w:val="false"/>
+                <w:bCs w:val="false"/>
+                <w:i w:val="false"/>
+                <w:iCs w:val="false"/>
+                <w:sz w:val="18"/>
+                <w:szCs w:val="18"/>
+              </w:rPr>
+              <w:t xml:space="preserve">16</w:t>
+            </w:r>
+          </w:p>
+        </w:tc>
+        <w:tc>
+          <w:tcPr>
+            <w:tcW w:type="dxa" w:w="1838"/>
+            <w:gridSpan w:val="1"/>
+            <w:tcBorders>
+              <w:top w:val="none" w:color="FFFFFF" w:sz="0"/>
+              <w:left w:val="none" w:color="FFFFFF" w:sz="0"/>
+              <w:bottom w:val="none" w:color="FFFFFF" w:sz="0"/>
+              <w:right w:val="none" w:color="FFFFFF" w:sz="0"/>
+            </w:tcBorders>
+            <w:tcMar>
+              <w:top w:type="dxa" w:w="40"/>
+              <w:left w:type="dxa" w:w="70"/>
+              <w:bottom w:type="dxa" w:w="40"/>
+              <w:right w:type="dxa" w:w="70"/>
+            </w:tcMar>
+            <w:vAlign w:val="center"/>
+          </w:tcPr>
+          <w:p>
+            <w:pPr>
+              <w:spacing w:after="20" w:before="20" w:line="240"/>
+              <w:jc w:val="left"/>
+            </w:pPr>
+            <w:r>
+              <w:rPr>
+                <w:rFonts w:ascii="Calibri" w:cs="Calibri" w:eastAsia="Calibri" w:hAnsi="Calibri"/>
+                <w:b w:val="false"/>
+                <w:bCs w:val="false"/>
+                <w:i w:val="false"/>
+                <w:iCs w:val="false"/>
+                <w:sz w:val="18"/>
+                <w:szCs w:val="18"/>
+              </w:rPr>
+              <w:t xml:space="preserve">20</w:t>
+            </w:r>
+          </w:p>
+        </w:tc>
+      </w:tr>
+      <w:tr>
+        <w:tc>
+          <w:tcPr>
+            <w:tcW w:type="dxa" w:w="1700"/>
+            <w:gridSpan w:val="1"/>
+            <w:tcBorders>
+              <w:top w:val="none" w:color="FFFFFF" w:sz="0"/>
+              <w:left w:val="none" w:color="FFFFFF" w:sz="0"/>
+              <w:bottom w:val="none" w:color="FFFFFF" w:sz="0"/>
+              <w:right w:val="none" w:color="FFFFFF" w:sz="0"/>
+            </w:tcBorders>
+            <w:tcMar>
+              <w:top w:type="dxa" w:w="40"/>
+              <w:left w:type="dxa" w:w="70"/>
+              <w:bottom w:type="dxa" w:w="40"/>
+              <w:right w:type="dxa" w:w="70"/>
+            </w:tcMar>
+            <w:vAlign w:val="center"/>
+          </w:tcPr>
+          <w:p>
+            <w:pPr>
+              <w:spacing w:after="20" w:before="20" w:line="240"/>
+              <w:jc w:val="left"/>
+            </w:pPr>
+            <w:r>
+              <w:rPr>
+                <w:rFonts w:ascii="Calibri" w:cs="Calibri" w:eastAsia="Calibri" w:hAnsi="Calibri"/>
+                <w:b w:val="false"/>
+                <w:bCs w:val="false"/>
+                <w:i w:val="false"/>
+                <w:iCs w:val="false"/>
+                <w:sz w:val="18"/>
+                <w:szCs w:val="18"/>
+              </w:rPr>
+              <w:t xml:space="preserve">0.80</w:t>
+            </w:r>
+          </w:p>
+        </w:tc>
+        <w:tc>
+          <w:tcPr>
+            <w:tcW w:type="dxa" w:w="2100"/>
+            <w:gridSpan w:val="1"/>
+            <w:tcBorders>
+              <w:top w:val="none" w:color="FFFFFF" w:sz="0"/>
+              <w:left w:val="none" w:color="FFFFFF" w:sz="0"/>
+              <w:bottom w:val="none" w:color="FFFFFF" w:sz="0"/>
+              <w:right w:val="none" w:color="FFFFFF" w:sz="0"/>
+            </w:tcBorders>
+            <w:tcMar>
+              <w:top w:type="dxa" w:w="40"/>
+              <w:left w:type="dxa" w:w="70"/>
+              <w:bottom w:type="dxa" w:w="40"/>
+              <w:right w:type="dxa" w:w="70"/>
+            </w:tcMar>
+            <w:vAlign w:val="center"/>
+          </w:tcPr>
+          <w:p>
+            <w:pPr>
+              <w:spacing w:after="20" w:before="20" w:line="240"/>
+              <w:jc w:val="left"/>
+            </w:pPr>
+            <w:r>
+              <w:rPr>
+                <w:rFonts w:ascii="Calibri" w:cs="Calibri" w:eastAsia="Calibri" w:hAnsi="Calibri"/>
+                <w:b w:val="false"/>
+                <w:bCs w:val="false"/>
+                <w:i w:val="false"/>
+                <w:iCs w:val="false"/>
+                <w:sz w:val="18"/>
+                <w:szCs w:val="18"/>
+              </w:rPr>
+              <w:t xml:space="preserve">17</w:t>
+            </w:r>
+          </w:p>
+        </w:tc>
+        <w:tc>
+          <w:tcPr>
+            <w:tcW w:type="dxa" w:w="1900"/>
+            <w:gridSpan w:val="1"/>
+            <w:tcBorders>
+              <w:top w:val="none" w:color="FFFFFF" w:sz="0"/>
+              <w:left w:val="none" w:color="FFFFFF" w:sz="0"/>
+              <w:bottom w:val="none" w:color="FFFFFF" w:sz="0"/>
+              <w:right w:val="none" w:color="FFFFFF" w:sz="0"/>
+            </w:tcBorders>
+            <w:tcMar>
+              <w:top w:type="dxa" w:w="40"/>
+              <w:left w:type="dxa" w:w="70"/>
+              <w:bottom w:type="dxa" w:w="40"/>
+              <w:right w:type="dxa" w:w="70"/>
+            </w:tcMar>
+            <w:vAlign w:val="center"/>
+          </w:tcPr>
+          <w:p>
+            <w:pPr>
+              <w:spacing w:after="20" w:before="20" w:line="240"/>
+              <w:jc w:val="left"/>
+            </w:pPr>
+            <w:r>
+              <w:rPr>
+                <w:rFonts w:ascii="Calibri" w:cs="Calibri" w:eastAsia="Calibri" w:hAnsi="Calibri"/>
+                <w:b w:val="false"/>
+                <w:bCs w:val="false"/>
+                <w:i w:val="false"/>
+                <w:iCs w:val="false"/>
+                <w:sz w:val="18"/>
+                <w:szCs w:val="18"/>
+              </w:rPr>
+              <w:t xml:space="preserve">21</w:t>
+            </w:r>
+          </w:p>
+        </w:tc>
+        <w:tc>
+          <w:tcPr>
+            <w:tcW w:type="dxa" w:w="2100"/>
+            <w:gridSpan w:val="1"/>
+            <w:tcBorders>
+              <w:top w:val="none" w:color="FFFFFF" w:sz="0"/>
+              <w:left w:val="none" w:color="FFFFFF" w:sz="0"/>
+              <w:bottom w:val="none" w:color="FFFFFF" w:sz="0"/>
+              <w:right w:val="none" w:color="FFFFFF" w:sz="0"/>
+            </w:tcBorders>
+            <w:tcMar>
+              <w:top w:type="dxa" w:w="40"/>
+              <w:left w:type="dxa" w:w="70"/>
+              <w:bottom w:type="dxa" w:w="40"/>
+              <w:right w:type="dxa" w:w="70"/>
+            </w:tcMar>
+            <w:vAlign w:val="center"/>
+          </w:tcPr>
+          <w:p>
+            <w:pPr>
+              <w:spacing w:after="20" w:before="20" w:line="240"/>
+              <w:jc w:val="left"/>
+            </w:pPr>
+            <w:r>
+              <w:rPr>
+                <w:rFonts w:ascii="Calibri" w:cs="Calibri" w:eastAsia="Calibri" w:hAnsi="Calibri"/>
+                <w:b w:val="false"/>
+                <w:bCs w:val="false"/>
+                <w:i w:val="false"/>
+                <w:iCs w:val="false"/>
+                <w:sz w:val="18"/>
+                <w:szCs w:val="18"/>
+              </w:rPr>
+              <w:t xml:space="preserve">19</w:t>
+            </w:r>
+          </w:p>
+        </w:tc>
+        <w:tc>
+          <w:tcPr>
+            <w:tcW w:type="dxa" w:w="1838"/>
+            <w:gridSpan w:val="1"/>
+            <w:tcBorders>
+              <w:top w:val="none" w:color="FFFFFF" w:sz="0"/>
+              <w:left w:val="none" w:color="FFFFFF" w:sz="0"/>
+              <w:bottom w:val="none" w:color="FFFFFF" w:sz="0"/>
+              <w:right w:val="none" w:color="FFFFFF" w:sz="0"/>
+            </w:tcBorders>
+            <w:tcMar>
+              <w:top w:type="dxa" w:w="40"/>
+              <w:left w:type="dxa" w:w="70"/>
+              <w:bottom w:type="dxa" w:w="40"/>
+              <w:right w:type="dxa" w:w="70"/>
+            </w:tcMar>
+            <w:vAlign w:val="center"/>
+          </w:tcPr>
+          <w:p>
+            <w:pPr>
+              <w:spacing w:after="20" w:before="20" w:line="240"/>
+              <w:jc w:val="left"/>
+            </w:pPr>
+            <w:r>
+              <w:rPr>
+                <w:rFonts w:ascii="Calibri" w:cs="Calibri" w:eastAsia="Calibri" w:hAnsi="Calibri"/>
+                <w:b w:val="false"/>
+                <w:bCs w:val="false"/>
+                <w:i w:val="false"/>
+                <w:iCs w:val="false"/>
+                <w:sz w:val="18"/>
+                <w:szCs w:val="18"/>
+              </w:rPr>
+              <w:t xml:space="preserve">23</w:t>
+            </w:r>
+          </w:p>
+        </w:tc>
+      </w:tr>
+      <w:tr>
+        <w:tc>
+          <w:tcPr>
+            <w:tcW w:type="dxa" w:w="1700"/>
+            <w:gridSpan w:val="1"/>
+            <w:tcBorders>
+              <w:top w:val="none" w:color="FFFFFF" w:sz="0"/>
+              <w:left w:val="none" w:color="FFFFFF" w:sz="0"/>
+              <w:bottom w:val="single" w:color="000000" w:sz="12"/>
+              <w:right w:val="none" w:color="FFFFFF" w:sz="0"/>
+            </w:tcBorders>
+            <w:tcMar>
+              <w:top w:type="dxa" w:w="40"/>
+              <w:left w:type="dxa" w:w="70"/>
+              <w:bottom w:type="dxa" w:w="40"/>
+              <w:right w:type="dxa" w:w="70"/>
+            </w:tcMar>
+            <w:vAlign w:val="center"/>
+          </w:tcPr>
+          <w:p>
+            <w:pPr>
+              <w:spacing w:after="20" w:before="20" w:line="240"/>
+              <w:jc w:val="left"/>
+            </w:pPr>
+            <w:r>
+              <w:rPr>
+                <w:rFonts w:ascii="Calibri" w:cs="Calibri" w:eastAsia="Calibri" w:hAnsi="Calibri"/>
+                <w:b w:val="false"/>
+                <w:bCs w:val="false"/>
+                <w:i w:val="false"/>
+                <w:iCs w:val="false"/>
+                <w:sz w:val="18"/>
+                <w:szCs w:val="18"/>
+              </w:rPr>
+              <w:t xml:space="preserve">0.90</w:t>
+            </w:r>
+          </w:p>
+        </w:tc>
+        <w:tc>
+          <w:tcPr>
+            <w:tcW w:type="dxa" w:w="2100"/>
+            <w:gridSpan w:val="1"/>
+            <w:tcBorders>
+              <w:top w:val="none" w:color="FFFFFF" w:sz="0"/>
+              <w:left w:val="none" w:color="FFFFFF" w:sz="0"/>
+              <w:bottom w:val="single" w:color="000000" w:sz="12"/>
+              <w:right w:val="none" w:color="FFFFFF" w:sz="0"/>
+            </w:tcBorders>
+            <w:tcMar>
+              <w:top w:type="dxa" w:w="40"/>
+              <w:left w:type="dxa" w:w="70"/>
+              <w:bottom w:type="dxa" w:w="40"/>
+              <w:right w:type="dxa" w:w="70"/>
+            </w:tcMar>
+            <w:vAlign w:val="center"/>
+          </w:tcPr>
+          <w:p>
+            <w:pPr>
+              <w:spacing w:after="20" w:before="20" w:line="240"/>
+              <w:jc w:val="left"/>
+            </w:pPr>
+            <w:r>
+              <w:rPr>
+                <w:rFonts w:ascii="Calibri" w:cs="Calibri" w:eastAsia="Calibri" w:hAnsi="Calibri"/>
+                <w:b w:val="false"/>
+                <w:bCs w:val="false"/>
+                <w:i w:val="false"/>
+                <w:iCs w:val="false"/>
+                <w:sz w:val="18"/>
+                <w:szCs w:val="18"/>
+              </w:rPr>
+              <w:t xml:space="preserve">20</w:t>
+            </w:r>
+          </w:p>
+        </w:tc>
+        <w:tc>
+          <w:tcPr>
+            <w:tcW w:type="dxa" w:w="1900"/>
+            <w:gridSpan w:val="1"/>
+            <w:tcBorders>
+              <w:top w:val="none" w:color="FFFFFF" w:sz="0"/>
+              <w:left w:val="none" w:color="FFFFFF" w:sz="0"/>
+              <w:bottom w:val="single" w:color="000000" w:sz="12"/>
+              <w:right w:val="none" w:color="FFFFFF" w:sz="0"/>
+            </w:tcBorders>
+            <w:tcMar>
+              <w:top w:type="dxa" w:w="40"/>
+              <w:left w:type="dxa" w:w="70"/>
+              <w:bottom w:type="dxa" w:w="40"/>
+              <w:right w:type="dxa" w:w="70"/>
+            </w:tcMar>
+            <w:vAlign w:val="center"/>
+          </w:tcPr>
+          <w:p>
+            <w:pPr>
+              <w:spacing w:after="20" w:before="20" w:line="240"/>
+              <w:jc w:val="left"/>
+            </w:pPr>
+            <w:r>
+              <w:rPr>
+                <w:rFonts w:ascii="Calibri" w:cs="Calibri" w:eastAsia="Calibri" w:hAnsi="Calibri"/>
+                <w:b w:val="false"/>
+                <w:bCs w:val="false"/>
+                <w:i w:val="false"/>
+                <w:iCs w:val="false"/>
+                <w:sz w:val="18"/>
+                <w:szCs w:val="18"/>
+              </w:rPr>
+              <w:t xml:space="preserve">24</w:t>
+            </w:r>
+          </w:p>
+        </w:tc>
+        <w:tc>
+          <w:tcPr>
+            <w:tcW w:type="dxa" w:w="2100"/>
+            <w:gridSpan w:val="1"/>
+            <w:tcBorders>
+              <w:top w:val="none" w:color="FFFFFF" w:sz="0"/>
+              <w:left w:val="none" w:color="FFFFFF" w:sz="0"/>
+              <w:bottom w:val="single" w:color="000000" w:sz="12"/>
+              <w:right w:val="none" w:color="FFFFFF" w:sz="0"/>
+            </w:tcBorders>
+            <w:tcMar>
+              <w:top w:type="dxa" w:w="40"/>
+              <w:left w:type="dxa" w:w="70"/>
+              <w:bottom w:type="dxa" w:w="40"/>
+              <w:right w:type="dxa" w:w="70"/>
+            </w:tcMar>
+            <w:vAlign w:val="center"/>
+          </w:tcPr>
+          <w:p>
+            <w:pPr>
+              <w:spacing w:after="20" w:before="20" w:line="240"/>
+              <w:jc w:val="left"/>
+            </w:pPr>
+            <w:r>
+              <w:rPr>
+                <w:rFonts w:ascii="Calibri" w:cs="Calibri" w:eastAsia="Calibri" w:hAnsi="Calibri"/>
+                <w:b w:val="false"/>
+                <w:bCs w:val="false"/>
+                <w:i w:val="false"/>
+                <w:iCs w:val="false"/>
+                <w:sz w:val="18"/>
+                <w:szCs w:val="18"/>
+              </w:rPr>
+              <w:t xml:space="preserve">20</w:t>
+            </w:r>
+          </w:p>
+        </w:tc>
+        <w:tc>
+          <w:tcPr>
+            <w:tcW w:type="dxa" w:w="1838"/>
+            <w:gridSpan w:val="1"/>
+            <w:tcBorders>
+              <w:top w:val="none" w:color="FFFFFF" w:sz="0"/>
+              <w:left w:val="none" w:color="FFFFFF" w:sz="0"/>
+              <w:bottom w:val="single" w:color="000000" w:sz="12"/>
+              <w:right w:val="none" w:color="FFFFFF" w:sz="0"/>
+            </w:tcBorders>
+            <w:tcMar>
+              <w:top w:type="dxa" w:w="40"/>
+              <w:left w:type="dxa" w:w="70"/>
+              <w:bottom w:type="dxa" w:w="40"/>
+              <w:right w:type="dxa" w:w="70"/>
+            </w:tcMar>
+            <w:vAlign w:val="center"/>
+          </w:tcPr>
+          <w:p>
+            <w:pPr>
+              <w:spacing w:after="20" w:before="20" w:line="240"/>
+              <w:jc w:val="left"/>
+            </w:pPr>
+            <w:r>
+              <w:rPr>
+                <w:rFonts w:ascii="Calibri" w:cs="Calibri" w:eastAsia="Calibri" w:hAnsi="Calibri"/>
+                <w:b w:val="false"/>
+                <w:bCs w:val="false"/>
+                <w:i w:val="false"/>
+                <w:iCs w:val="false"/>
+                <w:sz w:val="18"/>
+                <w:szCs w:val="18"/>
+              </w:rPr>
+              <w:t xml:space="preserve">24</w:t>
             </w:r>
           </w:p>
         </w:tc>

--- a/paper/GeNIS_benchmark_article.docx
+++ b/paper/GeNIS_benchmark_article.docx
@@ -176,7 +176,7 @@
           <w:sz w:val="21"/>
           <w:szCs w:val="21"/>
         </w:rPr>
-        <w:t xml:space="preserve">Network intrusion detection is benchmarked on shared corpora, and the first numbers published on a new corpus tend to become its reference numbers. GeNIS, released in 2025 from an independent CyberRange capture, is at that stage. We audit and benchmark it with eleven supervised detectors and one unsupervised detector, across three feature conditions, two evaluation protocols and five seeds on the primary condition: 154 training runs with paired significance testing. Three findings have methodological implications that may extend beyond this corpus, pending validation on further datasets. First, on GeNIS, attribution-based auditing failed to identify the behavioural shortcuts we found: all eight have permutation importance below 10⁻⁴ because they are mutually redundant, and six are numerically identical columns. The failure mode is mechanical rather than incidental, since perturbing one of several identical columns leaves the information carried by the others intact; our transferability audit, which evaluates each feature in isolation under two protocols, exposed them. Second, on GeNIS, chronological evaluation alone did not neutralise the capture-schedule shortcut created by disjoint attack windows: a timestamp-only classifier still reached 98.6% nine-class accuracy under our per-class temporal protocol, against 99.7% under a random split and a 19.4% majority-class rate, so feature exclusion was required in addition to temporal ordering. Third, the benign-trained autoencoder evaluated here was anti-correlated with volumetric floods, reaching AUROC 0.0000 against PSH-ACK floods, because flood traffic reconstructs more easily than legitimate traffic in this benchmark. For the corpus itself, the nine-class task is saturated under a random split, where eleven model pairs are statistically indistinguishable and the leaderboard is uninterpretable; the ranking becomes meaningful only under temporal evaluation, where the FT-Transformer leads at macro-F1 0.9966 and the gradient-boosted trees that dominate the random split fall to mid-table. We release a twelve-feature blacklist, the full transferability spectrum under two normalisations, frozen splits, calibrated operating points, single-host CPU inference cost for every detector, and the trained models, so that subsequent work on GeNIS starts from an audited protocol.</w:t>
+        <w:t xml:space="preserve">Network intrusion detection is benchmarked on shared corpora, and the first numbers published on a new corpus tend to become its reference numbers. GeNIS, released in 2025 from an independent CyberRange capture, is at that stage. We audit and benchmark it with eleven supervised detectors and one unsupervised detector, across three feature conditions, two evaluation protocols and five seeds on the primary condition: 154 training runs with paired significance testing. Three findings have methodological implications that may extend beyond this corpus, pending validation on further datasets. First, on GeNIS, attribution-based auditing assigned near-zero importance to the behavioural shortcuts we found: all eight have permutation importance below 10⁻⁴ because they are mutually redundant, and six are numerically identical columns. The mechanism is structural rather than incidental, since perturbing one of several identical columns leaves the information carried by the others intact; our transferability audit, which evaluates each feature in isolation under two protocols, exposed them. Second, on GeNIS, chronological evaluation alone did not neutralise the capture-schedule shortcut created by disjoint attack windows: a timestamp-only classifier still reached 98.6% nine-class accuracy under our per-class temporal protocol, against 99.7% under a random split and a 19.4% majority-class rate, so feature exclusion was required in addition to temporal ordering. Third, the benign-trained autoencoder evaluated here was anti-correlated with volumetric floods, reaching AUROC 0.0000 against PSH-ACK floods, because flood traffic reconstructs more easily than legitimate traffic in this benchmark. For the corpus itself, the nine-class task is saturated under a random split, where eleven model pairs are statistically indistinguishable and the leaderboard is uninterpretable; the ranking becomes meaningful only under temporal evaluation, where the FT-Transformer leads at macro-F1 0.9966 and the gradient-boosted trees that dominate the random split fall to mid-table. We release a twelve-feature blacklist, the full transferability spectrum under two normalisations, frozen splits, calibrated operating points, single-host CPU inference cost for every detector, and the trained models, so that subsequent work on GeNIS starts from an audited protocol.</w:t>
       </w:r>
     </w:p>
     <w:p>
@@ -423,7 +423,7 @@
           <w:sz w:val="22"/>
           <w:szCs w:val="22"/>
         </w:rPr>
-        <w:t xml:space="preserve">, and the demonstration that, on GeNIS, attribution-based auditing failed to identify the redundant shortcut features it reveals: the eight behavioural shortcuts it finds all have permutation importance below 10⁻⁴, and six of them are numerically identical columns in the released files. We publish the resulting twelve-feature blacklist and the full transferability spectrum under two normalisations.</w:t>
+        <w:t xml:space="preserve">, and the demonstration that, on GeNIS, attribution-based auditing assigns near-zero importance to the redundant shortcut features it reveals: the eight behavioural shortcuts it finds all have permutation importance below 10⁻⁴, and six of them are numerically identical columns in the released files. We publish the resulting twelve-feature blacklist and the full transferability spectrum under two normalisations.</w:t>
       </w:r>
     </w:p>
     <w:p>
@@ -10381,7 +10381,7 @@
           <w:sz w:val="22"/>
           <w:szCs w:val="22"/>
         </w:rPr>
-        <w:t xml:space="preserve">This is the central methodological finding of the paper. On GeNIS, a shortcut audit built on attribution scores, the natural design and the one the corpus baseline's SHAP analysis approximates [6], failed to identify any of these eight features, whereas our isolated, two-protocol evaluation exposed them. The failure has a mechanical explanation that does not depend on this corpus: an importance measure defined by the loss incurred when a single feature is perturbed cannot register a feature whose information is duplicated elsewhere in the matrix. That dilution of importance across dependent predictors is documented independently of our setting [26, 27]. What is specific to GeNIS is that its shortcuts happen to be duplicated, and we cannot say from one corpus how common that configuration is. It also explains why that baseline could flag an “overreliance on traffic volume or packet counts” without being able to localise it.</w:t>
+        <w:t xml:space="preserve">This is the central methodological finding of the paper. On GeNIS, a shortcut audit built on attribution scores, the natural design and the one the corpus baseline's SHAP analysis approximates [6], assigned near-zero importance to all eight of these features, whereas our isolated, two-protocol evaluation exposed them. This is not evidence that the attribution measure is wrong: under dependence between predictors it estimates a different quantity, the loss attributable to one feature when the others remain available, and that quantity is genuinely near zero here. The discrepancy has a mechanical explanation that does not depend on this corpus: an importance measure defined by the loss incurred when a single feature is perturbed cannot register a feature whose information is duplicated elsewhere in the matrix. That dilution of importance across dependent predictors is documented independently of our setting [26, 27]. What is specific to GeNIS is that its shortcuts happen to be duplicated, and we cannot say from one corpus how common that configuration is. It also explains why that baseline could flag an “overreliance on traffic volume or packet counts” without being able to localise it.</w:t>
       </w:r>
     </w:p>
     <w:p>
@@ -28350,6 +28350,24 @@
     </w:p>
     <w:p>
       <w:pPr>
+        <w:spacing w:after="120" w:line="276"/>
+        <w:jc w:val="both"/>
+      </w:pPr>
+      <w:r>
+        <w:rPr>
+          <w:rFonts w:ascii="Times New Roman" w:cs="Times New Roman" w:eastAsia="Times New Roman" w:hAnsi="Times New Roman"/>
+          <w:b w:val="false"/>
+          <w:bCs w:val="false"/>
+          <w:i w:val="false"/>
+          <w:iCs w:val="false"/>
+          <w:sz w:val="22"/>
+          <w:szCs w:val="22"/>
+        </w:rPr>
+        <w:t xml:space="preserve">We retain 0.50 as the operative threshold not because it is empirically optimal, but for two reasons that a reader can check. A single numeric threshold applied to both normalisations keeps the raw and the chance-corrected rules directly comparable, which a data-driven boundary chosen separately for each would not. And the blacklist it produces is the one under which every model in this paper was trained: moving the threshold after the campaign would mean publishing a feature set that no reported number was produced under. The spectrum is released in full so that this operational choice is not read as an intrinsic boundary in the data.</w:t>
+      </w:r>
+    </w:p>
+    <w:p>
+      <w:pPr>
         <w:keepNext/>
         <w:spacing w:after="100" w:before="240"/>
         <w:jc w:val="both"/>
@@ -30304,7 +30322,7 @@
           <w:sz w:val="22"/>
           <w:szCs w:val="22"/>
         </w:rPr>
-        <w:t xml:space="preserve">Three results have methodological implications that may carry beyond this corpus. First, on GeNIS, a shortcut audit built on attribution scores failed to identify the shortcuts we found: all eight behavioural shortcuts had permutation importance below 10⁻⁴ because they are mutually redundant, and six of them are numerically identical columns. Isolated two-protocol evaluation of each feature was required on this corpus, and we give the procedure and the resulting spectrum under two normalisations. Second, on GeNIS, temporal splitting alone did not neutralise the capture-schedule shortcut created by disjoint attack windows: a timestamp-only probe still reached 0.9862 under our per-class temporal protocol, against 0.9970 under a random one. Feature exclusion was the operative remedy on this corpus, not chronological ordering alone. Third, the benign-trained autoencoder evaluated here was anti-correlated with volumetric floods, reaching AUROC 0.0000 against </w:t>
+        <w:t xml:space="preserve">Three results have methodological implications that may carry beyond this corpus. First, on GeNIS, a shortcut audit built on attribution scores assigned near-zero importance to the shortcuts we found: all eight behavioural shortcuts had permutation importance below 10⁻⁴ because they are mutually redundant, and six of them are numerically identical columns. Isolated two-protocol evaluation of each feature was required on this corpus, and we give the procedure and the resulting spectrum under two normalisations. Second, on GeNIS, temporal splitting alone did not neutralise the capture-schedule shortcut created by disjoint attack windows: a timestamp-only probe still reached 0.9862 under our per-class temporal protocol, against 0.9970 under a random one. Feature exclusion was the operative remedy on this corpus, not chronological ordering alone. Third, the benign-trained autoencoder evaluated here was anti-correlated with volumetric floods, reaching AUROC 0.0000 against </w:t>
       </w:r>
       <w:r>
         <w:rPr>

--- a/paper/GeNIS_benchmark_article.docx
+++ b/paper/GeNIS_benchmark_article.docx
@@ -176,7 +176,7 @@
           <w:sz w:val="21"/>
           <w:szCs w:val="21"/>
         </w:rPr>
-        <w:t xml:space="preserve">Network intrusion detection is benchmarked on shared corpora, and the first numbers published on a new corpus tend to become its reference numbers. GeNIS, released in 2025 from an independent CyberRange capture, is at that stage. We audit and benchmark it with eleven supervised detectors and one unsupervised detector, across three feature conditions, two evaluation protocols and five seeds on the primary condition: 154 training runs with paired significance testing. Three findings have methodological implications that may extend beyond this corpus, pending validation on further datasets. First, on GeNIS, attribution-based auditing assigned near-zero importance to the behavioural shortcuts we found: all eight have permutation importance below 10⁻⁴ because they are mutually redundant, and six are numerically identical columns. The mechanism is structural rather than incidental, since perturbing one of several identical columns leaves the information carried by the others intact; our transferability audit, which evaluates each feature in isolation under two protocols, exposed them. Second, on GeNIS, chronological evaluation alone did not neutralise the capture-schedule shortcut created by disjoint attack windows: a timestamp-only classifier still reached 98.6% nine-class accuracy under our per-class temporal protocol, against 99.7% under a random split and a 19.4% majority-class rate, so feature exclusion was required in addition to temporal ordering. Third, the benign-trained autoencoder evaluated here was anti-correlated with volumetric floods, reaching AUROC 0.0000 against PSH-ACK floods, because flood traffic reconstructs more easily than legitimate traffic in this benchmark. For the corpus itself, the nine-class task is saturated under a random split, where eleven model pairs are statistically indistinguishable and the leaderboard is uninterpretable; the ranking becomes meaningful only under temporal evaluation, where the FT-Transformer leads at macro-F1 0.9966 and the gradient-boosted trees that dominate the random split fall to mid-table. We release a twelve-feature blacklist, the full transferability spectrum under two normalisations, frozen splits, calibrated operating points, single-host CPU inference cost for every detector, and the trained models, so that subsequent work on GeNIS starts from an audited protocol.</w:t>
+        <w:t xml:space="preserve">Network intrusion detection is benchmarked on shared corpora, and the first numbers published on a new corpus tend to become its reference numbers. GeNIS, released in 2025 from an independent CyberRange capture, is at that stage. We audit and benchmark it with eleven supervised detectors and one unsupervised detector, across three feature conditions, two evaluation protocols and five seeds on the primary condition: 154 training runs with paired significance testing. Three findings have methodological implications beyond this corpus, and we test the two that are testable by repeating the audit, though not the benchmark, on CICIDS2017. First, on GeNIS, attribution-based auditing assigned near-zero importance to the behavioural shortcuts we found: all eight have permutation importance below 10⁻⁴ because they are mutually redundant, and six are numerically identical columns. The mechanism is structural rather than incidental, since perturbing one of several identical columns leaves the information carried by the others intact; our transferability audit, which evaluates each feature in isolation under two protocols, exposed them. Second, on GeNIS, chronological evaluation alone did not neutralise the capture-schedule shortcut created by disjoint attack windows: a timestamp-only classifier still reached 98.6% nine-class accuracy under our per-class temporal protocol, against 99.7% under a random split and a 19.4% majority-class rate, so feature exclusion was required in addition to temporal ordering; on CICIDS2017, whose benign traffic runs concurrently with the attacks, the same probe collapses to 10.3% under the same protocol, so the sufficiency of temporal splitting is a property of the corpus and has to be measured rather than assumed. Third, the benign-trained autoencoder evaluated here was anti-correlated with volumetric floods, reaching AUROC 0.0000 against PSH-ACK floods, because flood traffic reconstructs more easily than legitimate traffic in this benchmark. For the corpus itself, the nine-class task is saturated under a random split, where eleven model pairs are statistically indistinguishable and the leaderboard is uninterpretable; the ranking becomes meaningful only under temporal evaluation, where the FT-Transformer leads at macro-F1 0.9966 and the gradient-boosted trees that dominate the random split fall to mid-table. We release a twelve-feature blacklist, the full transferability spectrum under two normalisations, frozen splits, calibrated operating points, single-host CPU inference cost for every detector, and the trained models, so that subsequent work on GeNIS starts from an audited protocol.</w:t>
       </w:r>
     </w:p>
     <w:p>
@@ -581,7 +581,7 @@
           <w:sz w:val="22"/>
           <w:szCs w:val="22"/>
         </w:rPr>
-        <w:t xml:space="preserve">Section 2 positions the work, Section 3 describes the corpus and its capture chronology, Section 4 specifies the protocol and the audit procedure, Section 5 the detectors, Section 6 reports the results, and Sections 7–8 discuss their scope and limits.</w:t>
+        <w:t xml:space="preserve">Section 2 positions the work, Section 3 describes the corpus and its capture chronology, Section 4 specifies the protocol and the audit procedure, Section 5 the detectors, Section 6 reports the results, Section 7 repeats the audit on a second corpus, and Sections 8–9 discuss their scope and limits.</w:t>
       </w:r>
     </w:p>
     <w:p>
@@ -5006,7 +5006,7 @@
           <w:sz w:val="22"/>
           <w:szCs w:val="22"/>
         </w:rPr>
-        <w:t xml:space="preserve"> discriminative power that survives the change of protocol. The two are not interchangeable, and Section 8 quantifies what the choice costs. We keep τ as the operative rule, so that the blacklist used to train every model in this paper is the one the rule produced, and report τ* as a sensitivity analysis. The denominator is bounded below by 0.388 for every audited feature, since the rule applies only to features that are individually predictive, so the correction does not amplify noise.</w:t>
+        <w:t xml:space="preserve"> discriminative power that survives the change of protocol. The two are not interchangeable, and Section 9 quantifies what the choice costs. We keep τ as the operative rule, so that the blacklist used to train every model in this paper is the one the rule produced, and report τ* as a sensitivity analysis. The denominator is bounded below by 0.388 for every audited feature, since the rule applies only to features that are individually predictive, so the correction does not amplify noise.</w:t>
       </w:r>
     </w:p>
     <w:p>
@@ -5150,7 +5150,7 @@
           <w:sz w:val="22"/>
           <w:szCs w:val="22"/>
         </w:rPr>
-        <w:t xml:space="preserve">The arithmetic of the blacklist is therefore explicit: four positional columns excluded by name, plus eight behavioural columns excluded by the rule, gives the twelve of Table 3. Under the chance-corrected variant the behavioural count rises to thirteen and the blacklist to seventeen. Every count in this paper is one of those two, and Section 8 reports what separates them.</w:t>
+        <w:t xml:space="preserve">The arithmetic of the blacklist is therefore explicit: four positional columns excluded by name, plus eight behavioural columns excluded by the rule, gives the twelve of Table 3. Under the chance-corrected variant the behavioural count rises to thirteen and the blacklist to seventeen. Every count in this paper is one of those two, and Section 9 reports what separates them.</w:t>
       </w:r>
     </w:p>
     <w:p>
@@ -10667,7 +10667,7 @@
           <w:sz w:val="22"/>
           <w:szCs w:val="22"/>
         </w:rPr>
-        <w:t xml:space="preserve">, taking the behavioural blacklist from eight to thirteen. All five lie inside the band already shaded in Figure 5, so the chance-corrected ratio formalises the same uncertain boundary that the raw ratio made visible without being able to place it. Applying τ* &lt; 0.5 is equivalent, on this corpus, to raising the raw threshold to approximately 0.61. We report this rather than choose the reading that flatters the rule. Two observations follow. First, the boundary between shortcut and signal is not sharp on GeNIS: it is an interval, and where one cuts inside it is a modelling decision that must be declared. Second, the five features that change status are all load and rate quantities, that is, volume per unit of time, the very family the corpus baseline flagged as a possible overreliance [6]. Under the stricter normalisation, that concern extends further than our operative blacklist reaches. Section 8 states what this does and does not put at risk.</w:t>
+        <w:t xml:space="preserve">, taking the behavioural blacklist from eight to thirteen. All five lie inside the band already shaded in Figure 5, so the chance-corrected ratio formalises the same uncertain boundary that the raw ratio made visible without being able to place it. Applying τ* &lt; 0.5 is equivalent, on this corpus, to raising the raw threshold to approximately 0.61. We report this rather than choose the reading that flatters the rule. Two observations follow. First, the boundary between shortcut and signal is not sharp on GeNIS: it is an interval, and where one cuts inside it is a modelling decision that must be declared. Second, the five features that change status are all load and rate quantities, that is, volume per unit of time, the very family the corpus baseline flagged as a possible overreliance [6]. Under the stricter normalisation, that concern extends further than our operative blacklist reaches. Section 9 states what this does and does not put at risk.</w:t>
       </w:r>
     </w:p>
     <w:p>
@@ -10742,7 +10742,7 @@
           <w:sz w:val="18"/>
           <w:szCs w:val="18"/>
         </w:rPr>
-        <w:t xml:space="preserve">Single-feature accuracy under the two protocols. Points on the diagonal transfer perfectly; the eight red points fall below the exclusion threshold. The six numerically identical duration columns occupy a single point. The shaded band marks the interval in which the exclusion boundary depends on how the transferability ratio is normalised (Section 8).</w:t>
+        <w:t xml:space="preserve">Single-feature accuracy under the two protocols. Points on the diagonal transfer perfectly; the eight red points fall below the exclusion threshold. The six numerically identical duration columns occupy a single point. The shaded band marks the interval in which the exclusion boundary depends on how the transferability ratio is normalised (Section 9).</w:t>
       </w:r>
     </w:p>
     <w:p>
@@ -13960,7 +13960,7 @@
           <w:sz w:val="18"/>
           <w:szCs w:val="18"/>
         </w:rPr>
-        <w:t xml:space="preserve">Single-feature transferability over all 63 behavioural features, sorted, under both normalisations. Solid bars give the raw ratio τ, hatched bars the chance-corrected τ*. Red marks the eight features excluded under both rules, orange the five excluded only under τ*. Under τ the gap between 0.49 and 0.54 places the threshold between two clusters; under τ* that gap narrows to 0.017 (Section 6.2 and Table 11).</w:t>
+        <w:t xml:space="preserve">Single-feature transferability over all 63 behavioural features, sorted, under both normalisations. Solid bars give the raw ratio τ, hatched bars the chance-corrected τ*. Red marks the eight features excluded under both rules, orange the five excluded only under τ*. Under τ the gap between 0.49 and 0.54 places the threshold between two clusters; under τ* that gap narrows to 0.017 (Section 6.2 and Table 13).</w:t>
       </w:r>
     </w:p>
     <w:p>
@@ -24265,7 +24265,7 @@
           <w:sz w:val="28"/>
           <w:szCs w:val="28"/>
         </w:rPr>
-        <w:t xml:space="preserve">7. Discussion</w:t>
+        <w:t xml:space="preserve">7. External validation on a second corpus</w:t>
       </w:r>
     </w:p>
     <w:p>
@@ -24276,24 +24276,14 @@
       <w:r>
         <w:rPr>
           <w:rFonts w:ascii="Times New Roman" w:cs="Times New Roman" w:eastAsia="Times New Roman" w:hAnsi="Times New Roman"/>
-          <w:b/>
-          <w:bCs/>
+          <w:b w:val="false"/>
+          <w:bCs w:val="false"/>
+          <w:i w:val="false"/>
+          <w:iCs w:val="false"/>
           <w:sz w:val="22"/>
           <w:szCs w:val="22"/>
         </w:rPr>
-        <w:t xml:space="preserve">What a benchmark on a saturated corpus can and cannot say. </w:t>
-      </w:r>
-      <w:r>
-        <w:rPr>
-          <w:rFonts w:ascii="Times New Roman" w:cs="Times New Roman" w:eastAsia="Times New Roman" w:hAnsi="Times New Roman"/>
-          <w:b w:val="false"/>
-          <w:bCs w:val="false"/>
-          <w:i w:val="false"/>
-          <w:iCs w:val="false"/>
-          <w:sz w:val="22"/>
-          <w:szCs w:val="22"/>
-        </w:rPr>
-        <w:t xml:space="preserve">Eleven supervised detectors, five seeds and paired significance tests converge on the conclusion that the nine-class GeNIS task is solved under a random split, and that the resulting leaderboard is not interpretable. This is not a defect of the corpus, which was built to be a reliable and modern reference; it is a property of testbed traffic in which attacks are executed one family at a time against a small enterprise topology. The productive response is to change what the benchmark measures (protocol robustness, calibration, cost, interval sensitivity) rather than to keep reporting fourth decimals.</w:t>
+        <w:t xml:space="preserve">Every number in Section 6 comes from one corpus, while two of our three methodological findings are claims about what auditing and temporal evaluation do in general. This section tests them where they can be tested cheaply. We repeat the audit of Section 4.3, and not the benchmark of Section 6, on CICIDS2017 [9], the most widely used corpus in the field and the one whose defects are the best documented [1, 2, 3]. The two corpora differ in almost every respect that could carry a finding: CICIDS2017 was captured in 2017 on a physical testbed rather than in 2025 on a CyberRange, its flows are produced by CICFlowMeter rather than by HERA [5], its feature vocabulary shares no column name with GeNIS, and its class balance is inverted, its majority class holding 80.30% of flows against 19.42% for the largest GeNIS class. A finding that survives that much variation is not a property of one exporter; a finding that does not survive it was over-generalised, and we report one of each.</w:t>
       </w:r>
     </w:p>
     <w:p>
@@ -24304,24 +24294,104 @@
       <w:r>
         <w:rPr>
           <w:rFonts w:ascii="Times New Roman" w:cs="Times New Roman" w:eastAsia="Times New Roman" w:hAnsi="Times New Roman"/>
+          <w:b w:val="false"/>
+          <w:bCs w:val="false"/>
+          <w:i w:val="false"/>
+          <w:iCs w:val="false"/>
+          <w:sz w:val="22"/>
+          <w:szCs w:val="22"/>
+        </w:rPr>
+        <w:t xml:space="preserve">We use the GeneratedLabelledFlows distribution rather than MachineLearningCVE, because the latter ships without a timestamp column and the timestamp probe is half of what we came to measure. Its eight capture files hold 2 830 743 flows over fifteen classes and eighty-five columns. Six identifier columns (</w:t>
+      </w:r>
+      <w:r>
+        <w:rPr>
+          <w:rFonts w:ascii="Consolas" w:cs="Consolas" w:eastAsia="Consolas" w:hAnsi="Consolas"/>
+          <w:b w:val="false"/>
+          <w:bCs w:val="false"/>
+          <w:i w:val="false"/>
+          <w:iCs w:val="false"/>
+          <w:sz w:val="20"/>
+          <w:szCs w:val="20"/>
+        </w:rPr>
+        <w:t xml:space="preserve">Flow ID</w:t>
+      </w:r>
+      <w:r>
+        <w:rPr>
+          <w:rFonts w:ascii="Times New Roman" w:cs="Times New Roman" w:eastAsia="Times New Roman" w:hAnsi="Times New Roman"/>
+          <w:b w:val="false"/>
+          <w:bCs w:val="false"/>
+          <w:i w:val="false"/>
+          <w:iCs w:val="false"/>
+          <w:sz w:val="22"/>
+          <w:szCs w:val="22"/>
+        </w:rPr>
+        <w:t xml:space="preserve">, the source and destination addresses, the two port numbers and </w:t>
+      </w:r>
+      <w:r>
+        <w:rPr>
+          <w:rFonts w:ascii="Consolas" w:cs="Consolas" w:eastAsia="Consolas" w:hAnsi="Consolas"/>
+          <w:b w:val="false"/>
+          <w:bCs w:val="false"/>
+          <w:i w:val="false"/>
+          <w:iCs w:val="false"/>
+          <w:sz w:val="20"/>
+          <w:szCs w:val="20"/>
+        </w:rPr>
+        <w:t xml:space="preserve">Protocol</w:t>
+      </w:r>
+      <w:r>
+        <w:rPr>
+          <w:rFonts w:ascii="Times New Roman" w:cs="Times New Roman" w:eastAsia="Times New Roman" w:hAnsi="Times New Roman"/>
+          <w:b w:val="false"/>
+          <w:bCs w:val="false"/>
+          <w:i w:val="false"/>
+          <w:iCs w:val="false"/>
+          <w:sz w:val="22"/>
+          <w:szCs w:val="22"/>
+        </w:rPr>
+        <w:t xml:space="preserve">) and one positional column (</w:t>
+      </w:r>
+      <w:r>
+        <w:rPr>
+          <w:rFonts w:ascii="Consolas" w:cs="Consolas" w:eastAsia="Consolas" w:hAnsi="Consolas"/>
+          <w:b w:val="false"/>
+          <w:bCs w:val="false"/>
+          <w:i w:val="false"/>
+          <w:iCs w:val="false"/>
+          <w:sz w:val="20"/>
+          <w:szCs w:val="20"/>
+        </w:rPr>
+        <w:t xml:space="preserve">Timestamp</w:t>
+      </w:r>
+      <w:r>
+        <w:rPr>
+          <w:rFonts w:ascii="Times New Roman" w:cs="Times New Roman" w:eastAsia="Times New Roman" w:hAnsi="Times New Roman"/>
+          <w:b w:val="false"/>
+          <w:bCs w:val="false"/>
+          <w:i w:val="false"/>
+          <w:iCs w:val="false"/>
+          <w:sz w:val="22"/>
+          <w:szCs w:val="22"/>
+        </w:rPr>
+        <w:t xml:space="preserve">) are excluded by name exactly as in Section 4.3; eight columns are constant over the whole corpus and are dropped; sixty-nine behavioural features remain. Five components of the audit are repeated: the global chronological split, the timestamp probe under both protocols, the single-feature transferability sweep over all sixty-nine features, permutation importance from a reference gradient-boosted model, and the check for numerically identical columns. No detector is benchmarked and no ranking is produced. Table 9 places the two audits side by side.</w:t>
+      </w:r>
+    </w:p>
+    <w:p>
+      <w:pPr>
+        <w:pStyle w:val="Heading2"/>
+        <w:keepNext/>
+        <w:spacing w:after="120" w:before="240"/>
+      </w:pPr>
+      <w:r>
+        <w:rPr>
+          <w:rFonts w:ascii="Calibri" w:cs="Calibri" w:eastAsia="Calibri" w:hAnsi="Calibri"/>
           <w:b/>
           <w:bCs/>
-          <w:sz w:val="22"/>
-          <w:szCs w:val="22"/>
-        </w:rPr>
-        <w:t xml:space="preserve">Shortcut auditing should not be delegated to attribution alone. </w:t>
-      </w:r>
-      <w:r>
-        <w:rPr>
-          <w:rFonts w:ascii="Times New Roman" w:cs="Times New Roman" w:eastAsia="Times New Roman" w:hAnsi="Times New Roman"/>
-          <w:b w:val="false"/>
-          <w:bCs w:val="false"/>
-          <w:i w:val="false"/>
-          <w:iCs w:val="false"/>
-          <w:sz w:val="22"/>
-          <w:szCs w:val="22"/>
-        </w:rPr>
-        <w:t xml:space="preserve">Our strongest transferable result is negative and methodological: on GeNIS, the eight behavioural shortcuts we identify are exactly the features that attribution methods score at zero. On this corpus, pipelines that selected candidate shortcuts using importance ranking, SHAP, or recursive elimination retained redundant shortcuts, whereas an isolated, two-protocol evaluation of each feature exposed them. The mechanism behind that failure, a measure of single-feature perturbation cannot see information that is duplicated, is not specific to GeNIS and is documented for dependent predictors [26, 27]; what we cannot establish from one corpus is how often exporters emit several statistics of the same underlying quantity, though we would expect it to be common.</w:t>
+          <w:color w:val="1F3864"/>
+          <w:sz w:val="24"/>
+          <w:szCs w:val="24"/>
+        </w:rPr>
+        <w:t xml:space="preserve">7.1 What the audit finds on CICIDS2017</w:t>
       </w:r>
     </w:p>
     <w:p>
@@ -24334,10 +24404,12 @@
           <w:rFonts w:ascii="Times New Roman" w:cs="Times New Roman" w:eastAsia="Times New Roman" w:hAnsi="Times New Roman"/>
           <w:b/>
           <w:bCs/>
+          <w:i w:val="false"/>
+          <w:iCs w:val="false"/>
           <w:sz w:val="22"/>
           <w:szCs w:val="22"/>
         </w:rPr>
-        <w:t xml:space="preserve">Temporal evaluation was necessary but not sufficient on GeNIS. </w:t>
+        <w:t xml:space="preserve">The capture-schedule shortcut is present under a random split and absent under a temporal one. </w:t>
       </w:r>
       <w:r>
         <w:rPr>
@@ -24349,7 +24421,37 @@
           <w:sz w:val="22"/>
           <w:szCs w:val="22"/>
         </w:rPr>
-        <w:t xml:space="preserve">The finding that the timestamp probe survived a per-class temporal split at 0.9862 has methodological implications for corpora with similar capture protocols. Chronological evaluation defends against learning future information; on GeNIS, it did not defend against learning which window belonged to which class when the windows are disjoint by construction. GeNIS, a corpus generated by sequential attack scenarios on a CyberRange, required feature exclusion in addition to temporal splitting, and the two remedies were not interchangeable on this benchmark. Whether other CyberRange-produced corpora share that structure is an empirical question we have not tested.</w:t>
+        <w:t xml:space="preserve">A decision tree given only the timestamp classifies the fifteen classes at 0.9529 under the stratified protocol, against a majority-class rate of 0.8030: the shortcut that motivates this paper is present on CICIDS2017 as well. Under the per-class temporal protocol the same probe falls to 0.1028, far below the majority rate, for a transferability of 0.11 against 0.99 on GeNIS. The difference is a difference in capture design, not in method. On GeNIS each class occupies a narrow window disjoint from every other (Figure 2), so ordering flows inside a class leaves the association between class and position in the capture intact. On CICIDS2017 benign traffic runs continuously across all five days alongside the attacks, so ordering inside each class sends the late fraction of every class into the test partition at once, and the timestamp stops separating them. The consequence for Section 6.2 is precise, and it is not the one we expected: temporal splitting being necessary but not sufficient is not a general property of intrusion-detection corpora but a property of corpora whose classes occupy disjoint windows. Which of the two a corpus is can be settled with one decision tree, and we now recommend settling it rather than assuming either answer.</w:t>
+      </w:r>
+    </w:p>
+    <w:p>
+      <w:pPr>
+        <w:spacing w:after="120" w:line="276"/>
+        <w:jc w:val="both"/>
+      </w:pPr>
+      <w:r>
+        <w:rPr>
+          <w:rFonts w:ascii="Times New Roman" w:cs="Times New Roman" w:eastAsia="Times New Roman" w:hAnsi="Times New Roman"/>
+          <w:b/>
+          <w:bCs/>
+          <w:i w:val="false"/>
+          <w:iCs w:val="false"/>
+          <w:sz w:val="22"/>
+          <w:szCs w:val="22"/>
+        </w:rPr>
+        <w:t xml:space="preserve">The global chronological split is degenerate on both corpora. </w:t>
+      </w:r>
+      <w:r>
+        <w:rPr>
+          <w:rFonts w:ascii="Times New Roman" w:cs="Times New Roman" w:eastAsia="Times New Roman" w:hAnsi="Times New Roman"/>
+          <w:b w:val="false"/>
+          <w:bCs w:val="false"/>
+          <w:i w:val="false"/>
+          <w:iCs w:val="false"/>
+          <w:sz w:val="22"/>
+          <w:szCs w:val="22"/>
+        </w:rPr>
+        <w:t xml:space="preserve">Training on Monday to Wednesday and testing on Thursday and Friday leaves exactly one class, benign traffic, present on both sides. Every attack family of CICIDS2017 falls on a single day: the two Patator families on Tuesday, the four denial-of-service families and Heartbleed on Wednesday, infiltration and the three web attacks on Thursday, Bot, DDoS and PortScan on Friday, with Monday benign throughout. The degeneracy reported for GeNIS in Section 4.2 is therefore not an idiosyncrasy of GeNIS but a property of scripted captures, and the per-class temporal protocol adopted there to work around it is justified on the second corpus for the same reason.</w:t>
       </w:r>
     </w:p>
     <w:p>
@@ -24359,13 +24461,1895 @@
       </w:pPr>
       <w:r>
         <w:rPr>
+          <w:rFonts w:ascii="Calibri" w:cs="Calibri" w:eastAsia="Calibri" w:hAnsi="Calibri"/>
           <w:b/>
           <w:bCs/>
-        </w:rPr>
-        <w:t xml:space="preserve">Which detectors are actually viable, and on which axis.</w:t>
-      </w:r>
-      <w:r>
-        <w:t xml:space="preserve"> The four preceding subsections each rank the detectors differently, so a synthesis is needed. We deliberately exclude training time from the criteria: it was measured in a hosted runtime whose accelerator allocation varied between sessions, so it reflects hardware availability as much as model cost (Section 8). The four axes below are all measured on a stable basis, Table 9 collects them and Figure 13 shows where each detector actually loses.</w:t>
+          <w:sz w:val="18"/>
+          <w:szCs w:val="18"/>
+        </w:rPr>
+        <w:t xml:space="preserve">Table 9. </w:t>
+      </w:r>
+      <w:r>
+        <w:rPr>
+          <w:rFonts w:ascii="Calibri" w:cs="Calibri" w:eastAsia="Calibri" w:hAnsi="Calibri"/>
+          <w:sz w:val="18"/>
+          <w:szCs w:val="18"/>
+        </w:rPr>
+        <w:t xml:space="preserve">The audit of Section 4.3 repeated on CICIDS2017. Probe values are accuracies. The transferability row for the timestamp is the ratio of the two accuracies above it. The last row is not measured on the same normalisation on the two corpora: on GeNIS the operative ratio is taken over accuracies, on CICIDS2017 over macro-F1, for the reason given at the end of this subsection; under the accuracy ratio the CICIDS2017 minimum is 0.91, so the row's conclusion does not depend on the choice. GeNIS figures are those of Sections 4.3 and 6.2. CICIDS2017 figures come from the released audit notebook, data fingerprint 2830743|69|15.</w:t>
+      </w:r>
+    </w:p>
+    <w:tbl>
+      <w:tblPr>
+        <w:tblW w:type="dxa" w:w="9638"/>
+        <w:tblBorders>
+          <w:top w:val="none" w:color="FFFFFF" w:sz="0"/>
+          <w:left w:val="none" w:color="FFFFFF" w:sz="0"/>
+          <w:bottom w:val="none" w:color="FFFFFF" w:sz="0"/>
+          <w:right w:val="none" w:color="FFFFFF" w:sz="0"/>
+          <w:insideH w:val="none" w:color="FFFFFF" w:sz="0"/>
+          <w:insideV w:val="none" w:color="FFFFFF" w:sz="0"/>
+        </w:tblBorders>
+      </w:tblPr>
+      <w:tblGrid>
+        <w:gridCol w:w="4818"/>
+        <w:gridCol w:w="2410"/>
+        <w:gridCol w:w="2410"/>
+      </w:tblGrid>
+      <w:tr>
+        <w:trPr>
+          <w:tblHeader/>
+        </w:trPr>
+        <w:tc>
+          <w:tcPr>
+            <w:tcW w:type="dxa" w:w="4818"/>
+            <w:gridSpan w:val="1"/>
+            <w:tcBorders>
+              <w:top w:val="single" w:color="000000" w:sz="12"/>
+              <w:left w:val="none" w:color="FFFFFF" w:sz="0"/>
+              <w:bottom w:val="single" w:color="000000" w:sz="6"/>
+              <w:right w:val="none" w:color="FFFFFF" w:sz="0"/>
+            </w:tcBorders>
+            <w:shd w:fill="EDF0F5" w:color="auto" w:val="clear"/>
+            <w:tcMar>
+              <w:top w:type="dxa" w:w="40"/>
+              <w:left w:type="dxa" w:w="70"/>
+              <w:bottom w:type="dxa" w:w="40"/>
+              <w:right w:type="dxa" w:w="70"/>
+            </w:tcMar>
+            <w:vAlign w:val="center"/>
+          </w:tcPr>
+          <w:p>
+            <w:pPr>
+              <w:spacing w:after="20" w:before="20" w:line="240"/>
+              <w:jc w:val="left"/>
+            </w:pPr>
+            <w:r>
+              <w:rPr>
+                <w:rFonts w:ascii="Calibri" w:cs="Calibri" w:eastAsia="Calibri" w:hAnsi="Calibri"/>
+                <w:b/>
+                <w:bCs/>
+                <w:i w:val="false"/>
+                <w:iCs w:val="false"/>
+                <w:sz w:val="18"/>
+                <w:szCs w:val="18"/>
+              </w:rPr>
+              <w:t xml:space="preserve"/>
+            </w:r>
+          </w:p>
+        </w:tc>
+        <w:tc>
+          <w:tcPr>
+            <w:tcW w:type="dxa" w:w="2410"/>
+            <w:gridSpan w:val="1"/>
+            <w:tcBorders>
+              <w:top w:val="single" w:color="000000" w:sz="12"/>
+              <w:left w:val="none" w:color="FFFFFF" w:sz="0"/>
+              <w:bottom w:val="single" w:color="000000" w:sz="6"/>
+              <w:right w:val="none" w:color="FFFFFF" w:sz="0"/>
+            </w:tcBorders>
+            <w:shd w:fill="EDF0F5" w:color="auto" w:val="clear"/>
+            <w:tcMar>
+              <w:top w:type="dxa" w:w="40"/>
+              <w:left w:type="dxa" w:w="70"/>
+              <w:bottom w:type="dxa" w:w="40"/>
+              <w:right w:type="dxa" w:w="70"/>
+            </w:tcMar>
+            <w:vAlign w:val="center"/>
+          </w:tcPr>
+          <w:p>
+            <w:pPr>
+              <w:spacing w:after="20" w:before="20" w:line="240"/>
+              <w:jc w:val="center"/>
+            </w:pPr>
+            <w:r>
+              <w:rPr>
+                <w:rFonts w:ascii="Calibri" w:cs="Calibri" w:eastAsia="Calibri" w:hAnsi="Calibri"/>
+                <w:b/>
+                <w:bCs/>
+                <w:i w:val="false"/>
+                <w:iCs w:val="false"/>
+                <w:sz w:val="18"/>
+                <w:szCs w:val="18"/>
+              </w:rPr>
+              <w:t xml:space="preserve">GeNIS, 60 s</w:t>
+            </w:r>
+          </w:p>
+        </w:tc>
+        <w:tc>
+          <w:tcPr>
+            <w:tcW w:type="dxa" w:w="2410"/>
+            <w:gridSpan w:val="1"/>
+            <w:tcBorders>
+              <w:top w:val="single" w:color="000000" w:sz="12"/>
+              <w:left w:val="none" w:color="FFFFFF" w:sz="0"/>
+              <w:bottom w:val="single" w:color="000000" w:sz="6"/>
+              <w:right w:val="none" w:color="FFFFFF" w:sz="0"/>
+            </w:tcBorders>
+            <w:shd w:fill="EDF0F5" w:color="auto" w:val="clear"/>
+            <w:tcMar>
+              <w:top w:type="dxa" w:w="40"/>
+              <w:left w:type="dxa" w:w="70"/>
+              <w:bottom w:type="dxa" w:w="40"/>
+              <w:right w:type="dxa" w:w="70"/>
+            </w:tcMar>
+            <w:vAlign w:val="center"/>
+          </w:tcPr>
+          <w:p>
+            <w:pPr>
+              <w:spacing w:after="20" w:before="20" w:line="240"/>
+              <w:jc w:val="center"/>
+            </w:pPr>
+            <w:r>
+              <w:rPr>
+                <w:rFonts w:ascii="Calibri" w:cs="Calibri" w:eastAsia="Calibri" w:hAnsi="Calibri"/>
+                <w:b/>
+                <w:bCs/>
+                <w:i w:val="false"/>
+                <w:iCs w:val="false"/>
+                <w:sz w:val="18"/>
+                <w:szCs w:val="18"/>
+              </w:rPr>
+              <w:t xml:space="preserve">CICIDS2017</w:t>
+            </w:r>
+          </w:p>
+        </w:tc>
+      </w:tr>
+      <w:tr>
+        <w:tc>
+          <w:tcPr>
+            <w:tcW w:type="dxa" w:w="4818"/>
+            <w:gridSpan w:val="1"/>
+            <w:tcBorders>
+              <w:top w:val="none" w:color="FFFFFF" w:sz="0"/>
+              <w:left w:val="none" w:color="FFFFFF" w:sz="0"/>
+              <w:bottom w:val="none" w:color="FFFFFF" w:sz="0"/>
+              <w:right w:val="none" w:color="FFFFFF" w:sz="0"/>
+            </w:tcBorders>
+            <w:tcMar>
+              <w:top w:type="dxa" w:w="40"/>
+              <w:left w:type="dxa" w:w="70"/>
+              <w:bottom w:type="dxa" w:w="40"/>
+              <w:right w:type="dxa" w:w="70"/>
+            </w:tcMar>
+            <w:vAlign w:val="center"/>
+          </w:tcPr>
+          <w:p>
+            <w:pPr>
+              <w:spacing w:after="20" w:before="20" w:line="240"/>
+              <w:jc w:val="left"/>
+            </w:pPr>
+            <w:r>
+              <w:rPr>
+                <w:rFonts w:ascii="Calibri" w:cs="Calibri" w:eastAsia="Calibri" w:hAnsi="Calibri"/>
+                <w:b w:val="false"/>
+                <w:bCs w:val="false"/>
+                <w:i w:val="false"/>
+                <w:iCs w:val="false"/>
+                <w:sz w:val="18"/>
+                <w:szCs w:val="18"/>
+              </w:rPr>
+              <w:t xml:space="preserve">Flows</w:t>
+            </w:r>
+          </w:p>
+        </w:tc>
+        <w:tc>
+          <w:tcPr>
+            <w:tcW w:type="dxa" w:w="2410"/>
+            <w:gridSpan w:val="1"/>
+            <w:tcBorders>
+              <w:top w:val="none" w:color="FFFFFF" w:sz="0"/>
+              <w:left w:val="none" w:color="FFFFFF" w:sz="0"/>
+              <w:bottom w:val="none" w:color="FFFFFF" w:sz="0"/>
+              <w:right w:val="none" w:color="FFFFFF" w:sz="0"/>
+            </w:tcBorders>
+            <w:tcMar>
+              <w:top w:type="dxa" w:w="40"/>
+              <w:left w:type="dxa" w:w="70"/>
+              <w:bottom w:type="dxa" w:w="40"/>
+              <w:right w:type="dxa" w:w="70"/>
+            </w:tcMar>
+            <w:vAlign w:val="center"/>
+          </w:tcPr>
+          <w:p>
+            <w:pPr>
+              <w:spacing w:after="20" w:before="20" w:line="240"/>
+              <w:jc w:val="center"/>
+            </w:pPr>
+            <w:r>
+              <w:rPr>
+                <w:rFonts w:ascii="Calibri" w:cs="Calibri" w:eastAsia="Calibri" w:hAnsi="Calibri"/>
+                <w:b w:val="false"/>
+                <w:bCs w:val="false"/>
+                <w:i w:val="false"/>
+                <w:iCs w:val="false"/>
+                <w:sz w:val="18"/>
+                <w:szCs w:val="18"/>
+              </w:rPr>
+              <w:t xml:space="preserve">338 820</w:t>
+            </w:r>
+          </w:p>
+        </w:tc>
+        <w:tc>
+          <w:tcPr>
+            <w:tcW w:type="dxa" w:w="2410"/>
+            <w:gridSpan w:val="1"/>
+            <w:tcBorders>
+              <w:top w:val="none" w:color="FFFFFF" w:sz="0"/>
+              <w:left w:val="none" w:color="FFFFFF" w:sz="0"/>
+              <w:bottom w:val="none" w:color="FFFFFF" w:sz="0"/>
+              <w:right w:val="none" w:color="FFFFFF" w:sz="0"/>
+            </w:tcBorders>
+            <w:tcMar>
+              <w:top w:type="dxa" w:w="40"/>
+              <w:left w:type="dxa" w:w="70"/>
+              <w:bottom w:type="dxa" w:w="40"/>
+              <w:right w:type="dxa" w:w="70"/>
+            </w:tcMar>
+            <w:vAlign w:val="center"/>
+          </w:tcPr>
+          <w:p>
+            <w:pPr>
+              <w:spacing w:after="20" w:before="20" w:line="240"/>
+              <w:jc w:val="center"/>
+            </w:pPr>
+            <w:r>
+              <w:rPr>
+                <w:rFonts w:ascii="Calibri" w:cs="Calibri" w:eastAsia="Calibri" w:hAnsi="Calibri"/>
+                <w:b w:val="false"/>
+                <w:bCs w:val="false"/>
+                <w:i w:val="false"/>
+                <w:iCs w:val="false"/>
+                <w:sz w:val="18"/>
+                <w:szCs w:val="18"/>
+              </w:rPr>
+              <w:t xml:space="preserve">2 830 743</w:t>
+            </w:r>
+          </w:p>
+        </w:tc>
+      </w:tr>
+      <w:tr>
+        <w:tc>
+          <w:tcPr>
+            <w:tcW w:type="dxa" w:w="4818"/>
+            <w:gridSpan w:val="1"/>
+            <w:tcBorders>
+              <w:top w:val="none" w:color="FFFFFF" w:sz="0"/>
+              <w:left w:val="none" w:color="FFFFFF" w:sz="0"/>
+              <w:bottom w:val="none" w:color="FFFFFF" w:sz="0"/>
+              <w:right w:val="none" w:color="FFFFFF" w:sz="0"/>
+            </w:tcBorders>
+            <w:tcMar>
+              <w:top w:type="dxa" w:w="40"/>
+              <w:left w:type="dxa" w:w="70"/>
+              <w:bottom w:type="dxa" w:w="40"/>
+              <w:right w:type="dxa" w:w="70"/>
+            </w:tcMar>
+            <w:vAlign w:val="center"/>
+          </w:tcPr>
+          <w:p>
+            <w:pPr>
+              <w:spacing w:after="20" w:before="20" w:line="240"/>
+              <w:jc w:val="left"/>
+            </w:pPr>
+            <w:r>
+              <w:rPr>
+                <w:rFonts w:ascii="Calibri" w:cs="Calibri" w:eastAsia="Calibri" w:hAnsi="Calibri"/>
+                <w:b w:val="false"/>
+                <w:bCs w:val="false"/>
+                <w:i w:val="false"/>
+                <w:iCs w:val="false"/>
+                <w:sz w:val="18"/>
+                <w:szCs w:val="18"/>
+              </w:rPr>
+              <w:t xml:space="preserve">Classes</w:t>
+            </w:r>
+          </w:p>
+        </w:tc>
+        <w:tc>
+          <w:tcPr>
+            <w:tcW w:type="dxa" w:w="2410"/>
+            <w:gridSpan w:val="1"/>
+            <w:tcBorders>
+              <w:top w:val="none" w:color="FFFFFF" w:sz="0"/>
+              <w:left w:val="none" w:color="FFFFFF" w:sz="0"/>
+              <w:bottom w:val="none" w:color="FFFFFF" w:sz="0"/>
+              <w:right w:val="none" w:color="FFFFFF" w:sz="0"/>
+            </w:tcBorders>
+            <w:tcMar>
+              <w:top w:type="dxa" w:w="40"/>
+              <w:left w:type="dxa" w:w="70"/>
+              <w:bottom w:type="dxa" w:w="40"/>
+              <w:right w:type="dxa" w:w="70"/>
+            </w:tcMar>
+            <w:vAlign w:val="center"/>
+          </w:tcPr>
+          <w:p>
+            <w:pPr>
+              <w:spacing w:after="20" w:before="20" w:line="240"/>
+              <w:jc w:val="center"/>
+            </w:pPr>
+            <w:r>
+              <w:rPr>
+                <w:rFonts w:ascii="Calibri" w:cs="Calibri" w:eastAsia="Calibri" w:hAnsi="Calibri"/>
+                <w:b w:val="false"/>
+                <w:bCs w:val="false"/>
+                <w:i w:val="false"/>
+                <w:iCs w:val="false"/>
+                <w:sz w:val="18"/>
+                <w:szCs w:val="18"/>
+              </w:rPr>
+              <w:t xml:space="preserve">9</w:t>
+            </w:r>
+          </w:p>
+        </w:tc>
+        <w:tc>
+          <w:tcPr>
+            <w:tcW w:type="dxa" w:w="2410"/>
+            <w:gridSpan w:val="1"/>
+            <w:tcBorders>
+              <w:top w:val="none" w:color="FFFFFF" w:sz="0"/>
+              <w:left w:val="none" w:color="FFFFFF" w:sz="0"/>
+              <w:bottom w:val="none" w:color="FFFFFF" w:sz="0"/>
+              <w:right w:val="none" w:color="FFFFFF" w:sz="0"/>
+            </w:tcBorders>
+            <w:tcMar>
+              <w:top w:type="dxa" w:w="40"/>
+              <w:left w:type="dxa" w:w="70"/>
+              <w:bottom w:type="dxa" w:w="40"/>
+              <w:right w:type="dxa" w:w="70"/>
+            </w:tcMar>
+            <w:vAlign w:val="center"/>
+          </w:tcPr>
+          <w:p>
+            <w:pPr>
+              <w:spacing w:after="20" w:before="20" w:line="240"/>
+              <w:jc w:val="center"/>
+            </w:pPr>
+            <w:r>
+              <w:rPr>
+                <w:rFonts w:ascii="Calibri" w:cs="Calibri" w:eastAsia="Calibri" w:hAnsi="Calibri"/>
+                <w:b w:val="false"/>
+                <w:bCs w:val="false"/>
+                <w:i w:val="false"/>
+                <w:iCs w:val="false"/>
+                <w:sz w:val="18"/>
+                <w:szCs w:val="18"/>
+              </w:rPr>
+              <w:t xml:space="preserve">15</w:t>
+            </w:r>
+          </w:p>
+        </w:tc>
+      </w:tr>
+      <w:tr>
+        <w:tc>
+          <w:tcPr>
+            <w:tcW w:type="dxa" w:w="4818"/>
+            <w:gridSpan w:val="1"/>
+            <w:tcBorders>
+              <w:top w:val="none" w:color="FFFFFF" w:sz="0"/>
+              <w:left w:val="none" w:color="FFFFFF" w:sz="0"/>
+              <w:bottom w:val="none" w:color="FFFFFF" w:sz="0"/>
+              <w:right w:val="none" w:color="FFFFFF" w:sz="0"/>
+            </w:tcBorders>
+            <w:tcMar>
+              <w:top w:type="dxa" w:w="40"/>
+              <w:left w:type="dxa" w:w="70"/>
+              <w:bottom w:type="dxa" w:w="40"/>
+              <w:right w:type="dxa" w:w="70"/>
+            </w:tcMar>
+            <w:vAlign w:val="center"/>
+          </w:tcPr>
+          <w:p>
+            <w:pPr>
+              <w:spacing w:after="20" w:before="20" w:line="240"/>
+              <w:jc w:val="left"/>
+            </w:pPr>
+            <w:r>
+              <w:rPr>
+                <w:rFonts w:ascii="Calibri" w:cs="Calibri" w:eastAsia="Calibri" w:hAnsi="Calibri"/>
+                <w:b w:val="false"/>
+                <w:bCs w:val="false"/>
+                <w:i w:val="false"/>
+                <w:iCs w:val="false"/>
+                <w:sz w:val="18"/>
+                <w:szCs w:val="18"/>
+              </w:rPr>
+              <w:t xml:space="preserve">Majority-class rate</w:t>
+            </w:r>
+          </w:p>
+        </w:tc>
+        <w:tc>
+          <w:tcPr>
+            <w:tcW w:type="dxa" w:w="2410"/>
+            <w:gridSpan w:val="1"/>
+            <w:tcBorders>
+              <w:top w:val="none" w:color="FFFFFF" w:sz="0"/>
+              <w:left w:val="none" w:color="FFFFFF" w:sz="0"/>
+              <w:bottom w:val="none" w:color="FFFFFF" w:sz="0"/>
+              <w:right w:val="none" w:color="FFFFFF" w:sz="0"/>
+            </w:tcBorders>
+            <w:tcMar>
+              <w:top w:type="dxa" w:w="40"/>
+              <w:left w:type="dxa" w:w="70"/>
+              <w:bottom w:type="dxa" w:w="40"/>
+              <w:right w:type="dxa" w:w="70"/>
+            </w:tcMar>
+            <w:vAlign w:val="center"/>
+          </w:tcPr>
+          <w:p>
+            <w:pPr>
+              <w:spacing w:after="20" w:before="20" w:line="240"/>
+              <w:jc w:val="center"/>
+            </w:pPr>
+            <w:r>
+              <w:rPr>
+                <w:rFonts w:ascii="Calibri" w:cs="Calibri" w:eastAsia="Calibri" w:hAnsi="Calibri"/>
+                <w:b w:val="false"/>
+                <w:bCs w:val="false"/>
+                <w:i w:val="false"/>
+                <w:iCs w:val="false"/>
+                <w:sz w:val="18"/>
+                <w:szCs w:val="18"/>
+              </w:rPr>
+              <w:t xml:space="preserve">0.1942</w:t>
+            </w:r>
+          </w:p>
+        </w:tc>
+        <w:tc>
+          <w:tcPr>
+            <w:tcW w:type="dxa" w:w="2410"/>
+            <w:gridSpan w:val="1"/>
+            <w:tcBorders>
+              <w:top w:val="none" w:color="FFFFFF" w:sz="0"/>
+              <w:left w:val="none" w:color="FFFFFF" w:sz="0"/>
+              <w:bottom w:val="none" w:color="FFFFFF" w:sz="0"/>
+              <w:right w:val="none" w:color="FFFFFF" w:sz="0"/>
+            </w:tcBorders>
+            <w:tcMar>
+              <w:top w:type="dxa" w:w="40"/>
+              <w:left w:type="dxa" w:w="70"/>
+              <w:bottom w:type="dxa" w:w="40"/>
+              <w:right w:type="dxa" w:w="70"/>
+            </w:tcMar>
+            <w:vAlign w:val="center"/>
+          </w:tcPr>
+          <w:p>
+            <w:pPr>
+              <w:spacing w:after="20" w:before="20" w:line="240"/>
+              <w:jc w:val="center"/>
+            </w:pPr>
+            <w:r>
+              <w:rPr>
+                <w:rFonts w:ascii="Calibri" w:cs="Calibri" w:eastAsia="Calibri" w:hAnsi="Calibri"/>
+                <w:b w:val="false"/>
+                <w:bCs w:val="false"/>
+                <w:i w:val="false"/>
+                <w:iCs w:val="false"/>
+                <w:sz w:val="18"/>
+                <w:szCs w:val="18"/>
+              </w:rPr>
+              <w:t xml:space="preserve">0.8030</w:t>
+            </w:r>
+          </w:p>
+        </w:tc>
+      </w:tr>
+      <w:tr>
+        <w:tc>
+          <w:tcPr>
+            <w:tcW w:type="dxa" w:w="4818"/>
+            <w:gridSpan w:val="1"/>
+            <w:tcBorders>
+              <w:top w:val="none" w:color="FFFFFF" w:sz="0"/>
+              <w:left w:val="none" w:color="FFFFFF" w:sz="0"/>
+              <w:bottom w:val="none" w:color="FFFFFF" w:sz="0"/>
+              <w:right w:val="none" w:color="FFFFFF" w:sz="0"/>
+            </w:tcBorders>
+            <w:tcMar>
+              <w:top w:type="dxa" w:w="40"/>
+              <w:left w:type="dxa" w:w="70"/>
+              <w:bottom w:type="dxa" w:w="40"/>
+              <w:right w:type="dxa" w:w="70"/>
+            </w:tcMar>
+            <w:vAlign w:val="center"/>
+          </w:tcPr>
+          <w:p>
+            <w:pPr>
+              <w:spacing w:after="20" w:before="20" w:line="240"/>
+              <w:jc w:val="left"/>
+            </w:pPr>
+            <w:r>
+              <w:rPr>
+                <w:rFonts w:ascii="Calibri" w:cs="Calibri" w:eastAsia="Calibri" w:hAnsi="Calibri"/>
+                <w:b w:val="false"/>
+                <w:bCs w:val="false"/>
+                <w:i w:val="false"/>
+                <w:iCs w:val="false"/>
+                <w:sz w:val="18"/>
+                <w:szCs w:val="18"/>
+              </w:rPr>
+              <w:t xml:space="preserve">Identifier and positional columns removed by name</w:t>
+            </w:r>
+          </w:p>
+        </w:tc>
+        <w:tc>
+          <w:tcPr>
+            <w:tcW w:type="dxa" w:w="2410"/>
+            <w:gridSpan w:val="1"/>
+            <w:tcBorders>
+              <w:top w:val="none" w:color="FFFFFF" w:sz="0"/>
+              <w:left w:val="none" w:color="FFFFFF" w:sz="0"/>
+              <w:bottom w:val="none" w:color="FFFFFF" w:sz="0"/>
+              <w:right w:val="none" w:color="FFFFFF" w:sz="0"/>
+            </w:tcBorders>
+            <w:tcMar>
+              <w:top w:type="dxa" w:w="40"/>
+              <w:left w:type="dxa" w:w="70"/>
+              <w:bottom w:type="dxa" w:w="40"/>
+              <w:right w:type="dxa" w:w="70"/>
+            </w:tcMar>
+            <w:vAlign w:val="center"/>
+          </w:tcPr>
+          <w:p>
+            <w:pPr>
+              <w:spacing w:after="20" w:before="20" w:line="240"/>
+              <w:jc w:val="center"/>
+            </w:pPr>
+            <w:r>
+              <w:rPr>
+                <w:rFonts w:ascii="Calibri" w:cs="Calibri" w:eastAsia="Calibri" w:hAnsi="Calibri"/>
+                <w:b w:val="false"/>
+                <w:bCs w:val="false"/>
+                <w:i w:val="false"/>
+                <w:iCs w:val="false"/>
+                <w:sz w:val="18"/>
+                <w:szCs w:val="18"/>
+              </w:rPr>
+              <w:t xml:space="preserve">23 + 4</w:t>
+            </w:r>
+          </w:p>
+        </w:tc>
+        <w:tc>
+          <w:tcPr>
+            <w:tcW w:type="dxa" w:w="2410"/>
+            <w:gridSpan w:val="1"/>
+            <w:tcBorders>
+              <w:top w:val="none" w:color="FFFFFF" w:sz="0"/>
+              <w:left w:val="none" w:color="FFFFFF" w:sz="0"/>
+              <w:bottom w:val="none" w:color="FFFFFF" w:sz="0"/>
+              <w:right w:val="none" w:color="FFFFFF" w:sz="0"/>
+            </w:tcBorders>
+            <w:tcMar>
+              <w:top w:type="dxa" w:w="40"/>
+              <w:left w:type="dxa" w:w="70"/>
+              <w:bottom w:type="dxa" w:w="40"/>
+              <w:right w:type="dxa" w:w="70"/>
+            </w:tcMar>
+            <w:vAlign w:val="center"/>
+          </w:tcPr>
+          <w:p>
+            <w:pPr>
+              <w:spacing w:after="20" w:before="20" w:line="240"/>
+              <w:jc w:val="center"/>
+            </w:pPr>
+            <w:r>
+              <w:rPr>
+                <w:rFonts w:ascii="Calibri" w:cs="Calibri" w:eastAsia="Calibri" w:hAnsi="Calibri"/>
+                <w:b w:val="false"/>
+                <w:bCs w:val="false"/>
+                <w:i w:val="false"/>
+                <w:iCs w:val="false"/>
+                <w:sz w:val="18"/>
+                <w:szCs w:val="18"/>
+              </w:rPr>
+              <w:t xml:space="preserve">6 + 1</w:t>
+            </w:r>
+          </w:p>
+        </w:tc>
+      </w:tr>
+      <w:tr>
+        <w:tc>
+          <w:tcPr>
+            <w:tcW w:type="dxa" w:w="4818"/>
+            <w:gridSpan w:val="1"/>
+            <w:tcBorders>
+              <w:top w:val="none" w:color="FFFFFF" w:sz="0"/>
+              <w:left w:val="none" w:color="FFFFFF" w:sz="0"/>
+              <w:bottom w:val="none" w:color="FFFFFF" w:sz="0"/>
+              <w:right w:val="none" w:color="FFFFFF" w:sz="0"/>
+            </w:tcBorders>
+            <w:tcMar>
+              <w:top w:type="dxa" w:w="40"/>
+              <w:left w:type="dxa" w:w="70"/>
+              <w:bottom w:type="dxa" w:w="40"/>
+              <w:right w:type="dxa" w:w="70"/>
+            </w:tcMar>
+            <w:vAlign w:val="center"/>
+          </w:tcPr>
+          <w:p>
+            <w:pPr>
+              <w:spacing w:after="20" w:before="20" w:line="240"/>
+              <w:jc w:val="left"/>
+            </w:pPr>
+            <w:r>
+              <w:rPr>
+                <w:rFonts w:ascii="Calibri" w:cs="Calibri" w:eastAsia="Calibri" w:hAnsi="Calibri"/>
+                <w:b w:val="false"/>
+                <w:bCs w:val="false"/>
+                <w:i w:val="false"/>
+                <w:iCs w:val="false"/>
+                <w:sz w:val="18"/>
+                <w:szCs w:val="18"/>
+              </w:rPr>
+              <w:t xml:space="preserve">Behavioural features audited</w:t>
+            </w:r>
+          </w:p>
+        </w:tc>
+        <w:tc>
+          <w:tcPr>
+            <w:tcW w:type="dxa" w:w="2410"/>
+            <w:gridSpan w:val="1"/>
+            <w:tcBorders>
+              <w:top w:val="none" w:color="FFFFFF" w:sz="0"/>
+              <w:left w:val="none" w:color="FFFFFF" w:sz="0"/>
+              <w:bottom w:val="none" w:color="FFFFFF" w:sz="0"/>
+              <w:right w:val="none" w:color="FFFFFF" w:sz="0"/>
+            </w:tcBorders>
+            <w:tcMar>
+              <w:top w:type="dxa" w:w="40"/>
+              <w:left w:type="dxa" w:w="70"/>
+              <w:bottom w:type="dxa" w:w="40"/>
+              <w:right w:type="dxa" w:w="70"/>
+            </w:tcMar>
+            <w:vAlign w:val="center"/>
+          </w:tcPr>
+          <w:p>
+            <w:pPr>
+              <w:spacing w:after="20" w:before="20" w:line="240"/>
+              <w:jc w:val="center"/>
+            </w:pPr>
+            <w:r>
+              <w:rPr>
+                <w:rFonts w:ascii="Calibri" w:cs="Calibri" w:eastAsia="Calibri" w:hAnsi="Calibri"/>
+                <w:b w:val="false"/>
+                <w:bCs w:val="false"/>
+                <w:i w:val="false"/>
+                <w:iCs w:val="false"/>
+                <w:sz w:val="18"/>
+                <w:szCs w:val="18"/>
+              </w:rPr>
+              <w:t xml:space="preserve">63</w:t>
+            </w:r>
+          </w:p>
+        </w:tc>
+        <w:tc>
+          <w:tcPr>
+            <w:tcW w:type="dxa" w:w="2410"/>
+            <w:gridSpan w:val="1"/>
+            <w:tcBorders>
+              <w:top w:val="none" w:color="FFFFFF" w:sz="0"/>
+              <w:left w:val="none" w:color="FFFFFF" w:sz="0"/>
+              <w:bottom w:val="none" w:color="FFFFFF" w:sz="0"/>
+              <w:right w:val="none" w:color="FFFFFF" w:sz="0"/>
+            </w:tcBorders>
+            <w:tcMar>
+              <w:top w:type="dxa" w:w="40"/>
+              <w:left w:type="dxa" w:w="70"/>
+              <w:bottom w:type="dxa" w:w="40"/>
+              <w:right w:type="dxa" w:w="70"/>
+            </w:tcMar>
+            <w:vAlign w:val="center"/>
+          </w:tcPr>
+          <w:p>
+            <w:pPr>
+              <w:spacing w:after="20" w:before="20" w:line="240"/>
+              <w:jc w:val="center"/>
+            </w:pPr>
+            <w:r>
+              <w:rPr>
+                <w:rFonts w:ascii="Calibri" w:cs="Calibri" w:eastAsia="Calibri" w:hAnsi="Calibri"/>
+                <w:b w:val="false"/>
+                <w:bCs w:val="false"/>
+                <w:i w:val="false"/>
+                <w:iCs w:val="false"/>
+                <w:sz w:val="18"/>
+                <w:szCs w:val="18"/>
+              </w:rPr>
+              <w:t xml:space="preserve">69</w:t>
+            </w:r>
+          </w:p>
+        </w:tc>
+      </w:tr>
+      <w:tr>
+        <w:tc>
+          <w:tcPr>
+            <w:tcW w:type="dxa" w:w="4818"/>
+            <w:gridSpan w:val="1"/>
+            <w:tcBorders>
+              <w:top w:val="none" w:color="FFFFFF" w:sz="0"/>
+              <w:left w:val="none" w:color="FFFFFF" w:sz="0"/>
+              <w:bottom w:val="none" w:color="FFFFFF" w:sz="0"/>
+              <w:right w:val="none" w:color="FFFFFF" w:sz="0"/>
+            </w:tcBorders>
+            <w:tcMar>
+              <w:top w:type="dxa" w:w="40"/>
+              <w:left w:type="dxa" w:w="70"/>
+              <w:bottom w:type="dxa" w:w="40"/>
+              <w:right w:type="dxa" w:w="70"/>
+            </w:tcMar>
+            <w:vAlign w:val="center"/>
+          </w:tcPr>
+          <w:p>
+            <w:pPr>
+              <w:spacing w:after="20" w:before="20" w:line="240"/>
+              <w:jc w:val="left"/>
+            </w:pPr>
+            <w:r>
+              <w:rPr>
+                <w:rFonts w:ascii="Calibri" w:cs="Calibri" w:eastAsia="Calibri" w:hAnsi="Calibri"/>
+                <w:b w:val="false"/>
+                <w:bCs w:val="false"/>
+                <w:i w:val="false"/>
+                <w:iCs w:val="false"/>
+                <w:sz w:val="18"/>
+                <w:szCs w:val="18"/>
+              </w:rPr>
+              <w:t xml:space="preserve">Numerically identical column pairs</w:t>
+            </w:r>
+          </w:p>
+        </w:tc>
+        <w:tc>
+          <w:tcPr>
+            <w:tcW w:type="dxa" w:w="2410"/>
+            <w:gridSpan w:val="1"/>
+            <w:tcBorders>
+              <w:top w:val="none" w:color="FFFFFF" w:sz="0"/>
+              <w:left w:val="none" w:color="FFFFFF" w:sz="0"/>
+              <w:bottom w:val="none" w:color="FFFFFF" w:sz="0"/>
+              <w:right w:val="none" w:color="FFFFFF" w:sz="0"/>
+            </w:tcBorders>
+            <w:tcMar>
+              <w:top w:type="dxa" w:w="40"/>
+              <w:left w:type="dxa" w:w="70"/>
+              <w:bottom w:type="dxa" w:w="40"/>
+              <w:right w:type="dxa" w:w="70"/>
+            </w:tcMar>
+            <w:vAlign w:val="center"/>
+          </w:tcPr>
+          <w:p>
+            <w:pPr>
+              <w:spacing w:after="20" w:before="20" w:line="240"/>
+              <w:jc w:val="center"/>
+            </w:pPr>
+            <w:r>
+              <w:rPr>
+                <w:rFonts w:ascii="Calibri" w:cs="Calibri" w:eastAsia="Calibri" w:hAnsi="Calibri"/>
+                <w:b w:val="false"/>
+                <w:bCs w:val="false"/>
+                <w:i w:val="false"/>
+                <w:iCs w:val="false"/>
+                <w:sz w:val="18"/>
+                <w:szCs w:val="18"/>
+              </w:rPr>
+              <w:t xml:space="preserve">15 (one group of six)</w:t>
+            </w:r>
+          </w:p>
+        </w:tc>
+        <w:tc>
+          <w:tcPr>
+            <w:tcW w:type="dxa" w:w="2410"/>
+            <w:gridSpan w:val="1"/>
+            <w:tcBorders>
+              <w:top w:val="none" w:color="FFFFFF" w:sz="0"/>
+              <w:left w:val="none" w:color="FFFFFF" w:sz="0"/>
+              <w:bottom w:val="none" w:color="FFFFFF" w:sz="0"/>
+              <w:right w:val="none" w:color="FFFFFF" w:sz="0"/>
+            </w:tcBorders>
+            <w:tcMar>
+              <w:top w:type="dxa" w:w="40"/>
+              <w:left w:type="dxa" w:w="70"/>
+              <w:bottom w:type="dxa" w:w="40"/>
+              <w:right w:type="dxa" w:w="70"/>
+            </w:tcMar>
+            <w:vAlign w:val="center"/>
+          </w:tcPr>
+          <w:p>
+            <w:pPr>
+              <w:spacing w:after="20" w:before="20" w:line="240"/>
+              <w:jc w:val="center"/>
+            </w:pPr>
+            <w:r>
+              <w:rPr>
+                <w:rFonts w:ascii="Calibri" w:cs="Calibri" w:eastAsia="Calibri" w:hAnsi="Calibri"/>
+                <w:b w:val="false"/>
+                <w:bCs w:val="false"/>
+                <w:i w:val="false"/>
+                <w:iCs w:val="false"/>
+                <w:sz w:val="18"/>
+                <w:szCs w:val="18"/>
+              </w:rPr>
+              <w:t xml:space="preserve">7 (seven disjoint pairs)</w:t>
+            </w:r>
+          </w:p>
+        </w:tc>
+      </w:tr>
+      <w:tr>
+        <w:tc>
+          <w:tcPr>
+            <w:tcW w:type="dxa" w:w="4818"/>
+            <w:gridSpan w:val="1"/>
+            <w:tcBorders>
+              <w:top w:val="none" w:color="FFFFFF" w:sz="0"/>
+              <w:left w:val="none" w:color="FFFFFF" w:sz="0"/>
+              <w:bottom w:val="none" w:color="FFFFFF" w:sz="0"/>
+              <w:right w:val="none" w:color="FFFFFF" w:sz="0"/>
+            </w:tcBorders>
+            <w:tcMar>
+              <w:top w:type="dxa" w:w="40"/>
+              <w:left w:type="dxa" w:w="70"/>
+              <w:bottom w:type="dxa" w:w="40"/>
+              <w:right w:type="dxa" w:w="70"/>
+            </w:tcMar>
+            <w:vAlign w:val="center"/>
+          </w:tcPr>
+          <w:p>
+            <w:pPr>
+              <w:spacing w:after="20" w:before="20" w:line="240"/>
+              <w:jc w:val="left"/>
+            </w:pPr>
+            <w:r>
+              <w:rPr>
+                <w:rFonts w:ascii="Calibri" w:cs="Calibri" w:eastAsia="Calibri" w:hAnsi="Calibri"/>
+                <w:b w:val="false"/>
+                <w:bCs w:val="false"/>
+                <w:i w:val="false"/>
+                <w:iCs w:val="false"/>
+                <w:sz w:val="18"/>
+                <w:szCs w:val="18"/>
+              </w:rPr>
+              <w:t xml:space="preserve">Timestamp probe, stratified</w:t>
+            </w:r>
+          </w:p>
+        </w:tc>
+        <w:tc>
+          <w:tcPr>
+            <w:tcW w:type="dxa" w:w="2410"/>
+            <w:gridSpan w:val="1"/>
+            <w:tcBorders>
+              <w:top w:val="none" w:color="FFFFFF" w:sz="0"/>
+              <w:left w:val="none" w:color="FFFFFF" w:sz="0"/>
+              <w:bottom w:val="none" w:color="FFFFFF" w:sz="0"/>
+              <w:right w:val="none" w:color="FFFFFF" w:sz="0"/>
+            </w:tcBorders>
+            <w:tcMar>
+              <w:top w:type="dxa" w:w="40"/>
+              <w:left w:type="dxa" w:w="70"/>
+              <w:bottom w:type="dxa" w:w="40"/>
+              <w:right w:type="dxa" w:w="70"/>
+            </w:tcMar>
+            <w:vAlign w:val="center"/>
+          </w:tcPr>
+          <w:p>
+            <w:pPr>
+              <w:spacing w:after="20" w:before="20" w:line="240"/>
+              <w:jc w:val="center"/>
+            </w:pPr>
+            <w:r>
+              <w:rPr>
+                <w:rFonts w:ascii="Calibri" w:cs="Calibri" w:eastAsia="Calibri" w:hAnsi="Calibri"/>
+                <w:b w:val="false"/>
+                <w:bCs w:val="false"/>
+                <w:i w:val="false"/>
+                <w:iCs w:val="false"/>
+                <w:sz w:val="18"/>
+                <w:szCs w:val="18"/>
+              </w:rPr>
+              <w:t xml:space="preserve">0.9970</w:t>
+            </w:r>
+          </w:p>
+        </w:tc>
+        <w:tc>
+          <w:tcPr>
+            <w:tcW w:type="dxa" w:w="2410"/>
+            <w:gridSpan w:val="1"/>
+            <w:tcBorders>
+              <w:top w:val="none" w:color="FFFFFF" w:sz="0"/>
+              <w:left w:val="none" w:color="FFFFFF" w:sz="0"/>
+              <w:bottom w:val="none" w:color="FFFFFF" w:sz="0"/>
+              <w:right w:val="none" w:color="FFFFFF" w:sz="0"/>
+            </w:tcBorders>
+            <w:tcMar>
+              <w:top w:type="dxa" w:w="40"/>
+              <w:left w:type="dxa" w:w="70"/>
+              <w:bottom w:type="dxa" w:w="40"/>
+              <w:right w:type="dxa" w:w="70"/>
+            </w:tcMar>
+            <w:vAlign w:val="center"/>
+          </w:tcPr>
+          <w:p>
+            <w:pPr>
+              <w:spacing w:after="20" w:before="20" w:line="240"/>
+              <w:jc w:val="center"/>
+            </w:pPr>
+            <w:r>
+              <w:rPr>
+                <w:rFonts w:ascii="Calibri" w:cs="Calibri" w:eastAsia="Calibri" w:hAnsi="Calibri"/>
+                <w:b w:val="false"/>
+                <w:bCs w:val="false"/>
+                <w:i w:val="false"/>
+                <w:iCs w:val="false"/>
+                <w:sz w:val="18"/>
+                <w:szCs w:val="18"/>
+              </w:rPr>
+              <w:t xml:space="preserve">0.9529</w:t>
+            </w:r>
+          </w:p>
+        </w:tc>
+      </w:tr>
+      <w:tr>
+        <w:tc>
+          <w:tcPr>
+            <w:tcW w:type="dxa" w:w="4818"/>
+            <w:gridSpan w:val="1"/>
+            <w:tcBorders>
+              <w:top w:val="none" w:color="FFFFFF" w:sz="0"/>
+              <w:left w:val="none" w:color="FFFFFF" w:sz="0"/>
+              <w:bottom w:val="none" w:color="FFFFFF" w:sz="0"/>
+              <w:right w:val="none" w:color="FFFFFF" w:sz="0"/>
+            </w:tcBorders>
+            <w:tcMar>
+              <w:top w:type="dxa" w:w="40"/>
+              <w:left w:type="dxa" w:w="70"/>
+              <w:bottom w:type="dxa" w:w="40"/>
+              <w:right w:type="dxa" w:w="70"/>
+            </w:tcMar>
+            <w:vAlign w:val="center"/>
+          </w:tcPr>
+          <w:p>
+            <w:pPr>
+              <w:spacing w:after="20" w:before="20" w:line="240"/>
+              <w:jc w:val="left"/>
+            </w:pPr>
+            <w:r>
+              <w:rPr>
+                <w:rFonts w:ascii="Calibri" w:cs="Calibri" w:eastAsia="Calibri" w:hAnsi="Calibri"/>
+                <w:b w:val="false"/>
+                <w:bCs w:val="false"/>
+                <w:i w:val="false"/>
+                <w:iCs w:val="false"/>
+                <w:sz w:val="18"/>
+                <w:szCs w:val="18"/>
+              </w:rPr>
+              <w:t xml:space="preserve">Timestamp probe, per-class temporal</w:t>
+            </w:r>
+          </w:p>
+        </w:tc>
+        <w:tc>
+          <w:tcPr>
+            <w:tcW w:type="dxa" w:w="2410"/>
+            <w:gridSpan w:val="1"/>
+            <w:tcBorders>
+              <w:top w:val="none" w:color="FFFFFF" w:sz="0"/>
+              <w:left w:val="none" w:color="FFFFFF" w:sz="0"/>
+              <w:bottom w:val="none" w:color="FFFFFF" w:sz="0"/>
+              <w:right w:val="none" w:color="FFFFFF" w:sz="0"/>
+            </w:tcBorders>
+            <w:tcMar>
+              <w:top w:type="dxa" w:w="40"/>
+              <w:left w:type="dxa" w:w="70"/>
+              <w:bottom w:type="dxa" w:w="40"/>
+              <w:right w:type="dxa" w:w="70"/>
+            </w:tcMar>
+            <w:vAlign w:val="center"/>
+          </w:tcPr>
+          <w:p>
+            <w:pPr>
+              <w:spacing w:after="20" w:before="20" w:line="240"/>
+              <w:jc w:val="center"/>
+            </w:pPr>
+            <w:r>
+              <w:rPr>
+                <w:rFonts w:ascii="Calibri" w:cs="Calibri" w:eastAsia="Calibri" w:hAnsi="Calibri"/>
+                <w:b w:val="false"/>
+                <w:bCs w:val="false"/>
+                <w:i w:val="false"/>
+                <w:iCs w:val="false"/>
+                <w:sz w:val="18"/>
+                <w:szCs w:val="18"/>
+              </w:rPr>
+              <w:t xml:space="preserve">0.9862</w:t>
+            </w:r>
+          </w:p>
+        </w:tc>
+        <w:tc>
+          <w:tcPr>
+            <w:tcW w:type="dxa" w:w="2410"/>
+            <w:gridSpan w:val="1"/>
+            <w:tcBorders>
+              <w:top w:val="none" w:color="FFFFFF" w:sz="0"/>
+              <w:left w:val="none" w:color="FFFFFF" w:sz="0"/>
+              <w:bottom w:val="none" w:color="FFFFFF" w:sz="0"/>
+              <w:right w:val="none" w:color="FFFFFF" w:sz="0"/>
+            </w:tcBorders>
+            <w:tcMar>
+              <w:top w:type="dxa" w:w="40"/>
+              <w:left w:type="dxa" w:w="70"/>
+              <w:bottom w:type="dxa" w:w="40"/>
+              <w:right w:type="dxa" w:w="70"/>
+            </w:tcMar>
+            <w:vAlign w:val="center"/>
+          </w:tcPr>
+          <w:p>
+            <w:pPr>
+              <w:spacing w:after="20" w:before="20" w:line="240"/>
+              <w:jc w:val="center"/>
+            </w:pPr>
+            <w:r>
+              <w:rPr>
+                <w:rFonts w:ascii="Calibri" w:cs="Calibri" w:eastAsia="Calibri" w:hAnsi="Calibri"/>
+                <w:b w:val="false"/>
+                <w:bCs w:val="false"/>
+                <w:i w:val="false"/>
+                <w:iCs w:val="false"/>
+                <w:sz w:val="18"/>
+                <w:szCs w:val="18"/>
+              </w:rPr>
+              <w:t xml:space="preserve">0.1028</w:t>
+            </w:r>
+          </w:p>
+        </w:tc>
+      </w:tr>
+      <w:tr>
+        <w:tc>
+          <w:tcPr>
+            <w:tcW w:type="dxa" w:w="4818"/>
+            <w:gridSpan w:val="1"/>
+            <w:tcBorders>
+              <w:top w:val="none" w:color="FFFFFF" w:sz="0"/>
+              <w:left w:val="none" w:color="FFFFFF" w:sz="0"/>
+              <w:bottom w:val="none" w:color="FFFFFF" w:sz="0"/>
+              <w:right w:val="none" w:color="FFFFFF" w:sz="0"/>
+            </w:tcBorders>
+            <w:tcMar>
+              <w:top w:type="dxa" w:w="40"/>
+              <w:left w:type="dxa" w:w="70"/>
+              <w:bottom w:type="dxa" w:w="40"/>
+              <w:right w:type="dxa" w:w="70"/>
+            </w:tcMar>
+            <w:vAlign w:val="center"/>
+          </w:tcPr>
+          <w:p>
+            <w:pPr>
+              <w:spacing w:after="20" w:before="20" w:line="240"/>
+              <w:jc w:val="left"/>
+            </w:pPr>
+            <w:r>
+              <w:rPr>
+                <w:rFonts w:ascii="Calibri" w:cs="Calibri" w:eastAsia="Calibri" w:hAnsi="Calibri"/>
+                <w:b w:val="false"/>
+                <w:bCs w:val="false"/>
+                <w:i w:val="false"/>
+                <w:iCs w:val="false"/>
+                <w:sz w:val="18"/>
+                <w:szCs w:val="18"/>
+              </w:rPr>
+              <w:t xml:space="preserve">Timestamp transferability</w:t>
+            </w:r>
+          </w:p>
+        </w:tc>
+        <w:tc>
+          <w:tcPr>
+            <w:tcW w:type="dxa" w:w="2410"/>
+            <w:gridSpan w:val="1"/>
+            <w:tcBorders>
+              <w:top w:val="none" w:color="FFFFFF" w:sz="0"/>
+              <w:left w:val="none" w:color="FFFFFF" w:sz="0"/>
+              <w:bottom w:val="none" w:color="FFFFFF" w:sz="0"/>
+              <w:right w:val="none" w:color="FFFFFF" w:sz="0"/>
+            </w:tcBorders>
+            <w:tcMar>
+              <w:top w:type="dxa" w:w="40"/>
+              <w:left w:type="dxa" w:w="70"/>
+              <w:bottom w:type="dxa" w:w="40"/>
+              <w:right w:type="dxa" w:w="70"/>
+            </w:tcMar>
+            <w:vAlign w:val="center"/>
+          </w:tcPr>
+          <w:p>
+            <w:pPr>
+              <w:spacing w:after="20" w:before="20" w:line="240"/>
+              <w:jc w:val="center"/>
+            </w:pPr>
+            <w:r>
+              <w:rPr>
+                <w:rFonts w:ascii="Calibri" w:cs="Calibri" w:eastAsia="Calibri" w:hAnsi="Calibri"/>
+                <w:b w:val="false"/>
+                <w:bCs w:val="false"/>
+                <w:i w:val="false"/>
+                <w:iCs w:val="false"/>
+                <w:sz w:val="18"/>
+                <w:szCs w:val="18"/>
+              </w:rPr>
+              <w:t xml:space="preserve">0.9892</w:t>
+            </w:r>
+          </w:p>
+        </w:tc>
+        <w:tc>
+          <w:tcPr>
+            <w:tcW w:type="dxa" w:w="2410"/>
+            <w:gridSpan w:val="1"/>
+            <w:tcBorders>
+              <w:top w:val="none" w:color="FFFFFF" w:sz="0"/>
+              <w:left w:val="none" w:color="FFFFFF" w:sz="0"/>
+              <w:bottom w:val="none" w:color="FFFFFF" w:sz="0"/>
+              <w:right w:val="none" w:color="FFFFFF" w:sz="0"/>
+            </w:tcBorders>
+            <w:tcMar>
+              <w:top w:type="dxa" w:w="40"/>
+              <w:left w:type="dxa" w:w="70"/>
+              <w:bottom w:type="dxa" w:w="40"/>
+              <w:right w:type="dxa" w:w="70"/>
+            </w:tcMar>
+            <w:vAlign w:val="center"/>
+          </w:tcPr>
+          <w:p>
+            <w:pPr>
+              <w:spacing w:after="20" w:before="20" w:line="240"/>
+              <w:jc w:val="center"/>
+            </w:pPr>
+            <w:r>
+              <w:rPr>
+                <w:rFonts w:ascii="Calibri" w:cs="Calibri" w:eastAsia="Calibri" w:hAnsi="Calibri"/>
+                <w:b w:val="false"/>
+                <w:bCs w:val="false"/>
+                <w:i w:val="false"/>
+                <w:iCs w:val="false"/>
+                <w:sz w:val="18"/>
+                <w:szCs w:val="18"/>
+              </w:rPr>
+              <w:t xml:space="preserve">0.1079</w:t>
+            </w:r>
+          </w:p>
+        </w:tc>
+      </w:tr>
+      <w:tr>
+        <w:tc>
+          <w:tcPr>
+            <w:tcW w:type="dxa" w:w="4818"/>
+            <w:gridSpan w:val="1"/>
+            <w:tcBorders>
+              <w:top w:val="none" w:color="FFFFFF" w:sz="0"/>
+              <w:left w:val="none" w:color="FFFFFF" w:sz="0"/>
+              <w:bottom w:val="none" w:color="FFFFFF" w:sz="0"/>
+              <w:right w:val="none" w:color="FFFFFF" w:sz="0"/>
+            </w:tcBorders>
+            <w:tcMar>
+              <w:top w:type="dxa" w:w="40"/>
+              <w:left w:type="dxa" w:w="70"/>
+              <w:bottom w:type="dxa" w:w="40"/>
+              <w:right w:type="dxa" w:w="70"/>
+            </w:tcMar>
+            <w:vAlign w:val="center"/>
+          </w:tcPr>
+          <w:p>
+            <w:pPr>
+              <w:spacing w:after="20" w:before="20" w:line="240"/>
+              <w:jc w:val="left"/>
+            </w:pPr>
+            <w:r>
+              <w:rPr>
+                <w:rFonts w:ascii="Calibri" w:cs="Calibri" w:eastAsia="Calibri" w:hAnsi="Calibri"/>
+                <w:b w:val="false"/>
+                <w:bCs w:val="false"/>
+                <w:i w:val="false"/>
+                <w:iCs w:val="false"/>
+                <w:sz w:val="18"/>
+                <w:szCs w:val="18"/>
+              </w:rPr>
+              <w:t xml:space="preserve">Global chronological split</w:t>
+            </w:r>
+          </w:p>
+        </w:tc>
+        <w:tc>
+          <w:tcPr>
+            <w:tcW w:type="dxa" w:w="2410"/>
+            <w:gridSpan w:val="1"/>
+            <w:tcBorders>
+              <w:top w:val="none" w:color="FFFFFF" w:sz="0"/>
+              <w:left w:val="none" w:color="FFFFFF" w:sz="0"/>
+              <w:bottom w:val="none" w:color="FFFFFF" w:sz="0"/>
+              <w:right w:val="none" w:color="FFFFFF" w:sz="0"/>
+            </w:tcBorders>
+            <w:tcMar>
+              <w:top w:type="dxa" w:w="40"/>
+              <w:left w:type="dxa" w:w="70"/>
+              <w:bottom w:type="dxa" w:w="40"/>
+              <w:right w:type="dxa" w:w="70"/>
+            </w:tcMar>
+            <w:vAlign w:val="center"/>
+          </w:tcPr>
+          <w:p>
+            <w:pPr>
+              <w:spacing w:after="20" w:before="20" w:line="240"/>
+              <w:jc w:val="center"/>
+            </w:pPr>
+            <w:r>
+              <w:rPr>
+                <w:rFonts w:ascii="Calibri" w:cs="Calibri" w:eastAsia="Calibri" w:hAnsi="Calibri"/>
+                <w:b w:val="false"/>
+                <w:bCs w:val="false"/>
+                <w:i w:val="false"/>
+                <w:iCs w:val="false"/>
+                <w:sz w:val="18"/>
+                <w:szCs w:val="18"/>
+              </w:rPr>
+              <w:t xml:space="preserve">degenerate</w:t>
+            </w:r>
+          </w:p>
+        </w:tc>
+        <w:tc>
+          <w:tcPr>
+            <w:tcW w:type="dxa" w:w="2410"/>
+            <w:gridSpan w:val="1"/>
+            <w:tcBorders>
+              <w:top w:val="none" w:color="FFFFFF" w:sz="0"/>
+              <w:left w:val="none" w:color="FFFFFF" w:sz="0"/>
+              <w:bottom w:val="none" w:color="FFFFFF" w:sz="0"/>
+              <w:right w:val="none" w:color="FFFFFF" w:sz="0"/>
+            </w:tcBorders>
+            <w:tcMar>
+              <w:top w:type="dxa" w:w="40"/>
+              <w:left w:type="dxa" w:w="70"/>
+              <w:bottom w:type="dxa" w:w="40"/>
+              <w:right w:type="dxa" w:w="70"/>
+            </w:tcMar>
+            <w:vAlign w:val="center"/>
+          </w:tcPr>
+          <w:p>
+            <w:pPr>
+              <w:spacing w:after="20" w:before="20" w:line="240"/>
+              <w:jc w:val="center"/>
+            </w:pPr>
+            <w:r>
+              <w:rPr>
+                <w:rFonts w:ascii="Calibri" w:cs="Calibri" w:eastAsia="Calibri" w:hAnsi="Calibri"/>
+                <w:b w:val="false"/>
+                <w:bCs w:val="false"/>
+                <w:i w:val="false"/>
+                <w:iCs w:val="false"/>
+                <w:sz w:val="18"/>
+                <w:szCs w:val="18"/>
+              </w:rPr>
+              <w:t xml:space="preserve">degenerate</w:t>
+            </w:r>
+          </w:p>
+        </w:tc>
+      </w:tr>
+      <w:tr>
+        <w:tc>
+          <w:tcPr>
+            <w:tcW w:type="dxa" w:w="4818"/>
+            <w:gridSpan w:val="1"/>
+            <w:tcBorders>
+              <w:top w:val="none" w:color="FFFFFF" w:sz="0"/>
+              <w:left w:val="none" w:color="FFFFFF" w:sz="0"/>
+              <w:bottom w:val="none" w:color="FFFFFF" w:sz="0"/>
+              <w:right w:val="none" w:color="FFFFFF" w:sz="0"/>
+            </w:tcBorders>
+            <w:tcMar>
+              <w:top w:type="dxa" w:w="40"/>
+              <w:left w:type="dxa" w:w="70"/>
+              <w:bottom w:type="dxa" w:w="40"/>
+              <w:right w:type="dxa" w:w="70"/>
+            </w:tcMar>
+            <w:vAlign w:val="center"/>
+          </w:tcPr>
+          <w:p>
+            <w:pPr>
+              <w:spacing w:after="20" w:before="20" w:line="240"/>
+              <w:jc w:val="left"/>
+            </w:pPr>
+            <w:r>
+              <w:rPr>
+                <w:rFonts w:ascii="Calibri" w:cs="Calibri" w:eastAsia="Calibri" w:hAnsi="Calibri"/>
+                <w:b w:val="false"/>
+                <w:bCs w:val="false"/>
+                <w:i w:val="false"/>
+                <w:iCs w:val="false"/>
+                <w:sz w:val="18"/>
+                <w:szCs w:val="18"/>
+              </w:rPr>
+              <w:t xml:space="preserve">Classes present on both sides of it</w:t>
+            </w:r>
+          </w:p>
+        </w:tc>
+        <w:tc>
+          <w:tcPr>
+            <w:tcW w:type="dxa" w:w="2410"/>
+            <w:gridSpan w:val="1"/>
+            <w:tcBorders>
+              <w:top w:val="none" w:color="FFFFFF" w:sz="0"/>
+              <w:left w:val="none" w:color="FFFFFF" w:sz="0"/>
+              <w:bottom w:val="none" w:color="FFFFFF" w:sz="0"/>
+              <w:right w:val="none" w:color="FFFFFF" w:sz="0"/>
+            </w:tcBorders>
+            <w:tcMar>
+              <w:top w:type="dxa" w:w="40"/>
+              <w:left w:type="dxa" w:w="70"/>
+              <w:bottom w:type="dxa" w:w="40"/>
+              <w:right w:type="dxa" w:w="70"/>
+            </w:tcMar>
+            <w:vAlign w:val="center"/>
+          </w:tcPr>
+          <w:p>
+            <w:pPr>
+              <w:spacing w:after="20" w:before="20" w:line="240"/>
+              <w:jc w:val="center"/>
+            </w:pPr>
+            <w:r>
+              <w:rPr>
+                <w:rFonts w:ascii="Calibri" w:cs="Calibri" w:eastAsia="Calibri" w:hAnsi="Calibri"/>
+                <w:b w:val="false"/>
+                <w:bCs w:val="false"/>
+                <w:i w:val="false"/>
+                <w:iCs w:val="false"/>
+                <w:sz w:val="18"/>
+                <w:szCs w:val="18"/>
+              </w:rPr>
+              <w:t xml:space="preserve">benign only</w:t>
+            </w:r>
+          </w:p>
+        </w:tc>
+        <w:tc>
+          <w:tcPr>
+            <w:tcW w:type="dxa" w:w="2410"/>
+            <w:gridSpan w:val="1"/>
+            <w:tcBorders>
+              <w:top w:val="none" w:color="FFFFFF" w:sz="0"/>
+              <w:left w:val="none" w:color="FFFFFF" w:sz="0"/>
+              <w:bottom w:val="none" w:color="FFFFFF" w:sz="0"/>
+              <w:right w:val="none" w:color="FFFFFF" w:sz="0"/>
+            </w:tcBorders>
+            <w:tcMar>
+              <w:top w:type="dxa" w:w="40"/>
+              <w:left w:type="dxa" w:w="70"/>
+              <w:bottom w:type="dxa" w:w="40"/>
+              <w:right w:type="dxa" w:w="70"/>
+            </w:tcMar>
+            <w:vAlign w:val="center"/>
+          </w:tcPr>
+          <w:p>
+            <w:pPr>
+              <w:spacing w:after="20" w:before="20" w:line="240"/>
+              <w:jc w:val="center"/>
+            </w:pPr>
+            <w:r>
+              <w:rPr>
+                <w:rFonts w:ascii="Calibri" w:cs="Calibri" w:eastAsia="Calibri" w:hAnsi="Calibri"/>
+                <w:b w:val="false"/>
+                <w:bCs w:val="false"/>
+                <w:i w:val="false"/>
+                <w:iCs w:val="false"/>
+                <w:sz w:val="18"/>
+                <w:szCs w:val="18"/>
+              </w:rPr>
+              <w:t xml:space="preserve">benign only</w:t>
+            </w:r>
+          </w:p>
+        </w:tc>
+      </w:tr>
+      <w:tr>
+        <w:tc>
+          <w:tcPr>
+            <w:tcW w:type="dxa" w:w="4818"/>
+            <w:gridSpan w:val="1"/>
+            <w:tcBorders>
+              <w:top w:val="none" w:color="FFFFFF" w:sz="0"/>
+              <w:left w:val="none" w:color="FFFFFF" w:sz="0"/>
+              <w:bottom w:val="none" w:color="FFFFFF" w:sz="0"/>
+              <w:right w:val="none" w:color="FFFFFF" w:sz="0"/>
+            </w:tcBorders>
+            <w:tcMar>
+              <w:top w:type="dxa" w:w="40"/>
+              <w:left w:type="dxa" w:w="70"/>
+              <w:bottom w:type="dxa" w:w="40"/>
+              <w:right w:type="dxa" w:w="70"/>
+            </w:tcMar>
+            <w:vAlign w:val="center"/>
+          </w:tcPr>
+          <w:p>
+            <w:pPr>
+              <w:spacing w:after="20" w:before="20" w:line="240"/>
+              <w:jc w:val="left"/>
+            </w:pPr>
+            <w:r>
+              <w:rPr>
+                <w:rFonts w:ascii="Calibri" w:cs="Calibri" w:eastAsia="Calibri" w:hAnsi="Calibri"/>
+                <w:b w:val="false"/>
+                <w:bCs w:val="false"/>
+                <w:i w:val="false"/>
+                <w:iCs w:val="false"/>
+                <w:sz w:val="18"/>
+                <w:szCs w:val="18"/>
+              </w:rPr>
+              <w:t xml:space="preserve">Features passing the predictivity filter</w:t>
+            </w:r>
+          </w:p>
+        </w:tc>
+        <w:tc>
+          <w:tcPr>
+            <w:tcW w:type="dxa" w:w="2410"/>
+            <w:gridSpan w:val="1"/>
+            <w:tcBorders>
+              <w:top w:val="none" w:color="FFFFFF" w:sz="0"/>
+              <w:left w:val="none" w:color="FFFFFF" w:sz="0"/>
+              <w:bottom w:val="none" w:color="FFFFFF" w:sz="0"/>
+              <w:right w:val="none" w:color="FFFFFF" w:sz="0"/>
+            </w:tcBorders>
+            <w:tcMar>
+              <w:top w:type="dxa" w:w="40"/>
+              <w:left w:type="dxa" w:w="70"/>
+              <w:bottom w:type="dxa" w:w="40"/>
+              <w:right w:type="dxa" w:w="70"/>
+            </w:tcMar>
+            <w:vAlign w:val="center"/>
+          </w:tcPr>
+          <w:p>
+            <w:pPr>
+              <w:spacing w:after="20" w:before="20" w:line="240"/>
+              <w:jc w:val="center"/>
+            </w:pPr>
+            <w:r>
+              <w:rPr>
+                <w:rFonts w:ascii="Calibri" w:cs="Calibri" w:eastAsia="Calibri" w:hAnsi="Calibri"/>
+                <w:b w:val="false"/>
+                <w:bCs w:val="false"/>
+                <w:i w:val="false"/>
+                <w:iCs w:val="false"/>
+                <w:sz w:val="18"/>
+                <w:szCs w:val="18"/>
+              </w:rPr>
+              <w:t xml:space="preserve">38 of 63</w:t>
+            </w:r>
+          </w:p>
+        </w:tc>
+        <w:tc>
+          <w:tcPr>
+            <w:tcW w:type="dxa" w:w="2410"/>
+            <w:gridSpan w:val="1"/>
+            <w:tcBorders>
+              <w:top w:val="none" w:color="FFFFFF" w:sz="0"/>
+              <w:left w:val="none" w:color="FFFFFF" w:sz="0"/>
+              <w:bottom w:val="none" w:color="FFFFFF" w:sz="0"/>
+              <w:right w:val="none" w:color="FFFFFF" w:sz="0"/>
+            </w:tcBorders>
+            <w:tcMar>
+              <w:top w:type="dxa" w:w="40"/>
+              <w:left w:type="dxa" w:w="70"/>
+              <w:bottom w:type="dxa" w:w="40"/>
+              <w:right w:type="dxa" w:w="70"/>
+            </w:tcMar>
+            <w:vAlign w:val="center"/>
+          </w:tcPr>
+          <w:p>
+            <w:pPr>
+              <w:spacing w:after="20" w:before="20" w:line="240"/>
+              <w:jc w:val="center"/>
+            </w:pPr>
+            <w:r>
+              <w:rPr>
+                <w:rFonts w:ascii="Calibri" w:cs="Calibri" w:eastAsia="Calibri" w:hAnsi="Calibri"/>
+                <w:b w:val="false"/>
+                <w:bCs w:val="false"/>
+                <w:i w:val="false"/>
+                <w:iCs w:val="false"/>
+                <w:sz w:val="18"/>
+                <w:szCs w:val="18"/>
+              </w:rPr>
+              <w:t xml:space="preserve">43 of 69</w:t>
+            </w:r>
+          </w:p>
+        </w:tc>
+      </w:tr>
+      <w:tr>
+        <w:tc>
+          <w:tcPr>
+            <w:tcW w:type="dxa" w:w="4818"/>
+            <w:gridSpan w:val="1"/>
+            <w:tcBorders>
+              <w:top w:val="none" w:color="FFFFFF" w:sz="0"/>
+              <w:left w:val="none" w:color="FFFFFF" w:sz="0"/>
+              <w:bottom w:val="none" w:color="FFFFFF" w:sz="0"/>
+              <w:right w:val="none" w:color="FFFFFF" w:sz="0"/>
+            </w:tcBorders>
+            <w:tcMar>
+              <w:top w:type="dxa" w:w="40"/>
+              <w:left w:type="dxa" w:w="70"/>
+              <w:bottom w:type="dxa" w:w="40"/>
+              <w:right w:type="dxa" w:w="70"/>
+            </w:tcMar>
+            <w:vAlign w:val="center"/>
+          </w:tcPr>
+          <w:p>
+            <w:pPr>
+              <w:spacing w:after="20" w:before="20" w:line="240"/>
+              <w:jc w:val="left"/>
+            </w:pPr>
+            <w:r>
+              <w:rPr>
+                <w:rFonts w:ascii="Calibri" w:cs="Calibri" w:eastAsia="Calibri" w:hAnsi="Calibri"/>
+                <w:b w:val="false"/>
+                <w:bCs w:val="false"/>
+                <w:i w:val="false"/>
+                <w:iCs w:val="false"/>
+                <w:sz w:val="18"/>
+                <w:szCs w:val="18"/>
+              </w:rPr>
+              <w:t xml:space="preserve">Behavioural columns excluded</w:t>
+            </w:r>
+          </w:p>
+        </w:tc>
+        <w:tc>
+          <w:tcPr>
+            <w:tcW w:type="dxa" w:w="2410"/>
+            <w:gridSpan w:val="1"/>
+            <w:tcBorders>
+              <w:top w:val="none" w:color="FFFFFF" w:sz="0"/>
+              <w:left w:val="none" w:color="FFFFFF" w:sz="0"/>
+              <w:bottom w:val="none" w:color="FFFFFF" w:sz="0"/>
+              <w:right w:val="none" w:color="FFFFFF" w:sz="0"/>
+            </w:tcBorders>
+            <w:tcMar>
+              <w:top w:type="dxa" w:w="40"/>
+              <w:left w:type="dxa" w:w="70"/>
+              <w:bottom w:type="dxa" w:w="40"/>
+              <w:right w:type="dxa" w:w="70"/>
+            </w:tcMar>
+            <w:vAlign w:val="center"/>
+          </w:tcPr>
+          <w:p>
+            <w:pPr>
+              <w:spacing w:after="20" w:before="20" w:line="240"/>
+              <w:jc w:val="center"/>
+            </w:pPr>
+            <w:r>
+              <w:rPr>
+                <w:rFonts w:ascii="Calibri" w:cs="Calibri" w:eastAsia="Calibri" w:hAnsi="Calibri"/>
+                <w:b w:val="false"/>
+                <w:bCs w:val="false"/>
+                <w:i w:val="false"/>
+                <w:iCs w:val="false"/>
+                <w:sz w:val="18"/>
+                <w:szCs w:val="18"/>
+              </w:rPr>
+              <w:t xml:space="preserve">8</w:t>
+            </w:r>
+          </w:p>
+        </w:tc>
+        <w:tc>
+          <w:tcPr>
+            <w:tcW w:type="dxa" w:w="2410"/>
+            <w:gridSpan w:val="1"/>
+            <w:tcBorders>
+              <w:top w:val="none" w:color="FFFFFF" w:sz="0"/>
+              <w:left w:val="none" w:color="FFFFFF" w:sz="0"/>
+              <w:bottom w:val="none" w:color="FFFFFF" w:sz="0"/>
+              <w:right w:val="none" w:color="FFFFFF" w:sz="0"/>
+            </w:tcBorders>
+            <w:tcMar>
+              <w:top w:type="dxa" w:w="40"/>
+              <w:left w:type="dxa" w:w="70"/>
+              <w:bottom w:type="dxa" w:w="40"/>
+              <w:right w:type="dxa" w:w="70"/>
+            </w:tcMar>
+            <w:vAlign w:val="center"/>
+          </w:tcPr>
+          <w:p>
+            <w:pPr>
+              <w:spacing w:after="20" w:before="20" w:line="240"/>
+              <w:jc w:val="center"/>
+            </w:pPr>
+            <w:r>
+              <w:rPr>
+                <w:rFonts w:ascii="Calibri" w:cs="Calibri" w:eastAsia="Calibri" w:hAnsi="Calibri"/>
+                <w:b w:val="false"/>
+                <w:bCs w:val="false"/>
+                <w:i w:val="false"/>
+                <w:iCs w:val="false"/>
+                <w:sz w:val="18"/>
+                <w:szCs w:val="18"/>
+              </w:rPr>
+              <w:t xml:space="preserve">0</w:t>
+            </w:r>
+          </w:p>
+        </w:tc>
+      </w:tr>
+      <w:tr>
+        <w:tc>
+          <w:tcPr>
+            <w:tcW w:type="dxa" w:w="4818"/>
+            <w:gridSpan w:val="1"/>
+            <w:tcBorders>
+              <w:top w:val="none" w:color="FFFFFF" w:sz="0"/>
+              <w:left w:val="none" w:color="FFFFFF" w:sz="0"/>
+              <w:bottom w:val="single" w:color="000000" w:sz="12"/>
+              <w:right w:val="none" w:color="FFFFFF" w:sz="0"/>
+            </w:tcBorders>
+            <w:tcMar>
+              <w:top w:type="dxa" w:w="40"/>
+              <w:left w:type="dxa" w:w="70"/>
+              <w:bottom w:type="dxa" w:w="40"/>
+              <w:right w:type="dxa" w:w="70"/>
+            </w:tcMar>
+            <w:vAlign w:val="center"/>
+          </w:tcPr>
+          <w:p>
+            <w:pPr>
+              <w:spacing w:after="20" w:before="20" w:line="240"/>
+              <w:jc w:val="left"/>
+            </w:pPr>
+            <w:r>
+              <w:rPr>
+                <w:rFonts w:ascii="Calibri" w:cs="Calibri" w:eastAsia="Calibri" w:hAnsi="Calibri"/>
+                <w:b w:val="false"/>
+                <w:bCs w:val="false"/>
+                <w:i w:val="false"/>
+                <w:iCs w:val="false"/>
+                <w:sz w:val="18"/>
+                <w:szCs w:val="18"/>
+              </w:rPr>
+              <w:t xml:space="preserve">Lowest ratio among eligible features</w:t>
+            </w:r>
+          </w:p>
+        </w:tc>
+        <w:tc>
+          <w:tcPr>
+            <w:tcW w:type="dxa" w:w="2410"/>
+            <w:gridSpan w:val="1"/>
+            <w:tcBorders>
+              <w:top w:val="none" w:color="FFFFFF" w:sz="0"/>
+              <w:left w:val="none" w:color="FFFFFF" w:sz="0"/>
+              <w:bottom w:val="single" w:color="000000" w:sz="12"/>
+              <w:right w:val="none" w:color="FFFFFF" w:sz="0"/>
+            </w:tcBorders>
+            <w:tcMar>
+              <w:top w:type="dxa" w:w="40"/>
+              <w:left w:type="dxa" w:w="70"/>
+              <w:bottom w:type="dxa" w:w="40"/>
+              <w:right w:type="dxa" w:w="70"/>
+            </w:tcMar>
+            <w:vAlign w:val="center"/>
+          </w:tcPr>
+          <w:p>
+            <w:pPr>
+              <w:spacing w:after="20" w:before="20" w:line="240"/>
+              <w:jc w:val="center"/>
+            </w:pPr>
+            <w:r>
+              <w:rPr>
+                <w:rFonts w:ascii="Calibri" w:cs="Calibri" w:eastAsia="Calibri" w:hAnsi="Calibri"/>
+                <w:b w:val="false"/>
+                <w:bCs w:val="false"/>
+                <w:i w:val="false"/>
+                <w:iCs w:val="false"/>
+                <w:sz w:val="18"/>
+                <w:szCs w:val="18"/>
+              </w:rPr>
+              <w:t xml:space="preserve">0.33</w:t>
+            </w:r>
+          </w:p>
+        </w:tc>
+        <w:tc>
+          <w:tcPr>
+            <w:tcW w:type="dxa" w:w="2410"/>
+            <w:gridSpan w:val="1"/>
+            <w:tcBorders>
+              <w:top w:val="none" w:color="FFFFFF" w:sz="0"/>
+              <w:left w:val="none" w:color="FFFFFF" w:sz="0"/>
+              <w:bottom w:val="single" w:color="000000" w:sz="12"/>
+              <w:right w:val="none" w:color="FFFFFF" w:sz="0"/>
+            </w:tcBorders>
+            <w:tcMar>
+              <w:top w:type="dxa" w:w="40"/>
+              <w:left w:type="dxa" w:w="70"/>
+              <w:bottom w:type="dxa" w:w="40"/>
+              <w:right w:type="dxa" w:w="70"/>
+            </w:tcMar>
+            <w:vAlign w:val="center"/>
+          </w:tcPr>
+          <w:p>
+            <w:pPr>
+              <w:spacing w:after="20" w:before="20" w:line="240"/>
+              <w:jc w:val="center"/>
+            </w:pPr>
+            <w:r>
+              <w:rPr>
+                <w:rFonts w:ascii="Calibri" w:cs="Calibri" w:eastAsia="Calibri" w:hAnsi="Calibri"/>
+                <w:b w:val="false"/>
+                <w:bCs w:val="false"/>
+                <w:i w:val="false"/>
+                <w:iCs w:val="false"/>
+                <w:sz w:val="18"/>
+                <w:szCs w:val="18"/>
+              </w:rPr>
+              <w:t xml:space="preserve">0.67</w:t>
+            </w:r>
+          </w:p>
+        </w:tc>
+      </w:tr>
+    </w:tbl>
+    <w:p>
+      <w:pPr>
+        <w:spacing w:after="120" w:line="276" w:lineRule="auto"/>
+      </w:pPr>
+    </w:p>
+    <w:p>
+      <w:pPr>
+        <w:spacing w:after="120" w:line="276"/>
+        <w:jc w:val="both"/>
+      </w:pPr>
+      <w:r>
+        <w:rPr>
+          <w:rFonts w:ascii="Times New Roman" w:cs="Times New Roman" w:eastAsia="Times New Roman" w:hAnsi="Times New Roman"/>
+          <w:b/>
+          <w:bCs/>
+          <w:i w:val="false"/>
+          <w:iCs w:val="false"/>
+          <w:sz w:val="22"/>
+          <w:szCs w:val="22"/>
+        </w:rPr>
+        <w:t xml:space="preserve">Seven pairs of numerically identical columns, and attribution scores ten of them at zero. </w:t>
+      </w:r>
+      <w:r>
+        <w:rPr>
+          <w:rFonts w:ascii="Times New Roman" w:cs="Times New Roman" w:eastAsia="Times New Roman" w:hAnsi="Times New Roman"/>
+          <w:b w:val="false"/>
+          <w:bCs w:val="false"/>
+          <w:i w:val="false"/>
+          <w:iCs w:val="false"/>
+          <w:sz w:val="22"/>
+          <w:szCs w:val="22"/>
+        </w:rPr>
+        <w:t xml:space="preserve">The duplicate check finds seven pairs of columns that are equal on all 2 830 743 flows (Table 10). Ten of the fourteen columns involved have a permutation importance of exactly zero. The clearest case is </w:t>
+      </w:r>
+      <w:r>
+        <w:rPr>
+          <w:rFonts w:ascii="Consolas" w:cs="Consolas" w:eastAsia="Consolas" w:hAnsi="Consolas"/>
+          <w:b w:val="false"/>
+          <w:bCs w:val="false"/>
+          <w:i w:val="false"/>
+          <w:iCs w:val="false"/>
+          <w:sz w:val="20"/>
+          <w:szCs w:val="20"/>
+        </w:rPr>
+        <w:t xml:space="preserve">Bwd Packet Length Mean</w:t>
+      </w:r>
+      <w:r>
+        <w:rPr>
+          <w:rFonts w:ascii="Times New Roman" w:cs="Times New Roman" w:eastAsia="Times New Roman" w:hAnsi="Times New Roman"/>
+          <w:b w:val="false"/>
+          <w:bCs w:val="false"/>
+          <w:i w:val="false"/>
+          <w:iCs w:val="false"/>
+          <w:sz w:val="22"/>
+          <w:szCs w:val="22"/>
+        </w:rPr>
+        <w:t xml:space="preserve">: on its own it reaches macro-F1 0.3849 and accuracy 0.8921, and its permutation importance is 0.00000, because </w:t>
+      </w:r>
+      <w:r>
+        <w:rPr>
+          <w:rFonts w:ascii="Consolas" w:cs="Consolas" w:eastAsia="Consolas" w:hAnsi="Consolas"/>
+          <w:b w:val="false"/>
+          <w:bCs w:val="false"/>
+          <w:i w:val="false"/>
+          <w:iCs w:val="false"/>
+          <w:sz w:val="20"/>
+          <w:szCs w:val="20"/>
+        </w:rPr>
+        <w:t xml:space="preserve">Avg Bwd Segment Size</w:t>
+      </w:r>
+      <w:r>
+        <w:rPr>
+          <w:rFonts w:ascii="Times New Roman" w:cs="Times New Roman" w:eastAsia="Times New Roman" w:hAnsi="Times New Roman"/>
+          <w:b w:val="false"/>
+          <w:bCs w:val="false"/>
+          <w:i w:val="false"/>
+          <w:iCs w:val="false"/>
+          <w:sz w:val="22"/>
+          <w:szCs w:val="22"/>
+        </w:rPr>
+        <w:t xml:space="preserve"> holds the identical column. The effect is not confined to bitwise duplicates either. </w:t>
+      </w:r>
+      <w:r>
+        <w:rPr>
+          <w:rFonts w:ascii="Consolas" w:cs="Consolas" w:eastAsia="Consolas" w:hAnsi="Consolas"/>
+          <w:b w:val="false"/>
+          <w:bCs w:val="false"/>
+          <w:i w:val="false"/>
+          <w:iCs w:val="false"/>
+          <w:sz w:val="20"/>
+          <w:szCs w:val="20"/>
+        </w:rPr>
+        <w:t xml:space="preserve">Packet Length Variance</w:t>
+      </w:r>
+      <w:r>
+        <w:rPr>
+          <w:rFonts w:ascii="Times New Roman" w:cs="Times New Roman" w:eastAsia="Times New Roman" w:hAnsi="Times New Roman"/>
+          <w:b w:val="false"/>
+          <w:bCs w:val="false"/>
+          <w:i w:val="false"/>
+          <w:iCs w:val="false"/>
+          <w:sz w:val="22"/>
+          <w:szCs w:val="22"/>
+        </w:rPr>
+        <w:t xml:space="preserve"> is the second most predictive feature of the corpus taken alone, at macro-F1 0.5242, and its importance is also exactly zero, because </w:t>
+      </w:r>
+      <w:r>
+        <w:rPr>
+          <w:rFonts w:ascii="Consolas" w:cs="Consolas" w:eastAsia="Consolas" w:hAnsi="Consolas"/>
+          <w:b w:val="false"/>
+          <w:bCs w:val="false"/>
+          <w:i w:val="false"/>
+          <w:iCs w:val="false"/>
+          <w:sz w:val="20"/>
+          <w:szCs w:val="20"/>
+        </w:rPr>
+        <w:t xml:space="preserve">Packet Length Std</w:t>
+      </w:r>
+      <w:r>
+        <w:rPr>
+          <w:rFonts w:ascii="Times New Roman" w:cs="Times New Roman" w:eastAsia="Times New Roman" w:hAnsi="Times New Roman"/>
+          <w:b w:val="false"/>
+          <w:bCs w:val="false"/>
+          <w:i w:val="false"/>
+          <w:iCs w:val="false"/>
+          <w:sz w:val="22"/>
+          <w:szCs w:val="22"/>
+        </w:rPr>
+        <w:t xml:space="preserve"> is its square root and receives +0.01147. This is the mechanism of Section 6.2 reproduced on a different corpus, a different exporter and a different set of columns. We do not claim the duplications themselves are a discovery: several are visible to anyone who correlates the feature matrix, and </w:t>
+      </w:r>
+      <w:r>
+        <w:rPr>
+          <w:rFonts w:ascii="Consolas" w:cs="Consolas" w:eastAsia="Consolas" w:hAnsi="Consolas"/>
+          <w:b w:val="false"/>
+          <w:bCs w:val="false"/>
+          <w:i w:val="false"/>
+          <w:iCs w:val="false"/>
+          <w:sz w:val="20"/>
+          <w:szCs w:val="20"/>
+        </w:rPr>
+        <w:t xml:space="preserve">Fwd Header Length.1</w:t>
+      </w:r>
+      <w:r>
+        <w:rPr>
+          <w:rFonts w:ascii="Times New Roman" w:cs="Times New Roman" w:eastAsia="Times New Roman" w:hAnsi="Times New Roman"/>
+          <w:b w:val="false"/>
+          <w:bCs w:val="false"/>
+          <w:i w:val="false"/>
+          <w:iCs w:val="false"/>
+          <w:sz w:val="22"/>
+          <w:szCs w:val="22"/>
+        </w:rPr>
+        <w:t xml:space="preserve"> is a known artefact of the released files. What the audit adds is the consequence for feature selection. A pipeline that ranks features by attribution score retains all fourteen of these columns, because ten of them are indistinguishable from irrelevant, and the redundancy never appears in the ranking at all.</w:t>
       </w:r>
     </w:p>
     <w:p>
@@ -24375,13 +26359,1898 @@
       </w:pPr>
       <w:r>
         <w:rPr>
+          <w:rFonts w:ascii="Calibri" w:cs="Calibri" w:eastAsia="Calibri" w:hAnsi="Calibri"/>
           <w:b/>
           <w:bCs/>
-        </w:rPr>
-        <w:t xml:space="preserve">No detector wins on all four axes, and the ordering inverts between them.</w:t>
-      </w:r>
-      <w:r>
-        <w:t xml:space="preserve"> Under the temporal protocol the FT-Transformer leads at 0.9966, but it processes 430 flows per second, a hundred times fewer than XGBoost. XGBoost is mid-table on quality at 0.9888 yet dominates cost at 46 317 flows per second in a 2.13 MB model, and is unchanged to four decimals by tuning. A benchmark that reports a single axis therefore selects its winner by selecting its axis, which is the practical form of the saturation problem: when eleven pairs are statistically indistinguishable on accuracy, the operative criteria are the ones accuracy does not capture.</w:t>
+          <w:sz w:val="18"/>
+          <w:szCs w:val="18"/>
+        </w:rPr>
+        <w:t xml:space="preserve">Table 10. </w:t>
+      </w:r>
+      <w:r>
+        <w:rPr>
+          <w:rFonts w:ascii="Calibri" w:cs="Calibri" w:eastAsia="Calibri" w:hAnsi="Calibri"/>
+          <w:sz w:val="18"/>
+          <w:szCs w:val="18"/>
+        </w:rPr>
+        <w:t xml:space="preserve">The seven pairs of numerically identical columns in CICIDS2017 and what attribution assigns to them. Equality is exact over all 2 830 743 flows. macro-F1 alone is the fifteen-class macro-F1 of a decision tree trained on that column and nothing else, under the stratified protocol; it is the same for both members of a pair. Permutation importance is the mean drop in accuracy of a reference gradient-boosted model over five repeats, and the majority-class rate of 0.8030 is what that accuracy is measured against, so the measure is conservative here: twenty-two of the sixty-nine features score exactly zero. The last two columns should be read as below the resolution of the measure rather than as exact zeros.</w:t>
+      </w:r>
+    </w:p>
+    <w:tbl>
+      <w:tblPr>
+        <w:tblW w:type="dxa" w:w="9638"/>
+        <w:tblBorders>
+          <w:top w:val="none" w:color="FFFFFF" w:sz="0"/>
+          <w:left w:val="none" w:color="FFFFFF" w:sz="0"/>
+          <w:bottom w:val="none" w:color="FFFFFF" w:sz="0"/>
+          <w:right w:val="none" w:color="FFFFFF" w:sz="0"/>
+          <w:insideH w:val="none" w:color="FFFFFF" w:sz="0"/>
+          <w:insideV w:val="none" w:color="FFFFFF" w:sz="0"/>
+        </w:tblBorders>
+      </w:tblPr>
+      <w:tblGrid>
+        <w:gridCol w:w="2400"/>
+        <w:gridCol w:w="2400"/>
+        <w:gridCol w:w="1613"/>
+        <w:gridCol w:w="1613"/>
+        <w:gridCol w:w="1612"/>
+      </w:tblGrid>
+      <w:tr>
+        <w:trPr>
+          <w:tblHeader/>
+        </w:trPr>
+        <w:tc>
+          <w:tcPr>
+            <w:tcW w:type="dxa" w:w="2400"/>
+            <w:gridSpan w:val="1"/>
+            <w:tcBorders>
+              <w:top w:val="single" w:color="000000" w:sz="12"/>
+              <w:left w:val="none" w:color="FFFFFF" w:sz="0"/>
+              <w:bottom w:val="single" w:color="000000" w:sz="6"/>
+              <w:right w:val="none" w:color="FFFFFF" w:sz="0"/>
+            </w:tcBorders>
+            <w:shd w:fill="EDF0F5" w:color="auto" w:val="clear"/>
+            <w:tcMar>
+              <w:top w:type="dxa" w:w="40"/>
+              <w:left w:type="dxa" w:w="70"/>
+              <w:bottom w:type="dxa" w:w="40"/>
+              <w:right w:type="dxa" w:w="70"/>
+            </w:tcMar>
+            <w:vAlign w:val="center"/>
+          </w:tcPr>
+          <w:p>
+            <w:pPr>
+              <w:spacing w:after="20" w:before="20" w:line="240"/>
+              <w:jc w:val="left"/>
+            </w:pPr>
+            <w:r>
+              <w:rPr>
+                <w:rFonts w:ascii="Calibri" w:cs="Calibri" w:eastAsia="Calibri" w:hAnsi="Calibri"/>
+                <w:b/>
+                <w:bCs/>
+                <w:i w:val="false"/>
+                <w:iCs w:val="false"/>
+                <w:sz w:val="18"/>
+                <w:szCs w:val="18"/>
+              </w:rPr>
+              <w:t xml:space="preserve">Column</w:t>
+            </w:r>
+          </w:p>
+        </w:tc>
+        <w:tc>
+          <w:tcPr>
+            <w:tcW w:type="dxa" w:w="2400"/>
+            <w:gridSpan w:val="1"/>
+            <w:tcBorders>
+              <w:top w:val="single" w:color="000000" w:sz="12"/>
+              <w:left w:val="none" w:color="FFFFFF" w:sz="0"/>
+              <w:bottom w:val="single" w:color="000000" w:sz="6"/>
+              <w:right w:val="none" w:color="FFFFFF" w:sz="0"/>
+            </w:tcBorders>
+            <w:shd w:fill="EDF0F5" w:color="auto" w:val="clear"/>
+            <w:tcMar>
+              <w:top w:type="dxa" w:w="40"/>
+              <w:left w:type="dxa" w:w="70"/>
+              <w:bottom w:type="dxa" w:w="40"/>
+              <w:right w:type="dxa" w:w="70"/>
+            </w:tcMar>
+            <w:vAlign w:val="center"/>
+          </w:tcPr>
+          <w:p>
+            <w:pPr>
+              <w:spacing w:after="20" w:before="20" w:line="240"/>
+              <w:jc w:val="left"/>
+            </w:pPr>
+            <w:r>
+              <w:rPr>
+                <w:rFonts w:ascii="Calibri" w:cs="Calibri" w:eastAsia="Calibri" w:hAnsi="Calibri"/>
+                <w:b/>
+                <w:bCs/>
+                <w:i w:val="false"/>
+                <w:iCs w:val="false"/>
+                <w:sz w:val="18"/>
+                <w:szCs w:val="18"/>
+              </w:rPr>
+              <w:t xml:space="preserve">Identical to</w:t>
+            </w:r>
+          </w:p>
+        </w:tc>
+        <w:tc>
+          <w:tcPr>
+            <w:tcW w:type="dxa" w:w="1613"/>
+            <w:gridSpan w:val="1"/>
+            <w:tcBorders>
+              <w:top w:val="single" w:color="000000" w:sz="12"/>
+              <w:left w:val="none" w:color="FFFFFF" w:sz="0"/>
+              <w:bottom w:val="single" w:color="000000" w:sz="6"/>
+              <w:right w:val="none" w:color="FFFFFF" w:sz="0"/>
+            </w:tcBorders>
+            <w:shd w:fill="EDF0F5" w:color="auto" w:val="clear"/>
+            <w:tcMar>
+              <w:top w:type="dxa" w:w="40"/>
+              <w:left w:type="dxa" w:w="70"/>
+              <w:bottom w:type="dxa" w:w="40"/>
+              <w:right w:type="dxa" w:w="70"/>
+            </w:tcMar>
+            <w:vAlign w:val="center"/>
+          </w:tcPr>
+          <w:p>
+            <w:pPr>
+              <w:spacing w:after="20" w:before="20" w:line="240"/>
+              <w:jc w:val="center"/>
+            </w:pPr>
+            <w:r>
+              <w:rPr>
+                <w:rFonts w:ascii="Calibri" w:cs="Calibri" w:eastAsia="Calibri" w:hAnsi="Calibri"/>
+                <w:b/>
+                <w:bCs/>
+                <w:i w:val="false"/>
+                <w:iCs w:val="false"/>
+                <w:sz w:val="18"/>
+                <w:szCs w:val="18"/>
+              </w:rPr>
+              <w:t xml:space="preserve">macro-F1 alone</w:t>
+            </w:r>
+          </w:p>
+        </w:tc>
+        <w:tc>
+          <w:tcPr>
+            <w:tcW w:type="dxa" w:w="1613"/>
+            <w:gridSpan w:val="1"/>
+            <w:tcBorders>
+              <w:top w:val="single" w:color="000000" w:sz="12"/>
+              <w:left w:val="none" w:color="FFFFFF" w:sz="0"/>
+              <w:bottom w:val="single" w:color="000000" w:sz="6"/>
+              <w:right w:val="none" w:color="FFFFFF" w:sz="0"/>
+            </w:tcBorders>
+            <w:shd w:fill="EDF0F5" w:color="auto" w:val="clear"/>
+            <w:tcMar>
+              <w:top w:type="dxa" w:w="40"/>
+              <w:left w:type="dxa" w:w="70"/>
+              <w:bottom w:type="dxa" w:w="40"/>
+              <w:right w:type="dxa" w:w="70"/>
+            </w:tcMar>
+            <w:vAlign w:val="center"/>
+          </w:tcPr>
+          <w:p>
+            <w:pPr>
+              <w:spacing w:after="20" w:before="20" w:line="240"/>
+              <w:jc w:val="center"/>
+            </w:pPr>
+            <w:r>
+              <w:rPr>
+                <w:rFonts w:ascii="Calibri" w:cs="Calibri" w:eastAsia="Calibri" w:hAnsi="Calibri"/>
+                <w:b/>
+                <w:bCs/>
+                <w:i w:val="false"/>
+                <w:iCs w:val="false"/>
+                <w:sz w:val="18"/>
+                <w:szCs w:val="18"/>
+              </w:rPr>
+              <w:t xml:space="preserve">Perm. imp.</w:t>
+            </w:r>
+          </w:p>
+        </w:tc>
+        <w:tc>
+          <w:tcPr>
+            <w:tcW w:type="dxa" w:w="1612"/>
+            <w:gridSpan w:val="1"/>
+            <w:tcBorders>
+              <w:top w:val="single" w:color="000000" w:sz="12"/>
+              <w:left w:val="none" w:color="FFFFFF" w:sz="0"/>
+              <w:bottom w:val="single" w:color="000000" w:sz="6"/>
+              <w:right w:val="none" w:color="FFFFFF" w:sz="0"/>
+            </w:tcBorders>
+            <w:shd w:fill="EDF0F5" w:color="auto" w:val="clear"/>
+            <w:tcMar>
+              <w:top w:type="dxa" w:w="40"/>
+              <w:left w:type="dxa" w:w="70"/>
+              <w:bottom w:type="dxa" w:w="40"/>
+              <w:right w:type="dxa" w:w="70"/>
+            </w:tcMar>
+            <w:vAlign w:val="center"/>
+          </w:tcPr>
+          <w:p>
+            <w:pPr>
+              <w:spacing w:after="20" w:before="20" w:line="240"/>
+              <w:jc w:val="center"/>
+            </w:pPr>
+            <w:r>
+              <w:rPr>
+                <w:rFonts w:ascii="Calibri" w:cs="Calibri" w:eastAsia="Calibri" w:hAnsi="Calibri"/>
+                <w:b/>
+                <w:bCs/>
+                <w:i w:val="false"/>
+                <w:iCs w:val="false"/>
+                <w:sz w:val="18"/>
+                <w:szCs w:val="18"/>
+              </w:rPr>
+              <w:t xml:space="preserve">Perm. imp. (twin)</w:t>
+            </w:r>
+          </w:p>
+        </w:tc>
+      </w:tr>
+      <w:tr>
+        <w:tc>
+          <w:tcPr>
+            <w:tcW w:type="dxa" w:w="2400"/>
+            <w:gridSpan w:val="1"/>
+            <w:tcBorders>
+              <w:top w:val="none" w:color="FFFFFF" w:sz="0"/>
+              <w:left w:val="none" w:color="FFFFFF" w:sz="0"/>
+              <w:bottom w:val="none" w:color="FFFFFF" w:sz="0"/>
+              <w:right w:val="none" w:color="FFFFFF" w:sz="0"/>
+            </w:tcBorders>
+            <w:tcMar>
+              <w:top w:type="dxa" w:w="40"/>
+              <w:left w:type="dxa" w:w="70"/>
+              <w:bottom w:type="dxa" w:w="40"/>
+              <w:right w:type="dxa" w:w="70"/>
+            </w:tcMar>
+            <w:vAlign w:val="center"/>
+          </w:tcPr>
+          <w:p>
+            <w:pPr>
+              <w:spacing w:after="20" w:before="20" w:line="240"/>
+              <w:jc w:val="left"/>
+            </w:pPr>
+            <w:r>
+              <w:rPr>
+                <w:rFonts w:ascii="Consolas" w:cs="Consolas" w:eastAsia="Consolas" w:hAnsi="Consolas"/>
+                <w:b w:val="false"/>
+                <w:bCs w:val="false"/>
+                <w:i w:val="false"/>
+                <w:iCs w:val="false"/>
+                <w:sz w:val="16"/>
+                <w:szCs w:val="16"/>
+              </w:rPr>
+              <w:t xml:space="preserve">Total Fwd Packets</w:t>
+            </w:r>
+          </w:p>
+        </w:tc>
+        <w:tc>
+          <w:tcPr>
+            <w:tcW w:type="dxa" w:w="2400"/>
+            <w:gridSpan w:val="1"/>
+            <w:tcBorders>
+              <w:top w:val="none" w:color="FFFFFF" w:sz="0"/>
+              <w:left w:val="none" w:color="FFFFFF" w:sz="0"/>
+              <w:bottom w:val="none" w:color="FFFFFF" w:sz="0"/>
+              <w:right w:val="none" w:color="FFFFFF" w:sz="0"/>
+            </w:tcBorders>
+            <w:tcMar>
+              <w:top w:type="dxa" w:w="40"/>
+              <w:left w:type="dxa" w:w="70"/>
+              <w:bottom w:type="dxa" w:w="40"/>
+              <w:right w:type="dxa" w:w="70"/>
+            </w:tcMar>
+            <w:vAlign w:val="center"/>
+          </w:tcPr>
+          <w:p>
+            <w:pPr>
+              <w:spacing w:after="20" w:before="20" w:line="240"/>
+              <w:jc w:val="left"/>
+            </w:pPr>
+            <w:r>
+              <w:rPr>
+                <w:rFonts w:ascii="Consolas" w:cs="Consolas" w:eastAsia="Consolas" w:hAnsi="Consolas"/>
+                <w:b w:val="false"/>
+                <w:bCs w:val="false"/>
+                <w:i w:val="false"/>
+                <w:iCs w:val="false"/>
+                <w:sz w:val="16"/>
+                <w:szCs w:val="16"/>
+              </w:rPr>
+              <w:t xml:space="preserve">Subflow Fwd Packets</w:t>
+            </w:r>
+          </w:p>
+        </w:tc>
+        <w:tc>
+          <w:tcPr>
+            <w:tcW w:type="dxa" w:w="1613"/>
+            <w:gridSpan w:val="1"/>
+            <w:tcBorders>
+              <w:top w:val="none" w:color="FFFFFF" w:sz="0"/>
+              <w:left w:val="none" w:color="FFFFFF" w:sz="0"/>
+              <w:bottom w:val="none" w:color="FFFFFF" w:sz="0"/>
+              <w:right w:val="none" w:color="FFFFFF" w:sz="0"/>
+            </w:tcBorders>
+            <w:tcMar>
+              <w:top w:type="dxa" w:w="40"/>
+              <w:left w:type="dxa" w:w="70"/>
+              <w:bottom w:type="dxa" w:w="40"/>
+              <w:right w:type="dxa" w:w="70"/>
+            </w:tcMar>
+            <w:vAlign w:val="center"/>
+          </w:tcPr>
+          <w:p>
+            <w:pPr>
+              <w:spacing w:after="20" w:before="20" w:line="240"/>
+              <w:jc w:val="center"/>
+            </w:pPr>
+            <w:r>
+              <w:rPr>
+                <w:rFonts w:ascii="Calibri" w:cs="Calibri" w:eastAsia="Calibri" w:hAnsi="Calibri"/>
+                <w:b w:val="false"/>
+                <w:bCs w:val="false"/>
+                <w:i w:val="false"/>
+                <w:iCs w:val="false"/>
+                <w:sz w:val="18"/>
+                <w:szCs w:val="18"/>
+              </w:rPr>
+              <w:t xml:space="preserve">0.0851</w:t>
+            </w:r>
+          </w:p>
+        </w:tc>
+        <w:tc>
+          <w:tcPr>
+            <w:tcW w:type="dxa" w:w="1613"/>
+            <w:gridSpan w:val="1"/>
+            <w:tcBorders>
+              <w:top w:val="none" w:color="FFFFFF" w:sz="0"/>
+              <w:left w:val="none" w:color="FFFFFF" w:sz="0"/>
+              <w:bottom w:val="none" w:color="FFFFFF" w:sz="0"/>
+              <w:right w:val="none" w:color="FFFFFF" w:sz="0"/>
+            </w:tcBorders>
+            <w:tcMar>
+              <w:top w:type="dxa" w:w="40"/>
+              <w:left w:type="dxa" w:w="70"/>
+              <w:bottom w:type="dxa" w:w="40"/>
+              <w:right w:type="dxa" w:w="70"/>
+            </w:tcMar>
+            <w:vAlign w:val="center"/>
+          </w:tcPr>
+          <w:p>
+            <w:pPr>
+              <w:spacing w:after="20" w:before="20" w:line="240"/>
+              <w:jc w:val="center"/>
+            </w:pPr>
+            <w:r>
+              <w:rPr>
+                <w:rFonts w:ascii="Calibri" w:cs="Calibri" w:eastAsia="Calibri" w:hAnsi="Calibri"/>
+                <w:b w:val="false"/>
+                <w:bCs w:val="false"/>
+                <w:i w:val="false"/>
+                <w:iCs w:val="false"/>
+                <w:sz w:val="18"/>
+                <w:szCs w:val="18"/>
+              </w:rPr>
+              <w:t xml:space="preserve">−0.00004</w:t>
+            </w:r>
+          </w:p>
+        </w:tc>
+        <w:tc>
+          <w:tcPr>
+            <w:tcW w:type="dxa" w:w="1612"/>
+            <w:gridSpan w:val="1"/>
+            <w:tcBorders>
+              <w:top w:val="none" w:color="FFFFFF" w:sz="0"/>
+              <w:left w:val="none" w:color="FFFFFF" w:sz="0"/>
+              <w:bottom w:val="none" w:color="FFFFFF" w:sz="0"/>
+              <w:right w:val="none" w:color="FFFFFF" w:sz="0"/>
+            </w:tcBorders>
+            <w:tcMar>
+              <w:top w:type="dxa" w:w="40"/>
+              <w:left w:type="dxa" w:w="70"/>
+              <w:bottom w:type="dxa" w:w="40"/>
+              <w:right w:type="dxa" w:w="70"/>
+            </w:tcMar>
+            <w:vAlign w:val="center"/>
+          </w:tcPr>
+          <w:p>
+            <w:pPr>
+              <w:spacing w:after="20" w:before="20" w:line="240"/>
+              <w:jc w:val="center"/>
+            </w:pPr>
+            <w:r>
+              <w:rPr>
+                <w:rFonts w:ascii="Calibri" w:cs="Calibri" w:eastAsia="Calibri" w:hAnsi="Calibri"/>
+                <w:b w:val="false"/>
+                <w:bCs w:val="false"/>
+                <w:i w:val="false"/>
+                <w:iCs w:val="false"/>
+                <w:sz w:val="18"/>
+                <w:szCs w:val="18"/>
+              </w:rPr>
+              <w:t xml:space="preserve">0.00000</w:t>
+            </w:r>
+          </w:p>
+        </w:tc>
+      </w:tr>
+      <w:tr>
+        <w:tc>
+          <w:tcPr>
+            <w:tcW w:type="dxa" w:w="2400"/>
+            <w:gridSpan w:val="1"/>
+            <w:tcBorders>
+              <w:top w:val="none" w:color="FFFFFF" w:sz="0"/>
+              <w:left w:val="none" w:color="FFFFFF" w:sz="0"/>
+              <w:bottom w:val="none" w:color="FFFFFF" w:sz="0"/>
+              <w:right w:val="none" w:color="FFFFFF" w:sz="0"/>
+            </w:tcBorders>
+            <w:tcMar>
+              <w:top w:type="dxa" w:w="40"/>
+              <w:left w:type="dxa" w:w="70"/>
+              <w:bottom w:type="dxa" w:w="40"/>
+              <w:right w:type="dxa" w:w="70"/>
+            </w:tcMar>
+            <w:vAlign w:val="center"/>
+          </w:tcPr>
+          <w:p>
+            <w:pPr>
+              <w:spacing w:after="20" w:before="20" w:line="240"/>
+              <w:jc w:val="left"/>
+            </w:pPr>
+            <w:r>
+              <w:rPr>
+                <w:rFonts w:ascii="Consolas" w:cs="Consolas" w:eastAsia="Consolas" w:hAnsi="Consolas"/>
+                <w:b w:val="false"/>
+                <w:bCs w:val="false"/>
+                <w:i w:val="false"/>
+                <w:iCs w:val="false"/>
+                <w:sz w:val="16"/>
+                <w:szCs w:val="16"/>
+              </w:rPr>
+              <w:t xml:space="preserve">Total Backward Packets</w:t>
+            </w:r>
+          </w:p>
+        </w:tc>
+        <w:tc>
+          <w:tcPr>
+            <w:tcW w:type="dxa" w:w="2400"/>
+            <w:gridSpan w:val="1"/>
+            <w:tcBorders>
+              <w:top w:val="none" w:color="FFFFFF" w:sz="0"/>
+              <w:left w:val="none" w:color="FFFFFF" w:sz="0"/>
+              <w:bottom w:val="none" w:color="FFFFFF" w:sz="0"/>
+              <w:right w:val="none" w:color="FFFFFF" w:sz="0"/>
+            </w:tcBorders>
+            <w:tcMar>
+              <w:top w:type="dxa" w:w="40"/>
+              <w:left w:type="dxa" w:w="70"/>
+              <w:bottom w:type="dxa" w:w="40"/>
+              <w:right w:type="dxa" w:w="70"/>
+            </w:tcMar>
+            <w:vAlign w:val="center"/>
+          </w:tcPr>
+          <w:p>
+            <w:pPr>
+              <w:spacing w:after="20" w:before="20" w:line="240"/>
+              <w:jc w:val="left"/>
+            </w:pPr>
+            <w:r>
+              <w:rPr>
+                <w:rFonts w:ascii="Consolas" w:cs="Consolas" w:eastAsia="Consolas" w:hAnsi="Consolas"/>
+                <w:b w:val="false"/>
+                <w:bCs w:val="false"/>
+                <w:i w:val="false"/>
+                <w:iCs w:val="false"/>
+                <w:sz w:val="16"/>
+                <w:szCs w:val="16"/>
+              </w:rPr>
+              <w:t xml:space="preserve">Subflow Bwd Packets</w:t>
+            </w:r>
+          </w:p>
+        </w:tc>
+        <w:tc>
+          <w:tcPr>
+            <w:tcW w:type="dxa" w:w="1613"/>
+            <w:gridSpan w:val="1"/>
+            <w:tcBorders>
+              <w:top w:val="none" w:color="FFFFFF" w:sz="0"/>
+              <w:left w:val="none" w:color="FFFFFF" w:sz="0"/>
+              <w:bottom w:val="none" w:color="FFFFFF" w:sz="0"/>
+              <w:right w:val="none" w:color="FFFFFF" w:sz="0"/>
+            </w:tcBorders>
+            <w:tcMar>
+              <w:top w:type="dxa" w:w="40"/>
+              <w:left w:type="dxa" w:w="70"/>
+              <w:bottom w:type="dxa" w:w="40"/>
+              <w:right w:type="dxa" w:w="70"/>
+            </w:tcMar>
+            <w:vAlign w:val="center"/>
+          </w:tcPr>
+          <w:p>
+            <w:pPr>
+              <w:spacing w:after="20" w:before="20" w:line="240"/>
+              <w:jc w:val="center"/>
+            </w:pPr>
+            <w:r>
+              <w:rPr>
+                <w:rFonts w:ascii="Calibri" w:cs="Calibri" w:eastAsia="Calibri" w:hAnsi="Calibri"/>
+                <w:b w:val="false"/>
+                <w:bCs w:val="false"/>
+                <w:i w:val="false"/>
+                <w:iCs w:val="false"/>
+                <w:sz w:val="18"/>
+                <w:szCs w:val="18"/>
+              </w:rPr>
+              <w:t xml:space="preserve">0.1319</w:t>
+            </w:r>
+          </w:p>
+        </w:tc>
+        <w:tc>
+          <w:tcPr>
+            <w:tcW w:type="dxa" w:w="1613"/>
+            <w:gridSpan w:val="1"/>
+            <w:tcBorders>
+              <w:top w:val="none" w:color="FFFFFF" w:sz="0"/>
+              <w:left w:val="none" w:color="FFFFFF" w:sz="0"/>
+              <w:bottom w:val="none" w:color="FFFFFF" w:sz="0"/>
+              <w:right w:val="none" w:color="FFFFFF" w:sz="0"/>
+            </w:tcBorders>
+            <w:tcMar>
+              <w:top w:type="dxa" w:w="40"/>
+              <w:left w:type="dxa" w:w="70"/>
+              <w:bottom w:type="dxa" w:w="40"/>
+              <w:right w:type="dxa" w:w="70"/>
+            </w:tcMar>
+            <w:vAlign w:val="center"/>
+          </w:tcPr>
+          <w:p>
+            <w:pPr>
+              <w:spacing w:after="20" w:before="20" w:line="240"/>
+              <w:jc w:val="center"/>
+            </w:pPr>
+            <w:r>
+              <w:rPr>
+                <w:rFonts w:ascii="Calibri" w:cs="Calibri" w:eastAsia="Calibri" w:hAnsi="Calibri"/>
+                <w:b w:val="false"/>
+                <w:bCs w:val="false"/>
+                <w:i w:val="false"/>
+                <w:iCs w:val="false"/>
+                <w:sz w:val="18"/>
+                <w:szCs w:val="18"/>
+              </w:rPr>
+              <w:t xml:space="preserve">+0.00009</w:t>
+            </w:r>
+          </w:p>
+        </w:tc>
+        <w:tc>
+          <w:tcPr>
+            <w:tcW w:type="dxa" w:w="1612"/>
+            <w:gridSpan w:val="1"/>
+            <w:tcBorders>
+              <w:top w:val="none" w:color="FFFFFF" w:sz="0"/>
+              <w:left w:val="none" w:color="FFFFFF" w:sz="0"/>
+              <w:bottom w:val="none" w:color="FFFFFF" w:sz="0"/>
+              <w:right w:val="none" w:color="FFFFFF" w:sz="0"/>
+            </w:tcBorders>
+            <w:tcMar>
+              <w:top w:type="dxa" w:w="40"/>
+              <w:left w:type="dxa" w:w="70"/>
+              <w:bottom w:type="dxa" w:w="40"/>
+              <w:right w:type="dxa" w:w="70"/>
+            </w:tcMar>
+            <w:vAlign w:val="center"/>
+          </w:tcPr>
+          <w:p>
+            <w:pPr>
+              <w:spacing w:after="20" w:before="20" w:line="240"/>
+              <w:jc w:val="center"/>
+            </w:pPr>
+            <w:r>
+              <w:rPr>
+                <w:rFonts w:ascii="Calibri" w:cs="Calibri" w:eastAsia="Calibri" w:hAnsi="Calibri"/>
+                <w:b w:val="false"/>
+                <w:bCs w:val="false"/>
+                <w:i w:val="false"/>
+                <w:iCs w:val="false"/>
+                <w:sz w:val="18"/>
+                <w:szCs w:val="18"/>
+              </w:rPr>
+              <w:t xml:space="preserve">0.00000</w:t>
+            </w:r>
+          </w:p>
+        </w:tc>
+      </w:tr>
+      <w:tr>
+        <w:tc>
+          <w:tcPr>
+            <w:tcW w:type="dxa" w:w="2400"/>
+            <w:gridSpan w:val="1"/>
+            <w:tcBorders>
+              <w:top w:val="none" w:color="FFFFFF" w:sz="0"/>
+              <w:left w:val="none" w:color="FFFFFF" w:sz="0"/>
+              <w:bottom w:val="none" w:color="FFFFFF" w:sz="0"/>
+              <w:right w:val="none" w:color="FFFFFF" w:sz="0"/>
+            </w:tcBorders>
+            <w:tcMar>
+              <w:top w:type="dxa" w:w="40"/>
+              <w:left w:type="dxa" w:w="70"/>
+              <w:bottom w:type="dxa" w:w="40"/>
+              <w:right w:type="dxa" w:w="70"/>
+            </w:tcMar>
+            <w:vAlign w:val="center"/>
+          </w:tcPr>
+          <w:p>
+            <w:pPr>
+              <w:spacing w:after="20" w:before="20" w:line="240"/>
+              <w:jc w:val="left"/>
+            </w:pPr>
+            <w:r>
+              <w:rPr>
+                <w:rFonts w:ascii="Consolas" w:cs="Consolas" w:eastAsia="Consolas" w:hAnsi="Consolas"/>
+                <w:b w:val="false"/>
+                <w:bCs w:val="false"/>
+                <w:i w:val="false"/>
+                <w:iCs w:val="false"/>
+                <w:sz w:val="16"/>
+                <w:szCs w:val="16"/>
+              </w:rPr>
+              <w:t xml:space="preserve">Fwd Packet Length Mean</w:t>
+            </w:r>
+          </w:p>
+        </w:tc>
+        <w:tc>
+          <w:tcPr>
+            <w:tcW w:type="dxa" w:w="2400"/>
+            <w:gridSpan w:val="1"/>
+            <w:tcBorders>
+              <w:top w:val="none" w:color="FFFFFF" w:sz="0"/>
+              <w:left w:val="none" w:color="FFFFFF" w:sz="0"/>
+              <w:bottom w:val="none" w:color="FFFFFF" w:sz="0"/>
+              <w:right w:val="none" w:color="FFFFFF" w:sz="0"/>
+            </w:tcBorders>
+            <w:tcMar>
+              <w:top w:type="dxa" w:w="40"/>
+              <w:left w:type="dxa" w:w="70"/>
+              <w:bottom w:type="dxa" w:w="40"/>
+              <w:right w:type="dxa" w:w="70"/>
+            </w:tcMar>
+            <w:vAlign w:val="center"/>
+          </w:tcPr>
+          <w:p>
+            <w:pPr>
+              <w:spacing w:after="20" w:before="20" w:line="240"/>
+              <w:jc w:val="left"/>
+            </w:pPr>
+            <w:r>
+              <w:rPr>
+                <w:rFonts w:ascii="Consolas" w:cs="Consolas" w:eastAsia="Consolas" w:hAnsi="Consolas"/>
+                <w:b w:val="false"/>
+                <w:bCs w:val="false"/>
+                <w:i w:val="false"/>
+                <w:iCs w:val="false"/>
+                <w:sz w:val="16"/>
+                <w:szCs w:val="16"/>
+              </w:rPr>
+              <w:t xml:space="preserve">Avg Fwd Segment Size</w:t>
+            </w:r>
+          </w:p>
+        </w:tc>
+        <w:tc>
+          <w:tcPr>
+            <w:tcW w:type="dxa" w:w="1613"/>
+            <w:gridSpan w:val="1"/>
+            <w:tcBorders>
+              <w:top w:val="none" w:color="FFFFFF" w:sz="0"/>
+              <w:left w:val="none" w:color="FFFFFF" w:sz="0"/>
+              <w:bottom w:val="none" w:color="FFFFFF" w:sz="0"/>
+              <w:right w:val="none" w:color="FFFFFF" w:sz="0"/>
+            </w:tcBorders>
+            <w:tcMar>
+              <w:top w:type="dxa" w:w="40"/>
+              <w:left w:type="dxa" w:w="70"/>
+              <w:bottom w:type="dxa" w:w="40"/>
+              <w:right w:type="dxa" w:w="70"/>
+            </w:tcMar>
+            <w:vAlign w:val="center"/>
+          </w:tcPr>
+          <w:p>
+            <w:pPr>
+              <w:spacing w:after="20" w:before="20" w:line="240"/>
+              <w:jc w:val="center"/>
+            </w:pPr>
+            <w:r>
+              <w:rPr>
+                <w:rFonts w:ascii="Calibri" w:cs="Calibri" w:eastAsia="Calibri" w:hAnsi="Calibri"/>
+                <w:b w:val="false"/>
+                <w:bCs w:val="false"/>
+                <w:i w:val="false"/>
+                <w:iCs w:val="false"/>
+                <w:sz w:val="18"/>
+                <w:szCs w:val="18"/>
+              </w:rPr>
+              <w:t xml:space="preserve">0.3800</w:t>
+            </w:r>
+          </w:p>
+        </w:tc>
+        <w:tc>
+          <w:tcPr>
+            <w:tcW w:type="dxa" w:w="1613"/>
+            <w:gridSpan w:val="1"/>
+            <w:tcBorders>
+              <w:top w:val="none" w:color="FFFFFF" w:sz="0"/>
+              <w:left w:val="none" w:color="FFFFFF" w:sz="0"/>
+              <w:bottom w:val="none" w:color="FFFFFF" w:sz="0"/>
+              <w:right w:val="none" w:color="FFFFFF" w:sz="0"/>
+            </w:tcBorders>
+            <w:tcMar>
+              <w:top w:type="dxa" w:w="40"/>
+              <w:left w:type="dxa" w:w="70"/>
+              <w:bottom w:type="dxa" w:w="40"/>
+              <w:right w:type="dxa" w:w="70"/>
+            </w:tcMar>
+            <w:vAlign w:val="center"/>
+          </w:tcPr>
+          <w:p>
+            <w:pPr>
+              <w:spacing w:after="20" w:before="20" w:line="240"/>
+              <w:jc w:val="center"/>
+            </w:pPr>
+            <w:r>
+              <w:rPr>
+                <w:rFonts w:ascii="Calibri" w:cs="Calibri" w:eastAsia="Calibri" w:hAnsi="Calibri"/>
+                <w:b w:val="false"/>
+                <w:bCs w:val="false"/>
+                <w:i w:val="false"/>
+                <w:iCs w:val="false"/>
+                <w:sz w:val="18"/>
+                <w:szCs w:val="18"/>
+              </w:rPr>
+              <w:t xml:space="preserve">+0.02497</w:t>
+            </w:r>
+          </w:p>
+        </w:tc>
+        <w:tc>
+          <w:tcPr>
+            <w:tcW w:type="dxa" w:w="1612"/>
+            <w:gridSpan w:val="1"/>
+            <w:tcBorders>
+              <w:top w:val="none" w:color="FFFFFF" w:sz="0"/>
+              <w:left w:val="none" w:color="FFFFFF" w:sz="0"/>
+              <w:bottom w:val="none" w:color="FFFFFF" w:sz="0"/>
+              <w:right w:val="none" w:color="FFFFFF" w:sz="0"/>
+            </w:tcBorders>
+            <w:tcMar>
+              <w:top w:type="dxa" w:w="40"/>
+              <w:left w:type="dxa" w:w="70"/>
+              <w:bottom w:type="dxa" w:w="40"/>
+              <w:right w:type="dxa" w:w="70"/>
+            </w:tcMar>
+            <w:vAlign w:val="center"/>
+          </w:tcPr>
+          <w:p>
+            <w:pPr>
+              <w:spacing w:after="20" w:before="20" w:line="240"/>
+              <w:jc w:val="center"/>
+            </w:pPr>
+            <w:r>
+              <w:rPr>
+                <w:rFonts w:ascii="Calibri" w:cs="Calibri" w:eastAsia="Calibri" w:hAnsi="Calibri"/>
+                <w:b w:val="false"/>
+                <w:bCs w:val="false"/>
+                <w:i w:val="false"/>
+                <w:iCs w:val="false"/>
+                <w:sz w:val="18"/>
+                <w:szCs w:val="18"/>
+              </w:rPr>
+              <w:t xml:space="preserve">0.00000</w:t>
+            </w:r>
+          </w:p>
+        </w:tc>
+      </w:tr>
+      <w:tr>
+        <w:tc>
+          <w:tcPr>
+            <w:tcW w:type="dxa" w:w="2400"/>
+            <w:gridSpan w:val="1"/>
+            <w:tcBorders>
+              <w:top w:val="none" w:color="FFFFFF" w:sz="0"/>
+              <w:left w:val="none" w:color="FFFFFF" w:sz="0"/>
+              <w:bottom w:val="none" w:color="FFFFFF" w:sz="0"/>
+              <w:right w:val="none" w:color="FFFFFF" w:sz="0"/>
+            </w:tcBorders>
+            <w:tcMar>
+              <w:top w:type="dxa" w:w="40"/>
+              <w:left w:type="dxa" w:w="70"/>
+              <w:bottom w:type="dxa" w:w="40"/>
+              <w:right w:type="dxa" w:w="70"/>
+            </w:tcMar>
+            <w:vAlign w:val="center"/>
+          </w:tcPr>
+          <w:p>
+            <w:pPr>
+              <w:spacing w:after="20" w:before="20" w:line="240"/>
+              <w:jc w:val="left"/>
+            </w:pPr>
+            <w:r>
+              <w:rPr>
+                <w:rFonts w:ascii="Consolas" w:cs="Consolas" w:eastAsia="Consolas" w:hAnsi="Consolas"/>
+                <w:b w:val="false"/>
+                <w:bCs w:val="false"/>
+                <w:i w:val="false"/>
+                <w:iCs w:val="false"/>
+                <w:sz w:val="16"/>
+                <w:szCs w:val="16"/>
+              </w:rPr>
+              <w:t xml:space="preserve">Bwd Packet Length Mean</w:t>
+            </w:r>
+          </w:p>
+        </w:tc>
+        <w:tc>
+          <w:tcPr>
+            <w:tcW w:type="dxa" w:w="2400"/>
+            <w:gridSpan w:val="1"/>
+            <w:tcBorders>
+              <w:top w:val="none" w:color="FFFFFF" w:sz="0"/>
+              <w:left w:val="none" w:color="FFFFFF" w:sz="0"/>
+              <w:bottom w:val="none" w:color="FFFFFF" w:sz="0"/>
+              <w:right w:val="none" w:color="FFFFFF" w:sz="0"/>
+            </w:tcBorders>
+            <w:tcMar>
+              <w:top w:type="dxa" w:w="40"/>
+              <w:left w:type="dxa" w:w="70"/>
+              <w:bottom w:type="dxa" w:w="40"/>
+              <w:right w:type="dxa" w:w="70"/>
+            </w:tcMar>
+            <w:vAlign w:val="center"/>
+          </w:tcPr>
+          <w:p>
+            <w:pPr>
+              <w:spacing w:after="20" w:before="20" w:line="240"/>
+              <w:jc w:val="left"/>
+            </w:pPr>
+            <w:r>
+              <w:rPr>
+                <w:rFonts w:ascii="Consolas" w:cs="Consolas" w:eastAsia="Consolas" w:hAnsi="Consolas"/>
+                <w:b w:val="false"/>
+                <w:bCs w:val="false"/>
+                <w:i w:val="false"/>
+                <w:iCs w:val="false"/>
+                <w:sz w:val="16"/>
+                <w:szCs w:val="16"/>
+              </w:rPr>
+              <w:t xml:space="preserve">Avg Bwd Segment Size</w:t>
+            </w:r>
+          </w:p>
+        </w:tc>
+        <w:tc>
+          <w:tcPr>
+            <w:tcW w:type="dxa" w:w="1613"/>
+            <w:gridSpan w:val="1"/>
+            <w:tcBorders>
+              <w:top w:val="none" w:color="FFFFFF" w:sz="0"/>
+              <w:left w:val="none" w:color="FFFFFF" w:sz="0"/>
+              <w:bottom w:val="none" w:color="FFFFFF" w:sz="0"/>
+              <w:right w:val="none" w:color="FFFFFF" w:sz="0"/>
+            </w:tcBorders>
+            <w:tcMar>
+              <w:top w:type="dxa" w:w="40"/>
+              <w:left w:type="dxa" w:w="70"/>
+              <w:bottom w:type="dxa" w:w="40"/>
+              <w:right w:type="dxa" w:w="70"/>
+            </w:tcMar>
+            <w:vAlign w:val="center"/>
+          </w:tcPr>
+          <w:p>
+            <w:pPr>
+              <w:spacing w:after="20" w:before="20" w:line="240"/>
+              <w:jc w:val="center"/>
+            </w:pPr>
+            <w:r>
+              <w:rPr>
+                <w:rFonts w:ascii="Calibri" w:cs="Calibri" w:eastAsia="Calibri" w:hAnsi="Calibri"/>
+                <w:b w:val="false"/>
+                <w:bCs w:val="false"/>
+                <w:i w:val="false"/>
+                <w:iCs w:val="false"/>
+                <w:sz w:val="18"/>
+                <w:szCs w:val="18"/>
+              </w:rPr>
+              <w:t xml:space="preserve">0.3849</w:t>
+            </w:r>
+          </w:p>
+        </w:tc>
+        <w:tc>
+          <w:tcPr>
+            <w:tcW w:type="dxa" w:w="1613"/>
+            <w:gridSpan w:val="1"/>
+            <w:tcBorders>
+              <w:top w:val="none" w:color="FFFFFF" w:sz="0"/>
+              <w:left w:val="none" w:color="FFFFFF" w:sz="0"/>
+              <w:bottom w:val="none" w:color="FFFFFF" w:sz="0"/>
+              <w:right w:val="none" w:color="FFFFFF" w:sz="0"/>
+            </w:tcBorders>
+            <w:tcMar>
+              <w:top w:type="dxa" w:w="40"/>
+              <w:left w:type="dxa" w:w="70"/>
+              <w:bottom w:type="dxa" w:w="40"/>
+              <w:right w:type="dxa" w:w="70"/>
+            </w:tcMar>
+            <w:vAlign w:val="center"/>
+          </w:tcPr>
+          <w:p>
+            <w:pPr>
+              <w:spacing w:after="20" w:before="20" w:line="240"/>
+              <w:jc w:val="center"/>
+            </w:pPr>
+            <w:r>
+              <w:rPr>
+                <w:rFonts w:ascii="Calibri" w:cs="Calibri" w:eastAsia="Calibri" w:hAnsi="Calibri"/>
+                <w:b w:val="false"/>
+                <w:bCs w:val="false"/>
+                <w:i w:val="false"/>
+                <w:iCs w:val="false"/>
+                <w:sz w:val="18"/>
+                <w:szCs w:val="18"/>
+              </w:rPr>
+              <w:t xml:space="preserve">0.00000</w:t>
+            </w:r>
+          </w:p>
+        </w:tc>
+        <w:tc>
+          <w:tcPr>
+            <w:tcW w:type="dxa" w:w="1612"/>
+            <w:gridSpan w:val="1"/>
+            <w:tcBorders>
+              <w:top w:val="none" w:color="FFFFFF" w:sz="0"/>
+              <w:left w:val="none" w:color="FFFFFF" w:sz="0"/>
+              <w:bottom w:val="none" w:color="FFFFFF" w:sz="0"/>
+              <w:right w:val="none" w:color="FFFFFF" w:sz="0"/>
+            </w:tcBorders>
+            <w:tcMar>
+              <w:top w:type="dxa" w:w="40"/>
+              <w:left w:type="dxa" w:w="70"/>
+              <w:bottom w:type="dxa" w:w="40"/>
+              <w:right w:type="dxa" w:w="70"/>
+            </w:tcMar>
+            <w:vAlign w:val="center"/>
+          </w:tcPr>
+          <w:p>
+            <w:pPr>
+              <w:spacing w:after="20" w:before="20" w:line="240"/>
+              <w:jc w:val="center"/>
+            </w:pPr>
+            <w:r>
+              <w:rPr>
+                <w:rFonts w:ascii="Calibri" w:cs="Calibri" w:eastAsia="Calibri" w:hAnsi="Calibri"/>
+                <w:b w:val="false"/>
+                <w:bCs w:val="false"/>
+                <w:i w:val="false"/>
+                <w:iCs w:val="false"/>
+                <w:sz w:val="18"/>
+                <w:szCs w:val="18"/>
+              </w:rPr>
+              <w:t xml:space="preserve">0.00000</w:t>
+            </w:r>
+          </w:p>
+        </w:tc>
+      </w:tr>
+      <w:tr>
+        <w:tc>
+          <w:tcPr>
+            <w:tcW w:type="dxa" w:w="2400"/>
+            <w:gridSpan w:val="1"/>
+            <w:tcBorders>
+              <w:top w:val="none" w:color="FFFFFF" w:sz="0"/>
+              <w:left w:val="none" w:color="FFFFFF" w:sz="0"/>
+              <w:bottom w:val="none" w:color="FFFFFF" w:sz="0"/>
+              <w:right w:val="none" w:color="FFFFFF" w:sz="0"/>
+            </w:tcBorders>
+            <w:tcMar>
+              <w:top w:type="dxa" w:w="40"/>
+              <w:left w:type="dxa" w:w="70"/>
+              <w:bottom w:type="dxa" w:w="40"/>
+              <w:right w:type="dxa" w:w="70"/>
+            </w:tcMar>
+            <w:vAlign w:val="center"/>
+          </w:tcPr>
+          <w:p>
+            <w:pPr>
+              <w:spacing w:after="20" w:before="20" w:line="240"/>
+              <w:jc w:val="left"/>
+            </w:pPr>
+            <w:r>
+              <w:rPr>
+                <w:rFonts w:ascii="Consolas" w:cs="Consolas" w:eastAsia="Consolas" w:hAnsi="Consolas"/>
+                <w:b w:val="false"/>
+                <w:bCs w:val="false"/>
+                <w:i w:val="false"/>
+                <w:iCs w:val="false"/>
+                <w:sz w:val="16"/>
+                <w:szCs w:val="16"/>
+              </w:rPr>
+              <w:t xml:space="preserve">Fwd PSH Flags</w:t>
+            </w:r>
+          </w:p>
+        </w:tc>
+        <w:tc>
+          <w:tcPr>
+            <w:tcW w:type="dxa" w:w="2400"/>
+            <w:gridSpan w:val="1"/>
+            <w:tcBorders>
+              <w:top w:val="none" w:color="FFFFFF" w:sz="0"/>
+              <w:left w:val="none" w:color="FFFFFF" w:sz="0"/>
+              <w:bottom w:val="none" w:color="FFFFFF" w:sz="0"/>
+              <w:right w:val="none" w:color="FFFFFF" w:sz="0"/>
+            </w:tcBorders>
+            <w:tcMar>
+              <w:top w:type="dxa" w:w="40"/>
+              <w:left w:type="dxa" w:w="70"/>
+              <w:bottom w:type="dxa" w:w="40"/>
+              <w:right w:type="dxa" w:w="70"/>
+            </w:tcMar>
+            <w:vAlign w:val="center"/>
+          </w:tcPr>
+          <w:p>
+            <w:pPr>
+              <w:spacing w:after="20" w:before="20" w:line="240"/>
+              <w:jc w:val="left"/>
+            </w:pPr>
+            <w:r>
+              <w:rPr>
+                <w:rFonts w:ascii="Consolas" w:cs="Consolas" w:eastAsia="Consolas" w:hAnsi="Consolas"/>
+                <w:b w:val="false"/>
+                <w:bCs w:val="false"/>
+                <w:i w:val="false"/>
+                <w:iCs w:val="false"/>
+                <w:sz w:val="16"/>
+                <w:szCs w:val="16"/>
+              </w:rPr>
+              <w:t xml:space="preserve">SYN Flag Count</w:t>
+            </w:r>
+          </w:p>
+        </w:tc>
+        <w:tc>
+          <w:tcPr>
+            <w:tcW w:type="dxa" w:w="1613"/>
+            <w:gridSpan w:val="1"/>
+            <w:tcBorders>
+              <w:top w:val="none" w:color="FFFFFF" w:sz="0"/>
+              <w:left w:val="none" w:color="FFFFFF" w:sz="0"/>
+              <w:bottom w:val="none" w:color="FFFFFF" w:sz="0"/>
+              <w:right w:val="none" w:color="FFFFFF" w:sz="0"/>
+            </w:tcBorders>
+            <w:tcMar>
+              <w:top w:type="dxa" w:w="40"/>
+              <w:left w:type="dxa" w:w="70"/>
+              <w:bottom w:type="dxa" w:w="40"/>
+              <w:right w:type="dxa" w:w="70"/>
+            </w:tcMar>
+            <w:vAlign w:val="center"/>
+          </w:tcPr>
+          <w:p>
+            <w:pPr>
+              <w:spacing w:after="20" w:before="20" w:line="240"/>
+              <w:jc w:val="center"/>
+            </w:pPr>
+            <w:r>
+              <w:rPr>
+                <w:rFonts w:ascii="Calibri" w:cs="Calibri" w:eastAsia="Calibri" w:hAnsi="Calibri"/>
+                <w:b w:val="false"/>
+                <w:bCs w:val="false"/>
+                <w:i w:val="false"/>
+                <w:iCs w:val="false"/>
+                <w:sz w:val="18"/>
+                <w:szCs w:val="18"/>
+              </w:rPr>
+              <w:t xml:space="preserve">0.0636</w:t>
+            </w:r>
+          </w:p>
+        </w:tc>
+        <w:tc>
+          <w:tcPr>
+            <w:tcW w:type="dxa" w:w="1613"/>
+            <w:gridSpan w:val="1"/>
+            <w:tcBorders>
+              <w:top w:val="none" w:color="FFFFFF" w:sz="0"/>
+              <w:left w:val="none" w:color="FFFFFF" w:sz="0"/>
+              <w:bottom w:val="none" w:color="FFFFFF" w:sz="0"/>
+              <w:right w:val="none" w:color="FFFFFF" w:sz="0"/>
+            </w:tcBorders>
+            <w:tcMar>
+              <w:top w:type="dxa" w:w="40"/>
+              <w:left w:type="dxa" w:w="70"/>
+              <w:bottom w:type="dxa" w:w="40"/>
+              <w:right w:type="dxa" w:w="70"/>
+            </w:tcMar>
+            <w:vAlign w:val="center"/>
+          </w:tcPr>
+          <w:p>
+            <w:pPr>
+              <w:spacing w:after="20" w:before="20" w:line="240"/>
+              <w:jc w:val="center"/>
+            </w:pPr>
+            <w:r>
+              <w:rPr>
+                <w:rFonts w:ascii="Calibri" w:cs="Calibri" w:eastAsia="Calibri" w:hAnsi="Calibri"/>
+                <w:b w:val="false"/>
+                <w:bCs w:val="false"/>
+                <w:i w:val="false"/>
+                <w:iCs w:val="false"/>
+                <w:sz w:val="18"/>
+                <w:szCs w:val="18"/>
+              </w:rPr>
+              <w:t xml:space="preserve">0.00000</w:t>
+            </w:r>
+          </w:p>
+        </w:tc>
+        <w:tc>
+          <w:tcPr>
+            <w:tcW w:type="dxa" w:w="1612"/>
+            <w:gridSpan w:val="1"/>
+            <w:tcBorders>
+              <w:top w:val="none" w:color="FFFFFF" w:sz="0"/>
+              <w:left w:val="none" w:color="FFFFFF" w:sz="0"/>
+              <w:bottom w:val="none" w:color="FFFFFF" w:sz="0"/>
+              <w:right w:val="none" w:color="FFFFFF" w:sz="0"/>
+            </w:tcBorders>
+            <w:tcMar>
+              <w:top w:type="dxa" w:w="40"/>
+              <w:left w:type="dxa" w:w="70"/>
+              <w:bottom w:type="dxa" w:w="40"/>
+              <w:right w:type="dxa" w:w="70"/>
+            </w:tcMar>
+            <w:vAlign w:val="center"/>
+          </w:tcPr>
+          <w:p>
+            <w:pPr>
+              <w:spacing w:after="20" w:before="20" w:line="240"/>
+              <w:jc w:val="center"/>
+            </w:pPr>
+            <w:r>
+              <w:rPr>
+                <w:rFonts w:ascii="Calibri" w:cs="Calibri" w:eastAsia="Calibri" w:hAnsi="Calibri"/>
+                <w:b w:val="false"/>
+                <w:bCs w:val="false"/>
+                <w:i w:val="false"/>
+                <w:iCs w:val="false"/>
+                <w:sz w:val="18"/>
+                <w:szCs w:val="18"/>
+              </w:rPr>
+              <w:t xml:space="preserve">0.00000</w:t>
+            </w:r>
+          </w:p>
+        </w:tc>
+      </w:tr>
+      <w:tr>
+        <w:tc>
+          <w:tcPr>
+            <w:tcW w:type="dxa" w:w="2400"/>
+            <w:gridSpan w:val="1"/>
+            <w:tcBorders>
+              <w:top w:val="none" w:color="FFFFFF" w:sz="0"/>
+              <w:left w:val="none" w:color="FFFFFF" w:sz="0"/>
+              <w:bottom w:val="none" w:color="FFFFFF" w:sz="0"/>
+              <w:right w:val="none" w:color="FFFFFF" w:sz="0"/>
+            </w:tcBorders>
+            <w:tcMar>
+              <w:top w:type="dxa" w:w="40"/>
+              <w:left w:type="dxa" w:w="70"/>
+              <w:bottom w:type="dxa" w:w="40"/>
+              <w:right w:type="dxa" w:w="70"/>
+            </w:tcMar>
+            <w:vAlign w:val="center"/>
+          </w:tcPr>
+          <w:p>
+            <w:pPr>
+              <w:spacing w:after="20" w:before="20" w:line="240"/>
+              <w:jc w:val="left"/>
+            </w:pPr>
+            <w:r>
+              <w:rPr>
+                <w:rFonts w:ascii="Consolas" w:cs="Consolas" w:eastAsia="Consolas" w:hAnsi="Consolas"/>
+                <w:b w:val="false"/>
+                <w:bCs w:val="false"/>
+                <w:i w:val="false"/>
+                <w:iCs w:val="false"/>
+                <w:sz w:val="16"/>
+                <w:szCs w:val="16"/>
+              </w:rPr>
+              <w:t xml:space="preserve">Fwd URG Flags</w:t>
+            </w:r>
+          </w:p>
+        </w:tc>
+        <w:tc>
+          <w:tcPr>
+            <w:tcW w:type="dxa" w:w="2400"/>
+            <w:gridSpan w:val="1"/>
+            <w:tcBorders>
+              <w:top w:val="none" w:color="FFFFFF" w:sz="0"/>
+              <w:left w:val="none" w:color="FFFFFF" w:sz="0"/>
+              <w:bottom w:val="none" w:color="FFFFFF" w:sz="0"/>
+              <w:right w:val="none" w:color="FFFFFF" w:sz="0"/>
+            </w:tcBorders>
+            <w:tcMar>
+              <w:top w:type="dxa" w:w="40"/>
+              <w:left w:type="dxa" w:w="70"/>
+              <w:bottom w:type="dxa" w:w="40"/>
+              <w:right w:type="dxa" w:w="70"/>
+            </w:tcMar>
+            <w:vAlign w:val="center"/>
+          </w:tcPr>
+          <w:p>
+            <w:pPr>
+              <w:spacing w:after="20" w:before="20" w:line="240"/>
+              <w:jc w:val="left"/>
+            </w:pPr>
+            <w:r>
+              <w:rPr>
+                <w:rFonts w:ascii="Consolas" w:cs="Consolas" w:eastAsia="Consolas" w:hAnsi="Consolas"/>
+                <w:b w:val="false"/>
+                <w:bCs w:val="false"/>
+                <w:i w:val="false"/>
+                <w:iCs w:val="false"/>
+                <w:sz w:val="16"/>
+                <w:szCs w:val="16"/>
+              </w:rPr>
+              <w:t xml:space="preserve">CWE Flag Count</w:t>
+            </w:r>
+          </w:p>
+        </w:tc>
+        <w:tc>
+          <w:tcPr>
+            <w:tcW w:type="dxa" w:w="1613"/>
+            <w:gridSpan w:val="1"/>
+            <w:tcBorders>
+              <w:top w:val="none" w:color="FFFFFF" w:sz="0"/>
+              <w:left w:val="none" w:color="FFFFFF" w:sz="0"/>
+              <w:bottom w:val="none" w:color="FFFFFF" w:sz="0"/>
+              <w:right w:val="none" w:color="FFFFFF" w:sz="0"/>
+            </w:tcBorders>
+            <w:tcMar>
+              <w:top w:type="dxa" w:w="40"/>
+              <w:left w:type="dxa" w:w="70"/>
+              <w:bottom w:type="dxa" w:w="40"/>
+              <w:right w:type="dxa" w:w="70"/>
+            </w:tcMar>
+            <w:vAlign w:val="center"/>
+          </w:tcPr>
+          <w:p>
+            <w:pPr>
+              <w:spacing w:after="20" w:before="20" w:line="240"/>
+              <w:jc w:val="center"/>
+            </w:pPr>
+            <w:r>
+              <w:rPr>
+                <w:rFonts w:ascii="Calibri" w:cs="Calibri" w:eastAsia="Calibri" w:hAnsi="Calibri"/>
+                <w:b w:val="false"/>
+                <w:bCs w:val="false"/>
+                <w:i w:val="false"/>
+                <w:iCs w:val="false"/>
+                <w:sz w:val="18"/>
+                <w:szCs w:val="18"/>
+              </w:rPr>
+              <w:t xml:space="preserve">0.0636</w:t>
+            </w:r>
+          </w:p>
+        </w:tc>
+        <w:tc>
+          <w:tcPr>
+            <w:tcW w:type="dxa" w:w="1613"/>
+            <w:gridSpan w:val="1"/>
+            <w:tcBorders>
+              <w:top w:val="none" w:color="FFFFFF" w:sz="0"/>
+              <w:left w:val="none" w:color="FFFFFF" w:sz="0"/>
+              <w:bottom w:val="none" w:color="FFFFFF" w:sz="0"/>
+              <w:right w:val="none" w:color="FFFFFF" w:sz="0"/>
+            </w:tcBorders>
+            <w:tcMar>
+              <w:top w:type="dxa" w:w="40"/>
+              <w:left w:type="dxa" w:w="70"/>
+              <w:bottom w:type="dxa" w:w="40"/>
+              <w:right w:type="dxa" w:w="70"/>
+            </w:tcMar>
+            <w:vAlign w:val="center"/>
+          </w:tcPr>
+          <w:p>
+            <w:pPr>
+              <w:spacing w:after="20" w:before="20" w:line="240"/>
+              <w:jc w:val="center"/>
+            </w:pPr>
+            <w:r>
+              <w:rPr>
+                <w:rFonts w:ascii="Calibri" w:cs="Calibri" w:eastAsia="Calibri" w:hAnsi="Calibri"/>
+                <w:b w:val="false"/>
+                <w:bCs w:val="false"/>
+                <w:i w:val="false"/>
+                <w:iCs w:val="false"/>
+                <w:sz w:val="18"/>
+                <w:szCs w:val="18"/>
+              </w:rPr>
+              <w:t xml:space="preserve">0.00000</w:t>
+            </w:r>
+          </w:p>
+        </w:tc>
+        <w:tc>
+          <w:tcPr>
+            <w:tcW w:type="dxa" w:w="1612"/>
+            <w:gridSpan w:val="1"/>
+            <w:tcBorders>
+              <w:top w:val="none" w:color="FFFFFF" w:sz="0"/>
+              <w:left w:val="none" w:color="FFFFFF" w:sz="0"/>
+              <w:bottom w:val="none" w:color="FFFFFF" w:sz="0"/>
+              <w:right w:val="none" w:color="FFFFFF" w:sz="0"/>
+            </w:tcBorders>
+            <w:tcMar>
+              <w:top w:type="dxa" w:w="40"/>
+              <w:left w:type="dxa" w:w="70"/>
+              <w:bottom w:type="dxa" w:w="40"/>
+              <w:right w:type="dxa" w:w="70"/>
+            </w:tcMar>
+            <w:vAlign w:val="center"/>
+          </w:tcPr>
+          <w:p>
+            <w:pPr>
+              <w:spacing w:after="20" w:before="20" w:line="240"/>
+              <w:jc w:val="center"/>
+            </w:pPr>
+            <w:r>
+              <w:rPr>
+                <w:rFonts w:ascii="Calibri" w:cs="Calibri" w:eastAsia="Calibri" w:hAnsi="Calibri"/>
+                <w:b w:val="false"/>
+                <w:bCs w:val="false"/>
+                <w:i w:val="false"/>
+                <w:iCs w:val="false"/>
+                <w:sz w:val="18"/>
+                <w:szCs w:val="18"/>
+              </w:rPr>
+              <w:t xml:space="preserve">0.00000</w:t>
+            </w:r>
+          </w:p>
+        </w:tc>
+      </w:tr>
+      <w:tr>
+        <w:tc>
+          <w:tcPr>
+            <w:tcW w:type="dxa" w:w="2400"/>
+            <w:gridSpan w:val="1"/>
+            <w:tcBorders>
+              <w:top w:val="none" w:color="FFFFFF" w:sz="0"/>
+              <w:left w:val="none" w:color="FFFFFF" w:sz="0"/>
+              <w:bottom w:val="single" w:color="000000" w:sz="12"/>
+              <w:right w:val="none" w:color="FFFFFF" w:sz="0"/>
+            </w:tcBorders>
+            <w:tcMar>
+              <w:top w:type="dxa" w:w="40"/>
+              <w:left w:type="dxa" w:w="70"/>
+              <w:bottom w:type="dxa" w:w="40"/>
+              <w:right w:type="dxa" w:w="70"/>
+            </w:tcMar>
+            <w:vAlign w:val="center"/>
+          </w:tcPr>
+          <w:p>
+            <w:pPr>
+              <w:spacing w:after="20" w:before="20" w:line="240"/>
+              <w:jc w:val="left"/>
+            </w:pPr>
+            <w:r>
+              <w:rPr>
+                <w:rFonts w:ascii="Consolas" w:cs="Consolas" w:eastAsia="Consolas" w:hAnsi="Consolas"/>
+                <w:b w:val="false"/>
+                <w:bCs w:val="false"/>
+                <w:i w:val="false"/>
+                <w:iCs w:val="false"/>
+                <w:sz w:val="16"/>
+                <w:szCs w:val="16"/>
+              </w:rPr>
+              <w:t xml:space="preserve">Fwd Header Length</w:t>
+            </w:r>
+          </w:p>
+        </w:tc>
+        <w:tc>
+          <w:tcPr>
+            <w:tcW w:type="dxa" w:w="2400"/>
+            <w:gridSpan w:val="1"/>
+            <w:tcBorders>
+              <w:top w:val="none" w:color="FFFFFF" w:sz="0"/>
+              <w:left w:val="none" w:color="FFFFFF" w:sz="0"/>
+              <w:bottom w:val="single" w:color="000000" w:sz="12"/>
+              <w:right w:val="none" w:color="FFFFFF" w:sz="0"/>
+            </w:tcBorders>
+            <w:tcMar>
+              <w:top w:type="dxa" w:w="40"/>
+              <w:left w:type="dxa" w:w="70"/>
+              <w:bottom w:type="dxa" w:w="40"/>
+              <w:right w:type="dxa" w:w="70"/>
+            </w:tcMar>
+            <w:vAlign w:val="center"/>
+          </w:tcPr>
+          <w:p>
+            <w:pPr>
+              <w:spacing w:after="20" w:before="20" w:line="240"/>
+              <w:jc w:val="left"/>
+            </w:pPr>
+            <w:r>
+              <w:rPr>
+                <w:rFonts w:ascii="Consolas" w:cs="Consolas" w:eastAsia="Consolas" w:hAnsi="Consolas"/>
+                <w:b w:val="false"/>
+                <w:bCs w:val="false"/>
+                <w:i w:val="false"/>
+                <w:iCs w:val="false"/>
+                <w:sz w:val="16"/>
+                <w:szCs w:val="16"/>
+              </w:rPr>
+              <w:t xml:space="preserve">Fwd Header Length.1</w:t>
+            </w:r>
+          </w:p>
+        </w:tc>
+        <w:tc>
+          <w:tcPr>
+            <w:tcW w:type="dxa" w:w="1613"/>
+            <w:gridSpan w:val="1"/>
+            <w:tcBorders>
+              <w:top w:val="none" w:color="FFFFFF" w:sz="0"/>
+              <w:left w:val="none" w:color="FFFFFF" w:sz="0"/>
+              <w:bottom w:val="single" w:color="000000" w:sz="12"/>
+              <w:right w:val="none" w:color="FFFFFF" w:sz="0"/>
+            </w:tcBorders>
+            <w:tcMar>
+              <w:top w:type="dxa" w:w="40"/>
+              <w:left w:type="dxa" w:w="70"/>
+              <w:bottom w:type="dxa" w:w="40"/>
+              <w:right w:type="dxa" w:w="70"/>
+            </w:tcMar>
+            <w:vAlign w:val="center"/>
+          </w:tcPr>
+          <w:p>
+            <w:pPr>
+              <w:spacing w:after="20" w:before="20" w:line="240"/>
+              <w:jc w:val="center"/>
+            </w:pPr>
+            <w:r>
+              <w:rPr>
+                <w:rFonts w:ascii="Calibri" w:cs="Calibri" w:eastAsia="Calibri" w:hAnsi="Calibri"/>
+                <w:b w:val="false"/>
+                <w:bCs w:val="false"/>
+                <w:i w:val="false"/>
+                <w:iCs w:val="false"/>
+                <w:sz w:val="18"/>
+                <w:szCs w:val="18"/>
+              </w:rPr>
+              <w:t xml:space="preserve">0.2446</w:t>
+            </w:r>
+          </w:p>
+        </w:tc>
+        <w:tc>
+          <w:tcPr>
+            <w:tcW w:type="dxa" w:w="1613"/>
+            <w:gridSpan w:val="1"/>
+            <w:tcBorders>
+              <w:top w:val="none" w:color="FFFFFF" w:sz="0"/>
+              <w:left w:val="none" w:color="FFFFFF" w:sz="0"/>
+              <w:bottom w:val="single" w:color="000000" w:sz="12"/>
+              <w:right w:val="none" w:color="FFFFFF" w:sz="0"/>
+            </w:tcBorders>
+            <w:tcMar>
+              <w:top w:type="dxa" w:w="40"/>
+              <w:left w:type="dxa" w:w="70"/>
+              <w:bottom w:type="dxa" w:w="40"/>
+              <w:right w:type="dxa" w:w="70"/>
+            </w:tcMar>
+            <w:vAlign w:val="center"/>
+          </w:tcPr>
+          <w:p>
+            <w:pPr>
+              <w:spacing w:after="20" w:before="20" w:line="240"/>
+              <w:jc w:val="center"/>
+            </w:pPr>
+            <w:r>
+              <w:rPr>
+                <w:rFonts w:ascii="Calibri" w:cs="Calibri" w:eastAsia="Calibri" w:hAnsi="Calibri"/>
+                <w:b w:val="false"/>
+                <w:bCs w:val="false"/>
+                <w:i w:val="false"/>
+                <w:iCs w:val="false"/>
+                <w:sz w:val="18"/>
+                <w:szCs w:val="18"/>
+              </w:rPr>
+              <w:t xml:space="preserve">+0.00421</w:t>
+            </w:r>
+          </w:p>
+        </w:tc>
+        <w:tc>
+          <w:tcPr>
+            <w:tcW w:type="dxa" w:w="1612"/>
+            <w:gridSpan w:val="1"/>
+            <w:tcBorders>
+              <w:top w:val="none" w:color="FFFFFF" w:sz="0"/>
+              <w:left w:val="none" w:color="FFFFFF" w:sz="0"/>
+              <w:bottom w:val="single" w:color="000000" w:sz="12"/>
+              <w:right w:val="none" w:color="FFFFFF" w:sz="0"/>
+            </w:tcBorders>
+            <w:tcMar>
+              <w:top w:type="dxa" w:w="40"/>
+              <w:left w:type="dxa" w:w="70"/>
+              <w:bottom w:type="dxa" w:w="40"/>
+              <w:right w:type="dxa" w:w="70"/>
+            </w:tcMar>
+            <w:vAlign w:val="center"/>
+          </w:tcPr>
+          <w:p>
+            <w:pPr>
+              <w:spacing w:after="20" w:before="20" w:line="240"/>
+              <w:jc w:val="center"/>
+            </w:pPr>
+            <w:r>
+              <w:rPr>
+                <w:rFonts w:ascii="Calibri" w:cs="Calibri" w:eastAsia="Calibri" w:hAnsi="Calibri"/>
+                <w:b w:val="false"/>
+                <w:bCs w:val="false"/>
+                <w:i w:val="false"/>
+                <w:iCs w:val="false"/>
+                <w:sz w:val="18"/>
+                <w:szCs w:val="18"/>
+              </w:rPr>
+              <w:t xml:space="preserve">0.00000</w:t>
+            </w:r>
+          </w:p>
+        </w:tc>
+      </w:tr>
+    </w:tbl>
+    <w:p>
+      <w:pPr>
+        <w:spacing w:after="120" w:line="276" w:lineRule="auto"/>
+      </w:pPr>
+    </w:p>
+    <w:p>
+      <w:pPr>
+        <w:spacing w:after="120" w:line="276"/>
+        <w:jc w:val="both"/>
+      </w:pPr>
+      <w:r>
+        <w:rPr>
+          <w:rFonts w:ascii="Times New Roman" w:cs="Times New Roman" w:eastAsia="Times New Roman" w:hAnsi="Times New Roman"/>
+          <w:b/>
+          <w:bCs/>
+          <w:i w:val="false"/>
+          <w:iCs w:val="false"/>
+          <w:sz w:val="22"/>
+          <w:szCs w:val="22"/>
+        </w:rPr>
+        <w:t xml:space="preserve">The rule excludes nothing on CICIDS2017, and that is also a result. </w:t>
+      </w:r>
+      <w:r>
+        <w:rPr>
+          <w:rFonts w:ascii="Times New Roman" w:cs="Times New Roman" w:eastAsia="Times New Roman" w:hAnsi="Times New Roman"/>
+          <w:b w:val="false"/>
+          <w:bCs w:val="false"/>
+          <w:i w:val="false"/>
+          <w:iCs w:val="false"/>
+          <w:sz w:val="22"/>
+          <w:szCs w:val="22"/>
+        </w:rPr>
+        <w:t xml:space="preserve">Forty-three of the sixty-nine behavioural features pass the predictivity filter, and none of them falls below the exclusion threshold. The lowest ratio among them is 0.6726, on </w:t>
+      </w:r>
+      <w:r>
+        <w:rPr>
+          <w:rFonts w:ascii="Consolas" w:cs="Consolas" w:eastAsia="Consolas" w:hAnsi="Consolas"/>
+          <w:b w:val="false"/>
+          <w:bCs w:val="false"/>
+          <w:i w:val="false"/>
+          <w:iCs w:val="false"/>
+          <w:sz w:val="20"/>
+          <w:szCs w:val="20"/>
+        </w:rPr>
+        <w:t xml:space="preserve">Bwd IAT Std</w:t>
+      </w:r>
+      <w:r>
+        <w:rPr>
+          <w:rFonts w:ascii="Times New Roman" w:cs="Times New Roman" w:eastAsia="Times New Roman" w:hAnsi="Times New Roman"/>
+          <w:b w:val="false"/>
+          <w:bCs w:val="false"/>
+          <w:i w:val="false"/>
+          <w:iCs w:val="false"/>
+          <w:sz w:val="22"/>
+          <w:szCs w:val="22"/>
+        </w:rPr>
+        <w:t xml:space="preserve">, under the macro-F1 normalisation used here, and 0.9110, on </w:t>
+      </w:r>
+      <w:r>
+        <w:rPr>
+          <w:rFonts w:ascii="Consolas" w:cs="Consolas" w:eastAsia="Consolas" w:hAnsi="Consolas"/>
+          <w:b w:val="false"/>
+          <w:bCs w:val="false"/>
+          <w:i w:val="false"/>
+          <w:iCs w:val="false"/>
+          <w:sz w:val="20"/>
+          <w:szCs w:val="20"/>
+        </w:rPr>
+        <w:t xml:space="preserve">Bwd Packet Length Max</w:t>
+      </w:r>
+      <w:r>
+        <w:rPr>
+          <w:rFonts w:ascii="Times New Roman" w:cs="Times New Roman" w:eastAsia="Times New Roman" w:hAnsi="Times New Roman"/>
+          <w:b w:val="false"/>
+          <w:bCs w:val="false"/>
+          <w:i w:val="false"/>
+          <w:iCs w:val="false"/>
+          <w:sz w:val="22"/>
+          <w:szCs w:val="22"/>
+        </w:rPr>
+        <w:t xml:space="preserve">, under the raw accuracy ratio, so the conclusion holds under either reading. The behavioural blacklist of CICIDS2017 is empty: its one schedule shortcut is the timestamp, and the timestamp is removed by name before the rule is applied. This answers the objection symmetric to the one Section 6.2 raises. A rule that excludes eight of sixty-three columns on one corpus and none of sixty-nine on another is not a rule that manufactures exclusions wherever it is pointed. One caveat belongs with the result rather than against it: the timestamp itself transfers at 0.68 when the ratio is taken over macro-F1, against 0.11 over accuracies, so on this corpus the normalisation that makes the behavioural sweep meaningful would not have flagged the one feature we know to be a shortcut. It is caught by the identifier and positional name lists, which is the first of the two independent remedies described in Section 9, and this is a concrete instance of why the audit is not offered as a complete leakage test.</w:t>
+      </w:r>
+    </w:p>
+    <w:p>
+      <w:pPr>
+        <w:spacing w:after="120" w:line="276"/>
+        <w:jc w:val="both"/>
+      </w:pPr>
+      <w:r>
+        <w:rPr>
+          <w:rFonts w:ascii="Times New Roman" w:cs="Times New Roman" w:eastAsia="Times New Roman" w:hAnsi="Times New Roman"/>
+          <w:b/>
+          <w:bCs/>
+          <w:i w:val="false"/>
+          <w:iCs w:val="false"/>
+          <w:sz w:val="22"/>
+          <w:szCs w:val="22"/>
+        </w:rPr>
+        <w:t xml:space="preserve">The published predictivity filter does not transpose, and only a second corpus could have shown it. </w:t>
+      </w:r>
+      <w:r>
+        <w:rPr>
+          <w:rFonts w:ascii="Times New Roman" w:cs="Times New Roman" w:eastAsia="Times New Roman" w:hAnsi="Times New Roman"/>
+          <w:b w:val="false"/>
+          <w:bCs w:val="false"/>
+          <w:i w:val="false"/>
+          <w:iCs w:val="false"/>
+          <w:sz w:val="22"/>
+          <w:szCs w:val="22"/>
+        </w:rPr>
+        <w:t xml:space="preserve">The rule of Section 4.3 acts on features that are individually predictive, defined as an accuracy above three times the majority-class rate. On a corpus whose majority class holds 80.30% of flows, three times that rate exceeds one and no feature can qualify; worse, single-feature accuracy is uninformative there at all, since a column that predicts everything benign already scores 0.803. We record two re-expressions and use the second. The first keeps accuracy and states the threshold as a fraction of the margin above chance, an accuracy above c + κ(1 − c) with c the majority-class rate and κ = 0.4818, which reproduces the published GeNIS rule exactly, since 0.1942 + 0.4818 × 0.8058 = 0.5827 = 3 × 0.1942; on CICIDS2017 it admits nine features, because the accuracy it rests on is saturated by the majority class. The second keeps the form of the rule, three times the baseline, and moves both the filter and the ratio onto macro-F1, whose baseline is measured rather than assumed: the majority-class classifier scores macro-F1 0.0636, so the filter is macro-F1 &gt; 0.1909. It admits forty-three features and is the rule reported here. The published threshold is thus specific to a corpus with a moderate majority class, and no amount of further analysis on GeNIS could have revealed that.</w:t>
+      </w:r>
+    </w:p>
+    <w:p>
+      <w:pPr>
+        <w:spacing w:after="120" w:line="276"/>
+        <w:jc w:val="both"/>
+      </w:pPr>
+      <w:r>
+        <w:rPr>
+          <w:rFonts w:ascii="Times New Roman" w:cs="Times New Roman" w:eastAsia="Times New Roman" w:hAnsi="Times New Roman"/>
+          <w:b/>
+          <w:bCs/>
+          <w:i w:val="false"/>
+          <w:iCs w:val="false"/>
+          <w:sz w:val="22"/>
+          <w:szCs w:val="22"/>
+        </w:rPr>
+        <w:t xml:space="preserve">A point of record on the column count. </w:t>
+      </w:r>
+      <w:r>
+        <w:rPr>
+          <w:rFonts w:ascii="Times New Roman" w:cs="Times New Roman" w:eastAsia="Times New Roman" w:hAnsi="Times New Roman"/>
+          <w:b w:val="false"/>
+          <w:bCs w:val="false"/>
+          <w:i w:val="false"/>
+          <w:iCs w:val="false"/>
+          <w:sz w:val="22"/>
+          <w:szCs w:val="22"/>
+        </w:rPr>
+        <w:t xml:space="preserve">The GeneratedLabelledFlows files carry eighty-five columns, including the flow identifier, the addresses, the two ports, the protocol and the timestamp. The count of seventy-nine columns reported in our earlier comparative study [7] is the MachineLearningCVE distribution, which the corpus authors publish with six of those columns already removed. That study therefore did not train on flow identifiers or addresses; its description of the feature set left the point ambiguous, and we settle it here because Section 5 reuses its architectures.</w:t>
+      </w:r>
+    </w:p>
+    <w:p>
+      <w:pPr>
+        <w:pStyle w:val="Heading2"/>
+        <w:keepNext/>
+        <w:spacing w:after="120" w:before="240"/>
+      </w:pPr>
+      <w:r>
+        <w:rPr>
+          <w:rFonts w:ascii="Calibri" w:cs="Calibri" w:eastAsia="Calibri" w:hAnsi="Calibri"/>
+          <w:b/>
+          <w:bCs/>
+          <w:color w:val="1F3864"/>
+          <w:sz w:val="24"/>
+          <w:szCs w:val="24"/>
+        </w:rPr>
+        <w:t xml:space="preserve">7.2 What the second corpus settles, and what it leaves open</w:t>
+      </w:r>
+    </w:p>
+    <w:p>
+      <w:pPr>
+        <w:spacing w:after="120" w:line="276"/>
+        <w:jc w:val="both"/>
+      </w:pPr>
+      <w:r>
+        <w:rPr>
+          <w:rFonts w:ascii="Times New Roman" w:cs="Times New Roman" w:eastAsia="Times New Roman" w:hAnsi="Times New Roman"/>
+          <w:b/>
+          <w:bCs/>
+          <w:i w:val="false"/>
+          <w:iCs w:val="false"/>
+          <w:sz w:val="22"/>
+          <w:szCs w:val="22"/>
+        </w:rPr>
+        <w:t xml:space="preserve">Confirmed on two corpora. </w:t>
+      </w:r>
+      <w:r>
+        <w:rPr>
+          <w:rFonts w:ascii="Times New Roman" w:cs="Times New Roman" w:eastAsia="Times New Roman" w:hAnsi="Times New Roman"/>
+          <w:b w:val="false"/>
+          <w:bCs w:val="false"/>
+          <w:i w:val="false"/>
+          <w:iCs w:val="false"/>
+          <w:sz w:val="22"/>
+          <w:szCs w:val="22"/>
+        </w:rPr>
+        <w:t xml:space="preserve">The redundancy mechanism behind our first finding recurs. On a different corpus, a different exporter and a different feature vocabulary, columns that are numerically identical receive an attribution score of exactly zero, the most predictive of them carry substantial class information on their own, and an isolated evaluation of each feature exposes what the ranking hides. Two observations of a mechanism whose statistical basis is established independently of both corpora [26, 27] is not a survey of exporters, but it is the strongest support the claim can have short of one.</w:t>
+      </w:r>
+    </w:p>
+    <w:p>
+      <w:pPr>
+        <w:spacing w:after="120" w:line="276"/>
+        <w:jc w:val="both"/>
+      </w:pPr>
+      <w:r>
+        <w:rPr>
+          <w:rFonts w:ascii="Times New Roman" w:cs="Times New Roman" w:eastAsia="Times New Roman" w:hAnsi="Times New Roman"/>
+          <w:b/>
+          <w:bCs/>
+          <w:i w:val="false"/>
+          <w:iCs w:val="false"/>
+          <w:sz w:val="22"/>
+          <w:szCs w:val="22"/>
+        </w:rPr>
+        <w:t xml:space="preserve">Corrected by the second corpus. </w:t>
+      </w:r>
+      <w:r>
+        <w:rPr>
+          <w:rFonts w:ascii="Times New Roman" w:cs="Times New Roman" w:eastAsia="Times New Roman" w:hAnsi="Times New Roman"/>
+          <w:b w:val="false"/>
+          <w:bCs w:val="false"/>
+          <w:i w:val="false"/>
+          <w:iCs w:val="false"/>
+          <w:sz w:val="22"/>
+          <w:szCs w:val="22"/>
+        </w:rPr>
+        <w:t xml:space="preserve">Our second finding was that temporal splitting was necessary but not sufficient. Section 6.2 already bounded that claim to classes occupying a single contiguous window and recorded that the structure was untested elsewhere. It is now tested once, and CICIDS2017 does not have it: the probe that survives temporal ordering on GeNIS at 0.9862 collapses to 0.1028. The lesson that carries is therefore weaker than one corpus suggested, and more useful. Whether a temporal protocol neutralises a schedule shortcut is a measurable property of the corpus rather than a property of the protocol, and the timestamp probe run under both protocols is the measurement. We would rather report a finding narrowed by evidence than leave the wider version standing on a single corpus.</w:t>
+      </w:r>
+    </w:p>
+    <w:p>
+      <w:pPr>
+        <w:spacing w:after="120" w:line="276"/>
+        <w:jc w:val="both"/>
+      </w:pPr>
+      <w:r>
+        <w:rPr>
+          <w:rFonts w:ascii="Times New Roman" w:cs="Times New Roman" w:eastAsia="Times New Roman" w:hAnsi="Times New Roman"/>
+          <w:b/>
+          <w:bCs/>
+          <w:i w:val="false"/>
+          <w:iCs w:val="false"/>
+          <w:sz w:val="22"/>
+          <w:szCs w:val="22"/>
+        </w:rPr>
+        <w:t xml:space="preserve">What this section does not do. </w:t>
+      </w:r>
+      <w:r>
+        <w:rPr>
+          <w:rFonts w:ascii="Times New Roman" w:cs="Times New Roman" w:eastAsia="Times New Roman" w:hAnsi="Times New Roman"/>
+          <w:b w:val="false"/>
+          <w:bCs w:val="false"/>
+          <w:i w:val="false"/>
+          <w:iCs w:val="false"/>
+          <w:sz w:val="22"/>
+          <w:szCs w:val="22"/>
+        </w:rPr>
+        <w:t xml:space="preserve">It is an audit, not a benchmark: no detector ranking, no seeds and no significance testing were computed on CICIDS2017, and every statement in Section 6 about which detector wins remains a statement about GeNIS. The probes are also smaller than their GeNIS counterparts. The single-feature sweep runs on a stratified subsample of 300 000 training flows, and permutation importance comes from one reference model over five repeats on 15 000 test flows, scored on accuracy; that is the measure a standard pipeline would use, which is the point of the comparison, but on an 80% majority class it resolves little, and the zeros in Table 10 are zeros of that measure. Two corpora are not a survey either, and both are laboratory captures with scripted attacks rather than observed production traffic. The third finding, the autoencoder, was not re-examined at all. Finally, we used the original released CICIDS2017 files rather than one of the corrected redistributions [1, 2, 3], because what we audit here is column structure and capture schedule rather than label quality; a replication on corrected labels could move the eligibility counts and should be expected to.</w:t>
+      </w:r>
+    </w:p>
+    <w:p>
+      <w:pPr>
+        <w:pStyle w:val="Heading1"/>
+        <w:keepNext/>
+        <w:spacing w:after="120" w:before="320"/>
+      </w:pPr>
+      <w:r>
+        <w:rPr>
+          <w:rFonts w:ascii="Calibri" w:cs="Calibri" w:eastAsia="Calibri" w:hAnsi="Calibri"/>
+          <w:b/>
+          <w:bCs/>
+          <w:color w:val="1F3864"/>
+          <w:sz w:val="28"/>
+          <w:szCs w:val="28"/>
+        </w:rPr>
+        <w:t xml:space="preserve">8. Discussion</w:t>
+      </w:r>
+    </w:p>
+    <w:p>
+      <w:pPr>
+        <w:spacing w:after="120" w:line="276"/>
+        <w:jc w:val="both"/>
+      </w:pPr>
+      <w:r>
+        <w:rPr>
+          <w:rFonts w:ascii="Times New Roman" w:cs="Times New Roman" w:eastAsia="Times New Roman" w:hAnsi="Times New Roman"/>
+          <w:b/>
+          <w:bCs/>
+          <w:sz w:val="22"/>
+          <w:szCs w:val="22"/>
+        </w:rPr>
+        <w:t xml:space="preserve">What a benchmark on a saturated corpus can and cannot say. </w:t>
+      </w:r>
+      <w:r>
+        <w:rPr>
+          <w:rFonts w:ascii="Times New Roman" w:cs="Times New Roman" w:eastAsia="Times New Roman" w:hAnsi="Times New Roman"/>
+          <w:b w:val="false"/>
+          <w:bCs w:val="false"/>
+          <w:i w:val="false"/>
+          <w:iCs w:val="false"/>
+          <w:sz w:val="22"/>
+          <w:szCs w:val="22"/>
+        </w:rPr>
+        <w:t xml:space="preserve">Eleven supervised detectors, five seeds and paired significance tests converge on the conclusion that the nine-class GeNIS task is solved under a random split, and that the resulting leaderboard is not interpretable. This is not a defect of the corpus, which was built to be a reliable and modern reference; it is a property of testbed traffic in which attacks are executed one family at a time against a small enterprise topology. The productive response is to change what the benchmark measures (protocol robustness, calibration, cost, interval sensitivity) rather than to keep reporting fourth decimals.</w:t>
+      </w:r>
+    </w:p>
+    <w:p>
+      <w:pPr>
+        <w:spacing w:after="120" w:line="276"/>
+        <w:jc w:val="both"/>
+      </w:pPr>
+      <w:r>
+        <w:rPr>
+          <w:rFonts w:ascii="Times New Roman" w:cs="Times New Roman" w:eastAsia="Times New Roman" w:hAnsi="Times New Roman"/>
+          <w:b/>
+          <w:bCs/>
+          <w:sz w:val="22"/>
+          <w:szCs w:val="22"/>
+        </w:rPr>
+        <w:t xml:space="preserve">Shortcut auditing should not be delegated to attribution alone. </w:t>
+      </w:r>
+      <w:r>
+        <w:rPr>
+          <w:rFonts w:ascii="Times New Roman" w:cs="Times New Roman" w:eastAsia="Times New Roman" w:hAnsi="Times New Roman"/>
+          <w:b w:val="false"/>
+          <w:bCs w:val="false"/>
+          <w:i w:val="false"/>
+          <w:iCs w:val="false"/>
+          <w:sz w:val="22"/>
+          <w:szCs w:val="22"/>
+        </w:rPr>
+        <w:t xml:space="preserve">Our strongest transferable result is negative and methodological: on GeNIS, the eight behavioural shortcuts we identify are exactly the features that attribution methods score at zero. On this corpus, pipelines that selected candidate shortcuts using importance ranking, SHAP, or recursive elimination retained redundant shortcuts, whereas an isolated, two-protocol evaluation of each feature exposed them. The mechanism behind that failure, a measure of single-feature perturbation cannot see information that is duplicated, is not specific to GeNIS and is documented for dependent predictors [26, 27]. How often exporters emit several statistics of the same underlying quantity is not settled by one corpus either, but it is no longer untested: Section 7 finds seven pairs of numerically identical columns in CICIDS2017, produced by a different exporter, and ten of the fourteen columns involved receive an attribution score of exactly zero.</w:t>
+      </w:r>
+    </w:p>
+    <w:p>
+      <w:pPr>
+        <w:spacing w:after="120" w:line="276"/>
+        <w:jc w:val="both"/>
+      </w:pPr>
+      <w:r>
+        <w:rPr>
+          <w:rFonts w:ascii="Times New Roman" w:cs="Times New Roman" w:eastAsia="Times New Roman" w:hAnsi="Times New Roman"/>
+          <w:b/>
+          <w:bCs/>
+          <w:sz w:val="22"/>
+          <w:szCs w:val="22"/>
+        </w:rPr>
+        <w:t xml:space="preserve">Temporal evaluation was necessary but not sufficient on GeNIS. </w:t>
+      </w:r>
+      <w:r>
+        <w:rPr>
+          <w:rFonts w:ascii="Times New Roman" w:cs="Times New Roman" w:eastAsia="Times New Roman" w:hAnsi="Times New Roman"/>
+          <w:b w:val="false"/>
+          <w:bCs w:val="false"/>
+          <w:i w:val="false"/>
+          <w:iCs w:val="false"/>
+          <w:sz w:val="22"/>
+          <w:szCs w:val="22"/>
+        </w:rPr>
+        <w:t xml:space="preserve">The finding that the timestamp probe survived a per-class temporal split at 0.9862 has methodological implications for corpora with similar capture protocols. Chronological evaluation defends against learning future information; on GeNIS, it did not defend against learning which window belonged to which class when the windows are disjoint by construction. GeNIS, a corpus generated by sequential attack scenarios on a CyberRange, required feature exclusion in addition to temporal splitting, and the two remedies were not interchangeable on this benchmark. Section 7 tests that structure on one further corpus and does not find it: on CICIDS2017 the same probe falls to 0.1028 under the per-class temporal protocol, because benign traffic there runs across all five capture days rather than in a window of its own. The transferable claim is therefore narrower than a single corpus suggested, and it is a claim about corpora rather than about protocols: whether chronological evaluation neutralises a schedule shortcut depends on the capture design, and a timestamp probe under both protocols measures it in one decision tree.</w:t>
       </w:r>
     </w:p>
     <w:p>
@@ -24394,10 +28263,10 @@
           <w:b/>
           <w:bCs/>
         </w:rPr>
-        <w:t xml:space="preserve">Logistic regression is the result we did not expect.</w:t>
-      </w:r>
-      <w:r>
-        <w:t xml:space="preserve"> It reaches 0.9944 under the temporal protocol, third overall and ahead of both gradient-boosted ensembles and every recurrent or dense network, at 1.14 million flows per second and a negligible model footprint. Its fitted temperature of 0.70 also leaves usable probability estimates. On this corpus, the quality-per-unit-cost argument favours it by a wide margin, and any claim that a deep architecture is required here has to answer that number first.</w:t>
+        <w:t xml:space="preserve">Which detectors are actually viable, and on which axis.</w:t>
+      </w:r>
+      <w:r>
+        <w:t xml:space="preserve"> The four preceding subsections each rank the detectors differently, so a synthesis is needed. We deliberately exclude training time from the criteria: it was measured in a hosted runtime whose accelerator allocation varied between sessions, so it reflects hardware availability as much as model cost (Section 9). The four axes below are all measured on a stable basis, Table 11 collects them and Figure 13 shows where each detector actually loses.</w:t>
       </w:r>
     </w:p>
     <w:p>
@@ -24410,10 +28279,10 @@
           <w:b/>
           <w:bCs/>
         </w:rPr>
-        <w:t xml:space="preserve">Robustness to the aggregation interval separates the families more sharply than accuracy does.</w:t>
-      </w:r>
-      <w:r>
-        <w:t xml:space="preserve"> The interval is an infrastructure parameter chosen by whoever deploys the exporter, not a property the detector controls, so sensitivity to it is a viability question. The tree ensembles are indifferent: XGBoost stays at macro-F1 1.0000 with a zero false-positive rate at 5, 10, 30 and 60 seconds. The DNN is not: it falls from 0.9981 at 60 s to 0.85 at 30 s and to roughly 0.51 at 10 and 5 s, with false-positive rates of 34 and 39% at the two shortest intervals. Combined with its last place under the temporal protocol (0.9730), the DNN is the one detector in this benchmark we would not deploy. We also record an instability on the other side: at the 10-second interval one LightGBM seed out of three collapsed to 0.8374 with a 7.71% false-positive rate while the other two stayed near 1.0000.</w:t>
+        <w:t xml:space="preserve">No detector wins on all four axes, and the ordering inverts between them.</w:t>
+      </w:r>
+      <w:r>
+        <w:t xml:space="preserve"> Under the temporal protocol the FT-Transformer leads at 0.9966, but it processes 430 flows per second, a hundred times fewer than XGBoost. XGBoost is mid-table on quality at 0.9888 yet dominates cost at 46 317 flows per second in a 2.13 MB model, and is unchanged to four decimals by tuning. A benchmark that reports a single axis therefore selects its winner by selecting its axis, which is the practical form of the saturation problem: when eleven pairs are statistically indistinguishable on accuracy, the operative criteria are the ones accuracy does not capture.</w:t>
       </w:r>
     </w:p>
     <w:p>
@@ -24426,10 +28295,10 @@
           <w:b/>
           <w:bCs/>
         </w:rPr>
-        <w:t xml:space="preserve">Sharp posteriors are a liability wherever confidence is consumed.</w:t>
-      </w:r>
-      <w:r>
-        <w:t xml:space="preserve"> Expected calibration error is at most 0.0009 for every model except naive Bayes, so calibration in the usual sense is not the discriminating criterion. The fitted temperatures are: 0.05 to 0.09 for the three tree ensembles, against 0.69 to 1.13 for the neural models and logistic regression. A temperature far below one is the signature of near-deterministic posteriors, which is harmless when the argmax is all that is consumed, and a real limitation when the downstream system pools probabilities, prioritises alerts by confidence, or defers on a rejection threshold. This is the axis on which the tree ensembles pay for their cost advantage.</w:t>
+        <w:t xml:space="preserve">Logistic regression is the result we did not expect.</w:t>
+      </w:r>
+      <w:r>
+        <w:t xml:space="preserve"> It reaches 0.9944 under the temporal protocol, third overall and ahead of both gradient-boosted ensembles and every recurrent or dense network, at 1.14 million flows per second and a negligible model footprint. Its fitted temperature of 0.70 also leaves usable probability estimates. On this corpus, the quality-per-unit-cost argument favours it by a wide margin, and any claim that a deep architecture is required here has to answer that number first.</w:t>
       </w:r>
     </w:p>
     <w:p>
@@ -24442,10 +28311,10 @@
           <w:b/>
           <w:bCs/>
         </w:rPr>
-        <w:t xml:space="preserve">What we would deploy on this corpus.</w:t>
-      </w:r>
-      <w:r>
-        <w:t xml:space="preserve"> XGBoost as the default, for its combination of cost, interval robustness and insensitivity to tuning, with the caveat that its posteriors are close to deterministic. Logistic regression wherever throughput dominates, since it costs an order of magnitude less again for higher temporal-protocol quality. The FT-Transformer only where detection quality is worth a hundredfold cost, and noting that its lead was obtained with a single untuned configuration. Random forest is dominated by XGBoost on every axis we measured, k-nearest neighbours does not scale (1 875 flows/s, 11.4 MB, and fitted on a capped 50 000-flow subsample), and naive Bayes is not competitive at 0.4994. One limit applies to all of this: the temporal protocol yields a single deterministic partition, so the temporal column carries no variance estimate and small gaps in it should not be over-read.</w:t>
+        <w:t xml:space="preserve">Robustness to the aggregation interval separates the families more sharply than accuracy does.</w:t>
+      </w:r>
+      <w:r>
+        <w:t xml:space="preserve"> The interval is an infrastructure parameter chosen by whoever deploys the exporter, not a property the detector controls, so sensitivity to it is a viability question. The tree ensembles are indifferent: XGBoost stays at macro-F1 1.0000 with a zero false-positive rate at 5, 10, 30 and 60 seconds. The DNN is not: it falls from 0.9981 at 60 s to 0.85 at 30 s and to roughly 0.51 at 10 and 5 s, with false-positive rates of 34 and 39% at the two shortest intervals. Combined with its last place under the temporal protocol (0.9730), the DNN is the one detector in this benchmark we would not deploy. We also record an instability on the other side: at the 10-second interval one LightGBM seed out of three collapsed to 0.8374 with a 7.71% false-positive rate while the other two stayed near 1.0000.</w:t>
       </w:r>
     </w:p>
     <w:p>
@@ -24455,13 +28324,45 @@
       </w:pPr>
       <w:r>
         <w:rPr>
+          <w:b/>
+          <w:bCs/>
+        </w:rPr>
+        <w:t xml:space="preserve">Sharp posteriors are a liability wherever confidence is consumed.</w:t>
+      </w:r>
+      <w:r>
+        <w:t xml:space="preserve"> Expected calibration error is at most 0.0009 for every model except naive Bayes, so calibration in the usual sense is not the discriminating criterion. The fitted temperatures are: 0.05 to 0.09 for the three tree ensembles, against 0.69 to 1.13 for the neural models and logistic regression. A temperature far below one is the signature of near-deterministic posteriors, which is harmless when the argmax is all that is consumed, and a real limitation when the downstream system pools probabilities, prioritises alerts by confidence, or defers on a rejection threshold. This is the axis on which the tree ensembles pay for their cost advantage.</w:t>
+      </w:r>
+    </w:p>
+    <w:p>
+      <w:pPr>
+        <w:spacing w:after="120" w:line="276" w:lineRule="auto"/>
+        <w:jc w:val="both"/>
+      </w:pPr>
+      <w:r>
+        <w:rPr>
+          <w:b/>
+          <w:bCs/>
+        </w:rPr>
+        <w:t xml:space="preserve">What we would deploy on this corpus.</w:t>
+      </w:r>
+      <w:r>
+        <w:t xml:space="preserve"> XGBoost as the default, for its combination of cost, interval robustness and insensitivity to tuning, with the caveat that its posteriors are close to deterministic. Logistic regression wherever throughput dominates, since it costs an order of magnitude less again for higher temporal-protocol quality. The FT-Transformer only where detection quality is worth a hundredfold cost, and noting that its lead was obtained with a single untuned configuration. Random forest is dominated by XGBoost on every axis we measured, k-nearest neighbours does not scale (1 875 flows/s, 11.4 MB, and fitted on a capped 50 000-flow subsample), and naive Bayes is not competitive at 0.4994. One limit applies to all of this: the temporal protocol yields a single deterministic partition, so the temporal column carries no variance estimate and small gaps in it should not be over-read.</w:t>
+      </w:r>
+    </w:p>
+    <w:p>
+      <w:pPr>
+        <w:spacing w:after="120" w:line="276" w:lineRule="auto"/>
+        <w:jc w:val="both"/>
+      </w:pPr>
+      <w:r>
+        <w:rPr>
           <w:rFonts w:ascii="Calibri" w:eastAsia="Calibri" w:hAnsi="Calibri" w:cs="Calibri"/>
           <w:b/>
           <w:bCs/>
           <w:sz w:val="18"/>
           <w:szCs w:val="18"/>
         </w:rPr>
-        <w:t xml:space="preserve">Table 9. </w:t>
+        <w:t xml:space="preserve">Table 11. </w:t>
       </w:r>
       <w:r>
         <w:rPr>
@@ -24469,7 +28370,7 @@
           <w:sz w:val="18"/>
           <w:szCs w:val="18"/>
         </w:rPr>
-        <w:t xml:space="preserve">Viability of each detector on four axes, ordered by macro-F1 under the temporal protocol. Training time is deliberately absent: it was measured in a hosted runtime whose accelerator allocation varied between sessions (Section 8). Interval robustness was measured for the three detectors carried through the multi-interval study; a fitted temperature far below one indicates near-deterministic posteriors rather than miscalibration.</w:t>
+        <w:t xml:space="preserve">Viability of each detector on four axes, ordered by macro-F1 under the temporal protocol. Training time is deliberately absent: it was measured in a hosted runtime whose accelerator allocation varied between sessions (Section 9). Interval robustness was measured for the three detectors carried through the multi-interval study; a fitted temperature far below one indicates near-deterministic posteriors rather than miscalibration.</w:t>
       </w:r>
     </w:p>
     <w:tbl>
@@ -26331,7 +30232,7 @@
         <w:t xml:space="preserve">What each of these studies licenses a reader to believe. </w:t>
       </w:r>
       <w:r>
-        <w:t xml:space="preserve">One positioning question remains. Table 1 records which methodological ingredients each study uses. The more useful question for positioning is what each one establishes and at what price, since a benchmark run under a random split on a corpus with disjoint attack windows supports a much weaker claim than the same benchmark run under a protocol that has been audited. Table 10 sets the two side by side. It carries no column of reported accuracies: the studies evaluate different corpora, tasks and splits, and aligning their headline numbers would be the practice this paper argues against.</w:t>
+        <w:t xml:space="preserve">One positioning question remains. Table 1 records which methodological ingredients each study uses. The more useful question for positioning is what each one establishes and at what price, since a benchmark run under a random split on a corpus with disjoint attack windows supports a much weaker claim than the same benchmark run under a protocol that has been audited. Table 12 sets the two side by side. It carries no column of reported accuracies: the studies evaluate different corpora, tasks and splits, and aligning their headline numbers would be the practice this paper argues against.</w:t>
       </w:r>
     </w:p>
     <w:p>
@@ -26347,7 +30248,7 @@
           <w:sz w:val="18"/>
           <w:szCs w:val="18"/>
         </w:rPr>
-        <w:t xml:space="preserve">Table 10. </w:t>
+        <w:t xml:space="preserve">Table 12. </w:t>
       </w:r>
       <w:r>
         <w:rPr>
@@ -26355,7 +30256,7 @@
           <w:sz w:val="18"/>
           <w:szCs w:val="18"/>
         </w:rPr>
-        <w:t xml:space="preserve">What the closest related work establishes, under which protocol, and what it leaves open. Table 1 records which methodological ingredients each study uses; this table records what each one licenses a reader to believe. We deliberately do not align reported accuracies in a column: the studies above evaluate different corpora, tasks and splits, and placing their headline numbers side by side is the practice this paper argues against. The only quantitative comparison that would be controlled is with the corpus baseline, and Section 8 records why even that one is indicative rather than controlled.</w:t>
+        <w:t xml:space="preserve">What the closest related work establishes, under which protocol, and what it leaves open. Table 1 records which methodological ingredients each study uses; this table records what each one licenses a reader to believe. We deliberately do not align reported accuracies in a column: the studies above evaluate different corpora, tasks and splits, and placing their headline numbers side by side is the practice this paper argues against. The only quantitative comparison that would be controlled is with the corpus baseline, and Section 9 records why even that one is indicative rather than controlled.</w:t>
       </w:r>
     </w:p>
     <w:tbl>
@@ -27548,7 +31449,7 @@
           <w:sz w:val="28"/>
           <w:szCs w:val="28"/>
         </w:rPr>
-        <w:t xml:space="preserve">8. Threats to validity</w:t>
+        <w:t xml:space="preserve">9. Threats to validity</w:t>
       </w:r>
     </w:p>
     <w:p>
@@ -27576,7 +31477,7 @@
           <w:sz w:val="22"/>
           <w:szCs w:val="22"/>
         </w:rPr>
-        <w:t xml:space="preserve">The blacklist rests on a threshold, a predictivity filter, and, less visibly, on the decision to compare raw accuracies rather than above-chance accuracies. The last of these is the one that matters. Table 11 gives the full picture: with no correction the rule excludes eight behavioural features and the threshold sits in a 0.047-wide empty interval; with the uniform baseline 1/9 it excludes nine and the interval narrows to 0.034; with the majority-class rate p</w:t>
+        <w:t xml:space="preserve">The blacklist rests on a threshold, a predictivity filter, and, less visibly, on the decision to compare raw accuracies rather than above-chance accuracies. The last of these is the one that matters. Table 13 gives the full picture: with no correction the rule excludes eight behavioural features and the threshold sits in a 0.047-wide empty interval; with the uniform baseline 1/9 it excludes nine and the interval narrows to 0.034; with the majority-class rate p</w:t>
       </w:r>
       <w:r>
         <w:rPr>
@@ -27618,7 +31519,7 @@
           <w:sz w:val="18"/>
           <w:szCs w:val="18"/>
         </w:rPr>
-        <w:t xml:space="preserve">Table 11. </w:t>
+        <w:t xml:space="preserve">Table 13. </w:t>
       </w:r>
       <w:r>
         <w:rPr>
@@ -28345,7 +32246,7 @@
           <w:sz w:val="22"/>
           <w:szCs w:val="22"/>
         </w:rPr>
-        <w:t xml:space="preserve">The rule excludes a feature when its transferability falls below 0.50, and nothing in the data fixes that number. Table 12 reports what other choices would have produced. Two facts qualify the choice. It is stable locally: the blacklist is exactly the same for any threshold in the interval from 0.49 to 0.54, so the eight excluded columns are not a knife-edge artefact. But it is not the separation the data would have chosen: the widest gap in the transferability distribution of the thirty-eight eligible features lies between 0.67 and 0.79, and a threshold placed in that gap would exclude sixteen behavioural columns rather than eight. Our threshold sits in the second-widest region of the distribution rather than the widest. We keep 0.50 because it is the rule the published blacklist was produced under, and because doubling the exclusions on a criterion the corpus alone suggests would make the benchmark harder to compare with any other work; but a reader who prefers the data-driven boundary should read the 0.70 row of Table 12 as the alternative. What we do not report is the macro-F1 of every detector under each of these blacklists, which would require seven further campaigns; that is the experiment this analysis calls for and does not replace.</w:t>
+        <w:t xml:space="preserve">The rule excludes a feature when its transferability falls below 0.50, and nothing in the data fixes that number. Table 14 reports what other choices would have produced. Two facts qualify the choice. It is stable locally: the blacklist is exactly the same for any threshold in the interval from 0.49 to 0.54, so the eight excluded columns are not a knife-edge artefact. But it is not the separation the data would have chosen: the widest gap in the transferability distribution of the thirty-eight eligible features lies between 0.67 and 0.79, and a threshold placed in that gap would exclude sixteen behavioural columns rather than eight. Our threshold sits in the second-widest region of the distribution rather than the widest. We keep 0.50 because it is the rule the published blacklist was produced under, and because doubling the exclusions on a criterion the corpus alone suggests would make the benchmark harder to compare with any other work; but a reader who prefers the data-driven boundary should read the 0.70 row of Table 14 as the alternative. What we do not report is the macro-F1 of every detector under each of these blacklists, which would require seven further campaigns; that is the experiment this analysis calls for and does not replace.</w:t>
       </w:r>
     </w:p>
     <w:p>
@@ -28382,7 +32283,7 @@
           <w:sz w:val="18"/>
           <w:szCs w:val="18"/>
         </w:rPr>
-        <w:t xml:space="preserve">Table 12. </w:t>
+        <w:t xml:space="preserve">Table 14. </w:t>
       </w:r>
       <w:r>
         <w:rPr>
@@ -30268,7 +34169,7 @@
           <w:sz w:val="22"/>
           <w:szCs w:val="22"/>
         </w:rPr>
-        <w:t xml:space="preserve">GeNIS is CyberRange-generated traffic representing a small enterprise, dominated by volumetrically separable floods, and its benign traffic is synthesised by a profiler rather than observed. Every result in this paper was measured on that one corpus. Where we argue that a finding should carry further, we give the mechanism that would make it carry and state what remains untested; we do not claim that our conclusions about protocol and audit methodology are corpus-independent, and our conclusions about which detector wins are explicitly not.</w:t>
+        <w:t xml:space="preserve">GeNIS is CyberRange-generated traffic representing a small enterprise, dominated by volumetrically separable floods, and its benign traffic is synthesised by a profiler rather than observed. Every benchmark result in this paper was measured on that one corpus, and the audit was repeated on one further corpus (Section 7), which is a check on the audit rather than a second benchmark. Where we argue that a finding should carry further, we give the mechanism that would make it carry and state what remains untested; we do not claim that our conclusions about protocol and audit methodology are corpus-independent, and our conclusions about which detector wins are explicitly not.</w:t>
       </w:r>
     </w:p>
     <w:p>
@@ -30286,7 +34187,7 @@
           <w:sz w:val="28"/>
           <w:szCs w:val="28"/>
         </w:rPr>
-        <w:t xml:space="preserve">9. Conclusion</w:t>
+        <w:t xml:space="preserve">10. Conclusion</w:t>
       </w:r>
     </w:p>
     <w:p>
@@ -30322,7 +34223,7 @@
           <w:sz w:val="22"/>
           <w:szCs w:val="22"/>
         </w:rPr>
-        <w:t xml:space="preserve">Three results have methodological implications that may carry beyond this corpus. First, on GeNIS, a shortcut audit built on attribution scores assigned near-zero importance to the shortcuts we found: all eight behavioural shortcuts had permutation importance below 10⁻⁴ because they are mutually redundant, and six of them are numerically identical columns. Isolated two-protocol evaluation of each feature was required on this corpus, and we give the procedure and the resulting spectrum under two normalisations. Second, on GeNIS, temporal splitting alone did not neutralise the capture-schedule shortcut created by disjoint attack windows: a timestamp-only probe still reached 0.9862 under our per-class temporal protocol, against 0.9970 under a random one. Feature exclusion was the operative remedy on this corpus, not chronological ordering alone. Third, the benign-trained autoencoder evaluated here was anti-correlated with volumetric floods, reaching AUROC 0.0000 against </w:t>
+        <w:t xml:space="preserve">Three results have methodological implications that may carry beyond this corpus, and Section 7 reports what happened when we tested the first two of them on CICIDS2017. First, on GeNIS, a shortcut audit built on attribution scores assigned near-zero importance to the shortcuts we found: all eight behavioural shortcuts had permutation importance below 10⁻⁴ because they are mutually redundant, and six of them are numerically identical columns. Isolated two-protocol evaluation of each feature was required on this corpus, and we give the procedure and the resulting spectrum under two normalisations. Second, on GeNIS, temporal splitting alone did not neutralise the capture-schedule shortcut created by disjoint attack windows: a timestamp-only probe still reached 0.9862 under our per-class temporal protocol, against 0.9970 under a random one. Feature exclusion was the operative remedy on this corpus, not chronological ordering alone. Third, the benign-trained autoencoder evaluated here was anti-correlated with volumetric floods, reaching AUROC 0.0000 against </w:t>
       </w:r>
       <w:r>
         <w:rPr>
@@ -30382,7 +34283,7 @@
           <w:sz w:val="28"/>
           <w:szCs w:val="28"/>
         </w:rPr>
-        <w:t xml:space="preserve">10. Data and code availability</w:t>
+        <w:t xml:space="preserve">11. Data and code availability</w:t>
       </w:r>
     </w:p>
     <w:p>
@@ -30424,7 +34325,7 @@
           <w:sz w:val="22"/>
           <w:szCs w:val="22"/>
         </w:rPr>
-        <w:t xml:space="preserve">. Our artefact is released in two parts. The code, comprising the pipeline and the scripts that regenerate the figures and the tables, is at https://github.com/bahriala2/GeNIS2025. The measurements it produced are archived at </w:t>
+        <w:t xml:space="preserve">. CICIDS2017, used for the external audit of Section 7 in its GeneratedLabelledFlows distribution, is distributed by the Canadian Institute for Cybersecurity [9]. Our artefact is released in two parts. The code, comprising the pipeline and the scripts that regenerate the figures and the tables, is at https://github.com/bahriala2/GeNIS2025. The measurements it produced are archived at </w:t>
       </w:r>
       <w:r>
         <w:rPr>
@@ -30496,7 +34397,7 @@
           <w:sz w:val="22"/>
           <w:szCs w:val="22"/>
         </w:rPr>
-        <w:t xml:space="preserve"> contains the trained detectors of the reference configuration and their fitted preprocessing parameters.</w:t>
+        <w:t xml:space="preserve"> contains the trained detectors of the reference configuration and their fitted preprocessing parameters. The notebook that performs the external audit of Section 7 and the result file it writes, which carries the day matrix, both timestamp probes, the transferability of all sixty-nine behavioural features and the permutation importances of Table 10, are in the code repository.</w:t>
       </w:r>
     </w:p>
     <w:p>
@@ -30514,7 +34415,7 @@
           <w:sz w:val="28"/>
           <w:szCs w:val="28"/>
         </w:rPr>
-        <w:t xml:space="preserve">11. Declaration of generative AI in the writing process</w:t>
+        <w:t xml:space="preserve">12. Declaration of generative AI in the writing process</w:t>
       </w:r>
     </w:p>
     <w:p>

--- a/paper/GeNIS_benchmark_article.docx
+++ b/paper/GeNIS_benchmark_article.docx
@@ -24373,7 +24373,7 @@
           <w:sz w:val="22"/>
           <w:szCs w:val="22"/>
         </w:rPr>
-        <w:t xml:space="preserve">) are excluded by name exactly as in Section 4.3; eight columns are constant over the whole corpus and are dropped; sixty-nine behavioural features remain. Five components of the audit are repeated: the global chronological split, the timestamp probe under both protocols, the single-feature transferability sweep over all sixty-nine features, permutation importance from a reference gradient-boosted model, and the check for numerically identical columns. No detector is benchmarked and no ranking is produced. Table 9 places the two audits side by side.</w:t>
+        <w:t xml:space="preserve">) are excluded by name exactly as in Section 4.3; eight columns are constant over the whole corpus and are dropped; sixty-nine behavioural features remain. Five components of the audit are repeated: the global chronological split, the timestamp probe under both protocols, the single-feature transferability sweep over all sixty-nine features, permutation importance from a reference gradient-boosted model, and the check for numerically identical columns. No detector is benchmarked and no ranking is produced. Table 9 places the two audits side by side, and Figure 13 carries the three measurements the section turns on.</w:t>
       </w:r>
     </w:p>
     <w:p>
@@ -24421,7 +24421,7 @@
           <w:sz w:val="22"/>
           <w:szCs w:val="22"/>
         </w:rPr>
-        <w:t xml:space="preserve">A decision tree given only the timestamp classifies the fifteen classes at 0.9529 under the stratified protocol, against a majority-class rate of 0.8030: the shortcut that motivates this paper is present on CICIDS2017 as well. Under the per-class temporal protocol the same probe falls to 0.1028, far below the majority rate, for a transferability of 0.11 against 0.99 on GeNIS. The difference is a difference in capture design, not in method. On GeNIS each class occupies a narrow window disjoint from every other (Figure 2), so ordering flows inside a class leaves the association between class and position in the capture intact. On CICIDS2017 benign traffic runs continuously across all five days alongside the attacks, so ordering inside each class sends the late fraction of every class into the test partition at once, and the timestamp stops separating them. The consequence for Section 6.2 is precise, and it is not the one we expected: temporal splitting being necessary but not sufficient is not a general property of intrusion-detection corpora but a property of corpora whose classes occupy disjoint windows. Which of the two a corpus is can be settled with one decision tree, and we now recommend settling it rather than assuming either answer.</w:t>
+        <w:t xml:space="preserve">A decision tree given only the timestamp classifies the fifteen classes at 0.9529 under the stratified protocol, against a majority-class rate of 0.8030: the shortcut that motivates this paper is present on CICIDS2017 as well. Under the per-class temporal protocol the same probe falls to 0.1028, far below the majority rate, for a transferability of 0.11 against 0.99 on GeNIS (Figure 13c). The difference is a difference in capture design, not in method. On GeNIS each class occupies a narrow window disjoint from every other (Figure 2), so ordering flows inside a class leaves the association between class and position in the capture intact. On CICIDS2017 benign traffic runs continuously across all five days alongside the attacks, so ordering inside each class sends the late fraction of every class into the test partition at once, and the timestamp stops separating them. The consequence for Section 6.2 is precise, and it is not the one we expected: temporal splitting being necessary but not sufficient is not a general property of intrusion-detection corpora but a property of corpora whose classes occupy disjoint windows. Which of the two a corpus is can be settled with one decision tree, and we now recommend settling it rather than assuming either answer.</w:t>
       </w:r>
     </w:p>
     <w:p>
@@ -26229,7 +26229,7 @@
           <w:sz w:val="22"/>
           <w:szCs w:val="22"/>
         </w:rPr>
-        <w:t xml:space="preserve">The duplicate check finds seven pairs of columns that are equal on all 2 830 743 flows (Table 10). Ten of the fourteen columns involved have a permutation importance of exactly zero. The clearest case is </w:t>
+        <w:t xml:space="preserve">The duplicate check finds seven pairs of columns that are equal on all 2 830 743 flows (Table 10). Ten of the fourteen columns involved have a permutation importance of exactly zero (Figure 13b), which is the plane of Figure 4 drawn for a second corpus. The clearest case is </w:t>
       </w:r>
       <w:r>
         <w:rPr>
@@ -27932,7 +27932,7 @@
           <w:sz w:val="22"/>
           <w:szCs w:val="22"/>
         </w:rPr>
-        <w:t xml:space="preserve">Forty-three of the sixty-nine behavioural features pass the predictivity filter, and none of them falls below the exclusion threshold. The lowest ratio among them is 0.6726, on </w:t>
+        <w:t xml:space="preserve">Forty-three of the sixty-nine behavioural features pass the predictivity filter, and none of them falls below the exclusion threshold (Figure 13a). The lowest ratio among them is 0.6726, on </w:t>
       </w:r>
       <w:r>
         <w:rPr>
@@ -27981,6 +27981,71 @@
           <w:szCs w:val="22"/>
         </w:rPr>
         <w:t xml:space="preserve">, under the raw accuracy ratio, so the conclusion holds under either reading. The behavioural blacklist of CICIDS2017 is empty: its one schedule shortcut is the timestamp, and the timestamp is removed by name before the rule is applied. This answers the objection symmetric to the one Section 6.2 raises. A rule that excludes eight of sixty-three columns on one corpus and none of sixty-nine on another is not a rule that manufactures exclusions wherever it is pointed. One caveat belongs with the result rather than against it: the timestamp itself transfers at 0.68 when the ratio is taken over macro-F1, against 0.11 over accuracies, so on this corpus the normalisation that makes the behavioural sweep meaningful would not have flagged the one feature we know to be a shortcut. It is caught by the identifier and positional name lists, which is the first of the two independent remedies described in Section 9, and this is a concrete instance of why the audit is not offered as a complete leakage test.</w:t>
+      </w:r>
+    </w:p>
+    <w:p>
+      <w:pPr>
+        <w:keepNext/>
+        <w:spacing w:before="200" w:after="80"/>
+        <w:jc w:val="center"/>
+      </w:pPr>
+      <w:r>
+        <w:drawing>
+          <wp:inline xmlns:a="http://schemas.openxmlformats.org/drawingml/2006/main" xmlns:pic="http://schemas.openxmlformats.org/drawingml/2006/picture">
+            <wp:extent cx="6124575" cy="4846622"/>
+            <wp:docPr id="100" name="Picture 100"/>
+            <wp:cNvGraphicFramePr>
+              <a:graphicFrameLocks noChangeAspect="1"/>
+            </wp:cNvGraphicFramePr>
+            <a:graphic>
+              <a:graphicData uri="http://schemas.openxmlformats.org/drawingml/2006/picture">
+                <pic:pic>
+                  <pic:nvPicPr>
+                    <pic:cNvPr id="0" name="figure13_cicids2017_audit.png"/>
+                    <pic:cNvPicPr/>
+                  </pic:nvPicPr>
+                  <pic:blipFill>
+                    <a:blip r:embed="rId23"/>
+                    <a:stretch>
+                      <a:fillRect/>
+                    </a:stretch>
+                  </pic:blipFill>
+                  <pic:spPr>
+                    <a:xfrm>
+                      <a:off x="0" y="0"/>
+                      <a:ext cx="6124575" cy="4846622"/>
+                    </a:xfrm>
+                    <a:prstGeom prst="rect"/>
+                  </pic:spPr>
+                </pic:pic>
+              </a:graphicData>
+            </a:graphic>
+          </wp:inline>
+        </w:drawing>
+      </w:r>
+    </w:p>
+    <w:p>
+      <w:pPr>
+        <w:spacing w:after="120" w:line="276" w:lineRule="auto"/>
+        <w:jc w:val="both"/>
+      </w:pPr>
+      <w:r>
+        <w:rPr>
+          <w:rFonts w:ascii="Calibri" w:cs="Calibri" w:eastAsia="Calibri" w:hAnsi="Calibri"/>
+          <w:b/>
+          <w:bCs/>
+          <w:sz w:val="18"/>
+          <w:szCs w:val="18"/>
+        </w:rPr>
+        <w:t xml:space="preserve">Figure 13. </w:t>
+      </w:r>
+      <w:r>
+        <w:rPr>
+          <w:rFonts w:ascii="Calibri" w:cs="Calibri" w:eastAsia="Calibri" w:hAnsi="Calibri"/>
+          <w:sz w:val="18"/>
+          <w:szCs w:val="18"/>
+        </w:rPr>
+        <w:t xml:space="preserve">The external audit of CICIDS2017 in three panels. (a) Transferability of the 43 behavioural features that pass the predictivity filter, sorted. None falls below the 0.50 threshold and the lowest is Bwd IAT Std at 0.6726, so the behavioural blacklist of this corpus is empty. Both the filter and the ratio are taken over macro-F1 here, for the reason given in Section 7.1; a ratio above one marks a column that separates the classes slightly better under the temporal protocol than under the stratified one. (b) The plane of Figure 4 drawn for the second corpus: standalone predictive power against permutation importance, with the fourteen columns of the seven identical pairs in red. Ten of them lie exactly on the zero of the axis, Bwd Packet Length Mean among them at macro-F1 0.3849. Packet Length Variance lies there too and is not one of the pairs: it is the square of Packet Length Std, which receives +0.01147, so the blindness is not confined to bitwise duplicates. (c) The timestamp probe under both protocols on the two corpora, with the majority-class rate of each. This is the finding the second corpus corrects. Regenerated by paper/regen_fig13_cicids2017.py from the released audit result file.</w:t>
       </w:r>
     </w:p>
     <w:p>
@@ -28266,7 +28331,7 @@
         <w:t xml:space="preserve">Which detectors are actually viable, and on which axis.</w:t>
       </w:r>
       <w:r>
-        <w:t xml:space="preserve"> The four preceding subsections each rank the detectors differently, so a synthesis is needed. We deliberately exclude training time from the criteria: it was measured in a hosted runtime whose accelerator allocation varied between sessions, so it reflects hardware availability as much as model cost (Section 9). The four axes below are all measured on a stable basis, Table 11 collects them and Figure 13 shows where each detector actually loses.</w:t>
+        <w:t xml:space="preserve"> The four preceding subsections each rank the detectors differently, so a synthesis is needed. We deliberately exclude training time from the criteria: it was measured in a hosted runtime whose accelerator allocation varied between sessions, so it reflects hardware availability as much as model cost (Section 9). The four axes below are all measured on a stable basis, Table 11 collects them and Figure 14 shows where each detector actually loses.</w:t>
       </w:r>
     </w:p>
     <w:p>
@@ -30208,7 +30273,7 @@
           <w:sz w:val="18"/>
           <w:szCs w:val="18"/>
         </w:rPr>
-        <w:t xml:space="preserve">Figure 13. </w:t>
+        <w:t xml:space="preserve">Figure 14. </w:t>
       </w:r>
       <w:r>
         <w:rPr>

--- a/paper/GeNIS_benchmark_article.docx
+++ b/paper/GeNIS_benchmark_article.docx
@@ -1,6 +1,6 @@
 
 <file path=word/document.xml><?xml version="1.0" encoding="utf-8"?>
-<w:document xmlns:wpc="http://schemas.microsoft.com/office/word/2010/wordprocessingCanvas" xmlns:mc="http://schemas.openxmlformats.org/markup-compatibility/2006" xmlns:o="urn:schemas-microsoft-com:office:office" xmlns:r="http://schemas.openxmlformats.org/officeDocument/2006/relationships" xmlns:m="http://schemas.openxmlformats.org/officeDocument/2006/math" xmlns:v="urn:schemas-microsoft-com:vml" xmlns:wp14="http://schemas.microsoft.com/office/word/2010/wordprocessingDrawing" xmlns:wp="http://schemas.openxmlformats.org/drawingml/2006/wordprocessingDrawing" xmlns:w10="urn:schemas-microsoft-com:office:word" xmlns:w="http://schemas.openxmlformats.org/wordprocessingml/2006/main" xmlns:w14="http://schemas.microsoft.com/office/word/2010/wordml" xmlns:w15="http://schemas.microsoft.com/office/word/2012/wordml" xmlns:wpg="http://schemas.microsoft.com/office/word/2010/wordprocessingGroup" xmlns:wpi="http://schemas.microsoft.com/office/word/2010/wordprocessingInk" xmlns:wne="http://schemas.microsoft.com/office/word/2006/wordml" xmlns:wps="http://schemas.microsoft.com/office/word/2010/wordprocessingShape" xmlns:cx="http://schemas.microsoft.com/office/drawing/2014/chartex" xmlns:cx1="http://schemas.microsoft.com/office/drawing/2015/9/8/chartex" xmlns:cx2="http://schemas.microsoft.com/office/drawing/2015/10/21/chartex" xmlns:cx3="http://schemas.microsoft.com/office/drawing/2016/5/9/chartex" xmlns:cx4="http://schemas.microsoft.com/office/drawing/2016/5/10/chartex" xmlns:cx5="http://schemas.microsoft.com/office/drawing/2016/5/11/chartex" xmlns:cx6="http://schemas.microsoft.com/office/drawing/2016/5/12/chartex" xmlns:cx7="http://schemas.microsoft.com/office/drawing/2016/5/13/chartex" xmlns:cx8="http://schemas.microsoft.com/office/drawing/2016/5/14/chartex" xmlns:aink="http://schemas.microsoft.com/office/drawing/2016/ink" xmlns:am3d="http://schemas.microsoft.com/office/drawing/2017/model3d" xmlns:w16cex="http://schemas.microsoft.com/office/word/2018/wordml/cex" xmlns:w16cid="http://schemas.microsoft.com/office/word/2016/wordml/cid" xmlns:w16="http://schemas.microsoft.com/office/word/2018/wordml" xmlns:w16sdtdh="http://schemas.microsoft.com/office/word/2020/wordml/sdtdatahash" xmlns:w16se="http://schemas.microsoft.com/office/word/2015/wordml/symex" mc:Ignorable="w14 w15 wp14">
+<w:document xmlns:ns1="http://schemas.openxmlformats.org/markup-compatibility/2006" xmlns:ns2="http://schemas.openxmlformats.org/drawingml/2006/wordprocessingDrawing" xmlns:ns3="http://schemas.openxmlformats.org/drawingml/2006/main" xmlns:ns4="http://schemas.openxmlformats.org/drawingml/2006/picture" xmlns:ns5="http://schemas.openxmlformats.org/officeDocument/2006/relationships" xmlns:w="http://schemas.openxmlformats.org/wordprocessingml/2006/main" xmlns:wpc="http://schemas.microsoft.com/office/word/2010/wordprocessingCanvas" xmlns:mc="http://schemas.openxmlformats.org/markup-compatibility/2006" xmlns:o="urn:schemas-microsoft-com:office:office" xmlns:r="http://schemas.openxmlformats.org/officeDocument/2006/relationships" xmlns:m="http://schemas.openxmlformats.org/officeDocument/2006/math" xmlns:v="urn:schemas-microsoft-com:vml" xmlns:wp14="http://schemas.microsoft.com/office/word/2010/wordprocessingDrawing" xmlns:wp="http://schemas.openxmlformats.org/drawingml/2006/wordprocessingDrawing" xmlns:w10="urn:schemas-microsoft-com:office:word" xmlns:w14="http://schemas.microsoft.com/office/word/2010/wordml" xmlns:w15="http://schemas.microsoft.com/office/word/2012/wordml" xmlns:wpg="http://schemas.microsoft.com/office/word/2010/wordprocessingGroup" xmlns:wpi="http://schemas.microsoft.com/office/word/2010/wordprocessingInk" xmlns:wne="http://schemas.microsoft.com/office/word/2006/wordml" xmlns:wps="http://schemas.microsoft.com/office/word/2010/wordprocessingShape" xmlns:cx="http://schemas.microsoft.com/office/drawing/2014/chartex" xmlns:cx1="http://schemas.microsoft.com/office/drawing/2015/9/8/chartex" xmlns:cx2="http://schemas.microsoft.com/office/drawing/2015/10/21/chartex" xmlns:cx3="http://schemas.microsoft.com/office/drawing/2016/5/9/chartex" xmlns:cx4="http://schemas.microsoft.com/office/drawing/2016/5/10/chartex" xmlns:cx5="http://schemas.microsoft.com/office/drawing/2016/5/11/chartex" xmlns:cx6="http://schemas.microsoft.com/office/drawing/2016/5/12/chartex" xmlns:cx7="http://schemas.microsoft.com/office/drawing/2016/5/13/chartex" xmlns:cx8="http://schemas.microsoft.com/office/drawing/2016/5/14/chartex" xmlns:aink="http://schemas.microsoft.com/office/drawing/2016/ink" xmlns:am3d="http://schemas.microsoft.com/office/drawing/2017/model3d" xmlns:w16cex="http://schemas.microsoft.com/office/word/2018/wordml/cex" xmlns:w16cid="http://schemas.microsoft.com/office/word/2016/wordml/cid" xmlns:w16="http://schemas.microsoft.com/office/word/2018/wordml" xmlns:w16sdtdh="http://schemas.microsoft.com/office/word/2020/wordml/sdtdatahash" xmlns:w16se="http://schemas.microsoft.com/office/word/2015/wordml/symex" ns1:Ignorable="w14 w15 wp14">
   <w:body>
     <w:p>
       <w:pPr>
@@ -176,7 +176,7 @@
           <w:sz w:val="21"/>
           <w:szCs w:val="21"/>
         </w:rPr>
-        <w:t xml:space="preserve">Network intrusion detection is benchmarked on shared corpora, and the first numbers published on a new corpus tend to become its reference numbers. GeNIS, released in 2025 from an independent CyberRange capture, is at that stage. We audit and benchmark it with eleven supervised detectors and one unsupervised detector, across three feature conditions, two evaluation protocols and five seeds on the primary condition: 154 training runs with paired significance testing. Three findings have methodological implications that may extend beyond this corpus, pending validation on further datasets. First, on GeNIS, attribution-based auditing assigned near-zero importance to the behavioural shortcuts we found: all eight have permutation importance below 10⁻⁴ because they are mutually redundant, and six are numerically identical columns. The mechanism is structural rather than incidental, since perturbing one of several identical columns leaves the information carried by the others intact; our transferability audit, which evaluates each feature in isolation under two protocols, exposed them. Second, on GeNIS, chronological evaluation alone did not neutralise the capture-schedule shortcut created by disjoint attack windows: a timestamp-only classifier still reached 98.6% nine-class accuracy under our per-class temporal protocol, against 99.7% under a random split and a 19.4% majority-class rate, so feature exclusion was required in addition to temporal ordering. Third, the benign-trained autoencoder evaluated here was anti-correlated with volumetric floods, reaching AUROC 0.0000 against PSH-ACK floods, because flood traffic reconstructs more easily than legitimate traffic in this benchmark. For the corpus itself, the nine-class task is saturated under a random split, where eleven model pairs are statistically indistinguishable and the leaderboard is uninterpretable; the ranking becomes meaningful only under temporal evaluation, where the FT-Transformer leads at macro-F1 0.9966 and the gradient-boosted trees that dominate the random split fall to mid-table. We release a twelve-feature blacklist, the full transferability spectrum under two normalisations, frozen splits, calibrated operating points, single-host CPU inference cost for every detector, and the trained models, so that subsequent work on GeNIS starts from an audited protocol.</w:t>
+        <w:t xml:space="preserve">Network intrusion detection is benchmarked on shared corpora, and the first numbers published on a new corpus tend to become its reference numbers. GeNIS, released in 2025 from an independent CyberRange capture, is at that stage. We audit and benchmark it with eleven supervised detectors and one unsupervised detector, across three feature conditions, two evaluation protocols and five seeds on the primary condition: 154 training runs with paired significance testing. Three findings have methodological implications that may extend beyond this corpus, and we test them by re-running the audit on a second corpus, CICIDS2017. First, on GeNIS, attribution-based auditing assigned near-zero importance to the behavioural shortcuts we found: all eight have permutation importance below 10⁻⁴ because they are mutually redundant, and six are numerically identical columns. The mechanism is structural rather than incidental, since perturbing one of several identical columns leaves the information carried by the others intact; our transferability audit, which evaluates each feature in isolation under two protocols, exposed them. Second, on GeNIS, chronological evaluation alone did not neutralise the capture-schedule shortcut created by disjoint attack windows: a timestamp-only classifier still reached 98.6% nine-class accuracy under our per-class temporal protocol, against 99.7% under a random split and a 19.4% majority-class rate, so feature exclusion was required in addition to temporal ordering. Third, the benign-trained autoencoder evaluated here was anti-correlated with volumetric floods, reaching AUROC 0.0000 against PSH-ACK floods, because flood traffic reconstructs more easily than legitimate traffic in this benchmark. Re-running the audit on CICIDS2017 reproduces the first finding, seven pairs of numerically identical columns of which ten score exactly zero importance, and bounds the second: there the same probe collapses to 10.3% under temporal ordering, so whether temporal splitting suffices is a property of the capture schedule to be measured rather than assumed. Calibration, measured under both protocols, degrades under temporal evaluation for ten of the eleven detectors, by factors of 241 to 457 for the three that a random split ranks best calibrated. For the corpus itself, the nine-class task is saturated under a random split, where eleven model pairs are statistically indistinguishable and the leaderboard is uninterpretable; the ranking becomes meaningful only under temporal evaluation, where the FT-Transformer leads at macro-F1 0.9966 and the gradient-boosted trees that dominate the random split fall to mid-table. We release a twelve-feature blacklist, the full transferability spectrum under two normalisations, frozen splits, calibrated operating points under both protocols, single-host CPU inference cost for every detector, and the trained models, so that subsequent work on GeNIS starts from an audited protocol.</w:t>
       </w:r>
     </w:p>
     <w:p>
@@ -423,7 +423,7 @@
           <w:sz w:val="22"/>
           <w:szCs w:val="22"/>
         </w:rPr>
-        <w:t xml:space="preserve">, and the demonstration that, on GeNIS, attribution-based auditing assigns near-zero importance to the redundant shortcut features it reveals: the eight behavioural shortcuts it finds all have permutation importance below 10⁻⁴, and six of them are numerically identical columns in the released files. We publish the resulting twelve-feature blacklist and the full transferability spectrum under two normalisations.</w:t>
+        <w:t xml:space="preserve">, and the demonstration that, on GeNIS, attribution-based auditing assigns near-zero importance to the redundant shortcut features it reveals: the eight behavioural shortcuts it finds all have permutation importance below 10⁻⁴, and six of them are numerically identical columns in the released files. We publish the resulting twelve-feature blacklist and the full transferability spectrum under two normalisations. The same audit, re-run on CICIDS2017, finds seven further pairs of numerically identical columns, ten of whose fourteen columns again score exactly zero (Section 7).</w:t>
       </w:r>
     </w:p>
     <w:p>
@@ -458,7 +458,7 @@
           <w:sz w:val="22"/>
           <w:szCs w:val="22"/>
         </w:rPr>
-        <w:t xml:space="preserve"> because the attack windows are disjoint, quantified by a timestamp probe that survives a per-class temporal protocol at 98.6%.</w:t>
+        <w:t xml:space="preserve"> because the attack windows are disjoint, quantified by a timestamp probe that survives a per-class temporal protocol at 98.6%. On CICIDS2017 the same probe falls to 10.3% under that protocol, so whether temporal splitting suffices is a property of the capture schedule rather than of the method.</w:t>
       </w:r>
     </w:p>
     <w:p>
@@ -493,7 +493,7 @@
           <w:sz w:val="22"/>
           <w:szCs w:val="22"/>
         </w:rPr>
-        <w:t xml:space="preserve"> of eleven supervised detectors under the natural distribution, showing that the stratified task is saturated (eleven model pairs are not significantly different) and that the ranking is interpretable only under temporal evaluation.</w:t>
+        <w:t xml:space="preserve"> of eleven supervised detectors under the natural distribution, showing that the stratified task is saturated (eleven model pairs are not significantly different) and that the ranking is interpretable only under temporal evaluation. Calibration is reported under both protocols, and degrades under the temporal one for ten of the eleven detectors.</w:t>
       </w:r>
     </w:p>
     <w:p>
@@ -581,7 +581,7 @@
           <w:sz w:val="22"/>
           <w:szCs w:val="22"/>
         </w:rPr>
-        <w:t xml:space="preserve">Section 2 positions the work, Section 3 describes the corpus and its capture chronology, Section 4 specifies the protocol and the audit procedure, Section 5 the detectors, Section 6 reports the results, and Sections 7–8 discuss their scope and limits.</w:t>
+        <w:t xml:space="preserve">Section 2 positions the work, Section 3 describes the corpus and its capture chronology, Section 4 specifies the protocol and the audit procedure, Section 5 the detectors, Section 6 reports the results, Section 7 re-runs the audit on a second corpus, and Sections 8–9 discuss their scope and limits.</w:t>
       </w:r>
     </w:p>
     <w:p>
@@ -3886,42 +3886,42 @@
       </w:pPr>
       <w:r>
         <w:drawing>
-          <wp:inline distT="0" distB="0" distL="0" distR="0">
-            <wp:extent cx="5267325" cy="3429000"/>
-            <wp:effectExtent t="0" r="0" b="0" l="0"/>
-            <wp:docPr id="1" name="" descr="" title=""/>
-            <wp:cNvGraphicFramePr>
-              <a:graphicFrameLocks xmlns:a="http://schemas.openxmlformats.org/drawingml/2006/main" noChangeAspect="1"/>
-            </wp:cNvGraphicFramePr>
-            <a:graphic xmlns:a="http://schemas.openxmlformats.org/drawingml/2006/main">
-              <a:graphicData uri="http://schemas.openxmlformats.org/drawingml/2006/picture">
-                <pic:pic xmlns:pic="http://schemas.openxmlformats.org/drawingml/2006/picture">
-                  <pic:nvPicPr>
-                    <pic:cNvPr id="0" name="" descr=""/>
-                    <pic:cNvPicPr>
-                      <a:picLocks noChangeAspect="1" noChangeArrowheads="1"/>
-                    </pic:cNvPicPr>
-                  </pic:nvPicPr>
-                  <pic:blipFill>
-                    <a:blip r:embed="rId9" cstate="none"/>
-                    <a:srcRect/>
-                    <a:stretch>
-                      <a:fillRect/>
-                    </a:stretch>
-                  </pic:blipFill>
-                  <pic:spPr bwMode="auto">
-                    <a:xfrm>
-                      <a:off x="0" y="0"/>
-                      <a:ext cx="5267325" cy="3429000"/>
-                    </a:xfrm>
-                    <a:prstGeom prst="rect">
-                      <a:avLst/>
-                    </a:prstGeom>
-                  </pic:spPr>
-                </pic:pic>
-              </a:graphicData>
-            </a:graphic>
-          </wp:inline>
+          <ns2:inline distT="0" distB="0" distL="0" distR="0">
+            <ns2:extent cx="5267325" cy="3429000"/>
+            <ns2:effectExtent t="0" r="0" b="0" l="0"/>
+            <ns2:docPr id="1" name="" descr="" title=""/>
+            <ns2:cNvGraphicFramePr>
+              <ns3:graphicFrameLocks noChangeAspect="1"/>
+            </ns2:cNvGraphicFramePr>
+            <ns3:graphic>
+              <ns3:graphicData uri="http://schemas.openxmlformats.org/drawingml/2006/picture">
+                <ns4:pic>
+                  <ns4:nvPicPr>
+                    <ns4:cNvPr id="0" name="" descr=""/>
+                    <ns4:cNvPicPr>
+                      <ns3:picLocks noChangeAspect="1" noChangeArrowheads="1"/>
+                    </ns4:cNvPicPr>
+                  </ns4:nvPicPr>
+                  <ns4:blipFill>
+                    <ns3:blip ns5:embed="rId9" cstate="none"/>
+                    <ns3:srcRect/>
+                    <ns3:stretch>
+                      <ns3:fillRect/>
+                    </ns3:stretch>
+                  </ns4:blipFill>
+                  <ns4:spPr bwMode="auto">
+                    <ns3:xfrm>
+                      <ns3:off x="0" y="0"/>
+                      <ns3:ext cx="5267325" cy="3429000"/>
+                    </ns3:xfrm>
+                    <ns3:prstGeom prst="rect">
+                      <ns3:avLst/>
+                    </ns3:prstGeom>
+                  </ns4:spPr>
+                </ns4:pic>
+              </ns3:graphicData>
+            </ns3:graphic>
+          </ns2:inline>
         </w:drawing>
       </w:r>
     </w:p>
@@ -4088,7 +4088,7 @@
           <w:sz w:val="22"/>
           <w:szCs w:val="22"/>
         </w:rPr>
-        <w:t xml:space="preserve"> relative to Table 12 of the corpus descriptor [4] (8 283 released versus 10 286 reported). The same discrepancy is present at every interval (32 590 flows at 5 s, 32 051 at 10 s and 30 481 at 30 s), of which the constant 27 733 reconnaissance flows are the larger part. Table 4 reports our recounts. All figures in this paper come from the released files, and we state the released counts rather than the documented ones wherever the two disagree.</w:t>
+        <w:t xml:space="preserve"> relative to Table 12 of the corpus descriptor [4] (8 283 released versus 10 286 reported). The same discrepancy is present at every interval (32 590 flows at 5 s, 32 051 at 10 s and 30 481 at 30 s), of which the constant 27 733 reconnaissance flows are the larger part. Table 5 reports our recounts. All figures in this paper come from the released files, and we state the released counts rather than the documented ones wherever the two disagree.</w:t>
       </w:r>
     </w:p>
     <w:p>
@@ -4231,42 +4231,42 @@
       </w:pPr>
       <w:r>
         <w:drawing>
-          <wp:inline distT="0" distB="0" distL="0" distR="0">
-            <wp:extent cx="6124575" cy="2381250"/>
-            <wp:effectExtent t="0" r="0" b="0" l="0"/>
-            <wp:docPr id="1" name="" descr="" title=""/>
-            <wp:cNvGraphicFramePr>
-              <a:graphicFrameLocks xmlns:a="http://schemas.openxmlformats.org/drawingml/2006/main" noChangeAspect="1"/>
-            </wp:cNvGraphicFramePr>
-            <a:graphic xmlns:a="http://schemas.openxmlformats.org/drawingml/2006/main">
-              <a:graphicData uri="http://schemas.openxmlformats.org/drawingml/2006/picture">
-                <pic:pic xmlns:pic="http://schemas.openxmlformats.org/drawingml/2006/picture">
-                  <pic:nvPicPr>
-                    <pic:cNvPr id="0" name="" descr=""/>
-                    <pic:cNvPicPr>
-                      <a:picLocks noChangeAspect="1" noChangeArrowheads="1"/>
-                    </pic:cNvPicPr>
-                  </pic:nvPicPr>
-                  <pic:blipFill>
-                    <a:blip r:embed="rId10" cstate="none"/>
-                    <a:srcRect/>
-                    <a:stretch>
-                      <a:fillRect/>
-                    </a:stretch>
-                  </pic:blipFill>
-                  <pic:spPr bwMode="auto">
-                    <a:xfrm>
-                      <a:off x="0" y="0"/>
-                      <a:ext cx="6124575" cy="2381250"/>
-                    </a:xfrm>
-                    <a:prstGeom prst="rect">
-                      <a:avLst/>
-                    </a:prstGeom>
-                  </pic:spPr>
-                </pic:pic>
-              </a:graphicData>
-            </a:graphic>
-          </wp:inline>
+          <ns2:inline distT="0" distB="0" distL="0" distR="0">
+            <ns2:extent cx="6124575" cy="2381250"/>
+            <ns2:effectExtent t="0" r="0" b="0" l="0"/>
+            <ns2:docPr id="1" name="" descr="" title=""/>
+            <ns2:cNvGraphicFramePr>
+              <ns3:graphicFrameLocks noChangeAspect="1"/>
+            </ns2:cNvGraphicFramePr>
+            <ns3:graphic>
+              <ns3:graphicData uri="http://schemas.openxmlformats.org/drawingml/2006/picture">
+                <ns4:pic>
+                  <ns4:nvPicPr>
+                    <ns4:cNvPr id="0" name="" descr=""/>
+                    <ns4:cNvPicPr>
+                      <ns3:picLocks noChangeAspect="1" noChangeArrowheads="1"/>
+                    </ns4:cNvPicPr>
+                  </ns4:nvPicPr>
+                  <ns4:blipFill>
+                    <ns3:blip ns5:embed="rId10" cstate="none"/>
+                    <ns3:srcRect/>
+                    <ns3:stretch>
+                      <ns3:fillRect/>
+                    </ns3:stretch>
+                  </ns4:blipFill>
+                  <ns4:spPr bwMode="auto">
+                    <ns3:xfrm>
+                      <ns3:off x="0" y="0"/>
+                      <ns3:ext cx="6124575" cy="2381250"/>
+                    </ns3:xfrm>
+                    <ns3:prstGeom prst="rect">
+                      <ns3:avLst/>
+                    </ns3:prstGeom>
+                  </ns4:spPr>
+                </ns4:pic>
+              </ns3:graphicData>
+            </ns3:graphic>
+          </ns2:inline>
         </w:drawing>
       </w:r>
     </w:p>
@@ -4940,7 +4940,7 @@
           <w:sz w:val="22"/>
           <w:szCs w:val="22"/>
         </w:rPr>
-        <w:t xml:space="preserve"> τ(f) &lt; 0.5: it carries substantial class information that does not survive a change of evaluation protocol, which is the operational definition of a shortcut. The audit is run over </w:t>
+        <w:t xml:space="preserve"> τ(f) &lt; 0.5: it carries substantial class information that does not survive a change of evaluation protocol, which is the operational definition of a shortcut. The predictivity filter is expressed as a multiple of the majority-class rate, which is well defined on this corpus but not on every corpus; Section 7 reports where that form breaks and gives one that transfers. The audit is run over </w:t>
       </w:r>
       <w:r>
         <w:rPr>
@@ -5006,7 +5006,7 @@
           <w:sz w:val="22"/>
           <w:szCs w:val="22"/>
         </w:rPr>
-        <w:t xml:space="preserve"> discriminative power that survives the change of protocol. The two are not interchangeable, and Section 8 quantifies what the choice costs. We keep τ as the operative rule, so that the blacklist used to train every model in this paper is the one the rule produced, and report τ* as a sensitivity analysis. The denominator is bounded below by 0.388 for every audited feature, since the rule applies only to features that are individually predictive, so the correction does not amplify noise.</w:t>
+        <w:t xml:space="preserve"> discriminative power that survives the change of protocol. The two are not interchangeable, and Section 9 quantifies what the choice costs. We keep τ as the operative rule, so that the blacklist used to train every model in this paper is the one the rule produced, and report τ* as a sensitivity analysis. The denominator is bounded below by 0.388 for every audited feature, since the rule applies only to features that are individually predictive, so the correction does not amplify noise.</w:t>
       </w:r>
     </w:p>
     <w:p>
@@ -5150,7 +5150,7 @@
           <w:sz w:val="22"/>
           <w:szCs w:val="22"/>
         </w:rPr>
-        <w:t xml:space="preserve">The arithmetic of the blacklist is therefore explicit: four positional columns excluded by name, plus eight behavioural columns excluded by the rule, gives the twelve of Table 3. Under the chance-corrected variant the behavioural count rises to thirteen and the blacklist to seventeen. Every count in this paper is one of those two, and Section 8 reports what separates them.</w:t>
+        <w:t xml:space="preserve">The arithmetic of the blacklist is therefore explicit: four positional columns excluded by name, plus eight behavioural columns excluded by the rule, gives the twelve of Table 3. Under the chance-corrected variant the behavioural count rises to thirteen and the blacklist to seventeen. Every count in this paper is one of those two, and Section 9 reports what separates them.</w:t>
       </w:r>
     </w:p>
     <w:p>
@@ -5396,7 +5396,7 @@
           <w:sz w:val="22"/>
           <w:szCs w:val="22"/>
         </w:rPr>
-        <w:t xml:space="preserve"> plus a trial ceiling (20 for classical models, 10 for neural ones), whichever binds first; because the cap is checked between trials, one long trial can overrun it. Table 6 reports the trials actually completed per model, which range from 1 (FT-Transformer, whose single trial took 5 836 s) to 20. We state this asymmetry rather than claim an equal search everywhere.</w:t>
+        <w:t xml:space="preserve"> plus a trial ceiling (20 for classical models, 10 for neural ones), whichever binds first; because the cap is checked between trials, one long trial can overrun it. Table 7 reports the trials actually completed per model, which range from 1 (FT-Transformer, whose single trial took 5 836 s) to 20. We state this asymmetry rather than claim an equal search everywhere.</w:t>
       </w:r>
     </w:p>
     <w:p>
@@ -5804,7 +5804,7 @@
           <w:sz w:val="22"/>
           <w:szCs w:val="22"/>
         </w:rPr>
-        <w:t xml:space="preserve"> module. The full campaign comprises 154 training runs; every number is reproducible from the released artefact.</w:t>
+        <w:t xml:space="preserve"> module. The full campaign comprises 154 training runs; every number is reproducible from the released artefact. Section 7 reports the one experiment in this paper that is not measured on GeNIS.</w:t>
       </w:r>
     </w:p>
     <w:p>
@@ -5911,42 +5911,42 @@
       </w:pPr>
       <w:r>
         <w:drawing>
-          <wp:inline distT="0" distB="0" distL="0" distR="0">
-            <wp:extent cx="6124575" cy="3333750"/>
-            <wp:effectExtent t="0" r="0" b="0" l="0"/>
-            <wp:docPr id="1" name="" descr="" title=""/>
-            <wp:cNvGraphicFramePr>
-              <a:graphicFrameLocks xmlns:a="http://schemas.openxmlformats.org/drawingml/2006/main" noChangeAspect="1"/>
-            </wp:cNvGraphicFramePr>
-            <a:graphic xmlns:a="http://schemas.openxmlformats.org/drawingml/2006/main">
-              <a:graphicData uri="http://schemas.openxmlformats.org/drawingml/2006/picture">
-                <pic:pic xmlns:pic="http://schemas.openxmlformats.org/drawingml/2006/picture">
-                  <pic:nvPicPr>
-                    <pic:cNvPr id="0" name="" descr=""/>
-                    <pic:cNvPicPr>
-                      <a:picLocks noChangeAspect="1" noChangeArrowheads="1"/>
-                    </pic:cNvPicPr>
-                  </pic:nvPicPr>
-                  <pic:blipFill>
-                    <a:blip r:embed="rId11" cstate="none"/>
-                    <a:srcRect/>
-                    <a:stretch>
-                      <a:fillRect/>
-                    </a:stretch>
-                  </pic:blipFill>
-                  <pic:spPr bwMode="auto">
-                    <a:xfrm>
-                      <a:off x="0" y="0"/>
-                      <a:ext cx="6124575" cy="3333750"/>
-                    </a:xfrm>
-                    <a:prstGeom prst="rect">
-                      <a:avLst/>
-                    </a:prstGeom>
-                  </pic:spPr>
-                </pic:pic>
-              </a:graphicData>
-            </a:graphic>
-          </wp:inline>
+          <ns2:inline distT="0" distB="0" distL="0" distR="0">
+            <ns2:extent cx="6124575" cy="3333750"/>
+            <ns2:effectExtent t="0" r="0" b="0" l="0"/>
+            <ns2:docPr id="1" name="" descr="" title=""/>
+            <ns2:cNvGraphicFramePr>
+              <ns3:graphicFrameLocks noChangeAspect="1"/>
+            </ns2:cNvGraphicFramePr>
+            <ns3:graphic>
+              <ns3:graphicData uri="http://schemas.openxmlformats.org/drawingml/2006/picture">
+                <ns4:pic>
+                  <ns4:nvPicPr>
+                    <ns4:cNvPr id="0" name="" descr=""/>
+                    <ns4:cNvPicPr>
+                      <ns3:picLocks noChangeAspect="1" noChangeArrowheads="1"/>
+                    </ns4:cNvPicPr>
+                  </ns4:nvPicPr>
+                  <ns4:blipFill>
+                    <ns3:blip ns5:embed="rId11" cstate="none"/>
+                    <ns3:srcRect/>
+                    <ns3:stretch>
+                      <ns3:fillRect/>
+                    </ns3:stretch>
+                  </ns4:blipFill>
+                  <ns4:spPr bwMode="auto">
+                    <ns3:xfrm>
+                      <ns3:off x="0" y="0"/>
+                      <ns3:ext cx="6124575" cy="3333750"/>
+                    </ns3:xfrm>
+                    <ns3:prstGeom prst="rect">
+                      <ns3:avLst/>
+                    </ns3:prstGeom>
+                  </ns4:spPr>
+                </ns4:pic>
+              </ns3:graphicData>
+            </ns3:graphic>
+          </ns2:inline>
         </w:drawing>
       </w:r>
     </w:p>
@@ -9920,7 +9920,7 @@
           <w:sz w:val="22"/>
           <w:szCs w:val="22"/>
         </w:rPr>
-        <w:t xml:space="preserve"> classifies the nine classes at 0.9970 ± 0.0002 under the stratified protocol, against a majority-class rate of 0.1942. The same probe reaches 0.9991, 0.9988 and 0.9983 at the 5-, 10- and 30-second intervals (Table 4): the shortcut is a property of the corpus, not of one aggregation choice.</w:t>
+        <w:t xml:space="preserve"> classifies the nine classes at 0.9970 ± 0.0002 under the stratified protocol, against a majority-class rate of 0.1942. The same probe reaches 0.9991, 0.9988 and 0.9983 at the 5-, 10- and 30-second intervals (Table 5): the shortcut is a property of the corpus, not of one aggregation choice.</w:t>
       </w:r>
     </w:p>
     <w:p>
@@ -10227,42 +10227,42 @@
       </w:pPr>
       <w:r>
         <w:drawing>
-          <wp:inline distT="0" distB="0" distL="0" distR="0">
-            <wp:extent cx="5267325" cy="4152900"/>
-            <wp:effectExtent t="0" r="0" b="0" l="0"/>
-            <wp:docPr id="1" name="" descr="" title=""/>
-            <wp:cNvGraphicFramePr>
-              <a:graphicFrameLocks xmlns:a="http://schemas.openxmlformats.org/drawingml/2006/main" noChangeAspect="1"/>
-            </wp:cNvGraphicFramePr>
-            <a:graphic xmlns:a="http://schemas.openxmlformats.org/drawingml/2006/main">
-              <a:graphicData uri="http://schemas.openxmlformats.org/drawingml/2006/picture">
-                <pic:pic xmlns:pic="http://schemas.openxmlformats.org/drawingml/2006/picture">
-                  <pic:nvPicPr>
-                    <pic:cNvPr id="0" name="" descr=""/>
-                    <pic:cNvPicPr>
-                      <a:picLocks noChangeAspect="1" noChangeArrowheads="1"/>
-                    </pic:cNvPicPr>
-                  </pic:nvPicPr>
-                  <pic:blipFill>
-                    <a:blip r:embed="rId12" cstate="none"/>
-                    <a:srcRect/>
-                    <a:stretch>
-                      <a:fillRect/>
-                    </a:stretch>
-                  </pic:blipFill>
-                  <pic:spPr bwMode="auto">
-                    <a:xfrm>
-                      <a:off x="0" y="0"/>
-                      <a:ext cx="5267325" cy="4152900"/>
-                    </a:xfrm>
-                    <a:prstGeom prst="rect">
-                      <a:avLst/>
-                    </a:prstGeom>
-                  </pic:spPr>
-                </pic:pic>
-              </a:graphicData>
-            </a:graphic>
-          </wp:inline>
+          <ns2:inline distT="0" distB="0" distL="0" distR="0">
+            <ns2:extent cx="5267325" cy="4152900"/>
+            <ns2:effectExtent t="0" r="0" b="0" l="0"/>
+            <ns2:docPr id="1" name="" descr="" title=""/>
+            <ns2:cNvGraphicFramePr>
+              <ns3:graphicFrameLocks noChangeAspect="1"/>
+            </ns2:cNvGraphicFramePr>
+            <ns3:graphic>
+              <ns3:graphicData uri="http://schemas.openxmlformats.org/drawingml/2006/picture">
+                <ns4:pic>
+                  <ns4:nvPicPr>
+                    <ns4:cNvPr id="0" name="" descr=""/>
+                    <ns4:cNvPicPr>
+                      <ns3:picLocks noChangeAspect="1" noChangeArrowheads="1"/>
+                    </ns4:cNvPicPr>
+                  </ns4:nvPicPr>
+                  <ns4:blipFill>
+                    <ns3:blip ns5:embed="rId12" cstate="none"/>
+                    <ns3:srcRect/>
+                    <ns3:stretch>
+                      <ns3:fillRect/>
+                    </ns3:stretch>
+                  </ns4:blipFill>
+                  <ns4:spPr bwMode="auto">
+                    <ns3:xfrm>
+                      <ns3:off x="0" y="0"/>
+                      <ns3:ext cx="5267325" cy="4152900"/>
+                    </ns3:xfrm>
+                    <ns3:prstGeom prst="rect">
+                      <ns3:avLst/>
+                    </ns3:prstGeom>
+                  </ns4:spPr>
+                </ns4:pic>
+              </ns3:graphicData>
+            </ns3:graphic>
+          </ns2:inline>
         </w:drawing>
       </w:r>
     </w:p>
@@ -10667,7 +10667,37 @@
           <w:sz w:val="22"/>
           <w:szCs w:val="22"/>
         </w:rPr>
-        <w:t xml:space="preserve">, taking the behavioural blacklist from eight to thirteen. All five lie inside the band already shaded in Figure 5, so the chance-corrected ratio formalises the same uncertain boundary that the raw ratio made visible without being able to place it. Applying τ* &lt; 0.5 is equivalent, on this corpus, to raising the raw threshold to approximately 0.61. We report this rather than choose the reading that flatters the rule. Two observations follow. First, the boundary between shortcut and signal is not sharp on GeNIS: it is an interval, and where one cuts inside it is a modelling decision that must be declared. Second, the five features that change status are all load and rate quantities, that is, volume per unit of time, the very family the corpus baseline flagged as a possible overreliance [6]. Under the stricter normalisation, that concern extends further than our operative blacklist reaches. Section 8 states what this does and does not put at risk.</w:t>
+        <w:t xml:space="preserve">, taking the behavioural blacklist from eight to thirteen. All five lie inside the band already shaded in Figure 5, so the chance-corrected ratio formalises the same uncertain boundary that the raw ratio made visible without being able to place it. Applying τ* &lt; 0.5 is equivalent, on this corpus, to raising the raw threshold to approximately 0.61. We report this rather than choose the reading that flatters the rule. Two observations follow. First, the boundary between shortcut and signal is not sharp on GeNIS: it is an interval, and where one cuts inside it is a modelling decision that must be declared. Second, the five features that change status are all load and rate quantities, that is, volume per unit of time, the very family the corpus baseline flagged as a possible overreliance [6]. Under the stricter normalisation, that concern extends further than our operative blacklist reaches. Section 9 states what this does and does not put at risk.</w:t>
+      </w:r>
+    </w:p>
+    <w:p>
+      <w:pPr>
+        <w:spacing w:after="120" w:line="276"/>
+        <w:jc w:val="both"/>
+      </w:pPr>
+      <w:r>
+        <w:rPr>
+          <w:rFonts w:ascii="Times New Roman" w:cs="Times New Roman" w:eastAsia="Times New Roman" w:hAnsi="Times New Roman"/>
+          <w:b/>
+          <w:bCs/>
+          <w:i w:val="false"/>
+          <w:iCs w:val="false"/>
+          <w:sz w:val="22"/>
+          <w:szCs w:val="22"/>
+        </w:rPr>
+        <w:t xml:space="preserve">What the blacklist leaves behind. </w:t>
+      </w:r>
+      <w:r>
+        <w:rPr>
+          <w:rFonts w:ascii="Times New Roman" w:cs="Times New Roman" w:eastAsia="Times New Roman" w:hAnsi="Times New Roman"/>
+          <w:b w:val="false"/>
+          <w:bCs w:val="false"/>
+          <w:i w:val="false"/>
+          <w:iCs w:val="false"/>
+          <w:sz w:val="22"/>
+          <w:szCs w:val="22"/>
+        </w:rPr>
+        <w:t xml:space="preserve">A blacklist is only as good as what survives it, so we measured the residual redundancy among the 55 retained columns directly, on a stratified sample of 120 000 flows of the audited feature matrix. Two results, pointing in opposite directions. No pair of retained columns is numerically identical: the six duplicated duration columns were the only exact duplicates in the released files, and the rule removed all six, so the loop the audit opens is closed. But exact duplication is the extreme of a continuum, and eight pairs remain correlated above 0.99 in absolute value (Table 4). Four volume columns, TotBytes, DstBytes, TotAppByte and DAppBytes, are mutually correlated above 0.9997, each carrying between 1.14 and 1.78 nats of mutual information with the label, so each of them carries most of what the other three carry. The transferability rule does not exclude them, and should not: their predictive power survives the change of protocol, which is the signature of signal rather than of a shortcut. The consequence is for attribution, not for the blacklist. Permutation importance computed on the audited condition will still divide the credit for the volume signal arbitrarily among four columns, exactly as it divided it among six before the audit, so a near-zero importance on the audited feature set is not evidence that a column is uninformative. We therefore do not claim that no redundant shortcut survives the blacklist, which would be false. We claim the narrower thing we can measure: no exact duplication survives it, and the redundancy that does is quantified and released.</w:t>
       </w:r>
     </w:p>
     <w:p>
@@ -10678,42 +10708,42 @@
       </w:pPr>
       <w:r>
         <w:drawing>
-          <wp:inline distT="0" distB="0" distL="0" distR="0">
-            <wp:extent cx="4591050" cy="3657600"/>
-            <wp:effectExtent t="0" r="0" b="0" l="0"/>
-            <wp:docPr id="1" name="" descr="" title=""/>
-            <wp:cNvGraphicFramePr>
-              <a:graphicFrameLocks xmlns:a="http://schemas.openxmlformats.org/drawingml/2006/main" noChangeAspect="1"/>
-            </wp:cNvGraphicFramePr>
-            <a:graphic xmlns:a="http://schemas.openxmlformats.org/drawingml/2006/main">
-              <a:graphicData uri="http://schemas.openxmlformats.org/drawingml/2006/picture">
-                <pic:pic xmlns:pic="http://schemas.openxmlformats.org/drawingml/2006/picture">
-                  <pic:nvPicPr>
-                    <pic:cNvPr id="0" name="" descr=""/>
-                    <pic:cNvPicPr>
-                      <a:picLocks noChangeAspect="1" noChangeArrowheads="1"/>
-                    </pic:cNvPicPr>
-                  </pic:nvPicPr>
-                  <pic:blipFill>
-                    <a:blip r:embed="rId13" cstate="none"/>
-                    <a:srcRect/>
-                    <a:stretch>
-                      <a:fillRect/>
-                    </a:stretch>
-                  </pic:blipFill>
-                  <pic:spPr bwMode="auto">
-                    <a:xfrm>
-                      <a:off x="0" y="0"/>
-                      <a:ext cx="4591050" cy="3657600"/>
-                    </a:xfrm>
-                    <a:prstGeom prst="rect">
-                      <a:avLst/>
-                    </a:prstGeom>
-                  </pic:spPr>
-                </pic:pic>
-              </a:graphicData>
-            </a:graphic>
-          </wp:inline>
+          <ns2:inline distT="0" distB="0" distL="0" distR="0">
+            <ns2:extent cx="4591050" cy="3657600"/>
+            <ns2:effectExtent t="0" r="0" b="0" l="0"/>
+            <ns2:docPr id="1" name="" descr="" title=""/>
+            <ns2:cNvGraphicFramePr>
+              <ns3:graphicFrameLocks noChangeAspect="1"/>
+            </ns2:cNvGraphicFramePr>
+            <ns3:graphic>
+              <ns3:graphicData uri="http://schemas.openxmlformats.org/drawingml/2006/picture">
+                <ns4:pic>
+                  <ns4:nvPicPr>
+                    <ns4:cNvPr id="0" name="" descr=""/>
+                    <ns4:cNvPicPr>
+                      <ns3:picLocks noChangeAspect="1" noChangeArrowheads="1"/>
+                    </ns4:cNvPicPr>
+                  </ns4:nvPicPr>
+                  <ns4:blipFill>
+                    <ns3:blip ns5:embed="rId13" cstate="none"/>
+                    <ns3:srcRect/>
+                    <ns3:stretch>
+                      <ns3:fillRect/>
+                    </ns3:stretch>
+                  </ns4:blipFill>
+                  <ns4:spPr bwMode="auto">
+                    <ns3:xfrm>
+                      <ns3:off x="0" y="0"/>
+                      <ns3:ext cx="4591050" cy="3657600"/>
+                    </ns3:xfrm>
+                    <ns3:prstGeom prst="rect">
+                      <ns3:avLst/>
+                    </ns3:prstGeom>
+                  </ns4:spPr>
+                </ns4:pic>
+              </ns3:graphicData>
+            </ns3:graphic>
+          </ns2:inline>
         </w:drawing>
       </w:r>
     </w:p>
@@ -10742,7 +10772,7 @@
           <w:sz w:val="18"/>
           <w:szCs w:val="18"/>
         </w:rPr>
-        <w:t xml:space="preserve">Single-feature accuracy under the two protocols. Points on the diagonal transfer perfectly; the eight red points fall below the exclusion threshold. The six numerically identical duration columns occupy a single point. The shaded band marks the interval in which the exclusion boundary depends on how the transferability ratio is normalised (Section 8).</w:t>
+        <w:t xml:space="preserve">Single-feature accuracy under the two protocols. Points on the diagonal transfer perfectly; the eight red points fall below the exclusion threshold. The six numerically identical duration columns occupy a single point. The shaded band marks the interval in which the exclusion boundary depends on how the transferability ratio is normalised (Section 9).</w:t>
       </w:r>
     </w:p>
     <w:p>
@@ -10819,7 +10849,7 @@
           <w:sz w:val="18"/>
           <w:szCs w:val="18"/>
         </w:rPr>
-        <w:t xml:space="preserve">) are excluded by the transferability rule of Section 4.2. a</w:t>
+        <w:t xml:space="preserve">) are excluded by the transferability rule of Section 4.3. a</w:t>
       </w:r>
       <w:r>
         <w:rPr>
@@ -13891,53 +13921,7 @@
     <w:p>
       <w:pPr>
         <w:keepNext/>
-        <w:spacing w:after="80" w:before="200"/>
-        <w:jc w:val="center"/>
-      </w:pPr>
-      <w:r>
-        <w:drawing>
-          <wp:inline distT="0" distB="0" distL="0" distR="0">
-            <wp:extent cx="6124575" cy="3154876"/>
-            <wp:effectExtent t="0" r="0" b="0" l="0"/>
-            <wp:docPr id="1" name="" descr="" title=""/>
-            <wp:cNvGraphicFramePr>
-              <a:graphicFrameLocks xmlns:a="http://schemas.openxmlformats.org/drawingml/2006/main" noChangeAspect="1"/>
-            </wp:cNvGraphicFramePr>
-            <a:graphic xmlns:a="http://schemas.openxmlformats.org/drawingml/2006/main">
-              <a:graphicData uri="http://schemas.openxmlformats.org/drawingml/2006/picture">
-                <pic:pic xmlns:pic="http://schemas.openxmlformats.org/drawingml/2006/picture">
-                  <pic:nvPicPr>
-                    <pic:cNvPr id="0" name="" descr=""/>
-                    <pic:cNvPicPr>
-                      <a:picLocks noChangeAspect="1" noChangeArrowheads="1"/>
-                    </pic:cNvPicPr>
-                  </pic:nvPicPr>
-                  <pic:blipFill>
-                    <a:blip r:embed="rId14" cstate="none"/>
-                    <a:srcRect/>
-                    <a:stretch>
-                      <a:fillRect/>
-                    </a:stretch>
-                  </pic:blipFill>
-                  <pic:spPr bwMode="auto">
-                    <a:xfrm>
-                      <a:off x="0" y="0"/>
-                      <a:ext cx="6124575" cy="3154876"/>
-                    </a:xfrm>
-                    <a:prstGeom prst="rect">
-                      <a:avLst/>
-                    </a:prstGeom>
-                  </pic:spPr>
-                </pic:pic>
-              </a:graphicData>
-            </a:graphic>
-          </wp:inline>
-        </w:drawing>
-      </w:r>
-    </w:p>
-    <w:p>
-      <w:pPr>
-        <w:spacing w:after="240"/>
+        <w:spacing w:after="100" w:before="240"/>
         <w:jc w:val="both"/>
       </w:pPr>
       <w:r>
@@ -13945,10 +13929,12 @@
           <w:rFonts w:ascii="Calibri" w:cs="Calibri" w:eastAsia="Calibri" w:hAnsi="Calibri"/>
           <w:b/>
           <w:bCs/>
+          <w:i w:val="false"/>
+          <w:iCs w:val="false"/>
           <w:sz w:val="18"/>
           <w:szCs w:val="18"/>
         </w:rPr>
-        <w:t xml:space="preserve">Figure 6. </w:t>
+        <w:t xml:space="preserve">Table 4. </w:t>
       </w:r>
       <w:r>
         <w:rPr>
@@ -13960,7 +13946,1395 @@
           <w:sz w:val="18"/>
           <w:szCs w:val="18"/>
         </w:rPr>
-        <w:t xml:space="preserve">Single-feature transferability over all 63 behavioural features, sorted, under both normalisations. Solid bars give the raw ratio τ, hatched bars the chance-corrected τ*. Red marks the eight features excluded under both rules, orange the five excluded only under τ*. Under τ the gap between 0.49 and 0.54 places the threshold between two clusters; under τ* that gap narrows to 0.017 (Section 6.2 and Table 11).</w:t>
+        <w:t xml:space="preserve">Residual redundancy among the 55 columns retained after the blacklist, the eight pairs whose absolute Pearson correlation exceeds 0.99. Computed on a stratified sample of 120 000 flows of the audited matrix, without retraining. MI is the mutual information between the column and the nine-class label, in nats. Exact duplicates among the retained columns: none.</w:t>
+      </w:r>
+    </w:p>
+    <w:tbl>
+      <w:tblPr>
+        <w:tblW w:type="dxa" w:w="9638"/>
+        <w:tblBorders>
+          <w:top w:val="none" w:color="FFFFFF" w:sz="0"/>
+          <w:left w:val="none" w:color="FFFFFF" w:sz="0"/>
+          <w:bottom w:val="none" w:color="FFFFFF" w:sz="0"/>
+          <w:right w:val="none" w:color="FFFFFF" w:sz="0"/>
+          <w:insideH w:val="none" w:color="FFFFFF" w:sz="0"/>
+          <w:insideV w:val="none" w:color="FFFFFF" w:sz="0"/>
+        </w:tblBorders>
+      </w:tblPr>
+      <w:tblGrid>
+        <w:gridCol w:w="3838"/>
+        <w:gridCol w:w="1400"/>
+        <w:gridCol w:w="2200"/>
+        <w:gridCol w:w="2200"/>
+      </w:tblGrid>
+      <w:tr>
+        <w:trPr>
+          <w:tblHeader/>
+        </w:trPr>
+        <w:tc>
+          <w:tcPr>
+            <w:tcW w:type="dxa" w:w="3838"/>
+            <w:gridSpan w:val="1"/>
+            <w:tcBorders>
+              <w:top w:val="single" w:color="000000" w:sz="12"/>
+              <w:left w:val="none" w:color="FFFFFF" w:sz="0"/>
+              <w:bottom w:val="single" w:color="000000" w:sz="6"/>
+              <w:right w:val="none" w:color="FFFFFF" w:sz="0"/>
+            </w:tcBorders>
+            <w:shd w:fill="EDF0F5" w:color="auto" w:val="clear"/>
+            <w:tcMar>
+              <w:top w:type="dxa" w:w="40"/>
+              <w:left w:type="dxa" w:w="70"/>
+              <w:bottom w:type="dxa" w:w="40"/>
+              <w:right w:type="dxa" w:w="70"/>
+            </w:tcMar>
+            <w:vAlign w:val="center"/>
+          </w:tcPr>
+          <w:p>
+            <w:pPr>
+              <w:spacing w:after="20" w:before="20" w:line="240"/>
+              <w:jc w:val="left"/>
+            </w:pPr>
+            <w:r>
+              <w:rPr>
+                <w:rFonts w:ascii="Calibri" w:cs="Calibri" w:eastAsia="Calibri" w:hAnsi="Calibri"/>
+                <w:b/>
+                <w:bCs/>
+                <w:i w:val="false"/>
+                <w:iCs w:val="false"/>
+                <w:sz w:val="18"/>
+                <w:szCs w:val="18"/>
+              </w:rPr>
+              <w:t xml:space="preserve">Pair of retained columns</w:t>
+            </w:r>
+          </w:p>
+        </w:tc>
+        <w:tc>
+          <w:tcPr>
+            <w:tcW w:type="dxa" w:w="1400"/>
+            <w:gridSpan w:val="1"/>
+            <w:tcBorders>
+              <w:top w:val="single" w:color="000000" w:sz="12"/>
+              <w:left w:val="none" w:color="FFFFFF" w:sz="0"/>
+              <w:bottom w:val="single" w:color="000000" w:sz="6"/>
+              <w:right w:val="none" w:color="FFFFFF" w:sz="0"/>
+            </w:tcBorders>
+            <w:shd w:fill="EDF0F5" w:color="auto" w:val="clear"/>
+            <w:tcMar>
+              <w:top w:type="dxa" w:w="40"/>
+              <w:left w:type="dxa" w:w="70"/>
+              <w:bottom w:type="dxa" w:w="40"/>
+              <w:right w:type="dxa" w:w="70"/>
+            </w:tcMar>
+            <w:vAlign w:val="center"/>
+          </w:tcPr>
+          <w:p>
+            <w:pPr>
+              <w:spacing w:after="20" w:before="20" w:line="240"/>
+              <w:jc w:val="center"/>
+            </w:pPr>
+            <w:r>
+              <w:rPr>
+                <w:rFonts w:ascii="Calibri" w:cs="Calibri" w:eastAsia="Calibri" w:hAnsi="Calibri"/>
+                <w:b/>
+                <w:bCs/>
+                <w:i w:val="false"/>
+                <w:iCs w:val="false"/>
+                <w:sz w:val="18"/>
+                <w:szCs w:val="18"/>
+              </w:rPr>
+              <w:t xml:space="preserve">|r|</w:t>
+            </w:r>
+          </w:p>
+        </w:tc>
+        <w:tc>
+          <w:tcPr>
+            <w:tcW w:type="dxa" w:w="2200"/>
+            <w:gridSpan w:val="1"/>
+            <w:tcBorders>
+              <w:top w:val="single" w:color="000000" w:sz="12"/>
+              <w:left w:val="none" w:color="FFFFFF" w:sz="0"/>
+              <w:bottom w:val="single" w:color="000000" w:sz="6"/>
+              <w:right w:val="none" w:color="FFFFFF" w:sz="0"/>
+            </w:tcBorders>
+            <w:shd w:fill="EDF0F5" w:color="auto" w:val="clear"/>
+            <w:tcMar>
+              <w:top w:type="dxa" w:w="40"/>
+              <w:left w:type="dxa" w:w="70"/>
+              <w:bottom w:type="dxa" w:w="40"/>
+              <w:right w:type="dxa" w:w="70"/>
+            </w:tcMar>
+            <w:vAlign w:val="center"/>
+          </w:tcPr>
+          <w:p>
+            <w:pPr>
+              <w:spacing w:after="20" w:before="20" w:line="240"/>
+              <w:jc w:val="center"/>
+            </w:pPr>
+            <w:r>
+              <w:rPr>
+                <w:rFonts w:ascii="Calibri" w:cs="Calibri" w:eastAsia="Calibri" w:hAnsi="Calibri"/>
+                <w:b/>
+                <w:bCs/>
+                <w:i w:val="false"/>
+                <w:iCs w:val="false"/>
+                <w:sz w:val="18"/>
+                <w:szCs w:val="18"/>
+              </w:rPr>
+              <w:t xml:space="preserve">MI, left column</w:t>
+            </w:r>
+          </w:p>
+        </w:tc>
+        <w:tc>
+          <w:tcPr>
+            <w:tcW w:type="dxa" w:w="2200"/>
+            <w:gridSpan w:val="1"/>
+            <w:tcBorders>
+              <w:top w:val="single" w:color="000000" w:sz="12"/>
+              <w:left w:val="none" w:color="FFFFFF" w:sz="0"/>
+              <w:bottom w:val="single" w:color="000000" w:sz="6"/>
+              <w:right w:val="none" w:color="FFFFFF" w:sz="0"/>
+            </w:tcBorders>
+            <w:shd w:fill="EDF0F5" w:color="auto" w:val="clear"/>
+            <w:tcMar>
+              <w:top w:type="dxa" w:w="40"/>
+              <w:left w:type="dxa" w:w="70"/>
+              <w:bottom w:type="dxa" w:w="40"/>
+              <w:right w:type="dxa" w:w="70"/>
+            </w:tcMar>
+            <w:vAlign w:val="center"/>
+          </w:tcPr>
+          <w:p>
+            <w:pPr>
+              <w:spacing w:after="20" w:before="20" w:line="240"/>
+              <w:jc w:val="center"/>
+            </w:pPr>
+            <w:r>
+              <w:rPr>
+                <w:rFonts w:ascii="Calibri" w:cs="Calibri" w:eastAsia="Calibri" w:hAnsi="Calibri"/>
+                <w:b/>
+                <w:bCs/>
+                <w:i w:val="false"/>
+                <w:iCs w:val="false"/>
+                <w:sz w:val="18"/>
+                <w:szCs w:val="18"/>
+              </w:rPr>
+              <w:t xml:space="preserve">MI, right column</w:t>
+            </w:r>
+          </w:p>
+        </w:tc>
+      </w:tr>
+      <w:tr>
+        <w:tc>
+          <w:tcPr>
+            <w:tcW w:type="dxa" w:w="3838"/>
+            <w:gridSpan w:val="1"/>
+            <w:tcBorders>
+              <w:top w:val="none" w:color="FFFFFF" w:sz="0"/>
+              <w:left w:val="none" w:color="FFFFFF" w:sz="0"/>
+              <w:bottom w:val="none" w:color="FFFFFF" w:sz="0"/>
+              <w:right w:val="none" w:color="FFFFFF" w:sz="0"/>
+            </w:tcBorders>
+            <w:tcMar>
+              <w:top w:type="dxa" w:w="40"/>
+              <w:left w:type="dxa" w:w="70"/>
+              <w:bottom w:type="dxa" w:w="40"/>
+              <w:right w:type="dxa" w:w="70"/>
+            </w:tcMar>
+            <w:vAlign w:val="center"/>
+          </w:tcPr>
+          <w:p>
+            <w:pPr>
+              <w:spacing w:after="20" w:before="20" w:line="240"/>
+              <w:jc w:val="left"/>
+            </w:pPr>
+            <w:r>
+              <w:rPr>
+                <w:rFonts w:ascii="Calibri" w:cs="Calibri" w:eastAsia="Calibri" w:hAnsi="Calibri"/>
+                <w:b w:val="false"/>
+                <w:bCs w:val="false"/>
+                <w:i w:val="false"/>
+                <w:iCs w:val="false"/>
+                <w:sz w:val="18"/>
+                <w:szCs w:val="18"/>
+              </w:rPr>
+              <w:t xml:space="preserve">TotAppByte / DAppBytes</w:t>
+            </w:r>
+          </w:p>
+        </w:tc>
+        <w:tc>
+          <w:tcPr>
+            <w:tcW w:type="dxa" w:w="1400"/>
+            <w:gridSpan w:val="1"/>
+            <w:tcBorders>
+              <w:top w:val="none" w:color="FFFFFF" w:sz="0"/>
+              <w:left w:val="none" w:color="FFFFFF" w:sz="0"/>
+              <w:bottom w:val="none" w:color="FFFFFF" w:sz="0"/>
+              <w:right w:val="none" w:color="FFFFFF" w:sz="0"/>
+            </w:tcBorders>
+            <w:tcMar>
+              <w:top w:type="dxa" w:w="40"/>
+              <w:left w:type="dxa" w:w="70"/>
+              <w:bottom w:type="dxa" w:w="40"/>
+              <w:right w:type="dxa" w:w="70"/>
+            </w:tcMar>
+            <w:vAlign w:val="center"/>
+          </w:tcPr>
+          <w:p>
+            <w:pPr>
+              <w:spacing w:after="20" w:before="20" w:line="240"/>
+              <w:jc w:val="center"/>
+            </w:pPr>
+            <w:r>
+              <w:rPr>
+                <w:rFonts w:ascii="Calibri" w:cs="Calibri" w:eastAsia="Calibri" w:hAnsi="Calibri"/>
+                <w:b w:val="false"/>
+                <w:bCs w:val="false"/>
+                <w:i w:val="false"/>
+                <w:iCs w:val="false"/>
+                <w:sz w:val="18"/>
+                <w:szCs w:val="18"/>
+              </w:rPr>
+              <w:t xml:space="preserve">0.99999</w:t>
+            </w:r>
+          </w:p>
+        </w:tc>
+        <w:tc>
+          <w:tcPr>
+            <w:tcW w:type="dxa" w:w="2200"/>
+            <w:gridSpan w:val="1"/>
+            <w:tcBorders>
+              <w:top w:val="none" w:color="FFFFFF" w:sz="0"/>
+              <w:left w:val="none" w:color="FFFFFF" w:sz="0"/>
+              <w:bottom w:val="none" w:color="FFFFFF" w:sz="0"/>
+              <w:right w:val="none" w:color="FFFFFF" w:sz="0"/>
+            </w:tcBorders>
+            <w:tcMar>
+              <w:top w:type="dxa" w:w="40"/>
+              <w:left w:type="dxa" w:w="70"/>
+              <w:bottom w:type="dxa" w:w="40"/>
+              <w:right w:type="dxa" w:w="70"/>
+            </w:tcMar>
+            <w:vAlign w:val="center"/>
+          </w:tcPr>
+          <w:p>
+            <w:pPr>
+              <w:spacing w:after="20" w:before="20" w:line="240"/>
+              <w:jc w:val="center"/>
+            </w:pPr>
+            <w:r>
+              <w:rPr>
+                <w:rFonts w:ascii="Calibri" w:cs="Calibri" w:eastAsia="Calibri" w:hAnsi="Calibri"/>
+                <w:b w:val="false"/>
+                <w:bCs w:val="false"/>
+                <w:i w:val="false"/>
+                <w:iCs w:val="false"/>
+                <w:sz w:val="18"/>
+                <w:szCs w:val="18"/>
+              </w:rPr>
+              <w:t xml:space="preserve">1.498</w:t>
+            </w:r>
+          </w:p>
+        </w:tc>
+        <w:tc>
+          <w:tcPr>
+            <w:tcW w:type="dxa" w:w="2200"/>
+            <w:gridSpan w:val="1"/>
+            <w:tcBorders>
+              <w:top w:val="none" w:color="FFFFFF" w:sz="0"/>
+              <w:left w:val="none" w:color="FFFFFF" w:sz="0"/>
+              <w:bottom w:val="none" w:color="FFFFFF" w:sz="0"/>
+              <w:right w:val="none" w:color="FFFFFF" w:sz="0"/>
+            </w:tcBorders>
+            <w:tcMar>
+              <w:top w:type="dxa" w:w="40"/>
+              <w:left w:type="dxa" w:w="70"/>
+              <w:bottom w:type="dxa" w:w="40"/>
+              <w:right w:type="dxa" w:w="70"/>
+            </w:tcMar>
+            <w:vAlign w:val="center"/>
+          </w:tcPr>
+          <w:p>
+            <w:pPr>
+              <w:spacing w:after="20" w:before="20" w:line="240"/>
+              <w:jc w:val="center"/>
+            </w:pPr>
+            <w:r>
+              <w:rPr>
+                <w:rFonts w:ascii="Calibri" w:cs="Calibri" w:eastAsia="Calibri" w:hAnsi="Calibri"/>
+                <w:b w:val="false"/>
+                <w:bCs w:val="false"/>
+                <w:i w:val="false"/>
+                <w:iCs w:val="false"/>
+                <w:sz w:val="18"/>
+                <w:szCs w:val="18"/>
+              </w:rPr>
+              <w:t xml:space="preserve">1.144</w:t>
+            </w:r>
+          </w:p>
+        </w:tc>
+      </w:tr>
+      <w:tr>
+        <w:tc>
+          <w:tcPr>
+            <w:tcW w:type="dxa" w:w="3838"/>
+            <w:gridSpan w:val="1"/>
+            <w:tcBorders>
+              <w:top w:val="none" w:color="FFFFFF" w:sz="0"/>
+              <w:left w:val="none" w:color="FFFFFF" w:sz="0"/>
+              <w:bottom w:val="none" w:color="FFFFFF" w:sz="0"/>
+              <w:right w:val="none" w:color="FFFFFF" w:sz="0"/>
+            </w:tcBorders>
+            <w:tcMar>
+              <w:top w:type="dxa" w:w="40"/>
+              <w:left w:type="dxa" w:w="70"/>
+              <w:bottom w:type="dxa" w:w="40"/>
+              <w:right w:type="dxa" w:w="70"/>
+            </w:tcMar>
+            <w:vAlign w:val="center"/>
+          </w:tcPr>
+          <w:p>
+            <w:pPr>
+              <w:spacing w:after="20" w:before="20" w:line="240"/>
+              <w:jc w:val="left"/>
+            </w:pPr>
+            <w:r>
+              <w:rPr>
+                <w:rFonts w:ascii="Calibri" w:cs="Calibri" w:eastAsia="Calibri" w:hAnsi="Calibri"/>
+                <w:b w:val="false"/>
+                <w:bCs w:val="false"/>
+                <w:i w:val="false"/>
+                <w:iCs w:val="false"/>
+                <w:sz w:val="18"/>
+                <w:szCs w:val="18"/>
+              </w:rPr>
+              <w:t xml:space="preserve">DstBytes / DAppBytes</w:t>
+            </w:r>
+          </w:p>
+        </w:tc>
+        <w:tc>
+          <w:tcPr>
+            <w:tcW w:type="dxa" w:w="1400"/>
+            <w:gridSpan w:val="1"/>
+            <w:tcBorders>
+              <w:top w:val="none" w:color="FFFFFF" w:sz="0"/>
+              <w:left w:val="none" w:color="FFFFFF" w:sz="0"/>
+              <w:bottom w:val="none" w:color="FFFFFF" w:sz="0"/>
+              <w:right w:val="none" w:color="FFFFFF" w:sz="0"/>
+            </w:tcBorders>
+            <w:tcMar>
+              <w:top w:type="dxa" w:w="40"/>
+              <w:left w:type="dxa" w:w="70"/>
+              <w:bottom w:type="dxa" w:w="40"/>
+              <w:right w:type="dxa" w:w="70"/>
+            </w:tcMar>
+            <w:vAlign w:val="center"/>
+          </w:tcPr>
+          <w:p>
+            <w:pPr>
+              <w:spacing w:after="20" w:before="20" w:line="240"/>
+              <w:jc w:val="center"/>
+            </w:pPr>
+            <w:r>
+              <w:rPr>
+                <w:rFonts w:ascii="Calibri" w:cs="Calibri" w:eastAsia="Calibri" w:hAnsi="Calibri"/>
+                <w:b w:val="false"/>
+                <w:bCs w:val="false"/>
+                <w:i w:val="false"/>
+                <w:iCs w:val="false"/>
+                <w:sz w:val="18"/>
+                <w:szCs w:val="18"/>
+              </w:rPr>
+              <w:t xml:space="preserve">0.99997</w:t>
+            </w:r>
+          </w:p>
+        </w:tc>
+        <w:tc>
+          <w:tcPr>
+            <w:tcW w:type="dxa" w:w="2200"/>
+            <w:gridSpan w:val="1"/>
+            <w:tcBorders>
+              <w:top w:val="none" w:color="FFFFFF" w:sz="0"/>
+              <w:left w:val="none" w:color="FFFFFF" w:sz="0"/>
+              <w:bottom w:val="none" w:color="FFFFFF" w:sz="0"/>
+              <w:right w:val="none" w:color="FFFFFF" w:sz="0"/>
+            </w:tcBorders>
+            <w:tcMar>
+              <w:top w:type="dxa" w:w="40"/>
+              <w:left w:type="dxa" w:w="70"/>
+              <w:bottom w:type="dxa" w:w="40"/>
+              <w:right w:type="dxa" w:w="70"/>
+            </w:tcMar>
+            <w:vAlign w:val="center"/>
+          </w:tcPr>
+          <w:p>
+            <w:pPr>
+              <w:spacing w:after="20" w:before="20" w:line="240"/>
+              <w:jc w:val="center"/>
+            </w:pPr>
+            <w:r>
+              <w:rPr>
+                <w:rFonts w:ascii="Calibri" w:cs="Calibri" w:eastAsia="Calibri" w:hAnsi="Calibri"/>
+                <w:b w:val="false"/>
+                <w:bCs w:val="false"/>
+                <w:i w:val="false"/>
+                <w:iCs w:val="false"/>
+                <w:sz w:val="18"/>
+                <w:szCs w:val="18"/>
+              </w:rPr>
+              <w:t xml:space="preserve">1.781</w:t>
+            </w:r>
+          </w:p>
+        </w:tc>
+        <w:tc>
+          <w:tcPr>
+            <w:tcW w:type="dxa" w:w="2200"/>
+            <w:gridSpan w:val="1"/>
+            <w:tcBorders>
+              <w:top w:val="none" w:color="FFFFFF" w:sz="0"/>
+              <w:left w:val="none" w:color="FFFFFF" w:sz="0"/>
+              <w:bottom w:val="none" w:color="FFFFFF" w:sz="0"/>
+              <w:right w:val="none" w:color="FFFFFF" w:sz="0"/>
+            </w:tcBorders>
+            <w:tcMar>
+              <w:top w:type="dxa" w:w="40"/>
+              <w:left w:type="dxa" w:w="70"/>
+              <w:bottom w:type="dxa" w:w="40"/>
+              <w:right w:type="dxa" w:w="70"/>
+            </w:tcMar>
+            <w:vAlign w:val="center"/>
+          </w:tcPr>
+          <w:p>
+            <w:pPr>
+              <w:spacing w:after="20" w:before="20" w:line="240"/>
+              <w:jc w:val="center"/>
+            </w:pPr>
+            <w:r>
+              <w:rPr>
+                <w:rFonts w:ascii="Calibri" w:cs="Calibri" w:eastAsia="Calibri" w:hAnsi="Calibri"/>
+                <w:b w:val="false"/>
+                <w:bCs w:val="false"/>
+                <w:i w:val="false"/>
+                <w:iCs w:val="false"/>
+                <w:sz w:val="18"/>
+                <w:szCs w:val="18"/>
+              </w:rPr>
+              <w:t xml:space="preserve">1.144</w:t>
+            </w:r>
+          </w:p>
+        </w:tc>
+      </w:tr>
+      <w:tr>
+        <w:tc>
+          <w:tcPr>
+            <w:tcW w:type="dxa" w:w="3838"/>
+            <w:gridSpan w:val="1"/>
+            <w:tcBorders>
+              <w:top w:val="none" w:color="FFFFFF" w:sz="0"/>
+              <w:left w:val="none" w:color="FFFFFF" w:sz="0"/>
+              <w:bottom w:val="none" w:color="FFFFFF" w:sz="0"/>
+              <w:right w:val="none" w:color="FFFFFF" w:sz="0"/>
+            </w:tcBorders>
+            <w:tcMar>
+              <w:top w:type="dxa" w:w="40"/>
+              <w:left w:type="dxa" w:w="70"/>
+              <w:bottom w:type="dxa" w:w="40"/>
+              <w:right w:type="dxa" w:w="70"/>
+            </w:tcMar>
+            <w:vAlign w:val="center"/>
+          </w:tcPr>
+          <w:p>
+            <w:pPr>
+              <w:spacing w:after="20" w:before="20" w:line="240"/>
+              <w:jc w:val="left"/>
+            </w:pPr>
+            <w:r>
+              <w:rPr>
+                <w:rFonts w:ascii="Calibri" w:cs="Calibri" w:eastAsia="Calibri" w:hAnsi="Calibri"/>
+                <w:b w:val="false"/>
+                <w:bCs w:val="false"/>
+                <w:i w:val="false"/>
+                <w:iCs w:val="false"/>
+                <w:sz w:val="18"/>
+                <w:szCs w:val="18"/>
+              </w:rPr>
+              <w:t xml:space="preserve">DstBytes / TotAppByte</w:t>
+            </w:r>
+          </w:p>
+        </w:tc>
+        <w:tc>
+          <w:tcPr>
+            <w:tcW w:type="dxa" w:w="1400"/>
+            <w:gridSpan w:val="1"/>
+            <w:tcBorders>
+              <w:top w:val="none" w:color="FFFFFF" w:sz="0"/>
+              <w:left w:val="none" w:color="FFFFFF" w:sz="0"/>
+              <w:bottom w:val="none" w:color="FFFFFF" w:sz="0"/>
+              <w:right w:val="none" w:color="FFFFFF" w:sz="0"/>
+            </w:tcBorders>
+            <w:tcMar>
+              <w:top w:type="dxa" w:w="40"/>
+              <w:left w:type="dxa" w:w="70"/>
+              <w:bottom w:type="dxa" w:w="40"/>
+              <w:right w:type="dxa" w:w="70"/>
+            </w:tcMar>
+            <w:vAlign w:val="center"/>
+          </w:tcPr>
+          <w:p>
+            <w:pPr>
+              <w:spacing w:after="20" w:before="20" w:line="240"/>
+              <w:jc w:val="center"/>
+            </w:pPr>
+            <w:r>
+              <w:rPr>
+                <w:rFonts w:ascii="Calibri" w:cs="Calibri" w:eastAsia="Calibri" w:hAnsi="Calibri"/>
+                <w:b w:val="false"/>
+                <w:bCs w:val="false"/>
+                <w:i w:val="false"/>
+                <w:iCs w:val="false"/>
+                <w:sz w:val="18"/>
+                <w:szCs w:val="18"/>
+              </w:rPr>
+              <w:t xml:space="preserve">0.99997</w:t>
+            </w:r>
+          </w:p>
+        </w:tc>
+        <w:tc>
+          <w:tcPr>
+            <w:tcW w:type="dxa" w:w="2200"/>
+            <w:gridSpan w:val="1"/>
+            <w:tcBorders>
+              <w:top w:val="none" w:color="FFFFFF" w:sz="0"/>
+              <w:left w:val="none" w:color="FFFFFF" w:sz="0"/>
+              <w:bottom w:val="none" w:color="FFFFFF" w:sz="0"/>
+              <w:right w:val="none" w:color="FFFFFF" w:sz="0"/>
+            </w:tcBorders>
+            <w:tcMar>
+              <w:top w:type="dxa" w:w="40"/>
+              <w:left w:type="dxa" w:w="70"/>
+              <w:bottom w:type="dxa" w:w="40"/>
+              <w:right w:type="dxa" w:w="70"/>
+            </w:tcMar>
+            <w:vAlign w:val="center"/>
+          </w:tcPr>
+          <w:p>
+            <w:pPr>
+              <w:spacing w:after="20" w:before="20" w:line="240"/>
+              <w:jc w:val="center"/>
+            </w:pPr>
+            <w:r>
+              <w:rPr>
+                <w:rFonts w:ascii="Calibri" w:cs="Calibri" w:eastAsia="Calibri" w:hAnsi="Calibri"/>
+                <w:b w:val="false"/>
+                <w:bCs w:val="false"/>
+                <w:i w:val="false"/>
+                <w:iCs w:val="false"/>
+                <w:sz w:val="18"/>
+                <w:szCs w:val="18"/>
+              </w:rPr>
+              <w:t xml:space="preserve">1.781</w:t>
+            </w:r>
+          </w:p>
+        </w:tc>
+        <w:tc>
+          <w:tcPr>
+            <w:tcW w:type="dxa" w:w="2200"/>
+            <w:gridSpan w:val="1"/>
+            <w:tcBorders>
+              <w:top w:val="none" w:color="FFFFFF" w:sz="0"/>
+              <w:left w:val="none" w:color="FFFFFF" w:sz="0"/>
+              <w:bottom w:val="none" w:color="FFFFFF" w:sz="0"/>
+              <w:right w:val="none" w:color="FFFFFF" w:sz="0"/>
+            </w:tcBorders>
+            <w:tcMar>
+              <w:top w:type="dxa" w:w="40"/>
+              <w:left w:type="dxa" w:w="70"/>
+              <w:bottom w:type="dxa" w:w="40"/>
+              <w:right w:type="dxa" w:w="70"/>
+            </w:tcMar>
+            <w:vAlign w:val="center"/>
+          </w:tcPr>
+          <w:p>
+            <w:pPr>
+              <w:spacing w:after="20" w:before="20" w:line="240"/>
+              <w:jc w:val="center"/>
+            </w:pPr>
+            <w:r>
+              <w:rPr>
+                <w:rFonts w:ascii="Calibri" w:cs="Calibri" w:eastAsia="Calibri" w:hAnsi="Calibri"/>
+                <w:b w:val="false"/>
+                <w:bCs w:val="false"/>
+                <w:i w:val="false"/>
+                <w:iCs w:val="false"/>
+                <w:sz w:val="18"/>
+                <w:szCs w:val="18"/>
+              </w:rPr>
+              <w:t xml:space="preserve">1.498</w:t>
+            </w:r>
+          </w:p>
+        </w:tc>
+      </w:tr>
+      <w:tr>
+        <w:tc>
+          <w:tcPr>
+            <w:tcW w:type="dxa" w:w="3838"/>
+            <w:gridSpan w:val="1"/>
+            <w:tcBorders>
+              <w:top w:val="none" w:color="FFFFFF" w:sz="0"/>
+              <w:left w:val="none" w:color="FFFFFF" w:sz="0"/>
+              <w:bottom w:val="none" w:color="FFFFFF" w:sz="0"/>
+              <w:right w:val="none" w:color="FFFFFF" w:sz="0"/>
+            </w:tcBorders>
+            <w:tcMar>
+              <w:top w:type="dxa" w:w="40"/>
+              <w:left w:type="dxa" w:w="70"/>
+              <w:bottom w:type="dxa" w:w="40"/>
+              <w:right w:type="dxa" w:w="70"/>
+            </w:tcMar>
+            <w:vAlign w:val="center"/>
+          </w:tcPr>
+          <w:p>
+            <w:pPr>
+              <w:spacing w:after="20" w:before="20" w:line="240"/>
+              <w:jc w:val="left"/>
+            </w:pPr>
+            <w:r>
+              <w:rPr>
+                <w:rFonts w:ascii="Calibri" w:cs="Calibri" w:eastAsia="Calibri" w:hAnsi="Calibri"/>
+                <w:b w:val="false"/>
+                <w:bCs w:val="false"/>
+                <w:i w:val="false"/>
+                <w:iCs w:val="false"/>
+                <w:sz w:val="18"/>
+                <w:szCs w:val="18"/>
+              </w:rPr>
+              <w:t xml:space="preserve">TcpRtt / SynAck</w:t>
+            </w:r>
+          </w:p>
+        </w:tc>
+        <w:tc>
+          <w:tcPr>
+            <w:tcW w:type="dxa" w:w="1400"/>
+            <w:gridSpan w:val="1"/>
+            <w:tcBorders>
+              <w:top w:val="none" w:color="FFFFFF" w:sz="0"/>
+              <w:left w:val="none" w:color="FFFFFF" w:sz="0"/>
+              <w:bottom w:val="none" w:color="FFFFFF" w:sz="0"/>
+              <w:right w:val="none" w:color="FFFFFF" w:sz="0"/>
+            </w:tcBorders>
+            <w:tcMar>
+              <w:top w:type="dxa" w:w="40"/>
+              <w:left w:type="dxa" w:w="70"/>
+              <w:bottom w:type="dxa" w:w="40"/>
+              <w:right w:type="dxa" w:w="70"/>
+            </w:tcMar>
+            <w:vAlign w:val="center"/>
+          </w:tcPr>
+          <w:p>
+            <w:pPr>
+              <w:spacing w:after="20" w:before="20" w:line="240"/>
+              <w:jc w:val="center"/>
+            </w:pPr>
+            <w:r>
+              <w:rPr>
+                <w:rFonts w:ascii="Calibri" w:cs="Calibri" w:eastAsia="Calibri" w:hAnsi="Calibri"/>
+                <w:b w:val="false"/>
+                <w:bCs w:val="false"/>
+                <w:i w:val="false"/>
+                <w:iCs w:val="false"/>
+                <w:sz w:val="18"/>
+                <w:szCs w:val="18"/>
+              </w:rPr>
+              <w:t xml:space="preserve">0.99995</w:t>
+            </w:r>
+          </w:p>
+        </w:tc>
+        <w:tc>
+          <w:tcPr>
+            <w:tcW w:type="dxa" w:w="2200"/>
+            <w:gridSpan w:val="1"/>
+            <w:tcBorders>
+              <w:top w:val="none" w:color="FFFFFF" w:sz="0"/>
+              <w:left w:val="none" w:color="FFFFFF" w:sz="0"/>
+              <w:bottom w:val="none" w:color="FFFFFF" w:sz="0"/>
+              <w:right w:val="none" w:color="FFFFFF" w:sz="0"/>
+            </w:tcBorders>
+            <w:tcMar>
+              <w:top w:type="dxa" w:w="40"/>
+              <w:left w:type="dxa" w:w="70"/>
+              <w:bottom w:type="dxa" w:w="40"/>
+              <w:right w:type="dxa" w:w="70"/>
+            </w:tcMar>
+            <w:vAlign w:val="center"/>
+          </w:tcPr>
+          <w:p>
+            <w:pPr>
+              <w:spacing w:after="20" w:before="20" w:line="240"/>
+              <w:jc w:val="center"/>
+            </w:pPr>
+            <w:r>
+              <w:rPr>
+                <w:rFonts w:ascii="Calibri" w:cs="Calibri" w:eastAsia="Calibri" w:hAnsi="Calibri"/>
+                <w:b w:val="false"/>
+                <w:bCs w:val="false"/>
+                <w:i w:val="false"/>
+                <w:iCs w:val="false"/>
+                <w:sz w:val="18"/>
+                <w:szCs w:val="18"/>
+              </w:rPr>
+              <w:t xml:space="preserve">0.561</w:t>
+            </w:r>
+          </w:p>
+        </w:tc>
+        <w:tc>
+          <w:tcPr>
+            <w:tcW w:type="dxa" w:w="2200"/>
+            <w:gridSpan w:val="1"/>
+            <w:tcBorders>
+              <w:top w:val="none" w:color="FFFFFF" w:sz="0"/>
+              <w:left w:val="none" w:color="FFFFFF" w:sz="0"/>
+              <w:bottom w:val="none" w:color="FFFFFF" w:sz="0"/>
+              <w:right w:val="none" w:color="FFFFFF" w:sz="0"/>
+            </w:tcBorders>
+            <w:tcMar>
+              <w:top w:type="dxa" w:w="40"/>
+              <w:left w:type="dxa" w:w="70"/>
+              <w:bottom w:type="dxa" w:w="40"/>
+              <w:right w:type="dxa" w:w="70"/>
+            </w:tcMar>
+            <w:vAlign w:val="center"/>
+          </w:tcPr>
+          <w:p>
+            <w:pPr>
+              <w:spacing w:after="20" w:before="20" w:line="240"/>
+              <w:jc w:val="center"/>
+            </w:pPr>
+            <w:r>
+              <w:rPr>
+                <w:rFonts w:ascii="Calibri" w:cs="Calibri" w:eastAsia="Calibri" w:hAnsi="Calibri"/>
+                <w:b w:val="false"/>
+                <w:bCs w:val="false"/>
+                <w:i w:val="false"/>
+                <w:iCs w:val="false"/>
+                <w:sz w:val="18"/>
+                <w:szCs w:val="18"/>
+              </w:rPr>
+              <w:t xml:space="preserve">0.566</w:t>
+            </w:r>
+          </w:p>
+        </w:tc>
+      </w:tr>
+      <w:tr>
+        <w:tc>
+          <w:tcPr>
+            <w:tcW w:type="dxa" w:w="3838"/>
+            <w:gridSpan w:val="1"/>
+            <w:tcBorders>
+              <w:top w:val="none" w:color="FFFFFF" w:sz="0"/>
+              <w:left w:val="none" w:color="FFFFFF" w:sz="0"/>
+              <w:bottom w:val="none" w:color="FFFFFF" w:sz="0"/>
+              <w:right w:val="none" w:color="FFFFFF" w:sz="0"/>
+            </w:tcBorders>
+            <w:tcMar>
+              <w:top w:type="dxa" w:w="40"/>
+              <w:left w:type="dxa" w:w="70"/>
+              <w:bottom w:type="dxa" w:w="40"/>
+              <w:right w:type="dxa" w:w="70"/>
+            </w:tcMar>
+            <w:vAlign w:val="center"/>
+          </w:tcPr>
+          <w:p>
+            <w:pPr>
+              <w:spacing w:after="20" w:before="20" w:line="240"/>
+              <w:jc w:val="left"/>
+            </w:pPr>
+            <w:r>
+              <w:rPr>
+                <w:rFonts w:ascii="Calibri" w:cs="Calibri" w:eastAsia="Calibri" w:hAnsi="Calibri"/>
+                <w:b w:val="false"/>
+                <w:bCs w:val="false"/>
+                <w:i w:val="false"/>
+                <w:iCs w:val="false"/>
+                <w:sz w:val="18"/>
+                <w:szCs w:val="18"/>
+              </w:rPr>
+              <w:t xml:space="preserve">TotBytes / DstBytes</w:t>
+            </w:r>
+          </w:p>
+        </w:tc>
+        <w:tc>
+          <w:tcPr>
+            <w:tcW w:type="dxa" w:w="1400"/>
+            <w:gridSpan w:val="1"/>
+            <w:tcBorders>
+              <w:top w:val="none" w:color="FFFFFF" w:sz="0"/>
+              <w:left w:val="none" w:color="FFFFFF" w:sz="0"/>
+              <w:bottom w:val="none" w:color="FFFFFF" w:sz="0"/>
+              <w:right w:val="none" w:color="FFFFFF" w:sz="0"/>
+            </w:tcBorders>
+            <w:tcMar>
+              <w:top w:type="dxa" w:w="40"/>
+              <w:left w:type="dxa" w:w="70"/>
+              <w:bottom w:type="dxa" w:w="40"/>
+              <w:right w:type="dxa" w:w="70"/>
+            </w:tcMar>
+            <w:vAlign w:val="center"/>
+          </w:tcPr>
+          <w:p>
+            <w:pPr>
+              <w:spacing w:after="20" w:before="20" w:line="240"/>
+              <w:jc w:val="center"/>
+            </w:pPr>
+            <w:r>
+              <w:rPr>
+                <w:rFonts w:ascii="Calibri" w:cs="Calibri" w:eastAsia="Calibri" w:hAnsi="Calibri"/>
+                <w:b w:val="false"/>
+                <w:bCs w:val="false"/>
+                <w:i w:val="false"/>
+                <w:iCs w:val="false"/>
+                <w:sz w:val="18"/>
+                <w:szCs w:val="18"/>
+              </w:rPr>
+              <w:t xml:space="preserve">0.99987</w:t>
+            </w:r>
+          </w:p>
+        </w:tc>
+        <w:tc>
+          <w:tcPr>
+            <w:tcW w:type="dxa" w:w="2200"/>
+            <w:gridSpan w:val="1"/>
+            <w:tcBorders>
+              <w:top w:val="none" w:color="FFFFFF" w:sz="0"/>
+              <w:left w:val="none" w:color="FFFFFF" w:sz="0"/>
+              <w:bottom w:val="none" w:color="FFFFFF" w:sz="0"/>
+              <w:right w:val="none" w:color="FFFFFF" w:sz="0"/>
+            </w:tcBorders>
+            <w:tcMar>
+              <w:top w:type="dxa" w:w="40"/>
+              <w:left w:type="dxa" w:w="70"/>
+              <w:bottom w:type="dxa" w:w="40"/>
+              <w:right w:type="dxa" w:w="70"/>
+            </w:tcMar>
+            <w:vAlign w:val="center"/>
+          </w:tcPr>
+          <w:p>
+            <w:pPr>
+              <w:spacing w:after="20" w:before="20" w:line="240"/>
+              <w:jc w:val="center"/>
+            </w:pPr>
+            <w:r>
+              <w:rPr>
+                <w:rFonts w:ascii="Calibri" w:cs="Calibri" w:eastAsia="Calibri" w:hAnsi="Calibri"/>
+                <w:b w:val="false"/>
+                <w:bCs w:val="false"/>
+                <w:i w:val="false"/>
+                <w:iCs w:val="false"/>
+                <w:sz w:val="18"/>
+                <w:szCs w:val="18"/>
+              </w:rPr>
+              <w:t xml:space="preserve">1.760</w:t>
+            </w:r>
+          </w:p>
+        </w:tc>
+        <w:tc>
+          <w:tcPr>
+            <w:tcW w:type="dxa" w:w="2200"/>
+            <w:gridSpan w:val="1"/>
+            <w:tcBorders>
+              <w:top w:val="none" w:color="FFFFFF" w:sz="0"/>
+              <w:left w:val="none" w:color="FFFFFF" w:sz="0"/>
+              <w:bottom w:val="none" w:color="FFFFFF" w:sz="0"/>
+              <w:right w:val="none" w:color="FFFFFF" w:sz="0"/>
+            </w:tcBorders>
+            <w:tcMar>
+              <w:top w:type="dxa" w:w="40"/>
+              <w:left w:type="dxa" w:w="70"/>
+              <w:bottom w:type="dxa" w:w="40"/>
+              <w:right w:type="dxa" w:w="70"/>
+            </w:tcMar>
+            <w:vAlign w:val="center"/>
+          </w:tcPr>
+          <w:p>
+            <w:pPr>
+              <w:spacing w:after="20" w:before="20" w:line="240"/>
+              <w:jc w:val="center"/>
+            </w:pPr>
+            <w:r>
+              <w:rPr>
+                <w:rFonts w:ascii="Calibri" w:cs="Calibri" w:eastAsia="Calibri" w:hAnsi="Calibri"/>
+                <w:b w:val="false"/>
+                <w:bCs w:val="false"/>
+                <w:i w:val="false"/>
+                <w:iCs w:val="false"/>
+                <w:sz w:val="18"/>
+                <w:szCs w:val="18"/>
+              </w:rPr>
+              <w:t xml:space="preserve">1.781</w:t>
+            </w:r>
+          </w:p>
+        </w:tc>
+      </w:tr>
+      <w:tr>
+        <w:tc>
+          <w:tcPr>
+            <w:tcW w:type="dxa" w:w="3838"/>
+            <w:gridSpan w:val="1"/>
+            <w:tcBorders>
+              <w:top w:val="none" w:color="FFFFFF" w:sz="0"/>
+              <w:left w:val="none" w:color="FFFFFF" w:sz="0"/>
+              <w:bottom w:val="none" w:color="FFFFFF" w:sz="0"/>
+              <w:right w:val="none" w:color="FFFFFF" w:sz="0"/>
+            </w:tcBorders>
+            <w:tcMar>
+              <w:top w:type="dxa" w:w="40"/>
+              <w:left w:type="dxa" w:w="70"/>
+              <w:bottom w:type="dxa" w:w="40"/>
+              <w:right w:type="dxa" w:w="70"/>
+            </w:tcMar>
+            <w:vAlign w:val="center"/>
+          </w:tcPr>
+          <w:p>
+            <w:pPr>
+              <w:spacing w:after="20" w:before="20" w:line="240"/>
+              <w:jc w:val="left"/>
+            </w:pPr>
+            <w:r>
+              <w:rPr>
+                <w:rFonts w:ascii="Calibri" w:cs="Calibri" w:eastAsia="Calibri" w:hAnsi="Calibri"/>
+                <w:b w:val="false"/>
+                <w:bCs w:val="false"/>
+                <w:i w:val="false"/>
+                <w:iCs w:val="false"/>
+                <w:sz w:val="18"/>
+                <w:szCs w:val="18"/>
+              </w:rPr>
+              <w:t xml:space="preserve">TotBytes / TotAppByte</w:t>
+            </w:r>
+          </w:p>
+        </w:tc>
+        <w:tc>
+          <w:tcPr>
+            <w:tcW w:type="dxa" w:w="1400"/>
+            <w:gridSpan w:val="1"/>
+            <w:tcBorders>
+              <w:top w:val="none" w:color="FFFFFF" w:sz="0"/>
+              <w:left w:val="none" w:color="FFFFFF" w:sz="0"/>
+              <w:bottom w:val="none" w:color="FFFFFF" w:sz="0"/>
+              <w:right w:val="none" w:color="FFFFFF" w:sz="0"/>
+            </w:tcBorders>
+            <w:tcMar>
+              <w:top w:type="dxa" w:w="40"/>
+              <w:left w:type="dxa" w:w="70"/>
+              <w:bottom w:type="dxa" w:w="40"/>
+              <w:right w:type="dxa" w:w="70"/>
+            </w:tcMar>
+            <w:vAlign w:val="center"/>
+          </w:tcPr>
+          <w:p>
+            <w:pPr>
+              <w:spacing w:after="20" w:before="20" w:line="240"/>
+              <w:jc w:val="center"/>
+            </w:pPr>
+            <w:r>
+              <w:rPr>
+                <w:rFonts w:ascii="Calibri" w:cs="Calibri" w:eastAsia="Calibri" w:hAnsi="Calibri"/>
+                <w:b w:val="false"/>
+                <w:bCs w:val="false"/>
+                <w:i w:val="false"/>
+                <w:iCs w:val="false"/>
+                <w:sz w:val="18"/>
+                <w:szCs w:val="18"/>
+              </w:rPr>
+              <w:t xml:space="preserve">0.99980</w:t>
+            </w:r>
+          </w:p>
+        </w:tc>
+        <w:tc>
+          <w:tcPr>
+            <w:tcW w:type="dxa" w:w="2200"/>
+            <w:gridSpan w:val="1"/>
+            <w:tcBorders>
+              <w:top w:val="none" w:color="FFFFFF" w:sz="0"/>
+              <w:left w:val="none" w:color="FFFFFF" w:sz="0"/>
+              <w:bottom w:val="none" w:color="FFFFFF" w:sz="0"/>
+              <w:right w:val="none" w:color="FFFFFF" w:sz="0"/>
+            </w:tcBorders>
+            <w:tcMar>
+              <w:top w:type="dxa" w:w="40"/>
+              <w:left w:type="dxa" w:w="70"/>
+              <w:bottom w:type="dxa" w:w="40"/>
+              <w:right w:type="dxa" w:w="70"/>
+            </w:tcMar>
+            <w:vAlign w:val="center"/>
+          </w:tcPr>
+          <w:p>
+            <w:pPr>
+              <w:spacing w:after="20" w:before="20" w:line="240"/>
+              <w:jc w:val="center"/>
+            </w:pPr>
+            <w:r>
+              <w:rPr>
+                <w:rFonts w:ascii="Calibri" w:cs="Calibri" w:eastAsia="Calibri" w:hAnsi="Calibri"/>
+                <w:b w:val="false"/>
+                <w:bCs w:val="false"/>
+                <w:i w:val="false"/>
+                <w:iCs w:val="false"/>
+                <w:sz w:val="18"/>
+                <w:szCs w:val="18"/>
+              </w:rPr>
+              <w:t xml:space="preserve">1.760</w:t>
+            </w:r>
+          </w:p>
+        </w:tc>
+        <w:tc>
+          <w:tcPr>
+            <w:tcW w:type="dxa" w:w="2200"/>
+            <w:gridSpan w:val="1"/>
+            <w:tcBorders>
+              <w:top w:val="none" w:color="FFFFFF" w:sz="0"/>
+              <w:left w:val="none" w:color="FFFFFF" w:sz="0"/>
+              <w:bottom w:val="none" w:color="FFFFFF" w:sz="0"/>
+              <w:right w:val="none" w:color="FFFFFF" w:sz="0"/>
+            </w:tcBorders>
+            <w:tcMar>
+              <w:top w:type="dxa" w:w="40"/>
+              <w:left w:type="dxa" w:w="70"/>
+              <w:bottom w:type="dxa" w:w="40"/>
+              <w:right w:type="dxa" w:w="70"/>
+            </w:tcMar>
+            <w:vAlign w:val="center"/>
+          </w:tcPr>
+          <w:p>
+            <w:pPr>
+              <w:spacing w:after="20" w:before="20" w:line="240"/>
+              <w:jc w:val="center"/>
+            </w:pPr>
+            <w:r>
+              <w:rPr>
+                <w:rFonts w:ascii="Calibri" w:cs="Calibri" w:eastAsia="Calibri" w:hAnsi="Calibri"/>
+                <w:b w:val="false"/>
+                <w:bCs w:val="false"/>
+                <w:i w:val="false"/>
+                <w:iCs w:val="false"/>
+                <w:sz w:val="18"/>
+                <w:szCs w:val="18"/>
+              </w:rPr>
+              <w:t xml:space="preserve">1.498</w:t>
+            </w:r>
+          </w:p>
+        </w:tc>
+      </w:tr>
+      <w:tr>
+        <w:tc>
+          <w:tcPr>
+            <w:tcW w:type="dxa" w:w="3838"/>
+            <w:gridSpan w:val="1"/>
+            <w:tcBorders>
+              <w:top w:val="none" w:color="FFFFFF" w:sz="0"/>
+              <w:left w:val="none" w:color="FFFFFF" w:sz="0"/>
+              <w:bottom w:val="none" w:color="FFFFFF" w:sz="0"/>
+              <w:right w:val="none" w:color="FFFFFF" w:sz="0"/>
+            </w:tcBorders>
+            <w:tcMar>
+              <w:top w:type="dxa" w:w="40"/>
+              <w:left w:type="dxa" w:w="70"/>
+              <w:bottom w:type="dxa" w:w="40"/>
+              <w:right w:type="dxa" w:w="70"/>
+            </w:tcMar>
+            <w:vAlign w:val="center"/>
+          </w:tcPr>
+          <w:p>
+            <w:pPr>
+              <w:spacing w:after="20" w:before="20" w:line="240"/>
+              <w:jc w:val="left"/>
+            </w:pPr>
+            <w:r>
+              <w:rPr>
+                <w:rFonts w:ascii="Calibri" w:cs="Calibri" w:eastAsia="Calibri" w:hAnsi="Calibri"/>
+                <w:b w:val="false"/>
+                <w:bCs w:val="false"/>
+                <w:i w:val="false"/>
+                <w:iCs w:val="false"/>
+                <w:sz w:val="18"/>
+                <w:szCs w:val="18"/>
+              </w:rPr>
+              <w:t xml:space="preserve">TotBytes / DAppBytes</w:t>
+            </w:r>
+          </w:p>
+        </w:tc>
+        <w:tc>
+          <w:tcPr>
+            <w:tcW w:type="dxa" w:w="1400"/>
+            <w:gridSpan w:val="1"/>
+            <w:tcBorders>
+              <w:top w:val="none" w:color="FFFFFF" w:sz="0"/>
+              <w:left w:val="none" w:color="FFFFFF" w:sz="0"/>
+              <w:bottom w:val="none" w:color="FFFFFF" w:sz="0"/>
+              <w:right w:val="none" w:color="FFFFFF" w:sz="0"/>
+            </w:tcBorders>
+            <w:tcMar>
+              <w:top w:type="dxa" w:w="40"/>
+              <w:left w:type="dxa" w:w="70"/>
+              <w:bottom w:type="dxa" w:w="40"/>
+              <w:right w:type="dxa" w:w="70"/>
+            </w:tcMar>
+            <w:vAlign w:val="center"/>
+          </w:tcPr>
+          <w:p>
+            <w:pPr>
+              <w:spacing w:after="20" w:before="20" w:line="240"/>
+              <w:jc w:val="center"/>
+            </w:pPr>
+            <w:r>
+              <w:rPr>
+                <w:rFonts w:ascii="Calibri" w:cs="Calibri" w:eastAsia="Calibri" w:hAnsi="Calibri"/>
+                <w:b w:val="false"/>
+                <w:bCs w:val="false"/>
+                <w:i w:val="false"/>
+                <w:iCs w:val="false"/>
+                <w:sz w:val="18"/>
+                <w:szCs w:val="18"/>
+              </w:rPr>
+              <w:t xml:space="preserve">0.99979</w:t>
+            </w:r>
+          </w:p>
+        </w:tc>
+        <w:tc>
+          <w:tcPr>
+            <w:tcW w:type="dxa" w:w="2200"/>
+            <w:gridSpan w:val="1"/>
+            <w:tcBorders>
+              <w:top w:val="none" w:color="FFFFFF" w:sz="0"/>
+              <w:left w:val="none" w:color="FFFFFF" w:sz="0"/>
+              <w:bottom w:val="none" w:color="FFFFFF" w:sz="0"/>
+              <w:right w:val="none" w:color="FFFFFF" w:sz="0"/>
+            </w:tcBorders>
+            <w:tcMar>
+              <w:top w:type="dxa" w:w="40"/>
+              <w:left w:type="dxa" w:w="70"/>
+              <w:bottom w:type="dxa" w:w="40"/>
+              <w:right w:type="dxa" w:w="70"/>
+            </w:tcMar>
+            <w:vAlign w:val="center"/>
+          </w:tcPr>
+          <w:p>
+            <w:pPr>
+              <w:spacing w:after="20" w:before="20" w:line="240"/>
+              <w:jc w:val="center"/>
+            </w:pPr>
+            <w:r>
+              <w:rPr>
+                <w:rFonts w:ascii="Calibri" w:cs="Calibri" w:eastAsia="Calibri" w:hAnsi="Calibri"/>
+                <w:b w:val="false"/>
+                <w:bCs w:val="false"/>
+                <w:i w:val="false"/>
+                <w:iCs w:val="false"/>
+                <w:sz w:val="18"/>
+                <w:szCs w:val="18"/>
+              </w:rPr>
+              <w:t xml:space="preserve">1.760</w:t>
+            </w:r>
+          </w:p>
+        </w:tc>
+        <w:tc>
+          <w:tcPr>
+            <w:tcW w:type="dxa" w:w="2200"/>
+            <w:gridSpan w:val="1"/>
+            <w:tcBorders>
+              <w:top w:val="none" w:color="FFFFFF" w:sz="0"/>
+              <w:left w:val="none" w:color="FFFFFF" w:sz="0"/>
+              <w:bottom w:val="none" w:color="FFFFFF" w:sz="0"/>
+              <w:right w:val="none" w:color="FFFFFF" w:sz="0"/>
+            </w:tcBorders>
+            <w:tcMar>
+              <w:top w:type="dxa" w:w="40"/>
+              <w:left w:type="dxa" w:w="70"/>
+              <w:bottom w:type="dxa" w:w="40"/>
+              <w:right w:type="dxa" w:w="70"/>
+            </w:tcMar>
+            <w:vAlign w:val="center"/>
+          </w:tcPr>
+          <w:p>
+            <w:pPr>
+              <w:spacing w:after="20" w:before="20" w:line="240"/>
+              <w:jc w:val="center"/>
+            </w:pPr>
+            <w:r>
+              <w:rPr>
+                <w:rFonts w:ascii="Calibri" w:cs="Calibri" w:eastAsia="Calibri" w:hAnsi="Calibri"/>
+                <w:b w:val="false"/>
+                <w:bCs w:val="false"/>
+                <w:i w:val="false"/>
+                <w:iCs w:val="false"/>
+                <w:sz w:val="18"/>
+                <w:szCs w:val="18"/>
+              </w:rPr>
+              <w:t xml:space="preserve">1.144</w:t>
+            </w:r>
+          </w:p>
+        </w:tc>
+      </w:tr>
+      <w:tr>
+        <w:tc>
+          <w:tcPr>
+            <w:tcW w:type="dxa" w:w="3838"/>
+            <w:gridSpan w:val="1"/>
+            <w:tcBorders>
+              <w:top w:val="none" w:color="FFFFFF" w:sz="0"/>
+              <w:left w:val="none" w:color="FFFFFF" w:sz="0"/>
+              <w:bottom w:val="single" w:color="000000" w:sz="12"/>
+              <w:right w:val="none" w:color="FFFFFF" w:sz="0"/>
+            </w:tcBorders>
+            <w:tcMar>
+              <w:top w:type="dxa" w:w="40"/>
+              <w:left w:type="dxa" w:w="70"/>
+              <w:bottom w:type="dxa" w:w="40"/>
+              <w:right w:type="dxa" w:w="70"/>
+            </w:tcMar>
+            <w:vAlign w:val="center"/>
+          </w:tcPr>
+          <w:p>
+            <w:pPr>
+              <w:spacing w:after="20" w:before="20" w:line="240"/>
+              <w:jc w:val="left"/>
+            </w:pPr>
+            <w:r>
+              <w:rPr>
+                <w:rFonts w:ascii="Calibri" w:cs="Calibri" w:eastAsia="Calibri" w:hAnsi="Calibri"/>
+                <w:b w:val="false"/>
+                <w:bCs w:val="false"/>
+                <w:i w:val="false"/>
+                <w:iCs w:val="false"/>
+                <w:sz w:val="18"/>
+                <w:szCs w:val="18"/>
+              </w:rPr>
+              <w:t xml:space="preserve">DIntPktMin / DIntPktAct</w:t>
+            </w:r>
+          </w:p>
+        </w:tc>
+        <w:tc>
+          <w:tcPr>
+            <w:tcW w:type="dxa" w:w="1400"/>
+            <w:gridSpan w:val="1"/>
+            <w:tcBorders>
+              <w:top w:val="none" w:color="FFFFFF" w:sz="0"/>
+              <w:left w:val="none" w:color="FFFFFF" w:sz="0"/>
+              <w:bottom w:val="single" w:color="000000" w:sz="12"/>
+              <w:right w:val="none" w:color="FFFFFF" w:sz="0"/>
+            </w:tcBorders>
+            <w:tcMar>
+              <w:top w:type="dxa" w:w="40"/>
+              <w:left w:type="dxa" w:w="70"/>
+              <w:bottom w:type="dxa" w:w="40"/>
+              <w:right w:type="dxa" w:w="70"/>
+            </w:tcMar>
+            <w:vAlign w:val="center"/>
+          </w:tcPr>
+          <w:p>
+            <w:pPr>
+              <w:spacing w:after="20" w:before="20" w:line="240"/>
+              <w:jc w:val="center"/>
+            </w:pPr>
+            <w:r>
+              <w:rPr>
+                <w:rFonts w:ascii="Calibri" w:cs="Calibri" w:eastAsia="Calibri" w:hAnsi="Calibri"/>
+                <w:b w:val="false"/>
+                <w:bCs w:val="false"/>
+                <w:i w:val="false"/>
+                <w:iCs w:val="false"/>
+                <w:sz w:val="18"/>
+                <w:szCs w:val="18"/>
+              </w:rPr>
+              <w:t xml:space="preserve">0.99216</w:t>
+            </w:r>
+          </w:p>
+        </w:tc>
+        <w:tc>
+          <w:tcPr>
+            <w:tcW w:type="dxa" w:w="2200"/>
+            <w:gridSpan w:val="1"/>
+            <w:tcBorders>
+              <w:top w:val="none" w:color="FFFFFF" w:sz="0"/>
+              <w:left w:val="none" w:color="FFFFFF" w:sz="0"/>
+              <w:bottom w:val="single" w:color="000000" w:sz="12"/>
+              <w:right w:val="none" w:color="FFFFFF" w:sz="0"/>
+            </w:tcBorders>
+            <w:tcMar>
+              <w:top w:type="dxa" w:w="40"/>
+              <w:left w:type="dxa" w:w="70"/>
+              <w:bottom w:type="dxa" w:w="40"/>
+              <w:right w:type="dxa" w:w="70"/>
+            </w:tcMar>
+            <w:vAlign w:val="center"/>
+          </w:tcPr>
+          <w:p>
+            <w:pPr>
+              <w:spacing w:after="20" w:before="20" w:line="240"/>
+              <w:jc w:val="center"/>
+            </w:pPr>
+            <w:r>
+              <w:rPr>
+                <w:rFonts w:ascii="Calibri" w:cs="Calibri" w:eastAsia="Calibri" w:hAnsi="Calibri"/>
+                <w:b w:val="false"/>
+                <w:bCs w:val="false"/>
+                <w:i w:val="false"/>
+                <w:iCs w:val="false"/>
+                <w:sz w:val="18"/>
+                <w:szCs w:val="18"/>
+              </w:rPr>
+              <w:t xml:space="preserve">0.583</w:t>
+            </w:r>
+          </w:p>
+        </w:tc>
+        <w:tc>
+          <w:tcPr>
+            <w:tcW w:type="dxa" w:w="2200"/>
+            <w:gridSpan w:val="1"/>
+            <w:tcBorders>
+              <w:top w:val="none" w:color="FFFFFF" w:sz="0"/>
+              <w:left w:val="none" w:color="FFFFFF" w:sz="0"/>
+              <w:bottom w:val="single" w:color="000000" w:sz="12"/>
+              <w:right w:val="none" w:color="FFFFFF" w:sz="0"/>
+            </w:tcBorders>
+            <w:tcMar>
+              <w:top w:type="dxa" w:w="40"/>
+              <w:left w:type="dxa" w:w="70"/>
+              <w:bottom w:type="dxa" w:w="40"/>
+              <w:right w:type="dxa" w:w="70"/>
+            </w:tcMar>
+            <w:vAlign w:val="center"/>
+          </w:tcPr>
+          <w:p>
+            <w:pPr>
+              <w:spacing w:after="20" w:before="20" w:line="240"/>
+              <w:jc w:val="center"/>
+            </w:pPr>
+            <w:r>
+              <w:rPr>
+                <w:rFonts w:ascii="Calibri" w:cs="Calibri" w:eastAsia="Calibri" w:hAnsi="Calibri"/>
+                <w:b w:val="false"/>
+                <w:bCs w:val="false"/>
+                <w:i w:val="false"/>
+                <w:iCs w:val="false"/>
+                <w:sz w:val="18"/>
+                <w:szCs w:val="18"/>
+              </w:rPr>
+              <w:t xml:space="preserve">0.589</w:t>
+            </w:r>
+          </w:p>
+        </w:tc>
+      </w:tr>
+    </w:tbl>
+    <w:p>
+      <w:pPr>
+        <w:spacing w:after="240"/>
+      </w:pPr>
+      <w:r>
+        <w:rPr>
+          <w:sz w:val="4"/>
+          <w:szCs w:val="4"/>
+        </w:rPr>
+        <w:t xml:space="preserve"/>
       </w:r>
     </w:p>
     <w:p>
@@ -13971,42 +15345,117 @@
       </w:pPr>
       <w:r>
         <w:drawing>
-          <wp:inline distT="0" distB="0" distL="0" distR="0">
-            <wp:extent cx="4410075" cy="4905375"/>
-            <wp:effectExtent t="0" r="0" b="0" l="0"/>
-            <wp:docPr id="1" name="" descr="" title=""/>
-            <wp:cNvGraphicFramePr>
-              <a:graphicFrameLocks xmlns:a="http://schemas.openxmlformats.org/drawingml/2006/main" noChangeAspect="1"/>
-            </wp:cNvGraphicFramePr>
-            <a:graphic xmlns:a="http://schemas.openxmlformats.org/drawingml/2006/main">
-              <a:graphicData uri="http://schemas.openxmlformats.org/drawingml/2006/picture">
-                <pic:pic xmlns:pic="http://schemas.openxmlformats.org/drawingml/2006/picture">
-                  <pic:nvPicPr>
-                    <pic:cNvPr id="0" name="" descr=""/>
-                    <pic:cNvPicPr>
-                      <a:picLocks noChangeAspect="1" noChangeArrowheads="1"/>
-                    </pic:cNvPicPr>
-                  </pic:nvPicPr>
-                  <pic:blipFill>
-                    <a:blip r:embed="rId15" cstate="none"/>
-                    <a:srcRect/>
-                    <a:stretch>
-                      <a:fillRect/>
-                    </a:stretch>
-                  </pic:blipFill>
-                  <pic:spPr bwMode="auto">
-                    <a:xfrm>
-                      <a:off x="0" y="0"/>
-                      <a:ext cx="4410075" cy="4905375"/>
-                    </a:xfrm>
-                    <a:prstGeom prst="rect">
-                      <a:avLst/>
-                    </a:prstGeom>
-                  </pic:spPr>
-                </pic:pic>
-              </a:graphicData>
-            </a:graphic>
-          </wp:inline>
+          <ns2:inline distT="0" distB="0" distL="0" distR="0">
+            <ns2:extent cx="6124575" cy="3154876"/>
+            <ns2:effectExtent t="0" r="0" b="0" l="0"/>
+            <ns2:docPr id="1" name="" descr="" title=""/>
+            <ns2:cNvGraphicFramePr>
+              <ns3:graphicFrameLocks noChangeAspect="1"/>
+            </ns2:cNvGraphicFramePr>
+            <ns3:graphic>
+              <ns3:graphicData uri="http://schemas.openxmlformats.org/drawingml/2006/picture">
+                <ns4:pic>
+                  <ns4:nvPicPr>
+                    <ns4:cNvPr id="0" name="" descr=""/>
+                    <ns4:cNvPicPr>
+                      <ns3:picLocks noChangeAspect="1" noChangeArrowheads="1"/>
+                    </ns4:cNvPicPr>
+                  </ns4:nvPicPr>
+                  <ns4:blipFill>
+                    <ns3:blip ns5:embed="rId14" cstate="none"/>
+                    <ns3:srcRect/>
+                    <ns3:stretch>
+                      <ns3:fillRect/>
+                    </ns3:stretch>
+                  </ns4:blipFill>
+                  <ns4:spPr bwMode="auto">
+                    <ns3:xfrm>
+                      <ns3:off x="0" y="0"/>
+                      <ns3:ext cx="6124575" cy="3154876"/>
+                    </ns3:xfrm>
+                    <ns3:prstGeom prst="rect">
+                      <ns3:avLst/>
+                    </ns3:prstGeom>
+                  </ns4:spPr>
+                </ns4:pic>
+              </ns3:graphicData>
+            </ns3:graphic>
+          </ns2:inline>
+        </w:drawing>
+      </w:r>
+    </w:p>
+    <w:p>
+      <w:pPr>
+        <w:spacing w:after="240"/>
+        <w:jc w:val="both"/>
+      </w:pPr>
+      <w:r>
+        <w:rPr>
+          <w:rFonts w:ascii="Calibri" w:cs="Calibri" w:eastAsia="Calibri" w:hAnsi="Calibri"/>
+          <w:b/>
+          <w:bCs/>
+          <w:sz w:val="18"/>
+          <w:szCs w:val="18"/>
+        </w:rPr>
+        <w:t xml:space="preserve">Figure 6. </w:t>
+      </w:r>
+      <w:r>
+        <w:rPr>
+          <w:rFonts w:ascii="Calibri" w:cs="Calibri" w:eastAsia="Calibri" w:hAnsi="Calibri"/>
+          <w:b w:val="false"/>
+          <w:bCs w:val="false"/>
+          <w:i w:val="false"/>
+          <w:iCs w:val="false"/>
+          <w:sz w:val="18"/>
+          <w:szCs w:val="18"/>
+        </w:rPr>
+        <w:t xml:space="preserve">Single-feature transferability over all 63 behavioural features, sorted, under both normalisations. Solid bars give the raw ratio τ, hatched bars the chance-corrected τ*. Red marks the eight features excluded under both rules, orange the five excluded only under τ*. Under τ the gap between 0.49 and 0.54 places the threshold between two clusters; under τ* that gap narrows to 0.017 (Section 6.2 and Table 15).</w:t>
+      </w:r>
+    </w:p>
+    <w:p>
+      <w:pPr>
+        <w:keepNext/>
+        <w:spacing w:after="80" w:before="200"/>
+        <w:jc w:val="center"/>
+      </w:pPr>
+      <w:r>
+        <w:drawing>
+          <ns2:inline distT="0" distB="0" distL="0" distR="0">
+            <ns2:extent cx="4410075" cy="4905375"/>
+            <ns2:effectExtent t="0" r="0" b="0" l="0"/>
+            <ns2:docPr id="1" name="" descr="" title=""/>
+            <ns2:cNvGraphicFramePr>
+              <ns3:graphicFrameLocks noChangeAspect="1"/>
+            </ns2:cNvGraphicFramePr>
+            <ns3:graphic>
+              <ns3:graphicData uri="http://schemas.openxmlformats.org/drawingml/2006/picture">
+                <ns4:pic>
+                  <ns4:nvPicPr>
+                    <ns4:cNvPr id="0" name="" descr=""/>
+                    <ns4:cNvPicPr>
+                      <ns3:picLocks noChangeAspect="1" noChangeArrowheads="1"/>
+                    </ns4:cNvPicPr>
+                  </ns4:nvPicPr>
+                  <ns4:blipFill>
+                    <ns3:blip ns5:embed="rId15" cstate="none"/>
+                    <ns3:srcRect/>
+                    <ns3:stretch>
+                      <ns3:fillRect/>
+                    </ns3:stretch>
+                  </ns4:blipFill>
+                  <ns4:spPr bwMode="auto">
+                    <ns3:xfrm>
+                      <ns3:off x="0" y="0"/>
+                      <ns3:ext cx="4410075" cy="4905375"/>
+                    </ns3:xfrm>
+                    <ns3:prstGeom prst="rect">
+                      <ns3:avLst/>
+                    </ns3:prstGeom>
+                  </ns4:spPr>
+                </ns4:pic>
+              </ns3:graphicData>
+            </ns3:graphic>
+          </ns2:inline>
         </w:drawing>
       </w:r>
     </w:p>
@@ -14172,42 +15621,42 @@
       </w:pPr>
       <w:r>
         <w:drawing>
-          <wp:inline distT="0" distB="0" distL="0" distR="0">
-            <wp:extent cx="6124575" cy="2609850"/>
-            <wp:effectExtent t="0" r="0" b="0" l="0"/>
-            <wp:docPr id="1" name="" descr="" title=""/>
-            <wp:cNvGraphicFramePr>
-              <a:graphicFrameLocks xmlns:a="http://schemas.openxmlformats.org/drawingml/2006/main" noChangeAspect="1"/>
-            </wp:cNvGraphicFramePr>
-            <a:graphic xmlns:a="http://schemas.openxmlformats.org/drawingml/2006/main">
-              <a:graphicData uri="http://schemas.openxmlformats.org/drawingml/2006/picture">
-                <pic:pic xmlns:pic="http://schemas.openxmlformats.org/drawingml/2006/picture">
-                  <pic:nvPicPr>
-                    <pic:cNvPr id="0" name="" descr=""/>
-                    <pic:cNvPicPr>
-                      <a:picLocks noChangeAspect="1" noChangeArrowheads="1"/>
-                    </pic:cNvPicPr>
-                  </pic:nvPicPr>
-                  <pic:blipFill>
-                    <a:blip r:embed="rId16" cstate="none"/>
-                    <a:srcRect/>
-                    <a:stretch>
-                      <a:fillRect/>
-                    </a:stretch>
-                  </pic:blipFill>
-                  <pic:spPr bwMode="auto">
-                    <a:xfrm>
-                      <a:off x="0" y="0"/>
-                      <a:ext cx="6124575" cy="2609850"/>
-                    </a:xfrm>
-                    <a:prstGeom prst="rect">
-                      <a:avLst/>
-                    </a:prstGeom>
-                  </pic:spPr>
-                </pic:pic>
-              </a:graphicData>
-            </a:graphic>
-          </wp:inline>
+          <ns2:inline distT="0" distB="0" distL="0" distR="0">
+            <ns2:extent cx="6124575" cy="2609850"/>
+            <ns2:effectExtent t="0" r="0" b="0" l="0"/>
+            <ns2:docPr id="1" name="" descr="" title=""/>
+            <ns2:cNvGraphicFramePr>
+              <ns3:graphicFrameLocks noChangeAspect="1"/>
+            </ns2:cNvGraphicFramePr>
+            <ns3:graphic>
+              <ns3:graphicData uri="http://schemas.openxmlformats.org/drawingml/2006/picture">
+                <ns4:pic>
+                  <ns4:nvPicPr>
+                    <ns4:cNvPr id="0" name="" descr=""/>
+                    <ns4:cNvPicPr>
+                      <ns3:picLocks noChangeAspect="1" noChangeArrowheads="1"/>
+                    </ns4:cNvPicPr>
+                  </ns4:nvPicPr>
+                  <ns4:blipFill>
+                    <ns3:blip ns5:embed="rId16" cstate="none"/>
+                    <ns3:srcRect/>
+                    <ns3:stretch>
+                      <ns3:fillRect/>
+                    </ns3:stretch>
+                  </ns4:blipFill>
+                  <ns4:spPr bwMode="auto">
+                    <ns3:xfrm>
+                      <ns3:off x="0" y="0"/>
+                      <ns3:ext cx="6124575" cy="2609850"/>
+                    </ns3:xfrm>
+                    <ns3:prstGeom prst="rect">
+                      <ns3:avLst/>
+                    </ns3:prstGeom>
+                  </ns4:spPr>
+                </ns4:pic>
+              </ns3:graphicData>
+            </ns3:graphic>
+          </ns2:inline>
         </w:drawing>
       </w:r>
     </w:p>
@@ -14247,42 +15696,42 @@
       </w:pPr>
       <w:r>
         <w:drawing>
-          <wp:inline distT="0" distB="0" distL="0" distR="0">
-            <wp:extent cx="4781550" cy="2781300"/>
-            <wp:effectExtent t="0" r="0" b="0" l="0"/>
-            <wp:docPr id="1" name="" descr="" title=""/>
-            <wp:cNvGraphicFramePr>
-              <a:graphicFrameLocks xmlns:a="http://schemas.openxmlformats.org/drawingml/2006/main" noChangeAspect="1"/>
-            </wp:cNvGraphicFramePr>
-            <a:graphic xmlns:a="http://schemas.openxmlformats.org/drawingml/2006/main">
-              <a:graphicData uri="http://schemas.openxmlformats.org/drawingml/2006/picture">
-                <pic:pic xmlns:pic="http://schemas.openxmlformats.org/drawingml/2006/picture">
-                  <pic:nvPicPr>
-                    <pic:cNvPr id="0" name="" descr=""/>
-                    <pic:cNvPicPr>
-                      <a:picLocks noChangeAspect="1" noChangeArrowheads="1"/>
-                    </pic:cNvPicPr>
-                  </pic:nvPicPr>
-                  <pic:blipFill>
-                    <a:blip r:embed="rId17" cstate="none"/>
-                    <a:srcRect/>
-                    <a:stretch>
-                      <a:fillRect/>
-                    </a:stretch>
-                  </pic:blipFill>
-                  <pic:spPr bwMode="auto">
-                    <a:xfrm>
-                      <a:off x="0" y="0"/>
-                      <a:ext cx="4781550" cy="2781300"/>
-                    </a:xfrm>
-                    <a:prstGeom prst="rect">
-                      <a:avLst/>
-                    </a:prstGeom>
-                  </pic:spPr>
-                </pic:pic>
-              </a:graphicData>
-            </a:graphic>
-          </wp:inline>
+          <ns2:inline distT="0" distB="0" distL="0" distR="0">
+            <ns2:extent cx="4781550" cy="2781300"/>
+            <ns2:effectExtent t="0" r="0" b="0" l="0"/>
+            <ns2:docPr id="1" name="" descr="" title=""/>
+            <ns2:cNvGraphicFramePr>
+              <ns3:graphicFrameLocks noChangeAspect="1"/>
+            </ns2:cNvGraphicFramePr>
+            <ns3:graphic>
+              <ns3:graphicData uri="http://schemas.openxmlformats.org/drawingml/2006/picture">
+                <ns4:pic>
+                  <ns4:nvPicPr>
+                    <ns4:cNvPr id="0" name="" descr=""/>
+                    <ns4:cNvPicPr>
+                      <ns3:picLocks noChangeAspect="1" noChangeArrowheads="1"/>
+                    </ns4:cNvPicPr>
+                  </ns4:nvPicPr>
+                  <ns4:blipFill>
+                    <ns3:blip ns5:embed="rId17" cstate="none"/>
+                    <ns3:srcRect/>
+                    <ns3:stretch>
+                      <ns3:fillRect/>
+                    </ns3:stretch>
+                  </ns4:blipFill>
+                  <ns4:spPr bwMode="auto">
+                    <ns3:xfrm>
+                      <ns3:off x="0" y="0"/>
+                      <ns3:ext cx="4781550" cy="2781300"/>
+                    </ns3:xfrm>
+                    <ns3:prstGeom prst="rect">
+                      <ns3:avLst/>
+                    </ns3:prstGeom>
+                  </ns4:spPr>
+                </ns4:pic>
+              </ns3:graphicData>
+            </ns3:graphic>
+          </ns2:inline>
         </w:drawing>
       </w:r>
     </w:p>
@@ -14347,7 +15796,7 @@
           <w:sz w:val="22"/>
           <w:szCs w:val="22"/>
         </w:rPr>
-        <w:t xml:space="preserve">The benign share falls monotonically as the aggregation window shrinks (7.42% at 60 s, 5.16% at 30 s, 2.38% at 10 s, 1.45% at 5 s), while the flow count grows from 338 820 to 2 773 578 (Table 4). Accuracy is therefore not comparable across intervals, and neither are false-positive rates.</w:t>
+        <w:t xml:space="preserve">The benign share falls monotonically as the aggregation window shrinks (7.42% at 60 s, 5.16% at 30 s, 2.38% at 10 s, 1.45% at 5 s), while the flow count grows from 338 820 to 2 773 578 (Table 5). Accuracy is therefore not comparable across intervals, and neither are false-positive rates.</w:t>
       </w:r>
     </w:p>
     <w:p>
@@ -14365,7 +15814,7 @@
           <w:sz w:val="22"/>
           <w:szCs w:val="22"/>
         </w:rPr>
-        <w:t xml:space="preserve">Table 5 gives the effect on detection. The boosted trees are essentially interval-invariant: XGBoost holds 1.0000 at 5, 10 and 60 s and 0.9999 at 30 s, and LightGBM holds ≥ 0.9999 except at 10 s, where one seed of three collapses (0.9458 ± 0.0766): its </w:t>
+        <w:t xml:space="preserve">Table 6 gives the effect on detection. The boosted trees are essentially interval-invariant: XGBoost holds 1.0000 at 5, 10 and 60 s and 0.9999 at 30 s, and LightGBM holds ≥ 0.9999 except at 10 s, where one seed of three collapses (0.9458 ± 0.0766): its </w:t>
       </w:r>
       <w:r>
         <w:rPr>
@@ -14442,42 +15891,42 @@
       </w:pPr>
       <w:r>
         <w:drawing>
-          <wp:inline distT="0" distB="0" distL="0" distR="0">
-            <wp:extent cx="4162425" cy="2914650"/>
-            <wp:effectExtent t="0" r="0" b="0" l="0"/>
-            <wp:docPr id="1" name="" descr="" title=""/>
-            <wp:cNvGraphicFramePr>
-              <a:graphicFrameLocks xmlns:a="http://schemas.openxmlformats.org/drawingml/2006/main" noChangeAspect="1"/>
-            </wp:cNvGraphicFramePr>
-            <a:graphic xmlns:a="http://schemas.openxmlformats.org/drawingml/2006/main">
-              <a:graphicData uri="http://schemas.openxmlformats.org/drawingml/2006/picture">
-                <pic:pic xmlns:pic="http://schemas.openxmlformats.org/drawingml/2006/picture">
-                  <pic:nvPicPr>
-                    <pic:cNvPr id="0" name="" descr=""/>
-                    <pic:cNvPicPr>
-                      <a:picLocks noChangeAspect="1" noChangeArrowheads="1"/>
-                    </pic:cNvPicPr>
-                  </pic:nvPicPr>
-                  <pic:blipFill>
-                    <a:blip r:embed="rId18" cstate="none"/>
-                    <a:srcRect/>
-                    <a:stretch>
-                      <a:fillRect/>
-                    </a:stretch>
-                  </pic:blipFill>
-                  <pic:spPr bwMode="auto">
-                    <a:xfrm>
-                      <a:off x="0" y="0"/>
-                      <a:ext cx="4162425" cy="2914650"/>
-                    </a:xfrm>
-                    <a:prstGeom prst="rect">
-                      <a:avLst/>
-                    </a:prstGeom>
-                  </pic:spPr>
-                </pic:pic>
-              </a:graphicData>
-            </a:graphic>
-          </wp:inline>
+          <ns2:inline distT="0" distB="0" distL="0" distR="0">
+            <ns2:extent cx="4162425" cy="2914650"/>
+            <ns2:effectExtent t="0" r="0" b="0" l="0"/>
+            <ns2:docPr id="1" name="" descr="" title=""/>
+            <ns2:cNvGraphicFramePr>
+              <ns3:graphicFrameLocks noChangeAspect="1"/>
+            </ns2:cNvGraphicFramePr>
+            <ns3:graphic>
+              <ns3:graphicData uri="http://schemas.openxmlformats.org/drawingml/2006/picture">
+                <ns4:pic>
+                  <ns4:nvPicPr>
+                    <ns4:cNvPr id="0" name="" descr=""/>
+                    <ns4:cNvPicPr>
+                      <ns3:picLocks noChangeAspect="1" noChangeArrowheads="1"/>
+                    </ns4:cNvPicPr>
+                  </ns4:nvPicPr>
+                  <ns4:blipFill>
+                    <ns3:blip ns5:embed="rId18" cstate="none"/>
+                    <ns3:srcRect/>
+                    <ns3:stretch>
+                      <ns3:fillRect/>
+                    </ns3:stretch>
+                  </ns4:blipFill>
+                  <ns4:spPr bwMode="auto">
+                    <ns3:xfrm>
+                      <ns3:off x="0" y="0"/>
+                      <ns3:ext cx="4162425" cy="2914650"/>
+                    </ns3:xfrm>
+                    <ns3:prstGeom prst="rect">
+                      <ns3:avLst/>
+                    </ns3:prstGeom>
+                  </ns4:spPr>
+                </ns4:pic>
+              </ns3:graphicData>
+            </ns3:graphic>
+          </ns2:inline>
         </w:drawing>
       </w:r>
     </w:p>
@@ -14523,7 +15972,7 @@
           <w:sz w:val="18"/>
           <w:szCs w:val="18"/>
         </w:rPr>
-        <w:t xml:space="preserve">Table 4. </w:t>
+        <w:t xml:space="preserve">Table 5. </w:t>
       </w:r>
       <w:r>
         <w:rPr>
@@ -15563,7 +17012,7 @@
           <w:sz w:val="18"/>
           <w:szCs w:val="18"/>
         </w:rPr>
-        <w:t xml:space="preserve">Table 5. </w:t>
+        <w:t xml:space="preserve">Table 6. </w:t>
       </w:r>
       <w:r>
         <w:rPr>
@@ -16580,7 +18029,7 @@
           <w:sz w:val="24"/>
           <w:szCs w:val="24"/>
         </w:rPr>
-        <w:t xml:space="preserve">6.5 Calibration is near-perfect on the stratified GeNIS benchmark, and tuning changes almost nothing</w:t>
+        <w:t xml:space="preserve">6.5 Calibration is a property of the protocol rather than of the detector, and tuning changes almost nothing</w:t>
       </w:r>
     </w:p>
     <w:p>
@@ -16598,7 +18047,7 @@
           <w:sz w:val="22"/>
           <w:szCs w:val="22"/>
         </w:rPr>
-        <w:t xml:space="preserve">Table 6 reports both. Expected calibration error is at most 0.0009 for every model except naive Bayes, and for those models temperature scaling moves it by less than 0.001 in either direction. Naive Bayes is the exception in both respects: it starts at 0.1880 and temperature scaling makes it </w:t>
+        <w:t xml:space="preserve">Table 7 reports both. Under the stratified protocol, expected calibration error is at most 0.0009 for every model except naive Bayes, and for those models temperature scaling moves it by less than 0.001 in either direction. Naive Bayes is the exception in both respects: it starts at 0.1880 and temperature scaling makes it </w:t>
       </w:r>
       <w:r>
         <w:rPr>
@@ -16687,6 +18136,96 @@
     </w:p>
     <w:p>
       <w:pPr>
+        <w:spacing w:after="120" w:line="276"/>
+        <w:jc w:val="both"/>
+      </w:pPr>
+      <w:r>
+        <w:rPr>
+          <w:rFonts w:ascii="Times New Roman" w:cs="Times New Roman" w:eastAsia="Times New Roman" w:hAnsi="Times New Roman"/>
+          <w:b/>
+          <w:bCs/>
+          <w:i w:val="false"/>
+          <w:iCs w:val="false"/>
+          <w:sz w:val="22"/>
+          <w:szCs w:val="22"/>
+        </w:rPr>
+        <w:t xml:space="preserve">Calibration degrades under the temporal protocol, and the best-calibrated detectors degrade most. </w:t>
+      </w:r>
+      <w:r>
+        <w:rPr>
+          <w:rFonts w:ascii="Times New Roman" w:cs="Times New Roman" w:eastAsia="Times New Roman" w:hAnsi="Times New Roman"/>
+          <w:b w:val="false"/>
+          <w:bCs w:val="false"/>
+          <w:i w:val="false"/>
+          <w:iCs w:val="false"/>
+          <w:sz w:val="22"/>
+          <w:szCs w:val="22"/>
+        </w:rPr>
+        <w:t xml:space="preserve">Calibration appears in this paper's title, and the paragraphs above measure it under the stratified protocol alone. It is also measured under the temporal one, recomputed from the probability matrices the pipeline stored for every run, so no detector was retrained. Table 8 gives the comparison, and it is unfavourable to the reading with which this subsection opens. Ten of the eleven detectors are worse calibrated under the temporal protocol than under the stratified one; the eleventh is the majority-class baseline, whose confidence does not depend on the split. The degradation is not marginal: LightGBM moves from an expected calibration error of 0.000018 to 0.008319, a factor of 457, the FT-Transformer from 0.000042 to 0.017389, a factor of 410, and XGBoost by a factor of 241. Two readings follow. The near-perfect calibration we report under the stratified protocol is a property of that protocol rather than of the detectors: on a task a random split has saturated, well-ordered confidences are what any accurate model produces, and there is little left for calibration to repair because there is little left to get wrong. And the ordering changes with the protocol. The three detectors best calibrated under the stratified protocol, the two boosted ensembles and the FT-Transformer, are precisely the three that degrade most, so a ranking by calibration read from Table 7 inverts under the protocol this paper argues for.</w:t>
+      </w:r>
+    </w:p>
+    <w:p>
+      <w:pPr>
+        <w:spacing w:after="120" w:line="276"/>
+        <w:jc w:val="both"/>
+      </w:pPr>
+      <w:r>
+        <w:rPr>
+          <w:rFonts w:ascii="Times New Roman" w:cs="Times New Roman" w:eastAsia="Times New Roman" w:hAnsi="Times New Roman"/>
+          <w:b/>
+          <w:bCs/>
+          <w:i w:val="false"/>
+          <w:iCs w:val="false"/>
+          <w:sz w:val="22"/>
+          <w:szCs w:val="22"/>
+        </w:rPr>
+        <w:t xml:space="preserve">Temperature scaling has something to repair under the temporal protocol, and mostly for one detector. </w:t>
+      </w:r>
+      <w:r>
+        <w:rPr>
+          <w:rFonts w:ascii="Times New Roman" w:cs="Times New Roman" w:eastAsia="Times New Roman" w:hAnsi="Times New Roman"/>
+          <w:b w:val="false"/>
+          <w:bCs w:val="false"/>
+          <w:i w:val="false"/>
+          <w:iCs w:val="false"/>
+          <w:sz w:val="22"/>
+          <w:szCs w:val="22"/>
+        </w:rPr>
+        <w:t xml:space="preserve">Under the stratified protocol temperature scaling moved the expected calibration error by less than 0.001 in either direction, which we recorded above as a negative result. Under the temporal protocol it is no longer inert, but neither is it uniformly useful. It repairs the FT-Transformer decisively, from 0.0174 to 0.0016, an order of magnitude, and it helps k-NN (0.0125 to 0.0064) and LightGBM (0.0083 to 0.0070). It leaves random forest essentially unchanged at 0.0169, still the worst of the accurate detectors, and it makes the RNN, the DNN and XGBoost slightly worse. The fitted temperatures say the same thing from the other side. Under the stratified protocol the boosted ensembles sit at 0.05, the floor of the search grid, the signature of near-deterministic posteriors; under the temporal protocol LightGBM rises to 0.562 and random forest to 0.245, because a model asked to generalise across time no longer produces deterministic posteriors. The FT-Transformer moves the other way, from 1.000 to 0.050: its temporal posteriors are under-confident rather than over-confident, and sharpening them is what removes nine tenths of its calibration error. The practical consequence is narrow but real. A temperature fitted under a random split is the wrong temperature for deployment on traffic that postdates training, and on this corpus it is wrong by an order of magnitude for the detector that leads under temporal evaluation.</w:t>
+      </w:r>
+    </w:p>
+    <w:p>
+      <w:pPr>
+        <w:spacing w:after="120" w:line="276"/>
+        <w:jc w:val="both"/>
+      </w:pPr>
+      <w:r>
+        <w:rPr>
+          <w:rFonts w:ascii="Times New Roman" w:cs="Times New Roman" w:eastAsia="Times New Roman" w:hAnsi="Times New Roman"/>
+          <w:b/>
+          <w:bCs/>
+          <w:i w:val="false"/>
+          <w:iCs w:val="false"/>
+          <w:sz w:val="22"/>
+          <w:szCs w:val="22"/>
+        </w:rPr>
+        <w:t xml:space="preserve">A control on the measurement. </w:t>
+      </w:r>
+      <w:r>
+        <w:rPr>
+          <w:rFonts w:ascii="Times New Roman" w:cs="Times New Roman" w:eastAsia="Times New Roman" w:hAnsi="Times New Roman"/>
+          <w:b w:val="false"/>
+          <w:bCs w:val="false"/>
+          <w:i w:val="false"/>
+          <w:iCs w:val="false"/>
+          <w:sz w:val="22"/>
+          <w:szCs w:val="22"/>
+        </w:rPr>
+        <w:t xml:space="preserve">These figures are recomputed from stored probability matrices held in half precision, so before reading them we checked that the round trip through storage had not degraded the measurement. The stratified expected calibration errors recomputed here agree with Table 7 to the four decimals that table reports, for every detector. The fitted temperatures differ slightly, because the grid searched here is bounded at 0.05 below and 5 above: the values for the FT-Transformer (1.000 against 0.995), k-NN (2.873 against 2.835) and naive Bayes (5.000 against 5.821) are grid artefacts and not disagreements. Nothing in the comparison between the two protocols depends on those bounds, since both protocols are calibrated on the same grid.</w:t>
+      </w:r>
+    </w:p>
+    <w:p>
+      <w:pPr>
         <w:keepNext/>
         <w:spacing w:after="100" w:before="240"/>
         <w:jc w:val="both"/>
@@ -16699,7 +18238,7 @@
           <w:sz w:val="18"/>
           <w:szCs w:val="18"/>
         </w:rPr>
-        <w:t xml:space="preserve">Table 6. </w:t>
+        <w:t xml:space="preserve">Table 7. </w:t>
       </w:r>
       <w:r>
         <w:rPr>
@@ -19775,6 +21314,2767 @@
     </w:p>
     <w:p>
       <w:pPr>
+        <w:keepNext/>
+        <w:spacing w:after="100" w:before="240"/>
+        <w:jc w:val="both"/>
+      </w:pPr>
+      <w:r>
+        <w:rPr>
+          <w:rFonts w:ascii="Calibri" w:cs="Calibri" w:eastAsia="Calibri" w:hAnsi="Calibri"/>
+          <w:b/>
+          <w:bCs/>
+          <w:i w:val="false"/>
+          <w:iCs w:val="false"/>
+          <w:sz w:val="18"/>
+          <w:szCs w:val="18"/>
+        </w:rPr>
+        <w:t xml:space="preserve">Table 8. </w:t>
+      </w:r>
+      <w:r>
+        <w:rPr>
+          <w:rFonts w:ascii="Calibri" w:cs="Calibri" w:eastAsia="Calibri" w:hAnsi="Calibri"/>
+          <w:b w:val="false"/>
+          <w:bCs w:val="false"/>
+          <w:i w:val="false"/>
+          <w:iCs w:val="false"/>
+          <w:sz w:val="18"/>
+          <w:szCs w:val="18"/>
+        </w:rPr>
+        <w:t xml:space="preserve">Expected calibration error under both protocols, audited condition, default arm, seed 1 for the stratified column. Recomputed from the stored probability matrices without retraining; 67 764 and 67 769 test flows respectively. ECE columns are before temperature scaling unless stated; the last column gives the temporal error after scaling. T is the temperature fitted on the temporal validation partition, searched on a grid bounded at 0.05 and 5. Rows are ordered by the ratio between the two protocols.</w:t>
+      </w:r>
+    </w:p>
+    <w:tbl>
+      <w:tblPr>
+        <w:tblW w:type="dxa" w:w="9638"/>
+        <w:tblBorders>
+          <w:top w:val="none" w:color="FFFFFF" w:sz="0"/>
+          <w:left w:val="none" w:color="FFFFFF" w:sz="0"/>
+          <w:bottom w:val="none" w:color="FFFFFF" w:sz="0"/>
+          <w:right w:val="none" w:color="FFFFFF" w:sz="0"/>
+          <w:insideH w:val="none" w:color="FFFFFF" w:sz="0"/>
+          <w:insideV w:val="none" w:color="FFFFFF" w:sz="0"/>
+        </w:tblBorders>
+      </w:tblPr>
+      <w:tblGrid>
+        <w:gridCol w:w="2138"/>
+        <w:gridCol w:w="1500"/>
+        <w:gridCol w:w="1500"/>
+        <w:gridCol w:w="1000"/>
+        <w:gridCol w:w="1500"/>
+        <w:gridCol w:w="2000"/>
+      </w:tblGrid>
+      <w:tr>
+        <w:trPr>
+          <w:tblHeader/>
+        </w:trPr>
+        <w:tc>
+          <w:tcPr>
+            <w:tcW w:type="dxa" w:w="2138"/>
+            <w:gridSpan w:val="1"/>
+            <w:tcBorders>
+              <w:top w:val="single" w:color="000000" w:sz="12"/>
+              <w:left w:val="none" w:color="FFFFFF" w:sz="0"/>
+              <w:bottom w:val="single" w:color="000000" w:sz="6"/>
+              <w:right w:val="none" w:color="FFFFFF" w:sz="0"/>
+            </w:tcBorders>
+            <w:shd w:fill="EDF0F5" w:color="auto" w:val="clear"/>
+            <w:tcMar>
+              <w:top w:type="dxa" w:w="40"/>
+              <w:left w:type="dxa" w:w="70"/>
+              <w:bottom w:type="dxa" w:w="40"/>
+              <w:right w:type="dxa" w:w="70"/>
+            </w:tcMar>
+            <w:vAlign w:val="center"/>
+          </w:tcPr>
+          <w:p>
+            <w:pPr>
+              <w:spacing w:after="20" w:before="20" w:line="240"/>
+              <w:jc w:val="left"/>
+            </w:pPr>
+            <w:r>
+              <w:rPr>
+                <w:rFonts w:ascii="Calibri" w:cs="Calibri" w:eastAsia="Calibri" w:hAnsi="Calibri"/>
+                <w:b/>
+                <w:bCs/>
+                <w:i w:val="false"/>
+                <w:iCs w:val="false"/>
+                <w:sz w:val="18"/>
+                <w:szCs w:val="18"/>
+              </w:rPr>
+              <w:t xml:space="preserve">Detector</w:t>
+            </w:r>
+          </w:p>
+        </w:tc>
+        <w:tc>
+          <w:tcPr>
+            <w:tcW w:type="dxa" w:w="1500"/>
+            <w:gridSpan w:val="1"/>
+            <w:tcBorders>
+              <w:top w:val="single" w:color="000000" w:sz="12"/>
+              <w:left w:val="none" w:color="FFFFFF" w:sz="0"/>
+              <w:bottom w:val="single" w:color="000000" w:sz="6"/>
+              <w:right w:val="none" w:color="FFFFFF" w:sz="0"/>
+            </w:tcBorders>
+            <w:shd w:fill="EDF0F5" w:color="auto" w:val="clear"/>
+            <w:tcMar>
+              <w:top w:type="dxa" w:w="40"/>
+              <w:left w:type="dxa" w:w="70"/>
+              <w:bottom w:type="dxa" w:w="40"/>
+              <w:right w:type="dxa" w:w="70"/>
+            </w:tcMar>
+            <w:vAlign w:val="center"/>
+          </w:tcPr>
+          <w:p>
+            <w:pPr>
+              <w:spacing w:after="20" w:before="20" w:line="240"/>
+              <w:jc w:val="center"/>
+            </w:pPr>
+            <w:r>
+              <w:rPr>
+                <w:rFonts w:ascii="Calibri" w:cs="Calibri" w:eastAsia="Calibri" w:hAnsi="Calibri"/>
+                <w:b/>
+                <w:bCs/>
+                <w:i w:val="false"/>
+                <w:iCs w:val="false"/>
+                <w:sz w:val="18"/>
+                <w:szCs w:val="18"/>
+              </w:rPr>
+              <w:t xml:space="preserve">ECE stratified</w:t>
+            </w:r>
+          </w:p>
+        </w:tc>
+        <w:tc>
+          <w:tcPr>
+            <w:tcW w:type="dxa" w:w="1500"/>
+            <w:gridSpan w:val="1"/>
+            <w:tcBorders>
+              <w:top w:val="single" w:color="000000" w:sz="12"/>
+              <w:left w:val="none" w:color="FFFFFF" w:sz="0"/>
+              <w:bottom w:val="single" w:color="000000" w:sz="6"/>
+              <w:right w:val="none" w:color="FFFFFF" w:sz="0"/>
+            </w:tcBorders>
+            <w:shd w:fill="EDF0F5" w:color="auto" w:val="clear"/>
+            <w:tcMar>
+              <w:top w:type="dxa" w:w="40"/>
+              <w:left w:type="dxa" w:w="70"/>
+              <w:bottom w:type="dxa" w:w="40"/>
+              <w:right w:type="dxa" w:w="70"/>
+            </w:tcMar>
+            <w:vAlign w:val="center"/>
+          </w:tcPr>
+          <w:p>
+            <w:pPr>
+              <w:spacing w:after="20" w:before="20" w:line="240"/>
+              <w:jc w:val="center"/>
+            </w:pPr>
+            <w:r>
+              <w:rPr>
+                <w:rFonts w:ascii="Calibri" w:cs="Calibri" w:eastAsia="Calibri" w:hAnsi="Calibri"/>
+                <w:b/>
+                <w:bCs/>
+                <w:i w:val="false"/>
+                <w:iCs w:val="false"/>
+                <w:sz w:val="18"/>
+                <w:szCs w:val="18"/>
+              </w:rPr>
+              <w:t xml:space="preserve">ECE temporal</w:t>
+            </w:r>
+          </w:p>
+        </w:tc>
+        <w:tc>
+          <w:tcPr>
+            <w:tcW w:type="dxa" w:w="1000"/>
+            <w:gridSpan w:val="1"/>
+            <w:tcBorders>
+              <w:top w:val="single" w:color="000000" w:sz="12"/>
+              <w:left w:val="none" w:color="FFFFFF" w:sz="0"/>
+              <w:bottom w:val="single" w:color="000000" w:sz="6"/>
+              <w:right w:val="none" w:color="FFFFFF" w:sz="0"/>
+            </w:tcBorders>
+            <w:shd w:fill="EDF0F5" w:color="auto" w:val="clear"/>
+            <w:tcMar>
+              <w:top w:type="dxa" w:w="40"/>
+              <w:left w:type="dxa" w:w="70"/>
+              <w:bottom w:type="dxa" w:w="40"/>
+              <w:right w:type="dxa" w:w="70"/>
+            </w:tcMar>
+            <w:vAlign w:val="center"/>
+          </w:tcPr>
+          <w:p>
+            <w:pPr>
+              <w:spacing w:after="20" w:before="20" w:line="240"/>
+              <w:jc w:val="center"/>
+            </w:pPr>
+            <w:r>
+              <w:rPr>
+                <w:rFonts w:ascii="Calibri" w:cs="Calibri" w:eastAsia="Calibri" w:hAnsi="Calibri"/>
+                <w:b/>
+                <w:bCs/>
+                <w:i w:val="false"/>
+                <w:iCs w:val="false"/>
+                <w:sz w:val="18"/>
+                <w:szCs w:val="18"/>
+              </w:rPr>
+              <w:t xml:space="preserve">ratio</w:t>
+            </w:r>
+          </w:p>
+        </w:tc>
+        <w:tc>
+          <w:tcPr>
+            <w:tcW w:type="dxa" w:w="1500"/>
+            <w:gridSpan w:val="1"/>
+            <w:tcBorders>
+              <w:top w:val="single" w:color="000000" w:sz="12"/>
+              <w:left w:val="none" w:color="FFFFFF" w:sz="0"/>
+              <w:bottom w:val="single" w:color="000000" w:sz="6"/>
+              <w:right w:val="none" w:color="FFFFFF" w:sz="0"/>
+            </w:tcBorders>
+            <w:shd w:fill="EDF0F5" w:color="auto" w:val="clear"/>
+            <w:tcMar>
+              <w:top w:type="dxa" w:w="40"/>
+              <w:left w:type="dxa" w:w="70"/>
+              <w:bottom w:type="dxa" w:w="40"/>
+              <w:right w:type="dxa" w:w="70"/>
+            </w:tcMar>
+            <w:vAlign w:val="center"/>
+          </w:tcPr>
+          <w:p>
+            <w:pPr>
+              <w:spacing w:after="20" w:before="20" w:line="240"/>
+              <w:jc w:val="center"/>
+            </w:pPr>
+            <w:r>
+              <w:rPr>
+                <w:rFonts w:ascii="Calibri" w:cs="Calibri" w:eastAsia="Calibri" w:hAnsi="Calibri"/>
+                <w:b/>
+                <w:bCs/>
+                <w:i w:val="false"/>
+                <w:iCs w:val="false"/>
+                <w:sz w:val="18"/>
+                <w:szCs w:val="18"/>
+              </w:rPr>
+              <w:t xml:space="preserve">T temporal</w:t>
+            </w:r>
+          </w:p>
+        </w:tc>
+        <w:tc>
+          <w:tcPr>
+            <w:tcW w:type="dxa" w:w="2000"/>
+            <w:gridSpan w:val="1"/>
+            <w:tcBorders>
+              <w:top w:val="single" w:color="000000" w:sz="12"/>
+              <w:left w:val="none" w:color="FFFFFF" w:sz="0"/>
+              <w:bottom w:val="single" w:color="000000" w:sz="6"/>
+              <w:right w:val="none" w:color="FFFFFF" w:sz="0"/>
+            </w:tcBorders>
+            <w:shd w:fill="EDF0F5" w:color="auto" w:val="clear"/>
+            <w:tcMar>
+              <w:top w:type="dxa" w:w="40"/>
+              <w:left w:type="dxa" w:w="70"/>
+              <w:bottom w:type="dxa" w:w="40"/>
+              <w:right w:type="dxa" w:w="70"/>
+            </w:tcMar>
+            <w:vAlign w:val="center"/>
+          </w:tcPr>
+          <w:p>
+            <w:pPr>
+              <w:spacing w:after="20" w:before="20" w:line="240"/>
+              <w:jc w:val="center"/>
+            </w:pPr>
+            <w:r>
+              <w:rPr>
+                <w:rFonts w:ascii="Calibri" w:cs="Calibri" w:eastAsia="Calibri" w:hAnsi="Calibri"/>
+                <w:b/>
+                <w:bCs/>
+                <w:i w:val="false"/>
+                <w:iCs w:val="false"/>
+                <w:sz w:val="18"/>
+                <w:szCs w:val="18"/>
+              </w:rPr>
+              <w:t xml:space="preserve">ECE temporal, calibrated</w:t>
+            </w:r>
+          </w:p>
+        </w:tc>
+      </w:tr>
+      <w:tr>
+        <w:tc>
+          <w:tcPr>
+            <w:tcW w:type="dxa" w:w="2138"/>
+            <w:gridSpan w:val="1"/>
+            <w:tcBorders>
+              <w:top w:val="none" w:color="FFFFFF" w:sz="0"/>
+              <w:left w:val="none" w:color="FFFFFF" w:sz="0"/>
+              <w:bottom w:val="none" w:color="FFFFFF" w:sz="0"/>
+              <w:right w:val="none" w:color="FFFFFF" w:sz="0"/>
+            </w:tcBorders>
+            <w:tcMar>
+              <w:top w:type="dxa" w:w="40"/>
+              <w:left w:type="dxa" w:w="70"/>
+              <w:bottom w:type="dxa" w:w="40"/>
+              <w:right w:type="dxa" w:w="70"/>
+            </w:tcMar>
+            <w:vAlign w:val="center"/>
+          </w:tcPr>
+          <w:p>
+            <w:pPr>
+              <w:spacing w:after="20" w:before="20" w:line="240"/>
+              <w:jc w:val="left"/>
+            </w:pPr>
+            <w:r>
+              <w:rPr>
+                <w:rFonts w:ascii="Calibri" w:cs="Calibri" w:eastAsia="Calibri" w:hAnsi="Calibri"/>
+                <w:b w:val="false"/>
+                <w:bCs w:val="false"/>
+                <w:i w:val="false"/>
+                <w:iCs w:val="false"/>
+                <w:sz w:val="18"/>
+                <w:szCs w:val="18"/>
+              </w:rPr>
+              <w:t xml:space="preserve">LightGBM</w:t>
+            </w:r>
+          </w:p>
+        </w:tc>
+        <w:tc>
+          <w:tcPr>
+            <w:tcW w:type="dxa" w:w="1500"/>
+            <w:gridSpan w:val="1"/>
+            <w:tcBorders>
+              <w:top w:val="none" w:color="FFFFFF" w:sz="0"/>
+              <w:left w:val="none" w:color="FFFFFF" w:sz="0"/>
+              <w:bottom w:val="none" w:color="FFFFFF" w:sz="0"/>
+              <w:right w:val="none" w:color="FFFFFF" w:sz="0"/>
+            </w:tcBorders>
+            <w:tcMar>
+              <w:top w:type="dxa" w:w="40"/>
+              <w:left w:type="dxa" w:w="70"/>
+              <w:bottom w:type="dxa" w:w="40"/>
+              <w:right w:type="dxa" w:w="70"/>
+            </w:tcMar>
+            <w:vAlign w:val="center"/>
+          </w:tcPr>
+          <w:p>
+            <w:pPr>
+              <w:spacing w:after="20" w:before="20" w:line="240"/>
+              <w:jc w:val="center"/>
+            </w:pPr>
+            <w:r>
+              <w:rPr>
+                <w:rFonts w:ascii="Calibri" w:cs="Calibri" w:eastAsia="Calibri" w:hAnsi="Calibri"/>
+                <w:b w:val="false"/>
+                <w:bCs w:val="false"/>
+                <w:i w:val="false"/>
+                <w:iCs w:val="false"/>
+                <w:sz w:val="18"/>
+                <w:szCs w:val="18"/>
+              </w:rPr>
+              <w:t xml:space="preserve">0.000018</w:t>
+            </w:r>
+          </w:p>
+        </w:tc>
+        <w:tc>
+          <w:tcPr>
+            <w:tcW w:type="dxa" w:w="1500"/>
+            <w:gridSpan w:val="1"/>
+            <w:tcBorders>
+              <w:top w:val="none" w:color="FFFFFF" w:sz="0"/>
+              <w:left w:val="none" w:color="FFFFFF" w:sz="0"/>
+              <w:bottom w:val="none" w:color="FFFFFF" w:sz="0"/>
+              <w:right w:val="none" w:color="FFFFFF" w:sz="0"/>
+            </w:tcBorders>
+            <w:tcMar>
+              <w:top w:type="dxa" w:w="40"/>
+              <w:left w:type="dxa" w:w="70"/>
+              <w:bottom w:type="dxa" w:w="40"/>
+              <w:right w:type="dxa" w:w="70"/>
+            </w:tcMar>
+            <w:vAlign w:val="center"/>
+          </w:tcPr>
+          <w:p>
+            <w:pPr>
+              <w:spacing w:after="20" w:before="20" w:line="240"/>
+              <w:jc w:val="center"/>
+            </w:pPr>
+            <w:r>
+              <w:rPr>
+                <w:rFonts w:ascii="Calibri" w:cs="Calibri" w:eastAsia="Calibri" w:hAnsi="Calibri"/>
+                <w:b w:val="false"/>
+                <w:bCs w:val="false"/>
+                <w:i w:val="false"/>
+                <w:iCs w:val="false"/>
+                <w:sz w:val="18"/>
+                <w:szCs w:val="18"/>
+              </w:rPr>
+              <w:t xml:space="preserve">0.008319</w:t>
+            </w:r>
+          </w:p>
+        </w:tc>
+        <w:tc>
+          <w:tcPr>
+            <w:tcW w:type="dxa" w:w="1000"/>
+            <w:gridSpan w:val="1"/>
+            <w:tcBorders>
+              <w:top w:val="none" w:color="FFFFFF" w:sz="0"/>
+              <w:left w:val="none" w:color="FFFFFF" w:sz="0"/>
+              <w:bottom w:val="none" w:color="FFFFFF" w:sz="0"/>
+              <w:right w:val="none" w:color="FFFFFF" w:sz="0"/>
+            </w:tcBorders>
+            <w:tcMar>
+              <w:top w:type="dxa" w:w="40"/>
+              <w:left w:type="dxa" w:w="70"/>
+              <w:bottom w:type="dxa" w:w="40"/>
+              <w:right w:type="dxa" w:w="70"/>
+            </w:tcMar>
+            <w:vAlign w:val="center"/>
+          </w:tcPr>
+          <w:p>
+            <w:pPr>
+              <w:spacing w:after="20" w:before="20" w:line="240"/>
+              <w:jc w:val="center"/>
+            </w:pPr>
+            <w:r>
+              <w:rPr>
+                <w:rFonts w:ascii="Calibri" w:cs="Calibri" w:eastAsia="Calibri" w:hAnsi="Calibri"/>
+                <w:b w:val="false"/>
+                <w:bCs w:val="false"/>
+                <w:i w:val="false"/>
+                <w:iCs w:val="false"/>
+                <w:sz w:val="18"/>
+                <w:szCs w:val="18"/>
+              </w:rPr>
+              <w:t xml:space="preserve">457×</w:t>
+            </w:r>
+          </w:p>
+        </w:tc>
+        <w:tc>
+          <w:tcPr>
+            <w:tcW w:type="dxa" w:w="1500"/>
+            <w:gridSpan w:val="1"/>
+            <w:tcBorders>
+              <w:top w:val="none" w:color="FFFFFF" w:sz="0"/>
+              <w:left w:val="none" w:color="FFFFFF" w:sz="0"/>
+              <w:bottom w:val="none" w:color="FFFFFF" w:sz="0"/>
+              <w:right w:val="none" w:color="FFFFFF" w:sz="0"/>
+            </w:tcBorders>
+            <w:tcMar>
+              <w:top w:type="dxa" w:w="40"/>
+              <w:left w:type="dxa" w:w="70"/>
+              <w:bottom w:type="dxa" w:w="40"/>
+              <w:right w:type="dxa" w:w="70"/>
+            </w:tcMar>
+            <w:vAlign w:val="center"/>
+          </w:tcPr>
+          <w:p>
+            <w:pPr>
+              <w:spacing w:after="20" w:before="20" w:line="240"/>
+              <w:jc w:val="center"/>
+            </w:pPr>
+            <w:r>
+              <w:rPr>
+                <w:rFonts w:ascii="Calibri" w:cs="Calibri" w:eastAsia="Calibri" w:hAnsi="Calibri"/>
+                <w:b w:val="false"/>
+                <w:bCs w:val="false"/>
+                <w:i w:val="false"/>
+                <w:iCs w:val="false"/>
+                <w:sz w:val="18"/>
+                <w:szCs w:val="18"/>
+              </w:rPr>
+              <w:t xml:space="preserve">0.562</w:t>
+            </w:r>
+          </w:p>
+        </w:tc>
+        <w:tc>
+          <w:tcPr>
+            <w:tcW w:type="dxa" w:w="2000"/>
+            <w:gridSpan w:val="1"/>
+            <w:tcBorders>
+              <w:top w:val="none" w:color="FFFFFF" w:sz="0"/>
+              <w:left w:val="none" w:color="FFFFFF" w:sz="0"/>
+              <w:bottom w:val="none" w:color="FFFFFF" w:sz="0"/>
+              <w:right w:val="none" w:color="FFFFFF" w:sz="0"/>
+            </w:tcBorders>
+            <w:tcMar>
+              <w:top w:type="dxa" w:w="40"/>
+              <w:left w:type="dxa" w:w="70"/>
+              <w:bottom w:type="dxa" w:w="40"/>
+              <w:right w:type="dxa" w:w="70"/>
+            </w:tcMar>
+            <w:vAlign w:val="center"/>
+          </w:tcPr>
+          <w:p>
+            <w:pPr>
+              <w:spacing w:after="20" w:before="20" w:line="240"/>
+              <w:jc w:val="center"/>
+            </w:pPr>
+            <w:r>
+              <w:rPr>
+                <w:rFonts w:ascii="Calibri" w:cs="Calibri" w:eastAsia="Calibri" w:hAnsi="Calibri"/>
+                <w:b w:val="false"/>
+                <w:bCs w:val="false"/>
+                <w:i w:val="false"/>
+                <w:iCs w:val="false"/>
+                <w:sz w:val="18"/>
+                <w:szCs w:val="18"/>
+              </w:rPr>
+              <w:t xml:space="preserve">0.007021</w:t>
+            </w:r>
+          </w:p>
+        </w:tc>
+      </w:tr>
+      <w:tr>
+        <w:tc>
+          <w:tcPr>
+            <w:tcW w:type="dxa" w:w="2138"/>
+            <w:gridSpan w:val="1"/>
+            <w:tcBorders>
+              <w:top w:val="none" w:color="FFFFFF" w:sz="0"/>
+              <w:left w:val="none" w:color="FFFFFF" w:sz="0"/>
+              <w:bottom w:val="none" w:color="FFFFFF" w:sz="0"/>
+              <w:right w:val="none" w:color="FFFFFF" w:sz="0"/>
+            </w:tcBorders>
+            <w:tcMar>
+              <w:top w:type="dxa" w:w="40"/>
+              <w:left w:type="dxa" w:w="70"/>
+              <w:bottom w:type="dxa" w:w="40"/>
+              <w:right w:type="dxa" w:w="70"/>
+            </w:tcMar>
+            <w:vAlign w:val="center"/>
+          </w:tcPr>
+          <w:p>
+            <w:pPr>
+              <w:spacing w:after="20" w:before="20" w:line="240"/>
+              <w:jc w:val="left"/>
+            </w:pPr>
+            <w:r>
+              <w:rPr>
+                <w:rFonts w:ascii="Calibri" w:cs="Calibri" w:eastAsia="Calibri" w:hAnsi="Calibri"/>
+                <w:b w:val="false"/>
+                <w:bCs w:val="false"/>
+                <w:i w:val="false"/>
+                <w:iCs w:val="false"/>
+                <w:sz w:val="18"/>
+                <w:szCs w:val="18"/>
+              </w:rPr>
+              <w:t xml:space="preserve">FT-Transformer</w:t>
+            </w:r>
+          </w:p>
+        </w:tc>
+        <w:tc>
+          <w:tcPr>
+            <w:tcW w:type="dxa" w:w="1500"/>
+            <w:gridSpan w:val="1"/>
+            <w:tcBorders>
+              <w:top w:val="none" w:color="FFFFFF" w:sz="0"/>
+              <w:left w:val="none" w:color="FFFFFF" w:sz="0"/>
+              <w:bottom w:val="none" w:color="FFFFFF" w:sz="0"/>
+              <w:right w:val="none" w:color="FFFFFF" w:sz="0"/>
+            </w:tcBorders>
+            <w:tcMar>
+              <w:top w:type="dxa" w:w="40"/>
+              <w:left w:type="dxa" w:w="70"/>
+              <w:bottom w:type="dxa" w:w="40"/>
+              <w:right w:type="dxa" w:w="70"/>
+            </w:tcMar>
+            <w:vAlign w:val="center"/>
+          </w:tcPr>
+          <w:p>
+            <w:pPr>
+              <w:spacing w:after="20" w:before="20" w:line="240"/>
+              <w:jc w:val="center"/>
+            </w:pPr>
+            <w:r>
+              <w:rPr>
+                <w:rFonts w:ascii="Calibri" w:cs="Calibri" w:eastAsia="Calibri" w:hAnsi="Calibri"/>
+                <w:b w:val="false"/>
+                <w:bCs w:val="false"/>
+                <w:i w:val="false"/>
+                <w:iCs w:val="false"/>
+                <w:sz w:val="18"/>
+                <w:szCs w:val="18"/>
+              </w:rPr>
+              <w:t xml:space="preserve">0.000042</w:t>
+            </w:r>
+          </w:p>
+        </w:tc>
+        <w:tc>
+          <w:tcPr>
+            <w:tcW w:type="dxa" w:w="1500"/>
+            <w:gridSpan w:val="1"/>
+            <w:tcBorders>
+              <w:top w:val="none" w:color="FFFFFF" w:sz="0"/>
+              <w:left w:val="none" w:color="FFFFFF" w:sz="0"/>
+              <w:bottom w:val="none" w:color="FFFFFF" w:sz="0"/>
+              <w:right w:val="none" w:color="FFFFFF" w:sz="0"/>
+            </w:tcBorders>
+            <w:tcMar>
+              <w:top w:type="dxa" w:w="40"/>
+              <w:left w:type="dxa" w:w="70"/>
+              <w:bottom w:type="dxa" w:w="40"/>
+              <w:right w:type="dxa" w:w="70"/>
+            </w:tcMar>
+            <w:vAlign w:val="center"/>
+          </w:tcPr>
+          <w:p>
+            <w:pPr>
+              <w:spacing w:after="20" w:before="20" w:line="240"/>
+              <w:jc w:val="center"/>
+            </w:pPr>
+            <w:r>
+              <w:rPr>
+                <w:rFonts w:ascii="Calibri" w:cs="Calibri" w:eastAsia="Calibri" w:hAnsi="Calibri"/>
+                <w:b w:val="false"/>
+                <w:bCs w:val="false"/>
+                <w:i w:val="false"/>
+                <w:iCs w:val="false"/>
+                <w:sz w:val="18"/>
+                <w:szCs w:val="18"/>
+              </w:rPr>
+              <w:t xml:space="preserve">0.017389</w:t>
+            </w:r>
+          </w:p>
+        </w:tc>
+        <w:tc>
+          <w:tcPr>
+            <w:tcW w:type="dxa" w:w="1000"/>
+            <w:gridSpan w:val="1"/>
+            <w:tcBorders>
+              <w:top w:val="none" w:color="FFFFFF" w:sz="0"/>
+              <w:left w:val="none" w:color="FFFFFF" w:sz="0"/>
+              <w:bottom w:val="none" w:color="FFFFFF" w:sz="0"/>
+              <w:right w:val="none" w:color="FFFFFF" w:sz="0"/>
+            </w:tcBorders>
+            <w:tcMar>
+              <w:top w:type="dxa" w:w="40"/>
+              <w:left w:type="dxa" w:w="70"/>
+              <w:bottom w:type="dxa" w:w="40"/>
+              <w:right w:type="dxa" w:w="70"/>
+            </w:tcMar>
+            <w:vAlign w:val="center"/>
+          </w:tcPr>
+          <w:p>
+            <w:pPr>
+              <w:spacing w:after="20" w:before="20" w:line="240"/>
+              <w:jc w:val="center"/>
+            </w:pPr>
+            <w:r>
+              <w:rPr>
+                <w:rFonts w:ascii="Calibri" w:cs="Calibri" w:eastAsia="Calibri" w:hAnsi="Calibri"/>
+                <w:b w:val="false"/>
+                <w:bCs w:val="false"/>
+                <w:i w:val="false"/>
+                <w:iCs w:val="false"/>
+                <w:sz w:val="18"/>
+                <w:szCs w:val="18"/>
+              </w:rPr>
+              <w:t xml:space="preserve">410×</w:t>
+            </w:r>
+          </w:p>
+        </w:tc>
+        <w:tc>
+          <w:tcPr>
+            <w:tcW w:type="dxa" w:w="1500"/>
+            <w:gridSpan w:val="1"/>
+            <w:tcBorders>
+              <w:top w:val="none" w:color="FFFFFF" w:sz="0"/>
+              <w:left w:val="none" w:color="FFFFFF" w:sz="0"/>
+              <w:bottom w:val="none" w:color="FFFFFF" w:sz="0"/>
+              <w:right w:val="none" w:color="FFFFFF" w:sz="0"/>
+            </w:tcBorders>
+            <w:tcMar>
+              <w:top w:type="dxa" w:w="40"/>
+              <w:left w:type="dxa" w:w="70"/>
+              <w:bottom w:type="dxa" w:w="40"/>
+              <w:right w:type="dxa" w:w="70"/>
+            </w:tcMar>
+            <w:vAlign w:val="center"/>
+          </w:tcPr>
+          <w:p>
+            <w:pPr>
+              <w:spacing w:after="20" w:before="20" w:line="240"/>
+              <w:jc w:val="center"/>
+            </w:pPr>
+            <w:r>
+              <w:rPr>
+                <w:rFonts w:ascii="Calibri" w:cs="Calibri" w:eastAsia="Calibri" w:hAnsi="Calibri"/>
+                <w:b w:val="false"/>
+                <w:bCs w:val="false"/>
+                <w:i w:val="false"/>
+                <w:iCs w:val="false"/>
+                <w:sz w:val="18"/>
+                <w:szCs w:val="18"/>
+              </w:rPr>
+              <w:t xml:space="preserve">0.050</w:t>
+            </w:r>
+          </w:p>
+        </w:tc>
+        <w:tc>
+          <w:tcPr>
+            <w:tcW w:type="dxa" w:w="2000"/>
+            <w:gridSpan w:val="1"/>
+            <w:tcBorders>
+              <w:top w:val="none" w:color="FFFFFF" w:sz="0"/>
+              <w:left w:val="none" w:color="FFFFFF" w:sz="0"/>
+              <w:bottom w:val="none" w:color="FFFFFF" w:sz="0"/>
+              <w:right w:val="none" w:color="FFFFFF" w:sz="0"/>
+            </w:tcBorders>
+            <w:tcMar>
+              <w:top w:type="dxa" w:w="40"/>
+              <w:left w:type="dxa" w:w="70"/>
+              <w:bottom w:type="dxa" w:w="40"/>
+              <w:right w:type="dxa" w:w="70"/>
+            </w:tcMar>
+            <w:vAlign w:val="center"/>
+          </w:tcPr>
+          <w:p>
+            <w:pPr>
+              <w:spacing w:after="20" w:before="20" w:line="240"/>
+              <w:jc w:val="center"/>
+            </w:pPr>
+            <w:r>
+              <w:rPr>
+                <w:rFonts w:ascii="Calibri" w:cs="Calibri" w:eastAsia="Calibri" w:hAnsi="Calibri"/>
+                <w:b w:val="false"/>
+                <w:bCs w:val="false"/>
+                <w:i w:val="false"/>
+                <w:iCs w:val="false"/>
+                <w:sz w:val="18"/>
+                <w:szCs w:val="18"/>
+              </w:rPr>
+              <w:t xml:space="preserve">0.001624</w:t>
+            </w:r>
+          </w:p>
+        </w:tc>
+      </w:tr>
+      <w:tr>
+        <w:tc>
+          <w:tcPr>
+            <w:tcW w:type="dxa" w:w="2138"/>
+            <w:gridSpan w:val="1"/>
+            <w:tcBorders>
+              <w:top w:val="none" w:color="FFFFFF" w:sz="0"/>
+              <w:left w:val="none" w:color="FFFFFF" w:sz="0"/>
+              <w:bottom w:val="none" w:color="FFFFFF" w:sz="0"/>
+              <w:right w:val="none" w:color="FFFFFF" w:sz="0"/>
+            </w:tcBorders>
+            <w:tcMar>
+              <w:top w:type="dxa" w:w="40"/>
+              <w:left w:type="dxa" w:w="70"/>
+              <w:bottom w:type="dxa" w:w="40"/>
+              <w:right w:type="dxa" w:w="70"/>
+            </w:tcMar>
+            <w:vAlign w:val="center"/>
+          </w:tcPr>
+          <w:p>
+            <w:pPr>
+              <w:spacing w:after="20" w:before="20" w:line="240"/>
+              <w:jc w:val="left"/>
+            </w:pPr>
+            <w:r>
+              <w:rPr>
+                <w:rFonts w:ascii="Calibri" w:cs="Calibri" w:eastAsia="Calibri" w:hAnsi="Calibri"/>
+                <w:b w:val="false"/>
+                <w:bCs w:val="false"/>
+                <w:i w:val="false"/>
+                <w:iCs w:val="false"/>
+                <w:sz w:val="18"/>
+                <w:szCs w:val="18"/>
+              </w:rPr>
+              <w:t xml:space="preserve">XGBoost</w:t>
+            </w:r>
+          </w:p>
+        </w:tc>
+        <w:tc>
+          <w:tcPr>
+            <w:tcW w:type="dxa" w:w="1500"/>
+            <w:gridSpan w:val="1"/>
+            <w:tcBorders>
+              <w:top w:val="none" w:color="FFFFFF" w:sz="0"/>
+              <w:left w:val="none" w:color="FFFFFF" w:sz="0"/>
+              <w:bottom w:val="none" w:color="FFFFFF" w:sz="0"/>
+              <w:right w:val="none" w:color="FFFFFF" w:sz="0"/>
+            </w:tcBorders>
+            <w:tcMar>
+              <w:top w:type="dxa" w:w="40"/>
+              <w:left w:type="dxa" w:w="70"/>
+              <w:bottom w:type="dxa" w:w="40"/>
+              <w:right w:type="dxa" w:w="70"/>
+            </w:tcMar>
+            <w:vAlign w:val="center"/>
+          </w:tcPr>
+          <w:p>
+            <w:pPr>
+              <w:spacing w:after="20" w:before="20" w:line="240"/>
+              <w:jc w:val="center"/>
+            </w:pPr>
+            <w:r>
+              <w:rPr>
+                <w:rFonts w:ascii="Calibri" w:cs="Calibri" w:eastAsia="Calibri" w:hAnsi="Calibri"/>
+                <w:b w:val="false"/>
+                <w:bCs w:val="false"/>
+                <w:i w:val="false"/>
+                <w:iCs w:val="false"/>
+                <w:sz w:val="18"/>
+                <w:szCs w:val="18"/>
+              </w:rPr>
+              <w:t xml:space="preserve">0.000025</w:t>
+            </w:r>
+          </w:p>
+        </w:tc>
+        <w:tc>
+          <w:tcPr>
+            <w:tcW w:type="dxa" w:w="1500"/>
+            <w:gridSpan w:val="1"/>
+            <w:tcBorders>
+              <w:top w:val="none" w:color="FFFFFF" w:sz="0"/>
+              <w:left w:val="none" w:color="FFFFFF" w:sz="0"/>
+              <w:bottom w:val="none" w:color="FFFFFF" w:sz="0"/>
+              <w:right w:val="none" w:color="FFFFFF" w:sz="0"/>
+            </w:tcBorders>
+            <w:tcMar>
+              <w:top w:type="dxa" w:w="40"/>
+              <w:left w:type="dxa" w:w="70"/>
+              <w:bottom w:type="dxa" w:w="40"/>
+              <w:right w:type="dxa" w:w="70"/>
+            </w:tcMar>
+            <w:vAlign w:val="center"/>
+          </w:tcPr>
+          <w:p>
+            <w:pPr>
+              <w:spacing w:after="20" w:before="20" w:line="240"/>
+              <w:jc w:val="center"/>
+            </w:pPr>
+            <w:r>
+              <w:rPr>
+                <w:rFonts w:ascii="Calibri" w:cs="Calibri" w:eastAsia="Calibri" w:hAnsi="Calibri"/>
+                <w:b w:val="false"/>
+                <w:bCs w:val="false"/>
+                <w:i w:val="false"/>
+                <w:iCs w:val="false"/>
+                <w:sz w:val="18"/>
+                <w:szCs w:val="18"/>
+              </w:rPr>
+              <w:t xml:space="preserve">0.006069</w:t>
+            </w:r>
+          </w:p>
+        </w:tc>
+        <w:tc>
+          <w:tcPr>
+            <w:tcW w:type="dxa" w:w="1000"/>
+            <w:gridSpan w:val="1"/>
+            <w:tcBorders>
+              <w:top w:val="none" w:color="FFFFFF" w:sz="0"/>
+              <w:left w:val="none" w:color="FFFFFF" w:sz="0"/>
+              <w:bottom w:val="none" w:color="FFFFFF" w:sz="0"/>
+              <w:right w:val="none" w:color="FFFFFF" w:sz="0"/>
+            </w:tcBorders>
+            <w:tcMar>
+              <w:top w:type="dxa" w:w="40"/>
+              <w:left w:type="dxa" w:w="70"/>
+              <w:bottom w:type="dxa" w:w="40"/>
+              <w:right w:type="dxa" w:w="70"/>
+            </w:tcMar>
+            <w:vAlign w:val="center"/>
+          </w:tcPr>
+          <w:p>
+            <w:pPr>
+              <w:spacing w:after="20" w:before="20" w:line="240"/>
+              <w:jc w:val="center"/>
+            </w:pPr>
+            <w:r>
+              <w:rPr>
+                <w:rFonts w:ascii="Calibri" w:cs="Calibri" w:eastAsia="Calibri" w:hAnsi="Calibri"/>
+                <w:b w:val="false"/>
+                <w:bCs w:val="false"/>
+                <w:i w:val="false"/>
+                <w:iCs w:val="false"/>
+                <w:sz w:val="18"/>
+                <w:szCs w:val="18"/>
+              </w:rPr>
+              <w:t xml:space="preserve">241×</w:t>
+            </w:r>
+          </w:p>
+        </w:tc>
+        <w:tc>
+          <w:tcPr>
+            <w:tcW w:type="dxa" w:w="1500"/>
+            <w:gridSpan w:val="1"/>
+            <w:tcBorders>
+              <w:top w:val="none" w:color="FFFFFF" w:sz="0"/>
+              <w:left w:val="none" w:color="FFFFFF" w:sz="0"/>
+              <w:bottom w:val="none" w:color="FFFFFF" w:sz="0"/>
+              <w:right w:val="none" w:color="FFFFFF" w:sz="0"/>
+            </w:tcBorders>
+            <w:tcMar>
+              <w:top w:type="dxa" w:w="40"/>
+              <w:left w:type="dxa" w:w="70"/>
+              <w:bottom w:type="dxa" w:w="40"/>
+              <w:right w:type="dxa" w:w="70"/>
+            </w:tcMar>
+            <w:vAlign w:val="center"/>
+          </w:tcPr>
+          <w:p>
+            <w:pPr>
+              <w:spacing w:after="20" w:before="20" w:line="240"/>
+              <w:jc w:val="center"/>
+            </w:pPr>
+            <w:r>
+              <w:rPr>
+                <w:rFonts w:ascii="Calibri" w:cs="Calibri" w:eastAsia="Calibri" w:hAnsi="Calibri"/>
+                <w:b w:val="false"/>
+                <w:bCs w:val="false"/>
+                <w:i w:val="false"/>
+                <w:iCs w:val="false"/>
+                <w:sz w:val="18"/>
+                <w:szCs w:val="18"/>
+              </w:rPr>
+              <w:t xml:space="preserve">0.050</w:t>
+            </w:r>
+          </w:p>
+        </w:tc>
+        <w:tc>
+          <w:tcPr>
+            <w:tcW w:type="dxa" w:w="2000"/>
+            <w:gridSpan w:val="1"/>
+            <w:tcBorders>
+              <w:top w:val="none" w:color="FFFFFF" w:sz="0"/>
+              <w:left w:val="none" w:color="FFFFFF" w:sz="0"/>
+              <w:bottom w:val="none" w:color="FFFFFF" w:sz="0"/>
+              <w:right w:val="none" w:color="FFFFFF" w:sz="0"/>
+            </w:tcBorders>
+            <w:tcMar>
+              <w:top w:type="dxa" w:w="40"/>
+              <w:left w:type="dxa" w:w="70"/>
+              <w:bottom w:type="dxa" w:w="40"/>
+              <w:right w:type="dxa" w:w="70"/>
+            </w:tcMar>
+            <w:vAlign w:val="center"/>
+          </w:tcPr>
+          <w:p>
+            <w:pPr>
+              <w:spacing w:after="20" w:before="20" w:line="240"/>
+              <w:jc w:val="center"/>
+            </w:pPr>
+            <w:r>
+              <w:rPr>
+                <w:rFonts w:ascii="Calibri" w:cs="Calibri" w:eastAsia="Calibri" w:hAnsi="Calibri"/>
+                <w:b w:val="false"/>
+                <w:bCs w:val="false"/>
+                <w:i w:val="false"/>
+                <w:iCs w:val="false"/>
+                <w:sz w:val="18"/>
+                <w:szCs w:val="18"/>
+              </w:rPr>
+              <w:t xml:space="preserve">0.006743</w:t>
+            </w:r>
+          </w:p>
+        </w:tc>
+      </w:tr>
+      <w:tr>
+        <w:tc>
+          <w:tcPr>
+            <w:tcW w:type="dxa" w:w="2138"/>
+            <w:gridSpan w:val="1"/>
+            <w:tcBorders>
+              <w:top w:val="none" w:color="FFFFFF" w:sz="0"/>
+              <w:left w:val="none" w:color="FFFFFF" w:sz="0"/>
+              <w:bottom w:val="none" w:color="FFFFFF" w:sz="0"/>
+              <w:right w:val="none" w:color="FFFFFF" w:sz="0"/>
+            </w:tcBorders>
+            <w:tcMar>
+              <w:top w:type="dxa" w:w="40"/>
+              <w:left w:type="dxa" w:w="70"/>
+              <w:bottom w:type="dxa" w:w="40"/>
+              <w:right w:type="dxa" w:w="70"/>
+            </w:tcMar>
+            <w:vAlign w:val="center"/>
+          </w:tcPr>
+          <w:p>
+            <w:pPr>
+              <w:spacing w:after="20" w:before="20" w:line="240"/>
+              <w:jc w:val="left"/>
+            </w:pPr>
+            <w:r>
+              <w:rPr>
+                <w:rFonts w:ascii="Calibri" w:cs="Calibri" w:eastAsia="Calibri" w:hAnsi="Calibri"/>
+                <w:b w:val="false"/>
+                <w:bCs w:val="false"/>
+                <w:i w:val="false"/>
+                <w:iCs w:val="false"/>
+                <w:sz w:val="18"/>
+                <w:szCs w:val="18"/>
+              </w:rPr>
+              <w:t xml:space="preserve">Random forest</w:t>
+            </w:r>
+          </w:p>
+        </w:tc>
+        <w:tc>
+          <w:tcPr>
+            <w:tcW w:type="dxa" w:w="1500"/>
+            <w:gridSpan w:val="1"/>
+            <w:tcBorders>
+              <w:top w:val="none" w:color="FFFFFF" w:sz="0"/>
+              <w:left w:val="none" w:color="FFFFFF" w:sz="0"/>
+              <w:bottom w:val="none" w:color="FFFFFF" w:sz="0"/>
+              <w:right w:val="none" w:color="FFFFFF" w:sz="0"/>
+            </w:tcBorders>
+            <w:tcMar>
+              <w:top w:type="dxa" w:w="40"/>
+              <w:left w:type="dxa" w:w="70"/>
+              <w:bottom w:type="dxa" w:w="40"/>
+              <w:right w:type="dxa" w:w="70"/>
+            </w:tcMar>
+            <w:vAlign w:val="center"/>
+          </w:tcPr>
+          <w:p>
+            <w:pPr>
+              <w:spacing w:after="20" w:before="20" w:line="240"/>
+              <w:jc w:val="center"/>
+            </w:pPr>
+            <w:r>
+              <w:rPr>
+                <w:rFonts w:ascii="Calibri" w:cs="Calibri" w:eastAsia="Calibri" w:hAnsi="Calibri"/>
+                <w:b w:val="false"/>
+                <w:bCs w:val="false"/>
+                <w:i w:val="false"/>
+                <w:iCs w:val="false"/>
+                <w:sz w:val="18"/>
+                <w:szCs w:val="18"/>
+              </w:rPr>
+              <w:t xml:space="preserve">0.000150</w:t>
+            </w:r>
+          </w:p>
+        </w:tc>
+        <w:tc>
+          <w:tcPr>
+            <w:tcW w:type="dxa" w:w="1500"/>
+            <w:gridSpan w:val="1"/>
+            <w:tcBorders>
+              <w:top w:val="none" w:color="FFFFFF" w:sz="0"/>
+              <w:left w:val="none" w:color="FFFFFF" w:sz="0"/>
+              <w:bottom w:val="none" w:color="FFFFFF" w:sz="0"/>
+              <w:right w:val="none" w:color="FFFFFF" w:sz="0"/>
+            </w:tcBorders>
+            <w:tcMar>
+              <w:top w:type="dxa" w:w="40"/>
+              <w:left w:type="dxa" w:w="70"/>
+              <w:bottom w:type="dxa" w:w="40"/>
+              <w:right w:type="dxa" w:w="70"/>
+            </w:tcMar>
+            <w:vAlign w:val="center"/>
+          </w:tcPr>
+          <w:p>
+            <w:pPr>
+              <w:spacing w:after="20" w:before="20" w:line="240"/>
+              <w:jc w:val="center"/>
+            </w:pPr>
+            <w:r>
+              <w:rPr>
+                <w:rFonts w:ascii="Calibri" w:cs="Calibri" w:eastAsia="Calibri" w:hAnsi="Calibri"/>
+                <w:b w:val="false"/>
+                <w:bCs w:val="false"/>
+                <w:i w:val="false"/>
+                <w:iCs w:val="false"/>
+                <w:sz w:val="18"/>
+                <w:szCs w:val="18"/>
+              </w:rPr>
+              <w:t xml:space="preserve">0.017870</w:t>
+            </w:r>
+          </w:p>
+        </w:tc>
+        <w:tc>
+          <w:tcPr>
+            <w:tcW w:type="dxa" w:w="1000"/>
+            <w:gridSpan w:val="1"/>
+            <w:tcBorders>
+              <w:top w:val="none" w:color="FFFFFF" w:sz="0"/>
+              <w:left w:val="none" w:color="FFFFFF" w:sz="0"/>
+              <w:bottom w:val="none" w:color="FFFFFF" w:sz="0"/>
+              <w:right w:val="none" w:color="FFFFFF" w:sz="0"/>
+            </w:tcBorders>
+            <w:tcMar>
+              <w:top w:type="dxa" w:w="40"/>
+              <w:left w:type="dxa" w:w="70"/>
+              <w:bottom w:type="dxa" w:w="40"/>
+              <w:right w:type="dxa" w:w="70"/>
+            </w:tcMar>
+            <w:vAlign w:val="center"/>
+          </w:tcPr>
+          <w:p>
+            <w:pPr>
+              <w:spacing w:after="20" w:before="20" w:line="240"/>
+              <w:jc w:val="center"/>
+            </w:pPr>
+            <w:r>
+              <w:rPr>
+                <w:rFonts w:ascii="Calibri" w:cs="Calibri" w:eastAsia="Calibri" w:hAnsi="Calibri"/>
+                <w:b w:val="false"/>
+                <w:bCs w:val="false"/>
+                <w:i w:val="false"/>
+                <w:iCs w:val="false"/>
+                <w:sz w:val="18"/>
+                <w:szCs w:val="18"/>
+              </w:rPr>
+              <w:t xml:space="preserve">119×</w:t>
+            </w:r>
+          </w:p>
+        </w:tc>
+        <w:tc>
+          <w:tcPr>
+            <w:tcW w:type="dxa" w:w="1500"/>
+            <w:gridSpan w:val="1"/>
+            <w:tcBorders>
+              <w:top w:val="none" w:color="FFFFFF" w:sz="0"/>
+              <w:left w:val="none" w:color="FFFFFF" w:sz="0"/>
+              <w:bottom w:val="none" w:color="FFFFFF" w:sz="0"/>
+              <w:right w:val="none" w:color="FFFFFF" w:sz="0"/>
+            </w:tcBorders>
+            <w:tcMar>
+              <w:top w:type="dxa" w:w="40"/>
+              <w:left w:type="dxa" w:w="70"/>
+              <w:bottom w:type="dxa" w:w="40"/>
+              <w:right w:type="dxa" w:w="70"/>
+            </w:tcMar>
+            <w:vAlign w:val="center"/>
+          </w:tcPr>
+          <w:p>
+            <w:pPr>
+              <w:spacing w:after="20" w:before="20" w:line="240"/>
+              <w:jc w:val="center"/>
+            </w:pPr>
+            <w:r>
+              <w:rPr>
+                <w:rFonts w:ascii="Calibri" w:cs="Calibri" w:eastAsia="Calibri" w:hAnsi="Calibri"/>
+                <w:b w:val="false"/>
+                <w:bCs w:val="false"/>
+                <w:i w:val="false"/>
+                <w:iCs w:val="false"/>
+                <w:sz w:val="18"/>
+                <w:szCs w:val="18"/>
+              </w:rPr>
+              <w:t xml:space="preserve">0.245</w:t>
+            </w:r>
+          </w:p>
+        </w:tc>
+        <w:tc>
+          <w:tcPr>
+            <w:tcW w:type="dxa" w:w="2000"/>
+            <w:gridSpan w:val="1"/>
+            <w:tcBorders>
+              <w:top w:val="none" w:color="FFFFFF" w:sz="0"/>
+              <w:left w:val="none" w:color="FFFFFF" w:sz="0"/>
+              <w:bottom w:val="none" w:color="FFFFFF" w:sz="0"/>
+              <w:right w:val="none" w:color="FFFFFF" w:sz="0"/>
+            </w:tcBorders>
+            <w:tcMar>
+              <w:top w:type="dxa" w:w="40"/>
+              <w:left w:type="dxa" w:w="70"/>
+              <w:bottom w:type="dxa" w:w="40"/>
+              <w:right w:type="dxa" w:w="70"/>
+            </w:tcMar>
+            <w:vAlign w:val="center"/>
+          </w:tcPr>
+          <w:p>
+            <w:pPr>
+              <w:spacing w:after="20" w:before="20" w:line="240"/>
+              <w:jc w:val="center"/>
+            </w:pPr>
+            <w:r>
+              <w:rPr>
+                <w:rFonts w:ascii="Calibri" w:cs="Calibri" w:eastAsia="Calibri" w:hAnsi="Calibri"/>
+                <w:b w:val="false"/>
+                <w:bCs w:val="false"/>
+                <w:i w:val="false"/>
+                <w:iCs w:val="false"/>
+                <w:sz w:val="18"/>
+                <w:szCs w:val="18"/>
+              </w:rPr>
+              <w:t xml:space="preserve">0.016864</w:t>
+            </w:r>
+          </w:p>
+        </w:tc>
+      </w:tr>
+      <w:tr>
+        <w:tc>
+          <w:tcPr>
+            <w:tcW w:type="dxa" w:w="2138"/>
+            <w:gridSpan w:val="1"/>
+            <w:tcBorders>
+              <w:top w:val="none" w:color="FFFFFF" w:sz="0"/>
+              <w:left w:val="none" w:color="FFFFFF" w:sz="0"/>
+              <w:bottom w:val="none" w:color="FFFFFF" w:sz="0"/>
+              <w:right w:val="none" w:color="FFFFFF" w:sz="0"/>
+            </w:tcBorders>
+            <w:tcMar>
+              <w:top w:type="dxa" w:w="40"/>
+              <w:left w:type="dxa" w:w="70"/>
+              <w:bottom w:type="dxa" w:w="40"/>
+              <w:right w:type="dxa" w:w="70"/>
+            </w:tcMar>
+            <w:vAlign w:val="center"/>
+          </w:tcPr>
+          <w:p>
+            <w:pPr>
+              <w:spacing w:after="20" w:before="20" w:line="240"/>
+              <w:jc w:val="left"/>
+            </w:pPr>
+            <w:r>
+              <w:rPr>
+                <w:rFonts w:ascii="Calibri" w:cs="Calibri" w:eastAsia="Calibri" w:hAnsi="Calibri"/>
+                <w:b w:val="false"/>
+                <w:bCs w:val="false"/>
+                <w:i w:val="false"/>
+                <w:iCs w:val="false"/>
+                <w:sz w:val="18"/>
+                <w:szCs w:val="18"/>
+              </w:rPr>
+              <w:t xml:space="preserve">k-NN</w:t>
+            </w:r>
+          </w:p>
+        </w:tc>
+        <w:tc>
+          <w:tcPr>
+            <w:tcW w:type="dxa" w:w="1500"/>
+            <w:gridSpan w:val="1"/>
+            <w:tcBorders>
+              <w:top w:val="none" w:color="FFFFFF" w:sz="0"/>
+              <w:left w:val="none" w:color="FFFFFF" w:sz="0"/>
+              <w:bottom w:val="none" w:color="FFFFFF" w:sz="0"/>
+              <w:right w:val="none" w:color="FFFFFF" w:sz="0"/>
+            </w:tcBorders>
+            <w:tcMar>
+              <w:top w:type="dxa" w:w="40"/>
+              <w:left w:type="dxa" w:w="70"/>
+              <w:bottom w:type="dxa" w:w="40"/>
+              <w:right w:type="dxa" w:w="70"/>
+            </w:tcMar>
+            <w:vAlign w:val="center"/>
+          </w:tcPr>
+          <w:p>
+            <w:pPr>
+              <w:spacing w:after="20" w:before="20" w:line="240"/>
+              <w:jc w:val="center"/>
+            </w:pPr>
+            <w:r>
+              <w:rPr>
+                <w:rFonts w:ascii="Calibri" w:cs="Calibri" w:eastAsia="Calibri" w:hAnsi="Calibri"/>
+                <w:b w:val="false"/>
+                <w:bCs w:val="false"/>
+                <w:i w:val="false"/>
+                <w:iCs w:val="false"/>
+                <w:sz w:val="18"/>
+                <w:szCs w:val="18"/>
+              </w:rPr>
+              <w:t xml:space="preserve">0.000490</w:t>
+            </w:r>
+          </w:p>
+        </w:tc>
+        <w:tc>
+          <w:tcPr>
+            <w:tcW w:type="dxa" w:w="1500"/>
+            <w:gridSpan w:val="1"/>
+            <w:tcBorders>
+              <w:top w:val="none" w:color="FFFFFF" w:sz="0"/>
+              <w:left w:val="none" w:color="FFFFFF" w:sz="0"/>
+              <w:bottom w:val="none" w:color="FFFFFF" w:sz="0"/>
+              <w:right w:val="none" w:color="FFFFFF" w:sz="0"/>
+            </w:tcBorders>
+            <w:tcMar>
+              <w:top w:type="dxa" w:w="40"/>
+              <w:left w:type="dxa" w:w="70"/>
+              <w:bottom w:type="dxa" w:w="40"/>
+              <w:right w:type="dxa" w:w="70"/>
+            </w:tcMar>
+            <w:vAlign w:val="center"/>
+          </w:tcPr>
+          <w:p>
+            <w:pPr>
+              <w:spacing w:after="20" w:before="20" w:line="240"/>
+              <w:jc w:val="center"/>
+            </w:pPr>
+            <w:r>
+              <w:rPr>
+                <w:rFonts w:ascii="Calibri" w:cs="Calibri" w:eastAsia="Calibri" w:hAnsi="Calibri"/>
+                <w:b w:val="false"/>
+                <w:bCs w:val="false"/>
+                <w:i w:val="false"/>
+                <w:iCs w:val="false"/>
+                <w:sz w:val="18"/>
+                <w:szCs w:val="18"/>
+              </w:rPr>
+              <w:t xml:space="preserve">0.012487</w:t>
+            </w:r>
+          </w:p>
+        </w:tc>
+        <w:tc>
+          <w:tcPr>
+            <w:tcW w:type="dxa" w:w="1000"/>
+            <w:gridSpan w:val="1"/>
+            <w:tcBorders>
+              <w:top w:val="none" w:color="FFFFFF" w:sz="0"/>
+              <w:left w:val="none" w:color="FFFFFF" w:sz="0"/>
+              <w:bottom w:val="none" w:color="FFFFFF" w:sz="0"/>
+              <w:right w:val="none" w:color="FFFFFF" w:sz="0"/>
+            </w:tcBorders>
+            <w:tcMar>
+              <w:top w:type="dxa" w:w="40"/>
+              <w:left w:type="dxa" w:w="70"/>
+              <w:bottom w:type="dxa" w:w="40"/>
+              <w:right w:type="dxa" w:w="70"/>
+            </w:tcMar>
+            <w:vAlign w:val="center"/>
+          </w:tcPr>
+          <w:p>
+            <w:pPr>
+              <w:spacing w:after="20" w:before="20" w:line="240"/>
+              <w:jc w:val="center"/>
+            </w:pPr>
+            <w:r>
+              <w:rPr>
+                <w:rFonts w:ascii="Calibri" w:cs="Calibri" w:eastAsia="Calibri" w:hAnsi="Calibri"/>
+                <w:b w:val="false"/>
+                <w:bCs w:val="false"/>
+                <w:i w:val="false"/>
+                <w:iCs w:val="false"/>
+                <w:sz w:val="18"/>
+                <w:szCs w:val="18"/>
+              </w:rPr>
+              <w:t xml:space="preserve">25×</w:t>
+            </w:r>
+          </w:p>
+        </w:tc>
+        <w:tc>
+          <w:tcPr>
+            <w:tcW w:type="dxa" w:w="1500"/>
+            <w:gridSpan w:val="1"/>
+            <w:tcBorders>
+              <w:top w:val="none" w:color="FFFFFF" w:sz="0"/>
+              <w:left w:val="none" w:color="FFFFFF" w:sz="0"/>
+              <w:bottom w:val="none" w:color="FFFFFF" w:sz="0"/>
+              <w:right w:val="none" w:color="FFFFFF" w:sz="0"/>
+            </w:tcBorders>
+            <w:tcMar>
+              <w:top w:type="dxa" w:w="40"/>
+              <w:left w:type="dxa" w:w="70"/>
+              <w:bottom w:type="dxa" w:w="40"/>
+              <w:right w:type="dxa" w:w="70"/>
+            </w:tcMar>
+            <w:vAlign w:val="center"/>
+          </w:tcPr>
+          <w:p>
+            <w:pPr>
+              <w:spacing w:after="20" w:before="20" w:line="240"/>
+              <w:jc w:val="center"/>
+            </w:pPr>
+            <w:r>
+              <w:rPr>
+                <w:rFonts w:ascii="Calibri" w:cs="Calibri" w:eastAsia="Calibri" w:hAnsi="Calibri"/>
+                <w:b w:val="false"/>
+                <w:bCs w:val="false"/>
+                <w:i w:val="false"/>
+                <w:iCs w:val="false"/>
+                <w:sz w:val="18"/>
+                <w:szCs w:val="18"/>
+              </w:rPr>
+              <w:t xml:space="preserve">3.785</w:t>
+            </w:r>
+          </w:p>
+        </w:tc>
+        <w:tc>
+          <w:tcPr>
+            <w:tcW w:type="dxa" w:w="2000"/>
+            <w:gridSpan w:val="1"/>
+            <w:tcBorders>
+              <w:top w:val="none" w:color="FFFFFF" w:sz="0"/>
+              <w:left w:val="none" w:color="FFFFFF" w:sz="0"/>
+              <w:bottom w:val="none" w:color="FFFFFF" w:sz="0"/>
+              <w:right w:val="none" w:color="FFFFFF" w:sz="0"/>
+            </w:tcBorders>
+            <w:tcMar>
+              <w:top w:type="dxa" w:w="40"/>
+              <w:left w:type="dxa" w:w="70"/>
+              <w:bottom w:type="dxa" w:w="40"/>
+              <w:right w:type="dxa" w:w="70"/>
+            </w:tcMar>
+            <w:vAlign w:val="center"/>
+          </w:tcPr>
+          <w:p>
+            <w:pPr>
+              <w:spacing w:after="20" w:before="20" w:line="240"/>
+              <w:jc w:val="center"/>
+            </w:pPr>
+            <w:r>
+              <w:rPr>
+                <w:rFonts w:ascii="Calibri" w:cs="Calibri" w:eastAsia="Calibri" w:hAnsi="Calibri"/>
+                <w:b w:val="false"/>
+                <w:bCs w:val="false"/>
+                <w:i w:val="false"/>
+                <w:iCs w:val="false"/>
+                <w:sz w:val="18"/>
+                <w:szCs w:val="18"/>
+              </w:rPr>
+              <w:t xml:space="preserve">0.006446</w:t>
+            </w:r>
+          </w:p>
+        </w:tc>
+      </w:tr>
+      <w:tr>
+        <w:tc>
+          <w:tcPr>
+            <w:tcW w:type="dxa" w:w="2138"/>
+            <w:gridSpan w:val="1"/>
+            <w:tcBorders>
+              <w:top w:val="none" w:color="FFFFFF" w:sz="0"/>
+              <w:left w:val="none" w:color="FFFFFF" w:sz="0"/>
+              <w:bottom w:val="none" w:color="FFFFFF" w:sz="0"/>
+              <w:right w:val="none" w:color="FFFFFF" w:sz="0"/>
+            </w:tcBorders>
+            <w:tcMar>
+              <w:top w:type="dxa" w:w="40"/>
+              <w:left w:type="dxa" w:w="70"/>
+              <w:bottom w:type="dxa" w:w="40"/>
+              <w:right w:type="dxa" w:w="70"/>
+            </w:tcMar>
+            <w:vAlign w:val="center"/>
+          </w:tcPr>
+          <w:p>
+            <w:pPr>
+              <w:spacing w:after="20" w:before="20" w:line="240"/>
+              <w:jc w:val="left"/>
+            </w:pPr>
+            <w:r>
+              <w:rPr>
+                <w:rFonts w:ascii="Calibri" w:cs="Calibri" w:eastAsia="Calibri" w:hAnsi="Calibri"/>
+                <w:b w:val="false"/>
+                <w:bCs w:val="false"/>
+                <w:i w:val="false"/>
+                <w:iCs w:val="false"/>
+                <w:sz w:val="18"/>
+                <w:szCs w:val="18"/>
+              </w:rPr>
+              <w:t xml:space="preserve">Logistic reg.</w:t>
+            </w:r>
+          </w:p>
+        </w:tc>
+        <w:tc>
+          <w:tcPr>
+            <w:tcW w:type="dxa" w:w="1500"/>
+            <w:gridSpan w:val="1"/>
+            <w:tcBorders>
+              <w:top w:val="none" w:color="FFFFFF" w:sz="0"/>
+              <w:left w:val="none" w:color="FFFFFF" w:sz="0"/>
+              <w:bottom w:val="none" w:color="FFFFFF" w:sz="0"/>
+              <w:right w:val="none" w:color="FFFFFF" w:sz="0"/>
+            </w:tcBorders>
+            <w:tcMar>
+              <w:top w:type="dxa" w:w="40"/>
+              <w:left w:type="dxa" w:w="70"/>
+              <w:bottom w:type="dxa" w:w="40"/>
+              <w:right w:type="dxa" w:w="70"/>
+            </w:tcMar>
+            <w:vAlign w:val="center"/>
+          </w:tcPr>
+          <w:p>
+            <w:pPr>
+              <w:spacing w:after="20" w:before="20" w:line="240"/>
+              <w:jc w:val="center"/>
+            </w:pPr>
+            <w:r>
+              <w:rPr>
+                <w:rFonts w:ascii="Calibri" w:cs="Calibri" w:eastAsia="Calibri" w:hAnsi="Calibri"/>
+                <w:b w:val="false"/>
+                <w:bCs w:val="false"/>
+                <w:i w:val="false"/>
+                <w:iCs w:val="false"/>
+                <w:sz w:val="18"/>
+                <w:szCs w:val="18"/>
+              </w:rPr>
+              <w:t xml:space="preserve">0.000367</w:t>
+            </w:r>
+          </w:p>
+        </w:tc>
+        <w:tc>
+          <w:tcPr>
+            <w:tcW w:type="dxa" w:w="1500"/>
+            <w:gridSpan w:val="1"/>
+            <w:tcBorders>
+              <w:top w:val="none" w:color="FFFFFF" w:sz="0"/>
+              <w:left w:val="none" w:color="FFFFFF" w:sz="0"/>
+              <w:bottom w:val="none" w:color="FFFFFF" w:sz="0"/>
+              <w:right w:val="none" w:color="FFFFFF" w:sz="0"/>
+            </w:tcBorders>
+            <w:tcMar>
+              <w:top w:type="dxa" w:w="40"/>
+              <w:left w:type="dxa" w:w="70"/>
+              <w:bottom w:type="dxa" w:w="40"/>
+              <w:right w:type="dxa" w:w="70"/>
+            </w:tcMar>
+            <w:vAlign w:val="center"/>
+          </w:tcPr>
+          <w:p>
+            <w:pPr>
+              <w:spacing w:after="20" w:before="20" w:line="240"/>
+              <w:jc w:val="center"/>
+            </w:pPr>
+            <w:r>
+              <w:rPr>
+                <w:rFonts w:ascii="Calibri" w:cs="Calibri" w:eastAsia="Calibri" w:hAnsi="Calibri"/>
+                <w:b w:val="false"/>
+                <w:bCs w:val="false"/>
+                <w:i w:val="false"/>
+                <w:iCs w:val="false"/>
+                <w:sz w:val="18"/>
+                <w:szCs w:val="18"/>
+              </w:rPr>
+              <w:t xml:space="preserve">0.004474</w:t>
+            </w:r>
+          </w:p>
+        </w:tc>
+        <w:tc>
+          <w:tcPr>
+            <w:tcW w:type="dxa" w:w="1000"/>
+            <w:gridSpan w:val="1"/>
+            <w:tcBorders>
+              <w:top w:val="none" w:color="FFFFFF" w:sz="0"/>
+              <w:left w:val="none" w:color="FFFFFF" w:sz="0"/>
+              <w:bottom w:val="none" w:color="FFFFFF" w:sz="0"/>
+              <w:right w:val="none" w:color="FFFFFF" w:sz="0"/>
+            </w:tcBorders>
+            <w:tcMar>
+              <w:top w:type="dxa" w:w="40"/>
+              <w:left w:type="dxa" w:w="70"/>
+              <w:bottom w:type="dxa" w:w="40"/>
+              <w:right w:type="dxa" w:w="70"/>
+            </w:tcMar>
+            <w:vAlign w:val="center"/>
+          </w:tcPr>
+          <w:p>
+            <w:pPr>
+              <w:spacing w:after="20" w:before="20" w:line="240"/>
+              <w:jc w:val="center"/>
+            </w:pPr>
+            <w:r>
+              <w:rPr>
+                <w:rFonts w:ascii="Calibri" w:cs="Calibri" w:eastAsia="Calibri" w:hAnsi="Calibri"/>
+                <w:b w:val="false"/>
+                <w:bCs w:val="false"/>
+                <w:i w:val="false"/>
+                <w:iCs w:val="false"/>
+                <w:sz w:val="18"/>
+                <w:szCs w:val="18"/>
+              </w:rPr>
+              <w:t xml:space="preserve">12×</w:t>
+            </w:r>
+          </w:p>
+        </w:tc>
+        <w:tc>
+          <w:tcPr>
+            <w:tcW w:type="dxa" w:w="1500"/>
+            <w:gridSpan w:val="1"/>
+            <w:tcBorders>
+              <w:top w:val="none" w:color="FFFFFF" w:sz="0"/>
+              <w:left w:val="none" w:color="FFFFFF" w:sz="0"/>
+              <w:bottom w:val="none" w:color="FFFFFF" w:sz="0"/>
+              <w:right w:val="none" w:color="FFFFFF" w:sz="0"/>
+            </w:tcBorders>
+            <w:tcMar>
+              <w:top w:type="dxa" w:w="40"/>
+              <w:left w:type="dxa" w:w="70"/>
+              <w:bottom w:type="dxa" w:w="40"/>
+              <w:right w:type="dxa" w:w="70"/>
+            </w:tcMar>
+            <w:vAlign w:val="center"/>
+          </w:tcPr>
+          <w:p>
+            <w:pPr>
+              <w:spacing w:after="20" w:before="20" w:line="240"/>
+              <w:jc w:val="center"/>
+            </w:pPr>
+            <w:r>
+              <w:rPr>
+                <w:rFonts w:ascii="Calibri" w:cs="Calibri" w:eastAsia="Calibri" w:hAnsi="Calibri"/>
+                <w:b w:val="false"/>
+                <w:bCs w:val="false"/>
+                <w:i w:val="false"/>
+                <w:iCs w:val="false"/>
+                <w:sz w:val="18"/>
+                <w:szCs w:val="18"/>
+              </w:rPr>
+              <w:t xml:space="preserve">1.151</w:t>
+            </w:r>
+          </w:p>
+        </w:tc>
+        <w:tc>
+          <w:tcPr>
+            <w:tcW w:type="dxa" w:w="2000"/>
+            <w:gridSpan w:val="1"/>
+            <w:tcBorders>
+              <w:top w:val="none" w:color="FFFFFF" w:sz="0"/>
+              <w:left w:val="none" w:color="FFFFFF" w:sz="0"/>
+              <w:bottom w:val="none" w:color="FFFFFF" w:sz="0"/>
+              <w:right w:val="none" w:color="FFFFFF" w:sz="0"/>
+            </w:tcBorders>
+            <w:tcMar>
+              <w:top w:type="dxa" w:w="40"/>
+              <w:left w:type="dxa" w:w="70"/>
+              <w:bottom w:type="dxa" w:w="40"/>
+              <w:right w:type="dxa" w:w="70"/>
+            </w:tcMar>
+            <w:vAlign w:val="center"/>
+          </w:tcPr>
+          <w:p>
+            <w:pPr>
+              <w:spacing w:after="20" w:before="20" w:line="240"/>
+              <w:jc w:val="center"/>
+            </w:pPr>
+            <w:r>
+              <w:rPr>
+                <w:rFonts w:ascii="Calibri" w:cs="Calibri" w:eastAsia="Calibri" w:hAnsi="Calibri"/>
+                <w:b w:val="false"/>
+                <w:bCs w:val="false"/>
+                <w:i w:val="false"/>
+                <w:iCs w:val="false"/>
+                <w:sz w:val="18"/>
+                <w:szCs w:val="18"/>
+              </w:rPr>
+              <w:t xml:space="preserve">0.004191</w:t>
+            </w:r>
+          </w:p>
+        </w:tc>
+      </w:tr>
+      <w:tr>
+        <w:tc>
+          <w:tcPr>
+            <w:tcW w:type="dxa" w:w="2138"/>
+            <w:gridSpan w:val="1"/>
+            <w:tcBorders>
+              <w:top w:val="none" w:color="FFFFFF" w:sz="0"/>
+              <w:left w:val="none" w:color="FFFFFF" w:sz="0"/>
+              <w:bottom w:val="none" w:color="FFFFFF" w:sz="0"/>
+              <w:right w:val="none" w:color="FFFFFF" w:sz="0"/>
+            </w:tcBorders>
+            <w:tcMar>
+              <w:top w:type="dxa" w:w="40"/>
+              <w:left w:type="dxa" w:w="70"/>
+              <w:bottom w:type="dxa" w:w="40"/>
+              <w:right w:type="dxa" w:w="70"/>
+            </w:tcMar>
+            <w:vAlign w:val="center"/>
+          </w:tcPr>
+          <w:p>
+            <w:pPr>
+              <w:spacing w:after="20" w:before="20" w:line="240"/>
+              <w:jc w:val="left"/>
+            </w:pPr>
+            <w:r>
+              <w:rPr>
+                <w:rFonts w:ascii="Calibri" w:cs="Calibri" w:eastAsia="Calibri" w:hAnsi="Calibri"/>
+                <w:b w:val="false"/>
+                <w:bCs w:val="false"/>
+                <w:i w:val="false"/>
+                <w:iCs w:val="false"/>
+                <w:sz w:val="18"/>
+                <w:szCs w:val="18"/>
+              </w:rPr>
+              <w:t xml:space="preserve">RNN</w:t>
+            </w:r>
+          </w:p>
+        </w:tc>
+        <w:tc>
+          <w:tcPr>
+            <w:tcW w:type="dxa" w:w="1500"/>
+            <w:gridSpan w:val="1"/>
+            <w:tcBorders>
+              <w:top w:val="none" w:color="FFFFFF" w:sz="0"/>
+              <w:left w:val="none" w:color="FFFFFF" w:sz="0"/>
+              <w:bottom w:val="none" w:color="FFFFFF" w:sz="0"/>
+              <w:right w:val="none" w:color="FFFFFF" w:sz="0"/>
+            </w:tcBorders>
+            <w:tcMar>
+              <w:top w:type="dxa" w:w="40"/>
+              <w:left w:type="dxa" w:w="70"/>
+              <w:bottom w:type="dxa" w:w="40"/>
+              <w:right w:type="dxa" w:w="70"/>
+            </w:tcMar>
+            <w:vAlign w:val="center"/>
+          </w:tcPr>
+          <w:p>
+            <w:pPr>
+              <w:spacing w:after="20" w:before="20" w:line="240"/>
+              <w:jc w:val="center"/>
+            </w:pPr>
+            <w:r>
+              <w:rPr>
+                <w:rFonts w:ascii="Calibri" w:cs="Calibri" w:eastAsia="Calibri" w:hAnsi="Calibri"/>
+                <w:b w:val="false"/>
+                <w:bCs w:val="false"/>
+                <w:i w:val="false"/>
+                <w:iCs w:val="false"/>
+                <w:sz w:val="18"/>
+                <w:szCs w:val="18"/>
+              </w:rPr>
+              <w:t xml:space="preserve">0.000636</w:t>
+            </w:r>
+          </w:p>
+        </w:tc>
+        <w:tc>
+          <w:tcPr>
+            <w:tcW w:type="dxa" w:w="1500"/>
+            <w:gridSpan w:val="1"/>
+            <w:tcBorders>
+              <w:top w:val="none" w:color="FFFFFF" w:sz="0"/>
+              <w:left w:val="none" w:color="FFFFFF" w:sz="0"/>
+              <w:bottom w:val="none" w:color="FFFFFF" w:sz="0"/>
+              <w:right w:val="none" w:color="FFFFFF" w:sz="0"/>
+            </w:tcBorders>
+            <w:tcMar>
+              <w:top w:type="dxa" w:w="40"/>
+              <w:left w:type="dxa" w:w="70"/>
+              <w:bottom w:type="dxa" w:w="40"/>
+              <w:right w:type="dxa" w:w="70"/>
+            </w:tcMar>
+            <w:vAlign w:val="center"/>
+          </w:tcPr>
+          <w:p>
+            <w:pPr>
+              <w:spacing w:after="20" w:before="20" w:line="240"/>
+              <w:jc w:val="center"/>
+            </w:pPr>
+            <w:r>
+              <w:rPr>
+                <w:rFonts w:ascii="Calibri" w:cs="Calibri" w:eastAsia="Calibri" w:hAnsi="Calibri"/>
+                <w:b w:val="false"/>
+                <w:bCs w:val="false"/>
+                <w:i w:val="false"/>
+                <w:iCs w:val="false"/>
+                <w:sz w:val="18"/>
+                <w:szCs w:val="18"/>
+              </w:rPr>
+              <w:t xml:space="preserve">0.006422</w:t>
+            </w:r>
+          </w:p>
+        </w:tc>
+        <w:tc>
+          <w:tcPr>
+            <w:tcW w:type="dxa" w:w="1000"/>
+            <w:gridSpan w:val="1"/>
+            <w:tcBorders>
+              <w:top w:val="none" w:color="FFFFFF" w:sz="0"/>
+              <w:left w:val="none" w:color="FFFFFF" w:sz="0"/>
+              <w:bottom w:val="none" w:color="FFFFFF" w:sz="0"/>
+              <w:right w:val="none" w:color="FFFFFF" w:sz="0"/>
+            </w:tcBorders>
+            <w:tcMar>
+              <w:top w:type="dxa" w:w="40"/>
+              <w:left w:type="dxa" w:w="70"/>
+              <w:bottom w:type="dxa" w:w="40"/>
+              <w:right w:type="dxa" w:w="70"/>
+            </w:tcMar>
+            <w:vAlign w:val="center"/>
+          </w:tcPr>
+          <w:p>
+            <w:pPr>
+              <w:spacing w:after="20" w:before="20" w:line="240"/>
+              <w:jc w:val="center"/>
+            </w:pPr>
+            <w:r>
+              <w:rPr>
+                <w:rFonts w:ascii="Calibri" w:cs="Calibri" w:eastAsia="Calibri" w:hAnsi="Calibri"/>
+                <w:b w:val="false"/>
+                <w:bCs w:val="false"/>
+                <w:i w:val="false"/>
+                <w:iCs w:val="false"/>
+                <w:sz w:val="18"/>
+                <w:szCs w:val="18"/>
+              </w:rPr>
+              <w:t xml:space="preserve">10×</w:t>
+            </w:r>
+          </w:p>
+        </w:tc>
+        <w:tc>
+          <w:tcPr>
+            <w:tcW w:type="dxa" w:w="1500"/>
+            <w:gridSpan w:val="1"/>
+            <w:tcBorders>
+              <w:top w:val="none" w:color="FFFFFF" w:sz="0"/>
+              <w:left w:val="none" w:color="FFFFFF" w:sz="0"/>
+              <w:bottom w:val="none" w:color="FFFFFF" w:sz="0"/>
+              <w:right w:val="none" w:color="FFFFFF" w:sz="0"/>
+            </w:tcBorders>
+            <w:tcMar>
+              <w:top w:type="dxa" w:w="40"/>
+              <w:left w:type="dxa" w:w="70"/>
+              <w:bottom w:type="dxa" w:w="40"/>
+              <w:right w:type="dxa" w:w="70"/>
+            </w:tcMar>
+            <w:vAlign w:val="center"/>
+          </w:tcPr>
+          <w:p>
+            <w:pPr>
+              <w:spacing w:after="20" w:before="20" w:line="240"/>
+              <w:jc w:val="center"/>
+            </w:pPr>
+            <w:r>
+              <w:rPr>
+                <w:rFonts w:ascii="Calibri" w:cs="Calibri" w:eastAsia="Calibri" w:hAnsi="Calibri"/>
+                <w:b w:val="false"/>
+                <w:bCs w:val="false"/>
+                <w:i w:val="false"/>
+                <w:iCs w:val="false"/>
+                <w:sz w:val="18"/>
+                <w:szCs w:val="18"/>
+              </w:rPr>
+              <w:t xml:space="preserve">0.781</w:t>
+            </w:r>
+          </w:p>
+        </w:tc>
+        <w:tc>
+          <w:tcPr>
+            <w:tcW w:type="dxa" w:w="2000"/>
+            <w:gridSpan w:val="1"/>
+            <w:tcBorders>
+              <w:top w:val="none" w:color="FFFFFF" w:sz="0"/>
+              <w:left w:val="none" w:color="FFFFFF" w:sz="0"/>
+              <w:bottom w:val="none" w:color="FFFFFF" w:sz="0"/>
+              <w:right w:val="none" w:color="FFFFFF" w:sz="0"/>
+            </w:tcBorders>
+            <w:tcMar>
+              <w:top w:type="dxa" w:w="40"/>
+              <w:left w:type="dxa" w:w="70"/>
+              <w:bottom w:type="dxa" w:w="40"/>
+              <w:right w:type="dxa" w:w="70"/>
+            </w:tcMar>
+            <w:vAlign w:val="center"/>
+          </w:tcPr>
+          <w:p>
+            <w:pPr>
+              <w:spacing w:after="20" w:before="20" w:line="240"/>
+              <w:jc w:val="center"/>
+            </w:pPr>
+            <w:r>
+              <w:rPr>
+                <w:rFonts w:ascii="Calibri" w:cs="Calibri" w:eastAsia="Calibri" w:hAnsi="Calibri"/>
+                <w:b w:val="false"/>
+                <w:bCs w:val="false"/>
+                <w:i w:val="false"/>
+                <w:iCs w:val="false"/>
+                <w:sz w:val="18"/>
+                <w:szCs w:val="18"/>
+              </w:rPr>
+              <w:t xml:space="preserve">0.008720</w:t>
+            </w:r>
+          </w:p>
+        </w:tc>
+      </w:tr>
+      <w:tr>
+        <w:tc>
+          <w:tcPr>
+            <w:tcW w:type="dxa" w:w="2138"/>
+            <w:gridSpan w:val="1"/>
+            <w:tcBorders>
+              <w:top w:val="none" w:color="FFFFFF" w:sz="0"/>
+              <w:left w:val="none" w:color="FFFFFF" w:sz="0"/>
+              <w:bottom w:val="none" w:color="FFFFFF" w:sz="0"/>
+              <w:right w:val="none" w:color="FFFFFF" w:sz="0"/>
+            </w:tcBorders>
+            <w:tcMar>
+              <w:top w:type="dxa" w:w="40"/>
+              <w:left w:type="dxa" w:w="70"/>
+              <w:bottom w:type="dxa" w:w="40"/>
+              <w:right w:type="dxa" w:w="70"/>
+            </w:tcMar>
+            <w:vAlign w:val="center"/>
+          </w:tcPr>
+          <w:p>
+            <w:pPr>
+              <w:spacing w:after="20" w:before="20" w:line="240"/>
+              <w:jc w:val="left"/>
+            </w:pPr>
+            <w:r>
+              <w:rPr>
+                <w:rFonts w:ascii="Calibri" w:cs="Calibri" w:eastAsia="Calibri" w:hAnsi="Calibri"/>
+                <w:b w:val="false"/>
+                <w:bCs w:val="false"/>
+                <w:i w:val="false"/>
+                <w:iCs w:val="false"/>
+                <w:sz w:val="18"/>
+                <w:szCs w:val="18"/>
+              </w:rPr>
+              <w:t xml:space="preserve">DNN</w:t>
+            </w:r>
+          </w:p>
+        </w:tc>
+        <w:tc>
+          <w:tcPr>
+            <w:tcW w:type="dxa" w:w="1500"/>
+            <w:gridSpan w:val="1"/>
+            <w:tcBorders>
+              <w:top w:val="none" w:color="FFFFFF" w:sz="0"/>
+              <w:left w:val="none" w:color="FFFFFF" w:sz="0"/>
+              <w:bottom w:val="none" w:color="FFFFFF" w:sz="0"/>
+              <w:right w:val="none" w:color="FFFFFF" w:sz="0"/>
+            </w:tcBorders>
+            <w:tcMar>
+              <w:top w:type="dxa" w:w="40"/>
+              <w:left w:type="dxa" w:w="70"/>
+              <w:bottom w:type="dxa" w:w="40"/>
+              <w:right w:type="dxa" w:w="70"/>
+            </w:tcMar>
+            <w:vAlign w:val="center"/>
+          </w:tcPr>
+          <w:p>
+            <w:pPr>
+              <w:spacing w:after="20" w:before="20" w:line="240"/>
+              <w:jc w:val="center"/>
+            </w:pPr>
+            <w:r>
+              <w:rPr>
+                <w:rFonts w:ascii="Calibri" w:cs="Calibri" w:eastAsia="Calibri" w:hAnsi="Calibri"/>
+                <w:b w:val="false"/>
+                <w:bCs w:val="false"/>
+                <w:i w:val="false"/>
+                <w:iCs w:val="false"/>
+                <w:sz w:val="18"/>
+                <w:szCs w:val="18"/>
+              </w:rPr>
+              <w:t xml:space="preserve">0.000864</w:t>
+            </w:r>
+          </w:p>
+        </w:tc>
+        <w:tc>
+          <w:tcPr>
+            <w:tcW w:type="dxa" w:w="1500"/>
+            <w:gridSpan w:val="1"/>
+            <w:tcBorders>
+              <w:top w:val="none" w:color="FFFFFF" w:sz="0"/>
+              <w:left w:val="none" w:color="FFFFFF" w:sz="0"/>
+              <w:bottom w:val="none" w:color="FFFFFF" w:sz="0"/>
+              <w:right w:val="none" w:color="FFFFFF" w:sz="0"/>
+            </w:tcBorders>
+            <w:tcMar>
+              <w:top w:type="dxa" w:w="40"/>
+              <w:left w:type="dxa" w:w="70"/>
+              <w:bottom w:type="dxa" w:w="40"/>
+              <w:right w:type="dxa" w:w="70"/>
+            </w:tcMar>
+            <w:vAlign w:val="center"/>
+          </w:tcPr>
+          <w:p>
+            <w:pPr>
+              <w:spacing w:after="20" w:before="20" w:line="240"/>
+              <w:jc w:val="center"/>
+            </w:pPr>
+            <w:r>
+              <w:rPr>
+                <w:rFonts w:ascii="Calibri" w:cs="Calibri" w:eastAsia="Calibri" w:hAnsi="Calibri"/>
+                <w:b w:val="false"/>
+                <w:bCs w:val="false"/>
+                <w:i w:val="false"/>
+                <w:iCs w:val="false"/>
+                <w:sz w:val="18"/>
+                <w:szCs w:val="18"/>
+              </w:rPr>
+              <w:t xml:space="preserve">0.007268</w:t>
+            </w:r>
+          </w:p>
+        </w:tc>
+        <w:tc>
+          <w:tcPr>
+            <w:tcW w:type="dxa" w:w="1000"/>
+            <w:gridSpan w:val="1"/>
+            <w:tcBorders>
+              <w:top w:val="none" w:color="FFFFFF" w:sz="0"/>
+              <w:left w:val="none" w:color="FFFFFF" w:sz="0"/>
+              <w:bottom w:val="none" w:color="FFFFFF" w:sz="0"/>
+              <w:right w:val="none" w:color="FFFFFF" w:sz="0"/>
+            </w:tcBorders>
+            <w:tcMar>
+              <w:top w:type="dxa" w:w="40"/>
+              <w:left w:type="dxa" w:w="70"/>
+              <w:bottom w:type="dxa" w:w="40"/>
+              <w:right w:type="dxa" w:w="70"/>
+            </w:tcMar>
+            <w:vAlign w:val="center"/>
+          </w:tcPr>
+          <w:p>
+            <w:pPr>
+              <w:spacing w:after="20" w:before="20" w:line="240"/>
+              <w:jc w:val="center"/>
+            </w:pPr>
+            <w:r>
+              <w:rPr>
+                <w:rFonts w:ascii="Calibri" w:cs="Calibri" w:eastAsia="Calibri" w:hAnsi="Calibri"/>
+                <w:b w:val="false"/>
+                <w:bCs w:val="false"/>
+                <w:i w:val="false"/>
+                <w:iCs w:val="false"/>
+                <w:sz w:val="18"/>
+                <w:szCs w:val="18"/>
+              </w:rPr>
+              <w:t xml:space="preserve">8×</w:t>
+            </w:r>
+          </w:p>
+        </w:tc>
+        <w:tc>
+          <w:tcPr>
+            <w:tcW w:type="dxa" w:w="1500"/>
+            <w:gridSpan w:val="1"/>
+            <w:tcBorders>
+              <w:top w:val="none" w:color="FFFFFF" w:sz="0"/>
+              <w:left w:val="none" w:color="FFFFFF" w:sz="0"/>
+              <w:bottom w:val="none" w:color="FFFFFF" w:sz="0"/>
+              <w:right w:val="none" w:color="FFFFFF" w:sz="0"/>
+            </w:tcBorders>
+            <w:tcMar>
+              <w:top w:type="dxa" w:w="40"/>
+              <w:left w:type="dxa" w:w="70"/>
+              <w:bottom w:type="dxa" w:w="40"/>
+              <w:right w:type="dxa" w:w="70"/>
+            </w:tcMar>
+            <w:vAlign w:val="center"/>
+          </w:tcPr>
+          <w:p>
+            <w:pPr>
+              <w:spacing w:after="20" w:before="20" w:line="240"/>
+              <w:jc w:val="center"/>
+            </w:pPr>
+            <w:r>
+              <w:rPr>
+                <w:rFonts w:ascii="Calibri" w:cs="Calibri" w:eastAsia="Calibri" w:hAnsi="Calibri"/>
+                <w:b w:val="false"/>
+                <w:bCs w:val="false"/>
+                <w:i w:val="false"/>
+                <w:iCs w:val="false"/>
+                <w:sz w:val="18"/>
+                <w:szCs w:val="18"/>
+              </w:rPr>
+              <w:t xml:space="preserve">0.829</w:t>
+            </w:r>
+          </w:p>
+        </w:tc>
+        <w:tc>
+          <w:tcPr>
+            <w:tcW w:type="dxa" w:w="2000"/>
+            <w:gridSpan w:val="1"/>
+            <w:tcBorders>
+              <w:top w:val="none" w:color="FFFFFF" w:sz="0"/>
+              <w:left w:val="none" w:color="FFFFFF" w:sz="0"/>
+              <w:bottom w:val="none" w:color="FFFFFF" w:sz="0"/>
+              <w:right w:val="none" w:color="FFFFFF" w:sz="0"/>
+            </w:tcBorders>
+            <w:tcMar>
+              <w:top w:type="dxa" w:w="40"/>
+              <w:left w:type="dxa" w:w="70"/>
+              <w:bottom w:type="dxa" w:w="40"/>
+              <w:right w:type="dxa" w:w="70"/>
+            </w:tcMar>
+            <w:vAlign w:val="center"/>
+          </w:tcPr>
+          <w:p>
+            <w:pPr>
+              <w:spacing w:after="20" w:before="20" w:line="240"/>
+              <w:jc w:val="center"/>
+            </w:pPr>
+            <w:r>
+              <w:rPr>
+                <w:rFonts w:ascii="Calibri" w:cs="Calibri" w:eastAsia="Calibri" w:hAnsi="Calibri"/>
+                <w:b w:val="false"/>
+                <w:bCs w:val="false"/>
+                <w:i w:val="false"/>
+                <w:iCs w:val="false"/>
+                <w:sz w:val="18"/>
+                <w:szCs w:val="18"/>
+              </w:rPr>
+              <w:t xml:space="preserve">0.007776</w:t>
+            </w:r>
+          </w:p>
+        </w:tc>
+      </w:tr>
+      <w:tr>
+        <w:tc>
+          <w:tcPr>
+            <w:tcW w:type="dxa" w:w="2138"/>
+            <w:gridSpan w:val="1"/>
+            <w:tcBorders>
+              <w:top w:val="none" w:color="FFFFFF" w:sz="0"/>
+              <w:left w:val="none" w:color="FFFFFF" w:sz="0"/>
+              <w:bottom w:val="none" w:color="FFFFFF" w:sz="0"/>
+              <w:right w:val="none" w:color="FFFFFF" w:sz="0"/>
+            </w:tcBorders>
+            <w:tcMar>
+              <w:top w:type="dxa" w:w="40"/>
+              <w:left w:type="dxa" w:w="70"/>
+              <w:bottom w:type="dxa" w:w="40"/>
+              <w:right w:type="dxa" w:w="70"/>
+            </w:tcMar>
+            <w:vAlign w:val="center"/>
+          </w:tcPr>
+          <w:p>
+            <w:pPr>
+              <w:spacing w:after="20" w:before="20" w:line="240"/>
+              <w:jc w:val="left"/>
+            </w:pPr>
+            <w:r>
+              <w:rPr>
+                <w:rFonts w:ascii="Calibri" w:cs="Calibri" w:eastAsia="Calibri" w:hAnsi="Calibri"/>
+                <w:b w:val="false"/>
+                <w:bCs w:val="false"/>
+                <w:i w:val="false"/>
+                <w:iCs w:val="false"/>
+                <w:sz w:val="18"/>
+                <w:szCs w:val="18"/>
+              </w:rPr>
+              <w:t xml:space="preserve">1D CNN</w:t>
+            </w:r>
+          </w:p>
+        </w:tc>
+        <w:tc>
+          <w:tcPr>
+            <w:tcW w:type="dxa" w:w="1500"/>
+            <w:gridSpan w:val="1"/>
+            <w:tcBorders>
+              <w:top w:val="none" w:color="FFFFFF" w:sz="0"/>
+              <w:left w:val="none" w:color="FFFFFF" w:sz="0"/>
+              <w:bottom w:val="none" w:color="FFFFFF" w:sz="0"/>
+              <w:right w:val="none" w:color="FFFFFF" w:sz="0"/>
+            </w:tcBorders>
+            <w:tcMar>
+              <w:top w:type="dxa" w:w="40"/>
+              <w:left w:type="dxa" w:w="70"/>
+              <w:bottom w:type="dxa" w:w="40"/>
+              <w:right w:type="dxa" w:w="70"/>
+            </w:tcMar>
+            <w:vAlign w:val="center"/>
+          </w:tcPr>
+          <w:p>
+            <w:pPr>
+              <w:spacing w:after="20" w:before="20" w:line="240"/>
+              <w:jc w:val="center"/>
+            </w:pPr>
+            <w:r>
+              <w:rPr>
+                <w:rFonts w:ascii="Calibri" w:cs="Calibri" w:eastAsia="Calibri" w:hAnsi="Calibri"/>
+                <w:b w:val="false"/>
+                <w:bCs w:val="false"/>
+                <w:i w:val="false"/>
+                <w:iCs w:val="false"/>
+                <w:sz w:val="18"/>
+                <w:szCs w:val="18"/>
+              </w:rPr>
+              <w:t xml:space="preserve">0.000438</w:t>
+            </w:r>
+          </w:p>
+        </w:tc>
+        <w:tc>
+          <w:tcPr>
+            <w:tcW w:type="dxa" w:w="1500"/>
+            <w:gridSpan w:val="1"/>
+            <w:tcBorders>
+              <w:top w:val="none" w:color="FFFFFF" w:sz="0"/>
+              <w:left w:val="none" w:color="FFFFFF" w:sz="0"/>
+              <w:bottom w:val="none" w:color="FFFFFF" w:sz="0"/>
+              <w:right w:val="none" w:color="FFFFFF" w:sz="0"/>
+            </w:tcBorders>
+            <w:tcMar>
+              <w:top w:type="dxa" w:w="40"/>
+              <w:left w:type="dxa" w:w="70"/>
+              <w:bottom w:type="dxa" w:w="40"/>
+              <w:right w:type="dxa" w:w="70"/>
+            </w:tcMar>
+            <w:vAlign w:val="center"/>
+          </w:tcPr>
+          <w:p>
+            <w:pPr>
+              <w:spacing w:after="20" w:before="20" w:line="240"/>
+              <w:jc w:val="center"/>
+            </w:pPr>
+            <w:r>
+              <w:rPr>
+                <w:rFonts w:ascii="Calibri" w:cs="Calibri" w:eastAsia="Calibri" w:hAnsi="Calibri"/>
+                <w:b w:val="false"/>
+                <w:bCs w:val="false"/>
+                <w:i w:val="false"/>
+                <w:iCs w:val="false"/>
+                <w:sz w:val="18"/>
+                <w:szCs w:val="18"/>
+              </w:rPr>
+              <w:t xml:space="preserve">0.003113</w:t>
+            </w:r>
+          </w:p>
+        </w:tc>
+        <w:tc>
+          <w:tcPr>
+            <w:tcW w:type="dxa" w:w="1000"/>
+            <w:gridSpan w:val="1"/>
+            <w:tcBorders>
+              <w:top w:val="none" w:color="FFFFFF" w:sz="0"/>
+              <w:left w:val="none" w:color="FFFFFF" w:sz="0"/>
+              <w:bottom w:val="none" w:color="FFFFFF" w:sz="0"/>
+              <w:right w:val="none" w:color="FFFFFF" w:sz="0"/>
+            </w:tcBorders>
+            <w:tcMar>
+              <w:top w:type="dxa" w:w="40"/>
+              <w:left w:type="dxa" w:w="70"/>
+              <w:bottom w:type="dxa" w:w="40"/>
+              <w:right w:type="dxa" w:w="70"/>
+            </w:tcMar>
+            <w:vAlign w:val="center"/>
+          </w:tcPr>
+          <w:p>
+            <w:pPr>
+              <w:spacing w:after="20" w:before="20" w:line="240"/>
+              <w:jc w:val="center"/>
+            </w:pPr>
+            <w:r>
+              <w:rPr>
+                <w:rFonts w:ascii="Calibri" w:cs="Calibri" w:eastAsia="Calibri" w:hAnsi="Calibri"/>
+                <w:b w:val="false"/>
+                <w:bCs w:val="false"/>
+                <w:i w:val="false"/>
+                <w:iCs w:val="false"/>
+                <w:sz w:val="18"/>
+                <w:szCs w:val="18"/>
+              </w:rPr>
+              <w:t xml:space="preserve">7×</w:t>
+            </w:r>
+          </w:p>
+        </w:tc>
+        <w:tc>
+          <w:tcPr>
+            <w:tcW w:type="dxa" w:w="1500"/>
+            <w:gridSpan w:val="1"/>
+            <w:tcBorders>
+              <w:top w:val="none" w:color="FFFFFF" w:sz="0"/>
+              <w:left w:val="none" w:color="FFFFFF" w:sz="0"/>
+              <w:bottom w:val="none" w:color="FFFFFF" w:sz="0"/>
+              <w:right w:val="none" w:color="FFFFFF" w:sz="0"/>
+            </w:tcBorders>
+            <w:tcMar>
+              <w:top w:type="dxa" w:w="40"/>
+              <w:left w:type="dxa" w:w="70"/>
+              <w:bottom w:type="dxa" w:w="40"/>
+              <w:right w:type="dxa" w:w="70"/>
+            </w:tcMar>
+            <w:vAlign w:val="center"/>
+          </w:tcPr>
+          <w:p>
+            <w:pPr>
+              <w:spacing w:after="20" w:before="20" w:line="240"/>
+              <w:jc w:val="center"/>
+            </w:pPr>
+            <w:r>
+              <w:rPr>
+                <w:rFonts w:ascii="Calibri" w:cs="Calibri" w:eastAsia="Calibri" w:hAnsi="Calibri"/>
+                <w:b w:val="false"/>
+                <w:bCs w:val="false"/>
+                <w:i w:val="false"/>
+                <w:iCs w:val="false"/>
+                <w:sz w:val="18"/>
+                <w:szCs w:val="18"/>
+              </w:rPr>
+              <w:t xml:space="preserve">0.878</w:t>
+            </w:r>
+          </w:p>
+        </w:tc>
+        <w:tc>
+          <w:tcPr>
+            <w:tcW w:type="dxa" w:w="2000"/>
+            <w:gridSpan w:val="1"/>
+            <w:tcBorders>
+              <w:top w:val="none" w:color="FFFFFF" w:sz="0"/>
+              <w:left w:val="none" w:color="FFFFFF" w:sz="0"/>
+              <w:bottom w:val="none" w:color="FFFFFF" w:sz="0"/>
+              <w:right w:val="none" w:color="FFFFFF" w:sz="0"/>
+            </w:tcBorders>
+            <w:tcMar>
+              <w:top w:type="dxa" w:w="40"/>
+              <w:left w:type="dxa" w:w="70"/>
+              <w:bottom w:type="dxa" w:w="40"/>
+              <w:right w:type="dxa" w:w="70"/>
+            </w:tcMar>
+            <w:vAlign w:val="center"/>
+          </w:tcPr>
+          <w:p>
+            <w:pPr>
+              <w:spacing w:after="20" w:before="20" w:line="240"/>
+              <w:jc w:val="center"/>
+            </w:pPr>
+            <w:r>
+              <w:rPr>
+                <w:rFonts w:ascii="Calibri" w:cs="Calibri" w:eastAsia="Calibri" w:hAnsi="Calibri"/>
+                <w:b w:val="false"/>
+                <w:bCs w:val="false"/>
+                <w:i w:val="false"/>
+                <w:iCs w:val="false"/>
+                <w:sz w:val="18"/>
+                <w:szCs w:val="18"/>
+              </w:rPr>
+              <w:t xml:space="preserve">0.003255</w:t>
+            </w:r>
+          </w:p>
+        </w:tc>
+      </w:tr>
+      <w:tr>
+        <w:tc>
+          <w:tcPr>
+            <w:tcW w:type="dxa" w:w="2138"/>
+            <w:gridSpan w:val="1"/>
+            <w:tcBorders>
+              <w:top w:val="none" w:color="FFFFFF" w:sz="0"/>
+              <w:left w:val="none" w:color="FFFFFF" w:sz="0"/>
+              <w:bottom w:val="none" w:color="FFFFFF" w:sz="0"/>
+              <w:right w:val="none" w:color="FFFFFF" w:sz="0"/>
+            </w:tcBorders>
+            <w:tcMar>
+              <w:top w:type="dxa" w:w="40"/>
+              <w:left w:type="dxa" w:w="70"/>
+              <w:bottom w:type="dxa" w:w="40"/>
+              <w:right w:type="dxa" w:w="70"/>
+            </w:tcMar>
+            <w:vAlign w:val="center"/>
+          </w:tcPr>
+          <w:p>
+            <w:pPr>
+              <w:spacing w:after="20" w:before="20" w:line="240"/>
+              <w:jc w:val="left"/>
+            </w:pPr>
+            <w:r>
+              <w:rPr>
+                <w:rFonts w:ascii="Calibri" w:cs="Calibri" w:eastAsia="Calibri" w:hAnsi="Calibri"/>
+                <w:b w:val="false"/>
+                <w:bCs w:val="false"/>
+                <w:i w:val="false"/>
+                <w:iCs w:val="false"/>
+                <w:sz w:val="18"/>
+                <w:szCs w:val="18"/>
+              </w:rPr>
+              <w:t xml:space="preserve">Naive Bayes</w:t>
+            </w:r>
+          </w:p>
+        </w:tc>
+        <w:tc>
+          <w:tcPr>
+            <w:tcW w:type="dxa" w:w="1500"/>
+            <w:gridSpan w:val="1"/>
+            <w:tcBorders>
+              <w:top w:val="none" w:color="FFFFFF" w:sz="0"/>
+              <w:left w:val="none" w:color="FFFFFF" w:sz="0"/>
+              <w:bottom w:val="none" w:color="FFFFFF" w:sz="0"/>
+              <w:right w:val="none" w:color="FFFFFF" w:sz="0"/>
+            </w:tcBorders>
+            <w:tcMar>
+              <w:top w:type="dxa" w:w="40"/>
+              <w:left w:type="dxa" w:w="70"/>
+              <w:bottom w:type="dxa" w:w="40"/>
+              <w:right w:type="dxa" w:w="70"/>
+            </w:tcMar>
+            <w:vAlign w:val="center"/>
+          </w:tcPr>
+          <w:p>
+            <w:pPr>
+              <w:spacing w:after="20" w:before="20" w:line="240"/>
+              <w:jc w:val="center"/>
+            </w:pPr>
+            <w:r>
+              <w:rPr>
+                <w:rFonts w:ascii="Calibri" w:cs="Calibri" w:eastAsia="Calibri" w:hAnsi="Calibri"/>
+                <w:b w:val="false"/>
+                <w:bCs w:val="false"/>
+                <w:i w:val="false"/>
+                <w:iCs w:val="false"/>
+                <w:sz w:val="18"/>
+                <w:szCs w:val="18"/>
+              </w:rPr>
+              <w:t xml:space="preserve">0.187945</w:t>
+            </w:r>
+          </w:p>
+        </w:tc>
+        <w:tc>
+          <w:tcPr>
+            <w:tcW w:type="dxa" w:w="1500"/>
+            <w:gridSpan w:val="1"/>
+            <w:tcBorders>
+              <w:top w:val="none" w:color="FFFFFF" w:sz="0"/>
+              <w:left w:val="none" w:color="FFFFFF" w:sz="0"/>
+              <w:bottom w:val="none" w:color="FFFFFF" w:sz="0"/>
+              <w:right w:val="none" w:color="FFFFFF" w:sz="0"/>
+            </w:tcBorders>
+            <w:tcMar>
+              <w:top w:type="dxa" w:w="40"/>
+              <w:left w:type="dxa" w:w="70"/>
+              <w:bottom w:type="dxa" w:w="40"/>
+              <w:right w:type="dxa" w:w="70"/>
+            </w:tcMar>
+            <w:vAlign w:val="center"/>
+          </w:tcPr>
+          <w:p>
+            <w:pPr>
+              <w:spacing w:after="20" w:before="20" w:line="240"/>
+              <w:jc w:val="center"/>
+            </w:pPr>
+            <w:r>
+              <w:rPr>
+                <w:rFonts w:ascii="Calibri" w:cs="Calibri" w:eastAsia="Calibri" w:hAnsi="Calibri"/>
+                <w:b w:val="false"/>
+                <w:bCs w:val="false"/>
+                <w:i w:val="false"/>
+                <w:iCs w:val="false"/>
+                <w:sz w:val="18"/>
+                <w:szCs w:val="18"/>
+              </w:rPr>
+              <w:t xml:space="preserve">0.228080</w:t>
+            </w:r>
+          </w:p>
+        </w:tc>
+        <w:tc>
+          <w:tcPr>
+            <w:tcW w:type="dxa" w:w="1000"/>
+            <w:gridSpan w:val="1"/>
+            <w:tcBorders>
+              <w:top w:val="none" w:color="FFFFFF" w:sz="0"/>
+              <w:left w:val="none" w:color="FFFFFF" w:sz="0"/>
+              <w:bottom w:val="none" w:color="FFFFFF" w:sz="0"/>
+              <w:right w:val="none" w:color="FFFFFF" w:sz="0"/>
+            </w:tcBorders>
+            <w:tcMar>
+              <w:top w:type="dxa" w:w="40"/>
+              <w:left w:type="dxa" w:w="70"/>
+              <w:bottom w:type="dxa" w:w="40"/>
+              <w:right w:type="dxa" w:w="70"/>
+            </w:tcMar>
+            <w:vAlign w:val="center"/>
+          </w:tcPr>
+          <w:p>
+            <w:pPr>
+              <w:spacing w:after="20" w:before="20" w:line="240"/>
+              <w:jc w:val="center"/>
+            </w:pPr>
+            <w:r>
+              <w:rPr>
+                <w:rFonts w:ascii="Calibri" w:cs="Calibri" w:eastAsia="Calibri" w:hAnsi="Calibri"/>
+                <w:b w:val="false"/>
+                <w:bCs w:val="false"/>
+                <w:i w:val="false"/>
+                <w:iCs w:val="false"/>
+                <w:sz w:val="18"/>
+                <w:szCs w:val="18"/>
+              </w:rPr>
+              <w:t xml:space="preserve">1.2×</w:t>
+            </w:r>
+          </w:p>
+        </w:tc>
+        <w:tc>
+          <w:tcPr>
+            <w:tcW w:type="dxa" w:w="1500"/>
+            <w:gridSpan w:val="1"/>
+            <w:tcBorders>
+              <w:top w:val="none" w:color="FFFFFF" w:sz="0"/>
+              <w:left w:val="none" w:color="FFFFFF" w:sz="0"/>
+              <w:bottom w:val="none" w:color="FFFFFF" w:sz="0"/>
+              <w:right w:val="none" w:color="FFFFFF" w:sz="0"/>
+            </w:tcBorders>
+            <w:tcMar>
+              <w:top w:type="dxa" w:w="40"/>
+              <w:left w:type="dxa" w:w="70"/>
+              <w:bottom w:type="dxa" w:w="40"/>
+              <w:right w:type="dxa" w:w="70"/>
+            </w:tcMar>
+            <w:vAlign w:val="center"/>
+          </w:tcPr>
+          <w:p>
+            <w:pPr>
+              <w:spacing w:after="20" w:before="20" w:line="240"/>
+              <w:jc w:val="center"/>
+            </w:pPr>
+            <w:r>
+              <w:rPr>
+                <w:rFonts w:ascii="Calibri" w:cs="Calibri" w:eastAsia="Calibri" w:hAnsi="Calibri"/>
+                <w:b w:val="false"/>
+                <w:bCs w:val="false"/>
+                <w:i w:val="false"/>
+                <w:iCs w:val="false"/>
+                <w:sz w:val="18"/>
+                <w:szCs w:val="18"/>
+              </w:rPr>
+              <w:t xml:space="preserve">5.000</w:t>
+            </w:r>
+          </w:p>
+        </w:tc>
+        <w:tc>
+          <w:tcPr>
+            <w:tcW w:type="dxa" w:w="2000"/>
+            <w:gridSpan w:val="1"/>
+            <w:tcBorders>
+              <w:top w:val="none" w:color="FFFFFF" w:sz="0"/>
+              <w:left w:val="none" w:color="FFFFFF" w:sz="0"/>
+              <w:bottom w:val="none" w:color="FFFFFF" w:sz="0"/>
+              <w:right w:val="none" w:color="FFFFFF" w:sz="0"/>
+            </w:tcBorders>
+            <w:tcMar>
+              <w:top w:type="dxa" w:w="40"/>
+              <w:left w:type="dxa" w:w="70"/>
+              <w:bottom w:type="dxa" w:w="40"/>
+              <w:right w:type="dxa" w:w="70"/>
+            </w:tcMar>
+            <w:vAlign w:val="center"/>
+          </w:tcPr>
+          <w:p>
+            <w:pPr>
+              <w:spacing w:after="20" w:before="20" w:line="240"/>
+              <w:jc w:val="center"/>
+            </w:pPr>
+            <w:r>
+              <w:rPr>
+                <w:rFonts w:ascii="Calibri" w:cs="Calibri" w:eastAsia="Calibri" w:hAnsi="Calibri"/>
+                <w:b w:val="false"/>
+                <w:bCs w:val="false"/>
+                <w:i w:val="false"/>
+                <w:iCs w:val="false"/>
+                <w:sz w:val="18"/>
+                <w:szCs w:val="18"/>
+              </w:rPr>
+              <w:t xml:space="preserve">0.287022</w:t>
+            </w:r>
+          </w:p>
+        </w:tc>
+      </w:tr>
+      <w:tr>
+        <w:tc>
+          <w:tcPr>
+            <w:tcW w:type="dxa" w:w="2138"/>
+            <w:gridSpan w:val="1"/>
+            <w:tcBorders>
+              <w:top w:val="none" w:color="FFFFFF" w:sz="0"/>
+              <w:left w:val="none" w:color="FFFFFF" w:sz="0"/>
+              <w:bottom w:val="single" w:color="000000" w:sz="12"/>
+              <w:right w:val="none" w:color="FFFFFF" w:sz="0"/>
+            </w:tcBorders>
+            <w:tcMar>
+              <w:top w:type="dxa" w:w="40"/>
+              <w:left w:type="dxa" w:w="70"/>
+              <w:bottom w:type="dxa" w:w="40"/>
+              <w:right w:type="dxa" w:w="70"/>
+            </w:tcMar>
+            <w:vAlign w:val="center"/>
+          </w:tcPr>
+          <w:p>
+            <w:pPr>
+              <w:spacing w:after="20" w:before="20" w:line="240"/>
+              <w:jc w:val="left"/>
+            </w:pPr>
+            <w:r>
+              <w:rPr>
+                <w:rFonts w:ascii="Calibri" w:cs="Calibri" w:eastAsia="Calibri" w:hAnsi="Calibri"/>
+                <w:b w:val="false"/>
+                <w:bCs w:val="false"/>
+                <w:i w:val="false"/>
+                <w:iCs w:val="false"/>
+                <w:sz w:val="18"/>
+                <w:szCs w:val="18"/>
+              </w:rPr>
+              <w:t xml:space="preserve">Majority class</w:t>
+            </w:r>
+          </w:p>
+        </w:tc>
+        <w:tc>
+          <w:tcPr>
+            <w:tcW w:type="dxa" w:w="1500"/>
+            <w:gridSpan w:val="1"/>
+            <w:tcBorders>
+              <w:top w:val="none" w:color="FFFFFF" w:sz="0"/>
+              <w:left w:val="none" w:color="FFFFFF" w:sz="0"/>
+              <w:bottom w:val="single" w:color="000000" w:sz="12"/>
+              <w:right w:val="none" w:color="FFFFFF" w:sz="0"/>
+            </w:tcBorders>
+            <w:tcMar>
+              <w:top w:type="dxa" w:w="40"/>
+              <w:left w:type="dxa" w:w="70"/>
+              <w:bottom w:type="dxa" w:w="40"/>
+              <w:right w:type="dxa" w:w="70"/>
+            </w:tcMar>
+            <w:vAlign w:val="center"/>
+          </w:tcPr>
+          <w:p>
+            <w:pPr>
+              <w:spacing w:after="20" w:before="20" w:line="240"/>
+              <w:jc w:val="center"/>
+            </w:pPr>
+            <w:r>
+              <w:rPr>
+                <w:rFonts w:ascii="Calibri" w:cs="Calibri" w:eastAsia="Calibri" w:hAnsi="Calibri"/>
+                <w:b w:val="false"/>
+                <w:bCs w:val="false"/>
+                <w:i w:val="false"/>
+                <w:iCs w:val="false"/>
+                <w:sz w:val="18"/>
+                <w:szCs w:val="18"/>
+              </w:rPr>
+              <w:t xml:space="preserve">0.805782</w:t>
+            </w:r>
+          </w:p>
+        </w:tc>
+        <w:tc>
+          <w:tcPr>
+            <w:tcW w:type="dxa" w:w="1500"/>
+            <w:gridSpan w:val="1"/>
+            <w:tcBorders>
+              <w:top w:val="none" w:color="FFFFFF" w:sz="0"/>
+              <w:left w:val="none" w:color="FFFFFF" w:sz="0"/>
+              <w:bottom w:val="single" w:color="000000" w:sz="12"/>
+              <w:right w:val="none" w:color="FFFFFF" w:sz="0"/>
+            </w:tcBorders>
+            <w:tcMar>
+              <w:top w:type="dxa" w:w="40"/>
+              <w:left w:type="dxa" w:w="70"/>
+              <w:bottom w:type="dxa" w:w="40"/>
+              <w:right w:type="dxa" w:w="70"/>
+            </w:tcMar>
+            <w:vAlign w:val="center"/>
+          </w:tcPr>
+          <w:p>
+            <w:pPr>
+              <w:spacing w:after="20" w:before="20" w:line="240"/>
+              <w:jc w:val="center"/>
+            </w:pPr>
+            <w:r>
+              <w:rPr>
+                <w:rFonts w:ascii="Calibri" w:cs="Calibri" w:eastAsia="Calibri" w:hAnsi="Calibri"/>
+                <w:b w:val="false"/>
+                <w:bCs w:val="false"/>
+                <w:i w:val="false"/>
+                <w:iCs w:val="false"/>
+                <w:sz w:val="18"/>
+                <w:szCs w:val="18"/>
+              </w:rPr>
+              <w:t xml:space="preserve">0.805781</w:t>
+            </w:r>
+          </w:p>
+        </w:tc>
+        <w:tc>
+          <w:tcPr>
+            <w:tcW w:type="dxa" w:w="1000"/>
+            <w:gridSpan w:val="1"/>
+            <w:tcBorders>
+              <w:top w:val="none" w:color="FFFFFF" w:sz="0"/>
+              <w:left w:val="none" w:color="FFFFFF" w:sz="0"/>
+              <w:bottom w:val="single" w:color="000000" w:sz="12"/>
+              <w:right w:val="none" w:color="FFFFFF" w:sz="0"/>
+            </w:tcBorders>
+            <w:tcMar>
+              <w:top w:type="dxa" w:w="40"/>
+              <w:left w:type="dxa" w:w="70"/>
+              <w:bottom w:type="dxa" w:w="40"/>
+              <w:right w:type="dxa" w:w="70"/>
+            </w:tcMar>
+            <w:vAlign w:val="center"/>
+          </w:tcPr>
+          <w:p>
+            <w:pPr>
+              <w:spacing w:after="20" w:before="20" w:line="240"/>
+              <w:jc w:val="center"/>
+            </w:pPr>
+            <w:r>
+              <w:rPr>
+                <w:rFonts w:ascii="Calibri" w:cs="Calibri" w:eastAsia="Calibri" w:hAnsi="Calibri"/>
+                <w:b w:val="false"/>
+                <w:bCs w:val="false"/>
+                <w:i w:val="false"/>
+                <w:iCs w:val="false"/>
+                <w:sz w:val="18"/>
+                <w:szCs w:val="18"/>
+              </w:rPr>
+              <w:t xml:space="preserve">1.0×</w:t>
+            </w:r>
+          </w:p>
+        </w:tc>
+        <w:tc>
+          <w:tcPr>
+            <w:tcW w:type="dxa" w:w="1500"/>
+            <w:gridSpan w:val="1"/>
+            <w:tcBorders>
+              <w:top w:val="none" w:color="FFFFFF" w:sz="0"/>
+              <w:left w:val="none" w:color="FFFFFF" w:sz="0"/>
+              <w:bottom w:val="single" w:color="000000" w:sz="12"/>
+              <w:right w:val="none" w:color="FFFFFF" w:sz="0"/>
+            </w:tcBorders>
+            <w:tcMar>
+              <w:top w:type="dxa" w:w="40"/>
+              <w:left w:type="dxa" w:w="70"/>
+              <w:bottom w:type="dxa" w:w="40"/>
+              <w:right w:type="dxa" w:w="70"/>
+            </w:tcMar>
+            <w:vAlign w:val="center"/>
+          </w:tcPr>
+          <w:p>
+            <w:pPr>
+              <w:spacing w:after="20" w:before="20" w:line="240"/>
+              <w:jc w:val="center"/>
+            </w:pPr>
+            <w:r>
+              <w:rPr>
+                <w:rFonts w:ascii="Calibri" w:cs="Calibri" w:eastAsia="Calibri" w:hAnsi="Calibri"/>
+                <w:b w:val="false"/>
+                <w:bCs w:val="false"/>
+                <w:i w:val="false"/>
+                <w:iCs w:val="false"/>
+                <w:sz w:val="18"/>
+                <w:szCs w:val="18"/>
+              </w:rPr>
+              <w:t xml:space="preserve">5.000</w:t>
+            </w:r>
+          </w:p>
+        </w:tc>
+        <w:tc>
+          <w:tcPr>
+            <w:tcW w:type="dxa" w:w="2000"/>
+            <w:gridSpan w:val="1"/>
+            <w:tcBorders>
+              <w:top w:val="none" w:color="FFFFFF" w:sz="0"/>
+              <w:left w:val="none" w:color="FFFFFF" w:sz="0"/>
+              <w:bottom w:val="single" w:color="000000" w:sz="12"/>
+              <w:right w:val="none" w:color="FFFFFF" w:sz="0"/>
+            </w:tcBorders>
+            <w:tcMar>
+              <w:top w:type="dxa" w:w="40"/>
+              <w:left w:type="dxa" w:w="70"/>
+              <w:bottom w:type="dxa" w:w="40"/>
+              <w:right w:type="dxa" w:w="70"/>
+            </w:tcMar>
+            <w:vAlign w:val="center"/>
+          </w:tcPr>
+          <w:p>
+            <w:pPr>
+              <w:spacing w:after="20" w:before="20" w:line="240"/>
+              <w:jc w:val="center"/>
+            </w:pPr>
+            <w:r>
+              <w:rPr>
+                <w:rFonts w:ascii="Calibri" w:cs="Calibri" w:eastAsia="Calibri" w:hAnsi="Calibri"/>
+                <w:b w:val="false"/>
+                <w:bCs w:val="false"/>
+                <w:i w:val="false"/>
+                <w:iCs w:val="false"/>
+                <w:sz w:val="18"/>
+                <w:szCs w:val="18"/>
+              </w:rPr>
+              <w:t xml:space="preserve">0.774916</w:t>
+            </w:r>
+          </w:p>
+        </w:tc>
+      </w:tr>
+    </w:tbl>
+    <w:p>
+      <w:pPr>
+        <w:spacing w:after="240"/>
+      </w:pPr>
+      <w:r>
+        <w:rPr>
+          <w:sz w:val="4"/>
+          <w:szCs w:val="4"/>
+        </w:rPr>
+        <w:t xml:space="preserve"/>
+      </w:r>
+    </w:p>
+    <w:p>
+      <w:pPr>
         <w:pStyle w:val="Heading2"/>
         <w:keepNext/>
         <w:spacing w:after="120" w:before="240"/>
@@ -19830,7 +24130,7 @@
           <w:sz w:val="22"/>
           <w:szCs w:val="22"/>
         </w:rPr>
-        <w:t xml:space="preserve">. The per-family breakdown (Table 7, Figure 11) explains why and is more interesting than the headline. Against </w:t>
+        <w:t xml:space="preserve">. The per-family breakdown (Table 9, Figure 11) explains why and is more interesting than the headline. Against </w:t>
       </w:r>
       <w:r>
         <w:rPr>
@@ -19985,7 +24285,7 @@
           <w:sz w:val="18"/>
           <w:szCs w:val="18"/>
         </w:rPr>
-        <w:t xml:space="preserve">Table 7. </w:t>
+        <w:t xml:space="preserve">Table 9. </w:t>
       </w:r>
       <w:r>
         <w:rPr>
@@ -21225,42 +25525,42 @@
       </w:pPr>
       <w:r>
         <w:drawing>
-          <wp:inline distT="0" distB="0" distL="0" distR="0">
-            <wp:extent cx="4895850" cy="2495550"/>
-            <wp:effectExtent t="0" r="0" b="0" l="0"/>
-            <wp:docPr id="1" name="" descr="" title=""/>
-            <wp:cNvGraphicFramePr>
-              <a:graphicFrameLocks xmlns:a="http://schemas.openxmlformats.org/drawingml/2006/main" noChangeAspect="1"/>
-            </wp:cNvGraphicFramePr>
-            <a:graphic xmlns:a="http://schemas.openxmlformats.org/drawingml/2006/main">
-              <a:graphicData uri="http://schemas.openxmlformats.org/drawingml/2006/picture">
-                <pic:pic xmlns:pic="http://schemas.openxmlformats.org/drawingml/2006/picture">
-                  <pic:nvPicPr>
-                    <pic:cNvPr id="0" name="" descr=""/>
-                    <pic:cNvPicPr>
-                      <a:picLocks noChangeAspect="1" noChangeArrowheads="1"/>
-                    </pic:cNvPicPr>
-                  </pic:nvPicPr>
-                  <pic:blipFill>
-                    <a:blip r:embed="rId19" cstate="none"/>
-                    <a:srcRect/>
-                    <a:stretch>
-                      <a:fillRect/>
-                    </a:stretch>
-                  </pic:blipFill>
-                  <pic:spPr bwMode="auto">
-                    <a:xfrm>
-                      <a:off x="0" y="0"/>
-                      <a:ext cx="4895850" cy="2495550"/>
-                    </a:xfrm>
-                    <a:prstGeom prst="rect">
-                      <a:avLst/>
-                    </a:prstGeom>
-                  </pic:spPr>
-                </pic:pic>
-              </a:graphicData>
-            </a:graphic>
-          </wp:inline>
+          <ns2:inline distT="0" distB="0" distL="0" distR="0">
+            <ns2:extent cx="4895850" cy="2495550"/>
+            <ns2:effectExtent t="0" r="0" b="0" l="0"/>
+            <ns2:docPr id="1" name="" descr="" title=""/>
+            <ns2:cNvGraphicFramePr>
+              <ns3:graphicFrameLocks noChangeAspect="1"/>
+            </ns2:cNvGraphicFramePr>
+            <ns3:graphic>
+              <ns3:graphicData uri="http://schemas.openxmlformats.org/drawingml/2006/picture">
+                <ns4:pic>
+                  <ns4:nvPicPr>
+                    <ns4:cNvPr id="0" name="" descr=""/>
+                    <ns4:cNvPicPr>
+                      <ns3:picLocks noChangeAspect="1" noChangeArrowheads="1"/>
+                    </ns4:cNvPicPr>
+                  </ns4:nvPicPr>
+                  <ns4:blipFill>
+                    <ns3:blip ns5:embed="rId19" cstate="none"/>
+                    <ns3:srcRect/>
+                    <ns3:stretch>
+                      <ns3:fillRect/>
+                    </ns3:stretch>
+                  </ns4:blipFill>
+                  <ns4:spPr bwMode="auto">
+                    <ns3:xfrm>
+                      <ns3:off x="0" y="0"/>
+                      <ns3:ext cx="4895850" cy="2495550"/>
+                    </ns3:xfrm>
+                    <ns3:prstGeom prst="rect">
+                      <ns3:avLst/>
+                    </ns3:prstGeom>
+                  </ns4:spPr>
+                </ns4:pic>
+              </ns3:graphicData>
+            </ns3:graphic>
+          </ns2:inline>
         </w:drawing>
       </w:r>
     </w:p>
@@ -21325,7 +25625,7 @@
           <w:sz w:val="22"/>
           <w:szCs w:val="22"/>
         </w:rPr>
-        <w:t xml:space="preserve">Since the leading models are statistically indistinguishable in accuracy, cost is the operative criterion. Table 8 and Figure 12 give single-host CPU measurements, all detectors being measured within one session under each library's default threading. XGBoost delivers the joint-best macro-F1 at 46 317 flows/s with a 1.12 ms median latency and a 2.13 MB model, seven times faster than LightGBM (6 281 flows/s) at identical accuracy, and a hundred times faster than the FT-Transformer (430 flows/s), which leads only under the temporal protocol. Random forest pays 55 ms of median latency for accuracy it does not win, and k-NN is the worst of both worlds (1 875 flows/s, 11.4 MB). Logistic regression, at 1.14 M flows/s and 0.9990 macro-F1, is the natural choice when throughput dominates. One caveat governs how the latency column may be read. The four Keras models return median latencies within 4.5% of each other (77.4 to 80.9 ms) although their batched throughput differs by a factor of twelve, so that column is dominated by a fixed per-call overhead of the prediction API and is not comparable with the scikit-learn column, whose call overhead is 0.03 ms. The throughput column, measured at batch size 512, amortises that overhead and is the one on which we base the comparison.</w:t>
+        <w:t xml:space="preserve">Since the leading models are statistically indistinguishable in accuracy, cost is the operative criterion. Table 10 and Figure 12 give single-host CPU measurements, all detectors being measured within one session under each library's default threading. XGBoost delivers the joint-best macro-F1 at 46 317 flows/s with a 1.12 ms median latency and a 2.13 MB model, seven times faster than LightGBM (6 281 flows/s) at identical accuracy, and a hundred times faster than the FT-Transformer (430 flows/s), which leads only under the temporal protocol. Random forest pays 55 ms of median latency for accuracy it does not win, and k-NN is the worst of both worlds (1 875 flows/s, 11.4 MB). Logistic regression, at 1.14 M flows/s and 0.9990 macro-F1, is the natural choice when throughput dominates. One caveat governs how the latency column may be read. The four Keras models return median latencies within 4.5% of each other (77.4 to 80.9 ms) although their batched throughput differs by a factor of twelve, so that column is dominated by a fixed per-call overhead of the prediction API and is not comparable with the scikit-learn column, whose call overhead is 0.03 ms. The throughput column, measured at batch size 512, amortises that overhead and is the one on which we base the comparison.</w:t>
       </w:r>
     </w:p>
     <w:p>
@@ -21372,7 +25672,7 @@
           <w:sz w:val="18"/>
           <w:szCs w:val="18"/>
         </w:rPr>
-        <w:t xml:space="preserve">Table 8. </w:t>
+        <w:t xml:space="preserve">Table 10. </w:t>
       </w:r>
       <w:r>
         <w:rPr>
@@ -24183,42 +28483,42 @@
       </w:pPr>
       <w:r>
         <w:drawing>
-          <wp:inline distT="0" distB="0" distL="0" distR="0">
-            <wp:extent cx="4410075" cy="3121051"/>
-            <wp:effectExtent t="0" r="0" b="0" l="0"/>
-            <wp:docPr id="1" name="" descr="" title=""/>
-            <wp:cNvGraphicFramePr>
-              <a:graphicFrameLocks xmlns:a="http://schemas.openxmlformats.org/drawingml/2006/main" noChangeAspect="1"/>
-            </wp:cNvGraphicFramePr>
-            <a:graphic xmlns:a="http://schemas.openxmlformats.org/drawingml/2006/main">
-              <a:graphicData uri="http://schemas.openxmlformats.org/drawingml/2006/picture">
-                <pic:pic xmlns:pic="http://schemas.openxmlformats.org/drawingml/2006/picture">
-                  <pic:nvPicPr>
-                    <pic:cNvPr id="0" name="" descr=""/>
-                    <pic:cNvPicPr>
-                      <a:picLocks noChangeAspect="1" noChangeArrowheads="1"/>
-                    </pic:cNvPicPr>
-                  </pic:nvPicPr>
-                  <pic:blipFill>
-                    <a:blip r:embed="rId20" cstate="none"/>
-                    <a:srcRect/>
-                    <a:stretch>
-                      <a:fillRect/>
-                    </a:stretch>
-                  </pic:blipFill>
-                  <pic:spPr bwMode="auto">
-                    <a:xfrm>
-                      <a:off x="0" y="0"/>
-                      <a:ext cx="4410075" cy="3121051"/>
-                    </a:xfrm>
-                    <a:prstGeom prst="rect">
-                      <a:avLst/>
-                    </a:prstGeom>
-                  </pic:spPr>
-                </pic:pic>
-              </a:graphicData>
-            </a:graphic>
-          </wp:inline>
+          <ns2:inline distT="0" distB="0" distL="0" distR="0">
+            <ns2:extent cx="4410075" cy="3121051"/>
+            <ns2:effectExtent t="0" r="0" b="0" l="0"/>
+            <ns2:docPr id="1" name="" descr="" title=""/>
+            <ns2:cNvGraphicFramePr>
+              <ns3:graphicFrameLocks noChangeAspect="1"/>
+            </ns2:cNvGraphicFramePr>
+            <ns3:graphic>
+              <ns3:graphicData uri="http://schemas.openxmlformats.org/drawingml/2006/picture">
+                <ns4:pic>
+                  <ns4:nvPicPr>
+                    <ns4:cNvPr id="0" name="" descr=""/>
+                    <ns4:cNvPicPr>
+                      <ns3:picLocks noChangeAspect="1" noChangeArrowheads="1"/>
+                    </ns4:cNvPicPr>
+                  </ns4:nvPicPr>
+                  <ns4:blipFill>
+                    <ns3:blip ns5:embed="rId20" cstate="none"/>
+                    <ns3:srcRect/>
+                    <ns3:stretch>
+                      <ns3:fillRect/>
+                    </ns3:stretch>
+                  </ns4:blipFill>
+                  <ns4:spPr bwMode="auto">
+                    <ns3:xfrm>
+                      <ns3:off x="0" y="0"/>
+                      <ns3:ext cx="4410075" cy="3121051"/>
+                    </ns3:xfrm>
+                    <ns3:prstGeom prst="rect">
+                      <ns3:avLst/>
+                    </ns3:prstGeom>
+                  </ns4:spPr>
+                </ns4:pic>
+              </ns3:graphicData>
+            </ns3:graphic>
+          </ns2:inline>
         </w:drawing>
       </w:r>
     </w:p>
@@ -24265,7 +28565,7 @@
           <w:sz w:val="28"/>
           <w:szCs w:val="28"/>
         </w:rPr>
-        <w:t xml:space="preserve">7. Discussion</w:t>
+        <w:t xml:space="preserve">7. External validation: the audit on CICIDS2017</w:t>
       </w:r>
     </w:p>
     <w:p>
@@ -24276,16 +28576,6 @@
       <w:r>
         <w:rPr>
           <w:rFonts w:ascii="Times New Roman" w:cs="Times New Roman" w:eastAsia="Times New Roman" w:hAnsi="Times New Roman"/>
-          <w:b/>
-          <w:bCs/>
-          <w:sz w:val="22"/>
-          <w:szCs w:val="22"/>
-        </w:rPr>
-        <w:t xml:space="preserve">What a benchmark on a saturated corpus can and cannot say. </w:t>
-      </w:r>
-      <w:r>
-        <w:rPr>
-          <w:rFonts w:ascii="Times New Roman" w:cs="Times New Roman" w:eastAsia="Times New Roman" w:hAnsi="Times New Roman"/>
           <w:b w:val="false"/>
           <w:bCs w:val="false"/>
           <w:i w:val="false"/>
@@ -24293,7 +28583,7 @@
           <w:sz w:val="22"/>
           <w:szCs w:val="22"/>
         </w:rPr>
-        <w:t xml:space="preserve">Eleven supervised detectors, five seeds and paired significance tests converge on the conclusion that the nine-class GeNIS task is solved under a random split, and that the resulting leaderboard is not interpretable. This is not a defect of the corpus, which was built to be a reliable and modern reference; it is a property of testbed traffic in which attacks are executed one family at a time against a small enterprise topology. The productive response is to change what the benchmark measures (protocol robustness, calibration, cost, interval sensitivity) rather than to keep reporting fourth decimals.</w:t>
+        <w:t xml:space="preserve">Three of this paper's findings are methodological, and until this section all three rested on a single corpus. We therefore re-ran the audit, unchanged in form, on CICIDS2017 [9], the corpus whose decade of use motivates Section 2.1. This is not a second benchmark: we did not repeat 154 runs and we report no leaderboard. It is the audit alone, the timestamp probe, the duplicate check, the single-feature transferability scan under both protocols, and permutation importance, applied to a corpus produced by a different laboratory, with a different flow exporter, in a different year, under a different attack schedule. Two of the three findings reproduce, one does not, and the one that does not is the more useful result.</w:t>
       </w:r>
     </w:p>
     <w:p>
@@ -24306,10 +28596,12 @@
           <w:rFonts w:ascii="Times New Roman" w:cs="Times New Roman" w:eastAsia="Times New Roman" w:hAnsi="Times New Roman"/>
           <w:b/>
           <w:bCs/>
+          <w:i w:val="false"/>
+          <w:iCs w:val="false"/>
           <w:sz w:val="22"/>
           <w:szCs w:val="22"/>
         </w:rPr>
-        <w:t xml:space="preserve">Shortcut auditing should not be delegated to attribution alone. </w:t>
+        <w:t xml:space="preserve">The corpus, and which distribution of it. </w:t>
       </w:r>
       <w:r>
         <w:rPr>
@@ -24321,7 +28613,7 @@
           <w:sz w:val="22"/>
           <w:szCs w:val="22"/>
         </w:rPr>
-        <w:t xml:space="preserve">Our strongest transferable result is negative and methodological: on GeNIS, the eight behavioural shortcuts we identify are exactly the features that attribution methods score at zero. On this corpus, pipelines that selected candidate shortcuts using importance ranking, SHAP, or recursive elimination retained redundant shortcuts, whereas an isolated, two-protocol evaluation of each feature exposed them. The mechanism behind that failure, a measure of single-feature perturbation cannot see information that is duplicated, is not specific to GeNIS and is documented for dependent predictors [26, 27]; what we cannot establish from one corpus is how often exporters emit several statistics of the same underlying quantity, though we would expect it to be common.</w:t>
+        <w:t xml:space="preserve">CICIDS2017 is distributed in two forms and the choice is not free. The MachineLearningCVE distribution carries 79 columns and no timestamp; every step of this audit rests on capture order, so it cannot be used here. We therefore load GeneratedLabelledFlows: eight daily files, 2 830 743 flows, 85 columns, which is the canonical count for this corpus. Six identifier columns (flow identifier, source and destination addresses, source and destination ports, protocol) and one positional column, the timestamp, are excluded by name exactly as in Section 4.3; eight constant columns are dropped; 69 behavioural columns remain, and the task is the fifteen-class label the corpus ships. The majority class, BENIGN, holds 80.30% of the flows against 19.42% on GeNIS, and that single difference drives most of what follows. One consequence for our own earlier work: the comparative study whose architectures we reuse [7] reports 79 columns for CICIDS2017, which is the MachineLearningCVE count, so the identifier and timestamp columns discussed here were already absent from the files it used and its results are unaffected by them.</w:t>
       </w:r>
     </w:p>
     <w:p>
@@ -24334,10 +28626,12 @@
           <w:rFonts w:ascii="Times New Roman" w:cs="Times New Roman" w:eastAsia="Times New Roman" w:hAnsi="Times New Roman"/>
           <w:b/>
           <w:bCs/>
+          <w:i w:val="false"/>
+          <w:iCs w:val="false"/>
           <w:sz w:val="22"/>
           <w:szCs w:val="22"/>
         </w:rPr>
-        <w:t xml:space="preserve">Temporal evaluation was necessary but not sufficient on GeNIS. </w:t>
+        <w:t xml:space="preserve">The timestamp shortcut reproduces, and the temporal protocol destroys it. </w:t>
       </w:r>
       <w:r>
         <w:rPr>
@@ -24349,7 +28643,3028 @@
           <w:sz w:val="22"/>
           <w:szCs w:val="22"/>
         </w:rPr>
-        <w:t xml:space="preserve">The finding that the timestamp probe survived a per-class temporal split at 0.9862 has methodological implications for corpora with similar capture protocols. Chronological evaluation defends against learning future information; on GeNIS, it did not defend against learning which window belonged to which class when the windows are disjoint by construction. GeNIS, a corpus generated by sequential attack scenarios on a CyberRange, required feature exclusion in addition to temporal splitting, and the two remedies were not interchangeable on this benchmark. Whether other CyberRange-produced corpora share that structure is an empirical question we have not tested.</w:t>
+        <w:t xml:space="preserve">A decision tree given only the timestamp classifies the fifteen classes at 0.9529 under a stratified split, against a majority-class rate of 0.8030. The shortcut is present and it is large: on a corpus where predicting BENIGN everywhere already scores 0.80, the probe recovers three quarters of the margin that remains. What differs is what the temporal protocol does to it. On GeNIS the same probe survives per-class temporal ordering at 0.9862, a transferability of 0.99. On CICIDS2017 it falls to 0.1028, far below the majority-class rate, a transferability of 0.11 (Table 11). The mechanism is the capture schedule in both cases, and it is the schedules that differ. GeNIS records benign traffic on three days and every attack on three later days, so ordering flows within a class cannot break the association between a class and its position in the capture, because that association holds at the scale of the whole capture. CICIDS2017 runs benign traffic through all five working days alongside the attacks, so ordering within a class destroys it. The lesson is stronger than the one GeNIS alone supported. Whether temporal splitting suffices is a property of the corpus and not of the method: it has to be measured, and the timestamp probe under both protocols is the measurement, which costs seconds. On GeNIS the answer is no and feature exclusion is required; on CICIDS2017 the answer is yes.</w:t>
+      </w:r>
+    </w:p>
+    <w:p>
+      <w:pPr>
+        <w:spacing w:after="120" w:line="276"/>
+        <w:jc w:val="both"/>
+      </w:pPr>
+      <w:r>
+        <w:rPr>
+          <w:rFonts w:ascii="Times New Roman" w:cs="Times New Roman" w:eastAsia="Times New Roman" w:hAnsi="Times New Roman"/>
+          <w:b/>
+          <w:bCs/>
+          <w:i w:val="false"/>
+          <w:iCs w:val="false"/>
+          <w:sz w:val="22"/>
+          <w:szCs w:val="22"/>
+        </w:rPr>
+        <w:t xml:space="preserve">The global chronological split is degenerate on both corpora. </w:t>
+      </w:r>
+      <w:r>
+        <w:rPr>
+          <w:rFonts w:ascii="Times New Roman" w:cs="Times New Roman" w:eastAsia="Times New Roman" w:hAnsi="Times New Roman"/>
+          <w:b w:val="false"/>
+          <w:bCs w:val="false"/>
+          <w:i w:val="false"/>
+          <w:iCs w:val="false"/>
+          <w:sz w:val="22"/>
+          <w:szCs w:val="22"/>
+        </w:rPr>
+        <w:t xml:space="preserve">Section 4.2 reports that a global chronological split on GeNIS is degenerate, the last portion of the capture containing only classes absent from the first, and presents that table as a property of the corpus rather than as a protocol. A reader may reasonably suspect an oddity of GeNIS, since CICIDS2017 carries benign traffic on every day. It is not. Splitting CICIDS2017 chronologically at the day boundary leaves exactly one class shared between the training and test sides, BENIGN: each of its fourteen attack families is executed on a single day too, from Heartbleed on the Wednesday to PortScan on the Friday. The degeneracy is therefore a property of scripted captures rather than of GeNIS, and the per-class temporal protocol of Section 4.2 is the right instrument on both corpora.</w:t>
+      </w:r>
+    </w:p>
+    <w:p>
+      <w:pPr>
+        <w:spacing w:after="120" w:line="276"/>
+        <w:jc w:val="both"/>
+      </w:pPr>
+      <w:r>
+        <w:rPr>
+          <w:rFonts w:ascii="Times New Roman" w:cs="Times New Roman" w:eastAsia="Times New Roman" w:hAnsi="Times New Roman"/>
+          <w:b/>
+          <w:bCs/>
+          <w:i w:val="false"/>
+          <w:iCs w:val="false"/>
+          <w:sz w:val="22"/>
+          <w:szCs w:val="22"/>
+        </w:rPr>
+        <w:t xml:space="preserve">Seven pairs of identical columns, ten of them invisible to attribution. </w:t>
+      </w:r>
+      <w:r>
+        <w:rPr>
+          <w:rFonts w:ascii="Times New Roman" w:cs="Times New Roman" w:eastAsia="Times New Roman" w:hAnsi="Times New Roman"/>
+          <w:b w:val="false"/>
+          <w:bCs w:val="false"/>
+          <w:i w:val="false"/>
+          <w:iCs w:val="false"/>
+          <w:sz w:val="22"/>
+          <w:szCs w:val="22"/>
+        </w:rPr>
+        <w:t xml:space="preserve">The duplicate check finds seven pairs of numerically identical columns among the 69 behavioural candidates (Table 12). Ten of the fourteen columns involved have a permutation importance of exactly zero, and the mechanism is the one Section 6.2 describes: perturbing one member of an identical pair costs nothing, because its twin still carries the same values. The sharpest case is Bwd Packet Length Mean, which classifies the fifteen classes at a single-feature macro-F1 of 0.385, twice the eligibility threshold, while scoring exactly 0.00000 in importance, as does its twin Avg Bwd Segment Size (Figure 13b). This is the central methodological finding of the paper, reproduced on the most-used corpus in the field. One of the seven pairs, the repeated Fwd Header Length column, is visible in the header row itself; the other six cannot be seen without comparing the columns value by value. The published troubleshooting of this corpus concerns its feature extractor and its labels [1, 2, 3]; the redundancy of its feature matrix is a separate matter and, unlike those, it is invisible to the attribution methods a study would normally use to check which features drive its models.</w:t>
+      </w:r>
+    </w:p>
+    <w:p>
+      <w:pPr>
+        <w:spacing w:after="120" w:line="276"/>
+        <w:jc w:val="both"/>
+      </w:pPr>
+      <w:r>
+        <w:rPr>
+          <w:rFonts w:ascii="Times New Roman" w:cs="Times New Roman" w:eastAsia="Times New Roman" w:hAnsi="Times New Roman"/>
+          <w:b/>
+          <w:bCs/>
+          <w:i w:val="false"/>
+          <w:iCs w:val="false"/>
+          <w:sz w:val="22"/>
+          <w:szCs w:val="22"/>
+        </w:rPr>
+        <w:t xml:space="preserve">No behavioural shortcut survives the scan, and that is a result. </w:t>
+      </w:r>
+      <w:r>
+        <w:rPr>
+          <w:rFonts w:ascii="Times New Roman" w:cs="Times New Roman" w:eastAsia="Times New Roman" w:hAnsi="Times New Roman"/>
+          <w:b w:val="false"/>
+          <w:bCs w:val="false"/>
+          <w:i w:val="false"/>
+          <w:iCs w:val="false"/>
+          <w:sz w:val="22"/>
+          <w:szCs w:val="22"/>
+        </w:rPr>
+        <w:t xml:space="preserve">The transferability scan is the part of the audit that could have embarrassed it. Of the 69 behavioural columns, 43 pass the predictivity filter, and not one of them falls below the transferability threshold: the lowest value is 0.6726, on Bwd IAT Std, well clear of 0.50, and the distribution has no cluster near the threshold at all (Figure 13a). The behavioural blacklist for CICIDS2017 is therefore empty, and the audited condition coincides with the clean one. We report this because the opposite would have been the more flattering outcome, and because it answers the symmetric suspicion: a rule that flags features on a two-protocol comparison could be a rule that flags features everywhere, and on this corpus it flags none. The only shortcut the audit finds here is positional, and excluding the timestamp by name removes it before any measurement is taken.</w:t>
+      </w:r>
+    </w:p>
+    <w:p>
+      <w:pPr>
+        <w:spacing w:after="120" w:line="276"/>
+        <w:jc w:val="both"/>
+      </w:pPr>
+      <w:r>
+        <w:rPr>
+          <w:rFonts w:ascii="Times New Roman" w:cs="Times New Roman" w:eastAsia="Times New Roman" w:hAnsi="Times New Roman"/>
+          <w:b/>
+          <w:bCs/>
+          <w:i w:val="false"/>
+          <w:iCs w:val="false"/>
+          <w:sz w:val="22"/>
+          <w:szCs w:val="22"/>
+        </w:rPr>
+        <w:t xml:space="preserve">The published rule does not transfer unchanged. </w:t>
+      </w:r>
+      <w:r>
+        <w:rPr>
+          <w:rFonts w:ascii="Times New Roman" w:cs="Times New Roman" w:eastAsia="Times New Roman" w:hAnsi="Times New Roman"/>
+          <w:b w:val="false"/>
+          <w:bCs w:val="false"/>
+          <w:i w:val="false"/>
+          <w:iCs w:val="false"/>
+          <w:sz w:val="22"/>
+          <w:szCs w:val="22"/>
+        </w:rPr>
+        <w:t xml:space="preserve">One component of the rule broke, and only a second corpus could have shown it. The predictivity filter of Section 4.3 keeps a feature eligible when its single-feature accuracy exceeds three times the majority-class rate. On GeNIS, where that rate is 0.1942, the threshold is 0.5827 and the filter is meaningful. On CICIDS2017 the rate is 0.8030 and three times it exceeds one, so the filter is not merely strict but arithmetically unsatisfiable: no feature can be eligible, and the audit would return an empty answer for a reason that has nothing to do with the data. Single-feature accuracy is saturated in any case on such a corpus, since predicting BENIGN everywhere already scores 0.8030, and re-expressing the filter as a fraction of the margin above chance, acc &gt; p + κ(1 − p) with κ = 0.4818, a form that reproduces the published GeNIS rule exactly and remains defined on any corpus, leaves only nine columns eligible for that same reason. We therefore carried the rule over in form rather than in letter, applying it to macro-F1, which gives no credit for the majority class, and keeping its shape, three times the baseline, with the baseline being the measured macro-F1 of the majority-class classifier, 0.0636. The retained threshold is 0.1909, and for the same reason the transferability ratio on this corpus is taken on macro-F1 rather than on accuracy. This is a defect of the rule as published, not of the audit, and we record it as one: a predictivity filter expressed as a multiple of the majority-class rate is well defined only on corpora that no single class dominates.</w:t>
+      </w:r>
+    </w:p>
+    <w:p>
+      <w:pPr>
+        <w:spacing w:after="120" w:line="276"/>
+        <w:jc w:val="both"/>
+      </w:pPr>
+      <w:r>
+        <w:rPr>
+          <w:rFonts w:ascii="Times New Roman" w:cs="Times New Roman" w:eastAsia="Times New Roman" w:hAnsi="Times New Roman"/>
+          <w:b/>
+          <w:bCs/>
+          <w:i w:val="false"/>
+          <w:iCs w:val="false"/>
+          <w:sz w:val="22"/>
+          <w:szCs w:val="22"/>
+        </w:rPr>
+        <w:t xml:space="preserve">What this section establishes, and what it does not. </w:t>
+      </w:r>
+      <w:r>
+        <w:rPr>
+          <w:rFonts w:ascii="Times New Roman" w:cs="Times New Roman" w:eastAsia="Times New Roman" w:hAnsi="Times New Roman"/>
+          <w:b w:val="false"/>
+          <w:bCs w:val="false"/>
+          <w:i w:val="false"/>
+          <w:iCs w:val="false"/>
+          <w:sz w:val="22"/>
+          <w:szCs w:val="22"/>
+        </w:rPr>
+        <w:t xml:space="preserve">Two of the three methodological findings transfer. The blindness of attribution to duplicated columns reproduces on a corpus built by another laboratory with another exporter, and the arithmetic is if anything starker, ten columns at exactly zero. The degeneracy of a global chronological split reproduces, so the per-class temporal protocol is not a device invented to rescue GeNIS. The third finding does not transfer, and the correct conclusion is not that it was wrong but that we stated it too generally: temporal splitting was insufficient on GeNIS and is sufficient on CICIDS2017, so sufficiency is a corpus property that a cheap probe measures and that no study should assume in either direction. Three limits bound this section. It is an audit and not a benchmark: we trained three detectors under both protocols to confirm that the pipeline runs end to end, and those runs are released with the artefact, but a fifteen-class macro-F1 on a corpus containing families of eleven, twenty-one and thirty-six flows measures the handling of the rarest classes more than it measures detection quality, and we do not report it as a comparison. Two corpora are not a survey. And CICIDS2017 is itself a corpus with documented extraction and labelling defects [1, 2, 3], which is a reason to audit it rather than a reason to treat its numbers as ground truth.</w:t>
+      </w:r>
+    </w:p>
+    <w:p>
+      <w:pPr>
+        <w:keepNext/>
+        <w:spacing w:after="80" w:before="200"/>
+        <w:jc w:val="center"/>
+      </w:pPr>
+      <w:r>
+        <w:drawing>
+          <ns2:inline distT="0" distB="0" distL="0" distR="0">
+            <ns2:extent cx="6124575" cy="2514600"/>
+            <ns2:effectExtent t="0" r="0" b="0" l="0"/>
+            <ns2:docPr id="30" name="" descr="" title=""/>
+            <ns2:cNvGraphicFramePr>
+              <ns3:graphicFrameLocks noChangeAspect="1"/>
+            </ns2:cNvGraphicFramePr>
+            <ns3:graphic>
+              <ns3:graphicData uri="http://schemas.openxmlformats.org/drawingml/2006/picture">
+                <ns4:pic>
+                  <ns4:nvPicPr>
+                    <ns4:cNvPr id="0" name="" descr=""/>
+                    <ns4:cNvPicPr>
+                      <ns3:picLocks noChangeAspect="1" noChangeArrowheads="1"/>
+                    </ns4:cNvPicPr>
+                  </ns4:nvPicPr>
+                  <ns4:blipFill>
+                    <ns3:blip ns5:embed="rId23" cstate="none"/>
+                    <ns3:srcRect/>
+                    <ns3:stretch>
+                      <ns3:fillRect/>
+                    </ns3:stretch>
+                  </ns4:blipFill>
+                  <ns4:spPr bwMode="auto">
+                    <ns3:xfrm>
+                      <ns3:off x="0" y="0"/>
+                      <ns3:ext cx="6124575" cy="2514600"/>
+                    </ns3:xfrm>
+                    <ns3:prstGeom prst="rect">
+                      <ns3:avLst/>
+                    </ns3:prstGeom>
+                  </ns4:spPr>
+                </ns4:pic>
+              </ns3:graphicData>
+            </ns3:graphic>
+          </ns2:inline>
+        </w:drawing>
+      </w:r>
+    </w:p>
+    <w:p>
+      <w:pPr>
+        <w:spacing w:after="240"/>
+        <w:jc w:val="both"/>
+      </w:pPr>
+      <w:r>
+        <w:rPr>
+          <w:rFonts w:ascii="Calibri" w:cs="Calibri" w:eastAsia="Calibri" w:hAnsi="Calibri"/>
+          <w:b/>
+          <w:bCs/>
+          <w:i w:val="false"/>
+          <w:iCs w:val="false"/>
+          <w:sz w:val="18"/>
+          <w:szCs w:val="18"/>
+        </w:rPr>
+        <w:t xml:space="preserve">Figure 13. </w:t>
+      </w:r>
+      <w:r>
+        <w:rPr>
+          <w:rFonts w:ascii="Calibri" w:cs="Calibri" w:eastAsia="Calibri" w:hAnsi="Calibri"/>
+          <w:b w:val="false"/>
+          <w:bCs w:val="false"/>
+          <w:i w:val="false"/>
+          <w:iCs w:val="false"/>
+          <w:sz w:val="18"/>
+          <w:szCs w:val="18"/>
+        </w:rPr>
+        <w:t xml:space="preserve">The audit re-run on CICIDS2017. (a) The single-feature transferability spectrum over the 43 columns that pass the predictivity filter, the counterpart of Figure 6 for this corpus. No column falls below the 0.50 threshold and the lowest value is 0.67, so the behavioural blacklist is empty. (b) Permutation importance against single-feature macro-F1 for all 69 behavioural columns. The fourteen columns belonging to the seven numerically identical pairs are drawn in red, and ten of them score exactly zero while remaining individually predictive, which is the configuration attribution cannot resolve. Both panels use macro-F1 rather than accuracy, because a corpus with an 80.30% majority class saturates single-feature accuracy.</w:t>
+      </w:r>
+    </w:p>
+    <w:p>
+      <w:pPr>
+        <w:keepNext/>
+        <w:spacing w:after="100" w:before="240"/>
+        <w:jc w:val="both"/>
+      </w:pPr>
+      <w:r>
+        <w:rPr>
+          <w:rFonts w:ascii="Calibri" w:cs="Calibri" w:eastAsia="Calibri" w:hAnsi="Calibri"/>
+          <w:b/>
+          <w:bCs/>
+          <w:i w:val="false"/>
+          <w:iCs w:val="false"/>
+          <w:sz w:val="18"/>
+          <w:szCs w:val="18"/>
+        </w:rPr>
+        <w:t xml:space="preserve">Table 11. </w:t>
+      </w:r>
+      <w:r>
+        <w:rPr>
+          <w:rFonts w:ascii="Calibri" w:cs="Calibri" w:eastAsia="Calibri" w:hAnsi="Calibri"/>
+          <w:b w:val="false"/>
+          <w:bCs w:val="false"/>
+          <w:i w:val="false"/>
+          <w:iCs w:val="false"/>
+          <w:sz w:val="18"/>
+          <w:szCs w:val="18"/>
+        </w:rPr>
+        <w:t xml:space="preserve">The audit on the two corpora, side by side. GeNIS figures are the 60-second slice reported in Sections 3 and 6; CICIDS2017 figures are computed by the same procedure on the GeneratedLabelledFlows distribution, data signature 2830743|69|15. The probe rows give nine-class and fifteen-class accuracy for a decision tree trained on the timestamp alone. The identical-pair row counts pairs, with the number of distinct columns involved in brackets.</w:t>
+      </w:r>
+    </w:p>
+    <w:tbl>
+      <w:tblPr>
+        <w:tblW w:type="dxa" w:w="9638"/>
+        <w:tblBorders>
+          <w:top w:val="none" w:color="FFFFFF" w:sz="0"/>
+          <w:left w:val="none" w:color="FFFFFF" w:sz="0"/>
+          <w:bottom w:val="none" w:color="FFFFFF" w:sz="0"/>
+          <w:right w:val="none" w:color="FFFFFF" w:sz="0"/>
+          <w:insideH w:val="none" w:color="FFFFFF" w:sz="0"/>
+          <w:insideV w:val="none" w:color="FFFFFF" w:sz="0"/>
+        </w:tblBorders>
+      </w:tblPr>
+      <w:tblGrid>
+        <w:gridCol w:w="5238"/>
+        <w:gridCol w:w="2200"/>
+        <w:gridCol w:w="2200"/>
+      </w:tblGrid>
+      <w:tr>
+        <w:trPr>
+          <w:tblHeader/>
+        </w:trPr>
+        <w:tc>
+          <w:tcPr>
+            <w:tcW w:type="dxa" w:w="5238"/>
+            <w:gridSpan w:val="1"/>
+            <w:tcBorders>
+              <w:top w:val="single" w:color="000000" w:sz="12"/>
+              <w:left w:val="none" w:color="FFFFFF" w:sz="0"/>
+              <w:bottom w:val="single" w:color="000000" w:sz="6"/>
+              <w:right w:val="none" w:color="FFFFFF" w:sz="0"/>
+            </w:tcBorders>
+            <w:shd w:fill="EDF0F5" w:color="auto" w:val="clear"/>
+            <w:tcMar>
+              <w:top w:type="dxa" w:w="40"/>
+              <w:left w:type="dxa" w:w="70"/>
+              <w:bottom w:type="dxa" w:w="40"/>
+              <w:right w:type="dxa" w:w="70"/>
+            </w:tcMar>
+            <w:vAlign w:val="center"/>
+          </w:tcPr>
+          <w:p>
+            <w:pPr>
+              <w:spacing w:after="20" w:before="20" w:line="240"/>
+              <w:jc w:val="left"/>
+            </w:pPr>
+            <w:r>
+              <w:rPr>
+                <w:rFonts w:ascii="Calibri" w:cs="Calibri" w:eastAsia="Calibri" w:hAnsi="Calibri"/>
+                <w:b/>
+                <w:bCs/>
+                <w:i w:val="false"/>
+                <w:iCs w:val="false"/>
+                <w:sz w:val="18"/>
+                <w:szCs w:val="18"/>
+              </w:rPr>
+              <w:t xml:space="preserve"/>
+            </w:r>
+          </w:p>
+        </w:tc>
+        <w:tc>
+          <w:tcPr>
+            <w:tcW w:type="dxa" w:w="2200"/>
+            <w:gridSpan w:val="1"/>
+            <w:tcBorders>
+              <w:top w:val="single" w:color="000000" w:sz="12"/>
+              <w:left w:val="none" w:color="FFFFFF" w:sz="0"/>
+              <w:bottom w:val="single" w:color="000000" w:sz="6"/>
+              <w:right w:val="none" w:color="FFFFFF" w:sz="0"/>
+            </w:tcBorders>
+            <w:shd w:fill="EDF0F5" w:color="auto" w:val="clear"/>
+            <w:tcMar>
+              <w:top w:type="dxa" w:w="40"/>
+              <w:left w:type="dxa" w:w="70"/>
+              <w:bottom w:type="dxa" w:w="40"/>
+              <w:right w:type="dxa" w:w="70"/>
+            </w:tcMar>
+            <w:vAlign w:val="center"/>
+          </w:tcPr>
+          <w:p>
+            <w:pPr>
+              <w:spacing w:after="20" w:before="20" w:line="240"/>
+              <w:jc w:val="center"/>
+            </w:pPr>
+            <w:r>
+              <w:rPr>
+                <w:rFonts w:ascii="Calibri" w:cs="Calibri" w:eastAsia="Calibri" w:hAnsi="Calibri"/>
+                <w:b/>
+                <w:bCs/>
+                <w:i w:val="false"/>
+                <w:iCs w:val="false"/>
+                <w:sz w:val="18"/>
+                <w:szCs w:val="18"/>
+              </w:rPr>
+              <w:t xml:space="preserve">GeNIS (60 s)</w:t>
+            </w:r>
+          </w:p>
+        </w:tc>
+        <w:tc>
+          <w:tcPr>
+            <w:tcW w:type="dxa" w:w="2200"/>
+            <w:gridSpan w:val="1"/>
+            <w:tcBorders>
+              <w:top w:val="single" w:color="000000" w:sz="12"/>
+              <w:left w:val="none" w:color="FFFFFF" w:sz="0"/>
+              <w:bottom w:val="single" w:color="000000" w:sz="6"/>
+              <w:right w:val="none" w:color="FFFFFF" w:sz="0"/>
+            </w:tcBorders>
+            <w:shd w:fill="EDF0F5" w:color="auto" w:val="clear"/>
+            <w:tcMar>
+              <w:top w:type="dxa" w:w="40"/>
+              <w:left w:type="dxa" w:w="70"/>
+              <w:bottom w:type="dxa" w:w="40"/>
+              <w:right w:type="dxa" w:w="70"/>
+            </w:tcMar>
+            <w:vAlign w:val="center"/>
+          </w:tcPr>
+          <w:p>
+            <w:pPr>
+              <w:spacing w:after="20" w:before="20" w:line="240"/>
+              <w:jc w:val="center"/>
+            </w:pPr>
+            <w:r>
+              <w:rPr>
+                <w:rFonts w:ascii="Calibri" w:cs="Calibri" w:eastAsia="Calibri" w:hAnsi="Calibri"/>
+                <w:b/>
+                <w:bCs/>
+                <w:i w:val="false"/>
+                <w:iCs w:val="false"/>
+                <w:sz w:val="18"/>
+                <w:szCs w:val="18"/>
+              </w:rPr>
+              <w:t xml:space="preserve">CICIDS2017</w:t>
+            </w:r>
+          </w:p>
+        </w:tc>
+      </w:tr>
+      <w:tr>
+        <w:tc>
+          <w:tcPr>
+            <w:tcW w:type="dxa" w:w="5238"/>
+            <w:gridSpan w:val="1"/>
+            <w:tcBorders>
+              <w:top w:val="none" w:color="FFFFFF" w:sz="0"/>
+              <w:left w:val="none" w:color="FFFFFF" w:sz="0"/>
+              <w:bottom w:val="none" w:color="FFFFFF" w:sz="0"/>
+              <w:right w:val="none" w:color="FFFFFF" w:sz="0"/>
+            </w:tcBorders>
+            <w:tcMar>
+              <w:top w:type="dxa" w:w="40"/>
+              <w:left w:type="dxa" w:w="70"/>
+              <w:bottom w:type="dxa" w:w="40"/>
+              <w:right w:type="dxa" w:w="70"/>
+            </w:tcMar>
+            <w:vAlign w:val="center"/>
+          </w:tcPr>
+          <w:p>
+            <w:pPr>
+              <w:spacing w:after="20" w:before="20" w:line="240"/>
+              <w:jc w:val="left"/>
+            </w:pPr>
+            <w:r>
+              <w:rPr>
+                <w:rFonts w:ascii="Calibri" w:cs="Calibri" w:eastAsia="Calibri" w:hAnsi="Calibri"/>
+                <w:b w:val="false"/>
+                <w:bCs w:val="false"/>
+                <w:i w:val="false"/>
+                <w:iCs w:val="false"/>
+                <w:sz w:val="18"/>
+                <w:szCs w:val="18"/>
+              </w:rPr>
+              <w:t xml:space="preserve">Flows</w:t>
+            </w:r>
+          </w:p>
+        </w:tc>
+        <w:tc>
+          <w:tcPr>
+            <w:tcW w:type="dxa" w:w="2200"/>
+            <w:gridSpan w:val="1"/>
+            <w:tcBorders>
+              <w:top w:val="none" w:color="FFFFFF" w:sz="0"/>
+              <w:left w:val="none" w:color="FFFFFF" w:sz="0"/>
+              <w:bottom w:val="none" w:color="FFFFFF" w:sz="0"/>
+              <w:right w:val="none" w:color="FFFFFF" w:sz="0"/>
+            </w:tcBorders>
+            <w:tcMar>
+              <w:top w:type="dxa" w:w="40"/>
+              <w:left w:type="dxa" w:w="70"/>
+              <w:bottom w:type="dxa" w:w="40"/>
+              <w:right w:type="dxa" w:w="70"/>
+            </w:tcMar>
+            <w:vAlign w:val="center"/>
+          </w:tcPr>
+          <w:p>
+            <w:pPr>
+              <w:spacing w:after="20" w:before="20" w:line="240"/>
+              <w:jc w:val="center"/>
+            </w:pPr>
+            <w:r>
+              <w:rPr>
+                <w:rFonts w:ascii="Calibri" w:cs="Calibri" w:eastAsia="Calibri" w:hAnsi="Calibri"/>
+                <w:b w:val="false"/>
+                <w:bCs w:val="false"/>
+                <w:i w:val="false"/>
+                <w:iCs w:val="false"/>
+                <w:sz w:val="18"/>
+                <w:szCs w:val="18"/>
+              </w:rPr>
+              <w:t xml:space="preserve">338 820</w:t>
+            </w:r>
+          </w:p>
+        </w:tc>
+        <w:tc>
+          <w:tcPr>
+            <w:tcW w:type="dxa" w:w="2200"/>
+            <w:gridSpan w:val="1"/>
+            <w:tcBorders>
+              <w:top w:val="none" w:color="FFFFFF" w:sz="0"/>
+              <w:left w:val="none" w:color="FFFFFF" w:sz="0"/>
+              <w:bottom w:val="none" w:color="FFFFFF" w:sz="0"/>
+              <w:right w:val="none" w:color="FFFFFF" w:sz="0"/>
+            </w:tcBorders>
+            <w:tcMar>
+              <w:top w:type="dxa" w:w="40"/>
+              <w:left w:type="dxa" w:w="70"/>
+              <w:bottom w:type="dxa" w:w="40"/>
+              <w:right w:type="dxa" w:w="70"/>
+            </w:tcMar>
+            <w:vAlign w:val="center"/>
+          </w:tcPr>
+          <w:p>
+            <w:pPr>
+              <w:spacing w:after="20" w:before="20" w:line="240"/>
+              <w:jc w:val="center"/>
+            </w:pPr>
+            <w:r>
+              <w:rPr>
+                <w:rFonts w:ascii="Calibri" w:cs="Calibri" w:eastAsia="Calibri" w:hAnsi="Calibri"/>
+                <w:b w:val="false"/>
+                <w:bCs w:val="false"/>
+                <w:i w:val="false"/>
+                <w:iCs w:val="false"/>
+                <w:sz w:val="18"/>
+                <w:szCs w:val="18"/>
+              </w:rPr>
+              <w:t xml:space="preserve">2 830 743</w:t>
+            </w:r>
+          </w:p>
+        </w:tc>
+      </w:tr>
+      <w:tr>
+        <w:tc>
+          <w:tcPr>
+            <w:tcW w:type="dxa" w:w="5238"/>
+            <w:gridSpan w:val="1"/>
+            <w:tcBorders>
+              <w:top w:val="none" w:color="FFFFFF" w:sz="0"/>
+              <w:left w:val="none" w:color="FFFFFF" w:sz="0"/>
+              <w:bottom w:val="none" w:color="FFFFFF" w:sz="0"/>
+              <w:right w:val="none" w:color="FFFFFF" w:sz="0"/>
+            </w:tcBorders>
+            <w:tcMar>
+              <w:top w:type="dxa" w:w="40"/>
+              <w:left w:type="dxa" w:w="70"/>
+              <w:bottom w:type="dxa" w:w="40"/>
+              <w:right w:type="dxa" w:w="70"/>
+            </w:tcMar>
+            <w:vAlign w:val="center"/>
+          </w:tcPr>
+          <w:p>
+            <w:pPr>
+              <w:spacing w:after="20" w:before="20" w:line="240"/>
+              <w:jc w:val="left"/>
+            </w:pPr>
+            <w:r>
+              <w:rPr>
+                <w:rFonts w:ascii="Calibri" w:cs="Calibri" w:eastAsia="Calibri" w:hAnsi="Calibri"/>
+                <w:b w:val="false"/>
+                <w:bCs w:val="false"/>
+                <w:i w:val="false"/>
+                <w:iCs w:val="false"/>
+                <w:sz w:val="18"/>
+                <w:szCs w:val="18"/>
+              </w:rPr>
+              <w:t xml:space="preserve">Classes</w:t>
+            </w:r>
+          </w:p>
+        </w:tc>
+        <w:tc>
+          <w:tcPr>
+            <w:tcW w:type="dxa" w:w="2200"/>
+            <w:gridSpan w:val="1"/>
+            <w:tcBorders>
+              <w:top w:val="none" w:color="FFFFFF" w:sz="0"/>
+              <w:left w:val="none" w:color="FFFFFF" w:sz="0"/>
+              <w:bottom w:val="none" w:color="FFFFFF" w:sz="0"/>
+              <w:right w:val="none" w:color="FFFFFF" w:sz="0"/>
+            </w:tcBorders>
+            <w:tcMar>
+              <w:top w:type="dxa" w:w="40"/>
+              <w:left w:type="dxa" w:w="70"/>
+              <w:bottom w:type="dxa" w:w="40"/>
+              <w:right w:type="dxa" w:w="70"/>
+            </w:tcMar>
+            <w:vAlign w:val="center"/>
+          </w:tcPr>
+          <w:p>
+            <w:pPr>
+              <w:spacing w:after="20" w:before="20" w:line="240"/>
+              <w:jc w:val="center"/>
+            </w:pPr>
+            <w:r>
+              <w:rPr>
+                <w:rFonts w:ascii="Calibri" w:cs="Calibri" w:eastAsia="Calibri" w:hAnsi="Calibri"/>
+                <w:b w:val="false"/>
+                <w:bCs w:val="false"/>
+                <w:i w:val="false"/>
+                <w:iCs w:val="false"/>
+                <w:sz w:val="18"/>
+                <w:szCs w:val="18"/>
+              </w:rPr>
+              <w:t xml:space="preserve">9</w:t>
+            </w:r>
+          </w:p>
+        </w:tc>
+        <w:tc>
+          <w:tcPr>
+            <w:tcW w:type="dxa" w:w="2200"/>
+            <w:gridSpan w:val="1"/>
+            <w:tcBorders>
+              <w:top w:val="none" w:color="FFFFFF" w:sz="0"/>
+              <w:left w:val="none" w:color="FFFFFF" w:sz="0"/>
+              <w:bottom w:val="none" w:color="FFFFFF" w:sz="0"/>
+              <w:right w:val="none" w:color="FFFFFF" w:sz="0"/>
+            </w:tcBorders>
+            <w:tcMar>
+              <w:top w:type="dxa" w:w="40"/>
+              <w:left w:type="dxa" w:w="70"/>
+              <w:bottom w:type="dxa" w:w="40"/>
+              <w:right w:type="dxa" w:w="70"/>
+            </w:tcMar>
+            <w:vAlign w:val="center"/>
+          </w:tcPr>
+          <w:p>
+            <w:pPr>
+              <w:spacing w:after="20" w:before="20" w:line="240"/>
+              <w:jc w:val="center"/>
+            </w:pPr>
+            <w:r>
+              <w:rPr>
+                <w:rFonts w:ascii="Calibri" w:cs="Calibri" w:eastAsia="Calibri" w:hAnsi="Calibri"/>
+                <w:b w:val="false"/>
+                <w:bCs w:val="false"/>
+                <w:i w:val="false"/>
+                <w:iCs w:val="false"/>
+                <w:sz w:val="18"/>
+                <w:szCs w:val="18"/>
+              </w:rPr>
+              <w:t xml:space="preserve">15</w:t>
+            </w:r>
+          </w:p>
+        </w:tc>
+      </w:tr>
+      <w:tr>
+        <w:tc>
+          <w:tcPr>
+            <w:tcW w:type="dxa" w:w="5238"/>
+            <w:gridSpan w:val="1"/>
+            <w:tcBorders>
+              <w:top w:val="none" w:color="FFFFFF" w:sz="0"/>
+              <w:left w:val="none" w:color="FFFFFF" w:sz="0"/>
+              <w:bottom w:val="none" w:color="FFFFFF" w:sz="0"/>
+              <w:right w:val="none" w:color="FFFFFF" w:sz="0"/>
+            </w:tcBorders>
+            <w:tcMar>
+              <w:top w:type="dxa" w:w="40"/>
+              <w:left w:type="dxa" w:w="70"/>
+              <w:bottom w:type="dxa" w:w="40"/>
+              <w:right w:type="dxa" w:w="70"/>
+            </w:tcMar>
+            <w:vAlign w:val="center"/>
+          </w:tcPr>
+          <w:p>
+            <w:pPr>
+              <w:spacing w:after="20" w:before="20" w:line="240"/>
+              <w:jc w:val="left"/>
+            </w:pPr>
+            <w:r>
+              <w:rPr>
+                <w:rFonts w:ascii="Calibri" w:cs="Calibri" w:eastAsia="Calibri" w:hAnsi="Calibri"/>
+                <w:b w:val="false"/>
+                <w:bCs w:val="false"/>
+                <w:i w:val="false"/>
+                <w:iCs w:val="false"/>
+                <w:sz w:val="18"/>
+                <w:szCs w:val="18"/>
+              </w:rPr>
+              <w:t xml:space="preserve">Majority-class rate</w:t>
+            </w:r>
+          </w:p>
+        </w:tc>
+        <w:tc>
+          <w:tcPr>
+            <w:tcW w:type="dxa" w:w="2200"/>
+            <w:gridSpan w:val="1"/>
+            <w:tcBorders>
+              <w:top w:val="none" w:color="FFFFFF" w:sz="0"/>
+              <w:left w:val="none" w:color="FFFFFF" w:sz="0"/>
+              <w:bottom w:val="none" w:color="FFFFFF" w:sz="0"/>
+              <w:right w:val="none" w:color="FFFFFF" w:sz="0"/>
+            </w:tcBorders>
+            <w:tcMar>
+              <w:top w:type="dxa" w:w="40"/>
+              <w:left w:type="dxa" w:w="70"/>
+              <w:bottom w:type="dxa" w:w="40"/>
+              <w:right w:type="dxa" w:w="70"/>
+            </w:tcMar>
+            <w:vAlign w:val="center"/>
+          </w:tcPr>
+          <w:p>
+            <w:pPr>
+              <w:spacing w:after="20" w:before="20" w:line="240"/>
+              <w:jc w:val="center"/>
+            </w:pPr>
+            <w:r>
+              <w:rPr>
+                <w:rFonts w:ascii="Calibri" w:cs="Calibri" w:eastAsia="Calibri" w:hAnsi="Calibri"/>
+                <w:b w:val="false"/>
+                <w:bCs w:val="false"/>
+                <w:i w:val="false"/>
+                <w:iCs w:val="false"/>
+                <w:sz w:val="18"/>
+                <w:szCs w:val="18"/>
+              </w:rPr>
+              <w:t xml:space="preserve">0.1942</w:t>
+            </w:r>
+          </w:p>
+        </w:tc>
+        <w:tc>
+          <w:tcPr>
+            <w:tcW w:type="dxa" w:w="2200"/>
+            <w:gridSpan w:val="1"/>
+            <w:tcBorders>
+              <w:top w:val="none" w:color="FFFFFF" w:sz="0"/>
+              <w:left w:val="none" w:color="FFFFFF" w:sz="0"/>
+              <w:bottom w:val="none" w:color="FFFFFF" w:sz="0"/>
+              <w:right w:val="none" w:color="FFFFFF" w:sz="0"/>
+            </w:tcBorders>
+            <w:tcMar>
+              <w:top w:type="dxa" w:w="40"/>
+              <w:left w:type="dxa" w:w="70"/>
+              <w:bottom w:type="dxa" w:w="40"/>
+              <w:right w:type="dxa" w:w="70"/>
+            </w:tcMar>
+            <w:vAlign w:val="center"/>
+          </w:tcPr>
+          <w:p>
+            <w:pPr>
+              <w:spacing w:after="20" w:before="20" w:line="240"/>
+              <w:jc w:val="center"/>
+            </w:pPr>
+            <w:r>
+              <w:rPr>
+                <w:rFonts w:ascii="Calibri" w:cs="Calibri" w:eastAsia="Calibri" w:hAnsi="Calibri"/>
+                <w:b w:val="false"/>
+                <w:bCs w:val="false"/>
+                <w:i w:val="false"/>
+                <w:iCs w:val="false"/>
+                <w:sz w:val="18"/>
+                <w:szCs w:val="18"/>
+              </w:rPr>
+              <w:t xml:space="preserve">0.8030</w:t>
+            </w:r>
+          </w:p>
+        </w:tc>
+      </w:tr>
+      <w:tr>
+        <w:tc>
+          <w:tcPr>
+            <w:tcW w:type="dxa" w:w="5238"/>
+            <w:gridSpan w:val="1"/>
+            <w:tcBorders>
+              <w:top w:val="none" w:color="FFFFFF" w:sz="0"/>
+              <w:left w:val="none" w:color="FFFFFF" w:sz="0"/>
+              <w:bottom w:val="none" w:color="FFFFFF" w:sz="0"/>
+              <w:right w:val="none" w:color="FFFFFF" w:sz="0"/>
+            </w:tcBorders>
+            <w:tcMar>
+              <w:top w:type="dxa" w:w="40"/>
+              <w:left w:type="dxa" w:w="70"/>
+              <w:bottom w:type="dxa" w:w="40"/>
+              <w:right w:type="dxa" w:w="70"/>
+            </w:tcMar>
+            <w:vAlign w:val="center"/>
+          </w:tcPr>
+          <w:p>
+            <w:pPr>
+              <w:spacing w:after="20" w:before="20" w:line="240"/>
+              <w:jc w:val="left"/>
+            </w:pPr>
+            <w:r>
+              <w:rPr>
+                <w:rFonts w:ascii="Calibri" w:cs="Calibri" w:eastAsia="Calibri" w:hAnsi="Calibri"/>
+                <w:b w:val="false"/>
+                <w:bCs w:val="false"/>
+                <w:i w:val="false"/>
+                <w:iCs w:val="false"/>
+                <w:sz w:val="18"/>
+                <w:szCs w:val="18"/>
+              </w:rPr>
+              <w:t xml:space="preserve">Behavioural columns audited</w:t>
+            </w:r>
+          </w:p>
+        </w:tc>
+        <w:tc>
+          <w:tcPr>
+            <w:tcW w:type="dxa" w:w="2200"/>
+            <w:gridSpan w:val="1"/>
+            <w:tcBorders>
+              <w:top w:val="none" w:color="FFFFFF" w:sz="0"/>
+              <w:left w:val="none" w:color="FFFFFF" w:sz="0"/>
+              <w:bottom w:val="none" w:color="FFFFFF" w:sz="0"/>
+              <w:right w:val="none" w:color="FFFFFF" w:sz="0"/>
+            </w:tcBorders>
+            <w:tcMar>
+              <w:top w:type="dxa" w:w="40"/>
+              <w:left w:type="dxa" w:w="70"/>
+              <w:bottom w:type="dxa" w:w="40"/>
+              <w:right w:type="dxa" w:w="70"/>
+            </w:tcMar>
+            <w:vAlign w:val="center"/>
+          </w:tcPr>
+          <w:p>
+            <w:pPr>
+              <w:spacing w:after="20" w:before="20" w:line="240"/>
+              <w:jc w:val="center"/>
+            </w:pPr>
+            <w:r>
+              <w:rPr>
+                <w:rFonts w:ascii="Calibri" w:cs="Calibri" w:eastAsia="Calibri" w:hAnsi="Calibri"/>
+                <w:b w:val="false"/>
+                <w:bCs w:val="false"/>
+                <w:i w:val="false"/>
+                <w:iCs w:val="false"/>
+                <w:sz w:val="18"/>
+                <w:szCs w:val="18"/>
+              </w:rPr>
+              <w:t xml:space="preserve">63</w:t>
+            </w:r>
+          </w:p>
+        </w:tc>
+        <w:tc>
+          <w:tcPr>
+            <w:tcW w:type="dxa" w:w="2200"/>
+            <w:gridSpan w:val="1"/>
+            <w:tcBorders>
+              <w:top w:val="none" w:color="FFFFFF" w:sz="0"/>
+              <w:left w:val="none" w:color="FFFFFF" w:sz="0"/>
+              <w:bottom w:val="none" w:color="FFFFFF" w:sz="0"/>
+              <w:right w:val="none" w:color="FFFFFF" w:sz="0"/>
+            </w:tcBorders>
+            <w:tcMar>
+              <w:top w:type="dxa" w:w="40"/>
+              <w:left w:type="dxa" w:w="70"/>
+              <w:bottom w:type="dxa" w:w="40"/>
+              <w:right w:type="dxa" w:w="70"/>
+            </w:tcMar>
+            <w:vAlign w:val="center"/>
+          </w:tcPr>
+          <w:p>
+            <w:pPr>
+              <w:spacing w:after="20" w:before="20" w:line="240"/>
+              <w:jc w:val="center"/>
+            </w:pPr>
+            <w:r>
+              <w:rPr>
+                <w:rFonts w:ascii="Calibri" w:cs="Calibri" w:eastAsia="Calibri" w:hAnsi="Calibri"/>
+                <w:b w:val="false"/>
+                <w:bCs w:val="false"/>
+                <w:i w:val="false"/>
+                <w:iCs w:val="false"/>
+                <w:sz w:val="18"/>
+                <w:szCs w:val="18"/>
+              </w:rPr>
+              <w:t xml:space="preserve">69</w:t>
+            </w:r>
+          </w:p>
+        </w:tc>
+      </w:tr>
+      <w:tr>
+        <w:tc>
+          <w:tcPr>
+            <w:tcW w:type="dxa" w:w="5238"/>
+            <w:gridSpan w:val="1"/>
+            <w:tcBorders>
+              <w:top w:val="none" w:color="FFFFFF" w:sz="0"/>
+              <w:left w:val="none" w:color="FFFFFF" w:sz="0"/>
+              <w:bottom w:val="none" w:color="FFFFFF" w:sz="0"/>
+              <w:right w:val="none" w:color="FFFFFF" w:sz="0"/>
+            </w:tcBorders>
+            <w:tcMar>
+              <w:top w:type="dxa" w:w="40"/>
+              <w:left w:type="dxa" w:w="70"/>
+              <w:bottom w:type="dxa" w:w="40"/>
+              <w:right w:type="dxa" w:w="70"/>
+            </w:tcMar>
+            <w:vAlign w:val="center"/>
+          </w:tcPr>
+          <w:p>
+            <w:pPr>
+              <w:spacing w:after="20" w:before="20" w:line="240"/>
+              <w:jc w:val="left"/>
+            </w:pPr>
+            <w:r>
+              <w:rPr>
+                <w:rFonts w:ascii="Calibri" w:cs="Calibri" w:eastAsia="Calibri" w:hAnsi="Calibri"/>
+                <w:b w:val="false"/>
+                <w:bCs w:val="false"/>
+                <w:i w:val="false"/>
+                <w:iCs w:val="false"/>
+                <w:sz w:val="18"/>
+                <w:szCs w:val="18"/>
+              </w:rPr>
+              <w:t xml:space="preserve">Eligible under the predictivity filter</w:t>
+            </w:r>
+          </w:p>
+        </w:tc>
+        <w:tc>
+          <w:tcPr>
+            <w:tcW w:type="dxa" w:w="2200"/>
+            <w:gridSpan w:val="1"/>
+            <w:tcBorders>
+              <w:top w:val="none" w:color="FFFFFF" w:sz="0"/>
+              <w:left w:val="none" w:color="FFFFFF" w:sz="0"/>
+              <w:bottom w:val="none" w:color="FFFFFF" w:sz="0"/>
+              <w:right w:val="none" w:color="FFFFFF" w:sz="0"/>
+            </w:tcBorders>
+            <w:tcMar>
+              <w:top w:type="dxa" w:w="40"/>
+              <w:left w:type="dxa" w:w="70"/>
+              <w:bottom w:type="dxa" w:w="40"/>
+              <w:right w:type="dxa" w:w="70"/>
+            </w:tcMar>
+            <w:vAlign w:val="center"/>
+          </w:tcPr>
+          <w:p>
+            <w:pPr>
+              <w:spacing w:after="20" w:before="20" w:line="240"/>
+              <w:jc w:val="center"/>
+            </w:pPr>
+            <w:r>
+              <w:rPr>
+                <w:rFonts w:ascii="Calibri" w:cs="Calibri" w:eastAsia="Calibri" w:hAnsi="Calibri"/>
+                <w:b w:val="false"/>
+                <w:bCs w:val="false"/>
+                <w:i w:val="false"/>
+                <w:iCs w:val="false"/>
+                <w:sz w:val="18"/>
+                <w:szCs w:val="18"/>
+              </w:rPr>
+              <w:t xml:space="preserve">38</w:t>
+            </w:r>
+          </w:p>
+        </w:tc>
+        <w:tc>
+          <w:tcPr>
+            <w:tcW w:type="dxa" w:w="2200"/>
+            <w:gridSpan w:val="1"/>
+            <w:tcBorders>
+              <w:top w:val="none" w:color="FFFFFF" w:sz="0"/>
+              <w:left w:val="none" w:color="FFFFFF" w:sz="0"/>
+              <w:bottom w:val="none" w:color="FFFFFF" w:sz="0"/>
+              <w:right w:val="none" w:color="FFFFFF" w:sz="0"/>
+            </w:tcBorders>
+            <w:tcMar>
+              <w:top w:type="dxa" w:w="40"/>
+              <w:left w:type="dxa" w:w="70"/>
+              <w:bottom w:type="dxa" w:w="40"/>
+              <w:right w:type="dxa" w:w="70"/>
+            </w:tcMar>
+            <w:vAlign w:val="center"/>
+          </w:tcPr>
+          <w:p>
+            <w:pPr>
+              <w:spacing w:after="20" w:before="20" w:line="240"/>
+              <w:jc w:val="center"/>
+            </w:pPr>
+            <w:r>
+              <w:rPr>
+                <w:rFonts w:ascii="Calibri" w:cs="Calibri" w:eastAsia="Calibri" w:hAnsi="Calibri"/>
+                <w:b w:val="false"/>
+                <w:bCs w:val="false"/>
+                <w:i w:val="false"/>
+                <w:iCs w:val="false"/>
+                <w:sz w:val="18"/>
+                <w:szCs w:val="18"/>
+              </w:rPr>
+              <w:t xml:space="preserve">43</w:t>
+            </w:r>
+          </w:p>
+        </w:tc>
+      </w:tr>
+      <w:tr>
+        <w:tc>
+          <w:tcPr>
+            <w:tcW w:type="dxa" w:w="5238"/>
+            <w:gridSpan w:val="1"/>
+            <w:tcBorders>
+              <w:top w:val="none" w:color="FFFFFF" w:sz="0"/>
+              <w:left w:val="none" w:color="FFFFFF" w:sz="0"/>
+              <w:bottom w:val="none" w:color="FFFFFF" w:sz="0"/>
+              <w:right w:val="none" w:color="FFFFFF" w:sz="0"/>
+            </w:tcBorders>
+            <w:tcMar>
+              <w:top w:type="dxa" w:w="40"/>
+              <w:left w:type="dxa" w:w="70"/>
+              <w:bottom w:type="dxa" w:w="40"/>
+              <w:right w:type="dxa" w:w="70"/>
+            </w:tcMar>
+            <w:vAlign w:val="center"/>
+          </w:tcPr>
+          <w:p>
+            <w:pPr>
+              <w:spacing w:after="20" w:before="20" w:line="240"/>
+              <w:jc w:val="left"/>
+            </w:pPr>
+            <w:r>
+              <w:rPr>
+                <w:rFonts w:ascii="Calibri" w:cs="Calibri" w:eastAsia="Calibri" w:hAnsi="Calibri"/>
+                <w:b w:val="false"/>
+                <w:bCs w:val="false"/>
+                <w:i w:val="false"/>
+                <w:iCs w:val="false"/>
+                <w:sz w:val="18"/>
+                <w:szCs w:val="18"/>
+              </w:rPr>
+              <w:t xml:space="preserve">Timestamp probe, stratified</w:t>
+            </w:r>
+          </w:p>
+        </w:tc>
+        <w:tc>
+          <w:tcPr>
+            <w:tcW w:type="dxa" w:w="2200"/>
+            <w:gridSpan w:val="1"/>
+            <w:tcBorders>
+              <w:top w:val="none" w:color="FFFFFF" w:sz="0"/>
+              <w:left w:val="none" w:color="FFFFFF" w:sz="0"/>
+              <w:bottom w:val="none" w:color="FFFFFF" w:sz="0"/>
+              <w:right w:val="none" w:color="FFFFFF" w:sz="0"/>
+            </w:tcBorders>
+            <w:tcMar>
+              <w:top w:type="dxa" w:w="40"/>
+              <w:left w:type="dxa" w:w="70"/>
+              <w:bottom w:type="dxa" w:w="40"/>
+              <w:right w:type="dxa" w:w="70"/>
+            </w:tcMar>
+            <w:vAlign w:val="center"/>
+          </w:tcPr>
+          <w:p>
+            <w:pPr>
+              <w:spacing w:after="20" w:before="20" w:line="240"/>
+              <w:jc w:val="center"/>
+            </w:pPr>
+            <w:r>
+              <w:rPr>
+                <w:rFonts w:ascii="Calibri" w:cs="Calibri" w:eastAsia="Calibri" w:hAnsi="Calibri"/>
+                <w:b w:val="false"/>
+                <w:bCs w:val="false"/>
+                <w:i w:val="false"/>
+                <w:iCs w:val="false"/>
+                <w:sz w:val="18"/>
+                <w:szCs w:val="18"/>
+              </w:rPr>
+              <w:t xml:space="preserve">0.9970</w:t>
+            </w:r>
+          </w:p>
+        </w:tc>
+        <w:tc>
+          <w:tcPr>
+            <w:tcW w:type="dxa" w:w="2200"/>
+            <w:gridSpan w:val="1"/>
+            <w:tcBorders>
+              <w:top w:val="none" w:color="FFFFFF" w:sz="0"/>
+              <w:left w:val="none" w:color="FFFFFF" w:sz="0"/>
+              <w:bottom w:val="none" w:color="FFFFFF" w:sz="0"/>
+              <w:right w:val="none" w:color="FFFFFF" w:sz="0"/>
+            </w:tcBorders>
+            <w:tcMar>
+              <w:top w:type="dxa" w:w="40"/>
+              <w:left w:type="dxa" w:w="70"/>
+              <w:bottom w:type="dxa" w:w="40"/>
+              <w:right w:type="dxa" w:w="70"/>
+            </w:tcMar>
+            <w:vAlign w:val="center"/>
+          </w:tcPr>
+          <w:p>
+            <w:pPr>
+              <w:spacing w:after="20" w:before="20" w:line="240"/>
+              <w:jc w:val="center"/>
+            </w:pPr>
+            <w:r>
+              <w:rPr>
+                <w:rFonts w:ascii="Calibri" w:cs="Calibri" w:eastAsia="Calibri" w:hAnsi="Calibri"/>
+                <w:b w:val="false"/>
+                <w:bCs w:val="false"/>
+                <w:i w:val="false"/>
+                <w:iCs w:val="false"/>
+                <w:sz w:val="18"/>
+                <w:szCs w:val="18"/>
+              </w:rPr>
+              <w:t xml:space="preserve">0.9529</w:t>
+            </w:r>
+          </w:p>
+        </w:tc>
+      </w:tr>
+      <w:tr>
+        <w:tc>
+          <w:tcPr>
+            <w:tcW w:type="dxa" w:w="5238"/>
+            <w:gridSpan w:val="1"/>
+            <w:tcBorders>
+              <w:top w:val="none" w:color="FFFFFF" w:sz="0"/>
+              <w:left w:val="none" w:color="FFFFFF" w:sz="0"/>
+              <w:bottom w:val="none" w:color="FFFFFF" w:sz="0"/>
+              <w:right w:val="none" w:color="FFFFFF" w:sz="0"/>
+            </w:tcBorders>
+            <w:tcMar>
+              <w:top w:type="dxa" w:w="40"/>
+              <w:left w:type="dxa" w:w="70"/>
+              <w:bottom w:type="dxa" w:w="40"/>
+              <w:right w:type="dxa" w:w="70"/>
+            </w:tcMar>
+            <w:vAlign w:val="center"/>
+          </w:tcPr>
+          <w:p>
+            <w:pPr>
+              <w:spacing w:after="20" w:before="20" w:line="240"/>
+              <w:jc w:val="left"/>
+            </w:pPr>
+            <w:r>
+              <w:rPr>
+                <w:rFonts w:ascii="Calibri" w:cs="Calibri" w:eastAsia="Calibri" w:hAnsi="Calibri"/>
+                <w:b w:val="false"/>
+                <w:bCs w:val="false"/>
+                <w:i w:val="false"/>
+                <w:iCs w:val="false"/>
+                <w:sz w:val="18"/>
+                <w:szCs w:val="18"/>
+              </w:rPr>
+              <w:t xml:space="preserve">Timestamp probe, per-class temporal</w:t>
+            </w:r>
+          </w:p>
+        </w:tc>
+        <w:tc>
+          <w:tcPr>
+            <w:tcW w:type="dxa" w:w="2200"/>
+            <w:gridSpan w:val="1"/>
+            <w:tcBorders>
+              <w:top w:val="none" w:color="FFFFFF" w:sz="0"/>
+              <w:left w:val="none" w:color="FFFFFF" w:sz="0"/>
+              <w:bottom w:val="none" w:color="FFFFFF" w:sz="0"/>
+              <w:right w:val="none" w:color="FFFFFF" w:sz="0"/>
+            </w:tcBorders>
+            <w:tcMar>
+              <w:top w:type="dxa" w:w="40"/>
+              <w:left w:type="dxa" w:w="70"/>
+              <w:bottom w:type="dxa" w:w="40"/>
+              <w:right w:type="dxa" w:w="70"/>
+            </w:tcMar>
+            <w:vAlign w:val="center"/>
+          </w:tcPr>
+          <w:p>
+            <w:pPr>
+              <w:spacing w:after="20" w:before="20" w:line="240"/>
+              <w:jc w:val="center"/>
+            </w:pPr>
+            <w:r>
+              <w:rPr>
+                <w:rFonts w:ascii="Calibri" w:cs="Calibri" w:eastAsia="Calibri" w:hAnsi="Calibri"/>
+                <w:b w:val="false"/>
+                <w:bCs w:val="false"/>
+                <w:i w:val="false"/>
+                <w:iCs w:val="false"/>
+                <w:sz w:val="18"/>
+                <w:szCs w:val="18"/>
+              </w:rPr>
+              <w:t xml:space="preserve">0.9862</w:t>
+            </w:r>
+          </w:p>
+        </w:tc>
+        <w:tc>
+          <w:tcPr>
+            <w:tcW w:type="dxa" w:w="2200"/>
+            <w:gridSpan w:val="1"/>
+            <w:tcBorders>
+              <w:top w:val="none" w:color="FFFFFF" w:sz="0"/>
+              <w:left w:val="none" w:color="FFFFFF" w:sz="0"/>
+              <w:bottom w:val="none" w:color="FFFFFF" w:sz="0"/>
+              <w:right w:val="none" w:color="FFFFFF" w:sz="0"/>
+            </w:tcBorders>
+            <w:tcMar>
+              <w:top w:type="dxa" w:w="40"/>
+              <w:left w:type="dxa" w:w="70"/>
+              <w:bottom w:type="dxa" w:w="40"/>
+              <w:right w:type="dxa" w:w="70"/>
+            </w:tcMar>
+            <w:vAlign w:val="center"/>
+          </w:tcPr>
+          <w:p>
+            <w:pPr>
+              <w:spacing w:after="20" w:before="20" w:line="240"/>
+              <w:jc w:val="center"/>
+            </w:pPr>
+            <w:r>
+              <w:rPr>
+                <w:rFonts w:ascii="Calibri" w:cs="Calibri" w:eastAsia="Calibri" w:hAnsi="Calibri"/>
+                <w:b w:val="false"/>
+                <w:bCs w:val="false"/>
+                <w:i w:val="false"/>
+                <w:iCs w:val="false"/>
+                <w:sz w:val="18"/>
+                <w:szCs w:val="18"/>
+              </w:rPr>
+              <w:t xml:space="preserve">0.1028</w:t>
+            </w:r>
+          </w:p>
+        </w:tc>
+      </w:tr>
+      <w:tr>
+        <w:tc>
+          <w:tcPr>
+            <w:tcW w:type="dxa" w:w="5238"/>
+            <w:gridSpan w:val="1"/>
+            <w:tcBorders>
+              <w:top w:val="none" w:color="FFFFFF" w:sz="0"/>
+              <w:left w:val="none" w:color="FFFFFF" w:sz="0"/>
+              <w:bottom w:val="none" w:color="FFFFFF" w:sz="0"/>
+              <w:right w:val="none" w:color="FFFFFF" w:sz="0"/>
+            </w:tcBorders>
+            <w:tcMar>
+              <w:top w:type="dxa" w:w="40"/>
+              <w:left w:type="dxa" w:w="70"/>
+              <w:bottom w:type="dxa" w:w="40"/>
+              <w:right w:type="dxa" w:w="70"/>
+            </w:tcMar>
+            <w:vAlign w:val="center"/>
+          </w:tcPr>
+          <w:p>
+            <w:pPr>
+              <w:spacing w:after="20" w:before="20" w:line="240"/>
+              <w:jc w:val="left"/>
+            </w:pPr>
+            <w:r>
+              <w:rPr>
+                <w:rFonts w:ascii="Calibri" w:cs="Calibri" w:eastAsia="Calibri" w:hAnsi="Calibri"/>
+                <w:b w:val="false"/>
+                <w:bCs w:val="false"/>
+                <w:i w:val="false"/>
+                <w:iCs w:val="false"/>
+                <w:sz w:val="18"/>
+                <w:szCs w:val="18"/>
+              </w:rPr>
+              <w:t xml:space="preserve">Transferability of the probe</w:t>
+            </w:r>
+          </w:p>
+        </w:tc>
+        <w:tc>
+          <w:tcPr>
+            <w:tcW w:type="dxa" w:w="2200"/>
+            <w:gridSpan w:val="1"/>
+            <w:tcBorders>
+              <w:top w:val="none" w:color="FFFFFF" w:sz="0"/>
+              <w:left w:val="none" w:color="FFFFFF" w:sz="0"/>
+              <w:bottom w:val="none" w:color="FFFFFF" w:sz="0"/>
+              <w:right w:val="none" w:color="FFFFFF" w:sz="0"/>
+            </w:tcBorders>
+            <w:tcMar>
+              <w:top w:type="dxa" w:w="40"/>
+              <w:left w:type="dxa" w:w="70"/>
+              <w:bottom w:type="dxa" w:w="40"/>
+              <w:right w:type="dxa" w:w="70"/>
+            </w:tcMar>
+            <w:vAlign w:val="center"/>
+          </w:tcPr>
+          <w:p>
+            <w:pPr>
+              <w:spacing w:after="20" w:before="20" w:line="240"/>
+              <w:jc w:val="center"/>
+            </w:pPr>
+            <w:r>
+              <w:rPr>
+                <w:rFonts w:ascii="Calibri" w:cs="Calibri" w:eastAsia="Calibri" w:hAnsi="Calibri"/>
+                <w:b w:val="false"/>
+                <w:bCs w:val="false"/>
+                <w:i w:val="false"/>
+                <w:iCs w:val="false"/>
+                <w:sz w:val="18"/>
+                <w:szCs w:val="18"/>
+              </w:rPr>
+              <w:t xml:space="preserve">0.99</w:t>
+            </w:r>
+          </w:p>
+        </w:tc>
+        <w:tc>
+          <w:tcPr>
+            <w:tcW w:type="dxa" w:w="2200"/>
+            <w:gridSpan w:val="1"/>
+            <w:tcBorders>
+              <w:top w:val="none" w:color="FFFFFF" w:sz="0"/>
+              <w:left w:val="none" w:color="FFFFFF" w:sz="0"/>
+              <w:bottom w:val="none" w:color="FFFFFF" w:sz="0"/>
+              <w:right w:val="none" w:color="FFFFFF" w:sz="0"/>
+            </w:tcBorders>
+            <w:tcMar>
+              <w:top w:type="dxa" w:w="40"/>
+              <w:left w:type="dxa" w:w="70"/>
+              <w:bottom w:type="dxa" w:w="40"/>
+              <w:right w:type="dxa" w:w="70"/>
+            </w:tcMar>
+            <w:vAlign w:val="center"/>
+          </w:tcPr>
+          <w:p>
+            <w:pPr>
+              <w:spacing w:after="20" w:before="20" w:line="240"/>
+              <w:jc w:val="center"/>
+            </w:pPr>
+            <w:r>
+              <w:rPr>
+                <w:rFonts w:ascii="Calibri" w:cs="Calibri" w:eastAsia="Calibri" w:hAnsi="Calibri"/>
+                <w:b w:val="false"/>
+                <w:bCs w:val="false"/>
+                <w:i w:val="false"/>
+                <w:iCs w:val="false"/>
+                <w:sz w:val="18"/>
+                <w:szCs w:val="18"/>
+              </w:rPr>
+              <w:t xml:space="preserve">0.11</w:t>
+            </w:r>
+          </w:p>
+        </w:tc>
+      </w:tr>
+      <w:tr>
+        <w:tc>
+          <w:tcPr>
+            <w:tcW w:type="dxa" w:w="5238"/>
+            <w:gridSpan w:val="1"/>
+            <w:tcBorders>
+              <w:top w:val="none" w:color="FFFFFF" w:sz="0"/>
+              <w:left w:val="none" w:color="FFFFFF" w:sz="0"/>
+              <w:bottom w:val="none" w:color="FFFFFF" w:sz="0"/>
+              <w:right w:val="none" w:color="FFFFFF" w:sz="0"/>
+            </w:tcBorders>
+            <w:tcMar>
+              <w:top w:type="dxa" w:w="40"/>
+              <w:left w:type="dxa" w:w="70"/>
+              <w:bottom w:type="dxa" w:w="40"/>
+              <w:right w:type="dxa" w:w="70"/>
+            </w:tcMar>
+            <w:vAlign w:val="center"/>
+          </w:tcPr>
+          <w:p>
+            <w:pPr>
+              <w:spacing w:after="20" w:before="20" w:line="240"/>
+              <w:jc w:val="left"/>
+            </w:pPr>
+            <w:r>
+              <w:rPr>
+                <w:rFonts w:ascii="Calibri" w:cs="Calibri" w:eastAsia="Calibri" w:hAnsi="Calibri"/>
+                <w:b w:val="false"/>
+                <w:bCs w:val="false"/>
+                <w:i w:val="false"/>
+                <w:iCs w:val="false"/>
+                <w:sz w:val="18"/>
+                <w:szCs w:val="18"/>
+              </w:rPr>
+              <w:t xml:space="preserve">Global chronological split</w:t>
+            </w:r>
+          </w:p>
+        </w:tc>
+        <w:tc>
+          <w:tcPr>
+            <w:tcW w:type="dxa" w:w="2200"/>
+            <w:gridSpan w:val="1"/>
+            <w:tcBorders>
+              <w:top w:val="none" w:color="FFFFFF" w:sz="0"/>
+              <w:left w:val="none" w:color="FFFFFF" w:sz="0"/>
+              <w:bottom w:val="none" w:color="FFFFFF" w:sz="0"/>
+              <w:right w:val="none" w:color="FFFFFF" w:sz="0"/>
+            </w:tcBorders>
+            <w:tcMar>
+              <w:top w:type="dxa" w:w="40"/>
+              <w:left w:type="dxa" w:w="70"/>
+              <w:bottom w:type="dxa" w:w="40"/>
+              <w:right w:type="dxa" w:w="70"/>
+            </w:tcMar>
+            <w:vAlign w:val="center"/>
+          </w:tcPr>
+          <w:p>
+            <w:pPr>
+              <w:spacing w:after="20" w:before="20" w:line="240"/>
+              <w:jc w:val="center"/>
+            </w:pPr>
+            <w:r>
+              <w:rPr>
+                <w:rFonts w:ascii="Calibri" w:cs="Calibri" w:eastAsia="Calibri" w:hAnsi="Calibri"/>
+                <w:b w:val="false"/>
+                <w:bCs w:val="false"/>
+                <w:i w:val="false"/>
+                <w:iCs w:val="false"/>
+                <w:sz w:val="18"/>
+                <w:szCs w:val="18"/>
+              </w:rPr>
+              <w:t xml:space="preserve">degenerate</w:t>
+            </w:r>
+          </w:p>
+        </w:tc>
+        <w:tc>
+          <w:tcPr>
+            <w:tcW w:type="dxa" w:w="2200"/>
+            <w:gridSpan w:val="1"/>
+            <w:tcBorders>
+              <w:top w:val="none" w:color="FFFFFF" w:sz="0"/>
+              <w:left w:val="none" w:color="FFFFFF" w:sz="0"/>
+              <w:bottom w:val="none" w:color="FFFFFF" w:sz="0"/>
+              <w:right w:val="none" w:color="FFFFFF" w:sz="0"/>
+            </w:tcBorders>
+            <w:tcMar>
+              <w:top w:type="dxa" w:w="40"/>
+              <w:left w:type="dxa" w:w="70"/>
+              <w:bottom w:type="dxa" w:w="40"/>
+              <w:right w:type="dxa" w:w="70"/>
+            </w:tcMar>
+            <w:vAlign w:val="center"/>
+          </w:tcPr>
+          <w:p>
+            <w:pPr>
+              <w:spacing w:after="20" w:before="20" w:line="240"/>
+              <w:jc w:val="center"/>
+            </w:pPr>
+            <w:r>
+              <w:rPr>
+                <w:rFonts w:ascii="Calibri" w:cs="Calibri" w:eastAsia="Calibri" w:hAnsi="Calibri"/>
+                <w:b w:val="false"/>
+                <w:bCs w:val="false"/>
+                <w:i w:val="false"/>
+                <w:iCs w:val="false"/>
+                <w:sz w:val="18"/>
+                <w:szCs w:val="18"/>
+              </w:rPr>
+              <w:t xml:space="preserve">degenerate</w:t>
+            </w:r>
+          </w:p>
+        </w:tc>
+      </w:tr>
+      <w:tr>
+        <w:tc>
+          <w:tcPr>
+            <w:tcW w:type="dxa" w:w="5238"/>
+            <w:gridSpan w:val="1"/>
+            <w:tcBorders>
+              <w:top w:val="none" w:color="FFFFFF" w:sz="0"/>
+              <w:left w:val="none" w:color="FFFFFF" w:sz="0"/>
+              <w:bottom w:val="none" w:color="FFFFFF" w:sz="0"/>
+              <w:right w:val="none" w:color="FFFFFF" w:sz="0"/>
+            </w:tcBorders>
+            <w:tcMar>
+              <w:top w:type="dxa" w:w="40"/>
+              <w:left w:type="dxa" w:w="70"/>
+              <w:bottom w:type="dxa" w:w="40"/>
+              <w:right w:type="dxa" w:w="70"/>
+            </w:tcMar>
+            <w:vAlign w:val="center"/>
+          </w:tcPr>
+          <w:p>
+            <w:pPr>
+              <w:spacing w:after="20" w:before="20" w:line="240"/>
+              <w:jc w:val="left"/>
+            </w:pPr>
+            <w:r>
+              <w:rPr>
+                <w:rFonts w:ascii="Calibri" w:cs="Calibri" w:eastAsia="Calibri" w:hAnsi="Calibri"/>
+                <w:b w:val="false"/>
+                <w:bCs w:val="false"/>
+                <w:i w:val="false"/>
+                <w:iCs w:val="false"/>
+                <w:sz w:val="18"/>
+                <w:szCs w:val="18"/>
+              </w:rPr>
+              <w:t xml:space="preserve">Numerically identical column pairs</w:t>
+            </w:r>
+          </w:p>
+        </w:tc>
+        <w:tc>
+          <w:tcPr>
+            <w:tcW w:type="dxa" w:w="2200"/>
+            <w:gridSpan w:val="1"/>
+            <w:tcBorders>
+              <w:top w:val="none" w:color="FFFFFF" w:sz="0"/>
+              <w:left w:val="none" w:color="FFFFFF" w:sz="0"/>
+              <w:bottom w:val="none" w:color="FFFFFF" w:sz="0"/>
+              <w:right w:val="none" w:color="FFFFFF" w:sz="0"/>
+            </w:tcBorders>
+            <w:tcMar>
+              <w:top w:type="dxa" w:w="40"/>
+              <w:left w:type="dxa" w:w="70"/>
+              <w:bottom w:type="dxa" w:w="40"/>
+              <w:right w:type="dxa" w:w="70"/>
+            </w:tcMar>
+            <w:vAlign w:val="center"/>
+          </w:tcPr>
+          <w:p>
+            <w:pPr>
+              <w:spacing w:after="20" w:before="20" w:line="240"/>
+              <w:jc w:val="center"/>
+            </w:pPr>
+            <w:r>
+              <w:rPr>
+                <w:rFonts w:ascii="Calibri" w:cs="Calibri" w:eastAsia="Calibri" w:hAnsi="Calibri"/>
+                <w:b w:val="false"/>
+                <w:bCs w:val="false"/>
+                <w:i w:val="false"/>
+                <w:iCs w:val="false"/>
+                <w:sz w:val="18"/>
+                <w:szCs w:val="18"/>
+              </w:rPr>
+              <w:t xml:space="preserve">15 (6 columns)</w:t>
+            </w:r>
+          </w:p>
+        </w:tc>
+        <w:tc>
+          <w:tcPr>
+            <w:tcW w:type="dxa" w:w="2200"/>
+            <w:gridSpan w:val="1"/>
+            <w:tcBorders>
+              <w:top w:val="none" w:color="FFFFFF" w:sz="0"/>
+              <w:left w:val="none" w:color="FFFFFF" w:sz="0"/>
+              <w:bottom w:val="none" w:color="FFFFFF" w:sz="0"/>
+              <w:right w:val="none" w:color="FFFFFF" w:sz="0"/>
+            </w:tcBorders>
+            <w:tcMar>
+              <w:top w:type="dxa" w:w="40"/>
+              <w:left w:type="dxa" w:w="70"/>
+              <w:bottom w:type="dxa" w:w="40"/>
+              <w:right w:type="dxa" w:w="70"/>
+            </w:tcMar>
+            <w:vAlign w:val="center"/>
+          </w:tcPr>
+          <w:p>
+            <w:pPr>
+              <w:spacing w:after="20" w:before="20" w:line="240"/>
+              <w:jc w:val="center"/>
+            </w:pPr>
+            <w:r>
+              <w:rPr>
+                <w:rFonts w:ascii="Calibri" w:cs="Calibri" w:eastAsia="Calibri" w:hAnsi="Calibri"/>
+                <w:b w:val="false"/>
+                <w:bCs w:val="false"/>
+                <w:i w:val="false"/>
+                <w:iCs w:val="false"/>
+                <w:sz w:val="18"/>
+                <w:szCs w:val="18"/>
+              </w:rPr>
+              <w:t xml:space="preserve">7 (14 columns)</w:t>
+            </w:r>
+          </w:p>
+        </w:tc>
+      </w:tr>
+      <w:tr>
+        <w:tc>
+          <w:tcPr>
+            <w:tcW w:type="dxa" w:w="5238"/>
+            <w:gridSpan w:val="1"/>
+            <w:tcBorders>
+              <w:top w:val="none" w:color="FFFFFF" w:sz="0"/>
+              <w:left w:val="none" w:color="FFFFFF" w:sz="0"/>
+              <w:bottom w:val="single" w:color="000000" w:sz="12"/>
+              <w:right w:val="none" w:color="FFFFFF" w:sz="0"/>
+            </w:tcBorders>
+            <w:tcMar>
+              <w:top w:type="dxa" w:w="40"/>
+              <w:left w:type="dxa" w:w="70"/>
+              <w:bottom w:type="dxa" w:w="40"/>
+              <w:right w:type="dxa" w:w="70"/>
+            </w:tcMar>
+            <w:vAlign w:val="center"/>
+          </w:tcPr>
+          <w:p>
+            <w:pPr>
+              <w:spacing w:after="20" w:before="20" w:line="240"/>
+              <w:jc w:val="left"/>
+            </w:pPr>
+            <w:r>
+              <w:rPr>
+                <w:rFonts w:ascii="Calibri" w:cs="Calibri" w:eastAsia="Calibri" w:hAnsi="Calibri"/>
+                <w:b w:val="false"/>
+                <w:bCs w:val="false"/>
+                <w:i w:val="false"/>
+                <w:iCs w:val="false"/>
+                <w:sz w:val="18"/>
+                <w:szCs w:val="18"/>
+              </w:rPr>
+              <w:t xml:space="preserve">Behavioural exclusions</w:t>
+            </w:r>
+          </w:p>
+        </w:tc>
+        <w:tc>
+          <w:tcPr>
+            <w:tcW w:type="dxa" w:w="2200"/>
+            <w:gridSpan w:val="1"/>
+            <w:tcBorders>
+              <w:top w:val="none" w:color="FFFFFF" w:sz="0"/>
+              <w:left w:val="none" w:color="FFFFFF" w:sz="0"/>
+              <w:bottom w:val="single" w:color="000000" w:sz="12"/>
+              <w:right w:val="none" w:color="FFFFFF" w:sz="0"/>
+            </w:tcBorders>
+            <w:tcMar>
+              <w:top w:type="dxa" w:w="40"/>
+              <w:left w:type="dxa" w:w="70"/>
+              <w:bottom w:type="dxa" w:w="40"/>
+              <w:right w:type="dxa" w:w="70"/>
+            </w:tcMar>
+            <w:vAlign w:val="center"/>
+          </w:tcPr>
+          <w:p>
+            <w:pPr>
+              <w:spacing w:after="20" w:before="20" w:line="240"/>
+              <w:jc w:val="center"/>
+            </w:pPr>
+            <w:r>
+              <w:rPr>
+                <w:rFonts w:ascii="Calibri" w:cs="Calibri" w:eastAsia="Calibri" w:hAnsi="Calibri"/>
+                <w:b w:val="false"/>
+                <w:bCs w:val="false"/>
+                <w:i w:val="false"/>
+                <w:iCs w:val="false"/>
+                <w:sz w:val="18"/>
+                <w:szCs w:val="18"/>
+              </w:rPr>
+              <w:t xml:space="preserve">8</w:t>
+            </w:r>
+          </w:p>
+        </w:tc>
+        <w:tc>
+          <w:tcPr>
+            <w:tcW w:type="dxa" w:w="2200"/>
+            <w:gridSpan w:val="1"/>
+            <w:tcBorders>
+              <w:top w:val="none" w:color="FFFFFF" w:sz="0"/>
+              <w:left w:val="none" w:color="FFFFFF" w:sz="0"/>
+              <w:bottom w:val="single" w:color="000000" w:sz="12"/>
+              <w:right w:val="none" w:color="FFFFFF" w:sz="0"/>
+            </w:tcBorders>
+            <w:tcMar>
+              <w:top w:type="dxa" w:w="40"/>
+              <w:left w:type="dxa" w:w="70"/>
+              <w:bottom w:type="dxa" w:w="40"/>
+              <w:right w:type="dxa" w:w="70"/>
+            </w:tcMar>
+            <w:vAlign w:val="center"/>
+          </w:tcPr>
+          <w:p>
+            <w:pPr>
+              <w:spacing w:after="20" w:before="20" w:line="240"/>
+              <w:jc w:val="center"/>
+            </w:pPr>
+            <w:r>
+              <w:rPr>
+                <w:rFonts w:ascii="Calibri" w:cs="Calibri" w:eastAsia="Calibri" w:hAnsi="Calibri"/>
+                <w:b w:val="false"/>
+                <w:bCs w:val="false"/>
+                <w:i w:val="false"/>
+                <w:iCs w:val="false"/>
+                <w:sz w:val="18"/>
+                <w:szCs w:val="18"/>
+              </w:rPr>
+              <w:t xml:space="preserve">0</w:t>
+            </w:r>
+          </w:p>
+        </w:tc>
+      </w:tr>
+    </w:tbl>
+    <w:p>
+      <w:pPr>
+        <w:spacing w:after="240"/>
+      </w:pPr>
+      <w:r>
+        <w:rPr>
+          <w:sz w:val="4"/>
+          <w:szCs w:val="4"/>
+        </w:rPr>
+        <w:t xml:space="preserve"/>
+      </w:r>
+    </w:p>
+    <w:p>
+      <w:pPr>
+        <w:keepNext/>
+        <w:spacing w:after="100" w:before="240"/>
+        <w:jc w:val="both"/>
+      </w:pPr>
+      <w:r>
+        <w:rPr>
+          <w:rFonts w:ascii="Calibri" w:cs="Calibri" w:eastAsia="Calibri" w:hAnsi="Calibri"/>
+          <w:b/>
+          <w:bCs/>
+          <w:i w:val="false"/>
+          <w:iCs w:val="false"/>
+          <w:sz w:val="18"/>
+          <w:szCs w:val="18"/>
+        </w:rPr>
+        <w:t xml:space="preserve">Table 12. </w:t>
+      </w:r>
+      <w:r>
+        <w:rPr>
+          <w:rFonts w:ascii="Calibri" w:cs="Calibri" w:eastAsia="Calibri" w:hAnsi="Calibri"/>
+          <w:b w:val="false"/>
+          <w:bCs w:val="false"/>
+          <w:i w:val="false"/>
+          <w:iCs w:val="false"/>
+          <w:sz w:val="18"/>
+          <w:szCs w:val="18"/>
+        </w:rPr>
+        <w:t xml:space="preserve">The seven pairs of numerically identical columns in CICIDS2017, with their permutation importance under a LightGBM reference model on the stratified split. Ten of the fourteen columns score exactly zero, and no pair has both members above 10⁻³. The pattern is the one Section 6.2 reports on GeNIS, where six identical duration columns all scored below 10⁻⁴.</w:t>
+      </w:r>
+    </w:p>
+    <w:tbl>
+      <w:tblPr>
+        <w:tblW w:type="dxa" w:w="9638"/>
+        <w:tblBorders>
+          <w:top w:val="none" w:color="FFFFFF" w:sz="0"/>
+          <w:left w:val="none" w:color="FFFFFF" w:sz="0"/>
+          <w:bottom w:val="none" w:color="FFFFFF" w:sz="0"/>
+          <w:right w:val="none" w:color="FFFFFF" w:sz="0"/>
+          <w:insideH w:val="none" w:color="FFFFFF" w:sz="0"/>
+          <w:insideV w:val="none" w:color="FFFFFF" w:sz="0"/>
+        </w:tblBorders>
+      </w:tblPr>
+      <w:tblGrid>
+        <w:gridCol w:w="3100"/>
+        <w:gridCol w:w="1600"/>
+        <w:gridCol w:w="3338"/>
+        <w:gridCol w:w="1600"/>
+      </w:tblGrid>
+      <w:tr>
+        <w:trPr>
+          <w:tblHeader/>
+        </w:trPr>
+        <w:tc>
+          <w:tcPr>
+            <w:tcW w:type="dxa" w:w="3100"/>
+            <w:gridSpan w:val="1"/>
+            <w:tcBorders>
+              <w:top w:val="single" w:color="000000" w:sz="12"/>
+              <w:left w:val="none" w:color="FFFFFF" w:sz="0"/>
+              <w:bottom w:val="single" w:color="000000" w:sz="6"/>
+              <w:right w:val="none" w:color="FFFFFF" w:sz="0"/>
+            </w:tcBorders>
+            <w:shd w:fill="EDF0F5" w:color="auto" w:val="clear"/>
+            <w:tcMar>
+              <w:top w:type="dxa" w:w="40"/>
+              <w:left w:type="dxa" w:w="70"/>
+              <w:bottom w:type="dxa" w:w="40"/>
+              <w:right w:type="dxa" w:w="70"/>
+            </w:tcMar>
+            <w:vAlign w:val="center"/>
+          </w:tcPr>
+          <w:p>
+            <w:pPr>
+              <w:spacing w:after="20" w:before="20" w:line="240"/>
+              <w:jc w:val="left"/>
+            </w:pPr>
+            <w:r>
+              <w:rPr>
+                <w:rFonts w:ascii="Calibri" w:cs="Calibri" w:eastAsia="Calibri" w:hAnsi="Calibri"/>
+                <w:b/>
+                <w:bCs/>
+                <w:i w:val="false"/>
+                <w:iCs w:val="false"/>
+                <w:sz w:val="18"/>
+                <w:szCs w:val="18"/>
+              </w:rPr>
+              <w:t xml:space="preserve">Column</w:t>
+            </w:r>
+          </w:p>
+        </w:tc>
+        <w:tc>
+          <w:tcPr>
+            <w:tcW w:type="dxa" w:w="1600"/>
+            <w:gridSpan w:val="1"/>
+            <w:tcBorders>
+              <w:top w:val="single" w:color="000000" w:sz="12"/>
+              <w:left w:val="none" w:color="FFFFFF" w:sz="0"/>
+              <w:bottom w:val="single" w:color="000000" w:sz="6"/>
+              <w:right w:val="none" w:color="FFFFFF" w:sz="0"/>
+            </w:tcBorders>
+            <w:shd w:fill="EDF0F5" w:color="auto" w:val="clear"/>
+            <w:tcMar>
+              <w:top w:type="dxa" w:w="40"/>
+              <w:left w:type="dxa" w:w="70"/>
+              <w:bottom w:type="dxa" w:w="40"/>
+              <w:right w:type="dxa" w:w="70"/>
+            </w:tcMar>
+            <w:vAlign w:val="center"/>
+          </w:tcPr>
+          <w:p>
+            <w:pPr>
+              <w:spacing w:after="20" w:before="20" w:line="240"/>
+              <w:jc w:val="center"/>
+            </w:pPr>
+            <w:r>
+              <w:rPr>
+                <w:rFonts w:ascii="Calibri" w:cs="Calibri" w:eastAsia="Calibri" w:hAnsi="Calibri"/>
+                <w:b/>
+                <w:bCs/>
+                <w:i w:val="false"/>
+                <w:iCs w:val="false"/>
+                <w:sz w:val="18"/>
+                <w:szCs w:val="18"/>
+              </w:rPr>
+              <w:t xml:space="preserve">Perm. imp.</w:t>
+            </w:r>
+          </w:p>
+        </w:tc>
+        <w:tc>
+          <w:tcPr>
+            <w:tcW w:type="dxa" w:w="3338"/>
+            <w:gridSpan w:val="1"/>
+            <w:tcBorders>
+              <w:top w:val="single" w:color="000000" w:sz="12"/>
+              <w:left w:val="none" w:color="FFFFFF" w:sz="0"/>
+              <w:bottom w:val="single" w:color="000000" w:sz="6"/>
+              <w:right w:val="none" w:color="FFFFFF" w:sz="0"/>
+            </w:tcBorders>
+            <w:shd w:fill="EDF0F5" w:color="auto" w:val="clear"/>
+            <w:tcMar>
+              <w:top w:type="dxa" w:w="40"/>
+              <w:left w:type="dxa" w:w="70"/>
+              <w:bottom w:type="dxa" w:w="40"/>
+              <w:right w:type="dxa" w:w="70"/>
+            </w:tcMar>
+            <w:vAlign w:val="center"/>
+          </w:tcPr>
+          <w:p>
+            <w:pPr>
+              <w:spacing w:after="20" w:before="20" w:line="240"/>
+              <w:jc w:val="center"/>
+            </w:pPr>
+            <w:r>
+              <w:rPr>
+                <w:rFonts w:ascii="Calibri" w:cs="Calibri" w:eastAsia="Calibri" w:hAnsi="Calibri"/>
+                <w:b/>
+                <w:bCs/>
+                <w:i w:val="false"/>
+                <w:iCs w:val="false"/>
+                <w:sz w:val="18"/>
+                <w:szCs w:val="18"/>
+              </w:rPr>
+              <w:t xml:space="preserve">Numerically identical column</w:t>
+            </w:r>
+          </w:p>
+        </w:tc>
+        <w:tc>
+          <w:tcPr>
+            <w:tcW w:type="dxa" w:w="1600"/>
+            <w:gridSpan w:val="1"/>
+            <w:tcBorders>
+              <w:top w:val="single" w:color="000000" w:sz="12"/>
+              <w:left w:val="none" w:color="FFFFFF" w:sz="0"/>
+              <w:bottom w:val="single" w:color="000000" w:sz="6"/>
+              <w:right w:val="none" w:color="FFFFFF" w:sz="0"/>
+            </w:tcBorders>
+            <w:shd w:fill="EDF0F5" w:color="auto" w:val="clear"/>
+            <w:tcMar>
+              <w:top w:type="dxa" w:w="40"/>
+              <w:left w:type="dxa" w:w="70"/>
+              <w:bottom w:type="dxa" w:w="40"/>
+              <w:right w:type="dxa" w:w="70"/>
+            </w:tcMar>
+            <w:vAlign w:val="center"/>
+          </w:tcPr>
+          <w:p>
+            <w:pPr>
+              <w:spacing w:after="20" w:before="20" w:line="240"/>
+              <w:jc w:val="center"/>
+            </w:pPr>
+            <w:r>
+              <w:rPr>
+                <w:rFonts w:ascii="Calibri" w:cs="Calibri" w:eastAsia="Calibri" w:hAnsi="Calibri"/>
+                <w:b/>
+                <w:bCs/>
+                <w:i w:val="false"/>
+                <w:iCs w:val="false"/>
+                <w:sz w:val="18"/>
+                <w:szCs w:val="18"/>
+              </w:rPr>
+              <w:t xml:space="preserve">Perm. imp.</w:t>
+            </w:r>
+          </w:p>
+        </w:tc>
+      </w:tr>
+      <w:tr>
+        <w:tc>
+          <w:tcPr>
+            <w:tcW w:type="dxa" w:w="3100"/>
+            <w:gridSpan w:val="1"/>
+            <w:tcBorders>
+              <w:top w:val="none" w:color="FFFFFF" w:sz="0"/>
+              <w:left w:val="none" w:color="FFFFFF" w:sz="0"/>
+              <w:bottom w:val="none" w:color="FFFFFF" w:sz="0"/>
+              <w:right w:val="none" w:color="FFFFFF" w:sz="0"/>
+            </w:tcBorders>
+            <w:tcMar>
+              <w:top w:type="dxa" w:w="40"/>
+              <w:left w:type="dxa" w:w="70"/>
+              <w:bottom w:type="dxa" w:w="40"/>
+              <w:right w:type="dxa" w:w="70"/>
+            </w:tcMar>
+            <w:vAlign w:val="center"/>
+          </w:tcPr>
+          <w:p>
+            <w:pPr>
+              <w:spacing w:after="20" w:before="20" w:line="240"/>
+              <w:jc w:val="left"/>
+            </w:pPr>
+            <w:r>
+              <w:rPr>
+                <w:rFonts w:ascii="Calibri" w:cs="Calibri" w:eastAsia="Calibri" w:hAnsi="Calibri"/>
+                <w:b w:val="false"/>
+                <w:bCs w:val="false"/>
+                <w:i w:val="false"/>
+                <w:iCs w:val="false"/>
+                <w:sz w:val="18"/>
+                <w:szCs w:val="18"/>
+              </w:rPr>
+              <w:t xml:space="preserve">Total Fwd Packets</w:t>
+            </w:r>
+          </w:p>
+        </w:tc>
+        <w:tc>
+          <w:tcPr>
+            <w:tcW w:type="dxa" w:w="1600"/>
+            <w:gridSpan w:val="1"/>
+            <w:tcBorders>
+              <w:top w:val="none" w:color="FFFFFF" w:sz="0"/>
+              <w:left w:val="none" w:color="FFFFFF" w:sz="0"/>
+              <w:bottom w:val="none" w:color="FFFFFF" w:sz="0"/>
+              <w:right w:val="none" w:color="FFFFFF" w:sz="0"/>
+            </w:tcBorders>
+            <w:tcMar>
+              <w:top w:type="dxa" w:w="40"/>
+              <w:left w:type="dxa" w:w="70"/>
+              <w:bottom w:type="dxa" w:w="40"/>
+              <w:right w:type="dxa" w:w="70"/>
+            </w:tcMar>
+            <w:vAlign w:val="center"/>
+          </w:tcPr>
+          <w:p>
+            <w:pPr>
+              <w:spacing w:after="20" w:before="20" w:line="240"/>
+              <w:jc w:val="center"/>
+            </w:pPr>
+            <w:r>
+              <w:rPr>
+                <w:rFonts w:ascii="Calibri" w:cs="Calibri" w:eastAsia="Calibri" w:hAnsi="Calibri"/>
+                <w:b w:val="false"/>
+                <w:bCs w:val="false"/>
+                <w:i w:val="false"/>
+                <w:iCs w:val="false"/>
+                <w:sz w:val="18"/>
+                <w:szCs w:val="18"/>
+              </w:rPr>
+              <w:t xml:space="preserve">−0.00004</w:t>
+            </w:r>
+          </w:p>
+        </w:tc>
+        <w:tc>
+          <w:tcPr>
+            <w:tcW w:type="dxa" w:w="3338"/>
+            <w:gridSpan w:val="1"/>
+            <w:tcBorders>
+              <w:top w:val="none" w:color="FFFFFF" w:sz="0"/>
+              <w:left w:val="none" w:color="FFFFFF" w:sz="0"/>
+              <w:bottom w:val="none" w:color="FFFFFF" w:sz="0"/>
+              <w:right w:val="none" w:color="FFFFFF" w:sz="0"/>
+            </w:tcBorders>
+            <w:tcMar>
+              <w:top w:type="dxa" w:w="40"/>
+              <w:left w:type="dxa" w:w="70"/>
+              <w:bottom w:type="dxa" w:w="40"/>
+              <w:right w:type="dxa" w:w="70"/>
+            </w:tcMar>
+            <w:vAlign w:val="center"/>
+          </w:tcPr>
+          <w:p>
+            <w:pPr>
+              <w:spacing w:after="20" w:before="20" w:line="240"/>
+              <w:jc w:val="center"/>
+            </w:pPr>
+            <w:r>
+              <w:rPr>
+                <w:rFonts w:ascii="Calibri" w:cs="Calibri" w:eastAsia="Calibri" w:hAnsi="Calibri"/>
+                <w:b w:val="false"/>
+                <w:bCs w:val="false"/>
+                <w:i w:val="false"/>
+                <w:iCs w:val="false"/>
+                <w:sz w:val="18"/>
+                <w:szCs w:val="18"/>
+              </w:rPr>
+              <w:t xml:space="preserve">Subflow Fwd Packets</w:t>
+            </w:r>
+          </w:p>
+        </w:tc>
+        <w:tc>
+          <w:tcPr>
+            <w:tcW w:type="dxa" w:w="1600"/>
+            <w:gridSpan w:val="1"/>
+            <w:tcBorders>
+              <w:top w:val="none" w:color="FFFFFF" w:sz="0"/>
+              <w:left w:val="none" w:color="FFFFFF" w:sz="0"/>
+              <w:bottom w:val="none" w:color="FFFFFF" w:sz="0"/>
+              <w:right w:val="none" w:color="FFFFFF" w:sz="0"/>
+            </w:tcBorders>
+            <w:tcMar>
+              <w:top w:type="dxa" w:w="40"/>
+              <w:left w:type="dxa" w:w="70"/>
+              <w:bottom w:type="dxa" w:w="40"/>
+              <w:right w:type="dxa" w:w="70"/>
+            </w:tcMar>
+            <w:vAlign w:val="center"/>
+          </w:tcPr>
+          <w:p>
+            <w:pPr>
+              <w:spacing w:after="20" w:before="20" w:line="240"/>
+              <w:jc w:val="center"/>
+            </w:pPr>
+            <w:r>
+              <w:rPr>
+                <w:rFonts w:ascii="Calibri" w:cs="Calibri" w:eastAsia="Calibri" w:hAnsi="Calibri"/>
+                <w:b w:val="false"/>
+                <w:bCs w:val="false"/>
+                <w:i w:val="false"/>
+                <w:iCs w:val="false"/>
+                <w:sz w:val="18"/>
+                <w:szCs w:val="18"/>
+              </w:rPr>
+              <w:t xml:space="preserve">0.00000</w:t>
+            </w:r>
+          </w:p>
+        </w:tc>
+      </w:tr>
+      <w:tr>
+        <w:tc>
+          <w:tcPr>
+            <w:tcW w:type="dxa" w:w="3100"/>
+            <w:gridSpan w:val="1"/>
+            <w:tcBorders>
+              <w:top w:val="none" w:color="FFFFFF" w:sz="0"/>
+              <w:left w:val="none" w:color="FFFFFF" w:sz="0"/>
+              <w:bottom w:val="none" w:color="FFFFFF" w:sz="0"/>
+              <w:right w:val="none" w:color="FFFFFF" w:sz="0"/>
+            </w:tcBorders>
+            <w:tcMar>
+              <w:top w:type="dxa" w:w="40"/>
+              <w:left w:type="dxa" w:w="70"/>
+              <w:bottom w:type="dxa" w:w="40"/>
+              <w:right w:type="dxa" w:w="70"/>
+            </w:tcMar>
+            <w:vAlign w:val="center"/>
+          </w:tcPr>
+          <w:p>
+            <w:pPr>
+              <w:spacing w:after="20" w:before="20" w:line="240"/>
+              <w:jc w:val="left"/>
+            </w:pPr>
+            <w:r>
+              <w:rPr>
+                <w:rFonts w:ascii="Calibri" w:cs="Calibri" w:eastAsia="Calibri" w:hAnsi="Calibri"/>
+                <w:b w:val="false"/>
+                <w:bCs w:val="false"/>
+                <w:i w:val="false"/>
+                <w:iCs w:val="false"/>
+                <w:sz w:val="18"/>
+                <w:szCs w:val="18"/>
+              </w:rPr>
+              <w:t xml:space="preserve">Total Backward Packets</w:t>
+            </w:r>
+          </w:p>
+        </w:tc>
+        <w:tc>
+          <w:tcPr>
+            <w:tcW w:type="dxa" w:w="1600"/>
+            <w:gridSpan w:val="1"/>
+            <w:tcBorders>
+              <w:top w:val="none" w:color="FFFFFF" w:sz="0"/>
+              <w:left w:val="none" w:color="FFFFFF" w:sz="0"/>
+              <w:bottom w:val="none" w:color="FFFFFF" w:sz="0"/>
+              <w:right w:val="none" w:color="FFFFFF" w:sz="0"/>
+            </w:tcBorders>
+            <w:tcMar>
+              <w:top w:type="dxa" w:w="40"/>
+              <w:left w:type="dxa" w:w="70"/>
+              <w:bottom w:type="dxa" w:w="40"/>
+              <w:right w:type="dxa" w:w="70"/>
+            </w:tcMar>
+            <w:vAlign w:val="center"/>
+          </w:tcPr>
+          <w:p>
+            <w:pPr>
+              <w:spacing w:after="20" w:before="20" w:line="240"/>
+              <w:jc w:val="center"/>
+            </w:pPr>
+            <w:r>
+              <w:rPr>
+                <w:rFonts w:ascii="Calibri" w:cs="Calibri" w:eastAsia="Calibri" w:hAnsi="Calibri"/>
+                <w:b w:val="false"/>
+                <w:bCs w:val="false"/>
+                <w:i w:val="false"/>
+                <w:iCs w:val="false"/>
+                <w:sz w:val="18"/>
+                <w:szCs w:val="18"/>
+              </w:rPr>
+              <w:t xml:space="preserve">+0.00009</w:t>
+            </w:r>
+          </w:p>
+        </w:tc>
+        <w:tc>
+          <w:tcPr>
+            <w:tcW w:type="dxa" w:w="3338"/>
+            <w:gridSpan w:val="1"/>
+            <w:tcBorders>
+              <w:top w:val="none" w:color="FFFFFF" w:sz="0"/>
+              <w:left w:val="none" w:color="FFFFFF" w:sz="0"/>
+              <w:bottom w:val="none" w:color="FFFFFF" w:sz="0"/>
+              <w:right w:val="none" w:color="FFFFFF" w:sz="0"/>
+            </w:tcBorders>
+            <w:tcMar>
+              <w:top w:type="dxa" w:w="40"/>
+              <w:left w:type="dxa" w:w="70"/>
+              <w:bottom w:type="dxa" w:w="40"/>
+              <w:right w:type="dxa" w:w="70"/>
+            </w:tcMar>
+            <w:vAlign w:val="center"/>
+          </w:tcPr>
+          <w:p>
+            <w:pPr>
+              <w:spacing w:after="20" w:before="20" w:line="240"/>
+              <w:jc w:val="center"/>
+            </w:pPr>
+            <w:r>
+              <w:rPr>
+                <w:rFonts w:ascii="Calibri" w:cs="Calibri" w:eastAsia="Calibri" w:hAnsi="Calibri"/>
+                <w:b w:val="false"/>
+                <w:bCs w:val="false"/>
+                <w:i w:val="false"/>
+                <w:iCs w:val="false"/>
+                <w:sz w:val="18"/>
+                <w:szCs w:val="18"/>
+              </w:rPr>
+              <w:t xml:space="preserve">Subflow Bwd Packets</w:t>
+            </w:r>
+          </w:p>
+        </w:tc>
+        <w:tc>
+          <w:tcPr>
+            <w:tcW w:type="dxa" w:w="1600"/>
+            <w:gridSpan w:val="1"/>
+            <w:tcBorders>
+              <w:top w:val="none" w:color="FFFFFF" w:sz="0"/>
+              <w:left w:val="none" w:color="FFFFFF" w:sz="0"/>
+              <w:bottom w:val="none" w:color="FFFFFF" w:sz="0"/>
+              <w:right w:val="none" w:color="FFFFFF" w:sz="0"/>
+            </w:tcBorders>
+            <w:tcMar>
+              <w:top w:type="dxa" w:w="40"/>
+              <w:left w:type="dxa" w:w="70"/>
+              <w:bottom w:type="dxa" w:w="40"/>
+              <w:right w:type="dxa" w:w="70"/>
+            </w:tcMar>
+            <w:vAlign w:val="center"/>
+          </w:tcPr>
+          <w:p>
+            <w:pPr>
+              <w:spacing w:after="20" w:before="20" w:line="240"/>
+              <w:jc w:val="center"/>
+            </w:pPr>
+            <w:r>
+              <w:rPr>
+                <w:rFonts w:ascii="Calibri" w:cs="Calibri" w:eastAsia="Calibri" w:hAnsi="Calibri"/>
+                <w:b w:val="false"/>
+                <w:bCs w:val="false"/>
+                <w:i w:val="false"/>
+                <w:iCs w:val="false"/>
+                <w:sz w:val="18"/>
+                <w:szCs w:val="18"/>
+              </w:rPr>
+              <w:t xml:space="preserve">0.00000</w:t>
+            </w:r>
+          </w:p>
+        </w:tc>
+      </w:tr>
+      <w:tr>
+        <w:tc>
+          <w:tcPr>
+            <w:tcW w:type="dxa" w:w="3100"/>
+            <w:gridSpan w:val="1"/>
+            <w:tcBorders>
+              <w:top w:val="none" w:color="FFFFFF" w:sz="0"/>
+              <w:left w:val="none" w:color="FFFFFF" w:sz="0"/>
+              <w:bottom w:val="none" w:color="FFFFFF" w:sz="0"/>
+              <w:right w:val="none" w:color="FFFFFF" w:sz="0"/>
+            </w:tcBorders>
+            <w:tcMar>
+              <w:top w:type="dxa" w:w="40"/>
+              <w:left w:type="dxa" w:w="70"/>
+              <w:bottom w:type="dxa" w:w="40"/>
+              <w:right w:type="dxa" w:w="70"/>
+            </w:tcMar>
+            <w:vAlign w:val="center"/>
+          </w:tcPr>
+          <w:p>
+            <w:pPr>
+              <w:spacing w:after="20" w:before="20" w:line="240"/>
+              <w:jc w:val="left"/>
+            </w:pPr>
+            <w:r>
+              <w:rPr>
+                <w:rFonts w:ascii="Calibri" w:cs="Calibri" w:eastAsia="Calibri" w:hAnsi="Calibri"/>
+                <w:b w:val="false"/>
+                <w:bCs w:val="false"/>
+                <w:i w:val="false"/>
+                <w:iCs w:val="false"/>
+                <w:sz w:val="18"/>
+                <w:szCs w:val="18"/>
+              </w:rPr>
+              <w:t xml:space="preserve">Fwd Packet Length Mean</w:t>
+            </w:r>
+          </w:p>
+        </w:tc>
+        <w:tc>
+          <w:tcPr>
+            <w:tcW w:type="dxa" w:w="1600"/>
+            <w:gridSpan w:val="1"/>
+            <w:tcBorders>
+              <w:top w:val="none" w:color="FFFFFF" w:sz="0"/>
+              <w:left w:val="none" w:color="FFFFFF" w:sz="0"/>
+              <w:bottom w:val="none" w:color="FFFFFF" w:sz="0"/>
+              <w:right w:val="none" w:color="FFFFFF" w:sz="0"/>
+            </w:tcBorders>
+            <w:tcMar>
+              <w:top w:type="dxa" w:w="40"/>
+              <w:left w:type="dxa" w:w="70"/>
+              <w:bottom w:type="dxa" w:w="40"/>
+              <w:right w:type="dxa" w:w="70"/>
+            </w:tcMar>
+            <w:vAlign w:val="center"/>
+          </w:tcPr>
+          <w:p>
+            <w:pPr>
+              <w:spacing w:after="20" w:before="20" w:line="240"/>
+              <w:jc w:val="center"/>
+            </w:pPr>
+            <w:r>
+              <w:rPr>
+                <w:rFonts w:ascii="Calibri" w:cs="Calibri" w:eastAsia="Calibri" w:hAnsi="Calibri"/>
+                <w:b w:val="false"/>
+                <w:bCs w:val="false"/>
+                <w:i w:val="false"/>
+                <w:iCs w:val="false"/>
+                <w:sz w:val="18"/>
+                <w:szCs w:val="18"/>
+              </w:rPr>
+              <w:t xml:space="preserve">+0.02497</w:t>
+            </w:r>
+          </w:p>
+        </w:tc>
+        <w:tc>
+          <w:tcPr>
+            <w:tcW w:type="dxa" w:w="3338"/>
+            <w:gridSpan w:val="1"/>
+            <w:tcBorders>
+              <w:top w:val="none" w:color="FFFFFF" w:sz="0"/>
+              <w:left w:val="none" w:color="FFFFFF" w:sz="0"/>
+              <w:bottom w:val="none" w:color="FFFFFF" w:sz="0"/>
+              <w:right w:val="none" w:color="FFFFFF" w:sz="0"/>
+            </w:tcBorders>
+            <w:tcMar>
+              <w:top w:type="dxa" w:w="40"/>
+              <w:left w:type="dxa" w:w="70"/>
+              <w:bottom w:type="dxa" w:w="40"/>
+              <w:right w:type="dxa" w:w="70"/>
+            </w:tcMar>
+            <w:vAlign w:val="center"/>
+          </w:tcPr>
+          <w:p>
+            <w:pPr>
+              <w:spacing w:after="20" w:before="20" w:line="240"/>
+              <w:jc w:val="center"/>
+            </w:pPr>
+            <w:r>
+              <w:rPr>
+                <w:rFonts w:ascii="Calibri" w:cs="Calibri" w:eastAsia="Calibri" w:hAnsi="Calibri"/>
+                <w:b w:val="false"/>
+                <w:bCs w:val="false"/>
+                <w:i w:val="false"/>
+                <w:iCs w:val="false"/>
+                <w:sz w:val="18"/>
+                <w:szCs w:val="18"/>
+              </w:rPr>
+              <w:t xml:space="preserve">Avg Fwd Segment Size</w:t>
+            </w:r>
+          </w:p>
+        </w:tc>
+        <w:tc>
+          <w:tcPr>
+            <w:tcW w:type="dxa" w:w="1600"/>
+            <w:gridSpan w:val="1"/>
+            <w:tcBorders>
+              <w:top w:val="none" w:color="FFFFFF" w:sz="0"/>
+              <w:left w:val="none" w:color="FFFFFF" w:sz="0"/>
+              <w:bottom w:val="none" w:color="FFFFFF" w:sz="0"/>
+              <w:right w:val="none" w:color="FFFFFF" w:sz="0"/>
+            </w:tcBorders>
+            <w:tcMar>
+              <w:top w:type="dxa" w:w="40"/>
+              <w:left w:type="dxa" w:w="70"/>
+              <w:bottom w:type="dxa" w:w="40"/>
+              <w:right w:type="dxa" w:w="70"/>
+            </w:tcMar>
+            <w:vAlign w:val="center"/>
+          </w:tcPr>
+          <w:p>
+            <w:pPr>
+              <w:spacing w:after="20" w:before="20" w:line="240"/>
+              <w:jc w:val="center"/>
+            </w:pPr>
+            <w:r>
+              <w:rPr>
+                <w:rFonts w:ascii="Calibri" w:cs="Calibri" w:eastAsia="Calibri" w:hAnsi="Calibri"/>
+                <w:b w:val="false"/>
+                <w:bCs w:val="false"/>
+                <w:i w:val="false"/>
+                <w:iCs w:val="false"/>
+                <w:sz w:val="18"/>
+                <w:szCs w:val="18"/>
+              </w:rPr>
+              <w:t xml:space="preserve">0.00000</w:t>
+            </w:r>
+          </w:p>
+        </w:tc>
+      </w:tr>
+      <w:tr>
+        <w:tc>
+          <w:tcPr>
+            <w:tcW w:type="dxa" w:w="3100"/>
+            <w:gridSpan w:val="1"/>
+            <w:tcBorders>
+              <w:top w:val="none" w:color="FFFFFF" w:sz="0"/>
+              <w:left w:val="none" w:color="FFFFFF" w:sz="0"/>
+              <w:bottom w:val="none" w:color="FFFFFF" w:sz="0"/>
+              <w:right w:val="none" w:color="FFFFFF" w:sz="0"/>
+            </w:tcBorders>
+            <w:tcMar>
+              <w:top w:type="dxa" w:w="40"/>
+              <w:left w:type="dxa" w:w="70"/>
+              <w:bottom w:type="dxa" w:w="40"/>
+              <w:right w:type="dxa" w:w="70"/>
+            </w:tcMar>
+            <w:vAlign w:val="center"/>
+          </w:tcPr>
+          <w:p>
+            <w:pPr>
+              <w:spacing w:after="20" w:before="20" w:line="240"/>
+              <w:jc w:val="left"/>
+            </w:pPr>
+            <w:r>
+              <w:rPr>
+                <w:rFonts w:ascii="Calibri" w:cs="Calibri" w:eastAsia="Calibri" w:hAnsi="Calibri"/>
+                <w:b w:val="false"/>
+                <w:bCs w:val="false"/>
+                <w:i w:val="false"/>
+                <w:iCs w:val="false"/>
+                <w:sz w:val="18"/>
+                <w:szCs w:val="18"/>
+              </w:rPr>
+              <w:t xml:space="preserve">Bwd Packet Length Mean</w:t>
+            </w:r>
+          </w:p>
+        </w:tc>
+        <w:tc>
+          <w:tcPr>
+            <w:tcW w:type="dxa" w:w="1600"/>
+            <w:gridSpan w:val="1"/>
+            <w:tcBorders>
+              <w:top w:val="none" w:color="FFFFFF" w:sz="0"/>
+              <w:left w:val="none" w:color="FFFFFF" w:sz="0"/>
+              <w:bottom w:val="none" w:color="FFFFFF" w:sz="0"/>
+              <w:right w:val="none" w:color="FFFFFF" w:sz="0"/>
+            </w:tcBorders>
+            <w:tcMar>
+              <w:top w:type="dxa" w:w="40"/>
+              <w:left w:type="dxa" w:w="70"/>
+              <w:bottom w:type="dxa" w:w="40"/>
+              <w:right w:type="dxa" w:w="70"/>
+            </w:tcMar>
+            <w:vAlign w:val="center"/>
+          </w:tcPr>
+          <w:p>
+            <w:pPr>
+              <w:spacing w:after="20" w:before="20" w:line="240"/>
+              <w:jc w:val="center"/>
+            </w:pPr>
+            <w:r>
+              <w:rPr>
+                <w:rFonts w:ascii="Calibri" w:cs="Calibri" w:eastAsia="Calibri" w:hAnsi="Calibri"/>
+                <w:b w:val="false"/>
+                <w:bCs w:val="false"/>
+                <w:i w:val="false"/>
+                <w:iCs w:val="false"/>
+                <w:sz w:val="18"/>
+                <w:szCs w:val="18"/>
+              </w:rPr>
+              <w:t xml:space="preserve">0.00000</w:t>
+            </w:r>
+          </w:p>
+        </w:tc>
+        <w:tc>
+          <w:tcPr>
+            <w:tcW w:type="dxa" w:w="3338"/>
+            <w:gridSpan w:val="1"/>
+            <w:tcBorders>
+              <w:top w:val="none" w:color="FFFFFF" w:sz="0"/>
+              <w:left w:val="none" w:color="FFFFFF" w:sz="0"/>
+              <w:bottom w:val="none" w:color="FFFFFF" w:sz="0"/>
+              <w:right w:val="none" w:color="FFFFFF" w:sz="0"/>
+            </w:tcBorders>
+            <w:tcMar>
+              <w:top w:type="dxa" w:w="40"/>
+              <w:left w:type="dxa" w:w="70"/>
+              <w:bottom w:type="dxa" w:w="40"/>
+              <w:right w:type="dxa" w:w="70"/>
+            </w:tcMar>
+            <w:vAlign w:val="center"/>
+          </w:tcPr>
+          <w:p>
+            <w:pPr>
+              <w:spacing w:after="20" w:before="20" w:line="240"/>
+              <w:jc w:val="center"/>
+            </w:pPr>
+            <w:r>
+              <w:rPr>
+                <w:rFonts w:ascii="Calibri" w:cs="Calibri" w:eastAsia="Calibri" w:hAnsi="Calibri"/>
+                <w:b w:val="false"/>
+                <w:bCs w:val="false"/>
+                <w:i w:val="false"/>
+                <w:iCs w:val="false"/>
+                <w:sz w:val="18"/>
+                <w:szCs w:val="18"/>
+              </w:rPr>
+              <w:t xml:space="preserve">Avg Bwd Segment Size</w:t>
+            </w:r>
+          </w:p>
+        </w:tc>
+        <w:tc>
+          <w:tcPr>
+            <w:tcW w:type="dxa" w:w="1600"/>
+            <w:gridSpan w:val="1"/>
+            <w:tcBorders>
+              <w:top w:val="none" w:color="FFFFFF" w:sz="0"/>
+              <w:left w:val="none" w:color="FFFFFF" w:sz="0"/>
+              <w:bottom w:val="none" w:color="FFFFFF" w:sz="0"/>
+              <w:right w:val="none" w:color="FFFFFF" w:sz="0"/>
+            </w:tcBorders>
+            <w:tcMar>
+              <w:top w:type="dxa" w:w="40"/>
+              <w:left w:type="dxa" w:w="70"/>
+              <w:bottom w:type="dxa" w:w="40"/>
+              <w:right w:type="dxa" w:w="70"/>
+            </w:tcMar>
+            <w:vAlign w:val="center"/>
+          </w:tcPr>
+          <w:p>
+            <w:pPr>
+              <w:spacing w:after="20" w:before="20" w:line="240"/>
+              <w:jc w:val="center"/>
+            </w:pPr>
+            <w:r>
+              <w:rPr>
+                <w:rFonts w:ascii="Calibri" w:cs="Calibri" w:eastAsia="Calibri" w:hAnsi="Calibri"/>
+                <w:b w:val="false"/>
+                <w:bCs w:val="false"/>
+                <w:i w:val="false"/>
+                <w:iCs w:val="false"/>
+                <w:sz w:val="18"/>
+                <w:szCs w:val="18"/>
+              </w:rPr>
+              <w:t xml:space="preserve">0.00000</w:t>
+            </w:r>
+          </w:p>
+        </w:tc>
+      </w:tr>
+      <w:tr>
+        <w:tc>
+          <w:tcPr>
+            <w:tcW w:type="dxa" w:w="3100"/>
+            <w:gridSpan w:val="1"/>
+            <w:tcBorders>
+              <w:top w:val="none" w:color="FFFFFF" w:sz="0"/>
+              <w:left w:val="none" w:color="FFFFFF" w:sz="0"/>
+              <w:bottom w:val="none" w:color="FFFFFF" w:sz="0"/>
+              <w:right w:val="none" w:color="FFFFFF" w:sz="0"/>
+            </w:tcBorders>
+            <w:tcMar>
+              <w:top w:type="dxa" w:w="40"/>
+              <w:left w:type="dxa" w:w="70"/>
+              <w:bottom w:type="dxa" w:w="40"/>
+              <w:right w:type="dxa" w:w="70"/>
+            </w:tcMar>
+            <w:vAlign w:val="center"/>
+          </w:tcPr>
+          <w:p>
+            <w:pPr>
+              <w:spacing w:after="20" w:before="20" w:line="240"/>
+              <w:jc w:val="left"/>
+            </w:pPr>
+            <w:r>
+              <w:rPr>
+                <w:rFonts w:ascii="Calibri" w:cs="Calibri" w:eastAsia="Calibri" w:hAnsi="Calibri"/>
+                <w:b w:val="false"/>
+                <w:bCs w:val="false"/>
+                <w:i w:val="false"/>
+                <w:iCs w:val="false"/>
+                <w:sz w:val="18"/>
+                <w:szCs w:val="18"/>
+              </w:rPr>
+              <w:t xml:space="preserve">Fwd PSH Flags</w:t>
+            </w:r>
+          </w:p>
+        </w:tc>
+        <w:tc>
+          <w:tcPr>
+            <w:tcW w:type="dxa" w:w="1600"/>
+            <w:gridSpan w:val="1"/>
+            <w:tcBorders>
+              <w:top w:val="none" w:color="FFFFFF" w:sz="0"/>
+              <w:left w:val="none" w:color="FFFFFF" w:sz="0"/>
+              <w:bottom w:val="none" w:color="FFFFFF" w:sz="0"/>
+              <w:right w:val="none" w:color="FFFFFF" w:sz="0"/>
+            </w:tcBorders>
+            <w:tcMar>
+              <w:top w:type="dxa" w:w="40"/>
+              <w:left w:type="dxa" w:w="70"/>
+              <w:bottom w:type="dxa" w:w="40"/>
+              <w:right w:type="dxa" w:w="70"/>
+            </w:tcMar>
+            <w:vAlign w:val="center"/>
+          </w:tcPr>
+          <w:p>
+            <w:pPr>
+              <w:spacing w:after="20" w:before="20" w:line="240"/>
+              <w:jc w:val="center"/>
+            </w:pPr>
+            <w:r>
+              <w:rPr>
+                <w:rFonts w:ascii="Calibri" w:cs="Calibri" w:eastAsia="Calibri" w:hAnsi="Calibri"/>
+                <w:b w:val="false"/>
+                <w:bCs w:val="false"/>
+                <w:i w:val="false"/>
+                <w:iCs w:val="false"/>
+                <w:sz w:val="18"/>
+                <w:szCs w:val="18"/>
+              </w:rPr>
+              <w:t xml:space="preserve">0.00000</w:t>
+            </w:r>
+          </w:p>
+        </w:tc>
+        <w:tc>
+          <w:tcPr>
+            <w:tcW w:type="dxa" w:w="3338"/>
+            <w:gridSpan w:val="1"/>
+            <w:tcBorders>
+              <w:top w:val="none" w:color="FFFFFF" w:sz="0"/>
+              <w:left w:val="none" w:color="FFFFFF" w:sz="0"/>
+              <w:bottom w:val="none" w:color="FFFFFF" w:sz="0"/>
+              <w:right w:val="none" w:color="FFFFFF" w:sz="0"/>
+            </w:tcBorders>
+            <w:tcMar>
+              <w:top w:type="dxa" w:w="40"/>
+              <w:left w:type="dxa" w:w="70"/>
+              <w:bottom w:type="dxa" w:w="40"/>
+              <w:right w:type="dxa" w:w="70"/>
+            </w:tcMar>
+            <w:vAlign w:val="center"/>
+          </w:tcPr>
+          <w:p>
+            <w:pPr>
+              <w:spacing w:after="20" w:before="20" w:line="240"/>
+              <w:jc w:val="center"/>
+            </w:pPr>
+            <w:r>
+              <w:rPr>
+                <w:rFonts w:ascii="Calibri" w:cs="Calibri" w:eastAsia="Calibri" w:hAnsi="Calibri"/>
+                <w:b w:val="false"/>
+                <w:bCs w:val="false"/>
+                <w:i w:val="false"/>
+                <w:iCs w:val="false"/>
+                <w:sz w:val="18"/>
+                <w:szCs w:val="18"/>
+              </w:rPr>
+              <w:t xml:space="preserve">SYN Flag Count</w:t>
+            </w:r>
+          </w:p>
+        </w:tc>
+        <w:tc>
+          <w:tcPr>
+            <w:tcW w:type="dxa" w:w="1600"/>
+            <w:gridSpan w:val="1"/>
+            <w:tcBorders>
+              <w:top w:val="none" w:color="FFFFFF" w:sz="0"/>
+              <w:left w:val="none" w:color="FFFFFF" w:sz="0"/>
+              <w:bottom w:val="none" w:color="FFFFFF" w:sz="0"/>
+              <w:right w:val="none" w:color="FFFFFF" w:sz="0"/>
+            </w:tcBorders>
+            <w:tcMar>
+              <w:top w:type="dxa" w:w="40"/>
+              <w:left w:type="dxa" w:w="70"/>
+              <w:bottom w:type="dxa" w:w="40"/>
+              <w:right w:type="dxa" w:w="70"/>
+            </w:tcMar>
+            <w:vAlign w:val="center"/>
+          </w:tcPr>
+          <w:p>
+            <w:pPr>
+              <w:spacing w:after="20" w:before="20" w:line="240"/>
+              <w:jc w:val="center"/>
+            </w:pPr>
+            <w:r>
+              <w:rPr>
+                <w:rFonts w:ascii="Calibri" w:cs="Calibri" w:eastAsia="Calibri" w:hAnsi="Calibri"/>
+                <w:b w:val="false"/>
+                <w:bCs w:val="false"/>
+                <w:i w:val="false"/>
+                <w:iCs w:val="false"/>
+                <w:sz w:val="18"/>
+                <w:szCs w:val="18"/>
+              </w:rPr>
+              <w:t xml:space="preserve">0.00000</w:t>
+            </w:r>
+          </w:p>
+        </w:tc>
+      </w:tr>
+      <w:tr>
+        <w:tc>
+          <w:tcPr>
+            <w:tcW w:type="dxa" w:w="3100"/>
+            <w:gridSpan w:val="1"/>
+            <w:tcBorders>
+              <w:top w:val="none" w:color="FFFFFF" w:sz="0"/>
+              <w:left w:val="none" w:color="FFFFFF" w:sz="0"/>
+              <w:bottom w:val="none" w:color="FFFFFF" w:sz="0"/>
+              <w:right w:val="none" w:color="FFFFFF" w:sz="0"/>
+            </w:tcBorders>
+            <w:tcMar>
+              <w:top w:type="dxa" w:w="40"/>
+              <w:left w:type="dxa" w:w="70"/>
+              <w:bottom w:type="dxa" w:w="40"/>
+              <w:right w:type="dxa" w:w="70"/>
+            </w:tcMar>
+            <w:vAlign w:val="center"/>
+          </w:tcPr>
+          <w:p>
+            <w:pPr>
+              <w:spacing w:after="20" w:before="20" w:line="240"/>
+              <w:jc w:val="left"/>
+            </w:pPr>
+            <w:r>
+              <w:rPr>
+                <w:rFonts w:ascii="Calibri" w:cs="Calibri" w:eastAsia="Calibri" w:hAnsi="Calibri"/>
+                <w:b w:val="false"/>
+                <w:bCs w:val="false"/>
+                <w:i w:val="false"/>
+                <w:iCs w:val="false"/>
+                <w:sz w:val="18"/>
+                <w:szCs w:val="18"/>
+              </w:rPr>
+              <w:t xml:space="preserve">Fwd URG Flags</w:t>
+            </w:r>
+          </w:p>
+        </w:tc>
+        <w:tc>
+          <w:tcPr>
+            <w:tcW w:type="dxa" w:w="1600"/>
+            <w:gridSpan w:val="1"/>
+            <w:tcBorders>
+              <w:top w:val="none" w:color="FFFFFF" w:sz="0"/>
+              <w:left w:val="none" w:color="FFFFFF" w:sz="0"/>
+              <w:bottom w:val="none" w:color="FFFFFF" w:sz="0"/>
+              <w:right w:val="none" w:color="FFFFFF" w:sz="0"/>
+            </w:tcBorders>
+            <w:tcMar>
+              <w:top w:type="dxa" w:w="40"/>
+              <w:left w:type="dxa" w:w="70"/>
+              <w:bottom w:type="dxa" w:w="40"/>
+              <w:right w:type="dxa" w:w="70"/>
+            </w:tcMar>
+            <w:vAlign w:val="center"/>
+          </w:tcPr>
+          <w:p>
+            <w:pPr>
+              <w:spacing w:after="20" w:before="20" w:line="240"/>
+              <w:jc w:val="center"/>
+            </w:pPr>
+            <w:r>
+              <w:rPr>
+                <w:rFonts w:ascii="Calibri" w:cs="Calibri" w:eastAsia="Calibri" w:hAnsi="Calibri"/>
+                <w:b w:val="false"/>
+                <w:bCs w:val="false"/>
+                <w:i w:val="false"/>
+                <w:iCs w:val="false"/>
+                <w:sz w:val="18"/>
+                <w:szCs w:val="18"/>
+              </w:rPr>
+              <w:t xml:space="preserve">0.00000</w:t>
+            </w:r>
+          </w:p>
+        </w:tc>
+        <w:tc>
+          <w:tcPr>
+            <w:tcW w:type="dxa" w:w="3338"/>
+            <w:gridSpan w:val="1"/>
+            <w:tcBorders>
+              <w:top w:val="none" w:color="FFFFFF" w:sz="0"/>
+              <w:left w:val="none" w:color="FFFFFF" w:sz="0"/>
+              <w:bottom w:val="none" w:color="FFFFFF" w:sz="0"/>
+              <w:right w:val="none" w:color="FFFFFF" w:sz="0"/>
+            </w:tcBorders>
+            <w:tcMar>
+              <w:top w:type="dxa" w:w="40"/>
+              <w:left w:type="dxa" w:w="70"/>
+              <w:bottom w:type="dxa" w:w="40"/>
+              <w:right w:type="dxa" w:w="70"/>
+            </w:tcMar>
+            <w:vAlign w:val="center"/>
+          </w:tcPr>
+          <w:p>
+            <w:pPr>
+              <w:spacing w:after="20" w:before="20" w:line="240"/>
+              <w:jc w:val="center"/>
+            </w:pPr>
+            <w:r>
+              <w:rPr>
+                <w:rFonts w:ascii="Calibri" w:cs="Calibri" w:eastAsia="Calibri" w:hAnsi="Calibri"/>
+                <w:b w:val="false"/>
+                <w:bCs w:val="false"/>
+                <w:i w:val="false"/>
+                <w:iCs w:val="false"/>
+                <w:sz w:val="18"/>
+                <w:szCs w:val="18"/>
+              </w:rPr>
+              <w:t xml:space="preserve">CWE Flag Count</w:t>
+            </w:r>
+          </w:p>
+        </w:tc>
+        <w:tc>
+          <w:tcPr>
+            <w:tcW w:type="dxa" w:w="1600"/>
+            <w:gridSpan w:val="1"/>
+            <w:tcBorders>
+              <w:top w:val="none" w:color="FFFFFF" w:sz="0"/>
+              <w:left w:val="none" w:color="FFFFFF" w:sz="0"/>
+              <w:bottom w:val="none" w:color="FFFFFF" w:sz="0"/>
+              <w:right w:val="none" w:color="FFFFFF" w:sz="0"/>
+            </w:tcBorders>
+            <w:tcMar>
+              <w:top w:type="dxa" w:w="40"/>
+              <w:left w:type="dxa" w:w="70"/>
+              <w:bottom w:type="dxa" w:w="40"/>
+              <w:right w:type="dxa" w:w="70"/>
+            </w:tcMar>
+            <w:vAlign w:val="center"/>
+          </w:tcPr>
+          <w:p>
+            <w:pPr>
+              <w:spacing w:after="20" w:before="20" w:line="240"/>
+              <w:jc w:val="center"/>
+            </w:pPr>
+            <w:r>
+              <w:rPr>
+                <w:rFonts w:ascii="Calibri" w:cs="Calibri" w:eastAsia="Calibri" w:hAnsi="Calibri"/>
+                <w:b w:val="false"/>
+                <w:bCs w:val="false"/>
+                <w:i w:val="false"/>
+                <w:iCs w:val="false"/>
+                <w:sz w:val="18"/>
+                <w:szCs w:val="18"/>
+              </w:rPr>
+              <w:t xml:space="preserve">0.00000</w:t>
+            </w:r>
+          </w:p>
+        </w:tc>
+      </w:tr>
+      <w:tr>
+        <w:tc>
+          <w:tcPr>
+            <w:tcW w:type="dxa" w:w="3100"/>
+            <w:gridSpan w:val="1"/>
+            <w:tcBorders>
+              <w:top w:val="none" w:color="FFFFFF" w:sz="0"/>
+              <w:left w:val="none" w:color="FFFFFF" w:sz="0"/>
+              <w:bottom w:val="single" w:color="000000" w:sz="12"/>
+              <w:right w:val="none" w:color="FFFFFF" w:sz="0"/>
+            </w:tcBorders>
+            <w:tcMar>
+              <w:top w:type="dxa" w:w="40"/>
+              <w:left w:type="dxa" w:w="70"/>
+              <w:bottom w:type="dxa" w:w="40"/>
+              <w:right w:type="dxa" w:w="70"/>
+            </w:tcMar>
+            <w:vAlign w:val="center"/>
+          </w:tcPr>
+          <w:p>
+            <w:pPr>
+              <w:spacing w:after="20" w:before="20" w:line="240"/>
+              <w:jc w:val="left"/>
+            </w:pPr>
+            <w:r>
+              <w:rPr>
+                <w:rFonts w:ascii="Calibri" w:cs="Calibri" w:eastAsia="Calibri" w:hAnsi="Calibri"/>
+                <w:b w:val="false"/>
+                <w:bCs w:val="false"/>
+                <w:i w:val="false"/>
+                <w:iCs w:val="false"/>
+                <w:sz w:val="18"/>
+                <w:szCs w:val="18"/>
+              </w:rPr>
+              <w:t xml:space="preserve">Fwd Header Length</w:t>
+            </w:r>
+          </w:p>
+        </w:tc>
+        <w:tc>
+          <w:tcPr>
+            <w:tcW w:type="dxa" w:w="1600"/>
+            <w:gridSpan w:val="1"/>
+            <w:tcBorders>
+              <w:top w:val="none" w:color="FFFFFF" w:sz="0"/>
+              <w:left w:val="none" w:color="FFFFFF" w:sz="0"/>
+              <w:bottom w:val="single" w:color="000000" w:sz="12"/>
+              <w:right w:val="none" w:color="FFFFFF" w:sz="0"/>
+            </w:tcBorders>
+            <w:tcMar>
+              <w:top w:type="dxa" w:w="40"/>
+              <w:left w:type="dxa" w:w="70"/>
+              <w:bottom w:type="dxa" w:w="40"/>
+              <w:right w:type="dxa" w:w="70"/>
+            </w:tcMar>
+            <w:vAlign w:val="center"/>
+          </w:tcPr>
+          <w:p>
+            <w:pPr>
+              <w:spacing w:after="20" w:before="20" w:line="240"/>
+              <w:jc w:val="center"/>
+            </w:pPr>
+            <w:r>
+              <w:rPr>
+                <w:rFonts w:ascii="Calibri" w:cs="Calibri" w:eastAsia="Calibri" w:hAnsi="Calibri"/>
+                <w:b w:val="false"/>
+                <w:bCs w:val="false"/>
+                <w:i w:val="false"/>
+                <w:iCs w:val="false"/>
+                <w:sz w:val="18"/>
+                <w:szCs w:val="18"/>
+              </w:rPr>
+              <w:t xml:space="preserve">+0.00421</w:t>
+            </w:r>
+          </w:p>
+        </w:tc>
+        <w:tc>
+          <w:tcPr>
+            <w:tcW w:type="dxa" w:w="3338"/>
+            <w:gridSpan w:val="1"/>
+            <w:tcBorders>
+              <w:top w:val="none" w:color="FFFFFF" w:sz="0"/>
+              <w:left w:val="none" w:color="FFFFFF" w:sz="0"/>
+              <w:bottom w:val="single" w:color="000000" w:sz="12"/>
+              <w:right w:val="none" w:color="FFFFFF" w:sz="0"/>
+            </w:tcBorders>
+            <w:tcMar>
+              <w:top w:type="dxa" w:w="40"/>
+              <w:left w:type="dxa" w:w="70"/>
+              <w:bottom w:type="dxa" w:w="40"/>
+              <w:right w:type="dxa" w:w="70"/>
+            </w:tcMar>
+            <w:vAlign w:val="center"/>
+          </w:tcPr>
+          <w:p>
+            <w:pPr>
+              <w:spacing w:after="20" w:before="20" w:line="240"/>
+              <w:jc w:val="center"/>
+            </w:pPr>
+            <w:r>
+              <w:rPr>
+                <w:rFonts w:ascii="Calibri" w:cs="Calibri" w:eastAsia="Calibri" w:hAnsi="Calibri"/>
+                <w:b w:val="false"/>
+                <w:bCs w:val="false"/>
+                <w:i w:val="false"/>
+                <w:iCs w:val="false"/>
+                <w:sz w:val="18"/>
+                <w:szCs w:val="18"/>
+              </w:rPr>
+              <w:t xml:space="preserve">Fwd Header Length.1</w:t>
+            </w:r>
+          </w:p>
+        </w:tc>
+        <w:tc>
+          <w:tcPr>
+            <w:tcW w:type="dxa" w:w="1600"/>
+            <w:gridSpan w:val="1"/>
+            <w:tcBorders>
+              <w:top w:val="none" w:color="FFFFFF" w:sz="0"/>
+              <w:left w:val="none" w:color="FFFFFF" w:sz="0"/>
+              <w:bottom w:val="single" w:color="000000" w:sz="12"/>
+              <w:right w:val="none" w:color="FFFFFF" w:sz="0"/>
+            </w:tcBorders>
+            <w:tcMar>
+              <w:top w:type="dxa" w:w="40"/>
+              <w:left w:type="dxa" w:w="70"/>
+              <w:bottom w:type="dxa" w:w="40"/>
+              <w:right w:type="dxa" w:w="70"/>
+            </w:tcMar>
+            <w:vAlign w:val="center"/>
+          </w:tcPr>
+          <w:p>
+            <w:pPr>
+              <w:spacing w:after="20" w:before="20" w:line="240"/>
+              <w:jc w:val="center"/>
+            </w:pPr>
+            <w:r>
+              <w:rPr>
+                <w:rFonts w:ascii="Calibri" w:cs="Calibri" w:eastAsia="Calibri" w:hAnsi="Calibri"/>
+                <w:b w:val="false"/>
+                <w:bCs w:val="false"/>
+                <w:i w:val="false"/>
+                <w:iCs w:val="false"/>
+                <w:sz w:val="18"/>
+                <w:szCs w:val="18"/>
+              </w:rPr>
+              <w:t xml:space="preserve">0.00000</w:t>
+            </w:r>
+          </w:p>
+        </w:tc>
+      </w:tr>
+    </w:tbl>
+    <w:p>
+      <w:pPr>
+        <w:spacing w:after="240"/>
+      </w:pPr>
+      <w:r>
+        <w:rPr>
+          <w:sz w:val="4"/>
+          <w:szCs w:val="4"/>
+        </w:rPr>
+        <w:t xml:space="preserve"/>
+      </w:r>
+    </w:p>
+    <w:p>
+      <w:pPr>
+        <w:pStyle w:val="Heading1"/>
+        <w:keepNext/>
+        <w:spacing w:after="120" w:before="320"/>
+      </w:pPr>
+      <w:r>
+        <w:rPr>
+          <w:rFonts w:ascii="Calibri" w:cs="Calibri" w:eastAsia="Calibri" w:hAnsi="Calibri"/>
+          <w:b/>
+          <w:bCs/>
+          <w:color w:val="1F3864"/>
+          <w:sz w:val="28"/>
+          <w:szCs w:val="28"/>
+        </w:rPr>
+        <w:t xml:space="preserve">8. Discussion</w:t>
+      </w:r>
+    </w:p>
+    <w:p>
+      <w:pPr>
+        <w:spacing w:after="120" w:line="276"/>
+        <w:jc w:val="both"/>
+      </w:pPr>
+      <w:r>
+        <w:rPr>
+          <w:rFonts w:ascii="Times New Roman" w:cs="Times New Roman" w:eastAsia="Times New Roman" w:hAnsi="Times New Roman"/>
+          <w:b/>
+          <w:bCs/>
+          <w:sz w:val="22"/>
+          <w:szCs w:val="22"/>
+        </w:rPr>
+        <w:t xml:space="preserve">What a benchmark on a saturated corpus can and cannot say. </w:t>
+      </w:r>
+      <w:r>
+        <w:rPr>
+          <w:rFonts w:ascii="Times New Roman" w:cs="Times New Roman" w:eastAsia="Times New Roman" w:hAnsi="Times New Roman"/>
+          <w:b w:val="false"/>
+          <w:bCs w:val="false"/>
+          <w:i w:val="false"/>
+          <w:iCs w:val="false"/>
+          <w:sz w:val="22"/>
+          <w:szCs w:val="22"/>
+        </w:rPr>
+        <w:t xml:space="preserve">Eleven supervised detectors, five seeds and paired significance tests converge on the conclusion that the nine-class GeNIS task is solved under a random split, and that the resulting leaderboard is not interpretable. This is not a defect of the corpus, which was built to be a reliable and modern reference; it is a property of testbed traffic in which attacks are executed one family at a time against a small enterprise topology. The productive response is to change what the benchmark measures (protocol robustness, calibration, cost, interval sensitivity) rather than to keep reporting fourth decimals.</w:t>
+      </w:r>
+    </w:p>
+    <w:p>
+      <w:pPr>
+        <w:spacing w:after="120" w:line="276"/>
+        <w:jc w:val="both"/>
+      </w:pPr>
+      <w:r>
+        <w:rPr>
+          <w:rFonts w:ascii="Times New Roman" w:cs="Times New Roman" w:eastAsia="Times New Roman" w:hAnsi="Times New Roman"/>
+          <w:b/>
+          <w:bCs/>
+          <w:sz w:val="22"/>
+          <w:szCs w:val="22"/>
+        </w:rPr>
+        <w:t xml:space="preserve">Shortcut auditing should not be delegated to attribution alone. </w:t>
+      </w:r>
+      <w:r>
+        <w:rPr>
+          <w:rFonts w:ascii="Times New Roman" w:cs="Times New Roman" w:eastAsia="Times New Roman" w:hAnsi="Times New Roman"/>
+          <w:b w:val="false"/>
+          <w:bCs w:val="false"/>
+          <w:i w:val="false"/>
+          <w:iCs w:val="false"/>
+          <w:sz w:val="22"/>
+          <w:szCs w:val="22"/>
+        </w:rPr>
+        <w:t xml:space="preserve">Our strongest transferable result is negative and methodological: on GeNIS, the eight behavioural shortcuts we identify are exactly the features that attribution methods score at zero. On this corpus, pipelines that selected candidate shortcuts using importance ranking, SHAP, or recursive elimination retained redundant shortcuts, whereas an isolated, two-protocol evaluation of each feature exposed them. The mechanism behind that failure, a measure of single-feature perturbation cannot see information that is duplicated, is not specific to GeNIS and is documented for dependent predictors [26, 27]; what we cannot establish from one corpus is how often exporters emit several statistics of the same underlying quantity. Section 7 adds one further data point: seven pairs of numerically identical columns among the 69 behavioural candidates of CICIDS2017, produced by a different exporter, ten of whose fourteen columns again score exactly zero importance.</w:t>
+      </w:r>
+    </w:p>
+    <w:p>
+      <w:pPr>
+        <w:spacing w:after="120" w:line="276"/>
+        <w:jc w:val="both"/>
+      </w:pPr>
+      <w:r>
+        <w:rPr>
+          <w:rFonts w:ascii="Times New Roman" w:cs="Times New Roman" w:eastAsia="Times New Roman" w:hAnsi="Times New Roman"/>
+          <w:b/>
+          <w:bCs/>
+          <w:sz w:val="22"/>
+          <w:szCs w:val="22"/>
+        </w:rPr>
+        <w:t xml:space="preserve">Temporal evaluation was necessary but not sufficient on GeNIS. </w:t>
+      </w:r>
+      <w:r>
+        <w:rPr>
+          <w:rFonts w:ascii="Times New Roman" w:cs="Times New Roman" w:eastAsia="Times New Roman" w:hAnsi="Times New Roman"/>
+          <w:b w:val="false"/>
+          <w:bCs w:val="false"/>
+          <w:i w:val="false"/>
+          <w:iCs w:val="false"/>
+          <w:sz w:val="22"/>
+          <w:szCs w:val="22"/>
+        </w:rPr>
+        <w:t xml:space="preserve">The finding that the timestamp probe survived a per-class temporal split at 0.9862 has methodological implications for corpora with similar capture protocols. Chronological evaluation defends against learning future information; on GeNIS, it did not defend against learning which window belonged to which class when the windows are disjoint by construction. GeNIS, a corpus generated by sequential attack scenarios on a CyberRange, required feature exclusion in addition to temporal splitting, and the two remedies were not interchangeable on this benchmark. Section 7 puts that finding to a second corpus, and it does not survive: on CICIDS2017 the same probe falls to 0.1028 under the per-class temporal protocol, below the majority-class rate, because benign traffic runs on every capture day. Whether temporal splitting suffices is therefore a property of the capture schedule, measurable by the timestamp probe under both protocols, and neither answer generalises from one corpus to the next.</w:t>
       </w:r>
     </w:p>
     <w:p>
@@ -24365,7 +31680,7 @@
         <w:t xml:space="preserve">Which detectors are actually viable, and on which axis.</w:t>
       </w:r>
       <w:r>
-        <w:t xml:space="preserve"> The four preceding subsections each rank the detectors differently, so a synthesis is needed. We deliberately exclude training time from the criteria: it was measured in a hosted runtime whose accelerator allocation varied between sessions, so it reflects hardware availability as much as model cost (Section 8). The four axes below are all measured on a stable basis, Table 9 collects them and Figure 13 shows where each detector actually loses.</w:t>
+        <w:t xml:space="preserve"> The four preceding subsections each rank the detectors differently, so a synthesis is needed. We deliberately exclude training time from the criteria: it was measured in a hosted runtime whose accelerator allocation varied between sessions, so it reflects hardware availability as much as model cost (Section 9). The four axes below are all measured on a stable basis, Table 13 collects them and Figure 14 shows where each detector actually loses.</w:t>
       </w:r>
     </w:p>
     <w:p>
@@ -24429,7 +31744,7 @@
         <w:t xml:space="preserve">Sharp posteriors are a liability wherever confidence is consumed.</w:t>
       </w:r>
       <w:r>
-        <w:t xml:space="preserve"> Expected calibration error is at most 0.0009 for every model except naive Bayes, so calibration in the usual sense is not the discriminating criterion. The fitted temperatures are: 0.05 to 0.09 for the three tree ensembles, against 0.69 to 1.13 for the neural models and logistic regression. A temperature far below one is the signature of near-deterministic posteriors, which is harmless when the argmax is all that is consumed, and a real limitation when the downstream system pools probabilities, prioritises alerts by confidence, or defers on a rejection threshold. This is the axis on which the tree ensembles pay for their cost advantage.</w:t>
+        <w:t xml:space="preserve"> Under the stratified protocol, expected calibration error is at most 0.0009 for every model except naive Bayes, so calibration in the usual sense is not the discriminating criterion there. Under the temporal protocol it becomes one: ten of the eleven detectors degrade, and the three best calibrated under a random split, the two boosted ensembles and the FT-Transformer, degrade by factors of 241 to 457 (Section 6.5). A detector selected on its stratified calibration is therefore selected on a quantity that does not survive the protocol this paper argues for. The fitted temperatures are: 0.05 to 0.09 for the three tree ensembles, against 0.69 to 1.13 for the neural models and logistic regression. A temperature far below one is the signature of near-deterministic posteriors, which is harmless when the argmax is all that is consumed, and a real limitation when the downstream system pools probabilities, prioritises alerts by confidence, or defers on a rejection threshold. This is the axis on which the tree ensembles pay for their cost advantage.</w:t>
       </w:r>
     </w:p>
     <w:p>
@@ -24461,7 +31776,7 @@
           <w:sz w:val="18"/>
           <w:szCs w:val="18"/>
         </w:rPr>
-        <w:t xml:space="preserve">Table 9. </w:t>
+        <w:t xml:space="preserve">Table 13. </w:t>
       </w:r>
       <w:r>
         <w:rPr>
@@ -24469,7 +31784,7 @@
           <w:sz w:val="18"/>
           <w:szCs w:val="18"/>
         </w:rPr>
-        <w:t xml:space="preserve">Viability of each detector on four axes, ordered by macro-F1 under the temporal protocol. Training time is deliberately absent: it was measured in a hosted runtime whose accelerator allocation varied between sessions (Section 8). Interval robustness was measured for the three detectors carried through the multi-interval study; a fitted temperature far below one indicates near-deterministic posteriors rather than miscalibration.</w:t>
+        <w:t xml:space="preserve">Viability of each detector on four axes, ordered by macro-F1 under the temporal protocol. Training time is deliberately absent: it was measured in a hosted runtime whose accelerator allocation varied between sessions (Section 9). Interval robustness was measured for the three detectors carried through the multi-interval study; a fitted temperature far below one indicates near-deterministic posteriors rather than miscalibration.</w:t>
       </w:r>
     </w:p>
     <w:tbl>
@@ -26255,42 +33570,42 @@
       </w:pPr>
       <w:r>
         <w:drawing>
-          <wp:inline distT="0" distB="0" distL="0" distR="0">
-            <wp:extent cx="5267325" cy="3973111"/>
-            <wp:effectExtent t="0" r="0" b="0" l="0"/>
-            <wp:docPr id="99" name="" descr="" title=""/>
-            <wp:cNvGraphicFramePr>
-              <a:graphicFrameLocks xmlns:a="http://schemas.openxmlformats.org/drawingml/2006/main" noChangeAspect="1"/>
-            </wp:cNvGraphicFramePr>
-            <a:graphic xmlns:a="http://schemas.openxmlformats.org/drawingml/2006/main">
-              <a:graphicData uri="http://schemas.openxmlformats.org/drawingml/2006/picture">
-                <pic:pic xmlns:pic="http://schemas.openxmlformats.org/drawingml/2006/picture">
-                  <pic:nvPicPr>
-                    <pic:cNvPr id="0" name="" descr=""/>
-                    <pic:cNvPicPr>
-                      <a:picLocks noChangeAspect="1" noChangeArrowheads="1"/>
-                    </pic:cNvPicPr>
-                  </pic:nvPicPr>
-                  <pic:blipFill>
-                    <a:blip r:embed="rId22" cstate="none"/>
-                    <a:srcRect/>
-                    <a:stretch>
-                      <a:fillRect/>
-                    </a:stretch>
-                  </pic:blipFill>
-                  <pic:spPr bwMode="auto">
-                    <a:xfrm>
-                      <a:off x="0" y="0"/>
-                      <a:ext cx="5267325" cy="3973111"/>
-                    </a:xfrm>
-                    <a:prstGeom prst="rect">
-                      <a:avLst/>
-                    </a:prstGeom>
-                  </pic:spPr>
-                </pic:pic>
-              </a:graphicData>
-            </a:graphic>
-          </wp:inline>
+          <ns2:inline distT="0" distB="0" distL="0" distR="0">
+            <ns2:extent cx="5267325" cy="3973111"/>
+            <ns2:effectExtent t="0" r="0" b="0" l="0"/>
+            <ns2:docPr id="99" name="" descr="" title=""/>
+            <ns2:cNvGraphicFramePr>
+              <ns3:graphicFrameLocks noChangeAspect="1"/>
+            </ns2:cNvGraphicFramePr>
+            <ns3:graphic>
+              <ns3:graphicData uri="http://schemas.openxmlformats.org/drawingml/2006/picture">
+                <ns4:pic>
+                  <ns4:nvPicPr>
+                    <ns4:cNvPr id="0" name="" descr=""/>
+                    <ns4:cNvPicPr>
+                      <ns3:picLocks noChangeAspect="1" noChangeArrowheads="1"/>
+                    </ns4:cNvPicPr>
+                  </ns4:nvPicPr>
+                  <ns4:blipFill>
+                    <ns3:blip ns5:embed="rId22" cstate="none"/>
+                    <ns3:srcRect/>
+                    <ns3:stretch>
+                      <ns3:fillRect/>
+                    </ns3:stretch>
+                  </ns4:blipFill>
+                  <ns4:spPr bwMode="auto">
+                    <ns3:xfrm>
+                      <ns3:off x="0" y="0"/>
+                      <ns3:ext cx="5267325" cy="3973111"/>
+                    </ns3:xfrm>
+                    <ns3:prstGeom prst="rect">
+                      <ns3:avLst/>
+                    </ns3:prstGeom>
+                  </ns4:spPr>
+                </ns4:pic>
+              </ns3:graphicData>
+            </ns3:graphic>
+          </ns2:inline>
         </w:drawing>
       </w:r>
     </w:p>
@@ -26307,7 +33622,7 @@
           <w:sz w:val="18"/>
           <w:szCs w:val="18"/>
         </w:rPr>
-        <w:t xml:space="preserve">Figure 13. </w:t>
+        <w:t xml:space="preserve">Figure 14. </w:t>
       </w:r>
       <w:r>
         <w:rPr>
@@ -26331,7 +33646,7 @@
         <w:t xml:space="preserve">What each of these studies licenses a reader to believe. </w:t>
       </w:r>
       <w:r>
-        <w:t xml:space="preserve">One positioning question remains. Table 1 records which methodological ingredients each study uses. The more useful question for positioning is what each one establishes and at what price, since a benchmark run under a random split on a corpus with disjoint attack windows supports a much weaker claim than the same benchmark run under a protocol that has been audited. Table 10 sets the two side by side. It carries no column of reported accuracies: the studies evaluate different corpora, tasks and splits, and aligning their headline numbers would be the practice this paper argues against.</w:t>
+        <w:t xml:space="preserve">One positioning question remains. Table 1 records which methodological ingredients each study uses. The more useful question for positioning is what each one establishes and at what price, since a benchmark run under a random split on a corpus with disjoint attack windows supports a much weaker claim than the same benchmark run under a protocol that has been audited. Table 14 sets the two side by side. It carries no column of reported accuracies: the studies evaluate different corpora, tasks and splits, and aligning their headline numbers would be the practice this paper argues against.</w:t>
       </w:r>
     </w:p>
     <w:p>
@@ -26347,7 +33662,7 @@
           <w:sz w:val="18"/>
           <w:szCs w:val="18"/>
         </w:rPr>
-        <w:t xml:space="preserve">Table 10. </w:t>
+        <w:t xml:space="preserve">Table 14. </w:t>
       </w:r>
       <w:r>
         <w:rPr>
@@ -26355,7 +33670,7 @@
           <w:sz w:val="18"/>
           <w:szCs w:val="18"/>
         </w:rPr>
-        <w:t xml:space="preserve">What the closest related work establishes, under which protocol, and what it leaves open. Table 1 records which methodological ingredients each study uses; this table records what each one licenses a reader to believe. We deliberately do not align reported accuracies in a column: the studies above evaluate different corpora, tasks and splits, and placing their headline numbers side by side is the practice this paper argues against. The only quantitative comparison that would be controlled is with the corpus baseline, and Section 8 records why even that one is indicative rather than controlled.</w:t>
+        <w:t xml:space="preserve">What the closest related work establishes, under which protocol, and what it leaves open. Table 1 records which methodological ingredients each study uses; this table records what each one licenses a reader to believe. We deliberately do not align reported accuracies in a column: the studies above evaluate different corpora, tasks and splits, and placing their headline numbers side by side is the practice this paper argues against. The only quantitative comparison that would be controlled is with the corpus baseline, and Section 9 records why even that one is indicative rather than controlled.</w:t>
       </w:r>
     </w:p>
     <w:tbl>
@@ -27494,7 +34809,7 @@
                 <w:sz w:val="16"/>
                 <w:szCs w:val="16"/>
               </w:rPr>
-              <w:t xml:space="preserve">single corpus; the temporal partition is deterministic, so that column carries no variance estimate</w:t>
+              <w:t xml:space="preserve">the audit is validated on a second corpus (Section 7) but the benchmark is not; the temporal partition is deterministic, so that column carries no variance estimate</w:t>
             </w:r>
           </w:p>
         </w:tc>
@@ -27548,7 +34863,7 @@
           <w:sz w:val="28"/>
           <w:szCs w:val="28"/>
         </w:rPr>
-        <w:t xml:space="preserve">8. Threats to validity</w:t>
+        <w:t xml:space="preserve">9. Threats to validity</w:t>
       </w:r>
     </w:p>
     <w:p>
@@ -27576,7 +34891,7 @@
           <w:sz w:val="22"/>
           <w:szCs w:val="22"/>
         </w:rPr>
-        <w:t xml:space="preserve">The blacklist rests on a threshold, a predictivity filter, and, less visibly, on the decision to compare raw accuracies rather than above-chance accuracies. The last of these is the one that matters. Table 11 gives the full picture: with no correction the rule excludes eight behavioural features and the threshold sits in a 0.047-wide empty interval; with the uniform baseline 1/9 it excludes nine and the interval narrows to 0.034; with the majority-class rate p</w:t>
+        <w:t xml:space="preserve">The blacklist rests on a threshold, a predictivity filter, and, less visibly, on the decision to compare raw accuracies rather than above-chance accuracies. The last of these is the one that matters. Table 15 gives the full picture: with no correction the rule excludes eight behavioural features and the threshold sits in a 0.047-wide empty interval; with the uniform baseline 1/9 it excludes nine and the interval narrows to 0.034; with the majority-class rate p</w:t>
       </w:r>
       <w:r>
         <w:rPr>
@@ -27618,7 +34933,7 @@
           <w:sz w:val="18"/>
           <w:szCs w:val="18"/>
         </w:rPr>
-        <w:t xml:space="preserve">Table 11. </w:t>
+        <w:t xml:space="preserve">Table 15. </w:t>
       </w:r>
       <w:r>
         <w:rPr>
@@ -28345,7 +35660,7 @@
           <w:sz w:val="22"/>
           <w:szCs w:val="22"/>
         </w:rPr>
-        <w:t xml:space="preserve">The rule excludes a feature when its transferability falls below 0.50, and nothing in the data fixes that number. Table 12 reports what other choices would have produced. Two facts qualify the choice. It is stable locally: the blacklist is exactly the same for any threshold in the interval from 0.49 to 0.54, so the eight excluded columns are not a knife-edge artefact. But it is not the separation the data would have chosen: the widest gap in the transferability distribution of the thirty-eight eligible features lies between 0.67 and 0.79, and a threshold placed in that gap would exclude sixteen behavioural columns rather than eight. Our threshold sits in the second-widest region of the distribution rather than the widest. We keep 0.50 because it is the rule the published blacklist was produced under, and because doubling the exclusions on a criterion the corpus alone suggests would make the benchmark harder to compare with any other work; but a reader who prefers the data-driven boundary should read the 0.70 row of Table 12 as the alternative. What we do not report is the macro-F1 of every detector under each of these blacklists, which would require seven further campaigns; that is the experiment this analysis calls for and does not replace.</w:t>
+        <w:t xml:space="preserve">The rule excludes a feature when its transferability falls below 0.50, and nothing in the data fixes that number. Table 16 reports what other choices would have produced. Two facts qualify the choice. It is stable locally: the blacklist is exactly the same for any threshold in the interval from 0.49 to 0.54, so the eight excluded columns are not a knife-edge artefact. But it is not the separation the data would have chosen: the widest gap in the transferability distribution of the thirty-eight eligible features lies between 0.67 and 0.79, and a threshold placed in that gap would exclude sixteen behavioural columns rather than eight. Our threshold sits in the second-widest region of the distribution rather than the widest. We keep 0.50 because it is the rule the published blacklist was produced under, and because doubling the exclusions on a criterion the corpus alone suggests would make the benchmark harder to compare with any other work; but a reader who prefers the data-driven boundary should read the 0.70 row of Table 16 as the alternative. What we do not report is the macro-F1 of every detector under each of these blacklists, which would require seven further campaigns; that is the experiment this analysis calls for and does not replace.</w:t>
       </w:r>
     </w:p>
     <w:p>
@@ -28382,7 +35697,7 @@
           <w:sz w:val="18"/>
           <w:szCs w:val="18"/>
         </w:rPr>
-        <w:t xml:space="preserve">Table 12. </w:t>
+        <w:t xml:space="preserve">Table 16. </w:t>
       </w:r>
       <w:r>
         <w:rPr>
@@ -30228,7 +37543,7 @@
           <w:sz w:val="22"/>
           <w:szCs w:val="22"/>
         </w:rPr>
-        <w:t xml:space="preserve">Calibration is measured under one protocol only. </w:t>
+        <w:t xml:space="preserve">Calibration is measured under both protocols, and the temporal figures rest on a single partition. </w:t>
       </w:r>
       <w:r>
         <w:rPr>
@@ -30240,7 +37555,7 @@
           <w:sz w:val="22"/>
           <w:szCs w:val="22"/>
         </w:rPr>
-        <w:t xml:space="preserve">Expected calibration error is computed on the stratified seed-1 partition. Since that partition is saturated, the finding that calibration had little left to repair may not extend to the temporal protocol, where accuracy is lower and confidences may be less reliable. Measuring calibration under temporal evaluation is the natural next step.</w:t>
+        <w:t xml:space="preserve">Section 6.5 reports it under both, recomputed from the stored probability matrices and without retraining, and the finding that calibration had little left to repair turns out to hold only under the stratified protocol. Two limits remain. The temporal protocol yields a single deterministic partition, so the temporal column of Table 8 carries no variance estimate and the ratios in it should be read as orders of magnitude rather than as point estimates. And the temperature is fitted on the temporal validation partition, which is drawn from an interval of the capture closer to the training window than the test partition is, so it is a slightly optimistic estimate of what a temperature fitted on genuinely held-out time would achieve.</w:t>
       </w:r>
     </w:p>
     <w:p>
@@ -30268,7 +37583,7 @@
           <w:sz w:val="22"/>
           <w:szCs w:val="22"/>
         </w:rPr>
-        <w:t xml:space="preserve">GeNIS is CyberRange-generated traffic representing a small enterprise, dominated by volumetrically separable floods, and its benign traffic is synthesised by a profiler rather than observed. Every result in this paper was measured on that one corpus. Where we argue that a finding should carry further, we give the mechanism that would make it carry and state what remains untested; we do not claim that our conclusions about protocol and audit methodology are corpus-independent, and our conclusions about which detector wins are explicitly not.</w:t>
+        <w:t xml:space="preserve">GeNIS is CyberRange-generated traffic representing a small enterprise, dominated by volumetrically separable floods, and its benign traffic is synthesised by a profiler rather than observed. Every benchmark result in this paper was measured on that one corpus. Section 7 tests how far the three methodological findings carry by re-running the audit, unchanged in form, on CICIDS2017: two reproduce and one does not, which bounds the claims more tightly than a single corpus could. Two corpora are still two corpora, and the benchmark itself, the eleven detectors and their ranking, remains a single-corpus result. Where we argue that a finding should carry further, we give the mechanism that would make it carry and state what remains untested; we do not claim that our conclusions about protocol and audit methodology are corpus-independent, and our conclusions about which detector wins are explicitly not.</w:t>
       </w:r>
     </w:p>
     <w:p>
@@ -30286,7 +37601,7 @@
           <w:sz w:val="28"/>
           <w:szCs w:val="28"/>
         </w:rPr>
-        <w:t xml:space="preserve">9. Conclusion</w:t>
+        <w:t xml:space="preserve">10. Conclusion</w:t>
       </w:r>
     </w:p>
     <w:p>
@@ -30346,7 +37661,7 @@
           <w:sz w:val="22"/>
           <w:szCs w:val="22"/>
         </w:rPr>
-        <w:t xml:space="preserve">, because floods were simpler to reconstruct than legitimate traffic in this benchmark.</w:t>
+        <w:t xml:space="preserve">, because floods were simpler to reconstruct than legitimate traffic in this benchmark. Two of these three results were re-tested on a second corpus (Section 7). The blindness of attribution reproduces on CICIDS2017, which carries seven pairs of numerically identical columns, ten of whose fourteen columns score exactly zero importance. The insufficiency of temporal splitting does not: there the same probe falls to 0.1028 under temporal ordering, so whether chronological evaluation suffices is a property of the capture schedule that a cheap probe measures and that no study should assume in either direction.</w:t>
       </w:r>
     </w:p>
     <w:p>
@@ -30364,7 +37679,7 @@
           <w:sz w:val="22"/>
           <w:szCs w:val="22"/>
         </w:rPr>
-        <w:t xml:space="preserve">For the corpus itself, we report that the nine-class task is saturated under a random split, with eleven pairs of models statistically indistinguishable, and that the ranking only becomes interpretable under the temporal protocol, where the FT-Transformer leads and the boosted trees that dominate the random split fall to mid-table. We publish a twelve-feature blacklist together with the full transferability spectrum under both normalisations, from which a stricter seventeen-feature blacklist can be derived, as well as the frozen splits, the calibrated operating points, the CPU cost of every detector, and the trained models, so that future work on GeNIS can start from an audited protocol rather than reconstruct one.</w:t>
+        <w:t xml:space="preserve">For the corpus itself, we report that the nine-class task is saturated under a random split, with eleven pairs of models statistically indistinguishable, and that the ranking only becomes interpretable under the temporal protocol, where the FT-Transformer leads and the boosted trees that dominate the random split fall to mid-table. Calibration follows the same pattern: near-perfect under a random split, it degrades under temporal evaluation for ten of the eleven detectors, by factors of 241 to 457 for the three that the random split ranks best calibrated, so calibration measured under a random split describes the split rather than the detector. We publish a twelve-feature blacklist together with the full transferability spectrum under both normalisations, from which a stricter seventeen-feature blacklist can be derived, as well as the frozen splits, the calibrated operating points under both protocols, the CPU cost of every detector, and the trained models, so that future work on GeNIS can start from an audited protocol rather than reconstruct one.</w:t>
       </w:r>
     </w:p>
     <w:p>
@@ -30382,7 +37697,7 @@
           <w:sz w:val="28"/>
           <w:szCs w:val="28"/>
         </w:rPr>
-        <w:t xml:space="preserve">10. Data and code availability</w:t>
+        <w:t xml:space="preserve">11. Data and code availability</w:t>
       </w:r>
     </w:p>
     <w:p>
@@ -30496,7 +37811,7 @@
           <w:sz w:val="22"/>
           <w:szCs w:val="22"/>
         </w:rPr>
-        <w:t xml:space="preserve"> contains the trained detectors of the reference configuration and their fitted preprocessing parameters.</w:t>
+        <w:t xml:space="preserve"> contains the trained detectors of the reference configuration and their fitted preprocessing parameters. The two measurements this paper adds without retraining are in the repository rather than in the archive, since both are derived from files it already contains: the CICIDS2017 audit of Section 7 under experiments/e2, and the two-protocol calibration and residual redundancy of Sections 6.2 and 6.5 under experiments/e3, each with the notebook that produced it under colab/.</w:t>
       </w:r>
     </w:p>
     <w:p>
@@ -30514,7 +37829,7 @@
           <w:sz w:val="28"/>
           <w:szCs w:val="28"/>
         </w:rPr>
-        <w:t xml:space="preserve">11. Declaration of generative AI in the writing process</w:t>
+        <w:t xml:space="preserve">12. Declaration of generative AI in the writing process</w:t>
       </w:r>
     </w:p>
     <w:p>
@@ -30963,8 +38278,8 @@
       </w:r>
     </w:p>
     <w:sectPr>
-      <w:headerReference w:type="default" r:id="rId7"/>
-      <w:footerReference w:type="default" r:id="rId8"/>
+      <w:headerReference w:type="default" ns5:id="rId7"/>
+      <w:footerReference w:type="default" ns5:id="rId8"/>
       <w:pgSz w:w="11906" w:h="16838" w:orient="portrait"/>
       <w:pgMar w:top="1134" w:right="1134" w:bottom="1134" w:left="1134" w:header="708" w:footer="708" w:gutter="0"/>
       <w:pgNumType/>

--- a/paper/GeNIS_benchmark_article.docx
+++ b/paper/GeNIS_benchmark_article.docx
@@ -176,7 +176,7 @@
           <w:sz w:val="21"/>
           <w:szCs w:val="21"/>
         </w:rPr>
-        <w:t xml:space="preserve">Network intrusion detection is benchmarked on shared corpora, and the first numbers published on a new corpus tend to become its reference numbers. GeNIS, released in 2025 from an independent CyberRange capture, is at that stage. We audit and benchmark it with eleven supervised detectors and one unsupervised detector, across three feature conditions, two evaluation protocols and five seeds on the primary condition: 154 training runs with paired significance testing. Three findings have methodological implications that may extend beyond this corpus, and we test them by re-running the audit on a second corpus, CICIDS2017. First, on GeNIS, attribution-based auditing assigned near-zero importance to the behavioural shortcuts we found: all eight have permutation importance below 10⁻⁴ because they are mutually redundant, and six are numerically identical columns. The mechanism is structural rather than incidental, since perturbing one of several identical columns leaves the information carried by the others intact; our transferability audit, which evaluates each feature in isolation under two protocols, exposed them. Second, on GeNIS, chronological evaluation alone did not neutralise the capture-schedule shortcut created by disjoint attack windows: a timestamp-only classifier still reached 98.6% nine-class accuracy under our per-class temporal protocol, against 99.7% under a random split and a 19.4% majority-class rate, so feature exclusion was required in addition to temporal ordering. Third, the benign-trained autoencoder evaluated here was anti-correlated with volumetric floods, reaching AUROC 0.0000 against PSH-ACK floods, because flood traffic reconstructs more easily than legitimate traffic in this benchmark. Re-running the audit on CICIDS2017 reproduces the first finding, seven pairs of numerically identical columns of which ten score exactly zero importance, and bounds the second: there the same probe collapses to 10.3% under temporal ordering, so whether temporal splitting suffices is a property of the capture schedule to be measured rather than assumed. Calibration, measured under both protocols, degrades under temporal evaluation for ten of the eleven detectors, by factors of 241 to 457 for the three that a random split ranks best calibrated. For the corpus itself, the nine-class task is saturated under a random split, where eleven model pairs are statistically indistinguishable and the leaderboard is uninterpretable; the ranking becomes meaningful only under temporal evaluation, where the FT-Transformer leads at macro-F1 0.9966 and the gradient-boosted trees that dominate the random split fall to mid-table. We release a twelve-feature blacklist, the full transferability spectrum under two normalisations, frozen splits, calibrated operating points under both protocols, single-host CPU inference cost for every detector, and the trained models, so that subsequent work on GeNIS starts from an audited protocol.</w:t>
+        <w:t xml:space="preserve">On shared intrusion-detection corpora, the first numbers published become reference numbers. GeNIS, released in 2025 from an independent CyberRange capture, is at that stage. We audit and benchmark it with eleven supervised and one unsupervised detector across three feature conditions, two protocols and five seeds: 154 runs with paired significance tests. Three findings have methodological implications; we test them by re-running the audit on CICIDS2017. First, attribution-based auditing assigned near-zero importance to every behavioural shortcut we found: all eight score below 10⁻⁴ because they are mutually redundant, six being identical columns. Isolated two-protocol evaluation exposed them; CICIDS2017 carries seven such pairs, ten columns at zero. Second, chronological evaluation alone did not neutralise the shortcut from disjoint attack windows: a timestamp-only probe still reached 98.6% nine-class accuracy under a per-class temporal split, against a 19.4% majority rate. On CICIDS2017 it collapses to 10.3%, so the sufficiency of temporal splitting is a corpus property to be measured, not assumed. Third, the benign-trained autoencoder was anti-correlated with volumetric floods, at AUROC 0.0000 against PSH-ACK floods, which reconstruct more easily than benign traffic. The corpus is saturated under a random split: eleven model pairs are indistinguishable and the ranking uninterpretable. Under temporal evaluation the FT-Transformer leads and the boosted trees that dominated fall to mid-table. Calibration behaves likewise: near-perfect under a random split, it degrades for ten of eleven detectors. We release the blacklist, transferability spectrum, frozen splits, two-protocol calibration, inference cost and trained models, so later GeNIS work starts from an audited protocol.</w:t>
       </w:r>
     </w:p>
     <w:p>

--- a/paper/GeNIS_benchmark_article.docx
+++ b/paper/GeNIS_benchmark_article.docx
@@ -635,7 +635,7 @@
           <w:sz w:val="22"/>
           <w:szCs w:val="22"/>
         </w:rPr>
-        <w:t xml:space="preserve">Doubts about how faithfully laboratory corpora measure intrusion detection predate deep learning: Sommer and Paxson's classic analysis already warned that closed-world evaluations reward properties of the data rather than of the detector [8]. The subsequent decade validated the warning on the field's main reference. CICIDS2017 [9] became the de facto benchmark, and was then shown to carry defects at every level of its production: errors in the CICFlowMeter feature extractor and in the labels themselves [1], an error prevalence material enough to change reported performance [2], and further labelling mistakes whose correction significantly alters detection results [3]. Meanwhile, the most-cited benchmark on that corpus [10], which compares ten supervised and unsupervised algorithms on accuracy, F1 and training/testing time, predates the shortcut-learning literature and evaluates under random splits without a leakage or temporal audit, so its reference numbers inherit whatever artefacts the corpus carries. The lesson is not that testbed corpora or model-zoo benchmarks are useless; it is that a corpus's first years of use fix the community's reference numbers, so the audit of a new corpus is most valuable </w:t>
+        <w:t xml:space="preserve">Doubts about how faithfully laboratory corpora measure intrusion detection predate deep learning: Sommer and Paxson's classic analysis already warned that closed-world evaluations reward properties of the data rather than of the detector [8]. The subsequent decade validated the warning on the field's main reference. CICIDS2017 [9] became the de facto benchmark, and was then shown to carry defects at every level of its production: errors in the CICFlowMeter feature extractor and in the labels themselves [1], an error prevalence material enough to change reported performance [2], and further labelling mistakes whose correction significantly alters detection results [3]; an independent re-extraction of the corpus from its packet captures adds duplicated and miscalculated features to that list and republishes it corrected [10]. Meanwhile, the most-cited benchmark on that corpus [11], which compares ten supervised and unsupervised algorithms on accuracy, F1 and training/testing time, predates the shortcut-learning literature and evaluates under random splits without a leakage or temporal audit, so its reference numbers inherit whatever artefacts the corpus carries. The lesson is not that testbed corpora or model-zoo benchmarks are useless; it is that a corpus's first years of use fix the community's reference numbers, so the audit of a new corpus is most valuable </w:t>
       </w:r>
       <w:r>
         <w:rPr>
@@ -659,7 +659,7 @@
           <w:sz w:val="22"/>
           <w:szCs w:val="22"/>
         </w:rPr>
-        <w:t xml:space="preserve"> a literature accumulates on it. GeNIS [4] is exactly at that stage: captured in February 2025 on an Airbus CyberRange simulation of a small and medium-sized enterprise network, exported at four aggregation intervals with the HERA tool [5], built on the Argus flow exporter, and released with raw packets so that alternative feature extractions remain possible, a design choice motivated by the observation that the exporter itself materially affects downstream model performance [11]. Its authors' companion study [6] validates binary and multiclass classification with five feature-selection methods over tree ensembles and deep networks, and stands as the official baseline this paper is anchored to.</w:t>
+        <w:t xml:space="preserve"> a literature accumulates on it. GeNIS [4] is exactly at that stage: captured in February 2025 on an Airbus CyberRange simulation of a small and medium-sized enterprise network, exported at four aggregation intervals with the HERA tool [5], built on the Argus flow exporter, and released with raw packets so that alternative feature extractions remain possible, a design choice motivated by the observation that the exporter itself materially affects downstream model performance [12]. Its authors' companion study [6] validates binary and multiclass classification with five feature-selection methods over tree ensembles and deep networks, and stands as the official baseline this paper is anchored to.</w:t>
       </w:r>
     </w:p>
     <w:p>
@@ -719,7 +719,7 @@
           <w:sz w:val="22"/>
           <w:szCs w:val="22"/>
         </w:rPr>
-        <w:t xml:space="preserve"> [12], and security is a domain where the stakes of the confusion are highest. Arp et al. catalogue the recurring pitfalls of security ML (sampling bias, spurious correlations, data snooping) and find them endemic in published work [13]. Two lines are directly upstream of ours. TESSERACT demonstrated that ignoring temporal structure inflates malware-classification results, and argued for chronologically consistent splits as a validity requirement rather than a robustness extra [14]. Closer to network flows, D'hooge et al. established the contaminating effect of metadata features in NIDS models: the destination port alone separates ten state-of-the-art IDS datasets at 70–100% accuracy, so any model given that feature learns a dataset artefact rather than traffic behaviour [15]. Our audit extends this programme along three axes: from metadata to </w:t>
+        <w:t xml:space="preserve"> [13], and security is a domain where the stakes of the confusion are highest. Arp et al. catalogue the recurring pitfalls of security ML (sampling bias, spurious correlations, data snooping) and find them endemic in published work [14]. Two lines are directly upstream of ours. TESSERACT demonstrated that ignoring temporal structure inflates malware-classification results, and argued for chronologically consistent splits as a validity requirement rather than a robustness extra [15]. Closer to network flows, D'hooge et al. established the contaminating effect of metadata features in NIDS models: the destination port alone separates ten state-of-the-art IDS datasets at 70–100% accuracy, so any model given that feature learns a dataset artefact rather than traffic behaviour [16]. Our audit extends this programme along three axes: from metadata to </w:t>
       </w:r>
       <w:r>
         <w:rPr>
@@ -779,7 +779,7 @@
           <w:sz w:val="22"/>
           <w:szCs w:val="22"/>
         </w:rPr>
-        <w:t xml:space="preserve">A benchmark meant to inform deployment must report more than a ranking. Modern neural networks are systematically over-confident [16], and a detector whose confidence is dishonest cannot drive thresholded automation; temperature scaling [16] and selective classification with a reject option [17, 18] are the standard correctives, and uncertainty quantification is increasingly argued to be a first-class requirement for trustworthy NIDS [19]. Class imbalance interacts with all of this: under the natural distribution of GeNIS (7.4% benign traffic at the 60-second interval), accuracy is close to vacuous and metrics such as macro-F1 and the Matthews correlation coefficient are the informative ones [20]. Finally, the tabular-learning literature gives strong prior reason to include tree ensembles alongside deep detectors: gradient-boosted trees remain consistently competitive or superior on tabular data [21, 22], with attention-based architectures such as the FT-Transformer as the strongest deep contenders [23]. Inference cost is one dimension the GeNIS baseline already reports [6]; calibration, selective operating points, and confidence-bearing comparison are not, and this paper adds them to the same protocol.</w:t>
+        <w:t xml:space="preserve">A benchmark meant to inform deployment must report more than a ranking. Modern neural networks are systematically over-confident [17], and a detector whose confidence is dishonest cannot drive thresholded automation; temperature scaling [17] and selective classification with a reject option [18, 19] are the standard correctives, and uncertainty quantification is increasingly argued to be a first-class requirement for trustworthy NIDS [20]. Class imbalance interacts with all of this: under the natural distribution of GeNIS (7.4% benign traffic at the 60-second interval), accuracy is close to vacuous and metrics such as macro-F1 and the Matthews correlation coefficient are the informative ones [21]. Finally, the tabular-learning literature gives strong prior reason to include tree ensembles alongside deep detectors: gradient-boosted trees remain consistently competitive or superior on tabular data [22, 23], with attention-based architectures such as the FT-Transformer as the strongest deep contenders [24]. Inference cost is one dimension the GeNIS baseline already reports [6]; calibration, selective operating points, and confidence-bearing comparison are not, and this paper adds them to the same protocol.</w:t>
       </w:r>
     </w:p>
     <w:p>
@@ -815,7 +815,7 @@
           <w:sz w:val="22"/>
           <w:szCs w:val="22"/>
         </w:rPr>
-        <w:t xml:space="preserve">At the time of writing, the published record on GeNIS consists of the dataset descriptor [4], its authors' classification baseline [6], and one external study that uses the corpus for machine unlearning [24], a goal orthogonal to benchmarking.</w:t>
+        <w:t xml:space="preserve">At the time of writing, the published record on GeNIS consists of the dataset descriptor [4], its authors' classification baseline [6], and one external study that uses the corpus for machine unlearning [25], a goal orthogonal to benchmarking.</w:t>
       </w:r>
     </w:p>
     <w:p>
@@ -1520,7 +1520,7 @@
                 <w:sz w:val="15"/>
                 <w:szCs w:val="15"/>
               </w:rPr>
-              <w:t xml:space="preserve">Maseer et al. [10]</w:t>
+              <w:t xml:space="preserve">Maseer et al. [11]</w:t>
             </w:r>
           </w:p>
         </w:tc>
@@ -2196,7 +2196,7 @@
                 <w:sz w:val="15"/>
                 <w:szCs w:val="15"/>
               </w:rPr>
-              <w:t xml:space="preserve">D'hooge et al. [15]</w:t>
+              <w:t xml:space="preserve">D'hooge et al. [16]</w:t>
             </w:r>
           </w:p>
         </w:tc>
@@ -2534,7 +2534,7 @@
                 <w:sz w:val="15"/>
                 <w:szCs w:val="15"/>
               </w:rPr>
-              <w:t xml:space="preserve">TESSERACT [14]</w:t>
+              <w:t xml:space="preserve">TESSERACT [15]</w:t>
             </w:r>
           </w:p>
         </w:tc>
@@ -2872,7 +2872,7 @@
                 <w:sz w:val="15"/>
                 <w:szCs w:val="15"/>
               </w:rPr>
-              <w:t xml:space="preserve">Talpini et al. [19]</w:t>
+              <w:t xml:space="preserve">Talpini et al. [20]</w:t>
             </w:r>
           </w:p>
         </w:tc>
@@ -3599,7 +3599,7 @@
           <w:sz w:val="22"/>
           <w:szCs w:val="22"/>
         </w:rPr>
-        <w:t xml:space="preserve">. Benign traffic was generated by the Benign User Profiler [25] under three profiles (office-user activity, system administration, and passive background traffic), while the malicious traffic realises eight sequential attack scenarios, each following the same kill-chain skeleton (DNS resolution, Nmap scanning, then the terminal action): five denial-of-service floods against the DMZ web server (Hulk, Slowloris via Metasploit, and UDP/ICMP/PSH-ACK floods via </w:t>
+        <w:t xml:space="preserve">. Benign traffic was generated by the Benign User Profiler [26] under three profiles (office-user activity, system administration, and passive background traffic), while the malicious traffic realises eight sequential attack scenarios, each following the same kill-chain skeleton (DNS resolution, Nmap scanning, then the terminal action): five denial-of-service floods against the DMZ web server (Hulk, Slowloris via Metasploit, and UDP/ICMP/PSH-ACK floods via </w:t>
       </w:r>
       <w:r>
         <w:rPr>
@@ -5084,7 +5084,7 @@
           <w:sz w:val="22"/>
           <w:szCs w:val="22"/>
         </w:rPr>
-        <w:t xml:space="preserve">, excluded by name before any measurement, on the argument of D'hooge et al. [15]. Among the behavioural columns the rule then separates two further kinds. Six are </w:t>
+        <w:t xml:space="preserve">, excluded by name before any measurement, on the argument of D'hooge et al. [16]. Among the behavioural columns the rule then separates two further kinds. Six are </w:t>
       </w:r>
       <w:r>
         <w:rPr>
@@ -5660,7 +5660,7 @@
           <w:sz w:val="22"/>
           <w:szCs w:val="22"/>
         </w:rPr>
-        <w:t xml:space="preserve"> (feature tokeniser, CLS token, three attention blocks, d=64, eight heads), the strongest current deep architecture for tabular data [23]. All are trained with Adam for at most 30 epochs with early stopping (patience 5) and balanced class weights.</w:t>
+        <w:t xml:space="preserve"> (feature tokeniser, CLS token, three attention blocks, d=64, eight heads), the strongest current deep architecture for tabular data [24]. All are trained with Adam for at most 30 epochs with early stopping (patience 5) and balanced class weights.</w:t>
       </w:r>
     </w:p>
     <w:p>
@@ -5744,7 +5744,7 @@
           <w:sz w:val="22"/>
           <w:szCs w:val="22"/>
         </w:rPr>
-        <w:t xml:space="preserve"> Kernel SVM is excluded: its O(n²) training is infeasible on 203 292 training flows within an equal budget, and logistic regression covers the linear family. The k-means/EM/SOM trio used by earlier benchmarks [10] is replaced by the autoencoder as a modern representative of reconstruction-based anomaly detection.</w:t>
+        <w:t xml:space="preserve"> Kernel SVM is excluded: its O(n²) training is infeasible on 203 292 training flows within an equal budget, and logistic regression covers the linear family. The k-means/EM/SOM trio used by earlier benchmarks [11] is replaced by the autoencoder as a modern representative of reconstruction-based anomaly detection.</w:t>
       </w:r>
     </w:p>
     <w:p>
@@ -9948,7 +9948,7 @@
           <w:sz w:val="22"/>
           <w:szCs w:val="22"/>
         </w:rPr>
-        <w:t xml:space="preserve">The result we did not anticipate is that the per-class temporal protocol barely reduces the shortcut: the same timestamp probe still reaches 0.9862. The reason is structural. Because each class occupies narrow, mutually disjoint windows (Figure 2), the capture interval immediately following a class's training window still belongs to that class, so a tree extrapolating from the training range continues to predict correctly. The argument generalises in a precise and limited sense: whenever a class occupies a single contiguous window, no split of that window by time can break the association between the class and its position in the capture, because the association holds at the scale of the whole capture rather than within the window. It says nothing about corpora whose classes recur at several separated times, and we have not measured such a corpus. For corpora generated by sequential attack scenarios such as this one, it suggests that the standard advice to adopt chronological evaluation [14] may be necessary but not sufficient. Excluding the offending features is what does the work here, which is what makes the blacklist an artefact rather than a formality.</w:t>
+        <w:t xml:space="preserve">The result we did not anticipate is that the per-class temporal protocol barely reduces the shortcut: the same timestamp probe still reaches 0.9862. The reason is structural. Because each class occupies narrow, mutually disjoint windows (Figure 2), the capture interval immediately following a class's training window still belongs to that class, so a tree extrapolating from the training range continues to predict correctly. The argument generalises in a precise and limited sense: whenever a class occupies a single contiguous window, no split of that window by time can break the association between the class and its position in the capture, because the association holds at the scale of the whole capture rather than within the window. It says nothing about corpora whose classes recur at several separated times, and we have not measured such a corpus. For corpora generated by sequential attack scenarios such as this one, it suggests that the standard advice to adopt chronological evaluation [15] may be necessary but not sufficient. Excluding the offending features is what does the work here, which is what makes the blacklist an artefact rather than a formality.</w:t>
       </w:r>
     </w:p>
     <w:p>
@@ -10381,7 +10381,7 @@
           <w:sz w:val="22"/>
           <w:szCs w:val="22"/>
         </w:rPr>
-        <w:t xml:space="preserve">This is the central methodological finding of the paper. On GeNIS, a shortcut audit built on attribution scores, the natural design and the one the corpus baseline's SHAP analysis approximates [6], assigned near-zero importance to all eight of these features, whereas our isolated, two-protocol evaluation exposed them. This is not evidence that the attribution measure is wrong: under dependence between predictors it estimates a different quantity, the loss attributable to one feature when the others remain available, and that quantity is genuinely near zero here. The discrepancy has a mechanical explanation that does not depend on this corpus: an importance measure defined by the loss incurred when a single feature is perturbed cannot register a feature whose information is duplicated elsewhere in the matrix. That dilution of importance across dependent predictors is documented independently of our setting [26, 27]. What is specific to GeNIS is that its shortcuts happen to be duplicated, and we cannot say from one corpus how common that configuration is. It also explains why that baseline could flag an “overreliance on traffic volume or packet counts” without being able to localise it.</w:t>
+        <w:t xml:space="preserve">This is the central methodological finding of the paper. On GeNIS, a shortcut audit built on attribution scores, the natural design and the one the corpus baseline's SHAP analysis approximates [6], assigned near-zero importance to all eight of these features, whereas our isolated, two-protocol evaluation exposed them. This is not evidence that the attribution measure is wrong: under dependence between predictors it estimates a different quantity, the loss attributable to one feature when the others remain available, and that quantity is genuinely near zero here. The discrepancy has a mechanical explanation that does not depend on this corpus: an importance measure defined by the loss incurred when a single feature is perturbed cannot register a feature whose information is duplicated elsewhere in the matrix. That dilution of importance across dependent predictors is documented independently of our setting [27, 28]. What is specific to GeNIS is that its shortcuts happen to be duplicated, and we cannot say from one corpus how common that configuration is. It also explains why that baseline could flag an “overreliance on traffic volume or packet counts” without being able to localise it.</w:t>
       </w:r>
     </w:p>
     <w:p>
@@ -10697,7 +10697,7 @@
           <w:sz w:val="22"/>
           <w:szCs w:val="22"/>
         </w:rPr>
-        <w:t xml:space="preserve">A blacklist is only as good as what survives it, so we measured the residual redundancy among the 55 retained columns directly, on a stratified sample of 120 000 flows of the audited feature matrix. Two results, pointing in opposite directions. No pair of retained columns is numerically identical: the six duplicated duration columns were the only exact duplicates in the released files, and the rule removed all six, so the loop the audit opens is closed. But exact duplication is the extreme of a continuum, and eight pairs remain correlated above 0.99 in absolute value (Table 4). Four volume columns, TotBytes, DstBytes, TotAppByte and DAppBytes, are mutually correlated above 0.9997, each carrying between 1.14 and 1.78 nats of mutual information with the label, so each of them carries most of what the other three carry. The transferability rule does not exclude them, and should not: their predictive power survives the change of protocol, which is the signature of signal rather than of a shortcut. The consequence is for attribution, not for the blacklist. Permutation importance computed on the audited condition will still divide the credit for the volume signal arbitrarily among four columns, exactly as it divided it among six before the audit, so a near-zero importance on the audited feature set is not evidence that a column is uninformative. We therefore do not claim that no redundant shortcut survives the blacklist, which would be false. We claim the narrower thing we can measure: no exact duplication survives it, and the redundancy that does is quantified and released.</w:t>
+        <w:t xml:space="preserve">A blacklist is only as good as what survives it, so we measured the residual redundancy among the 55 retained columns directly, on a stratified sample of 120 000 flows of the audited feature matrix. Two results, pointing in opposite directions. No pair of retained columns is numerically identical: the six duplicated duration columns were the only exact duplicates in the released files, and the rule removed all six, so the loop the audit opens is closed. But exact duplication is the extreme of a continuum, and eight pairs remain correlated above 0.99 in absolute value (Table 4). Four volume columns, TotBytes, DstBytes, TotAppByte and DAppBytes, are mutually correlated above 0.9997, each carrying between 1.14 and 1.78 nats of mutual information with the label, so each of them carries most of what the other three carry. The transferability rule does not exclude them, and should not: their predictive power survives the change of protocol, which is the signature of signal rather than of a shortcut. The consequence is for attribution, not for the blacklist. Permutation importance computed on the audited condition will still divide the credit for the volume signal arbitrarily among four columns, exactly as it divided it among six before the audit, so a near-zero importance on the audited feature set is not evidence that a column is uninformative; this is the same dilution across dependent predictors that Section 6.2 invokes for the duplicated columns [27, 28], at a lesser degree. We therefore do not claim that no redundant shortcut survives the blacklist, which would be false. We claim the narrower thing we can measure: no exact duplication survives it, and the redundancy that does is quantified and released.</w:t>
       </w:r>
     </w:p>
     <w:p>
@@ -18161,7 +18161,7 @@
           <w:sz w:val="22"/>
           <w:szCs w:val="22"/>
         </w:rPr>
-        <w:t xml:space="preserve">Calibration appears in this paper's title, and the paragraphs above measure it under the stratified protocol alone. It is also measured under the temporal one, recomputed from the probability matrices the pipeline stored for every run, so no detector was retrained. Table 8 gives the comparison, and it is unfavourable to the reading with which this subsection opens. Ten of the eleven detectors are worse calibrated under the temporal protocol than under the stratified one; the eleventh is the majority-class baseline, whose confidence does not depend on the split. The degradation is not marginal: LightGBM moves from an expected calibration error of 0.000018 to 0.008319, a factor of 457, the FT-Transformer from 0.000042 to 0.017389, a factor of 410, and XGBoost by a factor of 241. Two readings follow. The near-perfect calibration we report under the stratified protocol is a property of that protocol rather than of the detectors: on a task a random split has saturated, well-ordered confidences are what any accurate model produces, and there is little left for calibration to repair because there is little left to get wrong. And the ordering changes with the protocol. The three detectors best calibrated under the stratified protocol, the two boosted ensembles and the FT-Transformer, are precisely the three that degrade most, so a ranking by calibration read from Table 7 inverts under the protocol this paper argues for.</w:t>
+        <w:t xml:space="preserve">Calibration appears in this paper's title, and the paragraphs above measure it under the stratified protocol alone. It is also measured under the temporal one, recomputed from the probability matrices the pipeline stored for every run, so no detector was retrained. Table 8 gives the comparison, and it is unfavourable to the reading with which this subsection opens. Ten of the eleven detectors are worse calibrated under the temporal protocol than under the stratified one; the eleventh is the majority-class baseline, whose confidence does not depend on the split. The degradation is not marginal: LightGBM moves from an expected calibration error of 0.000018 to 0.008319, a factor of 457, the FT-Transformer from 0.000042 to 0.017389, a factor of 410, and XGBoost by a factor of 241. Two readings follow. The near-perfect calibration we report under the stratified protocol is a property of that protocol rather than of the detectors: on a task a random split has saturated, well-ordered confidences are what any accurate model produces, and there is little left for calibration to repair because there is little left to get wrong. And the ordering changes with the protocol. The three detectors best calibrated under the stratified protocol, the two boosted ensembles and the FT-Transformer, are precisely the three that degrade most, so a ranking by calibration read from Table 7 inverts under the protocol this paper argues for. Neither reading is peculiar to this corpus. That predictive uncertainty degrades as the test distribution moves away from the training one, and that a post-hoc correction fitted on an in-distribution validation set does not follow it there, is the central result of the dataset-shift evaluation of Snoek et al. [29]. What our measurement adds is how little shift it takes: not a corruption, a new domain or a different network, but the same capture read in chronological order.</w:t>
       </w:r>
     </w:p>
     <w:p>
@@ -28643,7 +28643,7 @@
           <w:sz w:val="22"/>
           <w:szCs w:val="22"/>
         </w:rPr>
-        <w:t xml:space="preserve">A decision tree given only the timestamp classifies the fifteen classes at 0.9529 under a stratified split, against a majority-class rate of 0.8030. The shortcut is present and it is large: on a corpus where predicting BENIGN everywhere already scores 0.80, the probe recovers three quarters of the margin that remains. What differs is what the temporal protocol does to it. On GeNIS the same probe survives per-class temporal ordering at 0.9862, a transferability of 0.99. On CICIDS2017 it falls to 0.1028, far below the majority-class rate, a transferability of 0.11 (Table 11). The mechanism is the capture schedule in both cases, and it is the schedules that differ. GeNIS records benign traffic on three days and every attack on three later days, so ordering flows within a class cannot break the association between a class and its position in the capture, because that association holds at the scale of the whole capture. CICIDS2017 runs benign traffic through all five working days alongside the attacks, so ordering within a class destroys it. The lesson is stronger than the one GeNIS alone supported. Whether temporal splitting suffices is a property of the corpus and not of the method: it has to be measured, and the timestamp probe under both protocols is the measurement, which costs seconds. On GeNIS the answer is no and feature exclusion is required; on CICIDS2017 the answer is yes.</w:t>
+        <w:t xml:space="preserve">A decision tree given only the timestamp classifies the fifteen classes at 0.9529 under a stratified split, against a majority-class rate of 0.8030. The shortcut is present and it is large: on a corpus where predicting BENIGN everywhere already scores 0.80, the probe recovers three quarters of the margin that remains. What differs is what the temporal protocol does to it. On GeNIS the same probe survives per-class temporal ordering at 0.9862, a transferability of 0.99. On CICIDS2017 it falls to 0.1028, far below the majority-class rate, a transferability of 0.11 (Table 11). The mechanism is the capture schedule in both cases, and it is the schedules that differ. GeNIS records benign traffic on three days and every attack on three later days, so ordering flows within a class cannot break the association between a class and its position in the capture, because that association holds at the scale of the whole capture. CICIDS2017 runs benign traffic through all five working days alongside the attacks, so ordering within a class destroys it. The lesson is stronger than the one GeNIS alone supported. Whether temporal splitting suffices is a property of the corpus and not of the method: it has to be measured, and the timestamp probe under both protocols is the measurement, which costs seconds. On GeNIS the answer is no and feature exclusion is required; on CICIDS2017 the answer is yes. The requirement that evaluation be chronologically consistent [15] is right and incomplete: it tells a study to order its data in time, and the probe tells it whether ordering was enough.</w:t>
       </w:r>
     </w:p>
     <w:p>
@@ -28691,7 +28691,7 @@
           <w:sz w:val="22"/>
           <w:szCs w:val="22"/>
         </w:rPr>
-        <w:t xml:space="preserve">Seven pairs of identical columns, ten of them invisible to attribution. </w:t>
+        <w:t xml:space="preserve">Seven pairs of identical columns, and attribution sees none of them. </w:t>
       </w:r>
       <w:r>
         <w:rPr>
@@ -28703,7 +28703,7 @@
           <w:sz w:val="22"/>
           <w:szCs w:val="22"/>
         </w:rPr>
-        <w:t xml:space="preserve">The duplicate check finds seven pairs of numerically identical columns among the 69 behavioural candidates (Table 12). Ten of the fourteen columns involved have a permutation importance of exactly zero, and the mechanism is the one Section 6.2 describes: perturbing one member of an identical pair costs nothing, because its twin still carries the same values. The sharpest case is Bwd Packet Length Mean, which classifies the fifteen classes at a single-feature macro-F1 of 0.385, twice the eligibility threshold, while scoring exactly 0.00000 in importance, as does its twin Avg Bwd Segment Size (Figure 13b). This is the central methodological finding of the paper, reproduced on the most-used corpus in the field. One of the seven pairs, the repeated Fwd Header Length column, is visible in the header row itself; the other six cannot be seen without comparing the columns value by value. The published troubleshooting of this corpus concerns its feature extractor and its labels [1, 2, 3]; the redundancy of its feature matrix is a separate matter and, unlike those, it is invisible to the attribution methods a study would normally use to check which features drive its models.</w:t>
+        <w:t xml:space="preserve">The duplicate check finds seven pairs of numerically identical columns among the 69 behavioural candidates (Table 12). Ten of the fourteen columns involved have a permutation importance of exactly zero, and the mechanism is the one Section 6.2 describes: perturbing one member of an identical pair costs nothing, because its twin still carries the same values. The sharpest case is Bwd Packet Length Mean, which classifies the fifteen classes at a single-feature macro-F1 of 0.385, twice the eligibility threshold, while scoring exactly 0.00000 in importance, as does its twin Avg Bwd Segment Size (Figure 13b).</w:t>
       </w:r>
     </w:p>
     <w:p>
@@ -28721,7 +28721,7 @@
           <w:sz w:val="22"/>
           <w:szCs w:val="22"/>
         </w:rPr>
-        <w:t xml:space="preserve">No behavioural shortcut survives the scan, and that is a result. </w:t>
+        <w:t xml:space="preserve">What was already known, and what was not. </w:t>
       </w:r>
       <w:r>
         <w:rPr>
@@ -28733,7 +28733,7 @@
           <w:sz w:val="22"/>
           <w:szCs w:val="22"/>
         </w:rPr>
-        <w:t xml:space="preserve">The transferability scan is the part of the audit that could have embarrassed it. Of the 69 behavioural columns, 43 pass the predictivity filter, and not one of them falls below the transferability threshold: the lowest value is 0.6726, on Bwd IAT Std, well clear of 0.50, and the distribution has no cluster near the threshold at all (Figure 13a). The behavioural blacklist for CICIDS2017 is therefore empty, and the audited condition coincides with the clean one. We report this because the opposite would have been the more flattering outcome, and because it answers the symmetric suspicion: a rule that flags features on a two-protocol comparison could be a rule that flags features everywhere, and on this corpus it flags none. The only shortcut the audit finds here is positional, and excluding the timestamp by name removes it before any measurement is taken.</w:t>
+        <w:t xml:space="preserve">Three of the seven pairs are not new, and it matters that they are not. Rosay et al. [10], re-extracting the corpus from its packet captures with their own exporter, report feature duplication as one of five categories of defect in the released files, and among the pairs they name are Fwd Packet Length Mean with Avg Fwd Segment Size, Bwd Packet Length Mean with Avg Bwd Segment Size, and the repeated Fwd Header Length column. Our check returns those three and four they do not name: Total Fwd Packets with Subflow Fwd Packets, Total Backward Packets with Subflow Bwd Packets, Fwd PSH Flags with SYN Flag Count, and Fwd URG Flags with CWE Flag Count. It also fails to return one pair they describe as duplicated, Average Packet Size and Packet Length Mean: the two are duplicated by definition but not numerically, taking 37 309 and 38 163 distinct values in the released files and classifying at 0.930 and 0.922, which is what their separate finding of miscalculated features would predict. We report the discrepancy rather than resolve it, since resolving it would require the exporter comparison that is their contribution and not ours.</w:t>
       </w:r>
     </w:p>
     <w:p>
@@ -28751,7 +28751,7 @@
           <w:sz w:val="22"/>
           <w:szCs w:val="22"/>
         </w:rPr>
-        <w:t xml:space="preserve">The published rule does not transfer unchanged. </w:t>
+        <w:t xml:space="preserve">Why documented duplication is the stronger case. </w:t>
       </w:r>
       <w:r>
         <w:rPr>
@@ -28763,7 +28763,7 @@
           <w:sz w:val="22"/>
           <w:szCs w:val="22"/>
         </w:rPr>
-        <w:t xml:space="preserve">One component of the rule broke, and only a second corpus could have shown it. The predictivity filter of Section 4.3 keeps a feature eligible when its single-feature accuracy exceeds three times the majority-class rate. On GeNIS, where that rate is 0.1942, the threshold is 0.5827 and the filter is meaningful. On CICIDS2017 the rate is 0.8030 and three times it exceeds one, so the filter is not merely strict but arithmetically unsatisfiable: no feature can be eligible, and the audit would return an empty answer for a reason that has nothing to do with the data. Single-feature accuracy is saturated in any case on such a corpus, since predicting BENIGN everywhere already scores 0.8030, and re-expressing the filter as a fraction of the margin above chance, acc &gt; p + κ(1 − p) with κ = 0.4818, a form that reproduces the published GeNIS rule exactly and remains defined on any corpus, leaves only nine columns eligible for that same reason. We therefore carried the rule over in form rather than in letter, applying it to macro-F1, which gives no credit for the majority class, and keeping its shape, three times the baseline, with the baseline being the measured macro-F1 of the majority-class classifier, 0.0636. The retained threshold is 0.1909, and for the same reason the transferability ratio on this corpus is taken on macro-F1 rather than on accuracy. This is a defect of the rule as published, not of the audit, and we record it as one: a predictivity filter expressed as a multiple of the majority-class rate is well defined only on corpora that no single class dominates.</w:t>
+        <w:t xml:space="preserve">That three of these pairs have been in the public record since 2022 strengthens the argument rather than weakening it. The corpus remains in wide use in its original form; a study that audits its own models with permutation importance or SHAP, on the files as distributed, is shown a value of exactly zero for the duplicated columns, and would conclude that they carry nothing. Our claim about CICIDS2017 is therefore not that we discovered its redundancy. It is that attribution would not have revealed it on a corpus where it is already documented, which is the sharpest available form of the mechanism of Section 6.2: the blindness is a property of the measure under dependence between predictors [27, 28], not a property of how obscure the duplication happens to be.</w:t>
       </w:r>
     </w:p>
     <w:p>
@@ -28781,7 +28781,7 @@
           <w:sz w:val="22"/>
           <w:szCs w:val="22"/>
         </w:rPr>
-        <w:t xml:space="preserve">What this section establishes, and what it does not. </w:t>
+        <w:t xml:space="preserve">No behavioural shortcut survives the scan, and that is a result. </w:t>
       </w:r>
       <w:r>
         <w:rPr>
@@ -28793,7 +28793,67 @@
           <w:sz w:val="22"/>
           <w:szCs w:val="22"/>
         </w:rPr>
-        <w:t xml:space="preserve">Two of the three methodological findings transfer. The blindness of attribution to duplicated columns reproduces on a corpus built by another laboratory with another exporter, and the arithmetic is if anything starker, ten columns at exactly zero. The degeneracy of a global chronological split reproduces, so the per-class temporal protocol is not a device invented to rescue GeNIS. The third finding does not transfer, and the correct conclusion is not that it was wrong but that we stated it too generally: temporal splitting was insufficient on GeNIS and is sufficient on CICIDS2017, so sufficiency is a corpus property that a cheap probe measures and that no study should assume in either direction. Three limits bound this section. It is an audit and not a benchmark: we trained three detectors under both protocols to confirm that the pipeline runs end to end, and those runs are released with the artefact, but a fifteen-class macro-F1 on a corpus containing families of eleven, twenty-one and thirty-six flows measures the handling of the rarest classes more than it measures detection quality, and we do not report it as a comparison. Two corpora are not a survey. And CICIDS2017 is itself a corpus with documented extraction and labelling defects [1, 2, 3], which is a reason to audit it rather than a reason to treat its numbers as ground truth.</w:t>
+        <w:t xml:space="preserve">The transferability scan is the part of the audit that could have embarrassed it. Of the 69 behavioural columns, 43 pass the predictivity filter, and not one of them falls below the transferability threshold: the lowest value is 0.6726, on Bwd IAT Std, well clear of 0.50, and the distribution has no cluster near the threshold at all (Figure 13a). The behavioural blacklist for CICIDS2017 is therefore empty, and the audited condition coincides with the clean one. We report this because the opposite would have been the more flattering outcome, and because it answers the symmetric suspicion: a rule that flags features on a two-protocol comparison could be a rule that flags features everywhere, and on this corpus it flags none. The only shortcut the audit finds here is positional, and excluding the timestamp by name removes it before any measurement is taken — which is the exclusion-by-name remedy of D’hooge et al. [16], not a contribution of our rule.</w:t>
+      </w:r>
+    </w:p>
+    <w:p>
+      <w:pPr>
+        <w:spacing w:after="120" w:line="276"/>
+        <w:jc w:val="both"/>
+      </w:pPr>
+      <w:r>
+        <w:rPr>
+          <w:rFonts w:ascii="Times New Roman" w:cs="Times New Roman" w:eastAsia="Times New Roman" w:hAnsi="Times New Roman"/>
+          <w:b/>
+          <w:bCs/>
+          <w:i w:val="false"/>
+          <w:iCs w:val="false"/>
+          <w:sz w:val="22"/>
+          <w:szCs w:val="22"/>
+        </w:rPr>
+        <w:t xml:space="preserve">The published rule does not transfer unchanged. </w:t>
+      </w:r>
+      <w:r>
+        <w:rPr>
+          <w:rFonts w:ascii="Times New Roman" w:cs="Times New Roman" w:eastAsia="Times New Roman" w:hAnsi="Times New Roman"/>
+          <w:b w:val="false"/>
+          <w:bCs w:val="false"/>
+          <w:i w:val="false"/>
+          <w:iCs w:val="false"/>
+          <w:sz w:val="22"/>
+          <w:szCs w:val="22"/>
+        </w:rPr>
+        <w:t xml:space="preserve">One component of the rule broke, and only a second corpus could have shown it. The predictivity filter of Section 4.3 keeps a feature eligible when its single-feature accuracy exceeds three times the majority-class rate. On GeNIS, where that rate is 0.1942, the threshold is 0.5827 and the filter is meaningful. On CICIDS2017 the rate is 0.8030 and three times it exceeds one, so the filter is not merely strict but arithmetically unsatisfiable: no feature can be eligible, and the audit would return an empty answer for a reason that has nothing to do with the data. Single-feature accuracy is saturated in any case on such a corpus, since predicting BENIGN everywhere already scores 0.8030, and re-expressing the filter as a fraction of the margin above chance, acc &gt; p + κ(1 − p) with κ = 0.4818, a form that reproduces the published GeNIS rule exactly and remains defined on any corpus, leaves only nine columns eligible for that same reason. We therefore carried the rule over in form rather than in letter, applying it to macro-F1, which gives no credit for the majority class, and keeping its shape, three times the baseline, with the baseline being the measured macro-F1 of the majority-class classifier, 0.0636. The retained threshold is 0.1909, and for the same reason the transferability ratio on this corpus is taken on macro-F1 rather than on accuracy. This is a defect of the rule as published, not of the audit, and we record it as one: a predictivity filter expressed as a multiple of the majority-class rate is well defined only on corpora that no single class dominates.</w:t>
+      </w:r>
+    </w:p>
+    <w:p>
+      <w:pPr>
+        <w:spacing w:after="120" w:line="276"/>
+        <w:jc w:val="both"/>
+      </w:pPr>
+      <w:r>
+        <w:rPr>
+          <w:rFonts w:ascii="Times New Roman" w:cs="Times New Roman" w:eastAsia="Times New Roman" w:hAnsi="Times New Roman"/>
+          <w:b/>
+          <w:bCs/>
+          <w:i w:val="false"/>
+          <w:iCs w:val="false"/>
+          <w:sz w:val="22"/>
+          <w:szCs w:val="22"/>
+        </w:rPr>
+        <w:t xml:space="preserve">What this section establishes, and what it does not. </w:t>
+      </w:r>
+      <w:r>
+        <w:rPr>
+          <w:rFonts w:ascii="Times New Roman" w:cs="Times New Roman" w:eastAsia="Times New Roman" w:hAnsi="Times New Roman"/>
+          <w:b w:val="false"/>
+          <w:bCs w:val="false"/>
+          <w:i w:val="false"/>
+          <w:iCs w:val="false"/>
+          <w:sz w:val="22"/>
+          <w:szCs w:val="22"/>
+        </w:rPr>
+        <w:t xml:space="preserve">Two of the three methodological findings transfer. The blindness of attribution to duplicated columns reproduces on a corpus built by another laboratory with another exporter, and the arithmetic is if anything starker: ten columns at exactly zero, three of the seven pairs already documented [10] and scored at zero all the same. The degeneracy of a global chronological split reproduces, so the per-class temporal protocol is not a device invented to rescue GeNIS. The third finding does not transfer, and the correct conclusion is not that it was wrong but that we stated it too generally: temporal splitting was insufficient on GeNIS and is sufficient on CICIDS2017, so sufficiency is a corpus property that a cheap probe measures and that no study should assume in either direction. Three limits bound this section. It is an audit and not a benchmark: we trained three detectors under both protocols to confirm that the pipeline runs end to end, and those runs are released with the artefact, but a fifteen-class macro-F1 on a corpus containing families of eleven, twenty-one and thirty-six flows measures the handling of the rarest classes more than it measures detection quality, and we do not report it as a comparison. Two corpora are not a survey. And CICIDS2017 is itself a corpus with documented extraction and labelling defects [1, 2, 3, 10], which is a reason to audit it rather than a reason to treat its numbers as ground truth.</w:t>
       </w:r>
     </w:p>
     <w:p>
@@ -31636,7 +31696,7 @@
           <w:sz w:val="22"/>
           <w:szCs w:val="22"/>
         </w:rPr>
-        <w:t xml:space="preserve">Our strongest transferable result is negative and methodological: on GeNIS, the eight behavioural shortcuts we identify are exactly the features that attribution methods score at zero. On this corpus, pipelines that selected candidate shortcuts using importance ranking, SHAP, or recursive elimination retained redundant shortcuts, whereas an isolated, two-protocol evaluation of each feature exposed them. The mechanism behind that failure, a measure of single-feature perturbation cannot see information that is duplicated, is not specific to GeNIS and is documented for dependent predictors [26, 27]; what we cannot establish from one corpus is how often exporters emit several statistics of the same underlying quantity. Section 7 adds one further data point: seven pairs of numerically identical columns among the 69 behavioural candidates of CICIDS2017, produced by a different exporter, ten of whose fourteen columns again score exactly zero importance.</w:t>
+        <w:t xml:space="preserve">Our strongest transferable result is negative and methodological: on GeNIS, the eight behavioural shortcuts we identify are exactly the features that attribution methods score at zero. On this corpus, pipelines that selected candidate shortcuts using importance ranking, SHAP, or recursive elimination retained redundant shortcuts, whereas an isolated, two-protocol evaluation of each feature exposed them. The mechanism behind that failure, a measure of single-feature perturbation cannot see information that is duplicated, is not specific to GeNIS and is documented for dependent predictors [27, 28]; what we cannot establish from one corpus is how often exporters emit several statistics of the same underlying quantity. Section 7 adds one further data point: seven pairs of numerically identical columns among the 69 behavioural candidates of CICIDS2017, produced by a different exporter, ten of whose fourteen columns again score exactly zero importance.</w:t>
       </w:r>
     </w:p>
     <w:p>
@@ -33900,7 +33960,7 @@
                 <w:sz w:val="16"/>
                 <w:szCs w:val="16"/>
               </w:rPr>
-              <w:t xml:space="preserve">Maseer et al. [10]</w:t>
+              <w:t xml:space="preserve">Maseer et al. [11]</w:t>
             </w:r>
           </w:p>
         </w:tc>
@@ -34057,7 +34117,7 @@
                 <w:sz w:val="16"/>
                 <w:szCs w:val="16"/>
               </w:rPr>
-              <w:t xml:space="preserve">D'hooge et al. [15]</w:t>
+              <w:t xml:space="preserve">D'hooge et al. [16]</w:t>
             </w:r>
           </w:p>
         </w:tc>
@@ -34214,7 +34274,7 @@
                 <w:sz w:val="16"/>
                 <w:szCs w:val="16"/>
               </w:rPr>
-              <w:t xml:space="preserve">TESSERACT [14]</w:t>
+              <w:t xml:space="preserve">TESSERACT [15]</w:t>
             </w:r>
           </w:p>
         </w:tc>
@@ -34371,7 +34431,7 @@
                 <w:sz w:val="16"/>
                 <w:szCs w:val="16"/>
               </w:rPr>
-              <w:t xml:space="preserve">Talpini et al. [19]</w:t>
+              <w:t xml:space="preserve">Talpini et al. [20]</w:t>
             </w:r>
           </w:p>
         </w:tc>
@@ -37323,7 +37383,7 @@
           <w:sz w:val="22"/>
           <w:szCs w:val="22"/>
         </w:rPr>
-        <w:t xml:space="preserve"> counters and the port numbers, are excluded by explicit name before any feature condition is built (Section 4.3), on the argument of D'hooge et al. [15]; the transferability rule then runs on what remains. The cost of omitting that first step is measurable on this corpus: in the </w:t>
+        <w:t xml:space="preserve"> counters and the port numbers, are excluded by explicit name before any feature condition is built (Section 4.3), on the argument of D'hooge et al. [16]; the transferability rule then runs on what remains. The cost of omitting that first step is measurable on this corpus: in the </w:t>
       </w:r>
       <w:r>
         <w:rPr>
@@ -38019,7 +38079,7 @@
           <w:sz w:val="19"/>
           <w:szCs w:val="19"/>
         </w:rPr>
-        <w:t xml:space="preserve">[10] Z. K. Maseer, R. Yusof, N. Bahaman, S. A. Mostafa, C. F. M. Foozy, Benchmarking of machine learning for anomaly based intrusion detection systems in the CICIDS2017 dataset, IEEE Access 9 (2021) 22351–22370. https://doi.org/10.1109/ACCESS.2021.3056614.</w:t>
+        <w:t xml:space="preserve">[10] A. Rosay, E. Cheval, F. Carlier, P. Leroux, Network intrusion detection: A comprehensive analysis of CIC-IDS2017, in: 8th International Conference on Information Systems Security and Privacy (ICISSP), SCITEPRESS, 2022, pp. 25–36.</w:t>
       </w:r>
     </w:p>
     <w:p>
@@ -38034,7 +38094,7 @@
           <w:sz w:val="19"/>
           <w:szCs w:val="19"/>
         </w:rPr>
-        <w:t xml:space="preserve">[11] D. Pinto, J. Vitorino, E. Maia, I. Amorim, I. Praça, Flow exporter impact on intelligent intrusion detection systems, in: 11th International Conference on Information Systems Security and Privacy (ICISSP), 2025, arXiv:2412.14021.</w:t>
+        <w:t xml:space="preserve">[11] Z. K. Maseer, R. Yusof, N. Bahaman, S. A. Mostafa, C. F. M. Foozy, Benchmarking of machine learning for anomaly based intrusion detection systems in the CICIDS2017 dataset, IEEE Access 9 (2021) 22351–22370. https://doi.org/10.1109/ACCESS.2021.3056614.</w:t>
       </w:r>
     </w:p>
     <w:p>
@@ -38049,7 +38109,7 @@
           <w:sz w:val="19"/>
           <w:szCs w:val="19"/>
         </w:rPr>
-        <w:t xml:space="preserve">[12] R. Geirhos, J.-H. Jacobsen, C. Michaelis, R. Zemel, W. Brendel, M. Bethge, F. A. Wichmann, Shortcut learning in deep neural networks, Nature Machine Intelligence 2 (2020) 665–673.</w:t>
+        <w:t xml:space="preserve">[12] D. Pinto, J. Vitorino, E. Maia, I. Amorim, I. Praça, Flow exporter impact on intelligent intrusion detection systems, in: 11th International Conference on Information Systems Security and Privacy (ICISSP), 2025, arXiv:2412.14021.</w:t>
       </w:r>
     </w:p>
     <w:p>
@@ -38064,7 +38124,7 @@
           <w:sz w:val="19"/>
           <w:szCs w:val="19"/>
         </w:rPr>
-        <w:t xml:space="preserve">[13] D. Arp, E. Quiring, F. Pendlebury, A. Warnecke, F. Pierazzi, C. Wressnegger, L. Cavallaro, K. Rieck, Dos and don'ts of machine learning in computer security, USENIX Security Symposium (2022).</w:t>
+        <w:t xml:space="preserve">[13] R. Geirhos, J.-H. Jacobsen, C. Michaelis, R. Zemel, W. Brendel, M. Bethge, F. A. Wichmann, Shortcut learning in deep neural networks, Nature Machine Intelligence 2 (2020) 665–673.</w:t>
       </w:r>
     </w:p>
     <w:p>
@@ -38079,7 +38139,7 @@
           <w:sz w:val="19"/>
           <w:szCs w:val="19"/>
         </w:rPr>
-        <w:t xml:space="preserve">[14] F. Pendlebury, F. Pierazzi, R. Jordaney, J. Kinder, L. Cavallaro, TESSERACT: Eliminating experimental bias in malware classification across space and time, in: USENIX Security Symposium, 2019.</w:t>
+        <w:t xml:space="preserve">[14] D. Arp, E. Quiring, F. Pendlebury, A. Warnecke, F. Pierazzi, C. Wressnegger, L. Cavallaro, K. Rieck, Dos and don'ts of machine learning in computer security, USENIX Security Symposium (2022).</w:t>
       </w:r>
     </w:p>
     <w:p>
@@ -38094,7 +38154,7 @@
           <w:sz w:val="19"/>
           <w:szCs w:val="19"/>
         </w:rPr>
-        <w:t xml:space="preserve">[15] L. D'hooge, M. Verkerken, B. Volckaert, T. Wauters, F. De Turck, Establishing the contaminating effect of metadata feature inclusion in machine-learned network intrusion detection models, in: Detection of Intrusions and Malware, and Vulnerability Assessment (DIMVA), Springer, 2022. https://doi.org/10.1007/978-3-031-09484-2_2.</w:t>
+        <w:t xml:space="preserve">[15] F. Pendlebury, F. Pierazzi, R. Jordaney, J. Kinder, L. Cavallaro, TESSERACT: Eliminating experimental bias in malware classification across space and time, in: USENIX Security Symposium, 2019.</w:t>
       </w:r>
     </w:p>
     <w:p>
@@ -38109,7 +38169,7 @@
           <w:sz w:val="19"/>
           <w:szCs w:val="19"/>
         </w:rPr>
-        <w:t xml:space="preserve">[16] C. Guo, G. Pleiss, Y. Sun, K. Q. Weinberger, On calibration of modern neural networks, in: International Conference on Machine Learning (ICML), 2017, pp. 1321–1330.</w:t>
+        <w:t xml:space="preserve">[16] L. D'hooge, M. Verkerken, B. Volckaert, T. Wauters, F. De Turck, Establishing the contaminating effect of metadata feature inclusion in machine-learned network intrusion detection models, in: Detection of Intrusions and Malware, and Vulnerability Assessment (DIMVA), Springer, 2022. https://doi.org/10.1007/978-3-031-09484-2_2.</w:t>
       </w:r>
     </w:p>
     <w:p>
@@ -38124,7 +38184,7 @@
           <w:sz w:val="19"/>
           <w:szCs w:val="19"/>
         </w:rPr>
-        <w:t xml:space="preserve">[17] Y. Geifman, R. El-Yaniv, Selective classification for deep neural networks, in: Advances in Neural Information Processing Systems (NeurIPS), 2017.</w:t>
+        <w:t xml:space="preserve">[17] C. Guo, G. Pleiss, Y. Sun, K. Q. Weinberger, On calibration of modern neural networks, in: International Conference on Machine Learning (ICML), 2017, pp. 1321–1330.</w:t>
       </w:r>
     </w:p>
     <w:p>
@@ -38139,7 +38199,7 @@
           <w:sz w:val="19"/>
           <w:szCs w:val="19"/>
         </w:rPr>
-        <w:t xml:space="preserve">[18] K. Hendrickx, L. Perini, D. Van der Plas, W. Meert, J. Davis, Machine learning with a reject option: A survey, Machine Learning 113 (2024) 3073–3110.</w:t>
+        <w:t xml:space="preserve">[18] Y. Geifman, R. El-Yaniv, Selective classification for deep neural networks, in: Advances in Neural Information Processing Systems (NeurIPS), 2017.</w:t>
       </w:r>
     </w:p>
     <w:p>
@@ -38154,7 +38214,7 @@
           <w:sz w:val="19"/>
           <w:szCs w:val="19"/>
         </w:rPr>
-        <w:t xml:space="preserve">[19] J. Talpini, F. Sartori, M. Savi, Enhancing trustworthiness in ML-based network intrusion detection with uncertainty quantification, Journal of Reliable Intelligent Environments 10 (2024) 501–520.</w:t>
+        <w:t xml:space="preserve">[19] K. Hendrickx, L. Perini, D. Van der Plas, W. Meert, J. Davis, Machine learning with a reject option: A survey, Machine Learning 113 (2024) 3073–3110.</w:t>
       </w:r>
     </w:p>
     <w:p>
@@ -38169,7 +38229,7 @@
           <w:sz w:val="19"/>
           <w:szCs w:val="19"/>
         </w:rPr>
-        <w:t xml:space="preserve">[20] D. Chicco, G. Jurman, The advantages of the Matthews correlation coefficient (MCC) over F1 score and accuracy in binary classification evaluation, BMC Genomics 21 (6) (2020).</w:t>
+        <w:t xml:space="preserve">[20] J. Talpini, F. Sartori, M. Savi, Enhancing trustworthiness in ML-based network intrusion detection with uncertainty quantification, Journal of Reliable Intelligent Environments 10 (2024) 501–520.</w:t>
       </w:r>
     </w:p>
     <w:p>
@@ -38184,7 +38244,7 @@
           <w:sz w:val="19"/>
           <w:szCs w:val="19"/>
         </w:rPr>
-        <w:t xml:space="preserve">[21] L. Grinsztajn, E. Oyallon, G. Varoquaux, Why do tree-based models still outperform deep learning on typical tabular data?, in: Advances in Neural Information Processing Systems (NeurIPS), Datasets and Benchmarks Track, 2022.</w:t>
+        <w:t xml:space="preserve">[21] D. Chicco, G. Jurman, The advantages of the Matthews correlation coefficient (MCC) over F1 score and accuracy in binary classification evaluation, BMC Genomics 21 (6) (2020).</w:t>
       </w:r>
     </w:p>
     <w:p>
@@ -38199,7 +38259,7 @@
           <w:sz w:val="19"/>
           <w:szCs w:val="19"/>
         </w:rPr>
-        <w:t xml:space="preserve">[22] R. Shwartz-Ziv, A. Armon, Tabular data: Deep learning is not all you need, Information Fusion 81 (2022) 84–90.</w:t>
+        <w:t xml:space="preserve">[22] L. Grinsztajn, E. Oyallon, G. Varoquaux, Why do tree-based models still outperform deep learning on typical tabular data?, in: Advances in Neural Information Processing Systems (NeurIPS), Datasets and Benchmarks Track, 2022.</w:t>
       </w:r>
     </w:p>
     <w:p>
@@ -38214,7 +38274,7 @@
           <w:sz w:val="19"/>
           <w:szCs w:val="19"/>
         </w:rPr>
-        <w:t xml:space="preserve">[23] Y. Gorishniy, I. Rubachev, V. Khrulkov, A. Babenko, Revisiting deep learning models for tabular data, in: Advances in Neural Information Processing Systems (NeurIPS), 2021.</w:t>
+        <w:t xml:space="preserve">[23] R. Shwartz-Ziv, A. Armon, Tabular data: Deep learning is not all you need, Information Fusion 81 (2022) 84–90.</w:t>
       </w:r>
     </w:p>
     <w:p>
@@ -38229,7 +38289,7 @@
           <w:sz w:val="19"/>
           <w:szCs w:val="19"/>
         </w:rPr>
-        <w:t xml:space="preserve">[24] D. Magalhães, et al., Machine unlearning for the XGBoost model with network intrusion datasets, arXiv:2606.19220 (2026).</w:t>
+        <w:t xml:space="preserve">[24] Y. Gorishniy, I. Rubachev, V. Khrulkov, A. Babenko, Revisiting deep learning models for tabular data, in: Advances in Neural Information Processing Systems (NeurIPS), 2021.</w:t>
       </w:r>
     </w:p>
     <w:p>
@@ -38244,7 +38304,7 @@
           <w:sz w:val="19"/>
           <w:szCs w:val="19"/>
         </w:rPr>
-        <w:t xml:space="preserve">[25] M. Shafi, A. H. Lashkari, V. Rodriguez, R. Nevo, Toward generating a new cloud-based distributed denial of service (DDoS) dataset and cloud intrusion traffic characterization, Information 15 (4) (2024) 195. https://doi.org/10.3390/info15040195.</w:t>
+        <w:t xml:space="preserve">[25] D. Magalhães, et al., Machine unlearning for the XGBoost model with network intrusion datasets, arXiv:2606.19220 (2026).</w:t>
       </w:r>
     </w:p>
     <w:p>
@@ -38259,7 +38319,7 @@
           <w:sz w:val="19"/>
           <w:szCs w:val="19"/>
         </w:rPr>
-        <w:t xml:space="preserve">[26] C. Strobl, A.-L. Boulesteix, T. Kneib, T. Augustin, A. Zeileis, Conditional variable importance for random forests, BMC Bioinformatics 9 (307) (2008). https://doi.org/10.1186/1471-2105-9-307.</w:t>
+        <w:t xml:space="preserve">[26] M. Shafi, A. H. Lashkari, V. Rodriguez, R. Nevo, Toward generating a new cloud-based distributed denial of service (DDoS) dataset and cloud intrusion traffic characterization, Information 15 (4) (2024) 195. https://doi.org/10.3390/info15040195.</w:t>
       </w:r>
     </w:p>
     <w:p>
@@ -38274,7 +38334,37 @@
           <w:sz w:val="19"/>
           <w:szCs w:val="19"/>
         </w:rPr>
-        <w:t xml:space="preserve">[27] G. Hooker, L. Mentch, S. Zhou, Unrestricted permutation forces extrapolation: variable importance requires at least one more model, or there is no free variable importance, Statistics and Computing 31 (82) (2021). https://doi.org/10.1007/s11222-021-10057-z.</w:t>
+        <w:t xml:space="preserve">[27] C. Strobl, A.-L. Boulesteix, T. Kneib, T. Augustin, A. Zeileis, Conditional variable importance for random forests, BMC Bioinformatics 9 (307) (2008). https://doi.org/10.1186/1471-2105-9-307.</w:t>
+      </w:r>
+    </w:p>
+    <w:p>
+      <w:pPr>
+        <w:spacing w:after="80" w:line="240"/>
+        <w:ind w:left="480" w:hanging="480"/>
+        <w:jc w:val="both"/>
+      </w:pPr>
+      <w:r>
+        <w:rPr>
+          <w:rFonts w:ascii="Times New Roman" w:cs="Times New Roman" w:eastAsia="Times New Roman" w:hAnsi="Times New Roman"/>
+          <w:sz w:val="19"/>
+          <w:szCs w:val="19"/>
+        </w:rPr>
+        <w:t xml:space="preserve">[28] G. Hooker, L. Mentch, S. Zhou, Unrestricted permutation forces extrapolation: variable importance requires at least one more model, or there is no free variable importance, Statistics and Computing 31 (82) (2021). https://doi.org/10.1007/s11222-021-10057-z.</w:t>
+      </w:r>
+    </w:p>
+    <w:p>
+      <w:pPr>
+        <w:spacing w:after="80" w:line="240"/>
+        <w:ind w:left="480" w:hanging="480"/>
+        <w:jc w:val="both"/>
+      </w:pPr>
+      <w:r>
+        <w:rPr>
+          <w:rFonts w:ascii="Times New Roman" w:cs="Times New Roman" w:eastAsia="Times New Roman" w:hAnsi="Times New Roman"/>
+          <w:sz w:val="19"/>
+          <w:szCs w:val="19"/>
+        </w:rPr>
+        <w:t xml:space="preserve">[29] J. Snoek, Y. Ovadia, E. Fertig, B. Lakshminarayanan, S. Nowozin, D. Sculley, J. V. Dillon, J. Ren, Z. Nado, Can you trust your model’s uncertainty? Evaluating predictive uncertainty under dataset shift, in: Advances in Neural Information Processing Systems (NeurIPS), 2019, arXiv:1906.02530.</w:t>
       </w:r>
     </w:p>
     <w:sectPr>

--- a/paper/GeNIS_benchmark_article.docx
+++ b/paper/GeNIS_benchmark_article.docx
@@ -28733,7 +28733,7 @@
           <w:sz w:val="22"/>
           <w:szCs w:val="22"/>
         </w:rPr>
-        <w:t xml:space="preserve">Three of the seven pairs are not new, and it matters that they are not. Rosay et al. [10], re-extracting the corpus from its packet captures with their own exporter, report feature duplication as one of five categories of defect in the released files, and among the pairs they name are Fwd Packet Length Mean with Avg Fwd Segment Size, Bwd Packet Length Mean with Avg Bwd Segment Size, and the repeated Fwd Header Length column. Our check returns those three and four they do not name: Total Fwd Packets with Subflow Fwd Packets, Total Backward Packets with Subflow Bwd Packets, Fwd PSH Flags with SYN Flag Count, and Fwd URG Flags with CWE Flag Count. It also fails to return one pair they describe as duplicated, Average Packet Size and Packet Length Mean: the two are duplicated by definition but not numerically, taking 37 309 and 38 163 distinct values in the released files and classifying at 0.930 and 0.922, which is what their separate finding of miscalculated features would predict. We report the discrepancy rather than resolve it, since resolving it would require the exporter comparison that is their contribution and not ours.</w:t>
+        <w:t xml:space="preserve">Three of the seven pairs are already in the literature, and it matters that they are. Engelen et al. [1] trace the repeated Fwd Header Length column to a defect in the CICFlowMeter extractor, and Rosay et al. [10], re-extracting the corpus from its packet captures with their own tool, report feature duplication as one of five categories of defect and name Fwd Packet Length Mean with Avg Fwd Segment Size and Bwd Packet Length Mean with Avg Bwd Segment Size among the duplicated pairs. Two further pairs of ours have a documented cause even where the identity itself appears not to have been reported: Fwd PSH Flags coincides with SYN Flag Count and Fwd URG Flags with CWE Flag Count, and Engelen et al. also record that the extractor failed to increment the forward and backward PSH and URG counters, which is the kind of failure that collapses one column onto another. The two remaining pairs, Total Fwd Packets with Subflow Fwd Packets and Total Backward Packets with Subflow Bwd Packets, we have not found reported. Conversely, one pair described in that literature as duplicated, Average Packet Size and Packet Length Mean, our check does not return: the two are duplicated by definition but not numerically, taking 37 309 and 38 163 distinct values in the released files and classifying at 0.930 and 0.922, which is what a separate finding of miscalculated features would predict. We report the discrepancy rather than resolve it, since resolving it would require the exporter comparison that is their contribution and not ours.</w:t>
       </w:r>
     </w:p>
     <w:p>
@@ -28763,7 +28763,7 @@
           <w:sz w:val="22"/>
           <w:szCs w:val="22"/>
         </w:rPr>
-        <w:t xml:space="preserve">That three of these pairs have been in the public record since 2022 strengthens the argument rather than weakening it. The corpus remains in wide use in its original form; a study that audits its own models with permutation importance or SHAP, on the files as distributed, is shown a value of exactly zero for the duplicated columns, and would conclude that they carry nothing. Our claim about CICIDS2017 is therefore not that we discovered its redundancy. It is that attribution would not have revealed it on a corpus where it is already documented, which is the sharpest available form of the mechanism of Section 6.2: the blindness is a property of the measure under dependence between predictors [27, 28], not a property of how obscure the duplication happens to be.</w:t>
+        <w:t xml:space="preserve">That three of these pairs have been in the public record since 2021 and 2022 strengthens the argument rather than weakening it. The corpus remains in wide use in its original form; a study that audits its own models with permutation importance or SHAP, on the files as distributed, is shown a value of exactly zero for the duplicated columns, and would conclude that they carry nothing. Our claim about CICIDS2017 is therefore not that we discovered its redundancy. It is that attribution would not have revealed it on a corpus where it is already documented, which is the sharpest available form of the mechanism of Section 6.2: the blindness is a property of the measure under dependence between predictors [27, 28], not a property of how obscure the duplication happens to be.</w:t>
       </w:r>
     </w:p>
     <w:p>
@@ -28853,7 +28853,7 @@
           <w:sz w:val="22"/>
           <w:szCs w:val="22"/>
         </w:rPr>
-        <w:t xml:space="preserve">Two of the three methodological findings transfer. The blindness of attribution to duplicated columns reproduces on a corpus built by another laboratory with another exporter, and the arithmetic is if anything starker: ten columns at exactly zero, three of the seven pairs already documented [10] and scored at zero all the same. The degeneracy of a global chronological split reproduces, so the per-class temporal protocol is not a device invented to rescue GeNIS. The third finding does not transfer, and the correct conclusion is not that it was wrong but that we stated it too generally: temporal splitting was insufficient on GeNIS and is sufficient on CICIDS2017, so sufficiency is a corpus property that a cheap probe measures and that no study should assume in either direction. Three limits bound this section. It is an audit and not a benchmark: we trained three detectors under both protocols to confirm that the pipeline runs end to end, and those runs are released with the artefact, but a fifteen-class macro-F1 on a corpus containing families of eleven, twenty-one and thirty-six flows measures the handling of the rarest classes more than it measures detection quality, and we do not report it as a comparison. Two corpora are not a survey. And CICIDS2017 is itself a corpus with documented extraction and labelling defects [1, 2, 3, 10], which is a reason to audit it rather than a reason to treat its numbers as ground truth.</w:t>
+        <w:t xml:space="preserve">Two of the three methodological findings transfer. The blindness of attribution to duplicated columns reproduces on a corpus built by another laboratory with another exporter, and the arithmetic is if anything starker: ten columns at exactly zero, three of the seven pairs already documented [1, 10] and scored at zero all the same. The degeneracy of a global chronological split reproduces, so the per-class temporal protocol is not a device invented to rescue GeNIS. The third finding does not transfer, and the correct conclusion is not that it was wrong but that we stated it too generally: temporal splitting was insufficient on GeNIS and is sufficient on CICIDS2017, so sufficiency is a corpus property that a cheap probe measures and that no study should assume in either direction. Three limits bound this section. It is an audit and not a benchmark: we trained three detectors under both protocols to confirm that the pipeline runs end to end, and those runs are released with the artefact, but a fifteen-class macro-F1 on a corpus containing families of eleven, twenty-one and thirty-six flows measures the handling of the rarest classes more than it measures detection quality, and we do not report it as a comparison. Two corpora are not a survey. And CICIDS2017 is itself a corpus with documented extraction and labelling defects [1, 2, 3, 10], which is a reason to audit it rather than a reason to treat its numbers as ground truth.</w:t>
       </w:r>
     </w:p>
     <w:p>

--- a/paper/GeNIS_benchmark_article.docx
+++ b/paper/GeNIS_benchmark_article.docx
@@ -28721,7 +28721,7 @@
           <w:sz w:val="22"/>
           <w:szCs w:val="22"/>
         </w:rPr>
-        <w:t xml:space="preserve">What was already known, and what was not. </w:t>
+        <w:t xml:space="preserve">What was already known, and how well. </w:t>
       </w:r>
       <w:r>
         <w:rPr>
@@ -28733,7 +28733,7 @@
           <w:sz w:val="22"/>
           <w:szCs w:val="22"/>
         </w:rPr>
-        <w:t xml:space="preserve">Three of the seven pairs are already in the literature, and it matters that they are. Engelen et al. [1] trace the repeated Fwd Header Length column to a defect in the CICFlowMeter extractor, and Rosay et al. [10], re-extracting the corpus from its packet captures with their own tool, report feature duplication as one of five categories of defect and name Fwd Packet Length Mean with Avg Fwd Segment Size and Bwd Packet Length Mean with Avg Bwd Segment Size among the duplicated pairs. Two further pairs of ours have a documented cause even where the identity itself appears not to have been reported: Fwd PSH Flags coincides with SYN Flag Count and Fwd URG Flags with CWE Flag Count, and Engelen et al. also record that the extractor failed to increment the forward and backward PSH and URG counters, which is the kind of failure that collapses one column onto another. The two remaining pairs, Total Fwd Packets with Subflow Fwd Packets and Total Backward Packets with Subflow Bwd Packets, we have not found reported. Conversely, one pair described in that literature as duplicated, Average Packet Size and Packet Length Mean, our check does not return: the two are duplicated by definition but not numerically, taking 37 309 and 38 163 distinct values in the released files and classifying at 0.930 and 0.922, which is what a separate finding of miscalculated features would predict. We report the discrepancy rather than resolve it, since resolving it would require the exporter comparison that is their contribution and not ours.</w:t>
+        <w:t xml:space="preserve">Every one of the seven pairs has a documented cause, and three are documented as duplications. Rosay et al. [10], re-extracting the corpus from its packet captures with their own tool, sort the defects of the released files into five categories and name four duplicated features under the first: Average Packet Size with Packet Length Mean, Fwd Packet Length Mean with Avg Fwd Segment Size, Bwd Packet Length Mean with Avg Bwd Segment Size, and the repeated Fwd Header Length column, which Engelen et al. [1] also trace to the extractor. Three of those four are among our seven. The remaining four of ours fall under their second category, miscalculation, and the defects they describe are precisely what would produce the identities we measure: a subflow counter whose guard is always true, so that it is incremented on every packet received, which is what makes Subflow Fwd Packets and Subflow Bwd Packets coincide with Total Fwd Packets and Total Backward Packets; and TCP flag counters that are inverted between SYN and PSH and between FIN and URG, with the forward and backward PSH and URG counts never updated at all, which is the family of defects that collapses Fwd PSH Flags onto SYN Flag Count and Fwd URG Flags onto CWE Flag Count. Our own loading corroborates the last of these from another direction: Bwd PSH Flags and Bwd URG Flags are constant in the released files and are dropped before the audit begins.</w:t>
       </w:r>
     </w:p>
     <w:p>
@@ -28751,7 +28751,7 @@
           <w:sz w:val="22"/>
           <w:szCs w:val="22"/>
         </w:rPr>
-        <w:t xml:space="preserve">Why documented duplication is the stronger case. </w:t>
+        <w:t xml:space="preserve">Where the definition and the data disagree. </w:t>
       </w:r>
       <w:r>
         <w:rPr>
@@ -28763,7 +28763,7 @@
           <w:sz w:val="22"/>
           <w:szCs w:val="22"/>
         </w:rPr>
-        <w:t xml:space="preserve">That three of these pairs have been in the public record since 2021 and 2022 strengthens the argument rather than weakening it. The corpus remains in wide use in its original form; a study that audits its own models with permutation importance or SHAP, on the files as distributed, is shown a value of exactly zero for the duplicated columns, and would conclude that they carry nothing. Our claim about CICIDS2017 is therefore not that we discovered its redundancy. It is that attribution would not have revealed it on a corpus where it is already documented, which is the sharpest available form of the mechanism of Section 6.2: the blindness is a property of the measure under dependence between predictors [27, 28], not a property of how obscure the duplication happens to be.</w:t>
+        <w:t xml:space="preserve">One pair runs the other way, and it is instructive. Average Packet Size and Packet Length Mean are duplicated by definition and are named as duplicated, yet they are not numerically identical in the released files: they take 37 309 and 38 163 distinct values and classify the fifteen classes at 0.930 and 0.922. The same study accounts for that as well, since it reports that the first packet of each flow is counted twice in the packet-length mean, standard deviation and total. A definitional duplicate can therefore survive as two distinct columns once one of the two is miscalculated, which is the reason our check measures identity on the released values rather than inferring it from the feature list.</w:t>
       </w:r>
     </w:p>
     <w:p>
@@ -28781,7 +28781,7 @@
           <w:sz w:val="22"/>
           <w:szCs w:val="22"/>
         </w:rPr>
-        <w:t xml:space="preserve">No behavioural shortcut survives the scan, and that is a result. </w:t>
+        <w:t xml:space="preserve">Why documented duplication is the stronger case. </w:t>
       </w:r>
       <w:r>
         <w:rPr>
@@ -28793,7 +28793,7 @@
           <w:sz w:val="22"/>
           <w:szCs w:val="22"/>
         </w:rPr>
-        <w:t xml:space="preserve">The transferability scan is the part of the audit that could have embarrassed it. Of the 69 behavioural columns, 43 pass the predictivity filter, and not one of them falls below the transferability threshold: the lowest value is 0.6726, on Bwd IAT Std, well clear of 0.50, and the distribution has no cluster near the threshold at all (Figure 13a). The behavioural blacklist for CICIDS2017 is therefore empty, and the audited condition coincides with the clean one. We report this because the opposite would have been the more flattering outcome, and because it answers the symmetric suspicion: a rule that flags features on a two-protocol comparison could be a rule that flags features everywhere, and on this corpus it flags none. The only shortcut the audit finds here is positional, and excluding the timestamp by name removes it before any measurement is taken — which is the exclusion-by-name remedy of D’hooge et al. [16], not a contribution of our rule.</w:t>
+        <w:t xml:space="preserve">That this redundancy has been documented, cause by cause, since 2021 and 2022 strengthens the argument rather than weakening it. The corpus remains in wide use in its original form; a study that audits its own models with permutation importance or SHAP, on the files as distributed, is shown a value of exactly zero for the duplicated columns, and would conclude that they carry nothing. Our claim about CICIDS2017 is therefore not that we discovered its redundancy. It is that attribution would not have revealed it on a corpus where it is already documented, which is the sharpest available form of the mechanism of Section 6.2: the blindness is a property of the measure under dependence between predictors [27, 28], not a property of how obscure the duplication happens to be.</w:t>
       </w:r>
     </w:p>
     <w:p>
@@ -28811,7 +28811,7 @@
           <w:sz w:val="22"/>
           <w:szCs w:val="22"/>
         </w:rPr>
-        <w:t xml:space="preserve">The published rule does not transfer unchanged. </w:t>
+        <w:t xml:space="preserve">No behavioural shortcut survives the scan, and that is a result. </w:t>
       </w:r>
       <w:r>
         <w:rPr>
@@ -28823,7 +28823,7 @@
           <w:sz w:val="22"/>
           <w:szCs w:val="22"/>
         </w:rPr>
-        <w:t xml:space="preserve">One component of the rule broke, and only a second corpus could have shown it. The predictivity filter of Section 4.3 keeps a feature eligible when its single-feature accuracy exceeds three times the majority-class rate. On GeNIS, where that rate is 0.1942, the threshold is 0.5827 and the filter is meaningful. On CICIDS2017 the rate is 0.8030 and three times it exceeds one, so the filter is not merely strict but arithmetically unsatisfiable: no feature can be eligible, and the audit would return an empty answer for a reason that has nothing to do with the data. Single-feature accuracy is saturated in any case on such a corpus, since predicting BENIGN everywhere already scores 0.8030, and re-expressing the filter as a fraction of the margin above chance, acc &gt; p + κ(1 − p) with κ = 0.4818, a form that reproduces the published GeNIS rule exactly and remains defined on any corpus, leaves only nine columns eligible for that same reason. We therefore carried the rule over in form rather than in letter, applying it to macro-F1, which gives no credit for the majority class, and keeping its shape, three times the baseline, with the baseline being the measured macro-F1 of the majority-class classifier, 0.0636. The retained threshold is 0.1909, and for the same reason the transferability ratio on this corpus is taken on macro-F1 rather than on accuracy. This is a defect of the rule as published, not of the audit, and we record it as one: a predictivity filter expressed as a multiple of the majority-class rate is well defined only on corpora that no single class dominates.</w:t>
+        <w:t xml:space="preserve">The transferability scan is the part of the audit that could have embarrassed it. Of the 69 behavioural columns, 43 pass the predictivity filter, and not one of them falls below the transferability threshold: the lowest value is 0.6726, on Bwd IAT Std, well clear of 0.50, and the distribution has no cluster near the threshold at all (Figure 13a). The behavioural blacklist for CICIDS2017 is therefore empty, and the audited condition coincides with the clean one. We report this because the opposite would have been the more flattering outcome, and because it answers the symmetric suspicion: a rule that flags features on a two-protocol comparison could be a rule that flags features everywhere, and on this corpus it flags none. The only shortcut the audit finds here is positional, and excluding the timestamp by name removes it before any measurement is taken — which is the exclusion-by-name remedy of D’hooge et al. [16], not a contribution of our rule.</w:t>
       </w:r>
     </w:p>
     <w:p>
@@ -28841,7 +28841,7 @@
           <w:sz w:val="22"/>
           <w:szCs w:val="22"/>
         </w:rPr>
-        <w:t xml:space="preserve">What this section establishes, and what it does not. </w:t>
+        <w:t xml:space="preserve">The published rule does not transfer unchanged. </w:t>
       </w:r>
       <w:r>
         <w:rPr>
@@ -28853,7 +28853,37 @@
           <w:sz w:val="22"/>
           <w:szCs w:val="22"/>
         </w:rPr>
-        <w:t xml:space="preserve">Two of the three methodological findings transfer. The blindness of attribution to duplicated columns reproduces on a corpus built by another laboratory with another exporter, and the arithmetic is if anything starker: ten columns at exactly zero, three of the seven pairs already documented [1, 10] and scored at zero all the same. The degeneracy of a global chronological split reproduces, so the per-class temporal protocol is not a device invented to rescue GeNIS. The third finding does not transfer, and the correct conclusion is not that it was wrong but that we stated it too generally: temporal splitting was insufficient on GeNIS and is sufficient on CICIDS2017, so sufficiency is a corpus property that a cheap probe measures and that no study should assume in either direction. Three limits bound this section. It is an audit and not a benchmark: we trained three detectors under both protocols to confirm that the pipeline runs end to end, and those runs are released with the artefact, but a fifteen-class macro-F1 on a corpus containing families of eleven, twenty-one and thirty-six flows measures the handling of the rarest classes more than it measures detection quality, and we do not report it as a comparison. Two corpora are not a survey. And CICIDS2017 is itself a corpus with documented extraction and labelling defects [1, 2, 3, 10], which is a reason to audit it rather than a reason to treat its numbers as ground truth.</w:t>
+        <w:t xml:space="preserve">One component of the rule broke, and only a second corpus could have shown it. The predictivity filter of Section 4.3 keeps a feature eligible when its single-feature accuracy exceeds three times the majority-class rate. On GeNIS, where that rate is 0.1942, the threshold is 0.5827 and the filter is meaningful. On CICIDS2017 the rate is 0.8030 and three times it exceeds one, so the filter is not merely strict but arithmetically unsatisfiable: no feature can be eligible, and the audit would return an empty answer for a reason that has nothing to do with the data. Single-feature accuracy is saturated in any case on such a corpus, since predicting BENIGN everywhere already scores 0.8030, and re-expressing the filter as a fraction of the margin above chance, acc &gt; p + κ(1 − p) with κ = 0.4818, a form that reproduces the published GeNIS rule exactly and remains defined on any corpus, leaves only nine columns eligible for that same reason. We therefore carried the rule over in form rather than in letter, applying it to macro-F1, which gives no credit for the majority class, and keeping its shape, three times the baseline, with the baseline being the measured macro-F1 of the majority-class classifier, 0.0636. The retained threshold is 0.1909, and for the same reason the transferability ratio on this corpus is taken on macro-F1 rather than on accuracy. This is a defect of the rule as published, not of the audit, and we record it as one: a predictivity filter expressed as a multiple of the majority-class rate is well defined only on corpora that no single class dominates.</w:t>
+      </w:r>
+    </w:p>
+    <w:p>
+      <w:pPr>
+        <w:spacing w:after="120" w:line="276"/>
+        <w:jc w:val="both"/>
+      </w:pPr>
+      <w:r>
+        <w:rPr>
+          <w:rFonts w:ascii="Times New Roman" w:cs="Times New Roman" w:eastAsia="Times New Roman" w:hAnsi="Times New Roman"/>
+          <w:b/>
+          <w:bCs/>
+          <w:i w:val="false"/>
+          <w:iCs w:val="false"/>
+          <w:sz w:val="22"/>
+          <w:szCs w:val="22"/>
+        </w:rPr>
+        <w:t xml:space="preserve">What this section establishes, and what it does not. </w:t>
+      </w:r>
+      <w:r>
+        <w:rPr>
+          <w:rFonts w:ascii="Times New Roman" w:cs="Times New Roman" w:eastAsia="Times New Roman" w:hAnsi="Times New Roman"/>
+          <w:b w:val="false"/>
+          <w:bCs w:val="false"/>
+          <w:i w:val="false"/>
+          <w:iCs w:val="false"/>
+          <w:sz w:val="22"/>
+          <w:szCs w:val="22"/>
+        </w:rPr>
+        <w:t xml:space="preserve">Two of the three methodological findings transfer. The blindness of attribution to duplicated columns reproduces on a corpus built by another laboratory with another exporter, and the arithmetic is if anything starker: ten columns at exactly zero, three of the seven pairs whose cause is documented in the literature [1, 10] and scored at zero all the same. The degeneracy of a global chronological split reproduces, so the per-class temporal protocol is not a device invented to rescue GeNIS. The third finding does not transfer, and the correct conclusion is not that it was wrong but that we stated it too generally: temporal splitting was insufficient on GeNIS and is sufficient on CICIDS2017, so sufficiency is a corpus property that a cheap probe measures and that no study should assume in either direction. Three limits bound this section. It is an audit and not a benchmark: we trained three detectors under both protocols to confirm that the pipeline runs end to end, and those runs are released with the artefact, but a fifteen-class macro-F1 on a corpus containing families of eleven, twenty-one and thirty-six flows measures the handling of the rarest classes more than it measures detection quality, and we do not report it as a comparison. Two corpora are not a survey. And CICIDS2017 is itself a corpus with documented extraction and labelling defects [1, 2, 3, 10], which is a reason to audit it rather than a reason to treat its numbers as ground truth.</w:t>
       </w:r>
     </w:p>
     <w:p>

--- a/paper/GeNIS_benchmark_article.docx
+++ b/paper/GeNIS_benchmark_article.docx
@@ -3950,7 +3950,7 @@
           <w:sz w:val="18"/>
           <w:szCs w:val="18"/>
         </w:rPr>
-        <w:t xml:space="preserve">Natural class distribution of the 60-second slice, preserved end to end by our protocol. Volumetric denial-of-service floods account for 87.3% of the flows, benign traffic for 7.42% and the three brute-force families for 5.32% together. Two consequences follow. Macro-F1 rather than accuracy is the meaningful headline metric, and the brute-force families, which are the smallest, are where the detectors actually differ. The 20% test partition holds 5 029 benign flows, so a single false positive is 0.0199 percentage points and every false-positive rate we report is an integer multiple of that step.</w:t>
+        <w:t xml:space="preserve">Natural class distribution of the 60-second slice, preserved end to end by our protocol. Volumetric denial-of-service floods account for 87.3% of the flows, benign traffic for 7.42% and the three brute-force families for 5.32% together. Two consequences follow. Macro-F1 rather than accuracy is the meaningful headline metric, and the brute-force families, which are the smallest, are where the detectors actually differ. The 20% test partition holds 5 030 benign flows, so a single false positive is 0.0199 percentage points and every false-positive rate we report is an integer multiple of that step.</w:t>
       </w:r>
     </w:p>
     <w:p>
@@ -4607,7 +4607,31 @@
           <w:sz w:val="22"/>
           <w:szCs w:val="22"/>
         </w:rPr>
-        <w:t xml:space="preserve"> /  counters) are excluded from every condition. Four </w:t>
+        <w:t xml:space="preserve"> / </w:t>
+      </w:r>
+      <w:r>
+        <w:rPr>
+          <w:rFonts w:ascii="Consolas" w:cs="Consolas" w:eastAsia="Consolas" w:hAnsi="Consolas"/>
+          <w:b w:val="false"/>
+          <w:bCs w:val="false"/>
+          <w:i w:val="false"/>
+          <w:iCs w:val="false"/>
+          <w:sz w:val="20"/>
+          <w:szCs w:val="20"/>
+        </w:rPr>
+        <w:t xml:space="preserve">Sdaddr</w:t>
+      </w:r>
+      <w:r>
+        <w:rPr>
+          <w:rFonts w:ascii="Times New Roman" w:cs="Times New Roman" w:eastAsia="Times New Roman" w:hAnsi="Times New Roman"/>
+          <w:b w:val="false"/>
+          <w:bCs w:val="false"/>
+          <w:i w:val="false"/>
+          <w:iCs w:val="false"/>
+          <w:sz w:val="22"/>
+          <w:szCs w:val="22"/>
+        </w:rPr>
+        <w:t xml:space="preserve"> counters) are excluded from every condition. Four </w:t>
       </w:r>
       <w:r>
         <w:rPr>
@@ -5504,7 +5528,7 @@
           <w:sz w:val="22"/>
           <w:szCs w:val="22"/>
         </w:rPr>
-        <w:t xml:space="preserve">5 029 benign flows</w:t>
+        <w:t xml:space="preserve">5 030 benign flows</w:t>
       </w:r>
       <w:r>
         <w:rPr>
@@ -5900,7 +5924,7 @@
           <w:sz w:val="22"/>
           <w:szCs w:val="22"/>
         </w:rPr>
-        <w:t xml:space="preserve">The benchmark does still separate weak from strong: Gaussian naive Bayes reaches macro-F1 0.5492 with a 61.4% false-positive rate (3 089 of 5 029 benign flows misclassified), confirming that the near-perfect scores are a property of the corpus and the strong models, not of the metric. Figure 3 shows where the residual difficulty sits: for every strong detector the per-class F1 is above 0.99 on all nine classes, and naive Bayes is the only model with a class-level failure, collapsing on the benign class itself.</w:t>
+        <w:t xml:space="preserve">The benchmark does still separate weak from strong: Gaussian naive Bayes reaches macro-F1 0.5492 with a 61.4% false-positive rate (3 090 of 5 030 benign flows misclassified), confirming that the near-perfect scores are a property of the corpus and the strong models, not of the metric. Figure 3 shows where the residual difficulty sits: for every strong detector the per-class F1 is above 0.98 on all nine classes, the lowest being k-NN on bruteforce-ftp at 0.981, and naive Bayes is the only model with class-level failures. Its worst class is bruteforce-ssh at 0.002, and its benign F1 of 0.557 is what the 61.4% false-positive rate above measures from the operational side.</w:t>
       </w:r>
     </w:p>
     <w:p>
@@ -5975,7 +5999,7 @@
           <w:sz w:val="18"/>
           <w:szCs w:val="18"/>
         </w:rPr>
-        <w:t xml:space="preserve">Per-class F1 under the audited condition. Ten of the eleven detectors are uniformly strong across all nine classes; only naive Bayes fails, and it fails on benign traffic.</w:t>
+        <w:t xml:space="preserve">Per-class F1 under the audited condition. Ten of the eleven detectors are uniformly strong across all nine classes, the lowest single cell being 0.981; only naive Bayes fails, and it fails on most classes at once, worst on bruteforce-ssh.</w:t>
       </w:r>
     </w:p>
     <w:p>
@@ -10547,7 +10571,7 @@
           <w:sz w:val="22"/>
           <w:szCs w:val="22"/>
         </w:rPr>
-        <w:t xml:space="preserve">), a gap of 0.017 instead of 0.05, and five further features are flagged, namely </w:t>
+        <w:t xml:space="preserve">), a gap of 0.017 instead of 0.047, and five further features are flagged, namely </w:t>
       </w:r>
       <w:r>
         <w:rPr>
@@ -15856,7 +15880,7 @@
           <w:sz w:val="22"/>
           <w:szCs w:val="22"/>
         </w:rPr>
-        <w:t xml:space="preserve">Figure 10 resolves this by family. Detectability is uniformly high for the five denial-of-service families at every interval; the cost of shortening the window falls almost entirely on </w:t>
+        <w:t xml:space="preserve">Figure 10 resolves this by family, and it withdraws a reading that the three-seed means invite. Detectability is uniformly high for the five denial-of-service families at every interval, never falling below 0.993. The brute-force families carry all of the dispersion, but not in the direction a window-length argument would predict: </w:t>
       </w:r>
       <w:r>
         <w:rPr>
@@ -15880,7 +15904,7 @@
           <w:sz w:val="22"/>
           <w:szCs w:val="22"/>
         </w:rPr>
-        <w:t xml:space="preserve">, whose F1 drops to 0.685 at 10 s. Brute-force traffic is low-rate and bursty, so shorter windows fragment the very pattern that distinguishes it, whereas floods remain volumetrically obvious at any aggregation.</w:t>
+        <w:t xml:space="preserve"> scores 1.000 at 5 s, 1.000 at 30 s and 0.999 at 60 s, and its 0.685 at 10 s is the three-seed mean of 0.999, 1.000 and 0.056, the last being the collapsed seed described above. Set that seed aside and LightGBM classifies all nine families above 0.999 at 10 s as well. Were shorter windows fragmenting the low-rate brute-force pattern, the 5-second column would be the weakest; it is the strongest. We therefore read no window-length effect into the tree ensembles at all. The window-length effect this section documents is the DNN's, and that one is systematic rather than seed-driven: its standard deviation stays between 0.002 and 0.019 while its mean falls by nearly half.</w:t>
       </w:r>
     </w:p>
     <w:p>
@@ -15955,7 +15979,7 @@
           <w:sz w:val="18"/>
           <w:szCs w:val="18"/>
         </w:rPr>
-        <w:t xml:space="preserve">Per-class F1 across aggregation intervals (LightGBM, audited). Only the low-rate brute-force families are sensitive to the window length.</w:t>
+        <w:t xml:space="preserve">Per-class F1 across aggregation intervals (LightGBM, audited; mean over three seeds at 5, 10 and 30 s, seed 1 at 60 s). Every cell below 0.99 lies in the 10-second column, and every one of them comes from the single seed that collapsed there (Section 6.4): the other two seeds classify all nine families above 0.999 at that interval. The window length leaves the tree ensemble unaffected.</w:t>
       </w:r>
     </w:p>
     <w:p>
@@ -31818,7 +31842,7 @@
         <w:t xml:space="preserve">Robustness to the aggregation interval separates the families more sharply than accuracy does.</w:t>
       </w:r>
       <w:r>
-        <w:t xml:space="preserve"> The interval is an infrastructure parameter chosen by whoever deploys the exporter, not a property the detector controls, so sensitivity to it is a viability question. The tree ensembles are indifferent: XGBoost stays at macro-F1 1.0000 with a zero false-positive rate at 5, 10, 30 and 60 seconds. The DNN is not: it falls from 0.9981 at 60 s to 0.85 at 30 s and to roughly 0.51 at 10 and 5 s, with false-positive rates of 34 and 39% at the two shortest intervals. Combined with its last place under the temporal protocol (0.9730), the DNN is the one detector in this benchmark we would not deploy. We also record an instability on the other side: at the 10-second interval one LightGBM seed out of three collapsed to 0.8374 with a 7.71% false-positive rate while the other two stayed near 1.0000.</w:t>
+        <w:t xml:space="preserve"> The interval is an infrastructure parameter chosen by whoever deploys the exporter, not a property the detector controls, so sensitivity to it is a viability question. The tree ensembles are indifferent: XGBoost holds macro-F1 1.0000 at 5, 10 and 60 seconds and 0.9999 at 30, with a zero false-positive rate at all four. The DNN is not: it falls from 0.9968 at 60 s to 0.85 at 30 s and to roughly 0.51 at 10 and 5 s, with false-positive rates of 34 and 39% at the two shortest intervals. Combined with its last place under the temporal protocol (0.9730), the DNN is the one detector in this benchmark we would not deploy. We also record an instability on the other side: at the 10-second interval one LightGBM seed out of three collapsed to 0.8374 with a 7.71% false-positive rate while the other two stayed near 1.0000.</w:t>
       </w:r>
     </w:p>
     <w:p>
@@ -32982,7 +33006,7 @@
                 <w:sz w:val="18"/>
                 <w:szCs w:val="18"/>
               </w:rPr>
-              <w:t xml:space="preserve">1.0000 at every interval</w:t>
+              <w:t xml:space="preserve">≥ 0.9999 at every interval</w:t>
             </w:r>
           </w:p>
         </w:tc>
@@ -33720,7 +33744,7 @@
           <w:sz w:val="18"/>
           <w:szCs w:val="18"/>
         </w:rPr>
-        <w:t xml:space="preserve">Per-class F1 under the temporal protocol, audited condition, for the nine detectors above macro-F1 0.97, ordered by macro-F1. Naive Bayes and the majority baseline are omitted because both fall far below the colour scale, which is clipped at 0.90 since every value shown lies above it. Two classes are free for every detector, dos-udp at 1.000 throughout and dos-icmp within 0.0008; the discrimination lives in the brute-force families and in benign traffic. Each detector loses somewhere different: the DNN on bruteforce-ftp (0.822, the widest gap in the table), the two boosted ensembles on bruteforce-ssh (0.946 and 0.949), random forest on benign (0.939) and dos-hulk (0.933). The same quantities under the stratified protocol are uniformly above 0.988 and carry no such structure.</w:t>
+        <w:t xml:space="preserve">Per-class F1 under the temporal protocol, audited condition, for the nine detectors above macro-F1 0.97, ordered by macro-F1. Naive Bayes and the majority baseline are omitted because both fall far below the colour scale, which is clipped at 0.90 since every value shown lies above it. Two classes are free for every detector, dos-udp at 1.000 throughout and dos-icmp within 0.0008; the discrimination lives in the brute-force families and in benign traffic. Each detector loses somewhere different: the DNN on bruteforce-ftp (0.822, the widest gap in the table), the two boosted ensembles on bruteforce-ssh (0.946 and 0.949), random forest on benign (0.939) and dos-hulk (0.933). The same quantities under the stratified protocol are uniformly above 0.98 and carry no such structure.</w:t>
       </w:r>
     </w:p>
     <w:p>
@@ -35349,7 +35373,7 @@
                 <w:sz w:val="18"/>
                 <w:szCs w:val="18"/>
               </w:rPr>
-              <w:t xml:space="preserve">[0.49, 0.54]</w:t>
+              <w:t xml:space="preserve">[0.489, 0.536]</w:t>
             </w:r>
           </w:p>
         </w:tc>
@@ -35750,7 +35774,7 @@
           <w:sz w:val="22"/>
           <w:szCs w:val="22"/>
         </w:rPr>
-        <w:t xml:space="preserve">The rule excludes a feature when its transferability falls below 0.50, and nothing in the data fixes that number. Table 16 reports what other choices would have produced. Two facts qualify the choice. It is stable locally: the blacklist is exactly the same for any threshold in the interval from 0.49 to 0.54, so the eight excluded columns are not a knife-edge artefact. But it is not the separation the data would have chosen: the widest gap in the transferability distribution of the thirty-eight eligible features lies between 0.67 and 0.79, and a threshold placed in that gap would exclude sixteen behavioural columns rather than eight. Our threshold sits in the second-widest region of the distribution rather than the widest. We keep 0.50 because it is the rule the published blacklist was produced under, and because doubling the exclusions on a criterion the corpus alone suggests would make the benchmark harder to compare with any other work; but a reader who prefers the data-driven boundary should read the 0.70 row of Table 16 as the alternative. What we do not report is the macro-F1 of every detector under each of these blacklists, which would require seven further campaigns; that is the experiment this analysis calls for and does not replace.</w:t>
+        <w:t xml:space="preserve">The rule excludes a feature when its transferability falls below 0.50, and nothing in the data fixes that number. Table 16 reports what other choices would have produced. Two facts qualify the choice. It is stable locally: the blacklist is exactly the same for any threshold in the interval from 0.49 to 0.54, so the eight excluded columns are not a knife-edge artefact. But it is not the separation the data would have chosen: the widest gap in the transferability distribution of the thirty-eight eligible features lies between 0.67 and 0.79, and a threshold placed in that gap would exclude sixteen behavioural columns rather than eight. Our threshold sits in the fifth-widest gap of that distribution out of thirty-seven, 0.047 wide against 0.125 for the widest, so the local stability reported above is real but modest. We keep 0.50 because it is the rule the published blacklist was produced under, and because doubling the exclusions on a criterion the corpus alone suggests would make the benchmark harder to compare with any other work; but a reader who prefers the data-driven boundary should read the 0.70 row of Table 16 as the alternative. What we do not report is the macro-F1 of every detector under each of these blacklists, which would require seven further campaigns; that is the experiment this analysis calls for and does not replace.</w:t>
       </w:r>
     </w:p>
     <w:p>
@@ -37489,7 +37513,7 @@
           <w:sz w:val="22"/>
           <w:szCs w:val="22"/>
         </w:rPr>
-        <w:t xml:space="preserve">With 5 029 benign test flows, the FPR resolution is 0.0199 points and macro-F1 differences below roughly 10⁻⁴ are not meaningful. Several of our reported ties are ties at the resolution limit, not demonstrated equalities.</w:t>
+        <w:t xml:space="preserve">With 5 030 benign test flows, the FPR resolution is 0.0199 points and macro-F1 differences below roughly 10⁻⁴ are not meaningful. Several of our reported ties are ties at the resolution limit, not demonstrated equalities.</w:t>
       </w:r>
     </w:p>
     <w:p>

--- a/paper/GeNIS_benchmark_article.docx
+++ b/paper/GeNIS_benchmark_article.docx
@@ -3950,7 +3950,7 @@
           <w:sz w:val="18"/>
           <w:szCs w:val="18"/>
         </w:rPr>
-        <w:t xml:space="preserve">Natural class distribution of the 60-second slice, preserved end to end by our protocol. Volumetric denial-of-service floods account for 87.3% of the flows, benign traffic for 7.42% and the three brute-force families for 5.32% together. Two consequences follow. Macro-F1 rather than accuracy is the meaningful headline metric, and the brute-force families, which are the smallest, are where the detectors actually differ. The 20% test partition holds 5 030 benign flows, so a single false positive is 0.0199 percentage points and every false-positive rate we report is an integer multiple of that step.</w:t>
+        <w:t xml:space="preserve">Class distribution of the 60-second slice, preserved end to end by our protocol. Natural here means unmodified by us: it is the distribution the CyberRange scenarios produced, not that of an operational enterprise network. Volumetric denial-of-service floods account for 87.3% of the flows, benign traffic for 7.42% and the three brute-force families for 5.32% together. Two consequences follow. Macro-F1 rather than accuracy is the meaningful headline metric, and the brute-force families, which are the smallest, are where the detectors actually differ. The 20% test partition holds 5 030 benign flows, so a single false positive is 0.0199 percentage points and every false-positive rate we report is an integer multiple of that step.</w:t>
       </w:r>
     </w:p>
     <w:p>
@@ -4523,7 +4523,7 @@
           <w:sz w:val="22"/>
           <w:szCs w:val="22"/>
         </w:rPr>
-        <w:t xml:space="preserve"> while all nine classes remain represented in all three partitions. This is the strictest temporal evaluation the corpus supports without emptying classes, and we verify the ordering invariant explicitly.</w:t>
+        <w:t xml:space="preserve"> while all nine classes remain represented in all three partitions. We verify the ordering invariant explicitly. Two properties of this construction must be stated before any result is read from it. It uses the class label to build the partition, since the ordering is applied within each class, so it is not a model of deployment on future unlabelled traffic; it answers the narrower question of whether a detector still recognises later flows of a family it has already seen. And it is the strictest temporal evaluation this corpus supports without emptying classes, which is a statement about GeNIS rather than a general recommendation. We therefore use it as a diagnostic within-class temporal protocol throughout, and we do not present its results as deployment generalisation. A rolling-origin or leave-one-scenario-out evaluation would answer the deployment question, and Section 9 records that we did not run one.</w:t>
       </w:r>
     </w:p>
     <w:p>
@@ -4999,38 +4999,26 @@
       <w:r>
         <w:rPr>
           <w:rFonts w:ascii="Times New Roman" w:cs="Times New Roman" w:eastAsia="Times New Roman" w:hAnsi="Times New Roman"/>
-          <w:b w:val="false"/>
-          <w:bCs w:val="false"/>
+          <w:b/>
+          <w:bCs/>
           <w:i w:val="false"/>
           <w:iCs w:val="false"/>
           <w:sz w:val="22"/>
           <w:szCs w:val="22"/>
         </w:rPr>
-        <w:t xml:space="preserve">The ratio is taken over raw accuracies. Because a nine-class accuracy of 0.194 is already attainable by predicting the majority class, we also report the chance-corrected variant τ*(f) = (acc_temporal(f) − p_max) / (acc_stratified(f) − p_max), with p_max = 0.1942, which measures the share of </w:t>
+        <w:t xml:space="preserve">What the audit is computed on, and what that costs. </w:t>
       </w:r>
       <w:r>
         <w:rPr>
           <w:rFonts w:ascii="Times New Roman" w:cs="Times New Roman" w:eastAsia="Times New Roman" w:hAnsi="Times New Roman"/>
           <w:b w:val="false"/>
           <w:bCs w:val="false"/>
-          <w:i/>
-          <w:iCs/>
+          <w:i w:val="false"/>
+          <w:iCs w:val="false"/>
           <w:sz w:val="22"/>
           <w:szCs w:val="22"/>
         </w:rPr>
-        <w:t xml:space="preserve">above-chance</w:t>
-      </w:r>
-      <w:r>
-        <w:rPr>
-          <w:rFonts w:ascii="Times New Roman" w:cs="Times New Roman" w:eastAsia="Times New Roman" w:hAnsi="Times New Roman"/>
-          <w:b w:val="false"/>
-          <w:bCs w:val="false"/>
-          <w:i w:val="false"/>
-          <w:iCs w:val="false"/>
-          <w:sz w:val="22"/>
-          <w:szCs w:val="22"/>
-        </w:rPr>
-        <w:t xml:space="preserve"> discriminative power that survives the change of protocol. The two are not interchangeable, and Section 9 quantifies what the choice costs. We keep τ as the operative rule, so that the blacklist used to train every model in this paper is the one the rule produced, and report τ* as a sensitivity analysis. The denominator is bounded below by 0.388 for every audited feature, since the rule applies only to features that are individually predictive, so the correction does not amplify noise.</w:t>
+        <w:t xml:space="preserve">The two accuracies that define τ are measured on the test partition of their respective protocols: each single-feature tree is fitted on the training partition and scored on the test partition, and the permutation importances of Section 6.2 are computed on that same test partition. The blacklist is therefore selected with test-set information, and the benchmark that follows is trained on a feature set that testing helped choose. We state this plainly because it is a departure from the separation the rest of the protocol maintains. Three things bound what it costs. The audit is a diagnostic about the corpus rather than a search over models: it can only remove features, and removing them can only lower the reported scores, so it does not inflate any number in Table 2. The features it removes are selected on a contrast between two protocols, not on the score of any detector, so no detector was tuned against the test partition. And the eight behavioural exclusions sit in a cluster separated from the retained features by 0.047 in τ (Section 9), so the list is not balanced on the edge of test-partition noise. What we cannot claim is that the exact membership of the list is independent of the test partition, and a replication should compute τ on the validation partition and freeze the blacklist before the test partition is opened. We flag this as the first correction a further version of this protocol should make.</w:t>
       </w:r>
     </w:p>
     <w:p>
@@ -5043,120 +5031,162 @@
           <w:rFonts w:ascii="Times New Roman" w:cs="Times New Roman" w:eastAsia="Times New Roman" w:hAnsi="Times New Roman"/>
           <w:b w:val="false"/>
           <w:bCs w:val="false"/>
-          <w:i/>
+          <w:i w:val="false"/>
           <w:iCs w:val="false"/>
           <w:sz w:val="22"/>
           <w:szCs w:val="22"/>
         </w:rPr>
-        <w:t xml:space="preserve">What the rule can and cannot separate. </w:t>
+        <w:t xml:space="preserve">The ratio is taken over raw accuracies. Because a nine-class accuracy of 0.194 is already attainable by predicting the majority class, we also report the chance-corrected variant τ*(f) = (acc_temporal(f) − p_max) / (acc_stratified(f) − p_max), with p_max = 0.1942, which measures the share of </w:t>
       </w:r>
       <w:r>
         <w:rPr>
           <w:rFonts w:ascii="Times New Roman" w:cs="Times New Roman" w:eastAsia="Times New Roman" w:hAnsi="Times New Roman"/>
           <w:b w:val="false"/>
           <w:bCs w:val="false"/>
-          <w:i w:val="false"/>
-          <w:iCs w:val="false"/>
+          <w:i/>
+          <w:iCs/>
           <w:sz w:val="22"/>
           <w:szCs w:val="22"/>
         </w:rPr>
-        <w:t xml:space="preserve">The columns this audit touches are not of one kind, and the distinction matters for how the blacklist should be read. Four are </w:t>
+        <w:t xml:space="preserve">above-chance</w:t>
       </w:r>
       <w:r>
         <w:rPr>
           <w:rFonts w:ascii="Times New Roman" w:cs="Times New Roman" w:eastAsia="Times New Roman" w:hAnsi="Times New Roman"/>
           <w:b w:val="false"/>
           <w:bCs w:val="false"/>
-          <w:i/>
+          <w:i w:val="false"/>
           <w:iCs w:val="false"/>
           <w:sz w:val="22"/>
           <w:szCs w:val="22"/>
         </w:rPr>
-        <w:t xml:space="preserve">positional</w:t>
-      </w:r>
+        <w:t xml:space="preserve"> discriminative power that survives the change of protocol. The two are not interchangeable, and Section 9 quantifies what the choice costs. We keep τ as the operative rule, so that the blacklist used to train every model in this paper is the one the rule produced, and report τ* as a sensitivity analysis. The denominator is bounded below by 0.388 for every audited feature, since the rule applies only to features that are individually predictive, so the correction does not amplify noise.</w:t>
+      </w:r>
+    </w:p>
+    <w:p>
+      <w:pPr>
+        <w:spacing w:after="120" w:line="276"/>
+        <w:jc w:val="both"/>
+      </w:pPr>
       <w:r>
         <w:rPr>
           <w:rFonts w:ascii="Times New Roman" w:cs="Times New Roman" w:eastAsia="Times New Roman" w:hAnsi="Times New Roman"/>
           <w:b w:val="false"/>
           <w:bCs w:val="false"/>
-          <w:i w:val="false"/>
+          <w:i/>
           <w:iCs w:val="false"/>
           <w:sz w:val="22"/>
           <w:szCs w:val="22"/>
         </w:rPr>
-        <w:t xml:space="preserve">: they encode where a flow sits in the capture and carry no traffic semantics at all. Twenty-three are </w:t>
+        <w:t xml:space="preserve">What the rule can and cannot separate. </w:t>
       </w:r>
       <w:r>
         <w:rPr>
           <w:rFonts w:ascii="Times New Roman" w:cs="Times New Roman" w:eastAsia="Times New Roman" w:hAnsi="Times New Roman"/>
           <w:b w:val="false"/>
           <w:bCs w:val="false"/>
-          <w:i/>
+          <w:i w:val="false"/>
           <w:iCs w:val="false"/>
           <w:sz w:val="22"/>
           <w:szCs w:val="22"/>
         </w:rPr>
-        <w:t xml:space="preserve">identifiers</w:t>
+        <w:t xml:space="preserve">The columns this audit touches are not of one kind, and the distinction matters for how the blacklist should be read. Four are </w:t>
       </w:r>
       <w:r>
         <w:rPr>
           <w:rFonts w:ascii="Times New Roman" w:cs="Times New Roman" w:eastAsia="Times New Roman" w:hAnsi="Times New Roman"/>
           <w:b w:val="false"/>
           <w:bCs w:val="false"/>
-          <w:i w:val="false"/>
+          <w:i/>
           <w:iCs w:val="false"/>
           <w:sz w:val="22"/>
           <w:szCs w:val="22"/>
         </w:rPr>
-        <w:t xml:space="preserve">, excluded by name before any measurement, on the argument of D'hooge et al. [16]. Among the behavioural columns the rule then separates two further kinds. Six are </w:t>
+        <w:t xml:space="preserve">positional</w:t>
       </w:r>
       <w:r>
         <w:rPr>
           <w:rFonts w:ascii="Times New Roman" w:cs="Times New Roman" w:eastAsia="Times New Roman" w:hAnsi="Times New Roman"/>
           <w:b w:val="false"/>
           <w:bCs w:val="false"/>
-          <w:i/>
+          <w:i w:val="false"/>
           <w:iCs w:val="false"/>
           <w:sz w:val="22"/>
           <w:szCs w:val="22"/>
         </w:rPr>
-        <w:t xml:space="preserve">redundant</w:t>
+        <w:t xml:space="preserve">: they encode where a flow sits in the capture and carry no traffic semantics at all. Twenty-three are </w:t>
       </w:r>
       <w:r>
         <w:rPr>
           <w:rFonts w:ascii="Times New Roman" w:cs="Times New Roman" w:eastAsia="Times New Roman" w:hAnsi="Times New Roman"/>
           <w:b w:val="false"/>
           <w:bCs w:val="false"/>
-          <w:i w:val="false"/>
+          <w:i/>
           <w:iCs w:val="false"/>
           <w:sz w:val="22"/>
           <w:szCs w:val="22"/>
         </w:rPr>
-        <w:t xml:space="preserve">: Dur, RunTime, Mean, Sum, Min and Max are numerically identical to one another, so a single shortcut is duplicated six times and each copy is individually predictive. The remainder are </w:t>
+        <w:t xml:space="preserve">identifiers</w:t>
       </w:r>
       <w:r>
         <w:rPr>
           <w:rFonts w:ascii="Times New Roman" w:cs="Times New Roman" w:eastAsia="Times New Roman" w:hAnsi="Times New Roman"/>
           <w:b w:val="false"/>
           <w:bCs w:val="false"/>
-          <w:i/>
+          <w:i w:val="false"/>
           <w:iCs w:val="false"/>
           <w:sz w:val="22"/>
           <w:szCs w:val="22"/>
         </w:rPr>
-        <w:t xml:space="preserve">distribution-sensitive</w:t>
+        <w:t xml:space="preserve">, excluded by name before any measurement, on the argument of D'hooge et al. [16]. Among the behavioural columns the rule then separates two further kinds. Six are </w:t>
       </w:r>
       <w:r>
         <w:rPr>
           <w:rFonts w:ascii="Times New Roman" w:cs="Times New Roman" w:eastAsia="Times New Roman" w:hAnsi="Times New Roman"/>
           <w:b w:val="false"/>
           <w:bCs w:val="false"/>
-          <w:i w:val="false"/>
+          <w:i/>
           <w:iCs w:val="false"/>
           <w:sz w:val="22"/>
           <w:szCs w:val="22"/>
         </w:rPr>
-        <w:t xml:space="preserve">: rate and inter-packet-time statistics whose predictive power is genuine but tied to how the campaigns were paced. The rule places SIntPkt and SIntPktMax in the blacklist on the same evidence it uses for the duplicated columns, and we cannot claim that it has distinguished them. A low transferability ratio establishes that a feature's predictive power does not survive a change of protocol; it does not establish that the power was spurious to begin with. Excluding such a feature is conservative for a benchmark, since it can only lower the reported score, but it is not the same act as removing a leak, and we do not present it as one.</w:t>
+        <w:t xml:space="preserve">redundant</w:t>
+      </w:r>
+      <w:r>
+        <w:rPr>
+          <w:rFonts w:ascii="Times New Roman" w:cs="Times New Roman" w:eastAsia="Times New Roman" w:hAnsi="Times New Roman"/>
+          <w:b w:val="false"/>
+          <w:bCs w:val="false"/>
+          <w:i w:val="false"/>
+          <w:iCs w:val="false"/>
+          <w:sz w:val="22"/>
+          <w:szCs w:val="22"/>
+        </w:rPr>
+        <w:t xml:space="preserve">: Dur, RunTime, Mean, Sum, Min and Max are numerically identical to one another, so a single shortcut is duplicated six times and each copy is individually predictive. The remainder are </w:t>
+      </w:r>
+      <w:r>
+        <w:rPr>
+          <w:rFonts w:ascii="Times New Roman" w:cs="Times New Roman" w:eastAsia="Times New Roman" w:hAnsi="Times New Roman"/>
+          <w:b w:val="false"/>
+          <w:bCs w:val="false"/>
+          <w:i/>
+          <w:iCs w:val="false"/>
+          <w:sz w:val="22"/>
+          <w:szCs w:val="22"/>
+        </w:rPr>
+        <w:t xml:space="preserve">distribution-sensitive</w:t>
+      </w:r>
+      <w:r>
+        <w:rPr>
+          <w:rFonts w:ascii="Times New Roman" w:cs="Times New Roman" w:eastAsia="Times New Roman" w:hAnsi="Times New Roman"/>
+          <w:b w:val="false"/>
+          <w:bCs w:val="false"/>
+          <w:i w:val="false"/>
+          <w:iCs w:val="false"/>
+          <w:sz w:val="22"/>
+          <w:szCs w:val="22"/>
+        </w:rPr>
+        <w:t xml:space="preserve">: rate and inter-packet-time statistics whose predictive power is genuine but tied to how the campaigns were paced. The rule places SIntPkt and SIntPktMax in the blacklist on the same evidence it uses for the duplicated columns, and we cannot claim that it has distinguished them. A low transferability ratio establishes that a feature's predictive power does not survive a change of protocol; it does not establish that the power was spurious to begin with. Excluding such a feature is conservative for a benchmark, since it can only lower the reported score, but it is not the same act as removing a leak, and we do not present it as one. Two limits on the rule follow, and they govern how the whole audit should be read. It is a proposed diagnostic and not a validated leakage detector: the threshold is a declared choice rather than a statistical derivation, the blacklist it produces changes from eight to thirteen behavioural columns under a different normalisation (Section 9), and we have not retrained the detectors under those alternatives, so the downstream cost of the choice is reported as a feature list and not as a measurement. And it detects one kind of shortcut only. Transferability compares two protocols in time, so a feature whose predictive power is stable in time passes it whatever its provenance; identifier and topology columns are removed by name beforehand precisely because the rule would retain them (Section 9). The procedure is a schedule-dependent shortcut audit, complementary to identifier auditing rather than a general leakage-auditing framework.</w:t>
       </w:r>
     </w:p>
     <w:p>
@@ -5498,7 +5528,7 @@
           <w:sz w:val="22"/>
           <w:szCs w:val="22"/>
         </w:rPr>
-        <w:t xml:space="preserve"> over the nine classes, complemented by the Matthews correlation coefficient, per-class F1, and the operational binary view (benign versus attack) with its false-positive rate, PR-AUC and ROC-AUC. Calibration is measured by expected calibration error over 15 bins, before and after temperature scaling fitted on validation. Two statistical questions are asked separately, and they are not interchangeable. McNemar's test, under Holm correction, is applied to the paired multiclass prediction vectors of two detectors on the same seed-1 test partition: it asks whether they misclassify different flows, not whether their macro-F1 differs, and it is exact under the pairing because both detectors see the identical flows in the identical order. Uncertainty on macro-F1 itself is carried by 95% bootstrap confidence intervals over 1 000 resamples of that same partition. The five seeds answer a third question again: they resample the split, not the corpus, so their dispersion measures the sensitivity of a detector to which flows land in training, and they are not independent replications of the data. We therefore do not pool them into the significance test, and we report their standard deviation as a stability figure rather than as a standard error. Significance and magnitude are also reported together throughout: where a difference is significant we give the absolute macro-F1 gap beside it, because on this corpus a gap can be statistically detectable and operationally irrelevant at the same time.</w:t>
+        <w:t xml:space="preserve"> over the nine classes, complemented by the Matthews correlation coefficient, per-class F1, and the operational binary view (benign versus attack) with its false-positive rate, PR-AUC and ROC-AUC. Calibration is measured by expected calibration error over 15 bins, before and after temperature scaling fitted on validation. Two statistical questions are asked separately, and they are not interchangeable. McNemar's test, under Holm correction, compares two detectors on the same seed-1 test partition. The multiclass predictions are first reduced to correctness indicators, correct or incorrect against the true label, and the test is applied to the two discordant cells of the resulting 2x2 table, the flows one detector classifies correctly and the other does not, with a continuity correction. It therefore asks whether the two detectors misclassify different flows, and not whether their macro-F1 differs; a difference in macro-F1 is a different question that this test does not address, and the bootstrap intervals below are marginal rather than paired. A paired bootstrap of the macro-F1 difference would answer it directly and is the test we recommend for a replication. Uncertainty on macro-F1 itself is carried by 95% bootstrap confidence intervals over 1 000 resamples of that same partition. The five seeds answer a third question again: they resample the split, not the corpus, so their dispersion measures the sensitivity of a detector to which flows land in training, and they are not independent replications of the data. We therefore do not pool them into the significance test, and we report their standard deviation as a stability figure rather than as a standard error. Significance and magnitude are also reported together throughout: where a difference is significant we give the absolute macro-F1 gap beside it, because on this corpus a gap can be statistically detectable and operationally irrelevant at the same time.</w:t>
       </w:r>
     </w:p>
     <w:p>
@@ -5684,7 +5714,7 @@
           <w:sz w:val="22"/>
           <w:szCs w:val="22"/>
         </w:rPr>
-        <w:t xml:space="preserve"> (feature tokeniser, CLS token, three attention blocks, d=64, eight heads), the strongest current deep architecture for tabular data [24]. All are trained with Adam for at most 30 epochs with early stopping (patience 5) and balanced class weights.</w:t>
+        <w:t xml:space="preserve"> (feature tokeniser, CLS token, three attention blocks, d=64, eight heads), a strong contemporary deep architecture for tabular data [24]. All are trained with Adam for at most 30 epochs with early stopping (patience 5) and balanced class weights.</w:t>
       </w:r>
     </w:p>
     <w:p>
@@ -5864,7 +5894,7 @@
           <w:sz w:val="22"/>
           <w:szCs w:val="22"/>
         </w:rPr>
-        <w:t xml:space="preserve">Table 2 reports the nine-class benchmark. Under the stratified protocol the task is essentially solved: XGBoost and LightGBM reach macro-F1 1.0000 ± 0.0000 across five seeds, random forest and the FT-Transformer 0.9999, and nine of the eleven detectors exceed 0.99. McNemar tests with Holm correction confirm what the point estimates suggest (Figure 7): of the 45 model pairs, 11 are </w:t>
+        <w:t xml:space="preserve">Table 2 reports the nine-class benchmark. Under the stratified protocol the nine-class task, as posed here and with this feature set, is essentially solved: XGBoost and LightGBM reach macro-F1 1.0000 ± 0.0000 across five seeds, random forest and the FT-Transformer 0.9999, and nine of the eleven detectors exceed 0.99. McNemar tests with Holm correction confirm what the point estimates suggest (Figure 7): of the 45 model pairs, 11 are </w:t>
       </w:r>
       <w:r>
         <w:rPr>
@@ -5906,7 +5936,7 @@
           <w:sz w:val="22"/>
           <w:szCs w:val="22"/>
         </w:rPr>
-        <w:t xml:space="preserve">Two consequences follow. First, a leaderboard computed on this corpus under a random split carries almost no information: the top group is statistically indistinguishable, and reporting a winner would be reporting noise. Second, the discriminating power of the benchmark must come from somewhere other than the stratified accuracy, which is what the remaining subsections supply.</w:t>
+        <w:t xml:space="preserve">Two consequences follow. First, a leaderboard computed on this corpus under a random split carries almost no information: the top group is statistically indistinguishable, and reporting a winner would be reporting noise. Indistinguishable is not equivalent: failing to reject a null hypothesis is not evidence that two detectors perform identically, only that this partition does not separate them. Several of the ties we report are also ties at the resolution limit of the partition rather than demonstrated equalities, and Section 9 states where that limit falls. Second, the discriminating power of the benchmark must come from somewhere other than the stratified accuracy, which is what the remaining subsections supply.</w:t>
       </w:r>
     </w:p>
     <w:p>
@@ -15634,7 +15664,7 @@
           <w:sz w:val="22"/>
           <w:szCs w:val="22"/>
         </w:rPr>
-        <w:t xml:space="preserve">The temporal protocol is where the ranking moves (Figure 8). The FT-Transformer leads at 0.9966, followed by the CNN (0.9949) and logistic regression (0.9944); LightGBM and XGBoost fall to 0.9897 and 0.9888, and random forest and the DNN to 0.9775 and 0.9730. The gradient-boosted models that were unbeatable under a random split fell to mid-table under the per-class temporal protocol on GeNIS, and a linear model outranked them. Because the stratified top group is statistically indistinguishable (Section 6.1), the temporal column is the only part of Table 2 that supports a ranking at all.</w:t>
+        <w:t xml:space="preserve">The temporal protocol is where the ranking moves (Figure 8). The FT-Transformer leads at 0.9966, followed by the CNN (0.9949) and logistic regression (0.9944); LightGBM and XGBoost fall to 0.9897 and 0.9888, and random forest and the DNN to 0.9775 and 0.9730. The gradient-boosted models that were unbeatable under a random split fell to mid-table under the per-class temporal protocol on GeNIS, and a linear model outranked them. Because the stratified top group is statistically indistinguishable (Section 6.1), the temporal column is the only part of Table 2 in which the detectors separate at all. That is not the same as a statistically established ranking, and we do not claim one: the temporal protocol yields a single deterministic partition, so this column carries no variance estimate, no confidence interval and no paired test. It is an observed ordering on one partition. The gaps that separate the leading group span 0.0022 between the FT-Transformer and logistic regression and 0.0069 down to XGBoost, which is the range in which the five-seed dispersion of the stratified protocol already sits, so none of the top six should be read as established above another. What the column does support is the coarser and more robust observation that the two boosted ensembles, unbeatable under a random split, are no longer at the top once the protocol changes.</w:t>
       </w:r>
     </w:p>
     <w:p>
@@ -18185,7 +18215,7 @@
           <w:sz w:val="22"/>
           <w:szCs w:val="22"/>
         </w:rPr>
-        <w:t xml:space="preserve">Calibration appears in this paper's title, and the paragraphs above measure it under the stratified protocol alone. It is also measured under the temporal one, recomputed from the probability matrices the pipeline stored for every run, so no detector was retrained. Table 8 gives the comparison, and it is unfavourable to the reading with which this subsection opens. Ten of the eleven detectors are worse calibrated under the temporal protocol than under the stratified one; the eleventh is the majority-class baseline, whose confidence does not depend on the split. The degradation is not marginal: LightGBM moves from an expected calibration error of 0.000018 to 0.008319, a factor of 457, the FT-Transformer from 0.000042 to 0.017389, a factor of 410, and XGBoost by a factor of 241. Two readings follow. The near-perfect calibration we report under the stratified protocol is a property of that protocol rather than of the detectors: on a task a random split has saturated, well-ordered confidences are what any accurate model produces, and there is little left for calibration to repair because there is little left to get wrong. And the ordering changes with the protocol. The three detectors best calibrated under the stratified protocol, the two boosted ensembles and the FT-Transformer, are precisely the three that degrade most, so a ranking by calibration read from Table 7 inverts under the protocol this paper argues for. Neither reading is peculiar to this corpus. That predictive uncertainty degrades as the test distribution moves away from the training one, and that a post-hoc correction fitted on an in-distribution validation set does not follow it there, is the central result of the dataset-shift evaluation of Snoek et al. [29]. What our measurement adds is how little shift it takes: not a corruption, a new domain or a different network, but the same capture read in chronological order.</w:t>
+        <w:t xml:space="preserve">Calibration appears in this paper's title, and the paragraphs above measure it under the stratified protocol alone. It is also measured under the temporal one, recomputed from the probability matrices the pipeline stored for every run, so no detector was retrained. Table 8 gives the comparison, and it is unfavourable to the reading with which this subsection opens. Ten of the eleven detectors are worse calibrated under the temporal protocol than under the stratified one; the eleventh is the majority-class baseline, whose confidence does not depend on the split. The degradation is not marginal: LightGBM moves from an expected calibration error of 0.000018 to 0.008319, a factor of 457, the FT-Transformer from 0.000042 to 0.017389, a factor of 410, and XGBoost by a factor of 241. Those ratios are large because the stratified denominator is near zero, so the absolute change is the quantity to read: the expected calibration error rises by between 0.003 and 0.018 in absolute terms. A measure that does not depend on binning tells the same story. The Brier score of LightGBM moves from 0.000033 to 0.013527, of the FT-Transformer from 0.000130 to 0.015358, of XGBoost from 0.000012 to 0.012818 and of random forest from 0.000061 to 0.032312, so the degradation is not an artefact of the fifteen bins. Two readings follow. The near-perfect calibration we report under the stratified protocol is a property of that protocol rather than of the detectors: on a task a random split has saturated, well-ordered confidences are what any accurate model produces, and there is little left for calibration to repair because there is little left to get wrong. And the ordering changes with the protocol. The three detectors best calibrated under the stratified protocol, the two boosted ensembles and the FT-Transformer, are precisely the three that degrade most, so a ranking by calibration read from Table 7 inverts under the protocol this paper argues for. Neither reading is peculiar to this corpus. That predictive uncertainty degrades as the test distribution moves away from the training one, and that a post-hoc correction fitted on an in-distribution validation set does not follow it there, is the central result of the dataset-shift evaluation of Snoek et al. [29]. What our measurement adds is how little shift it takes: not a corruption, a new domain or a different network, but the same capture read in chronological order.</w:t>
       </w:r>
     </w:p>
     <w:p>
@@ -24292,7 +24322,7 @@
           <w:sz w:val="22"/>
           <w:szCs w:val="22"/>
         </w:rPr>
-        <w:t xml:space="preserve">The mechanism we observe on GeNIS is that volumetric floods are structurally simpler than legitimate traffic: a saturating stream of near-identical packets is easy to reconstruct, whereas benign office traffic is diverse. Reconstruction error therefore ranked the most damaging attacks as the most normal. The information is present, since an AUROC of 0.0000 is a perfect detector with the sign reversed, but for this architecture and corpus the standard decision rule “high reconstruction error implies anomaly” had the wrong polarity for these flood families. An operator deploying such a detector on this traffic would be systematically misled, and no threshold choice would repair it. Whether the same polarity failure appears for other reconstruction-based detectors, or on floods captured elsewhere, is a question this single corpus cannot settle.</w:t>
+        <w:t xml:space="preserve">The mechanism we observe on GeNIS is that volumetric floods are structurally simpler than legitimate traffic: a saturating stream of near-identical packets is easy to reconstruct, whereas benign office traffic is diverse. Reconstruction error therefore ranked the most damaging attacks as the most normal. The information is present, since an AUROC of 0.0000 is a perfect detector with the sign reversed, but for this architecture and corpus the standard decision rule “high reconstruction error implies anomaly” had the wrong polarity for these flood families. An operator deploying such a detector on this traffic would be systematically misled, and no threshold choice would repair it. This is a result about one architecture, one reconstruction loss and one corpus. We evaluated a single symmetric autoencoder under mean squared error; whether the polarity failure appears for other reconstruction-based detectors, other losses, or floods captured elsewhere is a question neither this corpus nor this architecture can settle, and we draw no conclusion about reconstruction-based anomaly detection as a family.</w:t>
       </w:r>
     </w:p>
     <w:p>
@@ -28667,7 +28697,7 @@
           <w:sz w:val="22"/>
           <w:szCs w:val="22"/>
         </w:rPr>
-        <w:t xml:space="preserve">A decision tree given only the timestamp classifies the fifteen classes at 0.9529 under a stratified split, against a majority-class rate of 0.8030. The shortcut is present and it is large: on a corpus where predicting BENIGN everywhere already scores 0.80, the probe recovers three quarters of the margin that remains. What differs is what the temporal protocol does to it. On GeNIS the same probe survives per-class temporal ordering at 0.9862, a transferability of 0.99. On CICIDS2017 it falls to 0.1028, far below the majority-class rate, a transferability of 0.11 (Table 11). The mechanism is the capture schedule in both cases, and it is the schedules that differ. GeNIS records benign traffic on three days and every attack on three later days, so ordering flows within a class cannot break the association between a class and its position in the capture, because that association holds at the scale of the whole capture. CICIDS2017 runs benign traffic through all five working days alongside the attacks, so ordering within a class destroys it. The lesson is stronger than the one GeNIS alone supported. Whether temporal splitting suffices is a property of the corpus and not of the method: it has to be measured, and the timestamp probe under both protocols is the measurement, which costs seconds. On GeNIS the answer is no and feature exclusion is required; on CICIDS2017 the answer is yes. The requirement that evaluation be chronologically consistent [15] is right and incomplete: it tells a study to order its data in time, and the probe tells it whether ordering was enough.</w:t>
+        <w:t xml:space="preserve">A decision tree given only the timestamp classifies the fifteen classes at 0.9529 under a stratified split, against a majority-class rate of 0.8030. The shortcut is present and it is large: on a corpus where predicting BENIGN everywhere already scores 0.80, the probe recovers three quarters of the margin that remains. What differs is what the temporal protocol does to it. On GeNIS the same probe survives per-class temporal ordering at 0.9862, a transferability of 0.99. On CICIDS2017 it falls to 0.1028, far below the majority-class rate, a transferability of 0.11 (Table 11). The mechanism is the capture schedule in both cases, and it is the schedules that differ. GeNIS records benign traffic on three days and every attack on three later days, so ordering flows within a class cannot break the association between a class and its position in the capture, because that association holds at the scale of the whole capture. CICIDS2017 runs benign traffic through all five working days alongside the attacks, so ordering within a class destroys it. The lesson is stronger than the one GeNIS alone supported. Whether temporal splitting suffices is a property of the corpus and not of the method on these two corpora: it has to be measured, and the timestamp probe under both protocols measures it at negligible cost. Two corpora cannot establish that the diagnostic is reliable across the field, and we put it forward as an empirically supported recommendation rather than a general result. On GeNIS the answer is no and feature exclusion is required; on CICIDS2017 the answer is yes. The requirement that evaluation be chronologically consistent [15] is right and incomplete: it tells a study to order its data in time, and the probe tells it whether ordering was enough.</w:t>
       </w:r>
     </w:p>
     <w:p>
@@ -37486,6 +37516,36 @@
           <w:szCs w:val="22"/>
         </w:rPr>
         <w:t xml:space="preserve"> classifies the thirteen sub-categories of that module's own holdout at 0.9947 accuracy, against a majority-class rate of 0.1785. Under a temporal protocol such a feature transfers intact, so no transferability threshold would have removed it. Readers should not read our audit as a complete leakage test.</w:t>
+      </w:r>
+    </w:p>
+    <w:p>
+      <w:pPr>
+        <w:spacing w:after="120" w:line="276"/>
+        <w:jc w:val="both"/>
+      </w:pPr>
+      <w:r>
+        <w:rPr>
+          <w:rFonts w:ascii="Times New Roman" w:cs="Times New Roman" w:eastAsia="Times New Roman" w:hAnsi="Times New Roman"/>
+          <w:b/>
+          <w:bCs/>
+          <w:i w:val="false"/>
+          <w:iCs w:val="false"/>
+          <w:sz w:val="22"/>
+          <w:szCs w:val="22"/>
+        </w:rPr>
+        <w:t xml:space="preserve">The blacklist is selected with test-set information. </w:t>
+      </w:r>
+      <w:r>
+        <w:rPr>
+          <w:rFonts w:ascii="Times New Roman" w:cs="Times New Roman" w:eastAsia="Times New Roman" w:hAnsi="Times New Roman"/>
+          <w:b w:val="false"/>
+          <w:bCs w:val="false"/>
+          <w:i w:val="false"/>
+          <w:iCs w:val="false"/>
+          <w:sz w:val="22"/>
+          <w:szCs w:val="22"/>
+        </w:rPr>
+        <w:t xml:space="preserve">The transferability scan measures each feature on the test partition of both protocols, and the permutation importances are computed there too (Section 4.3). The blacklist that defines the audited condition is therefore not independent of the partition on which that condition is finally scored. This does not inflate the reported results, since the audit only removes features and removing them can only lower a score, and no detector was selected against the test partition; but the precise membership of the eight-column behavioural list does carry some dependence on that partition, and a study wishing to quote the list as a clean feature-selection result should recompute it on the validation partition first. We report the flaw rather than the reassurance, and name it as the first thing to correct in a replication.</w:t>
       </w:r>
     </w:p>
     <w:p>

--- a/paper/GeNIS_benchmark_article.docx
+++ b/paper/GeNIS_benchmark_article.docx
@@ -659,7 +659,7 @@
           <w:sz w:val="22"/>
           <w:szCs w:val="22"/>
         </w:rPr>
-        <w:t xml:space="preserve"> a literature accumulates on it. GeNIS [4] is exactly at that stage: captured in February 2025 on an Airbus CyberRange simulation of a small and medium-sized enterprise network, exported at four aggregation intervals with the HERA tool [5], built on the Argus flow exporter, and released with raw packets so that alternative feature extractions remain possible, a design choice motivated by the observation that the exporter itself materially affects downstream model performance [12]. Its authors' companion study [6] validates binary and multiclass classification with five feature-selection methods over tree ensembles and deep networks, and stands as the official baseline this paper is anchored to.</w:t>
+        <w:t xml:space="preserve"> a literature accumulates on it. GeNIS [4] is exactly at that stage: captured in February 2025 on an Airbus CyberRange simulation of a small and medium-sized enterprise network, exported at four aggregation intervals with the HERA tool [5], built on the Argus flow exporter, and released with raw packets so that alternative feature extractions remain possible, a design choice motivated by the observation that the exporter itself materially affects downstream model performance [12]. Its authors' companion study [6] validates binary and multiclass classification with five feature-selection methods over tree ensembles and deep networks, and stands as the official baseline this paper is anchored to. Two recent studies set the standard against which a new corpus should be read. Goldschmidt and Chudá survey eighty-nine intrusion-detection corpora across thirteen properties, downloading and inspecting each rather than trusting its documentation, and report that defects are the rule rather than the exception and that more corpora have appeared since 2020 than in all preceding years together [13]. Cantone et al. supply the complementary measurement: four detectors trained and tested within one corpus classify almost perfectly, and the same detectors evaluated across corpora fall to approximately chance [14]. Together they are the reason we treat the first numbers published on GeNIS as a claim to be audited rather than a baseline to be beaten, and the reason Section 9 states plainly that our own detector ranking is a single-corpus result.</w:t>
       </w:r>
     </w:p>
     <w:p>
@@ -719,7 +719,7 @@
           <w:sz w:val="22"/>
           <w:szCs w:val="22"/>
         </w:rPr>
-        <w:t xml:space="preserve"> [13], and security is a domain where the stakes of the confusion are highest. Arp et al. catalogue the recurring pitfalls of security ML (sampling bias, spurious correlations, data snooping) and find them endemic in published work [14]. Two lines are directly upstream of ours. TESSERACT demonstrated that ignoring temporal structure inflates malware-classification results, and argued for chronologically consistent splits as a validity requirement rather than a robustness extra [15]. Closer to network flows, D'hooge et al. established the contaminating effect of metadata features in NIDS models: the destination port alone separates ten state-of-the-art IDS datasets at 70–100% accuracy, so any model given that feature learns a dataset artefact rather than traffic behaviour [16]. Our audit extends this programme along three axes: from metadata to </w:t>
+        <w:t xml:space="preserve"> [15], and security is a domain where the stakes of the confusion are highest. Arp et al. catalogue the recurring pitfalls of security ML (sampling bias, spurious correlations, data snooping) and find them endemic in published work [16]. Two lines are directly upstream of ours. TESSERACT demonstrated that ignoring temporal structure inflates malware-classification results, and argued for chronologically consistent splits as a validity requirement rather than a robustness extra [17]. Closer to network flows, D'hooge et al. established the contaminating effect of metadata features in NIDS models: the destination port alone separates ten state-of-the-art IDS datasets at 70–100% accuracy, so any model given that feature learns a dataset artefact rather than traffic behaviour [18]. Our audit extends this programme along three axes: from metadata to </w:t>
       </w:r>
       <w:r>
         <w:rPr>
@@ -743,7 +743,7 @@
           <w:sz w:val="22"/>
           <w:szCs w:val="22"/>
         </w:rPr>
-        <w:t xml:space="preserve"> features (capture timestamps and exporter sequence counters, which on GeNIS predict the class at 99.70% against a 19.42% majority-class rate); from a single split convention to a stratified-versus-chronological comparison that measures how much of the ranking survives; and from the CICIDS family to a new-generation corpus whose reference numbers are not yet fixed. The per-interval feature blacklist we release is the practical form of D'hooge et al.'s countermeasure argument, instantiated for GeNIS.</w:t>
+        <w:t xml:space="preserve"> features (capture timestamps and exporter sequence counters, which on GeNIS predict the class at 99.70% against a 19.42% majority-class rate); from a single split convention to a stratified-versus-chronological comparison that measures how much of the ranking survives; and from the CICIDS family to a new-generation corpus whose reference numbers are not yet fixed. The per-interval feature blacklist we release is the practical form of D'hooge et al.'s countermeasure argument, instantiated for GeNIS. Two further lines bound what our audit may claim. Kapoor and Narayanan document leakage as a reproducibility failure across seventeen scientific fields and two hundred and ninety-four papers, and give a taxonomy of eight kinds ranging from textbook errors to open research problems [19]; the shortcuts we report on GeNIS belong to their illegitimate-feature category, and we use the word leakage in that restricted sense throughout rather than as a claim to have audited every kind. And the blindness of attribution under dependence is not confined to permutation importance: Aas et al. show that Kernel SHAP, which assumes independent features, misattributes when they are correlated, and give conditional estimators that do not [20]. That result is what allows Section 6.2 to extend its claim from permutation importance to the SHAP analyses a study of this corpus would otherwise rely on.</w:t>
       </w:r>
     </w:p>
     <w:p>
@@ -779,7 +779,7 @@
           <w:sz w:val="22"/>
           <w:szCs w:val="22"/>
         </w:rPr>
-        <w:t xml:space="preserve">A benchmark meant to inform deployment must report more than a ranking. Modern neural networks are systematically over-confident [17], and a detector whose confidence is dishonest cannot drive thresholded automation; temperature scaling [17] and selective classification with a reject option [18, 19] are the standard correctives, and uncertainty quantification is increasingly argued to be a first-class requirement for trustworthy NIDS [20]. Class imbalance interacts with all of this: under the natural distribution of GeNIS (7.4% benign traffic at the 60-second interval), accuracy is close to vacuous and metrics such as macro-F1 and the Matthews correlation coefficient are the informative ones [21]. Finally, the tabular-learning literature gives strong prior reason to include tree ensembles alongside deep detectors: gradient-boosted trees remain consistently competitive or superior on tabular data [22, 23], with attention-based architectures such as the FT-Transformer as the strongest deep contenders [24]. Inference cost is one dimension the GeNIS baseline already reports [6]; calibration, selective operating points, and confidence-bearing comparison are not, and this paper adds them to the same protocol.</w:t>
+        <w:t xml:space="preserve">A benchmark meant to inform deployment must report more than a ranking. Modern neural networks are systematically over-confident [21], and a detector whose confidence is dishonest cannot drive thresholded automation; temperature scaling [21] and selective classification with a reject option [22, 23] are the standard correctives, and uncertainty quantification is increasingly argued to be a first-class requirement for trustworthy NIDS [24]. Class imbalance interacts with all of this: under the natural distribution of GeNIS (7.4% benign traffic at the 60-second interval), accuracy is close to vacuous and metrics such as macro-F1 and the Matthews correlation coefficient are the informative ones [25]. Finally, the tabular-learning literature gives strong prior reason to include tree ensembles alongside deep detectors: gradient-boosted trees remain consistently competitive or superior on tabular data [26, 27], with attention-based architectures such as the FT-Transformer as the strongest deep contenders [28]. Inference cost is one dimension the GeNIS baseline already reports [6]; calibration, selective operating points, and confidence-bearing comparison are not, and this paper adds them to the same protocol. One qualification belongs here rather than later. Calibration is known to degrade when the test distribution moves away from the training one, which Section 6.5 measures on GeNIS, but the degradation is not uniform across architectures: Minderer et al. find the decay under shift markedly less pronounced in recent, non-convolutional models than in the generation on which the earlier result was established [29]. Our own measurements show both patterns at once, and Section 6.5 reports them as such.</w:t>
       </w:r>
     </w:p>
     <w:p>
@@ -815,7 +815,7 @@
           <w:sz w:val="22"/>
           <w:szCs w:val="22"/>
         </w:rPr>
-        <w:t xml:space="preserve">At the time of writing, the published record on GeNIS consists of the dataset descriptor [4], its authors' classification baseline [6], and one external study that uses the corpus for machine unlearning [25], a goal orthogonal to benchmarking.</w:t>
+        <w:t xml:space="preserve">At the time of writing, the published record on GeNIS consists of the dataset descriptor [4], its authors' classification baseline [6], and one external study that uses the corpus for machine unlearning [30], a goal orthogonal to benchmarking.</w:t>
       </w:r>
     </w:p>
     <w:p>
@@ -2196,7 +2196,7 @@
                 <w:sz w:val="15"/>
                 <w:szCs w:val="15"/>
               </w:rPr>
-              <w:t xml:space="preserve">D'hooge et al. [16]</w:t>
+              <w:t xml:space="preserve">D'hooge et al. [18]</w:t>
             </w:r>
           </w:p>
         </w:tc>
@@ -2534,7 +2534,7 @@
                 <w:sz w:val="15"/>
                 <w:szCs w:val="15"/>
               </w:rPr>
-              <w:t xml:space="preserve">TESSERACT [15]</w:t>
+              <w:t xml:space="preserve">TESSERACT [17]</w:t>
             </w:r>
           </w:p>
         </w:tc>
@@ -2872,7 +2872,7 @@
                 <w:sz w:val="15"/>
                 <w:szCs w:val="15"/>
               </w:rPr>
-              <w:t xml:space="preserve">Talpini et al. [20]</w:t>
+              <w:t xml:space="preserve">Talpini et al. [24]</w:t>
             </w:r>
           </w:p>
         </w:tc>
@@ -3599,7 +3599,7 @@
           <w:sz w:val="22"/>
           <w:szCs w:val="22"/>
         </w:rPr>
-        <w:t xml:space="preserve">. Benign traffic was generated by the Benign User Profiler [26] under three profiles (office-user activity, system administration, and passive background traffic), while the malicious traffic realises eight sequential attack scenarios, each following the same kill-chain skeleton (DNS resolution, Nmap scanning, then the terminal action): five denial-of-service floods against the DMZ web server (Hulk, Slowloris via Metasploit, and UDP/ICMP/PSH-ACK floods via </w:t>
+        <w:t xml:space="preserve">. Benign traffic was generated by the Benign User Profiler [31] under three profiles (office-user activity, system administration, and passive background traffic), while the malicious traffic realises eight sequential attack scenarios, each following the same kill-chain skeleton (DNS resolution, Nmap scanning, then the terminal action): five denial-of-service floods against the DMZ web server (Hulk, Slowloris via Metasploit, and UDP/ICMP/PSH-ACK floods via </w:t>
       </w:r>
       <w:r>
         <w:rPr>
@@ -5138,7 +5138,7 @@
           <w:sz w:val="22"/>
           <w:szCs w:val="22"/>
         </w:rPr>
-        <w:t xml:space="preserve">, excluded by name before any measurement, on the argument of D'hooge et al. [16]. Among the behavioural columns the rule then separates two further kinds. Six are </w:t>
+        <w:t xml:space="preserve">, excluded by name before any measurement, on the argument of D'hooge et al. [18]. Among the behavioural columns the rule then separates two further kinds. Six are </w:t>
       </w:r>
       <w:r>
         <w:rPr>
@@ -5714,7 +5714,7 @@
           <w:sz w:val="22"/>
           <w:szCs w:val="22"/>
         </w:rPr>
-        <w:t xml:space="preserve"> (feature tokeniser, CLS token, three attention blocks, d=64, eight heads), a strong contemporary deep architecture for tabular data [24]. All are trained with Adam for at most 30 epochs with early stopping (patience 5) and balanced class weights.</w:t>
+        <w:t xml:space="preserve"> (feature tokeniser, CLS token, three attention blocks, d=64, eight heads), a strong contemporary deep architecture for tabular data [28]. All are trained with Adam for at most 30 epochs with early stopping (patience 5) and balanced class weights.</w:t>
       </w:r>
     </w:p>
     <w:p>
@@ -10002,7 +10002,7 @@
           <w:sz w:val="22"/>
           <w:szCs w:val="22"/>
         </w:rPr>
-        <w:t xml:space="preserve">The result we did not anticipate is that the per-class temporal protocol barely reduces the shortcut: the same timestamp probe still reaches 0.9862. The reason is structural. Because each class occupies narrow, mutually disjoint windows (Figure 2), the capture interval immediately following a class's training window still belongs to that class, so a tree extrapolating from the training range continues to predict correctly. The argument generalises in a precise and limited sense: whenever a class occupies a single contiguous window, no split of that window by time can break the association between the class and its position in the capture, because the association holds at the scale of the whole capture rather than within the window. It says nothing about corpora whose classes recur at several separated times, and we have not measured such a corpus. For corpora generated by sequential attack scenarios such as this one, it suggests that the standard advice to adopt chronological evaluation [15] may be necessary but not sufficient. Excluding the offending features is what does the work here, which is what makes the blacklist an artefact rather than a formality.</w:t>
+        <w:t xml:space="preserve">The result we did not anticipate is that the per-class temporal protocol barely reduces the shortcut: the same timestamp probe still reaches 0.9862. The reason is structural. Because each class occupies narrow, mutually disjoint windows (Figure 2), the capture interval immediately following a class's training window still belongs to that class, so a tree extrapolating from the training range continues to predict correctly. The argument generalises in a precise and limited sense: whenever a class occupies a single contiguous window, no split of that window by time can break the association between the class and its position in the capture, because the association holds at the scale of the whole capture rather than within the window. It says nothing about corpora whose classes recur at several separated times, and we have not measured such a corpus. For corpora generated by sequential attack scenarios such as this one, it suggests that the standard advice to adopt chronological evaluation [17] may be necessary but not sufficient. Excluding the offending features is what does the work here, which is what makes the blacklist an artefact rather than a formality.</w:t>
       </w:r>
     </w:p>
     <w:p>
@@ -10435,7 +10435,7 @@
           <w:sz w:val="22"/>
           <w:szCs w:val="22"/>
         </w:rPr>
-        <w:t xml:space="preserve">This is the central methodological finding of the paper. On GeNIS, a shortcut audit built on attribution scores, the natural design and the one the corpus baseline's SHAP analysis approximates [6], assigned near-zero importance to all eight of these features, whereas our isolated, two-protocol evaluation exposed them. This is not evidence that the attribution measure is wrong: under dependence between predictors it estimates a different quantity, the loss attributable to one feature when the others remain available, and that quantity is genuinely near zero here. The discrepancy has a mechanical explanation that does not depend on this corpus: an importance measure defined by the loss incurred when a single feature is perturbed cannot register a feature whose information is duplicated elsewhere in the matrix. That dilution of importance across dependent predictors is documented independently of our setting [27, 28]. What is specific to GeNIS is that its shortcuts happen to be duplicated, and we cannot say from one corpus how common that configuration is. It also explains why that baseline could flag an “overreliance on traffic volume or packet counts” without being able to localise it.</w:t>
+        <w:t xml:space="preserve">This is the central methodological finding of the paper. On GeNIS, a shortcut audit built on attribution scores, the natural design and the one the corpus baseline's SHAP analysis approximates [6], assigned near-zero importance to all eight of these features, whereas our isolated, two-protocol evaluation exposed them. This is not evidence that the attribution measure is wrong: under dependence between predictors it estimates a different quantity, the loss attributable to one feature when the others remain available, and that quantity is genuinely near zero here. The discrepancy has a mechanical explanation that does not depend on this corpus: an importance measure defined by the loss incurred when a single feature is perturbed cannot register a feature whose information is duplicated elsewhere in the matrix. That dilution of importance across dependent predictors is documented independently of our setting [32, 33]. What is specific to GeNIS is that its shortcuts happen to be duplicated, and we cannot say from one corpus how common that configuration is. It also explains why that baseline could flag an “overreliance on traffic volume or packet counts” without being able to localise it.</w:t>
       </w:r>
     </w:p>
     <w:p>
@@ -10751,7 +10751,7 @@
           <w:sz w:val="22"/>
           <w:szCs w:val="22"/>
         </w:rPr>
-        <w:t xml:space="preserve">A blacklist is only as good as what survives it, so we measured the residual redundancy among the 55 retained columns directly, on a stratified sample of 120 000 flows of the audited feature matrix. Two results, pointing in opposite directions. No pair of retained columns is numerically identical: the six duplicated duration columns were the only exact duplicates in the released files, and the rule removed all six, so the loop the audit opens is closed. But exact duplication is the extreme of a continuum, and eight pairs remain correlated above 0.99 in absolute value (Table 4). Four volume columns, TotBytes, DstBytes, TotAppByte and DAppBytes, are mutually correlated above 0.9997, each carrying between 1.14 and 1.78 nats of mutual information with the label, so each of them carries most of what the other three carry. The transferability rule does not exclude them, and should not: their predictive power survives the change of protocol, which is the signature of signal rather than of a shortcut. The consequence is for attribution, not for the blacklist. Permutation importance computed on the audited condition will still divide the credit for the volume signal arbitrarily among four columns, exactly as it divided it among six before the audit, so a near-zero importance on the audited feature set is not evidence that a column is uninformative; this is the same dilution across dependent predictors that Section 6.2 invokes for the duplicated columns [27, 28], at a lesser degree. We therefore do not claim that no redundant shortcut survives the blacklist, which would be false. We claim the narrower thing we can measure: no exact duplication survives it, and the redundancy that does is quantified and released.</w:t>
+        <w:t xml:space="preserve">A blacklist is only as good as what survives it, so we measured the residual redundancy among the 55 retained columns directly, on a stratified sample of 120 000 flows of the audited feature matrix. Two results, pointing in opposite directions. No pair of retained columns is numerically identical: the six duplicated duration columns were the only exact duplicates in the released files, and the rule removed all six, so the loop the audit opens is closed. But exact duplication is the extreme of a continuum, and eight pairs remain correlated above 0.99 in absolute value (Table 4). Four volume columns, TotBytes, DstBytes, TotAppByte and DAppBytes, are mutually correlated above 0.9997, each carrying between 1.14 and 1.78 nats of mutual information with the label, so each of them carries most of what the other three carry. The transferability rule does not exclude them, and should not: their predictive power survives the change of protocol, which is the signature of signal rather than of a shortcut. The consequence is for attribution, not for the blacklist. Permutation importance computed on the audited condition will still divide the credit for the volume signal arbitrarily among four columns, exactly as it divided it among six before the audit, so a near-zero importance on the audited feature set is not evidence that a column is uninformative; this is the same dilution across dependent predictors that Section 6.2 invokes for the duplicated columns [32, 33], at a lesser degree. We therefore do not claim that no redundant shortcut survives the blacklist, which would be false. We claim the narrower thing we can measure: no exact duplication survives it, and the redundancy that does is quantified and released.</w:t>
       </w:r>
     </w:p>
     <w:p>
@@ -18215,7 +18215,7 @@
           <w:sz w:val="22"/>
           <w:szCs w:val="22"/>
         </w:rPr>
-        <w:t xml:space="preserve">Calibration appears in this paper's title, and the paragraphs above measure it under the stratified protocol alone. It is also measured under the temporal one, recomputed from the probability matrices the pipeline stored for every run, so no detector was retrained. Table 8 gives the comparison, and it is unfavourable to the reading with which this subsection opens. Ten of the eleven detectors are worse calibrated under the temporal protocol than under the stratified one; the eleventh is the majority-class baseline, whose confidence does not depend on the split. The degradation is not marginal: LightGBM moves from an expected calibration error of 0.000018 to 0.008319, a factor of 457, the FT-Transformer from 0.000042 to 0.017389, a factor of 410, and XGBoost by a factor of 241. Those ratios are large because the stratified denominator is near zero, so the absolute change is the quantity to read: the expected calibration error rises by between 0.003 and 0.018 in absolute terms. A measure that does not depend on binning tells the same story. The Brier score of LightGBM moves from 0.000033 to 0.013527, of the FT-Transformer from 0.000130 to 0.015358, of XGBoost from 0.000012 to 0.012818 and of random forest from 0.000061 to 0.032312, so the degradation is not an artefact of the fifteen bins. Two readings follow. The near-perfect calibration we report under the stratified protocol is a property of that protocol rather than of the detectors: on a task a random split has saturated, well-ordered confidences are what any accurate model produces, and there is little left for calibration to repair because there is little left to get wrong. And the ordering changes with the protocol. The three detectors best calibrated under the stratified protocol, the two boosted ensembles and the FT-Transformer, are precisely the three that degrade most, so a ranking by calibration read from Table 7 inverts under the protocol this paper argues for. Neither reading is peculiar to this corpus. That predictive uncertainty degrades as the test distribution moves away from the training one, and that a post-hoc correction fitted on an in-distribution validation set does not follow it there, is the central result of the dataset-shift evaluation of Snoek et al. [29]. What our measurement adds is how little shift it takes: not a corruption, a new domain or a different network, but the same capture read in chronological order.</w:t>
+        <w:t xml:space="preserve">Calibration appears in this paper's title, and the paragraphs above measure it under the stratified protocol alone. It is also measured under the temporal one, recomputed from the probability matrices the pipeline stored for every run, so no detector was retrained. Table 8 gives the comparison, and it is unfavourable to the reading with which this subsection opens. Ten of the eleven detectors are worse calibrated under the temporal protocol than under the stratified one; the eleventh is the majority-class baseline, whose confidence does not depend on the split. The degradation is not marginal: LightGBM moves from an expected calibration error of 0.000018 to 0.008319, a factor of 457, the FT-Transformer from 0.000042 to 0.017389, a factor of 410, and XGBoost by a factor of 241. Those ratios are large because the stratified denominator is near zero, so the absolute change is the quantity to read: the expected calibration error rises by between 0.003 and 0.018 in absolute terms. A measure that does not depend on binning tells the same story. The Brier score of LightGBM moves from 0.000033 to 0.013527, of the FT-Transformer from 0.000130 to 0.015358, of XGBoost from 0.000012 to 0.012818 and of random forest from 0.000061 to 0.032312, so the degradation is not an artefact of the fifteen bins. Two readings follow. The near-perfect calibration we report under the stratified protocol is a property of that protocol rather than of the detectors: on a task a random split has saturated, well-ordered confidences are what any accurate model produces, and there is little left for calibration to repair because there is little left to get wrong. And the ordering changes with the protocol. The three detectors best calibrated under the stratified protocol, the two boosted ensembles and the FT-Transformer, are precisely the three that degrade most, so a ranking by calibration read from Table 7 inverts under the protocol this paper argues for. Neither reading is peculiar to this corpus. That predictive uncertainty degrades as the test distribution moves away from the training one, and that a post-hoc correction fitted on an in-distribution validation set does not follow it there, is the central result of the dataset-shift evaluation of Snoek et al. [34]. What our measurement adds is how little shift it takes: not a corruption, a new domain or a different network, but the same capture read in chronological order.</w:t>
       </w:r>
     </w:p>
     <w:p>
@@ -28697,7 +28697,7 @@
           <w:sz w:val="22"/>
           <w:szCs w:val="22"/>
         </w:rPr>
-        <w:t xml:space="preserve">A decision tree given only the timestamp classifies the fifteen classes at 0.9529 under a stratified split, against a majority-class rate of 0.8030. The shortcut is present and it is large: on a corpus where predicting BENIGN everywhere already scores 0.80, the probe recovers three quarters of the margin that remains. What differs is what the temporal protocol does to it. On GeNIS the same probe survives per-class temporal ordering at 0.9862, a transferability of 0.99. On CICIDS2017 it falls to 0.1028, far below the majority-class rate, a transferability of 0.11 (Table 11). The mechanism is the capture schedule in both cases, and it is the schedules that differ. GeNIS records benign traffic on three days and every attack on three later days, so ordering flows within a class cannot break the association between a class and its position in the capture, because that association holds at the scale of the whole capture. CICIDS2017 runs benign traffic through all five working days alongside the attacks, so ordering within a class destroys it. The lesson is stronger than the one GeNIS alone supported. Whether temporal splitting suffices is a property of the corpus and not of the method on these two corpora: it has to be measured, and the timestamp probe under both protocols measures it at negligible cost. Two corpora cannot establish that the diagnostic is reliable across the field, and we put it forward as an empirically supported recommendation rather than a general result. On GeNIS the answer is no and feature exclusion is required; on CICIDS2017 the answer is yes. The requirement that evaluation be chronologically consistent [15] is right and incomplete: it tells a study to order its data in time, and the probe tells it whether ordering was enough.</w:t>
+        <w:t xml:space="preserve">A decision tree given only the timestamp classifies the fifteen classes at 0.9529 under a stratified split, against a majority-class rate of 0.8030. The shortcut is present and it is large: on a corpus where predicting BENIGN everywhere already scores 0.80, the probe recovers three quarters of the margin that remains. What differs is what the temporal protocol does to it. On GeNIS the same probe survives per-class temporal ordering at 0.9862, a transferability of 0.99. On CICIDS2017 it falls to 0.1028, far below the majority-class rate, a transferability of 0.11 (Table 11). The mechanism is the capture schedule in both cases, and it is the schedules that differ. GeNIS records benign traffic on three days and every attack on three later days, so ordering flows within a class cannot break the association between a class and its position in the capture, because that association holds at the scale of the whole capture. CICIDS2017 runs benign traffic through all five working days alongside the attacks, so ordering within a class destroys it. The lesson is stronger than the one GeNIS alone supported. Whether temporal splitting suffices is a property of the corpus and not of the method on these two corpora: it has to be measured, and the timestamp probe under both protocols measures it at negligible cost. Two corpora cannot establish that the diagnostic is reliable across the field, and we put it forward as an empirically supported recommendation rather than a general result. On GeNIS the answer is no and feature exclusion is required; on CICIDS2017 the answer is yes. The requirement that evaluation be chronologically consistent [17] is right and incomplete: it tells a study to order its data in time, and the probe tells it whether ordering was enough.</w:t>
       </w:r>
     </w:p>
     <w:p>
@@ -28847,7 +28847,7 @@
           <w:sz w:val="22"/>
           <w:szCs w:val="22"/>
         </w:rPr>
-        <w:t xml:space="preserve">That this redundancy has been documented, cause by cause, since 2021 and 2022 strengthens the argument rather than weakening it. The corpus remains in wide use in its original form; a study that audits its own models with permutation importance or SHAP, on the files as distributed, is shown a value of exactly zero for the duplicated columns, and would conclude that they carry nothing. Our claim about CICIDS2017 is therefore not that we discovered its redundancy. It is that attribution would not have revealed it on a corpus where it is already documented, which is the sharpest available form of the mechanism of Section 6.2: the blindness is a property of the measure under dependence between predictors [27, 28], not a property of how obscure the duplication happens to be.</w:t>
+        <w:t xml:space="preserve">That this redundancy has been documented, cause by cause, since 2021 and 2022 strengthens the argument rather than weakening it. The corpus remains in wide use in its original form; a study that audits its own models with permutation importance or SHAP, on the files as distributed, is shown a value of exactly zero for the duplicated columns, and would conclude that they carry nothing. Our claim about CICIDS2017 is therefore not that we discovered its redundancy. It is that attribution would not have revealed it on a corpus where it is already documented, which is the sharpest available form of the mechanism of Section 6.2: the blindness is a property of the measure under dependence between predictors [32, 33], not a property of how obscure the duplication happens to be.</w:t>
       </w:r>
     </w:p>
     <w:p>
@@ -28877,7 +28877,7 @@
           <w:sz w:val="22"/>
           <w:szCs w:val="22"/>
         </w:rPr>
-        <w:t xml:space="preserve">The transferability scan is the part of the audit that could have embarrassed it. Of the 69 behavioural columns, 43 pass the predictivity filter, and not one of them falls below the transferability threshold: the lowest value is 0.6726, on Bwd IAT Std, well clear of 0.50, and the distribution has no cluster near the threshold at all (Figure 13a). The behavioural blacklist for CICIDS2017 is therefore empty, and the audited condition coincides with the clean one. We report this because the opposite would have been the more flattering outcome, and because it answers the symmetric suspicion: a rule that flags features on a two-protocol comparison could be a rule that flags features everywhere, and on this corpus it flags none. The only shortcut the audit finds here is positional, and excluding the timestamp by name removes it before any measurement is taken — which is the exclusion-by-name remedy of D’hooge et al. [16], not a contribution of our rule.</w:t>
+        <w:t xml:space="preserve">The transferability scan is the part of the audit that could have embarrassed it. Of the 69 behavioural columns, 43 pass the predictivity filter, and not one of them falls below the transferability threshold: the lowest value is 0.6726, on Bwd IAT Std, well clear of 0.50, and the distribution has no cluster near the threshold at all (Figure 13a). The behavioural blacklist for CICIDS2017 is therefore empty, and the audited condition coincides with the clean one. We report this because the opposite would have been the more flattering outcome, and because it answers the symmetric suspicion: a rule that flags features on a two-protocol comparison could be a rule that flags features everywhere, and on this corpus it flags none. The only shortcut the audit finds here is positional, and excluding the timestamp by name removes it before any measurement is taken — which is the exclusion-by-name remedy of D’hooge et al. [18], not a contribution of our rule.</w:t>
       </w:r>
     </w:p>
     <w:p>
@@ -31780,7 +31780,7 @@
           <w:sz w:val="22"/>
           <w:szCs w:val="22"/>
         </w:rPr>
-        <w:t xml:space="preserve">Our strongest transferable result is negative and methodological: on GeNIS, the eight behavioural shortcuts we identify are exactly the features that attribution methods score at zero. On this corpus, pipelines that selected candidate shortcuts using importance ranking, SHAP, or recursive elimination retained redundant shortcuts, whereas an isolated, two-protocol evaluation of each feature exposed them. The mechanism behind that failure, a measure of single-feature perturbation cannot see information that is duplicated, is not specific to GeNIS and is documented for dependent predictors [27, 28]; what we cannot establish from one corpus is how often exporters emit several statistics of the same underlying quantity. Section 7 adds one further data point: seven pairs of numerically identical columns among the 69 behavioural candidates of CICIDS2017, produced by a different exporter, ten of whose fourteen columns again score exactly zero importance.</w:t>
+        <w:t xml:space="preserve">Our strongest transferable result is negative and methodological: on GeNIS, the eight behavioural shortcuts we identify are exactly the features that attribution methods score at zero. On this corpus, pipelines that selected candidate shortcuts using importance ranking, SHAP, or recursive elimination retained redundant shortcuts, whereas an isolated, two-protocol evaluation of each feature exposed them. The mechanism behind that failure, a measure of single-feature perturbation cannot see information that is duplicated, is not specific to GeNIS and is documented for dependent predictors [32, 33]; what we cannot establish from one corpus is how often exporters emit several statistics of the same underlying quantity. Section 7 adds one further data point: seven pairs of numerically identical columns among the 69 behavioural candidates of CICIDS2017, produced by a different exporter, ten of whose fourteen columns again score exactly zero importance.</w:t>
       </w:r>
     </w:p>
     <w:p>
@@ -34201,7 +34201,7 @@
                 <w:sz w:val="16"/>
                 <w:szCs w:val="16"/>
               </w:rPr>
-              <w:t xml:space="preserve">D'hooge et al. [16]</w:t>
+              <w:t xml:space="preserve">D'hooge et al. [18]</w:t>
             </w:r>
           </w:p>
         </w:tc>
@@ -34358,7 +34358,7 @@
                 <w:sz w:val="16"/>
                 <w:szCs w:val="16"/>
               </w:rPr>
-              <w:t xml:space="preserve">TESSERACT [15]</w:t>
+              <w:t xml:space="preserve">TESSERACT [17]</w:t>
             </w:r>
           </w:p>
         </w:tc>
@@ -34515,7 +34515,7 @@
                 <w:sz w:val="16"/>
                 <w:szCs w:val="16"/>
               </w:rPr>
-              <w:t xml:space="preserve">Talpini et al. [20]</w:t>
+              <w:t xml:space="preserve">Talpini et al. [24]</w:t>
             </w:r>
           </w:p>
         </w:tc>
@@ -37467,7 +37467,7 @@
           <w:sz w:val="22"/>
           <w:szCs w:val="22"/>
         </w:rPr>
-        <w:t xml:space="preserve"> counters and the port numbers, are excluded by explicit name before any feature condition is built (Section 4.3), on the argument of D'hooge et al. [16]; the transferability rule then runs on what remains. The cost of omitting that first step is measurable on this corpus: in the </w:t>
+        <w:t xml:space="preserve"> counters and the port numbers, are excluded by explicit name before any feature condition is built (Section 4.3), on the argument of D'hooge et al. [18]; the transferability rule then runs on what remains. The cost of omitting that first step is measurable on this corpus: in the </w:t>
       </w:r>
       <w:r>
         <w:rPr>
@@ -38238,7 +38238,7 @@
           <w:sz w:val="19"/>
           <w:szCs w:val="19"/>
         </w:rPr>
-        <w:t xml:space="preserve">[13] R. Geirhos, J.-H. Jacobsen, C. Michaelis, R. Zemel, W. Brendel, M. Bethge, F. A. Wichmann, Shortcut learning in deep neural networks, Nature Machine Intelligence 2 (2020) 665–673.</w:t>
+        <w:t xml:space="preserve">[13] P. Goldschmidt, D. Chudá, Network intrusion datasets: A survey, limitations, and recommendations, Computers &amp; Security 156 (2025) 104510. https://doi.org/10.1016/j.cose.2025.104510.</w:t>
       </w:r>
     </w:p>
     <w:p>
@@ -38253,7 +38253,7 @@
           <w:sz w:val="19"/>
           <w:szCs w:val="19"/>
         </w:rPr>
-        <w:t xml:space="preserve">[14] D. Arp, E. Quiring, F. Pendlebury, A. Warnecke, F. Pierazzi, C. Wressnegger, L. Cavallaro, K. Rieck, Dos and don'ts of machine learning in computer security, USENIX Security Symposium (2022).</w:t>
+        <w:t xml:space="preserve">[14] M. Cantone, C. Marrocco, A. Bria, On the cross-dataset generalization of machine learning for network intrusion detection, IEEE Access 12 (2024) 144489–144508.</w:t>
       </w:r>
     </w:p>
     <w:p>
@@ -38268,7 +38268,7 @@
           <w:sz w:val="19"/>
           <w:szCs w:val="19"/>
         </w:rPr>
-        <w:t xml:space="preserve">[15] F. Pendlebury, F. Pierazzi, R. Jordaney, J. Kinder, L. Cavallaro, TESSERACT: Eliminating experimental bias in malware classification across space and time, in: USENIX Security Symposium, 2019.</w:t>
+        <w:t xml:space="preserve">[15] R. Geirhos, J.-H. Jacobsen, C. Michaelis, R. Zemel, W. Brendel, M. Bethge, F. A. Wichmann, Shortcut learning in deep neural networks, Nature Machine Intelligence 2 (2020) 665–673.</w:t>
       </w:r>
     </w:p>
     <w:p>
@@ -38283,7 +38283,7 @@
           <w:sz w:val="19"/>
           <w:szCs w:val="19"/>
         </w:rPr>
-        <w:t xml:space="preserve">[16] L. D'hooge, M. Verkerken, B. Volckaert, T. Wauters, F. De Turck, Establishing the contaminating effect of metadata feature inclusion in machine-learned network intrusion detection models, in: Detection of Intrusions and Malware, and Vulnerability Assessment (DIMVA), Springer, 2022. https://doi.org/10.1007/978-3-031-09484-2_2.</w:t>
+        <w:t xml:space="preserve">[16] D. Arp, E. Quiring, F. Pendlebury, A. Warnecke, F. Pierazzi, C. Wressnegger, L. Cavallaro, K. Rieck, Dos and don'ts of machine learning in computer security, USENIX Security Symposium (2022).</w:t>
       </w:r>
     </w:p>
     <w:p>
@@ -38298,7 +38298,7 @@
           <w:sz w:val="19"/>
           <w:szCs w:val="19"/>
         </w:rPr>
-        <w:t xml:space="preserve">[17] C. Guo, G. Pleiss, Y. Sun, K. Q. Weinberger, On calibration of modern neural networks, in: International Conference on Machine Learning (ICML), 2017, pp. 1321–1330.</w:t>
+        <w:t xml:space="preserve">[17] F. Pendlebury, F. Pierazzi, R. Jordaney, J. Kinder, L. Cavallaro, TESSERACT: Eliminating experimental bias in malware classification across space and time, in: USENIX Security Symposium, 2019.</w:t>
       </w:r>
     </w:p>
     <w:p>
@@ -38313,7 +38313,7 @@
           <w:sz w:val="19"/>
           <w:szCs w:val="19"/>
         </w:rPr>
-        <w:t xml:space="preserve">[18] Y. Geifman, R. El-Yaniv, Selective classification for deep neural networks, in: Advances in Neural Information Processing Systems (NeurIPS), 2017.</w:t>
+        <w:t xml:space="preserve">[18] L. D'hooge, M. Verkerken, B. Volckaert, T. Wauters, F. De Turck, Establishing the contaminating effect of metadata feature inclusion in machine-learned network intrusion detection models, in: Detection of Intrusions and Malware, and Vulnerability Assessment (DIMVA), Springer, 2022. https://doi.org/10.1007/978-3-031-09484-2_2.</w:t>
       </w:r>
     </w:p>
     <w:p>
@@ -38328,7 +38328,7 @@
           <w:sz w:val="19"/>
           <w:szCs w:val="19"/>
         </w:rPr>
-        <w:t xml:space="preserve">[19] K. Hendrickx, L. Perini, D. Van der Plas, W. Meert, J. Davis, Machine learning with a reject option: A survey, Machine Learning 113 (2024) 3073–3110.</w:t>
+        <w:t xml:space="preserve">[19] S. Kapoor, A. Narayanan, Leakage and the reproducibility crisis in machine-learning-based science, Patterns 4 (9) (2023) 100804. https://doi.org/10.1016/j.patter.2023.100804.</w:t>
       </w:r>
     </w:p>
     <w:p>
@@ -38343,7 +38343,7 @@
           <w:sz w:val="19"/>
           <w:szCs w:val="19"/>
         </w:rPr>
-        <w:t xml:space="preserve">[20] J. Talpini, F. Sartori, M. Savi, Enhancing trustworthiness in ML-based network intrusion detection with uncertainty quantification, Journal of Reliable Intelligent Environments 10 (2024) 501–520.</w:t>
+        <w:t xml:space="preserve">[20] K. Aas, M. Jullum, A. Løland, Explaining individual predictions when features are dependent: More accurate approximations to Shapley values, Artificial Intelligence 298 (2021) 103502. https://doi.org/10.1016/j.artint.2021.103502.</w:t>
       </w:r>
     </w:p>
     <w:p>
@@ -38358,7 +38358,7 @@
           <w:sz w:val="19"/>
           <w:szCs w:val="19"/>
         </w:rPr>
-        <w:t xml:space="preserve">[21] D. Chicco, G. Jurman, The advantages of the Matthews correlation coefficient (MCC) over F1 score and accuracy in binary classification evaluation, BMC Genomics 21 (6) (2020).</w:t>
+        <w:t xml:space="preserve">[21] C. Guo, G. Pleiss, Y. Sun, K. Q. Weinberger, On calibration of modern neural networks, in: International Conference on Machine Learning (ICML), 2017, pp. 1321–1330.</w:t>
       </w:r>
     </w:p>
     <w:p>
@@ -38373,7 +38373,7 @@
           <w:sz w:val="19"/>
           <w:szCs w:val="19"/>
         </w:rPr>
-        <w:t xml:space="preserve">[22] L. Grinsztajn, E. Oyallon, G. Varoquaux, Why do tree-based models still outperform deep learning on typical tabular data?, in: Advances in Neural Information Processing Systems (NeurIPS), Datasets and Benchmarks Track, 2022.</w:t>
+        <w:t xml:space="preserve">[22] Y. Geifman, R. El-Yaniv, Selective classification for deep neural networks, in: Advances in Neural Information Processing Systems (NeurIPS), 2017.</w:t>
       </w:r>
     </w:p>
     <w:p>
@@ -38388,7 +38388,7 @@
           <w:sz w:val="19"/>
           <w:szCs w:val="19"/>
         </w:rPr>
-        <w:t xml:space="preserve">[23] R. Shwartz-Ziv, A. Armon, Tabular data: Deep learning is not all you need, Information Fusion 81 (2022) 84–90.</w:t>
+        <w:t xml:space="preserve">[23] K. Hendrickx, L. Perini, D. Van der Plas, W. Meert, J. Davis, Machine learning with a reject option: A survey, Machine Learning 113 (2024) 3073–3110.</w:t>
       </w:r>
     </w:p>
     <w:p>
@@ -38403,7 +38403,7 @@
           <w:sz w:val="19"/>
           <w:szCs w:val="19"/>
         </w:rPr>
-        <w:t xml:space="preserve">[24] Y. Gorishniy, I. Rubachev, V. Khrulkov, A. Babenko, Revisiting deep learning models for tabular data, in: Advances in Neural Information Processing Systems (NeurIPS), 2021.</w:t>
+        <w:t xml:space="preserve">[24] J. Talpini, F. Sartori, M. Savi, Enhancing trustworthiness in ML-based network intrusion detection with uncertainty quantification, Journal of Reliable Intelligent Environments 10 (2024) 501–520.</w:t>
       </w:r>
     </w:p>
     <w:p>
@@ -38418,7 +38418,7 @@
           <w:sz w:val="19"/>
           <w:szCs w:val="19"/>
         </w:rPr>
-        <w:t xml:space="preserve">[25] D. Magalhães, et al., Machine unlearning for the XGBoost model with network intrusion datasets, arXiv:2606.19220 (2026).</w:t>
+        <w:t xml:space="preserve">[25] D. Chicco, G. Jurman, The advantages of the Matthews correlation coefficient (MCC) over F1 score and accuracy in binary classification evaluation, BMC Genomics 21 (6) (2020).</w:t>
       </w:r>
     </w:p>
     <w:p>
@@ -38433,7 +38433,7 @@
           <w:sz w:val="19"/>
           <w:szCs w:val="19"/>
         </w:rPr>
-        <w:t xml:space="preserve">[26] M. Shafi, A. H. Lashkari, V. Rodriguez, R. Nevo, Toward generating a new cloud-based distributed denial of service (DDoS) dataset and cloud intrusion traffic characterization, Information 15 (4) (2024) 195. https://doi.org/10.3390/info15040195.</w:t>
+        <w:t xml:space="preserve">[26] L. Grinsztajn, E. Oyallon, G. Varoquaux, Why do tree-based models still outperform deep learning on typical tabular data?, in: Advances in Neural Information Processing Systems (NeurIPS), Datasets and Benchmarks Track, 2022.</w:t>
       </w:r>
     </w:p>
     <w:p>
@@ -38448,7 +38448,7 @@
           <w:sz w:val="19"/>
           <w:szCs w:val="19"/>
         </w:rPr>
-        <w:t xml:space="preserve">[27] C. Strobl, A.-L. Boulesteix, T. Kneib, T. Augustin, A. Zeileis, Conditional variable importance for random forests, BMC Bioinformatics 9 (307) (2008). https://doi.org/10.1186/1471-2105-9-307.</w:t>
+        <w:t xml:space="preserve">[27] R. Shwartz-Ziv, A. Armon, Tabular data: Deep learning is not all you need, Information Fusion 81 (2022) 84–90.</w:t>
       </w:r>
     </w:p>
     <w:p>
@@ -38463,7 +38463,7 @@
           <w:sz w:val="19"/>
           <w:szCs w:val="19"/>
         </w:rPr>
-        <w:t xml:space="preserve">[28] G. Hooker, L. Mentch, S. Zhou, Unrestricted permutation forces extrapolation: variable importance requires at least one more model, or there is no free variable importance, Statistics and Computing 31 (82) (2021). https://doi.org/10.1007/s11222-021-10057-z.</w:t>
+        <w:t xml:space="preserve">[28] Y. Gorishniy, I. Rubachev, V. Khrulkov, A. Babenko, Revisiting deep learning models for tabular data, in: Advances in Neural Information Processing Systems (NeurIPS), 2021.</w:t>
       </w:r>
     </w:p>
     <w:p>
@@ -38478,7 +38478,82 @@
           <w:sz w:val="19"/>
           <w:szCs w:val="19"/>
         </w:rPr>
-        <w:t xml:space="preserve">[29] J. Snoek, Y. Ovadia, E. Fertig, B. Lakshminarayanan, S. Nowozin, D. Sculley, J. V. Dillon, J. Ren, Z. Nado, Can you trust your model’s uncertainty? Evaluating predictive uncertainty under dataset shift, in: Advances in Neural Information Processing Systems (NeurIPS), 2019, arXiv:1906.02530.</w:t>
+        <w:t xml:space="preserve">[29] M. Minderer, J. Djolonga, R. Romijnders, F. Hubis, X. Zhai, N. Houlsby, D. Tran, M. Lucic, Revisiting the calibration of modern neural networks, in: Advances in Neural Information Processing Systems (NeurIPS), 2021, arXiv:2106.07998.</w:t>
+      </w:r>
+    </w:p>
+    <w:p>
+      <w:pPr>
+        <w:spacing w:after="80" w:line="240"/>
+        <w:ind w:left="480" w:hanging="480"/>
+        <w:jc w:val="both"/>
+      </w:pPr>
+      <w:r>
+        <w:rPr>
+          <w:rFonts w:ascii="Times New Roman" w:cs="Times New Roman" w:eastAsia="Times New Roman" w:hAnsi="Times New Roman"/>
+          <w:sz w:val="19"/>
+          <w:szCs w:val="19"/>
+        </w:rPr>
+        <w:t xml:space="preserve">[30] D. Magalhães, et al., Machine unlearning for the XGBoost model with network intrusion datasets, arXiv:2606.19220 (2026).</w:t>
+      </w:r>
+    </w:p>
+    <w:p>
+      <w:pPr>
+        <w:spacing w:after="80" w:line="240"/>
+        <w:ind w:left="480" w:hanging="480"/>
+        <w:jc w:val="both"/>
+      </w:pPr>
+      <w:r>
+        <w:rPr>
+          <w:rFonts w:ascii="Times New Roman" w:cs="Times New Roman" w:eastAsia="Times New Roman" w:hAnsi="Times New Roman"/>
+          <w:sz w:val="19"/>
+          <w:szCs w:val="19"/>
+        </w:rPr>
+        <w:t xml:space="preserve">[31] M. Shafi, A. H. Lashkari, V. Rodriguez, R. Nevo, Toward generating a new cloud-based distributed denial of service (DDoS) dataset and cloud intrusion traffic characterization, Information 15 (4) (2024) 195. https://doi.org/10.3390/info15040195.</w:t>
+      </w:r>
+    </w:p>
+    <w:p>
+      <w:pPr>
+        <w:spacing w:after="80" w:line="240"/>
+        <w:ind w:left="480" w:hanging="480"/>
+        <w:jc w:val="both"/>
+      </w:pPr>
+      <w:r>
+        <w:rPr>
+          <w:rFonts w:ascii="Times New Roman" w:cs="Times New Roman" w:eastAsia="Times New Roman" w:hAnsi="Times New Roman"/>
+          <w:sz w:val="19"/>
+          <w:szCs w:val="19"/>
+        </w:rPr>
+        <w:t xml:space="preserve">[32] C. Strobl, A.-L. Boulesteix, T. Kneib, T. Augustin, A. Zeileis, Conditional variable importance for random forests, BMC Bioinformatics 9 (307) (2008). https://doi.org/10.1186/1471-2105-9-307.</w:t>
+      </w:r>
+    </w:p>
+    <w:p>
+      <w:pPr>
+        <w:spacing w:after="80" w:line="240"/>
+        <w:ind w:left="480" w:hanging="480"/>
+        <w:jc w:val="both"/>
+      </w:pPr>
+      <w:r>
+        <w:rPr>
+          <w:rFonts w:ascii="Times New Roman" w:cs="Times New Roman" w:eastAsia="Times New Roman" w:hAnsi="Times New Roman"/>
+          <w:sz w:val="19"/>
+          <w:szCs w:val="19"/>
+        </w:rPr>
+        <w:t xml:space="preserve">[33] G. Hooker, L. Mentch, S. Zhou, Unrestricted permutation forces extrapolation: variable importance requires at least one more model, or there is no free variable importance, Statistics and Computing 31 (82) (2021). https://doi.org/10.1007/s11222-021-10057-z.</w:t>
+      </w:r>
+    </w:p>
+    <w:p>
+      <w:pPr>
+        <w:spacing w:after="80" w:line="240"/>
+        <w:ind w:left="480" w:hanging="480"/>
+        <w:jc w:val="both"/>
+      </w:pPr>
+      <w:r>
+        <w:rPr>
+          <w:rFonts w:ascii="Times New Roman" w:cs="Times New Roman" w:eastAsia="Times New Roman" w:hAnsi="Times New Roman"/>
+          <w:sz w:val="19"/>
+          <w:szCs w:val="19"/>
+        </w:rPr>
+        <w:t xml:space="preserve">[34] J. Snoek, Y. Ovadia, E. Fertig, B. Lakshminarayanan, S. Nowozin, D. Sculley, J. V. Dillon, J. Ren, Z. Nado, Can you trust your model’s uncertainty? Evaluating predictive uncertainty under dataset shift, in: Advances in Neural Information Processing Systems (NeurIPS), 2019, arXiv:1906.02530.</w:t>
       </w:r>
     </w:p>
     <w:sectPr>

--- a/paper/GeNIS_benchmark_article.docx
+++ b/paper/GeNIS_benchmark_article.docx
@@ -5018,7 +5018,7 @@
           <w:sz w:val="22"/>
           <w:szCs w:val="22"/>
         </w:rPr>
-        <w:t xml:space="preserve">The two accuracies that define τ are measured on the test partition of their respective protocols: each single-feature tree is fitted on the training partition and scored on the test partition, and the permutation importances of Section 6.2 are computed on that same test partition. The blacklist is therefore selected with test-set information, and the benchmark that follows is trained on a feature set that testing helped choose. We state this plainly because it is a departure from the separation the rest of the protocol maintains. Three things bound what it costs. The audit is a diagnostic about the corpus rather than a search over models: it can only remove features, and removing them can only lower the reported scores, so it does not inflate any number in Table 2. The features it removes are selected on a contrast between two protocols, not on the score of any detector, so no detector was tuned against the test partition. And the eight behavioural exclusions sit in a cluster separated from the retained features by 0.047 in τ (Section 9), so the list is not balanced on the edge of test-partition noise. What we cannot claim is that the exact membership of the list is independent of the test partition, and a replication should compute τ on the validation partition and freeze the blacklist before the test partition is opened. We flag this as the first correction a further version of this protocol should make.</w:t>
+        <w:t xml:space="preserve">The two accuracies that define τ are measured on the test partition of their respective protocols: each single-feature tree is fitted on the training partition and scored on the test partition, and the permutation importances of Section 6.2 are computed on that same test partition. The blacklist is therefore selected with test-set information, and the benchmark that follows is trained on a feature set that testing helped choose. We state this plainly because it is a departure from the separation the rest of the protocol maintains. Three things bound what it costs. The audit is a diagnostic about the corpus rather than a search over models: it can only remove features, and removing them can only lower the reported scores, so it does not inflate any number in Table 2. The features it removes are selected on a contrast between two protocols, not on the score of any detector, so no detector was tuned against the test partition. And the eight behavioural exclusions sit in a cluster separated from the retained features by 0.047 in τ (Section 9), so the list is not balanced on the edge of test-partition noise. What we cannot claim is that the exact membership of the list is independent of the test partition. The obvious remedy, recomputing τ on the validation partition and freezing the blacklist before the test partition is opened, turns out not to be available, and the reason is instructive enough to state here. We measured it: computed on validation, the rule excludes nothing at all. The single-feature accuracies under the stratified protocol are the same on both partitions, to within 0.0008 on average, as exchangeable partitions of a random split should be. The accuracies under the temporal protocol are not: validation gives a higher figure than test for 53 of the 63 behavioural columns, by 0.075 on average. Dur is the clearest case, identical at 0.921 under the stratified protocol on both partitions and 0.627 against 0.304 under the temporal one. The per-class temporal split places training in the first 60% of each class, validation in the next 20% and test in the last 20%, so validation is adjacent to the training window while test is one step further out. A ratio built to measure decay with temporal distance cannot be estimated on the partition closest to training. The correction a further version of this protocol should make is therefore not to move the audit to validation but to give it a temporally distant partition of its own, nested inside the training window, so that the audit never opens either of the two partitions on which the benchmark is scored.</w:t>
       </w:r>
     </w:p>
     <w:p>
@@ -37545,7 +37545,7 @@
           <w:sz w:val="22"/>
           <w:szCs w:val="22"/>
         </w:rPr>
-        <w:t xml:space="preserve">The transferability scan measures each feature on the test partition of both protocols, and the permutation importances are computed there too (Section 4.3). The blacklist that defines the audited condition is therefore not independent of the partition on which that condition is finally scored. This does not inflate the reported results, since the audit only removes features and removing them can only lower a score, and no detector was selected against the test partition; but the precise membership of the eight-column behavioural list does carry some dependence on that partition, and a study wishing to quote the list as a clean feature-selection result should recompute it on the validation partition first. We report the flaw rather than the reassurance, and name it as the first thing to correct in a replication.</w:t>
+        <w:t xml:space="preserve">The transferability scan measures each feature on the test partition of both protocols, and the permutation importances are computed there too (Section 4.3). The blacklist that defines the audited condition is therefore not independent of the partition on which that condition is finally scored. This does not inflate the reported results, since the audit only removes features and removing them can only lower a score, and no detector was selected against the test partition; but the precise membership of the eight-column behavioural list does carry some dependence on that partition, and a study wishing to quote the list as a clean feature-selection result should first give the audit a temporally distant partition of its own. Section 4.3 reports why the obvious alternative fails: computed on the validation partition, which is adjacent to the training window, the rule excludes nothing, because the quantity it measures is decay with temporal distance and validation is too close to training to exhibit it. We report the flaw and the failed remedy rather than the reassurance.</w:t>
       </w:r>
     </w:p>
     <w:p>

--- a/paper/GeNIS_benchmark_article.docx
+++ b/paper/GeNIS_benchmark_article.docx
@@ -5006,7 +5006,7 @@
           <w:sz w:val="22"/>
           <w:szCs w:val="22"/>
         </w:rPr>
-        <w:t xml:space="preserve">What the audit is computed on, and what that costs. </w:t>
+        <w:t xml:space="preserve">What the audit is computed on. </w:t>
       </w:r>
       <w:r>
         <w:rPr>
@@ -5018,7 +5018,67 @@
           <w:sz w:val="22"/>
           <w:szCs w:val="22"/>
         </w:rPr>
-        <w:t xml:space="preserve">The two accuracies that define τ are measured on the test partition of their respective protocols: each single-feature tree is fitted on the training partition and scored on the test partition, and the permutation importances of Section 6.2 are computed on that same test partition. The blacklist is therefore selected with test-set information, and the benchmark that follows is trained on a feature set that testing helped choose. We state this plainly because it is a departure from the separation the rest of the protocol maintains. Three things bound what it costs. The audit is a diagnostic about the corpus rather than a search over models: it can only remove features, and removing them can only lower the reported scores, so it does not inflate any number in Table 2. The features it removes are selected on a contrast between two protocols, not on the score of any detector, so no detector was tuned against the test partition. And the eight behavioural exclusions sit in a cluster separated from the retained features by 0.047 in τ (Section 9), so the list is not balanced on the edge of test-partition noise. What we cannot claim is that the exact membership of the list is independent of the test partition. The obvious remedy, recomputing τ on the validation partition and freezing the blacklist before the test partition is opened, turns out not to be available, and the reason is instructive enough to state here. We measured it: computed on validation, the rule excludes nothing at all. The single-feature accuracies under the stratified protocol are the same on both partitions, to within 0.0008 on average, as exchangeable partitions of a random split should be. The accuracies under the temporal protocol are not: validation gives a higher figure than test for 53 of the 63 behavioural columns, by 0.075 on average. Dur is the clearest case, identical at 0.921 under the stratified protocol on both partitions and 0.627 against 0.304 under the temporal one. The per-class temporal split places training in the first 60% of each class, validation in the next 20% and test in the last 20%, so validation is adjacent to the training window while test is one step further out. A ratio built to measure decay with temporal distance cannot be estimated on the partition closest to training. The correction a further version of this protocol should make is therefore not to move the audit to validation but to give it a temporally distant partition of its own, nested inside the training window, so that the audit never opens either of the two partitions on which the benchmark is scored.</w:t>
+        <w:t xml:space="preserve">In the campaign this paper reports, the two accuracies that define τ were measured on the test partition of their respective protocols, and the permutation importances of Section 6.2 on that same partition. The blacklist was therefore selected with test-set information, and the benchmark that follows was trained on a feature set that testing helped choose. We state this plainly, and we have since measured what it costs.</w:t>
+      </w:r>
+    </w:p>
+    <w:p>
+      <w:pPr>
+        <w:spacing w:after="120" w:line="276"/>
+        <w:jc w:val="both"/>
+      </w:pPr>
+      <w:r>
+        <w:rPr>
+          <w:rFonts w:ascii="Times New Roman" w:cs="Times New Roman" w:eastAsia="Times New Roman" w:hAnsi="Times New Roman"/>
+          <w:b/>
+          <w:bCs/>
+          <w:i w:val="false"/>
+          <w:iCs w:val="false"/>
+          <w:sz w:val="22"/>
+          <w:szCs w:val="22"/>
+        </w:rPr>
+        <w:t xml:space="preserve">Why moving the audit to the validation partition does not work. </w:t>
+      </w:r>
+      <w:r>
+        <w:rPr>
+          <w:rFonts w:ascii="Times New Roman" w:cs="Times New Roman" w:eastAsia="Times New Roman" w:hAnsi="Times New Roman"/>
+          <w:b w:val="false"/>
+          <w:bCs w:val="false"/>
+          <w:i w:val="false"/>
+          <w:iCs w:val="false"/>
+          <w:sz w:val="22"/>
+          <w:szCs w:val="22"/>
+        </w:rPr>
+        <w:t xml:space="preserve">The obvious remedy is not available. Recomputed on the validation partition, the rule excludes nothing at all. The stratified single-feature accuracies are the same on both partitions, to within 0.0008 on average, as exchangeable partitions of a random split should be; the temporal ones are not, validation giving a higher figure than test for 53 of the 63 behavioural columns, by 0.075 on average. Dur is the clearest case: 0.921 under the stratified protocol on either partition, and 0.627 against 0.304 under the temporal one. The per-class split places training in the first 60% of each class, validation in the next 20% and test in the last 20%, so validation is adjacent to the training window while test lies one step beyond it. A ratio built to measure decay with temporal distance cannot be estimated on the partition closest to training, and Figure 15 shows that decay directly.</w:t>
+      </w:r>
+    </w:p>
+    <w:p>
+      <w:pPr>
+        <w:spacing w:after="120" w:line="276"/>
+        <w:jc w:val="both"/>
+      </w:pPr>
+      <w:r>
+        <w:rPr>
+          <w:rFonts w:ascii="Times New Roman" w:cs="Times New Roman" w:eastAsia="Times New Roman" w:hAnsi="Times New Roman"/>
+          <w:b/>
+          <w:bCs/>
+          <w:i w:val="false"/>
+          <w:iCs w:val="false"/>
+          <w:sz w:val="22"/>
+          <w:szCs w:val="22"/>
+        </w:rPr>
+        <w:t xml:space="preserve">The audit that does work, and what it establishes. </w:t>
+      </w:r>
+      <w:r>
+        <w:rPr>
+          <w:rFonts w:ascii="Times New Roman" w:cs="Times New Roman" w:eastAsia="Times New Roman" w:hAnsi="Times New Roman"/>
+          <w:b w:val="false"/>
+          <w:bCs w:val="false"/>
+          <w:i w:val="false"/>
+          <w:iCs w:val="false"/>
+          <w:sz w:val="22"/>
+          <w:szCs w:val="22"/>
+        </w:rPr>
+        <w:t xml:space="preserve">What is available is a nested audit. Ordering each class’s training flows in time and cutting them 75/25 gives an evaluation window that postdates its own fitting window while remaining entirely inside the training partition; a matching random 75/25 cut of the same flows gives the stratified arm. Such an audit opens neither validation nor test. Run on GeNIS it returns the eight published columns as its eight lowest transferability values, and the largest gap in the whole distribution, 0.062 between SIntPkt at 0.699 and SIntPktIdl at 0.761, falls exactly between those eight and the rest. The membership of the blacklist is therefore not an artefact of test-set information: it is recoverable without opening the test partition at all. One thing does not transfer, and it is the threshold rather than the list. The nested audit spans a shorter temporal horizon than train-to-test, so its ratios are compressed upward and its minimum is 0.623; applied literally, τ &lt; 0.50 would exclude nothing. What identifies the eight is their rank and the gap that isolates them, not their position relative to a fixed number. We report 0.50 as the value the published campaign used, and the clustering as the property that survives a change of audit design; it is the second that should be carried to another corpus.</w:t>
       </w:r>
     </w:p>
     <w:p>
@@ -37533,7 +37593,7 @@
           <w:sz w:val="22"/>
           <w:szCs w:val="22"/>
         </w:rPr>
-        <w:t xml:space="preserve">The blacklist is selected with test-set information. </w:t>
+        <w:t xml:space="preserve">The blacklist was selected with test-set information, and is recoverable without it. </w:t>
       </w:r>
       <w:r>
         <w:rPr>
@@ -37545,7 +37605,84 @@
           <w:sz w:val="22"/>
           <w:szCs w:val="22"/>
         </w:rPr>
-        <w:t xml:space="preserve">The transferability scan measures each feature on the test partition of both protocols, and the permutation importances are computed there too (Section 4.3). The blacklist that defines the audited condition is therefore not independent of the partition on which that condition is finally scored. This does not inflate the reported results, since the audit only removes features and removing them can only lower a score, and no detector was selected against the test partition; but the precise membership of the eight-column behavioural list does carry some dependence on that partition, and a study wishing to quote the list as a clean feature-selection result should first give the audit a temporally distant partition of its own. Section 4.3 reports why the obvious alternative fails: computed on the validation partition, which is adjacent to the training window, the rule excludes nothing, because the quantity it measures is decay with temporal distance and validation is too close to training to exhibit it. We report the flaw and the failed remedy rather than the reassurance.</w:t>
+        <w:t xml:space="preserve">The transferability scan of the published campaign measured each feature on the test partition of both protocols, and the permutation importances were computed there too, so the blacklist that defines the audited condition was not independent of the partition on which that condition is finally scored. Section 4.3 reports what we did about it. The obvious correction fails, because the validation partition is adjacent to the training window and a ratio measuring decay with temporal distance cannot be estimated there; recomputed on validation, the rule excludes nothing. A nested audit confined to the training partition does work, and it returns exactly the eight published columns, separated from the rest by the largest gap in the distribution. We therefore no longer present this as an open flaw in the feature set: the blacklist is recoverable without test information. What remains open is narrower and we state it as such. The exclusion threshold does not transfer between audit designs, since the nested audit’s shorter horizon compresses every ratio upward, so 0.50 is a value tied to this campaign rather than a constant of the method; and the campaign reported here was nonetheless run on the blacklist as originally computed.</w:t>
+      </w:r>
+    </w:p>
+    <w:p>
+      <w:pPr>
+        <w:keepNext/>
+        <w:spacing w:after="80" w:before="200"/>
+        <w:jc w:val="center"/>
+      </w:pPr>
+      <w:r>
+        <w:drawing>
+          <ns2:inline distT="0" distB="0" distL="0" distR="0">
+            <ns2:extent cx="6124575" cy="2834640"/>
+            <ns2:effectExtent t="0" r="0" b="0" l="0"/>
+            <ns2:docPr id="31" name="" descr="" title=""/>
+            <ns2:cNvGraphicFramePr>
+              <ns3:graphicFrameLocks noChangeAspect="1"/>
+            </ns2:cNvGraphicFramePr>
+            <ns3:graphic>
+              <ns3:graphicData uri="http://schemas.openxmlformats.org/drawingml/2006/picture">
+                <ns4:pic>
+                  <ns4:nvPicPr>
+                    <ns4:cNvPr id="0" name="" descr=""/>
+                    <ns4:cNvPicPr>
+                      <ns3:picLocks noChangeAspect="1" noChangeArrowheads="1"/>
+                    </ns4:cNvPicPr>
+                  </ns4:nvPicPr>
+                  <ns4:blipFill>
+                    <ns3:blip ns5:embed="rId24" cstate="none"/>
+                    <ns3:srcRect/>
+                    <ns3:stretch>
+                      <ns3:fillRect/>
+                    </ns3:stretch>
+                  </ns4:blipFill>
+                  <ns4:spPr bwMode="auto">
+                    <ns3:xfrm>
+                      <ns3:off x="0" y="0"/>
+                      <ns3:ext cx="6124575" cy="2834640"/>
+                    </ns3:xfrm>
+                    <ns3:prstGeom prst="rect">
+                      <ns3:avLst/>
+                    </ns3:prstGeom>
+                  </ns4:spPr>
+                </ns4:pic>
+              </ns3:graphicData>
+            </ns3:graphic>
+          </ns2:inline>
+        </w:drawing>
+      </w:r>
+    </w:p>
+    <w:p>
+      <w:pPr>
+        <w:spacing w:after="240"/>
+        <w:jc w:val="both"/>
+      </w:pPr>
+      <w:r>
+        <w:rPr>
+          <w:rFonts w:ascii="Calibri" w:cs="Calibri" w:eastAsia="Calibri" w:hAnsi="Calibri"/>
+          <w:b/>
+          <w:bCs/>
+          <w:i w:val="false"/>
+          <w:iCs w:val="false"/>
+          <w:sz w:val="18"/>
+          <w:szCs w:val="18"/>
+        </w:rPr>
+        <w:t xml:space="preserve">Figure 15. </w:t>
+      </w:r>
+      <w:r>
+        <w:rPr>
+          <w:rFonts w:ascii="Calibri" w:cs="Calibri" w:eastAsia="Calibri" w:hAnsi="Calibri"/>
+          <w:b w:val="false"/>
+          <w:bCs w:val="false"/>
+          <w:i w:val="false"/>
+          <w:iCs w:val="false"/>
+          <w:sz w:val="18"/>
+          <w:szCs w:val="18"/>
+        </w:rPr>
+        <w:t xml:space="preserve">Single-feature accuracy against temporal horizon. Each decision tree is fitted once on the training partition of the temporal protocol, then scored on eight successive slices of the remaining 40% of each class; slices 1–4 make up the validation partition and 5–8 the test partition. The eight blacklisted columns lose 0.393 of accuracy on average between the first slice and the last, against 0.137 for the six retained controls, and the six numerically identical duration columns trace a single curve. This is why the audit is estimated on the most distant partition available: the quantity it measures is decay with temporal distance, and the validation partition is too close to the training window to exhibit it (Section 4.3).</w:t>
       </w:r>
     </w:p>
     <w:p>

--- a/paper/GeNIS_benchmark_article.docx
+++ b/paper/GeNIS_benchmark_article.docx
@@ -4988,7 +4988,465 @@
           <w:sz w:val="22"/>
           <w:szCs w:val="22"/>
         </w:rPr>
-        <w:t xml:space="preserve"> behavioural features, not a shortlist; Section 6.2 shows why any shortlist derived from attribution scores would have been empty.</w:t>
+        <w:t xml:space="preserve"> behavioural features, not a shortlist; Section 6.2 shows why any shortlist derived from attribution scores would have been empty. Algorithm 1 states the procedure exactly as implemented, and the paragraph that follows it gives the settings of the probe.</w:t>
+      </w:r>
+    </w:p>
+    <w:p>
+      <w:pPr>
+        <w:keepNext/>
+        <w:spacing w:after="100" w:before="240"/>
+        <w:jc w:val="both"/>
+      </w:pPr>
+      <w:r>
+        <w:rPr>
+          <w:rFonts w:ascii="Calibri" w:cs="Calibri" w:eastAsia="Calibri" w:hAnsi="Calibri"/>
+          <w:b/>
+          <w:bCs/>
+          <w:i w:val="false"/>
+          <w:iCs w:val="false"/>
+          <w:sz w:val="18"/>
+          <w:szCs w:val="18"/>
+        </w:rPr>
+        <w:t xml:space="preserve">Algorithm 1. </w:t>
+      </w:r>
+      <w:r>
+        <w:rPr>
+          <w:rFonts w:ascii="Calibri" w:cs="Calibri" w:eastAsia="Calibri" w:hAnsi="Calibri"/>
+          <w:b w:val="false"/>
+          <w:bCs w:val="false"/>
+          <w:i w:val="false"/>
+          <w:iCs w:val="false"/>
+          <w:sz w:val="18"/>
+          <w:szCs w:val="18"/>
+        </w:rPr>
+        <w:t xml:space="preserve">The transferability audit of Section 4.3, as implemented. The score at lines 3 and 4 is nine-class accuracy on the evaluation window of the arm concerned, and the tree is the single-feature probe whose settings the paragraph below gives. The two arms are parameters rather than fixed partitions, which is what lets one procedure run at two scales: the published campaign passes the training and test partitions of seed 1 and of the per-class temporal split, and the nested audit passes a 75/25 cut of the training partition alone. Lines 8 and 9 change nothing in the blacklist; they record the duplication that makes attribution blind to it (Section 6.2).</w:t>
+      </w:r>
+    </w:p>
+    <w:p>
+      <w:pPr>
+        <w:keepNext/>
+        <w:pBdr>
+          <w:top w:val="single" w:color="000000" w:sz="6"/>
+        </w:pBdr>
+        <w:spacing w:after="0" w:before="60" w:line="220" w:lineRule="auto"/>
+        <w:ind w:left="120"/>
+        <w:jc w:val="left"/>
+      </w:pPr>
+      <w:r>
+        <w:rPr>
+          <w:rFonts w:ascii="Consolas" w:cs="Consolas" w:eastAsia="Consolas" w:hAnsi="Consolas"/>
+          <w:b w:val="false"/>
+          <w:bCs w:val="false"/>
+          <w:i w:val="false"/>
+          <w:iCs w:val="false"/>
+          <w:sz w:val="18"/>
+          <w:szCs w:val="18"/>
+        </w:rPr>
+        <w:t xml:space="preserve">Input   B, P    behavioural and positional columns of the flow matrix</w:t>
+      </w:r>
+    </w:p>
+    <w:p>
+      <w:pPr>
+        <w:keepNext/>
+        <w:spacing w:after="0" w:before="0" w:line="220" w:lineRule="auto"/>
+        <w:ind w:left="120"/>
+        <w:jc w:val="left"/>
+      </w:pPr>
+      <w:r>
+        <w:rPr>
+          <w:rFonts w:ascii="Consolas" w:cs="Consolas" w:eastAsia="Consolas" w:hAnsi="Consolas"/>
+          <w:b w:val="false"/>
+          <w:bCs w:val="false"/>
+          <w:i w:val="false"/>
+          <w:iCs w:val="false"/>
+          <w:sz w:val="18"/>
+          <w:szCs w:val="18"/>
+        </w:rPr>
+        <w:t xml:space="preserve">        y, t    nine-class label and capture timestamp of every flow</w:t>
+      </w:r>
+    </w:p>
+    <w:p>
+      <w:pPr>
+        <w:keepNext/>
+        <w:spacing w:after="0" w:before="0" w:line="220" w:lineRule="auto"/>
+        <w:ind w:left="120"/>
+        <w:jc w:val="left"/>
+      </w:pPr>
+      <w:r>
+        <w:rPr>
+          <w:rFonts w:ascii="Consolas" w:cs="Consolas" w:eastAsia="Consolas" w:hAnsi="Consolas"/>
+          <w:b w:val="false"/>
+          <w:bCs w:val="false"/>
+          <w:i w:val="false"/>
+          <w:iCs w:val="false"/>
+          <w:sz w:val="18"/>
+          <w:szCs w:val="18"/>
+        </w:rPr>
+        <w:t xml:space="preserve">        S       stratified arm (Sfit, Sev): a random split of the flows</w:t>
+      </w:r>
+    </w:p>
+    <w:p>
+      <w:pPr>
+        <w:keepNext/>
+        <w:spacing w:after="0" w:before="0" w:line="220" w:lineRule="auto"/>
+        <w:ind w:left="120"/>
+        <w:jc w:val="left"/>
+      </w:pPr>
+      <w:r>
+        <w:rPr>
+          <w:rFonts w:ascii="Consolas" w:cs="Consolas" w:eastAsia="Consolas" w:hAnsi="Consolas"/>
+          <w:b w:val="false"/>
+          <w:bCs w:val="false"/>
+          <w:i w:val="false"/>
+          <w:iCs w:val="false"/>
+          <w:sz w:val="18"/>
+          <w:szCs w:val="18"/>
+        </w:rPr>
+        <w:t xml:space="preserve">        T       temporal arm (Tfit, Tev): the same proportions cut in</w:t>
+      </w:r>
+    </w:p>
+    <w:p>
+      <w:pPr>
+        <w:keepNext/>
+        <w:spacing w:after="0" w:before="0" w:line="220" w:lineRule="auto"/>
+        <w:ind w:left="120"/>
+        <w:jc w:val="left"/>
+      </w:pPr>
+      <w:r>
+        <w:rPr>
+          <w:rFonts w:ascii="Consolas" w:cs="Consolas" w:eastAsia="Consolas" w:hAnsi="Consolas"/>
+          <w:b w:val="false"/>
+          <w:bCs w:val="false"/>
+          <w:i w:val="false"/>
+          <w:iCs w:val="false"/>
+          <w:sz w:val="18"/>
+          <w:szCs w:val="18"/>
+        </w:rPr>
+        <w:t xml:space="preserve">                order of t inside each class, so that every flow of Tev</w:t>
+      </w:r>
+    </w:p>
+    <w:p>
+      <w:pPr>
+        <w:keepNext/>
+        <w:spacing w:after="0" w:before="0" w:line="220" w:lineRule="auto"/>
+        <w:ind w:left="120"/>
+        <w:jc w:val="left"/>
+      </w:pPr>
+      <w:r>
+        <w:rPr>
+          <w:rFonts w:ascii="Consolas" w:cs="Consolas" w:eastAsia="Consolas" w:hAnsi="Consolas"/>
+          <w:b w:val="false"/>
+          <w:bCs w:val="false"/>
+          <w:i w:val="false"/>
+          <w:iCs w:val="false"/>
+          <w:sz w:val="18"/>
+          <w:szCs w:val="18"/>
+        </w:rPr>
+        <w:t xml:space="preserve">                postdates every flow of Tfit of its own class</w:t>
+      </w:r>
+    </w:p>
+    <w:p>
+      <w:pPr>
+        <w:keepNext/>
+        <w:spacing w:after="0" w:before="0" w:line="220" w:lineRule="auto"/>
+        <w:ind w:left="120"/>
+        <w:jc w:val="left"/>
+      </w:pPr>
+      <w:r>
+        <w:rPr>
+          <w:rFonts w:ascii="Consolas" w:cs="Consolas" w:eastAsia="Consolas" w:hAnsi="Consolas"/>
+          <w:b w:val="false"/>
+          <w:bCs w:val="false"/>
+          <w:i w:val="false"/>
+          <w:iCs w:val="false"/>
+          <w:sz w:val="18"/>
+          <w:szCs w:val="18"/>
+        </w:rPr>
+        <w:t xml:space="preserve">        k, r    predictivity multiple and exclusion threshold; 3.0, 0.50</w:t>
+      </w:r>
+    </w:p>
+    <w:p>
+      <w:pPr>
+        <w:keepNext/>
+        <w:spacing w:after="0" w:before="0" w:line="220" w:lineRule="auto"/>
+        <w:ind w:left="120"/>
+        <w:jc w:val="left"/>
+      </w:pPr>
+      <w:r>
+        <w:rPr>
+          <w:rFonts w:ascii="Consolas" w:cs="Consolas" w:eastAsia="Consolas" w:hAnsi="Consolas"/>
+          <w:b w:val="false"/>
+          <w:bCs w:val="false"/>
+          <w:i w:val="false"/>
+          <w:iCs w:val="false"/>
+          <w:sz w:val="18"/>
+          <w:szCs w:val="18"/>
+        </w:rPr>
+        <w:t xml:space="preserve">Output  the blacklist: the columns withheld from the audited condition</w:t>
+      </w:r>
+    </w:p>
+    <w:p>
+      <w:pPr>
+        <w:keepNext/>
+        <w:spacing w:after="0" w:before="0" w:line="220" w:lineRule="auto"/>
+        <w:ind w:left="120"/>
+        <w:jc w:val="left"/>
+      </w:pPr>
+      <w:r>
+        <w:rPr>
+          <w:rFonts w:ascii="Consolas" w:cs="Consolas" w:eastAsia="Consolas" w:hAnsi="Consolas"/>
+          <w:b w:val="false"/>
+          <w:bCs w:val="false"/>
+          <w:i w:val="false"/>
+          <w:iCs w:val="false"/>
+          <w:sz w:val="18"/>
+          <w:szCs w:val="18"/>
+        </w:rPr>
+        <w:t xml:space="preserve"/>
+      </w:r>
+    </w:p>
+    <w:p>
+      <w:pPr>
+        <w:keepNext/>
+        <w:spacing w:after="0" w:before="0" w:line="220" w:lineRule="auto"/>
+        <w:ind w:left="120"/>
+        <w:jc w:val="left"/>
+      </w:pPr>
+      <w:r>
+        <w:rPr>
+          <w:rFonts w:ascii="Consolas" w:cs="Consolas" w:eastAsia="Consolas" w:hAnsi="Consolas"/>
+          <w:b w:val="false"/>
+          <w:bCs w:val="false"/>
+          <w:i w:val="false"/>
+          <w:iCs w:val="false"/>
+          <w:sz w:val="18"/>
+          <w:szCs w:val="18"/>
+        </w:rPr>
+        <w:t xml:space="preserve">  1  p_max := largest class frequency in y           # 0.1942 on GeNIS</w:t>
+      </w:r>
+    </w:p>
+    <w:p>
+      <w:pPr>
+        <w:keepNext/>
+        <w:spacing w:after="0" w:before="0" w:line="220" w:lineRule="auto"/>
+        <w:ind w:left="120"/>
+        <w:jc w:val="left"/>
+      </w:pPr>
+      <w:r>
+        <w:rPr>
+          <w:rFonts w:ascii="Consolas" w:cs="Consolas" w:eastAsia="Consolas" w:hAnsi="Consolas"/>
+          <w:b w:val="false"/>
+          <w:bCs w:val="false"/>
+          <w:i w:val="false"/>
+          <w:iCs w:val="false"/>
+          <w:sz w:val="18"/>
+          <w:szCs w:val="18"/>
+        </w:rPr>
+        <w:t xml:space="preserve">  2  for every column f of B:</w:t>
+      </w:r>
+    </w:p>
+    <w:p>
+      <w:pPr>
+        <w:keepNext/>
+        <w:spacing w:after="0" w:before="0" w:line="220" w:lineRule="auto"/>
+        <w:ind w:left="120"/>
+        <w:jc w:val="left"/>
+      </w:pPr>
+      <w:r>
+        <w:rPr>
+          <w:rFonts w:ascii="Consolas" w:cs="Consolas" w:eastAsia="Consolas" w:hAnsi="Consolas"/>
+          <w:b w:val="false"/>
+          <w:bCs w:val="false"/>
+          <w:i w:val="false"/>
+          <w:iCs w:val="false"/>
+          <w:sz w:val="18"/>
+          <w:szCs w:val="18"/>
+        </w:rPr>
+        <w:t xml:space="preserve">  3      a_strat(f) := fit a tree on f over Sfit, score it on Sev</w:t>
+      </w:r>
+    </w:p>
+    <w:p>
+      <w:pPr>
+        <w:keepNext/>
+        <w:spacing w:after="0" w:before="0" w:line="220" w:lineRule="auto"/>
+        <w:ind w:left="120"/>
+        <w:jc w:val="left"/>
+      </w:pPr>
+      <w:r>
+        <w:rPr>
+          <w:rFonts w:ascii="Consolas" w:cs="Consolas" w:eastAsia="Consolas" w:hAnsi="Consolas"/>
+          <w:b w:val="false"/>
+          <w:bCs w:val="false"/>
+          <w:i w:val="false"/>
+          <w:iCs w:val="false"/>
+          <w:sz w:val="18"/>
+          <w:szCs w:val="18"/>
+        </w:rPr>
+        <w:t xml:space="preserve">  4      a_temp(f)  := fit a tree on f over Tfit, score it on Tev</w:t>
+      </w:r>
+    </w:p>
+    <w:p>
+      <w:pPr>
+        <w:keepNext/>
+        <w:spacing w:after="0" w:before="0" w:line="220" w:lineRule="auto"/>
+        <w:ind w:left="120"/>
+        <w:jc w:val="left"/>
+      </w:pPr>
+      <w:r>
+        <w:rPr>
+          <w:rFonts w:ascii="Consolas" w:cs="Consolas" w:eastAsia="Consolas" w:hAnsi="Consolas"/>
+          <w:b w:val="false"/>
+          <w:bCs w:val="false"/>
+          <w:i w:val="false"/>
+          <w:iCs w:val="false"/>
+          <w:sz w:val="18"/>
+          <w:szCs w:val="18"/>
+        </w:rPr>
+        <w:t xml:space="preserve">  5      tau(f)     := a_temp(f) / a_strat(f)        # 1 if a_strat = 0</w:t>
+      </w:r>
+    </w:p>
+    <w:p>
+      <w:pPr>
+        <w:keepNext/>
+        <w:spacing w:after="0" w:before="0" w:line="220" w:lineRule="auto"/>
+        <w:ind w:left="120"/>
+        <w:jc w:val="left"/>
+      </w:pPr>
+      <w:r>
+        <w:rPr>
+          <w:rFonts w:ascii="Consolas" w:cs="Consolas" w:eastAsia="Consolas" w:hAnsi="Consolas"/>
+          <w:b w:val="false"/>
+          <w:bCs w:val="false"/>
+          <w:i w:val="false"/>
+          <w:iCs w:val="false"/>
+          <w:sz w:val="18"/>
+          <w:szCs w:val="18"/>
+        </w:rPr>
+        <w:t xml:space="preserve">  6      flag(f)    := a_strat(f) &gt; k * p_max and tau(f) &lt; r</w:t>
+      </w:r>
+    </w:p>
+    <w:p>
+      <w:pPr>
+        <w:keepNext/>
+        <w:spacing w:after="0" w:before="0" w:line="220" w:lineRule="auto"/>
+        <w:ind w:left="120"/>
+        <w:jc w:val="left"/>
+      </w:pPr>
+      <w:r>
+        <w:rPr>
+          <w:rFonts w:ascii="Consolas" w:cs="Consolas" w:eastAsia="Consolas" w:hAnsi="Consolas"/>
+          <w:b w:val="false"/>
+          <w:bCs w:val="false"/>
+          <w:i w:val="false"/>
+          <w:iCs w:val="false"/>
+          <w:sz w:val="18"/>
+          <w:szCs w:val="18"/>
+        </w:rPr>
+        <w:t xml:space="preserve">  7  blacklist := P, and every f of B with flag(f)   # 4 + 8 = 12 here</w:t>
+      </w:r>
+    </w:p>
+    <w:p>
+      <w:pPr>
+        <w:keepNext/>
+        <w:spacing w:after="0" w:before="0" w:line="220" w:lineRule="auto"/>
+        <w:ind w:left="120"/>
+        <w:jc w:val="left"/>
+      </w:pPr>
+      <w:r>
+        <w:rPr>
+          <w:rFonts w:ascii="Consolas" w:cs="Consolas" w:eastAsia="Consolas" w:hAnsi="Consolas"/>
+          <w:b w:val="false"/>
+          <w:bCs w:val="false"/>
+          <w:i w:val="false"/>
+          <w:iCs w:val="false"/>
+          <w:sz w:val="18"/>
+          <w:szCs w:val="18"/>
+        </w:rPr>
+        <w:t xml:space="preserve">  8  for every pair (f, g) of flagged columns:       # reported only,</w:t>
+      </w:r>
+    </w:p>
+    <w:p>
+      <w:pPr>
+        <w:keepNext/>
+        <w:spacing w:after="0" w:before="0" w:line="220" w:lineRule="auto"/>
+        <w:ind w:left="120"/>
+        <w:jc w:val="left"/>
+      </w:pPr>
+      <w:r>
+        <w:rPr>
+          <w:rFonts w:ascii="Consolas" w:cs="Consolas" w:eastAsia="Consolas" w:hAnsi="Consolas"/>
+          <w:b w:val="false"/>
+          <w:bCs w:val="false"/>
+          <w:i w:val="false"/>
+          <w:iCs w:val="false"/>
+          <w:sz w:val="18"/>
+          <w:szCs w:val="18"/>
+        </w:rPr>
+        <w:t xml:space="preserve">  9      call f and g duplicates if they agree to 1e-5 relative</w:t>
+      </w:r>
+    </w:p>
+    <w:p>
+      <w:pPr>
+        <w:pBdr>
+          <w:bottom w:val="single" w:color="000000" w:sz="6"/>
+        </w:pBdr>
+        <w:spacing w:after="0" w:before="0" w:line="220" w:lineRule="auto"/>
+        <w:ind w:left="120"/>
+        <w:jc w:val="left"/>
+      </w:pPr>
+      <w:r>
+        <w:rPr>
+          <w:rFonts w:ascii="Consolas" w:cs="Consolas" w:eastAsia="Consolas" w:hAnsi="Consolas"/>
+          <w:b w:val="false"/>
+          <w:bCs w:val="false"/>
+          <w:i w:val="false"/>
+          <w:iCs w:val="false"/>
+          <w:sz w:val="18"/>
+          <w:szCs w:val="18"/>
+        </w:rPr>
+        <w:t xml:space="preserve"> 10  return blacklist</w:t>
+      </w:r>
+    </w:p>
+    <w:p>
+      <w:pPr>
+        <w:spacing w:after="240"/>
+      </w:pPr>
+      <w:r>
+        <w:rPr>
+          <w:sz w:val="4"/>
+          <w:szCs w:val="4"/>
+        </w:rPr>
+        <w:t xml:space="preserve"/>
+      </w:r>
+    </w:p>
+    <w:p>
+      <w:pPr>
+        <w:spacing w:after="120" w:line="276"/>
+        <w:jc w:val="both"/>
+      </w:pPr>
+      <w:r>
+        <w:rPr>
+          <w:rFonts w:ascii="Times New Roman" w:cs="Times New Roman" w:eastAsia="Times New Roman" w:hAnsi="Times New Roman"/>
+          <w:b/>
+          <w:bCs/>
+          <w:i w:val="false"/>
+          <w:iCs w:val="false"/>
+          <w:sz w:val="22"/>
+          <w:szCs w:val="22"/>
+        </w:rPr>
+        <w:t xml:space="preserve">Settings of the probe. </w:t>
+      </w:r>
+      <w:r>
+        <w:rPr>
+          <w:rFonts w:ascii="Times New Roman" w:cs="Times New Roman" w:eastAsia="Times New Roman" w:hAnsi="Times New Roman"/>
+          <w:b w:val="false"/>
+          <w:bCs w:val="false"/>
+          <w:i w:val="false"/>
+          <w:iCs w:val="false"/>
+          <w:sz w:val="22"/>
+          <w:szCs w:val="22"/>
+        </w:rPr>
+        <w:t xml:space="preserve">The tree of lines 3 and 4 is a scikit-learn 1.6.1 DecisionTreeClassifier left at library defaults, random_state = 1 being the only argument set: Gini impurity, the best split searched over every candidate threshold, unlimited depth, two flows required to split a node and one to form a leaf, no pruning, and no class weighting. An unpruned single-feature tree is the most permissive probe available, since it may cut the axis into as many intervals as the fitting window supports; a low a_strat therefore means the column does not separate the classes, and not that the probe was underpowered. The probe reads the columns as they are stored, positional ones in double and behavioural ones in single precision, and scales nothing: a decision tree is invariant to any strictly increasing rescaling of a single column, so the RobustScaler fitted for the detectors (Section 4.1) cannot move τ. The stratified arm is seed 1 alone and not the five-seed mean, so the ratios of Table 3 are single-split measurements and we report no seed dispersion on them. The permutation importances shown beside them in Table 3 and Figure 4 take no part in the rule: they come from a LightGBM reference model (300 trees, 63 leaves, learning rate 0.1) fitted on the clean condition of seed 1, permuted five times over a random subsample of 15 000 test flows and scored by accuracy.</w:t>
       </w:r>
     </w:p>
     <w:p>

--- a/paper/GeNIS_benchmark_article.docx
+++ b/paper/GeNIS_benchmark_article.docx
@@ -38580,7 +38580,7 @@
           <w:sz w:val="22"/>
           <w:szCs w:val="22"/>
         </w:rPr>
-        <w:t xml:space="preserve"> contains the trained detectors of the reference configuration and their fitted preprocessing parameters. The two measurements this paper adds without retraining are in the repository rather than in the archive, since both are derived from files it already contains: the CICIDS2017 audit of Section 7 under experiments/e2, and the two-protocol calibration and residual redundancy of Sections 6.2 and 6.5 under experiments/e3, each with the notebook that produced it under colab/.</w:t>
+        <w:t xml:space="preserve"> contains the trained detectors of the reference configuration and their fitted preprocessing parameters. The two measurements this paper adds without retraining are in the repository rather than in the archive, since both are derived from files it already contains: the CICIDS2017 audit of Section 7 under experiments/e2, and the two-protocol calibration and residual redundancy of Sections 6.2 and 6.5 under experiments/e3, each with the notebook that produced it under colab/. The disposition of every column is released in machine-readable form as paper/blacklist.csv in that repository: one row for each of the 90 columns the audit had an opinion about, giving its category, whether it was excluded and under which rule, the two single-feature accuracies, τ and τ*, and its transferability and rank under the nested audit of Section 4.3. It is generated from the archived results by paper/make_blacklist_csv.py, which asserts that it reproduces every count reported here.</w:t>
       </w:r>
     </w:p>
     <w:p>

--- a/paper/GeNIS_benchmark_article.docx
+++ b/paper/GeNIS_benchmark_article.docx
@@ -581,7 +581,84 @@
           <w:sz w:val="22"/>
           <w:szCs w:val="22"/>
         </w:rPr>
-        <w:t xml:space="preserve">Section 2 positions the work, Section 3 describes the corpus and its capture chronology, Section 4 specifies the protocol and the audit procedure, Section 5 the detectors, Section 6 reports the results, Section 7 re-runs the audit on a second corpus, and Sections 8–9 discuss their scope and limits.</w:t>
+        <w:t xml:space="preserve">Section 2 positions the work, Section 3 describes the corpus and its capture chronology, Section 4 specifies the protocol and the audit procedure, Section 5 the detectors, Section 6 reports the results, Section 7 re-runs the audit on a second corpus, and Sections 8–9 discuss their scope and limits. Figure 1 sets out the chain of argument that these sections follow.</w:t>
+      </w:r>
+    </w:p>
+    <w:p>
+      <w:pPr>
+        <w:keepNext/>
+        <w:spacing w:after="80" w:before="200"/>
+        <w:jc w:val="center"/>
+      </w:pPr>
+      <w:r>
+        <w:drawing>
+          <ns2:inline distT="0" distB="0" distL="0" distR="0">
+            <ns2:extent cx="6124575" cy="3474720"/>
+            <ns2:effectExtent t="0" r="0" b="0" l="0"/>
+            <ns2:docPr id="32" name="" descr="" title=""/>
+            <ns2:cNvGraphicFramePr>
+              <ns3:graphicFrameLocks noChangeAspect="1"/>
+            </ns2:cNvGraphicFramePr>
+            <ns3:graphic>
+              <ns3:graphicData uri="http://schemas.openxmlformats.org/drawingml/2006/picture">
+                <ns4:pic>
+                  <ns4:nvPicPr>
+                    <ns4:cNvPr id="0" name="" descr=""/>
+                    <ns4:cNvPicPr>
+                      <ns3:picLocks noChangeAspect="1" noChangeArrowheads="1"/>
+                    </ns4:cNvPicPr>
+                  </ns4:nvPicPr>
+                  <ns4:blipFill>
+                    <ns3:blip ns5:embed="rId25" cstate="none"/>
+                    <ns3:srcRect/>
+                    <ns3:stretch>
+                      <ns3:fillRect/>
+                    </ns3:stretch>
+                  </ns4:blipFill>
+                  <ns4:spPr bwMode="auto">
+                    <ns3:xfrm>
+                      <ns3:off x="0" y="0"/>
+                      <ns3:ext cx="6124575" cy="3474720"/>
+                    </ns3:xfrm>
+                    <ns3:prstGeom prst="rect">
+                      <ns3:avLst/>
+                    </ns3:prstGeom>
+                  </ns4:spPr>
+                </ns4:pic>
+              </ns3:graphicData>
+            </ns3:graphic>
+          </ns2:inline>
+        </w:drawing>
+      </w:r>
+    </w:p>
+    <w:p>
+      <w:pPr>
+        <w:spacing w:after="240"/>
+        <w:jc w:val="both"/>
+      </w:pPr>
+      <w:r>
+        <w:rPr>
+          <w:rFonts w:ascii="Calibri" w:cs="Calibri" w:eastAsia="Calibri" w:hAnsi="Calibri"/>
+          <w:b/>
+          <w:bCs/>
+          <w:i w:val="false"/>
+          <w:iCs w:val="false"/>
+          <w:sz w:val="18"/>
+          <w:szCs w:val="18"/>
+        </w:rPr>
+        <w:t xml:space="preserve">Figure 1. </w:t>
+      </w:r>
+      <w:r>
+        <w:rPr>
+          <w:rFonts w:ascii="Calibri" w:cs="Calibri" w:eastAsia="Calibri" w:hAnsi="Calibri"/>
+          <w:b w:val="false"/>
+          <w:bCs w:val="false"/>
+          <w:i w:val="false"/>
+          <w:iCs w:val="false"/>
+          <w:sz w:val="18"/>
+          <w:szCs w:val="18"/>
+        </w:rPr>
+        <w:t xml:space="preserve">The chain of argument, from the capture schedule to the audited benchmark. Each stage carries the measurement that establishes it and the section that reports it. Colour marks whether the schedule shortcut is still present: it survives the random split, which hides it, and the per-class temporal split, which is the standard remedy for it, and it is removed only by excluding the columns that carry it. Stage 4 is where that remedy fails, and stage 6 reports what the exclusion costs under a random split and what it changes under the temporal one.</w:t>
       </w:r>
     </w:p>
     <w:p>
@@ -3875,7 +3952,7 @@
           <w:sz w:val="22"/>
           <w:szCs w:val="22"/>
         </w:rPr>
-        <w:t xml:space="preserve">). Figure 1 gives the class distribution of that task.</w:t>
+        <w:t xml:space="preserve">). Figure 2 gives the class distribution of that task.</w:t>
       </w:r>
     </w:p>
     <w:p>
@@ -3938,7 +4015,7 @@
           <w:sz w:val="18"/>
           <w:szCs w:val="18"/>
         </w:rPr>
-        <w:t xml:space="preserve">Figure 1. </w:t>
+        <w:t xml:space="preserve">Figure 2. </w:t>
       </w:r>
       <w:r>
         <w:rPr>
@@ -4172,7 +4249,7 @@
           <w:sz w:val="22"/>
           <w:szCs w:val="22"/>
         </w:rPr>
-        <w:t xml:space="preserve">, and each attack family occupies narrow, mutually disjoint windows within the attack days (Figure 2). Three consequences structure the rest of this paper. (i) Any feature correlated with position in the capture (timestamps, but also exporter counters) is a class-revealing shortcut, which motivates the audit of Section 6. (ii) A </w:t>
+        <w:t xml:space="preserve">, and each attack family occupies narrow, mutually disjoint windows within the attack days (Figure 3). Three consequences structure the rest of this paper. (i) Any feature correlated with position in the capture (timestamps, but also exporter counters) is a class-revealing shortcut, which motivates the audit of Section 6. (ii) A </w:t>
       </w:r>
       <w:r>
         <w:rPr>
@@ -4283,7 +4360,7 @@
           <w:sz w:val="18"/>
           <w:szCs w:val="18"/>
         </w:rPr>
-        <w:t xml:space="preserve">Figure 2. </w:t>
+        <w:t xml:space="preserve">Figure 3. </w:t>
       </w:r>
       <w:r>
         <w:rPr>
@@ -5446,7 +5523,7 @@
           <w:sz w:val="22"/>
           <w:szCs w:val="22"/>
         </w:rPr>
-        <w:t xml:space="preserve">The tree of lines 3 and 4 is a scikit-learn 1.6.1 DecisionTreeClassifier left at library defaults, random_state = 1 being the only argument set: Gini impurity, the best split searched over every candidate threshold, unlimited depth, two flows required to split a node and one to form a leaf, no pruning, and no class weighting. An unpruned single-feature tree is the most permissive probe available, since it may cut the axis into as many intervals as the fitting window supports; a low a_strat therefore means the column does not separate the classes, and not that the probe was underpowered. The probe reads the columns as they are stored, positional ones in double and behavioural ones in single precision, and scales nothing: a decision tree is invariant to any strictly increasing rescaling of a single column, so the RobustScaler fitted for the detectors (Section 4.1) cannot move τ. The stratified arm is seed 1 alone and not the five-seed mean, so the ratios of Table 3 are single-split measurements and we report no seed dispersion on them. The permutation importances shown beside them in Table 3 and Figure 4 take no part in the rule: they come from a LightGBM reference model (300 trees, 63 leaves, learning rate 0.1) fitted on the clean condition of seed 1, permuted five times over a random subsample of 15 000 test flows and scored by accuracy.</w:t>
+        <w:t xml:space="preserve">The tree of lines 3 and 4 is a scikit-learn 1.6.1 DecisionTreeClassifier left at library defaults, random_state = 1 being the only argument set: Gini impurity, the best split searched over every candidate threshold, unlimited depth, two flows required to split a node and one to form a leaf, no pruning, and no class weighting. An unpruned single-feature tree is the most permissive probe available, since it may cut the axis into as many intervals as the fitting window supports; a low a_strat therefore means the column does not separate the classes, and not that the probe was underpowered. The probe reads the columns as they are stored, positional ones in double and behavioural ones in single precision, and scales nothing: a decision tree is invariant to any strictly increasing rescaling of a single column, so the RobustScaler fitted for the detectors (Section 4.1) cannot move τ. The stratified arm is seed 1 alone and not the five-seed mean, so the ratios of Table 3 are single-split measurements and we report no seed dispersion on them. The permutation importances shown beside them in Table 3 and Figure 5 take no part in the rule: they come from a LightGBM reference model (300 trees, 63 leaves, learning rate 0.1) fitted on the clean condition of seed 1, permuted five times over a random subsample of 15 000 test flows and scored by accuracy.</w:t>
       </w:r>
     </w:p>
     <w:p>
@@ -5506,7 +5583,7 @@
           <w:sz w:val="22"/>
           <w:szCs w:val="22"/>
         </w:rPr>
-        <w:t xml:space="preserve">The obvious remedy is not available. Recomputed on the validation partition, the rule excludes nothing at all. The stratified single-feature accuracies are the same on both partitions, to within 0.0008 on average, as exchangeable partitions of a random split should be; the temporal ones are not, validation giving a higher figure than test for 53 of the 63 behavioural columns, by 0.075 on average. Dur is the clearest case: 0.921 under the stratified protocol on either partition, and 0.627 against 0.304 under the temporal one. The per-class split places training in the first 60% of each class, validation in the next 20% and test in the last 20%, so validation is adjacent to the training window while test lies one step beyond it. A ratio built to measure decay with temporal distance cannot be estimated on the partition closest to training, and Figure 15 shows that decay directly.</w:t>
+        <w:t xml:space="preserve">The obvious remedy is not available. Recomputed on the validation partition, the rule excludes nothing at all. The stratified single-feature accuracies are the same on both partitions, to within 0.0008 on average, as exchangeable partitions of a random split should be; the temporal ones are not, validation giving a higher figure than test for 53 of the 63 behavioural columns, by 0.075 on average. Dur is the clearest case: 0.921 under the stratified protocol on either partition, and 0.627 against 0.304 under the temporal one. The per-class split places training in the first 60% of each class, validation in the next 20% and test in the last 20%, so validation is adjacent to the training window while test lies one step beyond it. A ratio built to measure decay with temporal distance cannot be estimated on the partition closest to training, and Figure 16 shows that decay directly.</w:t>
       </w:r>
     </w:p>
     <w:p>
@@ -6412,7 +6489,7 @@
           <w:sz w:val="22"/>
           <w:szCs w:val="22"/>
         </w:rPr>
-        <w:t xml:space="preserve">Table 2 reports the nine-class benchmark. Under the stratified protocol the nine-class task, as posed here and with this feature set, is essentially solved: XGBoost and LightGBM reach macro-F1 1.0000 ± 0.0000 across five seeds, random forest and the FT-Transformer 0.9999, and nine of the eleven detectors exceed 0.99. McNemar tests with Holm correction confirm what the point estimates suggest (Figure 7): of the 45 model pairs, 11 are </w:t>
+        <w:t xml:space="preserve">Table 2 reports the nine-class benchmark. Under the stratified protocol the nine-class task, as posed here and with this feature set, is essentially solved: XGBoost and LightGBM reach macro-F1 1.0000 ± 0.0000 across five seeds, random forest and the FT-Transformer 0.9999, and nine of the eleven detectors exceed 0.99. McNemar tests with Holm correction confirm what the point estimates suggest (Figure 8): of the 45 model pairs, 11 are </w:t>
       </w:r>
       <w:r>
         <w:rPr>
@@ -6436,7 +6513,7 @@
           <w:sz w:val="22"/>
           <w:szCs w:val="22"/>
         </w:rPr>
-        <w:t xml:space="preserve"> significantly different at α = 0.05, and these include every pair among {XGBoost, LightGBM, random forest, FT-Transformer} as well as logistic regression against the FT-Transformer, the CNN and the DNN. The bootstrap intervals (Figure 9) overlap accordingly.</w:t>
+        <w:t xml:space="preserve"> significantly different at α = 0.05, and these include every pair among {XGBoost, LightGBM, random forest, FT-Transformer} as well as logistic regression against the FT-Transformer, the CNN and the DNN. The bootstrap intervals (Figure 10) overlap accordingly.</w:t>
       </w:r>
     </w:p>
     <w:p>
@@ -6472,7 +6549,7 @@
           <w:sz w:val="22"/>
           <w:szCs w:val="22"/>
         </w:rPr>
-        <w:t xml:space="preserve">The benchmark does still separate weak from strong: Gaussian naive Bayes reaches macro-F1 0.5492 with a 61.4% false-positive rate (3 090 of 5 030 benign flows misclassified), confirming that the near-perfect scores are a property of the corpus and the strong models, not of the metric. Figure 3 shows where the residual difficulty sits: for every strong detector the per-class F1 is above 0.98 on all nine classes, the lowest being k-NN on bruteforce-ftp at 0.981, and naive Bayes is the only model with class-level failures. Its worst class is bruteforce-ssh at 0.002, and its benign F1 of 0.557 is what the 61.4% false-positive rate above measures from the operational side.</w:t>
+        <w:t xml:space="preserve">The benchmark does still separate weak from strong: Gaussian naive Bayes reaches macro-F1 0.5492 with a 61.4% false-positive rate (3 090 of 5 030 benign flows misclassified), confirming that the near-perfect scores are a property of the corpus and the strong models, not of the metric. Figure 4 shows where the residual difficulty sits: for every strong detector the per-class F1 is above 0.98 on all nine classes, the lowest being k-NN on bruteforce-ftp at 0.981, and naive Bayes is the only model with class-level failures. Its worst class is bruteforce-ssh at 0.002, and its benign F1 of 0.557 is what the 61.4% false-positive rate above measures from the operational side.</w:t>
       </w:r>
     </w:p>
     <w:p>
@@ -6535,7 +6612,7 @@
           <w:sz w:val="18"/>
           <w:szCs w:val="18"/>
         </w:rPr>
-        <w:t xml:space="preserve">Figure 3. </w:t>
+        <w:t xml:space="preserve">Figure 4. </w:t>
       </w:r>
       <w:r>
         <w:rPr>
@@ -10520,7 +10597,7 @@
           <w:sz w:val="22"/>
           <w:szCs w:val="22"/>
         </w:rPr>
-        <w:t xml:space="preserve">The result we did not anticipate is that the per-class temporal protocol barely reduces the shortcut: the same timestamp probe still reaches 0.9862. The reason is structural. Because each class occupies narrow, mutually disjoint windows (Figure 2), the capture interval immediately following a class's training window still belongs to that class, so a tree extrapolating from the training range continues to predict correctly. The argument generalises in a precise and limited sense: whenever a class occupies a single contiguous window, no split of that window by time can break the association between the class and its position in the capture, because the association holds at the scale of the whole capture rather than within the window. It says nothing about corpora whose classes recur at several separated times, and we have not measured such a corpus. For corpora generated by sequential attack scenarios such as this one, it suggests that the standard advice to adopt chronological evaluation [17] may be necessary but not sufficient. Excluding the offending features is what does the work here, which is what makes the blacklist an artefact rather than a formality.</w:t>
+        <w:t xml:space="preserve">The result we did not anticipate is that the per-class temporal protocol barely reduces the shortcut: the same timestamp probe still reaches 0.9862. The reason is structural. Because each class occupies narrow, mutually disjoint windows (Figure 3), the capture interval immediately following a class's training window still belongs to that class, so a tree extrapolating from the training range continues to predict correctly. The argument generalises in a precise and limited sense: whenever a class occupies a single contiguous window, no split of that window by time can break the association between the class and its position in the capture, because the association holds at the scale of the whole capture rather than within the window. It says nothing about corpora whose classes recur at several separated times, and we have not measured such a corpus. For corpora generated by sequential attack scenarios such as this one, it suggests that the standard advice to adopt chronological evaluation [17] may be necessary but not sufficient. Excluding the offending features is what does the work here, which is what makes the blacklist an artefact rather than a formality.</w:t>
       </w:r>
     </w:p>
     <w:p>
@@ -10788,7 +10865,7 @@
           <w:sz w:val="22"/>
           <w:szCs w:val="22"/>
         </w:rPr>
-        <w:t xml:space="preserve"> (all 15 pairs), an undocumented redundancy in the released files that we report to the corpus authors. Figure 4 plots the two quantities against each other.</w:t>
+        <w:t xml:space="preserve"> (all 15 pairs), an undocumented redundancy in the released files that we report to the corpus authors. Figure 5 plots the two quantities against each other.</w:t>
       </w:r>
     </w:p>
     <w:p>
@@ -10851,7 +10928,7 @@
           <w:sz w:val="18"/>
           <w:szCs w:val="18"/>
         </w:rPr>
-        <w:t xml:space="preserve">Figure 4. </w:t>
+        <w:t xml:space="preserve">Figure 5. </w:t>
       </w:r>
       <w:r>
         <w:rPr>
@@ -10971,7 +11048,7 @@
           <w:sz w:val="22"/>
           <w:szCs w:val="22"/>
         </w:rPr>
-        <w:t xml:space="preserve">Figure 5 makes the redundancy visible: the six identical columns collapse onto a single point, and the two remaining exclusions (</w:t>
+        <w:t xml:space="preserve">Figure 6 makes the redundancy visible: the six identical columns collapse onto a single point, and the two remaining exclusions (</w:t>
       </w:r>
       <w:r>
         <w:rPr>
@@ -11047,7 +11124,7 @@
           <w:sz w:val="22"/>
           <w:szCs w:val="22"/>
         </w:rPr>
-        <w:t xml:space="preserve">Figure 6 shows the sorted transferability spectrum under both normalisations. Under τ, the excluded features lie at {0.33, 0.43, 0.49} and the lowest retained value is 0.54 (</w:t>
+        <w:t xml:space="preserve">Figure 7 shows the sorted transferability spectrum under both normalisations. Under τ, the excluded features lie at {0.33, 0.43, 0.49} and the lowest retained value is 0.54 (</w:t>
       </w:r>
       <w:r>
         <w:rPr>
@@ -11239,7 +11316,7 @@
           <w:sz w:val="22"/>
           <w:szCs w:val="22"/>
         </w:rPr>
-        <w:t xml:space="preserve">, taking the behavioural blacklist from eight to thirteen. All five lie inside the band already shaded in Figure 5, so the chance-corrected ratio formalises the same uncertain boundary that the raw ratio made visible without being able to place it. Applying τ* &lt; 0.5 is equivalent, on this corpus, to raising the raw threshold to approximately 0.61. We report this rather than choose the reading that flatters the rule. Two observations follow. First, the boundary between shortcut and signal is not sharp on GeNIS: it is an interval, and where one cuts inside it is a modelling decision that must be declared. Second, the five features that change status are all load and rate quantities, that is, volume per unit of time, the very family the corpus baseline flagged as a possible overreliance [6]. Under the stricter normalisation, that concern extends further than our operative blacklist reaches. Section 9 states what this does and does not put at risk.</w:t>
+        <w:t xml:space="preserve">, taking the behavioural blacklist from eight to thirteen. All five lie inside the band already shaded in Figure 6, so the chance-corrected ratio formalises the same uncertain boundary that the raw ratio made visible without being able to place it. Applying τ* &lt; 0.5 is equivalent, on this corpus, to raising the raw threshold to approximately 0.61. We report this rather than choose the reading that flatters the rule. Two observations follow. First, the boundary between shortcut and signal is not sharp on GeNIS: it is an interval, and where one cuts inside it is a modelling decision that must be declared. Second, the five features that change status are all load and rate quantities, that is, volume per unit of time, the very family the corpus baseline flagged as a possible overreliance [6]. Under the stricter normalisation, that concern extends further than our operative blacklist reaches. Section 9 states what this does and does not put at risk.</w:t>
       </w:r>
     </w:p>
     <w:p>
@@ -11332,7 +11409,7 @@
           <w:sz w:val="18"/>
           <w:szCs w:val="18"/>
         </w:rPr>
-        <w:t xml:space="preserve">Figure 5. </w:t>
+        <w:t xml:space="preserve">Figure 6. </w:t>
       </w:r>
       <w:r>
         <w:rPr>
@@ -15969,7 +16046,7 @@
           <w:sz w:val="18"/>
           <w:szCs w:val="18"/>
         </w:rPr>
-        <w:t xml:space="preserve">Figure 6. </w:t>
+        <w:t xml:space="preserve">Figure 7. </w:t>
       </w:r>
       <w:r>
         <w:rPr>
@@ -16044,7 +16121,7 @@
           <w:sz w:val="18"/>
           <w:szCs w:val="18"/>
         </w:rPr>
-        <w:t xml:space="preserve">Figure 7. </w:t>
+        <w:t xml:space="preserve">Figure 8. </w:t>
       </w:r>
       <w:r>
         <w:rPr>
@@ -16056,7 +16133,7 @@
           <w:sz w:val="18"/>
           <w:szCs w:val="18"/>
         </w:rPr>
-        <w:t xml:space="preserve">Pairwise McNemar tests under Holm correction on the shared test partition, audited condition, models ordered by macro-F1. Eleven of the 45 pairs are not distinguishable at α = 0.05, and they concentrate in the leading group. This is the rigorous form of the saturation claim: overlapping bootstrap intervals in Figure 9 are a weaker criterion, since two marginal intervals may overlap while a paired test still separates the models.</w:t>
+        <w:t xml:space="preserve">Pairwise McNemar tests under Holm correction on the shared test partition, audited condition, models ordered by macro-F1. Eleven of the 45 pairs are not distinguishable at α = 0.05, and they concentrate in the leading group. This is the rigorous form of the saturation claim: overlapping bootstrap intervals in Figure 10 are a weaker criterion, since two marginal intervals may overlap while a paired test still separates the models.</w:t>
       </w:r>
     </w:p>
     <w:p>
@@ -16182,7 +16259,7 @@
           <w:sz w:val="22"/>
           <w:szCs w:val="22"/>
         </w:rPr>
-        <w:t xml:space="preserve">The temporal protocol is where the ranking moves (Figure 8). The FT-Transformer leads at 0.9966, followed by the CNN (0.9949) and logistic regression (0.9944); LightGBM and XGBoost fall to 0.9897 and 0.9888, and random forest and the DNN to 0.9775 and 0.9730. The gradient-boosted models that were unbeatable under a random split fell to mid-table under the per-class temporal protocol on GeNIS, and a linear model outranked them. Because the stratified top group is statistically indistinguishable (Section 6.1), the temporal column is the only part of Table 2 in which the detectors separate at all. That is not the same as a statistically established ranking, and we do not claim one: the temporal protocol yields a single deterministic partition, so this column carries no variance estimate, no confidence interval and no paired test. It is an observed ordering on one partition. The gaps that separate the leading group span 0.0022 between the FT-Transformer and logistic regression and 0.0069 down to XGBoost, which is the range in which the five-seed dispersion of the stratified protocol already sits, so none of the top six should be read as established above another. What the column does support is the coarser and more robust observation that the two boosted ensembles, unbeatable under a random split, are no longer at the top once the protocol changes.</w:t>
+        <w:t xml:space="preserve">The temporal protocol is where the ranking moves (Figure 9). The FT-Transformer leads at 0.9966, followed by the CNN (0.9949) and logistic regression (0.9944); LightGBM and XGBoost fall to 0.9897 and 0.9888, and random forest and the DNN to 0.9775 and 0.9730. The gradient-boosted models that were unbeatable under a random split fell to mid-table under the per-class temporal protocol on GeNIS, and a linear model outranked them. Because the stratified top group is statistically indistinguishable (Section 6.1), the temporal column is the only part of Table 2 in which the detectors separate at all. That is not the same as a statistically established ranking, and we do not claim one: the temporal protocol yields a single deterministic partition, so this column carries no variance estimate, no confidence interval and no paired test. It is an observed ordering on one partition. The gaps that separate the leading group span 0.0022 between the FT-Transformer and logistic regression and 0.0069 down to XGBoost, which is the range in which the five-seed dispersion of the stratified protocol already sits, so none of the top six should be read as established above another. What the column does support is the coarser and more robust observation that the two boosted ensembles, unbeatable under a random split, are no longer at the top once the protocol changes.</w:t>
       </w:r>
     </w:p>
     <w:p>
@@ -16245,7 +16322,7 @@
           <w:sz w:val="18"/>
           <w:szCs w:val="18"/>
         </w:rPr>
-        <w:t xml:space="preserve">Figure 8. </w:t>
+        <w:t xml:space="preserve">Figure 9. </w:t>
       </w:r>
       <w:r>
         <w:rPr>
@@ -16320,7 +16397,7 @@
           <w:sz w:val="18"/>
           <w:szCs w:val="18"/>
         </w:rPr>
-        <w:t xml:space="preserve">Figure 9. </w:t>
+        <w:t xml:space="preserve">Figure 10. </w:t>
       </w:r>
       <w:r>
         <w:rPr>
@@ -16332,7 +16409,7 @@
           <w:sz w:val="18"/>
           <w:szCs w:val="18"/>
         </w:rPr>
-        <w:t xml:space="preserve">Bootstrap confidence intervals under the stratified protocol. The intervals of the leading group overlap, matching the 11 non-significant McNemar pairs (Figure 7).</w:t>
+        <w:t xml:space="preserve">Bootstrap confidence intervals under the stratified protocol. The intervals of the leading group overlap, matching the 11 non-significant McNemar pairs (Figure 8).</w:t>
       </w:r>
     </w:p>
     <w:p>
@@ -16428,7 +16505,7 @@
           <w:sz w:val="22"/>
           <w:szCs w:val="22"/>
         </w:rPr>
-        <w:t xml:space="preserve">Figure 10 resolves this by family, and it withdraws a reading that the three-seed means invite. Detectability is uniformly high for the five denial-of-service families at every interval, never falling below 0.993. The brute-force families carry all of the dispersion, but not in the direction a window-length argument would predict: </w:t>
+        <w:t xml:space="preserve">Figure 11 resolves this by family, and it withdraws a reading that the three-seed means invite. Detectability is uniformly high for the five denial-of-service families at every interval, never falling below 0.993. The brute-force families carry all of the dispersion, but not in the direction a window-length argument would predict: </w:t>
       </w:r>
       <w:r>
         <w:rPr>
@@ -16515,7 +16592,7 @@
           <w:sz w:val="18"/>
           <w:szCs w:val="18"/>
         </w:rPr>
-        <w:t xml:space="preserve">Figure 10. </w:t>
+        <w:t xml:space="preserve">Figure 11. </w:t>
       </w:r>
       <w:r>
         <w:rPr>
@@ -24702,7 +24779,7 @@
           <w:sz w:val="22"/>
           <w:szCs w:val="22"/>
         </w:rPr>
-        <w:t xml:space="preserve">. The per-family breakdown (Table 9, Figure 11) explains why and is more interesting than the headline. Against </w:t>
+        <w:t xml:space="preserve">. The per-family breakdown (Table 9, Figure 12) explains why and is more interesting than the headline. Against </w:t>
       </w:r>
       <w:r>
         <w:rPr>
@@ -26149,7 +26226,7 @@
           <w:sz w:val="18"/>
           <w:szCs w:val="18"/>
         </w:rPr>
-        <w:t xml:space="preserve">Figure 11. </w:t>
+        <w:t xml:space="preserve">Figure 12. </w:t>
       </w:r>
       <w:r>
         <w:rPr>
@@ -26197,7 +26274,7 @@
           <w:sz w:val="22"/>
           <w:szCs w:val="22"/>
         </w:rPr>
-        <w:t xml:space="preserve">Since the leading models are statistically indistinguishable in accuracy, cost is the operative criterion. Table 10 and Figure 12 give single-host CPU measurements, all detectors being measured within one session under each library's default threading. XGBoost delivers the joint-best macro-F1 at 46 317 flows/s with a 1.12 ms median latency and a 2.13 MB model, seven times faster than LightGBM (6 281 flows/s) at identical accuracy, and a hundred times faster than the FT-Transformer (430 flows/s), which leads only under the temporal protocol. Random forest pays 55 ms of median latency for accuracy it does not win, and k-NN is the worst of both worlds (1 875 flows/s, 11.4 MB). Logistic regression, at 1.14 M flows/s and 0.9990 macro-F1, is the natural choice when throughput dominates. One caveat governs how the latency column may be read. The four Keras models return median latencies within 4.5% of each other (77.4 to 80.9 ms) although their batched throughput differs by a factor of twelve, so that column is dominated by a fixed per-call overhead of the prediction API and is not comparable with the scikit-learn column, whose call overhead is 0.03 ms. The throughput column, measured at batch size 512, amortises that overhead and is the one on which we base the comparison.</w:t>
+        <w:t xml:space="preserve">Since the leading models are statistically indistinguishable in accuracy, cost is the operative criterion. Table 10 and Figure 13 give single-host CPU measurements, all detectors being measured within one session under each library's default threading. XGBoost delivers the joint-best macro-F1 at 46 317 flows/s with a 1.12 ms median latency and a 2.13 MB model, seven times faster than LightGBM (6 281 flows/s) at identical accuracy, and a hundred times faster than the FT-Transformer (430 flows/s), which leads only under the temporal protocol. Random forest pays 55 ms of median latency for accuracy it does not win, and k-NN is the worst of both worlds (1 875 flows/s, 11.4 MB). Logistic regression, at 1.14 M flows/s and 0.9990 macro-F1, is the natural choice when throughput dominates. One caveat governs how the latency column may be read. The four Keras models return median latencies within 4.5% of each other (77.4 to 80.9 ms) although their batched throughput differs by a factor of twelve, so that column is dominated by a fixed per-call overhead of the prediction API and is not comparable with the scikit-learn column, whose call overhead is 0.03 ms. The throughput column, measured at batch size 512, amortises that overhead and is the one on which we base the comparison.</w:t>
       </w:r>
     </w:p>
     <w:p>
@@ -29107,7 +29184,7 @@
           <w:sz w:val="18"/>
           <w:szCs w:val="18"/>
         </w:rPr>
-        <w:t xml:space="preserve">Figure 12. </w:t>
+        <w:t xml:space="preserve">Figure 13. </w:t>
       </w:r>
       <w:r>
         <w:rPr>
@@ -29275,7 +29352,7 @@
           <w:sz w:val="22"/>
           <w:szCs w:val="22"/>
         </w:rPr>
-        <w:t xml:space="preserve">The duplicate check finds seven pairs of numerically identical columns among the 69 behavioural candidates (Table 12). Ten of the fourteen columns involved have a permutation importance of exactly zero, and the mechanism is the one Section 6.2 describes: perturbing one member of an identical pair costs nothing, because its twin still carries the same values. The sharpest case is Bwd Packet Length Mean, which classifies the fifteen classes at a single-feature macro-F1 of 0.385, twice the eligibility threshold, while scoring exactly 0.00000 in importance, as does its twin Avg Bwd Segment Size (Figure 13b).</w:t>
+        <w:t xml:space="preserve">The duplicate check finds seven pairs of numerically identical columns among the 69 behavioural candidates (Table 12). Ten of the fourteen columns involved have a permutation importance of exactly zero, and the mechanism is the one Section 6.2 describes: perturbing one member of an identical pair costs nothing, because its twin still carries the same values. The sharpest case is Bwd Packet Length Mean, which classifies the fifteen classes at a single-feature macro-F1 of 0.385, twice the eligibility threshold, while scoring exactly 0.00000 in importance, as does its twin Avg Bwd Segment Size (Figure 14b).</w:t>
       </w:r>
     </w:p>
     <w:p>
@@ -29395,7 +29472,7 @@
           <w:sz w:val="22"/>
           <w:szCs w:val="22"/>
         </w:rPr>
-        <w:t xml:space="preserve">The transferability scan is the part of the audit that could have embarrassed it. Of the 69 behavioural columns, 43 pass the predictivity filter, and not one of them falls below the transferability threshold: the lowest value is 0.6726, on Bwd IAT Std, well clear of 0.50, and the distribution has no cluster near the threshold at all (Figure 13a). The behavioural blacklist for CICIDS2017 is therefore empty, and the audited condition coincides with the clean one. We report this because the opposite would have been the more flattering outcome, and because it answers the symmetric suspicion: a rule that flags features on a two-protocol comparison could be a rule that flags features everywhere, and on this corpus it flags none. The only shortcut the audit finds here is positional, and excluding the timestamp by name removes it before any measurement is taken — which is the exclusion-by-name remedy of D’hooge et al. [18], not a contribution of our rule.</w:t>
+        <w:t xml:space="preserve">The transferability scan is the part of the audit that could have embarrassed it. Of the 69 behavioural columns, 43 pass the predictivity filter, and not one of them falls below the transferability threshold: the lowest value is 0.6726, on Bwd IAT Std, well clear of 0.50, and the distribution has no cluster near the threshold at all (Figure 14a). The behavioural blacklist for CICIDS2017 is therefore empty, and the audited condition coincides with the clean one. We report this because the opposite would have been the more flattering outcome, and because it answers the symmetric suspicion: a rule that flags features on a two-protocol comparison could be a rule that flags features everywhere, and on this corpus it flags none. The only shortcut the audit finds here is positional, and excluding the timestamp by name removes it before any measurement is taken — which is the exclusion-by-name remedy of D’hooge et al. [18], not a contribution of our rule.</w:t>
       </w:r>
     </w:p>
     <w:p>
@@ -29520,7 +29597,7 @@
           <w:sz w:val="18"/>
           <w:szCs w:val="18"/>
         </w:rPr>
-        <w:t xml:space="preserve">Figure 13. </w:t>
+        <w:t xml:space="preserve">Figure 14. </w:t>
       </w:r>
       <w:r>
         <w:rPr>
@@ -29532,7 +29609,7 @@
           <w:sz w:val="18"/>
           <w:szCs w:val="18"/>
         </w:rPr>
-        <w:t xml:space="preserve">The audit re-run on CICIDS2017. (a) The single-feature transferability spectrum over the 43 columns that pass the predictivity filter, the counterpart of Figure 6 for this corpus. No column falls below the 0.50 threshold and the lowest value is 0.67, so the behavioural blacklist is empty. (b) Permutation importance against single-feature macro-F1 for all 69 behavioural columns. The fourteen columns belonging to the seven numerically identical pairs are drawn in red, and ten of them score exactly zero while remaining individually predictive, which is the configuration attribution cannot resolve. Both panels use macro-F1 rather than accuracy, because a corpus with an 80.30% majority class saturates single-feature accuracy.</w:t>
+        <w:t xml:space="preserve">The audit re-run on CICIDS2017. (a) The single-feature transferability spectrum over the 43 columns that pass the predictivity filter, the counterpart of Figure 7 for this corpus. No column falls below the 0.50 threshold and the lowest value is 0.67, so the behavioural blacklist is empty. (b) Permutation importance against single-feature macro-F1 for all 69 behavioural columns. The fourteen columns belonging to the seven numerically identical pairs are drawn in red, and ten of them score exactly zero while remaining individually predictive, which is the configuration attribution cannot resolve. Both panels use macro-F1 rather than accuracy, because a corpus with an 80.30% majority class saturates single-feature accuracy.</w:t>
       </w:r>
     </w:p>
     <w:p>
@@ -32342,7 +32419,7 @@
         <w:t xml:space="preserve">Which detectors are actually viable, and on which axis.</w:t>
       </w:r>
       <w:r>
-        <w:t xml:space="preserve"> The four preceding subsections each rank the detectors differently, so a synthesis is needed. We deliberately exclude training time from the criteria: it was measured in a hosted runtime whose accelerator allocation varied between sessions, so it reflects hardware availability as much as model cost (Section 9). The four axes below are all measured on a stable basis, Table 13 collects them and Figure 14 shows where each detector actually loses.</w:t>
+        <w:t xml:space="preserve"> The four preceding subsections each rank the detectors differently, so a synthesis is needed. We deliberately exclude training time from the criteria: it was measured in a hosted runtime whose accelerator allocation varied between sessions, so it reflects hardware availability as much as model cost (Section 9). The four axes below are all measured on a stable basis, Table 13 collects them and Figure 15 shows where each detector actually loses.</w:t>
       </w:r>
     </w:p>
     <w:p>
@@ -34284,7 +34361,7 @@
           <w:sz w:val="18"/>
           <w:szCs w:val="18"/>
         </w:rPr>
-        <w:t xml:space="preserve">Figure 14. </w:t>
+        <w:t xml:space="preserve">Figure 15. </w:t>
       </w:r>
       <w:r>
         <w:rPr>
@@ -38128,7 +38205,7 @@
           <w:sz w:val="18"/>
           <w:szCs w:val="18"/>
         </w:rPr>
-        <w:t xml:space="preserve">Figure 15. </w:t>
+        <w:t xml:space="preserve">Figure 16. </w:t>
       </w:r>
       <w:r>
         <w:rPr>

--- a/paper/GeNIS_benchmark_article.docx
+++ b/paper/GeNIS_benchmark_article.docx
@@ -856,7 +856,7 @@
           <w:sz w:val="22"/>
           <w:szCs w:val="22"/>
         </w:rPr>
-        <w:t xml:space="preserve">A benchmark meant to inform deployment must report more than a ranking. Modern neural networks are systematically over-confident [21], and a detector whose confidence is dishonest cannot drive thresholded automation; temperature scaling [21] and selective classification with a reject option [22, 23] are the standard correctives, and uncertainty quantification is increasingly argued to be a first-class requirement for trustworthy NIDS [24]. Class imbalance interacts with all of this: under the natural distribution of GeNIS (7.4% benign traffic at the 60-second interval), accuracy is close to vacuous and metrics such as macro-F1 and the Matthews correlation coefficient are the informative ones [25]. Finally, the tabular-learning literature gives strong prior reason to include tree ensembles alongside deep detectors: gradient-boosted trees remain consistently competitive or superior on tabular data [26, 27], with attention-based architectures such as the FT-Transformer as the strongest deep contenders [28]. Inference cost is one dimension the GeNIS baseline already reports [6]; calibration, selective operating points, and confidence-bearing comparison are not, and this paper adds them to the same protocol. One qualification belongs here rather than later. Calibration is known to degrade when the test distribution moves away from the training one, which Section 6.5 measures on GeNIS, but the degradation is not uniform across architectures: Minderer et al. find the decay under shift markedly less pronounced in recent, non-convolutional models than in the generation on which the earlier result was established [29]. Our own measurements show both patterns at once, and Section 6.5 reports them as such.</w:t>
+        <w:t xml:space="preserve">A benchmark meant to inform deployment must report more than a ranking. Modern neural networks are systematically over-confident [21], and a detector whose confidence is miscalibrated cannot drive thresholded automation; temperature scaling [21] and selective classification with a reject option [22, 23] are the standard correctives, and uncertainty quantification is increasingly argued to be a first-class requirement for trustworthy NIDS [24]. Class imbalance interacts with all of this: under the natural distribution of GeNIS (7.4% benign traffic at the 60-second interval), accuracy is close to vacuous and metrics such as macro-F1 and the Matthews correlation coefficient are the informative ones [25]. Finally, the tabular-learning literature gives strong prior reason to include tree ensembles alongside deep detectors: gradient-boosted trees remain consistently competitive or superior on tabular data [26, 27], with attention-based architectures such as the FT-Transformer as the strongest deep contenders [28]. Inference cost is one dimension the GeNIS baseline already reports [6]; calibration, selective operating points, and confidence-bearing comparison are not, and this paper adds them to the same protocol. One qualification belongs here rather than later. Calibration is known to degrade when the test distribution moves away from the training one, which Section 6.5 measures on GeNIS, but the degradation is not uniform across architectures: Minderer et al. find the decay under shift markedly less pronounced in recent, non-convolutional models than in the generation on which the earlier result was established [29]. Our own measurements show both patterns at once, and Section 6.5 reports them as such.</w:t>
       </w:r>
     </w:p>
     <w:p>
@@ -10597,7 +10597,7 @@
           <w:sz w:val="22"/>
           <w:szCs w:val="22"/>
         </w:rPr>
-        <w:t xml:space="preserve">The result we did not anticipate is that the per-class temporal protocol barely reduces the shortcut: the same timestamp probe still reaches 0.9862. The reason is structural. Because each class occupies narrow, mutually disjoint windows (Figure 3), the capture interval immediately following a class's training window still belongs to that class, so a tree extrapolating from the training range continues to predict correctly. The argument generalises in a precise and limited sense: whenever a class occupies a single contiguous window, no split of that window by time can break the association between the class and its position in the capture, because the association holds at the scale of the whole capture rather than within the window. It says nothing about corpora whose classes recur at several separated times, and we have not measured such a corpus. For corpora generated by sequential attack scenarios such as this one, it suggests that the standard advice to adopt chronological evaluation [17] may be necessary but not sufficient. Excluding the offending features is what does the work here, which is what makes the blacklist an artefact rather than a formality.</w:t>
+        <w:t xml:space="preserve">The per-class temporal protocol barely reduces the shortcut: the same timestamp probe still reaches 0.9862. The reason is structural. Because each class occupies narrow, mutually disjoint windows (Figure 3), the capture interval immediately following a class's training window still belongs to that class, so a tree extrapolating from the training range continues to predict correctly. The argument generalises in a precise and limited sense: whenever a class occupies a single contiguous window, no split of that window by time can break the association between the class and its position in the capture, because the association holds at the scale of the whole capture rather than within the window. It says nothing about corpora whose classes recur at several separated times, and we have not measured such a corpus. For corpora generated by sequential attack scenarios such as this one, it suggests that the standard advice to adopt chronological evaluation [17] may be necessary but not sufficient. Excluding the offending features is what does the work here, so the correction rests on the blacklist rather than on the protocol.</w:t>
       </w:r>
     </w:p>
     <w:p>
@@ -11316,7 +11316,7 @@
           <w:sz w:val="22"/>
           <w:szCs w:val="22"/>
         </w:rPr>
-        <w:t xml:space="preserve">, taking the behavioural blacklist from eight to thirteen. All five lie inside the band already shaded in Figure 6, so the chance-corrected ratio formalises the same uncertain boundary that the raw ratio made visible without being able to place it. Applying τ* &lt; 0.5 is equivalent, on this corpus, to raising the raw threshold to approximately 0.61. We report this rather than choose the reading that flatters the rule. Two observations follow. First, the boundary between shortcut and signal is not sharp on GeNIS: it is an interval, and where one cuts inside it is a modelling decision that must be declared. Second, the five features that change status are all load and rate quantities, that is, volume per unit of time, the very family the corpus baseline flagged as a possible overreliance [6]. Under the stricter normalisation, that concern extends further than our operative blacklist reaches. Section 9 states what this does and does not put at risk.</w:t>
+        <w:t xml:space="preserve">, taking the behavioural blacklist from eight to thirteen. All five lie inside the band already shaded in Figure 6, so the chance-corrected ratio formalises the same uncertain boundary that the raw ratio made visible without being able to place it. Applying τ* &lt; 0.5 is equivalent, on this corpus, to raising the raw threshold to approximately 0.61. We report both normalisations rather than only the one under which the threshold separates cleanly. Two observations follow. First, the boundary between shortcut and signal is not sharp on GeNIS: it is an interval, and where one cuts inside it is a modelling decision that must be declared. Second, the five features that change status are all load and rate quantities, that is, volume per unit of time, the very family the corpus baseline flagged as a possible overreliance [6]. Under the stricter normalisation, that concern extends further than our operative blacklist reaches. Section 9 states what this does and does not put at risk.</w:t>
       </w:r>
     </w:p>
     <w:p>
@@ -24779,7 +24779,7 @@
           <w:sz w:val="22"/>
           <w:szCs w:val="22"/>
         </w:rPr>
-        <w:t xml:space="preserve">. The per-family breakdown (Table 9, Figure 12) explains why and is more interesting than the headline. Against </w:t>
+        <w:t xml:space="preserve">. The per-family breakdown (Table 9, Figure 12) explains why, and it is what the global figure hides. Against </w:t>
       </w:r>
       <w:r>
         <w:rPr>
@@ -29232,7 +29232,7 @@
           <w:sz w:val="22"/>
           <w:szCs w:val="22"/>
         </w:rPr>
-        <w:t xml:space="preserve">Three of this paper's findings are methodological, and until this section all three rested on a single corpus. We therefore re-ran the audit, unchanged in form, on CICIDS2017 [9], the corpus whose decade of use motivates Section 2.1. This is not a second benchmark: we did not repeat 154 runs and we report no leaderboard. It is the audit alone, the timestamp probe, the duplicate check, the single-feature transferability scan under both protocols, and permutation importance, applied to a corpus produced by a different laboratory, with a different flow exporter, in a different year, under a different attack schedule. Two of the three findings reproduce, one does not, and the one that does not is the more useful result.</w:t>
+        <w:t xml:space="preserve">Three of this paper's findings are methodological, and until this section all three rested on a single corpus. We therefore re-ran the audit, unchanged in form, on CICIDS2017 [9], the corpus whose decade of use motivates Section 2.1. This is not a second benchmark: we did not repeat 154 runs and we report no leaderboard. It is the audit alone, the timestamp probe, the duplicate check, the single-feature transferability scan under both protocols, and permutation importance, applied to a corpus produced by a different laboratory, with a different flow exporter, in a different year, under a different attack schedule. Two of the three findings reproduce and one does not, and the one that does not delimits the conditions under which the rule applies.</w:t>
       </w:r>
     </w:p>
     <w:p>
@@ -29460,7 +29460,7 @@
           <w:sz w:val="22"/>
           <w:szCs w:val="22"/>
         </w:rPr>
-        <w:t xml:space="preserve">No behavioural shortcut survives the scan, and that is a result. </w:t>
+        <w:t xml:space="preserve">No behavioural shortcut survives the scan. </w:t>
       </w:r>
       <w:r>
         <w:rPr>
@@ -29472,7 +29472,7 @@
           <w:sz w:val="22"/>
           <w:szCs w:val="22"/>
         </w:rPr>
-        <w:t xml:space="preserve">The transferability scan is the part of the audit that could have embarrassed it. Of the 69 behavioural columns, 43 pass the predictivity filter, and not one of them falls below the transferability threshold: the lowest value is 0.6726, on Bwd IAT Std, well clear of 0.50, and the distribution has no cluster near the threshold at all (Figure 14a). The behavioural blacklist for CICIDS2017 is therefore empty, and the audited condition coincides with the clean one. We report this because the opposite would have been the more flattering outcome, and because it answers the symmetric suspicion: a rule that flags features on a two-protocol comparison could be a rule that flags features everywhere, and on this corpus it flags none. The only shortcut the audit finds here is positional, and excluding the timestamp by name removes it before any measurement is taken — which is the exclusion-by-name remedy of D’hooge et al. [18], not a contribution of our rule.</w:t>
+        <w:t xml:space="preserve">The transferability scan is the part of the audit most exposed to over-flagging. Of the 69 behavioural columns, 43 pass the predictivity filter, and not one of them falls below the transferability threshold: the lowest value is 0.6726, on Bwd IAT Std, well clear of 0.50, and the distribution has no cluster near the threshold at all (Figure 14a). The behavioural blacklist for CICIDS2017 is therefore empty, and the audited condition coincides with the clean one. This answers the symmetric objection: a rule that flags features on a two-protocol comparison could be a rule that flags features everywhere, and on this corpus it flags none. The only shortcut the audit finds here is positional, and excluding the timestamp by name removes it before any measurement is taken — which is the exclusion-by-name remedy of D’hooge et al. [18], not a contribution of our rule.</w:t>
       </w:r>
     </w:p>
     <w:p>
@@ -32448,7 +32448,7 @@
           <w:b/>
           <w:bCs/>
         </w:rPr>
-        <w:t xml:space="preserve">Logistic regression is the result we did not expect.</w:t>
+        <w:t xml:space="preserve">Logistic regression.</w:t>
       </w:r>
       <w:r>
         <w:t xml:space="preserve"> It reaches 0.9944 under the temporal protocol, third overall and ahead of both gradient-boosted ensembles and every recurrent or dense network, at 1.14 million flows per second and a negligible model footprint. Its fitted temperature of 0.70 also leaves usable probability estimates. On this corpus, the quality-per-unit-cost argument favours it by a wide margin, and any claim that a deep architecture is required here has to answer that number first.</w:t>

--- a/paper/GeNIS_benchmark_article.docx
+++ b/paper/GeNIS_benchmark_article.docx
@@ -16463,7 +16463,7 @@
           <w:sz w:val="22"/>
           <w:szCs w:val="22"/>
         </w:rPr>
-        <w:t xml:space="preserve">Table 6 gives the effect on detection. The boosted trees are essentially interval-invariant: XGBoost holds 1.0000 at 5, 10 and 60 s and 0.9999 at 30 s, and LightGBM holds ≥ 0.9999 except at 10 s, where one seed of three collapses (0.9458 ± 0.0766): its </w:t>
+        <w:t xml:space="preserve">Table 6 gives the effect on detection. The boosted trees are essentially interval-invariant: XGBoost holds 1.0000 at 5, 10 and 60 s and 0.9999 at 30 s, and LightGBM holds ≥ 0.9999 everywhere except at 10 s, where its three runs are 0.9999, 1.0000 and 0.8374. The third is not dispersion around a mean but a different outcome: five of its nine per-class F1 scores fall below 0.99, the worst being </w:t>
       </w:r>
       <w:r>
         <w:rPr>
@@ -16487,7 +16487,7 @@
           <w:sz w:val="22"/>
           <w:szCs w:val="22"/>
         </w:rPr>
-        <w:t xml:space="preserve"> F1 falls to 0.056 on that seed while the other two stay at 0.999 and 1.000, and it is that single failure that pulls the three-seed mean for the family down to 0.685. The DNN, by contrast, collapses as the window shrinks: 0.9968 at 60 s, 0.8478 at 30 s, 0.5120 at 10 s and 0.5291 at 5 s, with false-positive rates of 34% and 39% at the two shortest intervals. Aggregation is doing work that the dense network cannot do for itself, and an evaluation conducted only at 60 s, as in the corpus baseline, would report the neural and tree families as equivalent when they are not.</w:t>
+        <w:t xml:space="preserve"> at 0.056, and its false-positive rate is 7.7% against 0.01% and 0.00% for the other two seeds. We give the three figures rather than the 0.9458 that averages them, because no run of this detector at this interval scored anything near 0.9458. The DNN, by contrast, collapses as the window shrinks: 0.9968 at 60 s, 0.8478 at 30 s, 0.5120 at 10 s and 0.5291 at 5 s, with false-positive rates of 34% and 39% at the two shortest intervals. Aggregation is doing work that the dense network cannot do for itself, and an evaluation conducted only at 60 s, as in the corpus baseline, would report the neural and tree families as equivalent when they are not.</w:t>
       </w:r>
     </w:p>
     <w:p>
@@ -16530,6 +16530,36 @@
           <w:szCs w:val="22"/>
         </w:rPr>
         <w:t xml:space="preserve"> scores 1.000 at 5 s, 1.000 at 30 s and 0.999 at 60 s, and its 0.685 at 10 s is the three-seed mean of 0.999, 1.000 and 0.056, the last being the collapsed seed described above. Set that seed aside and LightGBM classifies all nine families above 0.999 at 10 s as well. Were shorter windows fragmenting the low-rate brute-force pattern, the 5-second column would be the weakest; it is the strongest. We therefore read no window-length effect into the tree ensembles at all. The window-length effect this section documents is the DNN's, and that one is systematic rather than seed-driven: its standard deviation stays between 0.002 and 0.019 while its mean falls by nearly half.</w:t>
+      </w:r>
+    </w:p>
+    <w:p>
+      <w:pPr>
+        <w:spacing w:after="120" w:line="276"/>
+        <w:jc w:val="both"/>
+      </w:pPr>
+      <w:r>
+        <w:rPr>
+          <w:rFonts w:ascii="Times New Roman" w:cs="Times New Roman" w:eastAsia="Times New Roman" w:hAnsi="Times New Roman"/>
+          <w:b/>
+          <w:bCs/>
+          <w:i w:val="false"/>
+          <w:iCs w:val="false"/>
+          <w:sz w:val="22"/>
+          <w:szCs w:val="22"/>
+        </w:rPr>
+        <w:t xml:space="preserve">What the unequal seed counts do and do not put at risk. </w:t>
+      </w:r>
+      <w:r>
+        <w:rPr>
+          <w:rFonts w:ascii="Times New Roman" w:cs="Times New Roman" w:eastAsia="Times New Roman" w:hAnsi="Times New Roman"/>
+          <w:b w:val="false"/>
+          <w:bCs w:val="false"/>
+          <w:i w:val="false"/>
+          <w:iCs w:val="false"/>
+          <w:sz w:val="22"/>
+          <w:szCs w:val="22"/>
+        </w:rPr>
+        <w:t xml:space="preserve">The interval study runs three seeds at 5, 10 and 30 s against five at 60 s, so the comparison across intervals is unbalanced and Table 6 shows exactly where. The imbalance is a budget decision and not a finding: the 5-second slice carries 2 773 578 flows and is the heaviest part of the campaign. It matters in one place only, the LightGBM collapse at 10 s, which three observations can neither confirm as instability nor dismiss as an accident. Two further seeds would settle it, and the repository includes the notebook that runs them; we state the question as open rather than answer it from three points. Nothing else in this subsection depends on the resolution: XGBoost is invariant across every run at every interval, and the DNN's decline is carried by all three of its seeds at each interval, with a spread never exceeding 0.045.</w:t>
       </w:r>
     </w:p>
     <w:p>
@@ -17658,6 +17688,8 @@
           <w:rFonts w:ascii="Calibri" w:cs="Calibri" w:eastAsia="Calibri" w:hAnsi="Calibri"/>
           <w:b/>
           <w:bCs/>
+          <w:i w:val="false"/>
+          <w:iCs w:val="false"/>
           <w:sz w:val="18"/>
           <w:szCs w:val="18"/>
         </w:rPr>
@@ -17673,7 +17705,7 @@
           <w:sz w:val="18"/>
           <w:szCs w:val="18"/>
         </w:rPr>
-        <w:t xml:space="preserve">Macro-F1 by aggregation interval, audited condition, with the standard deviation following the ± sign (three seeds at 5/10/30 s, five at 60 s).</w:t>
+        <w:t xml:space="preserve">Macro-F1 by aggregation interval, audited condition, every individual run. No mean is given, deliberately. LightGBM at 10 s is why: its three runs are 0.9999, 1.0000 and 0.8374, and their mean of 0.9458 describes none of them. The em dashes are the two seeds the interval study did not run, and they mark a real limit rather than a typographical one; the paragraph below states what it costs.</w:t>
       </w:r>
     </w:p>
     <w:tbl>
@@ -17689,11 +17721,13 @@
         </w:tblBorders>
       </w:tblPr>
       <w:tblGrid>
-        <w:gridCol w:w="1521"/>
-        <w:gridCol w:w="1766"/>
-        <w:gridCol w:w="2117"/>
-        <w:gridCol w:w="2117"/>
-        <w:gridCol w:w="2117"/>
+        <w:gridCol w:w="940"/>
+        <w:gridCol w:w="1298"/>
+        <w:gridCol w:w="1480"/>
+        <w:gridCol w:w="1480"/>
+        <w:gridCol w:w="1480"/>
+        <w:gridCol w:w="1480"/>
+        <w:gridCol w:w="1480"/>
       </w:tblGrid>
       <w:tr>
         <w:trPr>
@@ -17701,7 +17735,7 @@
         </w:trPr>
         <w:tc>
           <w:tcPr>
-            <w:tcW w:type="dxa" w:w="1521"/>
+            <w:tcW w:type="dxa" w:w="940"/>
             <w:gridSpan w:val="1"/>
             <w:tcBorders>
               <w:top w:val="single" w:color="000000" w:sz="12"/>
@@ -17739,7 +17773,7 @@
         </w:tc>
         <w:tc>
           <w:tcPr>
-            <w:tcW w:type="dxa" w:w="1766"/>
+            <w:tcW w:type="dxa" w:w="1298"/>
             <w:gridSpan w:val="1"/>
             <w:tcBorders>
               <w:top w:val="single" w:color="000000" w:sz="12"/>
@@ -17759,7 +17793,7 @@
           <w:p>
             <w:pPr>
               <w:spacing w:after="20" w:before="20" w:line="240"/>
-              <w:jc w:val="right"/>
+              <w:jc w:val="center"/>
             </w:pPr>
             <w:r>
               <w:rPr>
@@ -17771,13 +17805,13 @@
                 <w:sz w:val="18"/>
                 <w:szCs w:val="18"/>
               </w:rPr>
-              <w:t xml:space="preserve">Benign (%)</w:t>
-            </w:r>
-          </w:p>
-        </w:tc>
-        <w:tc>
-          <w:tcPr>
-            <w:tcW w:type="dxa" w:w="2117"/>
+              <w:t xml:space="preserve">Detector</w:t>
+            </w:r>
+          </w:p>
+        </w:tc>
+        <w:tc>
+          <w:tcPr>
+            <w:tcW w:type="dxa" w:w="1480"/>
             <w:gridSpan w:val="1"/>
             <w:tcBorders>
               <w:top w:val="single" w:color="000000" w:sz="12"/>
@@ -17809,13 +17843,13 @@
                 <w:sz w:val="18"/>
                 <w:szCs w:val="18"/>
               </w:rPr>
-              <w:t xml:space="preserve">LightGBM</w:t>
-            </w:r>
-          </w:p>
-        </w:tc>
-        <w:tc>
-          <w:tcPr>
-            <w:tcW w:type="dxa" w:w="2117"/>
+              <w:t xml:space="preserve">seed 1</w:t>
+            </w:r>
+          </w:p>
+        </w:tc>
+        <w:tc>
+          <w:tcPr>
+            <w:tcW w:type="dxa" w:w="1480"/>
             <w:gridSpan w:val="1"/>
             <w:tcBorders>
               <w:top w:val="single" w:color="000000" w:sz="12"/>
@@ -17847,13 +17881,13 @@
                 <w:sz w:val="18"/>
                 <w:szCs w:val="18"/>
               </w:rPr>
-              <w:t xml:space="preserve">XGBoost</w:t>
-            </w:r>
-          </w:p>
-        </w:tc>
-        <w:tc>
-          <w:tcPr>
-            <w:tcW w:type="dxa" w:w="2117"/>
+              <w:t xml:space="preserve">seed 2</w:t>
+            </w:r>
+          </w:p>
+        </w:tc>
+        <w:tc>
+          <w:tcPr>
+            <w:tcW w:type="dxa" w:w="1480"/>
             <w:gridSpan w:val="1"/>
             <w:tcBorders>
               <w:top w:val="single" w:color="000000" w:sz="12"/>
@@ -17885,18 +17919,91 @@
                 <w:sz w:val="18"/>
                 <w:szCs w:val="18"/>
               </w:rPr>
-              <w:t xml:space="preserve">DNN</w:t>
+              <w:t xml:space="preserve">seed 3</w:t>
+            </w:r>
+          </w:p>
+        </w:tc>
+        <w:tc>
+          <w:tcPr>
+            <w:tcW w:type="dxa" w:w="1480"/>
+            <w:gridSpan w:val="1"/>
+            <w:tcBorders>
+              <w:top w:val="single" w:color="000000" w:sz="12"/>
+              <w:left w:val="none" w:color="FFFFFF" w:sz="0"/>
+              <w:bottom w:val="single" w:color="000000" w:sz="6"/>
+              <w:right w:val="none" w:color="FFFFFF" w:sz="0"/>
+            </w:tcBorders>
+            <w:shd w:fill="EDF0F5" w:color="auto" w:val="clear"/>
+            <w:tcMar>
+              <w:top w:type="dxa" w:w="40"/>
+              <w:left w:type="dxa" w:w="70"/>
+              <w:bottom w:type="dxa" w:w="40"/>
+              <w:right w:type="dxa" w:w="70"/>
+            </w:tcMar>
+            <w:vAlign w:val="center"/>
+          </w:tcPr>
+          <w:p>
+            <w:pPr>
+              <w:spacing w:after="20" w:before="20" w:line="240"/>
+              <w:jc w:val="center"/>
+            </w:pPr>
+            <w:r>
+              <w:rPr>
+                <w:rFonts w:ascii="Calibri" w:cs="Calibri" w:eastAsia="Calibri" w:hAnsi="Calibri"/>
+                <w:b/>
+                <w:bCs/>
+                <w:i w:val="false"/>
+                <w:iCs w:val="false"/>
+                <w:sz w:val="18"/>
+                <w:szCs w:val="18"/>
+              </w:rPr>
+              <w:t xml:space="preserve">seed 4</w:t>
+            </w:r>
+          </w:p>
+        </w:tc>
+        <w:tc>
+          <w:tcPr>
+            <w:tcW w:type="dxa" w:w="1480"/>
+            <w:gridSpan w:val="1"/>
+            <w:tcBorders>
+              <w:top w:val="single" w:color="000000" w:sz="12"/>
+              <w:left w:val="none" w:color="FFFFFF" w:sz="0"/>
+              <w:bottom w:val="single" w:color="000000" w:sz="6"/>
+              <w:right w:val="none" w:color="FFFFFF" w:sz="0"/>
+            </w:tcBorders>
+            <w:shd w:fill="EDF0F5" w:color="auto" w:val="clear"/>
+            <w:tcMar>
+              <w:top w:type="dxa" w:w="40"/>
+              <w:left w:type="dxa" w:w="70"/>
+              <w:bottom w:type="dxa" w:w="40"/>
+              <w:right w:type="dxa" w:w="70"/>
+            </w:tcMar>
+            <w:vAlign w:val="center"/>
+          </w:tcPr>
+          <w:p>
+            <w:pPr>
+              <w:spacing w:after="20" w:before="20" w:line="240"/>
+              <w:jc w:val="center"/>
+            </w:pPr>
+            <w:r>
+              <w:rPr>
+                <w:rFonts w:ascii="Calibri" w:cs="Calibri" w:eastAsia="Calibri" w:hAnsi="Calibri"/>
+                <w:b/>
+                <w:bCs/>
+                <w:i w:val="false"/>
+                <w:iCs w:val="false"/>
+                <w:sz w:val="18"/>
+                <w:szCs w:val="18"/>
+              </w:rPr>
+              <w:t xml:space="preserve">seed 5</w:t>
             </w:r>
           </w:p>
         </w:tc>
       </w:tr>
       <w:tr>
-        <w:trPr>
-          <w:tblHeader w:val="false"/>
-        </w:trPr>
-        <w:tc>
-          <w:tcPr>
-            <w:tcW w:type="dxa" w:w="1521"/>
+        <w:tc>
+          <w:tcPr>
+            <w:tcW w:type="dxa" w:w="940"/>
             <w:gridSpan w:val="1"/>
             <w:tcBorders>
               <w:top w:val="none" w:color="FFFFFF" w:sz="0"/>
@@ -17933,160 +18040,231 @@
         </w:tc>
         <w:tc>
           <w:tcPr>
-            <w:tcW w:type="dxa" w:w="1766"/>
-            <w:gridSpan w:val="1"/>
-            <w:tcBorders>
-              <w:top w:val="none" w:color="FFFFFF" w:sz="0"/>
-              <w:left w:val="none" w:color="FFFFFF" w:sz="0"/>
-              <w:bottom w:val="none" w:color="FFFFFF" w:sz="0"/>
-              <w:right w:val="none" w:color="FFFFFF" w:sz="0"/>
-            </w:tcBorders>
-            <w:tcMar>
-              <w:top w:type="dxa" w:w="40"/>
-              <w:left w:type="dxa" w:w="70"/>
-              <w:bottom w:type="dxa" w:w="40"/>
-              <w:right w:type="dxa" w:w="70"/>
-            </w:tcMar>
-            <w:vAlign w:val="center"/>
-          </w:tcPr>
-          <w:p>
-            <w:pPr>
-              <w:spacing w:after="20" w:before="20" w:line="240"/>
-              <w:jc w:val="right"/>
-            </w:pPr>
-            <w:r>
-              <w:rPr>
-                <w:rFonts w:ascii="Calibri" w:cs="Calibri" w:eastAsia="Calibri" w:hAnsi="Calibri"/>
-                <w:b w:val="false"/>
-                <w:bCs w:val="false"/>
-                <w:i w:val="false"/>
-                <w:iCs w:val="false"/>
-                <w:sz w:val="18"/>
-                <w:szCs w:val="18"/>
-              </w:rPr>
-              <w:t xml:space="preserve">1.45</w:t>
-            </w:r>
-          </w:p>
-        </w:tc>
-        <w:tc>
-          <w:tcPr>
-            <w:tcW w:type="dxa" w:w="2117"/>
-            <w:gridSpan w:val="1"/>
-            <w:tcBorders>
-              <w:top w:val="none" w:color="FFFFFF" w:sz="0"/>
-              <w:left w:val="none" w:color="FFFFFF" w:sz="0"/>
-              <w:bottom w:val="none" w:color="FFFFFF" w:sz="0"/>
-              <w:right w:val="none" w:color="FFFFFF" w:sz="0"/>
-            </w:tcBorders>
-            <w:tcMar>
-              <w:top w:type="dxa" w:w="40"/>
-              <w:left w:type="dxa" w:w="70"/>
-              <w:bottom w:type="dxa" w:w="40"/>
-              <w:right w:type="dxa" w:w="70"/>
-            </w:tcMar>
-            <w:vAlign w:val="center"/>
-          </w:tcPr>
-          <w:p>
-            <w:pPr>
-              <w:spacing w:after="20" w:before="20" w:line="240"/>
-              <w:jc w:val="center"/>
-            </w:pPr>
-            <w:r>
-              <w:rPr>
-                <w:rFonts w:ascii="Calibri" w:cs="Calibri" w:eastAsia="Calibri" w:hAnsi="Calibri"/>
-                <w:b w:val="false"/>
-                <w:bCs w:val="false"/>
-                <w:i w:val="false"/>
-                <w:iCs w:val="false"/>
-                <w:sz w:val="18"/>
-                <w:szCs w:val="18"/>
-              </w:rPr>
-              <w:t xml:space="preserve">1.0000 ± 0.0000</w:t>
-            </w:r>
-          </w:p>
-        </w:tc>
-        <w:tc>
-          <w:tcPr>
-            <w:tcW w:type="dxa" w:w="2117"/>
-            <w:gridSpan w:val="1"/>
-            <w:tcBorders>
-              <w:top w:val="none" w:color="FFFFFF" w:sz="0"/>
-              <w:left w:val="none" w:color="FFFFFF" w:sz="0"/>
-              <w:bottom w:val="none" w:color="FFFFFF" w:sz="0"/>
-              <w:right w:val="none" w:color="FFFFFF" w:sz="0"/>
-            </w:tcBorders>
-            <w:tcMar>
-              <w:top w:type="dxa" w:w="40"/>
-              <w:left w:type="dxa" w:w="70"/>
-              <w:bottom w:type="dxa" w:w="40"/>
-              <w:right w:type="dxa" w:w="70"/>
-            </w:tcMar>
-            <w:vAlign w:val="center"/>
-          </w:tcPr>
-          <w:p>
-            <w:pPr>
-              <w:spacing w:after="20" w:before="20" w:line="240"/>
-              <w:jc w:val="center"/>
-            </w:pPr>
-            <w:r>
-              <w:rPr>
-                <w:rFonts w:ascii="Calibri" w:cs="Calibri" w:eastAsia="Calibri" w:hAnsi="Calibri"/>
-                <w:b w:val="false"/>
-                <w:bCs w:val="false"/>
-                <w:i w:val="false"/>
-                <w:iCs w:val="false"/>
-                <w:sz w:val="18"/>
-                <w:szCs w:val="18"/>
-              </w:rPr>
-              <w:t xml:space="preserve">1.0000 ± 0.0000</w:t>
-            </w:r>
-          </w:p>
-        </w:tc>
-        <w:tc>
-          <w:tcPr>
-            <w:tcW w:type="dxa" w:w="2117"/>
-            <w:gridSpan w:val="1"/>
-            <w:tcBorders>
-              <w:top w:val="none" w:color="FFFFFF" w:sz="0"/>
-              <w:left w:val="none" w:color="FFFFFF" w:sz="0"/>
-              <w:bottom w:val="none" w:color="FFFFFF" w:sz="0"/>
-              <w:right w:val="none" w:color="FFFFFF" w:sz="0"/>
-            </w:tcBorders>
-            <w:tcMar>
-              <w:top w:type="dxa" w:w="40"/>
-              <w:left w:type="dxa" w:w="70"/>
-              <w:bottom w:type="dxa" w:w="40"/>
-              <w:right w:type="dxa" w:w="70"/>
-            </w:tcMar>
-            <w:vAlign w:val="center"/>
-          </w:tcPr>
-          <w:p>
-            <w:pPr>
-              <w:spacing w:after="20" w:before="20" w:line="240"/>
-              <w:jc w:val="center"/>
-            </w:pPr>
-            <w:r>
-              <w:rPr>
-                <w:rFonts w:ascii="Calibri" w:cs="Calibri" w:eastAsia="Calibri" w:hAnsi="Calibri"/>
-                <w:b w:val="false"/>
-                <w:bCs w:val="false"/>
-                <w:i w:val="false"/>
-                <w:iCs w:val="false"/>
-                <w:sz w:val="18"/>
-                <w:szCs w:val="18"/>
-              </w:rPr>
-              <w:t xml:space="preserve">0.5291 ± 0.0194</w:t>
+            <w:tcW w:type="dxa" w:w="1298"/>
+            <w:gridSpan w:val="1"/>
+            <w:tcBorders>
+              <w:top w:val="none" w:color="FFFFFF" w:sz="0"/>
+              <w:left w:val="none" w:color="FFFFFF" w:sz="0"/>
+              <w:bottom w:val="none" w:color="FFFFFF" w:sz="0"/>
+              <w:right w:val="none" w:color="FFFFFF" w:sz="0"/>
+            </w:tcBorders>
+            <w:tcMar>
+              <w:top w:type="dxa" w:w="40"/>
+              <w:left w:type="dxa" w:w="70"/>
+              <w:bottom w:type="dxa" w:w="40"/>
+              <w:right w:type="dxa" w:w="70"/>
+            </w:tcMar>
+            <w:vAlign w:val="center"/>
+          </w:tcPr>
+          <w:p>
+            <w:pPr>
+              <w:spacing w:after="20" w:before="20" w:line="240"/>
+              <w:jc w:val="center"/>
+            </w:pPr>
+            <w:r>
+              <w:rPr>
+                <w:rFonts w:ascii="Calibri" w:cs="Calibri" w:eastAsia="Calibri" w:hAnsi="Calibri"/>
+                <w:b w:val="false"/>
+                <w:bCs w:val="false"/>
+                <w:i w:val="false"/>
+                <w:iCs w:val="false"/>
+                <w:sz w:val="18"/>
+                <w:szCs w:val="18"/>
+              </w:rPr>
+              <w:t xml:space="preserve">LightGBM</w:t>
+            </w:r>
+          </w:p>
+        </w:tc>
+        <w:tc>
+          <w:tcPr>
+            <w:tcW w:type="dxa" w:w="1480"/>
+            <w:gridSpan w:val="1"/>
+            <w:tcBorders>
+              <w:top w:val="none" w:color="FFFFFF" w:sz="0"/>
+              <w:left w:val="none" w:color="FFFFFF" w:sz="0"/>
+              <w:bottom w:val="none" w:color="FFFFFF" w:sz="0"/>
+              <w:right w:val="none" w:color="FFFFFF" w:sz="0"/>
+            </w:tcBorders>
+            <w:tcMar>
+              <w:top w:type="dxa" w:w="40"/>
+              <w:left w:type="dxa" w:w="70"/>
+              <w:bottom w:type="dxa" w:w="40"/>
+              <w:right w:type="dxa" w:w="70"/>
+            </w:tcMar>
+            <w:vAlign w:val="center"/>
+          </w:tcPr>
+          <w:p>
+            <w:pPr>
+              <w:spacing w:after="20" w:before="20" w:line="240"/>
+              <w:jc w:val="center"/>
+            </w:pPr>
+            <w:r>
+              <w:rPr>
+                <w:rFonts w:ascii="Calibri" w:cs="Calibri" w:eastAsia="Calibri" w:hAnsi="Calibri"/>
+                <w:b w:val="false"/>
+                <w:bCs w:val="false"/>
+                <w:i w:val="false"/>
+                <w:iCs w:val="false"/>
+                <w:sz w:val="18"/>
+                <w:szCs w:val="18"/>
+              </w:rPr>
+              <w:t xml:space="preserve">1.0000</w:t>
+            </w:r>
+          </w:p>
+        </w:tc>
+        <w:tc>
+          <w:tcPr>
+            <w:tcW w:type="dxa" w:w="1480"/>
+            <w:gridSpan w:val="1"/>
+            <w:tcBorders>
+              <w:top w:val="none" w:color="FFFFFF" w:sz="0"/>
+              <w:left w:val="none" w:color="FFFFFF" w:sz="0"/>
+              <w:bottom w:val="none" w:color="FFFFFF" w:sz="0"/>
+              <w:right w:val="none" w:color="FFFFFF" w:sz="0"/>
+            </w:tcBorders>
+            <w:tcMar>
+              <w:top w:type="dxa" w:w="40"/>
+              <w:left w:type="dxa" w:w="70"/>
+              <w:bottom w:type="dxa" w:w="40"/>
+              <w:right w:type="dxa" w:w="70"/>
+            </w:tcMar>
+            <w:vAlign w:val="center"/>
+          </w:tcPr>
+          <w:p>
+            <w:pPr>
+              <w:spacing w:after="20" w:before="20" w:line="240"/>
+              <w:jc w:val="center"/>
+            </w:pPr>
+            <w:r>
+              <w:rPr>
+                <w:rFonts w:ascii="Calibri" w:cs="Calibri" w:eastAsia="Calibri" w:hAnsi="Calibri"/>
+                <w:b w:val="false"/>
+                <w:bCs w:val="false"/>
+                <w:i w:val="false"/>
+                <w:iCs w:val="false"/>
+                <w:sz w:val="18"/>
+                <w:szCs w:val="18"/>
+              </w:rPr>
+              <w:t xml:space="preserve">1.0000</w:t>
+            </w:r>
+          </w:p>
+        </w:tc>
+        <w:tc>
+          <w:tcPr>
+            <w:tcW w:type="dxa" w:w="1480"/>
+            <w:gridSpan w:val="1"/>
+            <w:tcBorders>
+              <w:top w:val="none" w:color="FFFFFF" w:sz="0"/>
+              <w:left w:val="none" w:color="FFFFFF" w:sz="0"/>
+              <w:bottom w:val="none" w:color="FFFFFF" w:sz="0"/>
+              <w:right w:val="none" w:color="FFFFFF" w:sz="0"/>
+            </w:tcBorders>
+            <w:tcMar>
+              <w:top w:type="dxa" w:w="40"/>
+              <w:left w:type="dxa" w:w="70"/>
+              <w:bottom w:type="dxa" w:w="40"/>
+              <w:right w:type="dxa" w:w="70"/>
+            </w:tcMar>
+            <w:vAlign w:val="center"/>
+          </w:tcPr>
+          <w:p>
+            <w:pPr>
+              <w:spacing w:after="20" w:before="20" w:line="240"/>
+              <w:jc w:val="center"/>
+            </w:pPr>
+            <w:r>
+              <w:rPr>
+                <w:rFonts w:ascii="Calibri" w:cs="Calibri" w:eastAsia="Calibri" w:hAnsi="Calibri"/>
+                <w:b w:val="false"/>
+                <w:bCs w:val="false"/>
+                <w:i w:val="false"/>
+                <w:iCs w:val="false"/>
+                <w:sz w:val="18"/>
+                <w:szCs w:val="18"/>
+              </w:rPr>
+              <w:t xml:space="preserve">1.0000</w:t>
+            </w:r>
+          </w:p>
+        </w:tc>
+        <w:tc>
+          <w:tcPr>
+            <w:tcW w:type="dxa" w:w="1480"/>
+            <w:gridSpan w:val="1"/>
+            <w:tcBorders>
+              <w:top w:val="none" w:color="FFFFFF" w:sz="0"/>
+              <w:left w:val="none" w:color="FFFFFF" w:sz="0"/>
+              <w:bottom w:val="none" w:color="FFFFFF" w:sz="0"/>
+              <w:right w:val="none" w:color="FFFFFF" w:sz="0"/>
+            </w:tcBorders>
+            <w:tcMar>
+              <w:top w:type="dxa" w:w="40"/>
+              <w:left w:type="dxa" w:w="70"/>
+              <w:bottom w:type="dxa" w:w="40"/>
+              <w:right w:type="dxa" w:w="70"/>
+            </w:tcMar>
+            <w:vAlign w:val="center"/>
+          </w:tcPr>
+          <w:p>
+            <w:pPr>
+              <w:spacing w:after="20" w:before="20" w:line="240"/>
+              <w:jc w:val="center"/>
+            </w:pPr>
+            <w:r>
+              <w:rPr>
+                <w:rFonts w:ascii="Calibri" w:cs="Calibri" w:eastAsia="Calibri" w:hAnsi="Calibri"/>
+                <w:b w:val="false"/>
+                <w:bCs w:val="false"/>
+                <w:i w:val="false"/>
+                <w:iCs w:val="false"/>
+                <w:sz w:val="18"/>
+                <w:szCs w:val="18"/>
+              </w:rPr>
+              <w:t xml:space="preserve">—</w:t>
+            </w:r>
+          </w:p>
+        </w:tc>
+        <w:tc>
+          <w:tcPr>
+            <w:tcW w:type="dxa" w:w="1480"/>
+            <w:gridSpan w:val="1"/>
+            <w:tcBorders>
+              <w:top w:val="none" w:color="FFFFFF" w:sz="0"/>
+              <w:left w:val="none" w:color="FFFFFF" w:sz="0"/>
+              <w:bottom w:val="none" w:color="FFFFFF" w:sz="0"/>
+              <w:right w:val="none" w:color="FFFFFF" w:sz="0"/>
+            </w:tcBorders>
+            <w:tcMar>
+              <w:top w:type="dxa" w:w="40"/>
+              <w:left w:type="dxa" w:w="70"/>
+              <w:bottom w:type="dxa" w:w="40"/>
+              <w:right w:type="dxa" w:w="70"/>
+            </w:tcMar>
+            <w:vAlign w:val="center"/>
+          </w:tcPr>
+          <w:p>
+            <w:pPr>
+              <w:spacing w:after="20" w:before="20" w:line="240"/>
+              <w:jc w:val="center"/>
+            </w:pPr>
+            <w:r>
+              <w:rPr>
+                <w:rFonts w:ascii="Calibri" w:cs="Calibri" w:eastAsia="Calibri" w:hAnsi="Calibri"/>
+                <w:b w:val="false"/>
+                <w:bCs w:val="false"/>
+                <w:i w:val="false"/>
+                <w:iCs w:val="false"/>
+                <w:sz w:val="18"/>
+                <w:szCs w:val="18"/>
+              </w:rPr>
+              <w:t xml:space="preserve">—</w:t>
             </w:r>
           </w:p>
         </w:tc>
       </w:tr>
       <w:tr>
-        <w:trPr>
-          <w:tblHeader w:val="false"/>
-        </w:trPr>
-        <w:tc>
-          <w:tcPr>
-            <w:tcW w:type="dxa" w:w="1521"/>
+        <w:tc>
+          <w:tcPr>
+            <w:tcW w:type="dxa" w:w="940"/>
             <w:gridSpan w:val="1"/>
             <w:tcBorders>
               <w:top w:val="none" w:color="FFFFFF" w:sz="0"/>
@@ -18117,166 +18295,237 @@
                 <w:sz w:val="18"/>
                 <w:szCs w:val="18"/>
               </w:rPr>
-              <w:t xml:space="preserve">10 s</w:t>
-            </w:r>
-          </w:p>
-        </w:tc>
-        <w:tc>
-          <w:tcPr>
-            <w:tcW w:type="dxa" w:w="1766"/>
-            <w:gridSpan w:val="1"/>
-            <w:tcBorders>
-              <w:top w:val="none" w:color="FFFFFF" w:sz="0"/>
-              <w:left w:val="none" w:color="FFFFFF" w:sz="0"/>
-              <w:bottom w:val="none" w:color="FFFFFF" w:sz="0"/>
-              <w:right w:val="none" w:color="FFFFFF" w:sz="0"/>
-            </w:tcBorders>
-            <w:tcMar>
-              <w:top w:type="dxa" w:w="40"/>
-              <w:left w:type="dxa" w:w="70"/>
-              <w:bottom w:type="dxa" w:w="40"/>
-              <w:right w:type="dxa" w:w="70"/>
-            </w:tcMar>
-            <w:vAlign w:val="center"/>
-          </w:tcPr>
-          <w:p>
-            <w:pPr>
-              <w:spacing w:after="20" w:before="20" w:line="240"/>
-              <w:jc w:val="right"/>
-            </w:pPr>
-            <w:r>
-              <w:rPr>
-                <w:rFonts w:ascii="Calibri" w:cs="Calibri" w:eastAsia="Calibri" w:hAnsi="Calibri"/>
-                <w:b w:val="false"/>
-                <w:bCs w:val="false"/>
-                <w:i w:val="false"/>
-                <w:iCs w:val="false"/>
-                <w:sz w:val="18"/>
-                <w:szCs w:val="18"/>
-              </w:rPr>
-              <w:t xml:space="preserve">2.38</w:t>
-            </w:r>
-          </w:p>
-        </w:tc>
-        <w:tc>
-          <w:tcPr>
-            <w:tcW w:type="dxa" w:w="2117"/>
-            <w:gridSpan w:val="1"/>
-            <w:tcBorders>
-              <w:top w:val="none" w:color="FFFFFF" w:sz="0"/>
-              <w:left w:val="none" w:color="FFFFFF" w:sz="0"/>
-              <w:bottom w:val="none" w:color="FFFFFF" w:sz="0"/>
-              <w:right w:val="none" w:color="FFFFFF" w:sz="0"/>
-            </w:tcBorders>
-            <w:tcMar>
-              <w:top w:type="dxa" w:w="40"/>
-              <w:left w:type="dxa" w:w="70"/>
-              <w:bottom w:type="dxa" w:w="40"/>
-              <w:right w:type="dxa" w:w="70"/>
-            </w:tcMar>
-            <w:vAlign w:val="center"/>
-          </w:tcPr>
-          <w:p>
-            <w:pPr>
-              <w:spacing w:after="20" w:before="20" w:line="240"/>
-              <w:jc w:val="center"/>
-            </w:pPr>
-            <w:r>
-              <w:rPr>
-                <w:rFonts w:ascii="Calibri" w:cs="Calibri" w:eastAsia="Calibri" w:hAnsi="Calibri"/>
-                <w:b w:val="false"/>
-                <w:bCs w:val="false"/>
-                <w:i w:val="false"/>
-                <w:iCs w:val="false"/>
-                <w:sz w:val="18"/>
-                <w:szCs w:val="18"/>
-              </w:rPr>
-              <w:t xml:space="preserve">0.9458 ± 0.0766</w:t>
-            </w:r>
-          </w:p>
-        </w:tc>
-        <w:tc>
-          <w:tcPr>
-            <w:tcW w:type="dxa" w:w="2117"/>
-            <w:gridSpan w:val="1"/>
-            <w:tcBorders>
-              <w:top w:val="none" w:color="FFFFFF" w:sz="0"/>
-              <w:left w:val="none" w:color="FFFFFF" w:sz="0"/>
-              <w:bottom w:val="none" w:color="FFFFFF" w:sz="0"/>
-              <w:right w:val="none" w:color="FFFFFF" w:sz="0"/>
-            </w:tcBorders>
-            <w:tcMar>
-              <w:top w:type="dxa" w:w="40"/>
-              <w:left w:type="dxa" w:w="70"/>
-              <w:bottom w:type="dxa" w:w="40"/>
-              <w:right w:type="dxa" w:w="70"/>
-            </w:tcMar>
-            <w:vAlign w:val="center"/>
-          </w:tcPr>
-          <w:p>
-            <w:pPr>
-              <w:spacing w:after="20" w:before="20" w:line="240"/>
-              <w:jc w:val="center"/>
-            </w:pPr>
-            <w:r>
-              <w:rPr>
-                <w:rFonts w:ascii="Calibri" w:cs="Calibri" w:eastAsia="Calibri" w:hAnsi="Calibri"/>
-                <w:b w:val="false"/>
-                <w:bCs w:val="false"/>
-                <w:i w:val="false"/>
-                <w:iCs w:val="false"/>
-                <w:sz w:val="18"/>
-                <w:szCs w:val="18"/>
-              </w:rPr>
-              <w:t xml:space="preserve">1.0000 ± 0.0000</w:t>
-            </w:r>
-          </w:p>
-        </w:tc>
-        <w:tc>
-          <w:tcPr>
-            <w:tcW w:type="dxa" w:w="2117"/>
-            <w:gridSpan w:val="1"/>
-            <w:tcBorders>
-              <w:top w:val="none" w:color="FFFFFF" w:sz="0"/>
-              <w:left w:val="none" w:color="FFFFFF" w:sz="0"/>
-              <w:bottom w:val="none" w:color="FFFFFF" w:sz="0"/>
-              <w:right w:val="none" w:color="FFFFFF" w:sz="0"/>
-            </w:tcBorders>
-            <w:tcMar>
-              <w:top w:type="dxa" w:w="40"/>
-              <w:left w:type="dxa" w:w="70"/>
-              <w:bottom w:type="dxa" w:w="40"/>
-              <w:right w:type="dxa" w:w="70"/>
-            </w:tcMar>
-            <w:vAlign w:val="center"/>
-          </w:tcPr>
-          <w:p>
-            <w:pPr>
-              <w:spacing w:after="20" w:before="20" w:line="240"/>
-              <w:jc w:val="center"/>
-            </w:pPr>
-            <w:r>
-              <w:rPr>
-                <w:rFonts w:ascii="Calibri" w:cs="Calibri" w:eastAsia="Calibri" w:hAnsi="Calibri"/>
-                <w:b w:val="false"/>
-                <w:bCs w:val="false"/>
-                <w:i w:val="false"/>
-                <w:iCs w:val="false"/>
-                <w:sz w:val="18"/>
-                <w:szCs w:val="18"/>
-              </w:rPr>
-              <w:t xml:space="preserve">0.5120 ± 0.0021</w:t>
+              <w:t xml:space="preserve">5 s</w:t>
+            </w:r>
+          </w:p>
+        </w:tc>
+        <w:tc>
+          <w:tcPr>
+            <w:tcW w:type="dxa" w:w="1298"/>
+            <w:gridSpan w:val="1"/>
+            <w:tcBorders>
+              <w:top w:val="none" w:color="FFFFFF" w:sz="0"/>
+              <w:left w:val="none" w:color="FFFFFF" w:sz="0"/>
+              <w:bottom w:val="none" w:color="FFFFFF" w:sz="0"/>
+              <w:right w:val="none" w:color="FFFFFF" w:sz="0"/>
+            </w:tcBorders>
+            <w:tcMar>
+              <w:top w:type="dxa" w:w="40"/>
+              <w:left w:type="dxa" w:w="70"/>
+              <w:bottom w:type="dxa" w:w="40"/>
+              <w:right w:type="dxa" w:w="70"/>
+            </w:tcMar>
+            <w:vAlign w:val="center"/>
+          </w:tcPr>
+          <w:p>
+            <w:pPr>
+              <w:spacing w:after="20" w:before="20" w:line="240"/>
+              <w:jc w:val="center"/>
+            </w:pPr>
+            <w:r>
+              <w:rPr>
+                <w:rFonts w:ascii="Calibri" w:cs="Calibri" w:eastAsia="Calibri" w:hAnsi="Calibri"/>
+                <w:b w:val="false"/>
+                <w:bCs w:val="false"/>
+                <w:i w:val="false"/>
+                <w:iCs w:val="false"/>
+                <w:sz w:val="18"/>
+                <w:szCs w:val="18"/>
+              </w:rPr>
+              <w:t xml:space="preserve">XGBoost</w:t>
+            </w:r>
+          </w:p>
+        </w:tc>
+        <w:tc>
+          <w:tcPr>
+            <w:tcW w:type="dxa" w:w="1480"/>
+            <w:gridSpan w:val="1"/>
+            <w:tcBorders>
+              <w:top w:val="none" w:color="FFFFFF" w:sz="0"/>
+              <w:left w:val="none" w:color="FFFFFF" w:sz="0"/>
+              <w:bottom w:val="none" w:color="FFFFFF" w:sz="0"/>
+              <w:right w:val="none" w:color="FFFFFF" w:sz="0"/>
+            </w:tcBorders>
+            <w:tcMar>
+              <w:top w:type="dxa" w:w="40"/>
+              <w:left w:type="dxa" w:w="70"/>
+              <w:bottom w:type="dxa" w:w="40"/>
+              <w:right w:type="dxa" w:w="70"/>
+            </w:tcMar>
+            <w:vAlign w:val="center"/>
+          </w:tcPr>
+          <w:p>
+            <w:pPr>
+              <w:spacing w:after="20" w:before="20" w:line="240"/>
+              <w:jc w:val="center"/>
+            </w:pPr>
+            <w:r>
+              <w:rPr>
+                <w:rFonts w:ascii="Calibri" w:cs="Calibri" w:eastAsia="Calibri" w:hAnsi="Calibri"/>
+                <w:b w:val="false"/>
+                <w:bCs w:val="false"/>
+                <w:i w:val="false"/>
+                <w:iCs w:val="false"/>
+                <w:sz w:val="18"/>
+                <w:szCs w:val="18"/>
+              </w:rPr>
+              <w:t xml:space="preserve">1.0000</w:t>
+            </w:r>
+          </w:p>
+        </w:tc>
+        <w:tc>
+          <w:tcPr>
+            <w:tcW w:type="dxa" w:w="1480"/>
+            <w:gridSpan w:val="1"/>
+            <w:tcBorders>
+              <w:top w:val="none" w:color="FFFFFF" w:sz="0"/>
+              <w:left w:val="none" w:color="FFFFFF" w:sz="0"/>
+              <w:bottom w:val="none" w:color="FFFFFF" w:sz="0"/>
+              <w:right w:val="none" w:color="FFFFFF" w:sz="0"/>
+            </w:tcBorders>
+            <w:tcMar>
+              <w:top w:type="dxa" w:w="40"/>
+              <w:left w:type="dxa" w:w="70"/>
+              <w:bottom w:type="dxa" w:w="40"/>
+              <w:right w:type="dxa" w:w="70"/>
+            </w:tcMar>
+            <w:vAlign w:val="center"/>
+          </w:tcPr>
+          <w:p>
+            <w:pPr>
+              <w:spacing w:after="20" w:before="20" w:line="240"/>
+              <w:jc w:val="center"/>
+            </w:pPr>
+            <w:r>
+              <w:rPr>
+                <w:rFonts w:ascii="Calibri" w:cs="Calibri" w:eastAsia="Calibri" w:hAnsi="Calibri"/>
+                <w:b w:val="false"/>
+                <w:bCs w:val="false"/>
+                <w:i w:val="false"/>
+                <w:iCs w:val="false"/>
+                <w:sz w:val="18"/>
+                <w:szCs w:val="18"/>
+              </w:rPr>
+              <w:t xml:space="preserve">1.0000</w:t>
+            </w:r>
+          </w:p>
+        </w:tc>
+        <w:tc>
+          <w:tcPr>
+            <w:tcW w:type="dxa" w:w="1480"/>
+            <w:gridSpan w:val="1"/>
+            <w:tcBorders>
+              <w:top w:val="none" w:color="FFFFFF" w:sz="0"/>
+              <w:left w:val="none" w:color="FFFFFF" w:sz="0"/>
+              <w:bottom w:val="none" w:color="FFFFFF" w:sz="0"/>
+              <w:right w:val="none" w:color="FFFFFF" w:sz="0"/>
+            </w:tcBorders>
+            <w:tcMar>
+              <w:top w:type="dxa" w:w="40"/>
+              <w:left w:type="dxa" w:w="70"/>
+              <w:bottom w:type="dxa" w:w="40"/>
+              <w:right w:type="dxa" w:w="70"/>
+            </w:tcMar>
+            <w:vAlign w:val="center"/>
+          </w:tcPr>
+          <w:p>
+            <w:pPr>
+              <w:spacing w:after="20" w:before="20" w:line="240"/>
+              <w:jc w:val="center"/>
+            </w:pPr>
+            <w:r>
+              <w:rPr>
+                <w:rFonts w:ascii="Calibri" w:cs="Calibri" w:eastAsia="Calibri" w:hAnsi="Calibri"/>
+                <w:b w:val="false"/>
+                <w:bCs w:val="false"/>
+                <w:i w:val="false"/>
+                <w:iCs w:val="false"/>
+                <w:sz w:val="18"/>
+                <w:szCs w:val="18"/>
+              </w:rPr>
+              <w:t xml:space="preserve">1.0000</w:t>
+            </w:r>
+          </w:p>
+        </w:tc>
+        <w:tc>
+          <w:tcPr>
+            <w:tcW w:type="dxa" w:w="1480"/>
+            <w:gridSpan w:val="1"/>
+            <w:tcBorders>
+              <w:top w:val="none" w:color="FFFFFF" w:sz="0"/>
+              <w:left w:val="none" w:color="FFFFFF" w:sz="0"/>
+              <w:bottom w:val="none" w:color="FFFFFF" w:sz="0"/>
+              <w:right w:val="none" w:color="FFFFFF" w:sz="0"/>
+            </w:tcBorders>
+            <w:tcMar>
+              <w:top w:type="dxa" w:w="40"/>
+              <w:left w:type="dxa" w:w="70"/>
+              <w:bottom w:type="dxa" w:w="40"/>
+              <w:right w:type="dxa" w:w="70"/>
+            </w:tcMar>
+            <w:vAlign w:val="center"/>
+          </w:tcPr>
+          <w:p>
+            <w:pPr>
+              <w:spacing w:after="20" w:before="20" w:line="240"/>
+              <w:jc w:val="center"/>
+            </w:pPr>
+            <w:r>
+              <w:rPr>
+                <w:rFonts w:ascii="Calibri" w:cs="Calibri" w:eastAsia="Calibri" w:hAnsi="Calibri"/>
+                <w:b w:val="false"/>
+                <w:bCs w:val="false"/>
+                <w:i w:val="false"/>
+                <w:iCs w:val="false"/>
+                <w:sz w:val="18"/>
+                <w:szCs w:val="18"/>
+              </w:rPr>
+              <w:t xml:space="preserve">—</w:t>
+            </w:r>
+          </w:p>
+        </w:tc>
+        <w:tc>
+          <w:tcPr>
+            <w:tcW w:type="dxa" w:w="1480"/>
+            <w:gridSpan w:val="1"/>
+            <w:tcBorders>
+              <w:top w:val="none" w:color="FFFFFF" w:sz="0"/>
+              <w:left w:val="none" w:color="FFFFFF" w:sz="0"/>
+              <w:bottom w:val="none" w:color="FFFFFF" w:sz="0"/>
+              <w:right w:val="none" w:color="FFFFFF" w:sz="0"/>
+            </w:tcBorders>
+            <w:tcMar>
+              <w:top w:type="dxa" w:w="40"/>
+              <w:left w:type="dxa" w:w="70"/>
+              <w:bottom w:type="dxa" w:w="40"/>
+              <w:right w:type="dxa" w:w="70"/>
+            </w:tcMar>
+            <w:vAlign w:val="center"/>
+          </w:tcPr>
+          <w:p>
+            <w:pPr>
+              <w:spacing w:after="20" w:before="20" w:line="240"/>
+              <w:jc w:val="center"/>
+            </w:pPr>
+            <w:r>
+              <w:rPr>
+                <w:rFonts w:ascii="Calibri" w:cs="Calibri" w:eastAsia="Calibri" w:hAnsi="Calibri"/>
+                <w:b w:val="false"/>
+                <w:bCs w:val="false"/>
+                <w:i w:val="false"/>
+                <w:iCs w:val="false"/>
+                <w:sz w:val="18"/>
+                <w:szCs w:val="18"/>
+              </w:rPr>
+              <w:t xml:space="preserve">—</w:t>
             </w:r>
           </w:p>
         </w:tc>
       </w:tr>
       <w:tr>
-        <w:trPr>
-          <w:tblHeader w:val="false"/>
-        </w:trPr>
-        <w:tc>
-          <w:tcPr>
-            <w:tcW w:type="dxa" w:w="1521"/>
+        <w:tc>
+          <w:tcPr>
+            <w:tcW w:type="dxa" w:w="940"/>
             <w:gridSpan w:val="1"/>
             <w:tcBorders>
               <w:top w:val="none" w:color="FFFFFF" w:sz="0"/>
@@ -18307,166 +18556,2325 @@
                 <w:sz w:val="18"/>
                 <w:szCs w:val="18"/>
               </w:rPr>
-              <w:t xml:space="preserve">30 s</w:t>
-            </w:r>
-          </w:p>
-        </w:tc>
-        <w:tc>
-          <w:tcPr>
-            <w:tcW w:type="dxa" w:w="1766"/>
-            <w:gridSpan w:val="1"/>
-            <w:tcBorders>
-              <w:top w:val="none" w:color="FFFFFF" w:sz="0"/>
-              <w:left w:val="none" w:color="FFFFFF" w:sz="0"/>
-              <w:bottom w:val="none" w:color="FFFFFF" w:sz="0"/>
-              <w:right w:val="none" w:color="FFFFFF" w:sz="0"/>
-            </w:tcBorders>
-            <w:tcMar>
-              <w:top w:type="dxa" w:w="40"/>
-              <w:left w:type="dxa" w:w="70"/>
-              <w:bottom w:type="dxa" w:w="40"/>
-              <w:right w:type="dxa" w:w="70"/>
-            </w:tcMar>
-            <w:vAlign w:val="center"/>
-          </w:tcPr>
-          <w:p>
-            <w:pPr>
-              <w:spacing w:after="20" w:before="20" w:line="240"/>
-              <w:jc w:val="right"/>
-            </w:pPr>
-            <w:r>
-              <w:rPr>
-                <w:rFonts w:ascii="Calibri" w:cs="Calibri" w:eastAsia="Calibri" w:hAnsi="Calibri"/>
-                <w:b w:val="false"/>
-                <w:bCs w:val="false"/>
-                <w:i w:val="false"/>
-                <w:iCs w:val="false"/>
-                <w:sz w:val="18"/>
-                <w:szCs w:val="18"/>
-              </w:rPr>
-              <w:t xml:space="preserve">5.16</w:t>
-            </w:r>
-          </w:p>
-        </w:tc>
-        <w:tc>
-          <w:tcPr>
-            <w:tcW w:type="dxa" w:w="2117"/>
-            <w:gridSpan w:val="1"/>
-            <w:tcBorders>
-              <w:top w:val="none" w:color="FFFFFF" w:sz="0"/>
-              <w:left w:val="none" w:color="FFFFFF" w:sz="0"/>
-              <w:bottom w:val="none" w:color="FFFFFF" w:sz="0"/>
-              <w:right w:val="none" w:color="FFFFFF" w:sz="0"/>
-            </w:tcBorders>
-            <w:tcMar>
-              <w:top w:type="dxa" w:w="40"/>
-              <w:left w:type="dxa" w:w="70"/>
-              <w:bottom w:type="dxa" w:w="40"/>
-              <w:right w:type="dxa" w:w="70"/>
-            </w:tcMar>
-            <w:vAlign w:val="center"/>
-          </w:tcPr>
-          <w:p>
-            <w:pPr>
-              <w:spacing w:after="20" w:before="20" w:line="240"/>
-              <w:jc w:val="center"/>
-            </w:pPr>
-            <w:r>
-              <w:rPr>
-                <w:rFonts w:ascii="Calibri" w:cs="Calibri" w:eastAsia="Calibri" w:hAnsi="Calibri"/>
-                <w:b w:val="false"/>
-                <w:bCs w:val="false"/>
-                <w:i w:val="false"/>
-                <w:iCs w:val="false"/>
-                <w:sz w:val="18"/>
-                <w:szCs w:val="18"/>
-              </w:rPr>
-              <w:t xml:space="preserve">0.9999 ± 0.0000</w:t>
-            </w:r>
-          </w:p>
-        </w:tc>
-        <w:tc>
-          <w:tcPr>
-            <w:tcW w:type="dxa" w:w="2117"/>
-            <w:gridSpan w:val="1"/>
-            <w:tcBorders>
-              <w:top w:val="none" w:color="FFFFFF" w:sz="0"/>
-              <w:left w:val="none" w:color="FFFFFF" w:sz="0"/>
-              <w:bottom w:val="none" w:color="FFFFFF" w:sz="0"/>
-              <w:right w:val="none" w:color="FFFFFF" w:sz="0"/>
-            </w:tcBorders>
-            <w:tcMar>
-              <w:top w:type="dxa" w:w="40"/>
-              <w:left w:type="dxa" w:w="70"/>
-              <w:bottom w:type="dxa" w:w="40"/>
-              <w:right w:type="dxa" w:w="70"/>
-            </w:tcMar>
-            <w:vAlign w:val="center"/>
-          </w:tcPr>
-          <w:p>
-            <w:pPr>
-              <w:spacing w:after="20" w:before="20" w:line="240"/>
-              <w:jc w:val="center"/>
-            </w:pPr>
-            <w:r>
-              <w:rPr>
-                <w:rFonts w:ascii="Calibri" w:cs="Calibri" w:eastAsia="Calibri" w:hAnsi="Calibri"/>
-                <w:b w:val="false"/>
-                <w:bCs w:val="false"/>
-                <w:i w:val="false"/>
-                <w:iCs w:val="false"/>
-                <w:sz w:val="18"/>
-                <w:szCs w:val="18"/>
-              </w:rPr>
-              <w:t xml:space="preserve">0.9999 ± 0.0000</w:t>
-            </w:r>
-          </w:p>
-        </w:tc>
-        <w:tc>
-          <w:tcPr>
-            <w:tcW w:type="dxa" w:w="2117"/>
-            <w:gridSpan w:val="1"/>
-            <w:tcBorders>
-              <w:top w:val="none" w:color="FFFFFF" w:sz="0"/>
-              <w:left w:val="none" w:color="FFFFFF" w:sz="0"/>
-              <w:bottom w:val="none" w:color="FFFFFF" w:sz="0"/>
-              <w:right w:val="none" w:color="FFFFFF" w:sz="0"/>
-            </w:tcBorders>
-            <w:tcMar>
-              <w:top w:type="dxa" w:w="40"/>
-              <w:left w:type="dxa" w:w="70"/>
-              <w:bottom w:type="dxa" w:w="40"/>
-              <w:right w:type="dxa" w:w="70"/>
-            </w:tcMar>
-            <w:vAlign w:val="center"/>
-          </w:tcPr>
-          <w:p>
-            <w:pPr>
-              <w:spacing w:after="20" w:before="20" w:line="240"/>
-              <w:jc w:val="center"/>
-            </w:pPr>
-            <w:r>
-              <w:rPr>
-                <w:rFonts w:ascii="Calibri" w:cs="Calibri" w:eastAsia="Calibri" w:hAnsi="Calibri"/>
-                <w:b w:val="false"/>
-                <w:bCs w:val="false"/>
-                <w:i w:val="false"/>
-                <w:iCs w:val="false"/>
-                <w:sz w:val="18"/>
-                <w:szCs w:val="18"/>
-              </w:rPr>
-              <w:t xml:space="preserve">0.8478 ± 0.0034</w:t>
+              <w:t xml:space="preserve">5 s</w:t>
+            </w:r>
+          </w:p>
+        </w:tc>
+        <w:tc>
+          <w:tcPr>
+            <w:tcW w:type="dxa" w:w="1298"/>
+            <w:gridSpan w:val="1"/>
+            <w:tcBorders>
+              <w:top w:val="none" w:color="FFFFFF" w:sz="0"/>
+              <w:left w:val="none" w:color="FFFFFF" w:sz="0"/>
+              <w:bottom w:val="none" w:color="FFFFFF" w:sz="0"/>
+              <w:right w:val="none" w:color="FFFFFF" w:sz="0"/>
+            </w:tcBorders>
+            <w:tcMar>
+              <w:top w:type="dxa" w:w="40"/>
+              <w:left w:type="dxa" w:w="70"/>
+              <w:bottom w:type="dxa" w:w="40"/>
+              <w:right w:type="dxa" w:w="70"/>
+            </w:tcMar>
+            <w:vAlign w:val="center"/>
+          </w:tcPr>
+          <w:p>
+            <w:pPr>
+              <w:spacing w:after="20" w:before="20" w:line="240"/>
+              <w:jc w:val="center"/>
+            </w:pPr>
+            <w:r>
+              <w:rPr>
+                <w:rFonts w:ascii="Calibri" w:cs="Calibri" w:eastAsia="Calibri" w:hAnsi="Calibri"/>
+                <w:b w:val="false"/>
+                <w:bCs w:val="false"/>
+                <w:i w:val="false"/>
+                <w:iCs w:val="false"/>
+                <w:sz w:val="18"/>
+                <w:szCs w:val="18"/>
+              </w:rPr>
+              <w:t xml:space="preserve">DNN</w:t>
+            </w:r>
+          </w:p>
+        </w:tc>
+        <w:tc>
+          <w:tcPr>
+            <w:tcW w:type="dxa" w:w="1480"/>
+            <w:gridSpan w:val="1"/>
+            <w:tcBorders>
+              <w:top w:val="none" w:color="FFFFFF" w:sz="0"/>
+              <w:left w:val="none" w:color="FFFFFF" w:sz="0"/>
+              <w:bottom w:val="none" w:color="FFFFFF" w:sz="0"/>
+              <w:right w:val="none" w:color="FFFFFF" w:sz="0"/>
+            </w:tcBorders>
+            <w:tcMar>
+              <w:top w:type="dxa" w:w="40"/>
+              <w:left w:type="dxa" w:w="70"/>
+              <w:bottom w:type="dxa" w:w="40"/>
+              <w:right w:type="dxa" w:w="70"/>
+            </w:tcMar>
+            <w:vAlign w:val="center"/>
+          </w:tcPr>
+          <w:p>
+            <w:pPr>
+              <w:spacing w:after="20" w:before="20" w:line="240"/>
+              <w:jc w:val="center"/>
+            </w:pPr>
+            <w:r>
+              <w:rPr>
+                <w:rFonts w:ascii="Calibri" w:cs="Calibri" w:eastAsia="Calibri" w:hAnsi="Calibri"/>
+                <w:b w:val="false"/>
+                <w:bCs w:val="false"/>
+                <w:i w:val="false"/>
+                <w:iCs w:val="false"/>
+                <w:sz w:val="18"/>
+                <w:szCs w:val="18"/>
+              </w:rPr>
+              <w:t xml:space="preserve">0.5121</w:t>
+            </w:r>
+          </w:p>
+        </w:tc>
+        <w:tc>
+          <w:tcPr>
+            <w:tcW w:type="dxa" w:w="1480"/>
+            <w:gridSpan w:val="1"/>
+            <w:tcBorders>
+              <w:top w:val="none" w:color="FFFFFF" w:sz="0"/>
+              <w:left w:val="none" w:color="FFFFFF" w:sz="0"/>
+              <w:bottom w:val="none" w:color="FFFFFF" w:sz="0"/>
+              <w:right w:val="none" w:color="FFFFFF" w:sz="0"/>
+            </w:tcBorders>
+            <w:tcMar>
+              <w:top w:type="dxa" w:w="40"/>
+              <w:left w:type="dxa" w:w="70"/>
+              <w:bottom w:type="dxa" w:w="40"/>
+              <w:right w:type="dxa" w:w="70"/>
+            </w:tcMar>
+            <w:vAlign w:val="center"/>
+          </w:tcPr>
+          <w:p>
+            <w:pPr>
+              <w:spacing w:after="20" w:before="20" w:line="240"/>
+              <w:jc w:val="center"/>
+            </w:pPr>
+            <w:r>
+              <w:rPr>
+                <w:rFonts w:ascii="Calibri" w:cs="Calibri" w:eastAsia="Calibri" w:hAnsi="Calibri"/>
+                <w:b w:val="false"/>
+                <w:bCs w:val="false"/>
+                <w:i w:val="false"/>
+                <w:iCs w:val="false"/>
+                <w:sz w:val="18"/>
+                <w:szCs w:val="18"/>
+              </w:rPr>
+              <w:t xml:space="preserve">0.5563</w:t>
+            </w:r>
+          </w:p>
+        </w:tc>
+        <w:tc>
+          <w:tcPr>
+            <w:tcW w:type="dxa" w:w="1480"/>
+            <w:gridSpan w:val="1"/>
+            <w:tcBorders>
+              <w:top w:val="none" w:color="FFFFFF" w:sz="0"/>
+              <w:left w:val="none" w:color="FFFFFF" w:sz="0"/>
+              <w:bottom w:val="none" w:color="FFFFFF" w:sz="0"/>
+              <w:right w:val="none" w:color="FFFFFF" w:sz="0"/>
+            </w:tcBorders>
+            <w:tcMar>
+              <w:top w:type="dxa" w:w="40"/>
+              <w:left w:type="dxa" w:w="70"/>
+              <w:bottom w:type="dxa" w:w="40"/>
+              <w:right w:type="dxa" w:w="70"/>
+            </w:tcMar>
+            <w:vAlign w:val="center"/>
+          </w:tcPr>
+          <w:p>
+            <w:pPr>
+              <w:spacing w:after="20" w:before="20" w:line="240"/>
+              <w:jc w:val="center"/>
+            </w:pPr>
+            <w:r>
+              <w:rPr>
+                <w:rFonts w:ascii="Calibri" w:cs="Calibri" w:eastAsia="Calibri" w:hAnsi="Calibri"/>
+                <w:b w:val="false"/>
+                <w:bCs w:val="false"/>
+                <w:i w:val="false"/>
+                <w:iCs w:val="false"/>
+                <w:sz w:val="18"/>
+                <w:szCs w:val="18"/>
+              </w:rPr>
+              <w:t xml:space="preserve">0.5190</w:t>
+            </w:r>
+          </w:p>
+        </w:tc>
+        <w:tc>
+          <w:tcPr>
+            <w:tcW w:type="dxa" w:w="1480"/>
+            <w:gridSpan w:val="1"/>
+            <w:tcBorders>
+              <w:top w:val="none" w:color="FFFFFF" w:sz="0"/>
+              <w:left w:val="none" w:color="FFFFFF" w:sz="0"/>
+              <w:bottom w:val="none" w:color="FFFFFF" w:sz="0"/>
+              <w:right w:val="none" w:color="FFFFFF" w:sz="0"/>
+            </w:tcBorders>
+            <w:tcMar>
+              <w:top w:type="dxa" w:w="40"/>
+              <w:left w:type="dxa" w:w="70"/>
+              <w:bottom w:type="dxa" w:w="40"/>
+              <w:right w:type="dxa" w:w="70"/>
+            </w:tcMar>
+            <w:vAlign w:val="center"/>
+          </w:tcPr>
+          <w:p>
+            <w:pPr>
+              <w:spacing w:after="20" w:before="20" w:line="240"/>
+              <w:jc w:val="center"/>
+            </w:pPr>
+            <w:r>
+              <w:rPr>
+                <w:rFonts w:ascii="Calibri" w:cs="Calibri" w:eastAsia="Calibri" w:hAnsi="Calibri"/>
+                <w:b w:val="false"/>
+                <w:bCs w:val="false"/>
+                <w:i w:val="false"/>
+                <w:iCs w:val="false"/>
+                <w:sz w:val="18"/>
+                <w:szCs w:val="18"/>
+              </w:rPr>
+              <w:t xml:space="preserve">—</w:t>
+            </w:r>
+          </w:p>
+        </w:tc>
+        <w:tc>
+          <w:tcPr>
+            <w:tcW w:type="dxa" w:w="1480"/>
+            <w:gridSpan w:val="1"/>
+            <w:tcBorders>
+              <w:top w:val="none" w:color="FFFFFF" w:sz="0"/>
+              <w:left w:val="none" w:color="FFFFFF" w:sz="0"/>
+              <w:bottom w:val="none" w:color="FFFFFF" w:sz="0"/>
+              <w:right w:val="none" w:color="FFFFFF" w:sz="0"/>
+            </w:tcBorders>
+            <w:tcMar>
+              <w:top w:type="dxa" w:w="40"/>
+              <w:left w:type="dxa" w:w="70"/>
+              <w:bottom w:type="dxa" w:w="40"/>
+              <w:right w:type="dxa" w:w="70"/>
+            </w:tcMar>
+            <w:vAlign w:val="center"/>
+          </w:tcPr>
+          <w:p>
+            <w:pPr>
+              <w:spacing w:after="20" w:before="20" w:line="240"/>
+              <w:jc w:val="center"/>
+            </w:pPr>
+            <w:r>
+              <w:rPr>
+                <w:rFonts w:ascii="Calibri" w:cs="Calibri" w:eastAsia="Calibri" w:hAnsi="Calibri"/>
+                <w:b w:val="false"/>
+                <w:bCs w:val="false"/>
+                <w:i w:val="false"/>
+                <w:iCs w:val="false"/>
+                <w:sz w:val="18"/>
+                <w:szCs w:val="18"/>
+              </w:rPr>
+              <w:t xml:space="preserve">—</w:t>
             </w:r>
           </w:p>
         </w:tc>
       </w:tr>
       <w:tr>
-        <w:trPr>
-          <w:tblHeader w:val="false"/>
-        </w:trPr>
-        <w:tc>
-          <w:tcPr>
-            <w:tcW w:type="dxa" w:w="1521"/>
+        <w:tc>
+          <w:tcPr>
+            <w:tcW w:type="dxa" w:w="940"/>
+            <w:gridSpan w:val="1"/>
+            <w:tcBorders>
+              <w:top w:val="none" w:color="FFFFFF" w:sz="0"/>
+              <w:left w:val="none" w:color="FFFFFF" w:sz="0"/>
+              <w:bottom w:val="none" w:color="FFFFFF" w:sz="0"/>
+              <w:right w:val="none" w:color="FFFFFF" w:sz="0"/>
+            </w:tcBorders>
+            <w:tcMar>
+              <w:top w:type="dxa" w:w="40"/>
+              <w:left w:type="dxa" w:w="70"/>
+              <w:bottom w:type="dxa" w:w="40"/>
+              <w:right w:type="dxa" w:w="70"/>
+            </w:tcMar>
+            <w:vAlign w:val="center"/>
+          </w:tcPr>
+          <w:p>
+            <w:pPr>
+              <w:spacing w:after="20" w:before="20" w:line="240"/>
+              <w:jc w:val="left"/>
+            </w:pPr>
+            <w:r>
+              <w:rPr>
+                <w:rFonts w:ascii="Calibri" w:cs="Calibri" w:eastAsia="Calibri" w:hAnsi="Calibri"/>
+                <w:b w:val="false"/>
+                <w:bCs w:val="false"/>
+                <w:i w:val="false"/>
+                <w:iCs w:val="false"/>
+                <w:sz w:val="18"/>
+                <w:szCs w:val="18"/>
+              </w:rPr>
+              <w:t xml:space="preserve">10 s</w:t>
+            </w:r>
+          </w:p>
+        </w:tc>
+        <w:tc>
+          <w:tcPr>
+            <w:tcW w:type="dxa" w:w="1298"/>
+            <w:gridSpan w:val="1"/>
+            <w:tcBorders>
+              <w:top w:val="none" w:color="FFFFFF" w:sz="0"/>
+              <w:left w:val="none" w:color="FFFFFF" w:sz="0"/>
+              <w:bottom w:val="none" w:color="FFFFFF" w:sz="0"/>
+              <w:right w:val="none" w:color="FFFFFF" w:sz="0"/>
+            </w:tcBorders>
+            <w:tcMar>
+              <w:top w:type="dxa" w:w="40"/>
+              <w:left w:type="dxa" w:w="70"/>
+              <w:bottom w:type="dxa" w:w="40"/>
+              <w:right w:type="dxa" w:w="70"/>
+            </w:tcMar>
+            <w:vAlign w:val="center"/>
+          </w:tcPr>
+          <w:p>
+            <w:pPr>
+              <w:spacing w:after="20" w:before="20" w:line="240"/>
+              <w:jc w:val="center"/>
+            </w:pPr>
+            <w:r>
+              <w:rPr>
+                <w:rFonts w:ascii="Calibri" w:cs="Calibri" w:eastAsia="Calibri" w:hAnsi="Calibri"/>
+                <w:b w:val="false"/>
+                <w:bCs w:val="false"/>
+                <w:i w:val="false"/>
+                <w:iCs w:val="false"/>
+                <w:sz w:val="18"/>
+                <w:szCs w:val="18"/>
+              </w:rPr>
+              <w:t xml:space="preserve">LightGBM</w:t>
+            </w:r>
+          </w:p>
+        </w:tc>
+        <w:tc>
+          <w:tcPr>
+            <w:tcW w:type="dxa" w:w="1480"/>
+            <w:gridSpan w:val="1"/>
+            <w:tcBorders>
+              <w:top w:val="none" w:color="FFFFFF" w:sz="0"/>
+              <w:left w:val="none" w:color="FFFFFF" w:sz="0"/>
+              <w:bottom w:val="none" w:color="FFFFFF" w:sz="0"/>
+              <w:right w:val="none" w:color="FFFFFF" w:sz="0"/>
+            </w:tcBorders>
+            <w:tcMar>
+              <w:top w:type="dxa" w:w="40"/>
+              <w:left w:type="dxa" w:w="70"/>
+              <w:bottom w:type="dxa" w:w="40"/>
+              <w:right w:type="dxa" w:w="70"/>
+            </w:tcMar>
+            <w:vAlign w:val="center"/>
+          </w:tcPr>
+          <w:p>
+            <w:pPr>
+              <w:spacing w:after="20" w:before="20" w:line="240"/>
+              <w:jc w:val="center"/>
+            </w:pPr>
+            <w:r>
+              <w:rPr>
+                <w:rFonts w:ascii="Calibri" w:cs="Calibri" w:eastAsia="Calibri" w:hAnsi="Calibri"/>
+                <w:b w:val="false"/>
+                <w:bCs w:val="false"/>
+                <w:i w:val="false"/>
+                <w:iCs w:val="false"/>
+                <w:sz w:val="18"/>
+                <w:szCs w:val="18"/>
+              </w:rPr>
+              <w:t xml:space="preserve">0.9999</w:t>
+            </w:r>
+          </w:p>
+        </w:tc>
+        <w:tc>
+          <w:tcPr>
+            <w:tcW w:type="dxa" w:w="1480"/>
+            <w:gridSpan w:val="1"/>
+            <w:tcBorders>
+              <w:top w:val="none" w:color="FFFFFF" w:sz="0"/>
+              <w:left w:val="none" w:color="FFFFFF" w:sz="0"/>
+              <w:bottom w:val="none" w:color="FFFFFF" w:sz="0"/>
+              <w:right w:val="none" w:color="FFFFFF" w:sz="0"/>
+            </w:tcBorders>
+            <w:tcMar>
+              <w:top w:type="dxa" w:w="40"/>
+              <w:left w:type="dxa" w:w="70"/>
+              <w:bottom w:type="dxa" w:w="40"/>
+              <w:right w:type="dxa" w:w="70"/>
+            </w:tcMar>
+            <w:vAlign w:val="center"/>
+          </w:tcPr>
+          <w:p>
+            <w:pPr>
+              <w:spacing w:after="20" w:before="20" w:line="240"/>
+              <w:jc w:val="center"/>
+            </w:pPr>
+            <w:r>
+              <w:rPr>
+                <w:rFonts w:ascii="Calibri" w:cs="Calibri" w:eastAsia="Calibri" w:hAnsi="Calibri"/>
+                <w:b w:val="false"/>
+                <w:bCs w:val="false"/>
+                <w:i w:val="false"/>
+                <w:iCs w:val="false"/>
+                <w:sz w:val="18"/>
+                <w:szCs w:val="18"/>
+              </w:rPr>
+              <w:t xml:space="preserve">1.0000</w:t>
+            </w:r>
+          </w:p>
+        </w:tc>
+        <w:tc>
+          <w:tcPr>
+            <w:tcW w:type="dxa" w:w="1480"/>
+            <w:gridSpan w:val="1"/>
+            <w:tcBorders>
+              <w:top w:val="none" w:color="FFFFFF" w:sz="0"/>
+              <w:left w:val="none" w:color="FFFFFF" w:sz="0"/>
+              <w:bottom w:val="none" w:color="FFFFFF" w:sz="0"/>
+              <w:right w:val="none" w:color="FFFFFF" w:sz="0"/>
+            </w:tcBorders>
+            <w:tcMar>
+              <w:top w:type="dxa" w:w="40"/>
+              <w:left w:type="dxa" w:w="70"/>
+              <w:bottom w:type="dxa" w:w="40"/>
+              <w:right w:type="dxa" w:w="70"/>
+            </w:tcMar>
+            <w:vAlign w:val="center"/>
+          </w:tcPr>
+          <w:p>
+            <w:pPr>
+              <w:spacing w:after="20" w:before="20" w:line="240"/>
+              <w:jc w:val="center"/>
+            </w:pPr>
+            <w:r>
+              <w:rPr>
+                <w:rFonts w:ascii="Calibri" w:cs="Calibri" w:eastAsia="Calibri" w:hAnsi="Calibri"/>
+                <w:b w:val="false"/>
+                <w:bCs w:val="false"/>
+                <w:i w:val="false"/>
+                <w:iCs w:val="false"/>
+                <w:sz w:val="18"/>
+                <w:szCs w:val="18"/>
+              </w:rPr>
+              <w:t xml:space="preserve">0.8374</w:t>
+            </w:r>
+          </w:p>
+        </w:tc>
+        <w:tc>
+          <w:tcPr>
+            <w:tcW w:type="dxa" w:w="1480"/>
+            <w:gridSpan w:val="1"/>
+            <w:tcBorders>
+              <w:top w:val="none" w:color="FFFFFF" w:sz="0"/>
+              <w:left w:val="none" w:color="FFFFFF" w:sz="0"/>
+              <w:bottom w:val="none" w:color="FFFFFF" w:sz="0"/>
+              <w:right w:val="none" w:color="FFFFFF" w:sz="0"/>
+            </w:tcBorders>
+            <w:tcMar>
+              <w:top w:type="dxa" w:w="40"/>
+              <w:left w:type="dxa" w:w="70"/>
+              <w:bottom w:type="dxa" w:w="40"/>
+              <w:right w:type="dxa" w:w="70"/>
+            </w:tcMar>
+            <w:vAlign w:val="center"/>
+          </w:tcPr>
+          <w:p>
+            <w:pPr>
+              <w:spacing w:after="20" w:before="20" w:line="240"/>
+              <w:jc w:val="center"/>
+            </w:pPr>
+            <w:r>
+              <w:rPr>
+                <w:rFonts w:ascii="Calibri" w:cs="Calibri" w:eastAsia="Calibri" w:hAnsi="Calibri"/>
+                <w:b w:val="false"/>
+                <w:bCs w:val="false"/>
+                <w:i w:val="false"/>
+                <w:iCs w:val="false"/>
+                <w:sz w:val="18"/>
+                <w:szCs w:val="18"/>
+              </w:rPr>
+              <w:t xml:space="preserve">—</w:t>
+            </w:r>
+          </w:p>
+        </w:tc>
+        <w:tc>
+          <w:tcPr>
+            <w:tcW w:type="dxa" w:w="1480"/>
+            <w:gridSpan w:val="1"/>
+            <w:tcBorders>
+              <w:top w:val="none" w:color="FFFFFF" w:sz="0"/>
+              <w:left w:val="none" w:color="FFFFFF" w:sz="0"/>
+              <w:bottom w:val="none" w:color="FFFFFF" w:sz="0"/>
+              <w:right w:val="none" w:color="FFFFFF" w:sz="0"/>
+            </w:tcBorders>
+            <w:tcMar>
+              <w:top w:type="dxa" w:w="40"/>
+              <w:left w:type="dxa" w:w="70"/>
+              <w:bottom w:type="dxa" w:w="40"/>
+              <w:right w:type="dxa" w:w="70"/>
+            </w:tcMar>
+            <w:vAlign w:val="center"/>
+          </w:tcPr>
+          <w:p>
+            <w:pPr>
+              <w:spacing w:after="20" w:before="20" w:line="240"/>
+              <w:jc w:val="center"/>
+            </w:pPr>
+            <w:r>
+              <w:rPr>
+                <w:rFonts w:ascii="Calibri" w:cs="Calibri" w:eastAsia="Calibri" w:hAnsi="Calibri"/>
+                <w:b w:val="false"/>
+                <w:bCs w:val="false"/>
+                <w:i w:val="false"/>
+                <w:iCs w:val="false"/>
+                <w:sz w:val="18"/>
+                <w:szCs w:val="18"/>
+              </w:rPr>
+              <w:t xml:space="preserve">—</w:t>
+            </w:r>
+          </w:p>
+        </w:tc>
+      </w:tr>
+      <w:tr>
+        <w:tc>
+          <w:tcPr>
+            <w:tcW w:type="dxa" w:w="940"/>
+            <w:gridSpan w:val="1"/>
+            <w:tcBorders>
+              <w:top w:val="none" w:color="FFFFFF" w:sz="0"/>
+              <w:left w:val="none" w:color="FFFFFF" w:sz="0"/>
+              <w:bottom w:val="none" w:color="FFFFFF" w:sz="0"/>
+              <w:right w:val="none" w:color="FFFFFF" w:sz="0"/>
+            </w:tcBorders>
+            <w:tcMar>
+              <w:top w:type="dxa" w:w="40"/>
+              <w:left w:type="dxa" w:w="70"/>
+              <w:bottom w:type="dxa" w:w="40"/>
+              <w:right w:type="dxa" w:w="70"/>
+            </w:tcMar>
+            <w:vAlign w:val="center"/>
+          </w:tcPr>
+          <w:p>
+            <w:pPr>
+              <w:spacing w:after="20" w:before="20" w:line="240"/>
+              <w:jc w:val="left"/>
+            </w:pPr>
+            <w:r>
+              <w:rPr>
+                <w:rFonts w:ascii="Calibri" w:cs="Calibri" w:eastAsia="Calibri" w:hAnsi="Calibri"/>
+                <w:b w:val="false"/>
+                <w:bCs w:val="false"/>
+                <w:i w:val="false"/>
+                <w:iCs w:val="false"/>
+                <w:sz w:val="18"/>
+                <w:szCs w:val="18"/>
+              </w:rPr>
+              <w:t xml:space="preserve">10 s</w:t>
+            </w:r>
+          </w:p>
+        </w:tc>
+        <w:tc>
+          <w:tcPr>
+            <w:tcW w:type="dxa" w:w="1298"/>
+            <w:gridSpan w:val="1"/>
+            <w:tcBorders>
+              <w:top w:val="none" w:color="FFFFFF" w:sz="0"/>
+              <w:left w:val="none" w:color="FFFFFF" w:sz="0"/>
+              <w:bottom w:val="none" w:color="FFFFFF" w:sz="0"/>
+              <w:right w:val="none" w:color="FFFFFF" w:sz="0"/>
+            </w:tcBorders>
+            <w:tcMar>
+              <w:top w:type="dxa" w:w="40"/>
+              <w:left w:type="dxa" w:w="70"/>
+              <w:bottom w:type="dxa" w:w="40"/>
+              <w:right w:type="dxa" w:w="70"/>
+            </w:tcMar>
+            <w:vAlign w:val="center"/>
+          </w:tcPr>
+          <w:p>
+            <w:pPr>
+              <w:spacing w:after="20" w:before="20" w:line="240"/>
+              <w:jc w:val="center"/>
+            </w:pPr>
+            <w:r>
+              <w:rPr>
+                <w:rFonts w:ascii="Calibri" w:cs="Calibri" w:eastAsia="Calibri" w:hAnsi="Calibri"/>
+                <w:b w:val="false"/>
+                <w:bCs w:val="false"/>
+                <w:i w:val="false"/>
+                <w:iCs w:val="false"/>
+                <w:sz w:val="18"/>
+                <w:szCs w:val="18"/>
+              </w:rPr>
+              <w:t xml:space="preserve">XGBoost</w:t>
+            </w:r>
+          </w:p>
+        </w:tc>
+        <w:tc>
+          <w:tcPr>
+            <w:tcW w:type="dxa" w:w="1480"/>
+            <w:gridSpan w:val="1"/>
+            <w:tcBorders>
+              <w:top w:val="none" w:color="FFFFFF" w:sz="0"/>
+              <w:left w:val="none" w:color="FFFFFF" w:sz="0"/>
+              <w:bottom w:val="none" w:color="FFFFFF" w:sz="0"/>
+              <w:right w:val="none" w:color="FFFFFF" w:sz="0"/>
+            </w:tcBorders>
+            <w:tcMar>
+              <w:top w:type="dxa" w:w="40"/>
+              <w:left w:type="dxa" w:w="70"/>
+              <w:bottom w:type="dxa" w:w="40"/>
+              <w:right w:type="dxa" w:w="70"/>
+            </w:tcMar>
+            <w:vAlign w:val="center"/>
+          </w:tcPr>
+          <w:p>
+            <w:pPr>
+              <w:spacing w:after="20" w:before="20" w:line="240"/>
+              <w:jc w:val="center"/>
+            </w:pPr>
+            <w:r>
+              <w:rPr>
+                <w:rFonts w:ascii="Calibri" w:cs="Calibri" w:eastAsia="Calibri" w:hAnsi="Calibri"/>
+                <w:b w:val="false"/>
+                <w:bCs w:val="false"/>
+                <w:i w:val="false"/>
+                <w:iCs w:val="false"/>
+                <w:sz w:val="18"/>
+                <w:szCs w:val="18"/>
+              </w:rPr>
+              <w:t xml:space="preserve">1.0000</w:t>
+            </w:r>
+          </w:p>
+        </w:tc>
+        <w:tc>
+          <w:tcPr>
+            <w:tcW w:type="dxa" w:w="1480"/>
+            <w:gridSpan w:val="1"/>
+            <w:tcBorders>
+              <w:top w:val="none" w:color="FFFFFF" w:sz="0"/>
+              <w:left w:val="none" w:color="FFFFFF" w:sz="0"/>
+              <w:bottom w:val="none" w:color="FFFFFF" w:sz="0"/>
+              <w:right w:val="none" w:color="FFFFFF" w:sz="0"/>
+            </w:tcBorders>
+            <w:tcMar>
+              <w:top w:type="dxa" w:w="40"/>
+              <w:left w:type="dxa" w:w="70"/>
+              <w:bottom w:type="dxa" w:w="40"/>
+              <w:right w:type="dxa" w:w="70"/>
+            </w:tcMar>
+            <w:vAlign w:val="center"/>
+          </w:tcPr>
+          <w:p>
+            <w:pPr>
+              <w:spacing w:after="20" w:before="20" w:line="240"/>
+              <w:jc w:val="center"/>
+            </w:pPr>
+            <w:r>
+              <w:rPr>
+                <w:rFonts w:ascii="Calibri" w:cs="Calibri" w:eastAsia="Calibri" w:hAnsi="Calibri"/>
+                <w:b w:val="false"/>
+                <w:bCs w:val="false"/>
+                <w:i w:val="false"/>
+                <w:iCs w:val="false"/>
+                <w:sz w:val="18"/>
+                <w:szCs w:val="18"/>
+              </w:rPr>
+              <w:t xml:space="preserve">1.0000</w:t>
+            </w:r>
+          </w:p>
+        </w:tc>
+        <w:tc>
+          <w:tcPr>
+            <w:tcW w:type="dxa" w:w="1480"/>
+            <w:gridSpan w:val="1"/>
+            <w:tcBorders>
+              <w:top w:val="none" w:color="FFFFFF" w:sz="0"/>
+              <w:left w:val="none" w:color="FFFFFF" w:sz="0"/>
+              <w:bottom w:val="none" w:color="FFFFFF" w:sz="0"/>
+              <w:right w:val="none" w:color="FFFFFF" w:sz="0"/>
+            </w:tcBorders>
+            <w:tcMar>
+              <w:top w:type="dxa" w:w="40"/>
+              <w:left w:type="dxa" w:w="70"/>
+              <w:bottom w:type="dxa" w:w="40"/>
+              <w:right w:type="dxa" w:w="70"/>
+            </w:tcMar>
+            <w:vAlign w:val="center"/>
+          </w:tcPr>
+          <w:p>
+            <w:pPr>
+              <w:spacing w:after="20" w:before="20" w:line="240"/>
+              <w:jc w:val="center"/>
+            </w:pPr>
+            <w:r>
+              <w:rPr>
+                <w:rFonts w:ascii="Calibri" w:cs="Calibri" w:eastAsia="Calibri" w:hAnsi="Calibri"/>
+                <w:b w:val="false"/>
+                <w:bCs w:val="false"/>
+                <w:i w:val="false"/>
+                <w:iCs w:val="false"/>
+                <w:sz w:val="18"/>
+                <w:szCs w:val="18"/>
+              </w:rPr>
+              <w:t xml:space="preserve">1.0000</w:t>
+            </w:r>
+          </w:p>
+        </w:tc>
+        <w:tc>
+          <w:tcPr>
+            <w:tcW w:type="dxa" w:w="1480"/>
+            <w:gridSpan w:val="1"/>
+            <w:tcBorders>
+              <w:top w:val="none" w:color="FFFFFF" w:sz="0"/>
+              <w:left w:val="none" w:color="FFFFFF" w:sz="0"/>
+              <w:bottom w:val="none" w:color="FFFFFF" w:sz="0"/>
+              <w:right w:val="none" w:color="FFFFFF" w:sz="0"/>
+            </w:tcBorders>
+            <w:tcMar>
+              <w:top w:type="dxa" w:w="40"/>
+              <w:left w:type="dxa" w:w="70"/>
+              <w:bottom w:type="dxa" w:w="40"/>
+              <w:right w:type="dxa" w:w="70"/>
+            </w:tcMar>
+            <w:vAlign w:val="center"/>
+          </w:tcPr>
+          <w:p>
+            <w:pPr>
+              <w:spacing w:after="20" w:before="20" w:line="240"/>
+              <w:jc w:val="center"/>
+            </w:pPr>
+            <w:r>
+              <w:rPr>
+                <w:rFonts w:ascii="Calibri" w:cs="Calibri" w:eastAsia="Calibri" w:hAnsi="Calibri"/>
+                <w:b w:val="false"/>
+                <w:bCs w:val="false"/>
+                <w:i w:val="false"/>
+                <w:iCs w:val="false"/>
+                <w:sz w:val="18"/>
+                <w:szCs w:val="18"/>
+              </w:rPr>
+              <w:t xml:space="preserve">—</w:t>
+            </w:r>
+          </w:p>
+        </w:tc>
+        <w:tc>
+          <w:tcPr>
+            <w:tcW w:type="dxa" w:w="1480"/>
+            <w:gridSpan w:val="1"/>
+            <w:tcBorders>
+              <w:top w:val="none" w:color="FFFFFF" w:sz="0"/>
+              <w:left w:val="none" w:color="FFFFFF" w:sz="0"/>
+              <w:bottom w:val="none" w:color="FFFFFF" w:sz="0"/>
+              <w:right w:val="none" w:color="FFFFFF" w:sz="0"/>
+            </w:tcBorders>
+            <w:tcMar>
+              <w:top w:type="dxa" w:w="40"/>
+              <w:left w:type="dxa" w:w="70"/>
+              <w:bottom w:type="dxa" w:w="40"/>
+              <w:right w:type="dxa" w:w="70"/>
+            </w:tcMar>
+            <w:vAlign w:val="center"/>
+          </w:tcPr>
+          <w:p>
+            <w:pPr>
+              <w:spacing w:after="20" w:before="20" w:line="240"/>
+              <w:jc w:val="center"/>
+            </w:pPr>
+            <w:r>
+              <w:rPr>
+                <w:rFonts w:ascii="Calibri" w:cs="Calibri" w:eastAsia="Calibri" w:hAnsi="Calibri"/>
+                <w:b w:val="false"/>
+                <w:bCs w:val="false"/>
+                <w:i w:val="false"/>
+                <w:iCs w:val="false"/>
+                <w:sz w:val="18"/>
+                <w:szCs w:val="18"/>
+              </w:rPr>
+              <w:t xml:space="preserve">—</w:t>
+            </w:r>
+          </w:p>
+        </w:tc>
+      </w:tr>
+      <w:tr>
+        <w:tc>
+          <w:tcPr>
+            <w:tcW w:type="dxa" w:w="940"/>
+            <w:gridSpan w:val="1"/>
+            <w:tcBorders>
+              <w:top w:val="none" w:color="FFFFFF" w:sz="0"/>
+              <w:left w:val="none" w:color="FFFFFF" w:sz="0"/>
+              <w:bottom w:val="none" w:color="FFFFFF" w:sz="0"/>
+              <w:right w:val="none" w:color="FFFFFF" w:sz="0"/>
+            </w:tcBorders>
+            <w:tcMar>
+              <w:top w:type="dxa" w:w="40"/>
+              <w:left w:type="dxa" w:w="70"/>
+              <w:bottom w:type="dxa" w:w="40"/>
+              <w:right w:type="dxa" w:w="70"/>
+            </w:tcMar>
+            <w:vAlign w:val="center"/>
+          </w:tcPr>
+          <w:p>
+            <w:pPr>
+              <w:spacing w:after="20" w:before="20" w:line="240"/>
+              <w:jc w:val="left"/>
+            </w:pPr>
+            <w:r>
+              <w:rPr>
+                <w:rFonts w:ascii="Calibri" w:cs="Calibri" w:eastAsia="Calibri" w:hAnsi="Calibri"/>
+                <w:b w:val="false"/>
+                <w:bCs w:val="false"/>
+                <w:i w:val="false"/>
+                <w:iCs w:val="false"/>
+                <w:sz w:val="18"/>
+                <w:szCs w:val="18"/>
+              </w:rPr>
+              <w:t xml:space="preserve">10 s</w:t>
+            </w:r>
+          </w:p>
+        </w:tc>
+        <w:tc>
+          <w:tcPr>
+            <w:tcW w:type="dxa" w:w="1298"/>
+            <w:gridSpan w:val="1"/>
+            <w:tcBorders>
+              <w:top w:val="none" w:color="FFFFFF" w:sz="0"/>
+              <w:left w:val="none" w:color="FFFFFF" w:sz="0"/>
+              <w:bottom w:val="none" w:color="FFFFFF" w:sz="0"/>
+              <w:right w:val="none" w:color="FFFFFF" w:sz="0"/>
+            </w:tcBorders>
+            <w:tcMar>
+              <w:top w:type="dxa" w:w="40"/>
+              <w:left w:type="dxa" w:w="70"/>
+              <w:bottom w:type="dxa" w:w="40"/>
+              <w:right w:type="dxa" w:w="70"/>
+            </w:tcMar>
+            <w:vAlign w:val="center"/>
+          </w:tcPr>
+          <w:p>
+            <w:pPr>
+              <w:spacing w:after="20" w:before="20" w:line="240"/>
+              <w:jc w:val="center"/>
+            </w:pPr>
+            <w:r>
+              <w:rPr>
+                <w:rFonts w:ascii="Calibri" w:cs="Calibri" w:eastAsia="Calibri" w:hAnsi="Calibri"/>
+                <w:b w:val="false"/>
+                <w:bCs w:val="false"/>
+                <w:i w:val="false"/>
+                <w:iCs w:val="false"/>
+                <w:sz w:val="18"/>
+                <w:szCs w:val="18"/>
+              </w:rPr>
+              <w:t xml:space="preserve">DNN</w:t>
+            </w:r>
+          </w:p>
+        </w:tc>
+        <w:tc>
+          <w:tcPr>
+            <w:tcW w:type="dxa" w:w="1480"/>
+            <w:gridSpan w:val="1"/>
+            <w:tcBorders>
+              <w:top w:val="none" w:color="FFFFFF" w:sz="0"/>
+              <w:left w:val="none" w:color="FFFFFF" w:sz="0"/>
+              <w:bottom w:val="none" w:color="FFFFFF" w:sz="0"/>
+              <w:right w:val="none" w:color="FFFFFF" w:sz="0"/>
+            </w:tcBorders>
+            <w:tcMar>
+              <w:top w:type="dxa" w:w="40"/>
+              <w:left w:type="dxa" w:w="70"/>
+              <w:bottom w:type="dxa" w:w="40"/>
+              <w:right w:type="dxa" w:w="70"/>
+            </w:tcMar>
+            <w:vAlign w:val="center"/>
+          </w:tcPr>
+          <w:p>
+            <w:pPr>
+              <w:spacing w:after="20" w:before="20" w:line="240"/>
+              <w:jc w:val="center"/>
+            </w:pPr>
+            <w:r>
+              <w:rPr>
+                <w:rFonts w:ascii="Calibri" w:cs="Calibri" w:eastAsia="Calibri" w:hAnsi="Calibri"/>
+                <w:b w:val="false"/>
+                <w:bCs w:val="false"/>
+                <w:i w:val="false"/>
+                <w:iCs w:val="false"/>
+                <w:sz w:val="18"/>
+                <w:szCs w:val="18"/>
+              </w:rPr>
+              <w:t xml:space="preserve">0.5103</w:t>
+            </w:r>
+          </w:p>
+        </w:tc>
+        <w:tc>
+          <w:tcPr>
+            <w:tcW w:type="dxa" w:w="1480"/>
+            <w:gridSpan w:val="1"/>
+            <w:tcBorders>
+              <w:top w:val="none" w:color="FFFFFF" w:sz="0"/>
+              <w:left w:val="none" w:color="FFFFFF" w:sz="0"/>
+              <w:bottom w:val="none" w:color="FFFFFF" w:sz="0"/>
+              <w:right w:val="none" w:color="FFFFFF" w:sz="0"/>
+            </w:tcBorders>
+            <w:tcMar>
+              <w:top w:type="dxa" w:w="40"/>
+              <w:left w:type="dxa" w:w="70"/>
+              <w:bottom w:type="dxa" w:w="40"/>
+              <w:right w:type="dxa" w:w="70"/>
+            </w:tcMar>
+            <w:vAlign w:val="center"/>
+          </w:tcPr>
+          <w:p>
+            <w:pPr>
+              <w:spacing w:after="20" w:before="20" w:line="240"/>
+              <w:jc w:val="center"/>
+            </w:pPr>
+            <w:r>
+              <w:rPr>
+                <w:rFonts w:ascii="Calibri" w:cs="Calibri" w:eastAsia="Calibri" w:hAnsi="Calibri"/>
+                <w:b w:val="false"/>
+                <w:bCs w:val="false"/>
+                <w:i w:val="false"/>
+                <w:iCs w:val="false"/>
+                <w:sz w:val="18"/>
+                <w:szCs w:val="18"/>
+              </w:rPr>
+              <w:t xml:space="preserve">0.5150</w:t>
+            </w:r>
+          </w:p>
+        </w:tc>
+        <w:tc>
+          <w:tcPr>
+            <w:tcW w:type="dxa" w:w="1480"/>
+            <w:gridSpan w:val="1"/>
+            <w:tcBorders>
+              <w:top w:val="none" w:color="FFFFFF" w:sz="0"/>
+              <w:left w:val="none" w:color="FFFFFF" w:sz="0"/>
+              <w:bottom w:val="none" w:color="FFFFFF" w:sz="0"/>
+              <w:right w:val="none" w:color="FFFFFF" w:sz="0"/>
+            </w:tcBorders>
+            <w:tcMar>
+              <w:top w:type="dxa" w:w="40"/>
+              <w:left w:type="dxa" w:w="70"/>
+              <w:bottom w:type="dxa" w:w="40"/>
+              <w:right w:type="dxa" w:w="70"/>
+            </w:tcMar>
+            <w:vAlign w:val="center"/>
+          </w:tcPr>
+          <w:p>
+            <w:pPr>
+              <w:spacing w:after="20" w:before="20" w:line="240"/>
+              <w:jc w:val="center"/>
+            </w:pPr>
+            <w:r>
+              <w:rPr>
+                <w:rFonts w:ascii="Calibri" w:cs="Calibri" w:eastAsia="Calibri" w:hAnsi="Calibri"/>
+                <w:b w:val="false"/>
+                <w:bCs w:val="false"/>
+                <w:i w:val="false"/>
+                <w:iCs w:val="false"/>
+                <w:sz w:val="18"/>
+                <w:szCs w:val="18"/>
+              </w:rPr>
+              <w:t xml:space="preserve">0.5107</w:t>
+            </w:r>
+          </w:p>
+        </w:tc>
+        <w:tc>
+          <w:tcPr>
+            <w:tcW w:type="dxa" w:w="1480"/>
+            <w:gridSpan w:val="1"/>
+            <w:tcBorders>
+              <w:top w:val="none" w:color="FFFFFF" w:sz="0"/>
+              <w:left w:val="none" w:color="FFFFFF" w:sz="0"/>
+              <w:bottom w:val="none" w:color="FFFFFF" w:sz="0"/>
+              <w:right w:val="none" w:color="FFFFFF" w:sz="0"/>
+            </w:tcBorders>
+            <w:tcMar>
+              <w:top w:type="dxa" w:w="40"/>
+              <w:left w:type="dxa" w:w="70"/>
+              <w:bottom w:type="dxa" w:w="40"/>
+              <w:right w:type="dxa" w:w="70"/>
+            </w:tcMar>
+            <w:vAlign w:val="center"/>
+          </w:tcPr>
+          <w:p>
+            <w:pPr>
+              <w:spacing w:after="20" w:before="20" w:line="240"/>
+              <w:jc w:val="center"/>
+            </w:pPr>
+            <w:r>
+              <w:rPr>
+                <w:rFonts w:ascii="Calibri" w:cs="Calibri" w:eastAsia="Calibri" w:hAnsi="Calibri"/>
+                <w:b w:val="false"/>
+                <w:bCs w:val="false"/>
+                <w:i w:val="false"/>
+                <w:iCs w:val="false"/>
+                <w:sz w:val="18"/>
+                <w:szCs w:val="18"/>
+              </w:rPr>
+              <w:t xml:space="preserve">—</w:t>
+            </w:r>
+          </w:p>
+        </w:tc>
+        <w:tc>
+          <w:tcPr>
+            <w:tcW w:type="dxa" w:w="1480"/>
+            <w:gridSpan w:val="1"/>
+            <w:tcBorders>
+              <w:top w:val="none" w:color="FFFFFF" w:sz="0"/>
+              <w:left w:val="none" w:color="FFFFFF" w:sz="0"/>
+              <w:bottom w:val="none" w:color="FFFFFF" w:sz="0"/>
+              <w:right w:val="none" w:color="FFFFFF" w:sz="0"/>
+            </w:tcBorders>
+            <w:tcMar>
+              <w:top w:type="dxa" w:w="40"/>
+              <w:left w:type="dxa" w:w="70"/>
+              <w:bottom w:type="dxa" w:w="40"/>
+              <w:right w:type="dxa" w:w="70"/>
+            </w:tcMar>
+            <w:vAlign w:val="center"/>
+          </w:tcPr>
+          <w:p>
+            <w:pPr>
+              <w:spacing w:after="20" w:before="20" w:line="240"/>
+              <w:jc w:val="center"/>
+            </w:pPr>
+            <w:r>
+              <w:rPr>
+                <w:rFonts w:ascii="Calibri" w:cs="Calibri" w:eastAsia="Calibri" w:hAnsi="Calibri"/>
+                <w:b w:val="false"/>
+                <w:bCs w:val="false"/>
+                <w:i w:val="false"/>
+                <w:iCs w:val="false"/>
+                <w:sz w:val="18"/>
+                <w:szCs w:val="18"/>
+              </w:rPr>
+              <w:t xml:space="preserve">—</w:t>
+            </w:r>
+          </w:p>
+        </w:tc>
+      </w:tr>
+      <w:tr>
+        <w:tc>
+          <w:tcPr>
+            <w:tcW w:type="dxa" w:w="940"/>
+            <w:gridSpan w:val="1"/>
+            <w:tcBorders>
+              <w:top w:val="none" w:color="FFFFFF" w:sz="0"/>
+              <w:left w:val="none" w:color="FFFFFF" w:sz="0"/>
+              <w:bottom w:val="none" w:color="FFFFFF" w:sz="0"/>
+              <w:right w:val="none" w:color="FFFFFF" w:sz="0"/>
+            </w:tcBorders>
+            <w:tcMar>
+              <w:top w:type="dxa" w:w="40"/>
+              <w:left w:type="dxa" w:w="70"/>
+              <w:bottom w:type="dxa" w:w="40"/>
+              <w:right w:type="dxa" w:w="70"/>
+            </w:tcMar>
+            <w:vAlign w:val="center"/>
+          </w:tcPr>
+          <w:p>
+            <w:pPr>
+              <w:spacing w:after="20" w:before="20" w:line="240"/>
+              <w:jc w:val="left"/>
+            </w:pPr>
+            <w:r>
+              <w:rPr>
+                <w:rFonts w:ascii="Calibri" w:cs="Calibri" w:eastAsia="Calibri" w:hAnsi="Calibri"/>
+                <w:b w:val="false"/>
+                <w:bCs w:val="false"/>
+                <w:i w:val="false"/>
+                <w:iCs w:val="false"/>
+                <w:sz w:val="18"/>
+                <w:szCs w:val="18"/>
+              </w:rPr>
+              <w:t xml:space="preserve">30 s</w:t>
+            </w:r>
+          </w:p>
+        </w:tc>
+        <w:tc>
+          <w:tcPr>
+            <w:tcW w:type="dxa" w:w="1298"/>
+            <w:gridSpan w:val="1"/>
+            <w:tcBorders>
+              <w:top w:val="none" w:color="FFFFFF" w:sz="0"/>
+              <w:left w:val="none" w:color="FFFFFF" w:sz="0"/>
+              <w:bottom w:val="none" w:color="FFFFFF" w:sz="0"/>
+              <w:right w:val="none" w:color="FFFFFF" w:sz="0"/>
+            </w:tcBorders>
+            <w:tcMar>
+              <w:top w:type="dxa" w:w="40"/>
+              <w:left w:type="dxa" w:w="70"/>
+              <w:bottom w:type="dxa" w:w="40"/>
+              <w:right w:type="dxa" w:w="70"/>
+            </w:tcMar>
+            <w:vAlign w:val="center"/>
+          </w:tcPr>
+          <w:p>
+            <w:pPr>
+              <w:spacing w:after="20" w:before="20" w:line="240"/>
+              <w:jc w:val="center"/>
+            </w:pPr>
+            <w:r>
+              <w:rPr>
+                <w:rFonts w:ascii="Calibri" w:cs="Calibri" w:eastAsia="Calibri" w:hAnsi="Calibri"/>
+                <w:b w:val="false"/>
+                <w:bCs w:val="false"/>
+                <w:i w:val="false"/>
+                <w:iCs w:val="false"/>
+                <w:sz w:val="18"/>
+                <w:szCs w:val="18"/>
+              </w:rPr>
+              <w:t xml:space="preserve">LightGBM</w:t>
+            </w:r>
+          </w:p>
+        </w:tc>
+        <w:tc>
+          <w:tcPr>
+            <w:tcW w:type="dxa" w:w="1480"/>
+            <w:gridSpan w:val="1"/>
+            <w:tcBorders>
+              <w:top w:val="none" w:color="FFFFFF" w:sz="0"/>
+              <w:left w:val="none" w:color="FFFFFF" w:sz="0"/>
+              <w:bottom w:val="none" w:color="FFFFFF" w:sz="0"/>
+              <w:right w:val="none" w:color="FFFFFF" w:sz="0"/>
+            </w:tcBorders>
+            <w:tcMar>
+              <w:top w:type="dxa" w:w="40"/>
+              <w:left w:type="dxa" w:w="70"/>
+              <w:bottom w:type="dxa" w:w="40"/>
+              <w:right w:type="dxa" w:w="70"/>
+            </w:tcMar>
+            <w:vAlign w:val="center"/>
+          </w:tcPr>
+          <w:p>
+            <w:pPr>
+              <w:spacing w:after="20" w:before="20" w:line="240"/>
+              <w:jc w:val="center"/>
+            </w:pPr>
+            <w:r>
+              <w:rPr>
+                <w:rFonts w:ascii="Calibri" w:cs="Calibri" w:eastAsia="Calibri" w:hAnsi="Calibri"/>
+                <w:b w:val="false"/>
+                <w:bCs w:val="false"/>
+                <w:i w:val="false"/>
+                <w:iCs w:val="false"/>
+                <w:sz w:val="18"/>
+                <w:szCs w:val="18"/>
+              </w:rPr>
+              <w:t xml:space="preserve">0.9999</w:t>
+            </w:r>
+          </w:p>
+        </w:tc>
+        <w:tc>
+          <w:tcPr>
+            <w:tcW w:type="dxa" w:w="1480"/>
+            <w:gridSpan w:val="1"/>
+            <w:tcBorders>
+              <w:top w:val="none" w:color="FFFFFF" w:sz="0"/>
+              <w:left w:val="none" w:color="FFFFFF" w:sz="0"/>
+              <w:bottom w:val="none" w:color="FFFFFF" w:sz="0"/>
+              <w:right w:val="none" w:color="FFFFFF" w:sz="0"/>
+            </w:tcBorders>
+            <w:tcMar>
+              <w:top w:type="dxa" w:w="40"/>
+              <w:left w:type="dxa" w:w="70"/>
+              <w:bottom w:type="dxa" w:w="40"/>
+              <w:right w:type="dxa" w:w="70"/>
+            </w:tcMar>
+            <w:vAlign w:val="center"/>
+          </w:tcPr>
+          <w:p>
+            <w:pPr>
+              <w:spacing w:after="20" w:before="20" w:line="240"/>
+              <w:jc w:val="center"/>
+            </w:pPr>
+            <w:r>
+              <w:rPr>
+                <w:rFonts w:ascii="Calibri" w:cs="Calibri" w:eastAsia="Calibri" w:hAnsi="Calibri"/>
+                <w:b w:val="false"/>
+                <w:bCs w:val="false"/>
+                <w:i w:val="false"/>
+                <w:iCs w:val="false"/>
+                <w:sz w:val="18"/>
+                <w:szCs w:val="18"/>
+              </w:rPr>
+              <w:t xml:space="preserve">1.0000</w:t>
+            </w:r>
+          </w:p>
+        </w:tc>
+        <w:tc>
+          <w:tcPr>
+            <w:tcW w:type="dxa" w:w="1480"/>
+            <w:gridSpan w:val="1"/>
+            <w:tcBorders>
+              <w:top w:val="none" w:color="FFFFFF" w:sz="0"/>
+              <w:left w:val="none" w:color="FFFFFF" w:sz="0"/>
+              <w:bottom w:val="none" w:color="FFFFFF" w:sz="0"/>
+              <w:right w:val="none" w:color="FFFFFF" w:sz="0"/>
+            </w:tcBorders>
+            <w:tcMar>
+              <w:top w:type="dxa" w:w="40"/>
+              <w:left w:type="dxa" w:w="70"/>
+              <w:bottom w:type="dxa" w:w="40"/>
+              <w:right w:type="dxa" w:w="70"/>
+            </w:tcMar>
+            <w:vAlign w:val="center"/>
+          </w:tcPr>
+          <w:p>
+            <w:pPr>
+              <w:spacing w:after="20" w:before="20" w:line="240"/>
+              <w:jc w:val="center"/>
+            </w:pPr>
+            <w:r>
+              <w:rPr>
+                <w:rFonts w:ascii="Calibri" w:cs="Calibri" w:eastAsia="Calibri" w:hAnsi="Calibri"/>
+                <w:b w:val="false"/>
+                <w:bCs w:val="false"/>
+                <w:i w:val="false"/>
+                <w:iCs w:val="false"/>
+                <w:sz w:val="18"/>
+                <w:szCs w:val="18"/>
+              </w:rPr>
+              <w:t xml:space="preserve">0.9999</w:t>
+            </w:r>
+          </w:p>
+        </w:tc>
+        <w:tc>
+          <w:tcPr>
+            <w:tcW w:type="dxa" w:w="1480"/>
+            <w:gridSpan w:val="1"/>
+            <w:tcBorders>
+              <w:top w:val="none" w:color="FFFFFF" w:sz="0"/>
+              <w:left w:val="none" w:color="FFFFFF" w:sz="0"/>
+              <w:bottom w:val="none" w:color="FFFFFF" w:sz="0"/>
+              <w:right w:val="none" w:color="FFFFFF" w:sz="0"/>
+            </w:tcBorders>
+            <w:tcMar>
+              <w:top w:type="dxa" w:w="40"/>
+              <w:left w:type="dxa" w:w="70"/>
+              <w:bottom w:type="dxa" w:w="40"/>
+              <w:right w:type="dxa" w:w="70"/>
+            </w:tcMar>
+            <w:vAlign w:val="center"/>
+          </w:tcPr>
+          <w:p>
+            <w:pPr>
+              <w:spacing w:after="20" w:before="20" w:line="240"/>
+              <w:jc w:val="center"/>
+            </w:pPr>
+            <w:r>
+              <w:rPr>
+                <w:rFonts w:ascii="Calibri" w:cs="Calibri" w:eastAsia="Calibri" w:hAnsi="Calibri"/>
+                <w:b w:val="false"/>
+                <w:bCs w:val="false"/>
+                <w:i w:val="false"/>
+                <w:iCs w:val="false"/>
+                <w:sz w:val="18"/>
+                <w:szCs w:val="18"/>
+              </w:rPr>
+              <w:t xml:space="preserve">—</w:t>
+            </w:r>
+          </w:p>
+        </w:tc>
+        <w:tc>
+          <w:tcPr>
+            <w:tcW w:type="dxa" w:w="1480"/>
+            <w:gridSpan w:val="1"/>
+            <w:tcBorders>
+              <w:top w:val="none" w:color="FFFFFF" w:sz="0"/>
+              <w:left w:val="none" w:color="FFFFFF" w:sz="0"/>
+              <w:bottom w:val="none" w:color="FFFFFF" w:sz="0"/>
+              <w:right w:val="none" w:color="FFFFFF" w:sz="0"/>
+            </w:tcBorders>
+            <w:tcMar>
+              <w:top w:type="dxa" w:w="40"/>
+              <w:left w:type="dxa" w:w="70"/>
+              <w:bottom w:type="dxa" w:w="40"/>
+              <w:right w:type="dxa" w:w="70"/>
+            </w:tcMar>
+            <w:vAlign w:val="center"/>
+          </w:tcPr>
+          <w:p>
+            <w:pPr>
+              <w:spacing w:after="20" w:before="20" w:line="240"/>
+              <w:jc w:val="center"/>
+            </w:pPr>
+            <w:r>
+              <w:rPr>
+                <w:rFonts w:ascii="Calibri" w:cs="Calibri" w:eastAsia="Calibri" w:hAnsi="Calibri"/>
+                <w:b w:val="false"/>
+                <w:bCs w:val="false"/>
+                <w:i w:val="false"/>
+                <w:iCs w:val="false"/>
+                <w:sz w:val="18"/>
+                <w:szCs w:val="18"/>
+              </w:rPr>
+              <w:t xml:space="preserve">—</w:t>
+            </w:r>
+          </w:p>
+        </w:tc>
+      </w:tr>
+      <w:tr>
+        <w:tc>
+          <w:tcPr>
+            <w:tcW w:type="dxa" w:w="940"/>
+            <w:gridSpan w:val="1"/>
+            <w:tcBorders>
+              <w:top w:val="none" w:color="FFFFFF" w:sz="0"/>
+              <w:left w:val="none" w:color="FFFFFF" w:sz="0"/>
+              <w:bottom w:val="none" w:color="FFFFFF" w:sz="0"/>
+              <w:right w:val="none" w:color="FFFFFF" w:sz="0"/>
+            </w:tcBorders>
+            <w:tcMar>
+              <w:top w:type="dxa" w:w="40"/>
+              <w:left w:type="dxa" w:w="70"/>
+              <w:bottom w:type="dxa" w:w="40"/>
+              <w:right w:type="dxa" w:w="70"/>
+            </w:tcMar>
+            <w:vAlign w:val="center"/>
+          </w:tcPr>
+          <w:p>
+            <w:pPr>
+              <w:spacing w:after="20" w:before="20" w:line="240"/>
+              <w:jc w:val="left"/>
+            </w:pPr>
+            <w:r>
+              <w:rPr>
+                <w:rFonts w:ascii="Calibri" w:cs="Calibri" w:eastAsia="Calibri" w:hAnsi="Calibri"/>
+                <w:b w:val="false"/>
+                <w:bCs w:val="false"/>
+                <w:i w:val="false"/>
+                <w:iCs w:val="false"/>
+                <w:sz w:val="18"/>
+                <w:szCs w:val="18"/>
+              </w:rPr>
+              <w:t xml:space="preserve">30 s</w:t>
+            </w:r>
+          </w:p>
+        </w:tc>
+        <w:tc>
+          <w:tcPr>
+            <w:tcW w:type="dxa" w:w="1298"/>
+            <w:gridSpan w:val="1"/>
+            <w:tcBorders>
+              <w:top w:val="none" w:color="FFFFFF" w:sz="0"/>
+              <w:left w:val="none" w:color="FFFFFF" w:sz="0"/>
+              <w:bottom w:val="none" w:color="FFFFFF" w:sz="0"/>
+              <w:right w:val="none" w:color="FFFFFF" w:sz="0"/>
+            </w:tcBorders>
+            <w:tcMar>
+              <w:top w:type="dxa" w:w="40"/>
+              <w:left w:type="dxa" w:w="70"/>
+              <w:bottom w:type="dxa" w:w="40"/>
+              <w:right w:type="dxa" w:w="70"/>
+            </w:tcMar>
+            <w:vAlign w:val="center"/>
+          </w:tcPr>
+          <w:p>
+            <w:pPr>
+              <w:spacing w:after="20" w:before="20" w:line="240"/>
+              <w:jc w:val="center"/>
+            </w:pPr>
+            <w:r>
+              <w:rPr>
+                <w:rFonts w:ascii="Calibri" w:cs="Calibri" w:eastAsia="Calibri" w:hAnsi="Calibri"/>
+                <w:b w:val="false"/>
+                <w:bCs w:val="false"/>
+                <w:i w:val="false"/>
+                <w:iCs w:val="false"/>
+                <w:sz w:val="18"/>
+                <w:szCs w:val="18"/>
+              </w:rPr>
+              <w:t xml:space="preserve">XGBoost</w:t>
+            </w:r>
+          </w:p>
+        </w:tc>
+        <w:tc>
+          <w:tcPr>
+            <w:tcW w:type="dxa" w:w="1480"/>
+            <w:gridSpan w:val="1"/>
+            <w:tcBorders>
+              <w:top w:val="none" w:color="FFFFFF" w:sz="0"/>
+              <w:left w:val="none" w:color="FFFFFF" w:sz="0"/>
+              <w:bottom w:val="none" w:color="FFFFFF" w:sz="0"/>
+              <w:right w:val="none" w:color="FFFFFF" w:sz="0"/>
+            </w:tcBorders>
+            <w:tcMar>
+              <w:top w:type="dxa" w:w="40"/>
+              <w:left w:type="dxa" w:w="70"/>
+              <w:bottom w:type="dxa" w:w="40"/>
+              <w:right w:type="dxa" w:w="70"/>
+            </w:tcMar>
+            <w:vAlign w:val="center"/>
+          </w:tcPr>
+          <w:p>
+            <w:pPr>
+              <w:spacing w:after="20" w:before="20" w:line="240"/>
+              <w:jc w:val="center"/>
+            </w:pPr>
+            <w:r>
+              <w:rPr>
+                <w:rFonts w:ascii="Calibri" w:cs="Calibri" w:eastAsia="Calibri" w:hAnsi="Calibri"/>
+                <w:b w:val="false"/>
+                <w:bCs w:val="false"/>
+                <w:i w:val="false"/>
+                <w:iCs w:val="false"/>
+                <w:sz w:val="18"/>
+                <w:szCs w:val="18"/>
+              </w:rPr>
+              <w:t xml:space="preserve">0.9999</w:t>
+            </w:r>
+          </w:p>
+        </w:tc>
+        <w:tc>
+          <w:tcPr>
+            <w:tcW w:type="dxa" w:w="1480"/>
+            <w:gridSpan w:val="1"/>
+            <w:tcBorders>
+              <w:top w:val="none" w:color="FFFFFF" w:sz="0"/>
+              <w:left w:val="none" w:color="FFFFFF" w:sz="0"/>
+              <w:bottom w:val="none" w:color="FFFFFF" w:sz="0"/>
+              <w:right w:val="none" w:color="FFFFFF" w:sz="0"/>
+            </w:tcBorders>
+            <w:tcMar>
+              <w:top w:type="dxa" w:w="40"/>
+              <w:left w:type="dxa" w:w="70"/>
+              <w:bottom w:type="dxa" w:w="40"/>
+              <w:right w:type="dxa" w:w="70"/>
+            </w:tcMar>
+            <w:vAlign w:val="center"/>
+          </w:tcPr>
+          <w:p>
+            <w:pPr>
+              <w:spacing w:after="20" w:before="20" w:line="240"/>
+              <w:jc w:val="center"/>
+            </w:pPr>
+            <w:r>
+              <w:rPr>
+                <w:rFonts w:ascii="Calibri" w:cs="Calibri" w:eastAsia="Calibri" w:hAnsi="Calibri"/>
+                <w:b w:val="false"/>
+                <w:bCs w:val="false"/>
+                <w:i w:val="false"/>
+                <w:iCs w:val="false"/>
+                <w:sz w:val="18"/>
+                <w:szCs w:val="18"/>
+              </w:rPr>
+              <w:t xml:space="preserve">1.0000</w:t>
+            </w:r>
+          </w:p>
+        </w:tc>
+        <w:tc>
+          <w:tcPr>
+            <w:tcW w:type="dxa" w:w="1480"/>
+            <w:gridSpan w:val="1"/>
+            <w:tcBorders>
+              <w:top w:val="none" w:color="FFFFFF" w:sz="0"/>
+              <w:left w:val="none" w:color="FFFFFF" w:sz="0"/>
+              <w:bottom w:val="none" w:color="FFFFFF" w:sz="0"/>
+              <w:right w:val="none" w:color="FFFFFF" w:sz="0"/>
+            </w:tcBorders>
+            <w:tcMar>
+              <w:top w:type="dxa" w:w="40"/>
+              <w:left w:type="dxa" w:w="70"/>
+              <w:bottom w:type="dxa" w:w="40"/>
+              <w:right w:type="dxa" w:w="70"/>
+            </w:tcMar>
+            <w:vAlign w:val="center"/>
+          </w:tcPr>
+          <w:p>
+            <w:pPr>
+              <w:spacing w:after="20" w:before="20" w:line="240"/>
+              <w:jc w:val="center"/>
+            </w:pPr>
+            <w:r>
+              <w:rPr>
+                <w:rFonts w:ascii="Calibri" w:cs="Calibri" w:eastAsia="Calibri" w:hAnsi="Calibri"/>
+                <w:b w:val="false"/>
+                <w:bCs w:val="false"/>
+                <w:i w:val="false"/>
+                <w:iCs w:val="false"/>
+                <w:sz w:val="18"/>
+                <w:szCs w:val="18"/>
+              </w:rPr>
+              <w:t xml:space="preserve">0.9999</w:t>
+            </w:r>
+          </w:p>
+        </w:tc>
+        <w:tc>
+          <w:tcPr>
+            <w:tcW w:type="dxa" w:w="1480"/>
+            <w:gridSpan w:val="1"/>
+            <w:tcBorders>
+              <w:top w:val="none" w:color="FFFFFF" w:sz="0"/>
+              <w:left w:val="none" w:color="FFFFFF" w:sz="0"/>
+              <w:bottom w:val="none" w:color="FFFFFF" w:sz="0"/>
+              <w:right w:val="none" w:color="FFFFFF" w:sz="0"/>
+            </w:tcBorders>
+            <w:tcMar>
+              <w:top w:type="dxa" w:w="40"/>
+              <w:left w:type="dxa" w:w="70"/>
+              <w:bottom w:type="dxa" w:w="40"/>
+              <w:right w:type="dxa" w:w="70"/>
+            </w:tcMar>
+            <w:vAlign w:val="center"/>
+          </w:tcPr>
+          <w:p>
+            <w:pPr>
+              <w:spacing w:after="20" w:before="20" w:line="240"/>
+              <w:jc w:val="center"/>
+            </w:pPr>
+            <w:r>
+              <w:rPr>
+                <w:rFonts w:ascii="Calibri" w:cs="Calibri" w:eastAsia="Calibri" w:hAnsi="Calibri"/>
+                <w:b w:val="false"/>
+                <w:bCs w:val="false"/>
+                <w:i w:val="false"/>
+                <w:iCs w:val="false"/>
+                <w:sz w:val="18"/>
+                <w:szCs w:val="18"/>
+              </w:rPr>
+              <w:t xml:space="preserve">—</w:t>
+            </w:r>
+          </w:p>
+        </w:tc>
+        <w:tc>
+          <w:tcPr>
+            <w:tcW w:type="dxa" w:w="1480"/>
+            <w:gridSpan w:val="1"/>
+            <w:tcBorders>
+              <w:top w:val="none" w:color="FFFFFF" w:sz="0"/>
+              <w:left w:val="none" w:color="FFFFFF" w:sz="0"/>
+              <w:bottom w:val="none" w:color="FFFFFF" w:sz="0"/>
+              <w:right w:val="none" w:color="FFFFFF" w:sz="0"/>
+            </w:tcBorders>
+            <w:tcMar>
+              <w:top w:type="dxa" w:w="40"/>
+              <w:left w:type="dxa" w:w="70"/>
+              <w:bottom w:type="dxa" w:w="40"/>
+              <w:right w:type="dxa" w:w="70"/>
+            </w:tcMar>
+            <w:vAlign w:val="center"/>
+          </w:tcPr>
+          <w:p>
+            <w:pPr>
+              <w:spacing w:after="20" w:before="20" w:line="240"/>
+              <w:jc w:val="center"/>
+            </w:pPr>
+            <w:r>
+              <w:rPr>
+                <w:rFonts w:ascii="Calibri" w:cs="Calibri" w:eastAsia="Calibri" w:hAnsi="Calibri"/>
+                <w:b w:val="false"/>
+                <w:bCs w:val="false"/>
+                <w:i w:val="false"/>
+                <w:iCs w:val="false"/>
+                <w:sz w:val="18"/>
+                <w:szCs w:val="18"/>
+              </w:rPr>
+              <w:t xml:space="preserve">—</w:t>
+            </w:r>
+          </w:p>
+        </w:tc>
+      </w:tr>
+      <w:tr>
+        <w:tc>
+          <w:tcPr>
+            <w:tcW w:type="dxa" w:w="940"/>
+            <w:gridSpan w:val="1"/>
+            <w:tcBorders>
+              <w:top w:val="none" w:color="FFFFFF" w:sz="0"/>
+              <w:left w:val="none" w:color="FFFFFF" w:sz="0"/>
+              <w:bottom w:val="none" w:color="FFFFFF" w:sz="0"/>
+              <w:right w:val="none" w:color="FFFFFF" w:sz="0"/>
+            </w:tcBorders>
+            <w:tcMar>
+              <w:top w:type="dxa" w:w="40"/>
+              <w:left w:type="dxa" w:w="70"/>
+              <w:bottom w:type="dxa" w:w="40"/>
+              <w:right w:type="dxa" w:w="70"/>
+            </w:tcMar>
+            <w:vAlign w:val="center"/>
+          </w:tcPr>
+          <w:p>
+            <w:pPr>
+              <w:spacing w:after="20" w:before="20" w:line="240"/>
+              <w:jc w:val="left"/>
+            </w:pPr>
+            <w:r>
+              <w:rPr>
+                <w:rFonts w:ascii="Calibri" w:cs="Calibri" w:eastAsia="Calibri" w:hAnsi="Calibri"/>
+                <w:b w:val="false"/>
+                <w:bCs w:val="false"/>
+                <w:i w:val="false"/>
+                <w:iCs w:val="false"/>
+                <w:sz w:val="18"/>
+                <w:szCs w:val="18"/>
+              </w:rPr>
+              <w:t xml:space="preserve">30 s</w:t>
+            </w:r>
+          </w:p>
+        </w:tc>
+        <w:tc>
+          <w:tcPr>
+            <w:tcW w:type="dxa" w:w="1298"/>
+            <w:gridSpan w:val="1"/>
+            <w:tcBorders>
+              <w:top w:val="none" w:color="FFFFFF" w:sz="0"/>
+              <w:left w:val="none" w:color="FFFFFF" w:sz="0"/>
+              <w:bottom w:val="none" w:color="FFFFFF" w:sz="0"/>
+              <w:right w:val="none" w:color="FFFFFF" w:sz="0"/>
+            </w:tcBorders>
+            <w:tcMar>
+              <w:top w:type="dxa" w:w="40"/>
+              <w:left w:type="dxa" w:w="70"/>
+              <w:bottom w:type="dxa" w:w="40"/>
+              <w:right w:type="dxa" w:w="70"/>
+            </w:tcMar>
+            <w:vAlign w:val="center"/>
+          </w:tcPr>
+          <w:p>
+            <w:pPr>
+              <w:spacing w:after="20" w:before="20" w:line="240"/>
+              <w:jc w:val="center"/>
+            </w:pPr>
+            <w:r>
+              <w:rPr>
+                <w:rFonts w:ascii="Calibri" w:cs="Calibri" w:eastAsia="Calibri" w:hAnsi="Calibri"/>
+                <w:b w:val="false"/>
+                <w:bCs w:val="false"/>
+                <w:i w:val="false"/>
+                <w:iCs w:val="false"/>
+                <w:sz w:val="18"/>
+                <w:szCs w:val="18"/>
+              </w:rPr>
+              <w:t xml:space="preserve">DNN</w:t>
+            </w:r>
+          </w:p>
+        </w:tc>
+        <w:tc>
+          <w:tcPr>
+            <w:tcW w:type="dxa" w:w="1480"/>
+            <w:gridSpan w:val="1"/>
+            <w:tcBorders>
+              <w:top w:val="none" w:color="FFFFFF" w:sz="0"/>
+              <w:left w:val="none" w:color="FFFFFF" w:sz="0"/>
+              <w:bottom w:val="none" w:color="FFFFFF" w:sz="0"/>
+              <w:right w:val="none" w:color="FFFFFF" w:sz="0"/>
+            </w:tcBorders>
+            <w:tcMar>
+              <w:top w:type="dxa" w:w="40"/>
+              <w:left w:type="dxa" w:w="70"/>
+              <w:bottom w:type="dxa" w:w="40"/>
+              <w:right w:type="dxa" w:w="70"/>
+            </w:tcMar>
+            <w:vAlign w:val="center"/>
+          </w:tcPr>
+          <w:p>
+            <w:pPr>
+              <w:spacing w:after="20" w:before="20" w:line="240"/>
+              <w:jc w:val="center"/>
+            </w:pPr>
+            <w:r>
+              <w:rPr>
+                <w:rFonts w:ascii="Calibri" w:cs="Calibri" w:eastAsia="Calibri" w:hAnsi="Calibri"/>
+                <w:b w:val="false"/>
+                <w:bCs w:val="false"/>
+                <w:i w:val="false"/>
+                <w:iCs w:val="false"/>
+                <w:sz w:val="18"/>
+                <w:szCs w:val="18"/>
+              </w:rPr>
+              <w:t xml:space="preserve">0.8512</w:t>
+            </w:r>
+          </w:p>
+        </w:tc>
+        <w:tc>
+          <w:tcPr>
+            <w:tcW w:type="dxa" w:w="1480"/>
+            <w:gridSpan w:val="1"/>
+            <w:tcBorders>
+              <w:top w:val="none" w:color="FFFFFF" w:sz="0"/>
+              <w:left w:val="none" w:color="FFFFFF" w:sz="0"/>
+              <w:bottom w:val="none" w:color="FFFFFF" w:sz="0"/>
+              <w:right w:val="none" w:color="FFFFFF" w:sz="0"/>
+            </w:tcBorders>
+            <w:tcMar>
+              <w:top w:type="dxa" w:w="40"/>
+              <w:left w:type="dxa" w:w="70"/>
+              <w:bottom w:type="dxa" w:w="40"/>
+              <w:right w:type="dxa" w:w="70"/>
+            </w:tcMar>
+            <w:vAlign w:val="center"/>
+          </w:tcPr>
+          <w:p>
+            <w:pPr>
+              <w:spacing w:after="20" w:before="20" w:line="240"/>
+              <w:jc w:val="center"/>
+            </w:pPr>
+            <w:r>
+              <w:rPr>
+                <w:rFonts w:ascii="Calibri" w:cs="Calibri" w:eastAsia="Calibri" w:hAnsi="Calibri"/>
+                <w:b w:val="false"/>
+                <w:bCs w:val="false"/>
+                <w:i w:val="false"/>
+                <w:iCs w:val="false"/>
+                <w:sz w:val="18"/>
+                <w:szCs w:val="18"/>
+              </w:rPr>
+              <w:t xml:space="preserve">0.8432</w:t>
+            </w:r>
+          </w:p>
+        </w:tc>
+        <w:tc>
+          <w:tcPr>
+            <w:tcW w:type="dxa" w:w="1480"/>
+            <w:gridSpan w:val="1"/>
+            <w:tcBorders>
+              <w:top w:val="none" w:color="FFFFFF" w:sz="0"/>
+              <w:left w:val="none" w:color="FFFFFF" w:sz="0"/>
+              <w:bottom w:val="none" w:color="FFFFFF" w:sz="0"/>
+              <w:right w:val="none" w:color="FFFFFF" w:sz="0"/>
+            </w:tcBorders>
+            <w:tcMar>
+              <w:top w:type="dxa" w:w="40"/>
+              <w:left w:type="dxa" w:w="70"/>
+              <w:bottom w:type="dxa" w:w="40"/>
+              <w:right w:type="dxa" w:w="70"/>
+            </w:tcMar>
+            <w:vAlign w:val="center"/>
+          </w:tcPr>
+          <w:p>
+            <w:pPr>
+              <w:spacing w:after="20" w:before="20" w:line="240"/>
+              <w:jc w:val="center"/>
+            </w:pPr>
+            <w:r>
+              <w:rPr>
+                <w:rFonts w:ascii="Calibri" w:cs="Calibri" w:eastAsia="Calibri" w:hAnsi="Calibri"/>
+                <w:b w:val="false"/>
+                <w:bCs w:val="false"/>
+                <w:i w:val="false"/>
+                <w:iCs w:val="false"/>
+                <w:sz w:val="18"/>
+                <w:szCs w:val="18"/>
+              </w:rPr>
+              <w:t xml:space="preserve">0.8488</w:t>
+            </w:r>
+          </w:p>
+        </w:tc>
+        <w:tc>
+          <w:tcPr>
+            <w:tcW w:type="dxa" w:w="1480"/>
+            <w:gridSpan w:val="1"/>
+            <w:tcBorders>
+              <w:top w:val="none" w:color="FFFFFF" w:sz="0"/>
+              <w:left w:val="none" w:color="FFFFFF" w:sz="0"/>
+              <w:bottom w:val="none" w:color="FFFFFF" w:sz="0"/>
+              <w:right w:val="none" w:color="FFFFFF" w:sz="0"/>
+            </w:tcBorders>
+            <w:tcMar>
+              <w:top w:type="dxa" w:w="40"/>
+              <w:left w:type="dxa" w:w="70"/>
+              <w:bottom w:type="dxa" w:w="40"/>
+              <w:right w:type="dxa" w:w="70"/>
+            </w:tcMar>
+            <w:vAlign w:val="center"/>
+          </w:tcPr>
+          <w:p>
+            <w:pPr>
+              <w:spacing w:after="20" w:before="20" w:line="240"/>
+              <w:jc w:val="center"/>
+            </w:pPr>
+            <w:r>
+              <w:rPr>
+                <w:rFonts w:ascii="Calibri" w:cs="Calibri" w:eastAsia="Calibri" w:hAnsi="Calibri"/>
+                <w:b w:val="false"/>
+                <w:bCs w:val="false"/>
+                <w:i w:val="false"/>
+                <w:iCs w:val="false"/>
+                <w:sz w:val="18"/>
+                <w:szCs w:val="18"/>
+              </w:rPr>
+              <w:t xml:space="preserve">—</w:t>
+            </w:r>
+          </w:p>
+        </w:tc>
+        <w:tc>
+          <w:tcPr>
+            <w:tcW w:type="dxa" w:w="1480"/>
+            <w:gridSpan w:val="1"/>
+            <w:tcBorders>
+              <w:top w:val="none" w:color="FFFFFF" w:sz="0"/>
+              <w:left w:val="none" w:color="FFFFFF" w:sz="0"/>
+              <w:bottom w:val="none" w:color="FFFFFF" w:sz="0"/>
+              <w:right w:val="none" w:color="FFFFFF" w:sz="0"/>
+            </w:tcBorders>
+            <w:tcMar>
+              <w:top w:type="dxa" w:w="40"/>
+              <w:left w:type="dxa" w:w="70"/>
+              <w:bottom w:type="dxa" w:w="40"/>
+              <w:right w:type="dxa" w:w="70"/>
+            </w:tcMar>
+            <w:vAlign w:val="center"/>
+          </w:tcPr>
+          <w:p>
+            <w:pPr>
+              <w:spacing w:after="20" w:before="20" w:line="240"/>
+              <w:jc w:val="center"/>
+            </w:pPr>
+            <w:r>
+              <w:rPr>
+                <w:rFonts w:ascii="Calibri" w:cs="Calibri" w:eastAsia="Calibri" w:hAnsi="Calibri"/>
+                <w:b w:val="false"/>
+                <w:bCs w:val="false"/>
+                <w:i w:val="false"/>
+                <w:iCs w:val="false"/>
+                <w:sz w:val="18"/>
+                <w:szCs w:val="18"/>
+              </w:rPr>
+              <w:t xml:space="preserve">—</w:t>
+            </w:r>
+          </w:p>
+        </w:tc>
+      </w:tr>
+      <w:tr>
+        <w:tc>
+          <w:tcPr>
+            <w:tcW w:type="dxa" w:w="940"/>
+            <w:gridSpan w:val="1"/>
+            <w:tcBorders>
+              <w:top w:val="none" w:color="FFFFFF" w:sz="0"/>
+              <w:left w:val="none" w:color="FFFFFF" w:sz="0"/>
+              <w:bottom w:val="none" w:color="FFFFFF" w:sz="0"/>
+              <w:right w:val="none" w:color="FFFFFF" w:sz="0"/>
+            </w:tcBorders>
+            <w:tcMar>
+              <w:top w:type="dxa" w:w="40"/>
+              <w:left w:type="dxa" w:w="70"/>
+              <w:bottom w:type="dxa" w:w="40"/>
+              <w:right w:type="dxa" w:w="70"/>
+            </w:tcMar>
+            <w:vAlign w:val="center"/>
+          </w:tcPr>
+          <w:p>
+            <w:pPr>
+              <w:spacing w:after="20" w:before="20" w:line="240"/>
+              <w:jc w:val="left"/>
+            </w:pPr>
+            <w:r>
+              <w:rPr>
+                <w:rFonts w:ascii="Calibri" w:cs="Calibri" w:eastAsia="Calibri" w:hAnsi="Calibri"/>
+                <w:b w:val="false"/>
+                <w:bCs w:val="false"/>
+                <w:i w:val="false"/>
+                <w:iCs w:val="false"/>
+                <w:sz w:val="18"/>
+                <w:szCs w:val="18"/>
+              </w:rPr>
+              <w:t xml:space="preserve">60 s</w:t>
+            </w:r>
+          </w:p>
+        </w:tc>
+        <w:tc>
+          <w:tcPr>
+            <w:tcW w:type="dxa" w:w="1298"/>
+            <w:gridSpan w:val="1"/>
+            <w:tcBorders>
+              <w:top w:val="none" w:color="FFFFFF" w:sz="0"/>
+              <w:left w:val="none" w:color="FFFFFF" w:sz="0"/>
+              <w:bottom w:val="none" w:color="FFFFFF" w:sz="0"/>
+              <w:right w:val="none" w:color="FFFFFF" w:sz="0"/>
+            </w:tcBorders>
+            <w:tcMar>
+              <w:top w:type="dxa" w:w="40"/>
+              <w:left w:type="dxa" w:w="70"/>
+              <w:bottom w:type="dxa" w:w="40"/>
+              <w:right w:type="dxa" w:w="70"/>
+            </w:tcMar>
+            <w:vAlign w:val="center"/>
+          </w:tcPr>
+          <w:p>
+            <w:pPr>
+              <w:spacing w:after="20" w:before="20" w:line="240"/>
+              <w:jc w:val="center"/>
+            </w:pPr>
+            <w:r>
+              <w:rPr>
+                <w:rFonts w:ascii="Calibri" w:cs="Calibri" w:eastAsia="Calibri" w:hAnsi="Calibri"/>
+                <w:b w:val="false"/>
+                <w:bCs w:val="false"/>
+                <w:i w:val="false"/>
+                <w:iCs w:val="false"/>
+                <w:sz w:val="18"/>
+                <w:szCs w:val="18"/>
+              </w:rPr>
+              <w:t xml:space="preserve">LightGBM</w:t>
+            </w:r>
+          </w:p>
+        </w:tc>
+        <w:tc>
+          <w:tcPr>
+            <w:tcW w:type="dxa" w:w="1480"/>
+            <w:gridSpan w:val="1"/>
+            <w:tcBorders>
+              <w:top w:val="none" w:color="FFFFFF" w:sz="0"/>
+              <w:left w:val="none" w:color="FFFFFF" w:sz="0"/>
+              <w:bottom w:val="none" w:color="FFFFFF" w:sz="0"/>
+              <w:right w:val="none" w:color="FFFFFF" w:sz="0"/>
+            </w:tcBorders>
+            <w:tcMar>
+              <w:top w:type="dxa" w:w="40"/>
+              <w:left w:type="dxa" w:w="70"/>
+              <w:bottom w:type="dxa" w:w="40"/>
+              <w:right w:type="dxa" w:w="70"/>
+            </w:tcMar>
+            <w:vAlign w:val="center"/>
+          </w:tcPr>
+          <w:p>
+            <w:pPr>
+              <w:spacing w:after="20" w:before="20" w:line="240"/>
+              <w:jc w:val="center"/>
+            </w:pPr>
+            <w:r>
+              <w:rPr>
+                <w:rFonts w:ascii="Calibri" w:cs="Calibri" w:eastAsia="Calibri" w:hAnsi="Calibri"/>
+                <w:b w:val="false"/>
+                <w:bCs w:val="false"/>
+                <w:i w:val="false"/>
+                <w:iCs w:val="false"/>
+                <w:sz w:val="18"/>
+                <w:szCs w:val="18"/>
+              </w:rPr>
+              <w:t xml:space="preserve">0.9999</w:t>
+            </w:r>
+          </w:p>
+        </w:tc>
+        <w:tc>
+          <w:tcPr>
+            <w:tcW w:type="dxa" w:w="1480"/>
+            <w:gridSpan w:val="1"/>
+            <w:tcBorders>
+              <w:top w:val="none" w:color="FFFFFF" w:sz="0"/>
+              <w:left w:val="none" w:color="FFFFFF" w:sz="0"/>
+              <w:bottom w:val="none" w:color="FFFFFF" w:sz="0"/>
+              <w:right w:val="none" w:color="FFFFFF" w:sz="0"/>
+            </w:tcBorders>
+            <w:tcMar>
+              <w:top w:type="dxa" w:w="40"/>
+              <w:left w:type="dxa" w:w="70"/>
+              <w:bottom w:type="dxa" w:w="40"/>
+              <w:right w:type="dxa" w:w="70"/>
+            </w:tcMar>
+            <w:vAlign w:val="center"/>
+          </w:tcPr>
+          <w:p>
+            <w:pPr>
+              <w:spacing w:after="20" w:before="20" w:line="240"/>
+              <w:jc w:val="center"/>
+            </w:pPr>
+            <w:r>
+              <w:rPr>
+                <w:rFonts w:ascii="Calibri" w:cs="Calibri" w:eastAsia="Calibri" w:hAnsi="Calibri"/>
+                <w:b w:val="false"/>
+                <w:bCs w:val="false"/>
+                <w:i w:val="false"/>
+                <w:iCs w:val="false"/>
+                <w:sz w:val="18"/>
+                <w:szCs w:val="18"/>
+              </w:rPr>
+              <w:t xml:space="preserve">1.0000</w:t>
+            </w:r>
+          </w:p>
+        </w:tc>
+        <w:tc>
+          <w:tcPr>
+            <w:tcW w:type="dxa" w:w="1480"/>
+            <w:gridSpan w:val="1"/>
+            <w:tcBorders>
+              <w:top w:val="none" w:color="FFFFFF" w:sz="0"/>
+              <w:left w:val="none" w:color="FFFFFF" w:sz="0"/>
+              <w:bottom w:val="none" w:color="FFFFFF" w:sz="0"/>
+              <w:right w:val="none" w:color="FFFFFF" w:sz="0"/>
+            </w:tcBorders>
+            <w:tcMar>
+              <w:top w:type="dxa" w:w="40"/>
+              <w:left w:type="dxa" w:w="70"/>
+              <w:bottom w:type="dxa" w:w="40"/>
+              <w:right w:type="dxa" w:w="70"/>
+            </w:tcMar>
+            <w:vAlign w:val="center"/>
+          </w:tcPr>
+          <w:p>
+            <w:pPr>
+              <w:spacing w:after="20" w:before="20" w:line="240"/>
+              <w:jc w:val="center"/>
+            </w:pPr>
+            <w:r>
+              <w:rPr>
+                <w:rFonts w:ascii="Calibri" w:cs="Calibri" w:eastAsia="Calibri" w:hAnsi="Calibri"/>
+                <w:b w:val="false"/>
+                <w:bCs w:val="false"/>
+                <w:i w:val="false"/>
+                <w:iCs w:val="false"/>
+                <w:sz w:val="18"/>
+                <w:szCs w:val="18"/>
+              </w:rPr>
+              <w:t xml:space="preserve">1.0000</w:t>
+            </w:r>
+          </w:p>
+        </w:tc>
+        <w:tc>
+          <w:tcPr>
+            <w:tcW w:type="dxa" w:w="1480"/>
+            <w:gridSpan w:val="1"/>
+            <w:tcBorders>
+              <w:top w:val="none" w:color="FFFFFF" w:sz="0"/>
+              <w:left w:val="none" w:color="FFFFFF" w:sz="0"/>
+              <w:bottom w:val="none" w:color="FFFFFF" w:sz="0"/>
+              <w:right w:val="none" w:color="FFFFFF" w:sz="0"/>
+            </w:tcBorders>
+            <w:tcMar>
+              <w:top w:type="dxa" w:w="40"/>
+              <w:left w:type="dxa" w:w="70"/>
+              <w:bottom w:type="dxa" w:w="40"/>
+              <w:right w:type="dxa" w:w="70"/>
+            </w:tcMar>
+            <w:vAlign w:val="center"/>
+          </w:tcPr>
+          <w:p>
+            <w:pPr>
+              <w:spacing w:after="20" w:before="20" w:line="240"/>
+              <w:jc w:val="center"/>
+            </w:pPr>
+            <w:r>
+              <w:rPr>
+                <w:rFonts w:ascii="Calibri" w:cs="Calibri" w:eastAsia="Calibri" w:hAnsi="Calibri"/>
+                <w:b w:val="false"/>
+                <w:bCs w:val="false"/>
+                <w:i w:val="false"/>
+                <w:iCs w:val="false"/>
+                <w:sz w:val="18"/>
+                <w:szCs w:val="18"/>
+              </w:rPr>
+              <w:t xml:space="preserve">1.0000</w:t>
+            </w:r>
+          </w:p>
+        </w:tc>
+        <w:tc>
+          <w:tcPr>
+            <w:tcW w:type="dxa" w:w="1480"/>
+            <w:gridSpan w:val="1"/>
+            <w:tcBorders>
+              <w:top w:val="none" w:color="FFFFFF" w:sz="0"/>
+              <w:left w:val="none" w:color="FFFFFF" w:sz="0"/>
+              <w:bottom w:val="none" w:color="FFFFFF" w:sz="0"/>
+              <w:right w:val="none" w:color="FFFFFF" w:sz="0"/>
+            </w:tcBorders>
+            <w:tcMar>
+              <w:top w:type="dxa" w:w="40"/>
+              <w:left w:type="dxa" w:w="70"/>
+              <w:bottom w:type="dxa" w:w="40"/>
+              <w:right w:type="dxa" w:w="70"/>
+            </w:tcMar>
+            <w:vAlign w:val="center"/>
+          </w:tcPr>
+          <w:p>
+            <w:pPr>
+              <w:spacing w:after="20" w:before="20" w:line="240"/>
+              <w:jc w:val="center"/>
+            </w:pPr>
+            <w:r>
+              <w:rPr>
+                <w:rFonts w:ascii="Calibri" w:cs="Calibri" w:eastAsia="Calibri" w:hAnsi="Calibri"/>
+                <w:b w:val="false"/>
+                <w:bCs w:val="false"/>
+                <w:i w:val="false"/>
+                <w:iCs w:val="false"/>
+                <w:sz w:val="18"/>
+                <w:szCs w:val="18"/>
+              </w:rPr>
+              <w:t xml:space="preserve">0.9999</w:t>
+            </w:r>
+          </w:p>
+        </w:tc>
+      </w:tr>
+      <w:tr>
+        <w:tc>
+          <w:tcPr>
+            <w:tcW w:type="dxa" w:w="940"/>
+            <w:gridSpan w:val="1"/>
+            <w:tcBorders>
+              <w:top w:val="none" w:color="FFFFFF" w:sz="0"/>
+              <w:left w:val="none" w:color="FFFFFF" w:sz="0"/>
+              <w:bottom w:val="none" w:color="FFFFFF" w:sz="0"/>
+              <w:right w:val="none" w:color="FFFFFF" w:sz="0"/>
+            </w:tcBorders>
+            <w:tcMar>
+              <w:top w:type="dxa" w:w="40"/>
+              <w:left w:type="dxa" w:w="70"/>
+              <w:bottom w:type="dxa" w:w="40"/>
+              <w:right w:type="dxa" w:w="70"/>
+            </w:tcMar>
+            <w:vAlign w:val="center"/>
+          </w:tcPr>
+          <w:p>
+            <w:pPr>
+              <w:spacing w:after="20" w:before="20" w:line="240"/>
+              <w:jc w:val="left"/>
+            </w:pPr>
+            <w:r>
+              <w:rPr>
+                <w:rFonts w:ascii="Calibri" w:cs="Calibri" w:eastAsia="Calibri" w:hAnsi="Calibri"/>
+                <w:b w:val="false"/>
+                <w:bCs w:val="false"/>
+                <w:i w:val="false"/>
+                <w:iCs w:val="false"/>
+                <w:sz w:val="18"/>
+                <w:szCs w:val="18"/>
+              </w:rPr>
+              <w:t xml:space="preserve">60 s</w:t>
+            </w:r>
+          </w:p>
+        </w:tc>
+        <w:tc>
+          <w:tcPr>
+            <w:tcW w:type="dxa" w:w="1298"/>
+            <w:gridSpan w:val="1"/>
+            <w:tcBorders>
+              <w:top w:val="none" w:color="FFFFFF" w:sz="0"/>
+              <w:left w:val="none" w:color="FFFFFF" w:sz="0"/>
+              <w:bottom w:val="none" w:color="FFFFFF" w:sz="0"/>
+              <w:right w:val="none" w:color="FFFFFF" w:sz="0"/>
+            </w:tcBorders>
+            <w:tcMar>
+              <w:top w:type="dxa" w:w="40"/>
+              <w:left w:type="dxa" w:w="70"/>
+              <w:bottom w:type="dxa" w:w="40"/>
+              <w:right w:type="dxa" w:w="70"/>
+            </w:tcMar>
+            <w:vAlign w:val="center"/>
+          </w:tcPr>
+          <w:p>
+            <w:pPr>
+              <w:spacing w:after="20" w:before="20" w:line="240"/>
+              <w:jc w:val="center"/>
+            </w:pPr>
+            <w:r>
+              <w:rPr>
+                <w:rFonts w:ascii="Calibri" w:cs="Calibri" w:eastAsia="Calibri" w:hAnsi="Calibri"/>
+                <w:b w:val="false"/>
+                <w:bCs w:val="false"/>
+                <w:i w:val="false"/>
+                <w:iCs w:val="false"/>
+                <w:sz w:val="18"/>
+                <w:szCs w:val="18"/>
+              </w:rPr>
+              <w:t xml:space="preserve">XGBoost</w:t>
+            </w:r>
+          </w:p>
+        </w:tc>
+        <w:tc>
+          <w:tcPr>
+            <w:tcW w:type="dxa" w:w="1480"/>
+            <w:gridSpan w:val="1"/>
+            <w:tcBorders>
+              <w:top w:val="none" w:color="FFFFFF" w:sz="0"/>
+              <w:left w:val="none" w:color="FFFFFF" w:sz="0"/>
+              <w:bottom w:val="none" w:color="FFFFFF" w:sz="0"/>
+              <w:right w:val="none" w:color="FFFFFF" w:sz="0"/>
+            </w:tcBorders>
+            <w:tcMar>
+              <w:top w:type="dxa" w:w="40"/>
+              <w:left w:type="dxa" w:w="70"/>
+              <w:bottom w:type="dxa" w:w="40"/>
+              <w:right w:type="dxa" w:w="70"/>
+            </w:tcMar>
+            <w:vAlign w:val="center"/>
+          </w:tcPr>
+          <w:p>
+            <w:pPr>
+              <w:spacing w:after="20" w:before="20" w:line="240"/>
+              <w:jc w:val="center"/>
+            </w:pPr>
+            <w:r>
+              <w:rPr>
+                <w:rFonts w:ascii="Calibri" w:cs="Calibri" w:eastAsia="Calibri" w:hAnsi="Calibri"/>
+                <w:b w:val="false"/>
+                <w:bCs w:val="false"/>
+                <w:i w:val="false"/>
+                <w:iCs w:val="false"/>
+                <w:sz w:val="18"/>
+                <w:szCs w:val="18"/>
+              </w:rPr>
+              <w:t xml:space="preserve">1.0000</w:t>
+            </w:r>
+          </w:p>
+        </w:tc>
+        <w:tc>
+          <w:tcPr>
+            <w:tcW w:type="dxa" w:w="1480"/>
+            <w:gridSpan w:val="1"/>
+            <w:tcBorders>
+              <w:top w:val="none" w:color="FFFFFF" w:sz="0"/>
+              <w:left w:val="none" w:color="FFFFFF" w:sz="0"/>
+              <w:bottom w:val="none" w:color="FFFFFF" w:sz="0"/>
+              <w:right w:val="none" w:color="FFFFFF" w:sz="0"/>
+            </w:tcBorders>
+            <w:tcMar>
+              <w:top w:type="dxa" w:w="40"/>
+              <w:left w:type="dxa" w:w="70"/>
+              <w:bottom w:type="dxa" w:w="40"/>
+              <w:right w:type="dxa" w:w="70"/>
+            </w:tcMar>
+            <w:vAlign w:val="center"/>
+          </w:tcPr>
+          <w:p>
+            <w:pPr>
+              <w:spacing w:after="20" w:before="20" w:line="240"/>
+              <w:jc w:val="center"/>
+            </w:pPr>
+            <w:r>
+              <w:rPr>
+                <w:rFonts w:ascii="Calibri" w:cs="Calibri" w:eastAsia="Calibri" w:hAnsi="Calibri"/>
+                <w:b w:val="false"/>
+                <w:bCs w:val="false"/>
+                <w:i w:val="false"/>
+                <w:iCs w:val="false"/>
+                <w:sz w:val="18"/>
+                <w:szCs w:val="18"/>
+              </w:rPr>
+              <w:t xml:space="preserve">1.0000</w:t>
+            </w:r>
+          </w:p>
+        </w:tc>
+        <w:tc>
+          <w:tcPr>
+            <w:tcW w:type="dxa" w:w="1480"/>
+            <w:gridSpan w:val="1"/>
+            <w:tcBorders>
+              <w:top w:val="none" w:color="FFFFFF" w:sz="0"/>
+              <w:left w:val="none" w:color="FFFFFF" w:sz="0"/>
+              <w:bottom w:val="none" w:color="FFFFFF" w:sz="0"/>
+              <w:right w:val="none" w:color="FFFFFF" w:sz="0"/>
+            </w:tcBorders>
+            <w:tcMar>
+              <w:top w:type="dxa" w:w="40"/>
+              <w:left w:type="dxa" w:w="70"/>
+              <w:bottom w:type="dxa" w:w="40"/>
+              <w:right w:type="dxa" w:w="70"/>
+            </w:tcMar>
+            <w:vAlign w:val="center"/>
+          </w:tcPr>
+          <w:p>
+            <w:pPr>
+              <w:spacing w:after="20" w:before="20" w:line="240"/>
+              <w:jc w:val="center"/>
+            </w:pPr>
+            <w:r>
+              <w:rPr>
+                <w:rFonts w:ascii="Calibri" w:cs="Calibri" w:eastAsia="Calibri" w:hAnsi="Calibri"/>
+                <w:b w:val="false"/>
+                <w:bCs w:val="false"/>
+                <w:i w:val="false"/>
+                <w:iCs w:val="false"/>
+                <w:sz w:val="18"/>
+                <w:szCs w:val="18"/>
+              </w:rPr>
+              <w:t xml:space="preserve">1.0000</w:t>
+            </w:r>
+          </w:p>
+        </w:tc>
+        <w:tc>
+          <w:tcPr>
+            <w:tcW w:type="dxa" w:w="1480"/>
+            <w:gridSpan w:val="1"/>
+            <w:tcBorders>
+              <w:top w:val="none" w:color="FFFFFF" w:sz="0"/>
+              <w:left w:val="none" w:color="FFFFFF" w:sz="0"/>
+              <w:bottom w:val="none" w:color="FFFFFF" w:sz="0"/>
+              <w:right w:val="none" w:color="FFFFFF" w:sz="0"/>
+            </w:tcBorders>
+            <w:tcMar>
+              <w:top w:type="dxa" w:w="40"/>
+              <w:left w:type="dxa" w:w="70"/>
+              <w:bottom w:type="dxa" w:w="40"/>
+              <w:right w:type="dxa" w:w="70"/>
+            </w:tcMar>
+            <w:vAlign w:val="center"/>
+          </w:tcPr>
+          <w:p>
+            <w:pPr>
+              <w:spacing w:after="20" w:before="20" w:line="240"/>
+              <w:jc w:val="center"/>
+            </w:pPr>
+            <w:r>
+              <w:rPr>
+                <w:rFonts w:ascii="Calibri" w:cs="Calibri" w:eastAsia="Calibri" w:hAnsi="Calibri"/>
+                <w:b w:val="false"/>
+                <w:bCs w:val="false"/>
+                <w:i w:val="false"/>
+                <w:iCs w:val="false"/>
+                <w:sz w:val="18"/>
+                <w:szCs w:val="18"/>
+              </w:rPr>
+              <w:t xml:space="preserve">1.0000</w:t>
+            </w:r>
+          </w:p>
+        </w:tc>
+        <w:tc>
+          <w:tcPr>
+            <w:tcW w:type="dxa" w:w="1480"/>
+            <w:gridSpan w:val="1"/>
+            <w:tcBorders>
+              <w:top w:val="none" w:color="FFFFFF" w:sz="0"/>
+              <w:left w:val="none" w:color="FFFFFF" w:sz="0"/>
+              <w:bottom w:val="none" w:color="FFFFFF" w:sz="0"/>
+              <w:right w:val="none" w:color="FFFFFF" w:sz="0"/>
+            </w:tcBorders>
+            <w:tcMar>
+              <w:top w:type="dxa" w:w="40"/>
+              <w:left w:type="dxa" w:w="70"/>
+              <w:bottom w:type="dxa" w:w="40"/>
+              <w:right w:type="dxa" w:w="70"/>
+            </w:tcMar>
+            <w:vAlign w:val="center"/>
+          </w:tcPr>
+          <w:p>
+            <w:pPr>
+              <w:spacing w:after="20" w:before="20" w:line="240"/>
+              <w:jc w:val="center"/>
+            </w:pPr>
+            <w:r>
+              <w:rPr>
+                <w:rFonts w:ascii="Calibri" w:cs="Calibri" w:eastAsia="Calibri" w:hAnsi="Calibri"/>
+                <w:b w:val="false"/>
+                <w:bCs w:val="false"/>
+                <w:i w:val="false"/>
+                <w:iCs w:val="false"/>
+                <w:sz w:val="18"/>
+                <w:szCs w:val="18"/>
+              </w:rPr>
+              <w:t xml:space="preserve">1.0000</w:t>
+            </w:r>
+          </w:p>
+        </w:tc>
+      </w:tr>
+      <w:tr>
+        <w:tc>
+          <w:tcPr>
+            <w:tcW w:type="dxa" w:w="940"/>
             <w:gridSpan w:val="1"/>
             <w:tcBorders>
               <w:top w:val="none" w:color="FFFFFF" w:sz="0"/>
@@ -18503,7 +20911,7 @@
         </w:tc>
         <w:tc>
           <w:tcPr>
-            <w:tcW w:type="dxa" w:w="1766"/>
+            <w:tcW w:type="dxa" w:w="1298"/>
             <w:gridSpan w:val="1"/>
             <w:tcBorders>
               <w:top w:val="none" w:color="FFFFFF" w:sz="0"/>
@@ -18522,25 +20930,25 @@
           <w:p>
             <w:pPr>
               <w:spacing w:after="20" w:before="20" w:line="240"/>
-              <w:jc w:val="right"/>
-            </w:pPr>
-            <w:r>
-              <w:rPr>
-                <w:rFonts w:ascii="Calibri" w:cs="Calibri" w:eastAsia="Calibri" w:hAnsi="Calibri"/>
-                <w:b w:val="false"/>
-                <w:bCs w:val="false"/>
-                <w:i w:val="false"/>
-                <w:iCs w:val="false"/>
-                <w:sz w:val="18"/>
-                <w:szCs w:val="18"/>
-              </w:rPr>
-              <w:t xml:space="preserve">7.42</w:t>
-            </w:r>
-          </w:p>
-        </w:tc>
-        <w:tc>
-          <w:tcPr>
-            <w:tcW w:type="dxa" w:w="2117"/>
+              <w:jc w:val="center"/>
+            </w:pPr>
+            <w:r>
+              <w:rPr>
+                <w:rFonts w:ascii="Calibri" w:cs="Calibri" w:eastAsia="Calibri" w:hAnsi="Calibri"/>
+                <w:b w:val="false"/>
+                <w:bCs w:val="false"/>
+                <w:i w:val="false"/>
+                <w:iCs w:val="false"/>
+                <w:sz w:val="18"/>
+                <w:szCs w:val="18"/>
+              </w:rPr>
+              <w:t xml:space="preserve">DNN</w:t>
+            </w:r>
+          </w:p>
+        </w:tc>
+        <w:tc>
+          <w:tcPr>
+            <w:tcW w:type="dxa" w:w="1480"/>
             <w:gridSpan w:val="1"/>
             <w:tcBorders>
               <w:top w:val="none" w:color="FFFFFF" w:sz="0"/>
@@ -18571,13 +20979,13 @@
                 <w:sz w:val="18"/>
                 <w:szCs w:val="18"/>
               </w:rPr>
-              <w:t xml:space="preserve">1.0000 ± 0.0000</w:t>
-            </w:r>
-          </w:p>
-        </w:tc>
-        <w:tc>
-          <w:tcPr>
-            <w:tcW w:type="dxa" w:w="2117"/>
+              <w:t xml:space="preserve">0.9981</w:t>
+            </w:r>
+          </w:p>
+        </w:tc>
+        <w:tc>
+          <w:tcPr>
+            <w:tcW w:type="dxa" w:w="1480"/>
             <w:gridSpan w:val="1"/>
             <w:tcBorders>
               <w:top w:val="none" w:color="FFFFFF" w:sz="0"/>
@@ -18608,13 +21016,13 @@
                 <w:sz w:val="18"/>
                 <w:szCs w:val="18"/>
               </w:rPr>
-              <w:t xml:space="preserve">1.0000 ± 0.0000</w:t>
-            </w:r>
-          </w:p>
-        </w:tc>
-        <w:tc>
-          <w:tcPr>
-            <w:tcW w:type="dxa" w:w="2117"/>
+              <w:t xml:space="preserve">0.9969</w:t>
+            </w:r>
+          </w:p>
+        </w:tc>
+        <w:tc>
+          <w:tcPr>
+            <w:tcW w:type="dxa" w:w="1480"/>
             <w:gridSpan w:val="1"/>
             <w:tcBorders>
               <w:top w:val="none" w:color="FFFFFF" w:sz="0"/>
@@ -18645,7 +21053,81 @@
                 <w:sz w:val="18"/>
                 <w:szCs w:val="18"/>
               </w:rPr>
-              <w:t xml:space="preserve">0.9968 ± 0.0027</w:t>
+              <w:t xml:space="preserve">0.9915</w:t>
+            </w:r>
+          </w:p>
+        </w:tc>
+        <w:tc>
+          <w:tcPr>
+            <w:tcW w:type="dxa" w:w="1480"/>
+            <w:gridSpan w:val="1"/>
+            <w:tcBorders>
+              <w:top w:val="none" w:color="FFFFFF" w:sz="0"/>
+              <w:left w:val="none" w:color="FFFFFF" w:sz="0"/>
+              <w:bottom w:val="single" w:color="000000" w:sz="12"/>
+              <w:right w:val="none" w:color="FFFFFF" w:sz="0"/>
+            </w:tcBorders>
+            <w:tcMar>
+              <w:top w:type="dxa" w:w="40"/>
+              <w:left w:type="dxa" w:w="70"/>
+              <w:bottom w:type="dxa" w:w="40"/>
+              <w:right w:type="dxa" w:w="70"/>
+            </w:tcMar>
+            <w:vAlign w:val="center"/>
+          </w:tcPr>
+          <w:p>
+            <w:pPr>
+              <w:spacing w:after="20" w:before="20" w:line="240"/>
+              <w:jc w:val="center"/>
+            </w:pPr>
+            <w:r>
+              <w:rPr>
+                <w:rFonts w:ascii="Calibri" w:cs="Calibri" w:eastAsia="Calibri" w:hAnsi="Calibri"/>
+                <w:b w:val="false"/>
+                <w:bCs w:val="false"/>
+                <w:i w:val="false"/>
+                <w:iCs w:val="false"/>
+                <w:sz w:val="18"/>
+                <w:szCs w:val="18"/>
+              </w:rPr>
+              <w:t xml:space="preserve">0.9989</w:t>
+            </w:r>
+          </w:p>
+        </w:tc>
+        <w:tc>
+          <w:tcPr>
+            <w:tcW w:type="dxa" w:w="1480"/>
+            <w:gridSpan w:val="1"/>
+            <w:tcBorders>
+              <w:top w:val="none" w:color="FFFFFF" w:sz="0"/>
+              <w:left w:val="none" w:color="FFFFFF" w:sz="0"/>
+              <w:bottom w:val="single" w:color="000000" w:sz="12"/>
+              <w:right w:val="none" w:color="FFFFFF" w:sz="0"/>
+            </w:tcBorders>
+            <w:tcMar>
+              <w:top w:type="dxa" w:w="40"/>
+              <w:left w:type="dxa" w:w="70"/>
+              <w:bottom w:type="dxa" w:w="40"/>
+              <w:right w:type="dxa" w:w="70"/>
+            </w:tcMar>
+            <w:vAlign w:val="center"/>
+          </w:tcPr>
+          <w:p>
+            <w:pPr>
+              <w:spacing w:after="20" w:before="20" w:line="240"/>
+              <w:jc w:val="center"/>
+            </w:pPr>
+            <w:r>
+              <w:rPr>
+                <w:rFonts w:ascii="Calibri" w:cs="Calibri" w:eastAsia="Calibri" w:hAnsi="Calibri"/>
+                <w:b w:val="false"/>
+                <w:bCs w:val="false"/>
+                <w:i w:val="false"/>
+                <w:iCs w:val="false"/>
+                <w:sz w:val="18"/>
+                <w:szCs w:val="18"/>
+              </w:rPr>
+              <w:t xml:space="preserve">0.9985</w:t>
             </w:r>
           </w:p>
         </w:tc>

--- a/paper/GeNIS_benchmark_article.docx
+++ b/paper/GeNIS_benchmark_article.docx
@@ -1162,7 +1162,7 @@
           <w:sz w:val="22"/>
           <w:szCs w:val="22"/>
         </w:rPr>
-        <w:t xml:space="preserve"> alone reaches 0.9947 with a macro-F1 of 0.9102, from 76 distinct values. Silva et al. exclude those columns from their experiments, so their reported results are unaffected; the observation concerns the module as distributed, which a subsequent study may load directly. Our artefact releases the two inspection scripts that produce these numbers.</w:t>
+        <w:t xml:space="preserve"> alone reaches 0.9947 with a macro-F1 of 0.9102, from 76 distinct values. Silva et al. exclude those columns from their experiments, so their reported results are unaffected; the observation concerns the module as distributed, which a subsequent study may load directly. Our artefact releases the two inspection scripts that produce these numbers, together with the structural report the first of them emits.</w:t>
       </w:r>
     </w:p>
     <w:p>
@@ -4165,7 +4165,7 @@
           <w:sz w:val="22"/>
           <w:szCs w:val="22"/>
         </w:rPr>
-        <w:t xml:space="preserve"> relative to Table 12 of the corpus descriptor [4] (8 283 released versus 10 286 reported). The same discrepancy is present at every interval (32 590 flows at 5 s, 32 051 at 10 s and 30 481 at 30 s), of which the constant 27 733 reconnaissance flows are the larger part. Table 5 reports our recounts. All figures in this paper come from the released files, and we state the released counts rather than the documented ones wherever the two disagree.</w:t>
+        <w:t xml:space="preserve"> relative to Table 12 of the corpus descriptor [4] (8 283 released versus 10 286 reported). The same discrepancy is present at every interval (32 590 flows at 5 s, 32 051 at 10 s and 30 481 at 30 s), of which the constant 27 733 reconnaissance flows are the larger part. Table 5 reports our recounts. All figures in this paper come from the released files, and we state the released counts rather than the documented ones wherever the two disagree. This reconciliation is checkable against a third source, independent of both the descriptor and the 2-flows files: the 4-preprocessed module ships the same 60-second data as an 80/20 pair of 294 844 and 73 712 flows, 368 556 in all, and rescaling the composition of its training partition recovers every count above to the flow, the 10 286 benign-background flows included. We release that check as experiments/verify_4preprocessed.py.</w:t>
       </w:r>
     </w:p>
     <w:p>

--- a/paper/GeNIS_benchmark_article.docx
+++ b/paper/GeNIS_benchmark_article.docx
@@ -1162,7 +1162,7 @@
           <w:sz w:val="22"/>
           <w:szCs w:val="22"/>
         </w:rPr>
-        <w:t xml:space="preserve"> alone reaches 0.9947 with a macro-F1 of 0.9102, from 76 distinct values. Silva et al. exclude those columns from their experiments, so their reported results are unaffected; the observation concerns the module as distributed, which a subsequent study may load directly. Our artefact releases the two inspection scripts that produce these numbers, together with the structural report the first of them emits.</w:t>
+        <w:t xml:space="preserve"> alone, from 76 distinct values, reaches 0.9947 accuracy and 0.9102 macro-F1 on the thirteen sub-categories, and 0.9985 and 0.9950 on the four-class task that the baseline itself evaluates, where the destination port reaches 0.9838 and 0.9652. One qualification belongs with those figures: a legitimate volume column, TotBytes, scores 0.9892 and 0.9758 on that same task, so standalone predictive power does not by itself separate a topology counter from traffic behaviour, exactly as Section 6.2 argues. What separates them is that a topology counter is stable in time and would therefore survive our own audit, which is why Section 9 keeps exclusion by name as a separate remedy. Silva et al. exclude those columns from their experiments, so their reported results are unaffected; the observation concerns the module as distributed, which a subsequent study may load directly. Our artefact releases the two inspection scripts that produce these numbers, the reports they emit, and the script that checks every figure quoted here against them.</w:t>
       </w:r>
     </w:p>
     <w:p>
@@ -40592,7 +40592,7 @@
           <w:sz w:val="22"/>
           <w:szCs w:val="22"/>
         </w:rPr>
-        <w:t xml:space="preserve"> classifies the thirteen sub-categories of that module's own holdout at 0.9947 accuracy, against a majority-class rate of 0.1785. Under a temporal protocol such a feature transfers intact, so no transferability threshold would have removed it. Readers should not read our audit as a complete leakage test.</w:t>
+        <w:t xml:space="preserve"> classifies the thirteen sub-categories of that module's own holdout at 0.9947 accuracy, against a majority-class rate of 0.1785, and reaches 0.9950 macro-F1 on the four-class task the baseline evaluates. Under a temporal protocol such a feature transfers intact, so no transferability threshold would have removed it. Readers should not read our audit as a complete leakage test.</w:t>
       </w:r>
     </w:p>
     <w:p>

--- a/paper/GeNIS_benchmark_article.docx
+++ b/paper/GeNIS_benchmark_article.docx
@@ -16463,7 +16463,7 @@
           <w:sz w:val="22"/>
           <w:szCs w:val="22"/>
         </w:rPr>
-        <w:t xml:space="preserve">Table 6 gives the effect on detection. The boosted trees are essentially interval-invariant: XGBoost holds 1.0000 at 5, 10 and 60 s and 0.9999 at 30 s, and LightGBM holds ≥ 0.9999 everywhere except at 10 s, where its three runs are 0.9999, 1.0000 and 0.8374. The third is not dispersion around a mean but a different outcome: five of its nine per-class F1 scores fall below 0.99, the worst being </w:t>
+        <w:t xml:space="preserve">Table 6 gives the effect on detection. The boosted trees are essentially interval-invariant: XGBoost holds 1.0000 at 5, 10 and 60 s and 0.9999 at 30 s, and LightGBM holds ≥ 0.9999 everywhere except at 10 s, where four of its five runs are at or above 0.9999 and the fifth is 0.8374. That run is not dispersion around a mean but a different outcome: five of its nine per-class F1 scores fall below 0.99, the worst being </w:t>
       </w:r>
       <w:r>
         <w:rPr>
@@ -16487,7 +16487,7 @@
           <w:sz w:val="22"/>
           <w:szCs w:val="22"/>
         </w:rPr>
-        <w:t xml:space="preserve"> at 0.056, and its false-positive rate is 7.7% against 0.01% and 0.00% for the other two seeds. We give the three figures rather than the 0.9458 that averages them, because no run of this detector at this interval scored anything near 0.9458. The DNN, by contrast, collapses as the window shrinks: 0.9968 at 60 s, 0.8478 at 30 s, 0.5120 at 10 s and 0.5291 at 5 s, with false-positive rates of 34% and 39% at the two shortest intervals. Aggregation is doing work that the dense network cannot do for itself, and an evaluation conducted only at 60 s, as in the corpus baseline, would report the neural and tree families as equivalent when they are not.</w:t>
+        <w:t xml:space="preserve"> at 0.056, and its false-positive rate is 7.7% against at most 0.01% for the other four seeds. We give the five figures rather than any average of them, because no run of this detector at this interval scored anything between 0.84 and 0.99. The DNN, by contrast, collapses as the window shrinks: 0.9968 at 60 s, about 0.849 at 30 s on four of five seeds with a fifth at 0.9879, 0.5120 at 10 s and 0.5235 at 5 s, with false-positive rates of 34% and 39% at the two shortest intervals. Aggregation is doing work that the dense network cannot do for itself, and an evaluation conducted only at 60 s, as in the corpus baseline, would report the neural and tree families as equivalent when they are not.</w:t>
       </w:r>
     </w:p>
     <w:p>
@@ -16505,7 +16505,7 @@
           <w:sz w:val="22"/>
           <w:szCs w:val="22"/>
         </w:rPr>
-        <w:t xml:space="preserve">Figure 11 resolves this by family, and it withdraws a reading that the three-seed means invite. Detectability is uniformly high for the five denial-of-service families at every interval, never falling below 0.993. The brute-force families carry all of the dispersion, but not in the direction a window-length argument would predict: </w:t>
+        <w:t xml:space="preserve">Figure 11 resolves this by family, and it withdraws a reading that averaging the runs invites. Detectability is uniformly high for the five denial-of-service families at every interval, never falling below 0.993. The brute-force families carry all of the dispersion, but not in the direction a window-length argument would predict: </w:t>
       </w:r>
       <w:r>
         <w:rPr>
@@ -16529,7 +16529,7 @@
           <w:sz w:val="22"/>
           <w:szCs w:val="22"/>
         </w:rPr>
-        <w:t xml:space="preserve"> scores 1.000 at 5 s, 1.000 at 30 s and 0.999 at 60 s, and its 0.685 at 10 s is the three-seed mean of 0.999, 1.000 and 0.056, the last being the collapsed seed described above. Set that seed aside and LightGBM classifies all nine families above 0.999 at 10 s as well. Were shorter windows fragmenting the low-rate brute-force pattern, the 5-second column would be the weakest; it is the strongest. We therefore read no window-length effect into the tree ensembles at all. The window-length effect this section documents is the DNN's, and that one is systematic rather than seed-driven: its standard deviation stays between 0.002 and 0.019 while its mean falls by nearly half.</w:t>
+        <w:t xml:space="preserve"> scores 1.000 at 5 s, 1.000 at 30 s and 0.999 at 60 s, and the 0.685 the figure shows at 10 s is the mean of the three seeds it was drawn from, 0.999, 1.000 and 0.056, the last being the collapsed run described above; over the five seeds now available that cell reads 0.811, which changes its value and not the reading. Set that seed aside and LightGBM classifies all nine families above 0.999 at 10 s as well. Were shorter windows fragmenting the low-rate brute-force pattern, the 5-second column would be the weakest; it is the strongest. We therefore read no window-length effect into the tree ensembles at all. The window-length effect this section documents is the DNN's, and that one is systematic rather than seed-driven: its standard deviation stays between 0.002 and 0.019 while its mean falls by nearly half.</w:t>
       </w:r>
     </w:p>
     <w:p>
@@ -16547,7 +16547,7 @@
           <w:sz w:val="22"/>
           <w:szCs w:val="22"/>
         </w:rPr>
-        <w:t xml:space="preserve">What the unequal seed counts do and do not put at risk. </w:t>
+        <w:t xml:space="preserve">What five seeds at every interval settled. </w:t>
       </w:r>
       <w:r>
         <w:rPr>
@@ -16559,7 +16559,7 @@
           <w:sz w:val="22"/>
           <w:szCs w:val="22"/>
         </w:rPr>
-        <w:t xml:space="preserve">The interval study runs three seeds at 5, 10 and 30 s against five at 60 s, so the comparison across intervals is unbalanced and Table 6 shows exactly where. The imbalance is a budget decision and not a finding: the 5-second slice carries 2 773 578 flows and is the heaviest part of the campaign. It matters in one place only, the LightGBM collapse at 10 s, which three observations can neither confirm as instability nor dismiss as an accident. Two further seeds would settle it, and the repository includes the notebook that runs them; we state the question as open rather than answer it from three points. Nothing else in this subsection depends on the resolution: XGBoost is invariant across every run at every interval, and the DNN's decline is carried by all three of its seeds at each interval, with a spread never exceeding 0.045.</w:t>
+        <w:t xml:space="preserve">The interval study first ran three seeds at 5, 10 and 30 s against five at 60 s, so the comparison across intervals was unbalanced and the 10-second collapse rested on one observation in three. The two missing seeds have since been measured, on a rerun that reproduced a published run to the bit before extending it, and Table 6 now carries five seeds at every interval. The collapse does not reproduce: one run of five falls to 0.8374 and the other four sit at or above 0.9999. It is an isolated failure of a single fit rather than an instability of LightGBM at that window, and it is reported as five runs rather than as a mean for that reason. The additional seeds also produced the mirror image on the DNN at 30 s, where four runs cluster near 0.849 and the fifth reaches 0.9879; the same rule applies to our own figure, and the runs are given rather than their average. Nothing else in the subsection moved: XGBoost is invariant across all twenty of its runs, and the DNN's decline with window length is carried by every seed at every interval.</w:t>
       </w:r>
     </w:p>
     <w:p>
@@ -16634,7 +16634,7 @@
           <w:sz w:val="18"/>
           <w:szCs w:val="18"/>
         </w:rPr>
-        <w:t xml:space="preserve">Per-class F1 across aggregation intervals (LightGBM, audited; mean over three seeds at 5, 10 and 30 s, seed 1 at 60 s). Every cell below 0.99 lies in the 10-second column, and every one of them comes from the single seed that collapsed there (Section 6.4): the other two seeds classify all nine families above 0.999 at that interval. The window length leaves the tree ensemble unaffected.</w:t>
+        <w:t xml:space="preserve">Per-class F1 across aggregation intervals (LightGBM, audited; mean over three seeds at 5, 10 and 30 s, seed 1 at 60 s). The heat map predates the two additional seeds of Table 6 and is drawn from three; every cell below 0.99 lies in the 10-second column, and every one of them comes from the single run that collapsed there (Section 6.4), the other four seeds classifying all nine families above 0.999 at that interval. The window length leaves the tree ensemble unaffected.</w:t>
       </w:r>
     </w:p>
     <w:p>
@@ -17705,7 +17705,7 @@
           <w:sz w:val="18"/>
           <w:szCs w:val="18"/>
         </w:rPr>
-        <w:t xml:space="preserve">Macro-F1 by aggregation interval, audited condition, every individual run. No mean is given, deliberately. LightGBM at 10 s is why: its three runs are 0.9999, 1.0000 and 0.8374, and their mean of 0.9458 describes none of them. The em dashes are the two seeds the interval study did not run, and they mark a real limit rather than a typographical one; the paragraph below states what it costs.</w:t>
+        <w:t xml:space="preserve">Macro-F1 by aggregation interval, audited condition, every individual run, five seeds at every interval. No mean is given, deliberately. LightGBM at 10 s is why: four of its five runs are at or above 0.9999 and the fifth is 0.8374, so any average of them describes no run that was performed. The two seeds missing from an earlier version of this table were measured afterwards, on a rerun that first reproduced one published run exactly before extending it.</w:t>
       </w:r>
     </w:p>
     <w:tbl>
@@ -18219,7 +18219,7 @@
                 <w:sz w:val="18"/>
                 <w:szCs w:val="18"/>
               </w:rPr>
-              <w:t xml:space="preserve">—</w:t>
+              <w:t xml:space="preserve">1.0000</w:t>
             </w:r>
           </w:p>
         </w:tc>
@@ -18256,7 +18256,7 @@
                 <w:sz w:val="18"/>
                 <w:szCs w:val="18"/>
               </w:rPr>
-              <w:t xml:space="preserve">—</w:t>
+              <w:t xml:space="preserve">1.0000</w:t>
             </w:r>
           </w:p>
         </w:tc>
@@ -18480,7 +18480,7 @@
                 <w:sz w:val="18"/>
                 <w:szCs w:val="18"/>
               </w:rPr>
-              <w:t xml:space="preserve">—</w:t>
+              <w:t xml:space="preserve">0.9998</w:t>
             </w:r>
           </w:p>
         </w:tc>
@@ -18517,7 +18517,7 @@
                 <w:sz w:val="18"/>
                 <w:szCs w:val="18"/>
               </w:rPr>
-              <w:t xml:space="preserve">—</w:t>
+              <w:t xml:space="preserve">1.0000</w:t>
             </w:r>
           </w:p>
         </w:tc>
@@ -18741,7 +18741,7 @@
                 <w:sz w:val="18"/>
                 <w:szCs w:val="18"/>
               </w:rPr>
-              <w:t xml:space="preserve">—</w:t>
+              <w:t xml:space="preserve">0.5127</w:t>
             </w:r>
           </w:p>
         </w:tc>
@@ -18778,7 +18778,7 @@
                 <w:sz w:val="18"/>
                 <w:szCs w:val="18"/>
               </w:rPr>
-              <w:t xml:space="preserve">—</w:t>
+              <w:t xml:space="preserve">0.5173</w:t>
             </w:r>
           </w:p>
         </w:tc>
@@ -19002,7 +19002,7 @@
                 <w:sz w:val="18"/>
                 <w:szCs w:val="18"/>
               </w:rPr>
-              <w:t xml:space="preserve">—</w:t>
+              <w:t xml:space="preserve">1.0000</w:t>
             </w:r>
           </w:p>
         </w:tc>
@@ -19039,7 +19039,7 @@
                 <w:sz w:val="18"/>
                 <w:szCs w:val="18"/>
               </w:rPr>
-              <w:t xml:space="preserve">—</w:t>
+              <w:t xml:space="preserve">1.0000</w:t>
             </w:r>
           </w:p>
         </w:tc>
@@ -19263,7 +19263,7 @@
                 <w:sz w:val="18"/>
                 <w:szCs w:val="18"/>
               </w:rPr>
-              <w:t xml:space="preserve">—</w:t>
+              <w:t xml:space="preserve">1.0000</w:t>
             </w:r>
           </w:p>
         </w:tc>
@@ -19300,7 +19300,7 @@
                 <w:sz w:val="18"/>
                 <w:szCs w:val="18"/>
               </w:rPr>
-              <w:t xml:space="preserve">—</w:t>
+              <w:t xml:space="preserve">1.0000</w:t>
             </w:r>
           </w:p>
         </w:tc>
@@ -19524,7 +19524,7 @@
                 <w:sz w:val="18"/>
                 <w:szCs w:val="18"/>
               </w:rPr>
-              <w:t xml:space="preserve">—</w:t>
+              <w:t xml:space="preserve">0.5093</w:t>
             </w:r>
           </w:p>
         </w:tc>
@@ -19561,7 +19561,7 @@
                 <w:sz w:val="18"/>
                 <w:szCs w:val="18"/>
               </w:rPr>
-              <w:t xml:space="preserve">—</w:t>
+              <w:t xml:space="preserve">0.5145</w:t>
             </w:r>
           </w:p>
         </w:tc>
@@ -19785,7 +19785,7 @@
                 <w:sz w:val="18"/>
                 <w:szCs w:val="18"/>
               </w:rPr>
-              <w:t xml:space="preserve">—</w:t>
+              <w:t xml:space="preserve">0.9998</w:t>
             </w:r>
           </w:p>
         </w:tc>
@@ -19822,7 +19822,7 @@
                 <w:sz w:val="18"/>
                 <w:szCs w:val="18"/>
               </w:rPr>
-              <w:t xml:space="preserve">—</w:t>
+              <w:t xml:space="preserve">0.9999</w:t>
             </w:r>
           </w:p>
         </w:tc>
@@ -20046,7 +20046,7 @@
                 <w:sz w:val="18"/>
                 <w:szCs w:val="18"/>
               </w:rPr>
-              <w:t xml:space="preserve">—</w:t>
+              <w:t xml:space="preserve">0.9998</w:t>
             </w:r>
           </w:p>
         </w:tc>
@@ -20083,7 +20083,7 @@
                 <w:sz w:val="18"/>
                 <w:szCs w:val="18"/>
               </w:rPr>
-              <w:t xml:space="preserve">—</w:t>
+              <w:t xml:space="preserve">0.9999</w:t>
             </w:r>
           </w:p>
         </w:tc>
@@ -20307,7 +20307,7 @@
                 <w:sz w:val="18"/>
                 <w:szCs w:val="18"/>
               </w:rPr>
-              <w:t xml:space="preserve">—</w:t>
+              <w:t xml:space="preserve">0.8515</w:t>
             </w:r>
           </w:p>
         </w:tc>
@@ -20344,7 +20344,7 @@
                 <w:sz w:val="18"/>
                 <w:szCs w:val="18"/>
               </w:rPr>
-              <w:t xml:space="preserve">—</w:t>
+              <w:t xml:space="preserve">0.9879</w:t>
             </w:r>
           </w:p>
         </w:tc>

--- a/paper/GeNIS_benchmark_article.docx
+++ b/paper/GeNIS_benchmark_article.docx
@@ -4600,7 +4600,84 @@
           <w:sz w:val="22"/>
           <w:szCs w:val="22"/>
         </w:rPr>
-        <w:t xml:space="preserve"> while all nine classes remain represented in all three partitions. We verify the ordering invariant explicitly. Two properties of this construction must be stated before any result is read from it. It uses the class label to build the partition, since the ordering is applied within each class, so it is not a model of deployment on future unlabelled traffic; it answers the narrower question of whether a detector still recognises later flows of a family it has already seen. And it is the strictest temporal evaluation this corpus supports without emptying classes, which is a statement about GeNIS rather than a general recommendation. We therefore use it as a diagnostic within-class temporal protocol throughout, and we do not present its results as deployment generalisation. A rolling-origin or leave-one-scenario-out evaluation would answer the deployment question, and Section 9 records that we did not run one.</w:t>
+        <w:t xml:space="preserve"> while all nine classes remain represented in all three partitions. We verify the ordering invariant explicitly. Two properties of this construction must be stated before any result is read from it. It uses the class label to build the partition, since the ordering is applied within each class, so it is not a model of deployment on future unlabelled traffic; it answers the narrower question of whether a detector still recognises later flows of a family it has already seen. And it is the strictest temporal evaluation this corpus supports without emptying classes, which is a statement about GeNIS rather than a general recommendation. We therefore use it as a diagnostic within-class temporal protocol throughout, and we do not present its results as deployment generalisation. A rolling-origin evaluation tests how much of the result depends on where that single cut falls, and withholding a whole family tests the deployment question directly; Section 6.8 reports both.</w:t>
+      </w:r>
+    </w:p>
+    <w:p>
+      <w:pPr>
+        <w:keepNext/>
+        <w:spacing w:after="80" w:before="200"/>
+        <w:jc w:val="center"/>
+      </w:pPr>
+      <w:r>
+        <w:drawing>
+          <ns2:inline distT="0" distB="0" distL="0" distR="0">
+            <ns2:extent cx="6124575" cy="3438144"/>
+            <ns2:effectExtent t="0" r="0" b="0" l="0"/>
+            <ns2:docPr id="33" name="" descr="" title=""/>
+            <ns2:cNvGraphicFramePr>
+              <ns3:graphicFrameLocks noChangeAspect="1"/>
+            </ns2:cNvGraphicFramePr>
+            <ns3:graphic>
+              <ns3:graphicData uri="http://schemas.openxmlformats.org/drawingml/2006/picture">
+                <ns4:pic>
+                  <ns4:nvPicPr>
+                    <ns4:cNvPr id="0" name="" descr=""/>
+                    <ns4:cNvPicPr>
+                      <ns3:picLocks noChangeAspect="1" noChangeArrowheads="1"/>
+                    </ns4:cNvPicPr>
+                  </ns4:nvPicPr>
+                  <ns4:blipFill>
+                    <ns3:blip ns5:embed="rId26" cstate="none"/>
+                    <ns3:srcRect/>
+                    <ns3:stretch>
+                      <ns3:fillRect/>
+                    </ns3:stretch>
+                  </ns4:blipFill>
+                  <ns4:spPr bwMode="auto">
+                    <ns3:xfrm>
+                      <ns3:off x="0" y="0"/>
+                      <ns3:ext cx="6124575" cy="3438144"/>
+                    </ns3:xfrm>
+                    <ns3:prstGeom prst="rect">
+                      <ns3:avLst/>
+                    </ns3:prstGeom>
+                  </ns4:spPr>
+                </ns4:pic>
+              </ns3:graphicData>
+            </ns3:graphic>
+          </ns2:inline>
+        </w:drawing>
+      </w:r>
+    </w:p>
+    <w:p>
+      <w:pPr>
+        <w:spacing w:after="240"/>
+        <w:jc w:val="both"/>
+      </w:pPr>
+      <w:r>
+        <w:rPr>
+          <w:rFonts w:ascii="Calibri" w:cs="Calibri" w:eastAsia="Calibri" w:hAnsi="Calibri"/>
+          <w:b/>
+          <w:bCs/>
+          <w:i w:val="false"/>
+          <w:iCs w:val="false"/>
+          <w:sz w:val="18"/>
+          <w:szCs w:val="18"/>
+        </w:rPr>
+        <w:t xml:space="preserve">Figure 4. </w:t>
+      </w:r>
+      <w:r>
+        <w:rPr>
+          <w:rFonts w:ascii="Calibri" w:cs="Calibri" w:eastAsia="Calibri" w:hAnsi="Calibri"/>
+          <w:b w:val="false"/>
+          <w:bCs w:val="false"/>
+          <w:i w:val="false"/>
+          <w:iCs w:val="false"/>
+          <w:sz w:val="18"/>
+          <w:szCs w:val="18"/>
+        </w:rPr>
+        <w:t xml:space="preserve">The four ways this paper cuts the corpus, on one axis of capture time and for a single class; the nine read alike. (a) The stratified split ignores capture time, so the three windows interleave. (b) A global chronological split is degenerate here and is reported as a property of the corpus rather than used as a protocol. (c) The per-class temporal split is the protocol evaluated throughout: the same 60/20/20 cut inside every class, which keeps all nine present in all three windows at the price of using the label to build the partition. (d) Two later experiments move pieces of (c) without opening anything it does not already open: the nested audit of Section 4.3 cuts the training window alone 75/25, and the rolling origins of Section 6.8 move the cut of (c) to five positions.</w:t>
       </w:r>
     </w:p>
     <w:p>
@@ -5523,7 +5600,7 @@
           <w:sz w:val="22"/>
           <w:szCs w:val="22"/>
         </w:rPr>
-        <w:t xml:space="preserve">The tree of lines 3 and 4 is a scikit-learn 1.6.1 DecisionTreeClassifier left at library defaults, random_state = 1 being the only argument set: Gini impurity, the best split searched over every candidate threshold, unlimited depth, two flows required to split a node and one to form a leaf, no pruning, and no class weighting. An unpruned single-feature tree is the most permissive probe available, since it may cut the axis into as many intervals as the fitting window supports; a low a_strat therefore means the column does not separate the classes, and not that the probe was underpowered. The probe reads the columns as they are stored, positional ones in double and behavioural ones in single precision, and scales nothing: a decision tree is invariant to any strictly increasing rescaling of a single column, so the RobustScaler fitted for the detectors (Section 4.1) cannot move τ. The stratified arm is seed 1 alone and not the five-seed mean, so the ratios of Table 3 are single-split measurements and we report no seed dispersion on them. The permutation importances shown beside them in Table 3 and Figure 5 take no part in the rule: they come from a LightGBM reference model (300 trees, 63 leaves, learning rate 0.1) fitted on the clean condition of seed 1, permuted five times over a random subsample of 15 000 test flows and scored by accuracy.</w:t>
+        <w:t xml:space="preserve">The tree of lines 3 and 4 is a scikit-learn 1.6.1 DecisionTreeClassifier left at library defaults, random_state = 1 being the only argument set: Gini impurity, the best split searched over every candidate threshold, unlimited depth, two flows required to split a node and one to form a leaf, no pruning, and no class weighting. An unpruned single-feature tree is the most permissive probe available, since it may cut the axis into as many intervals as the fitting window supports; a low a_strat therefore means the column does not separate the classes, and not that the probe was underpowered. The probe reads the columns as they are stored, positional ones in double and behavioural ones in single precision, and scales nothing: a decision tree is invariant to any strictly increasing rescaling of a single column, so the RobustScaler fitted for the detectors (Section 4.1) cannot move τ. The stratified arm is seed 1 alone and not the five-seed mean, so the ratios of Table 3 are single-split measurements and we report no seed dispersion on them. The permutation importances shown beside them in Table 3 and Figure 6 take no part in the rule: they come from a LightGBM reference model (300 trees, 63 leaves, learning rate 0.1) fitted on the clean condition of seed 1, permuted five times over a random subsample of 15 000 test flows and scored by accuracy.</w:t>
       </w:r>
     </w:p>
     <w:p>
@@ -5583,7 +5660,7 @@
           <w:sz w:val="22"/>
           <w:szCs w:val="22"/>
         </w:rPr>
-        <w:t xml:space="preserve">The obvious remedy is not available. Recomputed on the validation partition, the rule excludes nothing at all. The stratified single-feature accuracies are the same on both partitions, to within 0.0008 on average, as exchangeable partitions of a random split should be; the temporal ones are not, validation giving a higher figure than test for 53 of the 63 behavioural columns, by 0.075 on average. Dur is the clearest case: 0.921 under the stratified protocol on either partition, and 0.627 against 0.304 under the temporal one. The per-class split places training in the first 60% of each class, validation in the next 20% and test in the last 20%, so validation is adjacent to the training window while test lies one step beyond it. A ratio built to measure decay with temporal distance cannot be estimated on the partition closest to training, and Figure 16 shows that decay directly.</w:t>
+        <w:t xml:space="preserve">The obvious remedy is not available. Recomputed on the validation partition, the rule excludes nothing at all. The stratified single-feature accuracies are the same on both partitions, to within 0.0008 on average, as exchangeable partitions of a random split should be; the temporal ones are not, validation giving a higher figure than test for 53 of the 63 behavioural columns, by 0.075 on average. Dur is the clearest case: 0.921 under the stratified protocol on either partition, and 0.627 against 0.304 under the temporal one. The per-class split places training in the first 60% of each class, validation in the next 20% and test in the last 20%, so validation is adjacent to the training window while test lies one step beyond it. A ratio built to measure decay with temporal distance cannot be estimated on the partition closest to training, and Figure 20 shows that decay directly.</w:t>
       </w:r>
     </w:p>
     <w:p>
@@ -5781,7 +5858,7 @@
           <w:sz w:val="22"/>
           <w:szCs w:val="22"/>
         </w:rPr>
-        <w:t xml:space="preserve">: rate and inter-packet-time statistics whose predictive power is genuine but tied to how the campaigns were paced. The rule places SIntPkt and SIntPktMax in the blacklist on the same evidence it uses for the duplicated columns, and we cannot claim that it has distinguished them. A low transferability ratio establishes that a feature's predictive power does not survive a change of protocol; it does not establish that the power was spurious to begin with. Excluding such a feature is conservative for a benchmark, since it can only lower the reported score, but it is not the same act as removing a leak, and we do not present it as one. Two limits on the rule follow, and they govern how the whole audit should be read. It is a proposed diagnostic and not a validated leakage detector: the threshold is a declared choice rather than a statistical derivation, the blacklist it produces changes from eight to thirteen behavioural columns under a different normalisation (Section 9), and we have not retrained the detectors under those alternatives, so the downstream cost of the choice is reported as a feature list and not as a measurement. And it detects one kind of shortcut only. Transferability compares two protocols in time, so a feature whose predictive power is stable in time passes it whatever its provenance; identifier and topology columns are removed by name beforehand precisely because the rule would retain them (Section 9). The procedure is a schedule-dependent shortcut audit, complementary to identifier auditing rather than a general leakage-auditing framework.</w:t>
+        <w:t xml:space="preserve">: rate and inter-packet-time statistics whose predictive power is genuine but tied to how the campaigns were paced. The rule places SIntPkt and SIntPktMax in the blacklist on the same evidence it uses for the duplicated columns, and we cannot claim that it has distinguished them. A low transferability ratio establishes that a feature's predictive power does not survive a change of protocol; it does not establish that the power was spurious to begin with. Excluding such a feature is conservative for a benchmark, since it can only lower the reported score, but it is not the same act as removing a leak, and we do not present it as one. Two limits on the rule follow, and they govern how the whole audit should be read. It is a proposed diagnostic and not a validated leakage detector: the threshold is a declared choice rather than a statistical derivation, and the blacklist it produces changes from eight to thirteen behavioural columns under a different normalisation (Section 9). We have since retrained under four alternative lists, and Section 9 reports what the choice costs. And it detects one kind of shortcut only. Transferability compares two protocols in time, so a feature whose predictive power is stable in time passes it whatever its provenance; identifier and topology columns are removed by name beforehand precisely because the rule would retain them (Section 9). The procedure is a schedule-dependent shortcut audit, complementary to identifier auditing rather than a general leakage-auditing framework.</w:t>
       </w:r>
     </w:p>
     <w:p>
@@ -6123,7 +6200,7 @@
           <w:sz w:val="22"/>
           <w:szCs w:val="22"/>
         </w:rPr>
-        <w:t xml:space="preserve"> over the nine classes, complemented by the Matthews correlation coefficient, per-class F1, and the operational binary view (benign versus attack) with its false-positive rate, PR-AUC and ROC-AUC. Calibration is measured by expected calibration error over 15 bins, before and after temperature scaling fitted on validation. Two statistical questions are asked separately, and they are not interchangeable. McNemar's test, under Holm correction, compares two detectors on the same seed-1 test partition. The multiclass predictions are first reduced to correctness indicators, correct or incorrect against the true label, and the test is applied to the two discordant cells of the resulting 2x2 table, the flows one detector classifies correctly and the other does not, with a continuity correction. It therefore asks whether the two detectors misclassify different flows, and not whether their macro-F1 differs; a difference in macro-F1 is a different question that this test does not address, and the bootstrap intervals below are marginal rather than paired. A paired bootstrap of the macro-F1 difference would answer it directly and is the test we recommend for a replication. Uncertainty on macro-F1 itself is carried by 95% bootstrap confidence intervals over 1 000 resamples of that same partition. The five seeds answer a third question again: they resample the split, not the corpus, so their dispersion measures the sensitivity of a detector to which flows land in training, and they are not independent replications of the data. We therefore do not pool them into the significance test, and we report their standard deviation as a stability figure rather than as a standard error. Significance and magnitude are also reported together throughout: where a difference is significant we give the absolute macro-F1 gap beside it, because on this corpus a gap can be statistically detectable and operationally irrelevant at the same time.</w:t>
+        <w:t xml:space="preserve"> over the nine classes, complemented by the Matthews correlation coefficient, per-class F1, and the operational binary view (benign versus attack) with its false-positive rate, PR-AUC and ROC-AUC. Calibration is measured by expected calibration error over 15 bins, before and after temperature scaling fitted on validation. Two statistical questions are asked separately, and they are not interchangeable. McNemar's test, under Holm correction, compares two detectors on the same seed-1 test partition. The multiclass predictions are first reduced to correctness indicators, correct or incorrect against the true label, and the test is applied to the two discordant cells of the resulting 2x2 table, the flows one detector classifies correctly and the other does not, with a continuity correction. It therefore asks whether the two detectors misclassify different flows, and not whether their macro-F1 differs; a difference in macro-F1 is a different question that this test does not address, and the bootstrap intervals below are marginal rather than paired. A paired bootstrap of the macro-F1 difference answers it directly, and Section 6.8 reports one over 1 000 resamples of the stored probability matrices. Uncertainty on macro-F1 itself is carried by 95% bootstrap confidence intervals over 1 000 resamples of that same partition. The five seeds answer a third question again: they resample the split, not the corpus, so their dispersion measures the sensitivity of a detector to which flows land in training, and they are not independent replications of the data. We therefore do not pool them into the significance test, and we report their standard deviation as a stability figure rather than as a standard error. Significance and magnitude are also reported together throughout: where a difference is significant we give the absolute macro-F1 gap beside it, because on this corpus a gap can be statistically detectable and operationally irrelevant at the same time.</w:t>
       </w:r>
     </w:p>
     <w:p>
@@ -6489,7 +6566,7 @@
           <w:sz w:val="22"/>
           <w:szCs w:val="22"/>
         </w:rPr>
-        <w:t xml:space="preserve">Table 2 reports the nine-class benchmark. Under the stratified protocol the nine-class task, as posed here and with this feature set, is essentially solved: XGBoost and LightGBM reach macro-F1 1.0000 ± 0.0000 across five seeds, random forest and the FT-Transformer 0.9999, and nine of the eleven detectors exceed 0.99. McNemar tests with Holm correction confirm what the point estimates suggest (Figure 8): of the 45 model pairs, 11 are </w:t>
+        <w:t xml:space="preserve">Table 2 reports the nine-class benchmark. Under the stratified protocol the nine-class task, as posed here and with this feature set, is essentially solved: XGBoost and LightGBM reach macro-F1 1.0000 ± 0.0000 across five seeds, random forest and the FT-Transformer 0.9999, and nine of the eleven detectors exceed 0.99. McNemar tests with Holm correction confirm what the point estimates suggest (Figure 9): of the 45 model pairs, 11 are </w:t>
       </w:r>
       <w:r>
         <w:rPr>
@@ -6513,7 +6590,7 @@
           <w:sz w:val="22"/>
           <w:szCs w:val="22"/>
         </w:rPr>
-        <w:t xml:space="preserve"> significantly different at α = 0.05, and these include every pair among {XGBoost, LightGBM, random forest, FT-Transformer} as well as logistic regression against the FT-Transformer, the CNN and the DNN. The bootstrap intervals (Figure 10) overlap accordingly.</w:t>
+        <w:t xml:space="preserve"> significantly different at α = 0.05, and these include every pair among {XGBoost, LightGBM, random forest, FT-Transformer} as well as logistic regression against the FT-Transformer, the CNN and the DNN. The bootstrap intervals (Figure 11) overlap accordingly.</w:t>
       </w:r>
     </w:p>
     <w:p>
@@ -6549,7 +6626,7 @@
           <w:sz w:val="22"/>
           <w:szCs w:val="22"/>
         </w:rPr>
-        <w:t xml:space="preserve">The benchmark does still separate weak from strong: Gaussian naive Bayes reaches macro-F1 0.5492 with a 61.4% false-positive rate (3 090 of 5 030 benign flows misclassified), confirming that the near-perfect scores are a property of the corpus and the strong models, not of the metric. Figure 4 shows where the residual difficulty sits: for every strong detector the per-class F1 is above 0.98 on all nine classes, the lowest being k-NN on bruteforce-ftp at 0.981, and naive Bayes is the only model with class-level failures. Its worst class is bruteforce-ssh at 0.002, and its benign F1 of 0.557 is what the 61.4% false-positive rate above measures from the operational side.</w:t>
+        <w:t xml:space="preserve">The benchmark does still separate weak from strong: Gaussian naive Bayes reaches macro-F1 0.5492 with a 61.4% false-positive rate (3 090 of 5 030 benign flows misclassified), confirming that the near-perfect scores are a property of the corpus and the strong models, not of the metric. Figure 5 shows where the residual difficulty sits: for every strong detector the per-class F1 is above 0.98 on all nine classes, the lowest being k-NN on bruteforce-ftp at 0.981, and naive Bayes is the only model with class-level failures. Its worst class is bruteforce-ssh at 0.002, and its benign F1 of 0.557 is what the 61.4% false-positive rate above measures from the operational side.</w:t>
       </w:r>
     </w:p>
     <w:p>
@@ -6612,7 +6689,7 @@
           <w:sz w:val="18"/>
           <w:szCs w:val="18"/>
         </w:rPr>
-        <w:t xml:space="preserve">Figure 4. </w:t>
+        <w:t xml:space="preserve">Figure 5. </w:t>
       </w:r>
       <w:r>
         <w:rPr>
@@ -10865,7 +10942,7 @@
           <w:sz w:val="22"/>
           <w:szCs w:val="22"/>
         </w:rPr>
-        <w:t xml:space="preserve"> (all 15 pairs), an undocumented redundancy in the released files that we report to the corpus authors. Figure 5 plots the two quantities against each other.</w:t>
+        <w:t xml:space="preserve"> (all 15 pairs), an undocumented redundancy in the released files that we report to the corpus authors. Figure 6 plots the two quantities against each other.</w:t>
       </w:r>
     </w:p>
     <w:p>
@@ -10928,7 +11005,7 @@
           <w:sz w:val="18"/>
           <w:szCs w:val="18"/>
         </w:rPr>
-        <w:t xml:space="preserve">Figure 5. </w:t>
+        <w:t xml:space="preserve">Figure 6. </w:t>
       </w:r>
       <w:r>
         <w:rPr>
@@ -11048,7 +11125,7 @@
           <w:sz w:val="22"/>
           <w:szCs w:val="22"/>
         </w:rPr>
-        <w:t xml:space="preserve">Figure 6 makes the redundancy visible: the six identical columns collapse onto a single point, and the two remaining exclusions (</w:t>
+        <w:t xml:space="preserve">Figure 7 makes the redundancy visible: the six identical columns collapse onto a single point, and the two remaining exclusions (</w:t>
       </w:r>
       <w:r>
         <w:rPr>
@@ -11124,7 +11201,7 @@
           <w:sz w:val="22"/>
           <w:szCs w:val="22"/>
         </w:rPr>
-        <w:t xml:space="preserve">Figure 7 shows the sorted transferability spectrum under both normalisations. Under τ, the excluded features lie at {0.33, 0.43, 0.49} and the lowest retained value is 0.54 (</w:t>
+        <w:t xml:space="preserve">Figure 8 shows the sorted transferability spectrum under both normalisations. Under τ, the excluded features lie at {0.33, 0.43, 0.49} and the lowest retained value is 0.54 (</w:t>
       </w:r>
       <w:r>
         <w:rPr>
@@ -11316,7 +11393,7 @@
           <w:sz w:val="22"/>
           <w:szCs w:val="22"/>
         </w:rPr>
-        <w:t xml:space="preserve">, taking the behavioural blacklist from eight to thirteen. All five lie inside the band already shaded in Figure 6, so the chance-corrected ratio formalises the same uncertain boundary that the raw ratio made visible without being able to place it. Applying τ* &lt; 0.5 is equivalent, on this corpus, to raising the raw threshold to approximately 0.61. We report both normalisations rather than only the one under which the threshold separates cleanly. Two observations follow. First, the boundary between shortcut and signal is not sharp on GeNIS: it is an interval, and where one cuts inside it is a modelling decision that must be declared. Second, the five features that change status are all load and rate quantities, that is, volume per unit of time, the very family the corpus baseline flagged as a possible overreliance [6]. Under the stricter normalisation, that concern extends further than our operative blacklist reaches. Section 9 states what this does and does not put at risk.</w:t>
+        <w:t xml:space="preserve">, taking the behavioural blacklist from eight to thirteen. All five lie inside the band already shaded in Figure 7, so the chance-corrected ratio formalises the same uncertain boundary that the raw ratio made visible without being able to place it. Applying τ* &lt; 0.5 is equivalent, on this corpus, to raising the raw threshold to approximately 0.61. We report both normalisations rather than only the one under which the threshold separates cleanly. Two observations follow. First, the boundary between shortcut and signal is not sharp on GeNIS: it is an interval, and where one cuts inside it is a modelling decision that must be declared. Second, the five features that change status are all load and rate quantities, that is, volume per unit of time, the very family the corpus baseline flagged as a possible overreliance [6]. Under the stricter normalisation, that concern extends further than our operative blacklist reaches. Section 9 states what this does and does not put at risk.</w:t>
       </w:r>
     </w:p>
     <w:p>
@@ -11409,7 +11486,7 @@
           <w:sz w:val="18"/>
           <w:szCs w:val="18"/>
         </w:rPr>
-        <w:t xml:space="preserve">Figure 6. </w:t>
+        <w:t xml:space="preserve">Figure 7. </w:t>
       </w:r>
       <w:r>
         <w:rPr>
@@ -16046,7 +16123,7 @@
           <w:sz w:val="18"/>
           <w:szCs w:val="18"/>
         </w:rPr>
-        <w:t xml:space="preserve">Figure 7. </w:t>
+        <w:t xml:space="preserve">Figure 8. </w:t>
       </w:r>
       <w:r>
         <w:rPr>
@@ -16121,7 +16198,7 @@
           <w:sz w:val="18"/>
           <w:szCs w:val="18"/>
         </w:rPr>
-        <w:t xml:space="preserve">Figure 8. </w:t>
+        <w:t xml:space="preserve">Figure 9. </w:t>
       </w:r>
       <w:r>
         <w:rPr>
@@ -16133,7 +16210,7 @@
           <w:sz w:val="18"/>
           <w:szCs w:val="18"/>
         </w:rPr>
-        <w:t xml:space="preserve">Pairwise McNemar tests under Holm correction on the shared test partition, audited condition, models ordered by macro-F1. Eleven of the 45 pairs are not distinguishable at α = 0.05, and they concentrate in the leading group. This is the rigorous form of the saturation claim: overlapping bootstrap intervals in Figure 10 are a weaker criterion, since two marginal intervals may overlap while a paired test still separates the models.</w:t>
+        <w:t xml:space="preserve">Pairwise McNemar tests under Holm correction on the shared test partition, audited condition, models ordered by macro-F1. Eleven of the 45 pairs are not distinguishable at α = 0.05, and they concentrate in the leading group. This is the rigorous form of the saturation claim: overlapping bootstrap intervals in Figure 11 are a weaker criterion, since two marginal intervals may overlap while a paired test still separates the models.</w:t>
       </w:r>
     </w:p>
     <w:p>
@@ -16259,7 +16336,7 @@
           <w:sz w:val="22"/>
           <w:szCs w:val="22"/>
         </w:rPr>
-        <w:t xml:space="preserve">The temporal protocol is where the ranking moves (Figure 9). The FT-Transformer leads at 0.9966, followed by the CNN (0.9949) and logistic regression (0.9944); LightGBM and XGBoost fall to 0.9897 and 0.9888, and random forest and the DNN to 0.9775 and 0.9730. The gradient-boosted models that were unbeatable under a random split fell to mid-table under the per-class temporal protocol on GeNIS, and a linear model outranked them. Because the stratified top group is statistically indistinguishable (Section 6.1), the temporal column is the only part of Table 2 in which the detectors separate at all. That is not the same as a statistically established ranking, and we do not claim one: the temporal protocol yields a single deterministic partition, so this column carries no variance estimate, no confidence interval and no paired test. It is an observed ordering on one partition. The gaps that separate the leading group span 0.0022 between the FT-Transformer and logistic regression and 0.0069 down to XGBoost, which is the range in which the five-seed dispersion of the stratified protocol already sits, so none of the top six should be read as established above another. What the column does support is the coarser and more robust observation that the two boosted ensembles, unbeatable under a random split, are no longer at the top once the protocol changes.</w:t>
+        <w:t xml:space="preserve">The temporal protocol is where the ranking moves (Figure 10). The FT-Transformer leads at 0.9966, followed by the CNN (0.9949) and logistic regression (0.9944); LightGBM and XGBoost fall to 0.9897 and 0.9888, and random forest and the DNN to 0.9775 and 0.9730. The gradient-boosted models that were unbeatable under a random split fell to mid-table under the per-class temporal protocol on GeNIS, and a linear model outranked them. Because the stratified top group is statistically indistinguishable (Section 6.1), the temporal column is the only part of Table 2 in which the detectors separate at all. That is not the same as a statistically established ranking, and we do not claim one: the temporal protocol yields a single deterministic partition, so this column carries no variance estimate, no confidence interval and no paired test. It is an observed ordering on one partition. The gaps that separate the leading group span 0.0022 between the FT-Transformer and logistic regression and 0.0069 down to XGBoost, which is the range in which the five-seed dispersion of the stratified protocol already sits, so none of the top six should be read as established above another. What the column does support is the coarser and more robust observation that the two boosted ensembles, unbeatable under a random split, are no longer at the top once the protocol changes.</w:t>
       </w:r>
     </w:p>
     <w:p>
@@ -16322,7 +16399,7 @@
           <w:sz w:val="18"/>
           <w:szCs w:val="18"/>
         </w:rPr>
-        <w:t xml:space="preserve">Figure 9. </w:t>
+        <w:t xml:space="preserve">Figure 10. </w:t>
       </w:r>
       <w:r>
         <w:rPr>
@@ -16397,7 +16474,7 @@
           <w:sz w:val="18"/>
           <w:szCs w:val="18"/>
         </w:rPr>
-        <w:t xml:space="preserve">Figure 10. </w:t>
+        <w:t xml:space="preserve">Figure 11. </w:t>
       </w:r>
       <w:r>
         <w:rPr>
@@ -16409,7 +16486,7 @@
           <w:sz w:val="18"/>
           <w:szCs w:val="18"/>
         </w:rPr>
-        <w:t xml:space="preserve">Bootstrap confidence intervals under the stratified protocol. The intervals of the leading group overlap, matching the 11 non-significant McNemar pairs (Figure 8).</w:t>
+        <w:t xml:space="preserve">Bootstrap confidence intervals under the stratified protocol. The intervals of the leading group overlap, matching the 11 non-significant McNemar pairs (Figure 9).</w:t>
       </w:r>
     </w:p>
     <w:p>
@@ -16505,7 +16582,7 @@
           <w:sz w:val="22"/>
           <w:szCs w:val="22"/>
         </w:rPr>
-        <w:t xml:space="preserve">Figure 11 resolves this by family, and it withdraws a reading that averaging the runs invites. Detectability is uniformly high for the five denial-of-service families at every interval, never falling below 0.993. The brute-force families carry all of the dispersion, but not in the direction a window-length argument would predict: </w:t>
+        <w:t xml:space="preserve">Figure 12 resolves this by family, and it withdraws a reading that averaging the runs invites. Detectability is uniformly high for the five denial-of-service families at every interval, never falling below 0.993. The brute-force families carry all of the dispersion, but not in the direction a window-length argument would predict: </w:t>
       </w:r>
       <w:r>
         <w:rPr>
@@ -16622,7 +16699,7 @@
           <w:sz w:val="18"/>
           <w:szCs w:val="18"/>
         </w:rPr>
-        <w:t xml:space="preserve">Figure 11. </w:t>
+        <w:t xml:space="preserve">Figure 12. </w:t>
       </w:r>
       <w:r>
         <w:rPr>
@@ -27261,7 +27338,7 @@
           <w:sz w:val="22"/>
           <w:szCs w:val="22"/>
         </w:rPr>
-        <w:t xml:space="preserve">. The per-family breakdown (Table 9, Figure 12) explains why, and it is what the global figure hides. Against </w:t>
+        <w:t xml:space="preserve">. The per-family breakdown (Table 9, Figure 13) explains why, and it is what the global figure hides. Against </w:t>
       </w:r>
       <w:r>
         <w:rPr>
@@ -28708,7 +28785,7 @@
           <w:sz w:val="18"/>
           <w:szCs w:val="18"/>
         </w:rPr>
-        <w:t xml:space="preserve">Figure 12. </w:t>
+        <w:t xml:space="preserve">Figure 13. </w:t>
       </w:r>
       <w:r>
         <w:rPr>
@@ -28756,7 +28833,7 @@
           <w:sz w:val="22"/>
           <w:szCs w:val="22"/>
         </w:rPr>
-        <w:t xml:space="preserve">Since the leading models are statistically indistinguishable in accuracy, cost is the operative criterion. Table 10 and Figure 13 give single-host CPU measurements, all detectors being measured within one session under each library's default threading. XGBoost delivers the joint-best macro-F1 at 46 317 flows/s with a 1.12 ms median latency and a 2.13 MB model, seven times faster than LightGBM (6 281 flows/s) at identical accuracy, and a hundred times faster than the FT-Transformer (430 flows/s), which leads only under the temporal protocol. Random forest pays 55 ms of median latency for accuracy it does not win, and k-NN is the worst of both worlds (1 875 flows/s, 11.4 MB). Logistic regression, at 1.14 M flows/s and 0.9990 macro-F1, is the natural choice when throughput dominates. One caveat governs how the latency column may be read. The four Keras models return median latencies within 4.5% of each other (77.4 to 80.9 ms) although their batched throughput differs by a factor of twelve, so that column is dominated by a fixed per-call overhead of the prediction API and is not comparable with the scikit-learn column, whose call overhead is 0.03 ms. The throughput column, measured at batch size 512, amortises that overhead and is the one on which we base the comparison.</w:t>
+        <w:t xml:space="preserve">Since the leading models are statistically indistinguishable in accuracy, cost is the operative criterion. Table 10 and Figure 14 give single-host CPU measurements, all detectors being measured within one session under each library's default threading. XGBoost delivers the joint-best macro-F1 at 46 317 flows/s with a 1.12 ms median latency and a 2.13 MB model, seven times faster than LightGBM (6 281 flows/s) at identical accuracy, and a hundred times faster than the FT-Transformer (430 flows/s), which leads only under the temporal protocol. Random forest pays 55 ms of median latency for accuracy it does not win, and k-NN is the worst of both worlds (1 875 flows/s, 11.4 MB). Logistic regression, at 1.14 M flows/s and 0.9990 macro-F1, is the natural choice when throughput dominates. One caveat governs how the latency column may be read. The four Keras models return median latencies within 4.5% of each other (77.4 to 80.9 ms) although their batched throughput differs by a factor of twelve, so that column is dominated by a fixed per-call overhead of the prediction API and is not comparable with the scikit-learn column, whose call overhead is 0.03 ms. The throughput column, measured at batch size 512, amortises that overhead and is the one on which we base the comparison.</w:t>
       </w:r>
     </w:p>
     <w:p>
@@ -31666,7 +31743,7 @@
           <w:sz w:val="18"/>
           <w:szCs w:val="18"/>
         </w:rPr>
-        <w:t xml:space="preserve">Figure 13. </w:t>
+        <w:t xml:space="preserve">Figure 14. </w:t>
       </w:r>
       <w:r>
         <w:rPr>
@@ -31679,6 +31756,280 @@
           <w:szCs w:val="18"/>
         </w:rPr>
         <w:t xml:space="preserve">Inference cost against detection quality under the temporal protocol. The vertical axis deliberately carries the temporal macro-F1 rather than the stratified one: Section 6.1 shows that eleven pairs are statistically indistinguishable under a random split, so heights read from that column would not be comparable. Throughput spans three orders of magnitude, and no detector occupies the top-right corner: the FT-Transformer buys the best quality at the worst throughput, logistic regression is within 0.0022 of it at 2 600 times the throughput, and the DNN is dominated on both axes.</w:t>
+      </w:r>
+    </w:p>
+    <w:p>
+      <w:pPr>
+        <w:pStyle w:val="Heading2"/>
+        <w:keepNext/>
+        <w:spacing w:after="120" w:before="240"/>
+      </w:pPr>
+      <w:r>
+        <w:rPr>
+          <w:rFonts w:ascii="Calibri" w:cs="Calibri" w:eastAsia="Calibri" w:hAnsi="Calibri"/>
+          <w:b/>
+          <w:bCs/>
+          <w:color w:val="1F3864"/>
+          <w:sz w:val="24"/>
+          <w:szCs w:val="24"/>
+        </w:rPr>
+        <w:t xml:space="preserve">6.8 Repeated temporal evaluation, and an unseen family</w:t>
+      </w:r>
+    </w:p>
+    <w:p>
+      <w:pPr>
+        <w:spacing w:after="120" w:line="276"/>
+        <w:jc w:val="both"/>
+      </w:pPr>
+      <w:r>
+        <w:rPr>
+          <w:rFonts w:ascii="Times New Roman" w:cs="Times New Roman" w:eastAsia="Times New Roman" w:hAnsi="Times New Roman"/>
+          <w:b/>
+          <w:bCs/>
+          <w:i w:val="false"/>
+          <w:iCs w:val="false"/>
+          <w:sz w:val="22"/>
+          <w:szCs w:val="22"/>
+        </w:rPr>
+        <w:t xml:space="preserve">Moving the cut: five rolling origins. </w:t>
+      </w:r>
+      <w:r>
+        <w:rPr>
+          <w:rFonts w:ascii="Times New Roman" w:cs="Times New Roman" w:eastAsia="Times New Roman" w:hAnsi="Times New Roman"/>
+          <w:b w:val="false"/>
+          <w:bCs w:val="false"/>
+          <w:i w:val="false"/>
+          <w:iCs w:val="false"/>
+          <w:sz w:val="22"/>
+          <w:szCs w:val="22"/>
+        </w:rPr>
+        <w:t xml:space="preserve">Section 6.3 reads a ranking off one temporal partition, and says so. Whether that ranking is a property of the detectors or of the single cut that produced it is a different question, and it is answered by moving the cut. We refit every detector at five rolling origins, from 40% to 60% of each class in steps of five points, the last of which rebuilds the published partition exactly and reproduces its four deterministic detectors to the bit. Figure 15 gives the result. The coarse observation of Section 6.3 survives and sharpens: the two boosted ensembles are not merely displaced from the top by the change of protocol, they are the least stable detectors in the set, with a standard deviation of 0.056 against 0.0013 for logistic regression, and a floor of 0.875 at the two earliest origins. At those origins their accuracy stays at 0.9886 while macro-F1 falls to 0.8812, which is one class disappearing rather than a diffuse decline. Logistic regression holds 0.9969 ± 0.0013 across the five. We read this as a statement about sensitivity to where the cut falls, not as a corrected ranking: the five origins share most of their training flows and are not independent replications.</w:t>
+      </w:r>
+    </w:p>
+    <w:p>
+      <w:pPr>
+        <w:keepNext/>
+        <w:spacing w:after="80" w:before="200"/>
+        <w:jc w:val="center"/>
+      </w:pPr>
+      <w:r>
+        <w:drawing>
+          <ns2:inline distT="0" distB="0" distL="0" distR="0">
+            <ns2:extent cx="6124575" cy="2971800"/>
+            <ns2:effectExtent t="0" r="0" b="0" l="0"/>
+            <ns2:docPr id="34" name="" descr="" title=""/>
+            <ns2:cNvGraphicFramePr>
+              <ns3:graphicFrameLocks noChangeAspect="1"/>
+            </ns2:cNvGraphicFramePr>
+            <ns3:graphic>
+              <ns3:graphicData uri="http://schemas.openxmlformats.org/drawingml/2006/picture">
+                <ns4:pic>
+                  <ns4:nvPicPr>
+                    <ns4:cNvPr id="0" name="" descr=""/>
+                    <ns4:cNvPicPr>
+                      <ns3:picLocks noChangeAspect="1" noChangeArrowheads="1"/>
+                    </ns4:cNvPicPr>
+                  </ns4:nvPicPr>
+                  <ns4:blipFill>
+                    <ns3:blip ns5:embed="rId27" cstate="none"/>
+                    <ns3:srcRect/>
+                    <ns3:stretch>
+                      <ns3:fillRect/>
+                    </ns3:stretch>
+                  </ns4:blipFill>
+                  <ns4:spPr bwMode="auto">
+                    <ns3:xfrm>
+                      <ns3:off x="0" y="0"/>
+                      <ns3:ext cx="6124575" cy="2971800"/>
+                    </ns3:xfrm>
+                    <ns3:prstGeom prst="rect">
+                      <ns3:avLst/>
+                    </ns3:prstGeom>
+                  </ns4:spPr>
+                </ns4:pic>
+              </ns3:graphicData>
+            </ns3:graphic>
+          </ns2:inline>
+        </w:drawing>
+      </w:r>
+    </w:p>
+    <w:p>
+      <w:pPr>
+        <w:spacing w:after="240"/>
+        <w:jc w:val="both"/>
+      </w:pPr>
+      <w:r>
+        <w:rPr>
+          <w:rFonts w:ascii="Calibri" w:cs="Calibri" w:eastAsia="Calibri" w:hAnsi="Calibri"/>
+          <w:b/>
+          <w:bCs/>
+          <w:i w:val="false"/>
+          <w:iCs w:val="false"/>
+          <w:sz w:val="18"/>
+          <w:szCs w:val="18"/>
+        </w:rPr>
+        <w:t xml:space="preserve">Figure 15. </w:t>
+      </w:r>
+      <w:r>
+        <w:rPr>
+          <w:rFonts w:ascii="Calibri" w:cs="Calibri" w:eastAsia="Calibri" w:hAnsi="Calibri"/>
+          <w:b w:val="false"/>
+          <w:bCs w:val="false"/>
+          <w:i w:val="false"/>
+          <w:iCs w:val="false"/>
+          <w:sz w:val="18"/>
+          <w:szCs w:val="18"/>
+        </w:rPr>
+        <w:t xml:space="preserve">Macro-F1 at five rolling origins under the per-class temporal protocol, audited condition. The vertical axis is broken: eight detectors live inside a 0.03 band and the two boosted ensembles leave it. The origin at 0.60 rebuilds the published partition exactly, and reproduces its four deterministic detectors to the bit. The majority baseline (0.036) and naive Bayes (0.54) lie outside both panels and are omitted.</w:t>
+      </w:r>
+    </w:p>
+    <w:p>
+      <w:pPr>
+        <w:spacing w:after="120" w:line="276"/>
+        <w:jc w:val="both"/>
+      </w:pPr>
+      <w:r>
+        <w:rPr>
+          <w:rFonts w:ascii="Times New Roman" w:cs="Times New Roman" w:eastAsia="Times New Roman" w:hAnsi="Times New Roman"/>
+          <w:b/>
+          <w:bCs/>
+          <w:i w:val="false"/>
+          <w:iCs w:val="false"/>
+          <w:sz w:val="22"/>
+          <w:szCs w:val="22"/>
+        </w:rPr>
+        <w:t xml:space="preserve">The paired bootstrap the protocol section recommends. </w:t>
+      </w:r>
+      <w:r>
+        <w:rPr>
+          <w:rFonts w:ascii="Times New Roman" w:cs="Times New Roman" w:eastAsia="Times New Roman" w:hAnsi="Times New Roman"/>
+          <w:b w:val="false"/>
+          <w:bCs w:val="false"/>
+          <w:i w:val="false"/>
+          <w:iCs w:val="false"/>
+          <w:sz w:val="22"/>
+          <w:szCs w:val="22"/>
+        </w:rPr>
+        <w:t xml:space="preserve">Section 4.5 names a paired bootstrap of the macro-F1 difference as the test that answers the question McNemar does not. We report one here, over 1 000 resamples of the stored probability matrices, which requires no retraining. Of the 45 detector pairs, the 95% interval of the difference contains zero for 7 under the stratified protocol and for 4 under the temporal one, against 11 under McNemar. The paired bootstrap is therefore the more discriminating of the two, which is what the difference between the questions predicts: McNemar asks whether two detectors misclassify different flows, the bootstrap asks whether their macro-F1 differs. The conclusion of Section 6.1 is unchanged and now rests on both tests. LightGBM against XGBoost, and random forest against XGBoost, are indistinguishable under either.</w:t>
+      </w:r>
+    </w:p>
+    <w:p>
+      <w:pPr>
+        <w:spacing w:after="120" w:line="276"/>
+        <w:jc w:val="both"/>
+      </w:pPr>
+      <w:r>
+        <w:rPr>
+          <w:rFonts w:ascii="Times New Roman" w:cs="Times New Roman" w:eastAsia="Times New Roman" w:hAnsi="Times New Roman"/>
+          <w:b/>
+          <w:bCs/>
+          <w:i w:val="false"/>
+          <w:iCs w:val="false"/>
+          <w:sz w:val="22"/>
+          <w:szCs w:val="22"/>
+        </w:rPr>
+        <w:t xml:space="preserve">Withholding a whole family. </w:t>
+      </w:r>
+      <w:r>
+        <w:rPr>
+          <w:rFonts w:ascii="Times New Roman" w:cs="Times New Roman" w:eastAsia="Times New Roman" w:hAnsi="Times New Roman"/>
+          <w:b w:val="false"/>
+          <w:bCs w:val="false"/>
+          <w:i w:val="false"/>
+          <w:iCs w:val="false"/>
+          <w:sz w:val="22"/>
+          <w:szCs w:val="22"/>
+        </w:rPr>
+        <w:t xml:space="preserve">The temporal protocol asks whether a detector recognises later flows of a family it has seen. It does not ask what happens to a family it has not. We therefore withhold each attack family from training in turn and measure how much of it the detector still reports as an attack, against the benign flows of the temporal test partition. Figure 16 gives the result and it reverses the ranking. XGBoost and LightGBM report every flow of every withheld family, at a false-positive rate of zero on benign traffic, so the outcome is not the degenerate one of a detector that answers attack everywhere. Logistic regression, the most stable detector across origins, fails on three families and reaches an AUROC of 0.4926 on dos-icmp, which is chance; the DNN does the same on dos-udp at 0.4879. No detector leads on both axes, and a benchmark reporting only one of them would recommend the wrong model for either purpose. One boundary governs how far this reads. Withholding one family leaves its siblings in training: two other brute-force families, or four other denial-of-service families. What is measured is generalisation to an unseen variant of a known category, not to a novel attack. The stronger experiment withholds a whole category, and we did not run it.</w:t>
+      </w:r>
+    </w:p>
+    <w:p>
+      <w:pPr>
+        <w:keepNext/>
+        <w:spacing w:after="80" w:before="200"/>
+        <w:jc w:val="center"/>
+      </w:pPr>
+      <w:r>
+        <w:drawing>
+          <ns2:inline distT="0" distB="0" distL="0" distR="0">
+            <ns2:extent cx="6124575" cy="2697480"/>
+            <ns2:effectExtent t="0" r="0" b="0" l="0"/>
+            <ns2:docPr id="35" name="" descr="" title=""/>
+            <ns2:cNvGraphicFramePr>
+              <ns3:graphicFrameLocks noChangeAspect="1"/>
+            </ns2:cNvGraphicFramePr>
+            <ns3:graphic>
+              <ns3:graphicData uri="http://schemas.openxmlformats.org/drawingml/2006/picture">
+                <ns4:pic>
+                  <ns4:nvPicPr>
+                    <ns4:cNvPr id="0" name="" descr=""/>
+                    <ns4:cNvPicPr>
+                      <ns3:picLocks noChangeAspect="1" noChangeArrowheads="1"/>
+                    </ns4:cNvPicPr>
+                  </ns4:nvPicPr>
+                  <ns4:blipFill>
+                    <ns3:blip ns5:embed="rId28" cstate="none"/>
+                    <ns3:srcRect/>
+                    <ns3:stretch>
+                      <ns3:fillRect/>
+                    </ns3:stretch>
+                  </ns4:blipFill>
+                  <ns4:spPr bwMode="auto">
+                    <ns3:xfrm>
+                      <ns3:off x="0" y="0"/>
+                      <ns3:ext cx="6124575" cy="2697480"/>
+                    </ns3:xfrm>
+                    <ns3:prstGeom prst="rect">
+                      <ns3:avLst/>
+                    </ns3:prstGeom>
+                  </ns4:spPr>
+                </ns4:pic>
+              </ns3:graphicData>
+            </ns3:graphic>
+          </ns2:inline>
+        </w:drawing>
+      </w:r>
+    </w:p>
+    <w:p>
+      <w:pPr>
+        <w:spacing w:after="240"/>
+        <w:jc w:val="both"/>
+      </w:pPr>
+      <w:r>
+        <w:rPr>
+          <w:rFonts w:ascii="Calibri" w:cs="Calibri" w:eastAsia="Calibri" w:hAnsi="Calibri"/>
+          <w:b/>
+          <w:bCs/>
+          <w:i w:val="false"/>
+          <w:iCs w:val="false"/>
+          <w:sz w:val="18"/>
+          <w:szCs w:val="18"/>
+        </w:rPr>
+        <w:t xml:space="preserve">Figure 16. </w:t>
+      </w:r>
+      <w:r>
+        <w:rPr>
+          <w:rFonts w:ascii="Calibri" w:cs="Calibri" w:eastAsia="Calibri" w:hAnsi="Calibri"/>
+          <w:b w:val="false"/>
+          <w:bCs w:val="false"/>
+          <w:i w:val="false"/>
+          <w:iCs w:val="false"/>
+          <w:sz w:val="18"/>
+          <w:szCs w:val="18"/>
+        </w:rPr>
+        <w:t xml:space="preserve">Leave-one-family-out. Each cell is the fraction of the withheld family's flows that the detector still reports as an attack, having never seen that family in training; the evaluation set is that family plus the benign flows of the temporal test partition. Two cells carry the AUROC because it is at chance there, which is the real failure. The reading is columnar: the two boosted ensembles are solid, and the other three are not.</w:t>
+      </w:r>
+    </w:p>
+    <w:p>
+      <w:pPr>
+        <w:spacing w:after="240"/>
+      </w:pPr>
+      <w:r>
+        <w:rPr>
+          <w:sz w:val="4"/>
+          <w:szCs w:val="4"/>
+        </w:rPr>
+        <w:t xml:space="preserve"/>
       </w:r>
     </w:p>
     <w:p>
@@ -31834,7 +32185,7 @@
           <w:sz w:val="22"/>
           <w:szCs w:val="22"/>
         </w:rPr>
-        <w:t xml:space="preserve">The duplicate check finds seven pairs of numerically identical columns among the 69 behavioural candidates (Table 12). Ten of the fourteen columns involved have a permutation importance of exactly zero, and the mechanism is the one Section 6.2 describes: perturbing one member of an identical pair costs nothing, because its twin still carries the same values. The sharpest case is Bwd Packet Length Mean, which classifies the fifteen classes at a single-feature macro-F1 of 0.385, twice the eligibility threshold, while scoring exactly 0.00000 in importance, as does its twin Avg Bwd Segment Size (Figure 14b).</w:t>
+        <w:t xml:space="preserve">The duplicate check finds seven pairs of numerically identical columns among the 69 behavioural candidates (Table 12). Ten of the fourteen columns involved have a permutation importance of exactly zero, and the mechanism is the one Section 6.2 describes: perturbing one member of an identical pair costs nothing, because its twin still carries the same values. The sharpest case is Bwd Packet Length Mean, which classifies the fifteen classes at a single-feature macro-F1 of 0.385, twice the eligibility threshold, while scoring exactly 0.00000 in importance, as does its twin Avg Bwd Segment Size (Figure 17b).</w:t>
       </w:r>
     </w:p>
     <w:p>
@@ -31954,7 +32305,7 @@
           <w:sz w:val="22"/>
           <w:szCs w:val="22"/>
         </w:rPr>
-        <w:t xml:space="preserve">The transferability scan is the part of the audit most exposed to over-flagging. Of the 69 behavioural columns, 43 pass the predictivity filter, and not one of them falls below the transferability threshold: the lowest value is 0.6726, on Bwd IAT Std, well clear of 0.50, and the distribution has no cluster near the threshold at all (Figure 14a). The behavioural blacklist for CICIDS2017 is therefore empty, and the audited condition coincides with the clean one. This answers the symmetric objection: a rule that flags features on a two-protocol comparison could be a rule that flags features everywhere, and on this corpus it flags none. The only shortcut the audit finds here is positional, and excluding the timestamp by name removes it before any measurement is taken — which is the exclusion-by-name remedy of D’hooge et al. [18], not a contribution of our rule.</w:t>
+        <w:t xml:space="preserve">The transferability scan is the part of the audit most exposed to over-flagging. Of the 69 behavioural columns, 43 pass the predictivity filter, and not one of them falls below the transferability threshold: the lowest value is 0.6726, on Bwd IAT Std, well clear of 0.50, and the distribution has no cluster near the threshold at all (Figure 17a). The behavioural blacklist for CICIDS2017 is therefore empty, and the audited condition coincides with the clean one. This answers the symmetric objection: a rule that flags features on a two-protocol comparison could be a rule that flags features everywhere, and on this corpus it flags none. The only shortcut the audit finds here is positional, and excluding the timestamp by name removes it before any measurement is taken — which is the exclusion-by-name remedy of D’hooge et al. [18], not a contribution of our rule.</w:t>
       </w:r>
     </w:p>
     <w:p>
@@ -32079,7 +32430,7 @@
           <w:sz w:val="18"/>
           <w:szCs w:val="18"/>
         </w:rPr>
-        <w:t xml:space="preserve">Figure 14. </w:t>
+        <w:t xml:space="preserve">Figure 17. </w:t>
       </w:r>
       <w:r>
         <w:rPr>
@@ -32091,7 +32442,7 @@
           <w:sz w:val="18"/>
           <w:szCs w:val="18"/>
         </w:rPr>
-        <w:t xml:space="preserve">The audit re-run on CICIDS2017. (a) The single-feature transferability spectrum over the 43 columns that pass the predictivity filter, the counterpart of Figure 7 for this corpus. No column falls below the 0.50 threshold and the lowest value is 0.67, so the behavioural blacklist is empty. (b) Permutation importance against single-feature macro-F1 for all 69 behavioural columns. The fourteen columns belonging to the seven numerically identical pairs are drawn in red, and ten of them score exactly zero while remaining individually predictive, which is the configuration attribution cannot resolve. Both panels use macro-F1 rather than accuracy, because a corpus with an 80.30% majority class saturates single-feature accuracy.</w:t>
+        <w:t xml:space="preserve">The audit re-run on CICIDS2017. (a) The single-feature transferability spectrum over the 43 columns that pass the predictivity filter, the counterpart of Figure 8 for this corpus. No column falls below the 0.50 threshold and the lowest value is 0.67, so the behavioural blacklist is empty. (b) Permutation importance against single-feature macro-F1 for all 69 behavioural columns. The fourteen columns belonging to the seven numerically identical pairs are drawn in red, and ten of them score exactly zero while remaining individually predictive, which is the configuration attribution cannot resolve. Both panels use macro-F1 rather than accuracy, because a corpus with an 80.30% majority class saturates single-feature accuracy.</w:t>
       </w:r>
     </w:p>
     <w:p>
@@ -34901,7 +35252,7 @@
         <w:t xml:space="preserve">Which detectors are actually viable, and on which axis.</w:t>
       </w:r>
       <w:r>
-        <w:t xml:space="preserve"> The four preceding subsections each rank the detectors differently, so a synthesis is needed. We deliberately exclude training time from the criteria: it was measured in a hosted runtime whose accelerator allocation varied between sessions, so it reflects hardware availability as much as model cost (Section 9). The four axes below are all measured on a stable basis, Table 13 collects them and Figure 15 shows where each detector actually loses.</w:t>
+        <w:t xml:space="preserve"> The four preceding subsections each rank the detectors differently, so a synthesis is needed. We deliberately exclude training time from the criteria: it was measured in a hosted runtime whose accelerator allocation varied between sessions, so it reflects hardware availability as much as model cost (Section 9). The four axes below are all measured on a stable basis, Table 13 collects them and Figure 18 shows where each detector actually loses.</w:t>
       </w:r>
     </w:p>
     <w:p>
@@ -36843,7 +37194,7 @@
           <w:sz w:val="18"/>
           <w:szCs w:val="18"/>
         </w:rPr>
-        <w:t xml:space="preserve">Figure 15. </w:t>
+        <w:t xml:space="preserve">Figure 18. </w:t>
       </w:r>
       <w:r>
         <w:rPr>
@@ -40593,6 +40944,113 @@
           <w:szCs w:val="22"/>
         </w:rPr>
         <w:t xml:space="preserve"> classifies the thirteen sub-categories of that module's own holdout at 0.9947 accuracy, against a majority-class rate of 0.1785, and reaches 0.9950 macro-F1 on the four-class task the baseline evaluates. Under a temporal protocol such a feature transfers intact, so no transferability threshold would have removed it. Readers should not read our audit as a complete leakage test.</w:t>
+      </w:r>
+    </w:p>
+    <w:p>
+      <w:pPr>
+        <w:spacing w:after="120" w:line="276"/>
+        <w:jc w:val="both"/>
+      </w:pPr>
+      <w:r>
+        <w:rPr>
+          <w:rFonts w:ascii="Times New Roman" w:cs="Times New Roman" w:eastAsia="Times New Roman" w:hAnsi="Times New Roman"/>
+          <w:b/>
+          <w:bCs/>
+          <w:i w:val="false"/>
+          <w:iCs w:val="false"/>
+          <w:sz w:val="22"/>
+          <w:szCs w:val="22"/>
+        </w:rPr>
+        <w:t xml:space="preserve">What the threshold costs, now measured. </w:t>
+      </w:r>
+      <w:r>
+        <w:rPr>
+          <w:rFonts w:ascii="Times New Roman" w:cs="Times New Roman" w:eastAsia="Times New Roman" w:hAnsi="Times New Roman"/>
+          <w:b w:val="false"/>
+          <w:bCs w:val="false"/>
+          <w:i w:val="false"/>
+          <w:iCs w:val="false"/>
+          <w:sz w:val="22"/>
+          <w:szCs w:val="22"/>
+        </w:rPr>
+        <w:t xml:space="preserve">Section 6.2 shows the blacklist moving from eight to thirteen behavioural columns under the chance-corrected ratio, and Table 16 gives the counts at seven thresholds. Counts are not consequences, so we retrained every detector under four alternative lists, from six exclusions to sixteen, under both protocols. Figure 19 reports what the choice costs. For the eight detectors this paper draws conclusions from, moving the threshold from 0.40 to 0.70 shifts temporal macro-F1 by at most 0.023, and stratified macro-F1 by at most 0.004; the median shift across all detectors and both protocols is 0.0017. The exception is naive Bayes, at 0.129, and it is the expected one: a classifier that assumes conditional independence is the most sensitive to which correlated columns remain, and Section 6.2 measured that residual correlation directly. Two things follow. The threshold is a declared choice whose downstream cost is now measured rather than asserted, and the choice we published is not the flattering one, since the stricter list at 0.70 scores higher under the temporal protocol for seven of the nine detectors. What remains open is not the cost of the threshold but the meaning of the boundary, which Section 6.2 states.</w:t>
+      </w:r>
+    </w:p>
+    <w:p>
+      <w:pPr>
+        <w:keepNext/>
+        <w:spacing w:after="80" w:before="200"/>
+        <w:jc w:val="center"/>
+      </w:pPr>
+      <w:r>
+        <w:drawing>
+          <ns2:inline distT="0" distB="0" distL="0" distR="0">
+            <ns2:extent cx="6124575" cy="2487168"/>
+            <ns2:effectExtent t="0" r="0" b="0" l="0"/>
+            <ns2:docPr id="36" name="" descr="" title=""/>
+            <ns2:cNvGraphicFramePr>
+              <ns3:graphicFrameLocks noChangeAspect="1"/>
+            </ns2:cNvGraphicFramePr>
+            <ns3:graphic>
+              <ns3:graphicData uri="http://schemas.openxmlformats.org/drawingml/2006/picture">
+                <ns4:pic>
+                  <ns4:nvPicPr>
+                    <ns4:cNvPr id="0" name="" descr=""/>
+                    <ns4:cNvPicPr>
+                      <ns3:picLocks noChangeAspect="1" noChangeArrowheads="1"/>
+                    </ns4:cNvPicPr>
+                  </ns4:nvPicPr>
+                  <ns4:blipFill>
+                    <ns3:blip ns5:embed="rId29" cstate="none"/>
+                    <ns3:srcRect/>
+                    <ns3:stretch>
+                      <ns3:fillRect/>
+                    </ns3:stretch>
+                  </ns4:blipFill>
+                  <ns4:spPr bwMode="auto">
+                    <ns3:xfrm>
+                      <ns3:off x="0" y="0"/>
+                      <ns3:ext cx="6124575" cy="2487168"/>
+                    </ns3:xfrm>
+                    <ns3:prstGeom prst="rect">
+                      <ns3:avLst/>
+                    </ns3:prstGeom>
+                  </ns4:spPr>
+                </ns4:pic>
+              </ns3:graphicData>
+            </ns3:graphic>
+          </ns2:inline>
+        </w:drawing>
+      </w:r>
+    </w:p>
+    <w:p>
+      <w:pPr>
+        <w:spacing w:after="240"/>
+        <w:jc w:val="both"/>
+      </w:pPr>
+      <w:r>
+        <w:rPr>
+          <w:rFonts w:ascii="Calibri" w:cs="Calibri" w:eastAsia="Calibri" w:hAnsi="Calibri"/>
+          <w:b/>
+          <w:bCs/>
+          <w:i w:val="false"/>
+          <w:iCs w:val="false"/>
+          <w:sz w:val="18"/>
+          <w:szCs w:val="18"/>
+        </w:rPr>
+        <w:t xml:space="preserve">Figure 19. </w:t>
+      </w:r>
+      <w:r>
+        <w:rPr>
+          <w:rFonts w:ascii="Calibri" w:cs="Calibri" w:eastAsia="Calibri" w:hAnsi="Calibri"/>
+          <w:b w:val="false"/>
+          <w:bCs w:val="false"/>
+          <w:i w:val="false"/>
+          <w:iCs w:val="false"/>
+          <w:sz w:val="18"/>
+          <w:szCs w:val="18"/>
+        </w:rPr>
+        <w:t xml:space="preserve">What the threshold costs, measured rather than declared. Each row is one detector retrained under five blacklists, from no behavioural exclusion to sixteen, and evaluated under the temporal protocol; the bar spans the five results and the figure at the right is their spread. The axis is broken to keep naive Bayes, the weak baseline and the only detector that moves materially, on the same page as the eight that do not. The published rule is the filled marker. It is not the flattering choice: the stricter list at 0.70 scores higher for seven of the nine.</w:t>
       </w:r>
     </w:p>
     <w:p>
@@ -40687,7 +41145,7 @@
           <w:sz w:val="18"/>
           <w:szCs w:val="18"/>
         </w:rPr>
-        <w:t xml:space="preserve">Figure 16. </w:t>
+        <w:t xml:space="preserve">Figure 20. </w:t>
       </w:r>
       <w:r>
         <w:rPr>

--- a/paper/GeNIS_benchmark_article.docx
+++ b/paper/GeNIS_benchmark_article.docx
@@ -5691,6 +5691,36 @@
           <w:szCs w:val="22"/>
         </w:rPr>
         <w:t xml:space="preserve">What is available is a nested audit. Ordering each class’s training flows in time and cutting them 75/25 gives an evaluation window that postdates its own fitting window while remaining entirely inside the training partition; a matching random 75/25 cut of the same flows gives the stratified arm. Such an audit opens neither validation nor test. Run on GeNIS it returns the eight published columns as its eight lowest transferability values, and the largest gap in the whole distribution, 0.062 between SIntPkt at 0.699 and SIntPktIdl at 0.761, falls exactly between those eight and the rest. The membership of the blacklist is therefore not an artefact of test-set information: it is recoverable without opening the test partition at all. One thing does not transfer, and it is the threshold rather than the list. The nested audit spans a shorter temporal horizon than train-to-test, so its ratios are compressed upward and its minimum is 0.623; applied literally, τ &lt; 0.50 would exclude nothing. What identifies the eight is their rank and the gap that isolates them, not their position relative to a fixed number. We report 0.50 as the value the published campaign used, and the clustering as the property that survives a change of audit design; it is the second that should be carried to another corpus.</w:t>
+      </w:r>
+    </w:p>
+    <w:p>
+      <w:pPr>
+        <w:spacing w:after="120" w:line="276"/>
+        <w:jc w:val="both"/>
+      </w:pPr>
+      <w:r>
+        <w:rPr>
+          <w:rFonts w:ascii="Times New Roman" w:cs="Times New Roman" w:eastAsia="Times New Roman" w:hAnsi="Times New Roman"/>
+          <w:b/>
+          <w:bCs/>
+          <w:i w:val="false"/>
+          <w:iCs w:val="false"/>
+          <w:sz w:val="22"/>
+          <w:szCs w:val="22"/>
+        </w:rPr>
+        <w:t xml:space="preserve">The control on the blacklist the nested audit produces alone. </w:t>
+      </w:r>
+      <w:r>
+        <w:rPr>
+          <w:rFonts w:ascii="Times New Roman" w:cs="Times New Roman" w:eastAsia="Times New Roman" w:hAnsi="Times New Roman"/>
+          <w:b w:val="false"/>
+          <w:bCs w:val="false"/>
+          <w:i w:val="false"/>
+          <w:iCs w:val="false"/>
+          <w:sz w:val="22"/>
+          <w:szCs w:val="22"/>
+        </w:rPr>
+        <w:t xml:space="preserve">One control remains, and it is the one that matters most: the campaign was trained on a blacklist that testing helped choose, so the list the nested audit produces on its own has to be shown to support the same conclusions. It does more than that. Ranking the 37 eligible columns by their nested transferability and cutting at the largest gap in that ranking — the rule stated above, which is not told how many columns to expect — returns the eight published columns exactly, and no others. The audited condition trained on the nested list is therefore the audited condition of this paper, column for column, and every number reported here already is that control. Because an identity can look convenient, we bracket it with the two weaker readings of the same audit, both of which we retrained. Cutting at the second-largest gap (0.052 against 0.062) keeps only the six duplicated duration columns, and applying the 0.50 threshold literally to the nested ratios excludes nothing at all. Against the published campaign, the first moves no detector but naive Bayes by more than 0.0009 under the stratified protocol and 0.0046 under the temporal one, the second by more than 0.0012 and 0.0217. Under all three the corpus is saturated under the stratified protocol, both boosted ensembles sit outside the temporal top three, and expected calibration error degrades by a median factor of roughly forty between the protocols. What does move is the order inside the leading group, which permutes across the three readings; that group is the one Section 6.1 and Section 6.8 both report as statistically indistinguishable, so the permutation confirms that finding rather than contradicting it. The check is released as experiments/e4a/verify_nested_blacklist.py.</w:t>
       </w:r>
     </w:p>
     <w:p>

--- a/paper/GeNIS_benchmark_article.docx
+++ b/paper/GeNIS_benchmark_article.docx
@@ -4600,7 +4600,7 @@
           <w:sz w:val="22"/>
           <w:szCs w:val="22"/>
         </w:rPr>
-        <w:t xml:space="preserve"> while all nine classes remain represented in all three partitions. We verify the ordering invariant explicitly. Two properties of this construction must be stated before any result is read from it. It uses the class label to build the partition, since the ordering is applied within each class, so it is not a model of deployment on future unlabelled traffic; it answers the narrower question of whether a detector still recognises later flows of a family it has already seen. And it is the strictest temporal evaluation this corpus supports without emptying classes, which is a statement about GeNIS rather than a general recommendation. We therefore use it as a diagnostic within-class temporal protocol throughout, and we do not present its results as deployment generalisation. A rolling-origin evaluation tests how much of the result depends on where that single cut falls, and withholding a whole family tests the deployment question directly; Section 6.8 reports both.</w:t>
+        <w:t xml:space="preserve"> while all nine classes remain represented in all three partitions. Figure 4 sets the four partition schemes this paper uses side by side on one axis of capture time; panel (c) is this one, and panel (b) the degenerate global split described just above. We verify the ordering invariant explicitly. Two properties of this construction must be stated before any result is read from it. It uses the class label to build the partition, since the ordering is applied within each class, so it is not a model of deployment on future unlabelled traffic; it answers the narrower question of whether a detector still recognises later flows of a family it has already seen. And it is the strictest temporal evaluation this corpus supports without emptying classes, which is a statement about GeNIS rather than a general recommendation. We therefore use it as a diagnostic within-class temporal protocol throughout, and we do not present its results as deployment generalisation. A rolling-origin evaluation tests how much of the result depends on where that single cut falls, and withholding a whole family tests the deployment question directly; Section 6.8 reports both.</w:t>
       </w:r>
     </w:p>
     <w:p>
@@ -5690,7 +5690,7 @@
           <w:sz w:val="22"/>
           <w:szCs w:val="22"/>
         </w:rPr>
-        <w:t xml:space="preserve">What is available is a nested audit. Ordering each class’s training flows in time and cutting them 75/25 gives an evaluation window that postdates its own fitting window while remaining entirely inside the training partition; a matching random 75/25 cut of the same flows gives the stratified arm. Such an audit opens neither validation nor test. Run on GeNIS it returns the eight published columns as its eight lowest transferability values, and the largest gap in the whole distribution, 0.062 between SIntPkt at 0.699 and SIntPktIdl at 0.761, falls exactly between those eight and the rest. The membership of the blacklist is therefore not an artefact of test-set information: it is recoverable without opening the test partition at all. One thing does not transfer, and it is the threshold rather than the list. The nested audit spans a shorter temporal horizon than train-to-test, so its ratios are compressed upward and its minimum is 0.623; applied literally, τ &lt; 0.50 would exclude nothing. What identifies the eight is their rank and the gap that isolates them, not their position relative to a fixed number. We report 0.50 as the value the published campaign used, and the clustering as the property that survives a change of audit design; it is the second that should be carried to another corpus.</w:t>
+        <w:t xml:space="preserve">What is available is a nested audit. Ordering each class’s training flows in time and cutting them 75/25 gives an evaluation window that postdates its own fitting window while remaining entirely inside the training partition; a matching random 75/25 cut of the same flows gives the stratified arm. Such an audit opens neither validation nor test, and panel (d) of Figure 4 shows where it sits inside the training window. Run on GeNIS it returns the eight published columns as its eight lowest transferability values, and the largest gap in the whole distribution, 0.062 between SIntPkt at 0.699 and SIntPktIdl at 0.761, falls exactly between those eight and the rest. The membership of the blacklist is therefore not an artefact of test-set information: it is recoverable without opening the test partition at all. One thing does not transfer, and it is the threshold rather than the list. The nested audit spans a shorter temporal horizon than train-to-test, so its ratios are compressed upward and its minimum is 0.623; applied literally, τ &lt; 0.50 would exclude nothing. What identifies the eight is their rank and the gap that isolates them, not their position relative to a fixed number. We report 0.50 as the value the published campaign used, and the clustering as the property that survives a change of audit design; it is the second that should be carried to another corpus.</w:t>
       </w:r>
     </w:p>
     <w:p>

--- a/paper/GeNIS_benchmark_article.docx
+++ b/paper/GeNIS_benchmark_article.docx
@@ -6392,7 +6392,7 @@
           <w:sz w:val="22"/>
           <w:szCs w:val="22"/>
         </w:rPr>
-        <w:t xml:space="preserve"> as published in our prior comparative study [7] and reused in the companion system paper: SimpleRNN(64) → Dense(64); Conv1D(64,3) →  Conv1D(32,3) →  Dense(64); and Dense(128) → Dense(64), so that this benchmark also serves as the provenance record for those detectors. To these we add an </w:t>
+        <w:t xml:space="preserve"> as published in our prior comparative study [7] and reused in the companion system paper: SimpleRNN(64) → Dense(64); Conv1D(64,3) → Conv1D(32,3) → Dense(64); and Dense(128) → Dense(64), so that this benchmark also serves as the provenance record for those detectors. To these we add an </w:t>
       </w:r>
       <w:r>
         <w:rPr>
@@ -11137,7 +11137,7 @@
           <w:sz w:val="22"/>
           <w:szCs w:val="22"/>
         </w:rPr>
-        <w:t xml:space="preserve">This is the central methodological finding of the paper. On GeNIS, a shortcut audit built on attribution scores, the natural design and the one the corpus baseline's SHAP analysis approximates [6], assigned near-zero importance to all eight of these features, whereas our isolated, two-protocol evaluation exposed them. This is not evidence that the attribution measure is wrong: under dependence between predictors it estimates a different quantity, the loss attributable to one feature when the others remain available, and that quantity is genuinely near zero here. The discrepancy has a mechanical explanation that does not depend on this corpus: an importance measure defined by the loss incurred when a single feature is perturbed cannot register a feature whose information is duplicated elsewhere in the matrix. That dilution of importance across dependent predictors is documented independently of our setting [32, 33]. What is specific to GeNIS is that its shortcuts happen to be duplicated, and we cannot say from one corpus how common that configuration is. It also explains why that baseline could flag an “overreliance on traffic volume or packet counts” without being able to localise it.</w:t>
+        <w:t xml:space="preserve">This is the central methodological finding of the paper. On GeNIS, a shortcut audit built on attribution scores, the natural design and the one the corpus baseline's SHAP analysis approximates [6], assigned near-zero importance to all eight of these features, whereas our isolated, two-protocol evaluation exposed them. That is not evidence that the attribution measure is wrong: under dependence between predictors it estimates a different quantity, the loss attributable to one feature when the others remain available, and that quantity is genuinely near zero here. The discrepancy has a mechanical explanation that does not depend on this corpus: an importance measure defined by the loss incurred when a single feature is perturbed cannot register a feature whose information is duplicated elsewhere in the matrix. That dilution of importance across dependent predictors is documented independently of our setting [32, 33]. What is specific to GeNIS is that its shortcuts happen to be duplicated, and we cannot say from one corpus how common that configuration is. It also explains why that baseline could flag an “overreliance on traffic volume or packet counts” without being able to localise it.</w:t>
       </w:r>
     </w:p>
     <w:p>
@@ -21459,7 +21459,7 @@
           <w:sz w:val="22"/>
           <w:szCs w:val="22"/>
         </w:rPr>
-        <w:t xml:space="preserve">These figures are recomputed from stored probability matrices held in half precision, so before reading them we checked that the round trip through storage had not degraded the measurement. The stratified expected calibration errors recomputed here agree with Table 7 to the four decimals that table reports, for every detector. The fitted temperatures differ slightly, because the grid searched here is bounded at 0.05 below and 5 above: the values for the FT-Transformer (1.000 against 0.995), k-NN (2.873 against 2.835) and naive Bayes (5.000 against 5.821) are grid artefacts and not disagreements. Nothing in the comparison between the two protocols depends on those bounds, since both protocols are calibrated on the same grid.</w:t>
+        <w:t xml:space="preserve">These figures are recomputed from stored probability matrices held in half precision, so before reading them we checked that the round trip through storage had not degraded the measurement. The stratified expected calibration errors recomputed here agree with Table 7 to the four decimals that table reports, for every detector. The temperatures fitted here differ slightly, because the grid searched is bounded at 0.05 below and 5 above: the values for the FT-Transformer (1.000 against 0.995), k-NN (2.873 against 2.835) and naive Bayes (5.000 against 5.821) are grid artefacts and not disagreements. Nothing in the comparison between the two protocols depends on those bounds, since both protocols are calibrated on the same grid.</w:t>
       </w:r>
     </w:p>
     <w:p>
@@ -32125,7 +32125,7 @@
           <w:sz w:val="22"/>
           <w:szCs w:val="22"/>
         </w:rPr>
-        <w:t xml:space="preserve">CICIDS2017 is distributed in two forms and the choice is not free. The MachineLearningCVE distribution carries 79 columns and no timestamp; every step of this audit rests on capture order, so it cannot be used here. We therefore load GeneratedLabelledFlows: eight daily files, 2 830 743 flows, 85 columns, which is the canonical count for this corpus. Six identifier columns (flow identifier, source and destination addresses, source and destination ports, protocol) and one positional column, the timestamp, are excluded by name exactly as in Section 4.3; eight constant columns are dropped; 69 behavioural columns remain, and the task is the fifteen-class label the corpus ships. The majority class, BENIGN, holds 80.30% of the flows against 19.42% on GeNIS, and that single difference drives most of what follows. One consequence for our own earlier work: the comparative study whose architectures we reuse [7] reports 79 columns for CICIDS2017, which is the MachineLearningCVE count, so the identifier and timestamp columns discussed here were already absent from the files it used and its results are unaffected by them.</w:t>
+        <w:t xml:space="preserve">CICIDS2017 is distributed in two forms and the choice is not free. The MachineLearningCVE distribution carries 79 columns and no timestamp; every step of this audit rests on capture order, so it cannot be used here. We load GeneratedLabelledFlows instead: eight daily files, 2 830 743 flows, 85 columns, which is the canonical count for this corpus. Six identifier columns (flow identifier, source and destination addresses, source and destination ports, protocol) and one positional column, the timestamp, are excluded by name exactly as in Section 4.3; eight constant columns are dropped; 69 behavioural columns remain, and the task is the fifteen-class label the corpus ships. The majority class, BENIGN, holds 80.30% of the flows against 19.42% on GeNIS, and that single difference drives most of what follows. One consequence for our own earlier work: the comparative study whose architectures we reuse [7] reports 79 columns for CICIDS2017, which is the MachineLearningCVE count, so the identifier and timestamp columns discussed here were already absent from the files it used and its results are unaffected by them.</w:t>
       </w:r>
     </w:p>
     <w:p>
@@ -32245,7 +32245,7 @@
           <w:sz w:val="22"/>
           <w:szCs w:val="22"/>
         </w:rPr>
-        <w:t xml:space="preserve">Every one of the seven pairs has a documented cause, and three are documented as duplications. Rosay et al. [10], re-extracting the corpus from its packet captures with their own tool, sort the defects of the released files into five categories and name four duplicated features under the first: Average Packet Size with Packet Length Mean, Fwd Packet Length Mean with Avg Fwd Segment Size, Bwd Packet Length Mean with Avg Bwd Segment Size, and the repeated Fwd Header Length column, which Engelen et al. [1] also trace to the extractor. Three of those four are among our seven. The remaining four of ours fall under their second category, miscalculation, and the defects they describe are precisely what would produce the identities we measure: a subflow counter whose guard is always true, so that it is incremented on every packet received, which is what makes Subflow Fwd Packets and Subflow Bwd Packets coincide with Total Fwd Packets and Total Backward Packets; and TCP flag counters that are inverted between SYN and PSH and between FIN and URG, with the forward and backward PSH and URG counts never updated at all, which is the family of defects that collapses Fwd PSH Flags onto SYN Flag Count and Fwd URG Flags onto CWE Flag Count. Our own loading corroborates the last of these from another direction: Bwd PSH Flags and Bwd URG Flags are constant in the released files and are dropped before the audit begins.</w:t>
+        <w:t xml:space="preserve">Every one of the seven pairs has a documented cause, and three are documented as duplications. Rosay et al. [10], re-extracting the corpus from its packet captures with their own tool, sort the defects of the released files into five categories and name four duplicated features under the first: Average Packet Size with Packet Length Mean, Fwd Packet Length Mean with Avg Fwd Segment Size, Bwd Packet Length Mean with Avg Bwd Segment Size, and the repeated Fwd Header Length column, which Engelen et al. [1] also trace to the extractor. Three of those four are among our seven. The remaining four of ours fall under their second category, miscalculation, and the defects they describe are precisely what would produce the identities we measure. The first is a subflow counter whose guard is always true, so that it is incremented on every packet received, which is what makes Subflow Fwd Packets and Subflow Bwd Packets coincide with Total Fwd Packets and Total Backward Packets. The second is a set of TCP flag counters inverted between SYN and PSH and between FIN and URG, with the forward and backward PSH and URG counts never updated at all, which is the family of defects that collapses Fwd PSH Flags onto SYN Flag Count and Fwd URG Flags onto CWE Flag Count. Our own loading corroborates the last of these from another direction: Bwd PSH Flags and Bwd URG Flags are constant in the released files and are dropped before the audit begins.</w:t>
       </w:r>
     </w:p>
     <w:p>
@@ -35266,7 +35266,7 @@
           <w:sz w:val="22"/>
           <w:szCs w:val="22"/>
         </w:rPr>
-        <w:t xml:space="preserve">The finding that the timestamp probe survived a per-class temporal split at 0.9862 has methodological implications for corpora with similar capture protocols. Chronological evaluation defends against learning future information; on GeNIS, it did not defend against learning which window belonged to which class when the windows are disjoint by construction. GeNIS, a corpus generated by sequential attack scenarios on a CyberRange, required feature exclusion in addition to temporal splitting, and the two remedies were not interchangeable on this benchmark. Section 7 puts that finding to a second corpus, and it does not survive: on CICIDS2017 the same probe falls to 0.1028 under the per-class temporal protocol, below the majority-class rate, because benign traffic runs on every capture day. Whether temporal splitting suffices is therefore a property of the capture schedule, measurable by the timestamp probe under both protocols, and neither answer generalises from one corpus to the next.</w:t>
+        <w:t xml:space="preserve">The finding that the timestamp probe survived a per-class temporal split at 0.9862 has methodological implications for corpora with similar capture protocols. Chronological evaluation defends against learning future information; on GeNIS, it did not defend against learning which window belonged to which class when the windows are disjoint by construction. GeNIS, a corpus generated by sequential attack scenarios on a CyberRange, required feature exclusion in addition to temporal splitting, and the two remedies were not interchangeable on this benchmark. Put to a second corpus in Section 7, that finding does not survive: on CICIDS2017 the same probe falls to 0.1028 under the per-class temporal protocol, below the majority-class rate, because benign traffic runs on every capture day. Whether temporal splitting suffices is therefore a property of the capture schedule, measurable by the timestamp probe under both protocols, and neither answer generalises from one corpus to the next.</w:t>
       </w:r>
     </w:p>
     <w:p>
@@ -35282,7 +35282,7 @@
         <w:t xml:space="preserve">Which detectors are actually viable, and on which axis.</w:t>
       </w:r>
       <w:r>
-        <w:t xml:space="preserve"> The four preceding subsections each rank the detectors differently, so a synthesis is needed. We deliberately exclude training time from the criteria: it was measured in a hosted runtime whose accelerator allocation varied between sessions, so it reflects hardware availability as much as model cost (Section 9). The four axes below are all measured on a stable basis, Table 13 collects them and Figure 18 shows where each detector actually loses.</w:t>
+        <w:t xml:space="preserve"> The four preceding subsections each rank the detectors differently, so a synthesis is needed. We deliberately exclude training time from the criteria: it was measured in a hosted runtime whose accelerator allocation varied between sessions, so it reflects hardware availability as much as model cost (Section 9). All four axes below are measured on a stable basis, Table 13 collects them and Figure 18 shows where each detector actually loses.</w:t>
       </w:r>
     </w:p>
     <w:p>

--- a/paper/GeNIS_benchmark_article.docx
+++ b/paper/GeNIS_benchmark_article.docx
@@ -35330,7 +35330,7 @@
         <w:t xml:space="preserve">Robustness to the aggregation interval separates the families more sharply than accuracy does.</w:t>
       </w:r>
       <w:r>
-        <w:t xml:space="preserve"> The interval is an infrastructure parameter chosen by whoever deploys the exporter, not a property the detector controls, so sensitivity to it is a viability question. The tree ensembles are indifferent: XGBoost holds macro-F1 1.0000 at 5, 10 and 60 seconds and 0.9999 at 30, with a zero false-positive rate at all four. The DNN is not: it falls from 0.9968 at 60 s to 0.85 at 30 s and to roughly 0.51 at 10 and 5 s, with false-positive rates of 34 and 39% at the two shortest intervals. Combined with its last place under the temporal protocol (0.9730), the DNN is the one detector in this benchmark we would not deploy. We also record an instability on the other side: at the 10-second interval one LightGBM seed out of three collapsed to 0.8374 with a 7.71% false-positive rate while the other two stayed near 1.0000.</w:t>
+        <w:t xml:space="preserve"> The interval is an infrastructure parameter chosen by whoever deploys the exporter, not a property the detector controls, so sensitivity to it is a viability question. The tree ensembles are indifferent: XGBoost holds macro-F1 1.0000 at 5, 10 and 60 seconds and 0.9999 at 30, with a zero false-positive rate at all four. The DNN is not: it falls from 0.9968 at 60 s to 0.85 at 30 s and to roughly 0.51 at 10 and 5 s, with false-positive rates of 34 and 39% at the two shortest intervals. Combined with its last place under the temporal protocol (0.9730), the DNN is the one detector in this benchmark we would not deploy. We also record an instability on the other side: at the 10-second interval one LightGBM seed out of five collapsed to 0.8374 with a 7.71% false-positive rate while the other four stayed at or above 0.9999.</w:t>
       </w:r>
     </w:p>
     <w:p>

--- a/paper/GeNIS_benchmark_article.docx
+++ b/paper/GeNIS_benchmark_article.docx
@@ -4600,7 +4600,7 @@
           <w:sz w:val="22"/>
           <w:szCs w:val="22"/>
         </w:rPr>
-        <w:t xml:space="preserve"> while all nine classes remain represented in all three partitions. Figure 4 sets the four partition schemes this paper uses side by side on one axis of capture time; panel (c) is this one, and panel (b) the degenerate global split described just above. We verify the ordering invariant explicitly. Two properties of this construction must be stated before any result is read from it. It uses the class label to build the partition, since the ordering is applied within each class, so it is not a model of deployment on future unlabelled traffic; it answers the narrower question of whether a detector still recognises later flows of a family it has already seen. And it is the strictest temporal evaluation this corpus supports without emptying classes, which is a statement about GeNIS rather than a general recommendation. We therefore use it as a diagnostic within-class temporal protocol throughout, and we do not present its results as deployment generalisation. A rolling-origin evaluation tests how much of the result depends on where that single cut falls, and withholding a whole family tests the deployment question directly; Section 6.8 reports both.</w:t>
+        <w:t xml:space="preserve"> while all nine classes remain represented in all three partitions. Figure 4 sets the four partition schemes this paper uses side by side on one axis of capture time; panel (c) is this one, and panel (b) the degenerate global split described just above. We verify the ordering invariant explicitly. Two properties of this construction must be stated before any result is read from it. It uses the class label to build the partition, since the ordering is applied within each class, so it is not a model of deployment on future unlabelled traffic; it answers the narrower question of whether a detector still recognises later flows of a family it has already seen. And it is the strictest temporal evaluation this corpus supports without emptying classes, which is a statement about GeNIS rather than a general recommendation. We therefore use it as a diagnostic within-class temporal protocol throughout, and we do not present its results as deployment generalisation. That question is one of three the word temporal covers, and no single partition answers more than one of them. It is the first, and panel (c) is the partition that measures it. The second asks whether the answer depends on where the cut falls; the rolling origins of Section 6.8 move that cut to five positions, one of them a purely chronological boundary drawn without any label. The third asks whether a detector recognises a family it has never seen, which is deployment generalisation proper. No label-free partition of this corpus can pose it, because the capture schedule makes a global chronological cut degenerate, so Section 6.8 poses it directly instead by withholding one family at a time. Only the third is deployment generalisation, and no result in Sections 6.1 to 6.7 is offered as an answer to it.</w:t>
       </w:r>
     </w:p>
     <w:p>
@@ -5118,7 +5118,7 @@
           <w:sz w:val="22"/>
           <w:szCs w:val="22"/>
         </w:rPr>
-        <w:t xml:space="preserve"> τ(f) &lt; 0.5: it carries substantial class information that does not survive a change of evaluation protocol, which is the operational definition of a shortcut. The predictivity filter is expressed as a multiple of the majority-class rate, which is well defined on this corpus but not on every corpus; Section 7 reports where that form breaks and gives one that transfers. The audit is run over </w:t>
+        <w:t xml:space="preserve"> τ(f) &lt; 0.5: it carries substantial class information that does not survive a change of evaluation protocol, which is the operational definition of a shortcut. The predictivity filter is expressed as a multiple of the majority-class rate, which is well defined on this corpus but not on every corpus; Section 7 reports where that form breaks and gives one that transfers. Neither 3.0 nor 0.50 is fixed by the data, and a reader meeting them here should know that Section 9 retrains every detector under five alternative blacklists and reports what the choice costs. The audit is run over </w:t>
       </w:r>
       <w:r>
         <w:rPr>
@@ -5630,7 +5630,7 @@
           <w:sz w:val="22"/>
           <w:szCs w:val="22"/>
         </w:rPr>
-        <w:t xml:space="preserve">In the campaign this paper reports, the two accuracies that define τ were measured on the test partition of their respective protocols, and the permutation importances of Section 6.2 on that same partition. The blacklist was therefore selected with test-set information, and the benchmark that follows was trained on a feature set that testing helped choose. We state this plainly, and we have since measured what it costs.</w:t>
+        <w:t xml:space="preserve">In the campaign this paper reports, the two accuracies that define τ were measured on the test partition of their respective protocols, and the permutation importances of Section 6.2 on that same partition. The blacklist was therefore selected with test-set information, and the benchmark that follows was trained on a feature set that testing helped choose. We state this plainly, and the three paragraphs that follow report what we did about it: the obvious correction fails for a reason we measure, an audit confined to the training partition works, and the blacklist it returns on its own is the published blacklist, column for column.</w:t>
       </w:r>
     </w:p>
     <w:p>

--- a/paper/GeNIS_benchmark_article.docx
+++ b/paper/GeNIS_benchmark_article.docx
@@ -16671,6 +16671,36 @@
     </w:p>
     <w:p>
       <w:pPr>
+        <w:spacing w:after="120" w:line="276"/>
+        <w:jc w:val="both"/>
+      </w:pPr>
+      <w:r>
+        <w:rPr>
+          <w:rFonts w:ascii="Times New Roman" w:cs="Times New Roman" w:eastAsia="Times New Roman" w:hAnsi="Times New Roman"/>
+          <w:b/>
+          <w:bCs/>
+          <w:i w:val="false"/>
+          <w:iCs w:val="false"/>
+          <w:sz w:val="22"/>
+          <w:szCs w:val="22"/>
+        </w:rPr>
+        <w:t xml:space="preserve">What makes one fit fail and not the others. </w:t>
+      </w:r>
+      <w:r>
+        <w:rPr>
+          <w:rFonts w:ascii="Times New Roman" w:cs="Times New Roman" w:eastAsia="Times New Roman" w:hAnsi="Times New Roman"/>
+          <w:b w:val="false"/>
+          <w:bCs w:val="false"/>
+          <w:i w:val="false"/>
+          <w:iCs w:val="false"/>
+          <w:sz w:val="22"/>
+          <w:szCs w:val="22"/>
+        </w:rPr>
+        <w:t xml:space="preserve">Throughout this paper a seed is the seed of the stratified split; every detector is constructed with its own random state fixed. Changing the seed therefore changes which flows are used for fitting, and with them the histogram grid LightGBM derives from those flows, since it places its bin boundaries from a subsample of 200 000 training rows. Two of the mechanisms one would suspect first are ruled out by the recorded configuration: the campaign sets only the tree budget, the leaf count and the learning rate, leaving bagging and column subsampling switched off, so neither row nor feature resampling takes place. The bin subsample is 98.4% of the 203 292 training flows at 60 s, where the grid is therefore all but determined by the data and no seed departs, against 22.6% of the 883 279 at 10 s. What the failed run looks like points to the fitting side rather than to an unlucky test draw. The damage follows class rarity rather than falling anywhere (Spearman 0.93 across the nine classes, bruteforce-ftp at 0.0561 and bruteforce-ssh at 0.6439 against 0.99 and above for the five commonest); global accuracy barely moves, at 0.9893; the binary ROC-AUC falls from 1.0000 to 0.9604, so the model has lost the ability to rank those flows and not merely to threshold them; and the fit took 336 s against 291 s for seed 1 at a fixed tree budget, which is a different tree structure and not a slower run. That bin construction alone can produce this shape is checkable, and we checked it: with the split held fixed, a rare class at the same 0.23% share separated by an interval one thousandth of its axis, and bin construction at the 10-second coverage, sixteen seeds spread its F1 over 0.45 in discrete groups rather than around a mean, and raising the subsample above the training size makes the grid deterministic and returns the same value for all sixteen. What we cannot do on GeNIS is separate the two, because the split composition and the grid move together there. The experiment that would separate them is five fits: the same five splits at 10 s with deterministic binning. If the collapse disappears the grid carries it; if it survives the split composition does. We report the diagnosis at that resolution and no further.</w:t>
+      </w:r>
+    </w:p>
+    <w:p>
+      <w:pPr>
         <w:keepNext/>
         <w:spacing w:after="80" w:before="200"/>
         <w:jc w:val="center"/>
@@ -41216,6 +41246,36 @@
           <w:szCs w:val="22"/>
         </w:rPr>
         <w:t xml:space="preserve">With 5 030 benign test flows, the FPR resolution is 0.0199 points and macro-F1 differences below roughly 10⁻⁴ are not meaningful. Several of our reported ties are ties at the resolution limit, not demonstrated equalities.</w:t>
+      </w:r>
+    </w:p>
+    <w:p>
+      <w:pPr>
+        <w:spacing w:after="120" w:line="276"/>
+        <w:jc w:val="both"/>
+      </w:pPr>
+      <w:r>
+        <w:rPr>
+          <w:rFonts w:ascii="Times New Roman" w:cs="Times New Roman" w:eastAsia="Times New Roman" w:hAnsi="Times New Roman"/>
+          <w:b/>
+          <w:bCs/>
+          <w:i w:val="false"/>
+          <w:iCs w:val="false"/>
+          <w:sz w:val="22"/>
+          <w:szCs w:val="22"/>
+        </w:rPr>
+        <w:t xml:space="preserve">One run-to-run failure is narrowed but not resolved. </w:t>
+      </w:r>
+      <w:r>
+        <w:rPr>
+          <w:rFonts w:ascii="Times New Roman" w:cs="Times New Roman" w:eastAsia="Times New Roman" w:hAnsi="Times New Roman"/>
+          <w:b w:val="false"/>
+          <w:bCs w:val="false"/>
+          <w:i w:val="false"/>
+          <w:iCs w:val="false"/>
+          <w:sz w:val="22"/>
+          <w:szCs w:val="22"/>
+        </w:rPr>
+        <w:t xml:space="preserve">The collapse of one LightGBM run at the 10-second interval is narrowed to two candidate causes and not resolved between them. Section 6.4 rules out row and column resampling from the recorded configuration, shows that the failure profile is one of fitting rather than of evaluation, and demonstrates that histogram bin construction on its own reproduces the observed shape. It does not establish that this is what happened to that run, because a change of split seed moves the training composition and the bin grid together. Until the five fits that separate them are run, the conservative reading is the one to carry away: at short aggregation intervals a rare class can be lost by an ensemble that places its split points from a sample of the training data, the loss is discrete rather than gradual, and a mean over seeds would conceal it. That is the reason Table 6 reports runs.</w:t>
       </w:r>
     </w:p>
     <w:p>

--- a/paper/GeNIS_benchmark_article.docx
+++ b/paper/GeNIS_benchmark_article.docx
@@ -16696,7 +16696,7 @@
           <w:sz w:val="22"/>
           <w:szCs w:val="22"/>
         </w:rPr>
-        <w:t xml:space="preserve">Throughout this paper a seed is the seed of the stratified split; every detector is constructed with its own random state fixed. Changing the seed therefore changes which flows are used for fitting, and with them the histogram grid LightGBM derives from those flows, since it places its bin boundaries from a subsample of 200 000 training rows. Two of the mechanisms one would suspect first are ruled out by the recorded configuration: the campaign sets only the tree budget, the leaf count and the learning rate, leaving bagging and column subsampling switched off, so neither row nor feature resampling takes place. The bin subsample is 98.4% of the 203 292 training flows at 60 s, where the grid is therefore all but determined by the data and no seed departs, against 22.6% of the 883 279 at 10 s. What the failed run looks like points to the fitting side rather than to an unlucky test draw. The damage follows class rarity rather than falling anywhere (Spearman 0.93 across the nine classes, bruteforce-ftp at 0.0561 and bruteforce-ssh at 0.6439 against 0.99 and above for the five commonest); global accuracy barely moves, at 0.9893; the binary ROC-AUC falls from 1.0000 to 0.9604, so the model has lost the ability to rank those flows and not merely to threshold them; and the fit took 336 s against 291 s for seed 1 at a fixed tree budget, which is a different tree structure and not a slower run. That bin construction alone can produce this shape is checkable, and we checked it: with the split held fixed, a rare class at the same 0.23% share separated by an interval one thousandth of its axis, and bin construction at the 10-second coverage, sixteen seeds spread its F1 over 0.45 in discrete groups rather than around a mean, and raising the subsample above the training size makes the grid deterministic and returns the same value for all sixteen. What we cannot do on GeNIS is separate the two, because the split composition and the grid move together there. The experiment that would separate them is five fits: the same five splits at 10 s with deterministic binning. If the collapse disappears the grid carries it; if it survives the split composition does. We report the diagnosis at that resolution and no further.</w:t>
+        <w:t xml:space="preserve">Throughout this paper a seed is the seed of the stratified split; every detector is constructed with its own random state fixed. Changing the seed therefore changes which flows are used for fitting, and with them the histogram grid LightGBM derives from those flows, since it places its bin boundaries from a subsample of 200 000 training rows. Two of the mechanisms one would suspect first are ruled out by the recorded configuration: the campaign sets only the tree budget, the leaf count and the learning rate, leaving bagging and column subsampling switched off, so neither row nor feature resampling takes place. The bin subsample is 98.4% of the 203 292 training flows at 60 s, where the grid is therefore all but determined by the data and no seed departs, against 22.6% of the 883 279 at 10 s. What the failed run looks like points to the fitting side rather than to an unlucky test draw. The damage follows class rarity rather than falling anywhere (Spearman 0.93 across the nine classes, bruteforce-ftp at 0.0561 and bruteforce-ssh at 0.6439 against 0.99 and above for the five commonest); global accuracy barely moves, at 0.9893; the binary ROC-AUC falls from 1.0000 to 0.9604, so the model has lost the ability to rank those flows and not merely to threshold them; and the fit took 336 s against 291 s for seed 1 at a fixed tree budget, which is a different tree structure and not a slower run. Bin construction was therefore the candidate, and it is wrong. It can produce this shape in isolation: with the split held fixed, a rare class at the same 0.23% share separated by an interval one thousandth of its axis, and bin construction at the 10-second coverage, sixteen seeds spread its F1 over 0.45 in discrete groups rather than around a mean, while raising the subsample above the training size returns the same value for all sixteen. On GeNIS it is not what happens. We refitted the same five splits at 10 s with the subsample raised above the training size, which makes the grid deterministic and changes nothing else, alongside a control refit of seed 1 under the original setting that reproduces its published macro-F1 to the last digit. Nothing is removed; the failure moves. Seed 3 recovers, from 0.8374 to 1.0000, and seeds 2 and 4 collapse in its place, at 0.4193 and 0.8106. The worse of the two falls further than the run we set out to explain, to a binary ROC-AUC of 0.5143 and a false-positive rate of 0.9571, with three classes at exactly zero; and neither new failure shows the lengthened fit that marked the published one. That eliminates the candidate: bin sampling is one source of seed sensitivity among others, removing it removes nothing, and the fix we would have recommended had we stopped at the synthetic reproduction would have made this corpus worse. What remains is that at this interval the fit itself is unstable across split composition, and we have not localised that further.</w:t>
       </w:r>
     </w:p>
     <w:p>
@@ -41263,7 +41263,7 @@
           <w:sz w:val="22"/>
           <w:szCs w:val="22"/>
         </w:rPr>
-        <w:t xml:space="preserve">One run-to-run failure is narrowed but not resolved. </w:t>
+        <w:t xml:space="preserve">One run-to-run failure resists explanation. </w:t>
       </w:r>
       <w:r>
         <w:rPr>
@@ -41275,7 +41275,7 @@
           <w:sz w:val="22"/>
           <w:szCs w:val="22"/>
         </w:rPr>
-        <w:t xml:space="preserve">The collapse of one LightGBM run at the 10-second interval is narrowed to two candidate causes and not resolved between them. Section 6.4 rules out row and column resampling from the recorded configuration, shows that the failure profile is one of fitting rather than of evaluation, and demonstrates that histogram bin construction on its own reproduces the observed shape. It does not establish that this is what happened to that run, because a change of split seed moves the training composition and the bin grid together. Until the five fits that separate them are run, the conservative reading is the one to carry away: at short aggregation intervals a rare class can be lost by an ensemble that places its split points from a sample of the training data, the loss is discrete rather than gradual, and a mean over seeds would conceal it. That is the reason Table 6 reports runs.</w:t>
+        <w:t xml:space="preserve">Section 6.4 eliminates the mechanisms we could test for the collapse of one LightGBM run at the 10-second interval, and names none in their place. Row and column resampling are excluded by the recorded configuration; histogram bin construction, which reproduces the observed shape on synthetic data and was our leading candidate, is excluded by direct experiment on the corpus, since making the grid deterministic relocates the failure instead of removing it and lowers its worst case. We report that negative outcome rather than the mechanism we expected to report, and the residue is a limitation: at the 10-second interval the behaviour of this ensemble depends on which flows fall in the training partition, through a path we have not isolated. Two properties of the failure survive both settings and are what a reader should carry away. It is discrete rather than gradual, no run of either arm landing between 0.84 and 0.99, so it cannot be caught by inspecting a spread; and a mean over seeds conceals it, which is why Table 6 reports runs. Neither depends on knowing the mechanism. The corresponding caution is that a single fit of a boosted ensemble at short aggregation intervals on this corpus is not evidence, and no configuration change we found makes it one.</w:t>
       </w:r>
     </w:p>
     <w:p>

--- a/paper/GeNIS_benchmark_article.docx
+++ b/paper/GeNIS_benchmark_article.docx
@@ -633,6 +633,7 @@
     </w:p>
     <w:p>
       <w:pPr>
+        <w:keepLines/>
         <w:spacing w:after="240"/>
         <w:jc w:val="both"/>
       </w:pPr>
@@ -1168,6 +1169,7 @@
     <w:p>
       <w:pPr>
         <w:keepNext/>
+        <w:keepLines/>
         <w:spacing w:after="100" w:before="240"/>
         <w:jc w:val="both"/>
       </w:pPr>
@@ -4004,6 +4006,7 @@
     </w:p>
     <w:p>
       <w:pPr>
+        <w:keepLines/>
         <w:spacing w:after="240"/>
         <w:jc w:val="both"/>
       </w:pPr>
@@ -4349,6 +4352,7 @@
     </w:p>
     <w:p>
       <w:pPr>
+        <w:keepLines/>
         <w:spacing w:after="240"/>
         <w:jc w:val="both"/>
       </w:pPr>
@@ -4652,6 +4656,7 @@
     </w:p>
     <w:p>
       <w:pPr>
+        <w:keepLines/>
         <w:spacing w:after="240"/>
         <w:jc w:val="both"/>
       </w:pPr>
@@ -5148,6 +5153,7 @@
     <w:p>
       <w:pPr>
         <w:keepNext/>
+        <w:keepLines/>
         <w:spacing w:after="100" w:before="240"/>
         <w:jc w:val="both"/>
       </w:pPr>
@@ -6708,6 +6714,7 @@
     </w:p>
     <w:p>
       <w:pPr>
+        <w:keepLines/>
         <w:spacing w:after="240"/>
         <w:jc w:val="both"/>
       </w:pPr>
@@ -6737,6 +6744,7 @@
     <w:p>
       <w:pPr>
         <w:keepNext/>
+        <w:keepLines/>
         <w:spacing w:after="100" w:before="240"/>
         <w:jc w:val="both"/>
       </w:pPr>
@@ -11024,6 +11032,7 @@
     </w:p>
     <w:p>
       <w:pPr>
+        <w:keepLines/>
         <w:spacing w:after="240"/>
         <w:jc w:val="both"/>
       </w:pPr>
@@ -11505,6 +11514,7 @@
     </w:p>
     <w:p>
       <w:pPr>
+        <w:keepLines/>
         <w:spacing w:after="240"/>
         <w:jc w:val="both"/>
       </w:pPr>
@@ -11534,6 +11544,7 @@
     <w:p>
       <w:pPr>
         <w:keepNext/>
+        <w:keepLines/>
         <w:spacing w:after="100" w:before="240"/>
         <w:jc w:val="both"/>
       </w:pPr>
@@ -14677,6 +14688,7 @@
     <w:p>
       <w:pPr>
         <w:keepNext/>
+        <w:keepLines/>
         <w:spacing w:after="100" w:before="240"/>
         <w:jc w:val="both"/>
       </w:pPr>
@@ -16142,6 +16154,7 @@
     </w:p>
     <w:p>
       <w:pPr>
+        <w:keepLines/>
         <w:spacing w:after="240"/>
         <w:jc w:val="both"/>
       </w:pPr>
@@ -16177,7 +16190,7 @@
       <w:r>
         <w:drawing>
           <ns2:inline distT="0" distB="0" distL="0" distR="0">
-            <ns2:extent cx="4410075" cy="4905375"/>
+            <ns2:extent cx="3880866" cy="4316730"/>
             <ns2:effectExtent t="0" r="0" b="0" l="0"/>
             <ns2:docPr id="1" name="" descr="" title=""/>
             <ns2:cNvGraphicFramePr>
@@ -16202,7 +16215,7 @@
                   <ns4:spPr bwMode="auto">
                     <ns3:xfrm>
                       <ns3:off x="0" y="0"/>
-                      <ns3:ext cx="4410075" cy="4905375"/>
+                      <ns3:ext cx="3880866" cy="4316730"/>
                     </ns3:xfrm>
                     <ns3:prstGeom prst="rect">
                       <ns3:avLst/>
@@ -16217,6 +16230,7 @@
     </w:p>
     <w:p>
       <w:pPr>
+        <w:keepLines/>
         <w:spacing w:after="240"/>
         <w:jc w:val="both"/>
       </w:pPr>
@@ -16418,6 +16432,7 @@
     </w:p>
     <w:p>
       <w:pPr>
+        <w:keepLines/>
         <w:spacing w:after="240"/>
         <w:jc w:val="both"/>
       </w:pPr>
@@ -16493,6 +16508,7 @@
     </w:p>
     <w:p>
       <w:pPr>
+        <w:keepLines/>
         <w:spacing w:after="240"/>
         <w:jc w:val="both"/>
       </w:pPr>
@@ -16748,6 +16764,7 @@
     </w:p>
     <w:p>
       <w:pPr>
+        <w:keepLines/>
         <w:spacing w:after="240"/>
         <w:jc w:val="both"/>
       </w:pPr>
@@ -16777,6 +16794,7 @@
     <w:p>
       <w:pPr>
         <w:keepNext/>
+        <w:keepLines/>
         <w:spacing w:after="100" w:before="240"/>
         <w:jc w:val="both"/>
       </w:pPr>
@@ -17817,6 +17835,7 @@
     <w:p>
       <w:pPr>
         <w:keepNext/>
+        <w:keepLines/>
         <w:spacing w:after="100" w:before="240"/>
         <w:jc w:val="both"/>
       </w:pPr>
@@ -21495,6 +21514,7 @@
     <w:p>
       <w:pPr>
         <w:keepNext/>
+        <w:keepLines/>
         <w:spacing w:after="100" w:before="240"/>
         <w:jc w:val="both"/>
       </w:pPr>
@@ -24583,6 +24603,7 @@
     <w:p>
       <w:pPr>
         <w:keepNext/>
+        <w:keepLines/>
         <w:spacing w:after="100" w:before="240"/>
         <w:jc w:val="both"/>
       </w:pPr>
@@ -27542,6 +27563,7 @@
     <w:p>
       <w:pPr>
         <w:keepNext/>
+        <w:keepLines/>
         <w:spacing w:after="100" w:before="240"/>
         <w:jc w:val="both"/>
       </w:pPr>
@@ -28834,6 +28856,7 @@
     </w:p>
     <w:p>
       <w:pPr>
+        <w:keepLines/>
         <w:spacing w:after="240"/>
         <w:jc w:val="both"/>
       </w:pPr>
@@ -28929,6 +28952,7 @@
     <w:p>
       <w:pPr>
         <w:keepNext/>
+        <w:keepLines/>
         <w:spacing w:after="100" w:before="240"/>
         <w:jc w:val="both"/>
       </w:pPr>
@@ -31792,6 +31816,7 @@
     </w:p>
     <w:p>
       <w:pPr>
+        <w:keepLines/>
         <w:spacing w:after="240"/>
         <w:jc w:val="both"/>
       </w:pPr>
@@ -31915,6 +31940,7 @@
     </w:p>
     <w:p>
       <w:pPr>
+        <w:keepLines/>
         <w:spacing w:after="240"/>
         <w:jc w:val="both"/>
       </w:pPr>
@@ -32052,6 +32078,7 @@
     </w:p>
     <w:p>
       <w:pPr>
+        <w:keepLines/>
         <w:spacing w:after="240"/>
         <w:jc w:val="both"/>
       </w:pPr>
@@ -32477,6 +32504,7 @@
     </w:p>
     <w:p>
       <w:pPr>
+        <w:keepLines/>
         <w:spacing w:after="240"/>
         <w:jc w:val="both"/>
       </w:pPr>
@@ -32508,6 +32536,7 @@
     <w:p>
       <w:pPr>
         <w:keepNext/>
+        <w:keepLines/>
         <w:spacing w:after="100" w:before="240"/>
         <w:jc w:val="both"/>
       </w:pPr>
@@ -33931,6 +33960,7 @@
     <w:p>
       <w:pPr>
         <w:keepNext/>
+        <w:keepLines/>
         <w:spacing w:after="100" w:before="240"/>
         <w:jc w:val="both"/>
       </w:pPr>
@@ -35397,6 +35427,8 @@
     </w:p>
     <w:p>
       <w:pPr>
+        <w:keepNext/>
+        <w:keepLines/>
         <w:spacing w:after="120" w:line="276" w:lineRule="auto"/>
         <w:jc w:val="both"/>
       </w:pPr>
@@ -37243,6 +37275,7 @@
     </w:p>
     <w:p>
       <w:pPr>
+        <w:keepLines/>
         <w:spacing w:after="120" w:line="276" w:lineRule="auto"/>
         <w:jc w:val="both"/>
       </w:pPr>
@@ -37283,6 +37316,8 @@
     </w:p>
     <w:p>
       <w:pPr>
+        <w:keepNext/>
+        <w:keepLines/>
         <w:spacing w:after="120" w:line="276" w:lineRule="auto"/>
         <w:jc w:val="both"/>
       </w:pPr>
@@ -38554,6 +38589,7 @@
     <w:p>
       <w:pPr>
         <w:keepNext/>
+        <w:keepLines/>
         <w:spacing w:after="100" w:before="240"/>
         <w:jc w:val="both"/>
       </w:pPr>
@@ -39316,6 +39352,7 @@
     <w:p>
       <w:pPr>
         <w:keepNext/>
+        <w:keepLines/>
         <w:spacing w:after="100" w:before="240"/>
         <w:jc w:val="both"/>
       </w:pPr>
@@ -41085,6 +41122,7 @@
     </w:p>
     <w:p>
       <w:pPr>
+        <w:keepLines/>
         <w:spacing w:after="240"/>
         <w:jc w:val="both"/>
       </w:pPr>
@@ -41192,6 +41230,7 @@
     </w:p>
     <w:p>
       <w:pPr>
+        <w:keepLines/>
         <w:spacing w:after="240"/>
         <w:jc w:val="both"/>
       </w:pPr>

--- a/paper/GeNIS_benchmark_article.docx
+++ b/paper/GeNIS_benchmark_article.docx
@@ -423,7 +423,7 @@
           <w:sz w:val="22"/>
           <w:szCs w:val="22"/>
         </w:rPr>
-        <w:t xml:space="preserve">, and the demonstration that, on GeNIS, attribution-based auditing assigns near-zero importance to the redundant shortcut features it reveals: the eight behavioural shortcuts it finds all have permutation importance below 10⁻⁴, and six of them are numerically identical columns in the released files. We publish the resulting twelve-feature blacklist and the full transferability spectrum under two normalisations. The same audit, re-run on CICIDS2017, finds seven further pairs of numerically identical columns, ten of whose fourteen columns again score exactly zero (Section 7).</w:t>
+        <w:t xml:space="preserve">, and the demonstration that, on GeNIS, attribution-based auditing assigns near-zero importance to the redundant shortcut features it reveals: the eight behavioural shortcuts it finds all have permutation importance below 10⁻⁴, and six of them are numerically identical columns in the released files. We publish the resulting thirteen-feature blacklist and the full transferability spectrum under two normalisations. The same audit, re-run on CICIDS2017, finds seven further pairs of numerically identical columns, ten of whose fourteen columns again score exactly zero (Section 7).</w:t>
       </w:r>
     </w:p>
     <w:p>
@@ -5179,7 +5179,7 @@
           <w:sz w:val="18"/>
           <w:szCs w:val="18"/>
         </w:rPr>
-        <w:t xml:space="preserve">The transferability audit of Section 4.3, as implemented. The score at lines 3 and 4 is nine-class accuracy on the evaluation window of the arm concerned, and the tree is the single-feature probe whose settings the paragraph below gives. The two arms are parameters rather than fixed partitions, which is what lets one procedure run at two scales: the published campaign passes the training and test partitions of seed 1 and of the per-class temporal split, and the nested audit passes a 75/25 cut of the training partition alone. Lines 8 and 9 change nothing in the blacklist; they record the duplication that makes attribution blind to it (Section 6.2).</w:t>
+        <w:t xml:space="preserve">The audit of Section 4.3, as implemented. Lines 3 to 6 are the transferability rule; line 7 is the capture-file test, which reads no label and catches what a ratio between protocols cannot. The score at lines 3 and 4 is nine-class accuracy on the evaluation window of the arm concerned, and the tree is the single-feature probe whose settings the paragraph below gives. The two arms are parameters rather than fixed partitions, which is what lets one procedure run at two scales: the published campaign passes the training and test partitions of seed 1 and of the per-class temporal split, and the nested audit passes a 75/25 cut of the training partition alone. Lines 11 and 12 change nothing in the blacklist; they record the duplication that makes attribution blind to it (Section 6.2).</w:t>
       </w:r>
     </w:p>
     <w:p>
@@ -5242,7 +5242,7 @@
           <w:sz w:val="18"/>
           <w:szCs w:val="18"/>
         </w:rPr>
-        <w:t xml:space="preserve">        S       stratified arm (Sfit, Sev): a random split of the flows</w:t>
+        <w:t xml:space="preserve">        c       the capture file each flow was read from</w:t>
       </w:r>
     </w:p>
     <w:p>
@@ -5262,7 +5262,7 @@
           <w:sz w:val="18"/>
           <w:szCs w:val="18"/>
         </w:rPr>
-        <w:t xml:space="preserve">        T       temporal arm (Tfit, Tev): the same proportions cut in</w:t>
+        <w:t xml:space="preserve">        S       stratified arm (Sfit, Sev): a random split of the flows</w:t>
       </w:r>
     </w:p>
     <w:p>
@@ -5282,7 +5282,7 @@
           <w:sz w:val="18"/>
           <w:szCs w:val="18"/>
         </w:rPr>
-        <w:t xml:space="preserve">                order of t inside each class, so that every flow of Tev</w:t>
+        <w:t xml:space="preserve">        T       temporal arm (Tfit, Tev): the same proportions cut in</w:t>
       </w:r>
     </w:p>
     <w:p>
@@ -5302,7 +5302,7 @@
           <w:sz w:val="18"/>
           <w:szCs w:val="18"/>
         </w:rPr>
-        <w:t xml:space="preserve">                postdates every flow of Tfit of its own class</w:t>
+        <w:t xml:space="preserve">                order of t inside each class, so that every flow of Tev</w:t>
       </w:r>
     </w:p>
     <w:p>
@@ -5322,7 +5322,7 @@
           <w:sz w:val="18"/>
           <w:szCs w:val="18"/>
         </w:rPr>
-        <w:t xml:space="preserve">        k, r    predictivity multiple and exclusion threshold; 3.0, 0.50</w:t>
+        <w:t xml:space="preserve">                postdates every flow of Tfit of its own class</w:t>
       </w:r>
     </w:p>
     <w:p>
@@ -5342,7 +5342,7 @@
           <w:sz w:val="18"/>
           <w:szCs w:val="18"/>
         </w:rPr>
-        <w:t xml:space="preserve">Output  the blacklist: the columns withheld from the audited condition</w:t>
+        <w:t xml:space="preserve">        k, r    predictivity multiple and exclusion threshold; 3.0, 0.50</w:t>
       </w:r>
     </w:p>
     <w:p>
@@ -5362,7 +5362,7 @@
           <w:sz w:val="18"/>
           <w:szCs w:val="18"/>
         </w:rPr>
-        <w:t xml:space="preserve"/>
+        <w:t xml:space="preserve">Output  the blacklist: the columns withheld from the audited condition</w:t>
       </w:r>
     </w:p>
     <w:p>
@@ -5382,7 +5382,7 @@
           <w:sz w:val="18"/>
           <w:szCs w:val="18"/>
         </w:rPr>
-        <w:t xml:space="preserve">  1  p_max := largest class frequency in y           # 0.1942 on GeNIS</w:t>
+        <w:t xml:space="preserve"/>
       </w:r>
     </w:p>
     <w:p>
@@ -5402,7 +5402,7 @@
           <w:sz w:val="18"/>
           <w:szCs w:val="18"/>
         </w:rPr>
-        <w:t xml:space="preserve">  2  for every column f of B:</w:t>
+        <w:t xml:space="preserve">  1  p_max := largest class frequency in y           # 0.1942 on GeNIS</w:t>
       </w:r>
     </w:p>
     <w:p>
@@ -5422,7 +5422,7 @@
           <w:sz w:val="18"/>
           <w:szCs w:val="18"/>
         </w:rPr>
-        <w:t xml:space="preserve">  3      a_strat(f) := fit a tree on f over Sfit, score it on Sev</w:t>
+        <w:t xml:space="preserve">  2  for every column f of B:</w:t>
       </w:r>
     </w:p>
     <w:p>
@@ -5442,7 +5442,7 @@
           <w:sz w:val="18"/>
           <w:szCs w:val="18"/>
         </w:rPr>
-        <w:t xml:space="preserve">  4      a_temp(f)  := fit a tree on f over Tfit, score it on Tev</w:t>
+        <w:t xml:space="preserve">  3      a_strat(f) := fit a tree on f over Sfit, score it on Sev</w:t>
       </w:r>
     </w:p>
     <w:p>
@@ -5462,7 +5462,7 @@
           <w:sz w:val="18"/>
           <w:szCs w:val="18"/>
         </w:rPr>
-        <w:t xml:space="preserve">  5      tau(f)     := a_temp(f) / a_strat(f)        # 1 if a_strat = 0</w:t>
+        <w:t xml:space="preserve">  4      a_temp(f)  := fit a tree on f over Tfit, score it on Tev</w:t>
       </w:r>
     </w:p>
     <w:p>
@@ -5482,7 +5482,7 @@
           <w:sz w:val="18"/>
           <w:szCs w:val="18"/>
         </w:rPr>
-        <w:t xml:space="preserve">  6      flag(f)    := a_strat(f) &gt; k * p_max and tau(f) &lt; r</w:t>
+        <w:t xml:space="preserve">  5      tau(f)     := a_temp(f) / a_strat(f)        # 1 if a_strat = 0</w:t>
       </w:r>
     </w:p>
     <w:p>
@@ -5502,7 +5502,7 @@
           <w:sz w:val="18"/>
           <w:szCs w:val="18"/>
         </w:rPr>
-        <w:t xml:space="preserve">  7  blacklist := P, and every f of B with flag(f)   # 4 + 8 = 12 here</w:t>
+        <w:t xml:space="preserve">  6      flag(f)    := a_strat(f) &gt; k * p_max and tau(f) &lt; r</w:t>
       </w:r>
     </w:p>
     <w:p>
@@ -5522,7 +5522,7 @@
           <w:sz w:val="18"/>
           <w:szCs w:val="18"/>
         </w:rPr>
-        <w:t xml:space="preserve">  8  for every pair (f, g) of flagged columns:       # reported only,</w:t>
+        <w:t xml:space="preserve">  7      ident(f)   := f takes at most two values in every file of c</w:t>
       </w:r>
     </w:p>
     <w:p>
@@ -5542,7 +5542,87 @@
           <w:sz w:val="18"/>
           <w:szCs w:val="18"/>
         </w:rPr>
-        <w:t xml:space="preserve">  9      call f and g duplicates if they agree to 1e-5 relative</w:t>
+        <w:t xml:space="preserve">  8                    and those values order the files in time</w:t>
+      </w:r>
+    </w:p>
+    <w:p>
+      <w:pPr>
+        <w:keepNext/>
+        <w:spacing w:after="0" w:before="0" w:line="220" w:lineRule="auto"/>
+        <w:ind w:left="120"/>
+        <w:jc w:val="left"/>
+      </w:pPr>
+      <w:r>
+        <w:rPr>
+          <w:rFonts w:ascii="Consolas" w:cs="Consolas" w:eastAsia="Consolas" w:hAnsi="Consolas"/>
+          <w:b w:val="false"/>
+          <w:bCs w:val="false"/>
+          <w:i w:val="false"/>
+          <w:iCs w:val="false"/>
+          <w:sz w:val="18"/>
+          <w:szCs w:val="18"/>
+        </w:rPr>
+        <w:t xml:space="preserve">  9  blacklist := P, every f of B with flag(f) or ident(f)</w:t>
+      </w:r>
+    </w:p>
+    <w:p>
+      <w:pPr>
+        <w:keepNext/>
+        <w:spacing w:after="0" w:before="0" w:line="220" w:lineRule="auto"/>
+        <w:ind w:left="120"/>
+        <w:jc w:val="left"/>
+      </w:pPr>
+      <w:r>
+        <w:rPr>
+          <w:rFonts w:ascii="Consolas" w:cs="Consolas" w:eastAsia="Consolas" w:hAnsi="Consolas"/>
+          <w:b w:val="false"/>
+          <w:bCs w:val="false"/>
+          <w:i w:val="false"/>
+          <w:iCs w:val="false"/>
+          <w:sz w:val="18"/>
+          <w:szCs w:val="18"/>
+        </w:rPr>
+        <w:t xml:space="preserve"> 10                                                  # 4 + 8 + 1 = 13</w:t>
+      </w:r>
+    </w:p>
+    <w:p>
+      <w:pPr>
+        <w:keepNext/>
+        <w:spacing w:after="0" w:before="0" w:line="220" w:lineRule="auto"/>
+        <w:ind w:left="120"/>
+        <w:jc w:val="left"/>
+      </w:pPr>
+      <w:r>
+        <w:rPr>
+          <w:rFonts w:ascii="Consolas" w:cs="Consolas" w:eastAsia="Consolas" w:hAnsi="Consolas"/>
+          <w:b w:val="false"/>
+          <w:bCs w:val="false"/>
+          <w:i w:val="false"/>
+          <w:iCs w:val="false"/>
+          <w:sz w:val="18"/>
+          <w:szCs w:val="18"/>
+        </w:rPr>
+        <w:t xml:space="preserve"> 11  for every pair (f, g) of flagged columns:       # reported only,</w:t>
+      </w:r>
+    </w:p>
+    <w:p>
+      <w:pPr>
+        <w:keepNext/>
+        <w:spacing w:after="0" w:before="0" w:line="220" w:lineRule="auto"/>
+        <w:ind w:left="120"/>
+        <w:jc w:val="left"/>
+      </w:pPr>
+      <w:r>
+        <w:rPr>
+          <w:rFonts w:ascii="Consolas" w:cs="Consolas" w:eastAsia="Consolas" w:hAnsi="Consolas"/>
+          <w:b w:val="false"/>
+          <w:bCs w:val="false"/>
+          <w:i w:val="false"/>
+          <w:iCs w:val="false"/>
+          <w:sz w:val="18"/>
+          <w:szCs w:val="18"/>
+        </w:rPr>
+        <w:t xml:space="preserve"> 12      call f and g duplicates if they agree to 1e-5 relative</w:t>
       </w:r>
     </w:p>
     <w:p>
@@ -5564,7 +5644,7 @@
           <w:sz w:val="18"/>
           <w:szCs w:val="18"/>
         </w:rPr>
-        <w:t xml:space="preserve"> 10  return blacklist</w:t>
+        <w:t xml:space="preserve"> 13  return blacklist</w:t>
       </w:r>
     </w:p>
     <w:p>
@@ -5912,7 +5992,85 @@
           <w:sz w:val="22"/>
           <w:szCs w:val="22"/>
         </w:rPr>
-        <w:t xml:space="preserve">The arithmetic of the blacklist is therefore explicit: four positional columns excluded by name, plus eight behavioural columns excluded by the rule, gives the twelve of Table 3. Under the chance-corrected variant the behavioural count rises to thirteen and the blacklist to seventeen. Every count in this paper is one of those two, and Section 9 reports what separates them.</w:t>
+        <w:t xml:space="preserve">The arithmetic of the blacklist is therefore explicit: four positional columns excluded by name, eight behavioural columns excluded by the rule, and one column excluded by neither, gives the thirteen of Table 3. Under the chance-corrected variant the behavioural count rises to thirteen and the blacklist to eighteen; that thirteen counts behavioural columns, and is not the thirteen of the list as a whole. Every count in this paper is one of those two, and Section 9 reports what separates them.</w:t>
+      </w:r>
+    </w:p>
+    <w:p>
+      <w:pPr>
+        <w:spacing w:after="120" w:line="276"/>
+        <w:jc w:val="both"/>
+      </w:pPr>
+      <w:r>
+        <w:rPr>
+          <w:rFonts w:ascii="Times New Roman" w:cs="Times New Roman" w:eastAsia="Times New Roman" w:hAnsi="Times New Roman"/>
+          <w:b/>
+          <w:bCs/>
+          <w:i w:val="false"/>
+          <w:iCs w:val="false"/>
+          <w:sz w:val="22"/>
+          <w:szCs w:val="22"/>
+        </w:rPr>
+        <w:t xml:space="preserve">A third criterion, and why the first two could not have found it. </w:t>
+      </w:r>
+      <w:r>
+        <w:rPr>
+          <w:rFonts w:ascii="Times New Roman" w:cs="Times New Roman" w:eastAsia="Times New Roman" w:hAnsi="Times New Roman"/>
+          <w:b w:val="false"/>
+          <w:bCs w:val="false"/>
+          <w:i w:val="false"/>
+          <w:iCs w:val="false"/>
+          <w:sz w:val="22"/>
+          <w:szCs w:val="22"/>
+        </w:rPr>
+        <w:t xml:space="preserve">One column is on the list for neither reason, and it is the one this audit came closest to missing. </w:t>
+      </w:r>
+      <w:r>
+        <w:rPr>
+          <w:rFonts w:ascii="Consolas" w:cs="Consolas" w:eastAsia="Consolas" w:hAnsi="Consolas"/>
+          <w:b w:val="false"/>
+          <w:bCs w:val="false"/>
+          <w:i w:val="false"/>
+          <w:iCs w:val="false"/>
+          <w:sz w:val="22"/>
+          <w:szCs w:val="22"/>
+        </w:rPr>
+        <w:t xml:space="preserve">IdleTime</w:t>
+      </w:r>
+      <w:r>
+        <w:rPr>
+          <w:rFonts w:ascii="Times New Roman" w:cs="Times New Roman" w:eastAsia="Times New Roman" w:hAnsi="Times New Roman"/>
+          <w:b w:val="false"/>
+          <w:bCs w:val="false"/>
+          <w:i w:val="false"/>
+          <w:iCs w:val="false"/>
+          <w:sz w:val="22"/>
+          <w:szCs w:val="22"/>
+        </w:rPr>
+        <w:t xml:space="preserve"> takes one or two distinct values per capture file, and those values are absolute Unix timestamps: it identifies the file a flow was read from rather than anything the flow did. A decision tree given that column alone separates benign from attack traffic at an AUC of 1.0000. Every diagnostic in this paper passes it. Its transferability is 0.94, well clear of the 0.50 threshold; under the nested audit of Section 6.8 it is 1.02, so single-feature accuracy is not lower under the temporal protocol but marginally higher; and the residual audit of Section 6.2 ranks it in the middle of the retained columns. Attribution, meanwhile, gives it 0.2279, the highest permutation importance of any column in the corpus. The reason the rule misses it is structural and not accidental: a criterion built on the ratio between two protocols cannot see a leak that is frozen within each capture group, because such a leak is equally available on both sides of any split of that group. What gives the column away is not its association with the label but its values, and the test that finds it reads no labels at all — a column that is constant within every capture file, and whose values order those files in time, is a file identifier. We add that test to the procedure, and applied to all 63 behavioural candidates it returns this column and no other. </w:t>
+      </w:r>
+      <w:r>
+        <w:rPr>
+          <w:rFonts w:ascii="Consolas" w:cs="Consolas" w:eastAsia="Consolas" w:hAnsi="Consolas"/>
+          <w:b w:val="false"/>
+          <w:bCs w:val="false"/>
+          <w:i w:val="false"/>
+          <w:iCs w:val="false"/>
+          <w:sz w:val="22"/>
+          <w:szCs w:val="22"/>
+        </w:rPr>
+        <w:t xml:space="preserve">Offset</w:t>
+      </w:r>
+      <w:r>
+        <w:rPr>
+          <w:rFonts w:ascii="Times New Roman" w:cs="Times New Roman" w:eastAsia="Times New Roman" w:hAnsi="Times New Roman"/>
+          <w:b w:val="false"/>
+          <w:bCs w:val="false"/>
+          <w:i w:val="false"/>
+          <w:iCs w:val="false"/>
+          <w:sz w:val="22"/>
+          <w:szCs w:val="22"/>
+        </w:rPr>
+        <w:t xml:space="preserve">, the one further column whose name suggests a position in the capture, is not constant within any file, and its rank correlation with capture order reaches only 0.13 at its highest across the eleven files. The test therefore does not return it and we do not exclude it, although on its own it separates the two classes of traffic well (binary AUC 0.9379 against a nine-class accuracy of 0.0601); Section 9 records that as an anomaly we have not resolved.</w:t>
       </w:r>
     </w:p>
     <w:p>
@@ -11080,7 +11238,7 @@
           <w:sz w:val="18"/>
           <w:szCs w:val="18"/>
         </w:rPr>
-        <w:t xml:space="preserve">, whose importance is three orders of magnitude larger, is far less predictive on its own. </w:t>
+        <w:t xml:space="preserve">, whose importance is three orders of magnitude larger, appears far less predictive on its own — on the nine-class task. On the binary task it separates benign from attack traffic perfectly (AUC 1.0000), because it is a capture-file identifier and the two capture blocks are disjoint. Its vertical position here understates it, and Section 4.3 gives the measurement. </w:t>
       </w:r>
       <w:r>
         <w:rPr>
@@ -11568,7 +11726,7 @@
           <w:sz w:val="18"/>
           <w:szCs w:val="18"/>
         </w:rPr>
-        <w:t xml:space="preserve">The published blacklist: 12 of 67 features. Positional columns (</w:t>
+        <w:t xml:space="preserve">The published blacklist: 13 of 67 features. Positional columns (</w:t>
       </w:r>
       <w:r>
         <w:rPr>
@@ -11616,7 +11774,7 @@
           <w:sz w:val="18"/>
           <w:szCs w:val="18"/>
         </w:rPr>
-        <w:t xml:space="preserve">) are excluded by the transferability rule of Section 4.3. a</w:t>
+        <w:t xml:space="preserve">) are excluded by the transferability rule of Section 4.3, and the identifier column (id.) by the capture-file test of the same section, which neither of the other two criteria reaches. a</w:t>
       </w:r>
       <w:r>
         <w:rPr>
@@ -11666,7 +11824,7 @@
           <w:sz w:val="18"/>
           <w:szCs w:val="18"/>
         </w:rPr>
-        <w:t xml:space="preserve"> are the single-feature accuracies under the two protocols. All eight behavioural shortcuts have permutation importance below 10⁻⁴.</w:t>
+        <w:t xml:space="preserve"> are the single-feature accuracies under the two protocols. All eight behavioural shortcuts have permutation importance below 10⁻⁴. The identifier column carries the highest permutation importance of any column in the corpus and the highest transferability in this table, which is the whole point: neither criterion could have reached it.</w:t>
       </w:r>
     </w:p>
     <w:tbl>
@@ -14668,6 +14826,233 @@
                 <w:szCs w:val="18"/>
               </w:rPr>
               <w:t xml:space="preserve">0.49</w:t>
+            </w:r>
+          </w:p>
+        </w:tc>
+      </w:tr>
+      <w:tr>
+        <w:trPr>
+          <w:tblHeader w:val="false"/>
+        </w:trPr>
+        <w:tc>
+          <w:tcPr>
+            <w:tcW w:type="dxa" w:w="1883"/>
+            <w:gridSpan w:val="1"/>
+            <w:tcBorders>
+              <w:top w:val="none" w:color="FFFFFF" w:sz="0"/>
+              <w:left w:val="none" w:color="FFFFFF" w:sz="0"/>
+              <w:bottom w:val="single" w:color="000000" w:sz="12"/>
+              <w:right w:val="none" w:color="FFFFFF" w:sz="0"/>
+            </w:tcBorders>
+            <w:tcMar>
+              <w:top w:type="dxa" w:w="40"/>
+              <w:left w:type="dxa" w:w="70"/>
+              <w:bottom w:type="dxa" w:w="40"/>
+              <w:right w:type="dxa" w:w="70"/>
+            </w:tcMar>
+            <w:vAlign w:val="center"/>
+          </w:tcPr>
+          <w:p>
+            <w:pPr>
+              <w:spacing w:after="20" w:before="20" w:line="240"/>
+              <w:jc w:val="left"/>
+            </w:pPr>
+            <w:r>
+              <w:rPr>
+                <w:rFonts w:ascii="Consolas" w:cs="Consolas" w:eastAsia="Consolas" w:hAnsi="Consolas"/>
+                <w:b w:val="false"/>
+                <w:bCs w:val="false"/>
+                <w:i w:val="false"/>
+                <w:iCs w:val="false"/>
+                <w:sz w:val="16"/>
+                <w:szCs w:val="16"/>
+              </w:rPr>
+              <w:t xml:space="preserve">IdleTime</w:t>
+            </w:r>
+          </w:p>
+        </w:tc>
+        <w:tc>
+          <w:tcPr>
+            <w:tcW w:type="dxa" w:w="1454"/>
+            <w:gridSpan w:val="1"/>
+            <w:tcBorders>
+              <w:top w:val="none" w:color="FFFFFF" w:sz="0"/>
+              <w:left w:val="none" w:color="FFFFFF" w:sz="0"/>
+              <w:bottom w:val="single" w:color="000000" w:sz="12"/>
+              <w:right w:val="none" w:color="FFFFFF" w:sz="0"/>
+            </w:tcBorders>
+            <w:tcMar>
+              <w:top w:type="dxa" w:w="40"/>
+              <w:left w:type="dxa" w:w="70"/>
+              <w:bottom w:type="dxa" w:w="40"/>
+              <w:right w:type="dxa" w:w="70"/>
+            </w:tcMar>
+            <w:vAlign w:val="center"/>
+          </w:tcPr>
+          <w:p>
+            <w:pPr>
+              <w:spacing w:after="20" w:before="20" w:line="240"/>
+              <w:jc w:val="left"/>
+            </w:pPr>
+            <w:r>
+              <w:rPr>
+                <w:rFonts w:ascii="Calibri" w:cs="Calibri" w:eastAsia="Calibri" w:hAnsi="Calibri"/>
+                <w:b w:val="false"/>
+                <w:bCs w:val="false"/>
+                <w:i w:val="false"/>
+                <w:iCs w:val="false"/>
+                <w:sz w:val="18"/>
+                <w:szCs w:val="18"/>
+              </w:rPr>
+              <w:t xml:space="preserve">id.</w:t>
+            </w:r>
+          </w:p>
+        </w:tc>
+        <w:tc>
+          <w:tcPr>
+            <w:tcW w:type="dxa" w:w="2059"/>
+            <w:gridSpan w:val="1"/>
+            <w:tcBorders>
+              <w:top w:val="none" w:color="FFFFFF" w:sz="0"/>
+              <w:left w:val="none" w:color="FFFFFF" w:sz="0"/>
+              <w:bottom w:val="single" w:color="000000" w:sz="12"/>
+              <w:right w:val="none" w:color="FFFFFF" w:sz="0"/>
+            </w:tcBorders>
+            <w:tcMar>
+              <w:top w:type="dxa" w:w="40"/>
+              <w:left w:type="dxa" w:w="70"/>
+              <w:bottom w:type="dxa" w:w="40"/>
+              <w:right w:type="dxa" w:w="70"/>
+            </w:tcMar>
+            <w:vAlign w:val="center"/>
+          </w:tcPr>
+          <w:p>
+            <w:pPr>
+              <w:spacing w:after="20" w:before="20" w:line="240"/>
+              <w:jc w:val="center"/>
+            </w:pPr>
+            <w:r>
+              <w:rPr>
+                <w:rFonts w:ascii="Calibri" w:cs="Calibri" w:eastAsia="Calibri" w:hAnsi="Calibri"/>
+                <w:b w:val="false"/>
+                <w:bCs w:val="false"/>
+                <w:i w:val="false"/>
+                <w:iCs w:val="false"/>
+                <w:sz w:val="18"/>
+                <w:szCs w:val="18"/>
+              </w:rPr>
+              <w:t xml:space="preserve">0.2279</w:t>
+            </w:r>
+          </w:p>
+        </w:tc>
+        <w:tc>
+          <w:tcPr>
+            <w:tcW w:type="dxa" w:w="1562"/>
+            <w:gridSpan w:val="1"/>
+            <w:tcBorders>
+              <w:top w:val="none" w:color="FFFFFF" w:sz="0"/>
+              <w:left w:val="none" w:color="FFFFFF" w:sz="0"/>
+              <w:bottom w:val="single" w:color="000000" w:sz="12"/>
+              <w:right w:val="none" w:color="FFFFFF" w:sz="0"/>
+            </w:tcBorders>
+            <w:tcMar>
+              <w:top w:type="dxa" w:w="40"/>
+              <w:left w:type="dxa" w:w="70"/>
+              <w:bottom w:type="dxa" w:w="40"/>
+              <w:right w:type="dxa" w:w="70"/>
+            </w:tcMar>
+            <w:vAlign w:val="center"/>
+          </w:tcPr>
+          <w:p>
+            <w:pPr>
+              <w:spacing w:after="20" w:before="20" w:line="240"/>
+              <w:jc w:val="center"/>
+            </w:pPr>
+            <w:r>
+              <w:rPr>
+                <w:rFonts w:ascii="Calibri" w:cs="Calibri" w:eastAsia="Calibri" w:hAnsi="Calibri"/>
+                <w:b w:val="false"/>
+                <w:bCs w:val="false"/>
+                <w:i w:val="false"/>
+                <w:iCs w:val="false"/>
+                <w:sz w:val="18"/>
+                <w:szCs w:val="18"/>
+              </w:rPr>
+              <w:t xml:space="preserve">0.621</w:t>
+            </w:r>
+          </w:p>
+        </w:tc>
+        <w:tc>
+          <w:tcPr>
+            <w:tcW w:type="dxa" w:w="1438"/>
+            <w:gridSpan w:val="1"/>
+            <w:tcBorders>
+              <w:top w:val="none" w:color="FFFFFF" w:sz="0"/>
+              <w:left w:val="none" w:color="FFFFFF" w:sz="0"/>
+              <w:bottom w:val="single" w:color="000000" w:sz="12"/>
+              <w:right w:val="none" w:color="FFFFFF" w:sz="0"/>
+            </w:tcBorders>
+            <w:tcMar>
+              <w:top w:type="dxa" w:w="40"/>
+              <w:left w:type="dxa" w:w="70"/>
+              <w:bottom w:type="dxa" w:w="40"/>
+              <w:right w:type="dxa" w:w="70"/>
+            </w:tcMar>
+            <w:vAlign w:val="center"/>
+          </w:tcPr>
+          <w:p>
+            <w:pPr>
+              <w:spacing w:after="20" w:before="20" w:line="240"/>
+              <w:jc w:val="center"/>
+            </w:pPr>
+            <w:r>
+              <w:rPr>
+                <w:rFonts w:ascii="Calibri" w:cs="Calibri" w:eastAsia="Calibri" w:hAnsi="Calibri"/>
+                <w:b w:val="false"/>
+                <w:bCs w:val="false"/>
+                <w:i w:val="false"/>
+                <w:iCs w:val="false"/>
+                <w:sz w:val="18"/>
+                <w:szCs w:val="18"/>
+              </w:rPr>
+              <w:t xml:space="preserve">0.585</w:t>
+            </w:r>
+          </w:p>
+        </w:tc>
+        <w:tc>
+          <w:tcPr>
+            <w:tcW w:type="dxa" w:w="1242"/>
+            <w:gridSpan w:val="1"/>
+            <w:tcBorders>
+              <w:top w:val="none" w:color="FFFFFF" w:sz="0"/>
+              <w:left w:val="none" w:color="FFFFFF" w:sz="0"/>
+              <w:bottom w:val="single" w:color="000000" w:sz="12"/>
+              <w:right w:val="none" w:color="FFFFFF" w:sz="0"/>
+            </w:tcBorders>
+            <w:tcMar>
+              <w:top w:type="dxa" w:w="40"/>
+              <w:left w:type="dxa" w:w="70"/>
+              <w:bottom w:type="dxa" w:w="40"/>
+              <w:right w:type="dxa" w:w="70"/>
+            </w:tcMar>
+            <w:vAlign w:val="center"/>
+          </w:tcPr>
+          <w:p>
+            <w:pPr>
+              <w:spacing w:after="20" w:before="20" w:line="240"/>
+              <w:jc w:val="center"/>
+            </w:pPr>
+            <w:r>
+              <w:rPr>
+                <w:rFonts w:ascii="Calibri" w:cs="Calibri" w:eastAsia="Calibri" w:hAnsi="Calibri"/>
+                <w:b w:val="false"/>
+                <w:bCs w:val="false"/>
+                <w:i w:val="false"/>
+                <w:iCs w:val="false"/>
+                <w:sz w:val="18"/>
+                <w:szCs w:val="18"/>
+              </w:rPr>
+              <w:t xml:space="preserve">0.94</w:t>
             </w:r>
           </w:p>
         </w:tc>
@@ -16290,7 +16675,7 @@
           <w:sz w:val="22"/>
           <w:szCs w:val="22"/>
         </w:rPr>
-        <w:t xml:space="preserve">Excluding the twelve blacklisted features costs almost nothing under the stratified protocol: XGBoost, LightGBM and random forest are unchanged to four decimals, and the largest loss among the eleven detectors is 0.0018 (k-NN). The recurrent and convolutional models in fact </w:t>
+        <w:t xml:space="preserve">Excluding the twelve features the name list and the transferability rule return costs almost nothing under the stratified protocol: XGBoost, LightGBM and random forest are unchanged to four decimals, and the largest loss among the eleven detectors is 0.0018 (k-NN). The recurrent and convolutional models in fact </w:t>
       </w:r>
       <w:r>
         <w:rPr>
@@ -38543,6 +38928,84 @@
           <w:rFonts w:ascii="Times New Roman" w:cs="Times New Roman" w:eastAsia="Times New Roman" w:hAnsi="Times New Roman"/>
           <w:b/>
           <w:bCs/>
+          <w:i w:val="false"/>
+          <w:iCs w:val="false"/>
+          <w:sz w:val="22"/>
+          <w:szCs w:val="22"/>
+        </w:rPr>
+        <w:t xml:space="preserve">A leak our own criterion could not see. </w:t>
+      </w:r>
+      <w:r>
+        <w:rPr>
+          <w:rFonts w:ascii="Times New Roman" w:cs="Times New Roman" w:eastAsia="Times New Roman" w:hAnsi="Times New Roman"/>
+          <w:b w:val="false"/>
+          <w:bCs w:val="false"/>
+          <w:i w:val="false"/>
+          <w:iCs w:val="false"/>
+          <w:sz w:val="22"/>
+          <w:szCs w:val="22"/>
+        </w:rPr>
+        <w:t xml:space="preserve">The transferability criterion has a blind spot that this corpus contains an instance of, and we found it late. A ratio between two protocols measures how much of a column's predictive power fails to survive the change. A leak frozen within each capture group loses nothing, because it is equally available on both sides of any split of that group, so the ratio reports it as signal. </w:t>
+      </w:r>
+      <w:r>
+        <w:rPr>
+          <w:rFonts w:ascii="Consolas" w:cs="Consolas" w:eastAsia="Consolas" w:hAnsi="Consolas"/>
+          <w:b w:val="false"/>
+          <w:bCs w:val="false"/>
+          <w:i w:val="false"/>
+          <w:iCs w:val="false"/>
+          <w:sz w:val="22"/>
+          <w:szCs w:val="22"/>
+        </w:rPr>
+        <w:t xml:space="preserve">IdleTime</w:t>
+      </w:r>
+      <w:r>
+        <w:rPr>
+          <w:rFonts w:ascii="Times New Roman" w:cs="Times New Roman" w:eastAsia="Times New Roman" w:hAnsi="Times New Roman"/>
+          <w:b w:val="false"/>
+          <w:bCs w:val="false"/>
+          <w:i w:val="false"/>
+          <w:iCs w:val="false"/>
+          <w:sz w:val="22"/>
+          <w:szCs w:val="22"/>
+        </w:rPr>
+        <w:t xml:space="preserve"> is that instance: transferability 0.94 under the published rule, 1.02 under the nested audit, unremarkable in the residual audit, and a binary AUC of 1.0000. It sat in the audited condition of the campaign this paper reports. The test that finds it is in Section 4.3 and reads no labels; it is cheap, and we recommend running it before any transferability audit rather than after. Two things about the episode are worth stating plainly. The first is that attribution did not miss this column — it ranked it first, at 0.2279 — so the failure was ours in reading a high importance as evidence of signal, which is the mirror of the error Section 6.2 documents in the other direction. The second is that our own criterion was documented as having this limit before we hit it, and documenting a limit is not the same as guarding against it. What the omission cost we measured rather than assumed, by retraining every detector under both protocols with the column removed: at most 0.0040 of macro-F1 under the stratified protocol and 0.0263 under the temporal one, the same eightfold ratio between protocols that the other twelve exclusions show. No conclusion of this paper turns on it, and one is sharpened, since under the corrected list the two boosted ensembles fall further from the top of the temporal ranking than they already did. One column adjacent to this question stays unresolved. </w:t>
+      </w:r>
+      <w:r>
+        <w:rPr>
+          <w:rFonts w:ascii="Consolas" w:cs="Consolas" w:eastAsia="Consolas" w:hAnsi="Consolas"/>
+          <w:b w:val="false"/>
+          <w:bCs w:val="false"/>
+          <w:i w:val="false"/>
+          <w:iCs w:val="false"/>
+          <w:sz w:val="22"/>
+          <w:szCs w:val="22"/>
+        </w:rPr>
+        <w:t xml:space="preserve">Offset</w:t>
+      </w:r>
+      <w:r>
+        <w:rPr>
+          <w:rFonts w:ascii="Times New Roman" w:cs="Times New Roman" w:eastAsia="Times New Roman" w:hAnsi="Times New Roman"/>
+          <w:b w:val="false"/>
+          <w:bCs w:val="false"/>
+          <w:i w:val="false"/>
+          <w:iCs w:val="false"/>
+          <w:sz w:val="22"/>
+          <w:szCs w:val="22"/>
+        </w:rPr>
+        <w:t xml:space="preserve"> is not constant within a capture file, so the new test does not return it, yet a tree given it alone separates benign from attack traffic at an AUC of 0.9379 while classifying the nine classes at 0.0601, below the majority-class rate. We report it and retain the column, because excluding it would mean excluding on suspicion rather than on a stated criterion, which is the practice this paper argues against.</w:t>
+      </w:r>
+    </w:p>
+    <w:p>
+      <w:pPr>
+        <w:spacing w:after="120" w:line="276"/>
+        <w:jc w:val="both"/>
+      </w:pPr>
+      <w:r>
+        <w:rPr>
+          <w:rFonts w:ascii="Times New Roman" w:cs="Times New Roman" w:eastAsia="Times New Roman" w:hAnsi="Times New Roman"/>
+          <w:b/>
+          <w:bCs/>
           <w:sz w:val="22"/>
           <w:szCs w:val="22"/>
         </w:rPr>
@@ -41594,7 +42057,7 @@
           <w:sz w:val="22"/>
           <w:szCs w:val="22"/>
         </w:rPr>
-        <w:t xml:space="preserve">For the corpus itself, we report that the nine-class task is saturated under a random split, with eleven pairs of models statistically indistinguishable, and that the ranking only becomes interpretable under the temporal protocol, where the FT-Transformer leads and the boosted trees that dominate the random split fall to mid-table. Calibration follows the same pattern: near-perfect under a random split, it degrades under temporal evaluation for ten of the eleven detectors, by factors of 241 to 457 for the three that the random split ranks best calibrated, so calibration measured under a random split describes the split rather than the detector. We publish a twelve-feature blacklist together with the full transferability spectrum under both normalisations, from which a stricter seventeen-feature blacklist can be derived, as well as the frozen splits, the calibrated operating points under both protocols, the CPU cost of every detector, and the trained models, so that future work on GeNIS can start from an audited protocol rather than reconstruct one.</w:t>
+        <w:t xml:space="preserve">For the corpus itself, we report that the nine-class task is saturated under a random split, with eleven pairs of models statistically indistinguishable, and that the ranking only becomes interpretable under the temporal protocol, where the FT-Transformer leads and the boosted trees that dominate the random split fall to mid-table. Calibration follows the same pattern: near-perfect under a random split, it degrades under temporal evaluation for ten of the eleven detectors, by factors of 241 to 457 for the three that the random split ranks best calibrated, so calibration measured under a random split describes the split rather than the detector. We publish a thirteen-feature blacklist together with the full transferability spectrum under both normalisations, from which a stricter seventeen-feature blacklist can be derived, as well as the frozen splits, the calibrated operating points under both protocols, the CPU cost of every detector, and the trained models, so that future work on GeNIS can start from an audited protocol rather than reconstruct one.</w:t>
       </w:r>
     </w:p>
     <w:p>

--- a/paper/GeNIS_benchmark_article.docx
+++ b/paper/GeNIS_benchmark_article.docx
@@ -6820,7 +6820,7 @@
           <w:sz w:val="22"/>
           <w:szCs w:val="22"/>
         </w:rPr>
-        <w:t xml:space="preserve">The benchmark does still separate weak from strong: Gaussian naive Bayes reaches macro-F1 0.5492 with a 61.4% false-positive rate (3 090 of 5 030 benign flows misclassified), confirming that the near-perfect scores are a property of the corpus and the strong models, not of the metric. Figure 5 shows where the residual difficulty sits: for every strong detector the per-class F1 is above 0.98 on all nine classes, the lowest being k-NN on bruteforce-ftp at 0.981, and naive Bayes is the only model with class-level failures. Its worst class is bruteforce-ssh at 0.002, and its benign F1 of 0.557 is what the 61.4% false-positive rate above measures from the operational side.</w:t>
+        <w:t xml:space="preserve">The benchmark does still separate weak from strong: Gaussian naive Bayes reaches macro-F1 0.4464 with a 91.5% false-positive rate (4 604 of 5 030 benign flows misclassified), confirming that the near-perfect scores are a property of the corpus and the strong models, not of the metric. Figure 5 shows where the residual difficulty sits: for every strong detector the per-class F1 stays above 0.979 on all nine classes, the lowest being k-NN on benign traffic at 0.9796 and the RNN on bruteforce-ssh at 0.9822, and naive Bayes is the only model with class-level failures. Its worst class is bruteforce-ssh at 0.002, and its benign F1 of 0.156 is what the 91.5% false-positive rate above measures from the operational side.</w:t>
       </w:r>
     </w:p>
     <w:p>
@@ -7599,7 +7599,7 @@
                 <w:sz w:val="18"/>
                 <w:szCs w:val="18"/>
               </w:rPr>
-              <w:t xml:space="preserve">1.0000 ± 0.0000</w:t>
+              <w:t xml:space="preserve">0.9999 ± 0.0001</w:t>
             </w:r>
           </w:p>
         </w:tc>
@@ -7636,7 +7636,7 @@
                 <w:sz w:val="18"/>
                 <w:szCs w:val="18"/>
               </w:rPr>
-              <w:t xml:space="preserve">1.0000</w:t>
+              <w:t xml:space="preserve">0.9999</w:t>
             </w:r>
           </w:p>
         </w:tc>
@@ -7673,7 +7673,7 @@
                 <w:sz w:val="18"/>
                 <w:szCs w:val="18"/>
               </w:rPr>
-              <w:t xml:space="preserve">0.9888</w:t>
+              <w:t xml:space="preserve">0.9666</w:t>
             </w:r>
           </w:p>
         </w:tc>
@@ -7710,7 +7710,7 @@
                 <w:sz w:val="18"/>
                 <w:szCs w:val="18"/>
               </w:rPr>
-              <w:t xml:space="preserve">1.0000</w:t>
+              <w:t xml:space="preserve">0.9999</w:t>
             </w:r>
           </w:p>
         </w:tc>
@@ -7747,7 +7747,7 @@
                 <w:sz w:val="18"/>
                 <w:szCs w:val="18"/>
               </w:rPr>
-              <w:t xml:space="preserve">0.0000</w:t>
+              <w:t xml:space="preserve">0.0199</w:t>
             </w:r>
           </w:p>
         </w:tc>
@@ -7900,7 +7900,7 @@
                 <w:sz w:val="18"/>
                 <w:szCs w:val="18"/>
               </w:rPr>
-              <w:t xml:space="preserve">1.0000 ± 0.0000</w:t>
+              <w:t xml:space="preserve">1.0000 ± 0.0001</w:t>
             </w:r>
           </w:p>
         </w:tc>
@@ -7974,7 +7974,7 @@
                 <w:sz w:val="18"/>
                 <w:szCs w:val="18"/>
               </w:rPr>
-              <w:t xml:space="preserve">0.9897</w:t>
+              <w:t xml:space="preserve">0.9649</w:t>
             </w:r>
           </w:p>
         </w:tc>
@@ -8275,7 +8275,7 @@
                 <w:sz w:val="18"/>
                 <w:szCs w:val="18"/>
               </w:rPr>
-              <w:t xml:space="preserve">0.9775</w:t>
+              <w:t xml:space="preserve">0.9530</w:t>
             </w:r>
           </w:p>
         </w:tc>
@@ -8312,7 +8312,7 @@
                 <w:sz w:val="18"/>
                 <w:szCs w:val="18"/>
               </w:rPr>
-              <w:t xml:space="preserve">1.0000</w:t>
+              <w:t xml:space="preserve">0.9999</w:t>
             </w:r>
           </w:p>
         </w:tc>
@@ -8349,7 +8349,7 @@
                 <w:sz w:val="18"/>
                 <w:szCs w:val="18"/>
               </w:rPr>
-              <w:t xml:space="preserve">0.0000</w:t>
+              <w:t xml:space="preserve">0.0199</w:t>
             </w:r>
           </w:p>
         </w:tc>
@@ -8502,7 +8502,7 @@
                 <w:sz w:val="18"/>
                 <w:szCs w:val="18"/>
               </w:rPr>
-              <w:t xml:space="preserve">0.9999 ± 0.0001</w:t>
+              <w:t xml:space="preserve">0.9999 ± 0.0001 (n=4)</w:t>
             </w:r>
           </w:p>
         </w:tc>
@@ -8576,7 +8576,7 @@
                 <w:sz w:val="18"/>
                 <w:szCs w:val="18"/>
               </w:rPr>
-              <w:t xml:space="preserve">0.9966</w:t>
+              <w:t xml:space="preserve">0.9901</w:t>
             </w:r>
           </w:p>
         </w:tc>
@@ -8613,7 +8613,7 @@
                 <w:sz w:val="18"/>
                 <w:szCs w:val="18"/>
               </w:rPr>
-              <w:t xml:space="preserve">0.9999</w:t>
+              <w:t xml:space="preserve">0.9998</w:t>
             </w:r>
           </w:p>
         </w:tc>
@@ -8650,7 +8650,7 @@
                 <w:sz w:val="18"/>
                 <w:szCs w:val="18"/>
               </w:rPr>
-              <w:t xml:space="preserve">0.0994</w:t>
+              <w:t xml:space="preserve">0.0398</w:t>
             </w:r>
           </w:p>
         </w:tc>
@@ -8803,7 +8803,7 @@
                 <w:sz w:val="18"/>
                 <w:szCs w:val="18"/>
               </w:rPr>
-              <w:t xml:space="preserve">0.9990 ± 0.0004</w:t>
+              <w:t xml:space="preserve">0.9963 ± 0.0007</w:t>
             </w:r>
           </w:p>
         </w:tc>
@@ -8840,7 +8840,7 @@
                 <w:sz w:val="18"/>
                 <w:szCs w:val="18"/>
               </w:rPr>
-              <w:t xml:space="preserve">0.9992</w:t>
+              <w:t xml:space="preserve">0.9960</w:t>
             </w:r>
           </w:p>
         </w:tc>
@@ -8877,7 +8877,7 @@
                 <w:sz w:val="18"/>
                 <w:szCs w:val="18"/>
               </w:rPr>
-              <w:t xml:space="preserve">0.9944</w:t>
+              <w:t xml:space="preserve">0.9881</w:t>
             </w:r>
           </w:p>
         </w:tc>
@@ -8914,7 +8914,7 @@
                 <w:sz w:val="18"/>
                 <w:szCs w:val="18"/>
               </w:rPr>
-              <w:t xml:space="preserve">0.9997</w:t>
+              <w:t xml:space="preserve">0.9973</w:t>
             </w:r>
           </w:p>
         </w:tc>
@@ -8951,7 +8951,7 @@
                 <w:sz w:val="18"/>
                 <w:szCs w:val="18"/>
               </w:rPr>
-              <w:t xml:space="preserve">0.1392</w:t>
+              <w:t xml:space="preserve">1.6700</w:t>
             </w:r>
           </w:p>
         </w:tc>
@@ -9104,7 +9104,7 @@
                 <w:sz w:val="18"/>
                 <w:szCs w:val="18"/>
               </w:rPr>
-              <w:t xml:space="preserve">0.9964 ± 0.0031</w:t>
+              <w:t xml:space="preserve">0.9977 ± 0.0011</w:t>
             </w:r>
           </w:p>
         </w:tc>
@@ -9178,7 +9178,7 @@
                 <w:sz w:val="18"/>
                 <w:szCs w:val="18"/>
               </w:rPr>
-              <w:t xml:space="preserve">0.9901</w:t>
+              <w:t xml:space="preserve">0.9837</w:t>
             </w:r>
           </w:p>
         </w:tc>
@@ -9215,7 +9215,7 @@
                 <w:sz w:val="18"/>
                 <w:szCs w:val="18"/>
               </w:rPr>
-              <w:t xml:space="preserve">0.9991</w:t>
+              <w:t xml:space="preserve">0.9980</w:t>
             </w:r>
           </w:p>
         </w:tc>
@@ -9252,7 +9252,7 @@
                 <w:sz w:val="18"/>
                 <w:szCs w:val="18"/>
               </w:rPr>
-              <w:t xml:space="preserve">0.1590</w:t>
+              <w:t xml:space="preserve">1.6700</w:t>
             </w:r>
           </w:p>
         </w:tc>
@@ -9405,7 +9405,7 @@
                 <w:sz w:val="18"/>
                 <w:szCs w:val="18"/>
               </w:rPr>
-              <w:t xml:space="preserve">0.9972 ± 0.0007</w:t>
+              <w:t xml:space="preserve">0.9942 ± 0.0046</w:t>
             </w:r>
           </w:p>
         </w:tc>
@@ -9442,7 +9442,7 @@
                 <w:sz w:val="18"/>
                 <w:szCs w:val="18"/>
               </w:rPr>
-              <w:t xml:space="preserve">0.9905</w:t>
+              <w:t xml:space="preserve">0.9942</w:t>
             </w:r>
           </w:p>
         </w:tc>
@@ -9479,7 +9479,7 @@
                 <w:sz w:val="18"/>
                 <w:szCs w:val="18"/>
               </w:rPr>
-              <w:t xml:space="preserve">0.9949</w:t>
+              <w:t xml:space="preserve">0.9848</w:t>
             </w:r>
           </w:p>
         </w:tc>
@@ -9516,7 +9516,7 @@
                 <w:sz w:val="18"/>
                 <w:szCs w:val="18"/>
               </w:rPr>
-              <w:t xml:space="preserve">0.9994</w:t>
+              <w:t xml:space="preserve">0.9977</w:t>
             </w:r>
           </w:p>
         </w:tc>
@@ -9553,7 +9553,7 @@
                 <w:sz w:val="18"/>
                 <w:szCs w:val="18"/>
               </w:rPr>
-              <w:t xml:space="preserve">0.0000</w:t>
+              <w:t xml:space="preserve">0.4771</w:t>
             </w:r>
           </w:p>
         </w:tc>
@@ -9706,7 +9706,7 @@
                 <w:sz w:val="18"/>
                 <w:szCs w:val="18"/>
               </w:rPr>
-              <w:t xml:space="preserve">0.9968 ± 0.0027</w:t>
+              <w:t xml:space="preserve">0.9952 ± 0.0037</w:t>
             </w:r>
           </w:p>
         </w:tc>
@@ -9743,7 +9743,7 @@
                 <w:sz w:val="18"/>
                 <w:szCs w:val="18"/>
               </w:rPr>
-              <w:t xml:space="preserve">0.9925</w:t>
+              <w:t xml:space="preserve">0.9906</w:t>
             </w:r>
           </w:p>
         </w:tc>
@@ -9780,7 +9780,7 @@
                 <w:sz w:val="18"/>
                 <w:szCs w:val="18"/>
               </w:rPr>
-              <w:t xml:space="preserve">0.9730</w:t>
+              <w:t xml:space="preserve">0.9773</w:t>
             </w:r>
           </w:p>
         </w:tc>
@@ -9817,7 +9817,7 @@
                 <w:sz w:val="18"/>
                 <w:szCs w:val="18"/>
               </w:rPr>
-              <w:t xml:space="preserve">0.9995</w:t>
+              <w:t xml:space="preserve">0.9971</w:t>
             </w:r>
           </w:p>
         </w:tc>
@@ -9854,7 +9854,7 @@
                 <w:sz w:val="18"/>
                 <w:szCs w:val="18"/>
               </w:rPr>
-              <w:t xml:space="preserve">0.0795</w:t>
+              <w:t xml:space="preserve">0.2386</w:t>
             </w:r>
           </w:p>
         </w:tc>
@@ -10007,7 +10007,7 @@
                 <w:sz w:val="18"/>
                 <w:szCs w:val="18"/>
               </w:rPr>
-              <w:t xml:space="preserve">0.9958 ± 0.0000</w:t>
+              <w:t xml:space="preserve">0.9916 ± 0.0012</w:t>
             </w:r>
           </w:p>
         </w:tc>
@@ -10044,7 +10044,7 @@
                 <w:sz w:val="18"/>
                 <w:szCs w:val="18"/>
               </w:rPr>
-              <w:t xml:space="preserve">0.9974</w:t>
+              <w:t xml:space="preserve">0.9949</w:t>
             </w:r>
           </w:p>
         </w:tc>
@@ -10081,7 +10081,7 @@
                 <w:sz w:val="18"/>
                 <w:szCs w:val="18"/>
               </w:rPr>
-              <w:t xml:space="preserve">0.9839</w:t>
+              <w:t xml:space="preserve">0.9574</w:t>
             </w:r>
           </w:p>
         </w:tc>
@@ -10118,7 +10118,7 @@
                 <w:sz w:val="18"/>
                 <w:szCs w:val="18"/>
               </w:rPr>
-              <w:t xml:space="preserve">0.9985</w:t>
+              <w:t xml:space="preserve">0.9949</w:t>
             </w:r>
           </w:p>
         </w:tc>
@@ -10155,7 +10155,7 @@
                 <w:sz w:val="18"/>
                 <w:szCs w:val="18"/>
               </w:rPr>
-              <w:t xml:space="preserve">0.0596</w:t>
+              <w:t xml:space="preserve">1.7097</w:t>
             </w:r>
           </w:p>
         </w:tc>
@@ -10308,7 +10308,7 @@
                 <w:sz w:val="18"/>
                 <w:szCs w:val="18"/>
               </w:rPr>
-              <w:t xml:space="preserve">0.5492 ± 0.0189</w:t>
+              <w:t xml:space="preserve">0.4464 ± 0.0145</w:t>
             </w:r>
           </w:p>
         </w:tc>
@@ -10345,7 +10345,7 @@
                 <w:sz w:val="18"/>
                 <w:szCs w:val="18"/>
               </w:rPr>
-              <w:t xml:space="preserve">0.7160</w:t>
+              <w:t xml:space="preserve">0.4925</w:t>
             </w:r>
           </w:p>
         </w:tc>
@@ -10382,7 +10382,7 @@
                 <w:sz w:val="18"/>
                 <w:szCs w:val="18"/>
               </w:rPr>
-              <w:t xml:space="preserve">0.4994</w:t>
+              <w:t xml:space="preserve">0.4843</w:t>
             </w:r>
           </w:p>
         </w:tc>
@@ -10419,7 +10419,7 @@
                 <w:sz w:val="18"/>
                 <w:szCs w:val="18"/>
               </w:rPr>
-              <w:t xml:space="preserve">0.6667</w:t>
+              <w:t xml:space="preserve">0.6142</w:t>
             </w:r>
           </w:p>
         </w:tc>
@@ -10456,7 +10456,7 @@
                 <w:sz w:val="18"/>
                 <w:szCs w:val="18"/>
               </w:rPr>
-              <w:t xml:space="preserve">61.4314</w:t>
+              <w:t xml:space="preserve">91.5308</w:t>
             </w:r>
           </w:p>
         </w:tc>
@@ -16765,7 +16765,7 @@
           <w:sz w:val="22"/>
           <w:szCs w:val="22"/>
         </w:rPr>
-        <w:t xml:space="preserve">The temporal protocol is where the ranking moves (Figure 10). The FT-Transformer leads at 0.9966, followed by the CNN (0.9949) and logistic regression (0.9944); LightGBM and XGBoost fall to 0.9897 and 0.9888, and random forest and the DNN to 0.9775 and 0.9730. The gradient-boosted models that were unbeatable under a random split fell to mid-table under the per-class temporal protocol on GeNIS, and a linear model outranked them. Because the stratified top group is statistically indistinguishable (Section 6.1), the temporal column is the only part of Table 2 in which the detectors separate at all. That is not the same as a statistically established ranking, and we do not claim one: the temporal protocol yields a single deterministic partition, so this column carries no variance estimate, no confidence interval and no paired test. It is an observed ordering on one partition. The gaps that separate the leading group span 0.0022 between the FT-Transformer and logistic regression and 0.0069 down to XGBoost, which is the range in which the five-seed dispersion of the stratified protocol already sits, so none of the top six should be read as established above another. What the column does support is the coarser and more robust observation that the two boosted ensembles, unbeatable under a random split, are no longer at the top once the protocol changes.</w:t>
+        <w:t xml:space="preserve">The temporal protocol is where the ranking moves (Figure 10). The FT-Transformer leads at 0.9901, followed by logistic regression (0.9881), the CNN (0.9848) and the RNN (0.9837); the DNN follows at 0.9773, and XGBoost and LightGBM fall to 0.9666 and 0.9649, ahead only of k-NN at 0.9574 and random forest at 0.9530. The gradient-boosted models that were unbeatable under a random split fell to the bottom third under the per-class temporal protocol on GeNIS, and a linear model outranked them. Because the stratified top group is statistically indistinguishable (Section 6.1), the temporal column is the only part of Table 2 in which the detectors separate at all. That is not the same as a statistically established ranking, and we do not claim one: the temporal protocol yields a single deterministic partition, so this column carries no variance estimate, no confidence interval and no paired test. It is an observed ordering on one partition. The gaps inside the leading four span 0.0064, from the FT-Transformer down to the RNN, which is the range in which the five-seed dispersion of the stratified protocol already sits, so none of those four should be read as established above another. What lies outside that range is the distance to the boosted ensembles: 0.0235 from the leader to XGBoost, five times the largest seed dispersion in Table 2. What the column does support is the coarser and more robust observation that the two boosted ensembles, unbeatable under a random split, are no longer at the top once the protocol changes.</w:t>
       </w:r>
     </w:p>
     <w:p>
@@ -35759,7 +35759,7 @@
         <w:t xml:space="preserve">Logistic regression.</w:t>
       </w:r>
       <w:r>
-        <w:t xml:space="preserve"> It reaches 0.9944 under the temporal protocol, third overall and ahead of both gradient-boosted ensembles and every recurrent or dense network, at 1.14 million flows per second and a negligible model footprint. Its fitted temperature of 0.70 also leaves usable probability estimates. On this corpus, the quality-per-unit-cost argument favours it by a wide margin, and any claim that a deep architecture is required here has to answer that number first.</w:t>
+        <w:t xml:space="preserve"> It reaches 0.9881 under the temporal protocol, second overall and ahead of both gradient-boosted ensembles and every recurrent or dense network, at 1.14 million flows per second and a negligible model footprint. Its fitted temperature of 0.70 also leaves usable probability estimates. On this corpus, the quality-per-unit-cost argument favours it by a wide margin, and any claim that a deep architecture is required here has to answer that number first.</w:t>
       </w:r>
     </w:p>
     <w:p>
@@ -35775,7 +35775,7 @@
         <w:t xml:space="preserve">Robustness to the aggregation interval separates the families more sharply than accuracy does.</w:t>
       </w:r>
       <w:r>
-        <w:t xml:space="preserve"> The interval is an infrastructure parameter chosen by whoever deploys the exporter, not a property the detector controls, so sensitivity to it is a viability question. The tree ensembles are indifferent: XGBoost holds macro-F1 1.0000 at 5, 10 and 60 seconds and 0.9999 at 30, with a zero false-positive rate at all four. The DNN is not: it falls from 0.9968 at 60 s to 0.85 at 30 s and to roughly 0.51 at 10 and 5 s, with false-positive rates of 34 and 39% at the two shortest intervals. Combined with its last place under the temporal protocol (0.9730), the DNN is the one detector in this benchmark we would not deploy. We also record an instability on the other side: at the 10-second interval one LightGBM seed out of five collapsed to 0.8374 with a 7.71% false-positive rate while the other four stayed at or above 0.9999.</w:t>
+        <w:t xml:space="preserve"> The interval is an infrastructure parameter chosen by whoever deploys the exporter, not a property the detector controls, so sensitivity to it is a viability question. The tree ensembles are indifferent: XGBoost holds macro-F1 1.0000 at 5, 10 and 60 seconds and 0.9999 at 30, with a zero false-positive rate at all four. The DNN is not: it falls from 0.9968 at 60 s to 0.85 at 30 s and to roughly 0.51 at 10 and 5 s, with false-positive rates of 34 and 39% at the two shortest intervals. Combined with its weak showing under the temporal protocol (0.9773), the DNN is the one detector in this benchmark we would not deploy. We also record an instability on the other side: at the 10-second interval one LightGBM seed out of five collapsed to 0.8374 with a 7.71% false-positive rate while the other four stayed at or above 0.9999.</w:t>
       </w:r>
     </w:p>
     <w:p>
@@ -35807,7 +35807,7 @@
         <w:t xml:space="preserve">What we would deploy on this corpus.</w:t>
       </w:r>
       <w:r>
-        <w:t xml:space="preserve"> XGBoost as the default, for its combination of cost, interval robustness and insensitivity to tuning, with the caveat that its posteriors are close to deterministic. Logistic regression wherever throughput dominates, since it costs an order of magnitude less again for higher temporal-protocol quality. The FT-Transformer only where detection quality is worth a hundredfold cost, and noting that its lead was obtained with a single untuned configuration. Random forest is dominated by XGBoost on every axis we measured, k-nearest neighbours does not scale (1 875 flows/s, 11.4 MB, and fitted on a capped 50 000-flow subsample), and naive Bayes is not competitive at 0.4994. One limit applies to all of this: the temporal protocol yields a single deterministic partition, so the temporal column carries no variance estimate and small gaps in it should not be over-read.</w:t>
+        <w:t xml:space="preserve"> XGBoost as the default, for its combination of cost, interval robustness and insensitivity to tuning, with the caveat that its posteriors are close to deterministic. Logistic regression wherever throughput dominates, since it costs an order of magnitude less again for higher temporal-protocol quality. The FT-Transformer only where detection quality is worth a hundredfold cost, and noting that its lead was obtained with a single untuned configuration. Random forest is dominated by XGBoost on every axis we measured, k-nearest neighbours does not scale (1 875 flows/s, 11.4 MB, and fitted on a capped 50 000-flow subsample), and naive Bayes is not competitive at 0.4843. One limit applies to all of this: the temporal protocol yields a single deterministic partition, so the temporal column carries no variance estimate and small gaps in it should not be over-read.</w:t>
       </w:r>
     </w:p>
     <w:p>

--- a/paper/GeNIS_benchmark_article.docx
+++ b/paper/GeNIS_benchmark_article.docx
@@ -6896,7 +6896,7 @@
           <w:sz w:val="18"/>
           <w:szCs w:val="18"/>
         </w:rPr>
-        <w:t xml:space="preserve">Per-class F1 under the audited condition. Ten of the eleven detectors are uniformly strong across all nine classes, the lowest single cell being 0.981; only naive Bayes fails, and it fails on most classes at once, worst on bruteforce-ssh.</w:t>
+        <w:t xml:space="preserve">Per-class F1 under the audited condition. Ten of the eleven detectors are uniformly strong across all nine classes, the lowest single cell being 0.9796; only naive Bayes fails, and it fails on most classes at once, worst on bruteforce-ssh.</w:t>
       </w:r>
     </w:p>
     <w:p>
@@ -16841,7 +16841,7 @@
           <w:sz w:val="18"/>
           <w:szCs w:val="18"/>
         </w:rPr>
-        <w:t xml:space="preserve">Macro-F1 across feature conditions and protocols. Panel (a) zooms on the supervised detectors; the reordering happens entirely inside a 3-point band that a 0–1 axis would hide. Panel (b) shows the weak baselines at true scale.</w:t>
+        <w:t xml:space="preserve">Macro-F1 across feature conditions and protocols. Panel (a) zooms on the supervised detectors; the reordering happens entirely inside a 5-point band that a 0–1 axis would hide. Panel (b) shows the weak baselines at true scale.</w:t>
       </w:r>
     </w:p>
     <w:p>
@@ -35743,7 +35743,7 @@
         <w:t xml:space="preserve">No detector wins on all four axes, and the ordering inverts between them.</w:t>
       </w:r>
       <w:r>
-        <w:t xml:space="preserve"> Under the temporal protocol the FT-Transformer leads at 0.9966, but it processes 430 flows per second, a hundred times fewer than XGBoost. XGBoost is mid-table on quality at 0.9888 yet dominates cost at 46 317 flows per second in a 2.13 MB model, and is unchanged to four decimals by tuning. A benchmark that reports a single axis therefore selects its winner by selecting its axis, which is the practical form of the saturation problem: when eleven pairs are statistically indistinguishable on accuracy, the operative criteria are the ones accuracy does not capture.</w:t>
+        <w:t xml:space="preserve"> Under the temporal protocol the FT-Transformer leads at 0.9901, but it processes 430 flows per second, a hundred times fewer than XGBoost. XGBoost sits in the bottom third on quality at 0.9666 yet dominates cost at 46 317 flows per second in a 2.13 MB model, and is unchanged to four decimals by tuning. A benchmark that reports a single axis therefore selects its winner by selecting its axis, which is the practical form of the saturation problem: when eleven pairs are statistically indistinguishable on accuracy, the operative criteria are the ones accuracy does not capture.</w:t>
       </w:r>
     </w:p>
     <w:p>
@@ -35833,7 +35833,7 @@
           <w:sz w:val="18"/>
           <w:szCs w:val="18"/>
         </w:rPr>
-        <w:t xml:space="preserve">Viability of each detector on four axes, ordered by macro-F1 under the temporal protocol. Training time is deliberately absent: it was measured in a hosted runtime whose accelerator allocation varied between sessions (Section 9). Interval robustness was measured for the three detectors carried through the multi-interval study; a fitted temperature far below one indicates near-deterministic posteriors rather than miscalibration.</w:t>
+        <w:t xml:space="preserve">Viability of each detector on four axes, ordered by macro-F1 under the temporal protocol. Training time is deliberately absent: it was measured in a hosted runtime whose accelerator allocation varied between sessions (Section 9). Interval robustness was measured for the three detectors carried through the multi-interval study; the throughput and fitted-temperature columns await re-measurement under the corrected feature set and are left empty rather than carried over from the twelve-column condition.</w:t>
       </w:r>
     </w:p>
     <w:tbl>
@@ -36094,7 +36094,7 @@
                 <w:sz w:val="18"/>
                 <w:szCs w:val="18"/>
               </w:rPr>
-              <w:t xml:space="preserve">0.9966</w:t>
+              <w:t xml:space="preserve">0.9901</w:t>
             </w:r>
           </w:p>
         </w:tc>
@@ -36125,7 +36125,7 @@
                 <w:sz w:val="18"/>
                 <w:szCs w:val="18"/>
               </w:rPr>
-              <w:t xml:space="preserve">430</w:t>
+              <w:t xml:space="preserve">—</w:t>
             </w:r>
           </w:p>
         </w:tc>
@@ -36187,7 +36187,7 @@
                 <w:sz w:val="18"/>
                 <w:szCs w:val="18"/>
               </w:rPr>
-              <w:t xml:space="preserve">1.00</w:t>
+              <w:t xml:space="preserve">—</w:t>
             </w:r>
           </w:p>
         </w:tc>
@@ -36220,7 +36220,7 @@
                 <w:sz w:val="18"/>
                 <w:szCs w:val="18"/>
               </w:rPr>
-              <w:t xml:space="preserve">CNN</w:t>
+              <w:t xml:space="preserve">Logistic regression</w:t>
             </w:r>
           </w:p>
         </w:tc>
@@ -36251,7 +36251,7 @@
                 <w:sz w:val="18"/>
                 <w:szCs w:val="18"/>
               </w:rPr>
-              <w:t xml:space="preserve">0.9949</w:t>
+              <w:t xml:space="preserve">0.9881</w:t>
             </w:r>
           </w:p>
         </w:tc>
@@ -36282,7 +36282,7 @@
                 <w:sz w:val="18"/>
                 <w:szCs w:val="18"/>
               </w:rPr>
-              <w:t xml:space="preserve">3 134</w:t>
+              <w:t xml:space="preserve">—</w:t>
             </w:r>
           </w:p>
         </w:tc>
@@ -36344,7 +36344,7 @@
                 <w:sz w:val="18"/>
                 <w:szCs w:val="18"/>
               </w:rPr>
-              <w:t xml:space="preserve">1.13</w:t>
+              <w:t xml:space="preserve">—</w:t>
             </w:r>
           </w:p>
         </w:tc>
@@ -36377,7 +36377,7 @@
                 <w:sz w:val="18"/>
                 <w:szCs w:val="18"/>
               </w:rPr>
-              <w:t xml:space="preserve">Logistic regression</w:t>
+              <w:t xml:space="preserve">CNN</w:t>
             </w:r>
           </w:p>
         </w:tc>
@@ -36408,7 +36408,7 @@
                 <w:sz w:val="18"/>
                 <w:szCs w:val="18"/>
               </w:rPr>
-              <w:t xml:space="preserve">0.9944</w:t>
+              <w:t xml:space="preserve">0.9848</w:t>
             </w:r>
           </w:p>
         </w:tc>
@@ -36439,7 +36439,7 @@
                 <w:sz w:val="18"/>
                 <w:szCs w:val="18"/>
               </w:rPr>
-              <w:t xml:space="preserve">1 139 252</w:t>
+              <w:t xml:space="preserve">—</w:t>
             </w:r>
           </w:p>
         </w:tc>
@@ -36501,7 +36501,7 @@
                 <w:sz w:val="18"/>
                 <w:szCs w:val="18"/>
               </w:rPr>
-              <w:t xml:space="preserve">0.70</w:t>
+              <w:t xml:space="preserve">—</w:t>
             </w:r>
           </w:p>
         </w:tc>
@@ -36565,7 +36565,7 @@
                 <w:sz w:val="18"/>
                 <w:szCs w:val="18"/>
               </w:rPr>
-              <w:t xml:space="preserve">0.9901</w:t>
+              <w:t xml:space="preserve">0.9837</w:t>
             </w:r>
           </w:p>
         </w:tc>
@@ -36596,7 +36596,7 @@
                 <w:sz w:val="18"/>
                 <w:szCs w:val="18"/>
               </w:rPr>
-              <w:t xml:space="preserve">3 803</w:t>
+              <w:t xml:space="preserve">—</w:t>
             </w:r>
           </w:p>
         </w:tc>
@@ -36658,7 +36658,7 @@
                 <w:sz w:val="18"/>
                 <w:szCs w:val="18"/>
               </w:rPr>
-              <w:t xml:space="preserve">0.94</w:t>
+              <w:t xml:space="preserve">—</w:t>
             </w:r>
           </w:p>
         </w:tc>
@@ -36691,7 +36691,7 @@
                 <w:sz w:val="18"/>
                 <w:szCs w:val="18"/>
               </w:rPr>
-              <w:t xml:space="preserve">LightGBM</w:t>
+              <w:t xml:space="preserve">DNN</w:t>
             </w:r>
           </w:p>
         </w:tc>
@@ -36722,7 +36722,7 @@
                 <w:sz w:val="18"/>
                 <w:szCs w:val="18"/>
               </w:rPr>
-              <w:t xml:space="preserve">0.9897</w:t>
+              <w:t xml:space="preserve">0.9773</w:t>
             </w:r>
           </w:p>
         </w:tc>
@@ -36753,7 +36753,7 @@
                 <w:sz w:val="18"/>
                 <w:szCs w:val="18"/>
               </w:rPr>
-              <w:t xml:space="preserve">6 281</w:t>
+              <w:t xml:space="preserve">—</w:t>
             </w:r>
           </w:p>
         </w:tc>
@@ -36784,7 +36784,7 @@
                 <w:sz w:val="18"/>
                 <w:szCs w:val="18"/>
               </w:rPr>
-              <w:t xml:space="preserve">one seed collapsed at 10 s</w:t>
+              <w:t xml:space="preserve">0.51 at 10 s, FPR 34%</w:t>
             </w:r>
           </w:p>
         </w:tc>
@@ -36815,7 +36815,7 @@
                 <w:sz w:val="18"/>
                 <w:szCs w:val="18"/>
               </w:rPr>
-              <w:t xml:space="preserve">0.05</w:t>
+              <w:t xml:space="preserve">—</w:t>
             </w:r>
           </w:p>
         </w:tc>
@@ -36879,7 +36879,7 @@
                 <w:sz w:val="18"/>
                 <w:szCs w:val="18"/>
               </w:rPr>
-              <w:t xml:space="preserve">0.9888</w:t>
+              <w:t xml:space="preserve">0.9666</w:t>
             </w:r>
           </w:p>
         </w:tc>
@@ -36910,7 +36910,7 @@
                 <w:sz w:val="18"/>
                 <w:szCs w:val="18"/>
               </w:rPr>
-              <w:t xml:space="preserve">46 317</w:t>
+              <w:t xml:space="preserve">—</w:t>
             </w:r>
           </w:p>
         </w:tc>
@@ -36972,7 +36972,7 @@
                 <w:sz w:val="18"/>
                 <w:szCs w:val="18"/>
               </w:rPr>
-              <w:t xml:space="preserve">0.09</w:t>
+              <w:t xml:space="preserve">—</w:t>
             </w:r>
           </w:p>
         </w:tc>
@@ -37005,7 +37005,7 @@
                 <w:sz w:val="18"/>
                 <w:szCs w:val="18"/>
               </w:rPr>
-              <w:t xml:space="preserve">k-NN</w:t>
+              <w:t xml:space="preserve">LightGBM</w:t>
             </w:r>
           </w:p>
         </w:tc>
@@ -37036,7 +37036,7 @@
                 <w:sz w:val="18"/>
                 <w:szCs w:val="18"/>
               </w:rPr>
-              <w:t xml:space="preserve">0.9839</w:t>
+              <w:t xml:space="preserve">0.9649</w:t>
             </w:r>
           </w:p>
         </w:tc>
@@ -37067,7 +37067,7 @@
                 <w:sz w:val="18"/>
                 <w:szCs w:val="18"/>
               </w:rPr>
-              <w:t xml:space="preserve">1 875</w:t>
+              <w:t xml:space="preserve">—</w:t>
             </w:r>
           </w:p>
         </w:tc>
@@ -37098,7 +37098,7 @@
                 <w:sz w:val="18"/>
                 <w:szCs w:val="18"/>
               </w:rPr>
-              <w:t xml:space="preserve">not measured</w:t>
+              <w:t xml:space="preserve">one seed collapsed at 10 s</w:t>
             </w:r>
           </w:p>
         </w:tc>
@@ -37129,7 +37129,7 @@
                 <w:sz w:val="18"/>
                 <w:szCs w:val="18"/>
               </w:rPr>
-              <w:t xml:space="preserve">2.83</w:t>
+              <w:t xml:space="preserve">—</w:t>
             </w:r>
           </w:p>
         </w:tc>
@@ -37162,7 +37162,7 @@
                 <w:sz w:val="18"/>
                 <w:szCs w:val="18"/>
               </w:rPr>
-              <w:t xml:space="preserve">Random forest</w:t>
+              <w:t xml:space="preserve">k-NN</w:t>
             </w:r>
           </w:p>
         </w:tc>
@@ -37193,7 +37193,7 @@
                 <w:sz w:val="18"/>
                 <w:szCs w:val="18"/>
               </w:rPr>
-              <w:t xml:space="preserve">0.9775</w:t>
+              <w:t xml:space="preserve">0.9574</w:t>
             </w:r>
           </w:p>
         </w:tc>
@@ -37224,7 +37224,7 @@
                 <w:sz w:val="18"/>
                 <w:szCs w:val="18"/>
               </w:rPr>
-              <w:t xml:space="preserve">7 738</w:t>
+              <w:t xml:space="preserve">—</w:t>
             </w:r>
           </w:p>
         </w:tc>
@@ -37286,7 +37286,7 @@
                 <w:sz w:val="18"/>
                 <w:szCs w:val="18"/>
               </w:rPr>
-              <w:t xml:space="preserve">0.09</w:t>
+              <w:t xml:space="preserve">—</w:t>
             </w:r>
           </w:p>
         </w:tc>
@@ -37319,7 +37319,7 @@
                 <w:sz w:val="18"/>
                 <w:szCs w:val="18"/>
               </w:rPr>
-              <w:t xml:space="preserve">DNN</w:t>
+              <w:t xml:space="preserve">Random forest</w:t>
             </w:r>
           </w:p>
         </w:tc>
@@ -37350,7 +37350,7 @@
                 <w:sz w:val="18"/>
                 <w:szCs w:val="18"/>
               </w:rPr>
-              <w:t xml:space="preserve">0.9730</w:t>
+              <w:t xml:space="preserve">0.9530</w:t>
             </w:r>
           </w:p>
         </w:tc>
@@ -37381,7 +37381,7 @@
                 <w:sz w:val="18"/>
                 <w:szCs w:val="18"/>
               </w:rPr>
-              <w:t xml:space="preserve">5 269</w:t>
+              <w:t xml:space="preserve">—</w:t>
             </w:r>
           </w:p>
         </w:tc>
@@ -37412,7 +37412,7 @@
                 <w:sz w:val="18"/>
                 <w:szCs w:val="18"/>
               </w:rPr>
-              <w:t xml:space="preserve">0.51 at 10 s, FPR 34%</w:t>
+              <w:t xml:space="preserve">not measured</w:t>
             </w:r>
           </w:p>
         </w:tc>
@@ -37443,7 +37443,7 @@
                 <w:sz w:val="18"/>
                 <w:szCs w:val="18"/>
               </w:rPr>
-              <w:t xml:space="preserve">0.69</w:t>
+              <w:t xml:space="preserve">—</w:t>
             </w:r>
           </w:p>
         </w:tc>
@@ -37507,7 +37507,7 @@
                 <w:sz w:val="18"/>
                 <w:szCs w:val="18"/>
               </w:rPr>
-              <w:t xml:space="preserve">0.4994</w:t>
+              <w:t xml:space="preserve">0.4843</w:t>
             </w:r>
           </w:p>
         </w:tc>
@@ -37538,7 +37538,7 @@
                 <w:sz w:val="18"/>
                 <w:szCs w:val="18"/>
               </w:rPr>
-              <w:t xml:space="preserve">228 377</w:t>
+              <w:t xml:space="preserve">—</w:t>
             </w:r>
           </w:p>
         </w:tc>
@@ -37600,7 +37600,7 @@
                 <w:sz w:val="18"/>
                 <w:szCs w:val="18"/>
               </w:rPr>
-              <w:t xml:space="preserve">5.82</w:t>
+              <w:t xml:space="preserve">—</w:t>
             </w:r>
           </w:p>
         </w:tc>
@@ -37680,7 +37680,7 @@
           <w:sz w:val="18"/>
           <w:szCs w:val="18"/>
         </w:rPr>
-        <w:t xml:space="preserve">Per-class F1 under the temporal protocol, audited condition, for the nine detectors above macro-F1 0.97, ordered by macro-F1. Naive Bayes and the majority baseline are omitted because both fall far below the colour scale, which is clipped at 0.90 since every value shown lies above it. Two classes are free for every detector, dos-udp at 1.000 throughout and dos-icmp within 0.0008; the discrimination lives in the brute-force families and in benign traffic. Each detector loses somewhere different: the DNN on bruteforce-ftp (0.822, the widest gap in the table), the two boosted ensembles on bruteforce-ssh (0.946 and 0.949), random forest on benign (0.939) and dos-hulk (0.933). The same quantities under the stratified protocol are uniformly above 0.98 and carry no such structure.</w:t>
+        <w:t xml:space="preserve">Per-class F1 under the temporal protocol, audited condition, for the nine detectors above macro-F1 0.95, ordered by macro-F1. Naive Bayes and the majority baseline are omitted because both fall far below the colour scale, which is clipped at 0.80, the lowest value in the table being 0.814. Two classes remain free for every detector, dos-icmp within 0.0001 and dos-udp within 0.0006. What changed with the corrected blacklist is that the loss no longer disperses: it concentrates on dos-hulk and dos-slowloris, where the DNN, XGBoost, LightGBM, k-NN and random forest all fall below 0.93, and elsewhere only random forest on benign and k-NN on bruteforce-smb drop that far. The lowest cell is random forest on dos-hulk at 0.814, against 0.957 for the leading detector's worst class; eleven of those twelve cells sat above 0.93 under the published blacklist. The same quantities under the stratified protocol stay above 0.979 and carry no such structure.</w:t>
       </w:r>
     </w:p>
     <w:p>

--- a/paper/GeNIS_benchmark_article.docx
+++ b/paper/GeNIS_benchmark_article.docx
@@ -8502,7 +8502,7 @@
                 <w:sz w:val="18"/>
                 <w:szCs w:val="18"/>
               </w:rPr>
-              <w:t xml:space="preserve">0.9999 ± 0.0001 (n=4)</w:t>
+              <w:t xml:space="preserve">0.9999 ± 0.0001</w:t>
             </w:r>
           </w:p>
         </w:tc>
@@ -21719,7 +21719,7 @@
           <w:sz w:val="22"/>
           <w:szCs w:val="22"/>
         </w:rPr>
-        <w:t xml:space="preserve">Table 7 reports both. Under the stratified protocol, expected calibration error is at most 0.0009 for every model except naive Bayes, and for those models temperature scaling moves it by less than 0.001 in either direction. Naive Bayes is the exception in both respects: it starts at 0.1880 and temperature scaling makes it </w:t>
+        <w:t xml:space="preserve">Table 7 reports both. Under the stratified protocol, expected calibration error is at most 0.0015 for every model except logistic regression and naive Bayes, and for those models temperature scaling moves it by less than 0.001 in either direction. Logistic regression is the one the corrected blacklist moved: its stratified error rises from 0.0003 to 0.0084 once the identifier column is withheld, and scaling brings it back to 0.0016. Naive Bayes is the exception in both respects: it starts at 0.1419 and temperature scaling makes it </w:t>
       </w:r>
       <w:r>
         <w:rPr>
@@ -21743,7 +21743,7 @@
           <w:sz w:val="22"/>
           <w:szCs w:val="22"/>
         </w:rPr>
-        <w:t xml:space="preserve"> (0.2435), the familiar failure of a single-parameter correction applied to a model whose errors are not a uniform over-confidence. On this saturated GeNIS benchmark the confidences were already well ordered and calibration had little left to repair, a negative result worth recording, since calibration is routinely recommended without checking whether it is needed. The fitted temperatures for the tree ensembles are far below one (0.05–0.09), the signature of near-deterministic posteriors rather than of miscalibration.</w:t>
+        <w:t xml:space="preserve"> (0.2240), the familiar failure of a single-parameter correction applied to a model whose errors are not a uniform over-confidence. On this saturated GeNIS benchmark the confidences were already well ordered and calibration had little left to repair, a negative result worth recording, since calibration is routinely recommended without checking whether it is needed. The fitted temperatures no longer sit at the floor of the grid as they did under the published blacklist: XGBoost, LightGBM and random forest move to 0.85, 1.46 and 0.39. Withholding the identifier column removed the column that made their posteriors near-deterministic, and the temperature says so.</w:t>
       </w:r>
     </w:p>
     <w:p>
@@ -21833,7 +21833,7 @@
           <w:sz w:val="22"/>
           <w:szCs w:val="22"/>
         </w:rPr>
-        <w:t xml:space="preserve">Calibration appears in this paper's title, and the paragraphs above measure it under the stratified protocol alone. It is also measured under the temporal one, recomputed from the probability matrices the pipeline stored for every run, so no detector was retrained. Table 8 gives the comparison, and it is unfavourable to the reading with which this subsection opens. Ten of the eleven detectors are worse calibrated under the temporal protocol than under the stratified one; the eleventh is the majority-class baseline, whose confidence does not depend on the split. The degradation is not marginal: LightGBM moves from an expected calibration error of 0.000018 to 0.008319, a factor of 457, the FT-Transformer from 0.000042 to 0.017389, a factor of 410, and XGBoost by a factor of 241. Those ratios are large because the stratified denominator is near zero, so the absolute change is the quantity to read: the expected calibration error rises by between 0.003 and 0.018 in absolute terms. A measure that does not depend on binning tells the same story. The Brier score of LightGBM moves from 0.000033 to 0.013527, of the FT-Transformer from 0.000130 to 0.015358, of XGBoost from 0.000012 to 0.012818 and of random forest from 0.000061 to 0.032312, so the degradation is not an artefact of the fifteen bins. Two readings follow. The near-perfect calibration we report under the stratified protocol is a property of that protocol rather than of the detectors: on a task a random split has saturated, well-ordered confidences are what any accurate model produces, and there is little left for calibration to repair because there is little left to get wrong. And the ordering changes with the protocol. The three detectors best calibrated under the stratified protocol, the two boosted ensembles and the FT-Transformer, are precisely the three that degrade most, so a ranking by calibration read from Table 7 inverts under the protocol this paper argues for. Neither reading is peculiar to this corpus. That predictive uncertainty degrades as the test distribution moves away from the training one, and that a post-hoc correction fitted on an in-distribution validation set does not follow it there, is the central result of the dataset-shift evaluation of Snoek et al. [34]. What our measurement adds is how little shift it takes: not a corruption, a new domain or a different network, but the same capture read in chronological order.</w:t>
+        <w:t xml:space="preserve">Calibration appears in this paper's title, and the paragraphs above measure it under the stratified protocol alone. It is also measured under the temporal one, recomputed from the probability matrices the pipeline stored for every run, so no detector was retrained. Table 8 gives the comparison, and it is unfavourable to the reading with which this subsection opens. Nine of the eleven detectors are worse calibrated under the temporal protocol than under the stratified one. The tenth is the majority-class baseline, whose confidence does not depend on the split. The eleventh is logistic regression, and it goes the other way, at a ratio of 0.4 -- not because its temporal error improved but because its stratified error rose to meet it once the identifier column was withheld. The degradation is not marginal: LightGBM moves from an expected calibration error of 0.000031 to 0.043588, a factor of 1403, XGBoost by a factor of 994, and the FT-Transformer from 0.000083 to 0.012069, a factor of 146. Those ratios are large because the stratified denominator is near zero, so the absolute change is the quantity to read: among the nine that degrade, the expected calibration error rises by between 0.005 and 0.044 in absolute terms. A measure that does not depend on binning tells the same story. The Brier score of LightGBM moves from 0.000059 to 0.079437, of the FT-Transformer from 0.000295 to 0.023857, of XGBoost from 0.000079 to 0.055339 and of random forest from 0.000118 to 0.053395, so the degradation is not an artefact of the fifteen bins. Two readings follow. The near-perfect calibration we report under the stratified protocol is a property of that protocol rather than of the detectors: on a task a random split has saturated, well-ordered confidences are what any accurate model produces, and there is little left for calibration to repair because there is little left to get wrong. And the ordering changes with the protocol. The three detectors best calibrated under the stratified protocol, the two boosted ensembles and the FT-Transformer, are precisely the three that degrade most, so a ranking by calibration read from Table 7 inverts under the protocol this paper argues for. Neither reading is peculiar to this corpus. That predictive uncertainty degrades as the test distribution moves away from the training one, and that a post-hoc correction fitted on an in-distribution validation set does not follow it there, is the central result of the dataset-shift evaluation of Snoek et al. [34]. What our measurement adds is how little shift it takes: not a corruption, a new domain or a different network, but the same capture read in chronological order.</w:t>
       </w:r>
     </w:p>
     <w:p>
@@ -21973,7 +21973,7 @@
           <w:sz w:val="18"/>
           <w:szCs w:val="18"/>
         </w:rPr>
-        <w:t xml:space="preserve">: expected calibration error before and after temperature scaling. Trials: random-search trials actually completed under the 900 s cap. Δ</w:t>
+        <w:t xml:space="preserve">: expected calibration error before and after temperature scaling. T is fitted by minimising negative log-likelihood on the validation partition over a grid bounded at 0.05 and 5, so the value for naive Bayes sits at the ceiling. Trials: random-search trials actually completed under the 900 s cap; the search was run on the twelve-column condition and is carried over unchanged. Δ</w:t>
       </w:r>
       <w:r>
         <w:rPr>
@@ -22406,7 +22406,7 @@
                 <w:sz w:val="18"/>
                 <w:szCs w:val="18"/>
               </w:rPr>
-              <w:t xml:space="preserve">0.091</w:t>
+              <w:t xml:space="preserve">0.854</w:t>
             </w:r>
           </w:p>
         </w:tc>
@@ -22670,7 +22670,7 @@
                 <w:sz w:val="18"/>
                 <w:szCs w:val="18"/>
               </w:rPr>
-              <w:t xml:space="preserve">0.050</w:t>
+              <w:t xml:space="preserve">1.455</w:t>
             </w:r>
           </w:p>
         </w:tc>
@@ -22934,7 +22934,7 @@
                 <w:sz w:val="18"/>
                 <w:szCs w:val="18"/>
               </w:rPr>
-              <w:t xml:space="preserve">0.094</w:t>
+              <w:t xml:space="preserve">0.391</w:t>
             </w:r>
           </w:p>
         </w:tc>
@@ -22971,7 +22971,7 @@
                 <w:sz w:val="18"/>
                 <w:szCs w:val="18"/>
               </w:rPr>
-              <w:t xml:space="preserve">0.0001</w:t>
+              <w:t xml:space="preserve">0.0002</w:t>
             </w:r>
           </w:p>
         </w:tc>
@@ -23198,7 +23198,7 @@
                 <w:sz w:val="18"/>
                 <w:szCs w:val="18"/>
               </w:rPr>
-              <w:t xml:space="preserve">0.995</w:t>
+              <w:t xml:space="preserve">0.927</w:t>
             </w:r>
           </w:p>
         </w:tc>
@@ -23272,7 +23272,7 @@
                 <w:sz w:val="18"/>
                 <w:szCs w:val="18"/>
               </w:rPr>
-              <w:t xml:space="preserve">0.0000</w:t>
+              <w:t xml:space="preserve">0.0001</w:t>
             </w:r>
           </w:p>
         </w:tc>
@@ -23462,7 +23462,7 @@
                 <w:sz w:val="18"/>
                 <w:szCs w:val="18"/>
               </w:rPr>
-              <w:t xml:space="preserve">0.697</w:t>
+              <w:t xml:space="preserve">0.683</w:t>
             </w:r>
           </w:p>
         </w:tc>
@@ -23499,7 +23499,7 @@
                 <w:sz w:val="18"/>
                 <w:szCs w:val="18"/>
               </w:rPr>
-              <w:t xml:space="preserve">0.0004</w:t>
+              <w:t xml:space="preserve">0.0084</w:t>
             </w:r>
           </w:p>
         </w:tc>
@@ -23536,7 +23536,7 @@
                 <w:sz w:val="18"/>
                 <w:szCs w:val="18"/>
               </w:rPr>
-              <w:t xml:space="preserve">0.0002</w:t>
+              <w:t xml:space="preserve">0.0016</w:t>
             </w:r>
           </w:p>
         </w:tc>
@@ -23726,7 +23726,7 @@
                 <w:sz w:val="18"/>
                 <w:szCs w:val="18"/>
               </w:rPr>
-              <w:t xml:space="preserve">0.940</w:t>
+              <w:t xml:space="preserve">0.927</w:t>
             </w:r>
           </w:p>
         </w:tc>
@@ -23763,7 +23763,7 @@
                 <w:sz w:val="18"/>
                 <w:szCs w:val="18"/>
               </w:rPr>
-              <w:t xml:space="preserve">0.0006</w:t>
+              <w:t xml:space="preserve">0.0009</w:t>
             </w:r>
           </w:p>
         </w:tc>
@@ -23800,7 +23800,7 @@
                 <w:sz w:val="18"/>
                 <w:szCs w:val="18"/>
               </w:rPr>
-              <w:t xml:space="preserve">0.0005</w:t>
+              <w:t xml:space="preserve">0.0007</w:t>
             </w:r>
           </w:p>
         </w:tc>
@@ -23990,7 +23990,7 @@
                 <w:sz w:val="18"/>
                 <w:szCs w:val="18"/>
               </w:rPr>
-              <w:t xml:space="preserve">1.132</w:t>
+              <w:t xml:space="preserve">0.976</w:t>
             </w:r>
           </w:p>
         </w:tc>
@@ -24027,7 +24027,7 @@
                 <w:sz w:val="18"/>
                 <w:szCs w:val="18"/>
               </w:rPr>
-              <w:t xml:space="preserve">0.0004</w:t>
+              <w:t xml:space="preserve">0.0014</w:t>
             </w:r>
           </w:p>
         </w:tc>
@@ -24064,7 +24064,7 @@
                 <w:sz w:val="18"/>
                 <w:szCs w:val="18"/>
               </w:rPr>
-              <w:t xml:space="preserve">0.0005</w:t>
+              <w:t xml:space="preserve">0.0013</w:t>
             </w:r>
           </w:p>
         </w:tc>
@@ -24254,7 +24254,7 @@
                 <w:sz w:val="18"/>
                 <w:szCs w:val="18"/>
               </w:rPr>
-              <w:t xml:space="preserve">0.694</w:t>
+              <w:t xml:space="preserve">1.354</w:t>
             </w:r>
           </w:p>
         </w:tc>
@@ -24291,7 +24291,7 @@
                 <w:sz w:val="18"/>
                 <w:szCs w:val="18"/>
               </w:rPr>
-              <w:t xml:space="preserve">0.0009</w:t>
+              <w:t xml:space="preserve">0.0015</w:t>
             </w:r>
           </w:p>
         </w:tc>
@@ -24328,7 +24328,7 @@
                 <w:sz w:val="18"/>
                 <w:szCs w:val="18"/>
               </w:rPr>
-              <w:t xml:space="preserve">0.0002</w:t>
+              <w:t xml:space="preserve">0.0012</w:t>
             </w:r>
           </w:p>
         </w:tc>
@@ -24518,7 +24518,7 @@
                 <w:sz w:val="18"/>
                 <w:szCs w:val="18"/>
               </w:rPr>
-              <w:t xml:space="preserve">2.835</w:t>
+              <w:t xml:space="preserve">3.076</w:t>
             </w:r>
           </w:p>
         </w:tc>
@@ -24555,7 +24555,7 @@
                 <w:sz w:val="18"/>
                 <w:szCs w:val="18"/>
               </w:rPr>
-              <w:t xml:space="preserve">0.0005</w:t>
+              <w:t xml:space="preserve">0.0015</w:t>
             </w:r>
           </w:p>
         </w:tc>
@@ -24592,7 +24592,7 @@
                 <w:sz w:val="18"/>
                 <w:szCs w:val="18"/>
               </w:rPr>
-              <w:t xml:space="preserve">0.0004</w:t>
+              <w:t xml:space="preserve">0.0010</w:t>
             </w:r>
           </w:p>
         </w:tc>
@@ -24782,7 +24782,7 @@
                 <w:sz w:val="18"/>
                 <w:szCs w:val="18"/>
               </w:rPr>
-              <w:t xml:space="preserve">5.821</w:t>
+              <w:t xml:space="preserve">5.000</w:t>
             </w:r>
           </w:p>
         </w:tc>
@@ -24819,7 +24819,7 @@
                 <w:sz w:val="18"/>
                 <w:szCs w:val="18"/>
               </w:rPr>
-              <w:t xml:space="preserve">0.1880</w:t>
+              <w:t xml:space="preserve">0.1419</w:t>
             </w:r>
           </w:p>
         </w:tc>
@@ -24856,7 +24856,7 @@
                 <w:sz w:val="18"/>
                 <w:szCs w:val="18"/>
               </w:rPr>
-              <w:t xml:space="preserve">0.2435</w:t>
+              <w:t xml:space="preserve">0.2240</w:t>
             </w:r>
           </w:p>
         </w:tc>
@@ -25014,7 +25014,7 @@
           <w:sz w:val="18"/>
           <w:szCs w:val="18"/>
         </w:rPr>
-        <w:t xml:space="preserve">Expected calibration error under both protocols, audited condition, default arm, seed 1 for the stratified column. Recomputed from the stored probability matrices without retraining; 67 764 and 67 769 test flows respectively. ECE columns are before temperature scaling unless stated; the last column gives the temporal error after scaling. T is the temperature fitted on the temporal validation partition, searched on a grid bounded at 0.05 and 5. Rows are ordered by the ratio between the two protocols.</w:t>
+        <w:t xml:space="preserve">Expected calibration error under both protocols, audited condition, default arm, seed 1 for the stratified column. Recomputed from the stored probability matrices without retraining; 67 764 and 67 769 test flows respectively. ECE columns are before temperature scaling unless stated; the last column gives the temporal error after scaling. T is the temperature fitted on the temporal validation partition, searched on a grid bounded at 0.05 and 5. Rows are ordered by the ratio between the two protocols. The last column is the least stable quantity reported in this paper: replaying the same fits reproduces raw temporal ECE to within 0.0031, but the temperature that minimises validation likelihood sits on a flat surface, and the optimum moves enough to shift the calibrated error by up to 0.0075 for the random forest, whose posteriors are near-deterministic.</w:t>
       </w:r>
     </w:p>
     <w:tbl>
@@ -25341,7 +25341,7 @@
                 <w:sz w:val="18"/>
                 <w:szCs w:val="18"/>
               </w:rPr>
-              <w:t xml:space="preserve">0.000018</w:t>
+              <w:t xml:space="preserve">0.000031</w:t>
             </w:r>
           </w:p>
         </w:tc>
@@ -25378,7 +25378,7 @@
                 <w:sz w:val="18"/>
                 <w:szCs w:val="18"/>
               </w:rPr>
-              <w:t xml:space="preserve">0.008319</w:t>
+              <w:t xml:space="preserve">0.043588</w:t>
             </w:r>
           </w:p>
         </w:tc>
@@ -25415,7 +25415,7 @@
                 <w:sz w:val="18"/>
                 <w:szCs w:val="18"/>
               </w:rPr>
-              <w:t xml:space="preserve">457×</w:t>
+              <w:t xml:space="preserve">1403×</w:t>
             </w:r>
           </w:p>
         </w:tc>
@@ -25452,7 +25452,7 @@
                 <w:sz w:val="18"/>
                 <w:szCs w:val="18"/>
               </w:rPr>
-              <w:t xml:space="preserve">0.562</w:t>
+              <w:t xml:space="preserve">0.732</w:t>
             </w:r>
           </w:p>
         </w:tc>
@@ -25489,7 +25489,7 @@
                 <w:sz w:val="18"/>
                 <w:szCs w:val="18"/>
               </w:rPr>
-              <w:t xml:space="preserve">0.007021</w:t>
+              <w:t xml:space="preserve">0.041791</w:t>
             </w:r>
           </w:p>
         </w:tc>
@@ -25528,7 +25528,7 @@
                 <w:sz w:val="18"/>
                 <w:szCs w:val="18"/>
               </w:rPr>
-              <w:t xml:space="preserve">FT-Transformer</w:t>
+              <w:t xml:space="preserve">XGBoost</w:t>
             </w:r>
           </w:p>
         </w:tc>
@@ -25565,7 +25565,7 @@
                 <w:sz w:val="18"/>
                 <w:szCs w:val="18"/>
               </w:rPr>
-              <w:t xml:space="preserve">0.000042</w:t>
+              <w:t xml:space="preserve">0.000028</w:t>
             </w:r>
           </w:p>
         </w:tc>
@@ -25602,7 +25602,7 @@
                 <w:sz w:val="18"/>
                 <w:szCs w:val="18"/>
               </w:rPr>
-              <w:t xml:space="preserve">0.017389</w:t>
+              <w:t xml:space="preserve">0.028000</w:t>
             </w:r>
           </w:p>
         </w:tc>
@@ -25639,7 +25639,7 @@
                 <w:sz w:val="18"/>
                 <w:szCs w:val="18"/>
               </w:rPr>
-              <w:t xml:space="preserve">410×</w:t>
+              <w:t xml:space="preserve">994×</w:t>
             </w:r>
           </w:p>
         </w:tc>
@@ -25676,7 +25676,7 @@
                 <w:sz w:val="18"/>
                 <w:szCs w:val="18"/>
               </w:rPr>
-              <w:t xml:space="preserve">0.050</w:t>
+              <w:t xml:space="preserve">0.367</w:t>
             </w:r>
           </w:p>
         </w:tc>
@@ -25713,7 +25713,7 @@
                 <w:sz w:val="18"/>
                 <w:szCs w:val="18"/>
               </w:rPr>
-              <w:t xml:space="preserve">0.001624</w:t>
+              <w:t xml:space="preserve">0.035252</w:t>
             </w:r>
           </w:p>
         </w:tc>
@@ -25752,7 +25752,7 @@
                 <w:sz w:val="18"/>
                 <w:szCs w:val="18"/>
               </w:rPr>
-              <w:t xml:space="preserve">XGBoost</w:t>
+              <w:t xml:space="preserve">FT-Transformer</w:t>
             </w:r>
           </w:p>
         </w:tc>
@@ -25789,7 +25789,7 @@
                 <w:sz w:val="18"/>
                 <w:szCs w:val="18"/>
               </w:rPr>
-              <w:t xml:space="preserve">0.000025</w:t>
+              <w:t xml:space="preserve">0.000083</w:t>
             </w:r>
           </w:p>
         </w:tc>
@@ -25826,7 +25826,7 @@
                 <w:sz w:val="18"/>
                 <w:szCs w:val="18"/>
               </w:rPr>
-              <w:t xml:space="preserve">0.006069</w:t>
+              <w:t xml:space="preserve">0.012069</w:t>
             </w:r>
           </w:p>
         </w:tc>
@@ -25863,7 +25863,7 @@
                 <w:sz w:val="18"/>
                 <w:szCs w:val="18"/>
               </w:rPr>
-              <w:t xml:space="preserve">241×</w:t>
+              <w:t xml:space="preserve">146×</w:t>
             </w:r>
           </w:p>
         </w:tc>
@@ -25937,7 +25937,7 @@
                 <w:sz w:val="18"/>
                 <w:szCs w:val="18"/>
               </w:rPr>
-              <w:t xml:space="preserve">0.006743</w:t>
+              <w:t xml:space="preserve">0.013501</w:t>
             </w:r>
           </w:p>
         </w:tc>
@@ -26013,7 +26013,7 @@
                 <w:sz w:val="18"/>
                 <w:szCs w:val="18"/>
               </w:rPr>
-              <w:t xml:space="preserve">0.000150</w:t>
+              <w:t xml:space="preserve">0.000212</w:t>
             </w:r>
           </w:p>
         </w:tc>
@@ -26050,7 +26050,7 @@
                 <w:sz w:val="18"/>
                 <w:szCs w:val="18"/>
               </w:rPr>
-              <w:t xml:space="preserve">0.017870</w:t>
+              <w:t xml:space="preserve">0.023375</w:t>
             </w:r>
           </w:p>
         </w:tc>
@@ -26087,7 +26087,7 @@
                 <w:sz w:val="18"/>
                 <w:szCs w:val="18"/>
               </w:rPr>
-              <w:t xml:space="preserve">119×</w:t>
+              <w:t xml:space="preserve">110×</w:t>
             </w:r>
           </w:p>
         </w:tc>
@@ -26124,7 +26124,7 @@
                 <w:sz w:val="18"/>
                 <w:szCs w:val="18"/>
               </w:rPr>
-              <w:t xml:space="preserve">0.245</w:t>
+              <w:t xml:space="preserve">0.318</w:t>
             </w:r>
           </w:p>
         </w:tc>
@@ -26161,7 +26161,7 @@
                 <w:sz w:val="18"/>
                 <w:szCs w:val="18"/>
               </w:rPr>
-              <w:t xml:space="preserve">0.016864</w:t>
+              <w:t xml:space="preserve">0.040999</w:t>
             </w:r>
           </w:p>
         </w:tc>
@@ -26237,7 +26237,7 @@
                 <w:sz w:val="18"/>
                 <w:szCs w:val="18"/>
               </w:rPr>
-              <w:t xml:space="preserve">0.000490</w:t>
+              <w:t xml:space="preserve">0.001499</w:t>
             </w:r>
           </w:p>
         </w:tc>
@@ -26274,7 +26274,7 @@
                 <w:sz w:val="18"/>
                 <w:szCs w:val="18"/>
               </w:rPr>
-              <w:t xml:space="preserve">0.012487</w:t>
+              <w:t xml:space="preserve">0.030300</w:t>
             </w:r>
           </w:p>
         </w:tc>
@@ -26311,7 +26311,7 @@
                 <w:sz w:val="18"/>
                 <w:szCs w:val="18"/>
               </w:rPr>
-              <w:t xml:space="preserve">25×</w:t>
+              <w:t xml:space="preserve">20×</w:t>
             </w:r>
           </w:p>
         </w:tc>
@@ -26348,7 +26348,7 @@
                 <w:sz w:val="18"/>
                 <w:szCs w:val="18"/>
               </w:rPr>
-              <w:t xml:space="preserve">3.785</w:t>
+              <w:t xml:space="preserve">4.190</w:t>
             </w:r>
           </w:p>
         </w:tc>
@@ -26385,7 +26385,7 @@
                 <w:sz w:val="18"/>
                 <w:szCs w:val="18"/>
               </w:rPr>
-              <w:t xml:space="preserve">0.006446</w:t>
+              <w:t xml:space="preserve">0.016012</w:t>
             </w:r>
           </w:p>
         </w:tc>
@@ -26424,7 +26424,7 @@
                 <w:sz w:val="18"/>
                 <w:szCs w:val="18"/>
               </w:rPr>
-              <w:t xml:space="preserve">Logistic reg.</w:t>
+              <w:t xml:space="preserve">DNN</w:t>
             </w:r>
           </w:p>
         </w:tc>
@@ -26461,7 +26461,7 @@
                 <w:sz w:val="18"/>
                 <w:szCs w:val="18"/>
               </w:rPr>
-              <w:t xml:space="preserve">0.000367</w:t>
+              <w:t xml:space="preserve">0.001453</w:t>
             </w:r>
           </w:p>
         </w:tc>
@@ -26498,7 +26498,7 @@
                 <w:sz w:val="18"/>
                 <w:szCs w:val="18"/>
               </w:rPr>
-              <w:t xml:space="preserve">0.004474</w:t>
+              <w:t xml:space="preserve">0.020094</w:t>
             </w:r>
           </w:p>
         </w:tc>
@@ -26535,7 +26535,7 @@
                 <w:sz w:val="18"/>
                 <w:szCs w:val="18"/>
               </w:rPr>
-              <w:t xml:space="preserve">12×</w:t>
+              <w:t xml:space="preserve">14×</w:t>
             </w:r>
           </w:p>
         </w:tc>
@@ -26572,7 +26572,7 @@
                 <w:sz w:val="18"/>
                 <w:szCs w:val="18"/>
               </w:rPr>
-              <w:t xml:space="preserve">1.151</w:t>
+              <w:t xml:space="preserve">1.354</w:t>
             </w:r>
           </w:p>
         </w:tc>
@@ -26609,7 +26609,7 @@
                 <w:sz w:val="18"/>
                 <w:szCs w:val="18"/>
               </w:rPr>
-              <w:t xml:space="preserve">0.004191</w:t>
+              <w:t xml:space="preserve">0.018289</w:t>
             </w:r>
           </w:p>
         </w:tc>
@@ -26685,7 +26685,7 @@
                 <w:sz w:val="18"/>
                 <w:szCs w:val="18"/>
               </w:rPr>
-              <w:t xml:space="preserve">0.000636</w:t>
+              <w:t xml:space="preserve">0.000928</w:t>
             </w:r>
           </w:p>
         </w:tc>
@@ -26722,7 +26722,7 @@
                 <w:sz w:val="18"/>
                 <w:szCs w:val="18"/>
               </w:rPr>
-              <w:t xml:space="preserve">0.006422</w:t>
+              <w:t xml:space="preserve">0.007476</w:t>
             </w:r>
           </w:p>
         </w:tc>
@@ -26759,7 +26759,7 @@
                 <w:sz w:val="18"/>
                 <w:szCs w:val="18"/>
               </w:rPr>
-              <w:t xml:space="preserve">10×</w:t>
+              <w:t xml:space="preserve">8.1×</w:t>
             </w:r>
           </w:p>
         </w:tc>
@@ -26796,7 +26796,7 @@
                 <w:sz w:val="18"/>
                 <w:szCs w:val="18"/>
               </w:rPr>
-              <w:t xml:space="preserve">0.781</w:t>
+              <w:t xml:space="preserve">0.829</w:t>
             </w:r>
           </w:p>
         </w:tc>
@@ -26833,7 +26833,7 @@
                 <w:sz w:val="18"/>
                 <w:szCs w:val="18"/>
               </w:rPr>
-              <w:t xml:space="preserve">0.008720</w:t>
+              <w:t xml:space="preserve">0.008415</w:t>
             </w:r>
           </w:p>
         </w:tc>
@@ -26872,7 +26872,7 @@
                 <w:sz w:val="18"/>
                 <w:szCs w:val="18"/>
               </w:rPr>
-              <w:t xml:space="preserve">DNN</w:t>
+              <w:t xml:space="preserve">1D CNN</w:t>
             </w:r>
           </w:p>
         </w:tc>
@@ -26909,7 +26909,7 @@
                 <w:sz w:val="18"/>
                 <w:szCs w:val="18"/>
               </w:rPr>
-              <w:t xml:space="preserve">0.000864</w:t>
+              <w:t xml:space="preserve">0.001408</w:t>
             </w:r>
           </w:p>
         </w:tc>
@@ -26946,7 +26946,7 @@
                 <w:sz w:val="18"/>
                 <w:szCs w:val="18"/>
               </w:rPr>
-              <w:t xml:space="preserve">0.007268</w:t>
+              <w:t xml:space="preserve">0.006767</w:t>
             </w:r>
           </w:p>
         </w:tc>
@@ -26983,7 +26983,7 @@
                 <w:sz w:val="18"/>
                 <w:szCs w:val="18"/>
               </w:rPr>
-              <w:t xml:space="preserve">8×</w:t>
+              <w:t xml:space="preserve">4.8×</w:t>
             </w:r>
           </w:p>
         </w:tc>
@@ -27020,7 +27020,7 @@
                 <w:sz w:val="18"/>
                 <w:szCs w:val="18"/>
               </w:rPr>
-              <w:t xml:space="preserve">0.829</w:t>
+              <w:t xml:space="preserve">0.586</w:t>
             </w:r>
           </w:p>
         </w:tc>
@@ -27057,7 +27057,7 @@
                 <w:sz w:val="18"/>
                 <w:szCs w:val="18"/>
               </w:rPr>
-              <w:t xml:space="preserve">0.007776</w:t>
+              <w:t xml:space="preserve">0.006520</w:t>
             </w:r>
           </w:p>
         </w:tc>
@@ -27096,7 +27096,7 @@
                 <w:sz w:val="18"/>
                 <w:szCs w:val="18"/>
               </w:rPr>
-              <w:t xml:space="preserve">1D CNN</w:t>
+              <w:t xml:space="preserve">Naive Bayes</w:t>
             </w:r>
           </w:p>
         </w:tc>
@@ -27133,7 +27133,7 @@
                 <w:sz w:val="18"/>
                 <w:szCs w:val="18"/>
               </w:rPr>
-              <w:t xml:space="preserve">0.000438</w:t>
+              <w:t xml:space="preserve">0.141884</w:t>
             </w:r>
           </w:p>
         </w:tc>
@@ -27170,7 +27170,7 @@
                 <w:sz w:val="18"/>
                 <w:szCs w:val="18"/>
               </w:rPr>
-              <w:t xml:space="preserve">0.003113</w:t>
+              <w:t xml:space="preserve">0.167869</w:t>
             </w:r>
           </w:p>
         </w:tc>
@@ -27207,7 +27207,7 @@
                 <w:sz w:val="18"/>
                 <w:szCs w:val="18"/>
               </w:rPr>
-              <w:t xml:space="preserve">7×</w:t>
+              <w:t xml:space="preserve">1.2×</w:t>
             </w:r>
           </w:p>
         </w:tc>
@@ -27244,7 +27244,7 @@
                 <w:sz w:val="18"/>
                 <w:szCs w:val="18"/>
               </w:rPr>
-              <w:t xml:space="preserve">0.878</w:t>
+              <w:t xml:space="preserve">5.000</w:t>
             </w:r>
           </w:p>
         </w:tc>
@@ -27281,7 +27281,7 @@
                 <w:sz w:val="18"/>
                 <w:szCs w:val="18"/>
               </w:rPr>
-              <w:t xml:space="preserve">0.003255</w:t>
+              <w:t xml:space="preserve">0.269970</w:t>
             </w:r>
           </w:p>
         </w:tc>
@@ -27320,7 +27320,7 @@
                 <w:sz w:val="18"/>
                 <w:szCs w:val="18"/>
               </w:rPr>
-              <w:t xml:space="preserve">Naive Bayes</w:t>
+              <w:t xml:space="preserve">Majority class</w:t>
             </w:r>
           </w:p>
         </w:tc>
@@ -27357,7 +27357,7 @@
                 <w:sz w:val="18"/>
                 <w:szCs w:val="18"/>
               </w:rPr>
-              <w:t xml:space="preserve">0.187945</w:t>
+              <w:t xml:space="preserve">0.805782</w:t>
             </w:r>
           </w:p>
         </w:tc>
@@ -27394,7 +27394,7 @@
                 <w:sz w:val="18"/>
                 <w:szCs w:val="18"/>
               </w:rPr>
-              <w:t xml:space="preserve">0.228080</w:t>
+              <w:t xml:space="preserve">0.805781</w:t>
             </w:r>
           </w:p>
         </w:tc>
@@ -27431,7 +27431,7 @@
                 <w:sz w:val="18"/>
                 <w:szCs w:val="18"/>
               </w:rPr>
-              <w:t xml:space="preserve">1.2×</w:t>
+              <w:t xml:space="preserve">1.0×</w:t>
             </w:r>
           </w:p>
         </w:tc>
@@ -27505,7 +27505,7 @@
                 <w:sz w:val="18"/>
                 <w:szCs w:val="18"/>
               </w:rPr>
-              <w:t xml:space="preserve">0.287022</w:t>
+              <w:t xml:space="preserve">0.774916</w:t>
             </w:r>
           </w:p>
         </w:tc>
@@ -27544,7 +27544,7 @@
                 <w:sz w:val="18"/>
                 <w:szCs w:val="18"/>
               </w:rPr>
-              <w:t xml:space="preserve">Majority class</w:t>
+              <w:t xml:space="preserve">Logistic reg.</w:t>
             </w:r>
           </w:p>
         </w:tc>
@@ -27581,7 +27581,7 @@
                 <w:sz w:val="18"/>
                 <w:szCs w:val="18"/>
               </w:rPr>
-              <w:t xml:space="preserve">0.805782</w:t>
+              <w:t xml:space="preserve">0.008429</w:t>
             </w:r>
           </w:p>
         </w:tc>
@@ -27618,7 +27618,7 @@
                 <w:sz w:val="18"/>
                 <w:szCs w:val="18"/>
               </w:rPr>
-              <w:t xml:space="preserve">0.805781</w:t>
+              <w:t xml:space="preserve">0.003307</w:t>
             </w:r>
           </w:p>
         </w:tc>
@@ -27655,7 +27655,7 @@
                 <w:sz w:val="18"/>
                 <w:szCs w:val="18"/>
               </w:rPr>
-              <w:t xml:space="preserve">1.0×</w:t>
+              <w:t xml:space="preserve">0.4×</w:t>
             </w:r>
           </w:p>
         </w:tc>
@@ -27692,7 +27692,7 @@
                 <w:sz w:val="18"/>
                 <w:szCs w:val="18"/>
               </w:rPr>
-              <w:t xml:space="preserve">5.000</w:t>
+              <w:t xml:space="preserve">0.951</w:t>
             </w:r>
           </w:p>
         </w:tc>
@@ -27729,7 +27729,7 @@
                 <w:sz w:val="18"/>
                 <w:szCs w:val="18"/>
               </w:rPr>
-              <w:t xml:space="preserve">0.774916</w:t>
+              <w:t xml:space="preserve">0.003616</w:t>
             </w:r>
           </w:p>
         </w:tc>
@@ -29301,7 +29301,7 @@
           <w:sz w:val="22"/>
           <w:szCs w:val="22"/>
         </w:rPr>
-        <w:t xml:space="preserve">Since the leading models are statistically indistinguishable in accuracy, cost is the operative criterion. Table 10 and Figure 14 give single-host CPU measurements, all detectors being measured within one session under each library's default threading. XGBoost delivers the joint-best macro-F1 at 46 317 flows/s with a 1.12 ms median latency and a 2.13 MB model, seven times faster than LightGBM (6 281 flows/s) at identical accuracy, and a hundred times faster than the FT-Transformer (430 flows/s), which leads only under the temporal protocol. Random forest pays 55 ms of median latency for accuracy it does not win, and k-NN is the worst of both worlds (1 875 flows/s, 11.4 MB). Logistic regression, at 1.14 M flows/s and 0.9990 macro-F1, is the natural choice when throughput dominates. One caveat governs how the latency column may be read. The four Keras models return median latencies within 4.5% of each other (77.4 to 80.9 ms) although their batched throughput differs by a factor of twelve, so that column is dominated by a fixed per-call overhead of the prediction API and is not comparable with the scikit-learn column, whose call overhead is 0.03 ms. The throughput column, measured at batch size 512, amortises that overhead and is the one on which we base the comparison.</w:t>
+        <w:t xml:space="preserve">Since the leading models are statistically indistinguishable in accuracy, cost is the operative criterion. Table 10 and Figure 14 give single-host CPU measurements, all detectors being measured within one session under each library's default threading. XGBoost reaches 0.9999 macro-F1 at 46 317 flows/s with a 1.12 ms median latency and a 2.13 MB model, seven times faster than LightGBM (6 281 flows/s), the only detector above it and by 0.0001, and a hundred times faster than the FT-Transformer (430 flows/s), which leads only under the temporal protocol. Random forest pays 55 ms of median latency for accuracy it does not win, and k-NN is the worst of both worlds (1 875 flows/s, 11.4 MB). Logistic regression, at 1.14 M flows/s and 0.9963 macro-F1, is the natural choice when throughput dominates. One caveat governs how the latency column may be read. The four Keras models return median latencies within 4.5% of each other (77.4 to 80.9 ms) although their batched throughput differs by a factor of twelve, so that column is dominated by a fixed per-call overhead of the prediction API and is not comparable with the scikit-learn column, whose call overhead is 0.03 ms. The throughput column, measured at batch size 512, amortises that overhead and is the one on which we base the comparison.</w:t>
       </w:r>
     </w:p>
     <w:p>
@@ -29331,7 +29331,7 @@
           <w:sz w:val="22"/>
           <w:szCs w:val="22"/>
         </w:rPr>
-        <w:t xml:space="preserve"> For a line-rate deployment on this corpus, XGBoost on the audited feature set is the defensible default: joint-best accuracy, highest throughput among the accurate models, smallest latency tail among the tree ensembles. Where the deployment must survive drift in attack timing, the FT-Transformer's temporal-protocol margin (0.9966 versus 0.9888) is worth its 100× cost only if the certified throughput budget allows it.</w:t>
+        <w:t xml:space="preserve"> For a line-rate deployment on this corpus, XGBoost on the audited feature set is the defensible default: accuracy within 0.0001 of the best, highest throughput among the accurate models, smallest latency tail among the tree ensembles. Where the deployment must survive drift in attack timing, the FT-Transformer's temporal-protocol margin (0.9901 versus 0.9666) is worth its 100× cost only if the certified throughput budget allows it.</w:t>
       </w:r>
     </w:p>
     <w:p>
@@ -29386,7 +29386,7 @@
           <w:sz w:val="18"/>
           <w:szCs w:val="18"/>
         </w:rPr>
-        <w:t xml:space="preserve"> = 2 for the tree ensembles and k-NN, unrestricted intra-op parallelism for the Keras models), so the figures are comparable with one another but are not single-core measurements. The batch-1 latencies of the Keras models are dominated by a fixed prediction-API overhead, discussed below.</w:t>
+        <w:t xml:space="preserve"> = 2 for the tree ensembles and k-NN, unrestricted intra-op parallelism for the Keras models), so the figures are comparable with one another but are not single-core measurements. The batch-1 latencies of the Keras models are dominated by a fixed prediction-API overhead, discussed below. Macro-F1 is the five-seed stratified mean on the audited condition as corrected in Section 9, over 54 columns; latency, throughput and model size were measured before that correction, over 55 columns, and have not been re-measured.</w:t>
       </w:r>
     </w:p>
     <w:tbl>
@@ -29864,7 +29864,7 @@
                 <w:sz w:val="18"/>
                 <w:szCs w:val="18"/>
               </w:rPr>
-              <w:t xml:space="preserve">1.0000</w:t>
+              <w:t xml:space="preserve">0.9999</w:t>
             </w:r>
           </w:p>
         </w:tc>
@@ -30772,7 +30772,7 @@
                 <w:sz w:val="18"/>
                 <w:szCs w:val="18"/>
               </w:rPr>
-              <w:t xml:space="preserve">0.9990</w:t>
+              <w:t xml:space="preserve">0.9963</w:t>
             </w:r>
           </w:p>
         </w:tc>
@@ -30999,7 +30999,7 @@
                 <w:sz w:val="18"/>
                 <w:szCs w:val="18"/>
               </w:rPr>
-              <w:t xml:space="preserve">0.9964</w:t>
+              <w:t xml:space="preserve">0.9977</w:t>
             </w:r>
           </w:p>
         </w:tc>
@@ -31226,7 +31226,7 @@
                 <w:sz w:val="18"/>
                 <w:szCs w:val="18"/>
               </w:rPr>
-              <w:t xml:space="preserve">0.9972</w:t>
+              <w:t xml:space="preserve">0.9942</w:t>
             </w:r>
           </w:p>
         </w:tc>
@@ -31453,7 +31453,7 @@
                 <w:sz w:val="18"/>
                 <w:szCs w:val="18"/>
               </w:rPr>
-              <w:t xml:space="preserve">0.9968</w:t>
+              <w:t xml:space="preserve">0.9952</w:t>
             </w:r>
           </w:p>
         </w:tc>
@@ -31680,7 +31680,7 @@
                 <w:sz w:val="18"/>
                 <w:szCs w:val="18"/>
               </w:rPr>
-              <w:t xml:space="preserve">0.9958</w:t>
+              <w:t xml:space="preserve">0.9916</w:t>
             </w:r>
           </w:p>
         </w:tc>
@@ -31907,7 +31907,7 @@
                 <w:sz w:val="18"/>
                 <w:szCs w:val="18"/>
               </w:rPr>
-              <w:t xml:space="preserve">0.5492</w:t>
+              <w:t xml:space="preserve">0.4464</w:t>
             </w:r>
           </w:p>
         </w:tc>
@@ -32225,7 +32225,7 @@
           <w:sz w:val="18"/>
           <w:szCs w:val="18"/>
         </w:rPr>
-        <w:t xml:space="preserve">Inference cost against detection quality under the temporal protocol. The vertical axis deliberately carries the temporal macro-F1 rather than the stratified one: Section 6.1 shows that eleven pairs are statistically indistinguishable under a random split, so heights read from that column would not be comparable. Throughput spans three orders of magnitude, and no detector occupies the top-right corner: the FT-Transformer buys the best quality at the worst throughput, logistic regression is within 0.0022 of it at 2 600 times the throughput, and the DNN is dominated on both axes.</w:t>
+        <w:t xml:space="preserve">Inference cost against detection quality under the temporal protocol. The vertical axis deliberately carries the temporal macro-F1 rather than the stratified one: Section 6.1 shows that eleven pairs are statistically indistinguishable under a random split, so heights read from that column would not be comparable. Throughput spans three orders of magnitude, and no detector occupies the top-right corner: the FT-Transformer buys the best quality at the worst throughput, logistic regression is within 0.0020 of it at 2 600 times the throughput, and the DNN is dominated on both axes.</w:t>
       </w:r>
     </w:p>
     <w:p>
@@ -35833,7 +35833,7 @@
           <w:sz w:val="18"/>
           <w:szCs w:val="18"/>
         </w:rPr>
-        <w:t xml:space="preserve">Viability of each detector on four axes, ordered by macro-F1 under the temporal protocol. Training time is deliberately absent: it was measured in a hosted runtime whose accelerator allocation varied between sessions (Section 9). Interval robustness was measured for the three detectors carried through the multi-interval study; the throughput and fitted-temperature columns await re-measurement under the corrected feature set and are left empty rather than carried over from the twelve-column condition.</w:t>
+        <w:t xml:space="preserve">Viability of each detector on four axes, ordered by macro-F1 under the temporal protocol. Training time is deliberately absent: it was measured in a hosted runtime whose accelerator allocation varied between sessions (Section 9). Interval robustness was measured for the three detectors carried through the multi-interval study; a fitted temperature far below one indicates near-deterministic posteriors rather than miscalibration. The throughput column awaits re-measurement under the corrected feature set and is left empty rather than carried over from the twelve-column condition.</w:t>
       </w:r>
     </w:p>
     <w:tbl>
@@ -36187,7 +36187,7 @@
                 <w:sz w:val="18"/>
                 <w:szCs w:val="18"/>
               </w:rPr>
-              <w:t xml:space="preserve">—</w:t>
+              <w:t xml:space="preserve">0.93</w:t>
             </w:r>
           </w:p>
         </w:tc>
@@ -36344,7 +36344,7 @@
                 <w:sz w:val="18"/>
                 <w:szCs w:val="18"/>
               </w:rPr>
-              <w:t xml:space="preserve">—</w:t>
+              <w:t xml:space="preserve">0.68</w:t>
             </w:r>
           </w:p>
         </w:tc>
@@ -36501,7 +36501,7 @@
                 <w:sz w:val="18"/>
                 <w:szCs w:val="18"/>
               </w:rPr>
-              <w:t xml:space="preserve">—</w:t>
+              <w:t xml:space="preserve">0.98</w:t>
             </w:r>
           </w:p>
         </w:tc>
@@ -36658,7 +36658,7 @@
                 <w:sz w:val="18"/>
                 <w:szCs w:val="18"/>
               </w:rPr>
-              <w:t xml:space="preserve">—</w:t>
+              <w:t xml:space="preserve">0.93</w:t>
             </w:r>
           </w:p>
         </w:tc>
@@ -36815,7 +36815,7 @@
                 <w:sz w:val="18"/>
                 <w:szCs w:val="18"/>
               </w:rPr>
-              <w:t xml:space="preserve">—</w:t>
+              <w:t xml:space="preserve">1.35</w:t>
             </w:r>
           </w:p>
         </w:tc>
@@ -36972,7 +36972,7 @@
                 <w:sz w:val="18"/>
                 <w:szCs w:val="18"/>
               </w:rPr>
-              <w:t xml:space="preserve">—</w:t>
+              <w:t xml:space="preserve">0.85</w:t>
             </w:r>
           </w:p>
         </w:tc>
@@ -37129,7 +37129,7 @@
                 <w:sz w:val="18"/>
                 <w:szCs w:val="18"/>
               </w:rPr>
-              <w:t xml:space="preserve">—</w:t>
+              <w:t xml:space="preserve">1.46</w:t>
             </w:r>
           </w:p>
         </w:tc>
@@ -37286,7 +37286,7 @@
                 <w:sz w:val="18"/>
                 <w:szCs w:val="18"/>
               </w:rPr>
-              <w:t xml:space="preserve">—</w:t>
+              <w:t xml:space="preserve">3.08</w:t>
             </w:r>
           </w:p>
         </w:tc>
@@ -37443,7 +37443,7 @@
                 <w:sz w:val="18"/>
                 <w:szCs w:val="18"/>
               </w:rPr>
-              <w:t xml:space="preserve">—</w:t>
+              <w:t xml:space="preserve">0.39</w:t>
             </w:r>
           </w:p>
         </w:tc>
@@ -37600,7 +37600,7 @@
                 <w:sz w:val="18"/>
                 <w:szCs w:val="18"/>
               </w:rPr>
-              <w:t xml:space="preserve">—</w:t>
+              <w:t xml:space="preserve">5.00</w:t>
             </w:r>
           </w:p>
         </w:tc>

--- a/paper/GeNIS_benchmark_article.docx
+++ b/paper/GeNIS_benchmark_article.docx
@@ -32225,7 +32225,7 @@
           <w:sz w:val="18"/>
           <w:szCs w:val="18"/>
         </w:rPr>
-        <w:t xml:space="preserve">Inference cost against detection quality under the temporal protocol. The vertical axis deliberately carries the temporal macro-F1 rather than the stratified one: Section 6.1 shows that eleven pairs are statistically indistinguishable under a random split, so heights read from that column would not be comparable. Throughput spans three orders of magnitude, and no detector occupies the top-right corner: the FT-Transformer buys the best quality at the worst throughput, logistic regression is within 0.0020 of it at 2 600 times the throughput, and the DNN is dominated on both axes.</w:t>
+        <w:t xml:space="preserve">Inference cost against detection quality under the temporal protocol. The vertical axis deliberately carries the temporal macro-F1 rather than the stratified one: Section 6.1 shows that eleven pairs are statistically indistinguishable under a random split, so heights read from that column would not be comparable. The two axes come from different measurements: quality is the audited condition as corrected in Section 9, over 54 columns, while throughput was measured before that correction, over 55. Throughput spans three orders of magnitude, and no detector occupies the top-right corner: the FT-Transformer buys the best quality at the worst throughput, logistic regression is within 0.0020 of it at 2 600 times the throughput, and the DNN is dominated on both axes.</w:t>
       </w:r>
     </w:p>
     <w:p>

--- a/paper/GeNIS_benchmark_article.docx
+++ b/paper/GeNIS_benchmark_article.docx
@@ -29301,7 +29301,7 @@
           <w:sz w:val="22"/>
           <w:szCs w:val="22"/>
         </w:rPr>
-        <w:t xml:space="preserve">Since the leading models are statistically indistinguishable in accuracy, cost is the operative criterion. Table 10 and Figure 14 give single-host CPU measurements, all detectors being measured within one session under each library's default threading. XGBoost reaches 0.9999 macro-F1 at 46 317 flows/s with a 1.12 ms median latency and a 2.13 MB model, seven times faster than LightGBM (6 281 flows/s), the only detector above it and by 0.0001, and a hundred times faster than the FT-Transformer (430 flows/s), which leads only under the temporal protocol. Random forest pays 55 ms of median latency for accuracy it does not win, and k-NN is the worst of both worlds (1 875 flows/s, 11.4 MB). Logistic regression, at 1.14 M flows/s and 0.9963 macro-F1, is the natural choice when throughput dominates. One caveat governs how the latency column may be read. The four Keras models return median latencies within 4.5% of each other (77.4 to 80.9 ms) although their batched throughput differs by a factor of twelve, so that column is dominated by a fixed per-call overhead of the prediction API and is not comparable with the scikit-learn column, whose call overhead is 0.03 ms. The throughput column, measured at batch size 512, amortises that overhead and is the one on which we base the comparison.</w:t>
+        <w:t xml:space="preserve">Since the leading models are statistically indistinguishable in accuracy, cost is the operative criterion. Table 10 and Figure 14 give single-host CPU measurements, all detectors being measured within one session under each library's default threading. The two columns rank the detectors differently, and the difference is the deployment regime rather than a measurement artefact. On batched throughput, logistic regression dominates outright at 601 449 flows/s, followed by random forest (58 151) and the DNN (51 972), with XGBoost fourth at 42 687. On single-flow latency the order inverts: random forest and the DNN need 55 and 77 ms per flow, where XGBoost answers in 1.22 ms and LightGBM in 1.55 ms. High batched throughput and low per-flow latency are not the same property, and only logistic regression leads both. The FT-Transformer leads neither, at 548 flows/s — 78 times below XGBoost — and it leads only under the temporal protocol; k-NN is the worst of both worlds, paying 621 flows/s, 25.8 ms and 11.4 MB for a temporal macro-F1 of 0.9574, eighth of nine. One caveat governs how the latency column may be read. The four Keras models return median latencies within 4% of each other (76.8 to 80.1 ms) although their batched throughput differs by a factor of 95, so that column is dominated by a fixed per-call overhead of the prediction API and is not comparable with the scikit-learn column. The throughput column does amortise that overhead: it is one call over 10 240 flows at batch size 512, so the overhead is paid once. An earlier version of this measurement looped twenty separate calls of 512 flows and therefore paid it twenty times, which inflated nothing but suppressed the throughput of every detector that has such an overhead — the four Keras models, and random forest through its parallel backend. That is why the two columns are now informative separately.</w:t>
       </w:r>
     </w:p>
     <w:p>
@@ -29331,7 +29331,7 @@
           <w:sz w:val="22"/>
           <w:szCs w:val="22"/>
         </w:rPr>
-        <w:t xml:space="preserve"> For a line-rate deployment on this corpus, XGBoost on the audited feature set is the defensible default: accuracy within 0.0001 of the best, highest throughput among the accurate models, smallest latency tail among the tree ensembles. Where the deployment must survive drift in attack timing, the FT-Transformer's temporal-protocol margin (0.9901 versus 0.9666) is worth its 100× cost only if the certified throughput budget allows it.</w:t>
+        <w:t xml:space="preserve"> For a line-rate deployment on this corpus, the defensible default depends on which cost binds. Where flows are scored in batches, logistic regression dominates: 601 449 flows/s, 0.14 ms, a model of negligible size, accuracy within 0.004 of the best under a random split and second under the temporal protocol at 0.9881 — 0.0020 behind the FT-Transformer, which costs 1 097 times more per flow. Where each flow must be scored on arrival, XGBoost leads on median latency at 1.22 ms with accuracy within 0.0001 of the best, though LightGBM holds the tighter tail (2.32 ms against 5.89 ms at the 99th percentile) at a seventh of the throughput. Random forest is the case that shows the two regimes apart: second on batched throughput, yet 55 ms per flow, which is 45 times XGBoost's median latency.</w:t>
       </w:r>
     </w:p>
     <w:p>
@@ -29386,7 +29386,7 @@
           <w:sz w:val="18"/>
           <w:szCs w:val="18"/>
         </w:rPr>
-        <w:t xml:space="preserve"> = 2 for the tree ensembles and k-NN, unrestricted intra-op parallelism for the Keras models), so the figures are comparable with one another but are not single-core measurements. The batch-1 latencies of the Keras models are dominated by a fixed prediction-API overhead, discussed below. Macro-F1 is the five-seed stratified mean on the audited condition as corrected in Section 9, over 54 columns; latency, throughput and model size were measured before that correction, over 55 columns, and have not been re-measured.</w:t>
+        <w:t xml:space="preserve"> = 2 for the tree ensembles and k-NN, unrestricted intra-op parallelism for the Keras models), so the figures are comparable with one another but are not single-core measurements. The batch-1 latencies of the Keras models are dominated by a fixed prediction-API overhead, discussed below. Latency, throughput and macro-F1 are measured on the audited condition as corrected in Section 9, over 54 columns, in a single session with the Keras models pinned to the CPU. Throughput is one call over 10 240 flows at batch size 512, which amortises the per-call overhead once rather than twenty times; an earlier measurement looped twenty calls of 512 and is not comparable with this column. Model size and the majority-class row are carried over unchanged: the first is not re-measured, the second predicts a constant and marks a floor rather than a comparison.</w:t>
       </w:r>
     </w:p>
     <w:tbl>
@@ -29716,7 +29716,7 @@
                 <w:sz w:val="18"/>
                 <w:szCs w:val="18"/>
               </w:rPr>
-              <w:t xml:space="preserve">1.12</w:t>
+              <w:t xml:space="preserve">1.22</w:t>
             </w:r>
           </w:p>
         </w:tc>
@@ -29753,7 +29753,7 @@
                 <w:sz w:val="18"/>
                 <w:szCs w:val="18"/>
               </w:rPr>
-              <w:t xml:space="preserve">4.66</w:t>
+              <w:t xml:space="preserve">5.89</w:t>
             </w:r>
           </w:p>
         </w:tc>
@@ -29790,7 +29790,7 @@
                 <w:sz w:val="18"/>
                 <w:szCs w:val="18"/>
               </w:rPr>
-              <w:t xml:space="preserve">46 317</w:t>
+              <w:t xml:space="preserve">42 687</w:t>
             </w:r>
           </w:p>
         </w:tc>
@@ -29943,7 +29943,7 @@
                 <w:sz w:val="18"/>
                 <w:szCs w:val="18"/>
               </w:rPr>
-              <w:t xml:space="preserve">1.12</w:t>
+              <w:t xml:space="preserve">1.55</w:t>
             </w:r>
           </w:p>
         </w:tc>
@@ -29980,7 +29980,7 @@
                 <w:sz w:val="18"/>
                 <w:szCs w:val="18"/>
               </w:rPr>
-              <w:t xml:space="preserve">1.42</w:t>
+              <w:t xml:space="preserve">2.32</w:t>
             </w:r>
           </w:p>
         </w:tc>
@@ -30017,7 +30017,7 @@
                 <w:sz w:val="18"/>
                 <w:szCs w:val="18"/>
               </w:rPr>
-              <w:t xml:space="preserve">6 281</w:t>
+              <w:t xml:space="preserve">6 090</w:t>
             </w:r>
           </w:p>
         </w:tc>
@@ -30170,7 +30170,7 @@
                 <w:sz w:val="18"/>
                 <w:szCs w:val="18"/>
               </w:rPr>
-              <w:t xml:space="preserve">55.02</w:t>
+              <w:t xml:space="preserve">55.16</w:t>
             </w:r>
           </w:p>
         </w:tc>
@@ -30207,7 +30207,7 @@
                 <w:sz w:val="18"/>
                 <w:szCs w:val="18"/>
               </w:rPr>
-              <w:t xml:space="preserve">58.27</w:t>
+              <w:t xml:space="preserve">67.36</w:t>
             </w:r>
           </w:p>
         </w:tc>
@@ -30244,7 +30244,7 @@
                 <w:sz w:val="18"/>
                 <w:szCs w:val="18"/>
               </w:rPr>
-              <w:t xml:space="preserve">7 738</w:t>
+              <w:t xml:space="preserve">58 151</w:t>
             </w:r>
           </w:p>
         </w:tc>
@@ -30397,7 +30397,7 @@
                 <w:sz w:val="18"/>
                 <w:szCs w:val="18"/>
               </w:rPr>
-              <w:t xml:space="preserve">80.86</w:t>
+              <w:t xml:space="preserve">80.14</w:t>
             </w:r>
           </w:p>
         </w:tc>
@@ -30434,7 +30434,7 @@
                 <w:sz w:val="18"/>
                 <w:szCs w:val="18"/>
               </w:rPr>
-              <w:t xml:space="preserve">151.15</w:t>
+              <w:t xml:space="preserve">168.85</w:t>
             </w:r>
           </w:p>
         </w:tc>
@@ -30471,7 +30471,7 @@
                 <w:sz w:val="18"/>
                 <w:szCs w:val="18"/>
               </w:rPr>
-              <w:t xml:space="preserve">430</w:t>
+              <w:t xml:space="preserve">548</w:t>
             </w:r>
           </w:p>
         </w:tc>
@@ -30624,7 +30624,7 @@
                 <w:sz w:val="18"/>
                 <w:szCs w:val="18"/>
               </w:rPr>
-              <w:t xml:space="preserve">0.17</w:t>
+              <w:t xml:space="preserve">0.14</w:t>
             </w:r>
           </w:p>
         </w:tc>
@@ -30661,7 +30661,7 @@
                 <w:sz w:val="18"/>
                 <w:szCs w:val="18"/>
               </w:rPr>
-              <w:t xml:space="preserve">0.27</w:t>
+              <w:t xml:space="preserve">0.25</w:t>
             </w:r>
           </w:p>
         </w:tc>
@@ -30698,7 +30698,7 @@
                 <w:sz w:val="18"/>
                 <w:szCs w:val="18"/>
               </w:rPr>
-              <w:t xml:space="preserve">1 139 252</w:t>
+              <w:t xml:space="preserve">601 449</w:t>
             </w:r>
           </w:p>
         </w:tc>
@@ -30851,7 +30851,7 @@
                 <w:sz w:val="18"/>
                 <w:szCs w:val="18"/>
               </w:rPr>
-              <w:t xml:space="preserve">78.48</w:t>
+              <w:t xml:space="preserve">77.87</w:t>
             </w:r>
           </w:p>
         </w:tc>
@@ -30888,7 +30888,7 @@
                 <w:sz w:val="18"/>
                 <w:szCs w:val="18"/>
               </w:rPr>
-              <w:t xml:space="preserve">150.82</w:t>
+              <w:t xml:space="preserve">147.63</w:t>
             </w:r>
           </w:p>
         </w:tc>
@@ -30925,7 +30925,7 @@
                 <w:sz w:val="18"/>
                 <w:szCs w:val="18"/>
               </w:rPr>
-              <w:t xml:space="preserve">3 803</w:t>
+              <w:t xml:space="preserve">22 217</w:t>
             </w:r>
           </w:p>
         </w:tc>
@@ -31078,7 +31078,7 @@
                 <w:sz w:val="18"/>
                 <w:szCs w:val="18"/>
               </w:rPr>
-              <w:t xml:space="preserve">77.88</w:t>
+              <w:t xml:space="preserve">76.76</w:t>
             </w:r>
           </w:p>
         </w:tc>
@@ -31115,7 +31115,7 @@
                 <w:sz w:val="18"/>
                 <w:szCs w:val="18"/>
               </w:rPr>
-              <w:t xml:space="preserve">148.19</w:t>
+              <w:t xml:space="preserve">154.96</w:t>
             </w:r>
           </w:p>
         </w:tc>
@@ -31152,7 +31152,7 @@
                 <w:sz w:val="18"/>
                 <w:szCs w:val="18"/>
               </w:rPr>
-              <w:t xml:space="preserve">3 134</w:t>
+              <w:t xml:space="preserve">28 580</w:t>
             </w:r>
           </w:p>
         </w:tc>
@@ -31305,7 +31305,7 @@
                 <w:sz w:val="18"/>
                 <w:szCs w:val="18"/>
               </w:rPr>
-              <w:t xml:space="preserve">77.36</w:t>
+              <w:t xml:space="preserve">77.13</w:t>
             </w:r>
           </w:p>
         </w:tc>
@@ -31342,7 +31342,7 @@
                 <w:sz w:val="18"/>
                 <w:szCs w:val="18"/>
               </w:rPr>
-              <w:t xml:space="preserve">154.86</w:t>
+              <w:t xml:space="preserve">147.86</w:t>
             </w:r>
           </w:p>
         </w:tc>
@@ -31379,7 +31379,7 @@
                 <w:sz w:val="18"/>
                 <w:szCs w:val="18"/>
               </w:rPr>
-              <w:t xml:space="preserve">5 269</w:t>
+              <w:t xml:space="preserve">51 972</w:t>
             </w:r>
           </w:p>
         </w:tc>
@@ -31532,7 +31532,7 @@
                 <w:sz w:val="18"/>
                 <w:szCs w:val="18"/>
               </w:rPr>
-              <w:t xml:space="preserve">7.06</w:t>
+              <w:t xml:space="preserve">25.79</w:t>
             </w:r>
           </w:p>
         </w:tc>
@@ -31569,7 +31569,7 @@
                 <w:sz w:val="18"/>
                 <w:szCs w:val="18"/>
               </w:rPr>
-              <w:t xml:space="preserve">10.37</w:t>
+              <w:t xml:space="preserve">43.32</w:t>
             </w:r>
           </w:p>
         </w:tc>
@@ -31606,7 +31606,7 @@
                 <w:sz w:val="18"/>
                 <w:szCs w:val="18"/>
               </w:rPr>
-              <w:t xml:space="preserve">1 875</w:t>
+              <w:t xml:space="preserve">621</w:t>
             </w:r>
           </w:p>
         </w:tc>
@@ -31759,7 +31759,7 @@
                 <w:sz w:val="18"/>
                 <w:szCs w:val="18"/>
               </w:rPr>
-              <w:t xml:space="preserve">0.54</w:t>
+              <w:t xml:space="preserve">0.83</w:t>
             </w:r>
           </w:p>
         </w:tc>
@@ -31796,7 +31796,7 @@
                 <w:sz w:val="18"/>
                 <w:szCs w:val="18"/>
               </w:rPr>
-              <w:t xml:space="preserve">0.88</w:t>
+              <w:t xml:space="preserve">1.19</w:t>
             </w:r>
           </w:p>
         </w:tc>
@@ -31833,7 +31833,7 @@
                 <w:sz w:val="18"/>
                 <w:szCs w:val="18"/>
               </w:rPr>
-              <w:t xml:space="preserve">228 377</w:t>
+              <w:t xml:space="preserve">229 694</w:t>
             </w:r>
           </w:p>
         </w:tc>
@@ -32225,7 +32225,7 @@
           <w:sz w:val="18"/>
           <w:szCs w:val="18"/>
         </w:rPr>
-        <w:t xml:space="preserve">Inference cost against detection quality under the temporal protocol. The vertical axis deliberately carries the temporal macro-F1 rather than the stratified one: Section 6.1 shows that eleven pairs are statistically indistinguishable under a random split, so heights read from that column would not be comparable. The two axes come from different measurements: quality is the audited condition as corrected in Section 9, over 54 columns, while throughput was measured before that correction, over 55. Throughput spans three orders of magnitude, and no detector occupies the top-right corner: the FT-Transformer buys the best quality at the worst throughput, logistic regression is within 0.0020 of it at 2 600 times the throughput, and the DNN is dominated on both axes.</w:t>
+        <w:t xml:space="preserve">Inference cost against detection quality under the temporal protocol. The vertical axis deliberately carries the temporal macro-F1 rather than the stratified one: Section 6.1 shows that eleven pairs are statistically indistinguishable under a random split, so heights read from that column would not be comparable. Both axes are the audited condition as corrected in Section 9. Throughput spans three orders of magnitude, and no detector occupies the top-right corner: the FT-Transformer buys the best quality at the worst throughput, logistic regression is within 0.0020 of it at 2 600 times the throughput, and the DNN is dominated on both axes.</w:t>
       </w:r>
     </w:p>
     <w:p>
@@ -35833,7 +35833,7 @@
           <w:sz w:val="18"/>
           <w:szCs w:val="18"/>
         </w:rPr>
-        <w:t xml:space="preserve">Viability of each detector on four axes, ordered by macro-F1 under the temporal protocol. Training time is deliberately absent: it was measured in a hosted runtime whose accelerator allocation varied between sessions (Section 9). Interval robustness was measured for the three detectors carried through the multi-interval study; a fitted temperature far below one indicates near-deterministic posteriors rather than miscalibration. The throughput column awaits re-measurement under the corrected feature set and is left empty rather than carried over from the twelve-column condition.</w:t>
+        <w:t xml:space="preserve">Viability of each detector on four axes, ordered by macro-F1 under the temporal protocol. Training time is deliberately absent: it was measured in a hosted runtime whose accelerator allocation varied between sessions (Section 9). Interval robustness was measured for the three detectors carried through the multi-interval study; a fitted temperature far below one indicates near-deterministic posteriors rather than miscalibration. Throughput is the amortised measurement of Table 10, on the same corrected condition.</w:t>
       </w:r>
     </w:p>
     <w:tbl>
@@ -36125,7 +36125,7 @@
                 <w:sz w:val="18"/>
                 <w:szCs w:val="18"/>
               </w:rPr>
-              <w:t xml:space="preserve">—</w:t>
+              <w:t xml:space="preserve">548</w:t>
             </w:r>
           </w:p>
         </w:tc>
@@ -36282,7 +36282,7 @@
                 <w:sz w:val="18"/>
                 <w:szCs w:val="18"/>
               </w:rPr>
-              <w:t xml:space="preserve">—</w:t>
+              <w:t xml:space="preserve">601 449</w:t>
             </w:r>
           </w:p>
         </w:tc>
@@ -36439,7 +36439,7 @@
                 <w:sz w:val="18"/>
                 <w:szCs w:val="18"/>
               </w:rPr>
-              <w:t xml:space="preserve">—</w:t>
+              <w:t xml:space="preserve">28 580</w:t>
             </w:r>
           </w:p>
         </w:tc>
@@ -36596,7 +36596,7 @@
                 <w:sz w:val="18"/>
                 <w:szCs w:val="18"/>
               </w:rPr>
-              <w:t xml:space="preserve">—</w:t>
+              <w:t xml:space="preserve">22 217</w:t>
             </w:r>
           </w:p>
         </w:tc>
@@ -36753,7 +36753,7 @@
                 <w:sz w:val="18"/>
                 <w:szCs w:val="18"/>
               </w:rPr>
-              <w:t xml:space="preserve">—</w:t>
+              <w:t xml:space="preserve">51 972</w:t>
             </w:r>
           </w:p>
         </w:tc>
@@ -36910,7 +36910,7 @@
                 <w:sz w:val="18"/>
                 <w:szCs w:val="18"/>
               </w:rPr>
-              <w:t xml:space="preserve">—</w:t>
+              <w:t xml:space="preserve">42 687</w:t>
             </w:r>
           </w:p>
         </w:tc>
@@ -37067,7 +37067,7 @@
                 <w:sz w:val="18"/>
                 <w:szCs w:val="18"/>
               </w:rPr>
-              <w:t xml:space="preserve">—</w:t>
+              <w:t xml:space="preserve">6 090</w:t>
             </w:r>
           </w:p>
         </w:tc>
@@ -37224,7 +37224,7 @@
                 <w:sz w:val="18"/>
                 <w:szCs w:val="18"/>
               </w:rPr>
-              <w:t xml:space="preserve">—</w:t>
+              <w:t xml:space="preserve">621</w:t>
             </w:r>
           </w:p>
         </w:tc>
@@ -37381,7 +37381,7 @@
                 <w:sz w:val="18"/>
                 <w:szCs w:val="18"/>
               </w:rPr>
-              <w:t xml:space="preserve">—</w:t>
+              <w:t xml:space="preserve">58 151</w:t>
             </w:r>
           </w:p>
         </w:tc>
@@ -37538,7 +37538,7 @@
                 <w:sz w:val="18"/>
                 <w:szCs w:val="18"/>
               </w:rPr>
-              <w:t xml:space="preserve">—</w:t>
+              <w:t xml:space="preserve">229 694</w:t>
             </w:r>
           </w:p>
         </w:tc>

--- a/paper/GeNIS_benchmark_article.docx
+++ b/paper/GeNIS_benchmark_article.docx
@@ -176,7 +176,7 @@
           <w:sz w:val="21"/>
           <w:szCs w:val="21"/>
         </w:rPr>
-        <w:t xml:space="preserve">On shared intrusion-detection corpora, the first numbers published become reference numbers. GeNIS, released in 2025 from an independent CyberRange capture, is at that stage. We audit and benchmark it with eleven supervised and one unsupervised detector across three feature conditions, two protocols and five seeds: 154 runs with paired significance tests. Three findings have methodological implications; we test them by re-running the audit on CICIDS2017. First, attribution-based auditing assigned near-zero importance to every behavioural shortcut we found: all eight score below 10⁻⁴ because they are mutually redundant, six being identical columns. Isolated two-protocol evaluation exposed them; CICIDS2017 carries seven such pairs, ten columns at zero. Second, chronological evaluation alone did not neutralise the shortcut from disjoint attack windows: a timestamp-only probe still reached 98.6% nine-class accuracy under a per-class temporal split, against a 19.4% majority rate. On CICIDS2017 it collapses to 10.3%, so the sufficiency of temporal splitting is a corpus property to be measured, not assumed. Third, the benign-trained autoencoder was anti-correlated with volumetric floods, at AUROC 0.0000 against PSH-ACK floods, which reconstruct more easily than benign traffic. The corpus is saturated under a random split: eleven model pairs are indistinguishable and the ranking uninterpretable. Under temporal evaluation the FT-Transformer leads and the boosted trees that dominated fall to mid-table. Calibration behaves likewise: near-perfect under a random split, it degrades for ten of eleven detectors. We release the blacklist, transferability spectrum, frozen splits, two-protocol calibration, inference cost and trained models, so later GeNIS work starts from an audited protocol.</w:t>
+        <w:t xml:space="preserve">On shared intrusion-detection corpora, the first numbers published become reference numbers. GeNIS, released in 2025 from an independent CyberRange capture, is at that stage. We audit and benchmark it with eleven supervised and one unsupervised detector across three feature conditions, two protocols and five seeds: 154 runs with paired significance tests. Three findings have methodological implications; we test them by re-running the audit on CICIDS2017. First, attribution-based auditing assigned near-zero importance to every behavioural shortcut we found: all eight score below 10⁻⁴ because they are mutually redundant, six being identical columns. Isolated two-protocol evaluation exposed them; CICIDS2017 carries seven such pairs, ten columns at zero. Second, chronological evaluation alone did not neutralise the shortcut from disjoint attack windows: a timestamp-only probe still reached 98.6% nine-class accuracy under a per-class temporal split, against a 19.4% majority rate. On CICIDS2017 it collapses to 10.3%, so the sufficiency of temporal splitting is a corpus property to be measured, not assumed. Third, the benign-trained autoencoder was anti-correlated with volumetric floods, at AUROC 0.0000 against PSH-ACK floods, which reconstruct more easily than benign traffic. The corpus is saturated under a random split: eleven model pairs are indistinguishable and the ranking uninterpretable. Under temporal evaluation the FT-Transformer leads and the boosted trees that dominated fall to the bottom third. Calibration behaves likewise: near-perfect under a random split, it degrades for nine of eleven detectors. We release the blacklist, transferability spectrum, frozen splits, two-protocol calibration, inference cost and trained models, so later GeNIS work starts from an audited protocol.</w:t>
       </w:r>
     </w:p>
     <w:p>
@@ -493,7 +493,7 @@
           <w:sz w:val="22"/>
           <w:szCs w:val="22"/>
         </w:rPr>
-        <w:t xml:space="preserve"> of eleven supervised detectors under the natural distribution, showing that the stratified task is saturated (eleven model pairs are not significantly different) and that the ranking is interpretable only under temporal evaluation. Calibration is reported under both protocols, and degrades under the temporal one for ten of the eleven detectors.</w:t>
+        <w:t xml:space="preserve"> of eleven supervised detectors under the natural distribution, showing that the stratified task is saturated (eleven model pairs are not significantly different) and that the ranking is interpretable only under temporal evaluation. Calibration is reported under both protocols, and degrades under the temporal one for nine of the eleven detectors.</w:t>
       </w:r>
     </w:p>
     <w:p>
@@ -18246,7 +18246,7 @@
           <w:sz w:val="18"/>
           <w:szCs w:val="18"/>
         </w:rPr>
-        <w:t xml:space="preserve">Macro-F1 by aggregation interval, audited condition, every individual run, five seeds at every interval. No mean is given, deliberately. LightGBM at 10 s is why: four of its five runs are at or above 0.9999 and the fifth is 0.8374, so any average of them describes no run that was performed. The two seeds missing from an earlier version of this table were measured afterwards, on a rerun that first reproduced one published run exactly before extending it.</w:t>
+        <w:t xml:space="preserve">Macro-F1 by aggregation interval, audited condition as published over 55 columns and not re-run under the correction of Section 9, every individual run, five seeds at every interval. No mean is given, deliberately. LightGBM at 10 s is why: four of its five runs are at or above 0.9999 and the fifth is 0.8374, so any average of them describes no run that was performed. The two seeds missing from an earlier version of this table were measured afterwards, on a rerun that first reproduced one published run exactly before extending it.</w:t>
       </w:r>
     </w:p>
     <w:tbl>
@@ -29301,7 +29301,7 @@
           <w:sz w:val="22"/>
           <w:szCs w:val="22"/>
         </w:rPr>
-        <w:t xml:space="preserve">Since the leading models are statistically indistinguishable in accuracy, cost is the operative criterion. Table 10 and Figure 14 give single-host CPU measurements, all detectors being measured within one session under each library's default threading. The two columns rank the detectors differently, and the difference is the deployment regime rather than a measurement artefact. On batched throughput, logistic regression dominates outright at 601 449 flows/s, followed by random forest (58 151) and the DNN (51 972), with XGBoost fourth at 42 687. On single-flow latency the order inverts: random forest and the DNN need 55 and 77 ms per flow, where XGBoost answers in 1.22 ms and LightGBM in 1.55 ms. High batched throughput and low per-flow latency are not the same property, and only logistic regression leads both. The FT-Transformer leads neither, at 548 flows/s — 78 times below XGBoost — and it leads only under the temporal protocol; k-NN is the worst of both worlds, paying 621 flows/s, 25.8 ms and 11.4 MB for a temporal macro-F1 of 0.9574, eighth of nine. One caveat governs how the latency column may be read. The four Keras models return median latencies within 4% of each other (76.8 to 80.1 ms) although their batched throughput differs by a factor of 95, so that column is dominated by a fixed per-call overhead of the prediction API and is not comparable with the scikit-learn column. The throughput column does amortise that overhead: it is one call over 10 240 flows at batch size 512, so the overhead is paid once. An earlier version of this measurement looped twenty separate calls of 512 flows and therefore paid it twenty times, which inflated nothing but suppressed the throughput of every detector that has such an overhead — the four Keras models, and random forest through its parallel backend. That is why the two columns are now informative separately.</w:t>
+        <w:t xml:space="preserve">Since the leading models are statistically indistinguishable in accuracy, cost is the operative criterion. Table 10 and Figure 14 give single-host CPU measurements, all detectors being measured within one session under each library's default threading. The two columns rank the detectors differently, and the difference is the deployment regime rather than a measurement artefact. On batched throughput, logistic regression dominates outright at 601 449 flows/s, followed by random forest (58 151) and the DNN (51 972), with XGBoost fourth at 42 687. On single-flow latency the order inverts: random forest and the DNN need 55 and 77 ms per flow, where XGBoost answers in 1.22 ms and LightGBM in 1.55 ms. High batched throughput and low per-flow latency are not the same property, and only logistic regression leads both. The FT-Transformer is last on both, at 548 flows/s — 78 times below XGBoost, and its own lead comes only under the temporal protocol; k-NN is the worst of both worlds, paying 621 flows/s, 25.8 ms and 11.4 MB for a temporal macro-F1 of 0.9574, eighth of nine. One caveat governs how the latency column may be read. The four Keras models return median latencies within 4% of each other (76.8 to 80.1 ms) although their batched throughput differs by a factor of 95, so that column is dominated by a fixed per-call overhead of the prediction API and is not comparable with the scikit-learn column. The throughput column does amortise that overhead: it is one call over 10 240 flows at batch size 512, so the overhead is paid once. An earlier version of this measurement looped twenty separate calls of 512 flows and therefore paid it twenty times, which inflated nothing but suppressed the throughput of every detector that has such an overhead — the four Keras models, and random forest through its parallel backend. That is why the two columns are now informative separately.</w:t>
       </w:r>
     </w:p>
     <w:p>
@@ -29331,7 +29331,7 @@
           <w:sz w:val="22"/>
           <w:szCs w:val="22"/>
         </w:rPr>
-        <w:t xml:space="preserve"> For a line-rate deployment on this corpus, the defensible default depends on which cost binds. Where flows are scored in batches, logistic regression dominates: 601 449 flows/s, 0.14 ms, a model of negligible size, accuracy within 0.004 of the best under a random split and second under the temporal protocol at 0.9881 — 0.0020 behind the FT-Transformer, which costs 1 097 times more per flow. Where each flow must be scored on arrival, XGBoost leads on median latency at 1.22 ms with accuracy within 0.0001 of the best, though LightGBM holds the tighter tail (2.32 ms against 5.89 ms at the 99th percentile) at a seventh of the throughput. Random forest is the case that shows the two regimes apart: second on batched throughput, yet 55 ms per flow, which is 45 times XGBoost's median latency.</w:t>
+        <w:t xml:space="preserve"> For a line-rate deployment on this corpus, logistic regression is the defensible default, and the margin is not close. It is ahead of XGBoost on four of the five axes we measure for both: 601 449 flows/s against 42 687, 0.14 ms against 1.22 at the median and 0.25 against 5.89 at the 99th percentile, and a temporal macro-F1 of 0.9881 against 0.9666, in a model of negligible size. Its single deficit is stratified macro-F1, at 0.9963 against 0.9999 — which is the quantity Section 6.1 finds saturated and Figure 9 finds statistically indistinguishable across eleven pairs. Only the FT-Transformer beats it under the temporal protocol, at 0.9901, 0.0020 above, and that costs 1 097 times more per flow. Random forest shows why both cost columns have to be read: second on batched throughput at 58 151 flows/s, yet 55 ms per flow, 45 times XGBoost's median latency.</w:t>
       </w:r>
     </w:p>
     <w:p>
@@ -35743,7 +35743,7 @@
         <w:t xml:space="preserve">No detector wins on all four axes, and the ordering inverts between them.</w:t>
       </w:r>
       <w:r>
-        <w:t xml:space="preserve"> Under the temporal protocol the FT-Transformer leads at 0.9901, but it processes 430 flows per second, a hundred times fewer than XGBoost. XGBoost sits in the bottom third on quality at 0.9666 yet dominates cost at 46 317 flows per second in a 2.13 MB model, and is unchanged to four decimals by tuning. A benchmark that reports a single axis therefore selects its winner by selecting its axis, which is the practical form of the saturation problem: when eleven pairs are statistically indistinguishable on accuracy, the operative criteria are the ones accuracy does not capture.</w:t>
+        <w:t xml:space="preserve"> Under the temporal protocol the FT-Transformer leads at 0.9901, but it processes 548 flows per second, 78 times fewer than XGBoost. XGBoost sits in the bottom third on quality at 0.9666 and is fourth on batched throughput at 42 687 flows per second, but it answers a single flow in 1.22 ms where the three detectors above it on throughput need 0.14 to 77 ms, in a 2.13 MB model, and is unchanged to four decimals by tuning. A benchmark that reports a single axis therefore selects its winner by selecting its axis, which is the practical form of the saturation problem: when eleven pairs are statistically indistinguishable on accuracy, the operative criteria are the ones accuracy does not capture.</w:t>
       </w:r>
     </w:p>
     <w:p>
@@ -35759,7 +35759,7 @@
         <w:t xml:space="preserve">Logistic regression.</w:t>
       </w:r>
       <w:r>
-        <w:t xml:space="preserve"> It reaches 0.9881 under the temporal protocol, second overall and ahead of both gradient-boosted ensembles and every recurrent or dense network, at 1.14 million flows per second and a negligible model footprint. Its fitted temperature of 0.70 also leaves usable probability estimates. On this corpus, the quality-per-unit-cost argument favours it by a wide margin, and any claim that a deep architecture is required here has to answer that number first.</w:t>
+        <w:t xml:space="preserve"> It reaches 0.9881 under the temporal protocol, second overall and ahead of both gradient-boosted ensembles and every recurrent or dense network, at 601 449 flows per second and a negligible model footprint. Its fitted temperature of 0.68 also leaves usable probability estimates. On this corpus, the quality-per-unit-cost argument favours it by a wide margin, and any claim that a deep architecture is required here has to answer that number first.</w:t>
       </w:r>
     </w:p>
     <w:p>
@@ -35791,7 +35791,7 @@
         <w:t xml:space="preserve">Sharp posteriors are a liability wherever confidence is consumed.</w:t>
       </w:r>
       <w:r>
-        <w:t xml:space="preserve"> Under the stratified protocol, expected calibration error is at most 0.0009 for every model except naive Bayes, so calibration in the usual sense is not the discriminating criterion there. Under the temporal protocol it becomes one: ten of the eleven detectors degrade, and the three best calibrated under a random split, the two boosted ensembles and the FT-Transformer, degrade by factors of 241 to 457 (Section 6.5). A detector selected on its stratified calibration is therefore selected on a quantity that does not survive the protocol this paper argues for. The fitted temperatures are: 0.05 to 0.09 for the three tree ensembles, against 0.69 to 1.13 for the neural models and logistic regression. A temperature far below one is the signature of near-deterministic posteriors, which is harmless when the argmax is all that is consumed, and a real limitation when the downstream system pools probabilities, prioritises alerts by confidence, or defers on a rejection threshold. This is the axis on which the tree ensembles pay for their cost advantage.</w:t>
+        <w:t xml:space="preserve"> Under the stratified protocol, expected calibration error is at most 0.0015 for every model except logistic regression and naive Bayes, so calibration in the usual sense is not the discriminating criterion there. Under the temporal protocol it becomes one: nine of the eleven detectors degrade, and the three best calibrated under a random split, the two boosted ensembles and the FT-Transformer, degrade by factors of 146 to 1403 (Section 6.5). A detector selected on its stratified calibration is therefore selected on a quantity that does not survive the protocol this paper argues for. The fitted temperatures no longer separate the families: 0.39 to 1.46 for the three tree ensembles against 0.68 to 1.35 for the neural models and logistic regression, two overlapping ranges. Withholding the identifier column is what closed the gap, by removing what made the tree posteriors near-deterministic; under the twelve-column condition the ensembles sat at 0.05 to 0.09, the floor of the search grid. A temperature far below one is the signature of near-deterministic posteriors, which is harmless when the argmax is all that is consumed, and a real limitation when the downstream system pools probabilities, prioritises alerts by confidence, or defers on a rejection threshold. On the corrected condition only random forest, at 0.39, is far enough below one for that to bite, so this is a property of one detector rather than of the tree family.</w:t>
       </w:r>
     </w:p>
     <w:p>
@@ -35807,7 +35807,7 @@
         <w:t xml:space="preserve">What we would deploy on this corpus.</w:t>
       </w:r>
       <w:r>
-        <w:t xml:space="preserve"> XGBoost as the default, for its combination of cost, interval robustness and insensitivity to tuning, with the caveat that its posteriors are close to deterministic. Logistic regression wherever throughput dominates, since it costs an order of magnitude less again for higher temporal-protocol quality. The FT-Transformer only where detection quality is worth a hundredfold cost, and noting that its lead was obtained with a single untuned configuration. Random forest is dominated by XGBoost on every axis we measured, k-nearest neighbours does not scale (1 875 flows/s, 11.4 MB, and fitted on a capped 50 000-flow subsample), and naive Bayes is not competitive at 0.4843. One limit applies to all of this: the temporal protocol yields a single deterministic partition, so the temporal column carries no variance estimate and small gaps in it should not be over-read.</w:t>
+        <w:t xml:space="preserve"> Logistic regression as the default. It is ahead of XGBoost on four of the five axes we measure for both — batched throughput, median latency, tail latency and temporal macro-F1 — and behind on one, stratified macro-F1, which is the axis this paper spends its length arguing is not interpretable on this corpus. XGBoost where the aggregation interval is outside the deployer's control: it is the only detector shown to hold macro-F1 at or above 0.9999 at 5, 10, 30 and 60 s, and it is unchanged to four decimals by tuning. That is not a comparison with logistic regression, which the interval study does not cover, and stating it as one would be the error this paper documents elsewhere. The FT-Transformer only where 0.0020 of temporal macro-F1 is worth 1 097 times the cost per flow, and noting that its lead was obtained with a single untuned configuration. Random forest has the second-highest batched throughput at 58 151 flows/s, but needs 55 ms per flow and is last of the nine on temporal quality, so it is dominated wherever either of those binds. k-nearest neighbours does not scale (621 flows/s, 11.4 MB, and fitted on a capped 50 000-flow subsample), and naive Bayes is not competitive at 0.4843. One limit applies to all of this: the temporal protocol yields a single deterministic partition, so the temporal column carries no variance estimate and small gaps in it should not be over-read.</w:t>
       </w:r>
     </w:p>
     <w:p>
@@ -38969,7 +38969,7 @@
           <w:sz w:val="22"/>
           <w:szCs w:val="22"/>
         </w:rPr>
-        <w:t xml:space="preserve"> is that instance: transferability 0.94 under the published rule, 1.02 under the nested audit, unremarkable in the residual audit, and a binary AUC of 1.0000. It sat in the audited condition of the campaign this paper reports. The test that finds it is in Section 4.3 and reads no labels; it is cheap, and we recommend running it before any transferability audit rather than after. Two things about the episode are worth stating plainly. The first is that attribution did not miss this column — it ranked it first, at 0.2279 — so the failure was ours in reading a high importance as evidence of signal, which is the mirror of the error Section 6.2 documents in the other direction. The second is that our own criterion was documented as having this limit before we hit it, and documenting a limit is not the same as guarding against it. What the omission cost we measured rather than assumed, by retraining every detector under both protocols with the column removed: at most 0.0040 of macro-F1 under the stratified protocol and 0.0263 under the temporal one, the same eightfold ratio between protocols that the other twelve exclusions show. No conclusion of this paper turns on it, and one is sharpened, since under the corrected list the two boosted ensembles fall further from the top of the temporal ranking than they already did. One column adjacent to this question stays unresolved. </w:t>
+        <w:t xml:space="preserve"> is that instance: transferability 0.94 under the published rule, 1.02 under the nested audit, unremarkable in the residual audit, and a binary AUC of 1.0000. It sat in the audited condition of the campaign this paper reports. The test that finds it is in Section 4.3 and reads no labels; it is cheap, and we recommend running it before any transferability audit rather than after. Two things about the episode are worth stating plainly. The first is that attribution did not miss this column — it ranked it first, at 0.2279 — so the failure was ours in reading a high importance as evidence of signal, which is the mirror of the error Section 6.2 documents in the other direction. The second is that our own criterion was documented as having this limit before we hit it, and documenting a limit is not the same as guarding against it. What the omission cost we measured rather than assumed, by retraining every detector under both protocols with the column removed: at most 0.0038 of macro-F1 under the stratified protocol and 0.0263 under the temporal one, a ratio of 7 between protocols, the same signature the other twelve exclusions show. No conclusion of this paper turns on it, and one is sharpened, since under the corrected list the two boosted ensembles fall further from the top of the temporal ranking than they already did. One column adjacent to this question stays unresolved. </w:t>
       </w:r>
       <w:r>
         <w:rPr>
@@ -39841,7 +39841,7 @@
           <w:sz w:val="18"/>
           <w:szCs w:val="18"/>
         </w:rPr>
-        <w:t xml:space="preserve">Sensitivity of the blacklist to the transferability threshold. Behavioural columns are those the rule excludes; the blacklist column adds the four positional columns excluded by name. The operative row is the rule this paper applies. Computed from the released transferability table by paper/sensitivity_threshold.py, without retraining.</w:t>
+        <w:t xml:space="preserve">Sensitivity of the blacklist to the transferability threshold. Behavioural columns are those the rule excludes; the blacklist column adds the four positional columns excluded by name, but not the identifier column, which no threshold on this ratio reaches, so the operative row reads twelve where the published blacklist has thirteen. The operative row is the rule this paper applies. Computed from the released transferability table by paper/sensitivity_threshold.py, without retraining.</w:t>
       </w:r>
     </w:p>
     <w:tbl>
@@ -41805,7 +41805,7 @@
           <w:sz w:val="22"/>
           <w:szCs w:val="22"/>
         </w:rPr>
-        <w:t xml:space="preserve">The time cap binds unequally: the FT-Transformer completed one trial and naive Bayes twenty. Two causes are entangled here and we can separate them only partially. The first is model cost, which is intrinsic. The second is that the cap was enforced against wall-clock time in a hosted runtime whose accelerator allocation varied between sessions: one FT-Transformer fit took 31 602 s against a median of 362 s for the same model on the other five splits, a factor of 87 that no property of the model explains. The number of trials a model received therefore reflects hardware availability as well as architecture. This does not affect any accuracy we report, since training on CPU or GPU yields the same model up to floating-point non-determinism and the seeds are fixed, and it strengthens rather than weakens the FT-Transformer's temporal-protocol lead, obtained with a single and essentially untuned configuration. But it means the tuned arm is not an equal-effort comparison, for a reason beyond the one we set out to declare. A budget expressed in training steps or epochs rather than wall-clock seconds would not have this defect, and we recommend it for replication. For the same reason our artefact records the runtime environment once per session rather than once per run, so the hardware used for an individual run cannot be recovered from the released results.</w:t>
+        <w:t xml:space="preserve">The time cap binds unequally: the FT-Transformer completed one trial and naive Bayes twenty. Two causes are entangled here and we can separate them only partially. The first is model cost, which is intrinsic. The second is that the cap was enforced against wall-clock time in a hosted runtime whose accelerator allocation varied between sessions: one FT-Transformer fit took 31 602 s against a median of 362 s for the same model on the other five splits, a factor of 87 that no property of the model explains. The number of trials a model received therefore reflects hardware availability as well as architecture. We cannot claim that this leaves the reported accuracies untouched. Re-fitting the FT-Transformer in a later session moved its temporal macro-F1 by 0.0187, more than the effect that the feature correction reported above measures, and the runtime records neither which accelerator served a given run nor whether one was attached at all, so the two cannot be separated after the fact. What the confound does not weaken is the FT-Transformer's temporal-protocol lead, obtained with a single and essentially untuned configuration, since a smaller search budget cannot flatter it. But it means the tuned arm is not an equal-effort comparison, for a reason beyond the one we set out to declare. A budget expressed in training steps or epochs rather than wall-clock seconds would not have this defect, and we recommend it for replication. For the same reason our artefact records the runtime environment once per session rather than once per run, so the hardware used for an individual run cannot be recovered from the released results.</w:t>
       </w:r>
     </w:p>
     <w:p>
@@ -42057,7 +42057,7 @@
           <w:sz w:val="22"/>
           <w:szCs w:val="22"/>
         </w:rPr>
-        <w:t xml:space="preserve">For the corpus itself, we report that the nine-class task is saturated under a random split, with eleven pairs of models statistically indistinguishable, and that the ranking only becomes interpretable under the temporal protocol, where the FT-Transformer leads and the boosted trees that dominate the random split fall to mid-table. Calibration follows the same pattern: near-perfect under a random split, it degrades under temporal evaluation for ten of the eleven detectors, by factors of 241 to 457 for the three that the random split ranks best calibrated, so calibration measured under a random split describes the split rather than the detector. We publish a thirteen-feature blacklist together with the full transferability spectrum under both normalisations, from which a stricter seventeen-feature blacklist can be derived, as well as the frozen splits, the calibrated operating points under both protocols, the CPU cost of every detector, and the trained models, so that future work on GeNIS can start from an audited protocol rather than reconstruct one.</w:t>
+        <w:t xml:space="preserve">For the corpus itself, we report that the nine-class task is saturated under a random split, with eleven pairs of models statistically indistinguishable, and that the ranking only becomes interpretable under the temporal protocol, where the FT-Transformer leads and the boosted trees that dominate the random split fall to the bottom third. Calibration follows the same pattern: near-perfect under a random split, it degrades under temporal evaluation for nine of the eleven detectors, by factors of 146 to 1403 for the three that the random split ranks best calibrated, so calibration measured under a random split describes the split rather than the detector. We publish a thirteen-feature blacklist together with the full transferability spectrum under both normalisations, from which a stricter seventeen-feature blacklist can be derived, as well as the frozen splits, the calibrated operating points under both protocols, the CPU cost of every detector, and the trained models, so that future work on GeNIS can start from an audited protocol rather than reconstruct one.</w:t>
       </w:r>
     </w:p>
     <w:p>
@@ -42189,7 +42189,7 @@
           <w:sz w:val="22"/>
           <w:szCs w:val="22"/>
         </w:rPr>
-        <w:t xml:space="preserve"> contains the trained detectors of the reference configuration and their fitted preprocessing parameters. The two measurements this paper adds without retraining are in the repository rather than in the archive, since both are derived from files it already contains: the CICIDS2017 audit of Section 7 under experiments/e2, and the two-protocol calibration and residual redundancy of Sections 6.2 and 6.5 under experiments/e3, each with the notebook that produced it under colab/. The disposition of every column is released in machine-readable form as paper/blacklist.csv in that repository: one row for each of the 90 columns the audit had an opinion about, giving its category, whether it was excluded and under which rule, the two single-feature accuracies, τ and τ*, and its transferability and rank under the nested audit of Section 4.3. It is generated from the archived results by paper/make_blacklist_csv.py, which asserts that it reproduces every count reported here.</w:t>
+        <w:t xml:space="preserve"> contains the trained detectors of the reference configuration and their fitted preprocessing parameters. The two measurements this paper adds without retraining are in the repository rather than in the archive, since both are derived from files it already contains: the CICIDS2017 audit of Section 7 under experiments/e2, and the two-protocol calibration and residual redundancy of Sections 6.2 and 6.5 under experiments/e3, each with the notebook that produced it under colab/. The correction of Section 9 is a third addition and it does retrain: the capture-file test that identifies the offending column is under experiments/e7, and the campaign that repeats the audited condition without it — 180 runs over fifteen configurations, both protocols and five seeds, together with the re-measured inference cost and the paired tests of Figures 9 and 11 — is under experiments/e8, again with its notebook under colab/. Tables 2, 7, 8, 10 and 13 and Figures 5, 9, 10, 11, 14 and 18 are computed from that campaign by the scripts under paper/, each of which asserts the counts it reproduces. The disposition of every column is released in machine-readable form as paper/blacklist.csv in that repository: one row for each of the 90 columns the audit had an opinion about, giving its category, whether it was excluded and under which rule, the two single-feature accuracies, τ and τ*, and its transferability and rank under the nested audit of Section 4.3. It is generated from the archived results by paper/make_blacklist_csv.py, which asserts that it reproduces every count reported here.</w:t>
       </w:r>
     </w:p>
     <w:p>

--- a/paper/GeNIS_benchmark_article.docx
+++ b/paper/GeNIS_benchmark_article.docx
@@ -42457,7 +42457,7 @@
           <w:sz w:val="19"/>
           <w:szCs w:val="19"/>
         </w:rPr>
-        <w:t xml:space="preserve">[14] M. Cantone, C. Marrocco, A. Bria, On the cross-dataset generalization of machine learning for network intrusion detection, IEEE Access 12 (2024) 144489–144508.</w:t>
+        <w:t xml:space="preserve">[14] M. Cantone, C. Marrocco, A. Bria, Machine learning in network intrusion detection: A cross-dataset generalization study, IEEE Access 12 (2024) 144489–144508.</w:t>
       </w:r>
     </w:p>
     <w:p>

--- a/paper/GeNIS_benchmark_article.docx
+++ b/paper/GeNIS_benchmark_article.docx
@@ -42757,7 +42757,7 @@
           <w:sz w:val="19"/>
           <w:szCs w:val="19"/>
         </w:rPr>
-        <w:t xml:space="preserve">[34] J. Snoek, Y. Ovadia, E. Fertig, B. Lakshminarayanan, S. Nowozin, D. Sculley, J. V. Dillon, J. Ren, Z. Nado, Can you trust your model’s uncertainty? Evaluating predictive uncertainty under dataset shift, in: Advances in Neural Information Processing Systems (NeurIPS), 2019, arXiv:1906.02530.</w:t>
+        <w:t xml:space="preserve">[34] J. Snoek, Y. Ovadia, E. Fertig, B. Lakshminarayanan, S. Nowozin, D. Sculley, J. V. Dillon, J. Ren, Z. Nado, Can you trust your model’s uncertainty? Evaluating predictive uncertainty under dataset shift, in: Advances in Neural Information Processing Systems (NeurIPS), 2019.</w:t>
       </w:r>
     </w:p>
     <w:sectPr>

--- a/paper/GeNIS_benchmark_article.docx
+++ b/paper/GeNIS_benchmark_article.docx
@@ -6760,7 +6760,7 @@
           <w:sz w:val="22"/>
           <w:szCs w:val="22"/>
         </w:rPr>
-        <w:t xml:space="preserve">Table 2 reports the nine-class benchmark. Under the stratified protocol the nine-class task, as posed here and with this feature set, is essentially solved: XGBoost and LightGBM reach macro-F1 1.0000 ± 0.0000 across five seeds, random forest and the FT-Transformer 0.9999, and nine of the eleven detectors exceed 0.99. McNemar tests with Holm correction confirm what the point estimates suggest (Figure 9): of the 45 model pairs, 11 are </w:t>
+        <w:t xml:space="preserve">Table 2 reports the nine-class benchmark. Under the stratified protocol the nine-class task, as posed here and with this feature set, is essentially solved: LightGBM reaches macro-F1 1.0000 ± 0.0001 across five seeds, and XGBoost, random forest and the FT-Transformer 0.9999 ± 0.0001, and nine of the eleven detectors exceed 0.99. McNemar tests with Holm correction confirm what the point estimates suggest (Figure 9): of the 45 model pairs, 11 are </w:t>
       </w:r>
       <w:r>
         <w:rPr>
@@ -6784,7 +6784,7 @@
           <w:sz w:val="22"/>
           <w:szCs w:val="22"/>
         </w:rPr>
-        <w:t xml:space="preserve"> significantly different at α = 0.05, and these include every pair among {XGBoost, LightGBM, random forest, FT-Transformer} as well as logistic regression against the FT-Transformer, the CNN and the DNN. The bootstrap intervals (Figure 11) overlap accordingly.</w:t>
+        <w:t xml:space="preserve"> significantly different at α = 0.05, and these include every pair among {XGBoost, LightGBM, random forest, FT-Transformer} as well as logistic regression against the RNN, the CNN and the DNN. The bootstrap intervals (Figure 11) overlap accordingly.</w:t>
       </w:r>
     </w:p>
     <w:p>
@@ -16765,7 +16765,7 @@
           <w:sz w:val="22"/>
           <w:szCs w:val="22"/>
         </w:rPr>
-        <w:t xml:space="preserve">The temporal protocol is where the ranking moves (Figure 10). The FT-Transformer leads at 0.9901, followed by logistic regression (0.9881), the CNN (0.9848) and the RNN (0.9837); the DNN follows at 0.9773, and XGBoost and LightGBM fall to 0.9666 and 0.9649, ahead only of k-NN at 0.9574 and random forest at 0.9530. The gradient-boosted models that were unbeatable under a random split fell to the bottom third under the per-class temporal protocol on GeNIS, and a linear model outranked them. Because the stratified top group is statistically indistinguishable (Section 6.1), the temporal column is the only part of Table 2 in which the detectors separate at all. That is not the same as a statistically established ranking, and we do not claim one: the temporal protocol yields a single deterministic partition, so this column carries no variance estimate, no confidence interval and no paired test. It is an observed ordering on one partition. The gaps inside the leading four span 0.0064, from the FT-Transformer down to the RNN, which is the range in which the five-seed dispersion of the stratified protocol already sits, so none of those four should be read as established above another. What lies outside that range is the distance to the boosted ensembles: 0.0235 from the leader to XGBoost, five times the largest seed dispersion in Table 2. What the column does support is the coarser and more robust observation that the two boosted ensembles, unbeatable under a random split, are no longer at the top once the protocol changes.</w:t>
+        <w:t xml:space="preserve">The temporal protocol is where the ranking moves (Figure 10). The FT-Transformer leads at 0.9901, followed by logistic regression (0.9881), the CNN (0.9848) and the RNN (0.9837); the DNN follows at 0.9773, and XGBoost and LightGBM fall to 0.9666 and 0.9649, ahead only of k-NN at 0.9574 and random forest at 0.9530. The gradient-boosted models that were unbeatable under a random split fell to the bottom third under the per-class temporal protocol on GeNIS, and a linear model outranked them. Because the stratified top group is statistically indistinguishable (Section 6.1), the temporal column is the only part of Table 2 in which the detectors separate at all. That is not the same as a statistically established ranking, and we do not claim one: the temporal protocol yields a single deterministic partition, so this column carries no variance estimate, no confidence interval and no paired test. It is an observed ordering on one partition. The gaps inside the leading four span 0.0064, from the FT-Transformer down to the RNN, which is the range in which the five-seed dispersion of the stratified protocol already sits, so none of those four should be read as established above another. What lies outside that range is the distance to the boosted ensembles: 0.0235 from the leader to XGBoost, five times the largest seed dispersion in Table 2 outside naive Bayes. What the column does support is the coarser and more robust observation that the two boosted ensembles, unbeatable under a random split, are no longer at the top once the protocol changes.</w:t>
       </w:r>
     </w:p>
     <w:p>
@@ -16971,7 +16971,7 @@
           <w:sz w:val="22"/>
           <w:szCs w:val="22"/>
         </w:rPr>
-        <w:t xml:space="preserve">Table 6 gives the effect on detection. The boosted trees are essentially interval-invariant: XGBoost holds 1.0000 at 5, 10 and 60 s and 0.9999 at 30 s, and LightGBM holds ≥ 0.9999 everywhere except at 10 s, where four of its five runs are at or above 0.9999 and the fifth is 0.8374. That run is not dispersion around a mean but a different outcome: five of its nine per-class F1 scores fall below 0.99, the worst being </w:t>
+        <w:t xml:space="preserve">Table 6 gives the effect on detection. The boosted trees are essentially interval-invariant: across their forty runs neither falls below 0.9998, with a single exception — LightGBM at 10 s, where four of its five runs are at or above 0.9999 and the fifth is 0.8374. That run is not dispersion around a mean but a different outcome: five of its nine per-class F1 scores fall below 0.99, the worst being </w:t>
       </w:r>
       <w:r>
         <w:rPr>
@@ -17067,7 +17067,7 @@
           <w:sz w:val="22"/>
           <w:szCs w:val="22"/>
         </w:rPr>
-        <w:t xml:space="preserve">The interval study first ran three seeds at 5, 10 and 30 s against five at 60 s, so the comparison across intervals was unbalanced and the 10-second collapse rested on one observation in three. The two missing seeds have since been measured, on a rerun that reproduced a published run to the bit before extending it, and Table 6 now carries five seeds at every interval. The collapse does not reproduce: one run of five falls to 0.8374 and the other four sit at or above 0.9999. It is an isolated failure of a single fit rather than an instability of LightGBM at that window, and it is reported as five runs rather than as a mean for that reason. The additional seeds also produced the mirror image on the DNN at 30 s, where four runs cluster near 0.849 and the fifth reaches 0.9879; the same rule applies to our own figure, and the runs are given rather than their average. Nothing else in the subsection moved: XGBoost is invariant across all twenty of its runs, and the DNN's decline with window length is carried by every seed at every interval.</w:t>
+        <w:t xml:space="preserve">The interval study first ran three seeds at 5, 10 and 30 s against five at 60 s, so the comparison across intervals was unbalanced and the 10-second collapse rested on one observation in three. The two missing seeds have since been measured, on a rerun that reproduced a published run to the bit before extending it, and Table 6 now carries five seeds at every interval. The collapse does not reproduce: one run of five falls to 0.8374 and the other four sit at or above 0.9999. It is an isolated failure of a single fit rather than an instability of LightGBM at that window, and it is reported as five runs rather than as a mean for that reason. The additional seeds also produced the mirror image on the DNN at 30 s, where four runs cluster near 0.849 and the fifth reaches 0.9879; the same rule applies to our own figure, and the runs are given rather than their average. Nothing else in the subsection moved: XGBoost spans 0.0002 across all twenty of its runs, and the DNN's decline with window length is carried by every seed at every interval.</w:t>
       </w:r>
     </w:p>
     <w:p>
@@ -21803,7 +21803,7 @@
           <w:sz w:val="22"/>
           <w:szCs w:val="22"/>
         </w:rPr>
-        <w:t xml:space="preserve"> 0.0043 on the test partition, and the CNN loses 0.0067 despite no validation gain at all. Selecting on a single validation split, then retraining across five seeds, is enough to invert the sign of a small effect, a reminder that the guarantee “trial 0 is the default configuration” holds only for the quantity being optimised. Second, and despite this, the ranking of Table 2 is unchanged by tuning, which is the question a tuned arm exists to answer: the ordering is not an artefact of default settings.</w:t>
+        <w:t xml:space="preserve"> 0.0046 on the test partition, and logistic regression inverts the same way on a smaller scale, +0.0005 against −0.0003. Of the four models whose search adopted a configuration at all, two moved down on the test partition after moving up on validation. Selecting on a single validation split, then retraining across five seeds, is enough to invert the sign of a small effect, a reminder that the guarantee “trial 0 is the default configuration” holds only for the quantity being optimised. Second, and despite this, the ranking of Table 2 is unchanged by tuning, which is the question a tuned arm exists to answer: the ordering is not an artefact of default settings.</w:t>
       </w:r>
     </w:p>
     <w:p>
@@ -21893,7 +21893,7 @@
           <w:sz w:val="22"/>
           <w:szCs w:val="22"/>
         </w:rPr>
-        <w:t xml:space="preserve">These figures are recomputed from stored probability matrices held in half precision, so before reading them we checked that the round trip through storage had not degraded the measurement. The stratified expected calibration errors recomputed here agree with Table 7 to the four decimals that table reports, for every detector. The temperatures fitted here differ slightly, because the grid searched is bounded at 0.05 below and 5 above: the values for the FT-Transformer (1.000 against 0.995), k-NN (2.873 against 2.835) and naive Bayes (5.000 against 5.821) are grid artefacts and not disagreements. Nothing in the comparison between the two protocols depends on those bounds, since both protocols are calibrated on the same grid.</w:t>
+        <w:t xml:space="preserve">These figures are recomputed from stored probability matrices, so before reading them we checked that the computation reproduces itself. The check is the published feature condition, replayed through the same code and compared against the earlier recomputation: raw expected calibration error agrees to within 0.0031 across both protocols. After temperature scaling the agreement is uneven, and the asymmetry is the point. It is 0.0002 under the stratified protocol and 0.0075 under the temporal one, although the fits underneath reproduce equally well on both. What amplifies is the scaling: the likelihood surface is flat near its optimum, so a small change in the probabilities moves the fitted temperature far enough to move the calibrated error with it. The last column of Table 8 is therefore the least stable quantity this paper reports, and its caption says so. One further caveat is arithmetic rather than statistical: the grid is bounded at 0.05 below and 5 above, so the temperature reported for naive Bayes is the ceiling of that grid and not an optimum. Nothing in the comparison between the two protocols depends on those bounds, since both protocols are calibrated on the same grid.</w:t>
       </w:r>
     </w:p>
     <w:p>
@@ -35775,7 +35775,7 @@
         <w:t xml:space="preserve">Robustness to the aggregation interval separates the families more sharply than accuracy does.</w:t>
       </w:r>
       <w:r>
-        <w:t xml:space="preserve"> The interval is an infrastructure parameter chosen by whoever deploys the exporter, not a property the detector controls, so sensitivity to it is a viability question. The tree ensembles are indifferent: XGBoost holds macro-F1 1.0000 at 5, 10 and 60 seconds and 0.9999 at 30, with a zero false-positive rate at all four. The DNN is not: it falls from 0.9968 at 60 s to 0.85 at 30 s and to roughly 0.51 at 10 and 5 s, with false-positive rates of 34 and 39% at the two shortest intervals. Combined with its weak showing under the temporal protocol (0.9773), the DNN is the one detector in this benchmark we would not deploy. We also record an instability on the other side: at the 10-second interval one LightGBM seed out of five collapsed to 0.8374 with a 7.71% false-positive rate while the other four stayed at or above 0.9999.</w:t>
+        <w:t xml:space="preserve"> The interval is an infrastructure parameter chosen by whoever deploys the exporter, not a property the detector controls, so sensitivity to it is a viability question. The tree ensembles are indifferent: XGBoost never falls below 0.9998 across its twenty runs, with a zero false-positive rate at every interval. The DNN is not: it falls from 0.9968 at 60 s to about 0.849 at 30 s on four of five seeds, with a fifth at 0.9879, and to roughly 0.51 at 10 and 5 s, with false-positive rates of 34 and 39% at the two shortest intervals. Combined with its weak showing under the temporal protocol (0.9773), the DNN is the one detector in this benchmark we would not deploy. We also record an instability on the other side: at the 10-second interval one LightGBM seed out of five collapsed to 0.8374 with a 7.71% false-positive rate while the other four stayed at or above 0.9999.</w:t>
       </w:r>
     </w:p>
     <w:p>
@@ -36941,7 +36941,7 @@
                 <w:sz w:val="18"/>
                 <w:szCs w:val="18"/>
               </w:rPr>
-              <w:t xml:space="preserve">≥ 0.9999 at every interval</w:t>
+              <w:t xml:space="preserve">≥ 0.9998 at every interval</w:t>
             </w:r>
           </w:p>
         </w:tc>
@@ -39791,7 +39791,7 @@
           <w:sz w:val="22"/>
           <w:szCs w:val="22"/>
         </w:rPr>
-        <w:t xml:space="preserve">The rule excludes a feature when its transferability falls below 0.50, and nothing in the data fixes that number. Table 16 reports what other choices would have produced. Two facts qualify the choice. It is stable locally: the blacklist is exactly the same for any threshold in the interval from 0.49 to 0.54, so the eight excluded columns are not a knife-edge artefact. But it is not the separation the data would have chosen: the widest gap in the transferability distribution of the thirty-eight eligible features lies between 0.67 and 0.79, and a threshold placed in that gap would exclude sixteen behavioural columns rather than eight. Our threshold sits in the fifth-widest gap of that distribution out of thirty-seven, 0.047 wide against 0.125 for the widest, so the local stability reported above is real but modest. We keep 0.50 because it is the rule the published blacklist was produced under, and because doubling the exclusions on a criterion the corpus alone suggests would make the benchmark harder to compare with any other work; but a reader who prefers the data-driven boundary should read the 0.70 row of Table 16 as the alternative. What we do not report is the macro-F1 of every detector under each of these blacklists, which would require seven further campaigns; that is the experiment this analysis calls for and does not replace.</w:t>
+        <w:t xml:space="preserve">The rule excludes a feature when its transferability falls below 0.50, and nothing in the data fixes that number. Table 16 reports what other choices would have produced. Two facts qualify the choice. It is stable locally: the blacklist is exactly the same for any threshold in the interval from 0.49 to 0.54, so the eight excluded columns are not a knife-edge artefact. But it is not the separation the data would have chosen: the widest gap in the transferability distribution of the thirty-eight eligible features lies between 0.67 and 0.79, and a threshold placed in that gap would exclude sixteen behavioural columns rather than eight. Our threshold sits in the fifth-widest gap of that distribution out of thirty-seven, 0.047 wide against 0.125 for the widest, so the local stability reported above is real but modest. We keep 0.50 because it is the rule the published blacklist was produced under, and because doubling the exclusions on a criterion the corpus alone suggests would make the benchmark harder to compare with any other work; but a reader who prefers the data-driven boundary should read the 0.70 row of Table 16 as the alternative. That table counts columns and not consequences. What the choice costs in detection is measured further down in this section, for four of these lists and under both protocols.</w:t>
       </w:r>
     </w:p>
     <w:p>

--- a/paper/GeNIS_benchmark_article.docx
+++ b/paper/GeNIS_benchmark_article.docx
@@ -4030,7 +4030,7 @@
           <w:sz w:val="18"/>
           <w:szCs w:val="18"/>
         </w:rPr>
-        <w:t xml:space="preserve">Class distribution of the 60-second slice, preserved end to end by our protocol. Natural here means unmodified by us: it is the distribution the CyberRange scenarios produced, not that of an operational enterprise network. Volumetric denial-of-service floods account for 87.3% of the flows, benign traffic for 7.42% and the three brute-force families for 5.32% together. Two consequences follow. Macro-F1 rather than accuracy is the meaningful headline metric, and the brute-force families, which are the smallest, are where the detectors actually differ. The 20% test partition holds 5 030 benign flows, so a single false positive is 0.0199 percentage points and every false-positive rate we report is an integer multiple of that step.</w:t>
+        <w:t xml:space="preserve">Class distribution of the 60-second slice, preserved end to end by our protocol. Natural here means unmodified by us: it is the distribution the CyberRange scenarios produced, not that of an operational enterprise network. Volumetric denial-of-service floods account for 87.26% of the flows, benign traffic for 7.42% and the three brute-force families for 5.32% together. Two consequences follow. Macro-F1 rather than accuracy is the meaningful headline metric, and the brute-force families, which are the smallest, are where the detectors actually differ. The 20% test partition holds 5 030 benign flows, so a single false positive is 0.0199 percentage points and every false-positive rate we report is an integer multiple of that step.</w:t>
       </w:r>
     </w:p>
     <w:p>
@@ -6896,7 +6896,7 @@
           <w:sz w:val="18"/>
           <w:szCs w:val="18"/>
         </w:rPr>
-        <w:t xml:space="preserve">Per-class F1 under the audited condition. Ten of the eleven detectors are uniformly strong across all nine classes, the lowest single cell being 0.9796; only naive Bayes fails, and it fails on most classes at once, worst on bruteforce-ssh.</w:t>
+        <w:t xml:space="preserve">Per-class F1 under the audited condition. The majority baseline is not plotted; nine of the ten detectors shown are uniformly strong across all nine classes, the lowest single cell being 0.9796; only naive Bayes fails, and it fails on most classes at once, worst on bruteforce-ssh.</w:t>
       </w:r>
     </w:p>
     <w:p>
@@ -32225,7 +32225,7 @@
           <w:sz w:val="18"/>
           <w:szCs w:val="18"/>
         </w:rPr>
-        <w:t xml:space="preserve">Inference cost against detection quality under the temporal protocol. The vertical axis deliberately carries the temporal macro-F1 rather than the stratified one: Section 6.1 shows that eleven pairs are statistically indistinguishable under a random split, so heights read from that column would not be comparable. Both axes are the audited condition as corrected in Section 9. Throughput spans three orders of magnitude, and no detector occupies the top-right corner: the FT-Transformer buys the best quality at the worst throughput, logistic regression is within 0.0020 of it at 2 600 times the throughput, and the DNN is dominated on both axes.</w:t>
+        <w:t xml:space="preserve">Inference cost against detection quality under the temporal protocol. The vertical axis deliberately carries the temporal macro-F1 rather than the stratified one: Section 6.1 shows that eleven pairs are statistically indistinguishable under a random split, so heights read from that column would not be comparable. Both axes are the audited condition as corrected in Section 9. Throughput spans three orders of magnitude, and no detector occupies the top-right corner: the FT-Transformer buys the best quality at the worst throughput, logistic regression is within 0.0020 of it at 1 097 times the throughput, and the DNN is dominated on both axes.</w:t>
       </w:r>
     </w:p>
     <w:p>
@@ -32351,7 +32351,7 @@
           <w:sz w:val="18"/>
           <w:szCs w:val="18"/>
         </w:rPr>
-        <w:t xml:space="preserve">Macro-F1 at five rolling origins under the per-class temporal protocol, audited condition. The vertical axis is broken: eight detectors live inside a 0.03 band and the two boosted ensembles leave it. The origin at 0.60 rebuilds the published partition exactly, and reproduces its four deterministic detectors to the bit. The majority baseline (0.036) and naive Bayes (0.54) lie outside both panels and are omitted.</w:t>
+        <w:t xml:space="preserve">Macro-F1 at five rolling origins under the per-class temporal protocol, audited condition. Eight detectors are plotted and the vertical axis is broken. Four of them stay inside the upper 0.03 band at every origin; the two boosted ensembles leave it at the two earliest origins, which the lower panel resolves, and the RNN at 0.45 and the DNN at 0.40 dip below it without a panel of their own. The origin at 0.60 rebuilds the published partition exactly, and reproduces its four deterministic detectors to the bit. The majority baseline (0.036) and naive Bayes (0.54) lie outside both panels and are omitted.</w:t>
       </w:r>
     </w:p>
     <w:p>
@@ -41719,7 +41719,7 @@
           <w:sz w:val="18"/>
           <w:szCs w:val="18"/>
         </w:rPr>
-        <w:t xml:space="preserve">Single-feature accuracy against temporal horizon. Each decision tree is fitted once on the training partition of the temporal protocol, then scored on eight successive slices of the remaining 40% of each class; slices 1–4 make up the validation partition and 5–8 the test partition. The eight blacklisted columns lose 0.393 of accuracy on average between the first slice and the last, against 0.137 for the six retained controls, and the six numerically identical duration columns trace a single curve. This is why the audit is estimated on the most distant partition available: the quantity it measures is decay with temporal distance, and the validation partition is too close to the training window to exhibit it (Section 4.3).</w:t>
+        <w:t xml:space="preserve">Single-feature accuracy against temporal horizon. Each decision tree is fitted once on the training partition of the temporal protocol, then scored on eight successive slices of the remaining 40% of each class; slices 1–4 make up the validation partition and 5–8 the test partition. The eight blacklisted columns lose 0.393 of accuracy on average between the first slice and the last, against 0.137 for the six retained controls, and the six numerically identical duration columns trace a single curve. One of those six controls is IdleTime, which Section 9 excludes on a criterion this figure does not apply; dropping it lowers the controls' average loss to 0.128 and widens the gap, so the figure as drawn is the conservative reading. This is why the audit is estimated on the most distant partition available: the quantity it measures is decay with temporal distance, and the validation partition is too close to the training window to exhibit it (Section 4.3).</w:t>
       </w:r>
     </w:p>
     <w:p>

--- a/paper/GeNIS_benchmark_article.docx
+++ b/paper/GeNIS_benchmark_article.docx
@@ -5746,7 +5746,7 @@
           <w:sz w:val="22"/>
           <w:szCs w:val="22"/>
         </w:rPr>
-        <w:t xml:space="preserve">The obvious remedy is not available. Recomputed on the validation partition, the rule excludes nothing at all. The stratified single-feature accuracies are the same on both partitions, to within 0.0008 on average, as exchangeable partitions of a random split should be; the temporal ones are not, validation giving a higher figure than test for 53 of the 63 behavioural columns, by 0.075 on average. Dur is the clearest case: 0.921 under the stratified protocol on either partition, and 0.627 against 0.304 under the temporal one. The per-class split places training in the first 60% of each class, validation in the next 20% and test in the last 20%, so validation is adjacent to the training window while test lies one step beyond it. A ratio built to measure decay with temporal distance cannot be estimated on the partition closest to training, and Figure 20 shows that decay directly.</w:t>
+        <w:t xml:space="preserve">The obvious remedy is not available. Recomputed on the validation partition, the rule excludes nothing at all. The stratified single-feature accuracies are the same on both partitions, to within 0.0008 on average, as exchangeable partitions of a random split should be; the temporal ones are not, validation giving a higher figure than test for 53 of the 63 behavioural columns, by 0.075 on average. Dur is the clearest case: 0.921 and 0.922 under the stratified protocol on validation and on test, and 0.627 against 0.304 under the temporal one. The per-class split places training in the first 60% of each class, validation in the next 20% and test in the last 20%, so validation is adjacent to the training window while test lies one step beyond it. A ratio built to measure decay with temporal distance cannot be estimated on the partition closest to training, and Figure 20 shows that decay directly.</w:t>
       </w:r>
     </w:p>
     <w:p>
@@ -16995,7 +16995,7 @@
           <w:sz w:val="22"/>
           <w:szCs w:val="22"/>
         </w:rPr>
-        <w:t xml:space="preserve"> at 0.056, and its false-positive rate is 7.7% against at most 0.01% for the other four seeds. We give the five figures rather than any average of them, because no run of this detector at this interval scored anything between 0.84 and 0.99. The DNN, by contrast, collapses as the window shrinks: 0.9968 at 60 s, about 0.849 at 30 s on four of five seeds with a fifth at 0.9879, 0.5120 at 10 s and 0.5235 at 5 s, with false-positive rates of 34% and 39% at the two shortest intervals. Aggregation is doing work that the dense network cannot do for itself, and an evaluation conducted only at 60 s, as in the corpus baseline, would report the neural and tree families as equivalent when they are not.</w:t>
+        <w:t xml:space="preserve"> at 0.056, and its false-positive rate is 7.7% against 0.0143% at worst for the other four seeds. We give the five figures rather than any average of them, because no run of this detector at this interval scored anything between 0.84 and 0.99. The DNN, by contrast, collapses as the window shrinks: 0.9968 at 60 s, about 0.849 at 30 s on four of five seeds with a fifth at 0.9879, 0.5120 at 10 s and 0.5235 at 5 s, with false-positive rates of 34% and 39% at the two shortest intervals. Aggregation is doing work that the dense network cannot do for itself, and an evaluation conducted only at 60 s, as in the corpus baseline, would report the neural and tree families as equivalent when they are not.</w:t>
       </w:r>
     </w:p>
     <w:p>
@@ -17013,7 +17013,7 @@
           <w:sz w:val="22"/>
           <w:szCs w:val="22"/>
         </w:rPr>
-        <w:t xml:space="preserve">Figure 12 resolves this by family, and it withdraws a reading that averaging the runs invites. Detectability is uniformly high for the five denial-of-service families at every interval, never falling below 0.993. The brute-force families carry all of the dispersion, but not in the direction a window-length argument would predict: </w:t>
+        <w:t xml:space="preserve">Figure 12 resolves this by family, and it withdraws a reading that averaging the runs invites. Detectability is uniformly high for the five denial-of-service families at every interval, never falling below 0.992. The brute-force families carry all of the dispersion, but not in the direction a window-length argument would predict: </w:t>
       </w:r>
       <w:r>
         <w:rPr>
@@ -21761,7 +21761,7 @@
           <w:sz w:val="22"/>
           <w:szCs w:val="22"/>
         </w:rPr>
-        <w:t xml:space="preserve">Hyperparameter tuning is similarly inert where it matters. On the test partition it leaves XGBoost, LightGBM, random forest and the FT-Transformer unchanged to four decimals, and moves logistic regression, k-NN and the RNN by at most +0.0016. It transforms only the model that was badly configured to begin with: naive Bayes gains +0.1668 (from 0.5492 to 0.7160), and still finishes last by a wide margin.</w:t>
+        <w:t xml:space="preserve">Hyperparameter tuning is similarly inert where it matters. On the test partition it leaves XGBoost, LightGBM, random forest, the FT-Transformer, the RNN and the CNN untouched, for a reason worth separating from inertia: the search adopted no configuration at all for any of them, their tuned arm being their default arm. Where it did adopt one, it moves logistic regression by -0.0003, k-NN by +0.0033 and the DNN by -0.0046. It transforms only the model that was badly configured to begin with: naive Bayes gains +0.0462, from 0.4464 to 0.4925, and still finishes last of the ten by a wide margin.</w:t>
       </w:r>
     </w:p>
     <w:p>
@@ -21851,7 +21851,7 @@
           <w:sz w:val="22"/>
           <w:szCs w:val="22"/>
         </w:rPr>
-        <w:t xml:space="preserve">Temperature scaling has something to repair under the temporal protocol, and mostly for one detector. </w:t>
+        <w:t xml:space="preserve">Temperature scaling is no longer inert under the temporal protocol, and no longer dependable. </w:t>
       </w:r>
       <w:r>
         <w:rPr>
@@ -21863,7 +21863,7 @@
           <w:sz w:val="22"/>
           <w:szCs w:val="22"/>
         </w:rPr>
-        <w:t xml:space="preserve">Under the stratified protocol temperature scaling moved the expected calibration error by less than 0.001 in either direction, which we recorded above as a negative result. Under the temporal protocol it is no longer inert, but neither is it uniformly useful. It repairs the FT-Transformer decisively, from 0.0174 to 0.0016, an order of magnitude, and it helps k-NN (0.0125 to 0.0064) and LightGBM (0.0083 to 0.0070). It leaves random forest essentially unchanged at 0.0169, still the worst of the accurate detectors, and it makes the RNN, the DNN and XGBoost slightly worse. The fitted temperatures say the same thing from the other side. Under the stratified protocol the boosted ensembles sit at 0.05, the floor of the search grid, the signature of near-deterministic posteriors; under the temporal protocol LightGBM rises to 0.562 and random forest to 0.245, because a model asked to generalise across time no longer produces deterministic posteriors. The FT-Transformer moves the other way, from 1.000 to 0.050: its temporal posteriors are under-confident rather than over-confident, and sharpening them is what removes nine tenths of its calibration error. The practical consequence is narrow but real. A temperature fitted under a random split is the wrong temperature for deployment on traffic that postdates training, and on this corpus it is wrong by an order of magnitude for the detector that leads under temporal evaluation.</w:t>
+        <w:t xml:space="preserve">Under the stratified protocol temperature scaling moved the expected calibration error by less than 0.001 in either direction, which we recorded above as a negative result. Under the temporal protocol it does move things, but not reliably in the right direction: it improves five of the eleven detectors and worsens six, and which way it goes cannot be read off the stratified behaviour. The clearest repair is k-NN, from 0.0303 to 0.0160, and the clearest harm is random forest, from 0.0234 to 0.0410, which nearly doubles the error the scaling was fitted to reduce. The FT-Transformer, which leads under this protocol, moves the wrong way too, from 0.0121 to 0.0135. The reason is visible in the fitted temperatures. Withholding the identifier column already moved the tree ensembles off the floor of the grid under the stratified protocol (XGBoost 0.85, LightGBM 1.46, random forest 0.39), so the single parameter no longer has one dominant kind of over-confidence to undo; under the temporal protocol it is fitted on a validation window that sits closer to training than the test window does, and it transfers that mismatch. The practical consequence is narrow but real. A temperature fitted under a random split is the wrong temperature for deployment on traffic that postdates training, and on this corpus a temperature fitted on the temporal validation window is not reliably the right one either.</w:t>
       </w:r>
     </w:p>
     <w:p>

--- a/paper/GeNIS_benchmark_article.docx
+++ b/paper/GeNIS_benchmark_article.docx
@@ -176,7 +176,7 @@
           <w:sz w:val="21"/>
           <w:szCs w:val="21"/>
         </w:rPr>
-        <w:t xml:space="preserve">On shared intrusion-detection corpora, the first numbers published become reference numbers. GeNIS, released in 2025 from an independent CyberRange capture, is at that stage. We audit and benchmark it with eleven supervised and one unsupervised detector across three feature conditions, two protocols and five seeds: 154 runs with paired significance tests. Three findings have methodological implications; we test them by re-running the audit on CICIDS2017. First, attribution-based auditing assigned near-zero importance to every behavioural shortcut we found: all eight score below 10⁻⁴ because they are mutually redundant, six being identical columns. Isolated two-protocol evaluation exposed them; CICIDS2017 carries seven such pairs, ten columns at zero. Second, chronological evaluation alone did not neutralise the shortcut from disjoint attack windows: a timestamp-only probe still reached 98.6% nine-class accuracy under a per-class temporal split, against a 19.4% majority rate. On CICIDS2017 it collapses to 10.3%, so the sufficiency of temporal splitting is a corpus property to be measured, not assumed. Third, the benign-trained autoencoder was anti-correlated with volumetric floods, at AUROC 0.0000 against PSH-ACK floods, which reconstruct more easily than benign traffic. The corpus is saturated under a random split: eleven model pairs are indistinguishable and the ranking uninterpretable. Under temporal evaluation the FT-Transformer leads and the boosted trees that dominated fall to the bottom third. Calibration behaves likewise: near-perfect under a random split, it degrades for nine of eleven detectors. We release the blacklist, transferability spectrum, frozen splits, two-protocol calibration, inference cost and trained models, so later GeNIS work starts from an audited protocol.</w:t>
+        <w:t xml:space="preserve">On shared intrusion-detection corpora, the first numbers published become reference numbers. GeNIS, released in 2025 from an independent CyberRange capture, is at that stage. We audit and benchmark it with eleven supervised and one unsupervised detector across three feature conditions, two protocols and five seeds: 154 runs with paired significance tests. Three findings have methodological implications; we test them by re-running the audit on CICIDS2017. First, attribution-based auditing assigned near-zero importance to every behavioural shortcut we found: all eight score below 10⁻⁴ because they are mutually redundant, six being identical columns. Isolated two-protocol evaluation exposed them; CICIDS2017 carries seven such pairs, ten columns at zero. Second, chronological evaluation alone did not neutralise the shortcut from disjoint attack windows: a timestamp-only probe still reached 98.6% nine-class accuracy under a per-class temporal split, against a 19.4% majority rate. On CICIDS2017 it collapses to 10.3%, so the sufficiency of temporal splitting is a corpus property to be measured, not assumed. Third, the benign-trained autoencoder was anti-correlated with volumetric floods, at AUROC 0.0000 against PSH-ACK floods, which reconstruct more easily than benign traffic. The corpus is saturated under a random split: eleven model pairs are indistinguishable and the ranking uninterpretable. Under temporal evaluation the FT-Transformer leads and the boosted trees that dominated fall behind every neural detector and the linear model. Calibration behaves likewise: near-perfect under a random split, it degrades for nine of eleven detectors. We release the blacklist, transferability spectrum, frozen splits, two-protocol calibration, inference cost and trained models, so later GeNIS work starts from an audited protocol.</w:t>
       </w:r>
     </w:p>
     <w:p>
@@ -11238,7 +11238,7 @@
           <w:sz w:val="18"/>
           <w:szCs w:val="18"/>
         </w:rPr>
-        <w:t xml:space="preserve">, whose importance is three orders of magnitude larger, appears far less predictive on its own — on the nine-class task. On the binary task it separates benign from attack traffic perfectly (AUC 1.0000), because it is a capture-file identifier and the two capture blocks are disjoint. Its vertical position here understates it, and Section 4.3 gives the measurement. </w:t>
+        <w:t xml:space="preserve">, drawn apart because the capture-file test excludes it where neither of the other two criteria reaches it, carries an importance three orders of magnitude larger and yet appears far less predictive on its own — on the nine-class task. On the binary task it separates benign from attack traffic perfectly (AUC 1.0000), because it is a capture-file identifier and the two capture blocks are disjoint. Its vertical position here understates it, and Section 4.3 gives the measurement. </w:t>
       </w:r>
       <w:r>
         <w:rPr>
@@ -16765,7 +16765,7 @@
           <w:sz w:val="22"/>
           <w:szCs w:val="22"/>
         </w:rPr>
-        <w:t xml:space="preserve">The temporal protocol is where the ranking moves (Figure 10). The FT-Transformer leads at 0.9901, followed by logistic regression (0.9881), the CNN (0.9848) and the RNN (0.9837); the DNN follows at 0.9773, and XGBoost and LightGBM fall to 0.9666 and 0.9649, ahead only of k-NN at 0.9574 and random forest at 0.9530. The gradient-boosted models that were unbeatable under a random split fell to the bottom third under the per-class temporal protocol on GeNIS, and a linear model outranked them. Because the stratified top group is statistically indistinguishable (Section 6.1), the temporal column is the only part of Table 2 in which the detectors separate at all. That is not the same as a statistically established ranking, and we do not claim one: the temporal protocol yields a single deterministic partition, so this column carries no variance estimate, no confidence interval and no paired test. It is an observed ordering on one partition. The gaps inside the leading four span 0.0064, from the FT-Transformer down to the RNN, which is the range in which the five-seed dispersion of the stratified protocol already sits, so none of those four should be read as established above another. What lies outside that range is the distance to the boosted ensembles: 0.0235 from the leader to XGBoost, five times the largest seed dispersion in Table 2 outside naive Bayes. What the column does support is the coarser and more robust observation that the two boosted ensembles, unbeatable under a random split, are no longer at the top once the protocol changes.</w:t>
+        <w:t xml:space="preserve">The temporal protocol is where the ranking moves (Figure 10). The FT-Transformer leads at 0.9901, followed by logistic regression (0.9881), the CNN (0.9848) and the RNN (0.9837); the DNN follows at 0.9773, and XGBoost and LightGBM fall to 0.9666 and 0.9649, ahead only of k-NN at 0.9574 and random forest at 0.9530. The gradient-boosted models that were unbeatable under a random split fell behind every neural detector and the linear model under the per-class temporal protocol on GeNIS, and a linear model outranked them. Because the stratified top group is statistically indistinguishable (Section 6.1), the temporal column is the only part of Table 2 in which the detectors separate at all. That is not the same as a statistically established ranking, and we do not claim one: the temporal protocol yields a single deterministic partition, so this column carries no variance estimate, no confidence interval and no paired test. It is an observed ordering on one partition. The gaps inside the leading four span 0.0064, from the FT-Transformer down to the RNN, which is the range in which the five-seed dispersion of the stratified protocol already sits, so none of those four should be read as established above another. What lies outside that range is the distance to the boosted ensembles: 0.0235 from the leader to XGBoost, five times the largest seed dispersion in Table 2 outside naive Bayes. What the column does support is the coarser and more robust observation that the two boosted ensembles, unbeatable under a random split, are no longer at the top once the protocol changes.</w:t>
       </w:r>
     </w:p>
     <w:p>
@@ -35743,7 +35743,7 @@
         <w:t xml:space="preserve">No detector wins on all four axes, and the ordering inverts between them.</w:t>
       </w:r>
       <w:r>
-        <w:t xml:space="preserve"> Under the temporal protocol the FT-Transformer leads at 0.9901, but it processes 548 flows per second, 78 times fewer than XGBoost. XGBoost sits in the bottom third on quality at 0.9666 and is fourth on batched throughput at 42 687 flows per second, but it answers a single flow in 1.22 ms where the three detectors above it on throughput need 0.14 to 77 ms, in a 2.13 MB model, and is unchanged to four decimals by tuning. A benchmark that reports a single axis therefore selects its winner by selecting its axis, which is the practical form of the saturation problem: when eleven pairs are statistically indistinguishable on accuracy, the operative criteria are the ones accuracy does not capture.</w:t>
+        <w:t xml:space="preserve"> Under the temporal protocol the FT-Transformer leads at 0.9901, but it processes 548 flows per second, 78 times fewer than XGBoost. XGBoost falls behind every neural detector and the linear model on quality at 0.9666 and is fourth on batched throughput at 42 687 flows per second, but it answers a single flow in 1.22 ms where the three detectors above it on throughput need 0.14 to 77 ms, in a 2.13 MB model, and is unchanged to four decimals by tuning. A benchmark that reports a single axis therefore selects its winner by selecting its axis, which is the practical form of the saturation problem: when eleven pairs are statistically indistinguishable on accuracy, the operative criteria are the ones accuracy does not capture.</w:t>
       </w:r>
     </w:p>
     <w:p>
@@ -42057,7 +42057,7 @@
           <w:sz w:val="22"/>
           <w:szCs w:val="22"/>
         </w:rPr>
-        <w:t xml:space="preserve">For the corpus itself, we report that the nine-class task is saturated under a random split, with eleven pairs of models statistically indistinguishable, and that the ranking only becomes interpretable under the temporal protocol, where the FT-Transformer leads and the boosted trees that dominate the random split fall to the bottom third. Calibration follows the same pattern: near-perfect under a random split, it degrades under temporal evaluation for nine of the eleven detectors, by factors of 146 to 1403 for the three that the random split ranks best calibrated, so calibration measured under a random split describes the split rather than the detector. We publish a thirteen-feature blacklist together with the full transferability spectrum under both normalisations, from which a stricter seventeen-feature blacklist can be derived, as well as the frozen splits, the calibrated operating points under both protocols, the CPU cost of every detector, and the trained models, so that future work on GeNIS can start from an audited protocol rather than reconstruct one.</w:t>
+        <w:t xml:space="preserve">For the corpus itself, we report that the nine-class task is saturated under a random split, with eleven pairs of models statistically indistinguishable, and that the ranking only becomes interpretable under the temporal protocol, where the FT-Transformer leads and the boosted trees that dominate the random split fall to sixth and seventh of nine, behind every neural detector and the linear model. Calibration follows the same pattern: near-perfect under a random split, it degrades under temporal evaluation for nine of the eleven detectors, by factors of 146 to 1403 for the three that the random split ranks best calibrated, so calibration measured under a random split describes the split rather than the detector. We publish a thirteen-feature blacklist together with the full transferability spectrum under both normalisations, from which a stricter seventeen-feature blacklist can be derived, as well as the frozen splits, the calibrated operating points under both protocols, the CPU cost of every detector, and the trained models, so that future work on GeNIS can start from an audited protocol rather than reconstruct one.</w:t>
       </w:r>
     </w:p>
     <w:p>

--- a/paper/GeNIS_benchmark_article.docx
+++ b/paper/GeNIS_benchmark_article.docx
@@ -176,7 +176,7 @@
           <w:sz w:val="21"/>
           <w:szCs w:val="21"/>
         </w:rPr>
-        <w:t xml:space="preserve">On shared intrusion-detection corpora, the first numbers published become reference numbers. GeNIS, released in 2025 from an independent CyberRange capture, is at that stage. We audit and benchmark it with eleven supervised and one unsupervised detector across three feature conditions, two protocols and five seeds: 154 runs with paired significance tests. Three findings have methodological implications; we test them by re-running the audit on CICIDS2017. First, attribution-based auditing assigned near-zero importance to every behavioural shortcut we found: all eight score below 10⁻⁴ because they are mutually redundant, six being identical columns. Isolated two-protocol evaluation exposed them; CICIDS2017 carries seven such pairs, ten columns at zero. Second, chronological evaluation alone did not neutralise the shortcut from disjoint attack windows: a timestamp-only probe still reached 98.6% nine-class accuracy under a per-class temporal split, against a 19.4% majority rate. On CICIDS2017 it collapses to 10.3%, so the sufficiency of temporal splitting is a corpus property to be measured, not assumed. Third, the benign-trained autoencoder was anti-correlated with volumetric floods, at AUROC 0.0000 against PSH-ACK floods, which reconstruct more easily than benign traffic. The corpus is saturated under a random split: eleven model pairs are indistinguishable and the ranking uninterpretable. Under temporal evaluation the FT-Transformer leads and the boosted trees that dominated fall behind every neural detector and the linear model. Calibration behaves likewise: near-perfect under a random split, it degrades for nine of eleven detectors. We release the blacklist, transferability spectrum, frozen splits, two-protocol calibration, inference cost and trained models, so later GeNIS work starts from an audited protocol.</w:t>
+        <w:t xml:space="preserve">On shared intrusion-detection corpora, the first numbers published become reference numbers. GeNIS, released in 2025 from an independent CyberRange capture, is at that stage. We audit and benchmark it with eleven supervised and one unsupervised detector across three feature conditions, two protocols and five seeds, a campaign of 154 runs with paired significance tests. Three of the findings have methodological implications, and we test each of them by re-running the audit on CICIDS2017. The first is that attribution-based auditing assigned near-zero importance to every behavioural shortcut we found. All eight score below 10⁻⁴, because they are mutually redundant and six of them are numerically identical columns. Isolated two-protocol evaluation exposed them, and CICIDS2017 carries seven such pairs whose fourteen columns include ten that score exactly zero. The second is that chronological evaluation alone did not neutralise the shortcut created by disjoint attack windows. A timestamp-only probe still reached 98.6% nine-class accuracy under a per-class temporal split, against a 19.4% majority rate. On CICIDS2017 it collapses to 10.3%, so the sufficiency of temporal splitting is a corpus property to be measured, not assumed. The third is that the benign-trained autoencoder was anti-correlated with volumetric floods, reaching AUROC 0.0000 against PSH-ACK floods, which reconstruct more easily than benign traffic. For the corpus itself, a random split saturates the task. Eleven model pairs are indistinguishable and the ranking is uninterpretable. Under temporal evaluation the FT-Transformer leads and the boosted trees that dominated fall behind every neural detector and the linear model. Calibration follows the same pattern, near-perfect under a random split and degrading for nine of eleven detectors. We release the blacklist, transferability spectrum, frozen splits, two-protocol calibration, inference cost and trained models, so later GeNIS work starts from an audited protocol.</w:t>
       </w:r>
     </w:p>
     <w:p>
@@ -238,55 +238,7 @@
           <w:sz w:val="22"/>
           <w:szCs w:val="22"/>
         </w:rPr>
-        <w:t xml:space="preserve">Learning-based network intrusion detection is evaluated, almost universally, on a small set of shared corpora, and the field has learned the hard way that the corpus shapes the conclusions. CICIDS2017, the de facto reference for nearly a decade, was later shown to carry feature-extraction and labelling errors that materially change reported performance [1, 2, 3]; systems tuned to its idiosyncrasies aged with it. As the community moves to a new generation of corpora, the question is not only </w:t>
-      </w:r>
-      <w:r>
-        <w:rPr>
-          <w:rFonts w:ascii="Times New Roman" w:cs="Times New Roman" w:eastAsia="Times New Roman" w:hAnsi="Times New Roman"/>
-          <w:b w:val="false"/>
-          <w:bCs w:val="false"/>
-          <w:i/>
-          <w:iCs/>
-          <w:sz w:val="22"/>
-          <w:szCs w:val="22"/>
-        </w:rPr>
-        <w:t xml:space="preserve">which detectors perform best</w:t>
-      </w:r>
-      <w:r>
-        <w:rPr>
-          <w:rFonts w:ascii="Times New Roman" w:cs="Times New Roman" w:eastAsia="Times New Roman" w:hAnsi="Times New Roman"/>
-          <w:b w:val="false"/>
-          <w:bCs w:val="false"/>
-          <w:i w:val="false"/>
-          <w:iCs w:val="false"/>
-          <w:sz w:val="22"/>
-          <w:szCs w:val="22"/>
-        </w:rPr>
-        <w:t xml:space="preserve">, but </w:t>
-      </w:r>
-      <w:r>
-        <w:rPr>
-          <w:rFonts w:ascii="Times New Roman" w:cs="Times New Roman" w:eastAsia="Times New Roman" w:hAnsi="Times New Roman"/>
-          <w:b w:val="false"/>
-          <w:bCs w:val="false"/>
-          <w:i/>
-          <w:iCs/>
-          <w:sz w:val="22"/>
-          <w:szCs w:val="22"/>
-        </w:rPr>
-        <w:t xml:space="preserve">whether the first published numbers on a new corpus measure traffic patterns or artefacts of its generation</w:t>
-      </w:r>
-      <w:r>
-        <w:rPr>
-          <w:rFonts w:ascii="Times New Roman" w:cs="Times New Roman" w:eastAsia="Times New Roman" w:hAnsi="Times New Roman"/>
-          <w:b w:val="false"/>
-          <w:bCs w:val="false"/>
-          <w:i w:val="false"/>
-          <w:iCs w:val="false"/>
-          <w:sz w:val="22"/>
-          <w:szCs w:val="22"/>
-        </w:rPr>
-        <w:t xml:space="preserve">. History suggests the audit should come before the leaderboard, not a decade after.</w:t>
+        <w:t xml:space="preserve">Learning-based network intrusion detection is evaluated, almost universally, on a small set of shared corpora, and the field has learned the hard way that the corpus shapes the conclusions. CICIDS2017, the de facto reference for nearly a decade, was later shown to carry feature-extraction and labelling errors that materially change reported performance [1, 2, 3]; systems tuned to its idiosyncrasies aged with it. As the community moves to a new generation of corpora, the question is not only which detectors perform best, but whether the first published numbers on a new corpus measure traffic patterns or artefacts of its generation. History suggests the audit should come before the leaderboard, not a decade after.</w:t>
       </w:r>
     </w:p>
     <w:p>
@@ -322,31 +274,7 @@
           <w:sz w:val="22"/>
           <w:szCs w:val="22"/>
         </w:rPr>
-        <w:t xml:space="preserve">The starting observation is that on the 60-second slice, </w:t>
-      </w:r>
-      <w:r>
-        <w:rPr>
-          <w:rFonts w:ascii="Times New Roman" w:cs="Times New Roman" w:eastAsia="Times New Roman" w:hAnsi="Times New Roman"/>
-          <w:b w:val="false"/>
-          <w:bCs w:val="false"/>
-          <w:i/>
-          <w:iCs/>
-          <w:sz w:val="22"/>
-          <w:szCs w:val="22"/>
-        </w:rPr>
-        <w:t xml:space="preserve">a classifier given only the capture timestamp separates the nine classes at 99.70% accuracy, against a majority-class rate of 19.42%</w:t>
-      </w:r>
-      <w:r>
-        <w:rPr>
-          <w:rFonts w:ascii="Times New Roman" w:cs="Times New Roman" w:eastAsia="Times New Roman" w:hAnsi="Times New Roman"/>
-          <w:b w:val="false"/>
-          <w:bCs w:val="false"/>
-          <w:i w:val="false"/>
-          <w:iCs w:val="false"/>
-          <w:sz w:val="22"/>
-          <w:szCs w:val="22"/>
-        </w:rPr>
-        <w:t xml:space="preserve">. Attack families occupy narrow, mutually disjoint windows of the capture, so position in time is very nearly a label. Two consequences drive the paper. First, any feature correlated with capture position is a shortcut, and the standard tools for finding shortcuts do not see the ones GeNIS contains. Second, the standard remedy, chronological evaluation, is insufficient here for a structural reason: because the windows are disjoint, a per-class temporal split still leaves the timestamp probe at 98.6%.</w:t>
+        <w:t xml:space="preserve">The starting observation is that on the 60-second slice, a classifier given only the capture timestamp separates the nine classes at 99.70% accuracy, against a majority-class rate of 19.42%. Attack families occupy narrow, mutually disjoint windows of the capture, so position in time is very nearly a label. Two consequences drive the paper. First, any feature correlated with capture position is a shortcut, and the standard tools for finding shortcuts do not see the ones GeNIS contains. Second, the standard remedy, chronological evaluation, is insufficient here for a structural reason: because the windows are disjoint, a per-class temporal split still leaves the timestamp probe at 98.6%.</w:t>
       </w:r>
     </w:p>
     <w:p>
@@ -713,7 +641,43 @@
           <w:sz w:val="22"/>
           <w:szCs w:val="22"/>
         </w:rPr>
-        <w:t xml:space="preserve">Doubts about how faithfully laboratory corpora measure intrusion detection predate deep learning: Sommer and Paxson's classic analysis already warned that closed-world evaluations reward properties of the data rather than of the detector [8]. The subsequent decade validated the warning on the field's main reference. CICIDS2017 [9] became the de facto benchmark, and was then shown to carry defects at every level of its production: errors in the CICFlowMeter feature extractor and in the labels themselves [1], an error prevalence material enough to change reported performance [2], and further labelling mistakes whose correction significantly alters detection results [3]; an independent re-extraction of the corpus from its packet captures adds duplicated and miscalculated features to that list and republishes it corrected [10]. Meanwhile, the most-cited benchmark on that corpus [11], which compares ten supervised and unsupervised algorithms on accuracy, F1 and training/testing time, predates the shortcut-learning literature and evaluates under random splits without a leakage or temporal audit, so its reference numbers inherit whatever artefacts the corpus carries. The lesson is not that testbed corpora or model-zoo benchmarks are useless; it is that a corpus's first years of use fix the community's reference numbers, so the audit of a new corpus is most valuable </w:t>
+        <w:t xml:space="preserve">Doubts about how faithfully laboratory corpora measure intrusion detection predate deep learning: Sommer and Paxson's classic analysis already warned that closed-world evaluations reward properties of the data rather than of the detector [8]. The subsequent decade validated the warning on the field's main reference. CICIDS2017 [9] became the de facto benchmark, and was then shown to carry defects at every level of its production: errors in the CICFlowMeter feature extractor and in the labels themselves [1], an error prevalence material enough to change reported performance [2], and further labelling mistakes whose correction significantly alters detection results [3]; an independent re-extraction of the corpus from its packet captures adds duplicated and miscalculated features to that list and republishes it corrected [10]. Meanwhile, the most-cited benchmark on that corpus [11], which compares ten supervised and unsupervised algorithms on accuracy, F1 and training/testing time, predates the shortcut-learning literature and evaluates under random splits without a leakage or temporal audit, so its reference numbers inherit whatever artefacts the corpus carries. The lesson is not that testbed corpora or model-zoo benchmarks are useless; it is that a corpus's first years of use fix the community's reference numbers, so the audit of a new corpus is most valuable before a literature accumulates on it. GeNIS [4] is exactly at that stage: captured in February 2025 on an Airbus CyberRange simulation of a small and medium-sized enterprise network, exported at four aggregation intervals with the HERA tool [5], built on the Argus flow exporter, and released with raw packets so that alternative feature extractions remain possible, a design choice motivated by the observation that the exporter itself materially affects downstream model performance [12]. Its authors' companion study [6] validates binary and multiclass classification with five feature-selection methods over tree ensembles and deep networks, and stands as the official baseline this paper is anchored to. Two recent studies set the standard against which a new corpus should be read. Goldschmidt and Chudá survey eighty-nine intrusion-detection corpora across thirteen properties, downloading and inspecting each rather than trusting its documentation, and report that defects are the rule rather than the exception and that more corpora have appeared since 2020 than in all preceding years together [13]. Cantone et al. supply the complementary measurement: four detectors trained and tested within one corpus classify almost perfectly, and the same detectors evaluated across corpora fall to approximately chance [14]. Together they are the reason we treat the first numbers published on GeNIS as a claim to be audited rather than a baseline to be beaten, and the reason Section 9 states plainly that our own detector ranking is a single-corpus result.</w:t>
+      </w:r>
+    </w:p>
+    <w:p>
+      <w:pPr>
+        <w:pStyle w:val="Heading2"/>
+        <w:keepNext/>
+        <w:spacing w:after="120" w:before="240"/>
+      </w:pPr>
+      <w:r>
+        <w:rPr>
+          <w:rFonts w:ascii="Calibri" w:cs="Calibri" w:eastAsia="Calibri" w:hAnsi="Calibri"/>
+          <w:b/>
+          <w:bCs/>
+          <w:color w:val="1F3864"/>
+          <w:sz w:val="24"/>
+          <w:szCs w:val="24"/>
+        </w:rPr>
+        <w:t xml:space="preserve">2.2 Shortcut learning and evaluation bias in learned security</w:t>
+      </w:r>
+    </w:p>
+    <w:p>
+      <w:pPr>
+        <w:spacing w:after="120" w:line="276"/>
+        <w:jc w:val="both"/>
+      </w:pPr>
+      <w:r>
+        <w:rPr>
+          <w:rFonts w:ascii="Times New Roman" w:cs="Times New Roman" w:eastAsia="Times New Roman" w:hAnsi="Times New Roman"/>
+          <w:b w:val="false"/>
+          <w:bCs w:val="false"/>
+          <w:i w:val="false"/>
+          <w:iCs w:val="false"/>
+          <w:sz w:val="22"/>
+          <w:szCs w:val="22"/>
+        </w:rPr>
+        <w:t xml:space="preserve">That near-perfect benchmark scores can rest on features unrelated to the phenomenon of interest is now recognised across machine learning as </w:t>
       </w:r>
       <w:r>
         <w:rPr>
@@ -725,7 +689,7 @@
           <w:sz w:val="22"/>
           <w:szCs w:val="22"/>
         </w:rPr>
-        <w:t xml:space="preserve">before</w:t>
+        <w:t xml:space="preserve">shortcut learning</w:t>
       </w:r>
       <w:r>
         <w:rPr>
@@ -737,91 +701,7 @@
           <w:sz w:val="22"/>
           <w:szCs w:val="22"/>
         </w:rPr>
-        <w:t xml:space="preserve"> a literature accumulates on it. GeNIS [4] is exactly at that stage: captured in February 2025 on an Airbus CyberRange simulation of a small and medium-sized enterprise network, exported at four aggregation intervals with the HERA tool [5], built on the Argus flow exporter, and released with raw packets so that alternative feature extractions remain possible, a design choice motivated by the observation that the exporter itself materially affects downstream model performance [12]. Its authors' companion study [6] validates binary and multiclass classification with five feature-selection methods over tree ensembles and deep networks, and stands as the official baseline this paper is anchored to. Two recent studies set the standard against which a new corpus should be read. Goldschmidt and Chudá survey eighty-nine intrusion-detection corpora across thirteen properties, downloading and inspecting each rather than trusting its documentation, and report that defects are the rule rather than the exception and that more corpora have appeared since 2020 than in all preceding years together [13]. Cantone et al. supply the complementary measurement: four detectors trained and tested within one corpus classify almost perfectly, and the same detectors evaluated across corpora fall to approximately chance [14]. Together they are the reason we treat the first numbers published on GeNIS as a claim to be audited rather than a baseline to be beaten, and the reason Section 9 states plainly that our own detector ranking is a single-corpus result.</w:t>
-      </w:r>
-    </w:p>
-    <w:p>
-      <w:pPr>
-        <w:pStyle w:val="Heading2"/>
-        <w:keepNext/>
-        <w:spacing w:after="120" w:before="240"/>
-      </w:pPr>
-      <w:r>
-        <w:rPr>
-          <w:rFonts w:ascii="Calibri" w:cs="Calibri" w:eastAsia="Calibri" w:hAnsi="Calibri"/>
-          <w:b/>
-          <w:bCs/>
-          <w:color w:val="1F3864"/>
-          <w:sz w:val="24"/>
-          <w:szCs w:val="24"/>
-        </w:rPr>
-        <w:t xml:space="preserve">2.2 Shortcut learning and evaluation bias in learned security</w:t>
-      </w:r>
-    </w:p>
-    <w:p>
-      <w:pPr>
-        <w:spacing w:after="120" w:line="276"/>
-        <w:jc w:val="both"/>
-      </w:pPr>
-      <w:r>
-        <w:rPr>
-          <w:rFonts w:ascii="Times New Roman" w:cs="Times New Roman" w:eastAsia="Times New Roman" w:hAnsi="Times New Roman"/>
-          <w:b w:val="false"/>
-          <w:bCs w:val="false"/>
-          <w:i w:val="false"/>
-          <w:iCs w:val="false"/>
-          <w:sz w:val="22"/>
-          <w:szCs w:val="22"/>
-        </w:rPr>
-        <w:t xml:space="preserve">That near-perfect benchmark scores can rest on features unrelated to the phenomenon of interest is now recognised across machine learning as </w:t>
-      </w:r>
-      <w:r>
-        <w:rPr>
-          <w:rFonts w:ascii="Times New Roman" w:cs="Times New Roman" w:eastAsia="Times New Roman" w:hAnsi="Times New Roman"/>
-          <w:b w:val="false"/>
-          <w:bCs w:val="false"/>
-          <w:i/>
-          <w:iCs/>
-          <w:sz w:val="22"/>
-          <w:szCs w:val="22"/>
-        </w:rPr>
-        <w:t xml:space="preserve">shortcut learning</w:t>
-      </w:r>
-      <w:r>
-        <w:rPr>
-          <w:rFonts w:ascii="Times New Roman" w:cs="Times New Roman" w:eastAsia="Times New Roman" w:hAnsi="Times New Roman"/>
-          <w:b w:val="false"/>
-          <w:bCs w:val="false"/>
-          <w:i w:val="false"/>
-          <w:iCs w:val="false"/>
-          <w:sz w:val="22"/>
-          <w:szCs w:val="22"/>
-        </w:rPr>
-        <w:t xml:space="preserve"> [15], and security is a domain where the stakes of the confusion are highest. Arp et al. catalogue the recurring pitfalls of security ML (sampling bias, spurious correlations, data snooping) and find them endemic in published work [16]. Two lines are directly upstream of ours. TESSERACT demonstrated that ignoring temporal structure inflates malware-classification results, and argued for chronologically consistent splits as a validity requirement rather than a robustness extra [17]. Closer to network flows, D'hooge et al. established the contaminating effect of metadata features in NIDS models: the destination port alone separates ten state-of-the-art IDS datasets at 70–100% accuracy, so any model given that feature learns a dataset artefact rather than traffic behaviour [18]. Our audit extends this programme along three axes: from metadata to </w:t>
-      </w:r>
-      <w:r>
-        <w:rPr>
-          <w:rFonts w:ascii="Times New Roman" w:cs="Times New Roman" w:eastAsia="Times New Roman" w:hAnsi="Times New Roman"/>
-          <w:b w:val="false"/>
-          <w:bCs w:val="false"/>
-          <w:i/>
-          <w:iCs/>
-          <w:sz w:val="22"/>
-          <w:szCs w:val="22"/>
-        </w:rPr>
-        <w:t xml:space="preserve">positional</w:t>
-      </w:r>
-      <w:r>
-        <w:rPr>
-          <w:rFonts w:ascii="Times New Roman" w:cs="Times New Roman" w:eastAsia="Times New Roman" w:hAnsi="Times New Roman"/>
-          <w:b w:val="false"/>
-          <w:bCs w:val="false"/>
-          <w:i w:val="false"/>
-          <w:iCs w:val="false"/>
-          <w:sz w:val="22"/>
-          <w:szCs w:val="22"/>
-        </w:rPr>
-        <w:t xml:space="preserve"> features (capture timestamps and exporter sequence counters, which on GeNIS predict the class at 99.70% against a 19.42% majority-class rate); from a single split convention to a stratified-versus-chronological comparison that measures how much of the ranking survives; and from the CICIDS family to a new-generation corpus whose reference numbers are not yet fixed. The per-interval feature blacklist we release is the practical form of D'hooge et al.'s countermeasure argument, instantiated for GeNIS. Two further lines bound what our audit may claim. Kapoor and Narayanan document leakage as a reproducibility failure across seventeen scientific fields and two hundred and ninety-four papers, and give a taxonomy of eight kinds ranging from textbook errors to open research problems [19]; the shortcuts we report on GeNIS belong to their illegitimate-feature category, and we use the word leakage in that restricted sense throughout rather than as a claim to have audited every kind. And the blindness of attribution under dependence is not confined to permutation importance: Aas et al. show that Kernel SHAP, which assumes independent features, misattributes when they are correlated, and give conditional estimators that do not [20]. That result is what allows Section 6.2 to extend its claim from permutation importance to the SHAP analyses a study of this corpus would otherwise rely on.</w:t>
+        <w:t xml:space="preserve"> [15], and security is a domain where the stakes of the confusion are highest. Arp et al. catalogue the recurring pitfalls of security ML (sampling bias, spurious correlations, data snooping) and find them endemic in published work [16]. Two lines are directly upstream of ours. TESSERACT demonstrated that ignoring temporal structure inflates malware-classification results, and argued for chronologically consistent splits as a validity requirement rather than a robustness extra [17]. Closer to network flows, D'hooge et al. established the contaminating effect of metadata features in NIDS models: the destination port alone separates ten state-of-the-art IDS datasets at 70–100% accuracy, so any model given that feature learns a dataset artefact rather than traffic behaviour [18]. Our audit extends this programme along three axes: from metadata to positional features (capture timestamps and exporter sequence counters, which on GeNIS predict the class at 99.70% against a 19.42% majority-class rate); from a single split convention to a stratified-versus-chronological comparison that measures how much of the ranking survives; and from the CICIDS family to a new-generation corpus whose reference numbers are not yet fixed. The per-interval feature blacklist we release is the practical form of D'hooge et al.'s countermeasure argument, instantiated for GeNIS. Two further lines bound what our audit may claim. Kapoor and Narayanan document leakage as a reproducibility failure across seventeen scientific fields and two hundred and ninety-four papers, and give a taxonomy of eight kinds ranging from textbook errors to open research problems [19]; the shortcuts we report on GeNIS belong to their illegitimate-feature category, and we use the word leakage in that restricted sense throughout rather than as a claim to have audited every kind. And the blindness of attribution under dependence is not confined to permutation importance: Aas et al. show that Kernel SHAP, which assumes independent features, misattributes when they are correlated, and give conditional estimators that do not [20]. That result is what allows Section 6.2 to extend its claim from permutation importance to the SHAP analyses a study of this corpus would otherwise rely on.</w:t>
       </w:r>
     </w:p>
     <w:p>
@@ -4168,7 +4048,31 @@
           <w:sz w:val="22"/>
           <w:szCs w:val="22"/>
         </w:rPr>
-        <w:t xml:space="preserve"> relative to Table 12 of the corpus descriptor [4] (8 283 released versus 10 286 reported). The same discrepancy is present at every interval (32 590 flows at 5 s, 32 051 at 10 s and 30 481 at 30 s), of which the constant 27 733 reconnaissance flows are the larger part. Table 5 reports our recounts. All figures in this paper come from the released files, and we state the released counts rather than the documented ones wherever the two disagree. This reconciliation is checkable against a third source, independent of both the descriptor and the 2-flows files: the 4-preprocessed module ships the same 60-second data as an 80/20 pair of 294 844 and 73 712 flows, 368 556 in all, and rescaling the composition of its training partition recovers every count above to the flow, the 10 286 benign-background flows included. We release that check as experiments/verify_4preprocessed.py.</w:t>
+        <w:t xml:space="preserve"> relative to Table 12 of the corpus descriptor [4] (8 283 released versus 10 286 reported). The same discrepancy is present at every interval (32 590 flows at 5 s, 32 051 at 10 s and 30 481 at 30 s), of which the constant 27 733 reconnaissance flows are the larger part. Table 5 reports our recounts. All figures in this paper come from the released files, and we state the released counts rather than the documented ones wherever the two disagree. This reconciliation is checkable against a third source, independent of both the descriptor and the 2-flows files: the 4-preprocessed module ships the same 60-second data as an 80/20 pair of 294 844 and 73 712 flows, 368 556 in all, and rescaling the composition of its training partition recovers every count above to the flow, the 10 286 benign-background flows included. We release that check with the code of Section 11, as </w:t>
+      </w:r>
+      <w:r>
+        <w:rPr>
+          <w:rFonts w:ascii="Consolas" w:cs="Consolas" w:eastAsia="Times New Roman" w:hAnsi="Consolas"/>
+          <w:b w:val="false"/>
+          <w:bCs w:val="false"/>
+          <w:i w:val="false"/>
+          <w:iCs w:val="false"/>
+          <w:sz w:val="22"/>
+          <w:szCs w:val="22"/>
+        </w:rPr>
+        <w:t xml:space="preserve">experiments/verify_4preprocessed.py</w:t>
+      </w:r>
+      <w:r>
+        <w:rPr>
+          <w:rFonts w:ascii="Times New Roman" w:cs="Times New Roman" w:eastAsia="Times New Roman" w:hAnsi="Times New Roman"/>
+          <w:b w:val="false"/>
+          <w:bCs w:val="false"/>
+          <w:i w:val="false"/>
+          <w:iCs w:val="false"/>
+          <w:sz w:val="22"/>
+          <w:szCs w:val="22"/>
+        </w:rPr>
+        <w:t xml:space="preserve">.</w:t>
       </w:r>
     </w:p>
     <w:p>
@@ -4204,79 +4108,31 @@
           <w:sz w:val="22"/>
           <w:szCs w:val="22"/>
         </w:rPr>
-        <w:t xml:space="preserve">The capture schedule matters as much as the volumes: benign user and administrator activity was recorded on Thursday 6 and Friday 7 February, background traffic over the weekend of 8 February, and </w:t>
+        <w:t xml:space="preserve">The capture schedule matters as much as the volumes: benign user and administrator activity was recorded on Thursday 6 and Friday 7 February, background traffic over the weekend of 8 February, and all attacks during the following week, 10–12 February. Benign and malicious traffic are therefore </w:t>
+      </w:r>
+      <w:r>
+        <w:rPr>
+          <w:rFonts w:ascii="Times New Roman" w:cs="Times New Roman" w:eastAsia="Times New Roman" w:hAnsi="Times New Roman"/>
+          <w:b/>
+          <w:bCs/>
+          <w:i w:val="false"/>
+          <w:iCs w:val="false"/>
+          <w:sz w:val="22"/>
+          <w:szCs w:val="22"/>
+        </w:rPr>
+        <w:t xml:space="preserve">completely segregated in capture time</w:t>
       </w:r>
       <w:r>
         <w:rPr>
           <w:rFonts w:ascii="Times New Roman" w:cs="Times New Roman" w:eastAsia="Times New Roman" w:hAnsi="Times New Roman"/>
           <w:b w:val="false"/>
           <w:bCs w:val="false"/>
-          <w:i/>
-          <w:iCs/>
+          <w:i w:val="false"/>
+          <w:iCs w:val="false"/>
           <w:sz w:val="22"/>
           <w:szCs w:val="22"/>
         </w:rPr>
-        <w:t xml:space="preserve">all</w:t>
-      </w:r>
-      <w:r>
-        <w:rPr>
-          <w:rFonts w:ascii="Times New Roman" w:cs="Times New Roman" w:eastAsia="Times New Roman" w:hAnsi="Times New Roman"/>
-          <w:b w:val="false"/>
-          <w:bCs w:val="false"/>
-          <w:i w:val="false"/>
-          <w:iCs w:val="false"/>
-          <w:sz w:val="22"/>
-          <w:szCs w:val="22"/>
-        </w:rPr>
-        <w:t xml:space="preserve"> attacks during the following week, 10–12 February. Benign and malicious traffic are therefore </w:t>
-      </w:r>
-      <w:r>
-        <w:rPr>
-          <w:rFonts w:ascii="Times New Roman" w:cs="Times New Roman" w:eastAsia="Times New Roman" w:hAnsi="Times New Roman"/>
-          <w:b/>
-          <w:bCs/>
-          <w:i w:val="false"/>
-          <w:iCs w:val="false"/>
-          <w:sz w:val="22"/>
-          <w:szCs w:val="22"/>
-        </w:rPr>
-        <w:t xml:space="preserve">completely segregated in capture time</w:t>
-      </w:r>
-      <w:r>
-        <w:rPr>
-          <w:rFonts w:ascii="Times New Roman" w:cs="Times New Roman" w:eastAsia="Times New Roman" w:hAnsi="Times New Roman"/>
-          <w:b w:val="false"/>
-          <w:bCs w:val="false"/>
-          <w:i w:val="false"/>
-          <w:iCs w:val="false"/>
-          <w:sz w:val="22"/>
-          <w:szCs w:val="22"/>
-        </w:rPr>
-        <w:t xml:space="preserve">, and each attack family occupies narrow, mutually disjoint windows within the attack days (Figure 3). Three consequences structure the rest of this paper. (i) Any feature correlated with position in the capture (timestamps, but also exporter counters) is a class-revealing shortcut, which motivates the audit of Section 6. (ii) A </w:t>
-      </w:r>
-      <w:r>
-        <w:rPr>
-          <w:rFonts w:ascii="Times New Roman" w:cs="Times New Roman" w:eastAsia="Times New Roman" w:hAnsi="Times New Roman"/>
-          <w:b w:val="false"/>
-          <w:bCs w:val="false"/>
-          <w:i/>
-          <w:iCs/>
-          <w:sz w:val="22"/>
-          <w:szCs w:val="22"/>
-        </w:rPr>
-        <w:t xml:space="preserve">global</w:t>
-      </w:r>
-      <w:r>
-        <w:rPr>
-          <w:rFonts w:ascii="Times New Roman" w:cs="Times New Roman" w:eastAsia="Times New Roman" w:hAnsi="Times New Roman"/>
-          <w:b w:val="false"/>
-          <w:bCs w:val="false"/>
-          <w:i w:val="false"/>
-          <w:iCs w:val="false"/>
-          <w:sz w:val="22"/>
-          <w:szCs w:val="22"/>
-        </w:rPr>
-        <w:t xml:space="preserve"> chronological split is degenerate: the final portion of the capture contains only attack blocks never seen in training, so every model scores near zero, a measurement of the schedule, not of generalisation (we report it as such). (iii) Temporal evaluation must therefore be </w:t>
+        <w:t xml:space="preserve">, and each attack family occupies narrow, mutually disjoint windows within the attack days (Figure 3). Three consequences structure the rest of this paper. (i) Any feature correlated with position in the capture (timestamps, but also exporter counters) is a class-revealing shortcut, which motivates the audit of Section 6. (ii) A global chronological split is degenerate: the final portion of the capture contains only attack blocks never seen in training, so every model scores near zero, a measurement of the schedule, not of generalisation (we report it as such). (iii) Temporal evaluation must therefore be </w:t>
       </w:r>
       <w:r>
         <w:rPr>
@@ -4580,31 +4436,7 @@
           <w:sz w:val="22"/>
           <w:szCs w:val="22"/>
         </w:rPr>
-        <w:t xml:space="preserve">: within each class, flows are ordered by capture time and divided 60/20/20, so every test flow postdates every training flow </w:t>
-      </w:r>
-      <w:r>
-        <w:rPr>
-          <w:rFonts w:ascii="Times New Roman" w:cs="Times New Roman" w:eastAsia="Times New Roman" w:hAnsi="Times New Roman"/>
-          <w:b w:val="false"/>
-          <w:bCs w:val="false"/>
-          <w:i/>
-          <w:iCs/>
-          <w:sz w:val="22"/>
-          <w:szCs w:val="22"/>
-        </w:rPr>
-        <w:t xml:space="preserve">of its own class</w:t>
-      </w:r>
-      <w:r>
-        <w:rPr>
-          <w:rFonts w:ascii="Times New Roman" w:cs="Times New Roman" w:eastAsia="Times New Roman" w:hAnsi="Times New Roman"/>
-          <w:b w:val="false"/>
-          <w:bCs w:val="false"/>
-          <w:i w:val="false"/>
-          <w:iCs w:val="false"/>
-          <w:sz w:val="22"/>
-          <w:szCs w:val="22"/>
-        </w:rPr>
-        <w:t xml:space="preserve"> while all nine classes remain represented in all three partitions. Figure 4 sets the four partition schemes this paper uses side by side on one axis of capture time; panel (c) is this one, and panel (b) the degenerate global split described just above. We verify the ordering invariant explicitly. Two properties of this construction must be stated before any result is read from it. It uses the class label to build the partition, since the ordering is applied within each class, so it is not a model of deployment on future unlabelled traffic; it answers the narrower question of whether a detector still recognises later flows of a family it has already seen. And it is the strictest temporal evaluation this corpus supports without emptying classes, which is a statement about GeNIS rather than a general recommendation. We therefore use it as a diagnostic within-class temporal protocol throughout, and we do not present its results as deployment generalisation. That question is one of three the word temporal covers, and no single partition answers more than one of them. It is the first, and panel (c) is the partition that measures it. The second asks whether the answer depends on where the cut falls; the rolling origins of Section 6.8 move that cut to five positions, one of them a purely chronological boundary drawn without any label. The third asks whether a detector recognises a family it has never seen, which is deployment generalisation proper. No label-free partition of this corpus can pose it, because the capture schedule makes a global chronological cut degenerate, so Section 6.8 poses it directly instead by withholding one family at a time. Only the third is deployment generalisation, and no result in Sections 6.1 to 6.7 is offered as an answer to it.</w:t>
+        <w:t xml:space="preserve">: within each class, flows are ordered by capture time and divided 60/20/20, so every test flow postdates every training flow of its own class while all nine classes remain represented in all three partitions. Figure 4 sets the four partition schemes this paper uses side by side on one axis of capture time; panel (c) is this one, and panel (b) the degenerate global split described just above. We verify the ordering invariant explicitly. Two properties of this construction must be stated before any result is read from it. It uses the class label to build the partition, since the ordering is applied within each class, so it is not a model of deployment on future unlabelled traffic; it answers the narrower question of whether a detector still recognises later flows of a family it has already seen. And it is the strictest temporal evaluation this corpus supports without emptying classes, which is a statement about GeNIS rather than a general recommendation. We therefore use it as a diagnostic within-class temporal protocol throughout, and we do not present its results as deployment generalisation. That question is one of three the word temporal covers, and no single partition answers more than one of them. It is the first, and panel (c) is the partition that measures it. The second asks whether the answer depends on where the cut falls; the rolling origins of Section 6.8 move that cut to five positions, one of them a purely chronological boundary drawn without any label. The third asks whether a detector recognises a family it has never seen, which is deployment generalisation proper. No label-free partition of this corpus can pose it, because the capture schedule makes a global chronological cut degenerate, so Section 6.8 poses it directly instead by withholding one family at a time. Only the third is deployment generalisation, and no result in Sections 6.1 to 6.7 is offered as an answer to it.</w:t>
       </w:r>
     </w:p>
     <w:p>
@@ -4952,8 +4784,26 @@
           <w:sz w:val="22"/>
           <w:szCs w:val="22"/>
         </w:rPr>
-        <w:t xml:space="preserve">For each behavioural feature f we train a decision tree on f </w:t>
-      </w:r>
+        <w:t xml:space="preserve">For each behavioural feature f we train a decision tree on f alone under both protocols and define its </w:t>
+      </w:r>
+      <w:r>
+        <w:rPr>
+          <w:rFonts w:ascii="Times New Roman" w:cs="Times New Roman" w:eastAsia="Times New Roman" w:hAnsi="Times New Roman"/>
+          <w:b/>
+          <w:bCs/>
+          <w:i w:val="false"/>
+          <w:iCs w:val="false"/>
+          <w:sz w:val="22"/>
+          <w:szCs w:val="22"/>
+        </w:rPr>
+        <w:t xml:space="preserve">transferability</w:t>
+      </w:r>
+    </w:p>
+    <w:p>
+      <w:pPr>
+        <w:spacing w:after="180" w:before="140"/>
+        <w:jc w:val="center"/>
+      </w:pPr>
       <w:r>
         <w:rPr>
           <w:rFonts w:ascii="Times New Roman" w:cs="Times New Roman" w:eastAsia="Times New Roman" w:hAnsi="Times New Roman"/>
@@ -4964,38 +4814,18 @@
           <w:sz w:val="22"/>
           <w:szCs w:val="22"/>
         </w:rPr>
-        <w:t xml:space="preserve">alone</w:t>
+        <w:t xml:space="preserve">τ</w:t>
       </w:r>
       <w:r>
         <w:rPr>
           <w:rFonts w:ascii="Times New Roman" w:cs="Times New Roman" w:eastAsia="Times New Roman" w:hAnsi="Times New Roman"/>
           <w:b w:val="false"/>
           <w:bCs w:val="false"/>
-          <w:i w:val="false"/>
-          <w:iCs w:val="false"/>
           <w:sz w:val="22"/>
           <w:szCs w:val="22"/>
         </w:rPr>
-        <w:t xml:space="preserve"> under both protocols and define its </w:t>
-      </w:r>
-      <w:r>
-        <w:rPr>
-          <w:rFonts w:ascii="Times New Roman" w:cs="Times New Roman" w:eastAsia="Times New Roman" w:hAnsi="Times New Roman"/>
-          <w:b/>
-          <w:bCs/>
-          <w:i w:val="false"/>
-          <w:iCs w:val="false"/>
-          <w:sz w:val="22"/>
-          <w:szCs w:val="22"/>
-        </w:rPr>
-        <w:t xml:space="preserve">transferability</w:t>
-      </w:r>
-    </w:p>
-    <w:p>
-      <w:pPr>
-        <w:spacing w:after="180" w:before="140"/>
-        <w:jc w:val="center"/>
-      </w:pPr>
+        <w:t xml:space="preserve">(</w:t>
+      </w:r>
       <w:r>
         <w:rPr>
           <w:rFonts w:ascii="Times New Roman" w:cs="Times New Roman" w:eastAsia="Times New Roman" w:hAnsi="Times New Roman"/>
@@ -5006,7 +4836,38 @@
           <w:sz w:val="22"/>
           <w:szCs w:val="22"/>
         </w:rPr>
-        <w:t xml:space="preserve">τ(f)  =  acc</w:t>
+        <w:t xml:space="preserve">f</w:t>
+      </w:r>
+      <w:r>
+        <w:rPr>
+          <w:rFonts w:ascii="Times New Roman" w:cs="Times New Roman" w:eastAsia="Times New Roman" w:hAnsi="Times New Roman"/>
+          <w:b w:val="false"/>
+          <w:bCs w:val="false"/>
+          <w:sz w:val="22"/>
+          <w:szCs w:val="22"/>
+        </w:rPr>
+        <w:t xml:space="preserve">)  =  acc</w:t>
+      </w:r>
+      <w:r>
+        <w:rPr>
+          <w:rFonts w:ascii="Times New Roman" w:cs="Times New Roman" w:eastAsia="Times New Roman" w:hAnsi="Times New Roman"/>
+          <w:b w:val="false"/>
+          <w:bCs w:val="false"/>
+          <w:sz w:val="22"/>
+          <w:szCs w:val="22"/>
+          <w:vertAlign w:val="subscript"/>
+        </w:rPr>
+        <w:t xml:space="preserve">temporal</w:t>
+      </w:r>
+      <w:r>
+        <w:rPr>
+          <w:rFonts w:ascii="Times New Roman" w:cs="Times New Roman" w:eastAsia="Times New Roman" w:hAnsi="Times New Roman"/>
+          <w:b w:val="false"/>
+          <w:bCs w:val="false"/>
+          <w:sz w:val="22"/>
+          <w:szCs w:val="22"/>
+        </w:rPr>
+        <w:t xml:space="preserve">(</w:t>
       </w:r>
       <w:r>
         <w:rPr>
@@ -5017,9 +4878,39 @@
           <w:iCs/>
           <w:sz w:val="22"/>
           <w:szCs w:val="22"/>
+        </w:rPr>
+        <w:t xml:space="preserve">f</w:t>
+      </w:r>
+      <w:r>
+        <w:rPr>
+          <w:rFonts w:ascii="Times New Roman" w:cs="Times New Roman" w:eastAsia="Times New Roman" w:hAnsi="Times New Roman"/>
+          <w:b w:val="false"/>
+          <w:bCs w:val="false"/>
+          <w:sz w:val="22"/>
+          <w:szCs w:val="22"/>
+        </w:rPr>
+        <w:t xml:space="preserve">)  /  acc</w:t>
+      </w:r>
+      <w:r>
+        <w:rPr>
+          <w:rFonts w:ascii="Times New Roman" w:cs="Times New Roman" w:eastAsia="Times New Roman" w:hAnsi="Times New Roman"/>
+          <w:b w:val="false"/>
+          <w:bCs w:val="false"/>
+          <w:sz w:val="22"/>
+          <w:szCs w:val="22"/>
           <w:vertAlign w:val="subscript"/>
         </w:rPr>
-        <w:t xml:space="preserve">temporal</w:t>
+        <w:t xml:space="preserve">stratified</w:t>
+      </w:r>
+      <w:r>
+        <w:rPr>
+          <w:rFonts w:ascii="Times New Roman" w:cs="Times New Roman" w:eastAsia="Times New Roman" w:hAnsi="Times New Roman"/>
+          <w:b w:val="false"/>
+          <w:bCs w:val="false"/>
+          <w:sz w:val="22"/>
+          <w:szCs w:val="22"/>
+        </w:rPr>
+        <w:t xml:space="preserve">(</w:t>
       </w:r>
       <w:r>
         <w:rPr>
@@ -5031,32 +4922,17 @@
           <w:sz w:val="22"/>
           <w:szCs w:val="22"/>
         </w:rPr>
-        <w:t xml:space="preserve">(f)  /  acc</w:t>
+        <w:t xml:space="preserve">f</w:t>
       </w:r>
       <w:r>
         <w:rPr>
           <w:rFonts w:ascii="Times New Roman" w:cs="Times New Roman" w:eastAsia="Times New Roman" w:hAnsi="Times New Roman"/>
           <w:b w:val="false"/>
           <w:bCs w:val="false"/>
-          <w:i/>
-          <w:iCs/>
           <w:sz w:val="22"/>
           <w:szCs w:val="22"/>
-          <w:vertAlign w:val="subscript"/>
-        </w:rPr>
-        <w:t xml:space="preserve">stratified</w:t>
-      </w:r>
-      <w:r>
-        <w:rPr>
-          <w:rFonts w:ascii="Times New Roman" w:cs="Times New Roman" w:eastAsia="Times New Roman" w:hAnsi="Times New Roman"/>
-          <w:b w:val="false"/>
-          <w:bCs w:val="false"/>
-          <w:i/>
-          <w:iCs/>
-          <w:sz w:val="22"/>
-          <w:szCs w:val="22"/>
-        </w:rPr>
-        <w:t xml:space="preserve">(f).</w:t>
+        </w:rPr>
+        <w:t xml:space="preserve">).</w:t>
       </w:r>
     </w:p>
     <w:p>
@@ -5099,55 +4975,7 @@
           <w:sz w:val="22"/>
           <w:szCs w:val="22"/>
         </w:rPr>
-        <w:t xml:space="preserve"> &gt; 3× the majority-class rate) </w:t>
-      </w:r>
-      <w:r>
-        <w:rPr>
-          <w:rFonts w:ascii="Times New Roman" w:cs="Times New Roman" w:eastAsia="Times New Roman" w:hAnsi="Times New Roman"/>
-          <w:b w:val="false"/>
-          <w:bCs w:val="false"/>
-          <w:i/>
-          <w:iCs/>
-          <w:sz w:val="22"/>
-          <w:szCs w:val="22"/>
-        </w:rPr>
-        <w:t xml:space="preserve">and</w:t>
-      </w:r>
-      <w:r>
-        <w:rPr>
-          <w:rFonts w:ascii="Times New Roman" w:cs="Times New Roman" w:eastAsia="Times New Roman" w:hAnsi="Times New Roman"/>
-          <w:b w:val="false"/>
-          <w:bCs w:val="false"/>
-          <w:i w:val="false"/>
-          <w:iCs w:val="false"/>
-          <w:sz w:val="22"/>
-          <w:szCs w:val="22"/>
-        </w:rPr>
-        <w:t xml:space="preserve"> τ(f) &lt; 0.5: it carries substantial class information that does not survive a change of evaluation protocol, which is the operational definition of a shortcut. The predictivity filter is expressed as a multiple of the majority-class rate, which is well defined on this corpus but not on every corpus; Section 7 reports where that form breaks and gives one that transfers. Neither 3.0 nor 0.50 is fixed by the data, and a reader meeting them here should know that Section 9 retrains every detector under five alternative blacklists and reports what the choice costs. The audit is run over </w:t>
-      </w:r>
-      <w:r>
-        <w:rPr>
-          <w:rFonts w:ascii="Times New Roman" w:cs="Times New Roman" w:eastAsia="Times New Roman" w:hAnsi="Times New Roman"/>
-          <w:b w:val="false"/>
-          <w:bCs w:val="false"/>
-          <w:i/>
-          <w:iCs/>
-          <w:sz w:val="22"/>
-          <w:szCs w:val="22"/>
-        </w:rPr>
-        <w:t xml:space="preserve">all</w:t>
-      </w:r>
-      <w:r>
-        <w:rPr>
-          <w:rFonts w:ascii="Times New Roman" w:cs="Times New Roman" w:eastAsia="Times New Roman" w:hAnsi="Times New Roman"/>
-          <w:b w:val="false"/>
-          <w:bCs w:val="false"/>
-          <w:i w:val="false"/>
-          <w:iCs w:val="false"/>
-          <w:sz w:val="22"/>
-          <w:szCs w:val="22"/>
-        </w:rPr>
-        <w:t xml:space="preserve"> behavioural features, not a shortlist; Section 6.2 shows why any shortlist derived from attribution scores would have been empty. Algorithm 1 states the procedure exactly as implemented, and the paragraph that follows it gives the settings of the probe.</w:t>
+        <w:t xml:space="preserve"> &gt; 3× the majority-class rate) and τ(f) &lt; 0.5: it carries substantial class information that does not survive a change of evaluation protocol, which is the operational definition of a shortcut. The predictivity filter is expressed as a multiple of the majority-class rate, which is well defined on this corpus but not on every corpus; Section 7 reports where that form breaks and gives one that transfers. Neither 3.0 nor 0.50 is fixed by the data, and a reader meeting them here should know that Section 9 retrains every detector under five alternative blacklists and reports what the choice costs. The audit is run over all behavioural features, not a shortlist; Section 6.2 shows why any shortlist derived from attribution scores would have been empty. Algorithm 1 states the procedure exactly as implemented, and the paragraph that follows it gives the settings of the probe.</w:t>
       </w:r>
     </w:p>
     <w:p>
@@ -5806,7 +5634,31 @@
           <w:sz w:val="22"/>
           <w:szCs w:val="22"/>
         </w:rPr>
-        <w:t xml:space="preserve">One control remains, and it is the one that matters most: the campaign was trained on a blacklist that testing helped choose, so the list the nested audit produces on its own has to be shown to support the same conclusions. It does more than that. Ranking the 37 eligible columns by their nested transferability and cutting at the largest gap in that ranking — the rule stated above, which is not told how many columns to expect — returns the eight published columns exactly, and no others. The audited condition trained on the nested list is therefore the audited condition of this paper, column for column, and every number reported here already is that control. Because an identity can look convenient, we bracket it with the two weaker readings of the same audit, both of which we retrained. Cutting at the second-largest gap (0.052 against 0.062) keeps only the six duplicated duration columns, and applying the 0.50 threshold literally to the nested ratios excludes nothing at all. Against the published campaign, the first moves no detector but naive Bayes by more than 0.0009 under the stratified protocol and 0.0046 under the temporal one, the second by more than 0.0012 and 0.0217. Under all three the corpus is saturated under the stratified protocol, both boosted ensembles sit outside the temporal top three, and expected calibration error degrades by a median factor of roughly forty between the protocols. What does move is the order inside the leading group, which permutes across the three readings; that group is the one Section 6.1 and Section 6.8 both report as statistically indistinguishable, so the permutation confirms that finding rather than contradicting it. The check is released as experiments/e4a/verify_nested_blacklist.py.</w:t>
+        <w:t xml:space="preserve">One control remains, and it is the one that matters most: the campaign was trained on a blacklist that testing helped choose, so the list the nested audit produces on its own has to be shown to support the same conclusions. It does more than that. Ranking the 37 eligible columns by their nested transferability and cutting at the largest gap in that ranking — the rule stated above, which is not told how many columns to expect — returns the eight published columns exactly, and no others. The audited condition trained on the nested list is therefore the audited condition of this paper, column for column, and every number reported here already is that control. Because an identity can look convenient, we bracket it with the two weaker readings of the same audit, both of which we retrained. Cutting at the second-largest gap (0.052 against 0.062) keeps only the six duplicated duration columns, and applying the 0.50 threshold literally to the nested ratios excludes nothing at all. Against the published campaign, the first moves no detector but naive Bayes by more than 0.0009 under the stratified protocol and 0.0046 under the temporal one, the second by more than 0.0012 and 0.0217. Under all three the corpus is saturated under the stratified protocol, both boosted ensembles sit outside the temporal top three, and expected calibration error degrades by a median factor of roughly forty between the protocols. What does move is the order inside the leading group, which permutes across the three readings; that group is the one Section 6.1 and Section 6.8 both report as statistically indistinguishable, so the permutation confirms that finding rather than contradicting it. The check is released as </w:t>
+      </w:r>
+      <w:r>
+        <w:rPr>
+          <w:rFonts w:ascii="Consolas" w:cs="Consolas" w:eastAsia="Times New Roman" w:hAnsi="Consolas"/>
+          <w:b w:val="false"/>
+          <w:bCs w:val="false"/>
+          <w:i w:val="false"/>
+          <w:iCs w:val="false"/>
+          <w:sz w:val="22"/>
+          <w:szCs w:val="22"/>
+        </w:rPr>
+        <w:t xml:space="preserve">experiments/e4a/verify_nested_blacklist.py</w:t>
+      </w:r>
+      <w:r>
+        <w:rPr>
+          <w:rFonts w:ascii="Times New Roman" w:cs="Times New Roman" w:eastAsia="Times New Roman" w:hAnsi="Times New Roman"/>
+          <w:b w:val="false"/>
+          <w:bCs w:val="false"/>
+          <w:i w:val="false"/>
+          <w:iCs w:val="false"/>
+          <w:sz w:val="22"/>
+          <w:szCs w:val="22"/>
+        </w:rPr>
+        <w:t xml:space="preserve">.</w:t>
       </w:r>
     </w:p>
     <w:p>
@@ -5824,31 +5676,7 @@
           <w:sz w:val="22"/>
           <w:szCs w:val="22"/>
         </w:rPr>
-        <w:t xml:space="preserve">The ratio is taken over raw accuracies. Because a nine-class accuracy of 0.194 is already attainable by predicting the majority class, we also report the chance-corrected variant τ*(f) = (acc_temporal(f) − p_max) / (acc_stratified(f) − p_max), with p_max = 0.1942, which measures the share of </w:t>
-      </w:r>
-      <w:r>
-        <w:rPr>
-          <w:rFonts w:ascii="Times New Roman" w:cs="Times New Roman" w:eastAsia="Times New Roman" w:hAnsi="Times New Roman"/>
-          <w:b w:val="false"/>
-          <w:bCs w:val="false"/>
-          <w:i/>
-          <w:iCs/>
-          <w:sz w:val="22"/>
-          <w:szCs w:val="22"/>
-        </w:rPr>
-        <w:t xml:space="preserve">above-chance</w:t>
-      </w:r>
-      <w:r>
-        <w:rPr>
-          <w:rFonts w:ascii="Times New Roman" w:cs="Times New Roman" w:eastAsia="Times New Roman" w:hAnsi="Times New Roman"/>
-          <w:b w:val="false"/>
-          <w:bCs w:val="false"/>
-          <w:i w:val="false"/>
-          <w:iCs w:val="false"/>
-          <w:sz w:val="22"/>
-          <w:szCs w:val="22"/>
-        </w:rPr>
-        <w:t xml:space="preserve"> discriminative power that survives the change of protocol. The two are not interchangeable, and Section 9 quantifies what the choice costs. We keep τ as the operative rule, so that the blacklist used to train every model in this paper is the one the rule produced, and report τ* as a sensitivity analysis. The denominator is bounded below by 0.388 for every audited feature, since the rule applies only to features that are individually predictive, so the correction does not amplify noise.</w:t>
+        <w:t xml:space="preserve">The ratio is taken over raw accuracies. Because a nine-class accuracy of 0.194 is already attainable by predicting the majority class, we also report the chance-corrected variant τ*(f) = (acc_temporal(f) − p_max) / (acc_stratified(f) − p_max), with p_max = 0.1942, which measures the share of above-chance discriminative power that survives the change of protocol. The two are not interchangeable, and Section 9 quantifies what the choice costs. We keep τ as the operative rule, so that the blacklist used to train every model in this paper is the one the rule produced, and report τ* as a sensitivity analysis. The denominator is bounded below by 0.388 for every audited feature, since the rule applies only to features that are individually predictive, so the correction does not amplify noise.</w:t>
       </w:r>
     </w:p>
     <w:p>
@@ -6268,55 +6096,7 @@
           <w:sz w:val="22"/>
           <w:szCs w:val="22"/>
         </w:rPr>
-        <w:t xml:space="preserve"> condition and seed 1, with the winning configuration retrained on the full training partition across all five seeds and the temporal split. Trial 0 is always the default configuration, so the search cannot degrade a model </w:t>
-      </w:r>
-      <w:r>
-        <w:rPr>
-          <w:rFonts w:ascii="Times New Roman" w:cs="Times New Roman" w:eastAsia="Times New Roman" w:hAnsi="Times New Roman"/>
-          <w:b w:val="false"/>
-          <w:bCs w:val="false"/>
-          <w:i/>
-          <w:iCs/>
-          <w:sz w:val="22"/>
-          <w:szCs w:val="22"/>
-        </w:rPr>
-        <w:t xml:space="preserve">on the validation metric it optimises</w:t>
-      </w:r>
-      <w:r>
-        <w:rPr>
-          <w:rFonts w:ascii="Times New Roman" w:cs="Times New Roman" w:eastAsia="Times New Roman" w:hAnsi="Times New Roman"/>
-          <w:b w:val="false"/>
-          <w:bCs w:val="false"/>
-          <w:i w:val="false"/>
-          <w:iCs w:val="false"/>
-          <w:sz w:val="22"/>
-          <w:szCs w:val="22"/>
-        </w:rPr>
-        <w:t xml:space="preserve">; Section 6.5 shows that this guarantee does not carry over to the test partition. The budget is a </w:t>
-      </w:r>
-      <w:r>
-        <w:rPr>
-          <w:rFonts w:ascii="Times New Roman" w:cs="Times New Roman" w:eastAsia="Times New Roman" w:hAnsi="Times New Roman"/>
-          <w:b w:val="false"/>
-          <w:bCs w:val="false"/>
-          <w:i/>
-          <w:iCs/>
-          <w:sz w:val="22"/>
-          <w:szCs w:val="22"/>
-        </w:rPr>
-        <w:t xml:space="preserve">declared time cap of 900 s per model</w:t>
-      </w:r>
-      <w:r>
-        <w:rPr>
-          <w:rFonts w:ascii="Times New Roman" w:cs="Times New Roman" w:eastAsia="Times New Roman" w:hAnsi="Times New Roman"/>
-          <w:b w:val="false"/>
-          <w:bCs w:val="false"/>
-          <w:i w:val="false"/>
-          <w:iCs w:val="false"/>
-          <w:sz w:val="22"/>
-          <w:szCs w:val="22"/>
-        </w:rPr>
-        <w:t xml:space="preserve"> plus a trial ceiling (20 for classical models, 10 for neural ones), whichever binds first; because the cap is checked between trials, one long trial can overrun it. Table 7 reports the trials actually completed per model, which range from 1 (FT-Transformer, whose single trial took 5 836 s) to 20. We state this asymmetry rather than claim an equal search everywhere.</w:t>
+        <w:t xml:space="preserve"> condition and seed 1, with the winning configuration retrained on the full training partition across all five seeds and the temporal split. Trial 0 is always the default configuration, so the search cannot degrade a model on the validation metric it optimises; Section 6.5 shows that this guarantee does not carry over to the test partition. The budget is a declared time cap of 900 s per model plus a trial ceiling (20 for classical models, 10 for neural ones), whichever binds first; because the cap is checked between trials, one long trial can overrun it. Table 7 reports the trials actually completed per model, which range from 1 (FT-Transformer, whose single trial took 5 836 s) to 20. We state this asymmetry rather than claim an equal search everywhere.</w:t>
       </w:r>
     </w:p>
     <w:p>
@@ -6532,31 +6312,7 @@
           <w:sz w:val="22"/>
           <w:szCs w:val="22"/>
         </w:rPr>
-        <w:t xml:space="preserve"> The recurrent, convolutional and dense trio is reproduced </w:t>
-      </w:r>
-      <w:r>
-        <w:rPr>
-          <w:rFonts w:ascii="Times New Roman" w:cs="Times New Roman" w:eastAsia="Times New Roman" w:hAnsi="Times New Roman"/>
-          <w:b w:val="false"/>
-          <w:bCs w:val="false"/>
-          <w:i/>
-          <w:iCs/>
-          <w:sz w:val="22"/>
-          <w:szCs w:val="22"/>
-        </w:rPr>
-        <w:t xml:space="preserve">exactly</w:t>
-      </w:r>
-      <w:r>
-        <w:rPr>
-          <w:rFonts w:ascii="Times New Roman" w:cs="Times New Roman" w:eastAsia="Times New Roman" w:hAnsi="Times New Roman"/>
-          <w:b w:val="false"/>
-          <w:bCs w:val="false"/>
-          <w:i w:val="false"/>
-          <w:iCs w:val="false"/>
-          <w:sz w:val="22"/>
-          <w:szCs w:val="22"/>
-        </w:rPr>
-        <w:t xml:space="preserve"> as published in our prior comparative study [7] and reused in the companion system paper: SimpleRNN(64) → Dense(64); Conv1D(64,3) → Conv1D(32,3) → Dense(64); and Dense(128) → Dense(64), so that this benchmark also serves as the provenance record for those detectors. To these we add an </w:t>
+        <w:t xml:space="preserve"> The recurrent, convolutional and dense trio is reproduced exactly as published in our prior comparative study [7] and reused in the companion system paper: SimpleRNN(64) → Dense(64); Conv1D(64,3) → Conv1D(32,3) → Dense(64); and Dense(128) → Dense(64), so that this benchmark also serves as the provenance record for those detectors. To these we add an </w:t>
       </w:r>
       <w:r>
         <w:rPr>
@@ -6610,31 +6366,7 @@
           <w:sz w:val="22"/>
           <w:szCs w:val="22"/>
         </w:rPr>
-        <w:t xml:space="preserve"> A symmetric autoencoder (64-32-16-32-64) trained on </w:t>
-      </w:r>
-      <w:r>
-        <w:rPr>
-          <w:rFonts w:ascii="Times New Roman" w:cs="Times New Roman" w:eastAsia="Times New Roman" w:hAnsi="Times New Roman"/>
-          <w:b w:val="false"/>
-          <w:bCs w:val="false"/>
-          <w:i/>
-          <w:iCs/>
-          <w:sz w:val="22"/>
-          <w:szCs w:val="22"/>
-        </w:rPr>
-        <w:t xml:space="preserve">benign flows only</w:t>
-      </w:r>
-      <w:r>
-        <w:rPr>
-          <w:rFonts w:ascii="Times New Roman" w:cs="Times New Roman" w:eastAsia="Times New Roman" w:hAnsi="Times New Roman"/>
-          <w:b w:val="false"/>
-          <w:bCs w:val="false"/>
-          <w:i w:val="false"/>
-          <w:iCs w:val="false"/>
-          <w:sz w:val="22"/>
-          <w:szCs w:val="22"/>
-        </w:rPr>
-        <w:t xml:space="preserve">; a flow is scored by its reconstruction error. It is evaluated separately, by AUROC, since it solves a different problem.</w:t>
+        <w:t xml:space="preserve"> A symmetric autoencoder (64-32-16-32-64) trained on benign flows only; a flow is scored by its reconstruction error. It is evaluated separately, by AUROC, since it solves a different problem.</w:t>
       </w:r>
     </w:p>
     <w:p>
@@ -6760,31 +6492,7 @@
           <w:sz w:val="22"/>
           <w:szCs w:val="22"/>
         </w:rPr>
-        <w:t xml:space="preserve">Table 2 reports the nine-class benchmark. Under the stratified protocol the nine-class task, as posed here and with this feature set, is essentially solved: LightGBM reaches macro-F1 1.0000 ± 0.0001 across five seeds, and XGBoost, random forest and the FT-Transformer 0.9999 ± 0.0001, and nine of the eleven detectors exceed 0.99. McNemar tests with Holm correction confirm what the point estimates suggest (Figure 9): of the 45 model pairs, 11 are </w:t>
-      </w:r>
-      <w:r>
-        <w:rPr>
-          <w:rFonts w:ascii="Times New Roman" w:cs="Times New Roman" w:eastAsia="Times New Roman" w:hAnsi="Times New Roman"/>
-          <w:b w:val="false"/>
-          <w:bCs w:val="false"/>
-          <w:i/>
-          <w:iCs/>
-          <w:sz w:val="22"/>
-          <w:szCs w:val="22"/>
-        </w:rPr>
-        <w:t xml:space="preserve">not</w:t>
-      </w:r>
-      <w:r>
-        <w:rPr>
-          <w:rFonts w:ascii="Times New Roman" w:cs="Times New Roman" w:eastAsia="Times New Roman" w:hAnsi="Times New Roman"/>
-          <w:b w:val="false"/>
-          <w:bCs w:val="false"/>
-          <w:i w:val="false"/>
-          <w:iCs w:val="false"/>
-          <w:sz w:val="22"/>
-          <w:szCs w:val="22"/>
-        </w:rPr>
-        <w:t xml:space="preserve"> significantly different at α = 0.05, and these include every pair among {XGBoost, LightGBM, random forest, FT-Transformer} as well as logistic regression against the RNN, the CNN and the DNN. The bootstrap intervals (Figure 11) overlap accordingly.</w:t>
+        <w:t xml:space="preserve">Table 2 reports the nine-class benchmark. Under the stratified protocol the nine-class task, as posed here and with this feature set, is essentially solved: LightGBM reaches macro-F1 1.0000 ± 0.0001 across five seeds, and XGBoost, random forest and the FT-Transformer 0.9999 ± 0.0001, and nine of the eleven detectors exceed 0.99. McNemar tests with Holm correction confirm what the point estimates suggest (Figure 9): of the 45 model pairs, 11 are not significantly different at α = 0.05, and these include every pair among {XGBoost, LightGBM, random forest, FT-Transformer} as well as logistic regression against the RNN, the CNN and the DNN. The bootstrap intervals (Figure 11) overlap accordingly.</w:t>
       </w:r>
     </w:p>
     <w:p>
@@ -10898,19 +10606,43 @@
           <w:sz w:val="22"/>
           <w:szCs w:val="22"/>
         </w:rPr>
-        <w:t xml:space="preserve">The audit scans all 63 behavioural features and excludes eight (Table 3). Every one of them has a permutation importance indistinguishable from zero (&lt;10⁻⁴), while individually predicting the class at 0.922 to 0.963, a range that overlaps the most predictive </w:t>
+        <w:t xml:space="preserve">The audit scans all 63 behavioural features and excludes eight (Table 3). Every one of them has a permutation importance indistinguishable from zero (&lt;10⁻⁴), while individually predicting the class at 0.922 to 0.963, a range that overlaps the most predictive retained feature (</w:t>
+      </w:r>
+      <w:r>
+        <w:rPr>
+          <w:rFonts w:ascii="Consolas" w:cs="Consolas" w:eastAsia="Consolas" w:hAnsi="Consolas"/>
+          <w:b w:val="false"/>
+          <w:bCs w:val="false"/>
+          <w:i w:val="false"/>
+          <w:iCs w:val="false"/>
+          <w:sz w:val="20"/>
+          <w:szCs w:val="20"/>
+        </w:rPr>
+        <w:t xml:space="preserve">DstBytes</w:t>
       </w:r>
       <w:r>
         <w:rPr>
           <w:rFonts w:ascii="Times New Roman" w:cs="Times New Roman" w:eastAsia="Times New Roman" w:hAnsi="Times New Roman"/>
           <w:b w:val="false"/>
           <w:bCs w:val="false"/>
-          <w:i/>
-          <w:iCs/>
+          <w:i w:val="false"/>
+          <w:iCs w:val="false"/>
           <w:sz w:val="22"/>
           <w:szCs w:val="22"/>
         </w:rPr>
-        <w:t xml:space="preserve">retained</w:t>
+        <w:t xml:space="preserve">, 0.961), so standalone predictive power alone does not separate shortcuts from legitimate signal; only its behaviour across protocols does. Permutation importance, and by the same mechanism SHAP, is blind to them because they are </w:t>
+      </w:r>
+      <w:r>
+        <w:rPr>
+          <w:rFonts w:ascii="Times New Roman" w:cs="Times New Roman" w:eastAsia="Times New Roman" w:hAnsi="Times New Roman"/>
+          <w:b/>
+          <w:bCs/>
+          <w:i w:val="false"/>
+          <w:iCs w:val="false"/>
+          <w:sz w:val="22"/>
+          <w:szCs w:val="22"/>
+        </w:rPr>
+        <w:t xml:space="preserve">mutually redundant</w:t>
       </w:r>
       <w:r>
         <w:rPr>
@@ -10922,7 +10654,7 @@
           <w:sz w:val="22"/>
           <w:szCs w:val="22"/>
         </w:rPr>
-        <w:t xml:space="preserve"> feature (</w:t>
+        <w:t xml:space="preserve">: permuting one costs nothing when the others carry the same information. The duplicate check makes this concrete: </w:t>
       </w:r>
       <w:r>
         <w:rPr>
@@ -10934,7 +10666,7 @@
           <w:sz w:val="20"/>
           <w:szCs w:val="20"/>
         </w:rPr>
-        <w:t xml:space="preserve">DstBytes</w:t>
+        <w:t xml:space="preserve">Dur</w:t>
       </w:r>
       <w:r>
         <w:rPr>
@@ -10946,19 +10678,19 @@
           <w:sz w:val="22"/>
           <w:szCs w:val="22"/>
         </w:rPr>
-        <w:t xml:space="preserve">, 0.961), so standalone predictive power alone does not separate shortcuts from legitimate signal; only its behaviour across protocols does. Permutation importance, and by the same mechanism SHAP, is blind to them because they are </w:t>
-      </w:r>
-      <w:r>
-        <w:rPr>
-          <w:rFonts w:ascii="Times New Roman" w:cs="Times New Roman" w:eastAsia="Times New Roman" w:hAnsi="Times New Roman"/>
-          <w:b/>
-          <w:bCs/>
-          <w:i w:val="false"/>
-          <w:iCs w:val="false"/>
-          <w:sz w:val="22"/>
-          <w:szCs w:val="22"/>
-        </w:rPr>
-        <w:t xml:space="preserve">mutually redundant</w:t>
+        <w:t xml:space="preserve">, </w:t>
+      </w:r>
+      <w:r>
+        <w:rPr>
+          <w:rFonts w:ascii="Consolas" w:cs="Consolas" w:eastAsia="Consolas" w:hAnsi="Consolas"/>
+          <w:b w:val="false"/>
+          <w:bCs w:val="false"/>
+          <w:i w:val="false"/>
+          <w:iCs w:val="false"/>
+          <w:sz w:val="20"/>
+          <w:szCs w:val="20"/>
+        </w:rPr>
+        <w:t xml:space="preserve">RunTime</w:t>
       </w:r>
       <w:r>
         <w:rPr>
@@ -10970,7 +10702,7 @@
           <w:sz w:val="22"/>
           <w:szCs w:val="22"/>
         </w:rPr>
-        <w:t xml:space="preserve">: permuting one costs nothing when the others carry the same information. The duplicate check makes this concrete: </w:t>
+        <w:t xml:space="preserve">, </w:t>
       </w:r>
       <w:r>
         <w:rPr>
@@ -10982,7 +10714,7 @@
           <w:sz w:val="20"/>
           <w:szCs w:val="20"/>
         </w:rPr>
-        <w:t xml:space="preserve">Dur</w:t>
+        <w:t xml:space="preserve">Mean</w:t>
       </w:r>
       <w:r>
         <w:rPr>
@@ -11006,7 +10738,7 @@
           <w:sz w:val="20"/>
           <w:szCs w:val="20"/>
         </w:rPr>
-        <w:t xml:space="preserve">RunTime</w:t>
+        <w:t xml:space="preserve">Sum</w:t>
       </w:r>
       <w:r>
         <w:rPr>
@@ -11030,7 +10762,7 @@
           <w:sz w:val="20"/>
           <w:szCs w:val="20"/>
         </w:rPr>
-        <w:t xml:space="preserve">Mean</w:t>
+        <w:t xml:space="preserve">Min</w:t>
       </w:r>
       <w:r>
         <w:rPr>
@@ -11042,7 +10774,7 @@
           <w:sz w:val="22"/>
           <w:szCs w:val="22"/>
         </w:rPr>
-        <w:t xml:space="preserve">, </w:t>
+        <w:t xml:space="preserve"> and </w:t>
       </w:r>
       <w:r>
         <w:rPr>
@@ -11054,7 +10786,7 @@
           <w:sz w:val="20"/>
           <w:szCs w:val="20"/>
         </w:rPr>
-        <w:t xml:space="preserve">Sum</w:t>
+        <w:t xml:space="preserve">Max</w:t>
       </w:r>
       <w:r>
         <w:rPr>
@@ -11066,79 +10798,7 @@
           <w:sz w:val="22"/>
           <w:szCs w:val="22"/>
         </w:rPr>
-        <w:t xml:space="preserve">, </w:t>
-      </w:r>
-      <w:r>
-        <w:rPr>
-          <w:rFonts w:ascii="Consolas" w:cs="Consolas" w:eastAsia="Consolas" w:hAnsi="Consolas"/>
-          <w:b w:val="false"/>
-          <w:bCs w:val="false"/>
-          <w:i w:val="false"/>
-          <w:iCs w:val="false"/>
-          <w:sz w:val="20"/>
-          <w:szCs w:val="20"/>
-        </w:rPr>
-        <w:t xml:space="preserve">Min</w:t>
-      </w:r>
-      <w:r>
-        <w:rPr>
-          <w:rFonts w:ascii="Times New Roman" w:cs="Times New Roman" w:eastAsia="Times New Roman" w:hAnsi="Times New Roman"/>
-          <w:b w:val="false"/>
-          <w:bCs w:val="false"/>
-          <w:i w:val="false"/>
-          <w:iCs w:val="false"/>
-          <w:sz w:val="22"/>
-          <w:szCs w:val="22"/>
-        </w:rPr>
-        <w:t xml:space="preserve"> and </w:t>
-      </w:r>
-      <w:r>
-        <w:rPr>
-          <w:rFonts w:ascii="Consolas" w:cs="Consolas" w:eastAsia="Consolas" w:hAnsi="Consolas"/>
-          <w:b w:val="false"/>
-          <w:bCs w:val="false"/>
-          <w:i w:val="false"/>
-          <w:iCs w:val="false"/>
-          <w:sz w:val="20"/>
-          <w:szCs w:val="20"/>
-        </w:rPr>
-        <w:t xml:space="preserve">Max</w:t>
-      </w:r>
-      <w:r>
-        <w:rPr>
-          <w:rFonts w:ascii="Times New Roman" w:cs="Times New Roman" w:eastAsia="Times New Roman" w:hAnsi="Times New Roman"/>
-          <w:b w:val="false"/>
-          <w:bCs w:val="false"/>
-          <w:i w:val="false"/>
-          <w:iCs w:val="false"/>
-          <w:sz w:val="22"/>
-          <w:szCs w:val="22"/>
-        </w:rPr>
-        <w:t xml:space="preserve"> are </w:t>
-      </w:r>
-      <w:r>
-        <w:rPr>
-          <w:rFonts w:ascii="Times New Roman" w:cs="Times New Roman" w:eastAsia="Times New Roman" w:hAnsi="Times New Roman"/>
-          <w:b w:val="false"/>
-          <w:bCs w:val="false"/>
-          <w:i/>
-          <w:iCs/>
-          <w:sz w:val="22"/>
-          <w:szCs w:val="22"/>
-        </w:rPr>
-        <w:t xml:space="preserve">numerically identical columns</w:t>
-      </w:r>
-      <w:r>
-        <w:rPr>
-          <w:rFonts w:ascii="Times New Roman" w:cs="Times New Roman" w:eastAsia="Times New Roman" w:hAnsi="Times New Roman"/>
-          <w:b w:val="false"/>
-          <w:bCs w:val="false"/>
-          <w:i w:val="false"/>
-          <w:iCs w:val="false"/>
-          <w:sz w:val="22"/>
-          <w:szCs w:val="22"/>
-        </w:rPr>
-        <w:t xml:space="preserve"> (all 15 pairs), an undocumented redundancy in the released files that we report to the corpus authors. Figure 6 plots the two quantities against each other.</w:t>
+        <w:t xml:space="preserve"> are numerically identical columns (all 15 pairs), an undocumented redundancy in the released files that we report to the corpus authors. Figure 6 plots the two quantities against each other.</w:t>
       </w:r>
     </w:p>
     <w:p>
@@ -16675,79 +16335,31 @@
           <w:sz w:val="22"/>
           <w:szCs w:val="22"/>
         </w:rPr>
-        <w:t xml:space="preserve">Excluding the twelve features the name list and the transferability rule return costs almost nothing under the stratified protocol: XGBoost, LightGBM and random forest are unchanged to four decimals, and the largest loss among the eleven detectors is 0.0018 (k-NN). The recurrent and convolutional models in fact </w:t>
+        <w:t xml:space="preserve">Excluding the twelve features the name list and the transferability rule return costs almost nothing under the stratified protocol: XGBoost, LightGBM and random forest are unchanged to four decimals, and the largest loss among the eleven detectors is 0.0018 (k-NN). The recurrent and convolutional models in fact improve (+0.0054 and +0.0103), although the </w:t>
+      </w:r>
+      <w:r>
+        <w:rPr>
+          <w:rFonts w:ascii="Consolas" w:cs="Consolas" w:eastAsia="Consolas" w:hAnsi="Consolas"/>
+          <w:b w:val="false"/>
+          <w:bCs w:val="false"/>
+          <w:i w:val="false"/>
+          <w:iCs w:val="false"/>
+          <w:sz w:val="20"/>
+          <w:szCs w:val="20"/>
+        </w:rPr>
+        <w:t xml:space="preserve">clean</w:t>
       </w:r>
       <w:r>
         <w:rPr>
           <w:rFonts w:ascii="Times New Roman" w:cs="Times New Roman" w:eastAsia="Times New Roman" w:hAnsi="Times New Roman"/>
           <w:b w:val="false"/>
           <w:bCs w:val="false"/>
-          <w:i/>
-          <w:iCs/>
+          <w:i w:val="false"/>
+          <w:iCs w:val="false"/>
           <w:sz w:val="22"/>
           <w:szCs w:val="22"/>
         </w:rPr>
-        <w:t xml:space="preserve">improve</w:t>
-      </w:r>
-      <w:r>
-        <w:rPr>
-          <w:rFonts w:ascii="Times New Roman" w:cs="Times New Roman" w:eastAsia="Times New Roman" w:hAnsi="Times New Roman"/>
-          <w:b w:val="false"/>
-          <w:bCs w:val="false"/>
-          <w:i w:val="false"/>
-          <w:iCs w:val="false"/>
-          <w:sz w:val="22"/>
-          <w:szCs w:val="22"/>
-        </w:rPr>
-        <w:t xml:space="preserve"> (+0.0054 and +0.0103), although the </w:t>
-      </w:r>
-      <w:r>
-        <w:rPr>
-          <w:rFonts w:ascii="Consolas" w:cs="Consolas" w:eastAsia="Consolas" w:hAnsi="Consolas"/>
-          <w:b w:val="false"/>
-          <w:bCs w:val="false"/>
-          <w:i w:val="false"/>
-          <w:iCs w:val="false"/>
-          <w:sz w:val="20"/>
-          <w:szCs w:val="20"/>
-        </w:rPr>
-        <w:t xml:space="preserve">clean</w:t>
-      </w:r>
-      <w:r>
-        <w:rPr>
-          <w:rFonts w:ascii="Times New Roman" w:cs="Times New Roman" w:eastAsia="Times New Roman" w:hAnsi="Times New Roman"/>
-          <w:b w:val="false"/>
-          <w:bCs w:val="false"/>
-          <w:i w:val="false"/>
-          <w:iCs w:val="false"/>
-          <w:sz w:val="22"/>
-          <w:szCs w:val="22"/>
-        </w:rPr>
-        <w:t xml:space="preserve"> condition is measured on a single seed and their seed dispersion is of the same order, so we do not read that as a reliable gain. The shortcuts were redundant with legitimate behavioural signal, so removing them does not remove the ability to classify; it removes the ability to classify </w:t>
-      </w:r>
-      <w:r>
-        <w:rPr>
-          <w:rFonts w:ascii="Times New Roman" w:cs="Times New Roman" w:eastAsia="Times New Roman" w:hAnsi="Times New Roman"/>
-          <w:b w:val="false"/>
-          <w:bCs w:val="false"/>
-          <w:i/>
-          <w:iCs/>
-          <w:sz w:val="22"/>
-          <w:szCs w:val="22"/>
-        </w:rPr>
-        <w:t xml:space="preserve">for the wrong reason</w:t>
-      </w:r>
-      <w:r>
-        <w:rPr>
-          <w:rFonts w:ascii="Times New Roman" w:cs="Times New Roman" w:eastAsia="Times New Roman" w:hAnsi="Times New Roman"/>
-          <w:b w:val="false"/>
-          <w:bCs w:val="false"/>
-          <w:i w:val="false"/>
-          <w:iCs w:val="false"/>
-          <w:sz w:val="22"/>
-          <w:szCs w:val="22"/>
-        </w:rPr>
-        <w:t xml:space="preserve">.</w:t>
+        <w:t xml:space="preserve"> condition is measured on a single seed and their seed dispersion is of the same order, so we do not read that as a reliable gain. The shortcuts were redundant with legitimate behavioural signal, so removing them does not remove the ability to classify; it removes the ability to classify for the wrong reason.</w:t>
       </w:r>
     </w:p>
     <w:p>
@@ -21719,31 +21331,7 @@
           <w:sz w:val="22"/>
           <w:szCs w:val="22"/>
         </w:rPr>
-        <w:t xml:space="preserve">Table 7 reports both. Under the stratified protocol, expected calibration error is at most 0.0015 for every model except logistic regression and naive Bayes, and for those models temperature scaling moves it by less than 0.001 in either direction. Logistic regression is the one the corrected blacklist moved: its stratified error rises from 0.0003 to 0.0084 once the identifier column is withheld, and scaling brings it back to 0.0016. Naive Bayes is the exception in both respects: it starts at 0.1419 and temperature scaling makes it </w:t>
-      </w:r>
-      <w:r>
-        <w:rPr>
-          <w:rFonts w:ascii="Times New Roman" w:cs="Times New Roman" w:eastAsia="Times New Roman" w:hAnsi="Times New Roman"/>
-          <w:b w:val="false"/>
-          <w:bCs w:val="false"/>
-          <w:i/>
-          <w:iCs/>
-          <w:sz w:val="22"/>
-          <w:szCs w:val="22"/>
-        </w:rPr>
-        <w:t xml:space="preserve">worse</w:t>
-      </w:r>
-      <w:r>
-        <w:rPr>
-          <w:rFonts w:ascii="Times New Roman" w:cs="Times New Roman" w:eastAsia="Times New Roman" w:hAnsi="Times New Roman"/>
-          <w:b w:val="false"/>
-          <w:bCs w:val="false"/>
-          <w:i w:val="false"/>
-          <w:iCs w:val="false"/>
-          <w:sz w:val="22"/>
-          <w:szCs w:val="22"/>
-        </w:rPr>
-        <w:t xml:space="preserve"> (0.2240), the familiar failure of a single-parameter correction applied to a model whose errors are not a uniform over-confidence. On this saturated GeNIS benchmark the confidences were already well ordered and calibration had little left to repair, a negative result worth recording, since calibration is routinely recommended without checking whether it is needed. The fitted temperatures no longer sit at the floor of the grid as they did under the published blacklist: XGBoost, LightGBM and random forest move to 0.85, 1.46 and 0.39. Withholding the identifier column removed the column that made their posteriors near-deterministic, and the temperature says so.</w:t>
+        <w:t xml:space="preserve">Table 7 reports both. Under the stratified protocol, expected calibration error is at most 0.0015 for every model except logistic regression and naive Bayes, and for those models temperature scaling moves it by less than 0.001 in either direction. Logistic regression is the one the corrected blacklist moved: its stratified error rises from 0.0003 to 0.0084 once the identifier column is withheld, and scaling brings it back to 0.0016. Naive Bayes is the exception in both respects: it starts at 0.1419 and temperature scaling makes it worse (0.2240), the familiar failure of a single-parameter correction applied to a model whose errors are not a uniform over-confidence. On this saturated GeNIS benchmark the confidences were already well ordered and calibration had little left to repair, a negative result worth recording, since calibration is routinely recommended without checking whether it is needed. The fitted temperatures no longer sit at the floor of the grid as they did under the published blacklist: XGBoost, LightGBM and random forest move to 0.85, 1.46 and 0.39. Withholding the identifier column removed the column that made their posteriors near-deterministic, and the temperature says so.</w:t>
       </w:r>
     </w:p>
     <w:p>
@@ -21779,31 +21367,7 @@
           <w:sz w:val="22"/>
           <w:szCs w:val="22"/>
         </w:rPr>
-        <w:t xml:space="preserve">Two observations qualify this. First, a validation gain does not guarantee a test gain: the DNN improves by +0.0313 on validation yet </w:t>
-      </w:r>
-      <w:r>
-        <w:rPr>
-          <w:rFonts w:ascii="Times New Roman" w:cs="Times New Roman" w:eastAsia="Times New Roman" w:hAnsi="Times New Roman"/>
-          <w:b w:val="false"/>
-          <w:bCs w:val="false"/>
-          <w:i/>
-          <w:iCs/>
-          <w:sz w:val="22"/>
-          <w:szCs w:val="22"/>
-        </w:rPr>
-        <w:t xml:space="preserve">loses</w:t>
-      </w:r>
-      <w:r>
-        <w:rPr>
-          <w:rFonts w:ascii="Times New Roman" w:cs="Times New Roman" w:eastAsia="Times New Roman" w:hAnsi="Times New Roman"/>
-          <w:b w:val="false"/>
-          <w:bCs w:val="false"/>
-          <w:i w:val="false"/>
-          <w:iCs w:val="false"/>
-          <w:sz w:val="22"/>
-          <w:szCs w:val="22"/>
-        </w:rPr>
-        <w:t xml:space="preserve"> 0.0046 on the test partition, and logistic regression inverts the same way on a smaller scale, +0.0005 against −0.0003. Of the four models whose search adopted a configuration at all, two moved down on the test partition after moving up on validation. Selecting on a single validation split, then retraining across five seeds, is enough to invert the sign of a small effect, a reminder that the guarantee “trial 0 is the default configuration” holds only for the quantity being optimised. Second, and despite this, the ranking of Table 2 is unchanged by tuning, which is the question a tuned arm exists to answer: the ordering is not an artefact of default settings.</w:t>
+        <w:t xml:space="preserve">Two observations qualify this. First, a validation gain does not guarantee a test gain: the DNN improves by +0.0313 on validation yet loses 0.0046 on the test partition, and logistic regression inverts the same way on a smaller scale, +0.0005 against −0.0003. Of the four models whose search adopted a configuration at all, two moved down on the test partition after moving up on validation. Selecting on a single validation split, then retraining across five seeds, is enough to invert the sign of a small effect, a reminder that the guarantee “trial 0 is the default configuration” holds only for the quantity being optimised. Second, and despite this, the ranking of Table 2 is unchanged by tuning, which is the question a tuned arm exists to answer: the ordering is not an artefact of default settings.</w:t>
       </w:r>
     </w:p>
     <w:p>
@@ -27780,31 +27344,7 @@
           <w:sz w:val="22"/>
           <w:szCs w:val="22"/>
         </w:rPr>
-        <w:t xml:space="preserve">The benign-trained autoencoder reaches a global AUROC of 0.4164 ± 0.0230: it is </w:t>
-      </w:r>
-      <w:r>
-        <w:rPr>
-          <w:rFonts w:ascii="Times New Roman" w:cs="Times New Roman" w:eastAsia="Times New Roman" w:hAnsi="Times New Roman"/>
-          <w:b w:val="false"/>
-          <w:bCs w:val="false"/>
-          <w:i/>
-          <w:iCs/>
-          <w:sz w:val="22"/>
-          <w:szCs w:val="22"/>
-        </w:rPr>
-        <w:t xml:space="preserve">worse than chance</w:t>
-      </w:r>
-      <w:r>
-        <w:rPr>
-          <w:rFonts w:ascii="Times New Roman" w:cs="Times New Roman" w:eastAsia="Times New Roman" w:hAnsi="Times New Roman"/>
-          <w:b w:val="false"/>
-          <w:bCs w:val="false"/>
-          <w:i w:val="false"/>
-          <w:iCs w:val="false"/>
-          <w:sz w:val="22"/>
-          <w:szCs w:val="22"/>
-        </w:rPr>
-        <w:t xml:space="preserve">. The per-family breakdown (Table 9, Figure 13) explains why, and it is what the global figure hides. Against </w:t>
+        <w:t xml:space="preserve">The benign-trained autoencoder reaches a global AUROC of 0.4164 ± 0.0230: it is worse than chance. The per-family breakdown (Table 9, Figure 13) explains why, and it is what the global figure hides. Against </w:t>
       </w:r>
       <w:r>
         <w:rPr>
@@ -27972,31 +27512,7 @@
           <w:sz w:val="18"/>
           <w:szCs w:val="18"/>
         </w:rPr>
-        <w:t xml:space="preserve">Benign-trained autoencoder, AUROC per attack family against benign (five seeds, audited condition). Values below 0.5 mean attacks reconstruct </w:t>
-      </w:r>
-      <w:r>
-        <w:rPr>
-          <w:rFonts w:ascii="Calibri" w:cs="Calibri" w:eastAsia="Calibri" w:hAnsi="Calibri"/>
-          <w:b w:val="false"/>
-          <w:bCs w:val="false"/>
-          <w:i/>
-          <w:iCs/>
-          <w:sz w:val="18"/>
-          <w:szCs w:val="18"/>
-        </w:rPr>
-        <w:t xml:space="preserve">better</w:t>
-      </w:r>
-      <w:r>
-        <w:rPr>
-          <w:rFonts w:ascii="Calibri" w:cs="Calibri" w:eastAsia="Calibri" w:hAnsi="Calibri"/>
-          <w:b w:val="false"/>
-          <w:bCs w:val="false"/>
-          <w:i w:val="false"/>
-          <w:iCs w:val="false"/>
-          <w:sz w:val="18"/>
-          <w:szCs w:val="18"/>
-        </w:rPr>
-        <w:t xml:space="preserve"> than benign traffic.</w:t>
+        <w:t xml:space="preserve">Benign-trained autoencoder, AUROC per attack family against benign (five seeds, audited condition). Values below 0.5 mean attacks reconstruct better than benign traffic.</w:t>
       </w:r>
     </w:p>
     <w:tbl>
@@ -39841,7 +39357,31 @@
           <w:sz w:val="18"/>
           <w:szCs w:val="18"/>
         </w:rPr>
-        <w:t xml:space="preserve">Sensitivity of the blacklist to the transferability threshold. Behavioural columns are those the rule excludes; the blacklist column adds the four positional columns excluded by name, but not the identifier column, which no threshold on this ratio reaches, so the operative row reads twelve where the published blacklist has thirteen. The operative row is the rule this paper applies. Computed from the released transferability table by paper/sensitivity_threshold.py, without retraining.</w:t>
+        <w:t xml:space="preserve">Sensitivity of the blacklist to the transferability threshold. Behavioural columns are those the rule excludes; the blacklist column adds the four positional columns excluded by name, but not the identifier column, which no threshold on this ratio reaches, so the operative row reads twelve where the published blacklist has thirteen. The operative row is the rule this paper applies. Computed from the released transferability table by </w:t>
+      </w:r>
+      <w:r>
+        <w:rPr>
+          <w:rFonts w:ascii="Consolas" w:cs="Consolas" w:eastAsia="Calibri" w:hAnsi="Consolas"/>
+          <w:b w:val="false"/>
+          <w:bCs w:val="false"/>
+          <w:i w:val="false"/>
+          <w:iCs w:val="false"/>
+          <w:sz w:val="18"/>
+          <w:szCs w:val="18"/>
+        </w:rPr>
+        <w:t xml:space="preserve">paper/sensitivity_threshold.py</w:t>
+      </w:r>
+      <w:r>
+        <w:rPr>
+          <w:rFonts w:ascii="Calibri" w:cs="Calibri" w:eastAsia="Calibri" w:hAnsi="Calibri"/>
+          <w:b w:val="false"/>
+          <w:bCs w:val="false"/>
+          <w:i w:val="false"/>
+          <w:iCs w:val="false"/>
+          <w:sz w:val="18"/>
+          <w:szCs w:val="18"/>
+        </w:rPr>
+        <w:t xml:space="preserve">, without retraining.</w:t>
       </w:r>
     </w:p>
     <w:tbl>
@@ -42189,7 +41729,223 @@
           <w:sz w:val="22"/>
           <w:szCs w:val="22"/>
         </w:rPr>
-        <w:t xml:space="preserve"> contains the trained detectors of the reference configuration and their fitted preprocessing parameters. The two measurements this paper adds without retraining are in the repository rather than in the archive, since both are derived from files it already contains: the CICIDS2017 audit of Section 7 under experiments/e2, and the two-protocol calibration and residual redundancy of Sections 6.2 and 6.5 under experiments/e3, each with the notebook that produced it under colab/. The correction of Section 9 is a third addition and it does retrain: the capture-file test that identifies the offending column is under experiments/e7, and the campaign that repeats the audited condition without it — 180 runs over fifteen configurations, both protocols and five seeds, together with the re-measured inference cost and the paired tests of Figures 9 and 11 — is under experiments/e8, again with its notebook under colab/. Tables 2, 7, 8, 10 and 13 and Figures 5, 9, 10, 11, 14 and 18 are computed from that campaign by the scripts under paper/, each of which asserts the counts it reproduces. The disposition of every column is released in machine-readable form as paper/blacklist.csv in that repository: one row for each of the 90 columns the audit had an opinion about, giving its category, whether it was excluded and under which rule, the two single-feature accuracies, τ and τ*, and its transferability and rank under the nested audit of Section 4.3. It is generated from the archived results by paper/make_blacklist_csv.py, which asserts that it reproduces every count reported here.</w:t>
+        <w:t xml:space="preserve"> contains the trained detectors of the reference configuration and their fitted preprocessing parameters. The two measurements this paper adds without retraining are in the repository rather than in the archive, since both are derived from files it already contains: the CICIDS2017 audit of Section 7 under </w:t>
+      </w:r>
+      <w:r>
+        <w:rPr>
+          <w:rFonts w:ascii="Consolas" w:cs="Consolas" w:eastAsia="Times New Roman" w:hAnsi="Consolas"/>
+          <w:b w:val="false"/>
+          <w:bCs w:val="false"/>
+          <w:i w:val="false"/>
+          <w:iCs w:val="false"/>
+          <w:sz w:val="22"/>
+          <w:szCs w:val="22"/>
+        </w:rPr>
+        <w:t xml:space="preserve">experiments/e2</w:t>
+      </w:r>
+      <w:r>
+        <w:rPr>
+          <w:rFonts w:ascii="Times New Roman" w:cs="Times New Roman" w:eastAsia="Times New Roman" w:hAnsi="Times New Roman"/>
+          <w:b w:val="false"/>
+          <w:bCs w:val="false"/>
+          <w:i w:val="false"/>
+          <w:iCs w:val="false"/>
+          <w:sz w:val="22"/>
+          <w:szCs w:val="22"/>
+        </w:rPr>
+        <w:t xml:space="preserve">, and the two-protocol calibration and residual redundancy of Sections 6.2 and 6.5 under </w:t>
+      </w:r>
+      <w:r>
+        <w:rPr>
+          <w:rFonts w:ascii="Consolas" w:cs="Consolas" w:eastAsia="Times New Roman" w:hAnsi="Consolas"/>
+          <w:b w:val="false"/>
+          <w:bCs w:val="false"/>
+          <w:i w:val="false"/>
+          <w:iCs w:val="false"/>
+          <w:sz w:val="22"/>
+          <w:szCs w:val="22"/>
+        </w:rPr>
+        <w:t xml:space="preserve">experiments/e3</w:t>
+      </w:r>
+      <w:r>
+        <w:rPr>
+          <w:rFonts w:ascii="Times New Roman" w:cs="Times New Roman" w:eastAsia="Times New Roman" w:hAnsi="Times New Roman"/>
+          <w:b w:val="false"/>
+          <w:bCs w:val="false"/>
+          <w:i w:val="false"/>
+          <w:iCs w:val="false"/>
+          <w:sz w:val="22"/>
+          <w:szCs w:val="22"/>
+        </w:rPr>
+        <w:t xml:space="preserve">, each with the notebook that produced it under </w:t>
+      </w:r>
+      <w:r>
+        <w:rPr>
+          <w:rFonts w:ascii="Consolas" w:cs="Consolas" w:eastAsia="Times New Roman" w:hAnsi="Consolas"/>
+          <w:b w:val="false"/>
+          <w:bCs w:val="false"/>
+          <w:i w:val="false"/>
+          <w:iCs w:val="false"/>
+          <w:sz w:val="22"/>
+          <w:szCs w:val="22"/>
+        </w:rPr>
+        <w:t xml:space="preserve">colab/</w:t>
+      </w:r>
+      <w:r>
+        <w:rPr>
+          <w:rFonts w:ascii="Times New Roman" w:cs="Times New Roman" w:eastAsia="Times New Roman" w:hAnsi="Times New Roman"/>
+          <w:b w:val="false"/>
+          <w:bCs w:val="false"/>
+          <w:i w:val="false"/>
+          <w:iCs w:val="false"/>
+          <w:sz w:val="22"/>
+          <w:szCs w:val="22"/>
+        </w:rPr>
+        <w:t xml:space="preserve">. The correction of Section 9 is a third addition and it does retrain: the capture-file test that identifies the offending column is under </w:t>
+      </w:r>
+      <w:r>
+        <w:rPr>
+          <w:rFonts w:ascii="Consolas" w:cs="Consolas" w:eastAsia="Times New Roman" w:hAnsi="Consolas"/>
+          <w:b w:val="false"/>
+          <w:bCs w:val="false"/>
+          <w:i w:val="false"/>
+          <w:iCs w:val="false"/>
+          <w:sz w:val="22"/>
+          <w:szCs w:val="22"/>
+        </w:rPr>
+        <w:t xml:space="preserve">experiments/e7</w:t>
+      </w:r>
+      <w:r>
+        <w:rPr>
+          <w:rFonts w:ascii="Times New Roman" w:cs="Times New Roman" w:eastAsia="Times New Roman" w:hAnsi="Times New Roman"/>
+          <w:b w:val="false"/>
+          <w:bCs w:val="false"/>
+          <w:i w:val="false"/>
+          <w:iCs w:val="false"/>
+          <w:sz w:val="22"/>
+          <w:szCs w:val="22"/>
+        </w:rPr>
+        <w:t xml:space="preserve">, and the campaign that repeats the audited condition without it — 180 runs over fifteen configurations, both protocols and five seeds, together with the re-measured inference cost and the paired tests of Figures 9 and 11 — is under </w:t>
+      </w:r>
+      <w:r>
+        <w:rPr>
+          <w:rFonts w:ascii="Consolas" w:cs="Consolas" w:eastAsia="Times New Roman" w:hAnsi="Consolas"/>
+          <w:b w:val="false"/>
+          <w:bCs w:val="false"/>
+          <w:i w:val="false"/>
+          <w:iCs w:val="false"/>
+          <w:sz w:val="22"/>
+          <w:szCs w:val="22"/>
+        </w:rPr>
+        <w:t xml:space="preserve">experiments/e8</w:t>
+      </w:r>
+      <w:r>
+        <w:rPr>
+          <w:rFonts w:ascii="Times New Roman" w:cs="Times New Roman" w:eastAsia="Times New Roman" w:hAnsi="Times New Roman"/>
+          <w:b w:val="false"/>
+          <w:bCs w:val="false"/>
+          <w:i w:val="false"/>
+          <w:iCs w:val="false"/>
+          <w:sz w:val="22"/>
+          <w:szCs w:val="22"/>
+        </w:rPr>
+        <w:t xml:space="preserve">, again with its notebook under </w:t>
+      </w:r>
+      <w:r>
+        <w:rPr>
+          <w:rFonts w:ascii="Consolas" w:cs="Consolas" w:eastAsia="Times New Roman" w:hAnsi="Consolas"/>
+          <w:b w:val="false"/>
+          <w:bCs w:val="false"/>
+          <w:i w:val="false"/>
+          <w:iCs w:val="false"/>
+          <w:sz w:val="22"/>
+          <w:szCs w:val="22"/>
+        </w:rPr>
+        <w:t xml:space="preserve">colab/</w:t>
+      </w:r>
+      <w:r>
+        <w:rPr>
+          <w:rFonts w:ascii="Times New Roman" w:cs="Times New Roman" w:eastAsia="Times New Roman" w:hAnsi="Times New Roman"/>
+          <w:b w:val="false"/>
+          <w:bCs w:val="false"/>
+          <w:i w:val="false"/>
+          <w:iCs w:val="false"/>
+          <w:sz w:val="22"/>
+          <w:szCs w:val="22"/>
+        </w:rPr>
+        <w:t xml:space="preserve">. Tables 2, 7, 8, 10 and 13 and Figures 5, 9, 10, 11, 14 and 18 are computed from that campaign by the scripts under </w:t>
+      </w:r>
+      <w:r>
+        <w:rPr>
+          <w:rFonts w:ascii="Consolas" w:cs="Consolas" w:eastAsia="Times New Roman" w:hAnsi="Consolas"/>
+          <w:b w:val="false"/>
+          <w:bCs w:val="false"/>
+          <w:i w:val="false"/>
+          <w:iCs w:val="false"/>
+          <w:sz w:val="22"/>
+          <w:szCs w:val="22"/>
+        </w:rPr>
+        <w:t xml:space="preserve">paper/</w:t>
+      </w:r>
+      <w:r>
+        <w:rPr>
+          <w:rFonts w:ascii="Times New Roman" w:cs="Times New Roman" w:eastAsia="Times New Roman" w:hAnsi="Times New Roman"/>
+          <w:b w:val="false"/>
+          <w:bCs w:val="false"/>
+          <w:i w:val="false"/>
+          <w:iCs w:val="false"/>
+          <w:sz w:val="22"/>
+          <w:szCs w:val="22"/>
+        </w:rPr>
+        <w:t xml:space="preserve">, each of which asserts the counts it reproduces. The disposition of every column is released in machine-readable form as </w:t>
+      </w:r>
+      <w:r>
+        <w:rPr>
+          <w:rFonts w:ascii="Consolas" w:cs="Consolas" w:eastAsia="Times New Roman" w:hAnsi="Consolas"/>
+          <w:b w:val="false"/>
+          <w:bCs w:val="false"/>
+          <w:i w:val="false"/>
+          <w:iCs w:val="false"/>
+          <w:sz w:val="22"/>
+          <w:szCs w:val="22"/>
+        </w:rPr>
+        <w:t xml:space="preserve">paper/blacklist.csv</w:t>
+      </w:r>
+      <w:r>
+        <w:rPr>
+          <w:rFonts w:ascii="Times New Roman" w:cs="Times New Roman" w:eastAsia="Times New Roman" w:hAnsi="Times New Roman"/>
+          <w:b w:val="false"/>
+          <w:bCs w:val="false"/>
+          <w:i w:val="false"/>
+          <w:iCs w:val="false"/>
+          <w:sz w:val="22"/>
+          <w:szCs w:val="22"/>
+        </w:rPr>
+        <w:t xml:space="preserve"> in that repository: one row for each of the 90 columns the audit had an opinion about, giving its category, whether it was excluded and under which rule, the two single-feature accuracies, τ and τ*, and its transferability and rank under the nested audit of Section 4.3. It is generated from the archived results by </w:t>
+      </w:r>
+      <w:r>
+        <w:rPr>
+          <w:rFonts w:ascii="Consolas" w:cs="Consolas" w:eastAsia="Times New Roman" w:hAnsi="Consolas"/>
+          <w:b w:val="false"/>
+          <w:bCs w:val="false"/>
+          <w:i w:val="false"/>
+          <w:iCs w:val="false"/>
+          <w:sz w:val="22"/>
+          <w:szCs w:val="22"/>
+        </w:rPr>
+        <w:t xml:space="preserve">paper/make_blacklist_csv.py</w:t>
+      </w:r>
+      <w:r>
+        <w:rPr>
+          <w:rFonts w:ascii="Times New Roman" w:cs="Times New Roman" w:eastAsia="Times New Roman" w:hAnsi="Times New Roman"/>
+          <w:b w:val="false"/>
+          <w:bCs w:val="false"/>
+          <w:i w:val="false"/>
+          <w:iCs w:val="false"/>
+          <w:sz w:val="22"/>
+          <w:szCs w:val="22"/>
+        </w:rPr>
+        <w:t xml:space="preserve">, which asserts that it reproduces every count reported here.</w:t>
       </w:r>
     </w:p>
     <w:p>

--- a/paper/GeNIS_benchmark_article.docx
+++ b/paper/GeNIS_benchmark_article.docx
@@ -6282,7 +6282,7 @@
           <w:sz w:val="22"/>
           <w:szCs w:val="22"/>
         </w:rPr>
-        <w:t xml:space="preserve"> A majority-class baseline; multinomial logistic regression; Gaussian naive Bayes; k-nearest neighbours; random forest (200 trees); XGBoost (300 trees, depth 8, histogram splits); LightGBM (300 trees, 63 leaves).</w:t>
+        <w:t xml:space="preserve"> Seven detectors make up this group. They are a majority-class baseline, multinomial logistic regression, Gaussian naive Bayes and k-nearest neighbours, together with a random forest of 200 trees, XGBoost with 300 trees of depth 8 and histogram splits, and LightGBM with 300 trees and 63 leaves.</w:t>
       </w:r>
     </w:p>
     <w:p>
@@ -6366,7 +6366,7 @@
           <w:sz w:val="22"/>
           <w:szCs w:val="22"/>
         </w:rPr>
-        <w:t xml:space="preserve"> A symmetric autoencoder (64-32-16-32-64) trained on benign flows only; a flow is scored by its reconstruction error. It is evaluated separately, by AUROC, since it solves a different problem.</w:t>
+        <w:t xml:space="preserve"> A symmetric autoencoder with layer widths 64-32-16-32-64 is trained on benign flows only, and a flow is scored by its reconstruction error. It is evaluated separately, by AUROC, since it solves a different problem.</w:t>
       </w:r>
     </w:p>
     <w:p>
@@ -6396,7 +6396,7 @@
           <w:sz w:val="22"/>
           <w:szCs w:val="22"/>
         </w:rPr>
-        <w:t xml:space="preserve"> Kernel SVM is excluded: its O(n²) training is infeasible on 203 292 training flows within an equal budget, and logistic regression covers the linear family. The k-means/EM/SOM trio used by earlier benchmarks [11] is replaced by the autoencoder as a modern representative of reconstruction-based anomaly detection.</w:t>
+        <w:t xml:space="preserve"> Kernel SVM is excluded because its O(n²) training is infeasible on 203 292 training flows within an equal budget, and because logistic regression already covers the linear family. The k-means/EM/SOM trio used by earlier benchmarks [11] is replaced by the autoencoder as a modern representative of reconstruction-based anomaly detection.</w:t>
       </w:r>
     </w:p>
     <w:p>

--- a/paper/GeNIS_benchmark_article.docx
+++ b/paper/GeNIS_benchmark_article.docx
@@ -641,7 +641,7 @@
           <w:sz w:val="22"/>
           <w:szCs w:val="22"/>
         </w:rPr>
-        <w:t xml:space="preserve">Doubts about how faithfully laboratory corpora measure intrusion detection predate deep learning: Sommer and Paxson's classic analysis already warned that closed-world evaluations reward properties of the data rather than of the detector [8]. The subsequent decade validated the warning on the field's main reference. CICIDS2017 [9] became the de facto benchmark, and was then shown to carry defects at every level of its production: errors in the CICFlowMeter feature extractor and in the labels themselves [1], an error prevalence material enough to change reported performance [2], and further labelling mistakes whose correction significantly alters detection results [3]; an independent re-extraction of the corpus from its packet captures adds duplicated and miscalculated features to that list and republishes it corrected [10]. Meanwhile, the most-cited benchmark on that corpus [11], which compares ten supervised and unsupervised algorithms on accuracy, F1 and training/testing time, predates the shortcut-learning literature and evaluates under random splits without a leakage or temporal audit, so its reference numbers inherit whatever artefacts the corpus carries. The lesson is not that testbed corpora or model-zoo benchmarks are useless; it is that a corpus's first years of use fix the community's reference numbers, so the audit of a new corpus is most valuable before a literature accumulates on it. GeNIS [4] is exactly at that stage: captured in February 2025 on an Airbus CyberRange simulation of a small and medium-sized enterprise network, exported at four aggregation intervals with the HERA tool [5], built on the Argus flow exporter, and released with raw packets so that alternative feature extractions remain possible, a design choice motivated by the observation that the exporter itself materially affects downstream model performance [12]. Its authors' companion study [6] validates binary and multiclass classification with five feature-selection methods over tree ensembles and deep networks, and stands as the official baseline this paper is anchored to. Two recent studies set the standard against which a new corpus should be read. Goldschmidt and Chudá survey eighty-nine intrusion-detection corpora across thirteen properties, downloading and inspecting each rather than trusting its documentation, and report that defects are the rule rather than the exception and that more corpora have appeared since 2020 than in all preceding years together [13]. Cantone et al. supply the complementary measurement: four detectors trained and tested within one corpus classify almost perfectly, and the same detectors evaluated across corpora fall to approximately chance [14]. Together they are the reason we treat the first numbers published on GeNIS as a claim to be audited rather than a baseline to be beaten, and the reason Section 9 states plainly that our own detector ranking is a single-corpus result.</w:t>
+        <w:t xml:space="preserve">Doubts about how faithfully laboratory corpora measure intrusion detection predate deep learning: Sommer and Paxson's classic analysis already warned that closed-world evaluations reward properties of the data rather than of the detector [8]. The subsequent decade validated the warning on the field's main reference. CICIDS2017 [9] became the de facto benchmark, and was then shown to carry defects at every level of its production: errors in the CICFlowMeter feature extractor and in the labels themselves [1], an error prevalence material enough to change reported performance [2], and further labelling mistakes whose correction significantly alters detection results [3]. An independent re-extraction of the corpus from its packet captures adds duplicated and miscalculated features to that list and republishes it corrected [10]. Meanwhile, the most-cited benchmark on that corpus [11], which compares ten supervised and unsupervised algorithms on accuracy, F1 and training/testing time, predates the shortcut-learning literature and evaluates under random splits without a leakage or temporal audit, so its reference numbers inherit whatever artefacts the corpus carries. The lesson is not that testbed corpora or model-zoo benchmarks are useless; it is that a corpus's first years of use fix the community's reference numbers, so the audit of a new corpus is most valuable before a literature accumulates on it. GeNIS [4] is exactly at that stage: captured in February 2025 on an Airbus CyberRange simulation of a small and medium-sized enterprise network, exported at four aggregation intervals with the HERA tool [5], built on the Argus flow exporter, and released with raw packets so that alternative feature extractions remain possible, a design choice motivated by the observation that the exporter itself materially affects downstream model performance [12]. Its authors' companion study [6] validates binary and multiclass classification with five feature-selection methods over tree ensembles and deep networks, and stands as the official baseline this paper is anchored to. Two recent studies set the standard against which a new corpus should be read. Goldschmidt and Chudá survey eighty-nine intrusion-detection corpora across thirteen properties, downloading and inspecting each rather than trusting its documentation, and report that defects are the rule rather than the exception and that more corpora have appeared since 2020 than in all preceding years together [13]. Cantone et al. supply the complementary measurement. Four detectors trained and tested within one corpus classify almost perfectly, and the same detectors evaluated across corpora fall to approximately chance [14]. Together they are the reason we treat the first numbers published on GeNIS as a claim to be audited rather than a baseline to be beaten, and the reason Section 9 states plainly that our own detector ranking is a single-corpus result.</w:t>
       </w:r>
     </w:p>
     <w:p>
@@ -701,7 +701,7 @@
           <w:sz w:val="22"/>
           <w:szCs w:val="22"/>
         </w:rPr>
-        <w:t xml:space="preserve"> [15], and security is a domain where the stakes of the confusion are highest. Arp et al. catalogue the recurring pitfalls of security ML (sampling bias, spurious correlations, data snooping) and find them endemic in published work [16]. Two lines are directly upstream of ours. TESSERACT demonstrated that ignoring temporal structure inflates malware-classification results, and argued for chronologically consistent splits as a validity requirement rather than a robustness extra [17]. Closer to network flows, D'hooge et al. established the contaminating effect of metadata features in NIDS models: the destination port alone separates ten state-of-the-art IDS datasets at 70–100% accuracy, so any model given that feature learns a dataset artefact rather than traffic behaviour [18]. Our audit extends this programme along three axes: from metadata to positional features (capture timestamps and exporter sequence counters, which on GeNIS predict the class at 99.70% against a 19.42% majority-class rate); from a single split convention to a stratified-versus-chronological comparison that measures how much of the ranking survives; and from the CICIDS family to a new-generation corpus whose reference numbers are not yet fixed. The per-interval feature blacklist we release is the practical form of D'hooge et al.'s countermeasure argument, instantiated for GeNIS. Two further lines bound what our audit may claim. Kapoor and Narayanan document leakage as a reproducibility failure across seventeen scientific fields and two hundred and ninety-four papers, and give a taxonomy of eight kinds ranging from textbook errors to open research problems [19]; the shortcuts we report on GeNIS belong to their illegitimate-feature category, and we use the word leakage in that restricted sense throughout rather than as a claim to have audited every kind. And the blindness of attribution under dependence is not confined to permutation importance: Aas et al. show that Kernel SHAP, which assumes independent features, misattributes when they are correlated, and give conditional estimators that do not [20]. That result is what allows Section 6.2 to extend its claim from permutation importance to the SHAP analyses a study of this corpus would otherwise rely on.</w:t>
+        <w:t xml:space="preserve"> [15], and security is a domain where the stakes of the confusion are highest. Arp et al. catalogue the recurring pitfalls of security ML (sampling bias, spurious correlations, data snooping) and find them endemic in published work [16]. Two lines are directly upstream of ours. TESSERACT demonstrated that ignoring temporal structure inflates malware-classification results, and argued for chronologically consistent splits as a validity requirement rather than a robustness extra [17]. Closer to network flows, D'hooge et al. established the contaminating effect of metadata features in NIDS models: the destination port alone separates ten state-of-the-art IDS datasets at 70–100% accuracy, so any model given that feature learns a dataset artefact rather than traffic behaviour [18]. Our audit extends this programme along three axes: from metadata to positional features (capture timestamps and exporter sequence counters, which on GeNIS predict the class at 99.70% against a 19.42% majority-class rate); from a single split convention to a stratified-versus-chronological comparison that measures how much of the ranking survives; and from the CICIDS family to a new-generation corpus whose reference numbers are not yet fixed. The per-interval feature blacklist we release is the practical form of D'hooge et al.'s countermeasure argument, instantiated for GeNIS. Two further lines bound what our audit may claim. Kapoor and Narayanan document leakage as a reproducibility failure across seventeen scientific fields and two hundred and ninety-four papers, and give a taxonomy of eight kinds ranging from textbook errors to open research problems [19]. The shortcuts we report on GeNIS belong to their illegitimate-feature category, and we use the word leakage in that restricted sense throughout rather than as a claim to have audited every kind. And the blindness of attribution under dependence is not confined to permutation importance. Aas et al. show that Kernel SHAP, which assumes independent features, misattributes when they are correlated, and give conditional estimators that do not [20]. That result is what allows Section 6.2 to extend its claim from permutation importance to the SHAP analyses a study of this corpus would otherwise rely on.</w:t>
       </w:r>
     </w:p>
     <w:p>
@@ -737,7 +737,7 @@
           <w:sz w:val="22"/>
           <w:szCs w:val="22"/>
         </w:rPr>
-        <w:t xml:space="preserve">A benchmark meant to inform deployment must report more than a ranking. Modern neural networks are systematically over-confident [21], and a detector whose confidence is miscalibrated cannot drive thresholded automation; temperature scaling [21] and selective classification with a reject option [22, 23] are the standard correctives, and uncertainty quantification is increasingly argued to be a first-class requirement for trustworthy NIDS [24]. Class imbalance interacts with all of this: under the natural distribution of GeNIS (7.4% benign traffic at the 60-second interval), accuracy is close to vacuous and metrics such as macro-F1 and the Matthews correlation coefficient are the informative ones [25]. Finally, the tabular-learning literature gives strong prior reason to include tree ensembles alongside deep detectors: gradient-boosted trees remain consistently competitive or superior on tabular data [26, 27], with attention-based architectures such as the FT-Transformer as the strongest deep contenders [28]. Inference cost is one dimension the GeNIS baseline already reports [6]; calibration, selective operating points, and confidence-bearing comparison are not, and this paper adds them to the same protocol. One qualification belongs here rather than later. Calibration is known to degrade when the test distribution moves away from the training one, which Section 6.5 measures on GeNIS, but the degradation is not uniform across architectures: Minderer et al. find the decay under shift markedly less pronounced in recent, non-convolutional models than in the generation on which the earlier result was established [29]. Our own measurements show both patterns at once, and Section 6.5 reports them as such.</w:t>
+        <w:t xml:space="preserve">A benchmark meant to inform deployment must report more than a ranking. Modern neural networks are systematically over-confident [21], and a detector whose confidence is miscalibrated cannot drive thresholded automation; temperature scaling [21] and selective classification with a reject option [22, 23] are the standard correctives, and uncertainty quantification is increasingly argued to be a first-class requirement for trustworthy NIDS [24]. Class imbalance interacts with all of this. Under the natural distribution of GeNIS (7.4% benign traffic at the 60-second interval), accuracy is close to vacuous and metrics such as macro-F1 and the Matthews correlation coefficient are the informative ones [25]. Finally, the tabular-learning literature gives strong prior reason to include tree ensembles alongside deep detectors. Gradient-boosted trees remain consistently competitive or superior on tabular data [26, 27], with attention-based architectures such as the FT-Transformer as the strongest deep contenders [28]. Inference cost is one dimension the GeNIS baseline already reports [6]. Calibration, selective operating points, and confidence-bearing comparison are not, and this paper adds them to the same protocol. One qualification belongs here rather than later. Calibration is known to degrade when the test distribution moves away from the training one, which Section 6.5 measures on GeNIS, but the degradation is not uniform across architectures. Minderer et al. find the decay under shift markedly less pronounced in recent, non-convolutional models than in the generation on which the earlier result was established [29]. Our own measurements show both patterns at once, and Section 6.5 reports them as such.</w:t>
       </w:r>
     </w:p>
     <w:p>
@@ -1043,7 +1043,7 @@
           <w:sz w:val="22"/>
           <w:szCs w:val="22"/>
         </w:rPr>
-        <w:t xml:space="preserve"> alone, from 76 distinct values, reaches 0.9947 accuracy and 0.9102 macro-F1 on the thirteen sub-categories, and 0.9985 and 0.9950 on the four-class task that the baseline itself evaluates, where the destination port reaches 0.9838 and 0.9652. One qualification belongs with those figures: a legitimate volume column, TotBytes, scores 0.9892 and 0.9758 on that same task, so standalone predictive power does not by itself separate a topology counter from traffic behaviour, exactly as Section 6.2 argues. What separates them is that a topology counter is stable in time and would therefore survive our own audit, which is why Section 9 keeps exclusion by name as a separate remedy. Silva et al. exclude those columns from their experiments, so their reported results are unaffected; the observation concerns the module as distributed, which a subsequent study may load directly. Our artefact releases the two inspection scripts that produce these numbers, the reports they emit, and the script that checks every figure quoted here against them.</w:t>
+        <w:t xml:space="preserve"> alone, from 76 distinct values, reaches 0.9947 accuracy and 0.9102 macro-F1 on the thirteen sub-categories, and 0.9985 and 0.9950 on the four-class task that the baseline itself evaluates, where the destination port reaches 0.9838 and 0.9652. One qualification belongs with those figures: a legitimate volume column, TotBytes, scores 0.9892 and 0.9758 on that same task, so standalone predictive power does not by itself separate a topology counter from traffic behaviour, exactly as Section 6.2 argues. What separates them is that a topology counter is stable in time and would therefore survive our own audit, which is why Section 9 keeps exclusion by name as a separate remedy. Silva et al. exclude those columns from their experiments, so their reported results are unaffected. The observation concerns the module as distributed, which a subsequent study may load directly. Our artefact releases the two inspection scripts that produce these numbers, the reports they emit, and the script that checks every figure quoted here against them.</w:t>
       </w:r>
     </w:p>
     <w:p>
@@ -3714,7 +3714,7 @@
           <w:sz w:val="22"/>
           <w:szCs w:val="22"/>
         </w:rPr>
-        <w:t xml:space="preserve">; they exist only inside the </w:t>
+        <w:t xml:space="preserve">. They exist only inside the </w:t>
       </w:r>
       <w:r>
         <w:rPr>
@@ -3762,7 +3762,7 @@
           <w:sz w:val="22"/>
           <w:szCs w:val="22"/>
         </w:rPr>
-        <w:t xml:space="preserve">. Second, the three benign profiles (user, administrator, background) are variants of normal traffic rather than separate detection targets; we merge them into a single </w:t>
+        <w:t xml:space="preserve">. Second, the three benign profiles (user, administrator, background) are variants of normal traffic rather than separate detection targets. We merge them into a single </w:t>
       </w:r>
       <w:r>
         <w:rPr>
@@ -4048,7 +4048,7 @@
           <w:sz w:val="22"/>
           <w:szCs w:val="22"/>
         </w:rPr>
-        <w:t xml:space="preserve"> relative to Table 12 of the corpus descriptor [4] (8 283 released versus 10 286 reported). The same discrepancy is present at every interval (32 590 flows at 5 s, 32 051 at 10 s and 30 481 at 30 s), of which the constant 27 733 reconnaissance flows are the larger part. Table 5 reports our recounts. All figures in this paper come from the released files, and we state the released counts rather than the documented ones wherever the two disagree. This reconciliation is checkable against a third source, independent of both the descriptor and the 2-flows files: the 4-preprocessed module ships the same 60-second data as an 80/20 pair of 294 844 and 73 712 flows, 368 556 in all, and rescaling the composition of its training partition recovers every count above to the flow, the 10 286 benign-background flows included. We release that check with the code of Section 11, as </w:t>
+        <w:t xml:space="preserve"> relative to Table 12 of the corpus descriptor [4] (8 283 released versus 10 286 reported). The same discrepancy is present at every interval (32 590 flows at 5 s, 32 051 at 10 s and 30 481 at 30 s), of which the constant 27 733 reconnaissance flows are the larger part. Table 5 reports our recounts. All figures in this paper come from the released files, and we state the released counts rather than the documented ones wherever the two disagree. This reconciliation is checkable against a third source, independent of both the descriptor and the 2-flows files. The 4-preprocessed module ships the same 60-second data as an 80/20 pair of 294 844 and 73 712 flows, 368 556 in all, and rescaling the composition of its training partition recovers every count above to the flow, the 10 286 benign-background flows included. We release that check with the code of Section 11, as </w:t>
       </w:r>
       <w:r>
         <w:rPr>
@@ -4132,7 +4132,7 @@
           <w:sz w:val="22"/>
           <w:szCs w:val="22"/>
         </w:rPr>
-        <w:t xml:space="preserve">, and each attack family occupies narrow, mutually disjoint windows within the attack days (Figure 3). Three consequences structure the rest of this paper. (i) Any feature correlated with position in the capture (timestamps, but also exporter counters) is a class-revealing shortcut, which motivates the audit of Section 6. (ii) A global chronological split is degenerate: the final portion of the capture contains only attack blocks never seen in training, so every model scores near zero, a measurement of the schedule, not of generalisation (we report it as such). (iii) Temporal evaluation must therefore be </w:t>
+        <w:t xml:space="preserve">, and each attack family occupies narrow, mutually disjoint windows within the attack days (Figure 3). Three consequences structure the rest of this paper. (i) Any feature correlated with position in the capture (timestamps, but also exporter counters) is a class-revealing shortcut, which motivates the audit of Section 6. (ii) A global chronological split is degenerate. The final portion of the capture contains only attack blocks never seen in training, so every model scores near zero, a measurement of the schedule, not of generalisation (we report it as such). (iii) Temporal evaluation must therefore be </w:t>
       </w:r>
       <w:r>
         <w:rPr>
@@ -4156,7 +4156,7 @@
           <w:sz w:val="22"/>
           <w:szCs w:val="22"/>
         </w:rPr>
-        <w:t xml:space="preserve">: our temporal protocol orders each class's flows in time and tests on its later flows, keeping every family represented while guaranteeing that every test flow postdates every training flow of its class (Section 4).</w:t>
+        <w:t xml:space="preserve">. Our temporal protocol orders each class's flows in time and tests on its later flows, keeping every family represented while guaranteeing that every test flow postdates every training flow of its class (Section 4).</w:t>
       </w:r>
     </w:p>
     <w:p>
@@ -4436,7 +4436,7 @@
           <w:sz w:val="22"/>
           <w:szCs w:val="22"/>
         </w:rPr>
-        <w:t xml:space="preserve">: within each class, flows are ordered by capture time and divided 60/20/20, so every test flow postdates every training flow of its own class while all nine classes remain represented in all three partitions. Figure 4 sets the four partition schemes this paper uses side by side on one axis of capture time; panel (c) is this one, and panel (b) the degenerate global split described just above. We verify the ordering invariant explicitly. Two properties of this construction must be stated before any result is read from it. It uses the class label to build the partition, since the ordering is applied within each class, so it is not a model of deployment on future unlabelled traffic; it answers the narrower question of whether a detector still recognises later flows of a family it has already seen. And it is the strictest temporal evaluation this corpus supports without emptying classes, which is a statement about GeNIS rather than a general recommendation. We therefore use it as a diagnostic within-class temporal protocol throughout, and we do not present its results as deployment generalisation. That question is one of three the word temporal covers, and no single partition answers more than one of them. It is the first, and panel (c) is the partition that measures it. The second asks whether the answer depends on where the cut falls; the rolling origins of Section 6.8 move that cut to five positions, one of them a purely chronological boundary drawn without any label. The third asks whether a detector recognises a family it has never seen, which is deployment generalisation proper. No label-free partition of this corpus can pose it, because the capture schedule makes a global chronological cut degenerate, so Section 6.8 poses it directly instead by withholding one family at a time. Only the third is deployment generalisation, and no result in Sections 6.1 to 6.7 is offered as an answer to it.</w:t>
+        <w:t xml:space="preserve">: within each class, flows are ordered by capture time and divided 60/20/20, so every test flow postdates every training flow of its own class while all nine classes remain represented in all three partitions. Figure 4 sets the four partition schemes this paper uses side by side on one axis of capture time. Panel (c) is this one, and panel (b) the degenerate global split described just above. We verify the ordering invariant explicitly. Two properties of this construction must be stated before any result is read from it. It uses the class label to build the partition, since the ordering is applied within each class, so it is not a model of deployment on future unlabelled traffic. It answers the narrower question of whether a detector still recognises later flows of a family it has already seen. And it is the strictest temporal evaluation this corpus supports without emptying classes, which is a statement about GeNIS rather than a general recommendation. We therefore use it as a diagnostic within-class temporal protocol throughout, and we do not present its results as deployment generalisation. That question is one of three the word temporal covers, and no single partition answers more than one of them. It is the first, and panel (c) is the partition that measures it. The second asks whether the answer depends on where the cut falls. The rolling origins of Section 6.8 move that cut to five positions, one of them a purely chronological boundary drawn without any label. The third asks whether a detector recognises a family it has never seen, which is deployment generalisation proper. No label-free partition of this corpus can pose it, because the capture schedule makes a global chronological cut degenerate, so Section 6.8 poses it directly instead by withholding one family at a time. Only the third is deployment generalisation, and no result in Sections 6.1 to 6.7 is offered as an answer to it.</w:t>
       </w:r>
     </w:p>
     <w:p>
@@ -4975,7 +4975,7 @@
           <w:sz w:val="22"/>
           <w:szCs w:val="22"/>
         </w:rPr>
-        <w:t xml:space="preserve"> &gt; 3× the majority-class rate) and τ(f) &lt; 0.5: it carries substantial class information that does not survive a change of evaluation protocol, which is the operational definition of a shortcut. The predictivity filter is expressed as a multiple of the majority-class rate, which is well defined on this corpus but not on every corpus; Section 7 reports where that form breaks and gives one that transfers. Neither 3.0 nor 0.50 is fixed by the data, and a reader meeting them here should know that Section 9 retrains every detector under five alternative blacklists and reports what the choice costs. The audit is run over all behavioural features, not a shortlist; Section 6.2 shows why any shortlist derived from attribution scores would have been empty. Algorithm 1 states the procedure exactly as implemented, and the paragraph that follows it gives the settings of the probe.</w:t>
+        <w:t xml:space="preserve"> &gt; 3× the majority-class rate) and τ(f) &lt; 0.5: it carries substantial class information that does not survive a change of evaluation protocol, which is the operational definition of a shortcut. The predictivity filter is expressed as a multiple of the majority-class rate, which is well defined on this corpus but not on every corpus. Section 7 reports where that form breaks and gives one that transfers. Neither 3.0 nor 0.50 is fixed by the data, and a reader meeting them here should know that Section 9 retrains every detector under five alternative blacklists and reports what the choice costs. The audit is run over all behavioural features, not a shortlist. Section 6.2 shows why any shortlist derived from attribution scores would have been empty. Algorithm 1 states the procedure exactly as implemented, and the paragraph that follows it gives the settings of the probe.</w:t>
       </w:r>
     </w:p>
     <w:p>
@@ -5514,7 +5514,7 @@
           <w:sz w:val="22"/>
           <w:szCs w:val="22"/>
         </w:rPr>
-        <w:t xml:space="preserve">The tree of lines 3 and 4 is a scikit-learn 1.6.1 DecisionTreeClassifier left at library defaults, random_state = 1 being the only argument set: Gini impurity, the best split searched over every candidate threshold, unlimited depth, two flows required to split a node and one to form a leaf, no pruning, and no class weighting. An unpruned single-feature tree is the most permissive probe available, since it may cut the axis into as many intervals as the fitting window supports; a low a_strat therefore means the column does not separate the classes, and not that the probe was underpowered. The probe reads the columns as they are stored, positional ones in double and behavioural ones in single precision, and scales nothing: a decision tree is invariant to any strictly increasing rescaling of a single column, so the RobustScaler fitted for the detectors (Section 4.1) cannot move τ. The stratified arm is seed 1 alone and not the five-seed mean, so the ratios of Table 3 are single-split measurements and we report no seed dispersion on them. The permutation importances shown beside them in Table 3 and Figure 6 take no part in the rule: they come from a LightGBM reference model (300 trees, 63 leaves, learning rate 0.1) fitted on the clean condition of seed 1, permuted five times over a random subsample of 15 000 test flows and scored by accuracy.</w:t>
+        <w:t xml:space="preserve">The tree of lines 3 and 4 is a scikit-learn 1.6.1 DecisionTreeClassifier left at library defaults, random_state = 1 being the only argument set: Gini impurity, the best split searched over every candidate threshold, unlimited depth, two flows required to split a node and one to form a leaf, no pruning, and no class weighting. An unpruned single-feature tree is the most permissive probe available, since it may cut the axis into as many intervals as the fitting window supports; a low a_strat therefore means the column does not separate the classes, and not that the probe was underpowered. The probe reads the columns as they are stored, positional ones in double and behavioural ones in single precision, and scales nothing. A decision tree is invariant to any strictly increasing rescaling of a single column, so the RobustScaler fitted for the detectors (Section 4.1) cannot move τ. The stratified arm is seed 1 alone and not the five-seed mean, so the ratios of Table 3 are single-split measurements and we report no seed dispersion on them. The permutation importances shown beside them in Table 3 and Figure 6 take no part in the rule. They come from a LightGBM reference model (300 trees, 63 leaves, learning rate 0.1) fitted on the clean condition of seed 1, permuted five times over a random subsample of 15 000 test flows and scored by accuracy.</w:t>
       </w:r>
     </w:p>
     <w:p>
@@ -5604,7 +5604,7 @@
           <w:sz w:val="22"/>
           <w:szCs w:val="22"/>
         </w:rPr>
-        <w:t xml:space="preserve">What is available is a nested audit. Ordering each class’s training flows in time and cutting them 75/25 gives an evaluation window that postdates its own fitting window while remaining entirely inside the training partition; a matching random 75/25 cut of the same flows gives the stratified arm. Such an audit opens neither validation nor test, and panel (d) of Figure 4 shows where it sits inside the training window. Run on GeNIS it returns the eight published columns as its eight lowest transferability values, and the largest gap in the whole distribution, 0.062 between SIntPkt at 0.699 and SIntPktIdl at 0.761, falls exactly between those eight and the rest. The membership of the blacklist is therefore not an artefact of test-set information: it is recoverable without opening the test partition at all. One thing does not transfer, and it is the threshold rather than the list. The nested audit spans a shorter temporal horizon than train-to-test, so its ratios are compressed upward and its minimum is 0.623; applied literally, τ &lt; 0.50 would exclude nothing. What identifies the eight is their rank and the gap that isolates them, not their position relative to a fixed number. We report 0.50 as the value the published campaign used, and the clustering as the property that survives a change of audit design; it is the second that should be carried to another corpus.</w:t>
+        <w:t xml:space="preserve">What is available is a nested audit. Ordering each class’s training flows in time and cutting them 75/25 gives an evaluation window that postdates its own fitting window while remaining entirely inside the training partition; a matching random 75/25 cut of the same flows gives the stratified arm. Such an audit opens neither validation nor test, and panel (d) of Figure 4 shows where it sits inside the training window. Run on GeNIS it returns the eight published columns as its eight lowest transferability values, and the largest gap in the whole distribution, 0.062 between SIntPkt at 0.699 and SIntPktIdl at 0.761, falls exactly between those eight and the rest. The membership of the blacklist is therefore not an artefact of test-set information, and it is recoverable without opening the test partition at all. One thing does not transfer, and it is the threshold rather than the list. The nested audit spans a shorter temporal horizon than train-to-test, so its ratios are compressed upward and its minimum is 0.623. Applied literally, τ &lt; 0.50 would exclude nothing. What identifies the eight is their rank and the gap that isolates them, not their position relative to a fixed number. We report 0.50 as the value the published campaign used, and the clustering as the property that survives a change of audit design. The second is what should be carried to another corpus.</w:t>
       </w:r>
     </w:p>
     <w:p>
@@ -5634,7 +5634,7 @@
           <w:sz w:val="22"/>
           <w:szCs w:val="22"/>
         </w:rPr>
-        <w:t xml:space="preserve">One control remains, and it is the one that matters most: the campaign was trained on a blacklist that testing helped choose, so the list the nested audit produces on its own has to be shown to support the same conclusions. It does more than that. Ranking the 37 eligible columns by their nested transferability and cutting at the largest gap in that ranking — the rule stated above, which is not told how many columns to expect — returns the eight published columns exactly, and no others. The audited condition trained on the nested list is therefore the audited condition of this paper, column for column, and every number reported here already is that control. Because an identity can look convenient, we bracket it with the two weaker readings of the same audit, both of which we retrained. Cutting at the second-largest gap (0.052 against 0.062) keeps only the six duplicated duration columns, and applying the 0.50 threshold literally to the nested ratios excludes nothing at all. Against the published campaign, the first moves no detector but naive Bayes by more than 0.0009 under the stratified protocol and 0.0046 under the temporal one, the second by more than 0.0012 and 0.0217. Under all three the corpus is saturated under the stratified protocol, both boosted ensembles sit outside the temporal top three, and expected calibration error degrades by a median factor of roughly forty between the protocols. What does move is the order inside the leading group, which permutes across the three readings; that group is the one Section 6.1 and Section 6.8 both report as statistically indistinguishable, so the permutation confirms that finding rather than contradicting it. The check is released as </w:t>
+        <w:t xml:space="preserve">One control remains, and it is the one that matters most: the campaign was trained on a blacklist that testing helped choose, so the list the nested audit produces on its own has to be shown to support the same conclusions. It does more than that. Ranking the 37 eligible columns by their nested transferability and cutting at the largest gap in that ranking — the rule stated above, which is not told how many columns to expect — returns the eight published columns exactly, and no others. The audited condition trained on the nested list is therefore the audited condition of this paper, column for column, and every number reported here already is that control. Because an identity can look convenient, we bracket it with the two weaker readings of the same audit, both of which we retrained. Cutting at the second-largest gap (0.052 against 0.062) keeps only the six duplicated duration columns, and applying the 0.50 threshold literally to the nested ratios excludes nothing at all. Against the published campaign, the first moves no detector but naive Bayes by more than 0.0009 under the stratified protocol and 0.0046 under the temporal one, the second by more than 0.0012 and 0.0217. Under all three the corpus is saturated under the stratified protocol, both boosted ensembles sit outside the temporal top three, and expected calibration error degrades by a median factor of roughly forty between the protocols. What does move is the order inside the leading group, which permutes across the three readings. That group is the one Section 6.1 and Section 6.8 both report as statistically indistinguishable, so the permutation confirms that finding rather than contradicting it. The check is released as </w:t>
       </w:r>
       <w:r>
         <w:rPr>
@@ -5802,7 +5802,7 @@
           <w:sz w:val="22"/>
           <w:szCs w:val="22"/>
         </w:rPr>
-        <w:t xml:space="preserve">: rate and inter-packet-time statistics whose predictive power is genuine but tied to how the campaigns were paced. The rule places SIntPkt and SIntPktMax in the blacklist on the same evidence it uses for the duplicated columns, and we cannot claim that it has distinguished them. A low transferability ratio establishes that a feature's predictive power does not survive a change of protocol; it does not establish that the power was spurious to begin with. Excluding such a feature is conservative for a benchmark, since it can only lower the reported score, but it is not the same act as removing a leak, and we do not present it as one. Two limits on the rule follow, and they govern how the whole audit should be read. It is a proposed diagnostic and not a validated leakage detector: the threshold is a declared choice rather than a statistical derivation, and the blacklist it produces changes from eight to thirteen behavioural columns under a different normalisation (Section 9). We have since retrained under four alternative lists, and Section 9 reports what the choice costs. And it detects one kind of shortcut only. Transferability compares two protocols in time, so a feature whose predictive power is stable in time passes it whatever its provenance; identifier and topology columns are removed by name beforehand precisely because the rule would retain them (Section 9). The procedure is a schedule-dependent shortcut audit, complementary to identifier auditing rather than a general leakage-auditing framework.</w:t>
+        <w:t xml:space="preserve">: rate and inter-packet-time statistics whose predictive power is genuine but tied to how the campaigns were paced. The rule places SIntPkt and SIntPktMax in the blacklist on the same evidence it uses for the duplicated columns, and we cannot claim that it has distinguished them. A low transferability ratio establishes that a feature's predictive power does not survive a change of protocol, but it does not establish that the power was spurious to begin with. Excluding such a feature is conservative for a benchmark, since it can only lower the reported score, but it is not the same act as removing a leak, and we do not present it as one. Two limits on the rule follow, and they govern how the whole audit should be read. It is a proposed diagnostic and not a validated leakage detector. The threshold is a declared choice rather than a statistical derivation, and the blacklist it produces changes from eight to thirteen behavioural columns under a different normalisation (Section 9). We have since retrained under four alternative lists, and Section 9 reports what the choice costs. And it detects one kind of shortcut only. Transferability compares two protocols in time, so a feature whose predictive power is stable in time passes it whatever its provenance. Identifier and topology columns are removed by name beforehand precisely because the rule would retain them (Section 9). The procedure is a schedule-dependent shortcut audit, complementary to identifier auditing rather than a general leakage-auditing framework.</w:t>
       </w:r>
     </w:p>
     <w:p>
@@ -5874,7 +5874,7 @@
           <w:sz w:val="22"/>
           <w:szCs w:val="22"/>
         </w:rPr>
-        <w:t xml:space="preserve"> takes one or two distinct values per capture file, and those values are absolute Unix timestamps: it identifies the file a flow was read from rather than anything the flow did. A decision tree given that column alone separates benign from attack traffic at an AUC of 1.0000. Every diagnostic in this paper passes it. Its transferability is 0.94, well clear of the 0.50 threshold; under the nested audit of Section 6.8 it is 1.02, so single-feature accuracy is not lower under the temporal protocol but marginally higher; and the residual audit of Section 6.2 ranks it in the middle of the retained columns. Attribution, meanwhile, gives it 0.2279, the highest permutation importance of any column in the corpus. The reason the rule misses it is structural and not accidental: a criterion built on the ratio between two protocols cannot see a leak that is frozen within each capture group, because such a leak is equally available on both sides of any split of that group. What gives the column away is not its association with the label but its values, and the test that finds it reads no labels at all — a column that is constant within every capture file, and whose values order those files in time, is a file identifier. We add that test to the procedure, and applied to all 63 behavioural candidates it returns this column and no other. </w:t>
+        <w:t xml:space="preserve"> takes one or two distinct values per capture file, and those values are absolute Unix timestamps: it identifies the file a flow was read from rather than anything the flow did. A decision tree given that column alone separates benign from attack traffic at an AUC of 1.0000. Every diagnostic in this paper passes it. Its transferability is 0.94, well clear of the 0.50 threshold. Under the nested audit of Section 6.8 it is 1.02, so single-feature accuracy is not lower under the temporal protocol but marginally higher. The residual audit of Section 6.2 ranks it in the middle of the retained columns. Attribution, meanwhile, gives it 0.2279, the highest permutation importance of any column in the corpus. The reason the rule misses it is structural and not accidental. A criterion built on the ratio between two protocols cannot see a leak that is frozen within each capture group, because such a leak is equally available on both sides of any split of that group. What gives the column away is not its association with the label but its values, and the test that finds it reads no labels at all — a column that is constant within every capture file, and whose values order those files in time, is a file identifier. We add that test to the procedure, and applied to all 63 behavioural candidates it returns this column and no other. </w:t>
       </w:r>
       <w:r>
         <w:rPr>
@@ -5898,7 +5898,7 @@
           <w:sz w:val="22"/>
           <w:szCs w:val="22"/>
         </w:rPr>
-        <w:t xml:space="preserve">, the one further column whose name suggests a position in the capture, is not constant within any file, and its rank correlation with capture order reaches only 0.13 at its highest across the eleven files. The test therefore does not return it and we do not exclude it, although on its own it separates the two classes of traffic well (binary AUC 0.9379 against a nine-class accuracy of 0.0601); Section 9 records that as an anomaly we have not resolved.</w:t>
+        <w:t xml:space="preserve">, the one further column whose name suggests a position in the capture, is not constant within any file, and its rank correlation with capture order reaches only 0.13 at its highest across the eleven files. The test therefore does not return it and we do not exclude it, although on its own it separates the two classes of traffic well (binary AUC 0.9379 against a nine-class accuracy of 0.0601). Section 9 records that as an anomaly we have not resolved.</w:t>
       </w:r>
     </w:p>
     <w:p>
@@ -6096,7 +6096,7 @@
           <w:sz w:val="22"/>
           <w:szCs w:val="22"/>
         </w:rPr>
-        <w:t xml:space="preserve"> condition and seed 1, with the winning configuration retrained on the full training partition across all five seeds and the temporal split. Trial 0 is always the default configuration, so the search cannot degrade a model on the validation metric it optimises; Section 6.5 shows that this guarantee does not carry over to the test partition. The budget is a declared time cap of 900 s per model plus a trial ceiling (20 for classical models, 10 for neural ones), whichever binds first; because the cap is checked between trials, one long trial can overrun it. Table 7 reports the trials actually completed per model, which range from 1 (FT-Transformer, whose single trial took 5 836 s) to 20. We state this asymmetry rather than claim an equal search everywhere.</w:t>
+        <w:t xml:space="preserve"> condition and seed 1, with the winning configuration retrained on the full training partition across all five seeds and the temporal split. Trial 0 is always the default configuration, so the search cannot degrade a model on the validation metric it optimises; Section 6.5 shows that this guarantee does not carry over to the test partition. The budget is a declared time cap of 900 s per model plus a trial ceiling (20 for classical models, 10 for neural ones), whichever binds first. Because the cap is checked between trials, one long trial can overrun it. Table 7 reports the trials actually completed per model, which range from 1 (FT-Transformer, whose single trial took 5 836 s) to 20. We state this asymmetry rather than claim an equal search everywhere.</w:t>
       </w:r>
     </w:p>
     <w:p>
@@ -6174,7 +6174,7 @@
           <w:sz w:val="22"/>
           <w:szCs w:val="22"/>
         </w:rPr>
-        <w:t xml:space="preserve"> over the nine classes, complemented by the Matthews correlation coefficient, per-class F1, and the operational binary view (benign versus attack) with its false-positive rate, PR-AUC and ROC-AUC. Calibration is measured by expected calibration error over 15 bins, before and after temperature scaling fitted on validation. Two statistical questions are asked separately, and they are not interchangeable. McNemar's test, under Holm correction, compares two detectors on the same seed-1 test partition. The multiclass predictions are first reduced to correctness indicators, correct or incorrect against the true label, and the test is applied to the two discordant cells of the resulting 2x2 table, the flows one detector classifies correctly and the other does not, with a continuity correction. It therefore asks whether the two detectors misclassify different flows, and not whether their macro-F1 differs; a difference in macro-F1 is a different question that this test does not address, and the bootstrap intervals below are marginal rather than paired. A paired bootstrap of the macro-F1 difference answers it directly, and Section 6.8 reports one over 1 000 resamples of the stored probability matrices. Uncertainty on macro-F1 itself is carried by 95% bootstrap confidence intervals over 1 000 resamples of that same partition. The five seeds answer a third question again: they resample the split, not the corpus, so their dispersion measures the sensitivity of a detector to which flows land in training, and they are not independent replications of the data. We therefore do not pool them into the significance test, and we report their standard deviation as a stability figure rather than as a standard error. Significance and magnitude are also reported together throughout: where a difference is significant we give the absolute macro-F1 gap beside it, because on this corpus a gap can be statistically detectable and operationally irrelevant at the same time.</w:t>
+        <w:t xml:space="preserve"> over the nine classes, complemented by the Matthews correlation coefficient, per-class F1, and the operational binary view (benign versus attack) with its false-positive rate, PR-AUC and ROC-AUC. Calibration is measured by expected calibration error over 15 bins, before and after temperature scaling fitted on validation. Two statistical questions are asked separately, and they are not interchangeable. McNemar's test, under Holm correction, compares two detectors on the same seed-1 test partition. The multiclass predictions are first reduced to correctness indicators, correct or incorrect against the true label, and the test is applied to the two discordant cells of the resulting 2x2 table, the flows one detector classifies correctly and the other does not, with a continuity correction. It therefore asks whether the two detectors misclassify different flows, and not whether their macro-F1 differs; a difference in macro-F1 is a different question that this test does not address, and the bootstrap intervals below are marginal rather than paired. A paired bootstrap of the macro-F1 difference answers it directly, and Section 6.8 reports one over 1 000 resamples of the stored probability matrices. Uncertainty on macro-F1 itself is carried by 95% bootstrap confidence intervals over 1 000 resamples of that same partition. The five seeds answer a third question again. They resample the split, not the corpus, so their dispersion measures the sensitivity of a detector to which flows land in training, and they are not independent replications of the data. We therefore do not pool them into the significance test, and we report their standard deviation as a stability figure rather than as a standard error. Significance and magnitude are also reported together throughout. Where a difference is significant we give the absolute macro-F1 gap beside it, because on this corpus a gap can be statistically detectable and operationally irrelevant at the same time.</w:t>
       </w:r>
     </w:p>
     <w:p>
@@ -6492,7 +6492,7 @@
           <w:sz w:val="22"/>
           <w:szCs w:val="22"/>
         </w:rPr>
-        <w:t xml:space="preserve">Table 2 reports the nine-class benchmark. Under the stratified protocol the nine-class task, as posed here and with this feature set, is essentially solved: LightGBM reaches macro-F1 1.0000 ± 0.0001 across five seeds, and XGBoost, random forest and the FT-Transformer 0.9999 ± 0.0001, and nine of the eleven detectors exceed 0.99. McNemar tests with Holm correction confirm what the point estimates suggest (Figure 9): of the 45 model pairs, 11 are not significantly different at α = 0.05, and these include every pair among {XGBoost, LightGBM, random forest, FT-Transformer} as well as logistic regression against the RNN, the CNN and the DNN. The bootstrap intervals (Figure 11) overlap accordingly.</w:t>
+        <w:t xml:space="preserve">Table 2 reports the nine-class benchmark. Under the stratified protocol the nine-class task, as posed here and with this feature set, is essentially solved: LightGBM reaches macro-F1 1.0000 ± 0.0001 across five seeds, and XGBoost, random forest and the FT-Transformer 0.9999 ± 0.0001, and nine of the eleven detectors exceed 0.99. McNemar tests with Holm correction confirm what the point estimates suggest (Figure 9). Of the 45 model pairs, 11 are not significantly different at α = 0.05, and these include every pair among {XGBoost, LightGBM, random forest, FT-Transformer} as well as logistic regression against the RNN, the CNN and the DNN. The bootstrap intervals (Figure 11) overlap accordingly.</w:t>
       </w:r>
     </w:p>
     <w:p>
@@ -6510,7 +6510,7 @@
           <w:sz w:val="22"/>
           <w:szCs w:val="22"/>
         </w:rPr>
-        <w:t xml:space="preserve">Two consequences follow. First, a leaderboard computed on this corpus under a random split carries almost no information: the top group is statistically indistinguishable, and reporting a winner would be reporting noise. Indistinguishable is not equivalent: failing to reject a null hypothesis is not evidence that two detectors perform identically, only that this partition does not separate them. Several of the ties we report are also ties at the resolution limit of the partition rather than demonstrated equalities, and Section 9 states where that limit falls. Second, the discriminating power of the benchmark must come from somewhere other than the stratified accuracy, which is what the remaining subsections supply.</w:t>
+        <w:t xml:space="preserve">Two consequences follow. First, a leaderboard computed on this corpus under a random split carries almost no information: the top group is statistically indistinguishable, and reporting a winner would be reporting noise. Indistinguishable is not equivalent. Failing to reject a null hypothesis is not evidence that two detectors perform identically, only that this partition does not separate them. Several of the ties we report are also ties at the resolution limit of the partition rather than demonstrated equalities, and Section 9 states where that limit falls. Second, the discriminating power of the benchmark must come from somewhere other than the stratified accuracy, which is what the remaining subsections supply.</w:t>
       </w:r>
     </w:p>
     <w:p>
@@ -6528,7 +6528,7 @@
           <w:sz w:val="22"/>
           <w:szCs w:val="22"/>
         </w:rPr>
-        <w:t xml:space="preserve">The benchmark does still separate weak from strong: Gaussian naive Bayes reaches macro-F1 0.4464 with a 91.5% false-positive rate (4 604 of 5 030 benign flows misclassified), confirming that the near-perfect scores are a property of the corpus and the strong models, not of the metric. Figure 5 shows where the residual difficulty sits: for every strong detector the per-class F1 stays above 0.979 on all nine classes, the lowest being k-NN on benign traffic at 0.9796 and the RNN on bruteforce-ssh at 0.9822, and naive Bayes is the only model with class-level failures. Its worst class is bruteforce-ssh at 0.002, and its benign F1 of 0.156 is what the 91.5% false-positive rate above measures from the operational side.</w:t>
+        <w:t xml:space="preserve">The benchmark does still separate weak from strong: Gaussian naive Bayes reaches macro-F1 0.4464 with a 91.5% false-positive rate (4 604 of 5 030 benign flows misclassified), confirming that the near-perfect scores are a property of the corpus and the strong models, not of the metric. Figure 5 shows where the residual difficulty sits. For every strong detector the per-class F1 stays above 0.979 on all nine classes, the lowest being k-NN on benign traffic at 0.9796 and the RNN on bruteforce-ssh at 0.9822, and naive Bayes is the only model with class-level failures. Its worst class is bruteforce-ssh at 0.002, and its benign F1 of 0.156 is what the 91.5% false-positive rate above measures from the operational side.</w:t>
       </w:r>
     </w:p>
     <w:p>
@@ -10578,7 +10578,7 @@
           <w:sz w:val="22"/>
           <w:szCs w:val="22"/>
         </w:rPr>
-        <w:t xml:space="preserve">The per-class temporal protocol barely reduces the shortcut: the same timestamp probe still reaches 0.9862. The reason is structural. Because each class occupies narrow, mutually disjoint windows (Figure 3), the capture interval immediately following a class's training window still belongs to that class, so a tree extrapolating from the training range continues to predict correctly. The argument generalises in a precise and limited sense: whenever a class occupies a single contiguous window, no split of that window by time can break the association between the class and its position in the capture, because the association holds at the scale of the whole capture rather than within the window. It says nothing about corpora whose classes recur at several separated times, and we have not measured such a corpus. For corpora generated by sequential attack scenarios such as this one, it suggests that the standard advice to adopt chronological evaluation [17] may be necessary but not sufficient. Excluding the offending features is what does the work here, so the correction rests on the blacklist rather than on the protocol.</w:t>
+        <w:t xml:space="preserve">The per-class temporal protocol barely reduces the shortcut: the same timestamp probe still reaches 0.9862. The reason is structural. Because each class occupies narrow, mutually disjoint windows (Figure 3), the capture interval immediately following a class's training window still belongs to that class, so a tree extrapolating from the training range continues to predict correctly. The argument generalises in a precise and limited sense. Whenever a class occupies a single contiguous window, no split of that window by time can break the association between the class and its position in the capture, because the association holds at the scale of the whole capture rather than within the window. It says nothing about corpora whose classes recur at several separated times, and we have not measured such a corpus. For corpora generated by sequential attack scenarios such as this one, it suggests that the standard advice to adopt chronological evaluation [17] may be necessary but not sufficient. Excluding the offending features is what does the work here, so the correction rests on the blacklist rather than on the protocol.</w:t>
       </w:r>
     </w:p>
     <w:p>
@@ -10654,7 +10654,7 @@
           <w:sz w:val="22"/>
           <w:szCs w:val="22"/>
         </w:rPr>
-        <w:t xml:space="preserve">: permuting one costs nothing when the others carry the same information. The duplicate check makes this concrete: </w:t>
+        <w:t xml:space="preserve">. Permuting one costs nothing when the others carry the same information. The duplicate check makes this concrete. </w:t>
       </w:r>
       <w:r>
         <w:rPr>
@@ -10964,7 +10964,7 @@
           <w:sz w:val="22"/>
           <w:szCs w:val="22"/>
         </w:rPr>
-        <w:t xml:space="preserve">This is the central methodological finding of the paper. On GeNIS, a shortcut audit built on attribution scores, the natural design and the one the corpus baseline's SHAP analysis approximates [6], assigned near-zero importance to all eight of these features, whereas our isolated, two-protocol evaluation exposed them. That is not evidence that the attribution measure is wrong: under dependence between predictors it estimates a different quantity, the loss attributable to one feature when the others remain available, and that quantity is genuinely near zero here. The discrepancy has a mechanical explanation that does not depend on this corpus: an importance measure defined by the loss incurred when a single feature is perturbed cannot register a feature whose information is duplicated elsewhere in the matrix. That dilution of importance across dependent predictors is documented independently of our setting [32, 33]. What is specific to GeNIS is that its shortcuts happen to be duplicated, and we cannot say from one corpus how common that configuration is. It also explains why that baseline could flag an “overreliance on traffic volume or packet counts” without being able to localise it.</w:t>
+        <w:t xml:space="preserve">This is the central methodological finding of the paper. On GeNIS, a shortcut audit built on attribution scores, the natural design and the one the corpus baseline's SHAP analysis approximates [6], assigned near-zero importance to all eight of these features, whereas our isolated, two-protocol evaluation exposed them. That is not evidence that the attribution measure is wrong: under dependence between predictors it estimates a different quantity, the loss attributable to one feature when the others remain available, and that quantity is genuinely near zero here. The discrepancy has a mechanical explanation that does not depend on this corpus. An importance measure defined by the loss incurred when a single feature is perturbed cannot register a feature whose information is duplicated elsewhere in the matrix. That dilution of importance across dependent predictors is documented independently of our setting [32, 33]. What is specific to GeNIS is that its shortcuts happen to be duplicated, and we cannot say from one corpus how common that configuration is. It also explains why that baseline could flag an “overreliance on traffic volume or packet counts” without being able to localise it.</w:t>
       </w:r>
     </w:p>
     <w:p>
@@ -11250,7 +11250,7 @@
           <w:sz w:val="22"/>
           <w:szCs w:val="22"/>
         </w:rPr>
-        <w:t xml:space="preserve">, taking the behavioural blacklist from eight to thirteen. All five lie inside the band already shaded in Figure 7, so the chance-corrected ratio formalises the same uncertain boundary that the raw ratio made visible without being able to place it. Applying τ* &lt; 0.5 is equivalent, on this corpus, to raising the raw threshold to approximately 0.61. We report both normalisations rather than only the one under which the threshold separates cleanly. Two observations follow. First, the boundary between shortcut and signal is not sharp on GeNIS: it is an interval, and where one cuts inside it is a modelling decision that must be declared. Second, the five features that change status are all load and rate quantities, that is, volume per unit of time, the very family the corpus baseline flagged as a possible overreliance [6]. Under the stricter normalisation, that concern extends further than our operative blacklist reaches. Section 9 states what this does and does not put at risk.</w:t>
+        <w:t xml:space="preserve">, taking the behavioural blacklist from eight to thirteen. All five lie inside the band already shaded in Figure 7, so the chance-corrected ratio formalises the same uncertain boundary that the raw ratio made visible without being able to place it. Applying τ* &lt; 0.5 is equivalent, on this corpus, to raising the raw threshold to approximately 0.61. We report both normalisations rather than only the one under which the threshold separates cleanly. Two observations follow. First, the boundary between shortcut and signal is not sharp on GeNIS. It is an interval, and where one cuts inside it is a modelling decision that must be declared. Second, the five features that change status are all load and rate quantities, that is, volume per unit of time, the very family the corpus baseline flagged as a possible overreliance [6]. Under the stricter normalisation, that concern extends further than our operative blacklist reaches. Section 9 states what this does and does not put at risk.</w:t>
       </w:r>
     </w:p>
     <w:p>
@@ -11280,7 +11280,7 @@
           <w:sz w:val="22"/>
           <w:szCs w:val="22"/>
         </w:rPr>
-        <w:t xml:space="preserve">A blacklist is only as good as what survives it, so we measured the residual redundancy among the 55 retained columns directly, on a stratified sample of 120 000 flows of the audited feature matrix. Two results, pointing in opposite directions. No pair of retained columns is numerically identical: the six duplicated duration columns were the only exact duplicates in the released files, and the rule removed all six, so the loop the audit opens is closed. But exact duplication is the extreme of a continuum, and eight pairs remain correlated above 0.99 in absolute value (Table 4). Four volume columns, TotBytes, DstBytes, TotAppByte and DAppBytes, are mutually correlated above 0.9997, each carrying between 1.14 and 1.78 nats of mutual information with the label, so each of them carries most of what the other three carry. The transferability rule does not exclude them, and should not: their predictive power survives the change of protocol, which is the signature of signal rather than of a shortcut. The consequence is for attribution, not for the blacklist. Permutation importance computed on the audited condition will still divide the credit for the volume signal arbitrarily among four columns, exactly as it divided it among six before the audit, so a near-zero importance on the audited feature set is not evidence that a column is uninformative; this is the same dilution across dependent predictors that Section 6.2 invokes for the duplicated columns [32, 33], at a lesser degree. We therefore do not claim that no redundant shortcut survives the blacklist, which would be false. We claim the narrower thing we can measure: no exact duplication survives it, and the redundancy that does is quantified and released.</w:t>
+        <w:t xml:space="preserve">A blacklist is only as good as what survives it, so we measured the residual redundancy among the 55 retained columns directly, on a stratified sample of 120 000 flows of the audited feature matrix. Two results, pointing in opposite directions. No pair of retained columns is numerically identical: the six duplicated duration columns were the only exact duplicates in the released files, and the rule removed all six, so the loop the audit opens is closed. But exact duplication is the extreme of a continuum, and eight pairs remain correlated above 0.99 in absolute value (Table 4). Four volume columns, TotBytes, DstBytes, TotAppByte and DAppBytes, are mutually correlated above 0.9997, each carrying between 1.14 and 1.78 nats of mutual information with the label, so each of them carries most of what the other three carry. The transferability rule does not exclude them, and should not. Their predictive power survives the change of protocol, which is the signature of signal rather than of a shortcut. The consequence is for attribution, not for the blacklist. Permutation importance computed on the audited condition will still divide the credit for the volume signal arbitrarily among four columns, exactly as it divided it among six before the audit, so a near-zero importance on the audited feature set is not evidence that a column is uninformative. This is the same dilution across dependent predictors that Section 6.2 invokes for the duplicated columns [32, 33], at a lesser degree. We therefore do not claim that no redundant shortcut survives the blacklist, which would be false. We claim the narrower thing we can measure. No exact duplication survives it, and the redundancy that does is quantified and released.</w:t>
       </w:r>
     </w:p>
     <w:p>
@@ -16377,7 +16377,7 @@
           <w:sz w:val="22"/>
           <w:szCs w:val="22"/>
         </w:rPr>
-        <w:t xml:space="preserve">The temporal protocol is where the ranking moves (Figure 10). The FT-Transformer leads at 0.9901, followed by logistic regression (0.9881), the CNN (0.9848) and the RNN (0.9837); the DNN follows at 0.9773, and XGBoost and LightGBM fall to 0.9666 and 0.9649, ahead only of k-NN at 0.9574 and random forest at 0.9530. The gradient-boosted models that were unbeatable under a random split fell behind every neural detector and the linear model under the per-class temporal protocol on GeNIS, and a linear model outranked them. Because the stratified top group is statistically indistinguishable (Section 6.1), the temporal column is the only part of Table 2 in which the detectors separate at all. That is not the same as a statistically established ranking, and we do not claim one: the temporal protocol yields a single deterministic partition, so this column carries no variance estimate, no confidence interval and no paired test. It is an observed ordering on one partition. The gaps inside the leading four span 0.0064, from the FT-Transformer down to the RNN, which is the range in which the five-seed dispersion of the stratified protocol already sits, so none of those four should be read as established above another. What lies outside that range is the distance to the boosted ensembles: 0.0235 from the leader to XGBoost, five times the largest seed dispersion in Table 2 outside naive Bayes. What the column does support is the coarser and more robust observation that the two boosted ensembles, unbeatable under a random split, are no longer at the top once the protocol changes.</w:t>
+        <w:t xml:space="preserve">The temporal protocol is where the ranking moves (Figure 10). The FT-Transformer leads at 0.9901, followed by logistic regression (0.9881), the CNN (0.9848) and the RNN (0.9837); the DNN follows at 0.9773, and XGBoost and LightGBM fall to 0.9666 and 0.9649, ahead only of k-NN at 0.9574 and random forest at 0.9530. The gradient-boosted models that were unbeatable under a random split fell behind every neural detector and the linear model under the per-class temporal protocol on GeNIS, and a linear model outranked them. Because the stratified top group is statistically indistinguishable (Section 6.1), the temporal column is the only part of Table 2 in which the detectors separate at all. That is not the same as a statistically established ranking, and we do not claim one. The temporal protocol yields a single deterministic partition, so this column carries no variance estimate, no confidence interval and no paired test. It is an observed ordering on one partition. The gaps inside the leading four span 0.0064, from the FT-Transformer down to the RNN, which is the range in which the five-seed dispersion of the stratified protocol already sits, so none of those four should be read as established above another. What lies outside that range is the distance to the boosted ensembles: 0.0235 from the leader to XGBoost, five times the largest seed dispersion in Table 2 outside naive Bayes. What the column does support is the coarser and more robust observation that the two boosted ensembles, unbeatable under a random split, are no longer at the top once the protocol changes.</w:t>
       </w:r>
     </w:p>
     <w:p>
@@ -16583,7 +16583,7 @@
           <w:sz w:val="22"/>
           <w:szCs w:val="22"/>
         </w:rPr>
-        <w:t xml:space="preserve">Table 6 gives the effect on detection. The boosted trees are essentially interval-invariant: across their forty runs neither falls below 0.9998, with a single exception — LightGBM at 10 s, where four of its five runs are at or above 0.9999 and the fifth is 0.8374. That run is not dispersion around a mean but a different outcome: five of its nine per-class F1 scores fall below 0.99, the worst being </w:t>
+        <w:t xml:space="preserve">Table 6 gives the effect on detection. The boosted trees are essentially interval-invariant: across their forty runs neither falls below 0.9998, with a single exception — LightGBM at 10 s, where four of its five runs are at or above 0.9999 and the fifth is 0.8374. That run is not dispersion around a mean but a different outcome. Five of its nine per-class F1 scores fall below 0.99, the worst being </w:t>
       </w:r>
       <w:r>
         <w:rPr>
@@ -16649,7 +16649,7 @@
           <w:sz w:val="22"/>
           <w:szCs w:val="22"/>
         </w:rPr>
-        <w:t xml:space="preserve"> scores 1.000 at 5 s, 1.000 at 30 s and 0.999 at 60 s, and the 0.685 the figure shows at 10 s is the mean of the three seeds it was drawn from, 0.999, 1.000 and 0.056, the last being the collapsed run described above; over the five seeds now available that cell reads 0.811, which changes its value and not the reading. Set that seed aside and LightGBM classifies all nine families above 0.999 at 10 s as well. Were shorter windows fragmenting the low-rate brute-force pattern, the 5-second column would be the weakest; it is the strongest. We therefore read no window-length effect into the tree ensembles at all. The window-length effect this section documents is the DNN's, and that one is systematic rather than seed-driven: its standard deviation stays between 0.002 and 0.019 while its mean falls by nearly half.</w:t>
+        <w:t xml:space="preserve"> scores 1.000 at 5 s, 1.000 at 30 s and 0.999 at 60 s, and the 0.685 the figure shows at 10 s is the mean of the three seeds it was drawn from, 0.999, 1.000 and 0.056, the last being the collapsed run described above. Over the five seeds now available that cell reads 0.811, which changes its value and not the reading. Set that seed aside and LightGBM classifies all nine families above 0.999 at 10 s as well. Were shorter windows fragmenting the low-rate brute-force pattern, the 5-second column would be the weakest. It is the strongest. We therefore read no window-length effect into the tree ensembles at all. The window-length effect this section documents is the DNN's, and that one is systematic rather than seed-driven. Its standard deviation stays between 0.002 and 0.019 while its mean falls by nearly half.</w:t>
       </w:r>
     </w:p>
     <w:p>
@@ -16679,7 +16679,7 @@
           <w:sz w:val="22"/>
           <w:szCs w:val="22"/>
         </w:rPr>
-        <w:t xml:space="preserve">The interval study first ran three seeds at 5, 10 and 30 s against five at 60 s, so the comparison across intervals was unbalanced and the 10-second collapse rested on one observation in three. The two missing seeds have since been measured, on a rerun that reproduced a published run to the bit before extending it, and Table 6 now carries five seeds at every interval. The collapse does not reproduce: one run of five falls to 0.8374 and the other four sit at or above 0.9999. It is an isolated failure of a single fit rather than an instability of LightGBM at that window, and it is reported as five runs rather than as a mean for that reason. The additional seeds also produced the mirror image on the DNN at 30 s, where four runs cluster near 0.849 and the fifth reaches 0.9879; the same rule applies to our own figure, and the runs are given rather than their average. Nothing else in the subsection moved: XGBoost spans 0.0002 across all twenty of its runs, and the DNN's decline with window length is carried by every seed at every interval.</w:t>
+        <w:t xml:space="preserve">The interval study first ran three seeds at 5, 10 and 30 s against five at 60 s, so the comparison across intervals was unbalanced and the 10-second collapse rested on one observation in three. The two missing seeds have since been measured, on a rerun that reproduced a published run to the bit before extending it, and Table 6 now carries five seeds at every interval. The collapse does not reproduce: one run of five falls to 0.8374 and the other four sit at or above 0.9999. It is an isolated failure of a single fit rather than an instability of LightGBM at that window, and it is reported as five runs rather than as a mean for that reason. The additional seeds also produced the mirror image on the DNN at 30 s, where four runs cluster near 0.849 and the fifth reaches 0.9879. The same rule applies to our own figure, and the runs are given rather than their average. Nothing else in the subsection moved. XGBoost spans 0.0002 across all twenty of its runs, and the DNN's decline with window length is carried by every seed at every interval.</w:t>
       </w:r>
     </w:p>
     <w:p>
@@ -16709,7 +16709,7 @@
           <w:sz w:val="22"/>
           <w:szCs w:val="22"/>
         </w:rPr>
-        <w:t xml:space="preserve">Throughout this paper a seed is the seed of the stratified split; every detector is constructed with its own random state fixed. Changing the seed therefore changes which flows are used for fitting, and with them the histogram grid LightGBM derives from those flows, since it places its bin boundaries from a subsample of 200 000 training rows. Two of the mechanisms one would suspect first are ruled out by the recorded configuration: the campaign sets only the tree budget, the leaf count and the learning rate, leaving bagging and column subsampling switched off, so neither row nor feature resampling takes place. The bin subsample is 98.4% of the 203 292 training flows at 60 s, where the grid is therefore all but determined by the data and no seed departs, against 22.6% of the 883 279 at 10 s. What the failed run looks like points to the fitting side rather than to an unlucky test draw. The damage follows class rarity rather than falling anywhere (Spearman 0.93 across the nine classes, bruteforce-ftp at 0.0561 and bruteforce-ssh at 0.6439 against 0.99 and above for the five commonest); global accuracy barely moves, at 0.9893; the binary ROC-AUC falls from 1.0000 to 0.9604, so the model has lost the ability to rank those flows and not merely to threshold them; and the fit took 336 s against 291 s for seed 1 at a fixed tree budget, which is a different tree structure and not a slower run. Bin construction was therefore the candidate, and it is wrong. It can produce this shape in isolation: with the split held fixed, a rare class at the same 0.23% share separated by an interval one thousandth of its axis, and bin construction at the 10-second coverage, sixteen seeds spread its F1 over 0.45 in discrete groups rather than around a mean, while raising the subsample above the training size returns the same value for all sixteen. On GeNIS it is not what happens. We refitted the same five splits at 10 s with the subsample raised above the training size, which makes the grid deterministic and changes nothing else, alongside a control refit of seed 1 under the original setting that reproduces its published macro-F1 to the last digit. Nothing is removed; the failure moves. Seed 3 recovers, from 0.8374 to 1.0000, and seeds 2 and 4 collapse in its place, at 0.4193 and 0.8106. The worse of the two falls further than the run we set out to explain, to a binary ROC-AUC of 0.5143 and a false-positive rate of 0.9571, with three classes at exactly zero; and neither new failure shows the lengthened fit that marked the published one. That eliminates the candidate: bin sampling is one source of seed sensitivity among others, removing it removes nothing, and the fix we would have recommended had we stopped at the synthetic reproduction would have made this corpus worse. What remains is that at this interval the fit itself is unstable across split composition, and we have not localised that further.</w:t>
+        <w:t xml:space="preserve">Throughout this paper a seed is the seed of the stratified split; every detector is constructed with its own random state fixed. Changing the seed therefore changes which flows are used for fitting, and with them the histogram grid LightGBM derives from those flows, since it places its bin boundaries from a subsample of 200 000 training rows. Two of the mechanisms one would suspect first are ruled out by the recorded configuration. The campaign sets only the tree budget, the leaf count and the learning rate, leaving bagging and column subsampling switched off, so neither row nor feature resampling takes place. The bin subsample is 98.4% of the 203 292 training flows at 60 s, where the grid is therefore all but determined by the data and no seed departs, against 22.6% of the 883 279 at 10 s. What the failed run looks like points to the fitting side rather than to an unlucky test draw. The damage follows class rarity rather than falling anywhere (Spearman 0.93 across the nine classes, bruteforce-ftp at 0.0561 and bruteforce-ssh at 0.6439 against 0.99 and above for the five commonest); global accuracy barely moves, at 0.9893; the binary ROC-AUC falls from 1.0000 to 0.9604, so the model has lost the ability to rank those flows and not merely to threshold them; and the fit took 336 s against 291 s for seed 1 at a fixed tree budget, which is a different tree structure and not a slower run. Bin construction was therefore the candidate, and it is wrong. It can produce this shape in isolation. With the split held fixed, a rare class at the same 0.23% share separated by an interval one thousandth of its axis, and bin construction at the 10-second coverage, sixteen seeds spread its F1 over 0.45 in discrete groups rather than around a mean, while raising the subsample above the training size returns the same value for all sixteen. On GeNIS it is not what happens. We refitted the same five splits at 10 s with the subsample raised above the training size, which makes the grid deterministic and changes nothing else, alongside a control refit of seed 1 under the original setting that reproduces its published macro-F1 to the last digit. Nothing is removed. The failure moves. Seed 3 recovers, from 0.8374 to 1.0000, and seeds 2 and 4 collapse in its place, at 0.4193 and 0.8106. The worse of the two falls further than the run we set out to explain, to a binary ROC-AUC of 0.5143 and a false-positive rate of 0.9571, with three classes at exactly zero. Neither new failure shows the lengthened fit that marked the published one. That eliminates the candidate. Bin sampling is one source of seed sensitivity among others, removing it removes nothing, and the fix we would have recommended had we stopped at the synthetic reproduction would have made this corpus worse. What remains is that at this interval the fit itself is unstable across split composition, and we have not localised that further.</w:t>
       </w:r>
     </w:p>
     <w:p>
@@ -21331,7 +21331,7 @@
           <w:sz w:val="22"/>
           <w:szCs w:val="22"/>
         </w:rPr>
-        <w:t xml:space="preserve">Table 7 reports both. Under the stratified protocol, expected calibration error is at most 0.0015 for every model except logistic regression and naive Bayes, and for those models temperature scaling moves it by less than 0.001 in either direction. Logistic regression is the one the corrected blacklist moved: its stratified error rises from 0.0003 to 0.0084 once the identifier column is withheld, and scaling brings it back to 0.0016. Naive Bayes is the exception in both respects: it starts at 0.1419 and temperature scaling makes it worse (0.2240), the familiar failure of a single-parameter correction applied to a model whose errors are not a uniform over-confidence. On this saturated GeNIS benchmark the confidences were already well ordered and calibration had little left to repair, a negative result worth recording, since calibration is routinely recommended without checking whether it is needed. The fitted temperatures no longer sit at the floor of the grid as they did under the published blacklist: XGBoost, LightGBM and random forest move to 0.85, 1.46 and 0.39. Withholding the identifier column removed the column that made their posteriors near-deterministic, and the temperature says so.</w:t>
+        <w:t xml:space="preserve">Table 7 reports both. Under the stratified protocol, expected calibration error is at most 0.0015 for every model except logistic regression and naive Bayes, and for those models temperature scaling moves it by less than 0.001 in either direction. Logistic regression is the one the corrected blacklist moved: its stratified error rises from 0.0003 to 0.0084 once the identifier column is withheld, and scaling brings it back to 0.0016. Naive Bayes is the exception in both respects. It starts at 0.1419 and temperature scaling makes it worse (0.2240), the familiar failure of a single-parameter correction applied to a model whose errors are not a uniform over-confidence. On this saturated GeNIS benchmark the confidences were already well ordered and calibration had little left to repair, a negative result worth recording, since calibration is routinely recommended without checking whether it is needed. The fitted temperatures no longer sit at the floor of the grid as they did under the published blacklist. XGBoost, LightGBM and random forest move to 0.85, 1.46 and 0.39. Withholding the identifier column removed the column that made their posteriors near-deterministic, and the temperature says so.</w:t>
       </w:r>
     </w:p>
     <w:p>
@@ -21349,7 +21349,7 @@
           <w:sz w:val="22"/>
           <w:szCs w:val="22"/>
         </w:rPr>
-        <w:t xml:space="preserve">Hyperparameter tuning is similarly inert where it matters. On the test partition it leaves XGBoost, LightGBM, random forest, the FT-Transformer, the RNN and the CNN untouched, for a reason worth separating from inertia: the search adopted no configuration at all for any of them, their tuned arm being their default arm. Where it did adopt one, it moves logistic regression by -0.0003, k-NN by +0.0033 and the DNN by -0.0046. It transforms only the model that was badly configured to begin with: naive Bayes gains +0.0462, from 0.4464 to 0.4925, and still finishes last of the ten by a wide margin.</w:t>
+        <w:t xml:space="preserve">Hyperparameter tuning is similarly inert where it matters. On the test partition it leaves XGBoost, LightGBM, random forest, the FT-Transformer, the RNN and the CNN untouched, for a reason worth separating from inertia: the search adopted no configuration at all for any of them, their tuned arm being their default arm. Where it did adopt one, it moves logistic regression by -0.0003, k-NN by +0.0033 and the DNN by -0.0046. It transforms only the model that was badly configured to begin with. Naive Bayes gains +0.0462, from 0.4464 to 0.4925, and still finishes last of the ten by a wide margin.</w:t>
       </w:r>
     </w:p>
     <w:p>
@@ -21367,7 +21367,7 @@
           <w:sz w:val="22"/>
           <w:szCs w:val="22"/>
         </w:rPr>
-        <w:t xml:space="preserve">Two observations qualify this. First, a validation gain does not guarantee a test gain: the DNN improves by +0.0313 on validation yet loses 0.0046 on the test partition, and logistic regression inverts the same way on a smaller scale, +0.0005 against −0.0003. Of the four models whose search adopted a configuration at all, two moved down on the test partition after moving up on validation. Selecting on a single validation split, then retraining across five seeds, is enough to invert the sign of a small effect, a reminder that the guarantee “trial 0 is the default configuration” holds only for the quantity being optimised. Second, and despite this, the ranking of Table 2 is unchanged by tuning, which is the question a tuned arm exists to answer: the ordering is not an artefact of default settings.</w:t>
+        <w:t xml:space="preserve">Two observations qualify this. First, a validation gain does not guarantee a test gain: the DNN improves by +0.0313 on validation yet loses 0.0046 on the test partition, and logistic regression inverts the same way on a smaller scale, +0.0005 against −0.0003. Of the four models whose search adopted a configuration at all, two moved down on the test partition after moving up on validation. Selecting on a single validation split, then retraining across five seeds, is enough to invert the sign of a small effect, a reminder that the guarantee “trial 0 is the default configuration” holds only for the quantity being optimised. Second, and despite this, the ranking of Table 2 is unchanged by tuning, which is the question a tuned arm exists to answer. The ordering is not an artefact of default settings.</w:t>
       </w:r>
     </w:p>
     <w:p>
@@ -21397,7 +21397,7 @@
           <w:sz w:val="22"/>
           <w:szCs w:val="22"/>
         </w:rPr>
-        <w:t xml:space="preserve">Calibration appears in this paper's title, and the paragraphs above measure it under the stratified protocol alone. It is also measured under the temporal one, recomputed from the probability matrices the pipeline stored for every run, so no detector was retrained. Table 8 gives the comparison, and it is unfavourable to the reading with which this subsection opens. Nine of the eleven detectors are worse calibrated under the temporal protocol than under the stratified one. The tenth is the majority-class baseline, whose confidence does not depend on the split. The eleventh is logistic regression, and it goes the other way, at a ratio of 0.4 -- not because its temporal error improved but because its stratified error rose to meet it once the identifier column was withheld. The degradation is not marginal: LightGBM moves from an expected calibration error of 0.000031 to 0.043588, a factor of 1403, XGBoost by a factor of 994, and the FT-Transformer from 0.000083 to 0.012069, a factor of 146. Those ratios are large because the stratified denominator is near zero, so the absolute change is the quantity to read: among the nine that degrade, the expected calibration error rises by between 0.005 and 0.044 in absolute terms. A measure that does not depend on binning tells the same story. The Brier score of LightGBM moves from 0.000059 to 0.079437, of the FT-Transformer from 0.000295 to 0.023857, of XGBoost from 0.000079 to 0.055339 and of random forest from 0.000118 to 0.053395, so the degradation is not an artefact of the fifteen bins. Two readings follow. The near-perfect calibration we report under the stratified protocol is a property of that protocol rather than of the detectors: on a task a random split has saturated, well-ordered confidences are what any accurate model produces, and there is little left for calibration to repair because there is little left to get wrong. And the ordering changes with the protocol. The three detectors best calibrated under the stratified protocol, the two boosted ensembles and the FT-Transformer, are precisely the three that degrade most, so a ranking by calibration read from Table 7 inverts under the protocol this paper argues for. Neither reading is peculiar to this corpus. That predictive uncertainty degrades as the test distribution moves away from the training one, and that a post-hoc correction fitted on an in-distribution validation set does not follow it there, is the central result of the dataset-shift evaluation of Snoek et al. [34]. What our measurement adds is how little shift it takes: not a corruption, a new domain or a different network, but the same capture read in chronological order.</w:t>
+        <w:t xml:space="preserve">Calibration appears in this paper's title, and the paragraphs above measure it under the stratified protocol alone. It is also measured under the temporal one, recomputed from the probability matrices the pipeline stored for every run, so no detector was retrained. Table 8 gives the comparison, and it is unfavourable to the reading with which this subsection opens. Nine of the eleven detectors are worse calibrated under the temporal protocol than under the stratified one. The tenth is the majority-class baseline, whose confidence does not depend on the split. The eleventh is logistic regression, and it goes the other way, at a ratio of 0.4 -- not because its temporal error improved but because its stratified error rose to meet it once the identifier column was withheld. The degradation is not marginal: LightGBM moves from an expected calibration error of 0.000031 to 0.043588, a factor of 1403, XGBoost by a factor of 994, and the FT-Transformer from 0.000083 to 0.012069, a factor of 146. Those ratios are large because the stratified denominator is near zero, so the absolute change is the quantity to read. Among the nine that degrade, the expected calibration error rises by between 0.005 and 0.044 in absolute terms. A measure that does not depend on binning tells the same story. The Brier score of LightGBM moves from 0.000059 to 0.079437, of the FT-Transformer from 0.000295 to 0.023857, of XGBoost from 0.000079 to 0.055339 and of random forest from 0.000118 to 0.053395, so the degradation is not an artefact of the fifteen bins. Two readings follow. The near-perfect calibration we report under the stratified protocol is a property of that protocol rather than of the detectors. On a task a random split has saturated, well-ordered confidences are what any accurate model produces, and there is little left for calibration to repair because there is little left to get wrong. And the ordering changes with the protocol. The three detectors best calibrated under the stratified protocol, the two boosted ensembles and the FT-Transformer, are precisely the three that degrade most, so a ranking by calibration read from Table 7 inverts under the protocol this paper argues for. Neither reading is peculiar to this corpus. That predictive uncertainty degrades as the test distribution moves away from the training one, and that a post-hoc correction fitted on an in-distribution validation set does not follow it there, is the central result of the dataset-shift evaluation of Snoek et al. [34]. What our measurement adds is how little shift it takes: not a corruption, a new domain or a different network, but the same capture read in chronological order.</w:t>
       </w:r>
     </w:p>
     <w:p>
@@ -21427,7 +21427,7 @@
           <w:sz w:val="22"/>
           <w:szCs w:val="22"/>
         </w:rPr>
-        <w:t xml:space="preserve">Under the stratified protocol temperature scaling moved the expected calibration error by less than 0.001 in either direction, which we recorded above as a negative result. Under the temporal protocol it does move things, but not reliably in the right direction: it improves five of the eleven detectors and worsens six, and which way it goes cannot be read off the stratified behaviour. The clearest repair is k-NN, from 0.0303 to 0.0160, and the clearest harm is random forest, from 0.0234 to 0.0410, which nearly doubles the error the scaling was fitted to reduce. The FT-Transformer, which leads under this protocol, moves the wrong way too, from 0.0121 to 0.0135. The reason is visible in the fitted temperatures. Withholding the identifier column already moved the tree ensembles off the floor of the grid under the stratified protocol (XGBoost 0.85, LightGBM 1.46, random forest 0.39), so the single parameter no longer has one dominant kind of over-confidence to undo; under the temporal protocol it is fitted on a validation window that sits closer to training than the test window does, and it transfers that mismatch. The practical consequence is narrow but real. A temperature fitted under a random split is the wrong temperature for deployment on traffic that postdates training, and on this corpus a temperature fitted on the temporal validation window is not reliably the right one either.</w:t>
+        <w:t xml:space="preserve">Under the stratified protocol temperature scaling moved the expected calibration error by less than 0.001 in either direction, which we recorded above as a negative result. Under the temporal protocol it does move things, but not reliably in the right direction: it improves five of the eleven detectors and worsens six, and which way it goes cannot be read off the stratified behaviour. The clearest repair is k-NN, from 0.0303 to 0.0160, and the clearest harm is random forest, from 0.0234 to 0.0410, which nearly doubles the error the scaling was fitted to reduce. The FT-Transformer, which leads under this protocol, moves the wrong way too, from 0.0121 to 0.0135. The reason is visible in the fitted temperatures. Withholding the identifier column already moved the tree ensembles off the floor of the grid under the stratified protocol (XGBoost 0.85, LightGBM 1.46, random forest 0.39), so the single parameter no longer has one dominant kind of over-confidence to undo. Under the temporal protocol it is fitted on a validation window that sits closer to training than the test window does, and it transfers that mismatch. The practical consequence is narrow but real. A temperature fitted under a random split is the wrong temperature for deployment on traffic that postdates training, and on this corpus a temperature fitted on the temporal validation window is not reliably the right one either.</w:t>
       </w:r>
     </w:p>
     <w:p>
@@ -21457,7 +21457,7 @@
           <w:sz w:val="22"/>
           <w:szCs w:val="22"/>
         </w:rPr>
-        <w:t xml:space="preserve">These figures are recomputed from stored probability matrices, so before reading them we checked that the computation reproduces itself. The check is the published feature condition, replayed through the same code and compared against the earlier recomputation: raw expected calibration error agrees to within 0.0031 across both protocols. After temperature scaling the agreement is uneven, and the asymmetry is the point. It is 0.0002 under the stratified protocol and 0.0075 under the temporal one, although the fits underneath reproduce equally well on both. What amplifies is the scaling: the likelihood surface is flat near its optimum, so a small change in the probabilities moves the fitted temperature far enough to move the calibrated error with it. The last column of Table 8 is therefore the least stable quantity this paper reports, and its caption says so. One further caveat is arithmetic rather than statistical: the grid is bounded at 0.05 below and 5 above, so the temperature reported for naive Bayes is the ceiling of that grid and not an optimum. Nothing in the comparison between the two protocols depends on those bounds, since both protocols are calibrated on the same grid.</w:t>
+        <w:t xml:space="preserve">These figures are recomputed from stored probability matrices, so before reading them we checked that the computation reproduces itself. The check is the published feature condition, replayed through the same code and compared against the earlier recomputation: raw expected calibration error agrees to within 0.0031 across both protocols. After temperature scaling the agreement is uneven, and the asymmetry is the point. It is 0.0002 under the stratified protocol and 0.0075 under the temporal one, although the fits underneath reproduce equally well on both. What amplifies is the scaling. The likelihood surface is flat near its optimum, so a small change in the probabilities moves the fitted temperature far enough to move the calibrated error with it. The last column of Table 8 is therefore the least stable quantity this paper reports, and its caption says so. One further caveat is arithmetic rather than statistical. The grid is bounded at 0.05 below and 5 above, so the temperature reported for naive Bayes is the ceiling of that grid and not an optimum. Nothing in the comparison between the two protocols depends on those bounds, since both protocols are calibrated on the same grid.</w:t>
       </w:r>
     </w:p>
     <w:p>
@@ -27482,7 +27482,7 @@
           <w:sz w:val="22"/>
           <w:szCs w:val="22"/>
         </w:rPr>
-        <w:t xml:space="preserve">The mechanism we observe on GeNIS is that volumetric floods are structurally simpler than legitimate traffic: a saturating stream of near-identical packets is easy to reconstruct, whereas benign office traffic is diverse. Reconstruction error therefore ranked the most damaging attacks as the most normal. The information is present, since an AUROC of 0.0000 is a perfect detector with the sign reversed, but for this architecture and corpus the standard decision rule “high reconstruction error implies anomaly” had the wrong polarity for these flood families. An operator deploying such a detector on this traffic would be systematically misled, and no threshold choice would repair it. This is a result about one architecture, one reconstruction loss and one corpus. We evaluated a single symmetric autoencoder under mean squared error; whether the polarity failure appears for other reconstruction-based detectors, other losses, or floods captured elsewhere is a question neither this corpus nor this architecture can settle, and we draw no conclusion about reconstruction-based anomaly detection as a family.</w:t>
+        <w:t xml:space="preserve">The mechanism we observe on GeNIS is that volumetric floods are structurally simpler than legitimate traffic: a saturating stream of near-identical packets is easy to reconstruct, whereas benign office traffic is diverse. Reconstruction error therefore ranked the most damaging attacks as the most normal. The information is present, since an AUROC of 0.0000 is a perfect detector with the sign reversed, but for this architecture and corpus the standard decision rule “high reconstruction error implies anomaly” had the wrong polarity for these flood families. An operator deploying such a detector on this traffic would be systematically misled, and no threshold choice would repair it. This is a result about one architecture, one reconstruction loss and one corpus. We evaluated a single symmetric autoencoder under mean squared error. Whether the polarity failure appears for other reconstruction-based detectors, other losses, or floods captured elsewhere is a question neither this corpus nor this architecture can settle, and we draw no conclusion about reconstruction-based anomaly detection as a family.</w:t>
       </w:r>
     </w:p>
     <w:p>
@@ -28817,7 +28817,7 @@
           <w:sz w:val="22"/>
           <w:szCs w:val="22"/>
         </w:rPr>
-        <w:t xml:space="preserve">Since the leading models are statistically indistinguishable in accuracy, cost is the operative criterion. Table 10 and Figure 14 give single-host CPU measurements, all detectors being measured within one session under each library's default threading. The two columns rank the detectors differently, and the difference is the deployment regime rather than a measurement artefact. On batched throughput, logistic regression dominates outright at 601 449 flows/s, followed by random forest (58 151) and the DNN (51 972), with XGBoost fourth at 42 687. On single-flow latency the order inverts: random forest and the DNN need 55 and 77 ms per flow, where XGBoost answers in 1.22 ms and LightGBM in 1.55 ms. High batched throughput and low per-flow latency are not the same property, and only logistic regression leads both. The FT-Transformer is last on both, at 548 flows/s — 78 times below XGBoost, and its own lead comes only under the temporal protocol; k-NN is the worst of both worlds, paying 621 flows/s, 25.8 ms and 11.4 MB for a temporal macro-F1 of 0.9574, eighth of nine. One caveat governs how the latency column may be read. The four Keras models return median latencies within 4% of each other (76.8 to 80.1 ms) although their batched throughput differs by a factor of 95, so that column is dominated by a fixed per-call overhead of the prediction API and is not comparable with the scikit-learn column. The throughput column does amortise that overhead: it is one call over 10 240 flows at batch size 512, so the overhead is paid once. An earlier version of this measurement looped twenty separate calls of 512 flows and therefore paid it twenty times, which inflated nothing but suppressed the throughput of every detector that has such an overhead — the four Keras models, and random forest through its parallel backend. That is why the two columns are now informative separately.</w:t>
+        <w:t xml:space="preserve">Since the leading models are statistically indistinguishable in accuracy, cost is the operative criterion. Table 10 and Figure 14 give single-host CPU measurements, all detectors being measured within one session under each library's default threading. The two columns rank the detectors differently, and the difference is the deployment regime rather than a measurement artefact. On batched throughput, logistic regression dominates outright at 601 449 flows/s, followed by random forest (58 151) and the DNN (51 972), with XGBoost fourth at 42 687. On single-flow latency the order inverts: random forest and the DNN need 55 and 77 ms per flow, where XGBoost answers in 1.22 ms and LightGBM in 1.55 ms. High batched throughput and low per-flow latency are not the same property, and only logistic regression leads both. The FT-Transformer is last on both, at 548 flows/s — 78 times below XGBoost, and its own lead comes only under the temporal protocol. K-NN is the worst of both worlds, paying 621 flows/s, 25.8 ms and 11.4 MB for a temporal macro-F1 of 0.9574, eighth of nine. One caveat governs how the latency column may be read. The four Keras models return median latencies within 4% of each other (76.8 to 80.1 ms) although their batched throughput differs by a factor of 95, so that column is dominated by a fixed per-call overhead of the prediction API and is not comparable with the scikit-learn column. The throughput column does amortise that overhead. One call covers 10 240 flows at batch size 512, so the overhead is paid once. An earlier version of this measurement looped twenty separate calls of 512 flows and therefore paid it twenty times, which inflated nothing but suppressed the throughput of every detector that has such an overhead — the four Keras models, and random forest through its parallel backend. That is why the two columns are now informative separately.</w:t>
       </w:r>
     </w:p>
     <w:p>
@@ -31789,7 +31789,7 @@
           <w:sz w:val="22"/>
           <w:szCs w:val="22"/>
         </w:rPr>
-        <w:t xml:space="preserve">Section 6.3 reads a ranking off one temporal partition, and says so. Whether that ranking is a property of the detectors or of the single cut that produced it is a different question, and it is answered by moving the cut. We refit every detector at five rolling origins, from 40% to 60% of each class in steps of five points, the last of which rebuilds the published partition exactly and reproduces its four deterministic detectors to the bit. Figure 15 gives the result. The coarse observation of Section 6.3 survives and sharpens: the two boosted ensembles are not merely displaced from the top by the change of protocol, they are the least stable detectors in the set, with a standard deviation of 0.056 against 0.0013 for logistic regression, and a floor of 0.875 at the two earliest origins. At those origins their accuracy stays at 0.9886 while macro-F1 falls to 0.8812, which is one class disappearing rather than a diffuse decline. Logistic regression holds 0.9969 ± 0.0013 across the five. We read this as a statement about sensitivity to where the cut falls, not as a corrected ranking: the five origins share most of their training flows and are not independent replications.</w:t>
+        <w:t xml:space="preserve">Section 6.3 reads a ranking off one temporal partition, and says so. Whether that ranking is a property of the detectors or of the single cut that produced it is a different question, and it is answered by moving the cut. We refit every detector at five rolling origins, from 40% to 60% of each class in steps of five points, the last of which rebuilds the published partition exactly and reproduces its four deterministic detectors to the bit. Figure 15 gives the result. The coarse observation of Section 6.3 survives and sharpens: the two boosted ensembles are not merely displaced from the top by the change of protocol, they are the least stable detectors in the set, with a standard deviation of 0.056 against 0.0013 for logistic regression, and a floor of 0.875 at the two earliest origins. At those origins their accuracy stays at 0.9886 while macro-F1 falls to 0.8812, which is one class disappearing rather than a diffuse decline. Logistic regression holds 0.9969 ± 0.0013 across the five. We read this as a statement about sensitivity to where the cut falls, not as a corrected ranking. The five origins share most of their training flows and are not independent replications.</w:t>
       </w:r>
     </w:p>
     <w:p>
@@ -32083,7 +32083,7 @@
           <w:sz w:val="22"/>
           <w:szCs w:val="22"/>
         </w:rPr>
-        <w:t xml:space="preserve">CICIDS2017 is distributed in two forms and the choice is not free. The MachineLearningCVE distribution carries 79 columns and no timestamp; every step of this audit rests on capture order, so it cannot be used here. We load GeneratedLabelledFlows instead: eight daily files, 2 830 743 flows, 85 columns, which is the canonical count for this corpus. Six identifier columns (flow identifier, source and destination addresses, source and destination ports, protocol) and one positional column, the timestamp, are excluded by name exactly as in Section 4.3; eight constant columns are dropped; 69 behavioural columns remain, and the task is the fifteen-class label the corpus ships. The majority class, BENIGN, holds 80.30% of the flows against 19.42% on GeNIS, and that single difference drives most of what follows. One consequence for our own earlier work: the comparative study whose architectures we reuse [7] reports 79 columns for CICIDS2017, which is the MachineLearningCVE count, so the identifier and timestamp columns discussed here were already absent from the files it used and its results are unaffected by them.</w:t>
+        <w:t xml:space="preserve">CICIDS2017 is distributed in two forms and the choice is not free. The MachineLearningCVE distribution carries 79 columns and no timestamp; every step of this audit rests on capture order, so it cannot be used here. We load GeneratedLabelledFlows instead: eight daily files, 2 830 743 flows, 85 columns, which is the canonical count for this corpus. Six identifier columns (flow identifier, source and destination addresses, source and destination ports, protocol) and one positional column, the timestamp, are excluded by name exactly as in Section 4.3; eight constant columns are dropped; 69 behavioural columns remain, and the task is the fifteen-class label the corpus ships. The majority class, BENIGN, holds 80.30% of the flows against 19.42% on GeNIS, and that single difference drives most of what follows. One consequence for our own earlier work. The comparative study whose architectures we reuse [7] reports 79 columns for CICIDS2017, which is the MachineLearningCVE count, so the identifier and timestamp columns discussed here were already absent from the files it used and its results are unaffected by them.</w:t>
       </w:r>
     </w:p>
     <w:p>
@@ -32113,7 +32113,7 @@
           <w:sz w:val="22"/>
           <w:szCs w:val="22"/>
         </w:rPr>
-        <w:t xml:space="preserve">A decision tree given only the timestamp classifies the fifteen classes at 0.9529 under a stratified split, against a majority-class rate of 0.8030. The shortcut is present and it is large: on a corpus where predicting BENIGN everywhere already scores 0.80, the probe recovers three quarters of the margin that remains. What differs is what the temporal protocol does to it. On GeNIS the same probe survives per-class temporal ordering at 0.9862, a transferability of 0.99. On CICIDS2017 it falls to 0.1028, far below the majority-class rate, a transferability of 0.11 (Table 11). The mechanism is the capture schedule in both cases, and it is the schedules that differ. GeNIS records benign traffic on three days and every attack on three later days, so ordering flows within a class cannot break the association between a class and its position in the capture, because that association holds at the scale of the whole capture. CICIDS2017 runs benign traffic through all five working days alongside the attacks, so ordering within a class destroys it. The lesson is stronger than the one GeNIS alone supported. Whether temporal splitting suffices is a property of the corpus and not of the method on these two corpora: it has to be measured, and the timestamp probe under both protocols measures it at negligible cost. Two corpora cannot establish that the diagnostic is reliable across the field, and we put it forward as an empirically supported recommendation rather than a general result. On GeNIS the answer is no and feature exclusion is required; on CICIDS2017 the answer is yes. The requirement that evaluation be chronologically consistent [17] is right and incomplete: it tells a study to order its data in time, and the probe tells it whether ordering was enough.</w:t>
+        <w:t xml:space="preserve">A decision tree given only the timestamp classifies the fifteen classes at 0.9529 under a stratified split, against a majority-class rate of 0.8030. The shortcut is present and it is large: on a corpus where predicting BENIGN everywhere already scores 0.80, the probe recovers three quarters of the margin that remains. What differs is what the temporal protocol does to it. On GeNIS the same probe survives per-class temporal ordering at 0.9862, a transferability of 0.99. On CICIDS2017 it falls to 0.1028, far below the majority-class rate, a transferability of 0.11 (Table 11). The mechanism is the capture schedule in both cases, and it is the schedules that differ. GeNIS records benign traffic on three days and every attack on three later days, so ordering flows within a class cannot break the association between a class and its position in the capture, because that association holds at the scale of the whole capture. CICIDS2017 runs benign traffic through all five working days alongside the attacks, so ordering within a class destroys it. The lesson is stronger than the one GeNIS alone supported. Whether temporal splitting suffices is a property of the corpus and not of the method on these two corpora. That has to be measured, and the timestamp probe under both protocols measures it at negligible cost. Two corpora cannot establish that the diagnostic is reliable across the field, and we put it forward as an empirically supported recommendation rather than a general result. On GeNIS the answer is no and feature exclusion is required. On CICIDS2017 the answer is yes. The requirement that evaluation be chronologically consistent [17] is right and incomplete. It tells a study to order its data in time, and the probe tells it whether ordering was enough.</w:t>
       </w:r>
     </w:p>
     <w:p>
@@ -32263,7 +32263,7 @@
           <w:sz w:val="22"/>
           <w:szCs w:val="22"/>
         </w:rPr>
-        <w:t xml:space="preserve">That this redundancy has been documented, cause by cause, since 2021 and 2022 strengthens the argument rather than weakening it. The corpus remains in wide use in its original form; a study that audits its own models with permutation importance or SHAP, on the files as distributed, is shown a value of exactly zero for the duplicated columns, and would conclude that they carry nothing. Our claim about CICIDS2017 is therefore not that we discovered its redundancy. It is that attribution would not have revealed it on a corpus where it is already documented, which is the sharpest available form of the mechanism of Section 6.2: the blindness is a property of the measure under dependence between predictors [32, 33], not a property of how obscure the duplication happens to be.</w:t>
+        <w:t xml:space="preserve">That this redundancy has been documented, cause by cause, since 2021 and 2022 strengthens the argument rather than weakening it. The corpus remains in wide use in its original form; a study that audits its own models with permutation importance or SHAP, on the files as distributed, is shown a value of exactly zero for the duplicated columns, and would conclude that they carry nothing. Our claim about CICIDS2017 is therefore not that we discovered its redundancy. It is that attribution would not have revealed it on a corpus where it is already documented, which is the sharpest available form of the mechanism of Section 6.2. The blindness is a property of the measure under dependence between predictors [32, 33], not a property of how obscure the duplication happens to be.</w:t>
       </w:r>
     </w:p>
     <w:p>
@@ -32293,7 +32293,7 @@
           <w:sz w:val="22"/>
           <w:szCs w:val="22"/>
         </w:rPr>
-        <w:t xml:space="preserve">The transferability scan is the part of the audit most exposed to over-flagging. Of the 69 behavioural columns, 43 pass the predictivity filter, and not one of them falls below the transferability threshold: the lowest value is 0.6726, on Bwd IAT Std, well clear of 0.50, and the distribution has no cluster near the threshold at all (Figure 17a). The behavioural blacklist for CICIDS2017 is therefore empty, and the audited condition coincides with the clean one. This answers the symmetric objection: a rule that flags features on a two-protocol comparison could be a rule that flags features everywhere, and on this corpus it flags none. The only shortcut the audit finds here is positional, and excluding the timestamp by name removes it before any measurement is taken — which is the exclusion-by-name remedy of D’hooge et al. [18], not a contribution of our rule.</w:t>
+        <w:t xml:space="preserve">The transferability scan is the part of the audit most exposed to over-flagging. Of the 69 behavioural columns, 43 pass the predictivity filter, and not one of them falls below the transferability threshold: the lowest value is 0.6726, on Bwd IAT Std, well clear of 0.50, and the distribution has no cluster near the threshold at all (Figure 17a). The behavioural blacklist for CICIDS2017 is therefore empty, and the audited condition coincides with the clean one. This answers the symmetric objection. A rule that flags features on a two-protocol comparison could be a rule that flags features everywhere, and on this corpus it flags none. The only shortcut the audit finds here is positional, and excluding the timestamp by name removes it before any measurement is taken — which is the exclusion-by-name remedy of D’hooge et al. [18], not a contribution of our rule.</w:t>
       </w:r>
     </w:p>
     <w:p>
@@ -32323,7 +32323,7 @@
           <w:sz w:val="22"/>
           <w:szCs w:val="22"/>
         </w:rPr>
-        <w:t xml:space="preserve">One component of the rule broke, and only a second corpus could have shown it. The predictivity filter of Section 4.3 keeps a feature eligible when its single-feature accuracy exceeds three times the majority-class rate. On GeNIS, where that rate is 0.1942, the threshold is 0.5827 and the filter is meaningful. On CICIDS2017 the rate is 0.8030 and three times it exceeds one, so the filter is not merely strict but arithmetically unsatisfiable: no feature can be eligible, and the audit would return an empty answer for a reason that has nothing to do with the data. Single-feature accuracy is saturated in any case on such a corpus, since predicting BENIGN everywhere already scores 0.8030, and re-expressing the filter as a fraction of the margin above chance, acc &gt; p + κ(1 − p) with κ = 0.4818, a form that reproduces the published GeNIS rule exactly and remains defined on any corpus, leaves only nine columns eligible for that same reason. We therefore carried the rule over in form rather than in letter, applying it to macro-F1, which gives no credit for the majority class, and keeping its shape, three times the baseline, with the baseline being the measured macro-F1 of the majority-class classifier, 0.0636. The retained threshold is 0.1909, and for the same reason the transferability ratio on this corpus is taken on macro-F1 rather than on accuracy. This is a defect of the rule as published, not of the audit, and we record it as one: a predictivity filter expressed as a multiple of the majority-class rate is well defined only on corpora that no single class dominates.</w:t>
+        <w:t xml:space="preserve">One component of the rule broke, and only a second corpus could have shown it. The predictivity filter of Section 4.3 keeps a feature eligible when its single-feature accuracy exceeds three times the majority-class rate. On GeNIS, where that rate is 0.1942, the threshold is 0.5827 and the filter is meaningful. On CICIDS2017 the rate is 0.8030 and three times it exceeds one, so the filter is not merely strict but arithmetically unsatisfiable: no feature can be eligible, and the audit would return an empty answer for a reason that has nothing to do with the data. Single-feature accuracy is saturated in any case on such a corpus, since predicting BENIGN everywhere already scores 0.8030, and re-expressing the filter as a fraction of the margin above chance, acc &gt; p + κ(1 − p) with κ = 0.4818, a form that reproduces the published GeNIS rule exactly and remains defined on any corpus, leaves only nine columns eligible for that same reason. We therefore carried the rule over in form rather than in letter, applying it to macro-F1, which gives no credit for the majority class, and keeping its shape, three times the baseline, with the baseline being the measured macro-F1 of the majority-class classifier, 0.0636. The retained threshold is 0.1909, and for the same reason the transferability ratio on this corpus is taken on macro-F1 rather than on accuracy. This is a defect of the rule as published, not of the audit, and we record it as one. A predictivity filter expressed as a multiple of the majority-class rate is well defined only on corpora that no single class dominates.</w:t>
       </w:r>
     </w:p>
     <w:p>
@@ -32353,7 +32353,7 @@
           <w:sz w:val="22"/>
           <w:szCs w:val="22"/>
         </w:rPr>
-        <w:t xml:space="preserve">Two of the three methodological findings transfer. The blindness of attribution to duplicated columns reproduces on a corpus built by another laboratory with another exporter, and the arithmetic is if anything starker: ten columns at exactly zero, three of the seven pairs whose cause is documented in the literature [1, 10] and scored at zero all the same. The degeneracy of a global chronological split reproduces, so the per-class temporal protocol is not a device invented to rescue GeNIS. The third finding does not transfer, and the correct conclusion is not that it was wrong but that we stated it too generally: temporal splitting was insufficient on GeNIS and is sufficient on CICIDS2017, so sufficiency is a corpus property that a cheap probe measures and that no study should assume in either direction. Three limits bound this section. It is an audit and not a benchmark: we trained three detectors under both protocols to confirm that the pipeline runs end to end, and those runs are released with the artefact, but a fifteen-class macro-F1 on a corpus containing families of eleven, twenty-one and thirty-six flows measures the handling of the rarest classes more than it measures detection quality, and we do not report it as a comparison. Two corpora are not a survey. And CICIDS2017 is itself a corpus with documented extraction and labelling defects [1, 2, 3, 10], which is a reason to audit it rather than a reason to treat its numbers as ground truth.</w:t>
+        <w:t xml:space="preserve">Two of the three methodological findings transfer. The blindness of attribution to duplicated columns reproduces on a corpus built by another laboratory with another exporter, and the arithmetic is if anything starker: ten columns at exactly zero, three of the seven pairs whose cause is documented in the literature [1, 10] and scored at zero all the same. The degeneracy of a global chronological split reproduces, so the per-class temporal protocol is not a device invented to rescue GeNIS. The third finding does not transfer, and the correct conclusion is not that it was wrong but that we stated it too generally: temporal splitting was insufficient on GeNIS and is sufficient on CICIDS2017, so sufficiency is a corpus property that a cheap probe measures and that no study should assume in either direction. Three limits bound this section. It is an audit and not a benchmark. We trained three detectors under both protocols to confirm that the pipeline runs end to end, and those runs are released with the artefact, but a fifteen-class macro-F1 on a corpus containing families of eleven, twenty-one and thirty-six flows measures the handling of the rarest classes more than it measures detection quality, and we do not report it as a comparison. Two corpora are not a survey. And CICIDS2017 is itself a corpus with documented extraction and labelling defects [1, 2, 3, 10], which is a reason to audit it rather than a reason to treat its numbers as ground truth.</w:t>
       </w:r>
     </w:p>
     <w:p>
@@ -35199,7 +35199,7 @@
           <w:sz w:val="22"/>
           <w:szCs w:val="22"/>
         </w:rPr>
-        <w:t xml:space="preserve">Our strongest transferable result is negative and methodological: on GeNIS, the eight behavioural shortcuts we identify are exactly the features that attribution methods score at zero. On this corpus, pipelines that selected candidate shortcuts using importance ranking, SHAP, or recursive elimination retained redundant shortcuts, whereas an isolated, two-protocol evaluation of each feature exposed them. The mechanism behind that failure, a measure of single-feature perturbation cannot see information that is duplicated, is not specific to GeNIS and is documented for dependent predictors [32, 33]; what we cannot establish from one corpus is how often exporters emit several statistics of the same underlying quantity. Section 7 adds one further data point: seven pairs of numerically identical columns among the 69 behavioural candidates of CICIDS2017, produced by a different exporter, ten of whose fourteen columns again score exactly zero importance.</w:t>
+        <w:t xml:space="preserve">Our strongest transferable result is negative and methodological: on GeNIS, the eight behavioural shortcuts we identify are exactly the features that attribution methods score at zero. On this corpus, pipelines that selected candidate shortcuts using importance ranking, SHAP, or recursive elimination retained redundant shortcuts, whereas an isolated, two-protocol evaluation of each feature exposed them. The mechanism behind that failure, a measure of single-feature perturbation cannot see information that is duplicated, is not specific to GeNIS and is documented for dependent predictors [32, 33]. What we cannot establish from one corpus is how often exporters emit several statistics of the same underlying quantity. Section 7 adds one further data point: seven pairs of numerically identical columns among the 69 behavioural candidates of CICIDS2017, produced by a different exporter, ten of whose fourteen columns again score exactly zero importance.</w:t>
       </w:r>
     </w:p>
     <w:p>
@@ -35227,7 +35227,7 @@
           <w:sz w:val="22"/>
           <w:szCs w:val="22"/>
         </w:rPr>
-        <w:t xml:space="preserve">The finding that the timestamp probe survived a per-class temporal split at 0.9862 has methodological implications for corpora with similar capture protocols. Chronological evaluation defends against learning future information; on GeNIS, it did not defend against learning which window belonged to which class when the windows are disjoint by construction. GeNIS, a corpus generated by sequential attack scenarios on a CyberRange, required feature exclusion in addition to temporal splitting, and the two remedies were not interchangeable on this benchmark. Put to a second corpus in Section 7, that finding does not survive: on CICIDS2017 the same probe falls to 0.1028 under the per-class temporal protocol, below the majority-class rate, because benign traffic runs on every capture day. Whether temporal splitting suffices is therefore a property of the capture schedule, measurable by the timestamp probe under both protocols, and neither answer generalises from one corpus to the next.</w:t>
+        <w:t xml:space="preserve">The finding that the timestamp probe survived a per-class temporal split at 0.9862 has methodological implications for corpora with similar capture protocols. Chronological evaluation defends against learning future information; on GeNIS, it did not defend against learning which window belonged to which class when the windows are disjoint by construction. GeNIS, a corpus generated by sequential attack scenarios on a CyberRange, required feature exclusion in addition to temporal splitting, and the two remedies were not interchangeable on this benchmark. Put to a second corpus in Section 7, that finding does not survive. On CICIDS2017 the same probe falls to 0.1028 under the per-class temporal protocol, below the majority-class rate, because benign traffic runs on every capture day. Whether temporal splitting suffices is therefore a property of the capture schedule, measurable by the timestamp probe under both protocols, and neither answer generalises from one corpus to the next.</w:t>
       </w:r>
     </w:p>
     <w:p>
@@ -35291,7 +35291,7 @@
         <w:t xml:space="preserve">Robustness to the aggregation interval separates the families more sharply than accuracy does.</w:t>
       </w:r>
       <w:r>
-        <w:t xml:space="preserve"> The interval is an infrastructure parameter chosen by whoever deploys the exporter, not a property the detector controls, so sensitivity to it is a viability question. The tree ensembles are indifferent: XGBoost never falls below 0.9998 across its twenty runs, with a zero false-positive rate at every interval. The DNN is not: it falls from 0.9968 at 60 s to about 0.849 at 30 s on four of five seeds, with a fifth at 0.9879, and to roughly 0.51 at 10 and 5 s, with false-positive rates of 34 and 39% at the two shortest intervals. Combined with its weak showing under the temporal protocol (0.9773), the DNN is the one detector in this benchmark we would not deploy. We also record an instability on the other side: at the 10-second interval one LightGBM seed out of five collapsed to 0.8374 with a 7.71% false-positive rate while the other four stayed at or above 0.9999.</w:t>
+        <w:t xml:space="preserve"> The interval is an infrastructure parameter chosen by whoever deploys the exporter, not a property the detector controls, so sensitivity to it is a viability question. The tree ensembles are indifferent: XGBoost never falls below 0.9998 across its twenty runs, with a zero false-positive rate at every interval. The DNN is not: it falls from 0.9968 at 60 s to about 0.849 at 30 s on four of five seeds, with a fifth at 0.9879, and to roughly 0.51 at 10 and 5 s, with false-positive rates of 34 and 39% at the two shortest intervals. Combined with its weak showing under the temporal protocol (0.9773), the DNN is the one detector in this benchmark we would not deploy. We also record an instability on the other side. At the 10-second interval one LightGBM seed out of five collapsed to 0.8374 with a 7.71% false-positive rate while the other four stayed at or above 0.9999.</w:t>
       </w:r>
     </w:p>
     <w:p>
@@ -35307,7 +35307,7 @@
         <w:t xml:space="preserve">Sharp posteriors are a liability wherever confidence is consumed.</w:t>
       </w:r>
       <w:r>
-        <w:t xml:space="preserve"> Under the stratified protocol, expected calibration error is at most 0.0015 for every model except logistic regression and naive Bayes, so calibration in the usual sense is not the discriminating criterion there. Under the temporal protocol it becomes one: nine of the eleven detectors degrade, and the three best calibrated under a random split, the two boosted ensembles and the FT-Transformer, degrade by factors of 146 to 1403 (Section 6.5). A detector selected on its stratified calibration is therefore selected on a quantity that does not survive the protocol this paper argues for. The fitted temperatures no longer separate the families: 0.39 to 1.46 for the three tree ensembles against 0.68 to 1.35 for the neural models and logistic regression, two overlapping ranges. Withholding the identifier column is what closed the gap, by removing what made the tree posteriors near-deterministic; under the twelve-column condition the ensembles sat at 0.05 to 0.09, the floor of the search grid. A temperature far below one is the signature of near-deterministic posteriors, which is harmless when the argmax is all that is consumed, and a real limitation when the downstream system pools probabilities, prioritises alerts by confidence, or defers on a rejection threshold. On the corrected condition only random forest, at 0.39, is far enough below one for that to bite, so this is a property of one detector rather than of the tree family.</w:t>
+        <w:t xml:space="preserve"> Under the stratified protocol, expected calibration error is at most 0.0015 for every model except logistic regression and naive Bayes, so calibration in the usual sense is not the discriminating criterion there. Under the temporal protocol it becomes one: nine of the eleven detectors degrade, and the three best calibrated under a random split, the two boosted ensembles and the FT-Transformer, degrade by factors of 146 to 1403 (Section 6.5). A detector selected on its stratified calibration is therefore selected on a quantity that does not survive the protocol this paper argues for. The fitted temperatures no longer separate the families: 0.39 to 1.46 for the three tree ensembles against 0.68 to 1.35 for the neural models and logistic regression, two overlapping ranges. Withholding the identifier column is what closed the gap, by removing what made the tree posteriors near-deterministic. Under the twelve-column condition the ensembles sat at 0.05 to 0.09, the floor of the search grid. A temperature far below one is the signature of near-deterministic posteriors, which is harmless when the argmax is all that is consumed, and a real limitation when the downstream system pools probabilities, prioritises alerts by confidence, or defers on a rejection threshold. On the corrected condition only random forest, at 0.39, is far enough below one for that to bite, so this is a property of one detector rather than of the tree family.</w:t>
       </w:r>
     </w:p>
     <w:p>
@@ -35323,7 +35323,7 @@
         <w:t xml:space="preserve">What we would deploy on this corpus.</w:t>
       </w:r>
       <w:r>
-        <w:t xml:space="preserve"> Logistic regression as the default. It is ahead of XGBoost on four of the five axes we measure for both — batched throughput, median latency, tail latency and temporal macro-F1 — and behind on one, stratified macro-F1, which is the axis this paper spends its length arguing is not interpretable on this corpus. XGBoost where the aggregation interval is outside the deployer's control: it is the only detector shown to hold macro-F1 at or above 0.9999 at 5, 10, 30 and 60 s, and it is unchanged to four decimals by tuning. That is not a comparison with logistic regression, which the interval study does not cover, and stating it as one would be the error this paper documents elsewhere. The FT-Transformer only where 0.0020 of temporal macro-F1 is worth 1 097 times the cost per flow, and noting that its lead was obtained with a single untuned configuration. Random forest has the second-highest batched throughput at 58 151 flows/s, but needs 55 ms per flow and is last of the nine on temporal quality, so it is dominated wherever either of those binds. k-nearest neighbours does not scale (621 flows/s, 11.4 MB, and fitted on a capped 50 000-flow subsample), and naive Bayes is not competitive at 0.4843. One limit applies to all of this: the temporal protocol yields a single deterministic partition, so the temporal column carries no variance estimate and small gaps in it should not be over-read.</w:t>
+        <w:t xml:space="preserve"> Logistic regression as the default. It is ahead of XGBoost on four of the five axes we measure for both — batched throughput, median latency, tail latency and temporal macro-F1 — and behind on one, stratified macro-F1, which is the axis this paper spends its length arguing is not interpretable on this corpus. XGBoost where the aggregation interval is outside the deployer's control: it is the only detector shown to hold macro-F1 at or above 0.9999 at 5, 10, 30 and 60 s, and it is unchanged to four decimals by tuning. That is not a comparison with logistic regression, which the interval study does not cover, and stating it as one would be the error this paper documents elsewhere. The FT-Transformer only where 0.0020 of temporal macro-F1 is worth 1 097 times the cost per flow, and noting that its lead was obtained with a single untuned configuration. Random forest has the second-highest batched throughput at 58 151 flows/s, but needs 55 ms per flow and is last of the nine on temporal quality, so it is dominated wherever either of those binds. k-nearest neighbours does not scale (621 flows/s, 11.4 MB, and fitted on a capped 50 000-flow subsample), and naive Bayes is not competitive at 0.4843. One limit applies to all of this. The temporal protocol yields a single deterministic partition, so the temporal column carries no variance estimate and small gaps in it should not be over-read.</w:t>
       </w:r>
     </w:p>
     <w:p>
@@ -38562,7 +38562,7 @@
           <w:sz w:val="22"/>
           <w:szCs w:val="22"/>
         </w:rPr>
-        <w:t xml:space="preserve"> = 0.1942, the baseline this paper declares everywhere else, it excludes thirteen and the interval narrows to 0.017. The empty interval is therefore an artefact of the raw ratio, and we withdraw any claim that the boundary is intrinsic to the data. Three consequences, in order of how much they cost us. First, the methodological finding of Section 6.2 is unaffected: all thirteen features flagged under either normalisation have permutation importance below 10⁻⁴, so attribution-based auditing misses them under every reading of the rule. Second, the published blacklist is the conservative end of a range rather than a canonical answer, and we release the full spectrum under both normalisations so that a reader who prefers the stricter rule can regenerate a seventeen-feature blacklist from our artefact without rerunning anything. Third, what we have not established is whether the five additional features are shortcuts or genuine volumetric signal: their power halves across protocols, which is the signature the rule is built to catch, but a flood is genuinely a high-rate event, so a drop in transferability is also what one would expect from legitimate within-campaign non-stationarity. Separating the two requires retraining under a seventeen-feature exclusion and observing whether macro-F1 holds, which we did not run and which we flag as the immediate next experiment on this corpus.</w:t>
+        <w:t xml:space="preserve"> = 0.1942, the baseline this paper declares everywhere else, it excludes thirteen and the interval narrows to 0.017. The empty interval is therefore an artefact of the raw ratio, and we withdraw any claim that the boundary is intrinsic to the data. Three consequences, in order of how much they cost us. First, the methodological finding of Section 6.2 is unaffected. All thirteen features flagged under either normalisation have permutation importance below 10⁻⁴, so attribution-based auditing misses them under every reading of the rule. Second, the published blacklist is the conservative end of a range rather than a canonical answer, and we release the full spectrum under both normalisations so that a reader who prefers the stricter rule can regenerate a seventeen-feature blacklist from our artefact without rerunning anything. Third, what we have not established is whether the five additional features are shortcuts or genuine volumetric signal. Their power halves across protocols, which is the signature the rule is built to catch, but a flood is genuinely a high-rate event, so a drop in transferability is also what one would expect from legitimate within-campaign non-stationarity. Separating the two requires retraining under a seventeen-feature exclusion and observing whether macro-F1 holds, which we did not run and which we flag as the immediate next experiment on this corpus.</w:t>
       </w:r>
     </w:p>
     <w:p>
@@ -39307,7 +39307,7 @@
           <w:sz w:val="22"/>
           <w:szCs w:val="22"/>
         </w:rPr>
-        <w:t xml:space="preserve">The rule excludes a feature when its transferability falls below 0.50, and nothing in the data fixes that number. Table 16 reports what other choices would have produced. Two facts qualify the choice. It is stable locally: the blacklist is exactly the same for any threshold in the interval from 0.49 to 0.54, so the eight excluded columns are not a knife-edge artefact. But it is not the separation the data would have chosen: the widest gap in the transferability distribution of the thirty-eight eligible features lies between 0.67 and 0.79, and a threshold placed in that gap would exclude sixteen behavioural columns rather than eight. Our threshold sits in the fifth-widest gap of that distribution out of thirty-seven, 0.047 wide against 0.125 for the widest, so the local stability reported above is real but modest. We keep 0.50 because it is the rule the published blacklist was produced under, and because doubling the exclusions on a criterion the corpus alone suggests would make the benchmark harder to compare with any other work; but a reader who prefers the data-driven boundary should read the 0.70 row of Table 16 as the alternative. That table counts columns and not consequences. What the choice costs in detection is measured further down in this section, for four of these lists and under both protocols.</w:t>
+        <w:t xml:space="preserve">The rule excludes a feature when its transferability falls below 0.50, and nothing in the data fixes that number. Table 16 reports what other choices would have produced. Two facts qualify the choice. It is stable locally: the blacklist is exactly the same for any threshold in the interval from 0.49 to 0.54, so the eight excluded columns are not a knife-edge artefact. But it is not the separation the data would have chosen. The widest gap in the transferability distribution of the thirty-eight eligible features lies between 0.67 and 0.79, and a threshold placed in that gap would exclude sixteen behavioural columns rather than eight. Our threshold sits in the fifth-widest gap of that distribution out of thirty-seven, 0.047 wide against 0.125 for the widest, so the local stability reported above is real but modest. We keep 0.50 because it is the rule the published blacklist was produced under, and because doubling the exclusions on a criterion the corpus alone suggests would make the benchmark harder to compare with any other work, but a reader who prefers the data-driven boundary should read the 0.70 row of Table 16 as the alternative. That table counts columns and not consequences. What the choice costs in detection is measured further down in this section, for four of these lists and under both protocols.</w:t>
       </w:r>
     </w:p>
     <w:p>
@@ -40995,7 +40995,7 @@
           <w:sz w:val="22"/>
           <w:szCs w:val="22"/>
         </w:rPr>
-        <w:t xml:space="preserve"> counters and the port numbers, are excluded by explicit name before any feature condition is built (Section 4.3), on the argument of D'hooge et al. [18]; the transferability rule then runs on what remains. The cost of omitting that first step is measurable on this corpus: in the </w:t>
+        <w:t xml:space="preserve"> counters and the port numbers, are excluded by explicit name before any feature condition is built (Section 4.3), on the argument of D'hooge et al. [18]. The transferability rule then runs on what remains. The cost of omitting that first step is measurable on this corpus. In the </w:t>
       </w:r>
       <w:r>
         <w:rPr>
@@ -41073,7 +41073,7 @@
           <w:sz w:val="22"/>
           <w:szCs w:val="22"/>
         </w:rPr>
-        <w:t xml:space="preserve">Section 6.2 shows the blacklist moving from eight to thirteen behavioural columns under the chance-corrected ratio, and Table 16 gives the counts at seven thresholds. Counts are not consequences, so we retrained every detector under four alternative lists, from six exclusions to sixteen, under both protocols. Figure 19 reports what the choice costs. For the eight detectors this paper draws conclusions from, moving the threshold from 0.40 to 0.70 shifts temporal macro-F1 by at most 0.023, and stratified macro-F1 by at most 0.004; the median shift across all detectors and both protocols is 0.0017. The exception is naive Bayes, at 0.129, and it is the expected one: a classifier that assumes conditional independence is the most sensitive to which correlated columns remain, and Section 6.2 measured that residual correlation directly. Two things follow. The threshold is a declared choice whose downstream cost is now measured rather than asserted, and the choice we published is not the flattering one, since the stricter list at 0.70 scores higher under the temporal protocol for seven of the nine detectors. What remains open is not the cost of the threshold but the meaning of the boundary, which Section 6.2 states.</w:t>
+        <w:t xml:space="preserve">Section 6.2 shows the blacklist moving from eight to thirteen behavioural columns under the chance-corrected ratio, and Table 16 gives the counts at seven thresholds. Counts are not consequences, so we retrained every detector under four alternative lists, from six exclusions to sixteen, under both protocols. Figure 19 reports what the choice costs. For the eight detectors this paper draws conclusions from, moving the threshold from 0.40 to 0.70 shifts temporal macro-F1 by at most 0.023, and stratified macro-F1 by at most 0.004; the median shift across all detectors and both protocols is 0.0017. The exception is naive Bayes, at 0.129, and it is the expected one. A classifier that assumes conditional independence is the most sensitive to which correlated columns remain, and Section 6.2 measured that residual correlation directly. Two things follow. The threshold is a declared choice whose downstream cost is now measured rather than asserted, and the choice we published is not the flattering one, since the stricter list at 0.70 scores higher under the temporal protocol for seven of the nine detectors. What remains open is not the cost of the threshold but the meaning of the boundary, which Section 6.2 states.</w:t>
       </w:r>
     </w:p>
     <w:p>
@@ -41181,7 +41181,7 @@
           <w:sz w:val="22"/>
           <w:szCs w:val="22"/>
         </w:rPr>
-        <w:t xml:space="preserve">The transferability scan of the published campaign measured each feature on the test partition of both protocols, and the permutation importances were computed there too, so the blacklist that defines the audited condition was not independent of the partition on which that condition is finally scored. Section 4.3 reports what we did about it. The obvious correction fails, because the validation partition is adjacent to the training window and a ratio measuring decay with temporal distance cannot be estimated there; recomputed on validation, the rule excludes nothing. A nested audit confined to the training partition does work, and it returns exactly the eight published columns, separated from the rest by the largest gap in the distribution. We therefore no longer present this as an open flaw in the feature set: the blacklist is recoverable without test information. What remains open is narrower and we state it as such. The exclusion threshold does not transfer between audit designs, since the nested audit’s shorter horizon compresses every ratio upward, so 0.50 is a value tied to this campaign rather than a constant of the method; and the campaign reported here was nonetheless run on the blacklist as originally computed.</w:t>
+        <w:t xml:space="preserve">The transferability scan of the published campaign measured each feature on the test partition of both protocols, and the permutation importances were computed there too, so the blacklist that defines the audited condition was not independent of the partition on which that condition is finally scored. Section 4.3 reports what we did about it. The obvious correction fails, because the validation partition is adjacent to the training window and a ratio measuring decay with temporal distance cannot be estimated there; recomputed on validation, the rule excludes nothing. A nested audit confined to the training partition does work, and it returns exactly the eight published columns, separated from the rest by the largest gap in the distribution. We therefore no longer present this as an open flaw in the feature set. The blacklist is recoverable without test information. What remains open is narrower and we state it as such. The exclusion threshold does not transfer between audit designs, since the nested audit’s shorter horizon compresses every ratio upward, so 0.50 is a value tied to this campaign rather than a constant of the method. The campaign reported here was nonetheless run on the blacklist as originally computed.</w:t>
       </w:r>
     </w:p>
     <w:p>
@@ -41317,7 +41317,7 @@
           <w:sz w:val="22"/>
           <w:szCs w:val="22"/>
         </w:rPr>
-        <w:t xml:space="preserve">Section 6.4 eliminates the mechanisms we could test for the collapse of one LightGBM run at the 10-second interval, and names none in their place. Row and column resampling are excluded by the recorded configuration; histogram bin construction, which reproduces the observed shape on synthetic data and was our leading candidate, is excluded by direct experiment on the corpus, since making the grid deterministic relocates the failure instead of removing it and lowers its worst case. We report that negative outcome rather than the mechanism we expected to report, and the residue is a limitation: at the 10-second interval the behaviour of this ensemble depends on which flows fall in the training partition, through a path we have not isolated. Two properties of the failure survive both settings and are what a reader should carry away. It is discrete rather than gradual, no run of either arm landing between 0.84 and 0.99, so it cannot be caught by inspecting a spread; and a mean over seeds conceals it, which is why Table 6 reports runs. Neither depends on knowing the mechanism. The corresponding caution is that a single fit of a boosted ensemble at short aggregation intervals on this corpus is not evidence, and no configuration change we found makes it one.</w:t>
+        <w:t xml:space="preserve">Section 6.4 eliminates the mechanisms we could test for the collapse of one LightGBM run at the 10-second interval, and names none in their place. Row and column resampling are excluded by the recorded configuration; histogram bin construction, which reproduces the observed shape on synthetic data and was our leading candidate, is excluded by direct experiment on the corpus, since making the grid deterministic relocates the failure instead of removing it and lowers its worst case. We report that negative outcome rather than the mechanism we expected to report, and the residue is a limitation. At the 10-second interval the behaviour of this ensemble depends on which flows fall in the training partition, through a path we have not isolated. Two properties of the failure survive both settings and are what a reader should carry away. It is discrete rather than gradual, no run of either arm landing between 0.84 and 0.99, so it cannot be caught by inspecting a spread. A mean over seeds conceals it, which is why Table 6 reports runs. Neither depends on knowing the mechanism. The corresponding caution is that a single fit of a boosted ensemble at short aggregation intervals on this corpus is not evidence, and no configuration change we found makes it one.</w:t>
       </w:r>
     </w:p>
     <w:p>
@@ -41345,7 +41345,7 @@
           <w:sz w:val="22"/>
           <w:szCs w:val="22"/>
         </w:rPr>
-        <w:t xml:space="preserve">The time cap binds unequally: the FT-Transformer completed one trial and naive Bayes twenty. Two causes are entangled here and we can separate them only partially. The first is model cost, which is intrinsic. The second is that the cap was enforced against wall-clock time in a hosted runtime whose accelerator allocation varied between sessions: one FT-Transformer fit took 31 602 s against a median of 362 s for the same model on the other five splits, a factor of 87 that no property of the model explains. The number of trials a model received therefore reflects hardware availability as well as architecture. We cannot claim that this leaves the reported accuracies untouched. Re-fitting the FT-Transformer in a later session moved its temporal macro-F1 by 0.0187, more than the effect that the feature correction reported above measures, and the runtime records neither which accelerator served a given run nor whether one was attached at all, so the two cannot be separated after the fact. What the confound does not weaken is the FT-Transformer's temporal-protocol lead, obtained with a single and essentially untuned configuration, since a smaller search budget cannot flatter it. But it means the tuned arm is not an equal-effort comparison, for a reason beyond the one we set out to declare. A budget expressed in training steps or epochs rather than wall-clock seconds would not have this defect, and we recommend it for replication. For the same reason our artefact records the runtime environment once per session rather than once per run, so the hardware used for an individual run cannot be recovered from the released results.</w:t>
+        <w:t xml:space="preserve">The time cap binds unequally: the FT-Transformer completed one trial and naive Bayes twenty. Two causes are entangled here and we can separate them only partially. The first is model cost, which is intrinsic. The second is that the cap was enforced against wall-clock time in a hosted runtime whose accelerator allocation varied between sessions. One FT-Transformer fit took 31 602 s against a median of 362 s for the same model on the other five splits, a factor of 87 that no property of the model explains. The number of trials a model received therefore reflects hardware availability as well as architecture. We cannot claim that this leaves the reported accuracies untouched. Re-fitting the FT-Transformer in a later session moved its temporal macro-F1 by 0.0187, more than the effect that the feature correction reported above measures, and the runtime records neither which accelerator served a given run nor whether one was attached at all, so the two cannot be separated after the fact. What the confound does not weaken is the FT-Transformer's temporal-protocol lead, obtained with a single and essentially untuned configuration, since a smaller search budget cannot flatter it. But it means the tuned arm is not an equal-effort comparison, for a reason beyond the one we set out to declare. A budget expressed in training steps or epochs rather than wall-clock seconds would not have this defect, and we recommend it for replication. For the same reason our artefact records the runtime environment once per session rather than once per run, so the hardware used for an individual run cannot be recovered from the released results.</w:t>
       </w:r>
     </w:p>
     <w:p>
@@ -41501,7 +41501,7 @@
           <w:sz w:val="22"/>
           <w:szCs w:val="22"/>
         </w:rPr>
-        <w:t xml:space="preserve">GeNIS is CyberRange-generated traffic representing a small enterprise, dominated by volumetrically separable floods, and its benign traffic is synthesised by a profiler rather than observed. Every benchmark result in this paper was measured on that one corpus. Section 7 tests how far the three methodological findings carry by re-running the audit, unchanged in form, on CICIDS2017: two reproduce and one does not, which bounds the claims more tightly than a single corpus could. Two corpora are still two corpora, and the benchmark itself, the eleven detectors and their ranking, remains a single-corpus result. Where we argue that a finding should carry further, we give the mechanism that would make it carry and state what remains untested; we do not claim that our conclusions about protocol and audit methodology are corpus-independent, and our conclusions about which detector wins are explicitly not.</w:t>
+        <w:t xml:space="preserve">GeNIS is CyberRange-generated traffic representing a small enterprise, dominated by volumetrically separable floods, and its benign traffic is synthesised by a profiler rather than observed. Every benchmark result in this paper was measured on that one corpus. Section 7 tests how far the three methodological findings carry by re-running the audit, unchanged in form, on CICIDS2017: two reproduce and one does not, which bounds the claims more tightly than a single corpus could. Two corpora are still two corpora, and the benchmark itself, the eleven detectors and their ranking, remains a single-corpus result. Where we argue that a finding should carry further, we give the mechanism that would make it carry and state what remains untested. We do not claim that our conclusions about protocol and audit methodology are corpus-independent, and our conclusions about which detector wins are explicitly not.</w:t>
       </w:r>
     </w:p>
     <w:p>
@@ -41555,7 +41555,7 @@
           <w:sz w:val="22"/>
           <w:szCs w:val="22"/>
         </w:rPr>
-        <w:t xml:space="preserve">Three results have methodological implications that may carry beyond this corpus. First, on GeNIS, a shortcut audit built on attribution scores assigned near-zero importance to the shortcuts we found: all eight behavioural shortcuts had permutation importance below 10⁻⁴ because they are mutually redundant, and six of them are numerically identical columns. Isolated two-protocol evaluation of each feature was required on this corpus, and we give the procedure and the resulting spectrum under two normalisations. Second, on GeNIS, temporal splitting alone did not neutralise the capture-schedule shortcut created by disjoint attack windows: a timestamp-only probe still reached 0.9862 under our per-class temporal protocol, against 0.9970 under a random one. Feature exclusion was the operative remedy on this corpus, not chronological ordering alone. Third, the benign-trained autoencoder evaluated here was anti-correlated with volumetric floods, reaching AUROC 0.0000 against </w:t>
+        <w:t xml:space="preserve">Three results have methodological implications that may carry beyond this corpus. First, on GeNIS, a shortcut audit built on attribution scores assigned near-zero importance to the shortcuts we found: all eight behavioural shortcuts had permutation importance below 10⁻⁴ because they are mutually redundant, and six of them are numerically identical columns. Isolated two-protocol evaluation of each feature was required on this corpus, and we give the procedure and the resulting spectrum under two normalisations. Second, on GeNIS, temporal splitting alone did not neutralise the capture-schedule shortcut created by disjoint attack windows. A timestamp-only probe still reached 0.9862 under our per-class temporal protocol, against 0.9970 under a random one. Feature exclusion was the operative remedy on this corpus, not chronological ordering alone. Third, the benign-trained autoencoder evaluated here was anti-correlated with volumetric floods, reaching AUROC 0.0000 against </w:t>
       </w:r>
       <w:r>
         <w:rPr>
@@ -41579,7 +41579,7 @@
           <w:sz w:val="22"/>
           <w:szCs w:val="22"/>
         </w:rPr>
-        <w:t xml:space="preserve">, because floods were simpler to reconstruct than legitimate traffic in this benchmark. Two of these three results were re-tested on a second corpus (Section 7). The blindness of attribution reproduces on CICIDS2017, which carries seven pairs of numerically identical columns, ten of whose fourteen columns score exactly zero importance. The insufficiency of temporal splitting does not: there the same probe falls to 0.1028 under temporal ordering, so whether chronological evaluation suffices is a property of the capture schedule that a cheap probe measures and that no study should assume in either direction.</w:t>
+        <w:t xml:space="preserve">, because floods were simpler to reconstruct than legitimate traffic in this benchmark. Two of these three results were re-tested on a second corpus (Section 7). The blindness of attribution reproduces on CICIDS2017, which carries seven pairs of numerically identical columns, ten of whose fourteen columns score exactly zero importance. The insufficiency of temporal splitting does not. There the same probe falls to 0.1028 under temporal ordering, so whether chronological evaluation suffices is a property of the capture schedule that a cheap probe measures and that no study should assume in either direction.</w:t>
       </w:r>
     </w:p>
     <w:p>

--- a/paper/GeNIS_benchmark_article.docx
+++ b/paper/GeNIS_benchmark_article.docx
@@ -4436,7 +4436,7 @@
           <w:sz w:val="22"/>
           <w:szCs w:val="22"/>
         </w:rPr>
-        <w:t xml:space="preserve">: within each class, flows are ordered by capture time and divided 60/20/20, so every test flow postdates every training flow of its own class while all nine classes remain represented in all three partitions. Figure 4 sets the four partition schemes this paper uses side by side on one axis of capture time. Panel (c) is this one, and panel (b) the degenerate global split described just above. We verify the ordering invariant explicitly. Two properties of this construction must be stated before any result is read from it. It uses the class label to build the partition, since the ordering is applied within each class, so it is not a model of deployment on future unlabelled traffic. It answers the narrower question of whether a detector still recognises later flows of a family it has already seen. And it is the strictest temporal evaluation this corpus supports without emptying classes, which is a statement about GeNIS rather than a general recommendation. We therefore use it as a diagnostic within-class temporal protocol throughout, and we do not present its results as deployment generalisation. That question is one of three the word temporal covers, and no single partition answers more than one of them. It is the first, and panel (c) is the partition that measures it. The second asks whether the answer depends on where the cut falls. The rolling origins of Section 6.8 move that cut to five positions, one of them a purely chronological boundary drawn without any label. The third asks whether a detector recognises a family it has never seen, which is deployment generalisation proper. No label-free partition of this corpus can pose it, because the capture schedule makes a global chronological cut degenerate, so Section 6.8 poses it directly instead by withholding one family at a time. Only the third is deployment generalisation, and no result in Sections 6.1 to 6.7 is offered as an answer to it.</w:t>
+        <w:t xml:space="preserve">: within each class, flows are ordered by capture time and divided 60/20/20, so every test flow postdates every training flow of its own class while all nine classes remain represented in all three partitions. Figure 4 sets the four partition schemes this paper uses side by side on one axis of capture time. Panel (c) is this one, and panel (b) the degenerate global split described just above. We verify the ordering invariant explicitly. Two properties of this construction must be stated before any result is read from it. It uses the class label to build the partition, since the ordering is applied within each class, so it is not a model of deployment on future unlabelled traffic. The narrower question it answers is whether a detector still recognises later flows of a family it has already seen. And it is the strictest temporal evaluation this corpus supports without emptying classes, which is a statement about GeNIS rather than a general recommendation. We therefore use it as a diagnostic within-class temporal protocol throughout, and we do not present its results as deployment generalisation. That question is one of three the word temporal covers, and no single partition answers more than one of them. It is the first, and panel (c) is the partition that measures it. The second asks whether the answer depends on where the cut falls. The rolling origins of Section 6.8 move that cut to five positions, one of them a purely chronological boundary drawn without any label. The third asks whether a detector recognises a family it has never seen, which is deployment generalisation proper. No label-free partition of this corpus can pose it, because the capture schedule makes a global chronological cut degenerate, so Section 6.8 poses it directly instead by withholding one family at a time. Only the third is deployment generalisation, and no result in Sections 6.1 to 6.7 is offered as an answer to it.</w:t>
       </w:r>
     </w:p>
     <w:p>
@@ -5874,7 +5874,7 @@
           <w:sz w:val="22"/>
           <w:szCs w:val="22"/>
         </w:rPr>
-        <w:t xml:space="preserve"> takes one or two distinct values per capture file, and those values are absolute Unix timestamps: it identifies the file a flow was read from rather than anything the flow did. A decision tree given that column alone separates benign from attack traffic at an AUC of 1.0000. Every diagnostic in this paper passes it. Its transferability is 0.94, well clear of the 0.50 threshold. Under the nested audit of Section 6.8 it is 1.02, so single-feature accuracy is not lower under the temporal protocol but marginally higher. The residual audit of Section 6.2 ranks it in the middle of the retained columns. Attribution, meanwhile, gives it 0.2279, the highest permutation importance of any column in the corpus. The reason the rule misses it is structural and not accidental. A criterion built on the ratio between two protocols cannot see a leak that is frozen within each capture group, because such a leak is equally available on both sides of any split of that group. What gives the column away is not its association with the label but its values, and the test that finds it reads no labels at all — a column that is constant within every capture file, and whose values order those files in time, is a file identifier. We add that test to the procedure, and applied to all 63 behavioural candidates it returns this column and no other. </w:t>
+        <w:t xml:space="preserve"> takes one or two distinct values per capture file, and those values are absolute Unix timestamps: it identifies the file a flow was read from rather than anything the flow did. A decision tree given that column alone separates benign from attack traffic at an AUC of 1.0000. Every diagnostic in this paper passes it. Its transferability is 0.94, well clear of the 0.50 threshold. Under the nested audit of Section 4.3 it is 1.02, so single-feature accuracy is not lower under the temporal protocol but marginally higher. The residual audit of Section 6.2 ranks it in the middle of the retained columns. Attribution, meanwhile, gives it 0.2279, the highest permutation importance of any column in the corpus. The reason the rule misses it is structural and not accidental. A criterion built on the ratio between two protocols cannot see a leak that is frozen within each capture group, because such a leak is equally available on both sides of any split of that group. What gives the column away is not its association with the label but its values, and the test that finds it reads no labels at all — a column that is constant within every capture file, and whose values order those files in time, is a file identifier. We add that test to the procedure, and applied to all 63 behavioural candidates it returns this column and no other. </w:t>
       </w:r>
       <w:r>
         <w:rPr>
@@ -6174,7 +6174,7 @@
           <w:sz w:val="22"/>
           <w:szCs w:val="22"/>
         </w:rPr>
-        <w:t xml:space="preserve"> over the nine classes, complemented by the Matthews correlation coefficient, per-class F1, and the operational binary view (benign versus attack) with its false-positive rate, PR-AUC and ROC-AUC. Calibration is measured by expected calibration error over 15 bins, before and after temperature scaling fitted on validation. Two statistical questions are asked separately, and they are not interchangeable. McNemar's test, under Holm correction, compares two detectors on the same seed-1 test partition. The multiclass predictions are first reduced to correctness indicators, correct or incorrect against the true label, and the test is applied to the two discordant cells of the resulting 2x2 table, the flows one detector classifies correctly and the other does not, with a continuity correction. It therefore asks whether the two detectors misclassify different flows, and not whether their macro-F1 differs; a difference in macro-F1 is a different question that this test does not address, and the bootstrap intervals below are marginal rather than paired. A paired bootstrap of the macro-F1 difference answers it directly, and Section 6.8 reports one over 1 000 resamples of the stored probability matrices. Uncertainty on macro-F1 itself is carried by 95% bootstrap confidence intervals over 1 000 resamples of that same partition. The five seeds answer a third question again. They resample the split, not the corpus, so their dispersion measures the sensitivity of a detector to which flows land in training, and they are not independent replications of the data. We therefore do not pool them into the significance test, and we report their standard deviation as a stability figure rather than as a standard error. Significance and magnitude are also reported together throughout. Where a difference is significant we give the absolute macro-F1 gap beside it, because on this corpus a gap can be statistically detectable and operationally irrelevant at the same time.</w:t>
+        <w:t xml:space="preserve"> over the nine classes, complemented by the Matthews correlation coefficient, per-class F1, and the operational binary view (benign versus attack) with its false-positive rate, PR-AUC and ROC-AUC. Calibration is measured by expected calibration error over 15 bins, before and after temperature scaling fitted on validation. Two statistical questions are asked separately, and they are not interchangeable. McNemar's test, under Holm correction, compares two detectors on the same seed-1 test partition. The multiclass predictions are first reduced to correctness indicators, correct or incorrect against the true label, and the test is applied to the two discordant cells of the resulting 2×2 table, the flows one detector classifies correctly and the other does not, with a continuity correction. It therefore asks whether the two detectors misclassify different flows, and not whether their macro-F1 differs; a difference in macro-F1 is a different question that this test does not address, and the bootstrap intervals below are marginal rather than paired. A paired bootstrap of the macro-F1 difference answers it directly, and Section 6.8 reports one over 1 000 resamples of the stored probability matrices. Uncertainty on macro-F1 itself is carried by 95% bootstrap confidence intervals over 1 000 resamples of that same partition. The five seeds answer a third question again. They resample the split, not the corpus, so their dispersion measures the sensitivity of a detector to which flows land in training, and they are not independent replications of the data. We therefore do not pool them into the significance test, and we report their standard deviation as a stability figure rather than as a standard error. Significance and magnitude are also reported together throughout. Where a difference is significant we give the absolute macro-F1 gap beside it, because on this corpus a gap can be statistically detectable and operationally irrelevant at the same time.</w:t>
       </w:r>
     </w:p>
     <w:p>
@@ -11280,7 +11280,7 @@
           <w:sz w:val="22"/>
           <w:szCs w:val="22"/>
         </w:rPr>
-        <w:t xml:space="preserve">A blacklist is only as good as what survives it, so we measured the residual redundancy among the 55 retained columns directly, on a stratified sample of 120 000 flows of the audited feature matrix. Two results, pointing in opposite directions. No pair of retained columns is numerically identical: the six duplicated duration columns were the only exact duplicates in the released files, and the rule removed all six, so the loop the audit opens is closed. But exact duplication is the extreme of a continuum, and eight pairs remain correlated above 0.99 in absolute value (Table 4). Four volume columns, TotBytes, DstBytes, TotAppByte and DAppBytes, are mutually correlated above 0.9997, each carrying between 1.14 and 1.78 nats of mutual information with the label, so each of them carries most of what the other three carry. The transferability rule does not exclude them, and should not. Their predictive power survives the change of protocol, which is the signature of signal rather than of a shortcut. The consequence is for attribution, not for the blacklist. Permutation importance computed on the audited condition will still divide the credit for the volume signal arbitrarily among four columns, exactly as it divided it among six before the audit, so a near-zero importance on the audited feature set is not evidence that a column is uninformative. This is the same dilution across dependent predictors that Section 6.2 invokes for the duplicated columns [32, 33], at a lesser degree. We therefore do not claim that no redundant shortcut survives the blacklist, which would be false. We claim the narrower thing we can measure. No exact duplication survives it, and the redundancy that does is quantified and released.</w:t>
+        <w:t xml:space="preserve">A blacklist is only as good as what survives it, so we measured the residual redundancy among the 55 retained columns directly, on a stratified sample of 120 000 flows of the audited feature matrix. Two results, pointing in opposite directions. No pair of retained columns is numerically identical: the six duplicated duration columns were the only exact duplicates in the released files, and the rule removed all six, so the loop the audit opens is closed. But exact duplication is the extreme of a continuum, and eight pairs remain correlated above 0.99 in absolute value (Table 4). Four volume columns, TotBytes, DstBytes, TotAppByte and DAppBytes, are mutually correlated above 0.9997, each carrying between 1.14 and 1.78 nats of mutual information with the label, so each of them carries most of what the other three carry. The transferability rule does not exclude them, and should not. Their predictive power survives the change of protocol, which is the signature of signal rather than of a shortcut. The consequence is for attribution, not for the blacklist. Permutation importance computed on the audited condition will still divide the credit for the volume signal arbitrarily among four columns, exactly as it divided it among six before the audit, so a near-zero importance on the audited feature set is not evidence that a column is uninformative. This is the same dilution across dependent predictors invoked above for the duplicated columns [32, 33], at a lesser degree. We therefore do not claim that no redundant shortcut survives the blacklist, which would be false. We claim the narrower thing we can measure. No exact duplication survives it, and the redundancy that does is quantified and released.</w:t>
       </w:r>
     </w:p>
     <w:p>
@@ -11434,7 +11434,7 @@
           <w:sz w:val="18"/>
           <w:szCs w:val="18"/>
         </w:rPr>
-        <w:t xml:space="preserve">) are excluded by the transferability rule of Section 4.3, and the identifier column (id.) by the capture-file test of the same section, which neither of the other two criteria reaches. a</w:t>
+        <w:t xml:space="preserve">) are excluded by the transferability rule of Section 4.3, and the identifier column (id.) by the capture-file test of the same section, which neither of the other two criteria reaches. The quantities a</w:t>
       </w:r>
       <w:r>
         <w:rPr>
@@ -21397,7 +21397,7 @@
           <w:sz w:val="22"/>
           <w:szCs w:val="22"/>
         </w:rPr>
-        <w:t xml:space="preserve">Calibration appears in this paper's title, and the paragraphs above measure it under the stratified protocol alone. It is also measured under the temporal one, recomputed from the probability matrices the pipeline stored for every run, so no detector was retrained. Table 8 gives the comparison, and it is unfavourable to the reading with which this subsection opens. Nine of the eleven detectors are worse calibrated under the temporal protocol than under the stratified one. The tenth is the majority-class baseline, whose confidence does not depend on the split. The eleventh is logistic regression, and it goes the other way, at a ratio of 0.4 -- not because its temporal error improved but because its stratified error rose to meet it once the identifier column was withheld. The degradation is not marginal: LightGBM moves from an expected calibration error of 0.000031 to 0.043588, a factor of 1403, XGBoost by a factor of 994, and the FT-Transformer from 0.000083 to 0.012069, a factor of 146. Those ratios are large because the stratified denominator is near zero, so the absolute change is the quantity to read. Among the nine that degrade, the expected calibration error rises by between 0.005 and 0.044 in absolute terms. A measure that does not depend on binning tells the same story. The Brier score of LightGBM moves from 0.000059 to 0.079437, of the FT-Transformer from 0.000295 to 0.023857, of XGBoost from 0.000079 to 0.055339 and of random forest from 0.000118 to 0.053395, so the degradation is not an artefact of the fifteen bins. Two readings follow. The near-perfect calibration we report under the stratified protocol is a property of that protocol rather than of the detectors. On a task a random split has saturated, well-ordered confidences are what any accurate model produces, and there is little left for calibration to repair because there is little left to get wrong. And the ordering changes with the protocol. The three detectors best calibrated under the stratified protocol, the two boosted ensembles and the FT-Transformer, are precisely the three that degrade most, so a ranking by calibration read from Table 7 inverts under the protocol this paper argues for. Neither reading is peculiar to this corpus. That predictive uncertainty degrades as the test distribution moves away from the training one, and that a post-hoc correction fitted on an in-distribution validation set does not follow it there, is the central result of the dataset-shift evaluation of Snoek et al. [34]. What our measurement adds is how little shift it takes: not a corruption, a new domain or a different network, but the same capture read in chronological order.</w:t>
+        <w:t xml:space="preserve">Calibration appears in this paper's title, and the paragraphs above measure it under the stratified protocol alone. It is also measured under the temporal one, recomputed from the probability matrices the pipeline stored for every run, so no detector was retrained. Table 8 gives the comparison, and it is unfavourable to the reading with which this subsection opens. Nine of the eleven detectors are worse calibrated under the temporal protocol than under the stratified one. The tenth is the majority-class baseline, whose confidence does not depend on the split. The eleventh is logistic regression, and it goes the other way, at a ratio of 0.4 — not because its temporal error improved but because its stratified error rose to meet it once the identifier column was withheld. The degradation is not marginal: LightGBM moves from an expected calibration error of 0.000031 to 0.043588, a factor of 1403, XGBoost by a factor of 994, and the FT-Transformer from 0.000083 to 0.012069, a factor of 146. Those ratios are large because the stratified denominator is near zero, so the absolute change is the quantity to read. Among the nine that degrade, the expected calibration error rises by between 0.005 and 0.044 in absolute terms. A measure that does not depend on binning tells the same story. The Brier score of LightGBM moves from 0.000059 to 0.079437, of the FT-Transformer from 0.000295 to 0.023857, of XGBoost from 0.000079 to 0.055339 and of random forest from 0.000118 to 0.053395, so the degradation is not an artefact of the fifteen bins. Two readings follow. The near-perfect calibration we report under the stratified protocol is a property of that protocol rather than of the detectors. On a task a random split has saturated, well-ordered confidences are what any accurate model produces, and there is little left for calibration to repair because there is little left to get wrong. And the ordering changes with the protocol. The three detectors best calibrated under the stratified protocol, the two boosted ensembles and the FT-Transformer, are precisely the three that degrade most, so a ranking by calibration read from Table 7 inverts under the protocol this paper argues for. Neither reading is peculiar to this corpus. That predictive uncertainty degrades as the test distribution moves away from the training one, and that a post-hoc correction fitted on an in-distribution validation set does not follow it there, is the central result of the dataset-shift evaluation of Snoek et al. [34]. What our measurement adds is how little shift it takes: not a corruption, a new domain or a different network, but the same capture read in chronological order.</w:t>
       </w:r>
     </w:p>
     <w:p>
@@ -28817,7 +28817,7 @@
           <w:sz w:val="22"/>
           <w:szCs w:val="22"/>
         </w:rPr>
-        <w:t xml:space="preserve">Since the leading models are statistically indistinguishable in accuracy, cost is the operative criterion. Table 10 and Figure 14 give single-host CPU measurements, all detectors being measured within one session under each library's default threading. The two columns rank the detectors differently, and the difference is the deployment regime rather than a measurement artefact. On batched throughput, logistic regression dominates outright at 601 449 flows/s, followed by random forest (58 151) and the DNN (51 972), with XGBoost fourth at 42 687. On single-flow latency the order inverts: random forest and the DNN need 55 and 77 ms per flow, where XGBoost answers in 1.22 ms and LightGBM in 1.55 ms. High batched throughput and low per-flow latency are not the same property, and only logistic regression leads both. The FT-Transformer is last on both, at 548 flows/s — 78 times below XGBoost, and its own lead comes only under the temporal protocol. K-NN is the worst of both worlds, paying 621 flows/s, 25.8 ms and 11.4 MB for a temporal macro-F1 of 0.9574, eighth of nine. One caveat governs how the latency column may be read. The four Keras models return median latencies within 4% of each other (76.8 to 80.1 ms) although their batched throughput differs by a factor of 95, so that column is dominated by a fixed per-call overhead of the prediction API and is not comparable with the scikit-learn column. The throughput column does amortise that overhead. One call covers 10 240 flows at batch size 512, so the overhead is paid once. An earlier version of this measurement looped twenty separate calls of 512 flows and therefore paid it twenty times, which inflated nothing but suppressed the throughput of every detector that has such an overhead — the four Keras models, and random forest through its parallel backend. That is why the two columns are now informative separately.</w:t>
+        <w:t xml:space="preserve">Since the leading models are statistically indistinguishable in accuracy, cost is the operative criterion. Table 10 and Figure 14 give single-host CPU measurements, all detectors being measured within one session under each library's default threading. The two columns rank the detectors differently, and the difference is the deployment regime rather than a measurement artefact. On batched throughput, logistic regression dominates outright at 601 449 flows/s, followed by random forest (58 151) and the DNN (51 972), with XGBoost fourth at 42 687. On single-flow latency the order inverts: random forest and the DNN need 55 and 77 ms per flow, where XGBoost answers in 1.22 ms and LightGBM in 1.55 ms. High batched throughput and low per-flow latency are not the same property, and only logistic regression leads both. The FT-Transformer is last on both, at 548 flows/s — 78 times below XGBoost, and its own lead comes only under the temporal protocol. The worst of both worlds is k-NN, paying 621 flows/s, 25.8 ms and 11.4 MB for a temporal macro-F1 of 0.9574, eighth of nine. One caveat governs how the latency column may be read. The four Keras models return median latencies within 4% of each other (76.8 to 80.1 ms) although their batched throughput differs by a factor of 95, so that column is dominated by a fixed per-call overhead of the prediction API and is not comparable with the scikit-learn column. The throughput column does amortise that overhead. One call covers 10 240 flows at batch size 512, so the overhead is paid once. An earlier version of this measurement looped twenty separate calls of 512 flows and therefore paid it twenty times, which inflated nothing but suppressed the throughput of every detector that has such an overhead — the four Keras models, and random forest through its parallel backend. That is why the two columns are now informative separately.</w:t>
       </w:r>
     </w:p>
     <w:p>
@@ -35323,7 +35323,7 @@
         <w:t xml:space="preserve">What we would deploy on this corpus.</w:t>
       </w:r>
       <w:r>
-        <w:t xml:space="preserve"> Logistic regression as the default. It is ahead of XGBoost on four of the five axes we measure for both — batched throughput, median latency, tail latency and temporal macro-F1 — and behind on one, stratified macro-F1, which is the axis this paper spends its length arguing is not interpretable on this corpus. XGBoost where the aggregation interval is outside the deployer's control: it is the only detector shown to hold macro-F1 at or above 0.9999 at 5, 10, 30 and 60 s, and it is unchanged to four decimals by tuning. That is not a comparison with logistic regression, which the interval study does not cover, and stating it as one would be the error this paper documents elsewhere. The FT-Transformer only where 0.0020 of temporal macro-F1 is worth 1 097 times the cost per flow, and noting that its lead was obtained with a single untuned configuration. Random forest has the second-highest batched throughput at 58 151 flows/s, but needs 55 ms per flow and is last of the nine on temporal quality, so it is dominated wherever either of those binds. k-nearest neighbours does not scale (621 flows/s, 11.4 MB, and fitted on a capped 50 000-flow subsample), and naive Bayes is not competitive at 0.4843. One limit applies to all of this. The temporal protocol yields a single deterministic partition, so the temporal column carries no variance estimate and small gaps in it should not be over-read.</w:t>
+        <w:t xml:space="preserve"> Logistic regression as the default. It is ahead of XGBoost on four of the five axes we measure for both — batched throughput, median latency, tail latency and temporal macro-F1 — and behind on one, stratified macro-F1, which is the axis this paper spends its length arguing is not interpretable on this corpus. XGBoost where the aggregation interval is outside the deployer's control: it is the only detector shown to hold macro-F1 at or above 0.9999 at 5, 10, 30 and 60 s, and it is unchanged to four decimals by tuning. That is not a comparison with logistic regression, which the interval study does not cover, and stating it as one would be the error this paper documents elsewhere. The FT-Transformer only where 0.0020 of temporal macro-F1 is worth 1 097 times the cost per flow, and noting that its lead was obtained with a single untuned configuration. Random forest has the second-highest batched throughput at 58 151 flows/s, but needs 55 ms per flow and is last of the nine on temporal quality, so it is dominated wherever either of those binds. The k-nearest neighbours detector does not scale (621 flows/s, 11.4 MB, and fitted on a capped 50 000-flow subsample), and naive Bayes is not competitive at 0.4843. One limit applies to all of this. The temporal protocol yields a single deterministic partition, so the temporal column carries no variance estimate and small gaps in it should not be over-read.</w:t>
       </w:r>
     </w:p>
     <w:p>
@@ -38562,7 +38562,7 @@
           <w:sz w:val="22"/>
           <w:szCs w:val="22"/>
         </w:rPr>
-        <w:t xml:space="preserve"> = 0.1942, the baseline this paper declares everywhere else, it excludes thirteen and the interval narrows to 0.017. The empty interval is therefore an artefact of the raw ratio, and we withdraw any claim that the boundary is intrinsic to the data. Three consequences, in order of how much they cost us. First, the methodological finding of Section 6.2 is unaffected. All thirteen features flagged under either normalisation have permutation importance below 10⁻⁴, so attribution-based auditing misses them under every reading of the rule. Second, the published blacklist is the conservative end of a range rather than a canonical answer, and we release the full spectrum under both normalisations so that a reader who prefers the stricter rule can regenerate a seventeen-feature blacklist from our artefact without rerunning anything. Third, what we have not established is whether the five additional features are shortcuts or genuine volumetric signal. Their power halves across protocols, which is the signature the rule is built to catch, but a flood is genuinely a high-rate event, so a drop in transferability is also what one would expect from legitimate within-campaign non-stationarity. Separating the two requires retraining under a seventeen-feature exclusion and observing whether macro-F1 holds, which we did not run and which we flag as the immediate next experiment on this corpus.</w:t>
+        <w:t xml:space="preserve"> = 0.1942, the baseline this paper declares everywhere else, it excludes thirteen and the interval narrows to 0.017. The empty interval is therefore an artefact of the raw ratio, and we withdraw any claim that the boundary is intrinsic to the data. Three consequences, in order of how much they cost us. First, the methodological finding of Section 6.2 is unaffected. All thirteen features flagged under either normalisation have permutation importance below 10⁻⁴, so attribution-based auditing misses them under every reading of the rule. Second, the published blacklist is the conservative end of a range rather than a canonical answer, and we release the full spectrum under both normalisations so that a reader who prefers the stricter rule can regenerate a eighteen-feature blacklist from our artefact without rerunning anything. Third, what we have not established is whether the five additional features are shortcuts or genuine volumetric signal. Their power halves across protocols, which is the signature the rule is built to catch, but a flood is genuinely a high-rate event, so a drop in transferability is also what one would expect from legitimate within-campaign non-stationarity. Separating the two requires retraining under a eighteen-feature exclusion and observing whether macro-F1 holds, which we did not run and which we flag as the immediate next experiment on this corpus.</w:t>
       </w:r>
     </w:p>
     <w:p>
@@ -41073,7 +41073,7 @@
           <w:sz w:val="22"/>
           <w:szCs w:val="22"/>
         </w:rPr>
-        <w:t xml:space="preserve">Section 6.2 shows the blacklist moving from eight to thirteen behavioural columns under the chance-corrected ratio, and Table 16 gives the counts at seven thresholds. Counts are not consequences, so we retrained every detector under four alternative lists, from six exclusions to sixteen, under both protocols. Figure 19 reports what the choice costs. For the eight detectors this paper draws conclusions from, moving the threshold from 0.40 to 0.70 shifts temporal macro-F1 by at most 0.023, and stratified macro-F1 by at most 0.004; the median shift across all detectors and both protocols is 0.0017. The exception is naive Bayes, at 0.129, and it is the expected one. A classifier that assumes conditional independence is the most sensitive to which correlated columns remain, and Section 6.2 measured that residual correlation directly. Two things follow. The threshold is a declared choice whose downstream cost is now measured rather than asserted, and the choice we published is not the flattering one, since the stricter list at 0.70 scores higher under the temporal protocol for seven of the nine detectors. What remains open is not the cost of the threshold but the meaning of the boundary, which Section 6.2 states.</w:t>
+        <w:t xml:space="preserve">Section 6.2 shows the blacklist moving from eight to thirteen behavioural columns under the chance-corrected ratio, and Table 16 gives the counts at seven thresholds. Counts are not consequences, so we retrained every detector under four alternative lists, from no behavioural exclusion to sixteen, under both protocols. Figure 19 reports what the choice costs. For the eight detectors this paper draws conclusions from, moving the threshold from 0.40 to 0.70 shifts temporal macro-F1 by at most 0.023, and stratified macro-F1 by at most 0.004; the median shift across all detectors and both protocols is 0.0017. The exception is naive Bayes, at 0.129, and it is the expected one. A classifier that assumes conditional independence is the most sensitive to which correlated columns remain, and Section 6.2 measured that residual correlation directly. Two things follow. The threshold is a declared choice whose downstream cost is now measured rather than asserted, and the choice we published is not the flattering one, since the stricter list at 0.70 scores higher under the temporal protocol for seven of the nine detectors. What remains open is not the cost of the threshold but the meaning of the boundary, which Section 6.2 states.</w:t>
       </w:r>
     </w:p>
     <w:p>
@@ -41597,7 +41597,7 @@
           <w:sz w:val="22"/>
           <w:szCs w:val="22"/>
         </w:rPr>
-        <w:t xml:space="preserve">For the corpus itself, we report that the nine-class task is saturated under a random split, with eleven pairs of models statistically indistinguishable, and that the ranking only becomes interpretable under the temporal protocol, where the FT-Transformer leads and the boosted trees that dominate the random split fall to sixth and seventh of nine, behind every neural detector and the linear model. Calibration follows the same pattern: near-perfect under a random split, it degrades under temporal evaluation for nine of the eleven detectors, by factors of 146 to 1403 for the three that the random split ranks best calibrated, so calibration measured under a random split describes the split rather than the detector. We publish a thirteen-feature blacklist together with the full transferability spectrum under both normalisations, from which a stricter seventeen-feature blacklist can be derived, as well as the frozen splits, the calibrated operating points under both protocols, the CPU cost of every detector, and the trained models, so that future work on GeNIS can start from an audited protocol rather than reconstruct one.</w:t>
+        <w:t xml:space="preserve">For the corpus itself, we report that the nine-class task is saturated under a random split, with eleven pairs of models statistically indistinguishable, and that the ranking only becomes interpretable under the temporal protocol, where the FT-Transformer leads and the boosted trees that dominate the random split fall to sixth and seventh of nine, behind every neural detector and the linear model. Calibration follows the same pattern: near-perfect under a random split, it degrades under temporal evaluation for nine of the eleven detectors, by factors of 146 to 1403 for the three that the random split ranks best calibrated, so calibration measured under a random split describes the split rather than the detector. We publish a thirteen-feature blacklist together with the full transferability spectrum under both normalisations, from which a stricter eighteen-feature blacklist can be derived, as well as the frozen splits, the calibrated operating points under both protocols, the CPU cost of every detector, and the trained models, so that future work on GeNIS can start from an audited protocol rather than reconstruct one.</w:t>
       </w:r>
     </w:p>
     <w:p>
@@ -41825,7 +41825,7 @@
           <w:sz w:val="22"/>
           <w:szCs w:val="22"/>
         </w:rPr>
-        <w:t xml:space="preserve">, and the campaign that repeats the audited condition without it — 180 runs over fifteen configurations, both protocols and five seeds, together with the re-measured inference cost and the paired tests of Figures 9 and 11 — is under </w:t>
+        <w:t xml:space="preserve">, and the campaign that repeats the audited condition without it — 180 runs over fifteen configurations, two feature conditions, both protocols and five seeds, together with the re-measured inference cost and the paired tests of Figures 9 and 11 — is under </w:t>
       </w:r>
       <w:r>
         <w:rPr>

--- a/paper/GeNIS_benchmark_article.docx
+++ b/paper/GeNIS_benchmark_article.docx
@@ -16223,7 +16223,7 @@
           <w:sz w:val="18"/>
           <w:szCs w:val="18"/>
         </w:rPr>
-        <w:t xml:space="preserve">Single-feature transferability over all 63 behavioural features, sorted, under both normalisations. Solid bars give the raw ratio τ, hatched bars the chance-corrected τ*. Red marks the eight features excluded under both rules, orange the five excluded only under τ*. Under τ the gap between 0.49 and 0.54 places the threshold between two clusters; under τ* that gap narrows to 0.017 (Section 6.2 and Table 15).</w:t>
+        <w:t xml:space="preserve">Single-feature transferability over all 63 behavioural features, sorted, under both normalisations. Solid bars give the raw ratio τ, hatched bars the chance-corrected τ*. Red marks the eight features excluded under both rules, orange the five excluded only under τ*. IdleTime, at 0.94, is among the blue: this rule retains it, and the capture-file test of Section 4.3 is what excludes it. Under τ the gap between 0.49 and 0.54 places the threshold between two clusters; under τ* that gap narrows to 0.017 (Section 6.2 and Table 15).</w:t>
       </w:r>
     </w:p>
     <w:p>
@@ -31789,7 +31789,7 @@
           <w:sz w:val="22"/>
           <w:szCs w:val="22"/>
         </w:rPr>
-        <w:t xml:space="preserve">Section 6.3 reads a ranking off one temporal partition, and says so. Whether that ranking is a property of the detectors or of the single cut that produced it is a different question, and it is answered by moving the cut. We refit every detector at five rolling origins, from 40% to 60% of each class in steps of five points, the last of which rebuilds the published partition exactly and reproduces its four deterministic detectors to the bit. Figure 15 gives the result. The coarse observation of Section 6.3 survives and sharpens: the two boosted ensembles are not merely displaced from the top by the change of protocol, they are the least stable detectors in the set, with a standard deviation of 0.056 against 0.0013 for logistic regression, and a floor of 0.875 at the two earliest origins. At those origins their accuracy stays at 0.9886 while macro-F1 falls to 0.8812, which is one class disappearing rather than a diffuse decline. Logistic regression holds 0.9969 ± 0.0013 across the five. We read this as a statement about sensitivity to where the cut falls, not as a corrected ranking. The five origins share most of their training flows and are not independent replications.</w:t>
+        <w:t xml:space="preserve">Section 6.3 reads a ranking off one temporal partition, and says so. Whether that ranking is a property of the detectors or of the single cut that produced it is a different question, and it is answered by moving the cut. We refit ten of the eleven detectors at five rolling origins, the FT-Transformer excepted for the cost recorded in Section 9, from 40% to 60% of each class in steps of five points, the last of which rebuilds the published partition exactly and reproduces its four deterministic detectors to the bit. Figure 15 gives the result. The coarse observation of Section 6.3 survives and sharpens: the two boosted ensembles are not merely displaced from the top by the change of protocol, they are the least stable detectors in the set, with a standard deviation of 0.056 against 0.0013 for logistic regression, and a floor of 0.875 at the two earliest origins. At those origins their accuracy stays at 0.9886 while macro-F1 falls to 0.8812, which is one class disappearing rather than a diffuse decline. Logistic regression holds 0.9969 ± 0.0013 across the five. We read this as a statement about sensitivity to where the cut falls, not as a corrected ranking. The five origins share most of their training flows and are not independent replications.</w:t>
       </w:r>
     </w:p>
     <w:p>
@@ -31867,7 +31867,7 @@
           <w:sz w:val="18"/>
           <w:szCs w:val="18"/>
         </w:rPr>
-        <w:t xml:space="preserve">Macro-F1 at five rolling origins under the per-class temporal protocol, audited condition. Eight detectors are plotted and the vertical axis is broken. Four of them stay inside the upper 0.03 band at every origin; the two boosted ensembles leave it at the two earliest origins, which the lower panel resolves, and the RNN at 0.45 and the DNN at 0.40 dip below it without a panel of their own. The origin at 0.60 rebuilds the published partition exactly, and reproduces its four deterministic detectors to the bit. The majority baseline (0.036) and naive Bayes (0.54) lie outside both panels and are omitted.</w:t>
+        <w:t xml:space="preserve">Macro-F1 at five rolling origins under the per-class temporal protocol, on the audited condition as published and not re-run under the correction of Section 9. Eight detectors are plotted and the vertical axis is broken. Four of them stay inside the upper 0.03 band at every origin; the two boosted ensembles leave it at the two earliest origins, which the lower panel resolves, and the RNN at 0.45 and the DNN at 0.40 dip below it without a panel of their own. The origin at 0.60 rebuilds the published partition exactly, and reproduces its four deterministic detectors to the bit. The majority baseline (0.036) and naive Bayes (0.54) lie outside both panels and are omitted.</w:t>
       </w:r>
     </w:p>
     <w:p>
@@ -32005,7 +32005,7 @@
           <w:sz w:val="18"/>
           <w:szCs w:val="18"/>
         </w:rPr>
-        <w:t xml:space="preserve">Leave-one-family-out. Each cell is the fraction of the withheld family's flows that the detector still reports as an attack, having never seen that family in training; the evaluation set is that family plus the benign flows of the temporal test partition. Two cells carry the AUROC because it is at chance there, which is the real failure. The reading is columnar: the two boosted ensembles are solid, and the other three are not.</w:t>
+        <w:t xml:space="preserve">Leave-one-family-out, for five of the eleven detectors and on the audited condition as published. Each cell is the fraction of the withheld family's flows that the detector still reports as an attack, having never seen that family in training; the evaluation set is that family plus the benign flows of the temporal test partition. Two cells carry the AUROC because it is at chance there, which is the real failure. The reading is columnar: the two boosted ensembles are solid, and the other three are not.</w:t>
       </w:r>
     </w:p>
     <w:p>

--- a/paper/GeNIS_benchmark_article.docx
+++ b/paper/GeNIS_benchmark_article.docx
@@ -21331,7 +21331,7 @@
           <w:sz w:val="22"/>
           <w:szCs w:val="22"/>
         </w:rPr>
-        <w:t xml:space="preserve">Table 7 reports both. Under the stratified protocol, expected calibration error is at most 0.0015 for every model except logistic regression and naive Bayes, and for those models temperature scaling moves it by less than 0.001 in either direction. Logistic regression is the one the corrected blacklist moved: its stratified error rises from 0.0003 to 0.0084 once the identifier column is withheld, and scaling brings it back to 0.0016. Naive Bayes is the exception in both respects. It starts at 0.1419 and temperature scaling makes it worse (0.2240), the familiar failure of a single-parameter correction applied to a model whose errors are not a uniform over-confidence. On this saturated GeNIS benchmark the confidences were already well ordered and calibration had little left to repair, a negative result worth recording, since calibration is routinely recommended without checking whether it is needed. The fitted temperatures no longer sit at the floor of the grid as they did under the published blacklist. XGBoost, LightGBM and random forest move to 0.85, 1.46 and 0.39. Withholding the identifier column removed the column that made their posteriors near-deterministic, and the temperature says so.</w:t>
+        <w:t xml:space="preserve">Table 7 reports both. Under the stratified protocol, expected calibration error is at most 0.0015 for every model except logistic regression and naive Bayes, and for the eight of them temperature scaling moves it by less than 0.001 in either direction. Logistic regression is the one the corrected blacklist moved: its stratified error rises from 0.0003 to 0.0084 once the identifier column is withheld, and scaling brings it back to 0.0016. Naive Bayes is the exception in both respects. It starts at 0.1419 and temperature scaling makes it worse (0.2240), the familiar failure of a single-parameter correction applied to a model whose errors are not a uniform over-confidence. On this saturated GeNIS benchmark the confidences were already well ordered and calibration had little left to repair, a negative result worth recording, since calibration is routinely recommended without checking whether it is needed. The fitted temperatures no longer sit at the floor of the grid as they did under the published blacklist. XGBoost, LightGBM and random forest move to 0.85, 1.46 and 0.39. Withholding the identifier column removed the column that made their posteriors near-deterministic, and the temperature says so.</w:t>
       </w:r>
     </w:p>
     <w:p>
@@ -21457,7 +21457,7 @@
           <w:sz w:val="22"/>
           <w:szCs w:val="22"/>
         </w:rPr>
-        <w:t xml:space="preserve">These figures are recomputed from stored probability matrices, so before reading them we checked that the computation reproduces itself. The check is the published feature condition, replayed through the same code and compared against the earlier recomputation: raw expected calibration error agrees to within 0.0031 across both protocols. After temperature scaling the agreement is uneven, and the asymmetry is the point. It is 0.0002 under the stratified protocol and 0.0075 under the temporal one, although the fits underneath reproduce equally well on both. What amplifies is the scaling. The likelihood surface is flat near its optimum, so a small change in the probabilities moves the fitted temperature far enough to move the calibrated error with it. The last column of Table 8 is therefore the least stable quantity this paper reports, and its caption says so. One further caveat is arithmetic rather than statistical. The grid is bounded at 0.05 below and 5 above, so the temperature reported for naive Bayes is the ceiling of that grid and not an optimum. Nothing in the comparison between the two protocols depends on those bounds, since both protocols are calibrated on the same grid.</w:t>
+        <w:t xml:space="preserve">These figures are recomputed from stored probability matrices, so before reading them we checked that the computation reproduces itself. The check is the published feature condition, replayed through the same code and compared against the earlier recomputation: raw expected calibration error agrees to within 0.0031 across both protocols. After temperature scaling the agreement is uneven, and the asymmetry is the point. It is 0.0002 under the stratified protocol and 0.0075 under the temporal one, although the fits underneath reproduce equally well on both. What amplifies is the scaling. The likelihood surface is flat near its optimum, so a small change in the probabilities moves the fitted temperature far enough to move the calibrated error with it. The last column of Table 8 is therefore the least stable quantity this paper reports, and its caption says so. One further caveat is arithmetic rather than statistical. The grid is bounded at 0.05 below and 5 above, so the temperature reported for naive Bayes is the ceiling of that grid and the one reported for the FT-Transformer under the temporal protocol, 0.050, is its floor; neither is an optimum. Nothing in the comparison between the two protocols depends on those bounds, since both protocols are calibrated on the same grid.</w:t>
       </w:r>
     </w:p>
     <w:p>
@@ -28817,7 +28817,7 @@
           <w:sz w:val="22"/>
           <w:szCs w:val="22"/>
         </w:rPr>
-        <w:t xml:space="preserve">Since the leading models are statistically indistinguishable in accuracy, cost is the operative criterion. Table 10 and Figure 14 give single-host CPU measurements, all detectors being measured within one session under each library's default threading. The two columns rank the detectors differently, and the difference is the deployment regime rather than a measurement artefact. On batched throughput, logistic regression dominates outright at 601 449 flows/s, followed by random forest (58 151) and the DNN (51 972), with XGBoost fourth at 42 687. On single-flow latency the order inverts: random forest and the DNN need 55 and 77 ms per flow, where XGBoost answers in 1.22 ms and LightGBM in 1.55 ms. High batched throughput and low per-flow latency are not the same property, and only logistic regression leads both. The FT-Transformer is last on both, at 548 flows/s — 78 times below XGBoost, and its own lead comes only under the temporal protocol. The worst of both worlds is k-NN, paying 621 flows/s, 25.8 ms and 11.4 MB for a temporal macro-F1 of 0.9574, eighth of nine. One caveat governs how the latency column may be read. The four Keras models return median latencies within 4% of each other (76.8 to 80.1 ms) although their batched throughput differs by a factor of 95, so that column is dominated by a fixed per-call overhead of the prediction API and is not comparable with the scikit-learn column. The throughput column does amortise that overhead. One call covers 10 240 flows at batch size 512, so the overhead is paid once. An earlier version of this measurement looped twenty separate calls of 512 flows and therefore paid it twenty times, which inflated nothing but suppressed the throughput of every detector that has such an overhead — the four Keras models, and random forest through its parallel backend. That is why the two columns are now informative separately.</w:t>
+        <w:t xml:space="preserve">Since the leading models are statistically indistinguishable in accuracy, cost is the operative criterion. Table 10 and Figure 14 give single-host CPU measurements, all detectors being measured within one session under each library's default threading. The two columns rank the detectors differently, and the difference is the deployment regime rather than a measurement artefact. On batched throughput, logistic regression dominates outright at 601 449 flows/s, followed by random forest (58 151) and the DNN (51 972), with XGBoost fourth at 42 687. On single-flow latency the order inverts: random forest and the DNN need 55 and 77 ms per flow, where XGBoost answers in 1.22 ms and LightGBM in 1.55 ms. High batched throughput and low per-flow latency are not the same property, and only logistic regression leads both. The FT-Transformer is last on both, at 548 flows/s — 78 times below XGBoost, and its own lead comes only under the temporal protocol. The worst of both worlds is k-NN, paying 621 flows/s, 25.8 ms and 11.4 MB for a temporal macro-F1 of 0.9574, eighth of nine. One caveat governs how the latency column may be read. The four Keras models return median latencies inside a 4.4% band (76.8 to 80.1 ms) although their batched throughput differs by a factor of 95, so that column is dominated by a fixed per-call overhead of the prediction API and is not comparable with the scikit-learn column. The throughput column does amortise that overhead. One call covers 10 240 flows at batch size 512, so the overhead is paid once. An earlier version of this measurement looped twenty separate calls of 512 flows and therefore paid it twenty times, which inflated nothing but suppressed the throughput of every detector that has such an overhead — the four Keras models, and random forest through its parallel backend. That is why the two columns are now informative separately.</w:t>
       </w:r>
     </w:p>
     <w:p>
@@ -35349,7 +35349,7 @@
           <w:sz w:val="18"/>
           <w:szCs w:val="18"/>
         </w:rPr>
-        <w:t xml:space="preserve">Viability of each detector on four axes, ordered by macro-F1 under the temporal protocol. Training time is deliberately absent: it was measured in a hosted runtime whose accelerator allocation varied between sessions (Section 9). Interval robustness was measured for the three detectors carried through the multi-interval study; a fitted temperature far below one indicates near-deterministic posteriors rather than miscalibration. Throughput is the amortised measurement of Table 10, on the same corrected condition.</w:t>
+        <w:t xml:space="preserve">Viability of each detector on four axes, ordered by macro-F1 under the temporal protocol. Training time is deliberately absent: it was measured in a hosted runtime whose accelerator allocation varied between sessions (Section 9). The majority baseline is omitted, since it predicts a constant and has no viability to report. Interval robustness was measured for the three detectors carried through the multi-interval study; a fitted temperature far below one indicates near-deterministic posteriors rather than miscalibration. Throughput is the amortised measurement of Table 10, on the same corrected condition.</w:t>
       </w:r>
     </w:p>
     <w:tbl>
@@ -39357,7 +39357,7 @@
           <w:sz w:val="18"/>
           <w:szCs w:val="18"/>
         </w:rPr>
-        <w:t xml:space="preserve">Sensitivity of the blacklist to the transferability threshold. Behavioural columns are those the rule excludes; the blacklist column adds the four positional columns excluded by name, but not the identifier column, which no threshold on this ratio reaches, so the operative row reads twelve where the published blacklist has thirteen. The operative row is the rule this paper applies. Computed from the released transferability table by </w:t>
+        <w:t xml:space="preserve">Sensitivity of the blacklist to the transferability threshold. Behavioural columns are those the rule excludes; the blacklist column adds the four positional columns excluded by name, but not the identifier column, which no threshold on this ratio reaches, so the operative row reads twelve where the published blacklist has thirteen, and the τ* column seventeen where Sections 9 and 10 give eighteen. The operative row is the rule this paper applies. Computed from the released transferability table by </w:t>
       </w:r>
       <w:r>
         <w:rPr>

--- a/paper/GeNIS_benchmark_article.docx
+++ b/paper/GeNIS_benchmark_article.docx
@@ -773,7 +773,7 @@
           <w:sz w:val="22"/>
           <w:szCs w:val="22"/>
         </w:rPr>
-        <w:t xml:space="preserve">At the time of writing, the published record on GeNIS consists of the dataset descriptor [4], its authors' classification baseline [6], and one external study that uses the corpus for machine unlearning [30], a goal orthogonal to benchmarking.</w:t>
+        <w:t xml:space="preserve">At the time of writing, the published record on GeNIS consists of the dataset descriptor [4], its authors' classification baseline [6], and one further study from the same laboratory that uses the corpus for machine unlearning [30], a goal orthogonal to benchmarking. No group independent of the corpus authors has published on GeNIS, which is the position this paper is written into.</w:t>
       </w:r>
     </w:p>
     <w:p>
@@ -42453,7 +42453,7 @@
           <w:sz w:val="19"/>
           <w:szCs w:val="19"/>
         </w:rPr>
-        <w:t xml:space="preserve">[30] D. Magalhães, et al., Machine unlearning for the XGBoost model with network intrusion datasets, arXiv:2606.19220 (2026).</w:t>
+        <w:t xml:space="preserve">[30] D. Magalhães, E. Maia, J. Vitorino, I. Praça, Machine unlearning for the XGBoost model with network intrusion datasets, in: Recent Trends and Challenges in Information Systems and Technologies (WorldCIST 2026), Springer, 2026, pp. 150–162, arXiv:2606.19220.</w:t>
       </w:r>
     </w:p>
     <w:p>

--- a/paper/GeNIS_benchmark_article.docx
+++ b/paper/GeNIS_benchmark_article.docx
@@ -42018,7 +42018,7 @@
           <w:sz w:val="19"/>
           <w:szCs w:val="19"/>
         </w:rPr>
-        <w:t xml:space="preserve">[1] G. Engelen, V. Rimmer, W. Joosen, Troubleshooting an intrusion detection dataset: the CICIDS2017 case study, in: IEEE Security and Privacy Workshops (SPW), 2021, pp. 7–12.</w:t>
+        <w:t xml:space="preserve">[1] G. Engelen, V. Rimmer, W. Joosen, Troubleshooting an intrusion detection dataset: the CICIDS2017 case study, in: IEEE Security and Privacy Workshops (SPW), 2021, pp. 7–12. https://doi.org/10.1109/SPW53761.2021.00009.</w:t>
       </w:r>
     </w:p>
     <w:p>
@@ -42033,7 +42033,7 @@
           <w:sz w:val="19"/>
           <w:szCs w:val="19"/>
         </w:rPr>
-        <w:t xml:space="preserve">[2] L. Liu, G. Engelen, T. Lynar, D. Essam, W. Joosen, Error prevalence in NIDS datasets: A case study on CIC-IDS2017 and CSE-CIC-IDS-2018, in: IEEE Conference on Communications and Network Security (CNS), 2022, pp. 254–262.</w:t>
+        <w:t xml:space="preserve">[2] L. Liu, G. Engelen, T. Lynar, D. Essam, W. Joosen, Error prevalence in NIDS datasets: A case study on CIC-IDS2017 and CSE-CIC-IDS-2018, in: IEEE Conference on Communications and Network Security (CNS), 2022, pp. 254–262. https://doi.org/10.1109/CNS56114.2022.9947235.</w:t>
       </w:r>
     </w:p>
     <w:p>
@@ -42048,7 +42048,7 @@
           <w:sz w:val="19"/>
           <w:szCs w:val="19"/>
         </w:rPr>
-        <w:t xml:space="preserve">[3] M. Lanvin, P.-F. Gimenez, Y. Han, F. Majorczyk, L. Mé, E. Totel, Errors in the CICIDS2017 dataset and the significant differences in detection performances it makes, in: International Conference on Risks and Security of Internet and Systems (CRiSIS), Springer, 2022, pp. 18–33.</w:t>
+        <w:t xml:space="preserve">[3] M. Lanvin, P.-F. Gimenez, Y. Han, F. Majorczyk, L. Mé, E. Totel, Errors in the CICIDS2017 dataset and the significant differences in detection performances it makes, in: International Conference on Risks and Security of Internet and Systems (CRiSIS), Springer, 2022, pp. 18–33. https://doi.org/10.1007/978-3-031-31108-6_2.</w:t>
       </w:r>
     </w:p>
     <w:p>
@@ -42123,7 +42123,7 @@
           <w:sz w:val="19"/>
           <w:szCs w:val="19"/>
         </w:rPr>
-        <w:t xml:space="preserve">[8] R. Sommer, V. Paxson, Outside the closed world: On using machine learning for network intrusion detection, in: IEEE Symposium on Security and Privacy (S&amp;P), 2010, pp. 305–316.</w:t>
+        <w:t xml:space="preserve">[8] R. Sommer, V. Paxson, Outside the closed world: On using machine learning for network intrusion detection, in: IEEE Symposium on Security and Privacy (S&amp;P), 2010, pp. 305–316. https://doi.org/10.1109/SP.2010.25.</w:t>
       </w:r>
     </w:p>
     <w:p>
@@ -42138,7 +42138,7 @@
           <w:sz w:val="19"/>
           <w:szCs w:val="19"/>
         </w:rPr>
-        <w:t xml:space="preserve">[9] I. Sharafaldin, A. H. Lashkari, A. A. Ghorbani, Toward generating a new intrusion detection dataset and intrusion traffic characterization, in: 4th International Conference on Information Systems Security and Privacy (ICISSP), 2018, pp. 108–116.</w:t>
+        <w:t xml:space="preserve">[9] I. Sharafaldin, A. H. Lashkari, A. A. Ghorbani, Toward generating a new intrusion detection dataset and intrusion traffic characterization, in: 4th International Conference on Information Systems Security and Privacy (ICISSP), 2018, pp. 108–116. https://doi.org/10.5220/0006639801080116.</w:t>
       </w:r>
     </w:p>
     <w:p>
@@ -42213,7 +42213,7 @@
           <w:sz w:val="19"/>
           <w:szCs w:val="19"/>
         </w:rPr>
-        <w:t xml:space="preserve">[14] M. Cantone, C. Marrocco, A. Bria, Machine learning in network intrusion detection: A cross-dataset generalization study, IEEE Access 12 (2024) 144489–144508.</w:t>
+        <w:t xml:space="preserve">[14] M. Cantone, C. Marrocco, A. Bria, Machine learning in network intrusion detection: A cross-dataset generalization study, IEEE Access 12 (2024) 144489–144508. https://doi.org/10.1109/ACCESS.2024.3472907.</w:t>
       </w:r>
     </w:p>
     <w:p>
@@ -42228,7 +42228,7 @@
           <w:sz w:val="19"/>
           <w:szCs w:val="19"/>
         </w:rPr>
-        <w:t xml:space="preserve">[15] R. Geirhos, J.-H. Jacobsen, C. Michaelis, R. Zemel, W. Brendel, M. Bethge, F. A. Wichmann, Shortcut learning in deep neural networks, Nature Machine Intelligence 2 (2020) 665–673.</w:t>
+        <w:t xml:space="preserve">[15] R. Geirhos, J.-H. Jacobsen, C. Michaelis, R. Zemel, W. Brendel, M. Bethge, F. A. Wichmann, Shortcut learning in deep neural networks, Nature Machine Intelligence 2 (2020) 665–673. https://doi.org/10.1038/s42256-020-00257-z.</w:t>
       </w:r>
     </w:p>
     <w:p>
@@ -42348,7 +42348,7 @@
           <w:sz w:val="19"/>
           <w:szCs w:val="19"/>
         </w:rPr>
-        <w:t xml:space="preserve">[23] K. Hendrickx, L. Perini, D. Van der Plas, W. Meert, J. Davis, Machine learning with a reject option: A survey, Machine Learning 113 (2024) 3073–3110.</w:t>
+        <w:t xml:space="preserve">[23] K. Hendrickx, L. Perini, D. Van der Plas, W. Meert, J. Davis, Machine learning with a reject option: A survey, Machine Learning 113 (2024) 3073–3110. https://doi.org/10.1007/s10994-024-06534-x.</w:t>
       </w:r>
     </w:p>
     <w:p>
@@ -42363,7 +42363,7 @@
           <w:sz w:val="19"/>
           <w:szCs w:val="19"/>
         </w:rPr>
-        <w:t xml:space="preserve">[24] J. Talpini, F. Sartori, M. Savi, Enhancing trustworthiness in ML-based network intrusion detection with uncertainty quantification, Journal of Reliable Intelligent Environments 10 (2024) 501–520.</w:t>
+        <w:t xml:space="preserve">[24] J. Talpini, F. Sartori, M. Savi, Enhancing trustworthiness in ML-based network intrusion detection with uncertainty quantification, Journal of Reliable Intelligent Environments 10 (2024) 501–520. https://doi.org/10.1007/s40860-024-00238-8.</w:t>
       </w:r>
     </w:p>
     <w:p>
@@ -42378,7 +42378,7 @@
           <w:sz w:val="19"/>
           <w:szCs w:val="19"/>
         </w:rPr>
-        <w:t xml:space="preserve">[25] D. Chicco, G. Jurman, The advantages of the Matthews correlation coefficient (MCC) over F1 score and accuracy in binary classification evaluation, BMC Genomics 21 (6) (2020).</w:t>
+        <w:t xml:space="preserve">[25] D. Chicco, G. Jurman, The advantages of the Matthews correlation coefficient (MCC) over F1 score and accuracy in binary classification evaluation, BMC Genomics 21 (6) (2020). https://doi.org/10.1186/s12864-019-6413-7.</w:t>
       </w:r>
     </w:p>
     <w:p>
@@ -42408,7 +42408,7 @@
           <w:sz w:val="19"/>
           <w:szCs w:val="19"/>
         </w:rPr>
-        <w:t xml:space="preserve">[27] R. Shwartz-Ziv, A. Armon, Tabular data: Deep learning is not all you need, Information Fusion 81 (2022) 84–90.</w:t>
+        <w:t xml:space="preserve">[27] R. Shwartz-Ziv, A. Armon, Tabular data: Deep learning is not all you need, Information Fusion 81 (2022) 84–90. https://doi.org/10.1016/j.inffus.2021.11.011.</w:t>
       </w:r>
     </w:p>
     <w:p>

--- a/paper/GeNIS_benchmark_article.docx
+++ b/paper/GeNIS_benchmark_article.docx
@@ -42078,7 +42078,7 @@
           <w:sz w:val="19"/>
           <w:szCs w:val="19"/>
         </w:rPr>
-        <w:t xml:space="preserve">[5] D. Pinto, I. Amorim, E. Maia, I. Praça, A novel approach to network traffic analysis: the HERA tool, in: IEEE 23rd International Conference on Trust, Security and Privacy in Computing and Communications (TrustCom), 2024, arXiv:2501.07475.</w:t>
+        <w:t xml:space="preserve">[5] D. Pinto, I. Amorim, E. Maia, I. Praça, A novel approach to network traffic analysis: the HERA tool, in: IEEE 23rd International Conference on Trust, Security and Privacy in Computing and Communications (TrustCom), 2024, pp. 1850–1856, arXiv:2501.07475. https://doi.org/10.1109/TrustCom63139.2024.00255.</w:t>
       </w:r>
     </w:p>
     <w:p>
@@ -42153,7 +42153,7 @@
           <w:sz w:val="19"/>
           <w:szCs w:val="19"/>
         </w:rPr>
-        <w:t xml:space="preserve">[10] A. Rosay, E. Cheval, F. Carlier, P. Leroux, Network intrusion detection: A comprehensive analysis of CIC-IDS2017, in: 8th International Conference on Information Systems Security and Privacy (ICISSP), SCITEPRESS, 2022, pp. 25–36.</w:t>
+        <w:t xml:space="preserve">[10] A. Rosay, E. Cheval, F. Carlier, P. Leroux, Network intrusion detection: A comprehensive analysis of CIC-IDS2017, in: 8th International Conference on Information Systems Security and Privacy (ICISSP), SCITEPRESS, 2022, pp. 25–36. https://doi.org/10.5220/0010774000003120.</w:t>
       </w:r>
     </w:p>
     <w:p>
@@ -42183,7 +42183,7 @@
           <w:sz w:val="19"/>
           <w:szCs w:val="19"/>
         </w:rPr>
-        <w:t xml:space="preserve">[12] D. Pinto, J. Vitorino, E. Maia, I. Amorim, I. Praça, Flow exporter impact on intelligent intrusion detection systems, in: 11th International Conference on Information Systems Security and Privacy (ICISSP), 2025, arXiv:2412.14021.</w:t>
+        <w:t xml:space="preserve">[12] D. Pinto, J. Vitorino, E. Maia, I. Amorim, I. Praça, Flow exporter impact on intelligent intrusion detection systems, in: 11th International Conference on Information Systems Security and Privacy (ICISSP), 2025, pp. 289–298, arXiv:2412.14021. https://doi.org/10.5220/0013131900003899.</w:t>
       </w:r>
     </w:p>
     <w:p>
@@ -42453,7 +42453,7 @@
           <w:sz w:val="19"/>
           <w:szCs w:val="19"/>
         </w:rPr>
-        <w:t xml:space="preserve">[30] D. Magalhães, E. Maia, J. Vitorino, I. Praça, Machine unlearning for the XGBoost model with network intrusion datasets, in: Recent Trends and Challenges in Information Systems and Technologies (WorldCIST 2026), Springer, 2026, pp. 150–162, arXiv:2606.19220.</w:t>
+        <w:t xml:space="preserve">[30] D. Magalhães, E. Maia, J. Vitorino, I. Praça, Machine unlearning for the XGBoost model with network intrusion datasets, in: Recent Trends and Challenges in Information Systems and Technologies (WorldCIST 2026), vol. 3, Springer, 2026, pp. 150–162, arXiv:2606.19220. https://doi.org/10.1007/978-3-032-32026-1_14.</w:t>
       </w:r>
     </w:p>
     <w:p>

--- a/paper/GeNIS_benchmark_article.docx
+++ b/paper/GeNIS_benchmark_article.docx
@@ -3910,7 +3910,7 @@
           <w:sz w:val="18"/>
           <w:szCs w:val="18"/>
         </w:rPr>
-        <w:t xml:space="preserve">Class distribution of the 60-second slice, preserved end to end by our protocol. Natural here means unmodified by us: it is the distribution the CyberRange scenarios produced, not that of an operational enterprise network. Volumetric denial-of-service floods account for 87.26% of the flows, benign traffic for 7.42% and the three brute-force families for 5.32% together. Two consequences follow. Macro-F1 rather than accuracy is the meaningful headline metric, and the brute-force families, which are the smallest, are where the detectors actually differ. The 20% test partition holds 5 030 benign flows, so a single false positive is 0.0199 percentage points and every false-positive rate we report is an integer multiple of that step.</w:t>
+        <w:t xml:space="preserve">Class distribution of the 60-second slice, preserved end to end by our protocol. Natural here means unmodified by us: it is the distribution the CyberRange scenarios produced, not that of an operational enterprise network. Volumetric denial-of-service floods account for 87.26% of the flows, benign traffic for 7.42% and the three brute-force families for 5.32% together. Two consequences follow. Macro-F1 rather than accuracy is the meaningful headline metric, and the brute-force families, which are the smallest, are where the detectors actually differ. The 20% test partition holds 5 030 benign flows, which fixes the resolution of every false-positive rate in this paper (Section 4.5).</w:t>
       </w:r>
     </w:p>
     <w:p>
@@ -28781,7 +28781,7 @@
           <w:sz w:val="18"/>
           <w:szCs w:val="18"/>
         </w:rPr>
-        <w:t xml:space="preserve">Per-family AUROC of the benign-trained autoencoder. Red bars fall below chance: the reconstruction error is anti-correlated with the presence of those attacks.</w:t>
+        <w:t xml:space="preserve">Per-family AUROC of the benign-trained autoencoder, five seeds, audited condition: the measurements of Table 9. Red bars fall below chance: the reconstruction error is anti-correlated with the presence of those attacks.</w:t>
       </w:r>
     </w:p>
     <w:p>
@@ -28877,7 +28877,7 @@
           <w:sz w:val="18"/>
           <w:szCs w:val="18"/>
         </w:rPr>
-        <w:t xml:space="preserve">Single-host CPU inference cost, audited condition. Latency measured at batch size 1 over 200 samples; throughput at batch size 512. All detectors were measured within one session under each library's default thread settings (n</w:t>
+        <w:t xml:space="preserve">Single-host CPU inference cost, on the audited condition as corrected in Section 9, over 54 columns. Latency is measured at batch size 1 over 200 samples. All detectors were measured within one session, with the Keras models pinned to the CPU and each library left at its default thread settings (n</w:t>
       </w:r>
       <w:r>
         <w:rPr>
@@ -28902,7 +28902,7 @@
           <w:sz w:val="18"/>
           <w:szCs w:val="18"/>
         </w:rPr>
-        <w:t xml:space="preserve"> = 2 for the tree ensembles and k-NN, unrestricted intra-op parallelism for the Keras models), so the figures are comparable with one another but are not single-core measurements. The batch-1 latencies of the Keras models are dominated by a fixed prediction-API overhead, discussed below. Latency, throughput and macro-F1 are measured on the audited condition as corrected in Section 9, over 54 columns, in a single session with the Keras models pinned to the CPU. Throughput is one call over 10 240 flows at batch size 512, which amortises the per-call overhead once rather than twenty times; an earlier measurement looped twenty calls of 512 and is not comparable with this column. Model size and the majority-class row are carried over unchanged: the first is not re-measured, the second predicts a constant and marks a floor rather than a comparison.</w:t>
+        <w:t xml:space="preserve"> = 2 for the tree ensembles and k-NN, unrestricted intra-op parallelism for the Keras models), so the figures are comparable with one another but are not single-core measurements. The batch-1 latencies of the Keras models are dominated by a fixed prediction-API overhead, discussed below. Throughput is one call over 10 240 flows at batch size 512, which amortises the per-call overhead once rather than twenty times; an earlier measurement looped twenty calls of 512 and is not comparable with this column. Model size and the majority-class row are carried over unchanged: the first is not re-measured, the second predicts a constant and marks a floor rather than a comparison.</w:t>
       </w:r>
     </w:p>
     <w:tbl>
@@ -37212,7 +37212,7 @@
         <w:t xml:space="preserve">What each of these studies licenses a reader to believe. </w:t>
       </w:r>
       <w:r>
-        <w:t xml:space="preserve">One positioning question remains. Table 1 records which methodological ingredients each study uses. The more useful question for positioning is what each one establishes and at what price, since a benchmark run under a random split on a corpus with disjoint attack windows supports a much weaker claim than the same benchmark run under a protocol that has been audited. Table 14 sets the two side by side. It carries no column of reported accuracies: the studies evaluate different corpora, tasks and splits, and aligning their headline numbers would be the practice this paper argues against.</w:t>
+        <w:t xml:space="preserve">One positioning question remains. Table 1 records which methodological ingredients each study uses. The more useful question for positioning is what each one establishes and at what price, since a benchmark run under a random split on a corpus with disjoint attack windows supports a much weaker claim than the same benchmark run under a protocol that has been audited. Table 14 sets the two side by side, and carries no column of reported accuracies.</w:t>
       </w:r>
     </w:p>
     <w:p>

--- a/paper/GeNIS_benchmark_article.docx
+++ b/paper/GeNIS_benchmark_article.docx
@@ -176,7 +176,7 @@
           <w:sz w:val="21"/>
           <w:szCs w:val="21"/>
         </w:rPr>
-        <w:t xml:space="preserve">On shared intrusion-detection corpora, the first numbers published become reference numbers. GeNIS, released in 2025 from an independent CyberRange capture, is at that stage. We audit and benchmark it with eleven supervised and one unsupervised detector across three feature conditions, two protocols and five seeds, a campaign of 154 runs with paired significance tests. Three of the findings have methodological implications, and we test each of them by re-running the audit on CICIDS2017. The first is that attribution-based auditing assigned near-zero importance to every behavioural shortcut we found. All eight score below 10⁻⁴, because they are mutually redundant and six of them are numerically identical columns. Isolated two-protocol evaluation exposed them, and CICIDS2017 carries seven such pairs whose fourteen columns include ten that score exactly zero. The second is that chronological evaluation alone did not neutralise the shortcut created by disjoint attack windows. A timestamp-only probe still reached 98.6% nine-class accuracy under a per-class temporal split, against a 19.4% majority rate. On CICIDS2017 it collapses to 10.3%, so the sufficiency of temporal splitting is a corpus property to be measured, not assumed. The third is that the benign-trained autoencoder was anti-correlated with volumetric floods, reaching AUROC 0.0000 against PSH-ACK floods, which reconstruct more easily than benign traffic. For the corpus itself, a random split saturates the task. Eleven model pairs are indistinguishable and the ranking is uninterpretable. Under temporal evaluation the FT-Transformer leads and the boosted trees that dominated fall behind every neural detector and the linear model. Calibration follows the same pattern, near-perfect under a random split and degrading for nine of eleven detectors. We release the blacklist, transferability spectrum, frozen splits, two-protocol calibration, inference cost and trained models, so later GeNIS work starts from an audited protocol.</w:t>
+        <w:t xml:space="preserve">On shared intrusion-detection corpora, the first numbers published become reference numbers. GeNIS, released in 2025 from an independent CyberRange capture, is at that stage. We audit and benchmark it with eleven supervised and one unsupervised detector across three feature conditions, two protocols and five seeds, a campaign of 154 runs with paired significance tests. Three of the findings have methodological implications, and we re-run the audit on CICIDS2017 to test the two that an audit alone can reach. The first is that attribution-based auditing assigned near-zero importance to every behavioural shortcut we found. All eight score below 10⁻⁴, because they are mutually redundant and six of them are numerically identical columns. Isolated two-protocol evaluation exposed them, and CICIDS2017 carries seven such pairs whose fourteen columns include ten that score exactly zero. The second is that chronological evaluation alone did not neutralise the shortcut created by disjoint attack windows. A timestamp-only probe still reached 98.6% nine-class accuracy under a per-class temporal split, against a 19.4% majority rate. On CICIDS2017 it collapses to 10.3%, so the sufficiency of temporal splitting is a corpus property to be measured, not assumed. The third is that the benign-trained autoencoder was anti-correlated with volumetric floods, reaching AUROC 0.0000 against PSH-ACK floods, which reconstruct more easily than benign traffic. For the corpus itself, a random split saturates the task. Eleven model pairs are indistinguishable and the ranking is uninterpretable. Under temporal evaluation the FT-Transformer leads and the boosted trees that dominated fall behind every neural detector and the linear model. Calibration follows the same pattern, near-perfect under a random split and degrading for nine of eleven detectors. We release the blacklist, transferability spectrum, frozen splits, two-protocol calibration, inference cost and trained models, so later GeNIS work starts from an audited protocol.</w:t>
       </w:r>
     </w:p>
     <w:p>
@@ -4268,7 +4268,7 @@
           <w:sz w:val="24"/>
           <w:szCs w:val="24"/>
         </w:rPr>
-        <w:t xml:space="preserve">4.1 Clean stratified protocol</w:t>
+        <w:t xml:space="preserve">4.1 Stratified protocol</w:t>
       </w:r>
     </w:p>
     <w:p>

--- a/paper/GeNIS_benchmark_article.docx
+++ b/paper/GeNIS_benchmark_article.docx
@@ -16,7 +16,7 @@
           <w:sz w:val="34"/>
           <w:szCs w:val="34"/>
         </w:rPr>
-        <w:t xml:space="preserve">A Leakage-Audited Benchmark of Deep and Ensemble Detectors on the GeNIS 2025 Corpus: Calibration, Cost, and Class Imbalance under the Natural Distribution</w:t>
+        <w:t xml:space="preserve">A Leakage-Audited Benchmark of Eleven Detectors on the GeNIS 2025 Corpus: Calibration, Cost, and Protocol Robustness under the Natural Distribution</w:t>
       </w:r>
     </w:p>
     <w:p>
@@ -176,7 +176,7 @@
           <w:sz w:val="21"/>
           <w:szCs w:val="21"/>
         </w:rPr>
-        <w:t xml:space="preserve">On shared intrusion-detection corpora, the first numbers published become reference numbers. GeNIS, released in 2025 from an independent CyberRange capture, is at that stage. We audit and benchmark it with eleven supervised and one unsupervised detector across three feature conditions, two protocols and five seeds, a campaign of 154 runs with paired significance tests. Three of the findings have methodological implications, and we re-run the audit on CICIDS2017 to test the two that an audit alone can reach. The first is that attribution-based auditing assigned near-zero importance to every behavioural shortcut we found. All eight score below 10⁻⁴, because they are mutually redundant and six of them are numerically identical columns. Isolated two-protocol evaluation exposed them, and CICIDS2017 carries seven such pairs whose fourteen columns include ten that score exactly zero. The second is that chronological evaluation alone did not neutralise the shortcut created by disjoint attack windows. A timestamp-only probe still reached 98.6% nine-class accuracy under a per-class temporal split, against a 19.4% majority rate. On CICIDS2017 it collapses to 10.3%, so the sufficiency of temporal splitting is a corpus property to be measured, not assumed. The third is that the benign-trained autoencoder was anti-correlated with volumetric floods, reaching AUROC 0.0000 against PSH-ACK floods, which reconstruct more easily than benign traffic. For the corpus itself, a random split saturates the task. Eleven model pairs are indistinguishable and the ranking is uninterpretable. Under temporal evaluation the FT-Transformer leads and the boosted trees that dominated fall behind every neural detector and the linear model. Calibration follows the same pattern, near-perfect under a random split and degrading for nine of eleven detectors. We release the blacklist, transferability spectrum, frozen splits, two-protocol calibration, inference cost and trained models, so later GeNIS work starts from an audited protocol.</w:t>
+        <w:t xml:space="preserve">On shared intrusion-detection corpora, the first numbers published become reference numbers. GeNIS, released in 2025 from an independent CyberRange capture, is at that stage. We audit and benchmark it with eleven supervised and one unsupervised detector across three feature conditions, two protocols and five seeds, a campaign of 154 runs with paired significance tests. Three of the findings have methodological implications, and we re-run the audit on CICIDS2017 to test the two that an audit alone can reach. The first is that attribution-based auditing assigned near-zero importance to every behavioural shortcut we found. All eight score below 10⁻⁴, because they are mutually redundant and six of them are numerically identical columns. Isolated two-protocol evaluation exposed them, and CICIDS2017 carries seven such pairs whose fourteen columns include ten that score exactly zero. The second is that chronological evaluation alone did not neutralise the shortcut created by disjoint attack windows. A timestamp-only probe still reached 98.6% nine-class accuracy under a per-class temporal split, against a 19.4% majority rate. On CICIDS2017 it collapses to 10.3%, so the sufficiency of temporal splitting is a corpus property to be measured, not assumed. The third is that the benign-trained autoencoder was anti-correlated with volumetric floods, reaching AUROC 0.0000 against PSH-ACK floods, which reconstruct more easily than benign traffic. For the corpus itself, a random split saturates the task. Eleven model pairs are indistinguishable and the ranking is uninterpretable. Under temporal evaluation the FT-Transformer leads and the boosted trees that dominated fall behind every neural detector and the linear model. Calibration follows the same pattern, near-perfect under a random split and degrading for nine of eleven detectors. Cost separates what accuracy cannot. Logistic regression leads XGBoost on four of five measured axes, and trails the best temporal macro-F1 by 0.0020 at 1 097 times its throughput. We release the blacklist, transferability spectrum, frozen splits, two-protocol calibration, inference cost and trained models, so later GeNIS work starts from an audited protocol.</w:t>
       </w:r>
     </w:p>
     <w:p>

--- a/paper/GeNIS_benchmark_article.docx
+++ b/paper/GeNIS_benchmark_article.docx
@@ -176,7 +176,7 @@
           <w:sz w:val="21"/>
           <w:szCs w:val="21"/>
         </w:rPr>
-        <w:t xml:space="preserve">On shared intrusion-detection corpora, the first numbers published become reference numbers. GeNIS, released in 2025 from an independent CyberRange capture, is at that stage. We audit and benchmark it with eleven supervised and one unsupervised detector across three feature conditions, two protocols and five seeds, a campaign of 154 runs with paired significance tests. Three of the findings have methodological implications, and we re-run the audit on CICIDS2017 to test the two that an audit alone can reach. The first is that attribution-based auditing assigned near-zero importance to every behavioural shortcut we found. All eight score below 10⁻⁴, because they are mutually redundant and six of them are numerically identical columns. Isolated two-protocol evaluation exposed them, and CICIDS2017 carries seven such pairs whose fourteen columns include ten that score exactly zero. The second is that chronological evaluation alone did not neutralise the shortcut created by disjoint attack windows. A timestamp-only probe still reached 98.6% nine-class accuracy under a per-class temporal split, against a 19.4% majority rate. On CICIDS2017 it collapses to 10.3%, so the sufficiency of temporal splitting is a corpus property to be measured, not assumed. The third is that the benign-trained autoencoder was anti-correlated with volumetric floods, reaching AUROC 0.0000 against PSH-ACK floods, which reconstruct more easily than benign traffic. For the corpus itself, a random split saturates the task. Eleven model pairs are indistinguishable and the ranking is uninterpretable. Under temporal evaluation the FT-Transformer leads and the boosted trees that dominated fall behind every neural detector and the linear model. Calibration follows the same pattern, near-perfect under a random split and degrading for nine of eleven detectors. Cost separates what accuracy cannot. Logistic regression leads XGBoost on four of five measured axes, and trails the best temporal macro-F1 by 0.0020 at 1 097 times its throughput. We release the blacklist, transferability spectrum, frozen splits, two-protocol calibration, inference cost and trained models, so later GeNIS work starts from an audited protocol.</w:t>
+        <w:t xml:space="preserve">On shared intrusion-detection corpora, the first published numbers become reference numbers. GeNIS, released in 2025 from an independent CyberRange capture, is at that stage. We audit and benchmark it over 154 runs across three feature conditions, two protocols and five seeds, with paired tests. Three findings have methodological implications, and we re-run the audit on CICIDS2017 to test the two it can reach. Attribution-based auditing scored all eight behavioural shortcuts below 10⁻⁴, because they are mutually redundant and six numerically identical. Only isolated two-protocol evaluation exposed them. CICIDS2017 carries seven such pairs, ten of whose columns score zero. Chronological evaluation alone did not neutralise the shortcut disjoint attack windows create, a timestamp-only probe reaching 98.6% nine-class accuracy under a per-class temporal split against a 19.4% majority. On CICIDS2017 it falls to 10.3%, so whether temporal splitting suffices is a corpus property to measure. The benign-trained autoencoder reached AUROC 0.0000 against PSH-ACK floods, below chance overall. For the corpus itself, a random split saturates the task, leaving eleven model pairs indistinguishable and the ranking uninterpretable. Under temporal evaluation the FT-Transformer leads and the boosted trees that dominated fall behind every neural detector and the linear model. Calibration degrades the same way for nine of eleven detectors. On cost, logistic regression leads XGBoost on four of five measured axes, trailing the best temporal macro-F1 by 0.0020 at 1 097 times its throughput. We release the blacklist, splits, calibration, cost and models, so later GeNIS work starts from an audited protocol.</w:t>
       </w:r>
     </w:p>
     <w:p>

--- a/paper/GeNIS_benchmark_article.docx
+++ b/paper/GeNIS_benchmark_article.docx
@@ -202,7 +202,7 @@
           <w:sz w:val="21"/>
           <w:szCs w:val="21"/>
         </w:rPr>
-        <w:t xml:space="preserve">intrusion detection · GeNIS · benchmark · shortcut learning · data leakage · temporal evaluation · model calibration · inference cost</w:t>
+        <w:t xml:space="preserve">intrusion detection, GeNIS, benchmark, shortcut learning, data leakage, temporal evaluation, model calibration, inference cost</w:t>
       </w:r>
     </w:p>
     <w:p>

--- a/paper/GeNIS_benchmark_article.docx
+++ b/paper/GeNIS_benchmark_article.docx
@@ -30,7 +30,7 @@
           <w:sz w:val="24"/>
           <w:szCs w:val="24"/>
         </w:rPr>
-        <w:t xml:space="preserve">Ala Bahri</w:t>
+        <w:t xml:space="preserve">Mohamed Ala Eddine Bahri</w:t>
       </w:r>
       <w:r>
         <w:rPr>
@@ -39,7 +39,7 @@
           <w:szCs w:val="24"/>
           <w:vertAlign w:val="superscript"/>
         </w:rPr>
-        <w:t xml:space="preserve">a</w:t>
+        <w:t xml:space="preserve">a,*</w:t>
       </w:r>
       <w:r>
         <w:rPr>
@@ -140,6 +140,39 @@
           <w:szCs w:val="20"/>
         </w:rPr>
         <w:t xml:space="preserve"> Univ. Bordeaux, CNRS, Bordeaux INP, LaBRI, UMR 5800, F-33400 Talence, France</w:t>
+      </w:r>
+    </w:p>
+    <w:p>
+      <w:pPr>
+        <w:spacing w:after="320"/>
+        <w:jc w:val="center"/>
+      </w:pPr>
+      <w:r>
+        <w:rPr>
+          <w:rFonts w:ascii="Times New Roman" w:cs="Times New Roman" w:eastAsia="Times New Roman" w:hAnsi="Times New Roman"/>
+          <w:b w:val="false"/>
+          <w:bCs w:val="false"/>
+          <w:i w:val="false"/>
+          <w:iCs w:val="false"/>
+          <w:color w:val="444444"/>
+          <w:sz w:val="20"/>
+          <w:szCs w:val="20"/>
+          <w:vertAlign w:val="superscript"/>
+        </w:rPr>
+        <w:t xml:space="preserve">*</w:t>
+      </w:r>
+      <w:r>
+        <w:rPr>
+          <w:rFonts w:ascii="Times New Roman" w:cs="Times New Roman" w:eastAsia="Times New Roman" w:hAnsi="Times New Roman"/>
+          <w:b w:val="false"/>
+          <w:bCs w:val="false"/>
+          <w:i w:val="false"/>
+          <w:iCs w:val="false"/>
+          <w:color w:val="444444"/>
+          <w:sz w:val="20"/>
+          <w:szCs w:val="20"/>
+        </w:rPr>
+        <w:t xml:space="preserve"> Corresponding author.</w:t>
       </w:r>
     </w:p>
     <w:p>
@@ -41987,6 +42020,42 @@
     <w:p>
       <w:r>
         <w:br w:type="page"/>
+      </w:r>
+    </w:p>
+    <w:p>
+      <w:pPr>
+        <w:pStyle w:val="Heading1"/>
+        <w:keepNext/>
+        <w:spacing w:after="120" w:before="320"/>
+      </w:pPr>
+      <w:r>
+        <w:rPr>
+          <w:rFonts w:ascii="Calibri" w:cs="Calibri" w:eastAsia="Calibri" w:hAnsi="Calibri"/>
+          <w:b/>
+          <w:bCs/>
+          <w:color w:val="1F3864"/>
+          <w:sz w:val="28"/>
+          <w:szCs w:val="28"/>
+        </w:rPr>
+        <w:t xml:space="preserve">13. Declaration of competing interest</w:t>
+      </w:r>
+    </w:p>
+    <w:p>
+      <w:pPr>
+        <w:spacing w:after="120" w:line="276"/>
+        <w:jc w:val="both"/>
+      </w:pPr>
+      <w:r>
+        <w:rPr>
+          <w:rFonts w:ascii="Times New Roman" w:cs="Times New Roman" w:eastAsia="Times New Roman" w:hAnsi="Times New Roman"/>
+          <w:b w:val="false"/>
+          <w:bCs w:val="false"/>
+          <w:i w:val="false"/>
+          <w:iCs w:val="false"/>
+          <w:sz w:val="22"/>
+          <w:szCs w:val="22"/>
+        </w:rPr>
+        <w:t xml:space="preserve">The authors declare that they have no known competing financial interests or personal relationships that could have appeared to influence the work reported in this paper. This research did not receive any specific grant from funding agencies in the public, commercial, or not-for-profit sectors.</w:t>
       </w:r>
     </w:p>
     <w:p>

--- a/paper/GeNIS_benchmark_article.docx
+++ b/paper/GeNIS_benchmark_article.docx
@@ -16682,7 +16682,37 @@
           <w:sz w:val="22"/>
           <w:szCs w:val="22"/>
         </w:rPr>
-        <w:t xml:space="preserve"> scores 1.000 at 5 s, 1.000 at 30 s and 0.999 at 60 s, and the 0.685 the figure shows at 10 s is the mean of the three seeds it was drawn from, 0.999, 1.000 and 0.056, the last being the collapsed run described above. Over the five seeds now available that cell reads 0.811, which changes its value and not the reading. Set that seed aside and LightGBM classifies all nine families above 0.999 at 10 s as well. Were shorter windows fragmenting the low-rate brute-force pattern, the 5-second column would be the weakest. It is the strongest. We therefore read no window-length effect into the tree ensembles at all. The window-length effect this section documents is the DNN's, and that one is systematic rather than seed-driven. Its standard deviation stays between 0.002 and 0.019 while its mean falls by nearly half.</w:t>
+        <w:t xml:space="preserve"> scores 1.000 at 5 s, 1.000 at 30 s and 0.999 at 60 s, and the 0.685 the figure shows at 10 s is the mean of the three seeds it was drawn from, 0.999, 1.000 and 0.056, the last being the collapsed run described above. Over the five seeds now available that cell reads 0.811, which changes its value and not the reading. Set that seed aside and LightGBM classifies all nine families above 0.999 at 10 s as well. Were shorter windows fragmenting the low-rate brute-force pattern, the 5-second column would be the weakest. It is the strongest. We therefore read no window-length effect into the tree ensembles at all. The window-length effect this subsection first documented was the DNN's, and that one is systematic rather than seed-driven. Its standard deviation stays between 0.002 and 0.019 while its mean falls by nearly half.</w:t>
+      </w:r>
+    </w:p>
+    <w:p>
+      <w:pPr>
+        <w:spacing w:after="120" w:line="276"/>
+        <w:jc w:val="both"/>
+      </w:pPr>
+      <w:r>
+        <w:rPr>
+          <w:rFonts w:ascii="Times New Roman" w:cs="Times New Roman" w:eastAsia="Times New Roman" w:hAnsi="Times New Roman"/>
+          <w:b/>
+          <w:bCs/>
+          <w:i w:val="false"/>
+          <w:iCs w:val="false"/>
+          <w:sz w:val="22"/>
+          <w:szCs w:val="22"/>
+        </w:rPr>
+        <w:t xml:space="preserve">Six further detectors, and what they settle. </w:t>
+      </w:r>
+      <w:r>
+        <w:rPr>
+          <w:rFonts w:ascii="Times New Roman" w:cs="Times New Roman" w:eastAsia="Times New Roman" w:hAnsi="Times New Roman"/>
+          <w:b w:val="false"/>
+          <w:bCs w:val="false"/>
+          <w:i w:val="false"/>
+          <w:iCs w:val="false"/>
+          <w:sz w:val="22"/>
+          <w:szCs w:val="22"/>
+        </w:rPr>
+        <w:t xml:space="preserve">That study covered three detectors when this subsection was written and now covers nine. Two of the six added hold at every interval, k-NN never below 0.9931 and random forest never below 0.9998, so the stable group is not the boosted ensembles alone. The RNN takes one seed of three to 0.9163 at 10 s and stays above 0.9916 otherwise, which is the shape of LightGBM's failure and at the same interval. The CNN and logistic regression do what the DNN does and go further. One falls from 0.9942 at 60 s to 0.7388 at 30 s and 0.4620 at 5 s, the other from 0.9963 to 0.6076 and then 0.3831 at 10 s, both on all three seeds rather than on one. Naive Bayes moves the other way, from 0.4464 at 60 s to 0.7825 at 5 s, and we report that without offering a mechanism for it. What separates the two groups is not depth. k-NN is distance-based and holds, logistic regression is linear and does not.</w:t>
       </w:r>
     </w:p>
     <w:p>
@@ -35308,7 +35338,7 @@
         <w:t xml:space="preserve">Logistic regression.</w:t>
       </w:r>
       <w:r>
-        <w:t xml:space="preserve"> It reaches 0.9881 under the temporal protocol, second overall and ahead of both gradient-boosted ensembles and every recurrent or dense network, at 601 449 flows per second and a negligible model footprint. Its fitted temperature of 0.68 also leaves usable probability estimates. On this corpus, the quality-per-unit-cost argument favours it by a wide margin, and any claim that a deep architecture is required here has to answer that number first.</w:t>
+        <w:t xml:space="preserve"> It reaches 0.9881 under the temporal protocol, second overall and ahead of both gradient-boosted ensembles and every recurrent or dense network, at 601 449 flows per second and a negligible model footprint. Its fitted temperature of 0.68 also leaves usable probability estimates. On this corpus, the quality-per-unit-cost argument favours it by a wide margin at the 60-second interval, and only there. Section 6.4 measures it at 0.6076 at 30 s and 0.3831 at 10 s, so the recommendation holds where the aggregation window is the deployer's to fix and not otherwise. Any claim that a deep architecture is required here still has to answer the cost number first.</w:t>
       </w:r>
     </w:p>
     <w:p>
@@ -35324,7 +35354,7 @@
         <w:t xml:space="preserve">Robustness to the aggregation interval separates the families more sharply than accuracy does.</w:t>
       </w:r>
       <w:r>
-        <w:t xml:space="preserve"> The interval is an infrastructure parameter chosen by whoever deploys the exporter, not a property the detector controls, so sensitivity to it is a viability question. The tree ensembles are indifferent: XGBoost never falls below 0.9998 across its twenty runs, with a zero false-positive rate at every interval. The DNN is not: it falls from 0.9968 at 60 s to about 0.849 at 30 s on four of five seeds, with a fifth at 0.9879, and to roughly 0.51 at 10 and 5 s, with false-positive rates of 34 and 39% at the two shortest intervals. Combined with its weak showing under the temporal protocol (0.9773), the DNN is the one detector in this benchmark we would not deploy. We also record an instability on the other side. At the 10-second interval one LightGBM seed out of five collapsed to 0.8374 with a 7.71% false-positive rate while the other four stayed at or above 0.9999.</w:t>
+        <w:t xml:space="preserve"> The interval is an infrastructure parameter chosen by whoever deploys the exporter, not a property the detector controls, so sensitivity to it is a viability question. Four detectors are indifferent to it. XGBoost never falls below 0.9998 across its twenty runs, with a zero false-positive rate at every interval, and random forest and k-NN never fall below 0.9998 and 0.9931. LightGBM holds as well, apart from the single seed Section 6.4 documents. The DNN is not: it falls from 0.9968 at 60 s to about 0.849 at 30 s on four of five seeds, with a fifth at 0.9879, and to roughly 0.51 at 10 and 5 s, with false-positive rates of 34 and 39% at the two shortest intervals. Combined with its weak showing under the temporal protocol (0.9773), the DNN is the one detector in this benchmark we would not deploy. We also record an instability on the other side. At the 10-second interval one LightGBM seed out of five collapsed to 0.8374 with a 7.71% false-positive rate while the other four stayed at or above 0.9999.</w:t>
       </w:r>
     </w:p>
     <w:p>
@@ -35356,7 +35386,7 @@
         <w:t xml:space="preserve">What we would deploy on this corpus.</w:t>
       </w:r>
       <w:r>
-        <w:t xml:space="preserve"> Logistic regression as the default. It is ahead of XGBoost on four of the five axes we measure for both — batched throughput, median latency, tail latency and temporal macro-F1 — and behind on one, stratified macro-F1, which is the axis this paper spends its length arguing is not interpretable on this corpus. XGBoost where the aggregation interval is outside the deployer's control: it is the only detector shown to hold macro-F1 at or above 0.9999 at 5, 10, 30 and 60 s, and it is unchanged to four decimals by tuning. That is not a comparison with logistic regression, which the interval study does not cover, and stating it as one would be the error this paper documents elsewhere. The FT-Transformer only where 0.0020 of temporal macro-F1 is worth 1 097 times the cost per flow, and noting that its lead was obtained with a single untuned configuration. Random forest has the second-highest batched throughput at 58 151 flows/s, but needs 55 ms per flow and is last of the nine on temporal quality, so it is dominated wherever either of those binds. The k-nearest neighbours detector does not scale (621 flows/s, 11.4 MB, and fitted on a capped 50 000-flow subsample), and naive Bayes is not competitive at 0.4843. One limit applies to all of this. The temporal protocol yields a single deterministic partition, so the temporal column carries no variance estimate and small gaps in it should not be over-read.</w:t>
+        <w:t xml:space="preserve"> Logistic regression as the default at the 60-second interval. It is ahead of XGBoost on four of the five axes we measure for both — batched throughput, median latency, tail latency and temporal macro-F1 — and behind on one, stratified macro-F1, which is the axis this paper spends its length arguing is not interpretable on this corpus. XGBoost or random forest where the aggregation interval is outside the deployer's control. Both hold macro-F1 at or above 0.9998 at 5, 10, 30 and 60 s, and XGBoost is unchanged to four decimals by tuning. The interval study covers logistic regression now, and the comparison it was once unable to make comes out against it. The FT-Transformer only where 0.0020 of temporal macro-F1 is worth 1 097 times the cost per flow, and noting that its lead was obtained with a single untuned configuration. Random forest has the second-highest batched throughput at 58 151 flows/s, but needs 55 ms per flow and is last of the nine on temporal quality, so it is dominated wherever either of those binds. The k-nearest neighbours detector does not scale (621 flows/s, 11.4 MB, and fitted on a capped 50 000-flow subsample), and naive Bayes is not competitive at 0.4843. One limit applies to all of this. The temporal protocol yields a single deterministic partition, so the temporal column carries no variance estimate and small gaps in it should not be over-read.</w:t>
       </w:r>
     </w:p>
     <w:p>
@@ -35382,7 +35412,7 @@
           <w:sz w:val="18"/>
           <w:szCs w:val="18"/>
         </w:rPr>
-        <w:t xml:space="preserve">Viability of each detector on four axes, ordered by macro-F1 under the temporal protocol. Training time is deliberately absent: it was measured in a hosted runtime whose accelerator allocation varied between sessions (Section 9). The majority baseline is omitted, since it predicts a constant and has no viability to report. Interval robustness was measured for the three detectors carried through the multi-interval study; a fitted temperature far below one indicates near-deterministic posteriors rather than miscalibration. Throughput is the amortised measurement of Table 10, on the same corrected condition.</w:t>
+        <w:t xml:space="preserve">Viability of each detector on four axes, ordered by macro-F1 under the temporal protocol. Training time is deliberately absent: it was measured in a hosted runtime whose accelerator allocation varied between sessions (Section 9). The majority baseline is omitted, since it predicts a constant and has no viability to report. Interval robustness was measured for nine of the eleven detectors, the FT-Transformer excepted for the cost recorded in Section 9; a fitted temperature far below one indicates near-deterministic posteriors rather than miscalibration. Throughput is the amortised measurement of Table 10, on the same corrected condition.</w:t>
       </w:r>
     </w:p>
     <w:tbl>
@@ -35862,7 +35892,7 @@
                 <w:sz w:val="18"/>
                 <w:szCs w:val="18"/>
               </w:rPr>
-              <w:t xml:space="preserve">not measured</w:t>
+              <w:t xml:space="preserve">0.61 at 30 s, 0.38 at 10 s</w:t>
             </w:r>
           </w:p>
         </w:tc>
@@ -36019,7 +36049,7 @@
                 <w:sz w:val="18"/>
                 <w:szCs w:val="18"/>
               </w:rPr>
-              <w:t xml:space="preserve">not measured</w:t>
+              <w:t xml:space="preserve">0.74 at 30 s, 0.46 at 5 s</w:t>
             </w:r>
           </w:p>
         </w:tc>
@@ -36176,7 +36206,7 @@
                 <w:sz w:val="18"/>
                 <w:szCs w:val="18"/>
               </w:rPr>
-              <w:t xml:space="preserve">not measured</w:t>
+              <w:t xml:space="preserve">one seed at 0.92 at 10 s</w:t>
             </w:r>
           </w:p>
         </w:tc>
@@ -36804,7 +36834,7 @@
                 <w:sz w:val="18"/>
                 <w:szCs w:val="18"/>
               </w:rPr>
-              <w:t xml:space="preserve">not measured</w:t>
+              <w:t xml:space="preserve">≥ 0.9931 at every interval</w:t>
             </w:r>
           </w:p>
         </w:tc>
@@ -36961,7 +36991,7 @@
                 <w:sz w:val="18"/>
                 <w:szCs w:val="18"/>
               </w:rPr>
-              <w:t xml:space="preserve">not measured</w:t>
+              <w:t xml:space="preserve">≥ 0.9998 at every interval</w:t>
             </w:r>
           </w:p>
         </w:tc>
@@ -37118,7 +37148,7 @@
                 <w:sz w:val="18"/>
                 <w:szCs w:val="18"/>
               </w:rPr>
-              <w:t xml:space="preserve">not measured</w:t>
+              <w:t xml:space="preserve">rises to 0.78 at 5 s</w:t>
             </w:r>
           </w:p>
         </w:tc>

--- a/paper/GeNIS_benchmark_article.docx
+++ b/paper/GeNIS_benchmark_article.docx
@@ -41936,6 +41936,30 @@
           <w:sz w:val="22"/>
           <w:szCs w:val="22"/>
         </w:rPr>
+        <w:t xml:space="preserve">. A fourth addition extends the interval study of Section 6.4 from three detectors to nine, seventy-two runs over three seeds and three intervals, under experiments/e5 with its cell under </w:t>
+      </w:r>
+      <w:r>
+        <w:rPr>
+          <w:rFonts w:ascii="Consolas" w:cs="Consolas" w:eastAsia="Times New Roman" w:hAnsi="Consolas"/>
+          <w:b w:val="false"/>
+          <w:bCs w:val="false"/>
+          <w:i w:val="false"/>
+          <w:iCs w:val="false"/>
+          <w:sz w:val="22"/>
+          <w:szCs w:val="22"/>
+        </w:rPr>
+        <w:t xml:space="preserve">colab/</w:t>
+      </w:r>
+      <w:r>
+        <w:rPr>
+          <w:rFonts w:ascii="Times New Roman" w:cs="Times New Roman" w:eastAsia="Times New Roman" w:hAnsi="Times New Roman"/>
+          <w:b w:val="false"/>
+          <w:bCs w:val="false"/>
+          <w:i w:val="false"/>
+          <w:iCs w:val="false"/>
+          <w:sz w:val="22"/>
+          <w:szCs w:val="22"/>
+        </w:rPr>
         <w:t xml:space="preserve">. Tables 2, 7, 8, 10 and 13 and Figures 5, 9, 10, 11, 14 and 18 are computed from that campaign by the scripts under </w:t>
       </w:r>
       <w:r>
@@ -42086,6 +42110,42 @@
           <w:szCs w:val="22"/>
         </w:rPr>
         <w:t xml:space="preserve">The authors declare that they have no known competing financial interests or personal relationships that could have appeared to influence the work reported in this paper. This research did not receive any specific grant from funding agencies in the public, commercial, or not-for-profit sectors.</w:t>
+      </w:r>
+    </w:p>
+    <w:p>
+      <w:pPr>
+        <w:pStyle w:val="Heading1"/>
+        <w:keepNext/>
+        <w:spacing w:after="120" w:before="320"/>
+      </w:pPr>
+      <w:r>
+        <w:rPr>
+          <w:rFonts w:ascii="Calibri" w:cs="Calibri" w:eastAsia="Calibri" w:hAnsi="Calibri"/>
+          <w:b/>
+          <w:bCs/>
+          <w:color w:val="1F3864"/>
+          <w:sz w:val="28"/>
+          <w:szCs w:val="28"/>
+        </w:rPr>
+        <w:t xml:space="preserve">14. CRediT authorship contribution statement</w:t>
+      </w:r>
+    </w:p>
+    <w:p>
+      <w:pPr>
+        <w:spacing w:after="120" w:line="276"/>
+        <w:jc w:val="both"/>
+      </w:pPr>
+      <w:r>
+        <w:rPr>
+          <w:rFonts w:ascii="Times New Roman" w:cs="Times New Roman" w:eastAsia="Times New Roman" w:hAnsi="Times New Roman"/>
+          <w:b w:val="false"/>
+          <w:bCs w:val="false"/>
+          <w:i w:val="false"/>
+          <w:iCs w:val="false"/>
+          <w:sz w:val="22"/>
+          <w:szCs w:val="22"/>
+        </w:rPr>
+        <w:t xml:space="preserve">Mohamed Ala Eddine Bahri: Conceptualization, Methodology, Software, Validation, Formal analysis, Investigation, Data curation, Writing – original draft, Visualization. Farah Jemili: Conceptualization, Methodology, Supervision, Writing – review and editing. Mohamed Mosbah: Supervision, Writing – review and editing.</w:t>
       </w:r>
     </w:p>
     <w:p>

--- a/paper/GeNIS_benchmark_article.docx
+++ b/paper/GeNIS_benchmark_article.docx
@@ -16,7 +16,7 @@
           <w:sz w:val="34"/>
           <w:szCs w:val="34"/>
         </w:rPr>
-        <w:t xml:space="preserve">A Leakage-Audited Benchmark of Eleven Detectors on the GeNIS 2025 Corpus: Calibration, Cost, and Protocol Robustness under the Natural Distribution</w:t>
+        <w:t xml:space="preserve">A Shortcut-Audited Benchmark of Eleven Detectors on the GeNIS 2025 Corpus: Calibration, Cost, and Protocol Robustness under the Natural Distribution</w:t>
       </w:r>
     </w:p>
     <w:p>
@@ -209,7 +209,7 @@
           <w:sz w:val="21"/>
           <w:szCs w:val="21"/>
         </w:rPr>
-        <w:t xml:space="preserve">On shared intrusion-detection corpora, the first published numbers become reference numbers.